--- a/data/outputs/v2/General_Science/SS3.4_Magnetism_and_Electromagnetic_Induction/General_Science_Magnetism_and_Electromagnetic_Induction_CBE_LessonSequence.docx
+++ b/data/outputs/v2/General_Science/SS3.4_Magnetism_and_Electromagnetic_Induction/General_Science_Magnetism_and_Electromagnetic_Induction_CBE_LessonSequence.docx
@@ -3206,40 +3206,24 @@
             <w:pPr>
               <w:spacing w:after="20" w:before="0"/>
             </w:pPr>
-            <w:hyperlink w:history="1" r:id="rIdkfist-lyouwjqcjv3rxrp">
-              <w:r>
-                <w:rPr>
-                  <w:rFonts w:ascii="Arial" w:cs="Arial" w:eastAsia="Arial" w:hAnsi="Arial"/>
-                  <w:color w:val="2E75B6"/>
-                  <w:sz w:val="16"/>
-                  <w:szCs w:val="16"/>
-                  <w:u w:val="single" w:color="2E75B6"/>
-                </w:rPr>
-                <w:t xml:space="preserve">Magnetism, light and the magneto optic Kerr effect</w:t>
-              </w:r>
-            </w:hyperlink>
+            <w:r>
+              <w:rPr>
+                <w:rFonts w:ascii="Arial" w:cs="Arial" w:eastAsia="Arial" w:hAnsi="Arial"/>
+                <w:i/>
+                <w:iCs/>
+                <w:color w:val="595959"/>
+                <w:sz w:val="16"/>
+                <w:szCs w:val="16"/>
+              </w:rPr>
+              <w:t xml:space="preserve">No closely matching video in the ARES library for this activity.</w:t>
+            </w:r>
           </w:p>
           <w:p>
             <w:pPr>
               <w:spacing w:after="10" w:before="0"/>
               <w:ind w:left="120"/>
             </w:pPr>
-            <w:r>
-              <w:rPr>
-                <w:rFonts w:ascii="Arial" w:cs="Arial" w:eastAsia="Arial" w:hAnsi="Arial"/>
-                <w:color w:val="595959"/>
-                <w:sz w:val="14"/>
-                <w:szCs w:val="14"/>
-              </w:rPr>
-              <w:t xml:space="preserve">Source: Khan Academy (English - US curriculum)</w:t>
-            </w:r>
-          </w:p>
-          <w:p>
-            <w:pPr>
-              <w:spacing w:after="10" w:before="0"/>
-              <w:ind w:left="120"/>
-            </w:pPr>
-            <w:hyperlink w:history="1" r:id="rIdebjlwbe1zyxyl5wwia2et">
+            <w:hyperlink w:history="1" r:id="rIdnzsf95np22od1lx3tjckm">
               <w:r>
                 <w:rPr>
                   <w:rFonts w:ascii="Arial" w:cs="Arial" w:eastAsia="Arial" w:hAnsi="Arial"/>
@@ -3248,9 +3232,24 @@
                   <w:szCs w:val="14"/>
                   <w:u w:val="single" w:color="595959"/>
                 </w:rPr>
-                <w:t xml:space="preserve">🔍 Search ARES for similar videos</w:t>
+                <w:t xml:space="preserve">🔍 Search ARES for videos</w:t>
               </w:r>
             </w:hyperlink>
+          </w:p>
+          <w:p>
+            <w:pPr>
+              <w:spacing w:after="10" w:before="0"/>
+              <w:ind w:left="120"/>
+            </w:pPr>
+            <w:r>
+              <w:rPr>
+                <w:rFonts w:ascii="Arial" w:cs="Arial" w:eastAsia="Arial" w:hAnsi="Arial"/>
+                <w:color w:val="595959"/>
+                <w:sz w:val="14"/>
+                <w:szCs w:val="14"/>
+              </w:rPr>
+              <w:t xml:space="preserve">Search terms: magnetism electromagnetic induction magnetisation</w:t>
+            </w:r>
           </w:p>
           <w:p>
             <w:pPr>
@@ -3277,47 +3276,31 @@
                 <w:sz w:val="16"/>
                 <w:szCs w:val="16"/>
               </w:rPr>
-              <w:t xml:space="preserve">📖 HTML:</w:t>
+              <w:t xml:space="preserve">📖 READING:</w:t>
             </w:r>
           </w:p>
           <w:p>
             <w:pPr>
               <w:spacing w:after="20" w:before="0"/>
             </w:pPr>
-            <w:hyperlink w:history="1" r:id="rId4n8kyjf0oksheyxup1lrp">
-              <w:r>
-                <w:rPr>
-                  <w:rFonts w:ascii="Arial" w:cs="Arial" w:eastAsia="Arial" w:hAnsi="Arial"/>
-                  <w:color w:val="2E75B6"/>
-                  <w:sz w:val="16"/>
-                  <w:szCs w:val="16"/>
-                  <w:u w:val="single" w:color="2E75B6"/>
-                </w:rPr>
-                <w:t xml:space="preserve">Study of Space by the Electromagnetic Spectrum (Flexbook)</w:t>
-              </w:r>
-            </w:hyperlink>
+            <w:r>
+              <w:rPr>
+                <w:rFonts w:ascii="Arial" w:cs="Arial" w:eastAsia="Arial" w:hAnsi="Arial"/>
+                <w:i/>
+                <w:iCs/>
+                <w:color w:val="595959"/>
+                <w:sz w:val="16"/>
+                <w:szCs w:val="16"/>
+              </w:rPr>
+              <w:t xml:space="preserve">No closely matching reading in the ARES library for this activity.</w:t>
+            </w:r>
           </w:p>
           <w:p>
             <w:pPr>
               <w:spacing w:after="10" w:before="0"/>
               <w:ind w:left="120"/>
             </w:pPr>
-            <w:r>
-              <w:rPr>
-                <w:rFonts w:ascii="Arial" w:cs="Arial" w:eastAsia="Arial" w:hAnsi="Arial"/>
-                <w:color w:val="595959"/>
-                <w:sz w:val="14"/>
-                <w:szCs w:val="14"/>
-              </w:rPr>
-              <w:t xml:space="preserve">Source: CK-12</w:t>
-            </w:r>
-          </w:p>
-          <w:p>
-            <w:pPr>
-              <w:spacing w:after="10" w:before="0"/>
-              <w:ind w:left="120"/>
-            </w:pPr>
-            <w:hyperlink w:history="1" r:id="rIdmtswvyzyxnttiayo2iwif">
+            <w:hyperlink w:history="1" r:id="rIdiczpay9h4vb8qebtmcsmj">
               <w:r>
                 <w:rPr>
                   <w:rFonts w:ascii="Arial" w:cs="Arial" w:eastAsia="Arial" w:hAnsi="Arial"/>
@@ -3326,9 +3309,24 @@
                   <w:szCs w:val="14"/>
                   <w:u w:val="single" w:color="595959"/>
                 </w:rPr>
-                <w:t xml:space="preserve">🔍 Search ARES for similar readings</w:t>
+                <w:t xml:space="preserve">🔍 Search ARES for readings</w:t>
               </w:r>
             </w:hyperlink>
+          </w:p>
+          <w:p>
+            <w:pPr>
+              <w:spacing w:after="10" w:before="0"/>
+              <w:ind w:left="120"/>
+            </w:pPr>
+            <w:r>
+              <w:rPr>
+                <w:rFonts w:ascii="Arial" w:cs="Arial" w:eastAsia="Arial" w:hAnsi="Arial"/>
+                <w:color w:val="595959"/>
+                <w:sz w:val="14"/>
+                <w:szCs w:val="14"/>
+              </w:rPr>
+              <w:t xml:space="preserve">Search terms: magnetism electromagnetic induction magnetisation</w:t>
+            </w:r>
           </w:p>
         </w:tc>
         <w:tc>
@@ -3512,40 +3510,24 @@
             <w:pPr>
               <w:spacing w:after="20" w:before="0"/>
             </w:pPr>
-            <w:hyperlink w:history="1" r:id="rIdfb_6um_idsmcnkgamdz5v">
-              <w:r>
-                <w:rPr>
-                  <w:rFonts w:ascii="Arial" w:cs="Arial" w:eastAsia="Arial" w:hAnsi="Arial"/>
-                  <w:color w:val="2E75B6"/>
-                  <w:sz w:val="16"/>
-                  <w:szCs w:val="16"/>
-                  <w:u w:val="single" w:color="2E75B6"/>
-                </w:rPr>
-                <w:t xml:space="preserve">Magnetism, light and the magneto optic Kerr effect</w:t>
-              </w:r>
-            </w:hyperlink>
+            <w:r>
+              <w:rPr>
+                <w:rFonts w:ascii="Arial" w:cs="Arial" w:eastAsia="Arial" w:hAnsi="Arial"/>
+                <w:i/>
+                <w:iCs/>
+                <w:color w:val="595959"/>
+                <w:sz w:val="16"/>
+                <w:szCs w:val="16"/>
+              </w:rPr>
+              <w:t xml:space="preserve">No closely matching video in the ARES library for this activity.</w:t>
+            </w:r>
           </w:p>
           <w:p>
             <w:pPr>
               <w:spacing w:after="10" w:before="0"/>
               <w:ind w:left="120"/>
             </w:pPr>
-            <w:r>
-              <w:rPr>
-                <w:rFonts w:ascii="Arial" w:cs="Arial" w:eastAsia="Arial" w:hAnsi="Arial"/>
-                <w:color w:val="595959"/>
-                <w:sz w:val="14"/>
-                <w:szCs w:val="14"/>
-              </w:rPr>
-              <w:t xml:space="preserve">Source: Khan Academy (English - US curriculum)</w:t>
-            </w:r>
-          </w:p>
-          <w:p>
-            <w:pPr>
-              <w:spacing w:after="10" w:before="0"/>
-              <w:ind w:left="120"/>
-            </w:pPr>
-            <w:hyperlink w:history="1" r:id="rIdpkeq1clrzl4bexq0xbn5c">
+            <w:hyperlink w:history="1" r:id="rIdty2nnenmxnhivlkfipycd">
               <w:r>
                 <w:rPr>
                   <w:rFonts w:ascii="Arial" w:cs="Arial" w:eastAsia="Arial" w:hAnsi="Arial"/>
@@ -3554,9 +3536,24 @@
                   <w:szCs w:val="14"/>
                   <w:u w:val="single" w:color="595959"/>
                 </w:rPr>
-                <w:t xml:space="preserve">🔍 Search ARES for similar videos</w:t>
+                <w:t xml:space="preserve">🔍 Search ARES for videos</w:t>
               </w:r>
             </w:hyperlink>
+          </w:p>
+          <w:p>
+            <w:pPr>
+              <w:spacing w:after="10" w:before="0"/>
+              <w:ind w:left="120"/>
+            </w:pPr>
+            <w:r>
+              <w:rPr>
+                <w:rFonts w:ascii="Arial" w:cs="Arial" w:eastAsia="Arial" w:hAnsi="Arial"/>
+                <w:color w:val="595959"/>
+                <w:sz w:val="14"/>
+                <w:szCs w:val="14"/>
+              </w:rPr>
+              <w:t xml:space="preserve">Search terms: magnetism electromagnetic induction magnetisation</w:t>
+            </w:r>
           </w:p>
           <w:p>
             <w:pPr>
@@ -3583,47 +3580,31 @@
                 <w:sz w:val="16"/>
                 <w:szCs w:val="16"/>
               </w:rPr>
-              <w:t xml:space="preserve">📖 HTML:</w:t>
+              <w:t xml:space="preserve">📖 READING:</w:t>
             </w:r>
           </w:p>
           <w:p>
             <w:pPr>
               <w:spacing w:after="20" w:before="0"/>
             </w:pPr>
-            <w:hyperlink w:history="1" r:id="rId9dr_sqp7com6fvhyxbf_2">
-              <w:r>
-                <w:rPr>
-                  <w:rFonts w:ascii="Arial" w:cs="Arial" w:eastAsia="Arial" w:hAnsi="Arial"/>
-                  <w:color w:val="2E75B6"/>
-                  <w:sz w:val="16"/>
-                  <w:szCs w:val="16"/>
-                  <w:u w:val="single" w:color="2E75B6"/>
-                </w:rPr>
-                <w:t xml:space="preserve">Study of Space by the Electromagnetic Spectrum (Flexbook)</w:t>
-              </w:r>
-            </w:hyperlink>
+            <w:r>
+              <w:rPr>
+                <w:rFonts w:ascii="Arial" w:cs="Arial" w:eastAsia="Arial" w:hAnsi="Arial"/>
+                <w:i/>
+                <w:iCs/>
+                <w:color w:val="595959"/>
+                <w:sz w:val="16"/>
+                <w:szCs w:val="16"/>
+              </w:rPr>
+              <w:t xml:space="preserve">No closely matching reading in the ARES library for this activity.</w:t>
+            </w:r>
           </w:p>
           <w:p>
             <w:pPr>
               <w:spacing w:after="10" w:before="0"/>
               <w:ind w:left="120"/>
             </w:pPr>
-            <w:r>
-              <w:rPr>
-                <w:rFonts w:ascii="Arial" w:cs="Arial" w:eastAsia="Arial" w:hAnsi="Arial"/>
-                <w:color w:val="595959"/>
-                <w:sz w:val="14"/>
-                <w:szCs w:val="14"/>
-              </w:rPr>
-              <w:t xml:space="preserve">Source: CK-12</w:t>
-            </w:r>
-          </w:p>
-          <w:p>
-            <w:pPr>
-              <w:spacing w:after="10" w:before="0"/>
-              <w:ind w:left="120"/>
-            </w:pPr>
-            <w:hyperlink w:history="1" r:id="rIdqtjnl-i0thgp2oby7acle">
+            <w:hyperlink w:history="1" r:id="rIdahsv4wcgiqqs9pglohvj-">
               <w:r>
                 <w:rPr>
                   <w:rFonts w:ascii="Arial" w:cs="Arial" w:eastAsia="Arial" w:hAnsi="Arial"/>
@@ -3632,9 +3613,24 @@
                   <w:szCs w:val="14"/>
                   <w:u w:val="single" w:color="595959"/>
                 </w:rPr>
-                <w:t xml:space="preserve">🔍 Search ARES for similar readings</w:t>
+                <w:t xml:space="preserve">🔍 Search ARES for readings</w:t>
               </w:r>
             </w:hyperlink>
+          </w:p>
+          <w:p>
+            <w:pPr>
+              <w:spacing w:after="10" w:before="0"/>
+              <w:ind w:left="120"/>
+            </w:pPr>
+            <w:r>
+              <w:rPr>
+                <w:rFonts w:ascii="Arial" w:cs="Arial" w:eastAsia="Arial" w:hAnsi="Arial"/>
+                <w:color w:val="595959"/>
+                <w:sz w:val="14"/>
+                <w:szCs w:val="14"/>
+              </w:rPr>
+              <w:t xml:space="preserve">Search terms: magnetism electromagnetic induction magnetisation</w:t>
+            </w:r>
           </w:p>
         </w:tc>
         <w:tc>
@@ -3818,40 +3814,24 @@
             <w:pPr>
               <w:spacing w:after="20" w:before="0"/>
             </w:pPr>
-            <w:hyperlink w:history="1" r:id="rIdjtddto-pq3wtwk7u6mze_">
-              <w:r>
-                <w:rPr>
-                  <w:rFonts w:ascii="Arial" w:cs="Arial" w:eastAsia="Arial" w:hAnsi="Arial"/>
-                  <w:color w:val="2E75B6"/>
-                  <w:sz w:val="16"/>
-                  <w:szCs w:val="16"/>
-                  <w:u w:val="single" w:color="2E75B6"/>
-                </w:rPr>
-                <w:t xml:space="preserve">Magnetism, light and the magneto optic Kerr effect</w:t>
-              </w:r>
-            </w:hyperlink>
+            <w:r>
+              <w:rPr>
+                <w:rFonts w:ascii="Arial" w:cs="Arial" w:eastAsia="Arial" w:hAnsi="Arial"/>
+                <w:i/>
+                <w:iCs/>
+                <w:color w:val="595959"/>
+                <w:sz w:val="16"/>
+                <w:szCs w:val="16"/>
+              </w:rPr>
+              <w:t xml:space="preserve">No closely matching video in the ARES library for this activity.</w:t>
+            </w:r>
           </w:p>
           <w:p>
             <w:pPr>
               <w:spacing w:after="10" w:before="0"/>
               <w:ind w:left="120"/>
             </w:pPr>
-            <w:r>
-              <w:rPr>
-                <w:rFonts w:ascii="Arial" w:cs="Arial" w:eastAsia="Arial" w:hAnsi="Arial"/>
-                <w:color w:val="595959"/>
-                <w:sz w:val="14"/>
-                <w:szCs w:val="14"/>
-              </w:rPr>
-              <w:t xml:space="preserve">Source: Khan Academy (English - US curriculum)</w:t>
-            </w:r>
-          </w:p>
-          <w:p>
-            <w:pPr>
-              <w:spacing w:after="10" w:before="0"/>
-              <w:ind w:left="120"/>
-            </w:pPr>
-            <w:hyperlink w:history="1" r:id="rId0zhawoo4nhtuh8huhsnwg">
+            <w:hyperlink w:history="1" r:id="rIdfhllc-5hiedh6k0j9q1iz">
               <w:r>
                 <w:rPr>
                   <w:rFonts w:ascii="Arial" w:cs="Arial" w:eastAsia="Arial" w:hAnsi="Arial"/>
@@ -3860,9 +3840,24 @@
                   <w:szCs w:val="14"/>
                   <w:u w:val="single" w:color="595959"/>
                 </w:rPr>
-                <w:t xml:space="preserve">🔍 Search ARES for similar videos</w:t>
+                <w:t xml:space="preserve">🔍 Search ARES for videos</w:t>
               </w:r>
             </w:hyperlink>
+          </w:p>
+          <w:p>
+            <w:pPr>
+              <w:spacing w:after="10" w:before="0"/>
+              <w:ind w:left="120"/>
+            </w:pPr>
+            <w:r>
+              <w:rPr>
+                <w:rFonts w:ascii="Arial" w:cs="Arial" w:eastAsia="Arial" w:hAnsi="Arial"/>
+                <w:color w:val="595959"/>
+                <w:sz w:val="14"/>
+                <w:szCs w:val="14"/>
+              </w:rPr>
+              <w:t xml:space="preserve">Search terms: magnetism electromagnetic induction magnetisation</w:t>
+            </w:r>
           </w:p>
           <w:p>
             <w:pPr>
@@ -3889,47 +3884,31 @@
                 <w:sz w:val="16"/>
                 <w:szCs w:val="16"/>
               </w:rPr>
-              <w:t xml:space="preserve">📖 HTML:</w:t>
+              <w:t xml:space="preserve">📖 READING:</w:t>
             </w:r>
           </w:p>
           <w:p>
             <w:pPr>
               <w:spacing w:after="20" w:before="0"/>
             </w:pPr>
-            <w:hyperlink w:history="1" r:id="rIdzvmomcvmi7iavgnzoe-k7">
-              <w:r>
-                <w:rPr>
-                  <w:rFonts w:ascii="Arial" w:cs="Arial" w:eastAsia="Arial" w:hAnsi="Arial"/>
-                  <w:color w:val="2E75B6"/>
-                  <w:sz w:val="16"/>
-                  <w:szCs w:val="16"/>
-                  <w:u w:val="single" w:color="2E75B6"/>
-                </w:rPr>
-                <w:t xml:space="preserve">Study of Space by the Electromagnetic Spectrum (Flexbook)</w:t>
-              </w:r>
-            </w:hyperlink>
+            <w:r>
+              <w:rPr>
+                <w:rFonts w:ascii="Arial" w:cs="Arial" w:eastAsia="Arial" w:hAnsi="Arial"/>
+                <w:i/>
+                <w:iCs/>
+                <w:color w:val="595959"/>
+                <w:sz w:val="16"/>
+                <w:szCs w:val="16"/>
+              </w:rPr>
+              <w:t xml:space="preserve">No closely matching reading in the ARES library for this activity.</w:t>
+            </w:r>
           </w:p>
           <w:p>
             <w:pPr>
               <w:spacing w:after="10" w:before="0"/>
               <w:ind w:left="120"/>
             </w:pPr>
-            <w:r>
-              <w:rPr>
-                <w:rFonts w:ascii="Arial" w:cs="Arial" w:eastAsia="Arial" w:hAnsi="Arial"/>
-                <w:color w:val="595959"/>
-                <w:sz w:val="14"/>
-                <w:szCs w:val="14"/>
-              </w:rPr>
-              <w:t xml:space="preserve">Source: CK-12</w:t>
-            </w:r>
-          </w:p>
-          <w:p>
-            <w:pPr>
-              <w:spacing w:after="10" w:before="0"/>
-              <w:ind w:left="120"/>
-            </w:pPr>
-            <w:hyperlink w:history="1" r:id="rId7cghxv9qhbajp0ie9wfsx">
+            <w:hyperlink w:history="1" r:id="rIdebxxyl-vgbrfal1pbwtyh">
               <w:r>
                 <w:rPr>
                   <w:rFonts w:ascii="Arial" w:cs="Arial" w:eastAsia="Arial" w:hAnsi="Arial"/>
@@ -3938,9 +3917,24 @@
                   <w:szCs w:val="14"/>
                   <w:u w:val="single" w:color="595959"/>
                 </w:rPr>
-                <w:t xml:space="preserve">🔍 Search ARES for similar readings</w:t>
+                <w:t xml:space="preserve">🔍 Search ARES for readings</w:t>
               </w:r>
             </w:hyperlink>
+          </w:p>
+          <w:p>
+            <w:pPr>
+              <w:spacing w:after="10" w:before="0"/>
+              <w:ind w:left="120"/>
+            </w:pPr>
+            <w:r>
+              <w:rPr>
+                <w:rFonts w:ascii="Arial" w:cs="Arial" w:eastAsia="Arial" w:hAnsi="Arial"/>
+                <w:color w:val="595959"/>
+                <w:sz w:val="14"/>
+                <w:szCs w:val="14"/>
+              </w:rPr>
+              <w:t xml:space="preserve">Search terms: magnetism electromagnetic induction magnetisation</w:t>
+            </w:r>
           </w:p>
         </w:tc>
         <w:tc>
@@ -4124,40 +4118,24 @@
             <w:pPr>
               <w:spacing w:after="20" w:before="0"/>
             </w:pPr>
-            <w:hyperlink w:history="1" r:id="rIdkysdmeww1x9uk43alzll8">
-              <w:r>
-                <w:rPr>
-                  <w:rFonts w:ascii="Arial" w:cs="Arial" w:eastAsia="Arial" w:hAnsi="Arial"/>
-                  <w:color w:val="2E75B6"/>
-                  <w:sz w:val="16"/>
-                  <w:szCs w:val="16"/>
-                  <w:u w:val="single" w:color="2E75B6"/>
-                </w:rPr>
-                <w:t xml:space="preserve">Magnetism, light and the magneto optic Kerr effect</w:t>
-              </w:r>
-            </w:hyperlink>
+            <w:r>
+              <w:rPr>
+                <w:rFonts w:ascii="Arial" w:cs="Arial" w:eastAsia="Arial" w:hAnsi="Arial"/>
+                <w:i/>
+                <w:iCs/>
+                <w:color w:val="595959"/>
+                <w:sz w:val="16"/>
+                <w:szCs w:val="16"/>
+              </w:rPr>
+              <w:t xml:space="preserve">No closely matching video in the ARES library for this activity.</w:t>
+            </w:r>
           </w:p>
           <w:p>
             <w:pPr>
               <w:spacing w:after="10" w:before="0"/>
               <w:ind w:left="120"/>
             </w:pPr>
-            <w:r>
-              <w:rPr>
-                <w:rFonts w:ascii="Arial" w:cs="Arial" w:eastAsia="Arial" w:hAnsi="Arial"/>
-                <w:color w:val="595959"/>
-                <w:sz w:val="14"/>
-                <w:szCs w:val="14"/>
-              </w:rPr>
-              <w:t xml:space="preserve">Source: Khan Academy (English - US curriculum)</w:t>
-            </w:r>
-          </w:p>
-          <w:p>
-            <w:pPr>
-              <w:spacing w:after="10" w:before="0"/>
-              <w:ind w:left="120"/>
-            </w:pPr>
-            <w:hyperlink w:history="1" r:id="rIdpfhgfwhwba3ibamd2wajd">
+            <w:hyperlink w:history="1" r:id="rIdxffepipdo9e8gqlejiers">
               <w:r>
                 <w:rPr>
                   <w:rFonts w:ascii="Arial" w:cs="Arial" w:eastAsia="Arial" w:hAnsi="Arial"/>
@@ -4166,9 +4144,24 @@
                   <w:szCs w:val="14"/>
                   <w:u w:val="single" w:color="595959"/>
                 </w:rPr>
-                <w:t xml:space="preserve">🔍 Search ARES for similar videos</w:t>
+                <w:t xml:space="preserve">🔍 Search ARES for videos</w:t>
               </w:r>
             </w:hyperlink>
+          </w:p>
+          <w:p>
+            <w:pPr>
+              <w:spacing w:after="10" w:before="0"/>
+              <w:ind w:left="120"/>
+            </w:pPr>
+            <w:r>
+              <w:rPr>
+                <w:rFonts w:ascii="Arial" w:cs="Arial" w:eastAsia="Arial" w:hAnsi="Arial"/>
+                <w:color w:val="595959"/>
+                <w:sz w:val="14"/>
+                <w:szCs w:val="14"/>
+              </w:rPr>
+              <w:t xml:space="preserve">Search terms: magnetism electromagnetic induction magnetisation</w:t>
+            </w:r>
           </w:p>
           <w:p>
             <w:pPr>
@@ -4195,47 +4188,31 @@
                 <w:sz w:val="16"/>
                 <w:szCs w:val="16"/>
               </w:rPr>
-              <w:t xml:space="preserve">📖 HTML:</w:t>
+              <w:t xml:space="preserve">📖 READING:</w:t>
             </w:r>
           </w:p>
           <w:p>
             <w:pPr>
               <w:spacing w:after="20" w:before="0"/>
             </w:pPr>
-            <w:hyperlink w:history="1" r:id="rId8vnjd7rfdeou4r9zxow06">
-              <w:r>
-                <w:rPr>
-                  <w:rFonts w:ascii="Arial" w:cs="Arial" w:eastAsia="Arial" w:hAnsi="Arial"/>
-                  <w:color w:val="2E75B6"/>
-                  <w:sz w:val="16"/>
-                  <w:szCs w:val="16"/>
-                  <w:u w:val="single" w:color="2E75B6"/>
-                </w:rPr>
-                <w:t xml:space="preserve">Study of Space by the Electromagnetic Spectrum (Flexbook)</w:t>
-              </w:r>
-            </w:hyperlink>
+            <w:r>
+              <w:rPr>
+                <w:rFonts w:ascii="Arial" w:cs="Arial" w:eastAsia="Arial" w:hAnsi="Arial"/>
+                <w:i/>
+                <w:iCs/>
+                <w:color w:val="595959"/>
+                <w:sz w:val="16"/>
+                <w:szCs w:val="16"/>
+              </w:rPr>
+              <w:t xml:space="preserve">No closely matching reading in the ARES library for this activity.</w:t>
+            </w:r>
           </w:p>
           <w:p>
             <w:pPr>
               <w:spacing w:after="10" w:before="0"/>
               <w:ind w:left="120"/>
             </w:pPr>
-            <w:r>
-              <w:rPr>
-                <w:rFonts w:ascii="Arial" w:cs="Arial" w:eastAsia="Arial" w:hAnsi="Arial"/>
-                <w:color w:val="595959"/>
-                <w:sz w:val="14"/>
-                <w:szCs w:val="14"/>
-              </w:rPr>
-              <w:t xml:space="preserve">Source: CK-12</w:t>
-            </w:r>
-          </w:p>
-          <w:p>
-            <w:pPr>
-              <w:spacing w:after="10" w:before="0"/>
-              <w:ind w:left="120"/>
-            </w:pPr>
-            <w:hyperlink w:history="1" r:id="rIdzlfblhs0vbqxzy1th7l54">
+            <w:hyperlink w:history="1" r:id="rId5zgckijccvhxzjfgo1g7t">
               <w:r>
                 <w:rPr>
                   <w:rFonts w:ascii="Arial" w:cs="Arial" w:eastAsia="Arial" w:hAnsi="Arial"/>
@@ -4244,9 +4221,24 @@
                   <w:szCs w:val="14"/>
                   <w:u w:val="single" w:color="595959"/>
                 </w:rPr>
-                <w:t xml:space="preserve">🔍 Search ARES for similar readings</w:t>
+                <w:t xml:space="preserve">🔍 Search ARES for readings</w:t>
               </w:r>
             </w:hyperlink>
+          </w:p>
+          <w:p>
+            <w:pPr>
+              <w:spacing w:after="10" w:before="0"/>
+              <w:ind w:left="120"/>
+            </w:pPr>
+            <w:r>
+              <w:rPr>
+                <w:rFonts w:ascii="Arial" w:cs="Arial" w:eastAsia="Arial" w:hAnsi="Arial"/>
+                <w:color w:val="595959"/>
+                <w:sz w:val="14"/>
+                <w:szCs w:val="14"/>
+              </w:rPr>
+              <w:t xml:space="preserve">Search terms: magnetism electromagnetic induction magnetisation</w:t>
+            </w:r>
           </w:p>
         </w:tc>
         <w:tc>
@@ -4430,40 +4422,24 @@
             <w:pPr>
               <w:spacing w:after="20" w:before="0"/>
             </w:pPr>
-            <w:hyperlink w:history="1" r:id="rIdnj8zgibynuy9yovsygdjf">
-              <w:r>
-                <w:rPr>
-                  <w:rFonts w:ascii="Arial" w:cs="Arial" w:eastAsia="Arial" w:hAnsi="Arial"/>
-                  <w:color w:val="2E75B6"/>
-                  <w:sz w:val="16"/>
-                  <w:szCs w:val="16"/>
-                  <w:u w:val="single" w:color="2E75B6"/>
-                </w:rPr>
-                <w:t xml:space="preserve">Magnetism, light and the magneto optic Kerr effect</w:t>
-              </w:r>
-            </w:hyperlink>
+            <w:r>
+              <w:rPr>
+                <w:rFonts w:ascii="Arial" w:cs="Arial" w:eastAsia="Arial" w:hAnsi="Arial"/>
+                <w:i/>
+                <w:iCs/>
+                <w:color w:val="595959"/>
+                <w:sz w:val="16"/>
+                <w:szCs w:val="16"/>
+              </w:rPr>
+              <w:t xml:space="preserve">No closely matching video in the ARES library for this activity.</w:t>
+            </w:r>
           </w:p>
           <w:p>
             <w:pPr>
               <w:spacing w:after="10" w:before="0"/>
               <w:ind w:left="120"/>
             </w:pPr>
-            <w:r>
-              <w:rPr>
-                <w:rFonts w:ascii="Arial" w:cs="Arial" w:eastAsia="Arial" w:hAnsi="Arial"/>
-                <w:color w:val="595959"/>
-                <w:sz w:val="14"/>
-                <w:szCs w:val="14"/>
-              </w:rPr>
-              <w:t xml:space="preserve">Source: Khan Academy (English - US curriculum)</w:t>
-            </w:r>
-          </w:p>
-          <w:p>
-            <w:pPr>
-              <w:spacing w:after="10" w:before="0"/>
-              <w:ind w:left="120"/>
-            </w:pPr>
-            <w:hyperlink w:history="1" r:id="rIdoynx-e3vwch3gb9a2sxf0">
+            <w:hyperlink w:history="1" r:id="rId05bpd90zmda1v9rze9wud">
               <w:r>
                 <w:rPr>
                   <w:rFonts w:ascii="Arial" w:cs="Arial" w:eastAsia="Arial" w:hAnsi="Arial"/>
@@ -4472,9 +4448,24 @@
                   <w:szCs w:val="14"/>
                   <w:u w:val="single" w:color="595959"/>
                 </w:rPr>
-                <w:t xml:space="preserve">🔍 Search ARES for similar videos</w:t>
+                <w:t xml:space="preserve">🔍 Search ARES for videos</w:t>
               </w:r>
             </w:hyperlink>
+          </w:p>
+          <w:p>
+            <w:pPr>
+              <w:spacing w:after="10" w:before="0"/>
+              <w:ind w:left="120"/>
+            </w:pPr>
+            <w:r>
+              <w:rPr>
+                <w:rFonts w:ascii="Arial" w:cs="Arial" w:eastAsia="Arial" w:hAnsi="Arial"/>
+                <w:color w:val="595959"/>
+                <w:sz w:val="14"/>
+                <w:szCs w:val="14"/>
+              </w:rPr>
+              <w:t xml:space="preserve">Search terms: magnetism electromagnetic induction magnetisation</w:t>
+            </w:r>
           </w:p>
           <w:p>
             <w:pPr>
@@ -4501,47 +4492,31 @@
                 <w:sz w:val="16"/>
                 <w:szCs w:val="16"/>
               </w:rPr>
-              <w:t xml:space="preserve">📖 HTML:</w:t>
+              <w:t xml:space="preserve">📖 READING:</w:t>
             </w:r>
           </w:p>
           <w:p>
             <w:pPr>
               <w:spacing w:after="20" w:before="0"/>
             </w:pPr>
-            <w:hyperlink w:history="1" r:id="rIdmhc6o9k3qw7n-3t53heac">
-              <w:r>
-                <w:rPr>
-                  <w:rFonts w:ascii="Arial" w:cs="Arial" w:eastAsia="Arial" w:hAnsi="Arial"/>
-                  <w:color w:val="2E75B6"/>
-                  <w:sz w:val="16"/>
-                  <w:szCs w:val="16"/>
-                  <w:u w:val="single" w:color="2E75B6"/>
-                </w:rPr>
-                <w:t xml:space="preserve">Study of Space by the Electromagnetic Spectrum (Flexbook)</w:t>
-              </w:r>
-            </w:hyperlink>
+            <w:r>
+              <w:rPr>
+                <w:rFonts w:ascii="Arial" w:cs="Arial" w:eastAsia="Arial" w:hAnsi="Arial"/>
+                <w:i/>
+                <w:iCs/>
+                <w:color w:val="595959"/>
+                <w:sz w:val="16"/>
+                <w:szCs w:val="16"/>
+              </w:rPr>
+              <w:t xml:space="preserve">No closely matching reading in the ARES library for this activity.</w:t>
+            </w:r>
           </w:p>
           <w:p>
             <w:pPr>
               <w:spacing w:after="10" w:before="0"/>
               <w:ind w:left="120"/>
             </w:pPr>
-            <w:r>
-              <w:rPr>
-                <w:rFonts w:ascii="Arial" w:cs="Arial" w:eastAsia="Arial" w:hAnsi="Arial"/>
-                <w:color w:val="595959"/>
-                <w:sz w:val="14"/>
-                <w:szCs w:val="14"/>
-              </w:rPr>
-              <w:t xml:space="preserve">Source: CK-12</w:t>
-            </w:r>
-          </w:p>
-          <w:p>
-            <w:pPr>
-              <w:spacing w:after="10" w:before="0"/>
-              <w:ind w:left="120"/>
-            </w:pPr>
-            <w:hyperlink w:history="1" r:id="rIdr476xts10kqqwxyxtpnbo">
+            <w:hyperlink w:history="1" r:id="rIdfndeox7n9p_egkzs2f3ek">
               <w:r>
                 <w:rPr>
                   <w:rFonts w:ascii="Arial" w:cs="Arial" w:eastAsia="Arial" w:hAnsi="Arial"/>
@@ -4550,9 +4525,24 @@
                   <w:szCs w:val="14"/>
                   <w:u w:val="single" w:color="595959"/>
                 </w:rPr>
-                <w:t xml:space="preserve">🔍 Search ARES for similar readings</w:t>
+                <w:t xml:space="preserve">🔍 Search ARES for readings</w:t>
               </w:r>
             </w:hyperlink>
+          </w:p>
+          <w:p>
+            <w:pPr>
+              <w:spacing w:after="10" w:before="0"/>
+              <w:ind w:left="120"/>
+            </w:pPr>
+            <w:r>
+              <w:rPr>
+                <w:rFonts w:ascii="Arial" w:cs="Arial" w:eastAsia="Arial" w:hAnsi="Arial"/>
+                <w:color w:val="595959"/>
+                <w:sz w:val="14"/>
+                <w:szCs w:val="14"/>
+              </w:rPr>
+              <w:t xml:space="preserve">Search terms: magnetism electromagnetic induction magnetisation</w:t>
+            </w:r>
           </w:p>
         </w:tc>
         <w:tc>
@@ -6142,7 +6132,7 @@
             <w:pPr>
               <w:spacing w:after="20" w:before="0"/>
             </w:pPr>
-            <w:hyperlink w:history="1" r:id="rIdszuasicqxyxpy1yybbsbe">
+            <w:hyperlink w:history="1" r:id="rIdku_jnpa-8irhncqxvpyrb">
               <w:r>
                 <w:rPr>
                   <w:rFonts w:ascii="Arial" w:cs="Arial" w:eastAsia="Arial" w:hAnsi="Arial"/>
@@ -6151,7 +6141,7 @@
                   <w:szCs w:val="16"/>
                   <w:u w:val="single" w:color="2E75B6"/>
                 </w:rPr>
-                <w:t xml:space="preserve">Video: Molecule Shapes</w:t>
+                <w:t xml:space="preserve">08 Alternating Current Generator</w:t>
               </w:r>
             </w:hyperlink>
           </w:p>
@@ -6167,7 +6157,7 @@
                 <w:sz w:val="14"/>
                 <w:szCs w:val="14"/>
               </w:rPr>
-              <w:t xml:space="preserve">Source: PhET Interactive Simulations (English)</w:t>
+              <w:t xml:space="preserve">Source: Seavuria</w:t>
             </w:r>
           </w:p>
           <w:p>
@@ -6175,7 +6165,7 @@
               <w:spacing w:after="10" w:before="0"/>
               <w:ind w:left="120"/>
             </w:pPr>
-            <w:hyperlink w:history="1" r:id="rIdxia2cod-trkdbehaag8z8">
+            <w:hyperlink w:history="1" r:id="rIdmrawwosc1dn1gdwvqiw6-">
               <w:r>
                 <w:rPr>
                   <w:rFonts w:ascii="Arial" w:cs="Arial" w:eastAsia="Arial" w:hAnsi="Arial"/>
@@ -6220,7 +6210,7 @@
             <w:pPr>
               <w:spacing w:after="20" w:before="0"/>
             </w:pPr>
-            <w:hyperlink w:history="1" r:id="rIdzlrxcqosvjpqoyq7w2lzo">
+            <w:hyperlink w:history="1" r:id="rIda1raih_fs79v44oqxunl7">
               <w:r>
                 <w:rPr>
                   <w:rFonts w:ascii="Arial" w:cs="Arial" w:eastAsia="Arial" w:hAnsi="Arial"/>
@@ -6229,7 +6219,7 @@
                   <w:szCs w:val="16"/>
                   <w:u w:val="single" w:color="2E75B6"/>
                 </w:rPr>
-                <w:t xml:space="preserve">Earth's Magnetic Field (Flexbook)</w:t>
+                <w:t xml:space="preserve">Current and Magnetism (Flexbook)</w:t>
               </w:r>
             </w:hyperlink>
           </w:p>
@@ -6253,7 +6243,7 @@
               <w:spacing w:after="10" w:before="0"/>
               <w:ind w:left="120"/>
             </w:pPr>
-            <w:hyperlink w:history="1" r:id="rId99yty4sbb0-rg8j7frtsh">
+            <w:hyperlink w:history="1" r:id="rIdhz0vs2nlpysgvqrkvqodc">
               <w:r>
                 <w:rPr>
                   <w:rFonts w:ascii="Arial" w:cs="Arial" w:eastAsia="Arial" w:hAnsi="Arial"/>
@@ -6448,7 +6438,7 @@
             <w:pPr>
               <w:spacing w:after="20" w:before="0"/>
             </w:pPr>
-            <w:hyperlink w:history="1" r:id="rIdhv4wjodynstk-2bhdd2ud">
+            <w:hyperlink w:history="1" r:id="rIdk_ykdi-tzgctz6lrdm-ze">
               <w:r>
                 <w:rPr>
                   <w:rFonts w:ascii="Arial" w:cs="Arial" w:eastAsia="Arial" w:hAnsi="Arial"/>
@@ -6457,7 +6447,7 @@
                   <w:szCs w:val="16"/>
                   <w:u w:val="single" w:color="2E75B6"/>
                 </w:rPr>
-                <w:t xml:space="preserve">Video: Molecule Shapes</w:t>
+                <w:t xml:space="preserve">08 Alternating Current Generator</w:t>
               </w:r>
             </w:hyperlink>
           </w:p>
@@ -6473,7 +6463,7 @@
                 <w:sz w:val="14"/>
                 <w:szCs w:val="14"/>
               </w:rPr>
-              <w:t xml:space="preserve">Source: PhET Interactive Simulations (English)</w:t>
+              <w:t xml:space="preserve">Source: Seavuria</w:t>
             </w:r>
           </w:p>
           <w:p>
@@ -6481,7 +6471,7 @@
               <w:spacing w:after="10" w:before="0"/>
               <w:ind w:left="120"/>
             </w:pPr>
-            <w:hyperlink w:history="1" r:id="rIdwkxasv4trkjxlpkxry8gy">
+            <w:hyperlink w:history="1" r:id="rIdufqgmg_povhiupv8ull3v">
               <w:r>
                 <w:rPr>
                   <w:rFonts w:ascii="Arial" w:cs="Arial" w:eastAsia="Arial" w:hAnsi="Arial"/>
@@ -6519,14 +6509,14 @@
                 <w:sz w:val="16"/>
                 <w:szCs w:val="16"/>
               </w:rPr>
-              <w:t xml:space="preserve">📖 HTML:</w:t>
+              <w:t xml:space="preserve">📖 EXERCISE:</w:t>
             </w:r>
           </w:p>
           <w:p>
             <w:pPr>
               <w:spacing w:after="20" w:before="0"/>
             </w:pPr>
-            <w:hyperlink w:history="1" r:id="rIdkyuhc5zor3fygw6yhg9wa">
+            <w:hyperlink w:history="1" r:id="rIdtg7yb7jb_8p3domo6pdj4">
               <w:r>
                 <w:rPr>
                   <w:rFonts w:ascii="Arial" w:cs="Arial" w:eastAsia="Arial" w:hAnsi="Arial"/>
@@ -6535,7 +6525,7 @@
                   <w:szCs w:val="16"/>
                   <w:u w:val="single" w:color="2E75B6"/>
                 </w:rPr>
-                <w:t xml:space="preserve">Earth's Magnetic Field (Flexbook)</w:t>
+                <w:t xml:space="preserve">Current and Magnetism Practice</w:t>
               </w:r>
             </w:hyperlink>
           </w:p>
@@ -6559,7 +6549,7 @@
               <w:spacing w:after="10" w:before="0"/>
               <w:ind w:left="120"/>
             </w:pPr>
-            <w:hyperlink w:history="1" r:id="rIdysvimc_a1f33u6dz834a0">
+            <w:hyperlink w:history="1" r:id="rIdlknk5ky1ffhsomztssqmz">
               <w:r>
                 <w:rPr>
                   <w:rFonts w:ascii="Arial" w:cs="Arial" w:eastAsia="Arial" w:hAnsi="Arial"/>
@@ -6754,7 +6744,7 @@
             <w:pPr>
               <w:spacing w:after="20" w:before="0"/>
             </w:pPr>
-            <w:hyperlink w:history="1" r:id="rId1-zwbhawowxmifyfqcrpz">
+            <w:hyperlink w:history="1" r:id="rIdayqmresz4rxpnt0qgfdse">
               <w:r>
                 <w:rPr>
                   <w:rFonts w:ascii="Arial" w:cs="Arial" w:eastAsia="Arial" w:hAnsi="Arial"/>
@@ -6763,7 +6753,7 @@
                   <w:szCs w:val="16"/>
                   <w:u w:val="single" w:color="2E75B6"/>
                 </w:rPr>
-                <w:t xml:space="preserve">Video: Molecule Shapes</w:t>
+                <w:t xml:space="preserve">08 Alternating Current Generator</w:t>
               </w:r>
             </w:hyperlink>
           </w:p>
@@ -6779,7 +6769,7 @@
                 <w:sz w:val="14"/>
                 <w:szCs w:val="14"/>
               </w:rPr>
-              <w:t xml:space="preserve">Source: PhET Interactive Simulations (English)</w:t>
+              <w:t xml:space="preserve">Source: Seavuria</w:t>
             </w:r>
           </w:p>
           <w:p>
@@ -6787,7 +6777,7 @@
               <w:spacing w:after="10" w:before="0"/>
               <w:ind w:left="120"/>
             </w:pPr>
-            <w:hyperlink w:history="1" r:id="rIducjgj-j6epur80sfhp-g3">
+            <w:hyperlink w:history="1" r:id="rIdmzolzya0yqwpfmxnqq63f">
               <w:r>
                 <w:rPr>
                   <w:rFonts w:ascii="Arial" w:cs="Arial" w:eastAsia="Arial" w:hAnsi="Arial"/>
@@ -6832,7 +6822,7 @@
             <w:pPr>
               <w:spacing w:after="20" w:before="0"/>
             </w:pPr>
-            <w:hyperlink w:history="1" r:id="rIdxalsbdyukw39zrgqm85qf">
+            <w:hyperlink w:history="1" r:id="rId6avmjgdx4stzg0b_vlcl6">
               <w:r>
                 <w:rPr>
                   <w:rFonts w:ascii="Arial" w:cs="Arial" w:eastAsia="Arial" w:hAnsi="Arial"/>
@@ -6841,7 +6831,7 @@
                   <w:szCs w:val="16"/>
                   <w:u w:val="single" w:color="2E75B6"/>
                 </w:rPr>
-                <w:t xml:space="preserve">Earth's Magnetic Field (Flexbook)</w:t>
+                <w:t xml:space="preserve">Current and Magnetism (Flexbook)</w:t>
               </w:r>
             </w:hyperlink>
           </w:p>
@@ -6865,7 +6855,7 @@
               <w:spacing w:after="10" w:before="0"/>
               <w:ind w:left="120"/>
             </w:pPr>
-            <w:hyperlink w:history="1" r:id="rId248qsln_lk267i2zhciyh">
+            <w:hyperlink w:history="1" r:id="rIditjpo6e9hgk80zbj5lkxy">
               <w:r>
                 <w:rPr>
                   <w:rFonts w:ascii="Arial" w:cs="Arial" w:eastAsia="Arial" w:hAnsi="Arial"/>
@@ -7060,7 +7050,7 @@
             <w:pPr>
               <w:spacing w:after="20" w:before="0"/>
             </w:pPr>
-            <w:hyperlink w:history="1" r:id="rIdkpotg5ugm0enswrc2qhdl">
+            <w:hyperlink w:history="1" r:id="rIdwc970vujb9fgsjjii0fqs">
               <w:r>
                 <w:rPr>
                   <w:rFonts w:ascii="Arial" w:cs="Arial" w:eastAsia="Arial" w:hAnsi="Arial"/>
@@ -7069,7 +7059,7 @@
                   <w:szCs w:val="16"/>
                   <w:u w:val="single" w:color="2E75B6"/>
                 </w:rPr>
-                <w:t xml:space="preserve">Video: Molecule Shapes</w:t>
+                <w:t xml:space="preserve">08 Alternating Current Generator</w:t>
               </w:r>
             </w:hyperlink>
           </w:p>
@@ -7085,7 +7075,7 @@
                 <w:sz w:val="14"/>
                 <w:szCs w:val="14"/>
               </w:rPr>
-              <w:t xml:space="preserve">Source: PhET Interactive Simulations (English)</w:t>
+              <w:t xml:space="preserve">Source: Seavuria</w:t>
             </w:r>
           </w:p>
           <w:p>
@@ -7093,7 +7083,7 @@
               <w:spacing w:after="10" w:before="0"/>
               <w:ind w:left="120"/>
             </w:pPr>
-            <w:hyperlink w:history="1" r:id="rIdqrdeloyljwgxkn7sltdrt">
+            <w:hyperlink w:history="1" r:id="rIdieztulhuo6aj5y2lwv-jf">
               <w:r>
                 <w:rPr>
                   <w:rFonts w:ascii="Arial" w:cs="Arial" w:eastAsia="Arial" w:hAnsi="Arial"/>
@@ -7138,7 +7128,7 @@
             <w:pPr>
               <w:spacing w:after="20" w:before="0"/>
             </w:pPr>
-            <w:hyperlink w:history="1" r:id="rIdagzxeqgs9sipkkop0xvaw">
+            <w:hyperlink w:history="1" r:id="rIdzhde4uhi5vf6z077hff-1">
               <w:r>
                 <w:rPr>
                   <w:rFonts w:ascii="Arial" w:cs="Arial" w:eastAsia="Arial" w:hAnsi="Arial"/>
@@ -7147,7 +7137,7 @@
                   <w:szCs w:val="16"/>
                   <w:u w:val="single" w:color="2E75B6"/>
                 </w:rPr>
-                <w:t xml:space="preserve">Earth's Magnetic Field (Flexbook)</w:t>
+                <w:t xml:space="preserve">Current and Magnetism (Flexbook)</w:t>
               </w:r>
             </w:hyperlink>
           </w:p>
@@ -7171,7 +7161,7 @@
               <w:spacing w:after="10" w:before="0"/>
               <w:ind w:left="120"/>
             </w:pPr>
-            <w:hyperlink w:history="1" r:id="rIdvzeuwlq-1h9xsse9dlkoo">
+            <w:hyperlink w:history="1" r:id="rIdo0kcu8cigeldoih7cafkc">
               <w:r>
                 <w:rPr>
                   <w:rFonts w:ascii="Arial" w:cs="Arial" w:eastAsia="Arial" w:hAnsi="Arial"/>
@@ -7366,7 +7356,7 @@
             <w:pPr>
               <w:spacing w:after="20" w:before="0"/>
             </w:pPr>
-            <w:hyperlink w:history="1" r:id="rId8ypqcbxhhps8aoanwkfwq">
+            <w:hyperlink w:history="1" r:id="rIdqykgs5w_eurlfreuaeyf6">
               <w:r>
                 <w:rPr>
                   <w:rFonts w:ascii="Arial" w:cs="Arial" w:eastAsia="Arial" w:hAnsi="Arial"/>
@@ -7375,7 +7365,7 @@
                   <w:szCs w:val="16"/>
                   <w:u w:val="single" w:color="2E75B6"/>
                 </w:rPr>
-                <w:t xml:space="preserve">Video: Molecule Shapes</w:t>
+                <w:t xml:space="preserve">08 Alternating Current Generator</w:t>
               </w:r>
             </w:hyperlink>
           </w:p>
@@ -7391,7 +7381,7 @@
                 <w:sz w:val="14"/>
                 <w:szCs w:val="14"/>
               </w:rPr>
-              <w:t xml:space="preserve">Source: PhET Interactive Simulations (English)</w:t>
+              <w:t xml:space="preserve">Source: Seavuria</w:t>
             </w:r>
           </w:p>
           <w:p>
@@ -7399,7 +7389,7 @@
               <w:spacing w:after="10" w:before="0"/>
               <w:ind w:left="120"/>
             </w:pPr>
-            <w:hyperlink w:history="1" r:id="rId6ww2cxeckaimu_lgpanp3">
+            <w:hyperlink w:history="1" r:id="rIdb49dmwfny5jqwtjynxoxl">
               <w:r>
                 <w:rPr>
                   <w:rFonts w:ascii="Arial" w:cs="Arial" w:eastAsia="Arial" w:hAnsi="Arial"/>
@@ -7444,7 +7434,7 @@
             <w:pPr>
               <w:spacing w:after="20" w:before="0"/>
             </w:pPr>
-            <w:hyperlink w:history="1" r:id="rIdhxeeyzm_j3u9whim4zro0">
+            <w:hyperlink w:history="1" r:id="rIdcnm4grt0icgfoaelpe0tb">
               <w:r>
                 <w:rPr>
                   <w:rFonts w:ascii="Arial" w:cs="Arial" w:eastAsia="Arial" w:hAnsi="Arial"/>
@@ -7453,7 +7443,7 @@
                   <w:szCs w:val="16"/>
                   <w:u w:val="single" w:color="2E75B6"/>
                 </w:rPr>
-                <w:t xml:space="preserve">Earth's Magnetic Field (Flexbook)</w:t>
+                <w:t xml:space="preserve">Current and Magnetism (Flexbook)</w:t>
               </w:r>
             </w:hyperlink>
           </w:p>
@@ -7477,7 +7467,7 @@
               <w:spacing w:after="10" w:before="0"/>
               <w:ind w:left="120"/>
             </w:pPr>
-            <w:hyperlink w:history="1" r:id="rIdhj_6jsjyvxgkiakk3q0zr">
+            <w:hyperlink w:history="1" r:id="rId-ivm3prh3cj5ti0jsrn3y">
               <w:r>
                 <w:rPr>
                   <w:rFonts w:ascii="Arial" w:cs="Arial" w:eastAsia="Arial" w:hAnsi="Arial"/>
@@ -8964,7 +8954,7 @@
             <w:pPr>
               <w:spacing w:after="20" w:before="0"/>
             </w:pPr>
-            <w:hyperlink w:history="1" r:id="rIdc1_u56zzi5bdeszr-zp0i">
+            <w:hyperlink w:history="1" r:id="rIdmqxzxztfcailthdrlsfeb">
               <w:r>
                 <w:rPr>
                   <w:rFonts w:ascii="Arial" w:cs="Arial" w:eastAsia="Arial" w:hAnsi="Arial"/>
@@ -8973,7 +8963,7 @@
                   <w:szCs w:val="16"/>
                   <w:u w:val="single" w:color="2E75B6"/>
                 </w:rPr>
-                <w:t xml:space="preserve">Representing quantities with vectors</w:t>
+                <w:t xml:space="preserve">Floating magnet</w:t>
               </w:r>
             </w:hyperlink>
           </w:p>
@@ -8997,7 +8987,7 @@
               <w:spacing w:after="10" w:before="0"/>
               <w:ind w:left="120"/>
             </w:pPr>
-            <w:hyperlink w:history="1" r:id="rIddtfmz49snq6ns2nm8yn64">
+            <w:hyperlink w:history="1" r:id="rIdyddopi6p9grqc6hyf9f1w">
               <w:r>
                 <w:rPr>
                   <w:rFonts w:ascii="Arial" w:cs="Arial" w:eastAsia="Arial" w:hAnsi="Arial"/>
@@ -9042,7 +9032,7 @@
             <w:pPr>
               <w:spacing w:after="20" w:before="0"/>
             </w:pPr>
-            <w:hyperlink w:history="1" r:id="rIdazly4ye9eha4zbg9far-u">
+            <w:hyperlink w:history="1" r:id="rIdzbh6qibwcfjanwxzgbvgu">
               <w:r>
                 <w:rPr>
                   <w:rFonts w:ascii="Arial" w:cs="Arial" w:eastAsia="Arial" w:hAnsi="Arial"/>
@@ -9051,7 +9041,7 @@
                   <w:szCs w:val="16"/>
                   <w:u w:val="single" w:color="2E75B6"/>
                 </w:rPr>
-                <w:t xml:space="preserve">Earth's Magnetic Field (Flexbook)</w:t>
+                <w:t xml:space="preserve">Charges and Fields</w:t>
               </w:r>
             </w:hyperlink>
           </w:p>
@@ -9067,7 +9057,7 @@
                 <w:sz w:val="14"/>
                 <w:szCs w:val="14"/>
               </w:rPr>
-              <w:t xml:space="preserve">Source: CK-12</w:t>
+              <w:t xml:space="preserve">Source: PhET Interactive Simulations (English)</w:t>
             </w:r>
           </w:p>
           <w:p>
@@ -9075,7 +9065,7 @@
               <w:spacing w:after="10" w:before="0"/>
               <w:ind w:left="120"/>
             </w:pPr>
-            <w:hyperlink w:history="1" r:id="rIdr2pafcqcxbuqj8r6xczf8">
+            <w:hyperlink w:history="1" r:id="rIdmnq_jhlm2biwzdmn27_io">
               <w:r>
                 <w:rPr>
                   <w:rFonts w:ascii="Arial" w:cs="Arial" w:eastAsia="Arial" w:hAnsi="Arial"/>
@@ -9270,7 +9260,7 @@
             <w:pPr>
               <w:spacing w:after="20" w:before="0"/>
             </w:pPr>
-            <w:hyperlink w:history="1" r:id="rId1rcj4zckq-rbxkpaz5izi">
+            <w:hyperlink w:history="1" r:id="rId0fix5glpf-vhdis_z3gkf">
               <w:r>
                 <w:rPr>
                   <w:rFonts w:ascii="Arial" w:cs="Arial" w:eastAsia="Arial" w:hAnsi="Arial"/>
@@ -9279,7 +9269,7 @@
                   <w:szCs w:val="16"/>
                   <w:u w:val="single" w:color="2E75B6"/>
                 </w:rPr>
-                <w:t xml:space="preserve">Representing quantities with vectors</w:t>
+                <w:t xml:space="preserve">Compass build (magnet orientation)</w:t>
               </w:r>
             </w:hyperlink>
           </w:p>
@@ -9303,7 +9293,7 @@
               <w:spacing w:after="10" w:before="0"/>
               <w:ind w:left="120"/>
             </w:pPr>
-            <w:hyperlink w:history="1" r:id="rIdd1weeuks-0noknb3-igbe">
+            <w:hyperlink w:history="1" r:id="rId0y6y93-lmyh9n5b4p33w3">
               <w:r>
                 <w:rPr>
                   <w:rFonts w:ascii="Arial" w:cs="Arial" w:eastAsia="Arial" w:hAnsi="Arial"/>
@@ -9341,14 +9331,14 @@
                 <w:sz w:val="16"/>
                 <w:szCs w:val="16"/>
               </w:rPr>
-              <w:t xml:space="preserve">📖 HTML:</w:t>
+              <w:t xml:space="preserve">📖 EXERCISE:</w:t>
             </w:r>
           </w:p>
           <w:p>
             <w:pPr>
               <w:spacing w:after="20" w:before="0"/>
             </w:pPr>
-            <w:hyperlink w:history="1" r:id="rId9cgrhovawepmk9hkf74ig">
+            <w:hyperlink w:history="1" r:id="rIdyrqosxjvnutimu8fxg4qt">
               <w:r>
                 <w:rPr>
                   <w:rFonts w:ascii="Arial" w:cs="Arial" w:eastAsia="Arial" w:hAnsi="Arial"/>
@@ -9357,7 +9347,7 @@
                   <w:szCs w:val="16"/>
                   <w:u w:val="single" w:color="2E75B6"/>
                 </w:rPr>
-                <w:t xml:space="preserve">Earth's Magnetic Field (Flexbook)</w:t>
+                <w:t xml:space="preserve">Line integrals in vector fields</w:t>
               </w:r>
             </w:hyperlink>
           </w:p>
@@ -9373,7 +9363,7 @@
                 <w:sz w:val="14"/>
                 <w:szCs w:val="14"/>
               </w:rPr>
-              <w:t xml:space="preserve">Source: CK-12</w:t>
+              <w:t xml:space="preserve">Source: Khan Academy (English - US curriculum)</w:t>
             </w:r>
           </w:p>
           <w:p>
@@ -9381,7 +9371,7 @@
               <w:spacing w:after="10" w:before="0"/>
               <w:ind w:left="120"/>
             </w:pPr>
-            <w:hyperlink w:history="1" r:id="rIdnlsuywcayyexemqmgjq0a">
+            <w:hyperlink w:history="1" r:id="rId9gsivjpthtjt-rzmfosjq">
               <w:r>
                 <w:rPr>
                   <w:rFonts w:ascii="Arial" w:cs="Arial" w:eastAsia="Arial" w:hAnsi="Arial"/>
@@ -9576,7 +9566,7 @@
             <w:pPr>
               <w:spacing w:after="20" w:before="0"/>
             </w:pPr>
-            <w:hyperlink w:history="1" r:id="rId7yvgvsywme35i9adkgj56">
+            <w:hyperlink w:history="1" r:id="rIdoazgyotsqojz58g1fi7ot">
               <w:r>
                 <w:rPr>
                   <w:rFonts w:ascii="Arial" w:cs="Arial" w:eastAsia="Arial" w:hAnsi="Arial"/>
@@ -9585,7 +9575,7 @@
                   <w:szCs w:val="16"/>
                   <w:u w:val="single" w:color="2E75B6"/>
                 </w:rPr>
-                <w:t xml:space="preserve">Representing quantities with vectors</w:t>
+                <w:t xml:space="preserve">Tracing a magnetic field</w:t>
               </w:r>
             </w:hyperlink>
           </w:p>
@@ -9609,7 +9599,7 @@
               <w:spacing w:after="10" w:before="0"/>
               <w:ind w:left="120"/>
             </w:pPr>
-            <w:hyperlink w:history="1" r:id="rId2ae1dth3hwl15liqlcwm4">
+            <w:hyperlink w:history="1" r:id="rIdetlbwdpadzhljbyzvkvca">
               <w:r>
                 <w:rPr>
                   <w:rFonts w:ascii="Arial" w:cs="Arial" w:eastAsia="Arial" w:hAnsi="Arial"/>
@@ -9654,7 +9644,7 @@
             <w:pPr>
               <w:spacing w:after="20" w:before="0"/>
             </w:pPr>
-            <w:hyperlink w:history="1" r:id="rIdlknf_wrifqclczrq1sae7">
+            <w:hyperlink w:history="1" r:id="rIdrhhs_clpf2ptx5w6uwlqt">
               <w:r>
                 <w:rPr>
                   <w:rFonts w:ascii="Arial" w:cs="Arial" w:eastAsia="Arial" w:hAnsi="Arial"/>
@@ -9663,7 +9653,7 @@
                   <w:szCs w:val="16"/>
                   <w:u w:val="single" w:color="2E75B6"/>
                 </w:rPr>
-                <w:t xml:space="preserve">Earth's Magnetic Field (Flexbook)</w:t>
+                <w:t xml:space="preserve">Charges and Fields</w:t>
               </w:r>
             </w:hyperlink>
           </w:p>
@@ -9679,7 +9669,7 @@
                 <w:sz w:val="14"/>
                 <w:szCs w:val="14"/>
               </w:rPr>
-              <w:t xml:space="preserve">Source: CK-12</w:t>
+              <w:t xml:space="preserve">Source: PhET Interactive Simulations (English)</w:t>
             </w:r>
           </w:p>
           <w:p>
@@ -9687,7 +9677,7 @@
               <w:spacing w:after="10" w:before="0"/>
               <w:ind w:left="120"/>
             </w:pPr>
-            <w:hyperlink w:history="1" r:id="rIdlhcm1ju_yr0p2vk5li5om">
+            <w:hyperlink w:history="1" r:id="rIdkpfzey_fi_inxjxnehvai">
               <w:r>
                 <w:rPr>
                   <w:rFonts w:ascii="Arial" w:cs="Arial" w:eastAsia="Arial" w:hAnsi="Arial"/>
@@ -9882,7 +9872,7 @@
             <w:pPr>
               <w:spacing w:after="20" w:before="0"/>
             </w:pPr>
-            <w:hyperlink w:history="1" r:id="rIdsqojnyr9tosagunghfuxj">
+            <w:hyperlink w:history="1" r:id="rIdrnyuvml3v_xrsij1f6j2h">
               <w:r>
                 <w:rPr>
                   <w:rFonts w:ascii="Arial" w:cs="Arial" w:eastAsia="Arial" w:hAnsi="Arial"/>
@@ -9891,7 +9881,7 @@
                   <w:szCs w:val="16"/>
                   <w:u w:val="single" w:color="2E75B6"/>
                 </w:rPr>
-                <w:t xml:space="preserve">Representing quantities with vectors</w:t>
+                <w:t xml:space="preserve">Earth's magnetic field (how to measure)</w:t>
               </w:r>
             </w:hyperlink>
           </w:p>
@@ -9915,7 +9905,7 @@
               <w:spacing w:after="10" w:before="0"/>
               <w:ind w:left="120"/>
             </w:pPr>
-            <w:hyperlink w:history="1" r:id="rIdicxo8gdowyux-z_txxnhg">
+            <w:hyperlink w:history="1" r:id="rIdulxiwhwrsmuzl8losnp7i">
               <w:r>
                 <w:rPr>
                   <w:rFonts w:ascii="Arial" w:cs="Arial" w:eastAsia="Arial" w:hAnsi="Arial"/>
@@ -9960,7 +9950,7 @@
             <w:pPr>
               <w:spacing w:after="20" w:before="0"/>
             </w:pPr>
-            <w:hyperlink w:history="1" r:id="rIdmwtcrjed6fcrytmfvwa6o">
+            <w:hyperlink w:history="1" r:id="rIdqi3agdxjjisnuxkxny3tl">
               <w:r>
                 <w:rPr>
                   <w:rFonts w:ascii="Arial" w:cs="Arial" w:eastAsia="Arial" w:hAnsi="Arial"/>
@@ -9969,7 +9959,7 @@
                   <w:szCs w:val="16"/>
                   <w:u w:val="single" w:color="2E75B6"/>
                 </w:rPr>
-                <w:t xml:space="preserve">Earth's Magnetic Field (Flexbook)</w:t>
+                <w:t xml:space="preserve">Charges and Fields</w:t>
               </w:r>
             </w:hyperlink>
           </w:p>
@@ -9985,7 +9975,7 @@
                 <w:sz w:val="14"/>
                 <w:szCs w:val="14"/>
               </w:rPr>
-              <w:t xml:space="preserve">Source: CK-12</w:t>
+              <w:t xml:space="preserve">Source: PhET Interactive Simulations (English)</w:t>
             </w:r>
           </w:p>
           <w:p>
@@ -9993,7 +9983,7 @@
               <w:spacing w:after="10" w:before="0"/>
               <w:ind w:left="120"/>
             </w:pPr>
-            <w:hyperlink w:history="1" r:id="rIdfaxs5h5gucrsoucwynxe1">
+            <w:hyperlink w:history="1" r:id="rIdm8kquhgnmtmlbrm7vmmei">
               <w:r>
                 <w:rPr>
                   <w:rFonts w:ascii="Arial" w:cs="Arial" w:eastAsia="Arial" w:hAnsi="Arial"/>
@@ -10188,7 +10178,7 @@
             <w:pPr>
               <w:spacing w:after="20" w:before="0"/>
             </w:pPr>
-            <w:hyperlink w:history="1" r:id="rIddc5dmp0mbrpfs3ifff9i7">
+            <w:hyperlink w:history="1" r:id="rIdxbetrv_fm5guwyvw3pk9k">
               <w:r>
                 <w:rPr>
                   <w:rFonts w:ascii="Arial" w:cs="Arial" w:eastAsia="Arial" w:hAnsi="Arial"/>
@@ -10197,7 +10187,7 @@
                   <w:szCs w:val="16"/>
                   <w:u w:val="single" w:color="2E75B6"/>
                 </w:rPr>
-                <w:t xml:space="preserve">Representing quantities with vectors</w:t>
+                <w:t xml:space="preserve">Electromagnetic field (above vs. below)</w:t>
               </w:r>
             </w:hyperlink>
           </w:p>
@@ -10221,7 +10211,7 @@
               <w:spacing w:after="10" w:before="0"/>
               <w:ind w:left="120"/>
             </w:pPr>
-            <w:hyperlink w:history="1" r:id="rIdq5ivizjzfelf6wo1h3fua">
+            <w:hyperlink w:history="1" r:id="rIdga_fnrv8xbozuqd_bmuwb">
               <w:r>
                 <w:rPr>
                   <w:rFonts w:ascii="Arial" w:cs="Arial" w:eastAsia="Arial" w:hAnsi="Arial"/>
@@ -10266,7 +10256,7 @@
             <w:pPr>
               <w:spacing w:after="20" w:before="0"/>
             </w:pPr>
-            <w:hyperlink w:history="1" r:id="rIdyjp5wmgssj7cguegdv5zx">
+            <w:hyperlink w:history="1" r:id="rIdfpjqguheuvvpjemjodyl6">
               <w:r>
                 <w:rPr>
                   <w:rFonts w:ascii="Arial" w:cs="Arial" w:eastAsia="Arial" w:hAnsi="Arial"/>
@@ -10275,7 +10265,7 @@
                   <w:szCs w:val="16"/>
                   <w:u w:val="single" w:color="2E75B6"/>
                 </w:rPr>
-                <w:t xml:space="preserve">Earth's Magnetic Field (Flexbook)</w:t>
+                <w:t xml:space="preserve">Charges and Fields</w:t>
               </w:r>
             </w:hyperlink>
           </w:p>
@@ -10291,7 +10281,7 @@
                 <w:sz w:val="14"/>
                 <w:szCs w:val="14"/>
               </w:rPr>
-              <w:t xml:space="preserve">Source: CK-12</w:t>
+              <w:t xml:space="preserve">Source: PhET Interactive Simulations (English)</w:t>
             </w:r>
           </w:p>
           <w:p>
@@ -10299,7 +10289,7 @@
               <w:spacing w:after="10" w:before="0"/>
               <w:ind w:left="120"/>
             </w:pPr>
-            <w:hyperlink w:history="1" r:id="rIdemit4qn9ikczrhvm-edik">
+            <w:hyperlink w:history="1" r:id="rIdgbxwcgpmcp_vkassc3dlz">
               <w:r>
                 <w:rPr>
                   <w:rFonts w:ascii="Arial" w:cs="Arial" w:eastAsia="Arial" w:hAnsi="Arial"/>
@@ -12014,7 +12004,312 @@
             <w:pPr>
               <w:spacing w:after="20" w:before="0"/>
             </w:pPr>
-            <w:hyperlink w:history="1" r:id="rIdpuvuwszfomt6d2fzntmdp">
+            <w:hyperlink w:history="1" r:id="rIdegbw-7r_l4fw9nzcdfecw">
+              <w:r>
+                <w:rPr>
+                  <w:rFonts w:ascii="Arial" w:cs="Arial" w:eastAsia="Arial" w:hAnsi="Arial"/>
+                  <w:color w:val="2E75B6"/>
+                  <w:sz w:val="16"/>
+                  <w:szCs w:val="16"/>
+                  <w:u w:val="single" w:color="2E75B6"/>
+                </w:rPr>
+                <w:t xml:space="preserve">Emf induced in rod traveling through magnetic field</w:t>
+              </w:r>
+            </w:hyperlink>
+          </w:p>
+          <w:p>
+            <w:pPr>
+              <w:spacing w:after="10" w:before="0"/>
+              <w:ind w:left="120"/>
+            </w:pPr>
+            <w:r>
+              <w:rPr>
+                <w:rFonts w:ascii="Arial" w:cs="Arial" w:eastAsia="Arial" w:hAnsi="Arial"/>
+                <w:color w:val="595959"/>
+                <w:sz w:val="14"/>
+                <w:szCs w:val="14"/>
+              </w:rPr>
+              <w:t xml:space="preserve">Source: Khan Academy (English - US curriculum)</w:t>
+            </w:r>
+          </w:p>
+          <w:p>
+            <w:pPr>
+              <w:spacing w:after="10" w:before="0"/>
+              <w:ind w:left="120"/>
+            </w:pPr>
+            <w:hyperlink w:history="1" r:id="rIdfxjja5qajpp4xolex9bgs">
+              <w:r>
+                <w:rPr>
+                  <w:rFonts w:ascii="Arial" w:cs="Arial" w:eastAsia="Arial" w:hAnsi="Arial"/>
+                  <w:color w:val="595959"/>
+                  <w:sz w:val="14"/>
+                  <w:szCs w:val="14"/>
+                  <w:u w:val="single" w:color="595959"/>
+                </w:rPr>
+                <w:t xml:space="preserve">🔍 Search ARES for similar videos</w:t>
+              </w:r>
+            </w:hyperlink>
+          </w:p>
+          <w:p>
+            <w:pPr>
+              <w:spacing w:after="40" w:before="0"/>
+            </w:pPr>
+            <w:r>
+              <w:rPr>
+                <w:sz w:val="14"/>
+                <w:szCs w:val="14"/>
+              </w:rPr>
+              <w:t xml:space="preserve"/>
+            </w:r>
+          </w:p>
+          <w:p>
+            <w:pPr>
+              <w:spacing w:after="20" w:before="0"/>
+            </w:pPr>
+            <w:r>
+              <w:rPr>
+                <w:rFonts w:ascii="Arial" w:cs="Arial" w:eastAsia="Arial" w:hAnsi="Arial"/>
+                <w:b/>
+                <w:bCs/>
+                <w:color w:val="1F3864"/>
+                <w:sz w:val="16"/>
+                <w:szCs w:val="16"/>
+              </w:rPr>
+              <w:t xml:space="preserve">📖 READING:</w:t>
+            </w:r>
+          </w:p>
+          <w:p>
+            <w:pPr>
+              <w:spacing w:after="20" w:before="0"/>
+            </w:pPr>
+            <w:r>
+              <w:rPr>
+                <w:rFonts w:ascii="Arial" w:cs="Arial" w:eastAsia="Arial" w:hAnsi="Arial"/>
+                <w:i/>
+                <w:iCs/>
+                <w:color w:val="595959"/>
+                <w:sz w:val="16"/>
+                <w:szCs w:val="16"/>
+              </w:rPr>
+              <w:t xml:space="preserve">No closely matching reading in the ARES library for this activity.</w:t>
+            </w:r>
+          </w:p>
+          <w:p>
+            <w:pPr>
+              <w:spacing w:after="10" w:before="0"/>
+              <w:ind w:left="120"/>
+            </w:pPr>
+            <w:hyperlink w:history="1" r:id="rId3eapsafspy5mi3qfxcwwm">
+              <w:r>
+                <w:rPr>
+                  <w:rFonts w:ascii="Arial" w:cs="Arial" w:eastAsia="Arial" w:hAnsi="Arial"/>
+                  <w:color w:val="595959"/>
+                  <w:sz w:val="14"/>
+                  <w:szCs w:val="14"/>
+                  <w:u w:val="single" w:color="595959"/>
+                </w:rPr>
+                <w:t xml:space="preserve">🔍 Search ARES for readings</w:t>
+              </w:r>
+            </w:hyperlink>
+          </w:p>
+          <w:p>
+            <w:pPr>
+              <w:spacing w:after="10" w:before="0"/>
+              <w:ind w:left="120"/>
+            </w:pPr>
+            <w:r>
+              <w:rPr>
+                <w:rFonts w:ascii="Arial" w:cs="Arial" w:eastAsia="Arial" w:hAnsi="Arial"/>
+                <w:color w:val="595959"/>
+                <w:sz w:val="14"/>
+                <w:szCs w:val="14"/>
+              </w:rPr>
+              <w:t xml:space="preserve">Search terms: magnetism electromagnetic induction induced</w:t>
+            </w:r>
+          </w:p>
+        </w:tc>
+        <w:tc>
+          <w:tcPr>
+            <w:tcW w:type="dxa" w:w="3040"/>
+            <w:shd w:fill="FFFFFF" w:color="auto" w:val="clear"/>
+            <w:tcMar>
+              <w:top w:type="dxa" w:w="60"/>
+              <w:left w:type="dxa" w:w="120"/>
+              <w:bottom w:type="dxa" w:w="60"/>
+              <w:right w:type="dxa" w:w="120"/>
+            </w:tcMar>
+            <w:vAlign w:val="top"/>
+          </w:tcPr>
+          <w:p>
+            <w:pPr>
+              <w:spacing w:after="40" w:before="0"/>
+              <w:jc w:val="left"/>
+            </w:pPr>
+            <w:r>
+              <w:rPr>
+                <w:rFonts w:ascii="Arial" w:cs="Arial" w:eastAsia="Arial" w:hAnsi="Arial"/>
+                <w:b w:val="false"/>
+                <w:bCs w:val="false"/>
+                <w:i w:val="false"/>
+                <w:iCs w:val="false"/>
+                <w:color w:val="000000"/>
+                <w:sz w:val="18"/>
+                <w:szCs w:val="18"/>
+              </w:rPr>
+              <w:t xml:space="preserve">Each learner receives a half-page PREDICT SHEET showing a diagram of the U-shaped magnet with a straight conductor between its poles and four labelled scenarios: (a) conductor stationary, (b) conductor moved parallel to field lines (horizontal), (c) conductor moved vertically upward between poles, (d) conductor moved at 45° to field. Learners individually sketch a galvanometer needle position for each scenario — deflected left, deflected right, or centre — and write a one-sentence reason. Learners then share predictions with a shoulder partner (Think-Pair) before the teacher cold-calls three pairs to share contrasting predictions with the class.</w:t>
+            </w:r>
+          </w:p>
+        </w:tc>
+        <w:tc>
+          <w:tcPr>
+            <w:tcW w:type="dxa" w:w="3040"/>
+            <w:shd w:fill="F2F2F2" w:color="auto" w:val="clear"/>
+            <w:tcMar>
+              <w:top w:type="dxa" w:w="60"/>
+              <w:left w:type="dxa" w:w="120"/>
+              <w:bottom w:type="dxa" w:w="60"/>
+              <w:right w:type="dxa" w:w="120"/>
+            </w:tcMar>
+            <w:vAlign w:val="top"/>
+          </w:tcPr>
+          <w:p>
+            <w:pPr>
+              <w:spacing w:after="40" w:before="0"/>
+              <w:jc w:val="left"/>
+            </w:pPr>
+            <w:r>
+              <w:rPr>
+                <w:rFonts w:ascii="Arial" w:cs="Arial" w:eastAsia="Arial" w:hAnsi="Arial"/>
+                <w:b w:val="false"/>
+                <w:bCs w:val="false"/>
+                <w:i w:val="false"/>
+                <w:iCs w:val="false"/>
+                <w:color w:val="000000"/>
+                <w:sz w:val="18"/>
+                <w:szCs w:val="18"/>
+              </w:rPr>
+              <w:t xml:space="preserve">Distribute PREDICT SHEETS face-down. Say: 'Before we touch any equipment today, I want you to be scientists making a prediction. Turn your sheet over — you have 4 minutes to sketch the galvanometer needle for each scenario and write ONE reason. Work alone.' Start a visible 4-minute timer. After 4 minutes, say: 'Now share your prediction for scenario (c) — the conductor moving upward — with your shoulder partner. You have 90 seconds.' After sharing, cold-call 3 pairs: 'Amina and Korir — what did you predict and why? ... Otieno and Wanjiru — did you agree or disagree? ... Halima and Muthoni — what was the key disagreement?' Accept all predictions without correcting. Write contrasting predictions on the board in two columns labelled 'Deflection' and 'No Deflection'. Say: 'We will test every one of these predictions in the next 25 minutes. Keep your predict sheet — you will need it at the end of the lesson.'</w:t>
+            </w:r>
+          </w:p>
+        </w:tc>
+        <w:tc>
+          <w:tcPr>
+            <w:tcW w:type="dxa" w:w="3040"/>
+            <w:shd w:fill="FFFFFF" w:color="auto" w:val="clear"/>
+            <w:tcMar>
+              <w:top w:type="dxa" w:w="60"/>
+              <w:left w:type="dxa" w:w="120"/>
+              <w:bottom w:type="dxa" w:w="60"/>
+              <w:right w:type="dxa" w:w="120"/>
+            </w:tcMar>
+            <w:vAlign w:val="top"/>
+          </w:tcPr>
+          <w:p>
+            <w:pPr>
+              <w:spacing w:after="40" w:before="0"/>
+              <w:jc w:val="left"/>
+            </w:pPr>
+            <w:r>
+              <w:rPr>
+                <w:rFonts w:ascii="Arial" w:cs="Arial" w:eastAsia="Arial" w:hAnsi="Arial"/>
+                <w:b w:val="false"/>
+                <w:bCs w:val="false"/>
+                <w:i w:val="false"/>
+                <w:iCs w:val="false"/>
+                <w:color w:val="000000"/>
+                <w:sz w:val="18"/>
+                <w:szCs w:val="18"/>
+              </w:rPr>
+              <w:t xml:space="preserve">Think-Pair-Share Prediction Elicitation — activates prior knowledge from Lessons 1–3 (field patterns, force on conductors) and creates cognitive dissonance between learners who expect deflection when stationary and those who do not, motivating close observation during the experiment.</w:t>
+            </w:r>
+          </w:p>
+        </w:tc>
+        <w:tc>
+          <w:tcPr>
+            <w:tcW w:type="dxa" w:w="3040"/>
+            <w:shd w:fill="F2F2F2" w:color="auto" w:val="clear"/>
+            <w:tcMar>
+              <w:top w:type="dxa" w:w="60"/>
+              <w:left w:type="dxa" w:w="120"/>
+              <w:bottom w:type="dxa" w:w="60"/>
+              <w:right w:type="dxa" w:w="120"/>
+            </w:tcMar>
+            <w:vAlign w:val="top"/>
+          </w:tcPr>
+          <w:p>
+            <w:pPr>
+              <w:spacing w:after="40" w:before="0"/>
+              <w:jc w:val="left"/>
+            </w:pPr>
+            <w:r>
+              <w:rPr>
+                <w:rFonts w:ascii="Arial" w:cs="Arial" w:eastAsia="Arial" w:hAnsi="Arial"/>
+                <w:b w:val="false"/>
+                <w:bCs w:val="false"/>
+                <w:i w:val="false"/>
+                <w:iCs w:val="false"/>
+                <w:color w:val="000000"/>
+                <w:sz w:val="18"/>
+                <w:szCs w:val="18"/>
+              </w:rPr>
+              <w:t xml:space="preserve">Teacher scans predict sheets during the 4-minute window and notes how many learners predict deflection for scenario (a) — stationary conductor. Learners who predict deflection in scenario (a) hold an incomplete model of induction and will need targeted questioning during the observe phase. Observable indicator: learner writes a reason that references either 'field', 'motion', 'wire', or 'current' — any of these shows engagement with prior learning.</w:t>
+            </w:r>
+          </w:p>
+        </w:tc>
+      </w:tr>
+      <w:tr>
+        <w:tc>
+          <w:tcPr>
+            <w:tcW w:type="dxa" w:w="1520"/>
+            <w:shd w:fill="D9EEF1" w:color="auto" w:val="clear"/>
+            <w:tcMar>
+              <w:top w:type="dxa" w:w="60"/>
+              <w:left w:type="dxa" w:w="120"/>
+              <w:bottom w:type="dxa" w:w="60"/>
+              <w:right w:type="dxa" w:w="120"/>
+            </w:tcMar>
+            <w:vAlign w:val="top"/>
+          </w:tcPr>
+          <w:p>
+            <w:pPr>
+              <w:spacing w:after="40" w:before="0"/>
+              <w:jc w:val="left"/>
+            </w:pPr>
+            <w:r>
+              <w:rPr>
+                <w:rFonts w:ascii="Arial" w:cs="Arial" w:eastAsia="Arial" w:hAnsi="Arial"/>
+                <w:b/>
+                <w:bCs/>
+                <w:i w:val="false"/>
+                <w:iCs w:val="false"/>
+                <w:color w:val="000000"/>
+                <w:sz w:val="18"/>
+                <w:szCs w:val="18"/>
+              </w:rPr>
+              <w:t xml:space="preserve">Observe Phase</w:t>
+            </w:r>
+          </w:p>
+          <w:p>
+            <w:pPr>
+              <w:spacing w:after="20" w:before="0"/>
+            </w:pPr>
+            <w:r>
+              <w:rPr>
+                <w:rFonts w:ascii="Arial" w:cs="Arial" w:eastAsia="Arial" w:hAnsi="Arial"/>
+                <w:b/>
+                <w:bCs/>
+                <w:color w:val="1F3864"/>
+                <w:sz w:val="16"/>
+                <w:szCs w:val="16"/>
+              </w:rPr>
+              <w:t xml:space="preserve">📹 VIDEO:</w:t>
+            </w:r>
+          </w:p>
+          <w:p>
+            <w:pPr>
+              <w:spacing w:after="20" w:before="0"/>
+            </w:pPr>
+            <w:hyperlink w:history="1" r:id="rIdmdwcwy6p9swhfl3jmocxw">
               <w:r>
                 <w:rPr>
                   <w:rFonts w:ascii="Arial" w:cs="Arial" w:eastAsia="Arial" w:hAnsi="Arial"/>
@@ -12047,7 +12342,7 @@
               <w:spacing w:after="10" w:before="0"/>
               <w:ind w:left="120"/>
             </w:pPr>
-            <w:hyperlink w:history="1" r:id="rIdgdknv1iqo0hkwsr5_j-4g">
+            <w:hyperlink w:history="1" r:id="rId8zhs95gsnp9aavuqenccb">
               <w:r>
                 <w:rPr>
                   <w:rFonts w:ascii="Arial" w:cs="Arial" w:eastAsia="Arial" w:hAnsi="Arial"/>
@@ -12085,14 +12380,412 @@
                 <w:sz w:val="16"/>
                 <w:szCs w:val="16"/>
               </w:rPr>
-              <w:t xml:space="preserve">📖 HTML:</w:t>
+              <w:t xml:space="preserve">📖 READING:</w:t>
             </w:r>
           </w:p>
           <w:p>
             <w:pPr>
               <w:spacing w:after="20" w:before="0"/>
             </w:pPr>
-            <w:hyperlink w:history="1" r:id="rId3rdpiouhiqivr3hu4gory">
+            <w:r>
+              <w:rPr>
+                <w:rFonts w:ascii="Arial" w:cs="Arial" w:eastAsia="Arial" w:hAnsi="Arial"/>
+                <w:i/>
+                <w:iCs/>
+                <w:color w:val="595959"/>
+                <w:sz w:val="16"/>
+                <w:szCs w:val="16"/>
+              </w:rPr>
+              <w:t xml:space="preserve">No closely matching reading in the ARES library for this activity.</w:t>
+            </w:r>
+          </w:p>
+          <w:p>
+            <w:pPr>
+              <w:spacing w:after="10" w:before="0"/>
+              <w:ind w:left="120"/>
+            </w:pPr>
+            <w:hyperlink w:history="1" r:id="rIdssqefibxh7w19phweweyl">
+              <w:r>
+                <w:rPr>
+                  <w:rFonts w:ascii="Arial" w:cs="Arial" w:eastAsia="Arial" w:hAnsi="Arial"/>
+                  <w:color w:val="595959"/>
+                  <w:sz w:val="14"/>
+                  <w:szCs w:val="14"/>
+                  <w:u w:val="single" w:color="595959"/>
+                </w:rPr>
+                <w:t xml:space="preserve">🔍 Search ARES for readings</w:t>
+              </w:r>
+            </w:hyperlink>
+          </w:p>
+          <w:p>
+            <w:pPr>
+              <w:spacing w:after="10" w:before="0"/>
+              <w:ind w:left="120"/>
+            </w:pPr>
+            <w:r>
+              <w:rPr>
+                <w:rFonts w:ascii="Arial" w:cs="Arial" w:eastAsia="Arial" w:hAnsi="Arial"/>
+                <w:color w:val="595959"/>
+                <w:sz w:val="14"/>
+                <w:szCs w:val="14"/>
+              </w:rPr>
+              <w:t xml:space="preserve">Search terms: magnetism electromagnetic induction induced</w:t>
+            </w:r>
+          </w:p>
+        </w:tc>
+        <w:tc>
+          <w:tcPr>
+            <w:tcW w:type="dxa" w:w="3040"/>
+            <w:shd w:fill="FFFFFF" w:color="auto" w:val="clear"/>
+            <w:tcMar>
+              <w:top w:type="dxa" w:w="60"/>
+              <w:left w:type="dxa" w:w="120"/>
+              <w:bottom w:type="dxa" w:w="60"/>
+              <w:right w:type="dxa" w:w="120"/>
+            </w:tcMar>
+            <w:vAlign w:val="top"/>
+          </w:tcPr>
+          <w:p>
+            <w:pPr>
+              <w:spacing w:after="40" w:before="0"/>
+              <w:jc w:val="left"/>
+            </w:pPr>
+            <w:r>
+              <w:rPr>
+                <w:rFonts w:ascii="Arial" w:cs="Arial" w:eastAsia="Arial" w:hAnsi="Arial"/>
+                <w:b w:val="false"/>
+                <w:bCs w:val="false"/>
+                <w:i w:val="false"/>
+                <w:iCs w:val="false"/>
+                <w:color w:val="000000"/>
+                <w:sz w:val="18"/>
+                <w:szCs w:val="18"/>
+              </w:rPr>
+              <w:t xml:space="preserve">Groups of four collect apparatus: 1× U-shaped (horseshoe) magnet, 1× sensitive centre-zero galvanometer, 1× 30 cm straight copper conductor with alligator-clip leads, connecting wires. Each group follows a printed PROCEDURE CARD (aligned to the KICD assessment rubric) with four steps:</w:t>
+            </w:r>
+          </w:p>
+          <w:p>
+            <w:pPr>
+              <w:spacing w:after="40" w:before="0"/>
+              <w:jc w:val="left"/>
+            </w:pPr>
+            <w:r>
+              <w:rPr>
+                <w:rFonts w:ascii="Arial" w:cs="Arial" w:eastAsia="Arial" w:hAnsi="Arial"/>
+                <w:b w:val="false"/>
+                <w:bCs w:val="false"/>
+                <w:i w:val="false"/>
+                <w:iCs w:val="false"/>
+                <w:color w:val="000000"/>
+                <w:sz w:val="18"/>
+                <w:szCs w:val="18"/>
+              </w:rPr>
+              <w:t xml:space="preserve">(a) Lay the conductor stationary between the poles — hold it still for 10 seconds — read galvanometer.</w:t>
+            </w:r>
+          </w:p>
+          <w:p>
+            <w:pPr>
+              <w:spacing w:after="40" w:before="0"/>
+              <w:jc w:val="left"/>
+            </w:pPr>
+            <w:r>
+              <w:rPr>
+                <w:rFonts w:ascii="Arial" w:cs="Arial" w:eastAsia="Arial" w:hAnsi="Arial"/>
+                <w:b w:val="false"/>
+                <w:bCs w:val="false"/>
+                <w:i w:val="false"/>
+                <w:iCs w:val="false"/>
+                <w:color w:val="000000"/>
+                <w:sz w:val="18"/>
+                <w:szCs w:val="18"/>
+              </w:rPr>
+              <w:t xml:space="preserve">(b) Move conductor slowly parallel to field lines (left-right, horizontal) — read galvanometer.</w:t>
+            </w:r>
+          </w:p>
+          <w:p>
+            <w:pPr>
+              <w:spacing w:after="40" w:before="0"/>
+              <w:jc w:val="left"/>
+            </w:pPr>
+            <w:r>
+              <w:rPr>
+                <w:rFonts w:ascii="Arial" w:cs="Arial" w:eastAsia="Arial" w:hAnsi="Arial"/>
+                <w:b w:val="false"/>
+                <w:bCs w:val="false"/>
+                <w:i w:val="false"/>
+                <w:iCs w:val="false"/>
+                <w:color w:val="000000"/>
+                <w:sz w:val="18"/>
+                <w:szCs w:val="18"/>
+              </w:rPr>
+              <w:t xml:space="preserve">(c) Move conductor vertically upward between poles at moderate speed — read galvanometer. Then move it downward — read galvanometer.</w:t>
+            </w:r>
+          </w:p>
+          <w:p>
+            <w:pPr>
+              <w:spacing w:after="40" w:before="0"/>
+              <w:jc w:val="left"/>
+            </w:pPr>
+            <w:r>
+              <w:rPr>
+                <w:rFonts w:ascii="Arial" w:cs="Arial" w:eastAsia="Arial" w:hAnsi="Arial"/>
+                <w:b w:val="false"/>
+                <w:bCs w:val="false"/>
+                <w:i w:val="false"/>
+                <w:iCs w:val="false"/>
+                <w:color w:val="000000"/>
+                <w:sz w:val="18"/>
+                <w:szCs w:val="18"/>
+              </w:rPr>
+              <w:t xml:space="preserve">(d) Move conductor at approximately 45° to the field — read galvanometer.</w:t>
+            </w:r>
+          </w:p>
+          <w:p>
+            <w:pPr>
+              <w:spacing w:after="40" w:before="0"/>
+              <w:jc w:val="left"/>
+            </w:pPr>
+            <w:r>
+              <w:rPr>
+                <w:rFonts w:ascii="Arial" w:cs="Arial" w:eastAsia="Arial" w:hAnsi="Arial"/>
+                <w:b w:val="false"/>
+                <w:bCs w:val="false"/>
+                <w:i w:val="false"/>
+                <w:iCs w:val="false"/>
+                <w:color w:val="000000"/>
+                <w:sz w:val="18"/>
+                <w:szCs w:val="18"/>
+              </w:rPr>
+              <w:t xml:space="preserve">For each step learners record in a results table: Scenario | Galvanometer Reading (L-deflect / Centre / R-deflect) | Estimated Magnitude (large / small / none) | Observation notes. After completing all four steps, each group repeats scenario (c) at FAST speed and at SLOW speed, recording whether magnitude changes. Role rotation: Conductor Handler → Galvanometer Reader → Recorder → Timer/Reporter.</w:t>
+            </w:r>
+          </w:p>
+        </w:tc>
+        <w:tc>
+          <w:tcPr>
+            <w:tcW w:type="dxa" w:w="3040"/>
+            <w:shd w:fill="F2F2F2" w:color="auto" w:val="clear"/>
+            <w:tcMar>
+              <w:top w:type="dxa" w:w="60"/>
+              <w:left w:type="dxa" w:w="120"/>
+              <w:bottom w:type="dxa" w:w="60"/>
+              <w:right w:type="dxa" w:w="120"/>
+            </w:tcMar>
+            <w:vAlign w:val="top"/>
+          </w:tcPr>
+          <w:p>
+            <w:pPr>
+              <w:spacing w:after="40" w:before="0"/>
+              <w:jc w:val="left"/>
+            </w:pPr>
+            <w:r>
+              <w:rPr>
+                <w:rFonts w:ascii="Arial" w:cs="Arial" w:eastAsia="Arial" w:hAnsi="Arial"/>
+                <w:b w:val="false"/>
+                <w:bCs w:val="false"/>
+                <w:i w:val="false"/>
+                <w:iCs w:val="false"/>
+                <w:color w:val="000000"/>
+                <w:sz w:val="18"/>
+                <w:szCs w:val="18"/>
+              </w:rPr>
+              <w:t xml:space="preserve">Before groups start, demonstrate apparatus assembly at the front bench: 'Connect the two ends of the copper conductor to the galvanometer terminals using the clip leads — like this. The galvanometer should read zero when the wire is still and away from the magnet. Check this now before you begin.' Circulate during the experiment. At each group, use these specific prompts:</w:t>
+            </w:r>
+          </w:p>
+          <w:p>
+            <w:pPr>
+              <w:spacing w:after="40" w:before="0"/>
+              <w:jc w:val="left"/>
+            </w:pPr>
+            <w:r>
+              <w:rPr>
+                <w:rFonts w:ascii="Arial" w:cs="Arial" w:eastAsia="Arial" w:hAnsi="Arial"/>
+                <w:b w:val="false"/>
+                <w:bCs w:val="false"/>
+                <w:i w:val="false"/>
+                <w:iCs w:val="false"/>
+                <w:color w:val="000000"/>
+                <w:sz w:val="18"/>
+                <w:szCs w:val="18"/>
+              </w:rPr>
+              <w:t xml:space="preserve">— 'What is the needle doing RIGHT NOW? Is it moving or still?'</w:t>
+            </w:r>
+          </w:p>
+          <w:p>
+            <w:pPr>
+              <w:spacing w:after="40" w:before="0"/>
+              <w:jc w:val="left"/>
+            </w:pPr>
+            <w:r>
+              <w:rPr>
+                <w:rFonts w:ascii="Arial" w:cs="Arial" w:eastAsia="Arial" w:hAnsi="Arial"/>
+                <w:b w:val="false"/>
+                <w:bCs w:val="false"/>
+                <w:i w:val="false"/>
+                <w:iCs w:val="false"/>
+                <w:color w:val="000000"/>
+                <w:sz w:val="18"/>
+                <w:szCs w:val="18"/>
+              </w:rPr>
+              <w:t xml:space="preserve">— 'What are you doing differently between step (a) and step (c)?'</w:t>
+            </w:r>
+          </w:p>
+          <w:p>
+            <w:pPr>
+              <w:spacing w:after="40" w:before="0"/>
+              <w:jc w:val="left"/>
+            </w:pPr>
+            <w:r>
+              <w:rPr>
+                <w:rFonts w:ascii="Arial" w:cs="Arial" w:eastAsia="Arial" w:hAnsi="Arial"/>
+                <w:b w:val="false"/>
+                <w:bCs w:val="false"/>
+                <w:i w:val="false"/>
+                <w:iCs w:val="false"/>
+                <w:color w:val="000000"/>
+                <w:sz w:val="18"/>
+                <w:szCs w:val="18"/>
+              </w:rPr>
+              <w:t xml:space="preserve">— 'Try moving the conductor faster in step (c). What changes?'</w:t>
+            </w:r>
+          </w:p>
+          <w:p>
+            <w:pPr>
+              <w:spacing w:after="40" w:before="0"/>
+              <w:jc w:val="left"/>
+            </w:pPr>
+            <w:r>
+              <w:rPr>
+                <w:rFonts w:ascii="Arial" w:cs="Arial" w:eastAsia="Arial" w:hAnsi="Arial"/>
+                <w:b w:val="false"/>
+                <w:bCs w:val="false"/>
+                <w:i w:val="false"/>
+                <w:iCs w:val="false"/>
+                <w:color w:val="000000"/>
+                <w:sz w:val="18"/>
+                <w:szCs w:val="18"/>
+              </w:rPr>
+              <w:t xml:space="preserve">If a group gets no deflection in step (c), ask: 'Is your conductor actually cutting field lines, or moving along them? Show me the direction again.' After 20 minutes, give a 2-minute warning: 'Finish your last reading and complete your table.' Then call the class to attention: 'Recorders, bring your results tables to the front — we are going to build a class data wall.' Stick four large paper columns on the board (one per scenario). Cold-call each group's Reporter to announce their deflection result. Tally results in each column. Ask the class: 'Look at the board. Where do ALL groups agree — deflection or no deflection?' WAIT 12 seconds. Cold-call three learners: 'Kamau — what pattern do you see? ... Fatuma — do you agree? ... Njoroge — can you say it in one sentence?'</w:t>
+            </w:r>
+          </w:p>
+        </w:tc>
+        <w:tc>
+          <w:tcPr>
+            <w:tcW w:type="dxa" w:w="3040"/>
+            <w:shd w:fill="FFFFFF" w:color="auto" w:val="clear"/>
+            <w:tcMar>
+              <w:top w:type="dxa" w:w="60"/>
+              <w:left w:type="dxa" w:w="120"/>
+              <w:bottom w:type="dxa" w:w="60"/>
+              <w:right w:type="dxa" w:w="120"/>
+            </w:tcMar>
+            <w:vAlign w:val="top"/>
+          </w:tcPr>
+          <w:p>
+            <w:pPr>
+              <w:spacing w:after="40" w:before="0"/>
+              <w:jc w:val="left"/>
+            </w:pPr>
+            <w:r>
+              <w:rPr>
+                <w:rFonts w:ascii="Arial" w:cs="Arial" w:eastAsia="Arial" w:hAnsi="Arial"/>
+                <w:b w:val="false"/>
+                <w:bCs w:val="false"/>
+                <w:i w:val="false"/>
+                <w:iCs w:val="false"/>
+                <w:color w:val="000000"/>
+                <w:sz w:val="18"/>
+                <w:szCs w:val="18"/>
+              </w:rPr>
+              <w:t xml:space="preserve">Structured Data Collation (Class Data Wall) — pooling results from all groups makes the pattern statistically clear even if individual group measurements contain small errors. Publicly displaying group data creates accountability and allows anomalies to be identified and discussed rather than ignored.</w:t>
+            </w:r>
+          </w:p>
+        </w:tc>
+        <w:tc>
+          <w:tcPr>
+            <w:tcW w:type="dxa" w:w="3040"/>
+            <w:shd w:fill="F2F2F2" w:color="auto" w:val="clear"/>
+            <w:tcMar>
+              <w:top w:type="dxa" w:w="60"/>
+              <w:left w:type="dxa" w:w="120"/>
+              <w:bottom w:type="dxa" w:w="60"/>
+              <w:right w:type="dxa" w:w="120"/>
+            </w:tcMar>
+            <w:vAlign w:val="top"/>
+          </w:tcPr>
+          <w:p>
+            <w:pPr>
+              <w:spacing w:after="40" w:before="0"/>
+              <w:jc w:val="left"/>
+            </w:pPr>
+            <w:r>
+              <w:rPr>
+                <w:rFonts w:ascii="Arial" w:cs="Arial" w:eastAsia="Arial" w:hAnsi="Arial"/>
+                <w:b w:val="false"/>
+                <w:bCs w:val="false"/>
+                <w:i w:val="false"/>
+                <w:iCs w:val="false"/>
+                <w:color w:val="000000"/>
+                <w:sz w:val="18"/>
+                <w:szCs w:val="18"/>
+              </w:rPr>
+              <w:t xml:space="preserve">Teacher checks results tables during circulation — the critical observable indicator is whether learners record CENTRE (zero) for scenario (a) — stationary conductor. Any group recording deflection for a stationary conductor has a wiring error or a misread; the teacher re-checks their connections immediately. A second indicator: at least 80% of groups should record a larger deflection for fast movement than slow movement in the repeated scenario (c) trials — this sets up Lesson 5.</w:t>
+            </w:r>
+          </w:p>
+        </w:tc>
+      </w:tr>
+      <w:tr>
+        <w:tc>
+          <w:tcPr>
+            <w:tcW w:type="dxa" w:w="1520"/>
+            <w:shd w:fill="E2EFDA" w:color="auto" w:val="clear"/>
+            <w:tcMar>
+              <w:top w:type="dxa" w:w="60"/>
+              <w:left w:type="dxa" w:w="120"/>
+              <w:bottom w:type="dxa" w:w="60"/>
+              <w:right w:type="dxa" w:w="120"/>
+            </w:tcMar>
+            <w:vAlign w:val="top"/>
+          </w:tcPr>
+          <w:p>
+            <w:pPr>
+              <w:spacing w:after="40" w:before="0"/>
+              <w:jc w:val="left"/>
+            </w:pPr>
+            <w:r>
+              <w:rPr>
+                <w:rFonts w:ascii="Arial" w:cs="Arial" w:eastAsia="Arial" w:hAnsi="Arial"/>
+                <w:b/>
+                <w:bCs/>
+                <w:i w:val="false"/>
+                <w:iCs w:val="false"/>
+                <w:color w:val="000000"/>
+                <w:sz w:val="18"/>
+                <w:szCs w:val="18"/>
+              </w:rPr>
+              <w:t xml:space="preserve">Explain Phase</w:t>
+            </w:r>
+          </w:p>
+          <w:p>
+            <w:pPr>
+              <w:spacing w:after="20" w:before="0"/>
+            </w:pPr>
+            <w:r>
+              <w:rPr>
+                <w:rFonts w:ascii="Arial" w:cs="Arial" w:eastAsia="Arial" w:hAnsi="Arial"/>
+                <w:b/>
+                <w:bCs/>
+                <w:color w:val="1F3864"/>
+                <w:sz w:val="16"/>
+                <w:szCs w:val="16"/>
+              </w:rPr>
+              <w:t xml:space="preserve">📹 VIDEO:</w:t>
+            </w:r>
+          </w:p>
+          <w:p>
+            <w:pPr>
+              <w:spacing w:after="20" w:before="0"/>
+            </w:pPr>
+            <w:hyperlink w:history="1" r:id="rIdhfdxiuxexzsyvjsw00lx9">
               <w:r>
                 <w:rPr>
                   <w:rFonts w:ascii="Arial" w:cs="Arial" w:eastAsia="Arial" w:hAnsi="Arial"/>
@@ -12101,7 +12794,7 @@
                   <w:szCs w:val="16"/>
                   <w:u w:val="single" w:color="2E75B6"/>
                 </w:rPr>
-                <w:t xml:space="preserve">Study of Space by the Electromagnetic Spectrum (Flexbook)</w:t>
+                <w:t xml:space="preserve">Emf induced in rod traveling through magnetic field</w:t>
               </w:r>
             </w:hyperlink>
           </w:p>
@@ -12117,7 +12810,7 @@
                 <w:sz w:val="14"/>
                 <w:szCs w:val="14"/>
               </w:rPr>
-              <w:t xml:space="preserve">Source: CK-12</w:t>
+              <w:t xml:space="preserve">Source: Khan Academy (English - US curriculum)</w:t>
             </w:r>
           </w:p>
           <w:p>
@@ -12125,235 +12818,7 @@
               <w:spacing w:after="10" w:before="0"/>
               <w:ind w:left="120"/>
             </w:pPr>
-            <w:hyperlink w:history="1" r:id="rIdw6mp6mwyyf1lwenvt3csn">
-              <w:r>
-                <w:rPr>
-                  <w:rFonts w:ascii="Arial" w:cs="Arial" w:eastAsia="Arial" w:hAnsi="Arial"/>
-                  <w:color w:val="595959"/>
-                  <w:sz w:val="14"/>
-                  <w:szCs w:val="14"/>
-                  <w:u w:val="single" w:color="595959"/>
-                </w:rPr>
-                <w:t xml:space="preserve">🔍 Search ARES for similar readings</w:t>
-              </w:r>
-            </w:hyperlink>
-          </w:p>
-        </w:tc>
-        <w:tc>
-          <w:tcPr>
-            <w:tcW w:type="dxa" w:w="3040"/>
-            <w:shd w:fill="FFFFFF" w:color="auto" w:val="clear"/>
-            <w:tcMar>
-              <w:top w:type="dxa" w:w="60"/>
-              <w:left w:type="dxa" w:w="120"/>
-              <w:bottom w:type="dxa" w:w="60"/>
-              <w:right w:type="dxa" w:w="120"/>
-            </w:tcMar>
-            <w:vAlign w:val="top"/>
-          </w:tcPr>
-          <w:p>
-            <w:pPr>
-              <w:spacing w:after="40" w:before="0"/>
-              <w:jc w:val="left"/>
-            </w:pPr>
-            <w:r>
-              <w:rPr>
-                <w:rFonts w:ascii="Arial" w:cs="Arial" w:eastAsia="Arial" w:hAnsi="Arial"/>
-                <w:b w:val="false"/>
-                <w:bCs w:val="false"/>
-                <w:i w:val="false"/>
-                <w:iCs w:val="false"/>
-                <w:color w:val="000000"/>
-                <w:sz w:val="18"/>
-                <w:szCs w:val="18"/>
-              </w:rPr>
-              <w:t xml:space="preserve">Each learner receives a half-page PREDICT SHEET showing a diagram of the U-shaped magnet with a straight conductor between its poles and four labelled scenarios: (a) conductor stationary, (b) conductor moved parallel to field lines (horizontal), (c) conductor moved vertically upward between poles, (d) conductor moved at 45° to field. Learners individually sketch a galvanometer needle position for each scenario — deflected left, deflected right, or centre — and write a one-sentence reason. Learners then share predictions with a shoulder partner (Think-Pair) before the teacher cold-calls three pairs to share contrasting predictions with the class.</w:t>
-            </w:r>
-          </w:p>
-        </w:tc>
-        <w:tc>
-          <w:tcPr>
-            <w:tcW w:type="dxa" w:w="3040"/>
-            <w:shd w:fill="F2F2F2" w:color="auto" w:val="clear"/>
-            <w:tcMar>
-              <w:top w:type="dxa" w:w="60"/>
-              <w:left w:type="dxa" w:w="120"/>
-              <w:bottom w:type="dxa" w:w="60"/>
-              <w:right w:type="dxa" w:w="120"/>
-            </w:tcMar>
-            <w:vAlign w:val="top"/>
-          </w:tcPr>
-          <w:p>
-            <w:pPr>
-              <w:spacing w:after="40" w:before="0"/>
-              <w:jc w:val="left"/>
-            </w:pPr>
-            <w:r>
-              <w:rPr>
-                <w:rFonts w:ascii="Arial" w:cs="Arial" w:eastAsia="Arial" w:hAnsi="Arial"/>
-                <w:b w:val="false"/>
-                <w:bCs w:val="false"/>
-                <w:i w:val="false"/>
-                <w:iCs w:val="false"/>
-                <w:color w:val="000000"/>
-                <w:sz w:val="18"/>
-                <w:szCs w:val="18"/>
-              </w:rPr>
-              <w:t xml:space="preserve">Distribute PREDICT SHEETS face-down. Say: 'Before we touch any equipment today, I want you to be scientists making a prediction. Turn your sheet over — you have 4 minutes to sketch the galvanometer needle for each scenario and write ONE reason. Work alone.' Start a visible 4-minute timer. After 4 minutes, say: 'Now share your prediction for scenario (c) — the conductor moving upward — with your shoulder partner. You have 90 seconds.' After sharing, cold-call 3 pairs: 'Amina and Korir — what did you predict and why? ... Otieno and Wanjiru — did you agree or disagree? ... Halima and Muthoni — what was the key disagreement?' Accept all predictions without correcting. Write contrasting predictions on the board in two columns labelled 'Deflection' and 'No Deflection'. Say: 'We will test every one of these predictions in the next 25 minutes. Keep your predict sheet — you will need it at the end of the lesson.'</w:t>
-            </w:r>
-          </w:p>
-        </w:tc>
-        <w:tc>
-          <w:tcPr>
-            <w:tcW w:type="dxa" w:w="3040"/>
-            <w:shd w:fill="FFFFFF" w:color="auto" w:val="clear"/>
-            <w:tcMar>
-              <w:top w:type="dxa" w:w="60"/>
-              <w:left w:type="dxa" w:w="120"/>
-              <w:bottom w:type="dxa" w:w="60"/>
-              <w:right w:type="dxa" w:w="120"/>
-            </w:tcMar>
-            <w:vAlign w:val="top"/>
-          </w:tcPr>
-          <w:p>
-            <w:pPr>
-              <w:spacing w:after="40" w:before="0"/>
-              <w:jc w:val="left"/>
-            </w:pPr>
-            <w:r>
-              <w:rPr>
-                <w:rFonts w:ascii="Arial" w:cs="Arial" w:eastAsia="Arial" w:hAnsi="Arial"/>
-                <w:b w:val="false"/>
-                <w:bCs w:val="false"/>
-                <w:i w:val="false"/>
-                <w:iCs w:val="false"/>
-                <w:color w:val="000000"/>
-                <w:sz w:val="18"/>
-                <w:szCs w:val="18"/>
-              </w:rPr>
-              <w:t xml:space="preserve">Think-Pair-Share Prediction Elicitation — activates prior knowledge from Lessons 1–3 (field patterns, force on conductors) and creates cognitive dissonance between learners who expect deflection when stationary and those who do not, motivating close observation during the experiment.</w:t>
-            </w:r>
-          </w:p>
-        </w:tc>
-        <w:tc>
-          <w:tcPr>
-            <w:tcW w:type="dxa" w:w="3040"/>
-            <w:shd w:fill="F2F2F2" w:color="auto" w:val="clear"/>
-            <w:tcMar>
-              <w:top w:type="dxa" w:w="60"/>
-              <w:left w:type="dxa" w:w="120"/>
-              <w:bottom w:type="dxa" w:w="60"/>
-              <w:right w:type="dxa" w:w="120"/>
-            </w:tcMar>
-            <w:vAlign w:val="top"/>
-          </w:tcPr>
-          <w:p>
-            <w:pPr>
-              <w:spacing w:after="40" w:before="0"/>
-              <w:jc w:val="left"/>
-            </w:pPr>
-            <w:r>
-              <w:rPr>
-                <w:rFonts w:ascii="Arial" w:cs="Arial" w:eastAsia="Arial" w:hAnsi="Arial"/>
-                <w:b w:val="false"/>
-                <w:bCs w:val="false"/>
-                <w:i w:val="false"/>
-                <w:iCs w:val="false"/>
-                <w:color w:val="000000"/>
-                <w:sz w:val="18"/>
-                <w:szCs w:val="18"/>
-              </w:rPr>
-              <w:t xml:space="preserve">Teacher scans predict sheets during the 4-minute window and notes how many learners predict deflection for scenario (a) — stationary conductor. Learners who predict deflection in scenario (a) hold an incomplete model of induction and will need targeted questioning during the observe phase. Observable indicator: learner writes a reason that references either 'field', 'motion', 'wire', or 'current' — any of these shows engagement with prior learning.</w:t>
-            </w:r>
-          </w:p>
-        </w:tc>
-      </w:tr>
-      <w:tr>
-        <w:tc>
-          <w:tcPr>
-            <w:tcW w:type="dxa" w:w="1520"/>
-            <w:shd w:fill="D9EEF1" w:color="auto" w:val="clear"/>
-            <w:tcMar>
-              <w:top w:type="dxa" w:w="60"/>
-              <w:left w:type="dxa" w:w="120"/>
-              <w:bottom w:type="dxa" w:w="60"/>
-              <w:right w:type="dxa" w:w="120"/>
-            </w:tcMar>
-            <w:vAlign w:val="top"/>
-          </w:tcPr>
-          <w:p>
-            <w:pPr>
-              <w:spacing w:after="40" w:before="0"/>
-              <w:jc w:val="left"/>
-            </w:pPr>
-            <w:r>
-              <w:rPr>
-                <w:rFonts w:ascii="Arial" w:cs="Arial" w:eastAsia="Arial" w:hAnsi="Arial"/>
-                <w:b/>
-                <w:bCs/>
-                <w:i w:val="false"/>
-                <w:iCs w:val="false"/>
-                <w:color w:val="000000"/>
-                <w:sz w:val="18"/>
-                <w:szCs w:val="18"/>
-              </w:rPr>
-              <w:t xml:space="preserve">Observe Phase</w:t>
-            </w:r>
-          </w:p>
-          <w:p>
-            <w:pPr>
-              <w:spacing w:after="20" w:before="0"/>
-            </w:pPr>
-            <w:r>
-              <w:rPr>
-                <w:rFonts w:ascii="Arial" w:cs="Arial" w:eastAsia="Arial" w:hAnsi="Arial"/>
-                <w:b/>
-                <w:bCs/>
-                <w:color w:val="1F3864"/>
-                <w:sz w:val="16"/>
-                <w:szCs w:val="16"/>
-              </w:rPr>
-              <w:t xml:space="preserve">📹 VIDEO:</w:t>
-            </w:r>
-          </w:p>
-          <w:p>
-            <w:pPr>
-              <w:spacing w:after="20" w:before="0"/>
-            </w:pPr>
-            <w:hyperlink w:history="1" r:id="rIdjybdaeuvt8--d6mrqymz9">
-              <w:r>
-                <w:rPr>
-                  <w:rFonts w:ascii="Arial" w:cs="Arial" w:eastAsia="Arial" w:hAnsi="Arial"/>
-                  <w:color w:val="2E75B6"/>
-                  <w:sz w:val="16"/>
-                  <w:szCs w:val="16"/>
-                  <w:u w:val="single" w:color="2E75B6"/>
-                </w:rPr>
-                <w:t xml:space="preserve">Induced current in a wire</w:t>
-              </w:r>
-            </w:hyperlink>
-          </w:p>
-          <w:p>
-            <w:pPr>
-              <w:spacing w:after="10" w:before="0"/>
-              <w:ind w:left="120"/>
-            </w:pPr>
-            <w:r>
-              <w:rPr>
-                <w:rFonts w:ascii="Arial" w:cs="Arial" w:eastAsia="Arial" w:hAnsi="Arial"/>
-                <w:color w:val="595959"/>
-                <w:sz w:val="14"/>
-                <w:szCs w:val="14"/>
-              </w:rPr>
-              <w:t xml:space="preserve">Source: Khan Academy (English - US curriculum)</w:t>
-            </w:r>
-          </w:p>
-          <w:p>
-            <w:pPr>
-              <w:spacing w:after="10" w:before="0"/>
-              <w:ind w:left="120"/>
-            </w:pPr>
-            <w:hyperlink w:history="1" r:id="rIdkcxb5xzzcyqlcrozn6luc">
+            <w:hyperlink w:history="1" r:id="rIdsese5difbwpylslreeiit">
               <w:r>
                 <w:rPr>
                   <w:rFonts w:ascii="Arial" w:cs="Arial" w:eastAsia="Arial" w:hAnsi="Arial"/>
@@ -12391,14 +12856,336 @@
                 <w:sz w:val="16"/>
                 <w:szCs w:val="16"/>
               </w:rPr>
-              <w:t xml:space="preserve">📖 HTML:</w:t>
+              <w:t xml:space="preserve">📖 READING:</w:t>
             </w:r>
           </w:p>
           <w:p>
             <w:pPr>
               <w:spacing w:after="20" w:before="0"/>
             </w:pPr>
-            <w:hyperlink w:history="1" r:id="rId28nkwpkffgg9t2vljszt5">
+            <w:r>
+              <w:rPr>
+                <w:rFonts w:ascii="Arial" w:cs="Arial" w:eastAsia="Arial" w:hAnsi="Arial"/>
+                <w:i/>
+                <w:iCs/>
+                <w:color w:val="595959"/>
+                <w:sz w:val="16"/>
+                <w:szCs w:val="16"/>
+              </w:rPr>
+              <w:t xml:space="preserve">No closely matching reading in the ARES library for this activity.</w:t>
+            </w:r>
+          </w:p>
+          <w:p>
+            <w:pPr>
+              <w:spacing w:after="10" w:before="0"/>
+              <w:ind w:left="120"/>
+            </w:pPr>
+            <w:hyperlink w:history="1" r:id="rIdladihgl9q7asso2h_vdw5">
+              <w:r>
+                <w:rPr>
+                  <w:rFonts w:ascii="Arial" w:cs="Arial" w:eastAsia="Arial" w:hAnsi="Arial"/>
+                  <w:color w:val="595959"/>
+                  <w:sz w:val="14"/>
+                  <w:szCs w:val="14"/>
+                  <w:u w:val="single" w:color="595959"/>
+                </w:rPr>
+                <w:t xml:space="preserve">🔍 Search ARES for readings</w:t>
+              </w:r>
+            </w:hyperlink>
+          </w:p>
+          <w:p>
+            <w:pPr>
+              <w:spacing w:after="10" w:before="0"/>
+              <w:ind w:left="120"/>
+            </w:pPr>
+            <w:r>
+              <w:rPr>
+                <w:rFonts w:ascii="Arial" w:cs="Arial" w:eastAsia="Arial" w:hAnsi="Arial"/>
+                <w:color w:val="595959"/>
+                <w:sz w:val="14"/>
+                <w:szCs w:val="14"/>
+              </w:rPr>
+              <w:t xml:space="preserve">Search terms: magnetism electromagnetic induction induced</w:t>
+            </w:r>
+          </w:p>
+        </w:tc>
+        <w:tc>
+          <w:tcPr>
+            <w:tcW w:type="dxa" w:w="3040"/>
+            <w:shd w:fill="FFFFFF" w:color="auto" w:val="clear"/>
+            <w:tcMar>
+              <w:top w:type="dxa" w:w="60"/>
+              <w:left w:type="dxa" w:w="120"/>
+              <w:bottom w:type="dxa" w:w="60"/>
+              <w:right w:type="dxa" w:w="120"/>
+            </w:tcMar>
+            <w:vAlign w:val="top"/>
+          </w:tcPr>
+          <w:p>
+            <w:pPr>
+              <w:spacing w:after="40" w:before="0"/>
+              <w:jc w:val="left"/>
+            </w:pPr>
+            <w:r>
+              <w:rPr>
+                <w:rFonts w:ascii="Arial" w:cs="Arial" w:eastAsia="Arial" w:hAnsi="Arial"/>
+                <w:b w:val="false"/>
+                <w:bCs w:val="false"/>
+                <w:i w:val="false"/>
+                <w:iCs w:val="false"/>
+                <w:color w:val="000000"/>
+                <w:sz w:val="18"/>
+                <w:szCs w:val="18"/>
+              </w:rPr>
+              <w:t xml:space="preserve">Learners individually complete a CER (Claim–Evidence–Reasoning) frame on a structured worksheet:</w:t>
+            </w:r>
+          </w:p>
+          <w:p>
+            <w:pPr>
+              <w:spacing w:after="40" w:before="0"/>
+              <w:jc w:val="left"/>
+            </w:pPr>
+            <w:r>
+              <w:rPr>
+                <w:rFonts w:ascii="Arial" w:cs="Arial" w:eastAsia="Arial" w:hAnsi="Arial"/>
+                <w:b w:val="false"/>
+                <w:bCs w:val="false"/>
+                <w:i w:val="false"/>
+                <w:iCs w:val="false"/>
+                <w:color w:val="000000"/>
+                <w:sz w:val="18"/>
+                <w:szCs w:val="18"/>
+              </w:rPr>
+              <w:t xml:space="preserve">CLAIM: 'A current is induced in a conductor when…'</w:t>
+            </w:r>
+          </w:p>
+          <w:p>
+            <w:pPr>
+              <w:spacing w:after="40" w:before="0"/>
+              <w:jc w:val="left"/>
+            </w:pPr>
+            <w:r>
+              <w:rPr>
+                <w:rFonts w:ascii="Arial" w:cs="Arial" w:eastAsia="Arial" w:hAnsi="Arial"/>
+                <w:b w:val="false"/>
+                <w:bCs w:val="false"/>
+                <w:i w:val="false"/>
+                <w:iCs w:val="false"/>
+                <w:color w:val="000000"/>
+                <w:sz w:val="18"/>
+                <w:szCs w:val="18"/>
+              </w:rPr>
+              <w:t xml:space="preserve">EVIDENCE: (learners select 2–3 specific results from their table, e.g. 'In scenario (a), the galvanometer read zero. In scenario (c), it deflected to the right.')</w:t>
+            </w:r>
+          </w:p>
+          <w:p>
+            <w:pPr>
+              <w:spacing w:after="40" w:before="0"/>
+              <w:jc w:val="left"/>
+            </w:pPr>
+            <w:r>
+              <w:rPr>
+                <w:rFonts w:ascii="Arial" w:cs="Arial" w:eastAsia="Arial" w:hAnsi="Arial"/>
+                <w:b w:val="false"/>
+                <w:bCs w:val="false"/>
+                <w:i w:val="false"/>
+                <w:iCs w:val="false"/>
+                <w:color w:val="000000"/>
+                <w:sz w:val="18"/>
+                <w:szCs w:val="18"/>
+              </w:rPr>
+              <w:t xml:space="preserve">REASONING: 'This shows that… because…'</w:t>
+            </w:r>
+          </w:p>
+          <w:p>
+            <w:pPr>
+              <w:spacing w:after="40" w:before="0"/>
+              <w:jc w:val="left"/>
+            </w:pPr>
+            <w:r>
+              <w:rPr>
+                <w:rFonts w:ascii="Arial" w:cs="Arial" w:eastAsia="Arial" w:hAnsi="Arial"/>
+                <w:b w:val="false"/>
+                <w:bCs w:val="false"/>
+                <w:i w:val="false"/>
+                <w:iCs w:val="false"/>
+                <w:color w:val="000000"/>
+                <w:sz w:val="18"/>
+                <w:szCs w:val="18"/>
+              </w:rPr>
+              <w:t xml:space="preserve">After 6 minutes of individual writing, learners share their CER with their group and agree on one GROUP CER to write on a mini-whiteboard. Groups display boards. Teacher reads each board aloud, highlighting commonalities. Class agrees on a SHARED STATEMENT written on the board: 'An e.m.f (and therefore a current) is induced in a conductor only when the conductor is MOVING and CUTTING across magnetic field lines. When the conductor is stationary or moving parallel to field lines, no e.m.f is induced.'</w:t>
+            </w:r>
+          </w:p>
+          <w:p>
+            <w:pPr>
+              <w:spacing w:after="40" w:before="0"/>
+              <w:jc w:val="left"/>
+            </w:pPr>
+            <w:r>
+              <w:rPr>
+                <w:rFonts w:ascii="Arial" w:cs="Arial" w:eastAsia="Arial" w:hAnsi="Arial"/>
+                <w:b w:val="false"/>
+                <w:bCs w:val="false"/>
+                <w:i w:val="false"/>
+                <w:iCs w:val="false"/>
+                <w:color w:val="000000"/>
+                <w:sz w:val="18"/>
+                <w:szCs w:val="18"/>
+              </w:rPr>
+              <w:t xml:space="preserve">Teacher then makes the phenomenon connection explicit: 'Go back to Akoth in Kericho. She removed the dynamo from her bicycle. When she spins the wheel — what is happening inside the dynamo?' WAIT 12 seconds. 'And when she holds it still — what happens to the conductor's relationship with the field?' Learners write a 3-sentence PHENOMENON CONNECTION in their notebooks linking the experiment result to (i) the bicycle dynamo LED, and (ii) the Kericho school generator.</w:t>
+            </w:r>
+          </w:p>
+        </w:tc>
+        <w:tc>
+          <w:tcPr>
+            <w:tcW w:type="dxa" w:w="3040"/>
+            <w:shd w:fill="F2F2F2" w:color="auto" w:val="clear"/>
+            <w:tcMar>
+              <w:top w:type="dxa" w:w="60"/>
+              <w:left w:type="dxa" w:w="120"/>
+              <w:bottom w:type="dxa" w:w="60"/>
+              <w:right w:type="dxa" w:w="120"/>
+            </w:tcMar>
+            <w:vAlign w:val="top"/>
+          </w:tcPr>
+          <w:p>
+            <w:pPr>
+              <w:spacing w:after="40" w:before="0"/>
+              <w:jc w:val="left"/>
+            </w:pPr>
+            <w:r>
+              <w:rPr>
+                <w:rFonts w:ascii="Arial" w:cs="Arial" w:eastAsia="Arial" w:hAnsi="Arial"/>
+                <w:b w:val="false"/>
+                <w:bCs w:val="false"/>
+                <w:i w:val="false"/>
+                <w:iCs w:val="false"/>
+                <w:color w:val="000000"/>
+                <w:sz w:val="18"/>
+                <w:szCs w:val="18"/>
+              </w:rPr>
+              <w:t xml:space="preserve">Distribute CER worksheets. Say: 'You have 6 minutes — individual work only. Use your results table as your evidence. No copying from neighbours.' After 6 minutes: 'Now share within your group. You have 4 minutes to write ONE group CER on your mini-whiteboard — it must include at least one specific number or direction from your results table.' After groups display boards, read each aloud and annotate similarities in green marker. Say: 'Notice that almost every group used the word MOVING or CUTTING. Why is that word so important?' WAIT 12 seconds. Cold-call 4 learners: 'Achieng — why is the word cutting important? ... Maina — what would happen if the conductor only moved alongside the field lines, not across them? ... Zipporah — connect this to the Kericho generator. What is the conductor doing inside that generator? ... Oduya — and what happens to the electricity supply when the generator stops spinning?' Write the SHARED STATEMENT on the board slowly, pausing at key words for learners to call them out: 'An e.m.f is induced only when the conductor is…?' (MOVING) '…and it must be…?' (CUTTING field lines). Then assign the 3-sentence PHENOMENON CONNECTION: 'Write this in your own words — 3 sentences, 3 minutes, notebooks open.'</w:t>
+            </w:r>
+          </w:p>
+        </w:tc>
+        <w:tc>
+          <w:tcPr>
+            <w:tcW w:type="dxa" w:w="3040"/>
+            <w:shd w:fill="FFFFFF" w:color="auto" w:val="clear"/>
+            <w:tcMar>
+              <w:top w:type="dxa" w:w="60"/>
+              <w:left w:type="dxa" w:w="120"/>
+              <w:bottom w:type="dxa" w:w="60"/>
+              <w:right w:type="dxa" w:w="120"/>
+            </w:tcMar>
+            <w:vAlign w:val="top"/>
+          </w:tcPr>
+          <w:p>
+            <w:pPr>
+              <w:spacing w:after="40" w:before="0"/>
+              <w:jc w:val="left"/>
+            </w:pPr>
+            <w:r>
+              <w:rPr>
+                <w:rFonts w:ascii="Arial" w:cs="Arial" w:eastAsia="Arial" w:hAnsi="Arial"/>
+                <w:b w:val="false"/>
+                <w:bCs w:val="false"/>
+                <w:i w:val="false"/>
+                <w:iCs w:val="false"/>
+                <w:color w:val="000000"/>
+                <w:sz w:val="18"/>
+                <w:szCs w:val="18"/>
+              </w:rPr>
+              <w:t xml:space="preserve">Claim–Evidence–Reasoning (CER) Frame — scaffolds learners from raw observations to a causal explanation. The explicit phenomenon connection step prevents the explanation from remaining abstract, anchoring the science concept to the Kericho context and satisfying the NGSS Science and Engineering Practice of Constructing Explanations.</w:t>
+            </w:r>
+          </w:p>
+        </w:tc>
+        <w:tc>
+          <w:tcPr>
+            <w:tcW w:type="dxa" w:w="3040"/>
+            <w:shd w:fill="F2F2F2" w:color="auto" w:val="clear"/>
+            <w:tcMar>
+              <w:top w:type="dxa" w:w="60"/>
+              <w:left w:type="dxa" w:w="120"/>
+              <w:bottom w:type="dxa" w:w="60"/>
+              <w:right w:type="dxa" w:w="120"/>
+            </w:tcMar>
+            <w:vAlign w:val="top"/>
+          </w:tcPr>
+          <w:p>
+            <w:pPr>
+              <w:spacing w:after="40" w:before="0"/>
+              <w:jc w:val="left"/>
+            </w:pPr>
+            <w:r>
+              <w:rPr>
+                <w:rFonts w:ascii="Arial" w:cs="Arial" w:eastAsia="Arial" w:hAnsi="Arial"/>
+                <w:b w:val="false"/>
+                <w:bCs w:val="false"/>
+                <w:i w:val="false"/>
+                <w:iCs w:val="false"/>
+                <w:color w:val="000000"/>
+                <w:sz w:val="18"/>
+                <w:szCs w:val="18"/>
+              </w:rPr>
+              <w:t xml:space="preserve">Teacher reads the PHENOMENON CONNECTION sentences as learners write — the observable indicator is whether learners use causal language ('because', 'when…then', 'this means') rather than just descriptive language ('the light comes on'). Learners who write only description are flagged for a targeted follow-up question: 'Why does the light come on only when the wheel moves?' — pushing toward a mechanistic explanation.</w:t>
+            </w:r>
+          </w:p>
+        </w:tc>
+      </w:tr>
+      <w:tr>
+        <w:tc>
+          <w:tcPr>
+            <w:tcW w:type="dxa" w:w="1520"/>
+            <w:shd w:fill="FCE4D6" w:color="auto" w:val="clear"/>
+            <w:tcMar>
+              <w:top w:type="dxa" w:w="60"/>
+              <w:left w:type="dxa" w:w="120"/>
+              <w:bottom w:type="dxa" w:w="60"/>
+              <w:right w:type="dxa" w:w="120"/>
+            </w:tcMar>
+            <w:vAlign w:val="top"/>
+          </w:tcPr>
+          <w:p>
+            <w:pPr>
+              <w:spacing w:after="40" w:before="0"/>
+              <w:jc w:val="left"/>
+            </w:pPr>
+            <w:r>
+              <w:rPr>
+                <w:rFonts w:ascii="Arial" w:cs="Arial" w:eastAsia="Arial" w:hAnsi="Arial"/>
+                <w:b/>
+                <w:bCs/>
+                <w:i w:val="false"/>
+                <w:iCs w:val="false"/>
+                <w:color w:val="000000"/>
+                <w:sz w:val="18"/>
+                <w:szCs w:val="18"/>
+              </w:rPr>
+              <w:t xml:space="preserve">Driving Question Board (DQB) Creation</w:t>
+            </w:r>
+          </w:p>
+          <w:p>
+            <w:pPr>
+              <w:spacing w:after="20" w:before="0"/>
+            </w:pPr>
+            <w:r>
+              <w:rPr>
+                <w:rFonts w:ascii="Arial" w:cs="Arial" w:eastAsia="Arial" w:hAnsi="Arial"/>
+                <w:b/>
+                <w:bCs/>
+                <w:color w:val="1F3864"/>
+                <w:sz w:val="16"/>
+                <w:szCs w:val="16"/>
+              </w:rPr>
+              <w:t xml:space="preserve">📹 VIDEO:</w:t>
+            </w:r>
+          </w:p>
+          <w:p>
+            <w:pPr>
+              <w:spacing w:after="20" w:before="0"/>
+            </w:pPr>
+            <w:hyperlink w:history="1" r:id="rIdapwinmkzrvn1qycczcmxr">
               <w:r>
                 <w:rPr>
                   <w:rFonts w:ascii="Arial" w:cs="Arial" w:eastAsia="Arial" w:hAnsi="Arial"/>
@@ -12407,7 +13194,7 @@
                   <w:szCs w:val="16"/>
                   <w:u w:val="single" w:color="2E75B6"/>
                 </w:rPr>
-                <w:t xml:space="preserve">Study of Space by the Electromagnetic Spectrum (Flexbook)</w:t>
+                <w:t xml:space="preserve">Emf induced in rod traveling through magnetic field</w:t>
               </w:r>
             </w:hyperlink>
           </w:p>
@@ -12423,7 +13210,7 @@
                 <w:sz w:val="14"/>
                 <w:szCs w:val="14"/>
               </w:rPr>
-              <w:t xml:space="preserve">Source: CK-12</w:t>
+              <w:t xml:space="preserve">Source: Khan Academy (English - US curriculum)</w:t>
             </w:r>
           </w:p>
           <w:p>
@@ -12431,406 +13218,7 @@
               <w:spacing w:after="10" w:before="0"/>
               <w:ind w:left="120"/>
             </w:pPr>
-            <w:hyperlink w:history="1" r:id="rIdlhro0v5pparfsrcbjmlc9">
-              <w:r>
-                <w:rPr>
-                  <w:rFonts w:ascii="Arial" w:cs="Arial" w:eastAsia="Arial" w:hAnsi="Arial"/>
-                  <w:color w:val="595959"/>
-                  <w:sz w:val="14"/>
-                  <w:szCs w:val="14"/>
-                  <w:u w:val="single" w:color="595959"/>
-                </w:rPr>
-                <w:t xml:space="preserve">🔍 Search ARES for similar readings</w:t>
-              </w:r>
-            </w:hyperlink>
-          </w:p>
-        </w:tc>
-        <w:tc>
-          <w:tcPr>
-            <w:tcW w:type="dxa" w:w="3040"/>
-            <w:shd w:fill="FFFFFF" w:color="auto" w:val="clear"/>
-            <w:tcMar>
-              <w:top w:type="dxa" w:w="60"/>
-              <w:left w:type="dxa" w:w="120"/>
-              <w:bottom w:type="dxa" w:w="60"/>
-              <w:right w:type="dxa" w:w="120"/>
-            </w:tcMar>
-            <w:vAlign w:val="top"/>
-          </w:tcPr>
-          <w:p>
-            <w:pPr>
-              <w:spacing w:after="40" w:before="0"/>
-              <w:jc w:val="left"/>
-            </w:pPr>
-            <w:r>
-              <w:rPr>
-                <w:rFonts w:ascii="Arial" w:cs="Arial" w:eastAsia="Arial" w:hAnsi="Arial"/>
-                <w:b w:val="false"/>
-                <w:bCs w:val="false"/>
-                <w:i w:val="false"/>
-                <w:iCs w:val="false"/>
-                <w:color w:val="000000"/>
-                <w:sz w:val="18"/>
-                <w:szCs w:val="18"/>
-              </w:rPr>
-              <w:t xml:space="preserve">Groups of four collect apparatus: 1× U-shaped (horseshoe) magnet, 1× sensitive centre-zero galvanometer, 1× 30 cm straight copper conductor with alligator-clip leads, connecting wires. Each group follows a printed PROCEDURE CARD (aligned to the KICD assessment rubric) with four steps:</w:t>
-            </w:r>
-          </w:p>
-          <w:p>
-            <w:pPr>
-              <w:spacing w:after="40" w:before="0"/>
-              <w:jc w:val="left"/>
-            </w:pPr>
-            <w:r>
-              <w:rPr>
-                <w:rFonts w:ascii="Arial" w:cs="Arial" w:eastAsia="Arial" w:hAnsi="Arial"/>
-                <w:b w:val="false"/>
-                <w:bCs w:val="false"/>
-                <w:i w:val="false"/>
-                <w:iCs w:val="false"/>
-                <w:color w:val="000000"/>
-                <w:sz w:val="18"/>
-                <w:szCs w:val="18"/>
-              </w:rPr>
-              <w:t xml:space="preserve">(a) Lay the conductor stationary between the poles — hold it still for 10 seconds — read galvanometer.</w:t>
-            </w:r>
-          </w:p>
-          <w:p>
-            <w:pPr>
-              <w:spacing w:after="40" w:before="0"/>
-              <w:jc w:val="left"/>
-            </w:pPr>
-            <w:r>
-              <w:rPr>
-                <w:rFonts w:ascii="Arial" w:cs="Arial" w:eastAsia="Arial" w:hAnsi="Arial"/>
-                <w:b w:val="false"/>
-                <w:bCs w:val="false"/>
-                <w:i w:val="false"/>
-                <w:iCs w:val="false"/>
-                <w:color w:val="000000"/>
-                <w:sz w:val="18"/>
-                <w:szCs w:val="18"/>
-              </w:rPr>
-              <w:t xml:space="preserve">(b) Move conductor slowly parallel to field lines (left-right, horizontal) — read galvanometer.</w:t>
-            </w:r>
-          </w:p>
-          <w:p>
-            <w:pPr>
-              <w:spacing w:after="40" w:before="0"/>
-              <w:jc w:val="left"/>
-            </w:pPr>
-            <w:r>
-              <w:rPr>
-                <w:rFonts w:ascii="Arial" w:cs="Arial" w:eastAsia="Arial" w:hAnsi="Arial"/>
-                <w:b w:val="false"/>
-                <w:bCs w:val="false"/>
-                <w:i w:val="false"/>
-                <w:iCs w:val="false"/>
-                <w:color w:val="000000"/>
-                <w:sz w:val="18"/>
-                <w:szCs w:val="18"/>
-              </w:rPr>
-              <w:t xml:space="preserve">(c) Move conductor vertically upward between poles at moderate speed — read galvanometer. Then move it downward — read galvanometer.</w:t>
-            </w:r>
-          </w:p>
-          <w:p>
-            <w:pPr>
-              <w:spacing w:after="40" w:before="0"/>
-              <w:jc w:val="left"/>
-            </w:pPr>
-            <w:r>
-              <w:rPr>
-                <w:rFonts w:ascii="Arial" w:cs="Arial" w:eastAsia="Arial" w:hAnsi="Arial"/>
-                <w:b w:val="false"/>
-                <w:bCs w:val="false"/>
-                <w:i w:val="false"/>
-                <w:iCs w:val="false"/>
-                <w:color w:val="000000"/>
-                <w:sz w:val="18"/>
-                <w:szCs w:val="18"/>
-              </w:rPr>
-              <w:t xml:space="preserve">(d) Move conductor at approximately 45° to the field — read galvanometer.</w:t>
-            </w:r>
-          </w:p>
-          <w:p>
-            <w:pPr>
-              <w:spacing w:after="40" w:before="0"/>
-              <w:jc w:val="left"/>
-            </w:pPr>
-            <w:r>
-              <w:rPr>
-                <w:rFonts w:ascii="Arial" w:cs="Arial" w:eastAsia="Arial" w:hAnsi="Arial"/>
-                <w:b w:val="false"/>
-                <w:bCs w:val="false"/>
-                <w:i w:val="false"/>
-                <w:iCs w:val="false"/>
-                <w:color w:val="000000"/>
-                <w:sz w:val="18"/>
-                <w:szCs w:val="18"/>
-              </w:rPr>
-              <w:t xml:space="preserve">For each step learners record in a results table: Scenario | Galvanometer Reading (L-deflect / Centre / R-deflect) | Estimated Magnitude (large / small / none) | Observation notes. After completing all four steps, each group repeats scenario (c) at FAST speed and at SLOW speed, recording whether magnitude changes. Role rotation: Conductor Handler → Galvanometer Reader → Recorder → Timer/Reporter.</w:t>
-            </w:r>
-          </w:p>
-        </w:tc>
-        <w:tc>
-          <w:tcPr>
-            <w:tcW w:type="dxa" w:w="3040"/>
-            <w:shd w:fill="F2F2F2" w:color="auto" w:val="clear"/>
-            <w:tcMar>
-              <w:top w:type="dxa" w:w="60"/>
-              <w:left w:type="dxa" w:w="120"/>
-              <w:bottom w:type="dxa" w:w="60"/>
-              <w:right w:type="dxa" w:w="120"/>
-            </w:tcMar>
-            <w:vAlign w:val="top"/>
-          </w:tcPr>
-          <w:p>
-            <w:pPr>
-              <w:spacing w:after="40" w:before="0"/>
-              <w:jc w:val="left"/>
-            </w:pPr>
-            <w:r>
-              <w:rPr>
-                <w:rFonts w:ascii="Arial" w:cs="Arial" w:eastAsia="Arial" w:hAnsi="Arial"/>
-                <w:b w:val="false"/>
-                <w:bCs w:val="false"/>
-                <w:i w:val="false"/>
-                <w:iCs w:val="false"/>
-                <w:color w:val="000000"/>
-                <w:sz w:val="18"/>
-                <w:szCs w:val="18"/>
-              </w:rPr>
-              <w:t xml:space="preserve">Before groups start, demonstrate apparatus assembly at the front bench: 'Connect the two ends of the copper conductor to the galvanometer terminals using the clip leads — like this. The galvanometer should read zero when the wire is still and away from the magnet. Check this now before you begin.' Circulate during the experiment. At each group, use these specific prompts:</w:t>
-            </w:r>
-          </w:p>
-          <w:p>
-            <w:pPr>
-              <w:spacing w:after="40" w:before="0"/>
-              <w:jc w:val="left"/>
-            </w:pPr>
-            <w:r>
-              <w:rPr>
-                <w:rFonts w:ascii="Arial" w:cs="Arial" w:eastAsia="Arial" w:hAnsi="Arial"/>
-                <w:b w:val="false"/>
-                <w:bCs w:val="false"/>
-                <w:i w:val="false"/>
-                <w:iCs w:val="false"/>
-                <w:color w:val="000000"/>
-                <w:sz w:val="18"/>
-                <w:szCs w:val="18"/>
-              </w:rPr>
-              <w:t xml:space="preserve">— 'What is the needle doing RIGHT NOW? Is it moving or still?'</w:t>
-            </w:r>
-          </w:p>
-          <w:p>
-            <w:pPr>
-              <w:spacing w:after="40" w:before="0"/>
-              <w:jc w:val="left"/>
-            </w:pPr>
-            <w:r>
-              <w:rPr>
-                <w:rFonts w:ascii="Arial" w:cs="Arial" w:eastAsia="Arial" w:hAnsi="Arial"/>
-                <w:b w:val="false"/>
-                <w:bCs w:val="false"/>
-                <w:i w:val="false"/>
-                <w:iCs w:val="false"/>
-                <w:color w:val="000000"/>
-                <w:sz w:val="18"/>
-                <w:szCs w:val="18"/>
-              </w:rPr>
-              <w:t xml:space="preserve">— 'What are you doing differently between step (a) and step (c)?'</w:t>
-            </w:r>
-          </w:p>
-          <w:p>
-            <w:pPr>
-              <w:spacing w:after="40" w:before="0"/>
-              <w:jc w:val="left"/>
-            </w:pPr>
-            <w:r>
-              <w:rPr>
-                <w:rFonts w:ascii="Arial" w:cs="Arial" w:eastAsia="Arial" w:hAnsi="Arial"/>
-                <w:b w:val="false"/>
-                <w:bCs w:val="false"/>
-                <w:i w:val="false"/>
-                <w:iCs w:val="false"/>
-                <w:color w:val="000000"/>
-                <w:sz w:val="18"/>
-                <w:szCs w:val="18"/>
-              </w:rPr>
-              <w:t xml:space="preserve">— 'Try moving the conductor faster in step (c). What changes?'</w:t>
-            </w:r>
-          </w:p>
-          <w:p>
-            <w:pPr>
-              <w:spacing w:after="40" w:before="0"/>
-              <w:jc w:val="left"/>
-            </w:pPr>
-            <w:r>
-              <w:rPr>
-                <w:rFonts w:ascii="Arial" w:cs="Arial" w:eastAsia="Arial" w:hAnsi="Arial"/>
-                <w:b w:val="false"/>
-                <w:bCs w:val="false"/>
-                <w:i w:val="false"/>
-                <w:iCs w:val="false"/>
-                <w:color w:val="000000"/>
-                <w:sz w:val="18"/>
-                <w:szCs w:val="18"/>
-              </w:rPr>
-              <w:t xml:space="preserve">If a group gets no deflection in step (c), ask: 'Is your conductor actually cutting field lines, or moving along them? Show me the direction again.' After 20 minutes, give a 2-minute warning: 'Finish your last reading and complete your table.' Then call the class to attention: 'Recorders, bring your results tables to the front — we are going to build a class data wall.' Stick four large paper columns on the board (one per scenario). Cold-call each group's Reporter to announce their deflection result. Tally results in each column. Ask the class: 'Look at the board. Where do ALL groups agree — deflection or no deflection?' WAIT 12 seconds. Cold-call three learners: 'Kamau — what pattern do you see? ... Fatuma — do you agree? ... Njoroge — can you say it in one sentence?'</w:t>
-            </w:r>
-          </w:p>
-        </w:tc>
-        <w:tc>
-          <w:tcPr>
-            <w:tcW w:type="dxa" w:w="3040"/>
-            <w:shd w:fill="FFFFFF" w:color="auto" w:val="clear"/>
-            <w:tcMar>
-              <w:top w:type="dxa" w:w="60"/>
-              <w:left w:type="dxa" w:w="120"/>
-              <w:bottom w:type="dxa" w:w="60"/>
-              <w:right w:type="dxa" w:w="120"/>
-            </w:tcMar>
-            <w:vAlign w:val="top"/>
-          </w:tcPr>
-          <w:p>
-            <w:pPr>
-              <w:spacing w:after="40" w:before="0"/>
-              <w:jc w:val="left"/>
-            </w:pPr>
-            <w:r>
-              <w:rPr>
-                <w:rFonts w:ascii="Arial" w:cs="Arial" w:eastAsia="Arial" w:hAnsi="Arial"/>
-                <w:b w:val="false"/>
-                <w:bCs w:val="false"/>
-                <w:i w:val="false"/>
-                <w:iCs w:val="false"/>
-                <w:color w:val="000000"/>
-                <w:sz w:val="18"/>
-                <w:szCs w:val="18"/>
-              </w:rPr>
-              <w:t xml:space="preserve">Structured Data Collation (Class Data Wall) — pooling results from all groups makes the pattern statistically clear even if individual group measurements contain small errors. Publicly displaying group data creates accountability and allows anomalies to be identified and discussed rather than ignored.</w:t>
-            </w:r>
-          </w:p>
-        </w:tc>
-        <w:tc>
-          <w:tcPr>
-            <w:tcW w:type="dxa" w:w="3040"/>
-            <w:shd w:fill="F2F2F2" w:color="auto" w:val="clear"/>
-            <w:tcMar>
-              <w:top w:type="dxa" w:w="60"/>
-              <w:left w:type="dxa" w:w="120"/>
-              <w:bottom w:type="dxa" w:w="60"/>
-              <w:right w:type="dxa" w:w="120"/>
-            </w:tcMar>
-            <w:vAlign w:val="top"/>
-          </w:tcPr>
-          <w:p>
-            <w:pPr>
-              <w:spacing w:after="40" w:before="0"/>
-              <w:jc w:val="left"/>
-            </w:pPr>
-            <w:r>
-              <w:rPr>
-                <w:rFonts w:ascii="Arial" w:cs="Arial" w:eastAsia="Arial" w:hAnsi="Arial"/>
-                <w:b w:val="false"/>
-                <w:bCs w:val="false"/>
-                <w:i w:val="false"/>
-                <w:iCs w:val="false"/>
-                <w:color w:val="000000"/>
-                <w:sz w:val="18"/>
-                <w:szCs w:val="18"/>
-              </w:rPr>
-              <w:t xml:space="preserve">Teacher checks results tables during circulation — the critical observable indicator is whether learners record CENTRE (zero) for scenario (a) — stationary conductor. Any group recording deflection for a stationary conductor has a wiring error or a misread; the teacher re-checks their connections immediately. A second indicator: at least 80% of groups should record a larger deflection for fast movement than slow movement in the repeated scenario (c) trials — this sets up Lesson 5.</w:t>
-            </w:r>
-          </w:p>
-        </w:tc>
-      </w:tr>
-      <w:tr>
-        <w:tc>
-          <w:tcPr>
-            <w:tcW w:type="dxa" w:w="1520"/>
-            <w:shd w:fill="E2EFDA" w:color="auto" w:val="clear"/>
-            <w:tcMar>
-              <w:top w:type="dxa" w:w="60"/>
-              <w:left w:type="dxa" w:w="120"/>
-              <w:bottom w:type="dxa" w:w="60"/>
-              <w:right w:type="dxa" w:w="120"/>
-            </w:tcMar>
-            <w:vAlign w:val="top"/>
-          </w:tcPr>
-          <w:p>
-            <w:pPr>
-              <w:spacing w:after="40" w:before="0"/>
-              <w:jc w:val="left"/>
-            </w:pPr>
-            <w:r>
-              <w:rPr>
-                <w:rFonts w:ascii="Arial" w:cs="Arial" w:eastAsia="Arial" w:hAnsi="Arial"/>
-                <w:b/>
-                <w:bCs/>
-                <w:i w:val="false"/>
-                <w:iCs w:val="false"/>
-                <w:color w:val="000000"/>
-                <w:sz w:val="18"/>
-                <w:szCs w:val="18"/>
-              </w:rPr>
-              <w:t xml:space="preserve">Explain Phase</w:t>
-            </w:r>
-          </w:p>
-          <w:p>
-            <w:pPr>
-              <w:spacing w:after="20" w:before="0"/>
-            </w:pPr>
-            <w:r>
-              <w:rPr>
-                <w:rFonts w:ascii="Arial" w:cs="Arial" w:eastAsia="Arial" w:hAnsi="Arial"/>
-                <w:b/>
-                <w:bCs/>
-                <w:color w:val="1F3864"/>
-                <w:sz w:val="16"/>
-                <w:szCs w:val="16"/>
-              </w:rPr>
-              <w:t xml:space="preserve">📹 VIDEO:</w:t>
-            </w:r>
-          </w:p>
-          <w:p>
-            <w:pPr>
-              <w:spacing w:after="20" w:before="0"/>
-            </w:pPr>
-            <w:hyperlink w:history="1" r:id="rId0uhyxspunajnzjw8vylcy">
-              <w:r>
-                <w:rPr>
-                  <w:rFonts w:ascii="Arial" w:cs="Arial" w:eastAsia="Arial" w:hAnsi="Arial"/>
-                  <w:color w:val="2E75B6"/>
-                  <w:sz w:val="16"/>
-                  <w:szCs w:val="16"/>
-                  <w:u w:val="single" w:color="2E75B6"/>
-                </w:rPr>
-                <w:t xml:space="preserve">Induced current in a wire</w:t>
-              </w:r>
-            </w:hyperlink>
-          </w:p>
-          <w:p>
-            <w:pPr>
-              <w:spacing w:after="10" w:before="0"/>
-              <w:ind w:left="120"/>
-            </w:pPr>
-            <w:r>
-              <w:rPr>
-                <w:rFonts w:ascii="Arial" w:cs="Arial" w:eastAsia="Arial" w:hAnsi="Arial"/>
-                <w:color w:val="595959"/>
-                <w:sz w:val="14"/>
-                <w:szCs w:val="14"/>
-              </w:rPr>
-              <w:t xml:space="preserve">Source: Khan Academy (English - US curriculum)</w:t>
-            </w:r>
-          </w:p>
-          <w:p>
-            <w:pPr>
-              <w:spacing w:after="10" w:before="0"/>
-              <w:ind w:left="120"/>
-            </w:pPr>
-            <w:hyperlink w:history="1" r:id="rIdtx7pnhchlldgiu0_akzhp">
+            <w:hyperlink w:history="1" r:id="rIdbldytilumzrxmyuex-o_k">
               <w:r>
                 <w:rPr>
                   <w:rFonts w:ascii="Arial" w:cs="Arial" w:eastAsia="Arial" w:hAnsi="Arial"/>
@@ -12868,14 +13256,241 @@
                 <w:sz w:val="16"/>
                 <w:szCs w:val="16"/>
               </w:rPr>
-              <w:t xml:space="preserve">📖 HTML:</w:t>
+              <w:t xml:space="preserve">📖 READING:</w:t>
             </w:r>
           </w:p>
           <w:p>
             <w:pPr>
               <w:spacing w:after="20" w:before="0"/>
             </w:pPr>
-            <w:hyperlink w:history="1" r:id="rIdikluh95ptvh4ew08odxfc">
+            <w:r>
+              <w:rPr>
+                <w:rFonts w:ascii="Arial" w:cs="Arial" w:eastAsia="Arial" w:hAnsi="Arial"/>
+                <w:i/>
+                <w:iCs/>
+                <w:color w:val="595959"/>
+                <w:sz w:val="16"/>
+                <w:szCs w:val="16"/>
+              </w:rPr>
+              <w:t xml:space="preserve">No closely matching reading in the ARES library for this activity.</w:t>
+            </w:r>
+          </w:p>
+          <w:p>
+            <w:pPr>
+              <w:spacing w:after="10" w:before="0"/>
+              <w:ind w:left="120"/>
+            </w:pPr>
+            <w:hyperlink w:history="1" r:id="rIdgzov9tubi78v8cfimd8ji">
+              <w:r>
+                <w:rPr>
+                  <w:rFonts w:ascii="Arial" w:cs="Arial" w:eastAsia="Arial" w:hAnsi="Arial"/>
+                  <w:color w:val="595959"/>
+                  <w:sz w:val="14"/>
+                  <w:szCs w:val="14"/>
+                  <w:u w:val="single" w:color="595959"/>
+                </w:rPr>
+                <w:t xml:space="preserve">🔍 Search ARES for readings</w:t>
+              </w:r>
+            </w:hyperlink>
+          </w:p>
+          <w:p>
+            <w:pPr>
+              <w:spacing w:after="10" w:before="0"/>
+              <w:ind w:left="120"/>
+            </w:pPr>
+            <w:r>
+              <w:rPr>
+                <w:rFonts w:ascii="Arial" w:cs="Arial" w:eastAsia="Arial" w:hAnsi="Arial"/>
+                <w:color w:val="595959"/>
+                <w:sz w:val="14"/>
+                <w:szCs w:val="14"/>
+              </w:rPr>
+              <w:t xml:space="preserve">Search terms: magnetism electromagnetic induction induced</w:t>
+            </w:r>
+          </w:p>
+        </w:tc>
+        <w:tc>
+          <w:tcPr>
+            <w:tcW w:type="dxa" w:w="3040"/>
+            <w:shd w:fill="FFFFFF" w:color="auto" w:val="clear"/>
+            <w:tcMar>
+              <w:top w:type="dxa" w:w="60"/>
+              <w:left w:type="dxa" w:w="120"/>
+              <w:bottom w:type="dxa" w:w="60"/>
+              <w:right w:type="dxa" w:w="120"/>
+            </w:tcMar>
+            <w:vAlign w:val="top"/>
+          </w:tcPr>
+          <w:p>
+            <w:pPr>
+              <w:spacing w:after="40" w:before="0"/>
+              <w:jc w:val="left"/>
+            </w:pPr>
+            <w:r>
+              <w:rPr>
+                <w:rFonts w:ascii="Arial" w:cs="Arial" w:eastAsia="Arial" w:hAnsi="Arial"/>
+                <w:b w:val="false"/>
+                <w:bCs w:val="false"/>
+                <w:i w:val="false"/>
+                <w:iCs w:val="false"/>
+                <w:color w:val="000000"/>
+                <w:sz w:val="18"/>
+                <w:szCs w:val="18"/>
+              </w:rPr>
+              <w:t xml:space="preserve">Each learner receives two sticky notes — one GREEN ('I can now explain…') and one ORANGE ('I still wonder…'). On the GREEN note, learners write one thing from today's experiment that they can now explain about the Kericho phenomenon. On the ORANGE note, learners write one remaining question — e.g. 'Does the speed of spinning change the amount of electricity?', 'Why does moving parallel to the field produce no current?', 'How does Kenya Power control the speed of their generators?'. Learners post their notes on the class DQB under the driving question banner. Teacher reads 4–5 aloud, groups them into clusters ('Speed / Magnitude questions', 'Direction questions', 'Real-world application questions') and previews: 'Your orange questions about speed and magnitude — that is exactly what Lesson 5 will answer.'</w:t>
+            </w:r>
+          </w:p>
+        </w:tc>
+        <w:tc>
+          <w:tcPr>
+            <w:tcW w:type="dxa" w:w="3040"/>
+            <w:shd w:fill="F2F2F2" w:color="auto" w:val="clear"/>
+            <w:tcMar>
+              <w:top w:type="dxa" w:w="60"/>
+              <w:left w:type="dxa" w:w="120"/>
+              <w:bottom w:type="dxa" w:w="60"/>
+              <w:right w:type="dxa" w:w="120"/>
+            </w:tcMar>
+            <w:vAlign w:val="top"/>
+          </w:tcPr>
+          <w:p>
+            <w:pPr>
+              <w:spacing w:after="40" w:before="0"/>
+              <w:jc w:val="left"/>
+            </w:pPr>
+            <w:r>
+              <w:rPr>
+                <w:rFonts w:ascii="Arial" w:cs="Arial" w:eastAsia="Arial" w:hAnsi="Arial"/>
+                <w:b w:val="false"/>
+                <w:bCs w:val="false"/>
+                <w:i w:val="false"/>
+                <w:iCs w:val="false"/>
+                <w:color w:val="000000"/>
+                <w:sz w:val="18"/>
+                <w:szCs w:val="18"/>
+              </w:rPr>
+              <w:t xml:space="preserve">Distribute sticky notes. Say: 'GREEN note — one thing you can NOW explain about Akoth's dynamo that you could NOT explain at the start of today. ORANGE note — one question that today's experiment has raised in your mind. You have 3 minutes.' After posting, read 4–5 notes aloud — choose at least one GREEN and at least two contrasting ORANGEs. Cluster ORANGEs on the DQB with a marker: 'These three questions are all about SPEED and HOW MUCH electricity — we will answer them in Lesson 5. These two questions are about DIRECTION of current — we will come back to those in Lesson 6.' Say: 'Notice that our DQB is growing. At the start of this unit, Akoth could not explain anything. Look at how many green notes we now have. Look at how many new questions we have discovered — that is what scientists do. Every answer opens new questions.'</w:t>
+            </w:r>
+          </w:p>
+        </w:tc>
+        <w:tc>
+          <w:tcPr>
+            <w:tcW w:type="dxa" w:w="3040"/>
+            <w:shd w:fill="FFFFFF" w:color="auto" w:val="clear"/>
+            <w:tcMar>
+              <w:top w:type="dxa" w:w="60"/>
+              <w:left w:type="dxa" w:w="120"/>
+              <w:bottom w:type="dxa" w:w="60"/>
+              <w:right w:type="dxa" w:w="120"/>
+            </w:tcMar>
+            <w:vAlign w:val="top"/>
+          </w:tcPr>
+          <w:p>
+            <w:pPr>
+              <w:spacing w:after="40" w:before="0"/>
+              <w:jc w:val="left"/>
+            </w:pPr>
+            <w:r>
+              <w:rPr>
+                <w:rFonts w:ascii="Arial" w:cs="Arial" w:eastAsia="Arial" w:hAnsi="Arial"/>
+                <w:b w:val="false"/>
+                <w:bCs w:val="false"/>
+                <w:i w:val="false"/>
+                <w:iCs w:val="false"/>
+                <w:color w:val="000000"/>
+                <w:sz w:val="18"/>
+                <w:szCs w:val="18"/>
+              </w:rPr>
+              <w:t xml:space="preserve">Driving Question Board Revision — making thinking visible tracks the cumulative growth of the class's explanatory model across the 8-lesson sequence. Clustering ORANGE notes by theme previews the lesson sequence and gives learners agency in the scientific storyline, supporting the NGSS Practice of Asking Questions and Defining Problems.</w:t>
+            </w:r>
+          </w:p>
+        </w:tc>
+        <w:tc>
+          <w:tcPr>
+            <w:tcW w:type="dxa" w:w="3040"/>
+            <w:shd w:fill="F2F2F2" w:color="auto" w:val="clear"/>
+            <w:tcMar>
+              <w:top w:type="dxa" w:w="60"/>
+              <w:left w:type="dxa" w:w="120"/>
+              <w:bottom w:type="dxa" w:w="60"/>
+              <w:right w:type="dxa" w:w="120"/>
+            </w:tcMar>
+            <w:vAlign w:val="top"/>
+          </w:tcPr>
+          <w:p>
+            <w:pPr>
+              <w:spacing w:after="40" w:before="0"/>
+              <w:jc w:val="left"/>
+            </w:pPr>
+            <w:r>
+              <w:rPr>
+                <w:rFonts w:ascii="Arial" w:cs="Arial" w:eastAsia="Arial" w:hAnsi="Arial"/>
+                <w:b w:val="false"/>
+                <w:bCs w:val="false"/>
+                <w:i w:val="false"/>
+                <w:iCs w:val="false"/>
+                <w:color w:val="000000"/>
+                <w:sz w:val="18"/>
+                <w:szCs w:val="18"/>
+              </w:rPr>
+              <w:t xml:space="preserve">Teacher scans GREEN notes for quality of explanation — the observable indicator is specificity: 'The dynamo light goes out because the conductor stops cutting field lines so no e.m.f is induced' is a strong green note; 'I understand electricity' is not. Teacher photographs the DQB at end of lesson to track which questions have been addressed across the sequence.</w:t>
+            </w:r>
+          </w:p>
+        </w:tc>
+      </w:tr>
+      <w:tr>
+        <w:tc>
+          <w:tcPr>
+            <w:tcW w:type="dxa" w:w="1520"/>
+            <w:shd w:fill="D5E8F0" w:color="auto" w:val="clear"/>
+            <w:tcMar>
+              <w:top w:type="dxa" w:w="60"/>
+              <w:left w:type="dxa" w:w="120"/>
+              <w:bottom w:type="dxa" w:w="60"/>
+              <w:right w:type="dxa" w:w="120"/>
+            </w:tcMar>
+            <w:vAlign w:val="top"/>
+          </w:tcPr>
+          <w:p>
+            <w:pPr>
+              <w:spacing w:after="40" w:before="0"/>
+              <w:jc w:val="left"/>
+            </w:pPr>
+            <w:r>
+              <w:rPr>
+                <w:rFonts w:ascii="Arial" w:cs="Arial" w:eastAsia="Arial" w:hAnsi="Arial"/>
+                <w:b/>
+                <w:bCs/>
+                <w:i w:val="false"/>
+                <w:iCs w:val="false"/>
+                <w:color w:val="000000"/>
+                <w:sz w:val="18"/>
+                <w:szCs w:val="18"/>
+              </w:rPr>
+              <w:t xml:space="preserve">Model Building Phase</w:t>
+            </w:r>
+          </w:p>
+          <w:p>
+            <w:pPr>
+              <w:spacing w:after="20" w:before="0"/>
+            </w:pPr>
+            <w:r>
+              <w:rPr>
+                <w:rFonts w:ascii="Arial" w:cs="Arial" w:eastAsia="Arial" w:hAnsi="Arial"/>
+                <w:b/>
+                <w:bCs/>
+                <w:color w:val="1F3864"/>
+                <w:sz w:val="16"/>
+                <w:szCs w:val="16"/>
+              </w:rPr>
+              <w:t xml:space="preserve">📹 VIDEO:</w:t>
+            </w:r>
+          </w:p>
+          <w:p>
+            <w:pPr>
+              <w:spacing w:after="20" w:before="0"/>
+            </w:pPr>
+            <w:hyperlink w:history="1" r:id="rId73ks52hcqvfdhzut-zoxt">
               <w:r>
                 <w:rPr>
                   <w:rFonts w:ascii="Arial" w:cs="Arial" w:eastAsia="Arial" w:hAnsi="Arial"/>
@@ -12884,7 +13499,7 @@
                   <w:szCs w:val="16"/>
                   <w:u w:val="single" w:color="2E75B6"/>
                 </w:rPr>
-                <w:t xml:space="preserve">Study of Space by the Electromagnetic Spectrum (Flexbook)</w:t>
+                <w:t xml:space="preserve">Emf induced in rod traveling through magnetic field</w:t>
               </w:r>
             </w:hyperlink>
           </w:p>
@@ -12900,7 +13515,7 @@
                 <w:sz w:val="14"/>
                 <w:szCs w:val="14"/>
               </w:rPr>
-              <w:t xml:space="preserve">Source: CK-12</w:t>
+              <w:t xml:space="preserve">Source: Khan Academy (English - US curriculum)</w:t>
             </w:r>
           </w:p>
           <w:p>
@@ -12908,330 +13523,7 @@
               <w:spacing w:after="10" w:before="0"/>
               <w:ind w:left="120"/>
             </w:pPr>
-            <w:hyperlink w:history="1" r:id="rIdsmjuemo16ahswtgxyzqit">
-              <w:r>
-                <w:rPr>
-                  <w:rFonts w:ascii="Arial" w:cs="Arial" w:eastAsia="Arial" w:hAnsi="Arial"/>
-                  <w:color w:val="595959"/>
-                  <w:sz w:val="14"/>
-                  <w:szCs w:val="14"/>
-                  <w:u w:val="single" w:color="595959"/>
-                </w:rPr>
-                <w:t xml:space="preserve">🔍 Search ARES for similar readings</w:t>
-              </w:r>
-            </w:hyperlink>
-          </w:p>
-        </w:tc>
-        <w:tc>
-          <w:tcPr>
-            <w:tcW w:type="dxa" w:w="3040"/>
-            <w:shd w:fill="FFFFFF" w:color="auto" w:val="clear"/>
-            <w:tcMar>
-              <w:top w:type="dxa" w:w="60"/>
-              <w:left w:type="dxa" w:w="120"/>
-              <w:bottom w:type="dxa" w:w="60"/>
-              <w:right w:type="dxa" w:w="120"/>
-            </w:tcMar>
-            <w:vAlign w:val="top"/>
-          </w:tcPr>
-          <w:p>
-            <w:pPr>
-              <w:spacing w:after="40" w:before="0"/>
-              <w:jc w:val="left"/>
-            </w:pPr>
-            <w:r>
-              <w:rPr>
-                <w:rFonts w:ascii="Arial" w:cs="Arial" w:eastAsia="Arial" w:hAnsi="Arial"/>
-                <w:b w:val="false"/>
-                <w:bCs w:val="false"/>
-                <w:i w:val="false"/>
-                <w:iCs w:val="false"/>
-                <w:color w:val="000000"/>
-                <w:sz w:val="18"/>
-                <w:szCs w:val="18"/>
-              </w:rPr>
-              <w:t xml:space="preserve">Learners individually complete a CER (Claim–Evidence–Reasoning) frame on a structured worksheet:</w:t>
-            </w:r>
-          </w:p>
-          <w:p>
-            <w:pPr>
-              <w:spacing w:after="40" w:before="0"/>
-              <w:jc w:val="left"/>
-            </w:pPr>
-            <w:r>
-              <w:rPr>
-                <w:rFonts w:ascii="Arial" w:cs="Arial" w:eastAsia="Arial" w:hAnsi="Arial"/>
-                <w:b w:val="false"/>
-                <w:bCs w:val="false"/>
-                <w:i w:val="false"/>
-                <w:iCs w:val="false"/>
-                <w:color w:val="000000"/>
-                <w:sz w:val="18"/>
-                <w:szCs w:val="18"/>
-              </w:rPr>
-              <w:t xml:space="preserve">CLAIM: 'A current is induced in a conductor when…'</w:t>
-            </w:r>
-          </w:p>
-          <w:p>
-            <w:pPr>
-              <w:spacing w:after="40" w:before="0"/>
-              <w:jc w:val="left"/>
-            </w:pPr>
-            <w:r>
-              <w:rPr>
-                <w:rFonts w:ascii="Arial" w:cs="Arial" w:eastAsia="Arial" w:hAnsi="Arial"/>
-                <w:b w:val="false"/>
-                <w:bCs w:val="false"/>
-                <w:i w:val="false"/>
-                <w:iCs w:val="false"/>
-                <w:color w:val="000000"/>
-                <w:sz w:val="18"/>
-                <w:szCs w:val="18"/>
-              </w:rPr>
-              <w:t xml:space="preserve">EVIDENCE: (learners select 2–3 specific results from their table, e.g. 'In scenario (a), the galvanometer read zero. In scenario (c), it deflected to the right.')</w:t>
-            </w:r>
-          </w:p>
-          <w:p>
-            <w:pPr>
-              <w:spacing w:after="40" w:before="0"/>
-              <w:jc w:val="left"/>
-            </w:pPr>
-            <w:r>
-              <w:rPr>
-                <w:rFonts w:ascii="Arial" w:cs="Arial" w:eastAsia="Arial" w:hAnsi="Arial"/>
-                <w:b w:val="false"/>
-                <w:bCs w:val="false"/>
-                <w:i w:val="false"/>
-                <w:iCs w:val="false"/>
-                <w:color w:val="000000"/>
-                <w:sz w:val="18"/>
-                <w:szCs w:val="18"/>
-              </w:rPr>
-              <w:t xml:space="preserve">REASONING: 'This shows that… because…'</w:t>
-            </w:r>
-          </w:p>
-          <w:p>
-            <w:pPr>
-              <w:spacing w:after="40" w:before="0"/>
-              <w:jc w:val="left"/>
-            </w:pPr>
-            <w:r>
-              <w:rPr>
-                <w:rFonts w:ascii="Arial" w:cs="Arial" w:eastAsia="Arial" w:hAnsi="Arial"/>
-                <w:b w:val="false"/>
-                <w:bCs w:val="false"/>
-                <w:i w:val="false"/>
-                <w:iCs w:val="false"/>
-                <w:color w:val="000000"/>
-                <w:sz w:val="18"/>
-                <w:szCs w:val="18"/>
-              </w:rPr>
-              <w:t xml:space="preserve">After 6 minutes of individual writing, learners share their CER with their group and agree on one GROUP CER to write on a mini-whiteboard. Groups display boards. Teacher reads each board aloud, highlighting commonalities. Class agrees on a SHARED STATEMENT written on the board: 'An e.m.f (and therefore a current) is induced in a conductor only when the conductor is MOVING and CUTTING across magnetic field lines. When the conductor is stationary or moving parallel to field lines, no e.m.f is induced.'</w:t>
-            </w:r>
-          </w:p>
-          <w:p>
-            <w:pPr>
-              <w:spacing w:after="40" w:before="0"/>
-              <w:jc w:val="left"/>
-            </w:pPr>
-            <w:r>
-              <w:rPr>
-                <w:rFonts w:ascii="Arial" w:cs="Arial" w:eastAsia="Arial" w:hAnsi="Arial"/>
-                <w:b w:val="false"/>
-                <w:bCs w:val="false"/>
-                <w:i w:val="false"/>
-                <w:iCs w:val="false"/>
-                <w:color w:val="000000"/>
-                <w:sz w:val="18"/>
-                <w:szCs w:val="18"/>
-              </w:rPr>
-              <w:t xml:space="preserve">Teacher then makes the phenomenon connection explicit: 'Go back to Akoth in Kericho. She removed the dynamo from her bicycle. When she spins the wheel — what is happening inside the dynamo?' WAIT 12 seconds. 'And when she holds it still — what happens to the conductor's relationship with the field?' Learners write a 3-sentence PHENOMENON CONNECTION in their notebooks linking the experiment result to (i) the bicycle dynamo LED, and (ii) the Kericho school generator.</w:t>
-            </w:r>
-          </w:p>
-        </w:tc>
-        <w:tc>
-          <w:tcPr>
-            <w:tcW w:type="dxa" w:w="3040"/>
-            <w:shd w:fill="F2F2F2" w:color="auto" w:val="clear"/>
-            <w:tcMar>
-              <w:top w:type="dxa" w:w="60"/>
-              <w:left w:type="dxa" w:w="120"/>
-              <w:bottom w:type="dxa" w:w="60"/>
-              <w:right w:type="dxa" w:w="120"/>
-            </w:tcMar>
-            <w:vAlign w:val="top"/>
-          </w:tcPr>
-          <w:p>
-            <w:pPr>
-              <w:spacing w:after="40" w:before="0"/>
-              <w:jc w:val="left"/>
-            </w:pPr>
-            <w:r>
-              <w:rPr>
-                <w:rFonts w:ascii="Arial" w:cs="Arial" w:eastAsia="Arial" w:hAnsi="Arial"/>
-                <w:b w:val="false"/>
-                <w:bCs w:val="false"/>
-                <w:i w:val="false"/>
-                <w:iCs w:val="false"/>
-                <w:color w:val="000000"/>
-                <w:sz w:val="18"/>
-                <w:szCs w:val="18"/>
-              </w:rPr>
-              <w:t xml:space="preserve">Distribute CER worksheets. Say: 'You have 6 minutes — individual work only. Use your results table as your evidence. No copying from neighbours.' After 6 minutes: 'Now share within your group. You have 4 minutes to write ONE group CER on your mini-whiteboard — it must include at least one specific number or direction from your results table.' After groups display boards, read each aloud and annotate similarities in green marker. Say: 'Notice that almost every group used the word MOVING or CUTTING. Why is that word so important?' WAIT 12 seconds. Cold-call 4 learners: 'Achieng — why is the word cutting important? ... Maina — what would happen if the conductor only moved alongside the field lines, not across them? ... Zipporah — connect this to the Kericho generator. What is the conductor doing inside that generator? ... Oduya — and what happens to the electricity supply when the generator stops spinning?' Write the SHARED STATEMENT on the board slowly, pausing at key words for learners to call them out: 'An e.m.f is induced only when the conductor is…?' (MOVING) '…and it must be…?' (CUTTING field lines). Then assign the 3-sentence PHENOMENON CONNECTION: 'Write this in your own words — 3 sentences, 3 minutes, notebooks open.'</w:t>
-            </w:r>
-          </w:p>
-        </w:tc>
-        <w:tc>
-          <w:tcPr>
-            <w:tcW w:type="dxa" w:w="3040"/>
-            <w:shd w:fill="FFFFFF" w:color="auto" w:val="clear"/>
-            <w:tcMar>
-              <w:top w:type="dxa" w:w="60"/>
-              <w:left w:type="dxa" w:w="120"/>
-              <w:bottom w:type="dxa" w:w="60"/>
-              <w:right w:type="dxa" w:w="120"/>
-            </w:tcMar>
-            <w:vAlign w:val="top"/>
-          </w:tcPr>
-          <w:p>
-            <w:pPr>
-              <w:spacing w:after="40" w:before="0"/>
-              <w:jc w:val="left"/>
-            </w:pPr>
-            <w:r>
-              <w:rPr>
-                <w:rFonts w:ascii="Arial" w:cs="Arial" w:eastAsia="Arial" w:hAnsi="Arial"/>
-                <w:b w:val="false"/>
-                <w:bCs w:val="false"/>
-                <w:i w:val="false"/>
-                <w:iCs w:val="false"/>
-                <w:color w:val="000000"/>
-                <w:sz w:val="18"/>
-                <w:szCs w:val="18"/>
-              </w:rPr>
-              <w:t xml:space="preserve">Claim–Evidence–Reasoning (CER) Frame — scaffolds learners from raw observations to a causal explanation. The explicit phenomenon connection step prevents the explanation from remaining abstract, anchoring the science concept to the Kericho context and satisfying the NGSS Science and Engineering Practice of Constructing Explanations.</w:t>
-            </w:r>
-          </w:p>
-        </w:tc>
-        <w:tc>
-          <w:tcPr>
-            <w:tcW w:type="dxa" w:w="3040"/>
-            <w:shd w:fill="F2F2F2" w:color="auto" w:val="clear"/>
-            <w:tcMar>
-              <w:top w:type="dxa" w:w="60"/>
-              <w:left w:type="dxa" w:w="120"/>
-              <w:bottom w:type="dxa" w:w="60"/>
-              <w:right w:type="dxa" w:w="120"/>
-            </w:tcMar>
-            <w:vAlign w:val="top"/>
-          </w:tcPr>
-          <w:p>
-            <w:pPr>
-              <w:spacing w:after="40" w:before="0"/>
-              <w:jc w:val="left"/>
-            </w:pPr>
-            <w:r>
-              <w:rPr>
-                <w:rFonts w:ascii="Arial" w:cs="Arial" w:eastAsia="Arial" w:hAnsi="Arial"/>
-                <w:b w:val="false"/>
-                <w:bCs w:val="false"/>
-                <w:i w:val="false"/>
-                <w:iCs w:val="false"/>
-                <w:color w:val="000000"/>
-                <w:sz w:val="18"/>
-                <w:szCs w:val="18"/>
-              </w:rPr>
-              <w:t xml:space="preserve">Teacher reads the PHENOMENON CONNECTION sentences as learners write — the observable indicator is whether learners use causal language ('because', 'when…then', 'this means') rather than just descriptive language ('the light comes on'). Learners who write only description are flagged for a targeted follow-up question: 'Why does the light come on only when the wheel moves?' — pushing toward a mechanistic explanation.</w:t>
-            </w:r>
-          </w:p>
-        </w:tc>
-      </w:tr>
-      <w:tr>
-        <w:tc>
-          <w:tcPr>
-            <w:tcW w:type="dxa" w:w="1520"/>
-            <w:shd w:fill="FCE4D6" w:color="auto" w:val="clear"/>
-            <w:tcMar>
-              <w:top w:type="dxa" w:w="60"/>
-              <w:left w:type="dxa" w:w="120"/>
-              <w:bottom w:type="dxa" w:w="60"/>
-              <w:right w:type="dxa" w:w="120"/>
-            </w:tcMar>
-            <w:vAlign w:val="top"/>
-          </w:tcPr>
-          <w:p>
-            <w:pPr>
-              <w:spacing w:after="40" w:before="0"/>
-              <w:jc w:val="left"/>
-            </w:pPr>
-            <w:r>
-              <w:rPr>
-                <w:rFonts w:ascii="Arial" w:cs="Arial" w:eastAsia="Arial" w:hAnsi="Arial"/>
-                <w:b/>
-                <w:bCs/>
-                <w:i w:val="false"/>
-                <w:iCs w:val="false"/>
-                <w:color w:val="000000"/>
-                <w:sz w:val="18"/>
-                <w:szCs w:val="18"/>
-              </w:rPr>
-              <w:t xml:space="preserve">Driving Question Board (DQB) Creation</w:t>
-            </w:r>
-          </w:p>
-          <w:p>
-            <w:pPr>
-              <w:spacing w:after="20" w:before="0"/>
-            </w:pPr>
-            <w:r>
-              <w:rPr>
-                <w:rFonts w:ascii="Arial" w:cs="Arial" w:eastAsia="Arial" w:hAnsi="Arial"/>
-                <w:b/>
-                <w:bCs/>
-                <w:color w:val="1F3864"/>
-                <w:sz w:val="16"/>
-                <w:szCs w:val="16"/>
-              </w:rPr>
-              <w:t xml:space="preserve">📹 VIDEO:</w:t>
-            </w:r>
-          </w:p>
-          <w:p>
-            <w:pPr>
-              <w:spacing w:after="20" w:before="0"/>
-            </w:pPr>
-            <w:hyperlink w:history="1" r:id="rId5fmo5j78iodpgdzgrpw_y">
-              <w:r>
-                <w:rPr>
-                  <w:rFonts w:ascii="Arial" w:cs="Arial" w:eastAsia="Arial" w:hAnsi="Arial"/>
-                  <w:color w:val="2E75B6"/>
-                  <w:sz w:val="16"/>
-                  <w:szCs w:val="16"/>
-                  <w:u w:val="single" w:color="2E75B6"/>
-                </w:rPr>
-                <w:t xml:space="preserve">Induced current in a wire</w:t>
-              </w:r>
-            </w:hyperlink>
-          </w:p>
-          <w:p>
-            <w:pPr>
-              <w:spacing w:after="10" w:before="0"/>
-              <w:ind w:left="120"/>
-            </w:pPr>
-            <w:r>
-              <w:rPr>
-                <w:rFonts w:ascii="Arial" w:cs="Arial" w:eastAsia="Arial" w:hAnsi="Arial"/>
-                <w:color w:val="595959"/>
-                <w:sz w:val="14"/>
-                <w:szCs w:val="14"/>
-              </w:rPr>
-              <w:t xml:space="preserve">Source: Khan Academy (English - US curriculum)</w:t>
-            </w:r>
-          </w:p>
-          <w:p>
-            <w:pPr>
-              <w:spacing w:after="10" w:before="0"/>
-              <w:ind w:left="120"/>
-            </w:pPr>
-            <w:hyperlink w:history="1" r:id="rIdf8ioq00-buy7ely9x6fvs">
+            <w:hyperlink w:history="1" r:id="rIdedrngrchpgo6oplsw9i4t">
               <w:r>
                 <w:rPr>
                   <w:rFonts w:ascii="Arial" w:cs="Arial" w:eastAsia="Arial" w:hAnsi="Arial"/>
@@ -13269,47 +13561,31 @@
                 <w:sz w:val="16"/>
                 <w:szCs w:val="16"/>
               </w:rPr>
-              <w:t xml:space="preserve">📖 HTML:</w:t>
+              <w:t xml:space="preserve">📖 READING:</w:t>
             </w:r>
           </w:p>
           <w:p>
             <w:pPr>
               <w:spacing w:after="20" w:before="0"/>
             </w:pPr>
-            <w:hyperlink w:history="1" r:id="rIdxikjfyi-qkbp_k2vjcmzr">
-              <w:r>
-                <w:rPr>
-                  <w:rFonts w:ascii="Arial" w:cs="Arial" w:eastAsia="Arial" w:hAnsi="Arial"/>
-                  <w:color w:val="2E75B6"/>
-                  <w:sz w:val="16"/>
-                  <w:szCs w:val="16"/>
-                  <w:u w:val="single" w:color="2E75B6"/>
-                </w:rPr>
-                <w:t xml:space="preserve">Study of Space by the Electromagnetic Spectrum (Flexbook)</w:t>
-              </w:r>
-            </w:hyperlink>
+            <w:r>
+              <w:rPr>
+                <w:rFonts w:ascii="Arial" w:cs="Arial" w:eastAsia="Arial" w:hAnsi="Arial"/>
+                <w:i/>
+                <w:iCs/>
+                <w:color w:val="595959"/>
+                <w:sz w:val="16"/>
+                <w:szCs w:val="16"/>
+              </w:rPr>
+              <w:t xml:space="preserve">No closely matching reading in the ARES library for this activity.</w:t>
+            </w:r>
           </w:p>
           <w:p>
             <w:pPr>
               <w:spacing w:after="10" w:before="0"/>
               <w:ind w:left="120"/>
             </w:pPr>
-            <w:r>
-              <w:rPr>
-                <w:rFonts w:ascii="Arial" w:cs="Arial" w:eastAsia="Arial" w:hAnsi="Arial"/>
-                <w:color w:val="595959"/>
-                <w:sz w:val="14"/>
-                <w:szCs w:val="14"/>
-              </w:rPr>
-              <w:t xml:space="preserve">Source: CK-12</w:t>
-            </w:r>
-          </w:p>
-          <w:p>
-            <w:pPr>
-              <w:spacing w:after="10" w:before="0"/>
-              <w:ind w:left="120"/>
-            </w:pPr>
-            <w:hyperlink w:history="1" r:id="rIdftiymbtijsaq3168xzhpl">
+            <w:hyperlink w:history="1" r:id="rIduuyri5ib3gqjonjaikytt">
               <w:r>
                 <w:rPr>
                   <w:rFonts w:ascii="Arial" w:cs="Arial" w:eastAsia="Arial" w:hAnsi="Arial"/>
@@ -13318,202 +13594,7 @@
                   <w:szCs w:val="14"/>
                   <w:u w:val="single" w:color="595959"/>
                 </w:rPr>
-                <w:t xml:space="preserve">🔍 Search ARES for similar readings</w:t>
-              </w:r>
-            </w:hyperlink>
-          </w:p>
-        </w:tc>
-        <w:tc>
-          <w:tcPr>
-            <w:tcW w:type="dxa" w:w="3040"/>
-            <w:shd w:fill="FFFFFF" w:color="auto" w:val="clear"/>
-            <w:tcMar>
-              <w:top w:type="dxa" w:w="60"/>
-              <w:left w:type="dxa" w:w="120"/>
-              <w:bottom w:type="dxa" w:w="60"/>
-              <w:right w:type="dxa" w:w="120"/>
-            </w:tcMar>
-            <w:vAlign w:val="top"/>
-          </w:tcPr>
-          <w:p>
-            <w:pPr>
-              <w:spacing w:after="40" w:before="0"/>
-              <w:jc w:val="left"/>
-            </w:pPr>
-            <w:r>
-              <w:rPr>
-                <w:rFonts w:ascii="Arial" w:cs="Arial" w:eastAsia="Arial" w:hAnsi="Arial"/>
-                <w:b w:val="false"/>
-                <w:bCs w:val="false"/>
-                <w:i w:val="false"/>
-                <w:iCs w:val="false"/>
-                <w:color w:val="000000"/>
-                <w:sz w:val="18"/>
-                <w:szCs w:val="18"/>
-              </w:rPr>
-              <w:t xml:space="preserve">Each learner receives two sticky notes — one GREEN ('I can now explain…') and one ORANGE ('I still wonder…'). On the GREEN note, learners write one thing from today's experiment that they can now explain about the Kericho phenomenon. On the ORANGE note, learners write one remaining question — e.g. 'Does the speed of spinning change the amount of electricity?', 'Why does moving parallel to the field produce no current?', 'How does Kenya Power control the speed of their generators?'. Learners post their notes on the class DQB under the driving question banner. Teacher reads 4–5 aloud, groups them into clusters ('Speed / Magnitude questions', 'Direction questions', 'Real-world application questions') and previews: 'Your orange questions about speed and magnitude — that is exactly what Lesson 5 will answer.'</w:t>
-            </w:r>
-          </w:p>
-        </w:tc>
-        <w:tc>
-          <w:tcPr>
-            <w:tcW w:type="dxa" w:w="3040"/>
-            <w:shd w:fill="F2F2F2" w:color="auto" w:val="clear"/>
-            <w:tcMar>
-              <w:top w:type="dxa" w:w="60"/>
-              <w:left w:type="dxa" w:w="120"/>
-              <w:bottom w:type="dxa" w:w="60"/>
-              <w:right w:type="dxa" w:w="120"/>
-            </w:tcMar>
-            <w:vAlign w:val="top"/>
-          </w:tcPr>
-          <w:p>
-            <w:pPr>
-              <w:spacing w:after="40" w:before="0"/>
-              <w:jc w:val="left"/>
-            </w:pPr>
-            <w:r>
-              <w:rPr>
-                <w:rFonts w:ascii="Arial" w:cs="Arial" w:eastAsia="Arial" w:hAnsi="Arial"/>
-                <w:b w:val="false"/>
-                <w:bCs w:val="false"/>
-                <w:i w:val="false"/>
-                <w:iCs w:val="false"/>
-                <w:color w:val="000000"/>
-                <w:sz w:val="18"/>
-                <w:szCs w:val="18"/>
-              </w:rPr>
-              <w:t xml:space="preserve">Distribute sticky notes. Say: 'GREEN note — one thing you can NOW explain about Akoth's dynamo that you could NOT explain at the start of today. ORANGE note — one question that today's experiment has raised in your mind. You have 3 minutes.' After posting, read 4–5 notes aloud — choose at least one GREEN and at least two contrasting ORANGEs. Cluster ORANGEs on the DQB with a marker: 'These three questions are all about SPEED and HOW MUCH electricity — we will answer them in Lesson 5. These two questions are about DIRECTION of current — we will come back to those in Lesson 6.' Say: 'Notice that our DQB is growing. At the start of this unit, Akoth could not explain anything. Look at how many green notes we now have. Look at how many new questions we have discovered — that is what scientists do. Every answer opens new questions.'</w:t>
-            </w:r>
-          </w:p>
-        </w:tc>
-        <w:tc>
-          <w:tcPr>
-            <w:tcW w:type="dxa" w:w="3040"/>
-            <w:shd w:fill="FFFFFF" w:color="auto" w:val="clear"/>
-            <w:tcMar>
-              <w:top w:type="dxa" w:w="60"/>
-              <w:left w:type="dxa" w:w="120"/>
-              <w:bottom w:type="dxa" w:w="60"/>
-              <w:right w:type="dxa" w:w="120"/>
-            </w:tcMar>
-            <w:vAlign w:val="top"/>
-          </w:tcPr>
-          <w:p>
-            <w:pPr>
-              <w:spacing w:after="40" w:before="0"/>
-              <w:jc w:val="left"/>
-            </w:pPr>
-            <w:r>
-              <w:rPr>
-                <w:rFonts w:ascii="Arial" w:cs="Arial" w:eastAsia="Arial" w:hAnsi="Arial"/>
-                <w:b w:val="false"/>
-                <w:bCs w:val="false"/>
-                <w:i w:val="false"/>
-                <w:iCs w:val="false"/>
-                <w:color w:val="000000"/>
-                <w:sz w:val="18"/>
-                <w:szCs w:val="18"/>
-              </w:rPr>
-              <w:t xml:space="preserve">Driving Question Board Revision — making thinking visible tracks the cumulative growth of the class's explanatory model across the 8-lesson sequence. Clustering ORANGE notes by theme previews the lesson sequence and gives learners agency in the scientific storyline, supporting the NGSS Practice of Asking Questions and Defining Problems.</w:t>
-            </w:r>
-          </w:p>
-        </w:tc>
-        <w:tc>
-          <w:tcPr>
-            <w:tcW w:type="dxa" w:w="3040"/>
-            <w:shd w:fill="F2F2F2" w:color="auto" w:val="clear"/>
-            <w:tcMar>
-              <w:top w:type="dxa" w:w="60"/>
-              <w:left w:type="dxa" w:w="120"/>
-              <w:bottom w:type="dxa" w:w="60"/>
-              <w:right w:type="dxa" w:w="120"/>
-            </w:tcMar>
-            <w:vAlign w:val="top"/>
-          </w:tcPr>
-          <w:p>
-            <w:pPr>
-              <w:spacing w:after="40" w:before="0"/>
-              <w:jc w:val="left"/>
-            </w:pPr>
-            <w:r>
-              <w:rPr>
-                <w:rFonts w:ascii="Arial" w:cs="Arial" w:eastAsia="Arial" w:hAnsi="Arial"/>
-                <w:b w:val="false"/>
-                <w:bCs w:val="false"/>
-                <w:i w:val="false"/>
-                <w:iCs w:val="false"/>
-                <w:color w:val="000000"/>
-                <w:sz w:val="18"/>
-                <w:szCs w:val="18"/>
-              </w:rPr>
-              <w:t xml:space="preserve">Teacher scans GREEN notes for quality of explanation — the observable indicator is specificity: 'The dynamo light goes out because the conductor stops cutting field lines so no e.m.f is induced' is a strong green note; 'I understand electricity' is not. Teacher photographs the DQB at end of lesson to track which questions have been addressed across the sequence.</w:t>
-            </w:r>
-          </w:p>
-        </w:tc>
-      </w:tr>
-      <w:tr>
-        <w:tc>
-          <w:tcPr>
-            <w:tcW w:type="dxa" w:w="1520"/>
-            <w:shd w:fill="D5E8F0" w:color="auto" w:val="clear"/>
-            <w:tcMar>
-              <w:top w:type="dxa" w:w="60"/>
-              <w:left w:type="dxa" w:w="120"/>
-              <w:bottom w:type="dxa" w:w="60"/>
-              <w:right w:type="dxa" w:w="120"/>
-            </w:tcMar>
-            <w:vAlign w:val="top"/>
-          </w:tcPr>
-          <w:p>
-            <w:pPr>
-              <w:spacing w:after="40" w:before="0"/>
-              <w:jc w:val="left"/>
-            </w:pPr>
-            <w:r>
-              <w:rPr>
-                <w:rFonts w:ascii="Arial" w:cs="Arial" w:eastAsia="Arial" w:hAnsi="Arial"/>
-                <w:b/>
-                <w:bCs/>
-                <w:i w:val="false"/>
-                <w:iCs w:val="false"/>
-                <w:color w:val="000000"/>
-                <w:sz w:val="18"/>
-                <w:szCs w:val="18"/>
-              </w:rPr>
-              <w:t xml:space="preserve">Model Building Phase</w:t>
-            </w:r>
-          </w:p>
-          <w:p>
-            <w:pPr>
-              <w:spacing w:after="20" w:before="0"/>
-            </w:pPr>
-            <w:r>
-              <w:rPr>
-                <w:rFonts w:ascii="Arial" w:cs="Arial" w:eastAsia="Arial" w:hAnsi="Arial"/>
-                <w:b/>
-                <w:bCs/>
-                <w:color w:val="1F3864"/>
-                <w:sz w:val="16"/>
-                <w:szCs w:val="16"/>
-              </w:rPr>
-              <w:t xml:space="preserve">📹 VIDEO:</w:t>
-            </w:r>
-          </w:p>
-          <w:p>
-            <w:pPr>
-              <w:spacing w:after="20" w:before="0"/>
-            </w:pPr>
-            <w:hyperlink w:history="1" r:id="rId8gvnrru1ovoknxiajg6ml">
-              <w:r>
-                <w:rPr>
-                  <w:rFonts w:ascii="Arial" w:cs="Arial" w:eastAsia="Arial" w:hAnsi="Arial"/>
-                  <w:color w:val="2E75B6"/>
-                  <w:sz w:val="16"/>
-                  <w:szCs w:val="16"/>
-                  <w:u w:val="single" w:color="2E75B6"/>
-                </w:rPr>
-                <w:t xml:space="preserve">Induced current in a wire</w:t>
+                <w:t xml:space="preserve">🔍 Search ARES for readings</w:t>
               </w:r>
             </w:hyperlink>
           </w:p>
@@ -13529,104 +13610,8 @@
                 <w:sz w:val="14"/>
                 <w:szCs w:val="14"/>
               </w:rPr>
-              <w:t xml:space="preserve">Source: Khan Academy (English - US curriculum)</w:t>
-            </w:r>
-          </w:p>
-          <w:p>
-            <w:pPr>
-              <w:spacing w:after="10" w:before="0"/>
-              <w:ind w:left="120"/>
-            </w:pPr>
-            <w:hyperlink w:history="1" r:id="rId5qagiqpt88hwiu8cj7izd">
-              <w:r>
-                <w:rPr>
-                  <w:rFonts w:ascii="Arial" w:cs="Arial" w:eastAsia="Arial" w:hAnsi="Arial"/>
-                  <w:color w:val="595959"/>
-                  <w:sz w:val="14"/>
-                  <w:szCs w:val="14"/>
-                  <w:u w:val="single" w:color="595959"/>
-                </w:rPr>
-                <w:t xml:space="preserve">🔍 Search ARES for similar videos</w:t>
-              </w:r>
-            </w:hyperlink>
-          </w:p>
-          <w:p>
-            <w:pPr>
-              <w:spacing w:after="40" w:before="0"/>
-            </w:pPr>
-            <w:r>
-              <w:rPr>
-                <w:sz w:val="14"/>
-                <w:szCs w:val="14"/>
-              </w:rPr>
-              <w:t xml:space="preserve"/>
-            </w:r>
-          </w:p>
-          <w:p>
-            <w:pPr>
-              <w:spacing w:after="20" w:before="0"/>
-            </w:pPr>
-            <w:r>
-              <w:rPr>
-                <w:rFonts w:ascii="Arial" w:cs="Arial" w:eastAsia="Arial" w:hAnsi="Arial"/>
-                <w:b/>
-                <w:bCs/>
-                <w:color w:val="1F3864"/>
-                <w:sz w:val="16"/>
-                <w:szCs w:val="16"/>
-              </w:rPr>
-              <w:t xml:space="preserve">📖 HTML:</w:t>
-            </w:r>
-          </w:p>
-          <w:p>
-            <w:pPr>
-              <w:spacing w:after="20" w:before="0"/>
-            </w:pPr>
-            <w:hyperlink w:history="1" r:id="rIdtot7j6ou2nymsujxcrv6h">
-              <w:r>
-                <w:rPr>
-                  <w:rFonts w:ascii="Arial" w:cs="Arial" w:eastAsia="Arial" w:hAnsi="Arial"/>
-                  <w:color w:val="2E75B6"/>
-                  <w:sz w:val="16"/>
-                  <w:szCs w:val="16"/>
-                  <w:u w:val="single" w:color="2E75B6"/>
-                </w:rPr>
-                <w:t xml:space="preserve">Study of Space by the Electromagnetic Spectrum (Flexbook)</w:t>
-              </w:r>
-            </w:hyperlink>
-          </w:p>
-          <w:p>
-            <w:pPr>
-              <w:spacing w:after="10" w:before="0"/>
-              <w:ind w:left="120"/>
-            </w:pPr>
-            <w:r>
-              <w:rPr>
-                <w:rFonts w:ascii="Arial" w:cs="Arial" w:eastAsia="Arial" w:hAnsi="Arial"/>
-                <w:color w:val="595959"/>
-                <w:sz w:val="14"/>
-                <w:szCs w:val="14"/>
-              </w:rPr>
-              <w:t xml:space="preserve">Source: CK-12</w:t>
-            </w:r>
-          </w:p>
-          <w:p>
-            <w:pPr>
-              <w:spacing w:after="10" w:before="0"/>
-              <w:ind w:left="120"/>
-            </w:pPr>
-            <w:hyperlink w:history="1" r:id="rIdt3xs7rdpubzfmclzydrnf">
-              <w:r>
-                <w:rPr>
-                  <w:rFonts w:ascii="Arial" w:cs="Arial" w:eastAsia="Arial" w:hAnsi="Arial"/>
-                  <w:color w:val="595959"/>
-                  <w:sz w:val="14"/>
-                  <w:szCs w:val="14"/>
-                  <w:u w:val="single" w:color="595959"/>
-                </w:rPr>
-                <w:t xml:space="preserve">🔍 Search ARES for similar readings</w:t>
-              </w:r>
-            </w:hyperlink>
+              <w:t xml:space="preserve">Search terms: magnetism electromagnetic induction induced</w:t>
+            </w:r>
           </w:p>
         </w:tc>
         <w:tc>
@@ -15102,7 +15087,7 @@
             <w:pPr>
               <w:spacing w:after="20" w:before="0"/>
             </w:pPr>
-            <w:hyperlink w:history="1" r:id="rId_g523b1jcrgcqifmq6fox">
+            <w:hyperlink w:history="1" r:id="rIdfkpipupi1ovhmvb6kocdj">
               <w:r>
                 <w:rPr>
                   <w:rFonts w:ascii="Arial" w:cs="Arial" w:eastAsia="Arial" w:hAnsi="Arial"/>
@@ -15111,7 +15096,7 @@
                   <w:szCs w:val="16"/>
                   <w:u w:val="single" w:color="2E75B6"/>
                 </w:rPr>
-                <w:t xml:space="preserve">Induced current in a wire</w:t>
+                <w:t xml:space="preserve">Faraday's Law Introduction</w:t>
               </w:r>
             </w:hyperlink>
           </w:p>
@@ -15135,7 +15120,7 @@
               <w:spacing w:after="10" w:before="0"/>
               <w:ind w:left="120"/>
             </w:pPr>
-            <w:hyperlink w:history="1" r:id="rIdsz08ju4kwdwarrdsibkfs">
+            <w:hyperlink w:history="1" r:id="rIdu1t3ycecgfsspnjpjnk-h">
               <w:r>
                 <w:rPr>
                   <w:rFonts w:ascii="Arial" w:cs="Arial" w:eastAsia="Arial" w:hAnsi="Arial"/>
@@ -15180,7 +15165,7 @@
             <w:pPr>
               <w:spacing w:after="20" w:before="0"/>
             </w:pPr>
-            <w:hyperlink w:history="1" r:id="rIdeoqgztys5rfnrbci2r_ri">
+            <w:hyperlink w:history="1" r:id="rIdi2i2vvpkttube2dfjdwty">
               <w:r>
                 <w:rPr>
                   <w:rFonts w:ascii="Arial" w:cs="Arial" w:eastAsia="Arial" w:hAnsi="Arial"/>
@@ -15189,7 +15174,7 @@
                   <w:szCs w:val="16"/>
                   <w:u w:val="single" w:color="2E75B6"/>
                 </w:rPr>
-                <w:t xml:space="preserve">Study of Space by the Electromagnetic Spectrum (Flexbook)</w:t>
+                <w:t xml:space="preserve">Faraday's Law</w:t>
               </w:r>
             </w:hyperlink>
           </w:p>
@@ -15205,7 +15190,7 @@
                 <w:sz w:val="14"/>
                 <w:szCs w:val="14"/>
               </w:rPr>
-              <w:t xml:space="preserve">Source: CK-12</w:t>
+              <w:t xml:space="preserve">Source: PhET Interactive Simulations (English)</w:t>
             </w:r>
           </w:p>
           <w:p>
@@ -15213,7 +15198,7 @@
               <w:spacing w:after="10" w:before="0"/>
               <w:ind w:left="120"/>
             </w:pPr>
-            <w:hyperlink w:history="1" r:id="rIdjqesaorxqdqmw2n0jvt36">
+            <w:hyperlink w:history="1" r:id="rId1b5jukbptjd44rcvkpucu">
               <w:r>
                 <w:rPr>
                   <w:rFonts w:ascii="Arial" w:cs="Arial" w:eastAsia="Arial" w:hAnsi="Arial"/>
@@ -15408,7 +15393,7 @@
             <w:pPr>
               <w:spacing w:after="20" w:before="0"/>
             </w:pPr>
-            <w:hyperlink w:history="1" r:id="rId3t1kckpgdq0rppzekpn7e">
+            <w:hyperlink w:history="1" r:id="rIdhvin6m4gkownkx1sf7ayp">
               <w:r>
                 <w:rPr>
                   <w:rFonts w:ascii="Arial" w:cs="Arial" w:eastAsia="Arial" w:hAnsi="Arial"/>
@@ -15417,7 +15402,7 @@
                   <w:szCs w:val="16"/>
                   <w:u w:val="single" w:color="2E75B6"/>
                 </w:rPr>
-                <w:t xml:space="preserve">Induced current in a wire</w:t>
+                <w:t xml:space="preserve">Lenz's Law</w:t>
               </w:r>
             </w:hyperlink>
           </w:p>
@@ -15441,7 +15426,7 @@
               <w:spacing w:after="10" w:before="0"/>
               <w:ind w:left="120"/>
             </w:pPr>
-            <w:hyperlink w:history="1" r:id="rIdavepvgt52fuoad3xmuw_y">
+            <w:hyperlink w:history="1" r:id="rIde0bgnyer91xnlrw-6iug2">
               <w:r>
                 <w:rPr>
                   <w:rFonts w:ascii="Arial" w:cs="Arial" w:eastAsia="Arial" w:hAnsi="Arial"/>
@@ -15486,7 +15471,7 @@
             <w:pPr>
               <w:spacing w:after="20" w:before="0"/>
             </w:pPr>
-            <w:hyperlink w:history="1" r:id="rIdnl7mnnc_wsrguoxlzriin">
+            <w:hyperlink w:history="1" r:id="rId4hb4h1jbijyavfiyrkq8z">
               <w:r>
                 <w:rPr>
                   <w:rFonts w:ascii="Arial" w:cs="Arial" w:eastAsia="Arial" w:hAnsi="Arial"/>
@@ -15495,7 +15480,7 @@
                   <w:szCs w:val="16"/>
                   <w:u w:val="single" w:color="2E75B6"/>
                 </w:rPr>
-                <w:t xml:space="preserve">Study of Space by the Electromagnetic Spectrum (Flexbook)</w:t>
+                <w:t xml:space="preserve">Faraday's Law</w:t>
               </w:r>
             </w:hyperlink>
           </w:p>
@@ -15511,7 +15496,7 @@
                 <w:sz w:val="14"/>
                 <w:szCs w:val="14"/>
               </w:rPr>
-              <w:t xml:space="preserve">Source: CK-12</w:t>
+              <w:t xml:space="preserve">Source: PhET Interactive Simulations (English)</w:t>
             </w:r>
           </w:p>
           <w:p>
@@ -15519,7 +15504,7 @@
               <w:spacing w:after="10" w:before="0"/>
               <w:ind w:left="120"/>
             </w:pPr>
-            <w:hyperlink w:history="1" r:id="rIdhuwqhmrvfu8tqssd1o4dj">
+            <w:hyperlink w:history="1" r:id="rIdbailvaewwee4u_yau2ilo">
               <w:r>
                 <w:rPr>
                   <w:rFonts w:ascii="Arial" w:cs="Arial" w:eastAsia="Arial" w:hAnsi="Arial"/>
@@ -15714,7 +15699,7 @@
             <w:pPr>
               <w:spacing w:after="20" w:before="0"/>
             </w:pPr>
-            <w:hyperlink w:history="1" r:id="rIdxczkyos45elbncxih69yf">
+            <w:hyperlink w:history="1" r:id="rId6t9p1hquc3gqc3yvtvk2m">
               <w:r>
                 <w:rPr>
                   <w:rFonts w:ascii="Arial" w:cs="Arial" w:eastAsia="Arial" w:hAnsi="Arial"/>
@@ -15723,7 +15708,7 @@
                   <w:szCs w:val="16"/>
                   <w:u w:val="single" w:color="2E75B6"/>
                 </w:rPr>
-                <w:t xml:space="preserve">Induced current in a wire</w:t>
+                <w:t xml:space="preserve">Faraday's Law example</w:t>
               </w:r>
             </w:hyperlink>
           </w:p>
@@ -15747,7 +15732,7 @@
               <w:spacing w:after="10" w:before="0"/>
               <w:ind w:left="120"/>
             </w:pPr>
-            <w:hyperlink w:history="1" r:id="rIdyio1bgtct4cl4vz3ey_5a">
+            <w:hyperlink w:history="1" r:id="rIdsgh3n5etwwbcynoe0k8w1">
               <w:r>
                 <w:rPr>
                   <w:rFonts w:ascii="Arial" w:cs="Arial" w:eastAsia="Arial" w:hAnsi="Arial"/>
@@ -15792,7 +15777,7 @@
             <w:pPr>
               <w:spacing w:after="20" w:before="0"/>
             </w:pPr>
-            <w:hyperlink w:history="1" r:id="rId3fo3mzje6b-gxy89bwo6d">
+            <w:hyperlink w:history="1" r:id="rIdcoscoztdrsnvdg5osyzub">
               <w:r>
                 <w:rPr>
                   <w:rFonts w:ascii="Arial" w:cs="Arial" w:eastAsia="Arial" w:hAnsi="Arial"/>
@@ -15801,7 +15786,7 @@
                   <w:szCs w:val="16"/>
                   <w:u w:val="single" w:color="2E75B6"/>
                 </w:rPr>
-                <w:t xml:space="preserve">Study of Space by the Electromagnetic Spectrum (Flexbook)</w:t>
+                <w:t xml:space="preserve">Faraday's Law</w:t>
               </w:r>
             </w:hyperlink>
           </w:p>
@@ -15817,7 +15802,7 @@
                 <w:sz w:val="14"/>
                 <w:szCs w:val="14"/>
               </w:rPr>
-              <w:t xml:space="preserve">Source: CK-12</w:t>
+              <w:t xml:space="preserve">Source: PhET Interactive Simulations (English)</w:t>
             </w:r>
           </w:p>
           <w:p>
@@ -15825,7 +15810,7 @@
               <w:spacing w:after="10" w:before="0"/>
               <w:ind w:left="120"/>
             </w:pPr>
-            <w:hyperlink w:history="1" r:id="rIdmfhwarkvr8jcigoyque8t">
+            <w:hyperlink w:history="1" r:id="rId6-rfzjpnlnnls5sszdb1i">
               <w:r>
                 <w:rPr>
                   <w:rFonts w:ascii="Arial" w:cs="Arial" w:eastAsia="Arial" w:hAnsi="Arial"/>
@@ -16020,7 +16005,7 @@
             <w:pPr>
               <w:spacing w:after="20" w:before="0"/>
             </w:pPr>
-            <w:hyperlink w:history="1" r:id="rIdmu180735-nogvxzg6a8dt">
+            <w:hyperlink w:history="1" r:id="rIdksndrafn60ru8n8kxipj5">
               <w:r>
                 <w:rPr>
                   <w:rFonts w:ascii="Arial" w:cs="Arial" w:eastAsia="Arial" w:hAnsi="Arial"/>
@@ -16029,7 +16014,7 @@
                   <w:szCs w:val="16"/>
                   <w:u w:val="single" w:color="2E75B6"/>
                 </w:rPr>
-                <w:t xml:space="preserve">Induced current in a wire</w:t>
+                <w:t xml:space="preserve">Faraday's Law Introduction</w:t>
               </w:r>
             </w:hyperlink>
           </w:p>
@@ -16053,7 +16038,7 @@
               <w:spacing w:after="10" w:before="0"/>
               <w:ind w:left="120"/>
             </w:pPr>
-            <w:hyperlink w:history="1" r:id="rIdlx8xgfumwiqhs9_flqn5b">
+            <w:hyperlink w:history="1" r:id="rIda38hmxifxa8-qmi--1siz">
               <w:r>
                 <w:rPr>
                   <w:rFonts w:ascii="Arial" w:cs="Arial" w:eastAsia="Arial" w:hAnsi="Arial"/>
@@ -16098,7 +16083,7 @@
             <w:pPr>
               <w:spacing w:after="20" w:before="0"/>
             </w:pPr>
-            <w:hyperlink w:history="1" r:id="rIdr1g0neqdwca6sl2nhhab-">
+            <w:hyperlink w:history="1" r:id="rIdpq79cwqvhltvztadxtusl">
               <w:r>
                 <w:rPr>
                   <w:rFonts w:ascii="Arial" w:cs="Arial" w:eastAsia="Arial" w:hAnsi="Arial"/>
@@ -16107,7 +16092,7 @@
                   <w:szCs w:val="16"/>
                   <w:u w:val="single" w:color="2E75B6"/>
                 </w:rPr>
-                <w:t xml:space="preserve">Study of Space by the Electromagnetic Spectrum (Flexbook)</w:t>
+                <w:t xml:space="preserve">Faraday's Law</w:t>
               </w:r>
             </w:hyperlink>
           </w:p>
@@ -16123,7 +16108,7 @@
                 <w:sz w:val="14"/>
                 <w:szCs w:val="14"/>
               </w:rPr>
-              <w:t xml:space="preserve">Source: CK-12</w:t>
+              <w:t xml:space="preserve">Source: PhET Interactive Simulations (English)</w:t>
             </w:r>
           </w:p>
           <w:p>
@@ -16131,7 +16116,7 @@
               <w:spacing w:after="10" w:before="0"/>
               <w:ind w:left="120"/>
             </w:pPr>
-            <w:hyperlink w:history="1" r:id="rIds6jynos3blgdov6h3ub_n">
+            <w:hyperlink w:history="1" r:id="rIdh66h1bgmxbis0hymx30gq">
               <w:r>
                 <w:rPr>
                   <w:rFonts w:ascii="Arial" w:cs="Arial" w:eastAsia="Arial" w:hAnsi="Arial"/>
@@ -16326,7 +16311,7 @@
             <w:pPr>
               <w:spacing w:after="20" w:before="0"/>
             </w:pPr>
-            <w:hyperlink w:history="1" r:id="rIdh4948v6aaemgprbsqodfj">
+            <w:hyperlink w:history="1" r:id="rId_r-7kcwu8nbcbjrveab0b">
               <w:r>
                 <w:rPr>
                   <w:rFonts w:ascii="Arial" w:cs="Arial" w:eastAsia="Arial" w:hAnsi="Arial"/>
@@ -16335,7 +16320,7 @@
                   <w:szCs w:val="16"/>
                   <w:u w:val="single" w:color="2E75B6"/>
                 </w:rPr>
-                <w:t xml:space="preserve">Induced current in a wire</w:t>
+                <w:t xml:space="preserve">Faraday's Law Introduction</w:t>
               </w:r>
             </w:hyperlink>
           </w:p>
@@ -16359,7 +16344,7 @@
               <w:spacing w:after="10" w:before="0"/>
               <w:ind w:left="120"/>
             </w:pPr>
-            <w:hyperlink w:history="1" r:id="rIdhygzovyypgq8bhpu64ivm">
+            <w:hyperlink w:history="1" r:id="rIdwojt23b2f7tvovml-tkb2">
               <w:r>
                 <w:rPr>
                   <w:rFonts w:ascii="Arial" w:cs="Arial" w:eastAsia="Arial" w:hAnsi="Arial"/>
@@ -16404,7 +16389,7 @@
             <w:pPr>
               <w:spacing w:after="20" w:before="0"/>
             </w:pPr>
-            <w:hyperlink w:history="1" r:id="rIdundmuiii4vtuhc9c1vsvj">
+            <w:hyperlink w:history="1" r:id="rIdjd3gemrx4qsfvsrccck7m">
               <w:r>
                 <w:rPr>
                   <w:rFonts w:ascii="Arial" w:cs="Arial" w:eastAsia="Arial" w:hAnsi="Arial"/>
@@ -16413,7 +16398,7 @@
                   <w:szCs w:val="16"/>
                   <w:u w:val="single" w:color="2E75B6"/>
                 </w:rPr>
-                <w:t xml:space="preserve">Study of Space by the Electromagnetic Spectrum (Flexbook)</w:t>
+                <w:t xml:space="preserve">Faraday's Law</w:t>
               </w:r>
             </w:hyperlink>
           </w:p>
@@ -16429,7 +16414,7 @@
                 <w:sz w:val="14"/>
                 <w:szCs w:val="14"/>
               </w:rPr>
-              <w:t xml:space="preserve">Source: CK-12</w:t>
+              <w:t xml:space="preserve">Source: PhET Interactive Simulations (English)</w:t>
             </w:r>
           </w:p>
           <w:p>
@@ -16437,7 +16422,7 @@
               <w:spacing w:after="10" w:before="0"/>
               <w:ind w:left="120"/>
             </w:pPr>
-            <w:hyperlink w:history="1" r:id="rIdq84c0j107o2d_ltljkpgr">
+            <w:hyperlink w:history="1" r:id="rId7ntcm2ohnncdotdoronzw">
               <w:r>
                 <w:rPr>
                   <w:rFonts w:ascii="Arial" w:cs="Arial" w:eastAsia="Arial" w:hAnsi="Arial"/>
@@ -17924,7 +17909,7 @@
             <w:pPr>
               <w:spacing w:after="20" w:before="0"/>
             </w:pPr>
-            <w:hyperlink w:history="1" r:id="rIdkukcfroeqvwg5l-zejcsk">
+            <w:hyperlink w:history="1" r:id="rIdjlscn1thyrbfotr51usec">
               <w:r>
                 <w:rPr>
                   <w:rFonts w:ascii="Arial" w:cs="Arial" w:eastAsia="Arial" w:hAnsi="Arial"/>
@@ -17933,7 +17918,7 @@
                   <w:szCs w:val="16"/>
                   <w:u w:val="single" w:color="2E75B6"/>
                 </w:rPr>
-                <w:t xml:space="preserve">Introduction to experiment design</w:t>
+                <w:t xml:space="preserve">Faraday's Law Introduction</w:t>
               </w:r>
             </w:hyperlink>
           </w:p>
@@ -17957,7 +17942,7 @@
               <w:spacing w:after="10" w:before="0"/>
               <w:ind w:left="120"/>
             </w:pPr>
-            <w:hyperlink w:history="1" r:id="rIdccwrxvz1siuv2li9losvt">
+            <w:hyperlink w:history="1" r:id="rIdlkndkweepxth6gkmdfao9">
               <w:r>
                 <w:rPr>
                   <w:rFonts w:ascii="Arial" w:cs="Arial" w:eastAsia="Arial" w:hAnsi="Arial"/>
@@ -18002,7 +17987,7 @@
             <w:pPr>
               <w:spacing w:after="20" w:before="0"/>
             </w:pPr>
-            <w:hyperlink w:history="1" r:id="rIdvc0o4alsjmgweadgesnvt">
+            <w:hyperlink w:history="1" r:id="rIdwllhpr1s7elv-hup3vvag">
               <w:r>
                 <w:rPr>
                   <w:rFonts w:ascii="Arial" w:cs="Arial" w:eastAsia="Arial" w:hAnsi="Arial"/>
@@ -18011,7 +17996,7 @@
                   <w:szCs w:val="16"/>
                   <w:u w:val="single" w:color="2E75B6"/>
                 </w:rPr>
-                <w:t xml:space="preserve">Study of Space by the Electromagnetic Spectrum (Flexbook)</w:t>
+                <w:t xml:space="preserve">Faraday's Law</w:t>
               </w:r>
             </w:hyperlink>
           </w:p>
@@ -18027,7 +18012,7 @@
                 <w:sz w:val="14"/>
                 <w:szCs w:val="14"/>
               </w:rPr>
-              <w:t xml:space="preserve">Source: CK-12</w:t>
+              <w:t xml:space="preserve">Source: PhET Interactive Simulations (English)</w:t>
             </w:r>
           </w:p>
           <w:p>
@@ -18035,7 +18020,7 @@
               <w:spacing w:after="10" w:before="0"/>
               <w:ind w:left="120"/>
             </w:pPr>
-            <w:hyperlink w:history="1" r:id="rIdtwma2rdle_vhudzumpouz">
+            <w:hyperlink w:history="1" r:id="rId9y2bt5xawjs-jzk_bmdse">
               <w:r>
                 <w:rPr>
                   <w:rFonts w:ascii="Arial" w:cs="Arial" w:eastAsia="Arial" w:hAnsi="Arial"/>
@@ -18230,7 +18215,7 @@
             <w:pPr>
               <w:spacing w:after="20" w:before="0"/>
             </w:pPr>
-            <w:hyperlink w:history="1" r:id="rIdg2zwybuhq36ib2ozh_axo">
+            <w:hyperlink w:history="1" r:id="rIdfrxbxrvgv5jtjnc1tszl1">
               <w:r>
                 <w:rPr>
                   <w:rFonts w:ascii="Arial" w:cs="Arial" w:eastAsia="Arial" w:hAnsi="Arial"/>
@@ -18239,7 +18224,7 @@
                   <w:szCs w:val="16"/>
                   <w:u w:val="single" w:color="2E75B6"/>
                 </w:rPr>
-                <w:t xml:space="preserve">Introduction to experiment design</w:t>
+                <w:t xml:space="preserve">Lenz's Law</w:t>
               </w:r>
             </w:hyperlink>
           </w:p>
@@ -18263,7 +18248,7 @@
               <w:spacing w:after="10" w:before="0"/>
               <w:ind w:left="120"/>
             </w:pPr>
-            <w:hyperlink w:history="1" r:id="rIdkvk6qczt4dmfqx_dcr-p2">
+            <w:hyperlink w:history="1" r:id="rIddz_gzf1l8-fgbqnewh4ip">
               <w:r>
                 <w:rPr>
                   <w:rFonts w:ascii="Arial" w:cs="Arial" w:eastAsia="Arial" w:hAnsi="Arial"/>
@@ -18308,7 +18293,7 @@
             <w:pPr>
               <w:spacing w:after="20" w:before="0"/>
             </w:pPr>
-            <w:hyperlink w:history="1" r:id="rId5jvam8upbcwz6uol05nky">
+            <w:hyperlink w:history="1" r:id="rIdytxzckui0jlijrtixq7ma">
               <w:r>
                 <w:rPr>
                   <w:rFonts w:ascii="Arial" w:cs="Arial" w:eastAsia="Arial" w:hAnsi="Arial"/>
@@ -18317,7 +18302,7 @@
                   <w:szCs w:val="16"/>
                   <w:u w:val="single" w:color="2E75B6"/>
                 </w:rPr>
-                <w:t xml:space="preserve">Study of Space by the Electromagnetic Spectrum (Flexbook)</w:t>
+                <w:t xml:space="preserve">Faraday's Law</w:t>
               </w:r>
             </w:hyperlink>
           </w:p>
@@ -18333,7 +18318,7 @@
                 <w:sz w:val="14"/>
                 <w:szCs w:val="14"/>
               </w:rPr>
-              <w:t xml:space="preserve">Source: CK-12</w:t>
+              <w:t xml:space="preserve">Source: PhET Interactive Simulations (English)</w:t>
             </w:r>
           </w:p>
           <w:p>
@@ -18341,7 +18326,7 @@
               <w:spacing w:after="10" w:before="0"/>
               <w:ind w:left="120"/>
             </w:pPr>
-            <w:hyperlink w:history="1" r:id="rIdxtydejyrccfnmt1lh6l-c">
+            <w:hyperlink w:history="1" r:id="rIdgrtntryuwwglns8xubonx">
               <w:r>
                 <w:rPr>
                   <w:rFonts w:ascii="Arial" w:cs="Arial" w:eastAsia="Arial" w:hAnsi="Arial"/>
@@ -18536,7 +18521,7 @@
             <w:pPr>
               <w:spacing w:after="20" w:before="0"/>
             </w:pPr>
-            <w:hyperlink w:history="1" r:id="rIdfhvehopt-kivtks9djecv">
+            <w:hyperlink w:history="1" r:id="rIds4nwubq1dwkv7tvnri91h">
               <w:r>
                 <w:rPr>
                   <w:rFonts w:ascii="Arial" w:cs="Arial" w:eastAsia="Arial" w:hAnsi="Arial"/>
@@ -18545,7 +18530,7 @@
                   <w:szCs w:val="16"/>
                   <w:u w:val="single" w:color="2E75B6"/>
                 </w:rPr>
-                <w:t xml:space="preserve">Introduction to experiment design</w:t>
+                <w:t xml:space="preserve">Faraday's Law Introduction</w:t>
               </w:r>
             </w:hyperlink>
           </w:p>
@@ -18569,7 +18554,7 @@
               <w:spacing w:after="10" w:before="0"/>
               <w:ind w:left="120"/>
             </w:pPr>
-            <w:hyperlink w:history="1" r:id="rId-f7nzkdbccgxbl3d6_ukr">
+            <w:hyperlink w:history="1" r:id="rIdlp_cx-uod0n-hurvdacbr">
               <w:r>
                 <w:rPr>
                   <w:rFonts w:ascii="Arial" w:cs="Arial" w:eastAsia="Arial" w:hAnsi="Arial"/>
@@ -18614,7 +18599,7 @@
             <w:pPr>
               <w:spacing w:after="20" w:before="0"/>
             </w:pPr>
-            <w:hyperlink w:history="1" r:id="rIdp-gwbz2cs9sn3mota7plc">
+            <w:hyperlink w:history="1" r:id="rIdpj1himysnye9epfikb6jh">
               <w:r>
                 <w:rPr>
                   <w:rFonts w:ascii="Arial" w:cs="Arial" w:eastAsia="Arial" w:hAnsi="Arial"/>
@@ -18623,7 +18608,7 @@
                   <w:szCs w:val="16"/>
                   <w:u w:val="single" w:color="2E75B6"/>
                 </w:rPr>
-                <w:t xml:space="preserve">Study of Space by the Electromagnetic Spectrum (Flexbook)</w:t>
+                <w:t xml:space="preserve">Faraday's Law</w:t>
               </w:r>
             </w:hyperlink>
           </w:p>
@@ -18639,7 +18624,7 @@
                 <w:sz w:val="14"/>
                 <w:szCs w:val="14"/>
               </w:rPr>
-              <w:t xml:space="preserve">Source: CK-12</w:t>
+              <w:t xml:space="preserve">Source: PhET Interactive Simulations (English)</w:t>
             </w:r>
           </w:p>
           <w:p>
@@ -18647,7 +18632,7 @@
               <w:spacing w:after="10" w:before="0"/>
               <w:ind w:left="120"/>
             </w:pPr>
-            <w:hyperlink w:history="1" r:id="rIdymhhvxu_jj16jikpicdte">
+            <w:hyperlink w:history="1" r:id="rId4kky6ktjlzx_xruueag6p">
               <w:r>
                 <w:rPr>
                   <w:rFonts w:ascii="Arial" w:cs="Arial" w:eastAsia="Arial" w:hAnsi="Arial"/>
@@ -18842,7 +18827,7 @@
             <w:pPr>
               <w:spacing w:after="20" w:before="0"/>
             </w:pPr>
-            <w:hyperlink w:history="1" r:id="rIdh5dus8fvsb5aewjzai676">
+            <w:hyperlink w:history="1" r:id="rIdyeext0owz5zmfxcgcogmj">
               <w:r>
                 <w:rPr>
                   <w:rFonts w:ascii="Arial" w:cs="Arial" w:eastAsia="Arial" w:hAnsi="Arial"/>
@@ -18851,7 +18836,7 @@
                   <w:szCs w:val="16"/>
                   <w:u w:val="single" w:color="2E75B6"/>
                 </w:rPr>
-                <w:t xml:space="preserve">Introduction to experiment design</w:t>
+                <w:t xml:space="preserve">Faraday's Law Introduction</w:t>
               </w:r>
             </w:hyperlink>
           </w:p>
@@ -18875,7 +18860,7 @@
               <w:spacing w:after="10" w:before="0"/>
               <w:ind w:left="120"/>
             </w:pPr>
-            <w:hyperlink w:history="1" r:id="rIdp7syjm-qvqbx6so4dceen">
+            <w:hyperlink w:history="1" r:id="rIduye3k-fn2dlbks6lsblkv">
               <w:r>
                 <w:rPr>
                   <w:rFonts w:ascii="Arial" w:cs="Arial" w:eastAsia="Arial" w:hAnsi="Arial"/>
@@ -18920,7 +18905,7 @@
             <w:pPr>
               <w:spacing w:after="20" w:before="0"/>
             </w:pPr>
-            <w:hyperlink w:history="1" r:id="rIdnr_6zomfq0v9mpb8gixlv">
+            <w:hyperlink w:history="1" r:id="rIdxjlcl1r1pg03ena6gwjnp">
               <w:r>
                 <w:rPr>
                   <w:rFonts w:ascii="Arial" w:cs="Arial" w:eastAsia="Arial" w:hAnsi="Arial"/>
@@ -18929,7 +18914,7 @@
                   <w:szCs w:val="16"/>
                   <w:u w:val="single" w:color="2E75B6"/>
                 </w:rPr>
-                <w:t xml:space="preserve">Study of Space by the Electromagnetic Spectrum (Flexbook)</w:t>
+                <w:t xml:space="preserve">Faraday's Law</w:t>
               </w:r>
             </w:hyperlink>
           </w:p>
@@ -18945,7 +18930,7 @@
                 <w:sz w:val="14"/>
                 <w:szCs w:val="14"/>
               </w:rPr>
-              <w:t xml:space="preserve">Source: CK-12</w:t>
+              <w:t xml:space="preserve">Source: PhET Interactive Simulations (English)</w:t>
             </w:r>
           </w:p>
           <w:p>
@@ -18953,7 +18938,7 @@
               <w:spacing w:after="10" w:before="0"/>
               <w:ind w:left="120"/>
             </w:pPr>
-            <w:hyperlink w:history="1" r:id="rIdz5y9xw3ax0izdcgjwwar-">
+            <w:hyperlink w:history="1" r:id="rId463kpfmvl0w088zpmh5jp">
               <w:r>
                 <w:rPr>
                   <w:rFonts w:ascii="Arial" w:cs="Arial" w:eastAsia="Arial" w:hAnsi="Arial"/>
@@ -19148,7 +19133,7 @@
             <w:pPr>
               <w:spacing w:after="20" w:before="0"/>
             </w:pPr>
-            <w:hyperlink w:history="1" r:id="rIdpumjys9nun0vuvbet_pmx">
+            <w:hyperlink w:history="1" r:id="rIdchlrl4qc0htswdle2hzzg">
               <w:r>
                 <w:rPr>
                   <w:rFonts w:ascii="Arial" w:cs="Arial" w:eastAsia="Arial" w:hAnsi="Arial"/>
@@ -19157,7 +19142,7 @@
                   <w:szCs w:val="16"/>
                   <w:u w:val="single" w:color="2E75B6"/>
                 </w:rPr>
-                <w:t xml:space="preserve">Introduction to experiment design</w:t>
+                <w:t xml:space="preserve">Faraday's Law Introduction</w:t>
               </w:r>
             </w:hyperlink>
           </w:p>
@@ -19181,7 +19166,7 @@
               <w:spacing w:after="10" w:before="0"/>
               <w:ind w:left="120"/>
             </w:pPr>
-            <w:hyperlink w:history="1" r:id="rIdrt2g_wwk_yhrk2bzaxv-1">
+            <w:hyperlink w:history="1" r:id="rIdebewgua-jbvagfyxkudfj">
               <w:r>
                 <w:rPr>
                   <w:rFonts w:ascii="Arial" w:cs="Arial" w:eastAsia="Arial" w:hAnsi="Arial"/>
@@ -19226,7 +19211,7 @@
             <w:pPr>
               <w:spacing w:after="20" w:before="0"/>
             </w:pPr>
-            <w:hyperlink w:history="1" r:id="rIdvy0qjhy-mnyjm1f0ie2op">
+            <w:hyperlink w:history="1" r:id="rId0o9r9orvsn8e1xcyfge30">
               <w:r>
                 <w:rPr>
                   <w:rFonts w:ascii="Arial" w:cs="Arial" w:eastAsia="Arial" w:hAnsi="Arial"/>
@@ -19235,7 +19220,7 @@
                   <w:szCs w:val="16"/>
                   <w:u w:val="single" w:color="2E75B6"/>
                 </w:rPr>
-                <w:t xml:space="preserve">Study of Space by the Electromagnetic Spectrum (Flexbook)</w:t>
+                <w:t xml:space="preserve">Faraday's Law</w:t>
               </w:r>
             </w:hyperlink>
           </w:p>
@@ -19251,7 +19236,7 @@
                 <w:sz w:val="14"/>
                 <w:szCs w:val="14"/>
               </w:rPr>
-              <w:t xml:space="preserve">Source: CK-12</w:t>
+              <w:t xml:space="preserve">Source: PhET Interactive Simulations (English)</w:t>
             </w:r>
           </w:p>
           <w:p>
@@ -19259,7 +19244,7 @@
               <w:spacing w:after="10" w:before="0"/>
               <w:ind w:left="120"/>
             </w:pPr>
-            <w:hyperlink w:history="1" r:id="rId7bjisorafpufjvr6ykdg1">
+            <w:hyperlink w:history="1" r:id="rId0wdmzotfirfcrpz02kfmn">
               <w:r>
                 <w:rPr>
                   <w:rFonts w:ascii="Arial" w:cs="Arial" w:eastAsia="Arial" w:hAnsi="Arial"/>
@@ -20860,7 +20845,7 @@
             <w:pPr>
               <w:spacing w:after="20" w:before="0"/>
             </w:pPr>
-            <w:hyperlink w:history="1" r:id="rIdy2xzqarmt-5o7ts3qugjr">
+            <w:hyperlink w:history="1" r:id="rIdgpvt8lxov_bg1kui4jgjq">
               <w:r>
                 <w:rPr>
                   <w:rFonts w:ascii="Arial" w:cs="Arial" w:eastAsia="Arial" w:hAnsi="Arial"/>
@@ -20869,7 +20854,7 @@
                   <w:szCs w:val="16"/>
                   <w:u w:val="single" w:color="2E75B6"/>
                 </w:rPr>
-                <w:t xml:space="preserve">Magnetism, light and the magneto optic Kerr effect</w:t>
+                <w:t xml:space="preserve">Electromagnetism</w:t>
               </w:r>
             </w:hyperlink>
           </w:p>
@@ -20893,7 +20878,7 @@
               <w:spacing w:after="10" w:before="0"/>
               <w:ind w:left="120"/>
             </w:pPr>
-            <w:hyperlink w:history="1" r:id="rIduo6bjlqrnhrwlwf9bei_u">
+            <w:hyperlink w:history="1" r:id="rIdsilneygnlebbffy9tjgt6">
               <w:r>
                 <w:rPr>
                   <w:rFonts w:ascii="Arial" w:cs="Arial" w:eastAsia="Arial" w:hAnsi="Arial"/>
@@ -20931,14 +20916,241 @@
                 <w:sz w:val="16"/>
                 <w:szCs w:val="16"/>
               </w:rPr>
-              <w:t xml:space="preserve">📖 HTML:</w:t>
+              <w:t xml:space="preserve">📖 READING:</w:t>
             </w:r>
           </w:p>
           <w:p>
             <w:pPr>
               <w:spacing w:after="20" w:before="0"/>
             </w:pPr>
-            <w:hyperlink w:history="1" r:id="rIdo2gz5tvpuubngtk4dz-6p">
+            <w:r>
+              <w:rPr>
+                <w:rFonts w:ascii="Arial" w:cs="Arial" w:eastAsia="Arial" w:hAnsi="Arial"/>
+                <w:i/>
+                <w:iCs/>
+                <w:color w:val="595959"/>
+                <w:sz w:val="16"/>
+                <w:szCs w:val="16"/>
+              </w:rPr>
+              <w:t xml:space="preserve">No closely matching reading in the ARES library for this activity.</w:t>
+            </w:r>
+          </w:p>
+          <w:p>
+            <w:pPr>
+              <w:spacing w:after="10" w:before="0"/>
+              <w:ind w:left="120"/>
+            </w:pPr>
+            <w:hyperlink w:history="1" r:id="rIdgqkqrym8ukgyyinkfhvfv">
+              <w:r>
+                <w:rPr>
+                  <w:rFonts w:ascii="Arial" w:cs="Arial" w:eastAsia="Arial" w:hAnsi="Arial"/>
+                  <w:color w:val="595959"/>
+                  <w:sz w:val="14"/>
+                  <w:szCs w:val="14"/>
+                  <w:u w:val="single" w:color="595959"/>
+                </w:rPr>
+                <w:t xml:space="preserve">🔍 Search ARES for readings</w:t>
+              </w:r>
+            </w:hyperlink>
+          </w:p>
+          <w:p>
+            <w:pPr>
+              <w:spacing w:after="10" w:before="0"/>
+              <w:ind w:left="120"/>
+            </w:pPr>
+            <w:r>
+              <w:rPr>
+                <w:rFonts w:ascii="Arial" w:cs="Arial" w:eastAsia="Arial" w:hAnsi="Arial"/>
+                <w:color w:val="595959"/>
+                <w:sz w:val="14"/>
+                <w:szCs w:val="14"/>
+              </w:rPr>
+              <w:t xml:space="preserve">Search terms: magnetism electromagnetic induction magnetisation</w:t>
+            </w:r>
+          </w:p>
+        </w:tc>
+        <w:tc>
+          <w:tcPr>
+            <w:tcW w:type="dxa" w:w="3040"/>
+            <w:shd w:fill="FFFFFF" w:color="auto" w:val="clear"/>
+            <w:tcMar>
+              <w:top w:type="dxa" w:w="60"/>
+              <w:left w:type="dxa" w:w="120"/>
+              <w:bottom w:type="dxa" w:w="60"/>
+              <w:right w:type="dxa" w:w="120"/>
+            </w:tcMar>
+            <w:vAlign w:val="top"/>
+          </w:tcPr>
+          <w:p>
+            <w:pPr>
+              <w:spacing w:after="40" w:before="0"/>
+              <w:jc w:val="left"/>
+            </w:pPr>
+            <w:r>
+              <w:rPr>
+                <w:rFonts w:ascii="Arial" w:cs="Arial" w:eastAsia="Arial" w:hAnsi="Arial"/>
+                <w:b w:val="false"/>
+                <w:bCs w:val="false"/>
+                <w:i w:val="false"/>
+                <w:iCs w:val="false"/>
+                <w:color w:val="000000"/>
+                <w:sz w:val="18"/>
+                <w:szCs w:val="18"/>
+              </w:rPr>
+              <w:t xml:space="preserve">Each learner group (4 members) receives a design brief card listing available materials: iron nail (10 cm), 1 m of copper wire (insulated), 1× 1.5 V dry cell, a thin metal strip (~8 cm, cut from a tin can), a small wooden board (~15 cm × 10 cm), 4 drawing pins, and 2 connecting wires with crocodile clips. Without any additional instruction, each group spends 7 minutes sketching a labelled diagram in their project journals predicting: (a) how the components will be connected; (b) where the electromagnet will be; (c) what will cause the bell to ring repeatedly rather than just once; (d) what will happen if the wheel of the Kericho student's bicycle dynamo is held still — linking the prediction explicitly to the anchoring phenomenon. Groups then share one prediction with the class (gallery-walk style: journals open on desks, learners circulate for 2 minutes reading other groups' sketches silently).</w:t>
+            </w:r>
+          </w:p>
+        </w:tc>
+        <w:tc>
+          <w:tcPr>
+            <w:tcW w:type="dxa" w:w="3040"/>
+            <w:shd w:fill="F2F2F2" w:color="auto" w:val="clear"/>
+            <w:tcMar>
+              <w:top w:type="dxa" w:w="60"/>
+              <w:left w:type="dxa" w:w="120"/>
+              <w:bottom w:type="dxa" w:w="60"/>
+              <w:right w:type="dxa" w:w="120"/>
+            </w:tcMar>
+            <w:vAlign w:val="top"/>
+          </w:tcPr>
+          <w:p>
+            <w:pPr>
+              <w:spacing w:after="40" w:before="0"/>
+              <w:jc w:val="left"/>
+            </w:pPr>
+            <w:r>
+              <w:rPr>
+                <w:rFonts w:ascii="Arial" w:cs="Arial" w:eastAsia="Arial" w:hAnsi="Arial"/>
+                <w:b w:val="false"/>
+                <w:bCs w:val="false"/>
+                <w:i w:val="false"/>
+                <w:iCs w:val="false"/>
+                <w:color w:val="000000"/>
+                <w:sz w:val="18"/>
+                <w:szCs w:val="18"/>
+              </w:rPr>
+              <w:t xml:space="preserve">1. Distribute design brief cards and materials kits BEFORE giving any explanation. Say verbatim: 'Before we build anything, I want each group to predict how you think this bell will work. Draw your prediction in your project journal. You have 7 minutes — go.' START a visible timer. 2. Circulate silently for the first 3 minutes, noting 2–3 groups whose diagrams show interesting or divergent predictions (one correct make-and-break idea, one that shows a continuous circuit with no break mechanism, one that omits the iron core). Do NOT correct anyone yet. 3. At 5 minutes, prompt quietly: 'Make sure your diagram addresses question (c) on the card — what makes it ring MORE THAN ONCE?' 4. After 7 minutes, call time and initiate gallery walk: 'Stand up, leave your journal open, and spend 2 minutes reading two other groups' predictions silently.' 5. After gallery walk, cold-call 3 groups (choose the divergent ones noted earlier). Ask each: 'What is the most important difference between your diagram and the one you just read?' WAIT 12 seconds after each question before accepting a response. 6. Record 3 key prediction claims on the board under the heading 'Our Predictions — Lesson 7'. Do NOT reveal which are correct.</w:t>
+            </w:r>
+          </w:p>
+        </w:tc>
+        <w:tc>
+          <w:tcPr>
+            <w:tcW w:type="dxa" w:w="3040"/>
+            <w:shd w:fill="FFFFFF" w:color="auto" w:val="clear"/>
+            <w:tcMar>
+              <w:top w:type="dxa" w:w="60"/>
+              <w:left w:type="dxa" w:w="120"/>
+              <w:bottom w:type="dxa" w:w="60"/>
+              <w:right w:type="dxa" w:w="120"/>
+            </w:tcMar>
+            <w:vAlign w:val="top"/>
+          </w:tcPr>
+          <w:p>
+            <w:pPr>
+              <w:spacing w:after="40" w:before="0"/>
+              <w:jc w:val="left"/>
+            </w:pPr>
+            <w:r>
+              <w:rPr>
+                <w:rFonts w:ascii="Arial" w:cs="Arial" w:eastAsia="Arial" w:hAnsi="Arial"/>
+                <w:b w:val="false"/>
+                <w:bCs w:val="false"/>
+                <w:i w:val="false"/>
+                <w:iCs w:val="false"/>
+                <w:color w:val="000000"/>
+                <w:sz w:val="18"/>
+                <w:szCs w:val="18"/>
+              </w:rPr>
+              <w:t xml:space="preserve">Prediction-before-instruction (NGSS Practice 1 — Asking Questions and Defining Problems). By committing a design sketch to paper before building, learners activate prior knowledge from Lessons 1–6 (magnetisation, field patterns, factors affecting e.m.f.) and generate testable claims. The gallery walk surfaces the conceptual diversity in the room — particularly whether groups understand the make-and-break mechanism — giving the teacher diagnostic information without formal testing. Connecting prediction item (d) to the dynamo phenomenon maintains the storyline thread.</w:t>
+            </w:r>
+          </w:p>
+        </w:tc>
+        <w:tc>
+          <w:tcPr>
+            <w:tcW w:type="dxa" w:w="3040"/>
+            <w:shd w:fill="F2F2F2" w:color="auto" w:val="clear"/>
+            <w:tcMar>
+              <w:top w:type="dxa" w:w="60"/>
+              <w:left w:type="dxa" w:w="120"/>
+              <w:bottom w:type="dxa" w:w="60"/>
+              <w:right w:type="dxa" w:w="120"/>
+            </w:tcMar>
+            <w:vAlign w:val="top"/>
+          </w:tcPr>
+          <w:p>
+            <w:pPr>
+              <w:spacing w:after="40" w:before="0"/>
+              <w:jc w:val="left"/>
+            </w:pPr>
+            <w:r>
+              <w:rPr>
+                <w:rFonts w:ascii="Arial" w:cs="Arial" w:eastAsia="Arial" w:hAnsi="Arial"/>
+                <w:b w:val="false"/>
+                <w:bCs w:val="false"/>
+                <w:i w:val="false"/>
+                <w:iCs w:val="false"/>
+                <w:color w:val="000000"/>
+                <w:sz w:val="18"/>
+                <w:szCs w:val="18"/>
+              </w:rPr>
+              <w:t xml:space="preserve">Observable indicator: Every group's project journal contains a labelled sketch with at least three named components and at least one written sentence addressing the make-and-break question. Teacher scans journals during circulation; any group with a blank page or only a list of materials receives the prompt: 'Show me in a drawing where the electromagnet is and what happens to the metal strip when current flows.' The three divergent predictions recorded on the board serve as a baseline against which end-of-lesson journal entries will be compared.</w:t>
+            </w:r>
+          </w:p>
+        </w:tc>
+      </w:tr>
+      <w:tr>
+        <w:tc>
+          <w:tcPr>
+            <w:tcW w:type="dxa" w:w="1520"/>
+            <w:shd w:fill="D9EEF1" w:color="auto" w:val="clear"/>
+            <w:tcMar>
+              <w:top w:type="dxa" w:w="60"/>
+              <w:left w:type="dxa" w:w="120"/>
+              <w:bottom w:type="dxa" w:w="60"/>
+              <w:right w:type="dxa" w:w="120"/>
+            </w:tcMar>
+            <w:vAlign w:val="top"/>
+          </w:tcPr>
+          <w:p>
+            <w:pPr>
+              <w:spacing w:after="40" w:before="0"/>
+              <w:jc w:val="left"/>
+            </w:pPr>
+            <w:r>
+              <w:rPr>
+                <w:rFonts w:ascii="Arial" w:cs="Arial" w:eastAsia="Arial" w:hAnsi="Arial"/>
+                <w:b/>
+                <w:bCs/>
+                <w:i w:val="false"/>
+                <w:iCs w:val="false"/>
+                <w:color w:val="000000"/>
+                <w:sz w:val="18"/>
+                <w:szCs w:val="18"/>
+              </w:rPr>
+              <w:t xml:space="preserve">Observe Phase</w:t>
+            </w:r>
+          </w:p>
+          <w:p>
+            <w:pPr>
+              <w:spacing w:after="20" w:before="0"/>
+            </w:pPr>
+            <w:r>
+              <w:rPr>
+                <w:rFonts w:ascii="Arial" w:cs="Arial" w:eastAsia="Arial" w:hAnsi="Arial"/>
+                <w:b/>
+                <w:bCs/>
+                <w:color w:val="1F3864"/>
+                <w:sz w:val="16"/>
+                <w:szCs w:val="16"/>
+              </w:rPr>
+              <w:t xml:space="preserve">📹 VIDEO:</w:t>
+            </w:r>
+          </w:p>
+          <w:p>
+            <w:pPr>
+              <w:spacing w:after="20" w:before="0"/>
+            </w:pPr>
+            <w:hyperlink w:history="1" r:id="rIdjro2q12eicjd4azcxjej_">
               <w:r>
                 <w:rPr>
                   <w:rFonts w:ascii="Arial" w:cs="Arial" w:eastAsia="Arial" w:hAnsi="Arial"/>
@@ -20947,7 +21159,7 @@
                   <w:szCs w:val="16"/>
                   <w:u w:val="single" w:color="2E75B6"/>
                 </w:rPr>
-                <w:t xml:space="preserve">Study of Space by the Electromagnetic Spectrum (Flexbook)</w:t>
+                <w:t xml:space="preserve">11 Applications, Electric Bell</w:t>
               </w:r>
             </w:hyperlink>
           </w:p>
@@ -20963,7 +21175,7 @@
                 <w:sz w:val="14"/>
                 <w:szCs w:val="14"/>
               </w:rPr>
-              <w:t xml:space="preserve">Source: CK-12</w:t>
+              <w:t xml:space="preserve">Source: Seavuria</w:t>
             </w:r>
           </w:p>
           <w:p>
@@ -20971,235 +21183,7 @@
               <w:spacing w:after="10" w:before="0"/>
               <w:ind w:left="120"/>
             </w:pPr>
-            <w:hyperlink w:history="1" r:id="rIdrlurolzdkyl0lpcn4i4f8">
-              <w:r>
-                <w:rPr>
-                  <w:rFonts w:ascii="Arial" w:cs="Arial" w:eastAsia="Arial" w:hAnsi="Arial"/>
-                  <w:color w:val="595959"/>
-                  <w:sz w:val="14"/>
-                  <w:szCs w:val="14"/>
-                  <w:u w:val="single" w:color="595959"/>
-                </w:rPr>
-                <w:t xml:space="preserve">🔍 Search ARES for similar readings</w:t>
-              </w:r>
-            </w:hyperlink>
-          </w:p>
-        </w:tc>
-        <w:tc>
-          <w:tcPr>
-            <w:tcW w:type="dxa" w:w="3040"/>
-            <w:shd w:fill="FFFFFF" w:color="auto" w:val="clear"/>
-            <w:tcMar>
-              <w:top w:type="dxa" w:w="60"/>
-              <w:left w:type="dxa" w:w="120"/>
-              <w:bottom w:type="dxa" w:w="60"/>
-              <w:right w:type="dxa" w:w="120"/>
-            </w:tcMar>
-            <w:vAlign w:val="top"/>
-          </w:tcPr>
-          <w:p>
-            <w:pPr>
-              <w:spacing w:after="40" w:before="0"/>
-              <w:jc w:val="left"/>
-            </w:pPr>
-            <w:r>
-              <w:rPr>
-                <w:rFonts w:ascii="Arial" w:cs="Arial" w:eastAsia="Arial" w:hAnsi="Arial"/>
-                <w:b w:val="false"/>
-                <w:bCs w:val="false"/>
-                <w:i w:val="false"/>
-                <w:iCs w:val="false"/>
-                <w:color w:val="000000"/>
-                <w:sz w:val="18"/>
-                <w:szCs w:val="18"/>
-              </w:rPr>
-              <w:t xml:space="preserve">Each learner group (4 members) receives a design brief card listing available materials: iron nail (10 cm), 1 m of copper wire (insulated), 1× 1.5 V dry cell, a thin metal strip (~8 cm, cut from a tin can), a small wooden board (~15 cm × 10 cm), 4 drawing pins, and 2 connecting wires with crocodile clips. Without any additional instruction, each group spends 7 minutes sketching a labelled diagram in their project journals predicting: (a) how the components will be connected; (b) where the electromagnet will be; (c) what will cause the bell to ring repeatedly rather than just once; (d) what will happen if the wheel of the Kericho student's bicycle dynamo is held still — linking the prediction explicitly to the anchoring phenomenon. Groups then share one prediction with the class (gallery-walk style: journals open on desks, learners circulate for 2 minutes reading other groups' sketches silently).</w:t>
-            </w:r>
-          </w:p>
-        </w:tc>
-        <w:tc>
-          <w:tcPr>
-            <w:tcW w:type="dxa" w:w="3040"/>
-            <w:shd w:fill="F2F2F2" w:color="auto" w:val="clear"/>
-            <w:tcMar>
-              <w:top w:type="dxa" w:w="60"/>
-              <w:left w:type="dxa" w:w="120"/>
-              <w:bottom w:type="dxa" w:w="60"/>
-              <w:right w:type="dxa" w:w="120"/>
-            </w:tcMar>
-            <w:vAlign w:val="top"/>
-          </w:tcPr>
-          <w:p>
-            <w:pPr>
-              <w:spacing w:after="40" w:before="0"/>
-              <w:jc w:val="left"/>
-            </w:pPr>
-            <w:r>
-              <w:rPr>
-                <w:rFonts w:ascii="Arial" w:cs="Arial" w:eastAsia="Arial" w:hAnsi="Arial"/>
-                <w:b w:val="false"/>
-                <w:bCs w:val="false"/>
-                <w:i w:val="false"/>
-                <w:iCs w:val="false"/>
-                <w:color w:val="000000"/>
-                <w:sz w:val="18"/>
-                <w:szCs w:val="18"/>
-              </w:rPr>
-              <w:t xml:space="preserve">1. Distribute design brief cards and materials kits BEFORE giving any explanation. Say verbatim: 'Before we build anything, I want each group to predict how you think this bell will work. Draw your prediction in your project journal. You have 7 minutes — go.' START a visible timer. 2. Circulate silently for the first 3 minutes, noting 2–3 groups whose diagrams show interesting or divergent predictions (one correct make-and-break idea, one that shows a continuous circuit with no break mechanism, one that omits the iron core). Do NOT correct anyone yet. 3. At 5 minutes, prompt quietly: 'Make sure your diagram addresses question (c) on the card — what makes it ring MORE THAN ONCE?' 4. After 7 minutes, call time and initiate gallery walk: 'Stand up, leave your journal open, and spend 2 minutes reading two other groups' predictions silently.' 5. After gallery walk, cold-call 3 groups (choose the divergent ones noted earlier). Ask each: 'What is the most important difference between your diagram and the one you just read?' WAIT 12 seconds after each question before accepting a response. 6. Record 3 key prediction claims on the board under the heading 'Our Predictions — Lesson 7'. Do NOT reveal which are correct.</w:t>
-            </w:r>
-          </w:p>
-        </w:tc>
-        <w:tc>
-          <w:tcPr>
-            <w:tcW w:type="dxa" w:w="3040"/>
-            <w:shd w:fill="FFFFFF" w:color="auto" w:val="clear"/>
-            <w:tcMar>
-              <w:top w:type="dxa" w:w="60"/>
-              <w:left w:type="dxa" w:w="120"/>
-              <w:bottom w:type="dxa" w:w="60"/>
-              <w:right w:type="dxa" w:w="120"/>
-            </w:tcMar>
-            <w:vAlign w:val="top"/>
-          </w:tcPr>
-          <w:p>
-            <w:pPr>
-              <w:spacing w:after="40" w:before="0"/>
-              <w:jc w:val="left"/>
-            </w:pPr>
-            <w:r>
-              <w:rPr>
-                <w:rFonts w:ascii="Arial" w:cs="Arial" w:eastAsia="Arial" w:hAnsi="Arial"/>
-                <w:b w:val="false"/>
-                <w:bCs w:val="false"/>
-                <w:i w:val="false"/>
-                <w:iCs w:val="false"/>
-                <w:color w:val="000000"/>
-                <w:sz w:val="18"/>
-                <w:szCs w:val="18"/>
-              </w:rPr>
-              <w:t xml:space="preserve">Prediction-before-instruction (NGSS Practice 1 — Asking Questions and Defining Problems). By committing a design sketch to paper before building, learners activate prior knowledge from Lessons 1–6 (magnetisation, field patterns, factors affecting e.m.f.) and generate testable claims. The gallery walk surfaces the conceptual diversity in the room — particularly whether groups understand the make-and-break mechanism — giving the teacher diagnostic information without formal testing. Connecting prediction item (d) to the dynamo phenomenon maintains the storyline thread.</w:t>
-            </w:r>
-          </w:p>
-        </w:tc>
-        <w:tc>
-          <w:tcPr>
-            <w:tcW w:type="dxa" w:w="3040"/>
-            <w:shd w:fill="F2F2F2" w:color="auto" w:val="clear"/>
-            <w:tcMar>
-              <w:top w:type="dxa" w:w="60"/>
-              <w:left w:type="dxa" w:w="120"/>
-              <w:bottom w:type="dxa" w:w="60"/>
-              <w:right w:type="dxa" w:w="120"/>
-            </w:tcMar>
-            <w:vAlign w:val="top"/>
-          </w:tcPr>
-          <w:p>
-            <w:pPr>
-              <w:spacing w:after="40" w:before="0"/>
-              <w:jc w:val="left"/>
-            </w:pPr>
-            <w:r>
-              <w:rPr>
-                <w:rFonts w:ascii="Arial" w:cs="Arial" w:eastAsia="Arial" w:hAnsi="Arial"/>
-                <w:b w:val="false"/>
-                <w:bCs w:val="false"/>
-                <w:i w:val="false"/>
-                <w:iCs w:val="false"/>
-                <w:color w:val="000000"/>
-                <w:sz w:val="18"/>
-                <w:szCs w:val="18"/>
-              </w:rPr>
-              <w:t xml:space="preserve">Observable indicator: Every group's project journal contains a labelled sketch with at least three named components and at least one written sentence addressing the make-and-break question. Teacher scans journals during circulation; any group with a blank page or only a list of materials receives the prompt: 'Show me in a drawing where the electromagnet is and what happens to the metal strip when current flows.' The three divergent predictions recorded on the board serve as a baseline against which end-of-lesson journal entries will be compared.</w:t>
-            </w:r>
-          </w:p>
-        </w:tc>
-      </w:tr>
-      <w:tr>
-        <w:tc>
-          <w:tcPr>
-            <w:tcW w:type="dxa" w:w="1520"/>
-            <w:shd w:fill="D9EEF1" w:color="auto" w:val="clear"/>
-            <w:tcMar>
-              <w:top w:type="dxa" w:w="60"/>
-              <w:left w:type="dxa" w:w="120"/>
-              <w:bottom w:type="dxa" w:w="60"/>
-              <w:right w:type="dxa" w:w="120"/>
-            </w:tcMar>
-            <w:vAlign w:val="top"/>
-          </w:tcPr>
-          <w:p>
-            <w:pPr>
-              <w:spacing w:after="40" w:before="0"/>
-              <w:jc w:val="left"/>
-            </w:pPr>
-            <w:r>
-              <w:rPr>
-                <w:rFonts w:ascii="Arial" w:cs="Arial" w:eastAsia="Arial" w:hAnsi="Arial"/>
-                <w:b/>
-                <w:bCs/>
-                <w:i w:val="false"/>
-                <w:iCs w:val="false"/>
-                <w:color w:val="000000"/>
-                <w:sz w:val="18"/>
-                <w:szCs w:val="18"/>
-              </w:rPr>
-              <w:t xml:space="preserve">Observe Phase</w:t>
-            </w:r>
-          </w:p>
-          <w:p>
-            <w:pPr>
-              <w:spacing w:after="20" w:before="0"/>
-            </w:pPr>
-            <w:r>
-              <w:rPr>
-                <w:rFonts w:ascii="Arial" w:cs="Arial" w:eastAsia="Arial" w:hAnsi="Arial"/>
-                <w:b/>
-                <w:bCs/>
-                <w:color w:val="1F3864"/>
-                <w:sz w:val="16"/>
-                <w:szCs w:val="16"/>
-              </w:rPr>
-              <w:t xml:space="preserve">📹 VIDEO:</w:t>
-            </w:r>
-          </w:p>
-          <w:p>
-            <w:pPr>
-              <w:spacing w:after="20" w:before="0"/>
-            </w:pPr>
-            <w:hyperlink w:history="1" r:id="rId39yazp9etdgawf-lenbqb">
-              <w:r>
-                <w:rPr>
-                  <w:rFonts w:ascii="Arial" w:cs="Arial" w:eastAsia="Arial" w:hAnsi="Arial"/>
-                  <w:color w:val="2E75B6"/>
-                  <w:sz w:val="16"/>
-                  <w:szCs w:val="16"/>
-                  <w:u w:val="single" w:color="2E75B6"/>
-                </w:rPr>
-                <w:t xml:space="preserve">Magnetism, light and the magneto optic Kerr effect</w:t>
-              </w:r>
-            </w:hyperlink>
-          </w:p>
-          <w:p>
-            <w:pPr>
-              <w:spacing w:after="10" w:before="0"/>
-              <w:ind w:left="120"/>
-            </w:pPr>
-            <w:r>
-              <w:rPr>
-                <w:rFonts w:ascii="Arial" w:cs="Arial" w:eastAsia="Arial" w:hAnsi="Arial"/>
-                <w:color w:val="595959"/>
-                <w:sz w:val="14"/>
-                <w:szCs w:val="14"/>
-              </w:rPr>
-              <w:t xml:space="preserve">Source: Khan Academy (English - US curriculum)</w:t>
-            </w:r>
-          </w:p>
-          <w:p>
-            <w:pPr>
-              <w:spacing w:after="10" w:before="0"/>
-              <w:ind w:left="120"/>
-            </w:pPr>
-            <w:hyperlink w:history="1" r:id="rIdo_r0zqgy055byh4glyrqv">
+            <w:hyperlink w:history="1" r:id="rId_s7hg-kisq2tkj_r4d6vu">
               <w:r>
                 <w:rPr>
                   <w:rFonts w:ascii="Arial" w:cs="Arial" w:eastAsia="Arial" w:hAnsi="Arial"/>
@@ -21237,14 +21221,241 @@
                 <w:sz w:val="16"/>
                 <w:szCs w:val="16"/>
               </w:rPr>
-              <w:t xml:space="preserve">📖 HTML:</w:t>
+              <w:t xml:space="preserve">📖 READING:</w:t>
             </w:r>
           </w:p>
           <w:p>
             <w:pPr>
               <w:spacing w:after="20" w:before="0"/>
             </w:pPr>
-            <w:hyperlink w:history="1" r:id="rId6bj40me9yzfpfkxmfcjtu">
+            <w:r>
+              <w:rPr>
+                <w:rFonts w:ascii="Arial" w:cs="Arial" w:eastAsia="Arial" w:hAnsi="Arial"/>
+                <w:i/>
+                <w:iCs/>
+                <w:color w:val="595959"/>
+                <w:sz w:val="16"/>
+                <w:szCs w:val="16"/>
+              </w:rPr>
+              <w:t xml:space="preserve">No closely matching reading in the ARES library for this activity.</w:t>
+            </w:r>
+          </w:p>
+          <w:p>
+            <w:pPr>
+              <w:spacing w:after="10" w:before="0"/>
+              <w:ind w:left="120"/>
+            </w:pPr>
+            <w:hyperlink w:history="1" r:id="rId2rbrllhh8pxhnhfgv60h-">
+              <w:r>
+                <w:rPr>
+                  <w:rFonts w:ascii="Arial" w:cs="Arial" w:eastAsia="Arial" w:hAnsi="Arial"/>
+                  <w:color w:val="595959"/>
+                  <w:sz w:val="14"/>
+                  <w:szCs w:val="14"/>
+                  <w:u w:val="single" w:color="595959"/>
+                </w:rPr>
+                <w:t xml:space="preserve">🔍 Search ARES for readings</w:t>
+              </w:r>
+            </w:hyperlink>
+          </w:p>
+          <w:p>
+            <w:pPr>
+              <w:spacing w:after="10" w:before="0"/>
+              <w:ind w:left="120"/>
+            </w:pPr>
+            <w:r>
+              <w:rPr>
+                <w:rFonts w:ascii="Arial" w:cs="Arial" w:eastAsia="Arial" w:hAnsi="Arial"/>
+                <w:color w:val="595959"/>
+                <w:sz w:val="14"/>
+                <w:szCs w:val="14"/>
+              </w:rPr>
+              <w:t xml:space="preserve">Search terms: magnetism electromagnetic induction magnetisation</w:t>
+            </w:r>
+          </w:p>
+        </w:tc>
+        <w:tc>
+          <w:tcPr>
+            <w:tcW w:type="dxa" w:w="3040"/>
+            <w:shd w:fill="FFFFFF" w:color="auto" w:val="clear"/>
+            <w:tcMar>
+              <w:top w:type="dxa" w:w="60"/>
+              <w:left w:type="dxa" w:w="120"/>
+              <w:bottom w:type="dxa" w:w="60"/>
+              <w:right w:type="dxa" w:w="120"/>
+            </w:tcMar>
+            <w:vAlign w:val="top"/>
+          </w:tcPr>
+          <w:p>
+            <w:pPr>
+              <w:spacing w:after="40" w:before="0"/>
+              <w:jc w:val="left"/>
+            </w:pPr>
+            <w:r>
+              <w:rPr>
+                <w:rFonts w:ascii="Arial" w:cs="Arial" w:eastAsia="Arial" w:hAnsi="Arial"/>
+                <w:b w:val="false"/>
+                <w:bCs w:val="false"/>
+                <w:i w:val="false"/>
+                <w:iCs w:val="false"/>
+                <w:color w:val="000000"/>
+                <w:sz w:val="18"/>
+                <w:szCs w:val="18"/>
+              </w:rPr>
+              <w:t xml:space="preserve">Groups follow a structured design brief (provided on the card) to build the bell in 20 minutes. Step-by-step guidance on the card: (1) Wind the copper wire tightly around the iron nail (at least 30 turns), leaving ~10 cm free at each end — this is the electromagnet. (2) Strip insulation from the wire ends and connect one end to the positive terminal of the dry cell. (3) Fix the nail electromagnet upright on the wooden base using a drawing pin or a blob of modelling clay. (4) Bend the thin metal strip so one end is near the nail head (the armature) and the other end touches a drawing pin contact point connected to the negative terminal of the dry cell — but the strip itself is part of the circuit. (5) Adjust the gap between armature and nail so the strip is just barely NOT touching the nail when the circuit is open. (6) Close the circuit by pressing the free wire end to the dry cell terminal and observe. Learners record in their project journals: (a) what they see and hear; (b) whether the bell rings once or repeatedly; (c) any adjustments made and why. Groups that finish early attempt Modification A (add 20 more coil turns) and Modification B (increase gap between armature and nail) and record the effect on sound volume and repetition rate.</w:t>
+            </w:r>
+          </w:p>
+        </w:tc>
+        <w:tc>
+          <w:tcPr>
+            <w:tcW w:type="dxa" w:w="3040"/>
+            <w:shd w:fill="F2F2F2" w:color="auto" w:val="clear"/>
+            <w:tcMar>
+              <w:top w:type="dxa" w:w="60"/>
+              <w:left w:type="dxa" w:w="120"/>
+              <w:bottom w:type="dxa" w:w="60"/>
+              <w:right w:type="dxa" w:w="120"/>
+            </w:tcMar>
+            <w:vAlign w:val="top"/>
+          </w:tcPr>
+          <w:p>
+            <w:pPr>
+              <w:spacing w:after="40" w:before="0"/>
+              <w:jc w:val="left"/>
+            </w:pPr>
+            <w:r>
+              <w:rPr>
+                <w:rFonts w:ascii="Arial" w:cs="Arial" w:eastAsia="Arial" w:hAnsi="Arial"/>
+                <w:b w:val="false"/>
+                <w:bCs w:val="false"/>
+                <w:i w:val="false"/>
+                <w:iCs w:val="false"/>
+                <w:color w:val="000000"/>
+                <w:sz w:val="18"/>
+                <w:szCs w:val="18"/>
+              </w:rPr>
+              <w:t xml:space="preserve">1. Before groups begin building, hold up a completed working bell (pre-built by teacher) and ring it once. Say: 'This is what a working bell sounds like. Your job is to build one that does this — and then explain WHY it works.' Do NOT show the internal wiring. 2. Release groups to build. Circulate actively. At 5 minutes, identify any group that has connected the armature permanently to the nail (no gap). Say to that group only: 'Look at your armature — is there any way it can move? What needs to happen physically to break the circuit?' WAIT 10 seconds. 3. At 10 minutes, if a group has a working bell, ask them: 'Can you explain to me in one sentence what is happening inside that nail right now?' Cold-call one member (not the group spokesperson). WAIT 12 seconds. Expect answer referencing magnetisation. 4. At 15 minutes, do a 60-second class pause: 'Freeze — hands down, tools down. Raise your hand if your bell is ringing repeatedly.' Count hands aloud. Then: 'Raise your hand if it rang once and stopped.' Count aloud. Then: 'Raise your hand if it has not rung at all.' Address the silent-bell groups with: 'Check three things — your circuit connections, the gap between the strip and the nail, and whether your wire ends are properly stripped.' 5. At 18 minutes, prompt modification groups: 'For those of you trying Modification A or B — record your observation BEFORE you change anything so you have a comparison.' 6. At 20 minutes, call time. Say: 'Write two sentences in your journal: what you observed and one thing that surprised you.'</w:t>
+            </w:r>
+          </w:p>
+        </w:tc>
+        <w:tc>
+          <w:tcPr>
+            <w:tcW w:type="dxa" w:w="3040"/>
+            <w:shd w:fill="FFFFFF" w:color="auto" w:val="clear"/>
+            <w:tcMar>
+              <w:top w:type="dxa" w:w="60"/>
+              <w:left w:type="dxa" w:w="120"/>
+              <w:bottom w:type="dxa" w:w="60"/>
+              <w:right w:type="dxa" w:w="120"/>
+            </w:tcMar>
+            <w:vAlign w:val="top"/>
+          </w:tcPr>
+          <w:p>
+            <w:pPr>
+              <w:spacing w:after="40" w:before="0"/>
+              <w:jc w:val="left"/>
+            </w:pPr>
+            <w:r>
+              <w:rPr>
+                <w:rFonts w:ascii="Arial" w:cs="Arial" w:eastAsia="Arial" w:hAnsi="Arial"/>
+                <w:b w:val="false"/>
+                <w:bCs w:val="false"/>
+                <w:i w:val="false"/>
+                <w:iCs w:val="false"/>
+                <w:color w:val="000000"/>
+                <w:sz w:val="18"/>
+                <w:szCs w:val="18"/>
+              </w:rPr>
+              <w:t xml:space="preserve">Hands-on engineering design-and-test (NGSS Practices 3 — Planning and Carrying Out Investigations, and 6 — Constructing Explanations and Designing Solutions). The build phase transforms abstract sub-strand concepts into a physical, observable artefact. The 60-second class pause at 15 minutes is a structured 'data share' that makes the distribution of outcomes visible to the whole class, turning individual group observations into collective class evidence. The pre-built teacher bell serves as an anchor for the desired outcome without scaffolding the solution path.</w:t>
+            </w:r>
+          </w:p>
+        </w:tc>
+        <w:tc>
+          <w:tcPr>
+            <w:tcW w:type="dxa" w:w="3040"/>
+            <w:shd w:fill="F2F2F2" w:color="auto" w:val="clear"/>
+            <w:tcMar>
+              <w:top w:type="dxa" w:w="60"/>
+              <w:left w:type="dxa" w:w="120"/>
+              <w:bottom w:type="dxa" w:w="60"/>
+              <w:right w:type="dxa" w:w="120"/>
+            </w:tcMar>
+            <w:vAlign w:val="top"/>
+          </w:tcPr>
+          <w:p>
+            <w:pPr>
+              <w:spacing w:after="40" w:before="0"/>
+              <w:jc w:val="left"/>
+            </w:pPr>
+            <w:r>
+              <w:rPr>
+                <w:rFonts w:ascii="Arial" w:cs="Arial" w:eastAsia="Arial" w:hAnsi="Arial"/>
+                <w:b w:val="false"/>
+                <w:bCs w:val="false"/>
+                <w:i w:val="false"/>
+                <w:iCs w:val="false"/>
+                <w:color w:val="000000"/>
+                <w:sz w:val="18"/>
+                <w:szCs w:val="18"/>
+              </w:rPr>
+              <w:t xml:space="preserve">Observable indicators: (1) At least 3 of 5 groups have a bell producing at least one audible ring by the 15-minute check. (2) Each project journal contains at minimum: a record of the gap distance tried, a description of the sound heard, and one sentence noting whether it rang once or repeatedly. (3) During the 60-second freeze, if more than 2 groups report total silence, the teacher spends 2 minutes at the board drawing the make-and-break circuit schematic and labelling the contact point — this is the contingency scaffold.</w:t>
+            </w:r>
+          </w:p>
+        </w:tc>
+      </w:tr>
+      <w:tr>
+        <w:tc>
+          <w:tcPr>
+            <w:tcW w:type="dxa" w:w="1520"/>
+            <w:shd w:fill="E2EFDA" w:color="auto" w:val="clear"/>
+            <w:tcMar>
+              <w:top w:type="dxa" w:w="60"/>
+              <w:left w:type="dxa" w:w="120"/>
+              <w:bottom w:type="dxa" w:w="60"/>
+              <w:right w:type="dxa" w:w="120"/>
+            </w:tcMar>
+            <w:vAlign w:val="top"/>
+          </w:tcPr>
+          <w:p>
+            <w:pPr>
+              <w:spacing w:after="40" w:before="0"/>
+              <w:jc w:val="left"/>
+            </w:pPr>
+            <w:r>
+              <w:rPr>
+                <w:rFonts w:ascii="Arial" w:cs="Arial" w:eastAsia="Arial" w:hAnsi="Arial"/>
+                <w:b/>
+                <w:bCs/>
+                <w:i w:val="false"/>
+                <w:iCs w:val="false"/>
+                <w:color w:val="000000"/>
+                <w:sz w:val="18"/>
+                <w:szCs w:val="18"/>
+              </w:rPr>
+              <w:t xml:space="preserve">Explain Phase</w:t>
+            </w:r>
+          </w:p>
+          <w:p>
+            <w:pPr>
+              <w:spacing w:after="20" w:before="0"/>
+            </w:pPr>
+            <w:r>
+              <w:rPr>
+                <w:rFonts w:ascii="Arial" w:cs="Arial" w:eastAsia="Arial" w:hAnsi="Arial"/>
+                <w:b/>
+                <w:bCs/>
+                <w:color w:val="1F3864"/>
+                <w:sz w:val="16"/>
+                <w:szCs w:val="16"/>
+              </w:rPr>
+              <w:t xml:space="preserve">📹 VIDEO:</w:t>
+            </w:r>
+          </w:p>
+          <w:p>
+            <w:pPr>
+              <w:spacing w:after="20" w:before="0"/>
+            </w:pPr>
+            <w:hyperlink w:history="1" r:id="rIdorsv-r7xwmpy-ap85crhr">
               <w:r>
                 <w:rPr>
                   <w:rFonts w:ascii="Arial" w:cs="Arial" w:eastAsia="Arial" w:hAnsi="Arial"/>
@@ -21253,7 +21464,7 @@
                   <w:szCs w:val="16"/>
                   <w:u w:val="single" w:color="2E75B6"/>
                 </w:rPr>
-                <w:t xml:space="preserve">Study of Space by the Electromagnetic Spectrum (Flexbook)</w:t>
+                <w:t xml:space="preserve">Electromagnetism</w:t>
               </w:r>
             </w:hyperlink>
           </w:p>
@@ -21269,7 +21480,7 @@
                 <w:sz w:val="14"/>
                 <w:szCs w:val="14"/>
               </w:rPr>
-              <w:t xml:space="preserve">Source: CK-12</w:t>
+              <w:t xml:space="preserve">Source: Khan Academy (English - US curriculum)</w:t>
             </w:r>
           </w:p>
           <w:p>
@@ -21277,235 +21488,7 @@
               <w:spacing w:after="10" w:before="0"/>
               <w:ind w:left="120"/>
             </w:pPr>
-            <w:hyperlink w:history="1" r:id="rIdojeorcu3gz8bemkidug0e">
-              <w:r>
-                <w:rPr>
-                  <w:rFonts w:ascii="Arial" w:cs="Arial" w:eastAsia="Arial" w:hAnsi="Arial"/>
-                  <w:color w:val="595959"/>
-                  <w:sz w:val="14"/>
-                  <w:szCs w:val="14"/>
-                  <w:u w:val="single" w:color="595959"/>
-                </w:rPr>
-                <w:t xml:space="preserve">🔍 Search ARES for similar readings</w:t>
-              </w:r>
-            </w:hyperlink>
-          </w:p>
-        </w:tc>
-        <w:tc>
-          <w:tcPr>
-            <w:tcW w:type="dxa" w:w="3040"/>
-            <w:shd w:fill="FFFFFF" w:color="auto" w:val="clear"/>
-            <w:tcMar>
-              <w:top w:type="dxa" w:w="60"/>
-              <w:left w:type="dxa" w:w="120"/>
-              <w:bottom w:type="dxa" w:w="60"/>
-              <w:right w:type="dxa" w:w="120"/>
-            </w:tcMar>
-            <w:vAlign w:val="top"/>
-          </w:tcPr>
-          <w:p>
-            <w:pPr>
-              <w:spacing w:after="40" w:before="0"/>
-              <w:jc w:val="left"/>
-            </w:pPr>
-            <w:r>
-              <w:rPr>
-                <w:rFonts w:ascii="Arial" w:cs="Arial" w:eastAsia="Arial" w:hAnsi="Arial"/>
-                <w:b w:val="false"/>
-                <w:bCs w:val="false"/>
-                <w:i w:val="false"/>
-                <w:iCs w:val="false"/>
-                <w:color w:val="000000"/>
-                <w:sz w:val="18"/>
-                <w:szCs w:val="18"/>
-              </w:rPr>
-              <w:t xml:space="preserve">Groups follow a structured design brief (provided on the card) to build the bell in 20 minutes. Step-by-step guidance on the card: (1) Wind the copper wire tightly around the iron nail (at least 30 turns), leaving ~10 cm free at each end — this is the electromagnet. (2) Strip insulation from the wire ends and connect one end to the positive terminal of the dry cell. (3) Fix the nail electromagnet upright on the wooden base using a drawing pin or a blob of modelling clay. (4) Bend the thin metal strip so one end is near the nail head (the armature) and the other end touches a drawing pin contact point connected to the negative terminal of the dry cell — but the strip itself is part of the circuit. (5) Adjust the gap between armature and nail so the strip is just barely NOT touching the nail when the circuit is open. (6) Close the circuit by pressing the free wire end to the dry cell terminal and observe. Learners record in their project journals: (a) what they see and hear; (b) whether the bell rings once or repeatedly; (c) any adjustments made and why. Groups that finish early attempt Modification A (add 20 more coil turns) and Modification B (increase gap between armature and nail) and record the effect on sound volume and repetition rate.</w:t>
-            </w:r>
-          </w:p>
-        </w:tc>
-        <w:tc>
-          <w:tcPr>
-            <w:tcW w:type="dxa" w:w="3040"/>
-            <w:shd w:fill="F2F2F2" w:color="auto" w:val="clear"/>
-            <w:tcMar>
-              <w:top w:type="dxa" w:w="60"/>
-              <w:left w:type="dxa" w:w="120"/>
-              <w:bottom w:type="dxa" w:w="60"/>
-              <w:right w:type="dxa" w:w="120"/>
-            </w:tcMar>
-            <w:vAlign w:val="top"/>
-          </w:tcPr>
-          <w:p>
-            <w:pPr>
-              <w:spacing w:after="40" w:before="0"/>
-              <w:jc w:val="left"/>
-            </w:pPr>
-            <w:r>
-              <w:rPr>
-                <w:rFonts w:ascii="Arial" w:cs="Arial" w:eastAsia="Arial" w:hAnsi="Arial"/>
-                <w:b w:val="false"/>
-                <w:bCs w:val="false"/>
-                <w:i w:val="false"/>
-                <w:iCs w:val="false"/>
-                <w:color w:val="000000"/>
-                <w:sz w:val="18"/>
-                <w:szCs w:val="18"/>
-              </w:rPr>
-              <w:t xml:space="preserve">1. Before groups begin building, hold up a completed working bell (pre-built by teacher) and ring it once. Say: 'This is what a working bell sounds like. Your job is to build one that does this — and then explain WHY it works.' Do NOT show the internal wiring. 2. Release groups to build. Circulate actively. At 5 minutes, identify any group that has connected the armature permanently to the nail (no gap). Say to that group only: 'Look at your armature — is there any way it can move? What needs to happen physically to break the circuit?' WAIT 10 seconds. 3. At 10 minutes, if a group has a working bell, ask them: 'Can you explain to me in one sentence what is happening inside that nail right now?' Cold-call one member (not the group spokesperson). WAIT 12 seconds. Expect answer referencing magnetisation. 4. At 15 minutes, do a 60-second class pause: 'Freeze — hands down, tools down. Raise your hand if your bell is ringing repeatedly.' Count hands aloud. Then: 'Raise your hand if it rang once and stopped.' Count aloud. Then: 'Raise your hand if it has not rung at all.' Address the silent-bell groups with: 'Check three things — your circuit connections, the gap between the strip and the nail, and whether your wire ends are properly stripped.' 5. At 18 minutes, prompt modification groups: 'For those of you trying Modification A or B — record your observation BEFORE you change anything so you have a comparison.' 6. At 20 minutes, call time. Say: 'Write two sentences in your journal: what you observed and one thing that surprised you.'</w:t>
-            </w:r>
-          </w:p>
-        </w:tc>
-        <w:tc>
-          <w:tcPr>
-            <w:tcW w:type="dxa" w:w="3040"/>
-            <w:shd w:fill="FFFFFF" w:color="auto" w:val="clear"/>
-            <w:tcMar>
-              <w:top w:type="dxa" w:w="60"/>
-              <w:left w:type="dxa" w:w="120"/>
-              <w:bottom w:type="dxa" w:w="60"/>
-              <w:right w:type="dxa" w:w="120"/>
-            </w:tcMar>
-            <w:vAlign w:val="top"/>
-          </w:tcPr>
-          <w:p>
-            <w:pPr>
-              <w:spacing w:after="40" w:before="0"/>
-              <w:jc w:val="left"/>
-            </w:pPr>
-            <w:r>
-              <w:rPr>
-                <w:rFonts w:ascii="Arial" w:cs="Arial" w:eastAsia="Arial" w:hAnsi="Arial"/>
-                <w:b w:val="false"/>
-                <w:bCs w:val="false"/>
-                <w:i w:val="false"/>
-                <w:iCs w:val="false"/>
-                <w:color w:val="000000"/>
-                <w:sz w:val="18"/>
-                <w:szCs w:val="18"/>
-              </w:rPr>
-              <w:t xml:space="preserve">Hands-on engineering design-and-test (NGSS Practices 3 — Planning and Carrying Out Investigations, and 6 — Constructing Explanations and Designing Solutions). The build phase transforms abstract sub-strand concepts into a physical, observable artefact. The 60-second class pause at 15 minutes is a structured 'data share' that makes the distribution of outcomes visible to the whole class, turning individual group observations into collective class evidence. The pre-built teacher bell serves as an anchor for the desired outcome without scaffolding the solution path.</w:t>
-            </w:r>
-          </w:p>
-        </w:tc>
-        <w:tc>
-          <w:tcPr>
-            <w:tcW w:type="dxa" w:w="3040"/>
-            <w:shd w:fill="F2F2F2" w:color="auto" w:val="clear"/>
-            <w:tcMar>
-              <w:top w:type="dxa" w:w="60"/>
-              <w:left w:type="dxa" w:w="120"/>
-              <w:bottom w:type="dxa" w:w="60"/>
-              <w:right w:type="dxa" w:w="120"/>
-            </w:tcMar>
-            <w:vAlign w:val="top"/>
-          </w:tcPr>
-          <w:p>
-            <w:pPr>
-              <w:spacing w:after="40" w:before="0"/>
-              <w:jc w:val="left"/>
-            </w:pPr>
-            <w:r>
-              <w:rPr>
-                <w:rFonts w:ascii="Arial" w:cs="Arial" w:eastAsia="Arial" w:hAnsi="Arial"/>
-                <w:b w:val="false"/>
-                <w:bCs w:val="false"/>
-                <w:i w:val="false"/>
-                <w:iCs w:val="false"/>
-                <w:color w:val="000000"/>
-                <w:sz w:val="18"/>
-                <w:szCs w:val="18"/>
-              </w:rPr>
-              <w:t xml:space="preserve">Observable indicators: (1) At least 3 of 5 groups have a bell producing at least one audible ring by the 15-minute check. (2) Each project journal contains at minimum: a record of the gap distance tried, a description of the sound heard, and one sentence noting whether it rang once or repeatedly. (3) During the 60-second freeze, if more than 2 groups report total silence, the teacher spends 2 minutes at the board drawing the make-and-break circuit schematic and labelling the contact point — this is the contingency scaffold.</w:t>
-            </w:r>
-          </w:p>
-        </w:tc>
-      </w:tr>
-      <w:tr>
-        <w:tc>
-          <w:tcPr>
-            <w:tcW w:type="dxa" w:w="1520"/>
-            <w:shd w:fill="E2EFDA" w:color="auto" w:val="clear"/>
-            <w:tcMar>
-              <w:top w:type="dxa" w:w="60"/>
-              <w:left w:type="dxa" w:w="120"/>
-              <w:bottom w:type="dxa" w:w="60"/>
-              <w:right w:type="dxa" w:w="120"/>
-            </w:tcMar>
-            <w:vAlign w:val="top"/>
-          </w:tcPr>
-          <w:p>
-            <w:pPr>
-              <w:spacing w:after="40" w:before="0"/>
-              <w:jc w:val="left"/>
-            </w:pPr>
-            <w:r>
-              <w:rPr>
-                <w:rFonts w:ascii="Arial" w:cs="Arial" w:eastAsia="Arial" w:hAnsi="Arial"/>
-                <w:b/>
-                <w:bCs/>
-                <w:i w:val="false"/>
-                <w:iCs w:val="false"/>
-                <w:color w:val="000000"/>
-                <w:sz w:val="18"/>
-                <w:szCs w:val="18"/>
-              </w:rPr>
-              <w:t xml:space="preserve">Explain Phase</w:t>
-            </w:r>
-          </w:p>
-          <w:p>
-            <w:pPr>
-              <w:spacing w:after="20" w:before="0"/>
-            </w:pPr>
-            <w:r>
-              <w:rPr>
-                <w:rFonts w:ascii="Arial" w:cs="Arial" w:eastAsia="Arial" w:hAnsi="Arial"/>
-                <w:b/>
-                <w:bCs/>
-                <w:color w:val="1F3864"/>
-                <w:sz w:val="16"/>
-                <w:szCs w:val="16"/>
-              </w:rPr>
-              <w:t xml:space="preserve">📹 VIDEO:</w:t>
-            </w:r>
-          </w:p>
-          <w:p>
-            <w:pPr>
-              <w:spacing w:after="20" w:before="0"/>
-            </w:pPr>
-            <w:hyperlink w:history="1" r:id="rIdjc_eug6mnl5nztw7w3t-7">
-              <w:r>
-                <w:rPr>
-                  <w:rFonts w:ascii="Arial" w:cs="Arial" w:eastAsia="Arial" w:hAnsi="Arial"/>
-                  <w:color w:val="2E75B6"/>
-                  <w:sz w:val="16"/>
-                  <w:szCs w:val="16"/>
-                  <w:u w:val="single" w:color="2E75B6"/>
-                </w:rPr>
-                <w:t xml:space="preserve">Magnetism, light and the magneto optic Kerr effect</w:t>
-              </w:r>
-            </w:hyperlink>
-          </w:p>
-          <w:p>
-            <w:pPr>
-              <w:spacing w:after="10" w:before="0"/>
-              <w:ind w:left="120"/>
-            </w:pPr>
-            <w:r>
-              <w:rPr>
-                <w:rFonts w:ascii="Arial" w:cs="Arial" w:eastAsia="Arial" w:hAnsi="Arial"/>
-                <w:color w:val="595959"/>
-                <w:sz w:val="14"/>
-                <w:szCs w:val="14"/>
-              </w:rPr>
-              <w:t xml:space="preserve">Source: Khan Academy (English - US curriculum)</w:t>
-            </w:r>
-          </w:p>
-          <w:p>
-            <w:pPr>
-              <w:spacing w:after="10" w:before="0"/>
-              <w:ind w:left="120"/>
-            </w:pPr>
-            <w:hyperlink w:history="1" r:id="rIdtzaa9lcdv23dimxdbmqng">
+            <w:hyperlink w:history="1" r:id="rIdvvwfmaoci7fsu02arwyzu">
               <w:r>
                 <w:rPr>
                   <w:rFonts w:ascii="Arial" w:cs="Arial" w:eastAsia="Arial" w:hAnsi="Arial"/>
@@ -21543,14 +21526,241 @@
                 <w:sz w:val="16"/>
                 <w:szCs w:val="16"/>
               </w:rPr>
-              <w:t xml:space="preserve">📖 HTML:</w:t>
+              <w:t xml:space="preserve">📖 READING:</w:t>
             </w:r>
           </w:p>
           <w:p>
             <w:pPr>
               <w:spacing w:after="20" w:before="0"/>
             </w:pPr>
-            <w:hyperlink w:history="1" r:id="rIdvevp2php6da7l_phkgbqx">
+            <w:r>
+              <w:rPr>
+                <w:rFonts w:ascii="Arial" w:cs="Arial" w:eastAsia="Arial" w:hAnsi="Arial"/>
+                <w:i/>
+                <w:iCs/>
+                <w:color w:val="595959"/>
+                <w:sz w:val="16"/>
+                <w:szCs w:val="16"/>
+              </w:rPr>
+              <w:t xml:space="preserve">No closely matching reading in the ARES library for this activity.</w:t>
+            </w:r>
+          </w:p>
+          <w:p>
+            <w:pPr>
+              <w:spacing w:after="10" w:before="0"/>
+              <w:ind w:left="120"/>
+            </w:pPr>
+            <w:hyperlink w:history="1" r:id="rIdjepsel3-h5_qwtl7tkm47">
+              <w:r>
+                <w:rPr>
+                  <w:rFonts w:ascii="Arial" w:cs="Arial" w:eastAsia="Arial" w:hAnsi="Arial"/>
+                  <w:color w:val="595959"/>
+                  <w:sz w:val="14"/>
+                  <w:szCs w:val="14"/>
+                  <w:u w:val="single" w:color="595959"/>
+                </w:rPr>
+                <w:t xml:space="preserve">🔍 Search ARES for readings</w:t>
+              </w:r>
+            </w:hyperlink>
+          </w:p>
+          <w:p>
+            <w:pPr>
+              <w:spacing w:after="10" w:before="0"/>
+              <w:ind w:left="120"/>
+            </w:pPr>
+            <w:r>
+              <w:rPr>
+                <w:rFonts w:ascii="Arial" w:cs="Arial" w:eastAsia="Arial" w:hAnsi="Arial"/>
+                <w:color w:val="595959"/>
+                <w:sz w:val="14"/>
+                <w:szCs w:val="14"/>
+              </w:rPr>
+              <w:t xml:space="preserve">Search terms: magnetism electromagnetic induction magnetisation</w:t>
+            </w:r>
+          </w:p>
+        </w:tc>
+        <w:tc>
+          <w:tcPr>
+            <w:tcW w:type="dxa" w:w="3040"/>
+            <w:shd w:fill="FFFFFF" w:color="auto" w:val="clear"/>
+            <w:tcMar>
+              <w:top w:type="dxa" w:w="60"/>
+              <w:left w:type="dxa" w:w="120"/>
+              <w:bottom w:type="dxa" w:w="60"/>
+              <w:right w:type="dxa" w:w="120"/>
+            </w:tcMar>
+            <w:vAlign w:val="top"/>
+          </w:tcPr>
+          <w:p>
+            <w:pPr>
+              <w:spacing w:after="40" w:before="0"/>
+              <w:jc w:val="left"/>
+            </w:pPr>
+            <w:r>
+              <w:rPr>
+                <w:rFonts w:ascii="Arial" w:cs="Arial" w:eastAsia="Arial" w:hAnsi="Arial"/>
+                <w:b w:val="false"/>
+                <w:bCs w:val="false"/>
+                <w:i w:val="false"/>
+                <w:iCs w:val="false"/>
+                <w:color w:val="000000"/>
+                <w:sz w:val="18"/>
+                <w:szCs w:val="18"/>
+              </w:rPr>
+              <w:t xml:space="preserve">Groups that have a working bell now focus on explanation. Groups that have a non-working bell spend the first 8 minutes troubleshooting with teacher support, then join the explanation phase. Explanation task (15 minutes total): Each group produces an annotated circuit diagram in their project journal that labels: (a) the electromagnet (iron nail + coil); (b) the make-and-break contact point; (c) the armature and its role; (d) where magnetisation occurs and where demagnetisation occurs; (e) a written explanation of the complete cycle: current flows → nail magnetises → armature attracted → circuit breaks → nail demagnetises → armature springs back → circuit closes again → repeat. Groups then answer two Phenomenon Connection Questions written on the board: Q1 — 'The student in Kericho holds her dynamo still and the LED goes out. Your electric bell also stops if you hold the armature against the nail permanently. What do the two situations have in common?' Q2 — 'The Kericho generator produces enough electricity for the entire dormitory. Your bell uses a 1.5 V dry cell. What changes would you make to your electromagnet to produce a stronger effect — and how does this relate to what happens inside the generator?' Groups write answers in their project journals before any whole-class discussion.</w:t>
+            </w:r>
+          </w:p>
+        </w:tc>
+        <w:tc>
+          <w:tcPr>
+            <w:tcW w:type="dxa" w:w="3040"/>
+            <w:shd w:fill="F2F2F2" w:color="auto" w:val="clear"/>
+            <w:tcMar>
+              <w:top w:type="dxa" w:w="60"/>
+              <w:left w:type="dxa" w:w="120"/>
+              <w:bottom w:type="dxa" w:w="60"/>
+              <w:right w:type="dxa" w:w="120"/>
+            </w:tcMar>
+            <w:vAlign w:val="top"/>
+          </w:tcPr>
+          <w:p>
+            <w:pPr>
+              <w:spacing w:after="40" w:before="0"/>
+              <w:jc w:val="left"/>
+            </w:pPr>
+            <w:r>
+              <w:rPr>
+                <w:rFonts w:ascii="Arial" w:cs="Arial" w:eastAsia="Arial" w:hAnsi="Arial"/>
+                <w:b w:val="false"/>
+                <w:bCs w:val="false"/>
+                <w:i w:val="false"/>
+                <w:iCs w:val="false"/>
+                <w:color w:val="000000"/>
+                <w:sz w:val="18"/>
+                <w:szCs w:val="18"/>
+              </w:rPr>
+              <w:t xml:space="preserve">1. Write the two Phenomenon Connection Questions on the board at the START of this phase. Say: 'Before we discuss as a class, every group must write their answers in their journals. You have 8 minutes.' Set timer. 2. Circulate, reading written answers. Look for: use of the words 'magnetisation', 'demagnetisation', 'induced', 'current', 'coil', 'field strength'. If a group's answer to Q1 does not mention 'movement' or 'circuit breaking', prompt: 'What do both situations have in common about what has STOPPED?' WAIT 10 seconds. 3. After 8 minutes, cold-call one group for Q1. Ask the group's quietest member (identified during circulation): 'Read me your group's answer to Question 1.' WAIT 12 seconds. After the response, ask the class: 'Does anyone want to add to or challenge that answer?' Accept 2 responses. 4. Cold-call a DIFFERENT group for Q2. Ask: 'How many coil turns do you think the Kericho generator has compared to your iron nail?' Accept any reasonable estimate. Follow with: 'What sub-strand term describes the relationship between number of turns and the induced e.m.f.?' WAIT 12 seconds. Expect: 'factors affecting magnitude of induced e.m.f.' or 'number of turns of coil'. 5. Consolidate on the board: draw a two-column table headed 'Electric Bell' and 'Kericho Generator'. Ask the class to call out parallel features while you fill the table (iron core / copper coil / switching / movement essential / current produced). This takes 3 minutes. 6. Say: 'Copy this comparison table into your project journal. It will help you update your model in Phase 5.'</w:t>
+            </w:r>
+          </w:p>
+        </w:tc>
+        <w:tc>
+          <w:tcPr>
+            <w:tcW w:type="dxa" w:w="3040"/>
+            <w:shd w:fill="FFFFFF" w:color="auto" w:val="clear"/>
+            <w:tcMar>
+              <w:top w:type="dxa" w:w="60"/>
+              <w:left w:type="dxa" w:w="120"/>
+              <w:bottom w:type="dxa" w:w="60"/>
+              <w:right w:type="dxa" w:w="120"/>
+            </w:tcMar>
+            <w:vAlign w:val="top"/>
+          </w:tcPr>
+          <w:p>
+            <w:pPr>
+              <w:spacing w:after="40" w:before="0"/>
+              <w:jc w:val="left"/>
+            </w:pPr>
+            <w:r>
+              <w:rPr>
+                <w:rFonts w:ascii="Arial" w:cs="Arial" w:eastAsia="Arial" w:hAnsi="Arial"/>
+                <w:b w:val="false"/>
+                <w:bCs w:val="false"/>
+                <w:i w:val="false"/>
+                <w:iCs w:val="false"/>
+                <w:color w:val="000000"/>
+                <w:sz w:val="18"/>
+                <w:szCs w:val="18"/>
+              </w:rPr>
+              <w:t xml:space="preserve">Phenomenon-connected annotation with comparative analysis (NGSS Practices 6 — Constructing Explanations, and 8 — Obtaining, Evaluating and Communicating Information). The two-column comparison table is a 'bridging representation' — it makes the structural analogy between the miniature bell and the industrial generator visible and recordable. Writing answers before speaking prevents the most vocal learners from dominating the explanation phase, ensuring all groups engage with the reasoning. The vocabulary probe during circulation (checking for 'magnetisation', 'demagnetisation', 'induced') gives the teacher a real-time language audit.</w:t>
+            </w:r>
+          </w:p>
+        </w:tc>
+        <w:tc>
+          <w:tcPr>
+            <w:tcW w:type="dxa" w:w="3040"/>
+            <w:shd w:fill="F2F2F2" w:color="auto" w:val="clear"/>
+            <w:tcMar>
+              <w:top w:type="dxa" w:w="60"/>
+              <w:left w:type="dxa" w:w="120"/>
+              <w:bottom w:type="dxa" w:w="60"/>
+              <w:right w:type="dxa" w:w="120"/>
+            </w:tcMar>
+            <w:vAlign w:val="top"/>
+          </w:tcPr>
+          <w:p>
+            <w:pPr>
+              <w:spacing w:after="40" w:before="0"/>
+              <w:jc w:val="left"/>
+            </w:pPr>
+            <w:r>
+              <w:rPr>
+                <w:rFonts w:ascii="Arial" w:cs="Arial" w:eastAsia="Arial" w:hAnsi="Arial"/>
+                <w:b w:val="false"/>
+                <w:bCs w:val="false"/>
+                <w:i w:val="false"/>
+                <w:iCs w:val="false"/>
+                <w:color w:val="000000"/>
+                <w:sz w:val="18"/>
+                <w:szCs w:val="18"/>
+              </w:rPr>
+              <w:t xml:space="preserve">Observable indicators: (1) Every group's annotated circuit diagram includes all five labelled elements (a–e listed above). (2) Written answers to Q1 include reference to movement/circuit-breaking being essential in both cases. (3) Written answers to Q2 include at least one factor affecting e.m.f. magnitude (number of turns, current strength, or strength of magnet). (4) The two-column comparison table is copied into every project journal before the end of the phase. Teacher collects 2 journals at random (from different ability groups) and reviews during Phase 4 to inform Phase 5 support.</w:t>
+            </w:r>
+          </w:p>
+        </w:tc>
+      </w:tr>
+      <w:tr>
+        <w:tc>
+          <w:tcPr>
+            <w:tcW w:type="dxa" w:w="1520"/>
+            <w:shd w:fill="FCE4D6" w:color="auto" w:val="clear"/>
+            <w:tcMar>
+              <w:top w:type="dxa" w:w="60"/>
+              <w:left w:type="dxa" w:w="120"/>
+              <w:bottom w:type="dxa" w:w="60"/>
+              <w:right w:type="dxa" w:w="120"/>
+            </w:tcMar>
+            <w:vAlign w:val="top"/>
+          </w:tcPr>
+          <w:p>
+            <w:pPr>
+              <w:spacing w:after="40" w:before="0"/>
+              <w:jc w:val="left"/>
+            </w:pPr>
+            <w:r>
+              <w:rPr>
+                <w:rFonts w:ascii="Arial" w:cs="Arial" w:eastAsia="Arial" w:hAnsi="Arial"/>
+                <w:b/>
+                <w:bCs/>
+                <w:i w:val="false"/>
+                <w:iCs w:val="false"/>
+                <w:color w:val="000000"/>
+                <w:sz w:val="18"/>
+                <w:szCs w:val="18"/>
+              </w:rPr>
+              <w:t xml:space="preserve">Driving Question Board (DQB) Creation</w:t>
+            </w:r>
+          </w:p>
+          <w:p>
+            <w:pPr>
+              <w:spacing w:after="20" w:before="0"/>
+            </w:pPr>
+            <w:r>
+              <w:rPr>
+                <w:rFonts w:ascii="Arial" w:cs="Arial" w:eastAsia="Arial" w:hAnsi="Arial"/>
+                <w:b/>
+                <w:bCs/>
+                <w:color w:val="1F3864"/>
+                <w:sz w:val="16"/>
+                <w:szCs w:val="16"/>
+              </w:rPr>
+              <w:t xml:space="preserve">📹 VIDEO:</w:t>
+            </w:r>
+          </w:p>
+          <w:p>
+            <w:pPr>
+              <w:spacing w:after="20" w:before="0"/>
+            </w:pPr>
+            <w:hyperlink w:history="1" r:id="rIdbi5yuqjwrsy5tae-1ito7">
               <w:r>
                 <w:rPr>
                   <w:rFonts w:ascii="Arial" w:cs="Arial" w:eastAsia="Arial" w:hAnsi="Arial"/>
@@ -21559,7 +21769,7 @@
                   <w:szCs w:val="16"/>
                   <w:u w:val="single" w:color="2E75B6"/>
                 </w:rPr>
-                <w:t xml:space="preserve">Study of Space by the Electromagnetic Spectrum (Flexbook)</w:t>
+                <w:t xml:space="preserve">Electromagnetism</w:t>
               </w:r>
             </w:hyperlink>
           </w:p>
@@ -21575,7 +21785,7 @@
                 <w:sz w:val="14"/>
                 <w:szCs w:val="14"/>
               </w:rPr>
-              <w:t xml:space="preserve">Source: CK-12</w:t>
+              <w:t xml:space="preserve">Source: Khan Academy (English - US curriculum)</w:t>
             </w:r>
           </w:p>
           <w:p>
@@ -21583,235 +21793,7 @@
               <w:spacing w:after="10" w:before="0"/>
               <w:ind w:left="120"/>
             </w:pPr>
-            <w:hyperlink w:history="1" r:id="rIdttjaq0r3qmei3xskgcglk">
-              <w:r>
-                <w:rPr>
-                  <w:rFonts w:ascii="Arial" w:cs="Arial" w:eastAsia="Arial" w:hAnsi="Arial"/>
-                  <w:color w:val="595959"/>
-                  <w:sz w:val="14"/>
-                  <w:szCs w:val="14"/>
-                  <w:u w:val="single" w:color="595959"/>
-                </w:rPr>
-                <w:t xml:space="preserve">🔍 Search ARES for similar readings</w:t>
-              </w:r>
-            </w:hyperlink>
-          </w:p>
-        </w:tc>
-        <w:tc>
-          <w:tcPr>
-            <w:tcW w:type="dxa" w:w="3040"/>
-            <w:shd w:fill="FFFFFF" w:color="auto" w:val="clear"/>
-            <w:tcMar>
-              <w:top w:type="dxa" w:w="60"/>
-              <w:left w:type="dxa" w:w="120"/>
-              <w:bottom w:type="dxa" w:w="60"/>
-              <w:right w:type="dxa" w:w="120"/>
-            </w:tcMar>
-            <w:vAlign w:val="top"/>
-          </w:tcPr>
-          <w:p>
-            <w:pPr>
-              <w:spacing w:after="40" w:before="0"/>
-              <w:jc w:val="left"/>
-            </w:pPr>
-            <w:r>
-              <w:rPr>
-                <w:rFonts w:ascii="Arial" w:cs="Arial" w:eastAsia="Arial" w:hAnsi="Arial"/>
-                <w:b w:val="false"/>
-                <w:bCs w:val="false"/>
-                <w:i w:val="false"/>
-                <w:iCs w:val="false"/>
-                <w:color w:val="000000"/>
-                <w:sz w:val="18"/>
-                <w:szCs w:val="18"/>
-              </w:rPr>
-              <w:t xml:space="preserve">Groups that have a working bell now focus on explanation. Groups that have a non-working bell spend the first 8 minutes troubleshooting with teacher support, then join the explanation phase. Explanation task (15 minutes total): Each group produces an annotated circuit diagram in their project journal that labels: (a) the electromagnet (iron nail + coil); (b) the make-and-break contact point; (c) the armature and its role; (d) where magnetisation occurs and where demagnetisation occurs; (e) a written explanation of the complete cycle: current flows → nail magnetises → armature attracted → circuit breaks → nail demagnetises → armature springs back → circuit closes again → repeat. Groups then answer two Phenomenon Connection Questions written on the board: Q1 — 'The student in Kericho holds her dynamo still and the LED goes out. Your electric bell also stops if you hold the armature against the nail permanently. What do the two situations have in common?' Q2 — 'The Kericho generator produces enough electricity for the entire dormitory. Your bell uses a 1.5 V dry cell. What changes would you make to your electromagnet to produce a stronger effect — and how does this relate to what happens inside the generator?' Groups write answers in their project journals before any whole-class discussion.</w:t>
-            </w:r>
-          </w:p>
-        </w:tc>
-        <w:tc>
-          <w:tcPr>
-            <w:tcW w:type="dxa" w:w="3040"/>
-            <w:shd w:fill="F2F2F2" w:color="auto" w:val="clear"/>
-            <w:tcMar>
-              <w:top w:type="dxa" w:w="60"/>
-              <w:left w:type="dxa" w:w="120"/>
-              <w:bottom w:type="dxa" w:w="60"/>
-              <w:right w:type="dxa" w:w="120"/>
-            </w:tcMar>
-            <w:vAlign w:val="top"/>
-          </w:tcPr>
-          <w:p>
-            <w:pPr>
-              <w:spacing w:after="40" w:before="0"/>
-              <w:jc w:val="left"/>
-            </w:pPr>
-            <w:r>
-              <w:rPr>
-                <w:rFonts w:ascii="Arial" w:cs="Arial" w:eastAsia="Arial" w:hAnsi="Arial"/>
-                <w:b w:val="false"/>
-                <w:bCs w:val="false"/>
-                <w:i w:val="false"/>
-                <w:iCs w:val="false"/>
-                <w:color w:val="000000"/>
-                <w:sz w:val="18"/>
-                <w:szCs w:val="18"/>
-              </w:rPr>
-              <w:t xml:space="preserve">1. Write the two Phenomenon Connection Questions on the board at the START of this phase. Say: 'Before we discuss as a class, every group must write their answers in their journals. You have 8 minutes.' Set timer. 2. Circulate, reading written answers. Look for: use of the words 'magnetisation', 'demagnetisation', 'induced', 'current', 'coil', 'field strength'. If a group's answer to Q1 does not mention 'movement' or 'circuit breaking', prompt: 'What do both situations have in common about what has STOPPED?' WAIT 10 seconds. 3. After 8 minutes, cold-call one group for Q1. Ask the group's quietest member (identified during circulation): 'Read me your group's answer to Question 1.' WAIT 12 seconds. After the response, ask the class: 'Does anyone want to add to or challenge that answer?' Accept 2 responses. 4. Cold-call a DIFFERENT group for Q2. Ask: 'How many coil turns do you think the Kericho generator has compared to your iron nail?' Accept any reasonable estimate. Follow with: 'What sub-strand term describes the relationship between number of turns and the induced e.m.f.?' WAIT 12 seconds. Expect: 'factors affecting magnitude of induced e.m.f.' or 'number of turns of coil'. 5. Consolidate on the board: draw a two-column table headed 'Electric Bell' and 'Kericho Generator'. Ask the class to call out parallel features while you fill the table (iron core / copper coil / switching / movement essential / current produced). This takes 3 minutes. 6. Say: 'Copy this comparison table into your project journal. It will help you update your model in Phase 5.'</w:t>
-            </w:r>
-          </w:p>
-        </w:tc>
-        <w:tc>
-          <w:tcPr>
-            <w:tcW w:type="dxa" w:w="3040"/>
-            <w:shd w:fill="FFFFFF" w:color="auto" w:val="clear"/>
-            <w:tcMar>
-              <w:top w:type="dxa" w:w="60"/>
-              <w:left w:type="dxa" w:w="120"/>
-              <w:bottom w:type="dxa" w:w="60"/>
-              <w:right w:type="dxa" w:w="120"/>
-            </w:tcMar>
-            <w:vAlign w:val="top"/>
-          </w:tcPr>
-          <w:p>
-            <w:pPr>
-              <w:spacing w:after="40" w:before="0"/>
-              <w:jc w:val="left"/>
-            </w:pPr>
-            <w:r>
-              <w:rPr>
-                <w:rFonts w:ascii="Arial" w:cs="Arial" w:eastAsia="Arial" w:hAnsi="Arial"/>
-                <w:b w:val="false"/>
-                <w:bCs w:val="false"/>
-                <w:i w:val="false"/>
-                <w:iCs w:val="false"/>
-                <w:color w:val="000000"/>
-                <w:sz w:val="18"/>
-                <w:szCs w:val="18"/>
-              </w:rPr>
-              <w:t xml:space="preserve">Phenomenon-connected annotation with comparative analysis (NGSS Practices 6 — Constructing Explanations, and 8 — Obtaining, Evaluating and Communicating Information). The two-column comparison table is a 'bridging representation' — it makes the structural analogy between the miniature bell and the industrial generator visible and recordable. Writing answers before speaking prevents the most vocal learners from dominating the explanation phase, ensuring all groups engage with the reasoning. The vocabulary probe during circulation (checking for 'magnetisation', 'demagnetisation', 'induced') gives the teacher a real-time language audit.</w:t>
-            </w:r>
-          </w:p>
-        </w:tc>
-        <w:tc>
-          <w:tcPr>
-            <w:tcW w:type="dxa" w:w="3040"/>
-            <w:shd w:fill="F2F2F2" w:color="auto" w:val="clear"/>
-            <w:tcMar>
-              <w:top w:type="dxa" w:w="60"/>
-              <w:left w:type="dxa" w:w="120"/>
-              <w:bottom w:type="dxa" w:w="60"/>
-              <w:right w:type="dxa" w:w="120"/>
-            </w:tcMar>
-            <w:vAlign w:val="top"/>
-          </w:tcPr>
-          <w:p>
-            <w:pPr>
-              <w:spacing w:after="40" w:before="0"/>
-              <w:jc w:val="left"/>
-            </w:pPr>
-            <w:r>
-              <w:rPr>
-                <w:rFonts w:ascii="Arial" w:cs="Arial" w:eastAsia="Arial" w:hAnsi="Arial"/>
-                <w:b w:val="false"/>
-                <w:bCs w:val="false"/>
-                <w:i w:val="false"/>
-                <w:iCs w:val="false"/>
-                <w:color w:val="000000"/>
-                <w:sz w:val="18"/>
-                <w:szCs w:val="18"/>
-              </w:rPr>
-              <w:t xml:space="preserve">Observable indicators: (1) Every group's annotated circuit diagram includes all five labelled elements (a–e listed above). (2) Written answers to Q1 include reference to movement/circuit-breaking being essential in both cases. (3) Written answers to Q2 include at least one factor affecting e.m.f. magnitude (number of turns, current strength, or strength of magnet). (4) The two-column comparison table is copied into every project journal before the end of the phase. Teacher collects 2 journals at random (from different ability groups) and reviews during Phase 4 to inform Phase 5 support.</w:t>
-            </w:r>
-          </w:p>
-        </w:tc>
-      </w:tr>
-      <w:tr>
-        <w:tc>
-          <w:tcPr>
-            <w:tcW w:type="dxa" w:w="1520"/>
-            <w:shd w:fill="FCE4D6" w:color="auto" w:val="clear"/>
-            <w:tcMar>
-              <w:top w:type="dxa" w:w="60"/>
-              <w:left w:type="dxa" w:w="120"/>
-              <w:bottom w:type="dxa" w:w="60"/>
-              <w:right w:type="dxa" w:w="120"/>
-            </w:tcMar>
-            <w:vAlign w:val="top"/>
-          </w:tcPr>
-          <w:p>
-            <w:pPr>
-              <w:spacing w:after="40" w:before="0"/>
-              <w:jc w:val="left"/>
-            </w:pPr>
-            <w:r>
-              <w:rPr>
-                <w:rFonts w:ascii="Arial" w:cs="Arial" w:eastAsia="Arial" w:hAnsi="Arial"/>
-                <w:b/>
-                <w:bCs/>
-                <w:i w:val="false"/>
-                <w:iCs w:val="false"/>
-                <w:color w:val="000000"/>
-                <w:sz w:val="18"/>
-                <w:szCs w:val="18"/>
-              </w:rPr>
-              <w:t xml:space="preserve">Driving Question Board (DQB) Creation</w:t>
-            </w:r>
-          </w:p>
-          <w:p>
-            <w:pPr>
-              <w:spacing w:after="20" w:before="0"/>
-            </w:pPr>
-            <w:r>
-              <w:rPr>
-                <w:rFonts w:ascii="Arial" w:cs="Arial" w:eastAsia="Arial" w:hAnsi="Arial"/>
-                <w:b/>
-                <w:bCs/>
-                <w:color w:val="1F3864"/>
-                <w:sz w:val="16"/>
-                <w:szCs w:val="16"/>
-              </w:rPr>
-              <w:t xml:space="preserve">📹 VIDEO:</w:t>
-            </w:r>
-          </w:p>
-          <w:p>
-            <w:pPr>
-              <w:spacing w:after="20" w:before="0"/>
-            </w:pPr>
-            <w:hyperlink w:history="1" r:id="rIdxpowppsmifg8yeaim0u6i">
-              <w:r>
-                <w:rPr>
-                  <w:rFonts w:ascii="Arial" w:cs="Arial" w:eastAsia="Arial" w:hAnsi="Arial"/>
-                  <w:color w:val="2E75B6"/>
-                  <w:sz w:val="16"/>
-                  <w:szCs w:val="16"/>
-                  <w:u w:val="single" w:color="2E75B6"/>
-                </w:rPr>
-                <w:t xml:space="preserve">Magnetism, light and the magneto optic Kerr effect</w:t>
-              </w:r>
-            </w:hyperlink>
-          </w:p>
-          <w:p>
-            <w:pPr>
-              <w:spacing w:after="10" w:before="0"/>
-              <w:ind w:left="120"/>
-            </w:pPr>
-            <w:r>
-              <w:rPr>
-                <w:rFonts w:ascii="Arial" w:cs="Arial" w:eastAsia="Arial" w:hAnsi="Arial"/>
-                <w:color w:val="595959"/>
-                <w:sz w:val="14"/>
-                <w:szCs w:val="14"/>
-              </w:rPr>
-              <w:t xml:space="preserve">Source: Khan Academy (English - US curriculum)</w:t>
-            </w:r>
-          </w:p>
-          <w:p>
-            <w:pPr>
-              <w:spacing w:after="10" w:before="0"/>
-              <w:ind w:left="120"/>
-            </w:pPr>
-            <w:hyperlink w:history="1" r:id="rIdsnh5wviubangv2lawb3_j">
+            <w:hyperlink w:history="1" r:id="rId29_rbuak1giqvhoogdhmt">
               <w:r>
                 <w:rPr>
                   <w:rFonts w:ascii="Arial" w:cs="Arial" w:eastAsia="Arial" w:hAnsi="Arial"/>
@@ -21849,14 +21831,241 @@
                 <w:sz w:val="16"/>
                 <w:szCs w:val="16"/>
               </w:rPr>
-              <w:t xml:space="preserve">📖 HTML:</w:t>
+              <w:t xml:space="preserve">📖 READING:</w:t>
             </w:r>
           </w:p>
           <w:p>
             <w:pPr>
               <w:spacing w:after="20" w:before="0"/>
             </w:pPr>
-            <w:hyperlink w:history="1" r:id="rIdsvjvp4zjfpgn7ifcsukmb">
+            <w:r>
+              <w:rPr>
+                <w:rFonts w:ascii="Arial" w:cs="Arial" w:eastAsia="Arial" w:hAnsi="Arial"/>
+                <w:i/>
+                <w:iCs/>
+                <w:color w:val="595959"/>
+                <w:sz w:val="16"/>
+                <w:szCs w:val="16"/>
+              </w:rPr>
+              <w:t xml:space="preserve">No closely matching reading in the ARES library for this activity.</w:t>
+            </w:r>
+          </w:p>
+          <w:p>
+            <w:pPr>
+              <w:spacing w:after="10" w:before="0"/>
+              <w:ind w:left="120"/>
+            </w:pPr>
+            <w:hyperlink w:history="1" r:id="rId6xraqn5yunco3ndg5f3qg">
+              <w:r>
+                <w:rPr>
+                  <w:rFonts w:ascii="Arial" w:cs="Arial" w:eastAsia="Arial" w:hAnsi="Arial"/>
+                  <w:color w:val="595959"/>
+                  <w:sz w:val="14"/>
+                  <w:szCs w:val="14"/>
+                  <w:u w:val="single" w:color="595959"/>
+                </w:rPr>
+                <w:t xml:space="preserve">🔍 Search ARES for readings</w:t>
+              </w:r>
+            </w:hyperlink>
+          </w:p>
+          <w:p>
+            <w:pPr>
+              <w:spacing w:after="10" w:before="0"/>
+              <w:ind w:left="120"/>
+            </w:pPr>
+            <w:r>
+              <w:rPr>
+                <w:rFonts w:ascii="Arial" w:cs="Arial" w:eastAsia="Arial" w:hAnsi="Arial"/>
+                <w:color w:val="595959"/>
+                <w:sz w:val="14"/>
+                <w:szCs w:val="14"/>
+              </w:rPr>
+              <w:t xml:space="preserve">Search terms: magnetism electromagnetic induction magnetisation</w:t>
+            </w:r>
+          </w:p>
+        </w:tc>
+        <w:tc>
+          <w:tcPr>
+            <w:tcW w:type="dxa" w:w="3040"/>
+            <w:shd w:fill="FFFFFF" w:color="auto" w:val="clear"/>
+            <w:tcMar>
+              <w:top w:type="dxa" w:w="60"/>
+              <w:left w:type="dxa" w:w="120"/>
+              <w:bottom w:type="dxa" w:w="60"/>
+              <w:right w:type="dxa" w:w="120"/>
+            </w:tcMar>
+            <w:vAlign w:val="top"/>
+          </w:tcPr>
+          <w:p>
+            <w:pPr>
+              <w:spacing w:after="40" w:before="0"/>
+              <w:jc w:val="left"/>
+            </w:pPr>
+            <w:r>
+              <w:rPr>
+                <w:rFonts w:ascii="Arial" w:cs="Arial" w:eastAsia="Arial" w:hAnsi="Arial"/>
+                <w:b w:val="false"/>
+                <w:bCs w:val="false"/>
+                <w:i w:val="false"/>
+                <w:iCs w:val="false"/>
+                <w:color w:val="000000"/>
+                <w:sz w:val="18"/>
+                <w:szCs w:val="18"/>
+              </w:rPr>
+              <w:t xml:space="preserve">The class DQB (established in Lesson 1 and updated each lesson) is displayed at the front. Each group writes on a sticky note (or card) two things: (1) ONE piece of new evidence from today's bell project that helps answer the driving question — 'How does moving a wire through a magnetic field produce electricity, and how is this principle powering homes, farms and industries across Kenya?'; (2) ONE new question that today's project has raised for them. Groups post their notes on the DQB under the two columns: 'NEW EVIDENCE' and 'NEW QUESTIONS'. The class then does a 3-minute silent read of all new contributions. The teacher facilitates a 4-minute whole-class discussion to identify: (a) which evidence best connects to the phenomenon; (b) which new question is most important to pursue in Lesson 8 (the final evidence-gathering lesson). The DQB is photographed for the ARES platform record.</w:t>
+            </w:r>
+          </w:p>
+        </w:tc>
+        <w:tc>
+          <w:tcPr>
+            <w:tcW w:type="dxa" w:w="3040"/>
+            <w:shd w:fill="F2F2F2" w:color="auto" w:val="clear"/>
+            <w:tcMar>
+              <w:top w:type="dxa" w:w="60"/>
+              <w:left w:type="dxa" w:w="120"/>
+              <w:bottom w:type="dxa" w:w="60"/>
+              <w:right w:type="dxa" w:w="120"/>
+            </w:tcMar>
+            <w:vAlign w:val="top"/>
+          </w:tcPr>
+          <w:p>
+            <w:pPr>
+              <w:spacing w:after="40" w:before="0"/>
+              <w:jc w:val="left"/>
+            </w:pPr>
+            <w:r>
+              <w:rPr>
+                <w:rFonts w:ascii="Arial" w:cs="Arial" w:eastAsia="Arial" w:hAnsi="Arial"/>
+                <w:b w:val="false"/>
+                <w:bCs w:val="false"/>
+                <w:i w:val="false"/>
+                <w:iCs w:val="false"/>
+                <w:color w:val="000000"/>
+                <w:sz w:val="18"/>
+                <w:szCs w:val="18"/>
+              </w:rPr>
+              <w:t xml:space="preserve">1. Distribute sticky notes/cards to each group. Say: 'You have 4 minutes. Write your evidence statement and your new question. Be specific — reference what you built today.' 2. While groups write, re-read the driving question aloud slowly: 'How does MOVING a wire through a magnetic field produce electricity — and how is this PRINCIPLE powering homes, farms and industries across Kenya? What does your bell tell us about that question?' 3. Groups post notes. Facilitate 3-minute silent read: 'Stand up, walk to the DQB, read everything posted. Do not talk.' 4. After the silent read, ask the class: 'Which piece of evidence posted today is most directly connected to the Kericho generator?' Cold-call 2 groups for responses. WAIT 12 seconds each. 5. Point to the 'NEW QUESTIONS' column: 'Look at the questions your classmates raised. Which one do you think we MUST answer in Lesson 8 to fully answer our driving question?' Take a show-of-hands vote across all questions posted. Circle the top vote-getter. Say: 'We will come back to this in Lesson 8.' 6. Read aloud the driving question one final time: 'By now, how confident are you that you can answer this question? Show me with fingers: 1 = not at all confident, 5 = very confident.' Count the distribution. Note aloud: 'Most of us are at [X]. Lesson 8 is your chance to reach 5.'</w:t>
+            </w:r>
+          </w:p>
+        </w:tc>
+        <w:tc>
+          <w:tcPr>
+            <w:tcW w:type="dxa" w:w="3040"/>
+            <w:shd w:fill="FFFFFF" w:color="auto" w:val="clear"/>
+            <w:tcMar>
+              <w:top w:type="dxa" w:w="60"/>
+              <w:left w:type="dxa" w:w="120"/>
+              <w:bottom w:type="dxa" w:w="60"/>
+              <w:right w:type="dxa" w:w="120"/>
+            </w:tcMar>
+            <w:vAlign w:val="top"/>
+          </w:tcPr>
+          <w:p>
+            <w:pPr>
+              <w:spacing w:after="40" w:before="0"/>
+              <w:jc w:val="left"/>
+            </w:pPr>
+            <w:r>
+              <w:rPr>
+                <w:rFonts w:ascii="Arial" w:cs="Arial" w:eastAsia="Arial" w:hAnsi="Arial"/>
+                <w:b w:val="false"/>
+                <w:bCs w:val="false"/>
+                <w:i w:val="false"/>
+                <w:iCs w:val="false"/>
+                <w:color w:val="000000"/>
+                <w:sz w:val="18"/>
+                <w:szCs w:val="18"/>
+              </w:rPr>
+              <w:t xml:space="preserve">Public knowledge-building through the Driving Question Board (NGSS Practice 7 — Engaging in Argument from Evidence). The DQB is a cumulative sensemaking tool: each lesson's evidence is layered onto previous lessons', making the trajectory of understanding visible. The silent read norm prevents social pressure from favouring louder voices. The show-of-hands confidence check is a rapid metacognitive formative tool that makes self-assessment visible to both teacher and learners.</w:t>
+            </w:r>
+          </w:p>
+        </w:tc>
+        <w:tc>
+          <w:tcPr>
+            <w:tcW w:type="dxa" w:w="3040"/>
+            <w:shd w:fill="F2F2F2" w:color="auto" w:val="clear"/>
+            <w:tcMar>
+              <w:top w:type="dxa" w:w="60"/>
+              <w:left w:type="dxa" w:w="120"/>
+              <w:bottom w:type="dxa" w:w="60"/>
+              <w:right w:type="dxa" w:w="120"/>
+            </w:tcMar>
+            <w:vAlign w:val="top"/>
+          </w:tcPr>
+          <w:p>
+            <w:pPr>
+              <w:spacing w:after="40" w:before="0"/>
+              <w:jc w:val="left"/>
+            </w:pPr>
+            <w:r>
+              <w:rPr>
+                <w:rFonts w:ascii="Arial" w:cs="Arial" w:eastAsia="Arial" w:hAnsi="Arial"/>
+                <w:b w:val="false"/>
+                <w:bCs w:val="false"/>
+                <w:i w:val="false"/>
+                <w:iCs w:val="false"/>
+                <w:color w:val="000000"/>
+                <w:sz w:val="18"/>
+                <w:szCs w:val="18"/>
+              </w:rPr>
+              <w:t xml:space="preserve">Observable indicators: (1) Every group posts exactly one evidence statement and one new question — teacher checks for blank or off-topic cards and prompts revision on the spot. (2) Evidence statements posted reference at least one sub-strand concept by name (e.g. 'magnetisation', 'make-and-break', 'electromagnet', 'demagnetisation'). (3) The confidence distribution from the finger vote: if more than 40% of learners show 1 or 2 fingers, the teacher notes the most commonly cited gap (from the 'NEW QUESTIONS' column) and adjusts the Lesson 8 opening activity to address it directly.</w:t>
+            </w:r>
+          </w:p>
+        </w:tc>
+      </w:tr>
+      <w:tr>
+        <w:tc>
+          <w:tcPr>
+            <w:tcW w:type="dxa" w:w="1520"/>
+            <w:shd w:fill="D5E8F0" w:color="auto" w:val="clear"/>
+            <w:tcMar>
+              <w:top w:type="dxa" w:w="60"/>
+              <w:left w:type="dxa" w:w="120"/>
+              <w:bottom w:type="dxa" w:w="60"/>
+              <w:right w:type="dxa" w:w="120"/>
+            </w:tcMar>
+            <w:vAlign w:val="top"/>
+          </w:tcPr>
+          <w:p>
+            <w:pPr>
+              <w:spacing w:after="40" w:before="0"/>
+              <w:jc w:val="left"/>
+            </w:pPr>
+            <w:r>
+              <w:rPr>
+                <w:rFonts w:ascii="Arial" w:cs="Arial" w:eastAsia="Arial" w:hAnsi="Arial"/>
+                <w:b/>
+                <w:bCs/>
+                <w:i w:val="false"/>
+                <w:iCs w:val="false"/>
+                <w:color w:val="000000"/>
+                <w:sz w:val="18"/>
+                <w:szCs w:val="18"/>
+              </w:rPr>
+              <w:t xml:space="preserve">Model Building Phase</w:t>
+            </w:r>
+          </w:p>
+          <w:p>
+            <w:pPr>
+              <w:spacing w:after="20" w:before="0"/>
+            </w:pPr>
+            <w:r>
+              <w:rPr>
+                <w:rFonts w:ascii="Arial" w:cs="Arial" w:eastAsia="Arial" w:hAnsi="Arial"/>
+                <w:b/>
+                <w:bCs/>
+                <w:color w:val="1F3864"/>
+                <w:sz w:val="16"/>
+                <w:szCs w:val="16"/>
+              </w:rPr>
+              <w:t xml:space="preserve">📹 VIDEO:</w:t>
+            </w:r>
+          </w:p>
+          <w:p>
+            <w:pPr>
+              <w:spacing w:after="20" w:before="0"/>
+            </w:pPr>
+            <w:hyperlink w:history="1" r:id="rId8olywq7vc8n5t1rj3dej-">
               <w:r>
                 <w:rPr>
                   <w:rFonts w:ascii="Arial" w:cs="Arial" w:eastAsia="Arial" w:hAnsi="Arial"/>
@@ -21865,7 +22074,7 @@
                   <w:szCs w:val="16"/>
                   <w:u w:val="single" w:color="2E75B6"/>
                 </w:rPr>
-                <w:t xml:space="preserve">Study of Space by the Electromagnetic Spectrum (Flexbook)</w:t>
+                <w:t xml:space="preserve">Electromagnetism</w:t>
               </w:r>
             </w:hyperlink>
           </w:p>
@@ -21881,7 +22090,7 @@
                 <w:sz w:val="14"/>
                 <w:szCs w:val="14"/>
               </w:rPr>
-              <w:t xml:space="preserve">Source: CK-12</w:t>
+              <w:t xml:space="preserve">Source: Khan Academy (English - US curriculum)</w:t>
             </w:r>
           </w:p>
           <w:p>
@@ -21889,235 +22098,7 @@
               <w:spacing w:after="10" w:before="0"/>
               <w:ind w:left="120"/>
             </w:pPr>
-            <w:hyperlink w:history="1" r:id="rIdlptkb7una30xe_xesoxmq">
-              <w:r>
-                <w:rPr>
-                  <w:rFonts w:ascii="Arial" w:cs="Arial" w:eastAsia="Arial" w:hAnsi="Arial"/>
-                  <w:color w:val="595959"/>
-                  <w:sz w:val="14"/>
-                  <w:szCs w:val="14"/>
-                  <w:u w:val="single" w:color="595959"/>
-                </w:rPr>
-                <w:t xml:space="preserve">🔍 Search ARES for similar readings</w:t>
-              </w:r>
-            </w:hyperlink>
-          </w:p>
-        </w:tc>
-        <w:tc>
-          <w:tcPr>
-            <w:tcW w:type="dxa" w:w="3040"/>
-            <w:shd w:fill="FFFFFF" w:color="auto" w:val="clear"/>
-            <w:tcMar>
-              <w:top w:type="dxa" w:w="60"/>
-              <w:left w:type="dxa" w:w="120"/>
-              <w:bottom w:type="dxa" w:w="60"/>
-              <w:right w:type="dxa" w:w="120"/>
-            </w:tcMar>
-            <w:vAlign w:val="top"/>
-          </w:tcPr>
-          <w:p>
-            <w:pPr>
-              <w:spacing w:after="40" w:before="0"/>
-              <w:jc w:val="left"/>
-            </w:pPr>
-            <w:r>
-              <w:rPr>
-                <w:rFonts w:ascii="Arial" w:cs="Arial" w:eastAsia="Arial" w:hAnsi="Arial"/>
-                <w:b w:val="false"/>
-                <w:bCs w:val="false"/>
-                <w:i w:val="false"/>
-                <w:iCs w:val="false"/>
-                <w:color w:val="000000"/>
-                <w:sz w:val="18"/>
-                <w:szCs w:val="18"/>
-              </w:rPr>
-              <w:t xml:space="preserve">The class DQB (established in Lesson 1 and updated each lesson) is displayed at the front. Each group writes on a sticky note (or card) two things: (1) ONE piece of new evidence from today's bell project that helps answer the driving question — 'How does moving a wire through a magnetic field produce electricity, and how is this principle powering homes, farms and industries across Kenya?'; (2) ONE new question that today's project has raised for them. Groups post their notes on the DQB under the two columns: 'NEW EVIDENCE' and 'NEW QUESTIONS'. The class then does a 3-minute silent read of all new contributions. The teacher facilitates a 4-minute whole-class discussion to identify: (a) which evidence best connects to the phenomenon; (b) which new question is most important to pursue in Lesson 8 (the final evidence-gathering lesson). The DQB is photographed for the ARES platform record.</w:t>
-            </w:r>
-          </w:p>
-        </w:tc>
-        <w:tc>
-          <w:tcPr>
-            <w:tcW w:type="dxa" w:w="3040"/>
-            <w:shd w:fill="F2F2F2" w:color="auto" w:val="clear"/>
-            <w:tcMar>
-              <w:top w:type="dxa" w:w="60"/>
-              <w:left w:type="dxa" w:w="120"/>
-              <w:bottom w:type="dxa" w:w="60"/>
-              <w:right w:type="dxa" w:w="120"/>
-            </w:tcMar>
-            <w:vAlign w:val="top"/>
-          </w:tcPr>
-          <w:p>
-            <w:pPr>
-              <w:spacing w:after="40" w:before="0"/>
-              <w:jc w:val="left"/>
-            </w:pPr>
-            <w:r>
-              <w:rPr>
-                <w:rFonts w:ascii="Arial" w:cs="Arial" w:eastAsia="Arial" w:hAnsi="Arial"/>
-                <w:b w:val="false"/>
-                <w:bCs w:val="false"/>
-                <w:i w:val="false"/>
-                <w:iCs w:val="false"/>
-                <w:color w:val="000000"/>
-                <w:sz w:val="18"/>
-                <w:szCs w:val="18"/>
-              </w:rPr>
-              <w:t xml:space="preserve">1. Distribute sticky notes/cards to each group. Say: 'You have 4 minutes. Write your evidence statement and your new question. Be specific — reference what you built today.' 2. While groups write, re-read the driving question aloud slowly: 'How does MOVING a wire through a magnetic field produce electricity — and how is this PRINCIPLE powering homes, farms and industries across Kenya? What does your bell tell us about that question?' 3. Groups post notes. Facilitate 3-minute silent read: 'Stand up, walk to the DQB, read everything posted. Do not talk.' 4. After the silent read, ask the class: 'Which piece of evidence posted today is most directly connected to the Kericho generator?' Cold-call 2 groups for responses. WAIT 12 seconds each. 5. Point to the 'NEW QUESTIONS' column: 'Look at the questions your classmates raised. Which one do you think we MUST answer in Lesson 8 to fully answer our driving question?' Take a show-of-hands vote across all questions posted. Circle the top vote-getter. Say: 'We will come back to this in Lesson 8.' 6. Read aloud the driving question one final time: 'By now, how confident are you that you can answer this question? Show me with fingers: 1 = not at all confident, 5 = very confident.' Count the distribution. Note aloud: 'Most of us are at [X]. Lesson 8 is your chance to reach 5.'</w:t>
-            </w:r>
-          </w:p>
-        </w:tc>
-        <w:tc>
-          <w:tcPr>
-            <w:tcW w:type="dxa" w:w="3040"/>
-            <w:shd w:fill="FFFFFF" w:color="auto" w:val="clear"/>
-            <w:tcMar>
-              <w:top w:type="dxa" w:w="60"/>
-              <w:left w:type="dxa" w:w="120"/>
-              <w:bottom w:type="dxa" w:w="60"/>
-              <w:right w:type="dxa" w:w="120"/>
-            </w:tcMar>
-            <w:vAlign w:val="top"/>
-          </w:tcPr>
-          <w:p>
-            <w:pPr>
-              <w:spacing w:after="40" w:before="0"/>
-              <w:jc w:val="left"/>
-            </w:pPr>
-            <w:r>
-              <w:rPr>
-                <w:rFonts w:ascii="Arial" w:cs="Arial" w:eastAsia="Arial" w:hAnsi="Arial"/>
-                <w:b w:val="false"/>
-                <w:bCs w:val="false"/>
-                <w:i w:val="false"/>
-                <w:iCs w:val="false"/>
-                <w:color w:val="000000"/>
-                <w:sz w:val="18"/>
-                <w:szCs w:val="18"/>
-              </w:rPr>
-              <w:t xml:space="preserve">Public knowledge-building through the Driving Question Board (NGSS Practice 7 — Engaging in Argument from Evidence). The DQB is a cumulative sensemaking tool: each lesson's evidence is layered onto previous lessons', making the trajectory of understanding visible. The silent read norm prevents social pressure from favouring louder voices. The show-of-hands confidence check is a rapid metacognitive formative tool that makes self-assessment visible to both teacher and learners.</w:t>
-            </w:r>
-          </w:p>
-        </w:tc>
-        <w:tc>
-          <w:tcPr>
-            <w:tcW w:type="dxa" w:w="3040"/>
-            <w:shd w:fill="F2F2F2" w:color="auto" w:val="clear"/>
-            <w:tcMar>
-              <w:top w:type="dxa" w:w="60"/>
-              <w:left w:type="dxa" w:w="120"/>
-              <w:bottom w:type="dxa" w:w="60"/>
-              <w:right w:type="dxa" w:w="120"/>
-            </w:tcMar>
-            <w:vAlign w:val="top"/>
-          </w:tcPr>
-          <w:p>
-            <w:pPr>
-              <w:spacing w:after="40" w:before="0"/>
-              <w:jc w:val="left"/>
-            </w:pPr>
-            <w:r>
-              <w:rPr>
-                <w:rFonts w:ascii="Arial" w:cs="Arial" w:eastAsia="Arial" w:hAnsi="Arial"/>
-                <w:b w:val="false"/>
-                <w:bCs w:val="false"/>
-                <w:i w:val="false"/>
-                <w:iCs w:val="false"/>
-                <w:color w:val="000000"/>
-                <w:sz w:val="18"/>
-                <w:szCs w:val="18"/>
-              </w:rPr>
-              <w:t xml:space="preserve">Observable indicators: (1) Every group posts exactly one evidence statement and one new question — teacher checks for blank or off-topic cards and prompts revision on the spot. (2) Evidence statements posted reference at least one sub-strand concept by name (e.g. 'magnetisation', 'make-and-break', 'electromagnet', 'demagnetisation'). (3) The confidence distribution from the finger vote: if more than 40% of learners show 1 or 2 fingers, the teacher notes the most commonly cited gap (from the 'NEW QUESTIONS' column) and adjusts the Lesson 8 opening activity to address it directly.</w:t>
-            </w:r>
-          </w:p>
-        </w:tc>
-      </w:tr>
-      <w:tr>
-        <w:tc>
-          <w:tcPr>
-            <w:tcW w:type="dxa" w:w="1520"/>
-            <w:shd w:fill="D5E8F0" w:color="auto" w:val="clear"/>
-            <w:tcMar>
-              <w:top w:type="dxa" w:w="60"/>
-              <w:left w:type="dxa" w:w="120"/>
-              <w:bottom w:type="dxa" w:w="60"/>
-              <w:right w:type="dxa" w:w="120"/>
-            </w:tcMar>
-            <w:vAlign w:val="top"/>
-          </w:tcPr>
-          <w:p>
-            <w:pPr>
-              <w:spacing w:after="40" w:before="0"/>
-              <w:jc w:val="left"/>
-            </w:pPr>
-            <w:r>
-              <w:rPr>
-                <w:rFonts w:ascii="Arial" w:cs="Arial" w:eastAsia="Arial" w:hAnsi="Arial"/>
-                <w:b/>
-                <w:bCs/>
-                <w:i w:val="false"/>
-                <w:iCs w:val="false"/>
-                <w:color w:val="000000"/>
-                <w:sz w:val="18"/>
-                <w:szCs w:val="18"/>
-              </w:rPr>
-              <w:t xml:space="preserve">Model Building Phase</w:t>
-            </w:r>
-          </w:p>
-          <w:p>
-            <w:pPr>
-              <w:spacing w:after="20" w:before="0"/>
-            </w:pPr>
-            <w:r>
-              <w:rPr>
-                <w:rFonts w:ascii="Arial" w:cs="Arial" w:eastAsia="Arial" w:hAnsi="Arial"/>
-                <w:b/>
-                <w:bCs/>
-                <w:color w:val="1F3864"/>
-                <w:sz w:val="16"/>
-                <w:szCs w:val="16"/>
-              </w:rPr>
-              <w:t xml:space="preserve">📹 VIDEO:</w:t>
-            </w:r>
-          </w:p>
-          <w:p>
-            <w:pPr>
-              <w:spacing w:after="20" w:before="0"/>
-            </w:pPr>
-            <w:hyperlink w:history="1" r:id="rIdkstzvkoxcz9ghby9wjlj8">
-              <w:r>
-                <w:rPr>
-                  <w:rFonts w:ascii="Arial" w:cs="Arial" w:eastAsia="Arial" w:hAnsi="Arial"/>
-                  <w:color w:val="2E75B6"/>
-                  <w:sz w:val="16"/>
-                  <w:szCs w:val="16"/>
-                  <w:u w:val="single" w:color="2E75B6"/>
-                </w:rPr>
-                <w:t xml:space="preserve">Magnetism, light and the magneto optic Kerr effect</w:t>
-              </w:r>
-            </w:hyperlink>
-          </w:p>
-          <w:p>
-            <w:pPr>
-              <w:spacing w:after="10" w:before="0"/>
-              <w:ind w:left="120"/>
-            </w:pPr>
-            <w:r>
-              <w:rPr>
-                <w:rFonts w:ascii="Arial" w:cs="Arial" w:eastAsia="Arial" w:hAnsi="Arial"/>
-                <w:color w:val="595959"/>
-                <w:sz w:val="14"/>
-                <w:szCs w:val="14"/>
-              </w:rPr>
-              <w:t xml:space="preserve">Source: Khan Academy (English - US curriculum)</w:t>
-            </w:r>
-          </w:p>
-          <w:p>
-            <w:pPr>
-              <w:spacing w:after="10" w:before="0"/>
-              <w:ind w:left="120"/>
-            </w:pPr>
-            <w:hyperlink w:history="1" r:id="rIdm4s4etvbqet2guh5pchqd">
+            <w:hyperlink w:history="1" r:id="rIdv3eiviyn21op7nwgkle2m">
               <w:r>
                 <w:rPr>
                   <w:rFonts w:ascii="Arial" w:cs="Arial" w:eastAsia="Arial" w:hAnsi="Arial"/>
@@ -22155,47 +22136,31 @@
                 <w:sz w:val="16"/>
                 <w:szCs w:val="16"/>
               </w:rPr>
-              <w:t xml:space="preserve">📖 HTML:</w:t>
+              <w:t xml:space="preserve">📖 READING:</w:t>
             </w:r>
           </w:p>
           <w:p>
             <w:pPr>
               <w:spacing w:after="20" w:before="0"/>
             </w:pPr>
-            <w:hyperlink w:history="1" r:id="rIduu2de9nb1lyhhvswngvw1">
-              <w:r>
-                <w:rPr>
-                  <w:rFonts w:ascii="Arial" w:cs="Arial" w:eastAsia="Arial" w:hAnsi="Arial"/>
-                  <w:color w:val="2E75B6"/>
-                  <w:sz w:val="16"/>
-                  <w:szCs w:val="16"/>
-                  <w:u w:val="single" w:color="2E75B6"/>
-                </w:rPr>
-                <w:t xml:space="preserve">Study of Space by the Electromagnetic Spectrum (Flexbook)</w:t>
-              </w:r>
-            </w:hyperlink>
+            <w:r>
+              <w:rPr>
+                <w:rFonts w:ascii="Arial" w:cs="Arial" w:eastAsia="Arial" w:hAnsi="Arial"/>
+                <w:i/>
+                <w:iCs/>
+                <w:color w:val="595959"/>
+                <w:sz w:val="16"/>
+                <w:szCs w:val="16"/>
+              </w:rPr>
+              <w:t xml:space="preserve">No closely matching reading in the ARES library for this activity.</w:t>
+            </w:r>
           </w:p>
           <w:p>
             <w:pPr>
               <w:spacing w:after="10" w:before="0"/>
               <w:ind w:left="120"/>
             </w:pPr>
-            <w:r>
-              <w:rPr>
-                <w:rFonts w:ascii="Arial" w:cs="Arial" w:eastAsia="Arial" w:hAnsi="Arial"/>
-                <w:color w:val="595959"/>
-                <w:sz w:val="14"/>
-                <w:szCs w:val="14"/>
-              </w:rPr>
-              <w:t xml:space="preserve">Source: CK-12</w:t>
-            </w:r>
-          </w:p>
-          <w:p>
-            <w:pPr>
-              <w:spacing w:after="10" w:before="0"/>
-              <w:ind w:left="120"/>
-            </w:pPr>
-            <w:hyperlink w:history="1" r:id="rIda9ga-jatlci9o8xsgl2nb">
+            <w:hyperlink w:history="1" r:id="rIdilvhgy501z5le6hbvavi_">
               <w:r>
                 <w:rPr>
                   <w:rFonts w:ascii="Arial" w:cs="Arial" w:eastAsia="Arial" w:hAnsi="Arial"/>
@@ -22204,9 +22169,24 @@
                   <w:szCs w:val="14"/>
                   <w:u w:val="single" w:color="595959"/>
                 </w:rPr>
-                <w:t xml:space="preserve">🔍 Search ARES for similar readings</w:t>
+                <w:t xml:space="preserve">🔍 Search ARES for readings</w:t>
               </w:r>
             </w:hyperlink>
+          </w:p>
+          <w:p>
+            <w:pPr>
+              <w:spacing w:after="10" w:before="0"/>
+              <w:ind w:left="120"/>
+            </w:pPr>
+            <w:r>
+              <w:rPr>
+                <w:rFonts w:ascii="Arial" w:cs="Arial" w:eastAsia="Arial" w:hAnsi="Arial"/>
+                <w:color w:val="595959"/>
+                <w:sz w:val="14"/>
+                <w:szCs w:val="14"/>
+              </w:rPr>
+              <w:t xml:space="preserve">Search terms: magnetism electromagnetic induction magnetisation</w:t>
+            </w:r>
           </w:p>
         </w:tc>
         <w:tc>
@@ -23815,7 +23795,7 @@
             <w:pPr>
               <w:spacing w:after="20" w:before="0"/>
             </w:pPr>
-            <w:hyperlink w:history="1" r:id="rIdfy3s9frvabfolf4s-n4xv">
+            <w:hyperlink w:history="1" r:id="rIdtgmb2ou5x-m3hueg8y3ff">
               <w:r>
                 <w:rPr>
                   <w:rFonts w:ascii="Arial" w:cs="Arial" w:eastAsia="Arial" w:hAnsi="Arial"/>
@@ -23824,7 +23804,7 @@
                   <w:szCs w:val="16"/>
                   <w:u w:val="single" w:color="2E75B6"/>
                 </w:rPr>
-                <w:t xml:space="preserve">Introduction to experiment design</w:t>
+                <w:t xml:space="preserve">Induced current in a wire</w:t>
               </w:r>
             </w:hyperlink>
           </w:p>
@@ -23848,7 +23828,7 @@
               <w:spacing w:after="10" w:before="0"/>
               <w:ind w:left="120"/>
             </w:pPr>
-            <w:hyperlink w:history="1" r:id="rIdm0rk3dmcwuleyuw4-jgir">
+            <w:hyperlink w:history="1" r:id="rIdtluvy_vuh1hvxqqaewbd5">
               <w:r>
                 <w:rPr>
                   <w:rFonts w:ascii="Arial" w:cs="Arial" w:eastAsia="Arial" w:hAnsi="Arial"/>
@@ -23893,7 +23873,7 @@
             <w:pPr>
               <w:spacing w:after="20" w:before="0"/>
             </w:pPr>
-            <w:hyperlink w:history="1" r:id="rIddu5oogokcbju9xbdodphi">
+            <w:hyperlink w:history="1" r:id="rId5flxtcxqzv_nim93h3dmu">
               <w:r>
                 <w:rPr>
                   <w:rFonts w:ascii="Arial" w:cs="Arial" w:eastAsia="Arial" w:hAnsi="Arial"/>
@@ -23902,7 +23882,7 @@
                   <w:szCs w:val="16"/>
                   <w:u w:val="single" w:color="2E75B6"/>
                 </w:rPr>
-                <w:t xml:space="preserve">Study of Space by the Electromagnetic Spectrum (Flexbook)</w:t>
+                <w:t xml:space="preserve">Magnetic Field Reversal (Flexbook)</w:t>
               </w:r>
             </w:hyperlink>
           </w:p>
@@ -23926,7 +23906,7 @@
               <w:spacing w:after="10" w:before="0"/>
               <w:ind w:left="120"/>
             </w:pPr>
-            <w:hyperlink w:history="1" r:id="rIdt4o5bm8fsh5sttfdjm72d">
+            <w:hyperlink w:history="1" r:id="rIdj6ybcfwpqjkln3tnzyxup">
               <w:r>
                 <w:rPr>
                   <w:rFonts w:ascii="Arial" w:cs="Arial" w:eastAsia="Arial" w:hAnsi="Arial"/>
@@ -24121,7 +24101,7 @@
             <w:pPr>
               <w:spacing w:after="20" w:before="0"/>
             </w:pPr>
-            <w:hyperlink w:history="1" r:id="rIdajooxdjsaftkni5qbk-0a">
+            <w:hyperlink w:history="1" r:id="rIdxjipau8yjbobnhmwfyguv">
               <w:r>
                 <w:rPr>
                   <w:rFonts w:ascii="Arial" w:cs="Arial" w:eastAsia="Arial" w:hAnsi="Arial"/>
@@ -24130,7 +24110,7 @@
                   <w:szCs w:val="16"/>
                   <w:u w:val="single" w:color="2E75B6"/>
                 </w:rPr>
-                <w:t xml:space="preserve">Introduction to experiment design</w:t>
+                <w:t xml:space="preserve">Emf induced in rod traveling through magnetic field</w:t>
               </w:r>
             </w:hyperlink>
           </w:p>
@@ -24154,7 +24134,7 @@
               <w:spacing w:after="10" w:before="0"/>
               <w:ind w:left="120"/>
             </w:pPr>
-            <w:hyperlink w:history="1" r:id="rId5plqhbb9d76cwdsqyohx0">
+            <w:hyperlink w:history="1" r:id="rId7ogyxki5dk6ldlyra-yrr">
               <w:r>
                 <w:rPr>
                   <w:rFonts w:ascii="Arial" w:cs="Arial" w:eastAsia="Arial" w:hAnsi="Arial"/>
@@ -24199,7 +24179,7 @@
             <w:pPr>
               <w:spacing w:after="20" w:before="0"/>
             </w:pPr>
-            <w:hyperlink w:history="1" r:id="rId-s_zbwlrl5uzbtpcasold">
+            <w:hyperlink w:history="1" r:id="rIdgdn_tzaau8kmssljgy8xg">
               <w:r>
                 <w:rPr>
                   <w:rFonts w:ascii="Arial" w:cs="Arial" w:eastAsia="Arial" w:hAnsi="Arial"/>
@@ -24208,7 +24188,7 @@
                   <w:szCs w:val="16"/>
                   <w:u w:val="single" w:color="2E75B6"/>
                 </w:rPr>
-                <w:t xml:space="preserve">Study of Space by the Electromagnetic Spectrum (Flexbook)</w:t>
+                <w:t xml:space="preserve">Earth's Magnetic Field (Flexbook)</w:t>
               </w:r>
             </w:hyperlink>
           </w:p>
@@ -24232,7 +24212,7 @@
               <w:spacing w:after="10" w:before="0"/>
               <w:ind w:left="120"/>
             </w:pPr>
-            <w:hyperlink w:history="1" r:id="rId43vwfpejouloejnmo5wxj">
+            <w:hyperlink w:history="1" r:id="rId0afk3p0ffddnkfqpgafvo">
               <w:r>
                 <w:rPr>
                   <w:rFonts w:ascii="Arial" w:cs="Arial" w:eastAsia="Arial" w:hAnsi="Arial"/>
@@ -24427,7 +24407,7 @@
             <w:pPr>
               <w:spacing w:after="20" w:before="0"/>
             </w:pPr>
-            <w:hyperlink w:history="1" r:id="rId7vmgnyc9v94g3ztfhlpan">
+            <w:hyperlink w:history="1" r:id="rIdj693um7eewaesnzvfittt">
               <w:r>
                 <w:rPr>
                   <w:rFonts w:ascii="Arial" w:cs="Arial" w:eastAsia="Arial" w:hAnsi="Arial"/>
@@ -24436,7 +24416,7 @@
                   <w:szCs w:val="16"/>
                   <w:u w:val="single" w:color="2E75B6"/>
                 </w:rPr>
-                <w:t xml:space="preserve">Introduction to experiment design</w:t>
+                <w:t xml:space="preserve">Induced current in a wire -dubbed(KY)</w:t>
               </w:r>
             </w:hyperlink>
           </w:p>
@@ -24452,7 +24432,7 @@
                 <w:sz w:val="14"/>
                 <w:szCs w:val="14"/>
               </w:rPr>
-              <w:t xml:space="preserve">Source: Khan Academy (English - US curriculum)</w:t>
+              <w:t xml:space="preserve">Source: Khan Academy (Kiswahili)</w:t>
             </w:r>
           </w:p>
           <w:p>
@@ -24460,7 +24440,7 @@
               <w:spacing w:after="10" w:before="0"/>
               <w:ind w:left="120"/>
             </w:pPr>
-            <w:hyperlink w:history="1" r:id="rIdok5mvvbiltkvtbdrp7jdp">
+            <w:hyperlink w:history="1" r:id="rIdvsx93fudoasvfyktboazp">
               <w:r>
                 <w:rPr>
                   <w:rFonts w:ascii="Arial" w:cs="Arial" w:eastAsia="Arial" w:hAnsi="Arial"/>
@@ -24498,14 +24478,14 @@
                 <w:sz w:val="16"/>
                 <w:szCs w:val="16"/>
               </w:rPr>
-              <w:t xml:space="preserve">📖 HTML:</w:t>
+              <w:t xml:space="preserve">📖 EXERCISE:</w:t>
             </w:r>
           </w:p>
           <w:p>
             <w:pPr>
               <w:spacing w:after="20" w:before="0"/>
             </w:pPr>
-            <w:hyperlink w:history="1" r:id="rId98k5x6hf8sgvisp-wgscm">
+            <w:hyperlink w:history="1" r:id="rIdoxovz0a4p7gs2srhfk_y4">
               <w:r>
                 <w:rPr>
                   <w:rFonts w:ascii="Arial" w:cs="Arial" w:eastAsia="Arial" w:hAnsi="Arial"/>
@@ -24514,7 +24494,7 @@
                   <w:szCs w:val="16"/>
                   <w:u w:val="single" w:color="2E75B6"/>
                 </w:rPr>
-                <w:t xml:space="preserve">Study of Space by the Electromagnetic Spectrum (Flexbook)</w:t>
+                <w:t xml:space="preserve">Earth's Magnetic Field Practice</w:t>
               </w:r>
             </w:hyperlink>
           </w:p>
@@ -24538,7 +24518,7 @@
               <w:spacing w:after="10" w:before="0"/>
               <w:ind w:left="120"/>
             </w:pPr>
-            <w:hyperlink w:history="1" r:id="rIdpglpzu6rx0hcfnp9u_n7w">
+            <w:hyperlink w:history="1" r:id="rIdsndcyrr2nevd3pqik_4b6">
               <w:r>
                 <w:rPr>
                   <w:rFonts w:ascii="Arial" w:cs="Arial" w:eastAsia="Arial" w:hAnsi="Arial"/>
@@ -24733,7 +24713,7 @@
             <w:pPr>
               <w:spacing w:after="20" w:before="0"/>
             </w:pPr>
-            <w:hyperlink w:history="1" r:id="rIdaxvvk_szkvqahfxfyuh9y">
+            <w:hyperlink w:history="1" r:id="rIda2w9di7c0yave392o-cta">
               <w:r>
                 <w:rPr>
                   <w:rFonts w:ascii="Arial" w:cs="Arial" w:eastAsia="Arial" w:hAnsi="Arial"/>
@@ -24742,7 +24722,7 @@
                   <w:szCs w:val="16"/>
                   <w:u w:val="single" w:color="2E75B6"/>
                 </w:rPr>
-                <w:t xml:space="preserve">Introduction to experiment design</w:t>
+                <w:t xml:space="preserve">Lenz's Law</w:t>
               </w:r>
             </w:hyperlink>
           </w:p>
@@ -24766,7 +24746,7 @@
               <w:spacing w:after="10" w:before="0"/>
               <w:ind w:left="120"/>
             </w:pPr>
-            <w:hyperlink w:history="1" r:id="rIdzwzseksdwtgy8ttaw-z1f">
+            <w:hyperlink w:history="1" r:id="rIdjycfdufjhrfiejbqtnq4e">
               <w:r>
                 <w:rPr>
                   <w:rFonts w:ascii="Arial" w:cs="Arial" w:eastAsia="Arial" w:hAnsi="Arial"/>
@@ -24811,7 +24791,7 @@
             <w:pPr>
               <w:spacing w:after="20" w:before="0"/>
             </w:pPr>
-            <w:hyperlink w:history="1" r:id="rIdyibvjjnyzvbneeyo_dgay">
+            <w:hyperlink w:history="1" r:id="rIdeysdf9qv46krgtnypttvl">
               <w:r>
                 <w:rPr>
                   <w:rFonts w:ascii="Arial" w:cs="Arial" w:eastAsia="Arial" w:hAnsi="Arial"/>
@@ -24820,7 +24800,7 @@
                   <w:szCs w:val="16"/>
                   <w:u w:val="single" w:color="2E75B6"/>
                 </w:rPr>
-                <w:t xml:space="preserve">Study of Space by the Electromagnetic Spectrum (Flexbook)</w:t>
+                <w:t xml:space="preserve">Using Earth's Magnetic Field (Flexbook)</w:t>
               </w:r>
             </w:hyperlink>
           </w:p>
@@ -24844,7 +24824,7 @@
               <w:spacing w:after="10" w:before="0"/>
               <w:ind w:left="120"/>
             </w:pPr>
-            <w:hyperlink w:history="1" r:id="rIdqtopxlwjpkhdx5cfgdrbm">
+            <w:hyperlink w:history="1" r:id="rIdvwh-zqicw6zazvcpn1jbs">
               <w:r>
                 <w:rPr>
                   <w:rFonts w:ascii="Arial" w:cs="Arial" w:eastAsia="Arial" w:hAnsi="Arial"/>
@@ -25039,7 +25019,7 @@
             <w:pPr>
               <w:spacing w:after="20" w:before="0"/>
             </w:pPr>
-            <w:hyperlink w:history="1" r:id="rIdqerbrbbhivhvcgtssy3tg">
+            <w:hyperlink w:history="1" r:id="rId8zlkvl8o6yy4bybaj0vag">
               <w:r>
                 <w:rPr>
                   <w:rFonts w:ascii="Arial" w:cs="Arial" w:eastAsia="Arial" w:hAnsi="Arial"/>
@@ -25048,7 +25028,7 @@
                   <w:szCs w:val="16"/>
                   <w:u w:val="single" w:color="2E75B6"/>
                 </w:rPr>
-                <w:t xml:space="preserve">Introduction to experiment design</w:t>
+                <w:t xml:space="preserve">Tracing a magnetic field</w:t>
               </w:r>
             </w:hyperlink>
           </w:p>
@@ -25072,7 +25052,7 @@
               <w:spacing w:after="10" w:before="0"/>
               <w:ind w:left="120"/>
             </w:pPr>
-            <w:hyperlink w:history="1" r:id="rIdaw-c_-9gxabywvd-voagf">
+            <w:hyperlink w:history="1" r:id="rIdqinq54gdz_rkecdcj-jly">
               <w:r>
                 <w:rPr>
                   <w:rFonts w:ascii="Arial" w:cs="Arial" w:eastAsia="Arial" w:hAnsi="Arial"/>
@@ -25117,7 +25097,7 @@
             <w:pPr>
               <w:spacing w:after="20" w:before="0"/>
             </w:pPr>
-            <w:hyperlink w:history="1" r:id="rIdivcfnoxl7y9j7udv8kgi_">
+            <w:hyperlink w:history="1" r:id="rIdc3-7uxc6n9um6uowlomja">
               <w:r>
                 <w:rPr>
                   <w:rFonts w:ascii="Arial" w:cs="Arial" w:eastAsia="Arial" w:hAnsi="Arial"/>
@@ -25126,7 +25106,7 @@
                   <w:szCs w:val="16"/>
                   <w:u w:val="single" w:color="2E75B6"/>
                 </w:rPr>
-                <w:t xml:space="preserve">Study of Space by the Electromagnetic Spectrum (Flexbook)</w:t>
+                <w:t xml:space="preserve">Magnetic Fields (Flexbook)</w:t>
               </w:r>
             </w:hyperlink>
           </w:p>
@@ -25150,7 +25130,7 @@
               <w:spacing w:after="10" w:before="0"/>
               <w:ind w:left="120"/>
             </w:pPr>
-            <w:hyperlink w:history="1" r:id="rId4pn5_cgs6zdoe8inp05m_">
+            <w:hyperlink w:history="1" r:id="rIdljkddaiv4sszrwv-t5zjw">
               <w:r>
                 <w:rPr>
                   <w:rFonts w:ascii="Arial" w:cs="Arial" w:eastAsia="Arial" w:hAnsi="Arial"/>

--- a/data/outputs/v2/General_Science/SS3.4_Magnetism_and_Electromagnetic_Induction/General_Science_Magnetism_and_Electromagnetic_Induction_CBE_LessonSequence.docx
+++ b/data/outputs/v2/General_Science/SS3.4_Magnetism_and_Electromagnetic_Induction/General_Science_Magnetism_and_Electromagnetic_Induction_CBE_LessonSequence.docx
@@ -3206,24 +3206,40 @@
             <w:pPr>
               <w:spacing w:after="20" w:before="0"/>
             </w:pPr>
-            <w:r>
-              <w:rPr>
-                <w:rFonts w:ascii="Arial" w:cs="Arial" w:eastAsia="Arial" w:hAnsi="Arial"/>
-                <w:i/>
-                <w:iCs/>
-                <w:color w:val="595959"/>
-                <w:sz w:val="16"/>
-                <w:szCs w:val="16"/>
-              </w:rPr>
-              <w:t xml:space="preserve">No closely matching video in the ARES library for this activity.</w:t>
-            </w:r>
+            <w:hyperlink w:history="1" r:id="rIdsum5izf7qun0p3theptv_">
+              <w:r>
+                <w:rPr>
+                  <w:rFonts w:ascii="Arial" w:cs="Arial" w:eastAsia="Arial" w:hAnsi="Arial"/>
+                  <w:color w:val="2E75B6"/>
+                  <w:sz w:val="16"/>
+                  <w:szCs w:val="16"/>
+                  <w:u w:val="single" w:color="2E75B6"/>
+                </w:rPr>
+                <w:t xml:space="preserve">05 Magnetic Field Patterns On Straight And Solenoid Conductors</w:t>
+              </w:r>
+            </w:hyperlink>
           </w:p>
           <w:p>
             <w:pPr>
               <w:spacing w:after="10" w:before="0"/>
               <w:ind w:left="120"/>
             </w:pPr>
-            <w:hyperlink w:history="1" r:id="rIdnzsf95np22od1lx3tjckm">
+            <w:r>
+              <w:rPr>
+                <w:rFonts w:ascii="Arial" w:cs="Arial" w:eastAsia="Arial" w:hAnsi="Arial"/>
+                <w:color w:val="595959"/>
+                <w:sz w:val="14"/>
+                <w:szCs w:val="14"/>
+              </w:rPr>
+              <w:t xml:space="preserve">Source: Seavuria</w:t>
+            </w:r>
+          </w:p>
+          <w:p>
+            <w:pPr>
+              <w:spacing w:after="10" w:before="0"/>
+              <w:ind w:left="120"/>
+            </w:pPr>
+            <w:hyperlink w:history="1" r:id="rIdpn6itcoafpg8p3u7rgxdm">
               <w:r>
                 <w:rPr>
                   <w:rFonts w:ascii="Arial" w:cs="Arial" w:eastAsia="Arial" w:hAnsi="Arial"/>
@@ -3232,24 +3248,9 @@
                   <w:szCs w:val="14"/>
                   <w:u w:val="single" w:color="595959"/>
                 </w:rPr>
-                <w:t xml:space="preserve">🔍 Search ARES for videos</w:t>
+                <w:t xml:space="preserve">🔍 Search ARES for similar videos</w:t>
               </w:r>
             </w:hyperlink>
-          </w:p>
-          <w:p>
-            <w:pPr>
-              <w:spacing w:after="10" w:before="0"/>
-              <w:ind w:left="120"/>
-            </w:pPr>
-            <w:r>
-              <w:rPr>
-                <w:rFonts w:ascii="Arial" w:cs="Arial" w:eastAsia="Arial" w:hAnsi="Arial"/>
-                <w:color w:val="595959"/>
-                <w:sz w:val="14"/>
-                <w:szCs w:val="14"/>
-              </w:rPr>
-              <w:t xml:space="preserve">Search terms: magnetism electromagnetic induction magnetisation</w:t>
-            </w:r>
           </w:p>
           <w:p>
             <w:pPr>
@@ -3300,7 +3301,7 @@
               <w:spacing w:after="10" w:before="0"/>
               <w:ind w:left="120"/>
             </w:pPr>
-            <w:hyperlink w:history="1" r:id="rIdiczpay9h4vb8qebtmcsmj">
+            <w:hyperlink w:history="1" r:id="rIdimtk81r1qtww1evdlcbhs">
               <w:r>
                 <w:rPr>
                   <w:rFonts w:ascii="Arial" w:cs="Arial" w:eastAsia="Arial" w:hAnsi="Arial"/>
@@ -3510,24 +3511,40 @@
             <w:pPr>
               <w:spacing w:after="20" w:before="0"/>
             </w:pPr>
-            <w:r>
-              <w:rPr>
-                <w:rFonts w:ascii="Arial" w:cs="Arial" w:eastAsia="Arial" w:hAnsi="Arial"/>
-                <w:i/>
-                <w:iCs/>
-                <w:color w:val="595959"/>
-                <w:sz w:val="16"/>
-                <w:szCs w:val="16"/>
-              </w:rPr>
-              <w:t xml:space="preserve">No closely matching video in the ARES library for this activity.</w:t>
-            </w:r>
+            <w:hyperlink w:history="1" r:id="rIdhaanpdftvzng4m8xmkv7e">
+              <w:r>
+                <w:rPr>
+                  <w:rFonts w:ascii="Arial" w:cs="Arial" w:eastAsia="Arial" w:hAnsi="Arial"/>
+                  <w:color w:val="2E75B6"/>
+                  <w:sz w:val="16"/>
+                  <w:szCs w:val="16"/>
+                  <w:u w:val="single" w:color="2E75B6"/>
+                </w:rPr>
+                <w:t xml:space="preserve">05 Magnetic Field Patterns On Straight And Solenoid Conductors</w:t>
+              </w:r>
+            </w:hyperlink>
           </w:p>
           <w:p>
             <w:pPr>
               <w:spacing w:after="10" w:before="0"/>
               <w:ind w:left="120"/>
             </w:pPr>
-            <w:hyperlink w:history="1" r:id="rIdty2nnenmxnhivlkfipycd">
+            <w:r>
+              <w:rPr>
+                <w:rFonts w:ascii="Arial" w:cs="Arial" w:eastAsia="Arial" w:hAnsi="Arial"/>
+                <w:color w:val="595959"/>
+                <w:sz w:val="14"/>
+                <w:szCs w:val="14"/>
+              </w:rPr>
+              <w:t xml:space="preserve">Source: Seavuria</w:t>
+            </w:r>
+          </w:p>
+          <w:p>
+            <w:pPr>
+              <w:spacing w:after="10" w:before="0"/>
+              <w:ind w:left="120"/>
+            </w:pPr>
+            <w:hyperlink w:history="1" r:id="rIdswqogtspy92kedthgam-z">
               <w:r>
                 <w:rPr>
                   <w:rFonts w:ascii="Arial" w:cs="Arial" w:eastAsia="Arial" w:hAnsi="Arial"/>
@@ -3536,24 +3553,9 @@
                   <w:szCs w:val="14"/>
                   <w:u w:val="single" w:color="595959"/>
                 </w:rPr>
-                <w:t xml:space="preserve">🔍 Search ARES for videos</w:t>
+                <w:t xml:space="preserve">🔍 Search ARES for similar videos</w:t>
               </w:r>
             </w:hyperlink>
-          </w:p>
-          <w:p>
-            <w:pPr>
-              <w:spacing w:after="10" w:before="0"/>
-              <w:ind w:left="120"/>
-            </w:pPr>
-            <w:r>
-              <w:rPr>
-                <w:rFonts w:ascii="Arial" w:cs="Arial" w:eastAsia="Arial" w:hAnsi="Arial"/>
-                <w:color w:val="595959"/>
-                <w:sz w:val="14"/>
-                <w:szCs w:val="14"/>
-              </w:rPr>
-              <w:t xml:space="preserve">Search terms: magnetism electromagnetic induction magnetisation</w:t>
-            </w:r>
           </w:p>
           <w:p>
             <w:pPr>
@@ -3604,7 +3606,7 @@
               <w:spacing w:after="10" w:before="0"/>
               <w:ind w:left="120"/>
             </w:pPr>
-            <w:hyperlink w:history="1" r:id="rIdahsv4wcgiqqs9pglohvj-">
+            <w:hyperlink w:history="1" r:id="rIdpt0rphy4n0pingcosf06f">
               <w:r>
                 <w:rPr>
                   <w:rFonts w:ascii="Arial" w:cs="Arial" w:eastAsia="Arial" w:hAnsi="Arial"/>
@@ -3814,24 +3816,40 @@
             <w:pPr>
               <w:spacing w:after="20" w:before="0"/>
             </w:pPr>
-            <w:r>
-              <w:rPr>
-                <w:rFonts w:ascii="Arial" w:cs="Arial" w:eastAsia="Arial" w:hAnsi="Arial"/>
-                <w:i/>
-                <w:iCs/>
-                <w:color w:val="595959"/>
-                <w:sz w:val="16"/>
-                <w:szCs w:val="16"/>
-              </w:rPr>
-              <w:t xml:space="preserve">No closely matching video in the ARES library for this activity.</w:t>
-            </w:r>
+            <w:hyperlink w:history="1" r:id="rIdcvkox_tj0qlv2fvduburx">
+              <w:r>
+                <w:rPr>
+                  <w:rFonts w:ascii="Arial" w:cs="Arial" w:eastAsia="Arial" w:hAnsi="Arial"/>
+                  <w:color w:val="2E75B6"/>
+                  <w:sz w:val="16"/>
+                  <w:szCs w:val="16"/>
+                  <w:u w:val="single" w:color="2E75B6"/>
+                </w:rPr>
+                <w:t xml:space="preserve">05 Magnetic Field Patterns On Straight And Solenoid Conductors</w:t>
+              </w:r>
+            </w:hyperlink>
           </w:p>
           <w:p>
             <w:pPr>
               <w:spacing w:after="10" w:before="0"/>
               <w:ind w:left="120"/>
             </w:pPr>
-            <w:hyperlink w:history="1" r:id="rIdfhllc-5hiedh6k0j9q1iz">
+            <w:r>
+              <w:rPr>
+                <w:rFonts w:ascii="Arial" w:cs="Arial" w:eastAsia="Arial" w:hAnsi="Arial"/>
+                <w:color w:val="595959"/>
+                <w:sz w:val="14"/>
+                <w:szCs w:val="14"/>
+              </w:rPr>
+              <w:t xml:space="preserve">Source: Seavuria</w:t>
+            </w:r>
+          </w:p>
+          <w:p>
+            <w:pPr>
+              <w:spacing w:after="10" w:before="0"/>
+              <w:ind w:left="120"/>
+            </w:pPr>
+            <w:hyperlink w:history="1" r:id="rId9l2n-rcbq54lndfem25wd">
               <w:r>
                 <w:rPr>
                   <w:rFonts w:ascii="Arial" w:cs="Arial" w:eastAsia="Arial" w:hAnsi="Arial"/>
@@ -3840,24 +3858,9 @@
                   <w:szCs w:val="14"/>
                   <w:u w:val="single" w:color="595959"/>
                 </w:rPr>
-                <w:t xml:space="preserve">🔍 Search ARES for videos</w:t>
+                <w:t xml:space="preserve">🔍 Search ARES for similar videos</w:t>
               </w:r>
             </w:hyperlink>
-          </w:p>
-          <w:p>
-            <w:pPr>
-              <w:spacing w:after="10" w:before="0"/>
-              <w:ind w:left="120"/>
-            </w:pPr>
-            <w:r>
-              <w:rPr>
-                <w:rFonts w:ascii="Arial" w:cs="Arial" w:eastAsia="Arial" w:hAnsi="Arial"/>
-                <w:color w:val="595959"/>
-                <w:sz w:val="14"/>
-                <w:szCs w:val="14"/>
-              </w:rPr>
-              <w:t xml:space="preserve">Search terms: magnetism electromagnetic induction magnetisation</w:t>
-            </w:r>
           </w:p>
           <w:p>
             <w:pPr>
@@ -3908,7 +3911,7 @@
               <w:spacing w:after="10" w:before="0"/>
               <w:ind w:left="120"/>
             </w:pPr>
-            <w:hyperlink w:history="1" r:id="rIdebxxyl-vgbrfal1pbwtyh">
+            <w:hyperlink w:history="1" r:id="rIdlcqdlnkozch84ozeog0bk">
               <w:r>
                 <w:rPr>
                   <w:rFonts w:ascii="Arial" w:cs="Arial" w:eastAsia="Arial" w:hAnsi="Arial"/>
@@ -4118,24 +4121,40 @@
             <w:pPr>
               <w:spacing w:after="20" w:before="0"/>
             </w:pPr>
-            <w:r>
-              <w:rPr>
-                <w:rFonts w:ascii="Arial" w:cs="Arial" w:eastAsia="Arial" w:hAnsi="Arial"/>
-                <w:i/>
-                <w:iCs/>
-                <w:color w:val="595959"/>
-                <w:sz w:val="16"/>
-                <w:szCs w:val="16"/>
-              </w:rPr>
-              <w:t xml:space="preserve">No closely matching video in the ARES library for this activity.</w:t>
-            </w:r>
+            <w:hyperlink w:history="1" r:id="rIdrkfgoc1z47xknrmuut8mq">
+              <w:r>
+                <w:rPr>
+                  <w:rFonts w:ascii="Arial" w:cs="Arial" w:eastAsia="Arial" w:hAnsi="Arial"/>
+                  <w:color w:val="2E75B6"/>
+                  <w:sz w:val="16"/>
+                  <w:szCs w:val="16"/>
+                  <w:u w:val="single" w:color="2E75B6"/>
+                </w:rPr>
+                <w:t xml:space="preserve">05 Magnetic Field Patterns On Straight And Solenoid Conductors</w:t>
+              </w:r>
+            </w:hyperlink>
           </w:p>
           <w:p>
             <w:pPr>
               <w:spacing w:after="10" w:before="0"/>
               <w:ind w:left="120"/>
             </w:pPr>
-            <w:hyperlink w:history="1" r:id="rIdxffepipdo9e8gqlejiers">
+            <w:r>
+              <w:rPr>
+                <w:rFonts w:ascii="Arial" w:cs="Arial" w:eastAsia="Arial" w:hAnsi="Arial"/>
+                <w:color w:val="595959"/>
+                <w:sz w:val="14"/>
+                <w:szCs w:val="14"/>
+              </w:rPr>
+              <w:t xml:space="preserve">Source: Seavuria</w:t>
+            </w:r>
+          </w:p>
+          <w:p>
+            <w:pPr>
+              <w:spacing w:after="10" w:before="0"/>
+              <w:ind w:left="120"/>
+            </w:pPr>
+            <w:hyperlink w:history="1" r:id="rIdru6bqululn6gen1vcfi0z">
               <w:r>
                 <w:rPr>
                   <w:rFonts w:ascii="Arial" w:cs="Arial" w:eastAsia="Arial" w:hAnsi="Arial"/>
@@ -4144,24 +4163,9 @@
                   <w:szCs w:val="14"/>
                   <w:u w:val="single" w:color="595959"/>
                 </w:rPr>
-                <w:t xml:space="preserve">🔍 Search ARES for videos</w:t>
+                <w:t xml:space="preserve">🔍 Search ARES for similar videos</w:t>
               </w:r>
             </w:hyperlink>
-          </w:p>
-          <w:p>
-            <w:pPr>
-              <w:spacing w:after="10" w:before="0"/>
-              <w:ind w:left="120"/>
-            </w:pPr>
-            <w:r>
-              <w:rPr>
-                <w:rFonts w:ascii="Arial" w:cs="Arial" w:eastAsia="Arial" w:hAnsi="Arial"/>
-                <w:color w:val="595959"/>
-                <w:sz w:val="14"/>
-                <w:szCs w:val="14"/>
-              </w:rPr>
-              <w:t xml:space="preserve">Search terms: magnetism electromagnetic induction magnetisation</w:t>
-            </w:r>
           </w:p>
           <w:p>
             <w:pPr>
@@ -4212,7 +4216,7 @@
               <w:spacing w:after="10" w:before="0"/>
               <w:ind w:left="120"/>
             </w:pPr>
-            <w:hyperlink w:history="1" r:id="rId5zgckijccvhxzjfgo1g7t">
+            <w:hyperlink w:history="1" r:id="rIdjk20mppiyrojapiw7whs_">
               <w:r>
                 <w:rPr>
                   <w:rFonts w:ascii="Arial" w:cs="Arial" w:eastAsia="Arial" w:hAnsi="Arial"/>
@@ -4422,24 +4426,40 @@
             <w:pPr>
               <w:spacing w:after="20" w:before="0"/>
             </w:pPr>
-            <w:r>
-              <w:rPr>
-                <w:rFonts w:ascii="Arial" w:cs="Arial" w:eastAsia="Arial" w:hAnsi="Arial"/>
-                <w:i/>
-                <w:iCs/>
-                <w:color w:val="595959"/>
-                <w:sz w:val="16"/>
-                <w:szCs w:val="16"/>
-              </w:rPr>
-              <w:t xml:space="preserve">No closely matching video in the ARES library for this activity.</w:t>
-            </w:r>
+            <w:hyperlink w:history="1" r:id="rIdc_pkhvxvo75noiccaz28h">
+              <w:r>
+                <w:rPr>
+                  <w:rFonts w:ascii="Arial" w:cs="Arial" w:eastAsia="Arial" w:hAnsi="Arial"/>
+                  <w:color w:val="2E75B6"/>
+                  <w:sz w:val="16"/>
+                  <w:szCs w:val="16"/>
+                  <w:u w:val="single" w:color="2E75B6"/>
+                </w:rPr>
+                <w:t xml:space="preserve">05 Magnetic Field Patterns On Straight And Solenoid Conductors</w:t>
+              </w:r>
+            </w:hyperlink>
           </w:p>
           <w:p>
             <w:pPr>
               <w:spacing w:after="10" w:before="0"/>
               <w:ind w:left="120"/>
             </w:pPr>
-            <w:hyperlink w:history="1" r:id="rId05bpd90zmda1v9rze9wud">
+            <w:r>
+              <w:rPr>
+                <w:rFonts w:ascii="Arial" w:cs="Arial" w:eastAsia="Arial" w:hAnsi="Arial"/>
+                <w:color w:val="595959"/>
+                <w:sz w:val="14"/>
+                <w:szCs w:val="14"/>
+              </w:rPr>
+              <w:t xml:space="preserve">Source: Seavuria</w:t>
+            </w:r>
+          </w:p>
+          <w:p>
+            <w:pPr>
+              <w:spacing w:after="10" w:before="0"/>
+              <w:ind w:left="120"/>
+            </w:pPr>
+            <w:hyperlink w:history="1" r:id="rIdc7xotkaofi7vd4bgbcfdz">
               <w:r>
                 <w:rPr>
                   <w:rFonts w:ascii="Arial" w:cs="Arial" w:eastAsia="Arial" w:hAnsi="Arial"/>
@@ -4448,24 +4468,9 @@
                   <w:szCs w:val="14"/>
                   <w:u w:val="single" w:color="595959"/>
                 </w:rPr>
-                <w:t xml:space="preserve">🔍 Search ARES for videos</w:t>
+                <w:t xml:space="preserve">🔍 Search ARES for similar videos</w:t>
               </w:r>
             </w:hyperlink>
-          </w:p>
-          <w:p>
-            <w:pPr>
-              <w:spacing w:after="10" w:before="0"/>
-              <w:ind w:left="120"/>
-            </w:pPr>
-            <w:r>
-              <w:rPr>
-                <w:rFonts w:ascii="Arial" w:cs="Arial" w:eastAsia="Arial" w:hAnsi="Arial"/>
-                <w:color w:val="595959"/>
-                <w:sz w:val="14"/>
-                <w:szCs w:val="14"/>
-              </w:rPr>
-              <w:t xml:space="preserve">Search terms: magnetism electromagnetic induction magnetisation</w:t>
-            </w:r>
           </w:p>
           <w:p>
             <w:pPr>
@@ -4516,7 +4521,7 @@
               <w:spacing w:after="10" w:before="0"/>
               <w:ind w:left="120"/>
             </w:pPr>
-            <w:hyperlink w:history="1" r:id="rIdfndeox7n9p_egkzs2f3ek">
+            <w:hyperlink w:history="1" r:id="rIdtblefrm25nvsvksze4hup">
               <w:r>
                 <w:rPr>
                   <w:rFonts w:ascii="Arial" w:cs="Arial" w:eastAsia="Arial" w:hAnsi="Arial"/>
@@ -6132,7 +6137,7 @@
             <w:pPr>
               <w:spacing w:after="20" w:before="0"/>
             </w:pPr>
-            <w:hyperlink w:history="1" r:id="rIdku_jnpa-8irhncqxvpyrb">
+            <w:hyperlink w:history="1" r:id="rIdrz70rzuw1yfgav2phya4l">
               <w:r>
                 <w:rPr>
                   <w:rFonts w:ascii="Arial" w:cs="Arial" w:eastAsia="Arial" w:hAnsi="Arial"/>
@@ -6141,7 +6146,7 @@
                   <w:szCs w:val="16"/>
                   <w:u w:val="single" w:color="2E75B6"/>
                 </w:rPr>
-                <w:t xml:space="preserve">08 Alternating Current Generator</w:t>
+                <w:t xml:space="preserve">Tracing a magnetic field</w:t>
               </w:r>
             </w:hyperlink>
           </w:p>
@@ -6157,7 +6162,7 @@
                 <w:sz w:val="14"/>
                 <w:szCs w:val="14"/>
               </w:rPr>
-              <w:t xml:space="preserve">Source: Seavuria</w:t>
+              <w:t xml:space="preserve">Source: Khan Academy (English - US curriculum)</w:t>
             </w:r>
           </w:p>
           <w:p>
@@ -6165,7 +6170,7 @@
               <w:spacing w:after="10" w:before="0"/>
               <w:ind w:left="120"/>
             </w:pPr>
-            <w:hyperlink w:history="1" r:id="rIdmrawwosc1dn1gdwvqiw6-">
+            <w:hyperlink w:history="1" r:id="rIdn_enp6n2lx0guuwwbq48l">
               <w:r>
                 <w:rPr>
                   <w:rFonts w:ascii="Arial" w:cs="Arial" w:eastAsia="Arial" w:hAnsi="Arial"/>
@@ -6210,7 +6215,7 @@
             <w:pPr>
               <w:spacing w:after="20" w:before="0"/>
             </w:pPr>
-            <w:hyperlink w:history="1" r:id="rIda1raih_fs79v44oqxunl7">
+            <w:hyperlink w:history="1" r:id="rIddttrdr0w4bmoom315j1pl">
               <w:r>
                 <w:rPr>
                   <w:rFonts w:ascii="Arial" w:cs="Arial" w:eastAsia="Arial" w:hAnsi="Arial"/>
@@ -6243,7 +6248,7 @@
               <w:spacing w:after="10" w:before="0"/>
               <w:ind w:left="120"/>
             </w:pPr>
-            <w:hyperlink w:history="1" r:id="rIdhz0vs2nlpysgvqrkvqodc">
+            <w:hyperlink w:history="1" r:id="rIdwgsgn1nomqbkubxt1hg1t">
               <w:r>
                 <w:rPr>
                   <w:rFonts w:ascii="Arial" w:cs="Arial" w:eastAsia="Arial" w:hAnsi="Arial"/>
@@ -6438,7 +6443,7 @@
             <w:pPr>
               <w:spacing w:after="20" w:before="0"/>
             </w:pPr>
-            <w:hyperlink w:history="1" r:id="rIdk_ykdi-tzgctz6lrdm-ze">
+            <w:hyperlink w:history="1" r:id="rIdlkfjju7zpkxvlei_8sonm">
               <w:r>
                 <w:rPr>
                   <w:rFonts w:ascii="Arial" w:cs="Arial" w:eastAsia="Arial" w:hAnsi="Arial"/>
@@ -6447,7 +6452,7 @@
                   <w:szCs w:val="16"/>
                   <w:u w:val="single" w:color="2E75B6"/>
                 </w:rPr>
-                <w:t xml:space="preserve">08 Alternating Current Generator</w:t>
+                <w:t xml:space="preserve">Earth's magnetic field (how to measure)</w:t>
               </w:r>
             </w:hyperlink>
           </w:p>
@@ -6463,7 +6468,7 @@
                 <w:sz w:val="14"/>
                 <w:szCs w:val="14"/>
               </w:rPr>
-              <w:t xml:space="preserve">Source: Seavuria</w:t>
+              <w:t xml:space="preserve">Source: Khan Academy (English - US curriculum)</w:t>
             </w:r>
           </w:p>
           <w:p>
@@ -6471,7 +6476,7 @@
               <w:spacing w:after="10" w:before="0"/>
               <w:ind w:left="120"/>
             </w:pPr>
-            <w:hyperlink w:history="1" r:id="rIdufqgmg_povhiupv8ull3v">
+            <w:hyperlink w:history="1" r:id="rIddtkvlr-wioj04ofirdgdz">
               <w:r>
                 <w:rPr>
                   <w:rFonts w:ascii="Arial" w:cs="Arial" w:eastAsia="Arial" w:hAnsi="Arial"/>
@@ -6516,7 +6521,7 @@
             <w:pPr>
               <w:spacing w:after="20" w:before="0"/>
             </w:pPr>
-            <w:hyperlink w:history="1" r:id="rIdtg7yb7jb_8p3domo6pdj4">
+            <w:hyperlink w:history="1" r:id="rIdp3zyd6whpo1trcdsdes4n">
               <w:r>
                 <w:rPr>
                   <w:rFonts w:ascii="Arial" w:cs="Arial" w:eastAsia="Arial" w:hAnsi="Arial"/>
@@ -6549,7 +6554,7 @@
               <w:spacing w:after="10" w:before="0"/>
               <w:ind w:left="120"/>
             </w:pPr>
-            <w:hyperlink w:history="1" r:id="rIdlknk5ky1ffhsomztssqmz">
+            <w:hyperlink w:history="1" r:id="rIdakabg4xhinaumshda8qry">
               <w:r>
                 <w:rPr>
                   <w:rFonts w:ascii="Arial" w:cs="Arial" w:eastAsia="Arial" w:hAnsi="Arial"/>
@@ -6744,7 +6749,7 @@
             <w:pPr>
               <w:spacing w:after="20" w:before="0"/>
             </w:pPr>
-            <w:hyperlink w:history="1" r:id="rIdayqmresz4rxpnt0qgfdse">
+            <w:hyperlink w:history="1" r:id="rIdjfa-txpiosnoa6pg6cbcr">
               <w:r>
                 <w:rPr>
                   <w:rFonts w:ascii="Arial" w:cs="Arial" w:eastAsia="Arial" w:hAnsi="Arial"/>
@@ -6753,7 +6758,7 @@
                   <w:szCs w:val="16"/>
                   <w:u w:val="single" w:color="2E75B6"/>
                 </w:rPr>
-                <w:t xml:space="preserve">08 Alternating Current Generator</w:t>
+                <w:t xml:space="preserve">Magnetic force between two currents going in opposite directions -dubbed(KY)</w:t>
               </w:r>
             </w:hyperlink>
           </w:p>
@@ -6769,7 +6774,7 @@
                 <w:sz w:val="14"/>
                 <w:szCs w:val="14"/>
               </w:rPr>
-              <w:t xml:space="preserve">Source: Seavuria</w:t>
+              <w:t xml:space="preserve">Source: Khan Academy (Kiswahili)</w:t>
             </w:r>
           </w:p>
           <w:p>
@@ -6777,7 +6782,7 @@
               <w:spacing w:after="10" w:before="0"/>
               <w:ind w:left="120"/>
             </w:pPr>
-            <w:hyperlink w:history="1" r:id="rIdmzolzya0yqwpfmxnqq63f">
+            <w:hyperlink w:history="1" r:id="rIdtbddczujshsdu6eqiys-w">
               <w:r>
                 <w:rPr>
                   <w:rFonts w:ascii="Arial" w:cs="Arial" w:eastAsia="Arial" w:hAnsi="Arial"/>
@@ -6822,7 +6827,7 @@
             <w:pPr>
               <w:spacing w:after="20" w:before="0"/>
             </w:pPr>
-            <w:hyperlink w:history="1" r:id="rId6avmjgdx4stzg0b_vlcl6">
+            <w:hyperlink w:history="1" r:id="rIdf84yc0broyqev9t3d9648">
               <w:r>
                 <w:rPr>
                   <w:rFonts w:ascii="Arial" w:cs="Arial" w:eastAsia="Arial" w:hAnsi="Arial"/>
@@ -6855,7 +6860,7 @@
               <w:spacing w:after="10" w:before="0"/>
               <w:ind w:left="120"/>
             </w:pPr>
-            <w:hyperlink w:history="1" r:id="rIditjpo6e9hgk80zbj5lkxy">
+            <w:hyperlink w:history="1" r:id="rId4-pupf82pjof_kfelpzpz">
               <w:r>
                 <w:rPr>
                   <w:rFonts w:ascii="Arial" w:cs="Arial" w:eastAsia="Arial" w:hAnsi="Arial"/>
@@ -7050,7 +7055,7 @@
             <w:pPr>
               <w:spacing w:after="20" w:before="0"/>
             </w:pPr>
-            <w:hyperlink w:history="1" r:id="rIdwc970vujb9fgsjjii0fqs">
+            <w:hyperlink w:history="1" r:id="rId2n4zretzbwa2wubgum8lu">
               <w:r>
                 <w:rPr>
                   <w:rFonts w:ascii="Arial" w:cs="Arial" w:eastAsia="Arial" w:hAnsi="Arial"/>
@@ -7059,7 +7064,7 @@
                   <w:szCs w:val="16"/>
                   <w:u w:val="single" w:color="2E75B6"/>
                 </w:rPr>
-                <w:t xml:space="preserve">08 Alternating Current Generator</w:t>
+                <w:t xml:space="preserve">Magnetic force between two currents going in the same direction -dubbed(KY)</w:t>
               </w:r>
             </w:hyperlink>
           </w:p>
@@ -7075,7 +7080,7 @@
                 <w:sz w:val="14"/>
                 <w:szCs w:val="14"/>
               </w:rPr>
-              <w:t xml:space="preserve">Source: Seavuria</w:t>
+              <w:t xml:space="preserve">Source: Khan Academy (Kiswahili)</w:t>
             </w:r>
           </w:p>
           <w:p>
@@ -7083,7 +7088,7 @@
               <w:spacing w:after="10" w:before="0"/>
               <w:ind w:left="120"/>
             </w:pPr>
-            <w:hyperlink w:history="1" r:id="rIdieztulhuo6aj5y2lwv-jf">
+            <w:hyperlink w:history="1" r:id="rIdkaevlwyane2h3vhcvumtf">
               <w:r>
                 <w:rPr>
                   <w:rFonts w:ascii="Arial" w:cs="Arial" w:eastAsia="Arial" w:hAnsi="Arial"/>
@@ -7128,7 +7133,7 @@
             <w:pPr>
               <w:spacing w:after="20" w:before="0"/>
             </w:pPr>
-            <w:hyperlink w:history="1" r:id="rIdzhde4uhi5vf6z077hff-1">
+            <w:hyperlink w:history="1" r:id="rIdxhycr5g6pn316qfzog0t0">
               <w:r>
                 <w:rPr>
                   <w:rFonts w:ascii="Arial" w:cs="Arial" w:eastAsia="Arial" w:hAnsi="Arial"/>
@@ -7161,7 +7166,7 @@
               <w:spacing w:after="10" w:before="0"/>
               <w:ind w:left="120"/>
             </w:pPr>
-            <w:hyperlink w:history="1" r:id="rIdo0kcu8cigeldoih7cafkc">
+            <w:hyperlink w:history="1" r:id="rIdwtwdsittchms82hvn3wgm">
               <w:r>
                 <w:rPr>
                   <w:rFonts w:ascii="Arial" w:cs="Arial" w:eastAsia="Arial" w:hAnsi="Arial"/>
@@ -7356,7 +7361,7 @@
             <w:pPr>
               <w:spacing w:after="20" w:before="0"/>
             </w:pPr>
-            <w:hyperlink w:history="1" r:id="rIdqykgs5w_eurlfreuaeyf6">
+            <w:hyperlink w:history="1" r:id="rIdlznrzxhwidk7pc7woq8g2">
               <w:r>
                 <w:rPr>
                   <w:rFonts w:ascii="Arial" w:cs="Arial" w:eastAsia="Arial" w:hAnsi="Arial"/>
@@ -7365,7 +7370,7 @@
                   <w:szCs w:val="16"/>
                   <w:u w:val="single" w:color="2E75B6"/>
                 </w:rPr>
-                <w:t xml:space="preserve">08 Alternating Current Generator</w:t>
+                <w:t xml:space="preserve">Magnetic force between two currents going in opposite directions</w:t>
               </w:r>
             </w:hyperlink>
           </w:p>
@@ -7381,7 +7386,7 @@
                 <w:sz w:val="14"/>
                 <w:szCs w:val="14"/>
               </w:rPr>
-              <w:t xml:space="preserve">Source: Seavuria</w:t>
+              <w:t xml:space="preserve">Source: Khan Academy (English - US curriculum)</w:t>
             </w:r>
           </w:p>
           <w:p>
@@ -7389,7 +7394,7 @@
               <w:spacing w:after="10" w:before="0"/>
               <w:ind w:left="120"/>
             </w:pPr>
-            <w:hyperlink w:history="1" r:id="rIdb49dmwfny5jqwtjynxoxl">
+            <w:hyperlink w:history="1" r:id="rIdgrmm_wqenzlggmxh02wur">
               <w:r>
                 <w:rPr>
                   <w:rFonts w:ascii="Arial" w:cs="Arial" w:eastAsia="Arial" w:hAnsi="Arial"/>
@@ -7434,7 +7439,7 @@
             <w:pPr>
               <w:spacing w:after="20" w:before="0"/>
             </w:pPr>
-            <w:hyperlink w:history="1" r:id="rIdcnm4grt0icgfoaelpe0tb">
+            <w:hyperlink w:history="1" r:id="rIdmzza2ybphw6ykao8oxgvh">
               <w:r>
                 <w:rPr>
                   <w:rFonts w:ascii="Arial" w:cs="Arial" w:eastAsia="Arial" w:hAnsi="Arial"/>
@@ -7467,7 +7472,7 @@
               <w:spacing w:after="10" w:before="0"/>
               <w:ind w:left="120"/>
             </w:pPr>
-            <w:hyperlink w:history="1" r:id="rId-ivm3prh3cj5ti0jsrn3y">
+            <w:hyperlink w:history="1" r:id="rIdb8m3ylwnd5trqfangfx3n">
               <w:r>
                 <w:rPr>
                   <w:rFonts w:ascii="Arial" w:cs="Arial" w:eastAsia="Arial" w:hAnsi="Arial"/>
@@ -8954,7 +8959,925 @@
             <w:pPr>
               <w:spacing w:after="20" w:before="0"/>
             </w:pPr>
-            <w:hyperlink w:history="1" r:id="rIdmqxzxztfcailthdrlsfeb">
+            <w:hyperlink w:history="1" r:id="rIdtw1gdcutd7oeuhfffwscz">
+              <w:r>
+                <w:rPr>
+                  <w:rFonts w:ascii="Arial" w:cs="Arial" w:eastAsia="Arial" w:hAnsi="Arial"/>
+                  <w:color w:val="2E75B6"/>
+                  <w:sz w:val="16"/>
+                  <w:szCs w:val="16"/>
+                  <w:u w:val="single" w:color="2E75B6"/>
+                </w:rPr>
+                <w:t xml:space="preserve">Tracing a magnetic field</w:t>
+              </w:r>
+            </w:hyperlink>
+          </w:p>
+          <w:p>
+            <w:pPr>
+              <w:spacing w:after="10" w:before="0"/>
+              <w:ind w:left="120"/>
+            </w:pPr>
+            <w:r>
+              <w:rPr>
+                <w:rFonts w:ascii="Arial" w:cs="Arial" w:eastAsia="Arial" w:hAnsi="Arial"/>
+                <w:color w:val="595959"/>
+                <w:sz w:val="14"/>
+                <w:szCs w:val="14"/>
+              </w:rPr>
+              <w:t xml:space="preserve">Source: Khan Academy (English - US curriculum)</w:t>
+            </w:r>
+          </w:p>
+          <w:p>
+            <w:pPr>
+              <w:spacing w:after="10" w:before="0"/>
+              <w:ind w:left="120"/>
+            </w:pPr>
+            <w:hyperlink w:history="1" r:id="rIdcvyfonzo2v6qhdgfdk6t7">
+              <w:r>
+                <w:rPr>
+                  <w:rFonts w:ascii="Arial" w:cs="Arial" w:eastAsia="Arial" w:hAnsi="Arial"/>
+                  <w:color w:val="595959"/>
+                  <w:sz w:val="14"/>
+                  <w:szCs w:val="14"/>
+                  <w:u w:val="single" w:color="595959"/>
+                </w:rPr>
+                <w:t xml:space="preserve">🔍 Search ARES for similar videos</w:t>
+              </w:r>
+            </w:hyperlink>
+          </w:p>
+          <w:p>
+            <w:pPr>
+              <w:spacing w:after="40" w:before="0"/>
+            </w:pPr>
+            <w:r>
+              <w:rPr>
+                <w:sz w:val="14"/>
+                <w:szCs w:val="14"/>
+              </w:rPr>
+              <w:t xml:space="preserve"/>
+            </w:r>
+          </w:p>
+          <w:p>
+            <w:pPr>
+              <w:spacing w:after="20" w:before="0"/>
+            </w:pPr>
+            <w:r>
+              <w:rPr>
+                <w:rFonts w:ascii="Arial" w:cs="Arial" w:eastAsia="Arial" w:hAnsi="Arial"/>
+                <w:b/>
+                <w:bCs/>
+                <w:color w:val="1F3864"/>
+                <w:sz w:val="16"/>
+                <w:szCs w:val="16"/>
+              </w:rPr>
+              <w:t xml:space="preserve">📖 HTML:</w:t>
+            </w:r>
+          </w:p>
+          <w:p>
+            <w:pPr>
+              <w:spacing w:after="20" w:before="0"/>
+            </w:pPr>
+            <w:hyperlink w:history="1" r:id="rIdi_7efrd2jxabddygilgxk">
+              <w:r>
+                <w:rPr>
+                  <w:rFonts w:ascii="Arial" w:cs="Arial" w:eastAsia="Arial" w:hAnsi="Arial"/>
+                  <w:color w:val="2E75B6"/>
+                  <w:sz w:val="16"/>
+                  <w:szCs w:val="16"/>
+                  <w:u w:val="single" w:color="2E75B6"/>
+                </w:rPr>
+                <w:t xml:space="preserve">Magnetic Fields (Flexbook)</w:t>
+              </w:r>
+            </w:hyperlink>
+          </w:p>
+          <w:p>
+            <w:pPr>
+              <w:spacing w:after="10" w:before="0"/>
+              <w:ind w:left="120"/>
+            </w:pPr>
+            <w:r>
+              <w:rPr>
+                <w:rFonts w:ascii="Arial" w:cs="Arial" w:eastAsia="Arial" w:hAnsi="Arial"/>
+                <w:color w:val="595959"/>
+                <w:sz w:val="14"/>
+                <w:szCs w:val="14"/>
+              </w:rPr>
+              <w:t xml:space="preserve">Source: CK-12</w:t>
+            </w:r>
+          </w:p>
+          <w:p>
+            <w:pPr>
+              <w:spacing w:after="10" w:before="0"/>
+              <w:ind w:left="120"/>
+            </w:pPr>
+            <w:hyperlink w:history="1" r:id="rIdrb7ixmgv9yrwqngtm610m">
+              <w:r>
+                <w:rPr>
+                  <w:rFonts w:ascii="Arial" w:cs="Arial" w:eastAsia="Arial" w:hAnsi="Arial"/>
+                  <w:color w:val="595959"/>
+                  <w:sz w:val="14"/>
+                  <w:szCs w:val="14"/>
+                  <w:u w:val="single" w:color="595959"/>
+                </w:rPr>
+                <w:t xml:space="preserve">🔍 Search ARES for similar readings</w:t>
+              </w:r>
+            </w:hyperlink>
+          </w:p>
+        </w:tc>
+        <w:tc>
+          <w:tcPr>
+            <w:tcW w:type="dxa" w:w="3040"/>
+            <w:shd w:fill="FFFFFF" w:color="auto" w:val="clear"/>
+            <w:tcMar>
+              <w:top w:type="dxa" w:w="60"/>
+              <w:left w:type="dxa" w:w="120"/>
+              <w:bottom w:type="dxa" w:w="60"/>
+              <w:right w:type="dxa" w:w="120"/>
+            </w:tcMar>
+            <w:vAlign w:val="top"/>
+          </w:tcPr>
+          <w:p>
+            <w:pPr>
+              <w:spacing w:after="40" w:before="0"/>
+              <w:jc w:val="left"/>
+            </w:pPr>
+            <w:r>
+              <w:rPr>
+                <w:rFonts w:ascii="Arial" w:cs="Arial" w:eastAsia="Arial" w:hAnsi="Arial"/>
+                <w:b w:val="false"/>
+                <w:bCs w:val="false"/>
+                <w:i w:val="false"/>
+                <w:iCs w:val="false"/>
+                <w:color w:val="000000"/>
+                <w:sz w:val="18"/>
+                <w:szCs w:val="18"/>
+              </w:rPr>
+              <w:t xml:space="preserve">Each learner receives a blank A4 sheet showing an outline of a bar magnet (labelled N and S) and a separate outline of a U-shaped magnet (poles facing each other). Without any equipment, learners individually sketch what they think the magnetic field looks like around and between each magnet — drawing lines, arrows, and annotating where they think the field is strongest. They write a one-sentence justification below each sketch: 'I think the field is strongest at _______ because _______.' After 4 minutes of individual thinking, learners share predictions in pairs (Think-Pair-Share), then three pairs are cold-called to present contrasting predictions to the class. Predictions are pinned to a designated 'Before Evidence' section of the classroom wall for comparison after the investigation.</w:t>
+            </w:r>
+          </w:p>
+        </w:tc>
+        <w:tc>
+          <w:tcPr>
+            <w:tcW w:type="dxa" w:w="3040"/>
+            <w:shd w:fill="F2F2F2" w:color="auto" w:val="clear"/>
+            <w:tcMar>
+              <w:top w:type="dxa" w:w="60"/>
+              <w:left w:type="dxa" w:w="120"/>
+              <w:bottom w:type="dxa" w:w="60"/>
+              <w:right w:type="dxa" w:w="120"/>
+            </w:tcMar>
+            <w:vAlign w:val="top"/>
+          </w:tcPr>
+          <w:p>
+            <w:pPr>
+              <w:spacing w:after="40" w:before="0"/>
+              <w:jc w:val="left"/>
+            </w:pPr>
+            <w:r>
+              <w:rPr>
+                <w:rFonts w:ascii="Arial" w:cs="Arial" w:eastAsia="Arial" w:hAnsi="Arial"/>
+                <w:b w:val="false"/>
+                <w:bCs w:val="false"/>
+                <w:i w:val="false"/>
+                <w:iCs w:val="false"/>
+                <w:color w:val="000000"/>
+                <w:sz w:val="18"/>
+                <w:szCs w:val="18"/>
+              </w:rPr>
+              <w:t xml:space="preserve">Distribute prediction sheets face-down. Say: 'Before we touch a single magnet today, I want to know what you already think the invisible field around a magnet looks like. Flip your sheet over — you have 4 minutes, working completely alone. Draw what you imagine, and tell me in one sentence where you think the field is strongest and why.' [Set a visible timer for 4 minutes. Circulate silently — do NOT correct or affirm.] After 4 minutes: 'Now turn to your elbow partner. You have 90 seconds — compare your sketches. Do you agree on where the field is strongest?' [Allow 90 seconds.] Cold-call exactly 3 pairs using name sticks — one pair who drew lines curving around the bar magnet, one who drew straight lines, one who left the U-shaped magnet region blank. Ask each: 'Walk us through your thinking — why did you draw it that way?' [Allow 10-second WAIT TIME after each response before probing.] Pin all prediction sheets to the wall. Say: 'Hold onto these ideas — your job this lesson is to find evidence that confirms, refines, or challenges what you have predicted.'</w:t>
+            </w:r>
+          </w:p>
+        </w:tc>
+        <w:tc>
+          <w:tcPr>
+            <w:tcW w:type="dxa" w:w="3040"/>
+            <w:shd w:fill="FFFFFF" w:color="auto" w:val="clear"/>
+            <w:tcMar>
+              <w:top w:type="dxa" w:w="60"/>
+              <w:left w:type="dxa" w:w="120"/>
+              <w:bottom w:type="dxa" w:w="60"/>
+              <w:right w:type="dxa" w:w="120"/>
+            </w:tcMar>
+            <w:vAlign w:val="top"/>
+          </w:tcPr>
+          <w:p>
+            <w:pPr>
+              <w:spacing w:after="40" w:before="0"/>
+              <w:jc w:val="left"/>
+            </w:pPr>
+            <w:r>
+              <w:rPr>
+                <w:rFonts w:ascii="Arial" w:cs="Arial" w:eastAsia="Arial" w:hAnsi="Arial"/>
+                <w:b w:val="false"/>
+                <w:bCs w:val="false"/>
+                <w:i w:val="false"/>
+                <w:iCs w:val="false"/>
+                <w:color w:val="000000"/>
+                <w:sz w:val="18"/>
+                <w:szCs w:val="18"/>
+              </w:rPr>
+              <w:t xml:space="preserve">Think-Pair-Share with prediction pinning. This strategy activates prior knowledge from Lesson 2 (magnetisation and poles) and creates cognitive commitment to a specific prediction — learners are then motivated to test their own ideas during the investigation. Pinning predictions to the wall makes thinking visible and creates a reference point for later revision, reinforcing the science practice of engaging in argument from evidence.</w:t>
+            </w:r>
+          </w:p>
+        </w:tc>
+        <w:tc>
+          <w:tcPr>
+            <w:tcW w:type="dxa" w:w="3040"/>
+            <w:shd w:fill="F2F2F2" w:color="auto" w:val="clear"/>
+            <w:tcMar>
+              <w:top w:type="dxa" w:w="60"/>
+              <w:left w:type="dxa" w:w="120"/>
+              <w:bottom w:type="dxa" w:w="60"/>
+              <w:right w:type="dxa" w:w="120"/>
+            </w:tcMar>
+            <w:vAlign w:val="top"/>
+          </w:tcPr>
+          <w:p>
+            <w:pPr>
+              <w:spacing w:after="40" w:before="0"/>
+              <w:jc w:val="left"/>
+            </w:pPr>
+            <w:r>
+              <w:rPr>
+                <w:rFonts w:ascii="Arial" w:cs="Arial" w:eastAsia="Arial" w:hAnsi="Arial"/>
+                <w:b w:val="false"/>
+                <w:bCs w:val="false"/>
+                <w:i w:val="false"/>
+                <w:iCs w:val="false"/>
+                <w:color w:val="000000"/>
+                <w:sz w:val="18"/>
+                <w:szCs w:val="18"/>
+              </w:rPr>
+              <w:t xml:space="preserve">Observable indicator: Do learners' sketches show any understanding of field directionality (N to S) or field concentration at poles from prior learning? Teacher looks for: (a) whether learners draw closed or open field lines, (b) whether arrows are present and, if so, whether they point toward or away from the North pole, (c) whether any learner correctly predicts the uniform parallel-line pattern between U-shaped magnet poles. These baseline data inform how much scaffolding to provide in Phase 2.</w:t>
+            </w:r>
+          </w:p>
+        </w:tc>
+      </w:tr>
+      <w:tr>
+        <w:tc>
+          <w:tcPr>
+            <w:tcW w:type="dxa" w:w="1520"/>
+            <w:shd w:fill="D9EEF1" w:color="auto" w:val="clear"/>
+            <w:tcMar>
+              <w:top w:type="dxa" w:w="60"/>
+              <w:left w:type="dxa" w:w="120"/>
+              <w:bottom w:type="dxa" w:w="60"/>
+              <w:right w:type="dxa" w:w="120"/>
+            </w:tcMar>
+            <w:vAlign w:val="top"/>
+          </w:tcPr>
+          <w:p>
+            <w:pPr>
+              <w:spacing w:after="40" w:before="0"/>
+              <w:jc w:val="left"/>
+            </w:pPr>
+            <w:r>
+              <w:rPr>
+                <w:rFonts w:ascii="Arial" w:cs="Arial" w:eastAsia="Arial" w:hAnsi="Arial"/>
+                <w:b/>
+                <w:bCs/>
+                <w:i w:val="false"/>
+                <w:iCs w:val="false"/>
+                <w:color w:val="000000"/>
+                <w:sz w:val="18"/>
+                <w:szCs w:val="18"/>
+              </w:rPr>
+              <w:t xml:space="preserve">Observe Phase</w:t>
+            </w:r>
+          </w:p>
+          <w:p>
+            <w:pPr>
+              <w:spacing w:after="20" w:before="0"/>
+            </w:pPr>
+            <w:r>
+              <w:rPr>
+                <w:rFonts w:ascii="Arial" w:cs="Arial" w:eastAsia="Arial" w:hAnsi="Arial"/>
+                <w:b/>
+                <w:bCs/>
+                <w:color w:val="1F3864"/>
+                <w:sz w:val="16"/>
+                <w:szCs w:val="16"/>
+              </w:rPr>
+              <w:t xml:space="preserve">📹 VIDEO:</w:t>
+            </w:r>
+          </w:p>
+          <w:p>
+            <w:pPr>
+              <w:spacing w:after="20" w:before="0"/>
+            </w:pPr>
+            <w:hyperlink w:history="1" r:id="rId5ddwzl4jafac4p7n0t8-c">
+              <w:r>
+                <w:rPr>
+                  <w:rFonts w:ascii="Arial" w:cs="Arial" w:eastAsia="Arial" w:hAnsi="Arial"/>
+                  <w:color w:val="2E75B6"/>
+                  <w:sz w:val="16"/>
+                  <w:szCs w:val="16"/>
+                  <w:u w:val="single" w:color="2E75B6"/>
+                </w:rPr>
+                <w:t xml:space="preserve">Earth's magnetic field (how to measure)</w:t>
+              </w:r>
+            </w:hyperlink>
+          </w:p>
+          <w:p>
+            <w:pPr>
+              <w:spacing w:after="10" w:before="0"/>
+              <w:ind w:left="120"/>
+            </w:pPr>
+            <w:r>
+              <w:rPr>
+                <w:rFonts w:ascii="Arial" w:cs="Arial" w:eastAsia="Arial" w:hAnsi="Arial"/>
+                <w:color w:val="595959"/>
+                <w:sz w:val="14"/>
+                <w:szCs w:val="14"/>
+              </w:rPr>
+              <w:t xml:space="preserve">Source: Khan Academy (English - US curriculum)</w:t>
+            </w:r>
+          </w:p>
+          <w:p>
+            <w:pPr>
+              <w:spacing w:after="10" w:before="0"/>
+              <w:ind w:left="120"/>
+            </w:pPr>
+            <w:hyperlink w:history="1" r:id="rIdjawgh8nl2owbtg86jbdns">
+              <w:r>
+                <w:rPr>
+                  <w:rFonts w:ascii="Arial" w:cs="Arial" w:eastAsia="Arial" w:hAnsi="Arial"/>
+                  <w:color w:val="595959"/>
+                  <w:sz w:val="14"/>
+                  <w:szCs w:val="14"/>
+                  <w:u w:val="single" w:color="595959"/>
+                </w:rPr>
+                <w:t xml:space="preserve">🔍 Search ARES for similar videos</w:t>
+              </w:r>
+            </w:hyperlink>
+          </w:p>
+          <w:p>
+            <w:pPr>
+              <w:spacing w:after="40" w:before="0"/>
+            </w:pPr>
+            <w:r>
+              <w:rPr>
+                <w:sz w:val="14"/>
+                <w:szCs w:val="14"/>
+              </w:rPr>
+              <w:t xml:space="preserve"/>
+            </w:r>
+          </w:p>
+          <w:p>
+            <w:pPr>
+              <w:spacing w:after="20" w:before="0"/>
+            </w:pPr>
+            <w:r>
+              <w:rPr>
+                <w:rFonts w:ascii="Arial" w:cs="Arial" w:eastAsia="Arial" w:hAnsi="Arial"/>
+                <w:b/>
+                <w:bCs/>
+                <w:color w:val="1F3864"/>
+                <w:sz w:val="16"/>
+                <w:szCs w:val="16"/>
+              </w:rPr>
+              <w:t xml:space="preserve">📖 EXERCISE:</w:t>
+            </w:r>
+          </w:p>
+          <w:p>
+            <w:pPr>
+              <w:spacing w:after="20" w:before="0"/>
+            </w:pPr>
+            <w:hyperlink w:history="1" r:id="rIdekf5d6tkjnuvpptizabti">
+              <w:r>
+                <w:rPr>
+                  <w:rFonts w:ascii="Arial" w:cs="Arial" w:eastAsia="Arial" w:hAnsi="Arial"/>
+                  <w:color w:val="2E75B6"/>
+                  <w:sz w:val="16"/>
+                  <w:szCs w:val="16"/>
+                  <w:u w:val="single" w:color="2E75B6"/>
+                </w:rPr>
+                <w:t xml:space="preserve">Magnetic Fields Practice</w:t>
+              </w:r>
+            </w:hyperlink>
+          </w:p>
+          <w:p>
+            <w:pPr>
+              <w:spacing w:after="10" w:before="0"/>
+              <w:ind w:left="120"/>
+            </w:pPr>
+            <w:r>
+              <w:rPr>
+                <w:rFonts w:ascii="Arial" w:cs="Arial" w:eastAsia="Arial" w:hAnsi="Arial"/>
+                <w:color w:val="595959"/>
+                <w:sz w:val="14"/>
+                <w:szCs w:val="14"/>
+              </w:rPr>
+              <w:t xml:space="preserve">Source: CK-12</w:t>
+            </w:r>
+          </w:p>
+          <w:p>
+            <w:pPr>
+              <w:spacing w:after="10" w:before="0"/>
+              <w:ind w:left="120"/>
+            </w:pPr>
+            <w:hyperlink w:history="1" r:id="rIdbq8bzdlfdzsztdpmku3kh">
+              <w:r>
+                <w:rPr>
+                  <w:rFonts w:ascii="Arial" w:cs="Arial" w:eastAsia="Arial" w:hAnsi="Arial"/>
+                  <w:color w:val="595959"/>
+                  <w:sz w:val="14"/>
+                  <w:szCs w:val="14"/>
+                  <w:u w:val="single" w:color="595959"/>
+                </w:rPr>
+                <w:t xml:space="preserve">🔍 Search ARES for similar readings</w:t>
+              </w:r>
+            </w:hyperlink>
+          </w:p>
+        </w:tc>
+        <w:tc>
+          <w:tcPr>
+            <w:tcW w:type="dxa" w:w="3040"/>
+            <w:shd w:fill="FFFFFF" w:color="auto" w:val="clear"/>
+            <w:tcMar>
+              <w:top w:type="dxa" w:w="60"/>
+              <w:left w:type="dxa" w:w="120"/>
+              <w:bottom w:type="dxa" w:w="60"/>
+              <w:right w:type="dxa" w:w="120"/>
+            </w:tcMar>
+            <w:vAlign w:val="top"/>
+          </w:tcPr>
+          <w:p>
+            <w:pPr>
+              <w:spacing w:after="40" w:before="0"/>
+              <w:jc w:val="left"/>
+            </w:pPr>
+            <w:r>
+              <w:rPr>
+                <w:rFonts w:ascii="Arial" w:cs="Arial" w:eastAsia="Arial" w:hAnsi="Arial"/>
+                <w:b w:val="false"/>
+                <w:bCs w:val="false"/>
+                <w:i w:val="false"/>
+                <w:iCs w:val="false"/>
+                <w:color w:val="000000"/>
+                <w:sz w:val="18"/>
+                <w:szCs w:val="18"/>
+              </w:rPr>
+              <w:t xml:space="preserve">Learners work in pre-assigned groups of four. Each group receives: one bar magnet, one U-shaped magnet, iron filings in a small dispensing shaker, two sheets of white A4 card, a plotting compass, a ruler, and pencils. Activity A (10 min): Place the A4 card over the bar magnet. Gently tap and shake iron filings from the shaker onto the card. Observe the pattern that forms, then carefully trace the field lines onto the card with a pencil while the filings are still in place. Add arrows using the plotting compass to determine direction (compass N points toward which pole outside the magnet?). Label the diagram: poles, field lines, arrows, and two annotations — 'strongest field' and 'weakest field'. Activity B (10 min): Repeat with the U-shaped magnet. Focus especially on the region between the two poles. Learners annotate: 'uniform field region' and 'crowded field lines at poles'. Activity C (5 min): Each group completes a structured observation table with three columns — 'What we saw (bar magnet)', 'What we saw (U-shaped magnet)', 'One difference between the two patterns'. Groups share one key difference in a whole-class round-robin (30 seconds per group, no repeats allowed).</w:t>
+            </w:r>
+          </w:p>
+        </w:tc>
+        <w:tc>
+          <w:tcPr>
+            <w:tcW w:type="dxa" w:w="3040"/>
+            <w:shd w:fill="F2F2F2" w:color="auto" w:val="clear"/>
+            <w:tcMar>
+              <w:top w:type="dxa" w:w="60"/>
+              <w:left w:type="dxa" w:w="120"/>
+              <w:bottom w:type="dxa" w:w="60"/>
+              <w:right w:type="dxa" w:w="120"/>
+            </w:tcMar>
+            <w:vAlign w:val="top"/>
+          </w:tcPr>
+          <w:p>
+            <w:pPr>
+              <w:spacing w:after="40" w:before="0"/>
+              <w:jc w:val="left"/>
+            </w:pPr>
+            <w:r>
+              <w:rPr>
+                <w:rFonts w:ascii="Arial" w:cs="Arial" w:eastAsia="Arial" w:hAnsi="Arial"/>
+                <w:b w:val="false"/>
+                <w:bCs w:val="false"/>
+                <w:i w:val="false"/>
+                <w:iCs w:val="false"/>
+                <w:color w:val="000000"/>
+                <w:sz w:val="18"/>
+                <w:szCs w:val="18"/>
+              </w:rPr>
+              <w:t xml:space="preserve">Before distributing equipment: 'There are iron filings in those shakers. They are fine metal particles — do NOT blow on them, do NOT tip the shaker upside down, and do NOT touch your eyes until you have washed your hands. If filings spill on the desk, use the small brush in your tray to sweep them back — do not wipe with your hand.' [Pause 5 seconds, make eye contact with every group.] As groups work, circulate and use targeted prompts: To groups who see the filings pattern but have not added arrows — 'Your plotting compass needle has a red end. What does that red end do when you put it near the North pole of the magnet? Use that to decide which way your arrow should point.' [10-second WAIT TIME.] To groups working on the U-shaped magnet — 'Look at the lines between the poles. What word would you use to describe them compared to the lines at the sides of the bar magnet? Write that word on your diagram.' To fast-finishing groups — 'Now hold your two completed diagrams side by side. If you were a tiny charged particle moving through each field, where would you experience the strongest push? Mark that on both diagrams with a star.' For the round-robin: 'Each group has 30 seconds — give me ONE difference between the bar magnet pattern and the U-shaped magnet pattern that has not already been said. I am timing you.' [Use a stopwatch visibly.]</w:t>
+            </w:r>
+          </w:p>
+        </w:tc>
+        <w:tc>
+          <w:tcPr>
+            <w:tcW w:type="dxa" w:w="3040"/>
+            <w:shd w:fill="FFFFFF" w:color="auto" w:val="clear"/>
+            <w:tcMar>
+              <w:top w:type="dxa" w:w="60"/>
+              <w:left w:type="dxa" w:w="120"/>
+              <w:bottom w:type="dxa" w:w="60"/>
+              <w:right w:type="dxa" w:w="120"/>
+            </w:tcMar>
+            <w:vAlign w:val="top"/>
+          </w:tcPr>
+          <w:p>
+            <w:pPr>
+              <w:spacing w:after="40" w:before="0"/>
+              <w:jc w:val="left"/>
+            </w:pPr>
+            <w:r>
+              <w:rPr>
+                <w:rFonts w:ascii="Arial" w:cs="Arial" w:eastAsia="Arial" w:hAnsi="Arial"/>
+                <w:b w:val="false"/>
+                <w:bCs w:val="false"/>
+                <w:i w:val="false"/>
+                <w:iCs w:val="false"/>
+                <w:color w:val="000000"/>
+                <w:sz w:val="18"/>
+                <w:szCs w:val="18"/>
+              </w:rPr>
+              <w:t xml:space="preserve">Structured Inquiry with Annotated Diagram Production (NGSS Science and Engineering Practice 3: Planning and Carrying Out Investigations; Practice 4: Analysing and Interpreting Data). Learners do not simply observe — they produce a scientific artefact (the annotated field diagram) that encodes their observation. The structured observation table forces comparison between the two magnet types, surfacing the critical insight that the U-shaped magnet creates a confined, uniform, intense field — the property that makes it useful in a generator. The round-robin share enforces active listening and prevents free-riding.</w:t>
+            </w:r>
+          </w:p>
+        </w:tc>
+        <w:tc>
+          <w:tcPr>
+            <w:tcW w:type="dxa" w:w="3040"/>
+            <w:shd w:fill="F2F2F2" w:color="auto" w:val="clear"/>
+            <w:tcMar>
+              <w:top w:type="dxa" w:w="60"/>
+              <w:left w:type="dxa" w:w="120"/>
+              <w:bottom w:type="dxa" w:w="60"/>
+              <w:right w:type="dxa" w:w="120"/>
+            </w:tcMar>
+            <w:vAlign w:val="top"/>
+          </w:tcPr>
+          <w:p>
+            <w:pPr>
+              <w:spacing w:after="40" w:before="0"/>
+              <w:jc w:val="left"/>
+            </w:pPr>
+            <w:r>
+              <w:rPr>
+                <w:rFonts w:ascii="Arial" w:cs="Arial" w:eastAsia="Arial" w:hAnsi="Arial"/>
+                <w:b w:val="false"/>
+                <w:bCs w:val="false"/>
+                <w:i w:val="false"/>
+                <w:iCs w:val="false"/>
+                <w:color w:val="000000"/>
+                <w:sz w:val="18"/>
+                <w:szCs w:val="18"/>
+              </w:rPr>
+              <w:t xml:space="preserve">Observable indicators: (a) Field line arrows point from North to South pole outside the magnet on both diagrams — teacher checks at least 2 groups' diagrams during circulation. (b) Learners annotate the region between U-shaped magnet poles as 'uniform' or equivalent — if fewer than half the groups do this unprompted, teacher pauses the class and asks: 'Everyone freeze — look at the lines between the poles of your U-shaped magnet. Are they curved or straight? Parallel or spreading out? Add one word to that region now.' (c) Observation tables contain at least one scientifically accurate difference between the two patterns.</w:t>
+            </w:r>
+          </w:p>
+        </w:tc>
+      </w:tr>
+      <w:tr>
+        <w:tc>
+          <w:tcPr>
+            <w:tcW w:type="dxa" w:w="1520"/>
+            <w:shd w:fill="E2EFDA" w:color="auto" w:val="clear"/>
+            <w:tcMar>
+              <w:top w:type="dxa" w:w="60"/>
+              <w:left w:type="dxa" w:w="120"/>
+              <w:bottom w:type="dxa" w:w="60"/>
+              <w:right w:type="dxa" w:w="120"/>
+            </w:tcMar>
+            <w:vAlign w:val="top"/>
+          </w:tcPr>
+          <w:p>
+            <w:pPr>
+              <w:spacing w:after="40" w:before="0"/>
+              <w:jc w:val="left"/>
+            </w:pPr>
+            <w:r>
+              <w:rPr>
+                <w:rFonts w:ascii="Arial" w:cs="Arial" w:eastAsia="Arial" w:hAnsi="Arial"/>
+                <w:b/>
+                <w:bCs/>
+                <w:i w:val="false"/>
+                <w:iCs w:val="false"/>
+                <w:color w:val="000000"/>
+                <w:sz w:val="18"/>
+                <w:szCs w:val="18"/>
+              </w:rPr>
+              <w:t xml:space="preserve">Explain Phase</w:t>
+            </w:r>
+          </w:p>
+          <w:p>
+            <w:pPr>
+              <w:spacing w:after="20" w:before="0"/>
+            </w:pPr>
+            <w:r>
+              <w:rPr>
+                <w:rFonts w:ascii="Arial" w:cs="Arial" w:eastAsia="Arial" w:hAnsi="Arial"/>
+                <w:b/>
+                <w:bCs/>
+                <w:color w:val="1F3864"/>
+                <w:sz w:val="16"/>
+                <w:szCs w:val="16"/>
+              </w:rPr>
+              <w:t xml:space="preserve">📹 VIDEO:</w:t>
+            </w:r>
+          </w:p>
+          <w:p>
+            <w:pPr>
+              <w:spacing w:after="20" w:before="0"/>
+            </w:pPr>
+            <w:hyperlink w:history="1" r:id="rId-bdjy_mtds9sipcfkkykc">
+              <w:r>
+                <w:rPr>
+                  <w:rFonts w:ascii="Arial" w:cs="Arial" w:eastAsia="Arial" w:hAnsi="Arial"/>
+                  <w:color w:val="2E75B6"/>
+                  <w:sz w:val="16"/>
+                  <w:szCs w:val="16"/>
+                  <w:u w:val="single" w:color="2E75B6"/>
+                </w:rPr>
+                <w:t xml:space="preserve">Magnetic forces</w:t>
+              </w:r>
+            </w:hyperlink>
+          </w:p>
+          <w:p>
+            <w:pPr>
+              <w:spacing w:after="10" w:before="0"/>
+              <w:ind w:left="120"/>
+            </w:pPr>
+            <w:r>
+              <w:rPr>
+                <w:rFonts w:ascii="Arial" w:cs="Arial" w:eastAsia="Arial" w:hAnsi="Arial"/>
+                <w:color w:val="595959"/>
+                <w:sz w:val="14"/>
+                <w:szCs w:val="14"/>
+              </w:rPr>
+              <w:t xml:space="preserve">Source: Khan Academy (English - US curriculum)</w:t>
+            </w:r>
+          </w:p>
+          <w:p>
+            <w:pPr>
+              <w:spacing w:after="10" w:before="0"/>
+              <w:ind w:left="120"/>
+            </w:pPr>
+            <w:hyperlink w:history="1" r:id="rIdqdr8-gxu-ysk39hstjl2h">
+              <w:r>
+                <w:rPr>
+                  <w:rFonts w:ascii="Arial" w:cs="Arial" w:eastAsia="Arial" w:hAnsi="Arial"/>
+                  <w:color w:val="595959"/>
+                  <w:sz w:val="14"/>
+                  <w:szCs w:val="14"/>
+                  <w:u w:val="single" w:color="595959"/>
+                </w:rPr>
+                <w:t xml:space="preserve">🔍 Search ARES for similar videos</w:t>
+              </w:r>
+            </w:hyperlink>
+          </w:p>
+          <w:p>
+            <w:pPr>
+              <w:spacing w:after="40" w:before="0"/>
+            </w:pPr>
+            <w:r>
+              <w:rPr>
+                <w:sz w:val="14"/>
+                <w:szCs w:val="14"/>
+              </w:rPr>
+              <w:t xml:space="preserve"/>
+            </w:r>
+          </w:p>
+          <w:p>
+            <w:pPr>
+              <w:spacing w:after="20" w:before="0"/>
+            </w:pPr>
+            <w:r>
+              <w:rPr>
+                <w:rFonts w:ascii="Arial" w:cs="Arial" w:eastAsia="Arial" w:hAnsi="Arial"/>
+                <w:b/>
+                <w:bCs/>
+                <w:color w:val="1F3864"/>
+                <w:sz w:val="16"/>
+                <w:szCs w:val="16"/>
+              </w:rPr>
+              <w:t xml:space="preserve">📖 EXERCISE:</w:t>
+            </w:r>
+          </w:p>
+          <w:p>
+            <w:pPr>
+              <w:spacing w:after="20" w:before="0"/>
+            </w:pPr>
+            <w:hyperlink w:history="1" r:id="rIdsxl3cixqedv3pva045u-s">
+              <w:r>
+                <w:rPr>
+                  <w:rFonts w:ascii="Arial" w:cs="Arial" w:eastAsia="Arial" w:hAnsi="Arial"/>
+                  <w:color w:val="2E75B6"/>
+                  <w:sz w:val="16"/>
+                  <w:szCs w:val="16"/>
+                  <w:u w:val="single" w:color="2E75B6"/>
+                </w:rPr>
+                <w:t xml:space="preserve">Understand: magnetic forces</w:t>
+              </w:r>
+            </w:hyperlink>
+          </w:p>
+          <w:p>
+            <w:pPr>
+              <w:spacing w:after="10" w:before="0"/>
+              <w:ind w:left="120"/>
+            </w:pPr>
+            <w:r>
+              <w:rPr>
+                <w:rFonts w:ascii="Arial" w:cs="Arial" w:eastAsia="Arial" w:hAnsi="Arial"/>
+                <w:color w:val="595959"/>
+                <w:sz w:val="14"/>
+                <w:szCs w:val="14"/>
+              </w:rPr>
+              <w:t xml:space="preserve">Source: Khan Academy (English - US curriculum)</w:t>
+            </w:r>
+          </w:p>
+          <w:p>
+            <w:pPr>
+              <w:spacing w:after="10" w:before="0"/>
+              <w:ind w:left="120"/>
+            </w:pPr>
+            <w:hyperlink w:history="1" r:id="rIdi8wsyyc3ejp6g3fbzltwz">
+              <w:r>
+                <w:rPr>
+                  <w:rFonts w:ascii="Arial" w:cs="Arial" w:eastAsia="Arial" w:hAnsi="Arial"/>
+                  <w:color w:val="595959"/>
+                  <w:sz w:val="14"/>
+                  <w:szCs w:val="14"/>
+                  <w:u w:val="single" w:color="595959"/>
+                </w:rPr>
+                <w:t xml:space="preserve">🔍 Search ARES for similar readings</w:t>
+              </w:r>
+            </w:hyperlink>
+          </w:p>
+        </w:tc>
+        <w:tc>
+          <w:tcPr>
+            <w:tcW w:type="dxa" w:w="3040"/>
+            <w:shd w:fill="FFFFFF" w:color="auto" w:val="clear"/>
+            <w:tcMar>
+              <w:top w:type="dxa" w:w="60"/>
+              <w:left w:type="dxa" w:w="120"/>
+              <w:bottom w:type="dxa" w:w="60"/>
+              <w:right w:type="dxa" w:w="120"/>
+            </w:tcMar>
+            <w:vAlign w:val="top"/>
+          </w:tcPr>
+          <w:p>
+            <w:pPr>
+              <w:spacing w:after="40" w:before="0"/>
+              <w:jc w:val="left"/>
+            </w:pPr>
+            <w:r>
+              <w:rPr>
+                <w:rFonts w:ascii="Arial" w:cs="Arial" w:eastAsia="Arial" w:hAnsi="Arial"/>
+                <w:b w:val="false"/>
+                <w:bCs w:val="false"/>
+                <w:i w:val="false"/>
+                <w:iCs w:val="false"/>
+                <w:color w:val="000000"/>
+                <w:sz w:val="18"/>
+                <w:szCs w:val="18"/>
+              </w:rPr>
+              <w:t xml:space="preserve">Learners remain in groups but now work through a structured explanation sequence. Step 1 — Gallery Walk (5 min): Groups post their two annotated field diagrams on the wall. Learners do a silent gallery walk with a sticky note, placing a green dot on one diagram from another group that shows something they agree with, and writing one question on a yellow sticky note for any diagram that confuses them. Step 2 — Whole-class sensemaking (10 min): Teacher displays a large reference field diagram on the board (bar magnet and U-shaped magnet side by side) and facilitates explanation of three key concepts through structured questioning: (i) Field direction convention — lines go from N to S outside the magnet; (ii) Field line density = field strength — crowded lines at poles mean strong field; (iii) The uniform field between U-shaped magnet poles — parallel, equally spaced lines showing a constant field direction and magnitude. Step 3 — Connection to phenomenon (5 min): Learners individually write a 3-sentence 'Phenomenon Link' in their science notebooks: 'The Kericho generator works like a large U-shaped magnet because ______. The copper coils rotate in the region between the poles because ______. If the poles were farther apart or the field was weaker, the generator would ______.' Groups compare sentences and refine.</w:t>
+            </w:r>
+          </w:p>
+        </w:tc>
+        <w:tc>
+          <w:tcPr>
+            <w:tcW w:type="dxa" w:w="3040"/>
+            <w:shd w:fill="F2F2F2" w:color="auto" w:val="clear"/>
+            <w:tcMar>
+              <w:top w:type="dxa" w:w="60"/>
+              <w:left w:type="dxa" w:w="120"/>
+              <w:bottom w:type="dxa" w:w="60"/>
+              <w:right w:type="dxa" w:w="120"/>
+            </w:tcMar>
+            <w:vAlign w:val="top"/>
+          </w:tcPr>
+          <w:p>
+            <w:pPr>
+              <w:spacing w:after="40" w:before="0"/>
+              <w:jc w:val="left"/>
+            </w:pPr>
+            <w:r>
+              <w:rPr>
+                <w:rFonts w:ascii="Arial" w:cs="Arial" w:eastAsia="Arial" w:hAnsi="Arial"/>
+                <w:b w:val="false"/>
+                <w:bCs w:val="false"/>
+                <w:i w:val="false"/>
+                <w:iCs w:val="false"/>
+                <w:color w:val="000000"/>
+                <w:sz w:val="18"/>
+                <w:szCs w:val="18"/>
+              </w:rPr>
+              <w:t xml:space="preserve">Launch gallery walk: 'You have 5 minutes — silent gallery walk. Green dot on one diagram you think is scientifically correct. Yellow sticky question on any diagram you find confusing. Go.' [Timer visible. Circulate and read sticky notes to identify misconceptions for the whole-class discussion.] For whole-class sensemaking, draw a large bar magnet field diagram on the board and ask: 'Somebody described the lines between the U-shaped magnet poles as parallel and equally spaced. What does equally spaced lines tell us about the strength of the field across that whole region?' [10-second WAIT TIME. Cold-call a learner who has not spoken yet.] After response: 'Exactly — or let's refine that together. If the lines are equally spaced, the field is the same strength everywhere in that region. We call that a uniform field. Write those two words on your diagram now: UNIFORM FIELD.' Then hold up a picture of the Kericho generator coils (or sketch one on the board): 'Look at this. This is the inside of the generator at the school in Kericho. The copper coils rotate — where do they rotate?' [Point to the gap between the poles.] 'They rotate exactly in the region we just described as uniform and strong. Why would an engineer design it that way?' [10-second WAIT TIME. Cold-call 2 learners.] For Phenomenon Link sentences: 'I am going to give you 3 minutes — alone, in your notebook — to write three sentences connecting today's field patterns to the Kericho generator. Start with the sentence starters on the board.' [Display starters. Timer 3 minutes. Then: 'Share with your group — does every sentence contain a scientific term we used today?']</w:t>
+            </w:r>
+          </w:p>
+        </w:tc>
+        <w:tc>
+          <w:tcPr>
+            <w:tcW w:type="dxa" w:w="3040"/>
+            <w:shd w:fill="FFFFFF" w:color="auto" w:val="clear"/>
+            <w:tcMar>
+              <w:top w:type="dxa" w:w="60"/>
+              <w:left w:type="dxa" w:w="120"/>
+              <w:bottom w:type="dxa" w:w="60"/>
+              <w:right w:type="dxa" w:w="120"/>
+            </w:tcMar>
+            <w:vAlign w:val="top"/>
+          </w:tcPr>
+          <w:p>
+            <w:pPr>
+              <w:spacing w:after="40" w:before="0"/>
+              <w:jc w:val="left"/>
+            </w:pPr>
+            <w:r>
+              <w:rPr>
+                <w:rFonts w:ascii="Arial" w:cs="Arial" w:eastAsia="Arial" w:hAnsi="Arial"/>
+                <w:b w:val="false"/>
+                <w:bCs w:val="false"/>
+                <w:i w:val="false"/>
+                <w:iCs w:val="false"/>
+                <w:color w:val="000000"/>
+                <w:sz w:val="18"/>
+                <w:szCs w:val="18"/>
+              </w:rPr>
+              <w:t xml:space="preserve">Gallery Walk with Sticky-Note Critique followed by Phenomenon-Linked Writing (NGSS Practice 6: Constructing Explanations; Practice 8: Obtaining, Evaluating, and Communicating Information). The gallery walk turns peer work into evidence to be evaluated, not just admired. The three-sentence Phenomenon Link forces learners to transfer the abstract concept (uniform field, field density) into the specific context of the Kericho generator, making the explanation functional and not merely definitional. This directly addresses the KICD key inquiry question: how is the study of electromagnetic induction important in daily life?</w:t>
+            </w:r>
+          </w:p>
+        </w:tc>
+        <w:tc>
+          <w:tcPr>
+            <w:tcW w:type="dxa" w:w="3040"/>
+            <w:shd w:fill="F2F2F2" w:color="auto" w:val="clear"/>
+            <w:tcMar>
+              <w:top w:type="dxa" w:w="60"/>
+              <w:left w:type="dxa" w:w="120"/>
+              <w:bottom w:type="dxa" w:w="60"/>
+              <w:right w:type="dxa" w:w="120"/>
+            </w:tcMar>
+            <w:vAlign w:val="top"/>
+          </w:tcPr>
+          <w:p>
+            <w:pPr>
+              <w:spacing w:after="40" w:before="0"/>
+              <w:jc w:val="left"/>
+            </w:pPr>
+            <w:r>
+              <w:rPr>
+                <w:rFonts w:ascii="Arial" w:cs="Arial" w:eastAsia="Arial" w:hAnsi="Arial"/>
+                <w:b w:val="false"/>
+                <w:bCs w:val="false"/>
+                <w:i w:val="false"/>
+                <w:iCs w:val="false"/>
+                <w:color w:val="000000"/>
+                <w:sz w:val="18"/>
+                <w:szCs w:val="18"/>
+              </w:rPr>
+              <w:t xml:space="preserve">Observable indicators: (a) In gallery walk sticky notes — are yellow questions about field direction or field density (productive confusion) or about completely unrelated things (lost learners requiring re-teaching)? (b) In whole-class exchange — can cold-called learners articulate the link between line density and field strength without being told? If not, teacher uses analogy: 'Imagine traffic on Nairobi's Mombasa Road at rush hour — cars packed tightly together versus widely spaced on a rural road in Turkana. Which road has more vehicles per metre? That density is like field line density.' (c) Phenomenon Link sentences — teacher reads 4–5 notebooks during the group-share phase; sentences must include at least one of: 'uniform field', 'strong field at poles', 'concentrated field lines', 'between the poles'.</w:t>
+            </w:r>
+          </w:p>
+        </w:tc>
+      </w:tr>
+      <w:tr>
+        <w:tc>
+          <w:tcPr>
+            <w:tcW w:type="dxa" w:w="1520"/>
+            <w:shd w:fill="FCE4D6" w:color="auto" w:val="clear"/>
+            <w:tcMar>
+              <w:top w:type="dxa" w:w="60"/>
+              <w:left w:type="dxa" w:w="120"/>
+              <w:bottom w:type="dxa" w:w="60"/>
+              <w:right w:type="dxa" w:w="120"/>
+            </w:tcMar>
+            <w:vAlign w:val="top"/>
+          </w:tcPr>
+          <w:p>
+            <w:pPr>
+              <w:spacing w:after="40" w:before="0"/>
+              <w:jc w:val="left"/>
+            </w:pPr>
+            <w:r>
+              <w:rPr>
+                <w:rFonts w:ascii="Arial" w:cs="Arial" w:eastAsia="Arial" w:hAnsi="Arial"/>
+                <w:b/>
+                <w:bCs/>
+                <w:i w:val="false"/>
+                <w:iCs w:val="false"/>
+                <w:color w:val="000000"/>
+                <w:sz w:val="18"/>
+                <w:szCs w:val="18"/>
+              </w:rPr>
+              <w:t xml:space="preserve">Driving Question Board (DQB) Creation</w:t>
+            </w:r>
+          </w:p>
+          <w:p>
+            <w:pPr>
+              <w:spacing w:after="20" w:before="0"/>
+            </w:pPr>
+            <w:r>
+              <w:rPr>
+                <w:rFonts w:ascii="Arial" w:cs="Arial" w:eastAsia="Arial" w:hAnsi="Arial"/>
+                <w:b/>
+                <w:bCs/>
+                <w:color w:val="1F3864"/>
+                <w:sz w:val="16"/>
+                <w:szCs w:val="16"/>
+              </w:rPr>
+              <w:t xml:space="preserve">📹 VIDEO:</w:t>
+            </w:r>
+          </w:p>
+          <w:p>
+            <w:pPr>
+              <w:spacing w:after="20" w:before="0"/>
+            </w:pPr>
+            <w:hyperlink w:history="1" r:id="rId0_oivilln9kovzajxncbt">
               <w:r>
                 <w:rPr>
                   <w:rFonts w:ascii="Arial" w:cs="Arial" w:eastAsia="Arial" w:hAnsi="Arial"/>
@@ -8987,7 +9910,7 @@
               <w:spacing w:after="10" w:before="0"/>
               <w:ind w:left="120"/>
             </w:pPr>
-            <w:hyperlink w:history="1" r:id="rIdyddopi6p9grqc6hyf9f1w">
+            <w:hyperlink w:history="1" r:id="rId34ttjgp9bubjxp48n_ifn">
               <w:r>
                 <w:rPr>
                   <w:rFonts w:ascii="Arial" w:cs="Arial" w:eastAsia="Arial" w:hAnsi="Arial"/>
@@ -9032,7 +9955,7 @@
             <w:pPr>
               <w:spacing w:after="20" w:before="0"/>
             </w:pPr>
-            <w:hyperlink w:history="1" r:id="rIdzbh6qibwcfjanwxzgbvgu">
+            <w:hyperlink w:history="1" r:id="rIdvyawtove3jxw0kuwe9g24">
               <w:r>
                 <w:rPr>
                   <w:rFonts w:ascii="Arial" w:cs="Arial" w:eastAsia="Arial" w:hAnsi="Arial"/>
@@ -9041,7 +9964,7 @@
                   <w:szCs w:val="16"/>
                   <w:u w:val="single" w:color="2E75B6"/>
                 </w:rPr>
-                <w:t xml:space="preserve">Charges and Fields</w:t>
+                <w:t xml:space="preserve">Magnetic Field Reversal (Flexbook)</w:t>
               </w:r>
             </w:hyperlink>
           </w:p>
@@ -9057,7 +9980,7 @@
                 <w:sz w:val="14"/>
                 <w:szCs w:val="14"/>
               </w:rPr>
-              <w:t xml:space="preserve">Source: PhET Interactive Simulations (English)</w:t>
+              <w:t xml:space="preserve">Source: CK-12</w:t>
             </w:r>
           </w:p>
           <w:p>
@@ -9065,7 +9988,7 @@
               <w:spacing w:after="10" w:before="0"/>
               <w:ind w:left="120"/>
             </w:pPr>
-            <w:hyperlink w:history="1" r:id="rIdmnq_jhlm2biwzdmn27_io">
+            <w:hyperlink w:history="1" r:id="rIdssno_srvh39jey5zpdpmr">
               <w:r>
                 <w:rPr>
                   <w:rFonts w:ascii="Arial" w:cs="Arial" w:eastAsia="Arial" w:hAnsi="Arial"/>
@@ -9107,7 +10030,7 @@
                 <w:sz w:val="18"/>
                 <w:szCs w:val="18"/>
               </w:rPr>
-              <w:t xml:space="preserve">Each learner receives a blank A4 sheet showing an outline of a bar magnet (labelled N and S) and a separate outline of a U-shaped magnet (poles facing each other). Without any equipment, learners individually sketch what they think the magnetic field looks like around and between each magnet — drawing lines, arrows, and annotating where they think the field is strongest. They write a one-sentence justification below each sketch: 'I think the field is strongest at _______ because _______.' After 4 minutes of individual thinking, learners share predictions in pairs (Think-Pair-Share), then three pairs are cold-called to present contrasting predictions to the class. Predictions are pinned to a designated 'Before Evidence' section of the classroom wall for comparison after the investigation.</w:t>
+              <w:t xml:space="preserve">Each learner receives two sticky notes (one blue = 'I now understand', one orange = 'New question I have'). On the blue note they write one thing from today's lesson that helps answer the main driving question: 'How does moving a wire through a magnetic field produce electricity?' On the orange note they write a new question that today's evidence has raised — specifically prompted by the lesson's sub-question: 'Where is the field strongest — and why does that matter for a generator?' Learners post notes on the DQB under the columns: 'What We Now Know' (blue) and 'New Questions' (orange). The class does a 3-minute standing review of the board — teacher reads 3–4 orange questions aloud, categorises them on the board under 'We will answer this in Lesson 4', 'We will answer this later in the unit', or 'This connects to something outside this unit'. Learners update the running 'Evidence We Have Gathered' column of the DQB with today's key findings: (1) Magnetic fields have direction (N→S outside magnet). (2) Field is strongest where lines are densest — at the poles. (3) U-shaped magnets create a uniform, intense field between their poles. (4) The Kericho generator coils rotate in this uniform field region.</w:t>
             </w:r>
           </w:p>
         </w:tc>
@@ -9139,7 +10062,7 @@
                 <w:sz w:val="18"/>
                 <w:szCs w:val="18"/>
               </w:rPr>
-              <w:t xml:space="preserve">Distribute prediction sheets face-down. Say: 'Before we touch a single magnet today, I want to know what you already think the invisible field around a magnet looks like. Flip your sheet over — you have 4 minutes, working completely alone. Draw what you imagine, and tell me in one sentence where you think the field is strongest and why.' [Set a visible timer for 4 minutes. Circulate silently — do NOT correct or affirm.] After 4 minutes: 'Now turn to your elbow partner. You have 90 seconds — compare your sketches. Do you agree on where the field is strongest?' [Allow 90 seconds.] Cold-call exactly 3 pairs using name sticks — one pair who drew lines curving around the bar magnet, one who drew straight lines, one who left the U-shaped magnet region blank. Ask each: 'Walk us through your thinking — why did you draw it that way?' [Allow 10-second WAIT TIME after each response before probing.] Pin all prediction sheets to the wall. Say: 'Hold onto these ideas — your job this lesson is to find evidence that confirms, refines, or challenges what you have predicted.'</w:t>
+              <w:t xml:space="preserve">Distribute sticky notes. Say: 'Blue note — one thing you now understand that helps explain why the Kericho generator works or why the bicycle dynamo lights up. Orange note — one new question today's evidence has raised for you. You have 2 minutes. Go.' [Timer. Circulate — prompt stuck learners: 'Think about the uniform field we described. What do you still not know about what happens when the wire actually moves through that field?'] After posting: Stand at the DQB and read 3 orange notes aloud — choose ones that preview Lesson 4 content (e.g., 'What happens to the galvanometer when we move the wire through the uniform field?' or 'Does the direction of movement matter?'). Say: 'This orange note asks — [read it]. Class, is that something we can answer today, or do we need more evidence?' [Cold-call 2 learners for responses. Accept all reasonable answers.] 'We will return to this exact question in our next lesson. Keep it visible on the board.' Update the 'Evidence' column together by asking: 'What are the three most important things the iron filings and plotting compass showed us today? Somebody give me number one.' [Cold-call. Write response in column. Repeat for 2 and 3.]</w:t>
             </w:r>
           </w:p>
         </w:tc>
@@ -9171,7 +10094,7 @@
                 <w:sz w:val="18"/>
                 <w:szCs w:val="18"/>
               </w:rPr>
-              <w:t xml:space="preserve">Think-Pair-Share with prediction pinning. This strategy activates prior knowledge from Lesson 2 (magnetisation and poles) and creates cognitive commitment to a specific prediction — learners are then motivated to test their own ideas during the investigation. Pinning predictions to the wall makes thinking visible and creates a reference point for later revision, reinforcing the science practice of engaging in argument from evidence.</w:t>
+              <w:t xml:space="preserve">Driving Question Board Curation (NGSS Practice 1: Asking Questions; Practice 7: Engaging in Argument from Evidence). The DQB is not a passive display — it is actively managed. The two-colour sticky note system separates consolidation from curiosity, and the public categorisation of new questions by the teacher models how scientists identify what is known versus what requires further investigation. This directly scaffolds the evidence-gathering sequence across all 8 lessons.</w:t>
             </w:r>
           </w:p>
         </w:tc>
@@ -9203,7 +10126,7 @@
                 <w:sz w:val="18"/>
                 <w:szCs w:val="18"/>
               </w:rPr>
-              <w:t xml:space="preserve">Observable indicator: Do learners' sketches show any understanding of field directionality (N to S) or field concentration at poles from prior learning? Teacher looks for: (a) whether learners draw closed or open field lines, (b) whether arrows are present and, if so, whether they point toward or away from the North pole, (c) whether any learner correctly predicts the uniform parallel-line pattern between U-shaped magnet poles. These baseline data inform how much scaffolding to provide in Phase 2.</w:t>
+              <w:t xml:space="preserve">Observable indicators: (a) Blue notes contain specific scientific language from today (field lines, poles, uniform field, field direction, U-shaped magnet) — not vague statements like 'magnets are strong'. (b) Orange questions are evidence-based and forward-looking — they reference movement, conductors, or electricity generation, showing that learners are mentally connecting today's field mapping to the upcoming induction experiments. (c) If more than a third of orange notes are still asking questions that were answered in today's lesson (e.g., 'Why do field lines curve?'), teacher recognises incomplete understanding and flags those concepts for a brief revisit at the start of Lesson 4.</w:t>
             </w:r>
           </w:p>
         </w:tc>
@@ -9212,32 +10135,32 @@
         <w:tc>
           <w:tcPr>
             <w:tcW w:type="dxa" w:w="1520"/>
-            <w:shd w:fill="D9EEF1" w:color="auto" w:val="clear"/>
-            <w:tcMar>
-              <w:top w:type="dxa" w:w="60"/>
-              <w:left w:type="dxa" w:w="120"/>
-              <w:bottom w:type="dxa" w:w="60"/>
-              <w:right w:type="dxa" w:w="120"/>
-            </w:tcMar>
-            <w:vAlign w:val="top"/>
-          </w:tcPr>
-          <w:p>
-            <w:pPr>
-              <w:spacing w:after="40" w:before="0"/>
-              <w:jc w:val="left"/>
-            </w:pPr>
-            <w:r>
-              <w:rPr>
-                <w:rFonts w:ascii="Arial" w:cs="Arial" w:eastAsia="Arial" w:hAnsi="Arial"/>
-                <w:b/>
-                <w:bCs/>
-                <w:i w:val="false"/>
-                <w:iCs w:val="false"/>
-                <w:color w:val="000000"/>
-                <w:sz w:val="18"/>
-                <w:szCs w:val="18"/>
-              </w:rPr>
-              <w:t xml:space="preserve">Observe Phase</w:t>
+            <w:shd w:fill="D5E8F0" w:color="auto" w:val="clear"/>
+            <w:tcMar>
+              <w:top w:type="dxa" w:w="60"/>
+              <w:left w:type="dxa" w:w="120"/>
+              <w:bottom w:type="dxa" w:w="60"/>
+              <w:right w:type="dxa" w:w="120"/>
+            </w:tcMar>
+            <w:vAlign w:val="top"/>
+          </w:tcPr>
+          <w:p>
+            <w:pPr>
+              <w:spacing w:after="40" w:before="0"/>
+              <w:jc w:val="left"/>
+            </w:pPr>
+            <w:r>
+              <w:rPr>
+                <w:rFonts w:ascii="Arial" w:cs="Arial" w:eastAsia="Arial" w:hAnsi="Arial"/>
+                <w:b/>
+                <w:bCs/>
+                <w:i w:val="false"/>
+                <w:iCs w:val="false"/>
+                <w:color w:val="000000"/>
+                <w:sz w:val="18"/>
+                <w:szCs w:val="18"/>
+              </w:rPr>
+              <w:t xml:space="preserve">Model Building Phase</w:t>
             </w:r>
           </w:p>
           <w:p>
@@ -9260,7 +10183,7 @@
             <w:pPr>
               <w:spacing w:after="20" w:before="0"/>
             </w:pPr>
-            <w:hyperlink w:history="1" r:id="rId0fix5glpf-vhdis_z3gkf">
+            <w:hyperlink w:history="1" r:id="rIdi0ymvrgrwjpinjcfpdmjw">
               <w:r>
                 <w:rPr>
                   <w:rFonts w:ascii="Arial" w:cs="Arial" w:eastAsia="Arial" w:hAnsi="Arial"/>
@@ -9293,7 +10216,7 @@
               <w:spacing w:after="10" w:before="0"/>
               <w:ind w:left="120"/>
             </w:pPr>
-            <w:hyperlink w:history="1" r:id="rId0y6y93-lmyh9n5b4p33w3">
+            <w:hyperlink w:history="1" r:id="rIdflgc4hqf_ruasto8da2oe">
               <w:r>
                 <w:rPr>
                   <w:rFonts w:ascii="Arial" w:cs="Arial" w:eastAsia="Arial" w:hAnsi="Arial"/>
@@ -9331,14 +10254,14 @@
                 <w:sz w:val="16"/>
                 <w:szCs w:val="16"/>
               </w:rPr>
-              <w:t xml:space="preserve">📖 EXERCISE:</w:t>
+              <w:t xml:space="preserve">📖 HTML:</w:t>
             </w:r>
           </w:p>
           <w:p>
             <w:pPr>
               <w:spacing w:after="20" w:before="0"/>
             </w:pPr>
-            <w:hyperlink w:history="1" r:id="rIdyrqosxjvnutimu8fxg4qt">
+            <w:hyperlink w:history="1" r:id="rIdirf45r07xkrmetrmc0jf_">
               <w:r>
                 <w:rPr>
                   <w:rFonts w:ascii="Arial" w:cs="Arial" w:eastAsia="Arial" w:hAnsi="Arial"/>
@@ -9347,7 +10270,7 @@
                   <w:szCs w:val="16"/>
                   <w:u w:val="single" w:color="2E75B6"/>
                 </w:rPr>
-                <w:t xml:space="preserve">Line integrals in vector fields</w:t>
+                <w:t xml:space="preserve">Earth's Magnetic Field (Flexbook)</w:t>
               </w:r>
             </w:hyperlink>
           </w:p>
@@ -9363,7 +10286,7 @@
                 <w:sz w:val="14"/>
                 <w:szCs w:val="14"/>
               </w:rPr>
-              <w:t xml:space="preserve">Source: Khan Academy (English - US curriculum)</w:t>
+              <w:t xml:space="preserve">Source: CK-12</w:t>
             </w:r>
           </w:p>
           <w:p>
@@ -9371,925 +10294,7 @@
               <w:spacing w:after="10" w:before="0"/>
               <w:ind w:left="120"/>
             </w:pPr>
-            <w:hyperlink w:history="1" r:id="rId9gsivjpthtjt-rzmfosjq">
-              <w:r>
-                <w:rPr>
-                  <w:rFonts w:ascii="Arial" w:cs="Arial" w:eastAsia="Arial" w:hAnsi="Arial"/>
-                  <w:color w:val="595959"/>
-                  <w:sz w:val="14"/>
-                  <w:szCs w:val="14"/>
-                  <w:u w:val="single" w:color="595959"/>
-                </w:rPr>
-                <w:t xml:space="preserve">🔍 Search ARES for similar readings</w:t>
-              </w:r>
-            </w:hyperlink>
-          </w:p>
-        </w:tc>
-        <w:tc>
-          <w:tcPr>
-            <w:tcW w:type="dxa" w:w="3040"/>
-            <w:shd w:fill="FFFFFF" w:color="auto" w:val="clear"/>
-            <w:tcMar>
-              <w:top w:type="dxa" w:w="60"/>
-              <w:left w:type="dxa" w:w="120"/>
-              <w:bottom w:type="dxa" w:w="60"/>
-              <w:right w:type="dxa" w:w="120"/>
-            </w:tcMar>
-            <w:vAlign w:val="top"/>
-          </w:tcPr>
-          <w:p>
-            <w:pPr>
-              <w:spacing w:after="40" w:before="0"/>
-              <w:jc w:val="left"/>
-            </w:pPr>
-            <w:r>
-              <w:rPr>
-                <w:rFonts w:ascii="Arial" w:cs="Arial" w:eastAsia="Arial" w:hAnsi="Arial"/>
-                <w:b w:val="false"/>
-                <w:bCs w:val="false"/>
-                <w:i w:val="false"/>
-                <w:iCs w:val="false"/>
-                <w:color w:val="000000"/>
-                <w:sz w:val="18"/>
-                <w:szCs w:val="18"/>
-              </w:rPr>
-              <w:t xml:space="preserve">Learners work in pre-assigned groups of four. Each group receives: one bar magnet, one U-shaped magnet, iron filings in a small dispensing shaker, two sheets of white A4 card, a plotting compass, a ruler, and pencils. Activity A (10 min): Place the A4 card over the bar magnet. Gently tap and shake iron filings from the shaker onto the card. Observe the pattern that forms, then carefully trace the field lines onto the card with a pencil while the filings are still in place. Add arrows using the plotting compass to determine direction (compass N points toward which pole outside the magnet?). Label the diagram: poles, field lines, arrows, and two annotations — 'strongest field' and 'weakest field'. Activity B (10 min): Repeat with the U-shaped magnet. Focus especially on the region between the two poles. Learners annotate: 'uniform field region' and 'crowded field lines at poles'. Activity C (5 min): Each group completes a structured observation table with three columns — 'What we saw (bar magnet)', 'What we saw (U-shaped magnet)', 'One difference between the two patterns'. Groups share one key difference in a whole-class round-robin (30 seconds per group, no repeats allowed).</w:t>
-            </w:r>
-          </w:p>
-        </w:tc>
-        <w:tc>
-          <w:tcPr>
-            <w:tcW w:type="dxa" w:w="3040"/>
-            <w:shd w:fill="F2F2F2" w:color="auto" w:val="clear"/>
-            <w:tcMar>
-              <w:top w:type="dxa" w:w="60"/>
-              <w:left w:type="dxa" w:w="120"/>
-              <w:bottom w:type="dxa" w:w="60"/>
-              <w:right w:type="dxa" w:w="120"/>
-            </w:tcMar>
-            <w:vAlign w:val="top"/>
-          </w:tcPr>
-          <w:p>
-            <w:pPr>
-              <w:spacing w:after="40" w:before="0"/>
-              <w:jc w:val="left"/>
-            </w:pPr>
-            <w:r>
-              <w:rPr>
-                <w:rFonts w:ascii="Arial" w:cs="Arial" w:eastAsia="Arial" w:hAnsi="Arial"/>
-                <w:b w:val="false"/>
-                <w:bCs w:val="false"/>
-                <w:i w:val="false"/>
-                <w:iCs w:val="false"/>
-                <w:color w:val="000000"/>
-                <w:sz w:val="18"/>
-                <w:szCs w:val="18"/>
-              </w:rPr>
-              <w:t xml:space="preserve">Before distributing equipment: 'There are iron filings in those shakers. They are fine metal particles — do NOT blow on them, do NOT tip the shaker upside down, and do NOT touch your eyes until you have washed your hands. If filings spill on the desk, use the small brush in your tray to sweep them back — do not wipe with your hand.' [Pause 5 seconds, make eye contact with every group.] As groups work, circulate and use targeted prompts: To groups who see the filings pattern but have not added arrows — 'Your plotting compass needle has a red end. What does that red end do when you put it near the North pole of the magnet? Use that to decide which way your arrow should point.' [10-second WAIT TIME.] To groups working on the U-shaped magnet — 'Look at the lines between the poles. What word would you use to describe them compared to the lines at the sides of the bar magnet? Write that word on your diagram.' To fast-finishing groups — 'Now hold your two completed diagrams side by side. If you were a tiny charged particle moving through each field, where would you experience the strongest push? Mark that on both diagrams with a star.' For the round-robin: 'Each group has 30 seconds — give me ONE difference between the bar magnet pattern and the U-shaped magnet pattern that has not already been said. I am timing you.' [Use a stopwatch visibly.]</w:t>
-            </w:r>
-          </w:p>
-        </w:tc>
-        <w:tc>
-          <w:tcPr>
-            <w:tcW w:type="dxa" w:w="3040"/>
-            <w:shd w:fill="FFFFFF" w:color="auto" w:val="clear"/>
-            <w:tcMar>
-              <w:top w:type="dxa" w:w="60"/>
-              <w:left w:type="dxa" w:w="120"/>
-              <w:bottom w:type="dxa" w:w="60"/>
-              <w:right w:type="dxa" w:w="120"/>
-            </w:tcMar>
-            <w:vAlign w:val="top"/>
-          </w:tcPr>
-          <w:p>
-            <w:pPr>
-              <w:spacing w:after="40" w:before="0"/>
-              <w:jc w:val="left"/>
-            </w:pPr>
-            <w:r>
-              <w:rPr>
-                <w:rFonts w:ascii="Arial" w:cs="Arial" w:eastAsia="Arial" w:hAnsi="Arial"/>
-                <w:b w:val="false"/>
-                <w:bCs w:val="false"/>
-                <w:i w:val="false"/>
-                <w:iCs w:val="false"/>
-                <w:color w:val="000000"/>
-                <w:sz w:val="18"/>
-                <w:szCs w:val="18"/>
-              </w:rPr>
-              <w:t xml:space="preserve">Structured Inquiry with Annotated Diagram Production (NGSS Science and Engineering Practice 3: Planning and Carrying Out Investigations; Practice 4: Analysing and Interpreting Data). Learners do not simply observe — they produce a scientific artefact (the annotated field diagram) that encodes their observation. The structured observation table forces comparison between the two magnet types, surfacing the critical insight that the U-shaped magnet creates a confined, uniform, intense field — the property that makes it useful in a generator. The round-robin share enforces active listening and prevents free-riding.</w:t>
-            </w:r>
-          </w:p>
-        </w:tc>
-        <w:tc>
-          <w:tcPr>
-            <w:tcW w:type="dxa" w:w="3040"/>
-            <w:shd w:fill="F2F2F2" w:color="auto" w:val="clear"/>
-            <w:tcMar>
-              <w:top w:type="dxa" w:w="60"/>
-              <w:left w:type="dxa" w:w="120"/>
-              <w:bottom w:type="dxa" w:w="60"/>
-              <w:right w:type="dxa" w:w="120"/>
-            </w:tcMar>
-            <w:vAlign w:val="top"/>
-          </w:tcPr>
-          <w:p>
-            <w:pPr>
-              <w:spacing w:after="40" w:before="0"/>
-              <w:jc w:val="left"/>
-            </w:pPr>
-            <w:r>
-              <w:rPr>
-                <w:rFonts w:ascii="Arial" w:cs="Arial" w:eastAsia="Arial" w:hAnsi="Arial"/>
-                <w:b w:val="false"/>
-                <w:bCs w:val="false"/>
-                <w:i w:val="false"/>
-                <w:iCs w:val="false"/>
-                <w:color w:val="000000"/>
-                <w:sz w:val="18"/>
-                <w:szCs w:val="18"/>
-              </w:rPr>
-              <w:t xml:space="preserve">Observable indicators: (a) Field line arrows point from North to South pole outside the magnet on both diagrams — teacher checks at least 2 groups' diagrams during circulation. (b) Learners annotate the region between U-shaped magnet poles as 'uniform' or equivalent — if fewer than half the groups do this unprompted, teacher pauses the class and asks: 'Everyone freeze — look at the lines between the poles of your U-shaped magnet. Are they curved or straight? Parallel or spreading out? Add one word to that region now.' (c) Observation tables contain at least one scientifically accurate difference between the two patterns.</w:t>
-            </w:r>
-          </w:p>
-        </w:tc>
-      </w:tr>
-      <w:tr>
-        <w:tc>
-          <w:tcPr>
-            <w:tcW w:type="dxa" w:w="1520"/>
-            <w:shd w:fill="E2EFDA" w:color="auto" w:val="clear"/>
-            <w:tcMar>
-              <w:top w:type="dxa" w:w="60"/>
-              <w:left w:type="dxa" w:w="120"/>
-              <w:bottom w:type="dxa" w:w="60"/>
-              <w:right w:type="dxa" w:w="120"/>
-            </w:tcMar>
-            <w:vAlign w:val="top"/>
-          </w:tcPr>
-          <w:p>
-            <w:pPr>
-              <w:spacing w:after="40" w:before="0"/>
-              <w:jc w:val="left"/>
-            </w:pPr>
-            <w:r>
-              <w:rPr>
-                <w:rFonts w:ascii="Arial" w:cs="Arial" w:eastAsia="Arial" w:hAnsi="Arial"/>
-                <w:b/>
-                <w:bCs/>
-                <w:i w:val="false"/>
-                <w:iCs w:val="false"/>
-                <w:color w:val="000000"/>
-                <w:sz w:val="18"/>
-                <w:szCs w:val="18"/>
-              </w:rPr>
-              <w:t xml:space="preserve">Explain Phase</w:t>
-            </w:r>
-          </w:p>
-          <w:p>
-            <w:pPr>
-              <w:spacing w:after="20" w:before="0"/>
-            </w:pPr>
-            <w:r>
-              <w:rPr>
-                <w:rFonts w:ascii="Arial" w:cs="Arial" w:eastAsia="Arial" w:hAnsi="Arial"/>
-                <w:b/>
-                <w:bCs/>
-                <w:color w:val="1F3864"/>
-                <w:sz w:val="16"/>
-                <w:szCs w:val="16"/>
-              </w:rPr>
-              <w:t xml:space="preserve">📹 VIDEO:</w:t>
-            </w:r>
-          </w:p>
-          <w:p>
-            <w:pPr>
-              <w:spacing w:after="20" w:before="0"/>
-            </w:pPr>
-            <w:hyperlink w:history="1" r:id="rIdoazgyotsqojz58g1fi7ot">
-              <w:r>
-                <w:rPr>
-                  <w:rFonts w:ascii="Arial" w:cs="Arial" w:eastAsia="Arial" w:hAnsi="Arial"/>
-                  <w:color w:val="2E75B6"/>
-                  <w:sz w:val="16"/>
-                  <w:szCs w:val="16"/>
-                  <w:u w:val="single" w:color="2E75B6"/>
-                </w:rPr>
-                <w:t xml:space="preserve">Tracing a magnetic field</w:t>
-              </w:r>
-            </w:hyperlink>
-          </w:p>
-          <w:p>
-            <w:pPr>
-              <w:spacing w:after="10" w:before="0"/>
-              <w:ind w:left="120"/>
-            </w:pPr>
-            <w:r>
-              <w:rPr>
-                <w:rFonts w:ascii="Arial" w:cs="Arial" w:eastAsia="Arial" w:hAnsi="Arial"/>
-                <w:color w:val="595959"/>
-                <w:sz w:val="14"/>
-                <w:szCs w:val="14"/>
-              </w:rPr>
-              <w:t xml:space="preserve">Source: Khan Academy (English - US curriculum)</w:t>
-            </w:r>
-          </w:p>
-          <w:p>
-            <w:pPr>
-              <w:spacing w:after="10" w:before="0"/>
-              <w:ind w:left="120"/>
-            </w:pPr>
-            <w:hyperlink w:history="1" r:id="rIdetlbwdpadzhljbyzvkvca">
-              <w:r>
-                <w:rPr>
-                  <w:rFonts w:ascii="Arial" w:cs="Arial" w:eastAsia="Arial" w:hAnsi="Arial"/>
-                  <w:color w:val="595959"/>
-                  <w:sz w:val="14"/>
-                  <w:szCs w:val="14"/>
-                  <w:u w:val="single" w:color="595959"/>
-                </w:rPr>
-                <w:t xml:space="preserve">🔍 Search ARES for similar videos</w:t>
-              </w:r>
-            </w:hyperlink>
-          </w:p>
-          <w:p>
-            <w:pPr>
-              <w:spacing w:after="40" w:before="0"/>
-            </w:pPr>
-            <w:r>
-              <w:rPr>
-                <w:sz w:val="14"/>
-                <w:szCs w:val="14"/>
-              </w:rPr>
-              <w:t xml:space="preserve"/>
-            </w:r>
-          </w:p>
-          <w:p>
-            <w:pPr>
-              <w:spacing w:after="20" w:before="0"/>
-            </w:pPr>
-            <w:r>
-              <w:rPr>
-                <w:rFonts w:ascii="Arial" w:cs="Arial" w:eastAsia="Arial" w:hAnsi="Arial"/>
-                <w:b/>
-                <w:bCs/>
-                <w:color w:val="1F3864"/>
-                <w:sz w:val="16"/>
-                <w:szCs w:val="16"/>
-              </w:rPr>
-              <w:t xml:space="preserve">📖 HTML:</w:t>
-            </w:r>
-          </w:p>
-          <w:p>
-            <w:pPr>
-              <w:spacing w:after="20" w:before="0"/>
-            </w:pPr>
-            <w:hyperlink w:history="1" r:id="rIdrhhs_clpf2ptx5w6uwlqt">
-              <w:r>
-                <w:rPr>
-                  <w:rFonts w:ascii="Arial" w:cs="Arial" w:eastAsia="Arial" w:hAnsi="Arial"/>
-                  <w:color w:val="2E75B6"/>
-                  <w:sz w:val="16"/>
-                  <w:szCs w:val="16"/>
-                  <w:u w:val="single" w:color="2E75B6"/>
-                </w:rPr>
-                <w:t xml:space="preserve">Charges and Fields</w:t>
-              </w:r>
-            </w:hyperlink>
-          </w:p>
-          <w:p>
-            <w:pPr>
-              <w:spacing w:after="10" w:before="0"/>
-              <w:ind w:left="120"/>
-            </w:pPr>
-            <w:r>
-              <w:rPr>
-                <w:rFonts w:ascii="Arial" w:cs="Arial" w:eastAsia="Arial" w:hAnsi="Arial"/>
-                <w:color w:val="595959"/>
-                <w:sz w:val="14"/>
-                <w:szCs w:val="14"/>
-              </w:rPr>
-              <w:t xml:space="preserve">Source: PhET Interactive Simulations (English)</w:t>
-            </w:r>
-          </w:p>
-          <w:p>
-            <w:pPr>
-              <w:spacing w:after="10" w:before="0"/>
-              <w:ind w:left="120"/>
-            </w:pPr>
-            <w:hyperlink w:history="1" r:id="rIdkpfzey_fi_inxjxnehvai">
-              <w:r>
-                <w:rPr>
-                  <w:rFonts w:ascii="Arial" w:cs="Arial" w:eastAsia="Arial" w:hAnsi="Arial"/>
-                  <w:color w:val="595959"/>
-                  <w:sz w:val="14"/>
-                  <w:szCs w:val="14"/>
-                  <w:u w:val="single" w:color="595959"/>
-                </w:rPr>
-                <w:t xml:space="preserve">🔍 Search ARES for similar readings</w:t>
-              </w:r>
-            </w:hyperlink>
-          </w:p>
-        </w:tc>
-        <w:tc>
-          <w:tcPr>
-            <w:tcW w:type="dxa" w:w="3040"/>
-            <w:shd w:fill="FFFFFF" w:color="auto" w:val="clear"/>
-            <w:tcMar>
-              <w:top w:type="dxa" w:w="60"/>
-              <w:left w:type="dxa" w:w="120"/>
-              <w:bottom w:type="dxa" w:w="60"/>
-              <w:right w:type="dxa" w:w="120"/>
-            </w:tcMar>
-            <w:vAlign w:val="top"/>
-          </w:tcPr>
-          <w:p>
-            <w:pPr>
-              <w:spacing w:after="40" w:before="0"/>
-              <w:jc w:val="left"/>
-            </w:pPr>
-            <w:r>
-              <w:rPr>
-                <w:rFonts w:ascii="Arial" w:cs="Arial" w:eastAsia="Arial" w:hAnsi="Arial"/>
-                <w:b w:val="false"/>
-                <w:bCs w:val="false"/>
-                <w:i w:val="false"/>
-                <w:iCs w:val="false"/>
-                <w:color w:val="000000"/>
-                <w:sz w:val="18"/>
-                <w:szCs w:val="18"/>
-              </w:rPr>
-              <w:t xml:space="preserve">Learners remain in groups but now work through a structured explanation sequence. Step 1 — Gallery Walk (5 min): Groups post their two annotated field diagrams on the wall. Learners do a silent gallery walk with a sticky note, placing a green dot on one diagram from another group that shows something they agree with, and writing one question on a yellow sticky note for any diagram that confuses them. Step 2 — Whole-class sensemaking (10 min): Teacher displays a large reference field diagram on the board (bar magnet and U-shaped magnet side by side) and facilitates explanation of three key concepts through structured questioning: (i) Field direction convention — lines go from N to S outside the magnet; (ii) Field line density = field strength — crowded lines at poles mean strong field; (iii) The uniform field between U-shaped magnet poles — parallel, equally spaced lines showing a constant field direction and magnitude. Step 3 — Connection to phenomenon (5 min): Learners individually write a 3-sentence 'Phenomenon Link' in their science notebooks: 'The Kericho generator works like a large U-shaped magnet because ______. The copper coils rotate in the region between the poles because ______. If the poles were farther apart or the field was weaker, the generator would ______.' Groups compare sentences and refine.</w:t>
-            </w:r>
-          </w:p>
-        </w:tc>
-        <w:tc>
-          <w:tcPr>
-            <w:tcW w:type="dxa" w:w="3040"/>
-            <w:shd w:fill="F2F2F2" w:color="auto" w:val="clear"/>
-            <w:tcMar>
-              <w:top w:type="dxa" w:w="60"/>
-              <w:left w:type="dxa" w:w="120"/>
-              <w:bottom w:type="dxa" w:w="60"/>
-              <w:right w:type="dxa" w:w="120"/>
-            </w:tcMar>
-            <w:vAlign w:val="top"/>
-          </w:tcPr>
-          <w:p>
-            <w:pPr>
-              <w:spacing w:after="40" w:before="0"/>
-              <w:jc w:val="left"/>
-            </w:pPr>
-            <w:r>
-              <w:rPr>
-                <w:rFonts w:ascii="Arial" w:cs="Arial" w:eastAsia="Arial" w:hAnsi="Arial"/>
-                <w:b w:val="false"/>
-                <w:bCs w:val="false"/>
-                <w:i w:val="false"/>
-                <w:iCs w:val="false"/>
-                <w:color w:val="000000"/>
-                <w:sz w:val="18"/>
-                <w:szCs w:val="18"/>
-              </w:rPr>
-              <w:t xml:space="preserve">Launch gallery walk: 'You have 5 minutes — silent gallery walk. Green dot on one diagram you think is scientifically correct. Yellow sticky question on any diagram you find confusing. Go.' [Timer visible. Circulate and read sticky notes to identify misconceptions for the whole-class discussion.] For whole-class sensemaking, draw a large bar magnet field diagram on the board and ask: 'Somebody described the lines between the U-shaped magnet poles as parallel and equally spaced. What does equally spaced lines tell us about the strength of the field across that whole region?' [10-second WAIT TIME. Cold-call a learner who has not spoken yet.] After response: 'Exactly — or let's refine that together. If the lines are equally spaced, the field is the same strength everywhere in that region. We call that a uniform field. Write those two words on your diagram now: UNIFORM FIELD.' Then hold up a picture of the Kericho generator coils (or sketch one on the board): 'Look at this. This is the inside of the generator at the school in Kericho. The copper coils rotate — where do they rotate?' [Point to the gap between the poles.] 'They rotate exactly in the region we just described as uniform and strong. Why would an engineer design it that way?' [10-second WAIT TIME. Cold-call 2 learners.] For Phenomenon Link sentences: 'I am going to give you 3 minutes — alone, in your notebook — to write three sentences connecting today's field patterns to the Kericho generator. Start with the sentence starters on the board.' [Display starters. Timer 3 minutes. Then: 'Share with your group — does every sentence contain a scientific term we used today?']</w:t>
-            </w:r>
-          </w:p>
-        </w:tc>
-        <w:tc>
-          <w:tcPr>
-            <w:tcW w:type="dxa" w:w="3040"/>
-            <w:shd w:fill="FFFFFF" w:color="auto" w:val="clear"/>
-            <w:tcMar>
-              <w:top w:type="dxa" w:w="60"/>
-              <w:left w:type="dxa" w:w="120"/>
-              <w:bottom w:type="dxa" w:w="60"/>
-              <w:right w:type="dxa" w:w="120"/>
-            </w:tcMar>
-            <w:vAlign w:val="top"/>
-          </w:tcPr>
-          <w:p>
-            <w:pPr>
-              <w:spacing w:after="40" w:before="0"/>
-              <w:jc w:val="left"/>
-            </w:pPr>
-            <w:r>
-              <w:rPr>
-                <w:rFonts w:ascii="Arial" w:cs="Arial" w:eastAsia="Arial" w:hAnsi="Arial"/>
-                <w:b w:val="false"/>
-                <w:bCs w:val="false"/>
-                <w:i w:val="false"/>
-                <w:iCs w:val="false"/>
-                <w:color w:val="000000"/>
-                <w:sz w:val="18"/>
-                <w:szCs w:val="18"/>
-              </w:rPr>
-              <w:t xml:space="preserve">Gallery Walk with Sticky-Note Critique followed by Phenomenon-Linked Writing (NGSS Practice 6: Constructing Explanations; Practice 8: Obtaining, Evaluating, and Communicating Information). The gallery walk turns peer work into evidence to be evaluated, not just admired. The three-sentence Phenomenon Link forces learners to transfer the abstract concept (uniform field, field density) into the specific context of the Kericho generator, making the explanation functional and not merely definitional. This directly addresses the KICD key inquiry question: how is the study of electromagnetic induction important in daily life?</w:t>
-            </w:r>
-          </w:p>
-        </w:tc>
-        <w:tc>
-          <w:tcPr>
-            <w:tcW w:type="dxa" w:w="3040"/>
-            <w:shd w:fill="F2F2F2" w:color="auto" w:val="clear"/>
-            <w:tcMar>
-              <w:top w:type="dxa" w:w="60"/>
-              <w:left w:type="dxa" w:w="120"/>
-              <w:bottom w:type="dxa" w:w="60"/>
-              <w:right w:type="dxa" w:w="120"/>
-            </w:tcMar>
-            <w:vAlign w:val="top"/>
-          </w:tcPr>
-          <w:p>
-            <w:pPr>
-              <w:spacing w:after="40" w:before="0"/>
-              <w:jc w:val="left"/>
-            </w:pPr>
-            <w:r>
-              <w:rPr>
-                <w:rFonts w:ascii="Arial" w:cs="Arial" w:eastAsia="Arial" w:hAnsi="Arial"/>
-                <w:b w:val="false"/>
-                <w:bCs w:val="false"/>
-                <w:i w:val="false"/>
-                <w:iCs w:val="false"/>
-                <w:color w:val="000000"/>
-                <w:sz w:val="18"/>
-                <w:szCs w:val="18"/>
-              </w:rPr>
-              <w:t xml:space="preserve">Observable indicators: (a) In gallery walk sticky notes — are yellow questions about field direction or field density (productive confusion) or about completely unrelated things (lost learners requiring re-teaching)? (b) In whole-class exchange — can cold-called learners articulate the link between line density and field strength without being told? If not, teacher uses analogy: 'Imagine traffic on Nairobi's Mombasa Road at rush hour — cars packed tightly together versus widely spaced on a rural road in Turkana. Which road has more vehicles per metre? That density is like field line density.' (c) Phenomenon Link sentences — teacher reads 4–5 notebooks during the group-share phase; sentences must include at least one of: 'uniform field', 'strong field at poles', 'concentrated field lines', 'between the poles'.</w:t>
-            </w:r>
-          </w:p>
-        </w:tc>
-      </w:tr>
-      <w:tr>
-        <w:tc>
-          <w:tcPr>
-            <w:tcW w:type="dxa" w:w="1520"/>
-            <w:shd w:fill="FCE4D6" w:color="auto" w:val="clear"/>
-            <w:tcMar>
-              <w:top w:type="dxa" w:w="60"/>
-              <w:left w:type="dxa" w:w="120"/>
-              <w:bottom w:type="dxa" w:w="60"/>
-              <w:right w:type="dxa" w:w="120"/>
-            </w:tcMar>
-            <w:vAlign w:val="top"/>
-          </w:tcPr>
-          <w:p>
-            <w:pPr>
-              <w:spacing w:after="40" w:before="0"/>
-              <w:jc w:val="left"/>
-            </w:pPr>
-            <w:r>
-              <w:rPr>
-                <w:rFonts w:ascii="Arial" w:cs="Arial" w:eastAsia="Arial" w:hAnsi="Arial"/>
-                <w:b/>
-                <w:bCs/>
-                <w:i w:val="false"/>
-                <w:iCs w:val="false"/>
-                <w:color w:val="000000"/>
-                <w:sz w:val="18"/>
-                <w:szCs w:val="18"/>
-              </w:rPr>
-              <w:t xml:space="preserve">Driving Question Board (DQB) Creation</w:t>
-            </w:r>
-          </w:p>
-          <w:p>
-            <w:pPr>
-              <w:spacing w:after="20" w:before="0"/>
-            </w:pPr>
-            <w:r>
-              <w:rPr>
-                <w:rFonts w:ascii="Arial" w:cs="Arial" w:eastAsia="Arial" w:hAnsi="Arial"/>
-                <w:b/>
-                <w:bCs/>
-                <w:color w:val="1F3864"/>
-                <w:sz w:val="16"/>
-                <w:szCs w:val="16"/>
-              </w:rPr>
-              <w:t xml:space="preserve">📹 VIDEO:</w:t>
-            </w:r>
-          </w:p>
-          <w:p>
-            <w:pPr>
-              <w:spacing w:after="20" w:before="0"/>
-            </w:pPr>
-            <w:hyperlink w:history="1" r:id="rIdrnyuvml3v_xrsij1f6j2h">
-              <w:r>
-                <w:rPr>
-                  <w:rFonts w:ascii="Arial" w:cs="Arial" w:eastAsia="Arial" w:hAnsi="Arial"/>
-                  <w:color w:val="2E75B6"/>
-                  <w:sz w:val="16"/>
-                  <w:szCs w:val="16"/>
-                  <w:u w:val="single" w:color="2E75B6"/>
-                </w:rPr>
-                <w:t xml:space="preserve">Earth's magnetic field (how to measure)</w:t>
-              </w:r>
-            </w:hyperlink>
-          </w:p>
-          <w:p>
-            <w:pPr>
-              <w:spacing w:after="10" w:before="0"/>
-              <w:ind w:left="120"/>
-            </w:pPr>
-            <w:r>
-              <w:rPr>
-                <w:rFonts w:ascii="Arial" w:cs="Arial" w:eastAsia="Arial" w:hAnsi="Arial"/>
-                <w:color w:val="595959"/>
-                <w:sz w:val="14"/>
-                <w:szCs w:val="14"/>
-              </w:rPr>
-              <w:t xml:space="preserve">Source: Khan Academy (English - US curriculum)</w:t>
-            </w:r>
-          </w:p>
-          <w:p>
-            <w:pPr>
-              <w:spacing w:after="10" w:before="0"/>
-              <w:ind w:left="120"/>
-            </w:pPr>
-            <w:hyperlink w:history="1" r:id="rIdulxiwhwrsmuzl8losnp7i">
-              <w:r>
-                <w:rPr>
-                  <w:rFonts w:ascii="Arial" w:cs="Arial" w:eastAsia="Arial" w:hAnsi="Arial"/>
-                  <w:color w:val="595959"/>
-                  <w:sz w:val="14"/>
-                  <w:szCs w:val="14"/>
-                  <w:u w:val="single" w:color="595959"/>
-                </w:rPr>
-                <w:t xml:space="preserve">🔍 Search ARES for similar videos</w:t>
-              </w:r>
-            </w:hyperlink>
-          </w:p>
-          <w:p>
-            <w:pPr>
-              <w:spacing w:after="40" w:before="0"/>
-            </w:pPr>
-            <w:r>
-              <w:rPr>
-                <w:sz w:val="14"/>
-                <w:szCs w:val="14"/>
-              </w:rPr>
-              <w:t xml:space="preserve"/>
-            </w:r>
-          </w:p>
-          <w:p>
-            <w:pPr>
-              <w:spacing w:after="20" w:before="0"/>
-            </w:pPr>
-            <w:r>
-              <w:rPr>
-                <w:rFonts w:ascii="Arial" w:cs="Arial" w:eastAsia="Arial" w:hAnsi="Arial"/>
-                <w:b/>
-                <w:bCs/>
-                <w:color w:val="1F3864"/>
-                <w:sz w:val="16"/>
-                <w:szCs w:val="16"/>
-              </w:rPr>
-              <w:t xml:space="preserve">📖 HTML:</w:t>
-            </w:r>
-          </w:p>
-          <w:p>
-            <w:pPr>
-              <w:spacing w:after="20" w:before="0"/>
-            </w:pPr>
-            <w:hyperlink w:history="1" r:id="rIdqi3agdxjjisnuxkxny3tl">
-              <w:r>
-                <w:rPr>
-                  <w:rFonts w:ascii="Arial" w:cs="Arial" w:eastAsia="Arial" w:hAnsi="Arial"/>
-                  <w:color w:val="2E75B6"/>
-                  <w:sz w:val="16"/>
-                  <w:szCs w:val="16"/>
-                  <w:u w:val="single" w:color="2E75B6"/>
-                </w:rPr>
-                <w:t xml:space="preserve">Charges and Fields</w:t>
-              </w:r>
-            </w:hyperlink>
-          </w:p>
-          <w:p>
-            <w:pPr>
-              <w:spacing w:after="10" w:before="0"/>
-              <w:ind w:left="120"/>
-            </w:pPr>
-            <w:r>
-              <w:rPr>
-                <w:rFonts w:ascii="Arial" w:cs="Arial" w:eastAsia="Arial" w:hAnsi="Arial"/>
-                <w:color w:val="595959"/>
-                <w:sz w:val="14"/>
-                <w:szCs w:val="14"/>
-              </w:rPr>
-              <w:t xml:space="preserve">Source: PhET Interactive Simulations (English)</w:t>
-            </w:r>
-          </w:p>
-          <w:p>
-            <w:pPr>
-              <w:spacing w:after="10" w:before="0"/>
-              <w:ind w:left="120"/>
-            </w:pPr>
-            <w:hyperlink w:history="1" r:id="rIdm8kquhgnmtmlbrm7vmmei">
-              <w:r>
-                <w:rPr>
-                  <w:rFonts w:ascii="Arial" w:cs="Arial" w:eastAsia="Arial" w:hAnsi="Arial"/>
-                  <w:color w:val="595959"/>
-                  <w:sz w:val="14"/>
-                  <w:szCs w:val="14"/>
-                  <w:u w:val="single" w:color="595959"/>
-                </w:rPr>
-                <w:t xml:space="preserve">🔍 Search ARES for similar readings</w:t>
-              </w:r>
-            </w:hyperlink>
-          </w:p>
-        </w:tc>
-        <w:tc>
-          <w:tcPr>
-            <w:tcW w:type="dxa" w:w="3040"/>
-            <w:shd w:fill="FFFFFF" w:color="auto" w:val="clear"/>
-            <w:tcMar>
-              <w:top w:type="dxa" w:w="60"/>
-              <w:left w:type="dxa" w:w="120"/>
-              <w:bottom w:type="dxa" w:w="60"/>
-              <w:right w:type="dxa" w:w="120"/>
-            </w:tcMar>
-            <w:vAlign w:val="top"/>
-          </w:tcPr>
-          <w:p>
-            <w:pPr>
-              <w:spacing w:after="40" w:before="0"/>
-              <w:jc w:val="left"/>
-            </w:pPr>
-            <w:r>
-              <w:rPr>
-                <w:rFonts w:ascii="Arial" w:cs="Arial" w:eastAsia="Arial" w:hAnsi="Arial"/>
-                <w:b w:val="false"/>
-                <w:bCs w:val="false"/>
-                <w:i w:val="false"/>
-                <w:iCs w:val="false"/>
-                <w:color w:val="000000"/>
-                <w:sz w:val="18"/>
-                <w:szCs w:val="18"/>
-              </w:rPr>
-              <w:t xml:space="preserve">Each learner receives two sticky notes (one blue = 'I now understand', one orange = 'New question I have'). On the blue note they write one thing from today's lesson that helps answer the main driving question: 'How does moving a wire through a magnetic field produce electricity?' On the orange note they write a new question that today's evidence has raised — specifically prompted by the lesson's sub-question: 'Where is the field strongest — and why does that matter for a generator?' Learners post notes on the DQB under the columns: 'What We Now Know' (blue) and 'New Questions' (orange). The class does a 3-minute standing review of the board — teacher reads 3–4 orange questions aloud, categorises them on the board under 'We will answer this in Lesson 4', 'We will answer this later in the unit', or 'This connects to something outside this unit'. Learners update the running 'Evidence We Have Gathered' column of the DQB with today's key findings: (1) Magnetic fields have direction (N→S outside magnet). (2) Field is strongest where lines are densest — at the poles. (3) U-shaped magnets create a uniform, intense field between their poles. (4) The Kericho generator coils rotate in this uniform field region.</w:t>
-            </w:r>
-          </w:p>
-        </w:tc>
-        <w:tc>
-          <w:tcPr>
-            <w:tcW w:type="dxa" w:w="3040"/>
-            <w:shd w:fill="F2F2F2" w:color="auto" w:val="clear"/>
-            <w:tcMar>
-              <w:top w:type="dxa" w:w="60"/>
-              <w:left w:type="dxa" w:w="120"/>
-              <w:bottom w:type="dxa" w:w="60"/>
-              <w:right w:type="dxa" w:w="120"/>
-            </w:tcMar>
-            <w:vAlign w:val="top"/>
-          </w:tcPr>
-          <w:p>
-            <w:pPr>
-              <w:spacing w:after="40" w:before="0"/>
-              <w:jc w:val="left"/>
-            </w:pPr>
-            <w:r>
-              <w:rPr>
-                <w:rFonts w:ascii="Arial" w:cs="Arial" w:eastAsia="Arial" w:hAnsi="Arial"/>
-                <w:b w:val="false"/>
-                <w:bCs w:val="false"/>
-                <w:i w:val="false"/>
-                <w:iCs w:val="false"/>
-                <w:color w:val="000000"/>
-                <w:sz w:val="18"/>
-                <w:szCs w:val="18"/>
-              </w:rPr>
-              <w:t xml:space="preserve">Distribute sticky notes. Say: 'Blue note — one thing you now understand that helps explain why the Kericho generator works or why the bicycle dynamo lights up. Orange note — one new question today's evidence has raised for you. You have 2 minutes. Go.' [Timer. Circulate — prompt stuck learners: 'Think about the uniform field we described. What do you still not know about what happens when the wire actually moves through that field?'] After posting: Stand at the DQB and read 3 orange notes aloud — choose ones that preview Lesson 4 content (e.g., 'What happens to the galvanometer when we move the wire through the uniform field?' or 'Does the direction of movement matter?'). Say: 'This orange note asks — [read it]. Class, is that something we can answer today, or do we need more evidence?' [Cold-call 2 learners for responses. Accept all reasonable answers.] 'We will return to this exact question in our next lesson. Keep it visible on the board.' Update the 'Evidence' column together by asking: 'What are the three most important things the iron filings and plotting compass showed us today? Somebody give me number one.' [Cold-call. Write response in column. Repeat for 2 and 3.]</w:t>
-            </w:r>
-          </w:p>
-        </w:tc>
-        <w:tc>
-          <w:tcPr>
-            <w:tcW w:type="dxa" w:w="3040"/>
-            <w:shd w:fill="FFFFFF" w:color="auto" w:val="clear"/>
-            <w:tcMar>
-              <w:top w:type="dxa" w:w="60"/>
-              <w:left w:type="dxa" w:w="120"/>
-              <w:bottom w:type="dxa" w:w="60"/>
-              <w:right w:type="dxa" w:w="120"/>
-            </w:tcMar>
-            <w:vAlign w:val="top"/>
-          </w:tcPr>
-          <w:p>
-            <w:pPr>
-              <w:spacing w:after="40" w:before="0"/>
-              <w:jc w:val="left"/>
-            </w:pPr>
-            <w:r>
-              <w:rPr>
-                <w:rFonts w:ascii="Arial" w:cs="Arial" w:eastAsia="Arial" w:hAnsi="Arial"/>
-                <w:b w:val="false"/>
-                <w:bCs w:val="false"/>
-                <w:i w:val="false"/>
-                <w:iCs w:val="false"/>
-                <w:color w:val="000000"/>
-                <w:sz w:val="18"/>
-                <w:szCs w:val="18"/>
-              </w:rPr>
-              <w:t xml:space="preserve">Driving Question Board Curation (NGSS Practice 1: Asking Questions; Practice 7: Engaging in Argument from Evidence). The DQB is not a passive display — it is actively managed. The two-colour sticky note system separates consolidation from curiosity, and the public categorisation of new questions by the teacher models how scientists identify what is known versus what requires further investigation. This directly scaffolds the evidence-gathering sequence across all 8 lessons.</w:t>
-            </w:r>
-          </w:p>
-        </w:tc>
-        <w:tc>
-          <w:tcPr>
-            <w:tcW w:type="dxa" w:w="3040"/>
-            <w:shd w:fill="F2F2F2" w:color="auto" w:val="clear"/>
-            <w:tcMar>
-              <w:top w:type="dxa" w:w="60"/>
-              <w:left w:type="dxa" w:w="120"/>
-              <w:bottom w:type="dxa" w:w="60"/>
-              <w:right w:type="dxa" w:w="120"/>
-            </w:tcMar>
-            <w:vAlign w:val="top"/>
-          </w:tcPr>
-          <w:p>
-            <w:pPr>
-              <w:spacing w:after="40" w:before="0"/>
-              <w:jc w:val="left"/>
-            </w:pPr>
-            <w:r>
-              <w:rPr>
-                <w:rFonts w:ascii="Arial" w:cs="Arial" w:eastAsia="Arial" w:hAnsi="Arial"/>
-                <w:b w:val="false"/>
-                <w:bCs w:val="false"/>
-                <w:i w:val="false"/>
-                <w:iCs w:val="false"/>
-                <w:color w:val="000000"/>
-                <w:sz w:val="18"/>
-                <w:szCs w:val="18"/>
-              </w:rPr>
-              <w:t xml:space="preserve">Observable indicators: (a) Blue notes contain specific scientific language from today (field lines, poles, uniform field, field direction, U-shaped magnet) — not vague statements like 'magnets are strong'. (b) Orange questions are evidence-based and forward-looking — they reference movement, conductors, or electricity generation, showing that learners are mentally connecting today's field mapping to the upcoming induction experiments. (c) If more than a third of orange notes are still asking questions that were answered in today's lesson (e.g., 'Why do field lines curve?'), teacher recognises incomplete understanding and flags those concepts for a brief revisit at the start of Lesson 4.</w:t>
-            </w:r>
-          </w:p>
-        </w:tc>
-      </w:tr>
-      <w:tr>
-        <w:tc>
-          <w:tcPr>
-            <w:tcW w:type="dxa" w:w="1520"/>
-            <w:shd w:fill="D5E8F0" w:color="auto" w:val="clear"/>
-            <w:tcMar>
-              <w:top w:type="dxa" w:w="60"/>
-              <w:left w:type="dxa" w:w="120"/>
-              <w:bottom w:type="dxa" w:w="60"/>
-              <w:right w:type="dxa" w:w="120"/>
-            </w:tcMar>
-            <w:vAlign w:val="top"/>
-          </w:tcPr>
-          <w:p>
-            <w:pPr>
-              <w:spacing w:after="40" w:before="0"/>
-              <w:jc w:val="left"/>
-            </w:pPr>
-            <w:r>
-              <w:rPr>
-                <w:rFonts w:ascii="Arial" w:cs="Arial" w:eastAsia="Arial" w:hAnsi="Arial"/>
-                <w:b/>
-                <w:bCs/>
-                <w:i w:val="false"/>
-                <w:iCs w:val="false"/>
-                <w:color w:val="000000"/>
-                <w:sz w:val="18"/>
-                <w:szCs w:val="18"/>
-              </w:rPr>
-              <w:t xml:space="preserve">Model Building Phase</w:t>
-            </w:r>
-          </w:p>
-          <w:p>
-            <w:pPr>
-              <w:spacing w:after="20" w:before="0"/>
-            </w:pPr>
-            <w:r>
-              <w:rPr>
-                <w:rFonts w:ascii="Arial" w:cs="Arial" w:eastAsia="Arial" w:hAnsi="Arial"/>
-                <w:b/>
-                <w:bCs/>
-                <w:color w:val="1F3864"/>
-                <w:sz w:val="16"/>
-                <w:szCs w:val="16"/>
-              </w:rPr>
-              <w:t xml:space="preserve">📹 VIDEO:</w:t>
-            </w:r>
-          </w:p>
-          <w:p>
-            <w:pPr>
-              <w:spacing w:after="20" w:before="0"/>
-            </w:pPr>
-            <w:hyperlink w:history="1" r:id="rIdxbetrv_fm5guwyvw3pk9k">
-              <w:r>
-                <w:rPr>
-                  <w:rFonts w:ascii="Arial" w:cs="Arial" w:eastAsia="Arial" w:hAnsi="Arial"/>
-                  <w:color w:val="2E75B6"/>
-                  <w:sz w:val="16"/>
-                  <w:szCs w:val="16"/>
-                  <w:u w:val="single" w:color="2E75B6"/>
-                </w:rPr>
-                <w:t xml:space="preserve">Electromagnetic field (above vs. below)</w:t>
-              </w:r>
-            </w:hyperlink>
-          </w:p>
-          <w:p>
-            <w:pPr>
-              <w:spacing w:after="10" w:before="0"/>
-              <w:ind w:left="120"/>
-            </w:pPr>
-            <w:r>
-              <w:rPr>
-                <w:rFonts w:ascii="Arial" w:cs="Arial" w:eastAsia="Arial" w:hAnsi="Arial"/>
-                <w:color w:val="595959"/>
-                <w:sz w:val="14"/>
-                <w:szCs w:val="14"/>
-              </w:rPr>
-              <w:t xml:space="preserve">Source: Khan Academy (English - US curriculum)</w:t>
-            </w:r>
-          </w:p>
-          <w:p>
-            <w:pPr>
-              <w:spacing w:after="10" w:before="0"/>
-              <w:ind w:left="120"/>
-            </w:pPr>
-            <w:hyperlink w:history="1" r:id="rIdga_fnrv8xbozuqd_bmuwb">
-              <w:r>
-                <w:rPr>
-                  <w:rFonts w:ascii="Arial" w:cs="Arial" w:eastAsia="Arial" w:hAnsi="Arial"/>
-                  <w:color w:val="595959"/>
-                  <w:sz w:val="14"/>
-                  <w:szCs w:val="14"/>
-                  <w:u w:val="single" w:color="595959"/>
-                </w:rPr>
-                <w:t xml:space="preserve">🔍 Search ARES for similar videos</w:t>
-              </w:r>
-            </w:hyperlink>
-          </w:p>
-          <w:p>
-            <w:pPr>
-              <w:spacing w:after="40" w:before="0"/>
-            </w:pPr>
-            <w:r>
-              <w:rPr>
-                <w:sz w:val="14"/>
-                <w:szCs w:val="14"/>
-              </w:rPr>
-              <w:t xml:space="preserve"/>
-            </w:r>
-          </w:p>
-          <w:p>
-            <w:pPr>
-              <w:spacing w:after="20" w:before="0"/>
-            </w:pPr>
-            <w:r>
-              <w:rPr>
-                <w:rFonts w:ascii="Arial" w:cs="Arial" w:eastAsia="Arial" w:hAnsi="Arial"/>
-                <w:b/>
-                <w:bCs/>
-                <w:color w:val="1F3864"/>
-                <w:sz w:val="16"/>
-                <w:szCs w:val="16"/>
-              </w:rPr>
-              <w:t xml:space="preserve">📖 HTML:</w:t>
-            </w:r>
-          </w:p>
-          <w:p>
-            <w:pPr>
-              <w:spacing w:after="20" w:before="0"/>
-            </w:pPr>
-            <w:hyperlink w:history="1" r:id="rIdfpjqguheuvvpjemjodyl6">
-              <w:r>
-                <w:rPr>
-                  <w:rFonts w:ascii="Arial" w:cs="Arial" w:eastAsia="Arial" w:hAnsi="Arial"/>
-                  <w:color w:val="2E75B6"/>
-                  <w:sz w:val="16"/>
-                  <w:szCs w:val="16"/>
-                  <w:u w:val="single" w:color="2E75B6"/>
-                </w:rPr>
-                <w:t xml:space="preserve">Charges and Fields</w:t>
-              </w:r>
-            </w:hyperlink>
-          </w:p>
-          <w:p>
-            <w:pPr>
-              <w:spacing w:after="10" w:before="0"/>
-              <w:ind w:left="120"/>
-            </w:pPr>
-            <w:r>
-              <w:rPr>
-                <w:rFonts w:ascii="Arial" w:cs="Arial" w:eastAsia="Arial" w:hAnsi="Arial"/>
-                <w:color w:val="595959"/>
-                <w:sz w:val="14"/>
-                <w:szCs w:val="14"/>
-              </w:rPr>
-              <w:t xml:space="preserve">Source: PhET Interactive Simulations (English)</w:t>
-            </w:r>
-          </w:p>
-          <w:p>
-            <w:pPr>
-              <w:spacing w:after="10" w:before="0"/>
-              <w:ind w:left="120"/>
-            </w:pPr>
-            <w:hyperlink w:history="1" r:id="rIdgbxwcgpmcp_vkassc3dlz">
+            <w:hyperlink w:history="1" r:id="rIdubb_skeuusm_an7fkswvi">
               <w:r>
                 <w:rPr>
                   <w:rFonts w:ascii="Arial" w:cs="Arial" w:eastAsia="Arial" w:hAnsi="Arial"/>
@@ -12004,7 +12009,7 @@
             <w:pPr>
               <w:spacing w:after="20" w:before="0"/>
             </w:pPr>
-            <w:hyperlink w:history="1" r:id="rIdegbw-7r_l4fw9nzcdfecw">
+            <w:hyperlink w:history="1" r:id="rIdwclllx6pkubqqvqid1s-0">
               <w:r>
                 <w:rPr>
                   <w:rFonts w:ascii="Arial" w:cs="Arial" w:eastAsia="Arial" w:hAnsi="Arial"/>
@@ -12037,7 +12042,7 @@
               <w:spacing w:after="10" w:before="0"/>
               <w:ind w:left="120"/>
             </w:pPr>
-            <w:hyperlink w:history="1" r:id="rIdfxjja5qajpp4xolex9bgs">
+            <w:hyperlink w:history="1" r:id="rIdxqia5igpanptneq03sqbj">
               <w:r>
                 <w:rPr>
                   <w:rFonts w:ascii="Arial" w:cs="Arial" w:eastAsia="Arial" w:hAnsi="Arial"/>
@@ -12075,31 +12080,47 @@
                 <w:sz w:val="16"/>
                 <w:szCs w:val="16"/>
               </w:rPr>
-              <w:t xml:space="preserve">📖 READING:</w:t>
+              <w:t xml:space="preserve">📖 HTML:</w:t>
             </w:r>
           </w:p>
           <w:p>
             <w:pPr>
               <w:spacing w:after="20" w:before="0"/>
             </w:pPr>
-            <w:r>
-              <w:rPr>
-                <w:rFonts w:ascii="Arial" w:cs="Arial" w:eastAsia="Arial" w:hAnsi="Arial"/>
-                <w:i/>
-                <w:iCs/>
-                <w:color w:val="595959"/>
-                <w:sz w:val="16"/>
-                <w:szCs w:val="16"/>
-              </w:rPr>
-              <w:t xml:space="preserve">No closely matching reading in the ARES library for this activity.</w:t>
-            </w:r>
+            <w:hyperlink w:history="1" r:id="rIdwozhra5zbwvm0uunvrf-a">
+              <w:r>
+                <w:rPr>
+                  <w:rFonts w:ascii="Arial" w:cs="Arial" w:eastAsia="Arial" w:hAnsi="Arial"/>
+                  <w:color w:val="2E75B6"/>
+                  <w:sz w:val="16"/>
+                  <w:szCs w:val="16"/>
+                  <w:u w:val="single" w:color="2E75B6"/>
+                </w:rPr>
+                <w:t xml:space="preserve">Magnetic Field Reversal (Flexbook)</w:t>
+              </w:r>
+            </w:hyperlink>
           </w:p>
           <w:p>
             <w:pPr>
               <w:spacing w:after="10" w:before="0"/>
               <w:ind w:left="120"/>
             </w:pPr>
-            <w:hyperlink w:history="1" r:id="rId3eapsafspy5mi3qfxcwwm">
+            <w:r>
+              <w:rPr>
+                <w:rFonts w:ascii="Arial" w:cs="Arial" w:eastAsia="Arial" w:hAnsi="Arial"/>
+                <w:color w:val="595959"/>
+                <w:sz w:val="14"/>
+                <w:szCs w:val="14"/>
+              </w:rPr>
+              <w:t xml:space="preserve">Source: CK-12</w:t>
+            </w:r>
+          </w:p>
+          <w:p>
+            <w:pPr>
+              <w:spacing w:after="10" w:before="0"/>
+              <w:ind w:left="120"/>
+            </w:pPr>
+            <w:hyperlink w:history="1" r:id="rIdvstcgck2lyngerosffnix">
               <w:r>
                 <w:rPr>
                   <w:rFonts w:ascii="Arial" w:cs="Arial" w:eastAsia="Arial" w:hAnsi="Arial"/>
@@ -12108,24 +12129,9 @@
                   <w:szCs w:val="14"/>
                   <w:u w:val="single" w:color="595959"/>
                 </w:rPr>
-                <w:t xml:space="preserve">🔍 Search ARES for readings</w:t>
+                <w:t xml:space="preserve">🔍 Search ARES for similar readings</w:t>
               </w:r>
             </w:hyperlink>
-          </w:p>
-          <w:p>
-            <w:pPr>
-              <w:spacing w:after="10" w:before="0"/>
-              <w:ind w:left="120"/>
-            </w:pPr>
-            <w:r>
-              <w:rPr>
-                <w:rFonts w:ascii="Arial" w:cs="Arial" w:eastAsia="Arial" w:hAnsi="Arial"/>
-                <w:color w:val="595959"/>
-                <w:sz w:val="14"/>
-                <w:szCs w:val="14"/>
-              </w:rPr>
-              <w:t xml:space="preserve">Search terms: magnetism electromagnetic induction induced</w:t>
-            </w:r>
           </w:p>
         </w:tc>
         <w:tc>
@@ -12309,7 +12315,7 @@
             <w:pPr>
               <w:spacing w:after="20" w:before="0"/>
             </w:pPr>
-            <w:hyperlink w:history="1" r:id="rIdmdwcwy6p9swhfl3jmocxw">
+            <w:hyperlink w:history="1" r:id="rId8-sih2peqibazqwqkoin8">
               <w:r>
                 <w:rPr>
                   <w:rFonts w:ascii="Arial" w:cs="Arial" w:eastAsia="Arial" w:hAnsi="Arial"/>
@@ -12318,7 +12324,7 @@
                   <w:szCs w:val="16"/>
                   <w:u w:val="single" w:color="2E75B6"/>
                 </w:rPr>
-                <w:t xml:space="preserve">Induced current in a wire</w:t>
+                <w:t xml:space="preserve">Emf induced in rod traveling through magnetic field</w:t>
               </w:r>
             </w:hyperlink>
           </w:p>
@@ -12342,7 +12348,7 @@
               <w:spacing w:after="10" w:before="0"/>
               <w:ind w:left="120"/>
             </w:pPr>
-            <w:hyperlink w:history="1" r:id="rId8zhs95gsnp9aavuqenccb">
+            <w:hyperlink w:history="1" r:id="rIdgdzdia4lj_zeqnyzswjbz">
               <w:r>
                 <w:rPr>
                   <w:rFonts w:ascii="Arial" w:cs="Arial" w:eastAsia="Arial" w:hAnsi="Arial"/>
@@ -12380,31 +12386,47 @@
                 <w:sz w:val="16"/>
                 <w:szCs w:val="16"/>
               </w:rPr>
-              <w:t xml:space="preserve">📖 READING:</w:t>
+              <w:t xml:space="preserve">📖 HTML:</w:t>
             </w:r>
           </w:p>
           <w:p>
             <w:pPr>
               <w:spacing w:after="20" w:before="0"/>
             </w:pPr>
-            <w:r>
-              <w:rPr>
-                <w:rFonts w:ascii="Arial" w:cs="Arial" w:eastAsia="Arial" w:hAnsi="Arial"/>
-                <w:i/>
-                <w:iCs/>
-                <w:color w:val="595959"/>
-                <w:sz w:val="16"/>
-                <w:szCs w:val="16"/>
-              </w:rPr>
-              <w:t xml:space="preserve">No closely matching reading in the ARES library for this activity.</w:t>
-            </w:r>
+            <w:hyperlink w:history="1" r:id="rIdvtt4jh1fp_2myomzhnnz_">
+              <w:r>
+                <w:rPr>
+                  <w:rFonts w:ascii="Arial" w:cs="Arial" w:eastAsia="Arial" w:hAnsi="Arial"/>
+                  <w:color w:val="2E75B6"/>
+                  <w:sz w:val="16"/>
+                  <w:szCs w:val="16"/>
+                  <w:u w:val="single" w:color="2E75B6"/>
+                </w:rPr>
+                <w:t xml:space="preserve">Earth's Magnetic Field (Flexbook)</w:t>
+              </w:r>
+            </w:hyperlink>
           </w:p>
           <w:p>
             <w:pPr>
               <w:spacing w:after="10" w:before="0"/>
               <w:ind w:left="120"/>
             </w:pPr>
-            <w:hyperlink w:history="1" r:id="rIdssqefibxh7w19phweweyl">
+            <w:r>
+              <w:rPr>
+                <w:rFonts w:ascii="Arial" w:cs="Arial" w:eastAsia="Arial" w:hAnsi="Arial"/>
+                <w:color w:val="595959"/>
+                <w:sz w:val="14"/>
+                <w:szCs w:val="14"/>
+              </w:rPr>
+              <w:t xml:space="preserve">Source: CK-12</w:t>
+            </w:r>
+          </w:p>
+          <w:p>
+            <w:pPr>
+              <w:spacing w:after="10" w:before="0"/>
+              <w:ind w:left="120"/>
+            </w:pPr>
+            <w:hyperlink w:history="1" r:id="rId3emesy-kd1xvtxq-8oxzh">
               <w:r>
                 <w:rPr>
                   <w:rFonts w:ascii="Arial" w:cs="Arial" w:eastAsia="Arial" w:hAnsi="Arial"/>
@@ -12413,24 +12435,9 @@
                   <w:szCs w:val="14"/>
                   <w:u w:val="single" w:color="595959"/>
                 </w:rPr>
-                <w:t xml:space="preserve">🔍 Search ARES for readings</w:t>
+                <w:t xml:space="preserve">🔍 Search ARES for similar readings</w:t>
               </w:r>
             </w:hyperlink>
-          </w:p>
-          <w:p>
-            <w:pPr>
-              <w:spacing w:after="10" w:before="0"/>
-              <w:ind w:left="120"/>
-            </w:pPr>
-            <w:r>
-              <w:rPr>
-                <w:rFonts w:ascii="Arial" w:cs="Arial" w:eastAsia="Arial" w:hAnsi="Arial"/>
-                <w:color w:val="595959"/>
-                <w:sz w:val="14"/>
-                <w:szCs w:val="14"/>
-              </w:rPr>
-              <w:t xml:space="preserve">Search terms: magnetism electromagnetic induction induced</w:t>
-            </w:r>
           </w:p>
         </w:tc>
         <w:tc>
@@ -12785,7 +12792,7 @@
             <w:pPr>
               <w:spacing w:after="20" w:before="0"/>
             </w:pPr>
-            <w:hyperlink w:history="1" r:id="rIdhfdxiuxexzsyvjsw00lx9">
+            <w:hyperlink w:history="1" r:id="rId6ztzy7-jlkzicefh1vjya">
               <w:r>
                 <w:rPr>
                   <w:rFonts w:ascii="Arial" w:cs="Arial" w:eastAsia="Arial" w:hAnsi="Arial"/>
@@ -12818,7 +12825,7 @@
               <w:spacing w:after="10" w:before="0"/>
               <w:ind w:left="120"/>
             </w:pPr>
-            <w:hyperlink w:history="1" r:id="rIdsese5difbwpylslreeiit">
+            <w:hyperlink w:history="1" r:id="rIdxbmqgwphakhcnrsjwups6">
               <w:r>
                 <w:rPr>
                   <w:rFonts w:ascii="Arial" w:cs="Arial" w:eastAsia="Arial" w:hAnsi="Arial"/>
@@ -12856,31 +12863,47 @@
                 <w:sz w:val="16"/>
                 <w:szCs w:val="16"/>
               </w:rPr>
-              <w:t xml:space="preserve">📖 READING:</w:t>
+              <w:t xml:space="preserve">📖 EXERCISE:</w:t>
             </w:r>
           </w:p>
           <w:p>
             <w:pPr>
               <w:spacing w:after="20" w:before="0"/>
             </w:pPr>
-            <w:r>
-              <w:rPr>
-                <w:rFonts w:ascii="Arial" w:cs="Arial" w:eastAsia="Arial" w:hAnsi="Arial"/>
-                <w:i/>
-                <w:iCs/>
-                <w:color w:val="595959"/>
-                <w:sz w:val="16"/>
-                <w:szCs w:val="16"/>
-              </w:rPr>
-              <w:t xml:space="preserve">No closely matching reading in the ARES library for this activity.</w:t>
-            </w:r>
+            <w:hyperlink w:history="1" r:id="rIdgu70by6kkgzcvd3kpnhc0">
+              <w:r>
+                <w:rPr>
+                  <w:rFonts w:ascii="Arial" w:cs="Arial" w:eastAsia="Arial" w:hAnsi="Arial"/>
+                  <w:color w:val="2E75B6"/>
+                  <w:sz w:val="16"/>
+                  <w:szCs w:val="16"/>
+                  <w:u w:val="single" w:color="2E75B6"/>
+                </w:rPr>
+                <w:t xml:space="preserve">Earth's Magnetic Field Practice</w:t>
+              </w:r>
+            </w:hyperlink>
           </w:p>
           <w:p>
             <w:pPr>
               <w:spacing w:after="10" w:before="0"/>
               <w:ind w:left="120"/>
             </w:pPr>
-            <w:hyperlink w:history="1" r:id="rIdladihgl9q7asso2h_vdw5">
+            <w:r>
+              <w:rPr>
+                <w:rFonts w:ascii="Arial" w:cs="Arial" w:eastAsia="Arial" w:hAnsi="Arial"/>
+                <w:color w:val="595959"/>
+                <w:sz w:val="14"/>
+                <w:szCs w:val="14"/>
+              </w:rPr>
+              <w:t xml:space="preserve">Source: CK-12</w:t>
+            </w:r>
+          </w:p>
+          <w:p>
+            <w:pPr>
+              <w:spacing w:after="10" w:before="0"/>
+              <w:ind w:left="120"/>
+            </w:pPr>
+            <w:hyperlink w:history="1" r:id="rIdyzomaqez3ufhxtvu0lhmx">
               <w:r>
                 <w:rPr>
                   <w:rFonts w:ascii="Arial" w:cs="Arial" w:eastAsia="Arial" w:hAnsi="Arial"/>
@@ -12889,24 +12912,9 @@
                   <w:szCs w:val="14"/>
                   <w:u w:val="single" w:color="595959"/>
                 </w:rPr>
-                <w:t xml:space="preserve">🔍 Search ARES for readings</w:t>
+                <w:t xml:space="preserve">🔍 Search ARES for similar readings</w:t>
               </w:r>
             </w:hyperlink>
-          </w:p>
-          <w:p>
-            <w:pPr>
-              <w:spacing w:after="10" w:before="0"/>
-              <w:ind w:left="120"/>
-            </w:pPr>
-            <w:r>
-              <w:rPr>
-                <w:rFonts w:ascii="Arial" w:cs="Arial" w:eastAsia="Arial" w:hAnsi="Arial"/>
-                <w:color w:val="595959"/>
-                <w:sz w:val="14"/>
-                <w:szCs w:val="14"/>
-              </w:rPr>
-              <w:t xml:space="preserve">Search terms: magnetism electromagnetic induction induced</w:t>
-            </w:r>
           </w:p>
         </w:tc>
         <w:tc>
@@ -13185,7 +13193,7 @@
             <w:pPr>
               <w:spacing w:after="20" w:before="0"/>
             </w:pPr>
-            <w:hyperlink w:history="1" r:id="rIdapwinmkzrvn1qycczcmxr">
+            <w:hyperlink w:history="1" r:id="rIdwc_bdebjoexma-ag_-7dz">
               <w:r>
                 <w:rPr>
                   <w:rFonts w:ascii="Arial" w:cs="Arial" w:eastAsia="Arial" w:hAnsi="Arial"/>
@@ -13218,7 +13226,7 @@
               <w:spacing w:after="10" w:before="0"/>
               <w:ind w:left="120"/>
             </w:pPr>
-            <w:hyperlink w:history="1" r:id="rIdbldytilumzrxmyuex-o_k">
+            <w:hyperlink w:history="1" r:id="rIdcl6fo5lq6aogbkgjjs8bb">
               <w:r>
                 <w:rPr>
                   <w:rFonts w:ascii="Arial" w:cs="Arial" w:eastAsia="Arial" w:hAnsi="Arial"/>
@@ -13256,31 +13264,47 @@
                 <w:sz w:val="16"/>
                 <w:szCs w:val="16"/>
               </w:rPr>
-              <w:t xml:space="preserve">📖 READING:</w:t>
+              <w:t xml:space="preserve">📖 HTML:</w:t>
             </w:r>
           </w:p>
           <w:p>
             <w:pPr>
               <w:spacing w:after="20" w:before="0"/>
             </w:pPr>
-            <w:r>
-              <w:rPr>
-                <w:rFonts w:ascii="Arial" w:cs="Arial" w:eastAsia="Arial" w:hAnsi="Arial"/>
-                <w:i/>
-                <w:iCs/>
-                <w:color w:val="595959"/>
-                <w:sz w:val="16"/>
-                <w:szCs w:val="16"/>
-              </w:rPr>
-              <w:t xml:space="preserve">No closely matching reading in the ARES library for this activity.</w:t>
-            </w:r>
+            <w:hyperlink w:history="1" r:id="rId3yp3ehkyiwiyia-tqzauu">
+              <w:r>
+                <w:rPr>
+                  <w:rFonts w:ascii="Arial" w:cs="Arial" w:eastAsia="Arial" w:hAnsi="Arial"/>
+                  <w:color w:val="2E75B6"/>
+                  <w:sz w:val="16"/>
+                  <w:szCs w:val="16"/>
+                  <w:u w:val="single" w:color="2E75B6"/>
+                </w:rPr>
+                <w:t xml:space="preserve">Using Earth's Magnetic Field (Flexbook)</w:t>
+              </w:r>
+            </w:hyperlink>
           </w:p>
           <w:p>
             <w:pPr>
               <w:spacing w:after="10" w:before="0"/>
               <w:ind w:left="120"/>
             </w:pPr>
-            <w:hyperlink w:history="1" r:id="rIdgzov9tubi78v8cfimd8ji">
+            <w:r>
+              <w:rPr>
+                <w:rFonts w:ascii="Arial" w:cs="Arial" w:eastAsia="Arial" w:hAnsi="Arial"/>
+                <w:color w:val="595959"/>
+                <w:sz w:val="14"/>
+                <w:szCs w:val="14"/>
+              </w:rPr>
+              <w:t xml:space="preserve">Source: CK-12</w:t>
+            </w:r>
+          </w:p>
+          <w:p>
+            <w:pPr>
+              <w:spacing w:after="10" w:before="0"/>
+              <w:ind w:left="120"/>
+            </w:pPr>
+            <w:hyperlink w:history="1" r:id="rIdby7qsfdrrtfhxk2bjli8w">
               <w:r>
                 <w:rPr>
                   <w:rFonts w:ascii="Arial" w:cs="Arial" w:eastAsia="Arial" w:hAnsi="Arial"/>
@@ -13289,24 +13313,9 @@
                   <w:szCs w:val="14"/>
                   <w:u w:val="single" w:color="595959"/>
                 </w:rPr>
-                <w:t xml:space="preserve">🔍 Search ARES for readings</w:t>
+                <w:t xml:space="preserve">🔍 Search ARES for similar readings</w:t>
               </w:r>
             </w:hyperlink>
-          </w:p>
-          <w:p>
-            <w:pPr>
-              <w:spacing w:after="10" w:before="0"/>
-              <w:ind w:left="120"/>
-            </w:pPr>
-            <w:r>
-              <w:rPr>
-                <w:rFonts w:ascii="Arial" w:cs="Arial" w:eastAsia="Arial" w:hAnsi="Arial"/>
-                <w:color w:val="595959"/>
-                <w:sz w:val="14"/>
-                <w:szCs w:val="14"/>
-              </w:rPr>
-              <w:t xml:space="preserve">Search terms: magnetism electromagnetic induction induced</w:t>
-            </w:r>
           </w:p>
         </w:tc>
         <w:tc>
@@ -13490,7 +13499,7 @@
             <w:pPr>
               <w:spacing w:after="20" w:before="0"/>
             </w:pPr>
-            <w:hyperlink w:history="1" r:id="rId73ks52hcqvfdhzut-zoxt">
+            <w:hyperlink w:history="1" r:id="rIdzoqx85tmuxxkzq8nj2uva">
               <w:r>
                 <w:rPr>
                   <w:rFonts w:ascii="Arial" w:cs="Arial" w:eastAsia="Arial" w:hAnsi="Arial"/>
@@ -13523,7 +13532,7 @@
               <w:spacing w:after="10" w:before="0"/>
               <w:ind w:left="120"/>
             </w:pPr>
-            <w:hyperlink w:history="1" r:id="rIdedrngrchpgo6oplsw9i4t">
+            <w:hyperlink w:history="1" r:id="rIddss6xlhduzswa4gxj-01u">
               <w:r>
                 <w:rPr>
                   <w:rFonts w:ascii="Arial" w:cs="Arial" w:eastAsia="Arial" w:hAnsi="Arial"/>
@@ -13561,31 +13570,47 @@
                 <w:sz w:val="16"/>
                 <w:szCs w:val="16"/>
               </w:rPr>
-              <w:t xml:space="preserve">📖 READING:</w:t>
+              <w:t xml:space="preserve">📖 HTML:</w:t>
             </w:r>
           </w:p>
           <w:p>
             <w:pPr>
               <w:spacing w:after="20" w:before="0"/>
             </w:pPr>
-            <w:r>
-              <w:rPr>
-                <w:rFonts w:ascii="Arial" w:cs="Arial" w:eastAsia="Arial" w:hAnsi="Arial"/>
-                <w:i/>
-                <w:iCs/>
-                <w:color w:val="595959"/>
-                <w:sz w:val="16"/>
-                <w:szCs w:val="16"/>
-              </w:rPr>
-              <w:t xml:space="preserve">No closely matching reading in the ARES library for this activity.</w:t>
-            </w:r>
+            <w:hyperlink w:history="1" r:id="rIdrycesgpjuioqemx-j5txo">
+              <w:r>
+                <w:rPr>
+                  <w:rFonts w:ascii="Arial" w:cs="Arial" w:eastAsia="Arial" w:hAnsi="Arial"/>
+                  <w:color w:val="2E75B6"/>
+                  <w:sz w:val="16"/>
+                  <w:szCs w:val="16"/>
+                  <w:u w:val="single" w:color="2E75B6"/>
+                </w:rPr>
+                <w:t xml:space="preserve">Magnetic Fields (Flexbook)</w:t>
+              </w:r>
+            </w:hyperlink>
           </w:p>
           <w:p>
             <w:pPr>
               <w:spacing w:after="10" w:before="0"/>
               <w:ind w:left="120"/>
             </w:pPr>
-            <w:hyperlink w:history="1" r:id="rIduuyri5ib3gqjonjaikytt">
+            <w:r>
+              <w:rPr>
+                <w:rFonts w:ascii="Arial" w:cs="Arial" w:eastAsia="Arial" w:hAnsi="Arial"/>
+                <w:color w:val="595959"/>
+                <w:sz w:val="14"/>
+                <w:szCs w:val="14"/>
+              </w:rPr>
+              <w:t xml:space="preserve">Source: CK-12</w:t>
+            </w:r>
+          </w:p>
+          <w:p>
+            <w:pPr>
+              <w:spacing w:after="10" w:before="0"/>
+              <w:ind w:left="120"/>
+            </w:pPr>
+            <w:hyperlink w:history="1" r:id="rIdotll7kskjd9hkzb6fngqt">
               <w:r>
                 <w:rPr>
                   <w:rFonts w:ascii="Arial" w:cs="Arial" w:eastAsia="Arial" w:hAnsi="Arial"/>
@@ -13594,24 +13619,9 @@
                   <w:szCs w:val="14"/>
                   <w:u w:val="single" w:color="595959"/>
                 </w:rPr>
-                <w:t xml:space="preserve">🔍 Search ARES for readings</w:t>
+                <w:t xml:space="preserve">🔍 Search ARES for similar readings</w:t>
               </w:r>
             </w:hyperlink>
-          </w:p>
-          <w:p>
-            <w:pPr>
-              <w:spacing w:after="10" w:before="0"/>
-              <w:ind w:left="120"/>
-            </w:pPr>
-            <w:r>
-              <w:rPr>
-                <w:rFonts w:ascii="Arial" w:cs="Arial" w:eastAsia="Arial" w:hAnsi="Arial"/>
-                <w:color w:val="595959"/>
-                <w:sz w:val="14"/>
-                <w:szCs w:val="14"/>
-              </w:rPr>
-              <w:t xml:space="preserve">Search terms: magnetism electromagnetic induction induced</w:t>
-            </w:r>
           </w:p>
         </w:tc>
         <w:tc>
@@ -15087,7 +15097,7 @@
             <w:pPr>
               <w:spacing w:after="20" w:before="0"/>
             </w:pPr>
-            <w:hyperlink w:history="1" r:id="rIdfkpipupi1ovhmvb6kocdj">
+            <w:hyperlink w:history="1" r:id="rIdzqehenp3ka18hrfxrsrvr">
               <w:r>
                 <w:rPr>
                   <w:rFonts w:ascii="Arial" w:cs="Arial" w:eastAsia="Arial" w:hAnsi="Arial"/>
@@ -15120,7 +15130,7 @@
               <w:spacing w:after="10" w:before="0"/>
               <w:ind w:left="120"/>
             </w:pPr>
-            <w:hyperlink w:history="1" r:id="rIdu1t3ycecgfsspnjpjnk-h">
+            <w:hyperlink w:history="1" r:id="rIdu6jxvipyxontoabeekj-u">
               <w:r>
                 <w:rPr>
                   <w:rFonts w:ascii="Arial" w:cs="Arial" w:eastAsia="Arial" w:hAnsi="Arial"/>
@@ -15165,7 +15175,7 @@
             <w:pPr>
               <w:spacing w:after="20" w:before="0"/>
             </w:pPr>
-            <w:hyperlink w:history="1" r:id="rIdi2i2vvpkttube2dfjdwty">
+            <w:hyperlink w:history="1" r:id="rIdhwftfycrvcayg5vchtif1">
               <w:r>
                 <w:rPr>
                   <w:rFonts w:ascii="Arial" w:cs="Arial" w:eastAsia="Arial" w:hAnsi="Arial"/>
@@ -15198,7 +15208,7 @@
               <w:spacing w:after="10" w:before="0"/>
               <w:ind w:left="120"/>
             </w:pPr>
-            <w:hyperlink w:history="1" r:id="rId1b5jukbptjd44rcvkpucu">
+            <w:hyperlink w:history="1" r:id="rId-ekea4pz7a33mtgbwyjuj">
               <w:r>
                 <w:rPr>
                   <w:rFonts w:ascii="Arial" w:cs="Arial" w:eastAsia="Arial" w:hAnsi="Arial"/>
@@ -15393,7 +15403,313 @@
             <w:pPr>
               <w:spacing w:after="20" w:before="0"/>
             </w:pPr>
-            <w:hyperlink w:history="1" r:id="rIdhvin6m4gkownkx1sf7ayp">
+            <w:hyperlink w:history="1" r:id="rIdfwfx8fl1uyp4orykjkprz">
+              <w:r>
+                <w:rPr>
+                  <w:rFonts w:ascii="Arial" w:cs="Arial" w:eastAsia="Arial" w:hAnsi="Arial"/>
+                  <w:color w:val="2E75B6"/>
+                  <w:sz w:val="16"/>
+                  <w:szCs w:val="16"/>
+                  <w:u w:val="single" w:color="2E75B6"/>
+                </w:rPr>
+                <w:t xml:space="preserve">Emf induced in rod traveling through magnetic field</w:t>
+              </w:r>
+            </w:hyperlink>
+          </w:p>
+          <w:p>
+            <w:pPr>
+              <w:spacing w:after="10" w:before="0"/>
+              <w:ind w:left="120"/>
+            </w:pPr>
+            <w:r>
+              <w:rPr>
+                <w:rFonts w:ascii="Arial" w:cs="Arial" w:eastAsia="Arial" w:hAnsi="Arial"/>
+                <w:color w:val="595959"/>
+                <w:sz w:val="14"/>
+                <w:szCs w:val="14"/>
+              </w:rPr>
+              <w:t xml:space="preserve">Source: Khan Academy (English - US curriculum)</w:t>
+            </w:r>
+          </w:p>
+          <w:p>
+            <w:pPr>
+              <w:spacing w:after="10" w:before="0"/>
+              <w:ind w:left="120"/>
+            </w:pPr>
+            <w:hyperlink w:history="1" r:id="rIdbqjdd_vhnrvggy6p7cbuk">
+              <w:r>
+                <w:rPr>
+                  <w:rFonts w:ascii="Arial" w:cs="Arial" w:eastAsia="Arial" w:hAnsi="Arial"/>
+                  <w:color w:val="595959"/>
+                  <w:sz w:val="14"/>
+                  <w:szCs w:val="14"/>
+                  <w:u w:val="single" w:color="595959"/>
+                </w:rPr>
+                <w:t xml:space="preserve">🔍 Search ARES for similar videos</w:t>
+              </w:r>
+            </w:hyperlink>
+          </w:p>
+          <w:p>
+            <w:pPr>
+              <w:spacing w:after="40" w:before="0"/>
+            </w:pPr>
+            <w:r>
+              <w:rPr>
+                <w:sz w:val="14"/>
+                <w:szCs w:val="14"/>
+              </w:rPr>
+              <w:t xml:space="preserve"/>
+            </w:r>
+          </w:p>
+          <w:p>
+            <w:pPr>
+              <w:spacing w:after="20" w:before="0"/>
+            </w:pPr>
+            <w:r>
+              <w:rPr>
+                <w:rFonts w:ascii="Arial" w:cs="Arial" w:eastAsia="Arial" w:hAnsi="Arial"/>
+                <w:b/>
+                <w:bCs/>
+                <w:color w:val="1F3864"/>
+                <w:sz w:val="16"/>
+                <w:szCs w:val="16"/>
+              </w:rPr>
+              <w:t xml:space="preserve">📖 HTML:</w:t>
+            </w:r>
+          </w:p>
+          <w:p>
+            <w:pPr>
+              <w:spacing w:after="20" w:before="0"/>
+            </w:pPr>
+            <w:hyperlink w:history="1" r:id="rIddgndwgittq5lcc5v1j0y3">
+              <w:r>
+                <w:rPr>
+                  <w:rFonts w:ascii="Arial" w:cs="Arial" w:eastAsia="Arial" w:hAnsi="Arial"/>
+                  <w:color w:val="2E75B6"/>
+                  <w:sz w:val="16"/>
+                  <w:szCs w:val="16"/>
+                  <w:u w:val="single" w:color="2E75B6"/>
+                </w:rPr>
+                <w:t xml:space="preserve">Faraday's Law</w:t>
+              </w:r>
+            </w:hyperlink>
+          </w:p>
+          <w:p>
+            <w:pPr>
+              <w:spacing w:after="10" w:before="0"/>
+              <w:ind w:left="120"/>
+            </w:pPr>
+            <w:r>
+              <w:rPr>
+                <w:rFonts w:ascii="Arial" w:cs="Arial" w:eastAsia="Arial" w:hAnsi="Arial"/>
+                <w:color w:val="595959"/>
+                <w:sz w:val="14"/>
+                <w:szCs w:val="14"/>
+              </w:rPr>
+              <w:t xml:space="preserve">Source: PhET Interactive Simulations (English)</w:t>
+            </w:r>
+          </w:p>
+          <w:p>
+            <w:pPr>
+              <w:spacing w:after="10" w:before="0"/>
+              <w:ind w:left="120"/>
+            </w:pPr>
+            <w:hyperlink w:history="1" r:id="rIdmci9me03ddejgu59bfvw1">
+              <w:r>
+                <w:rPr>
+                  <w:rFonts w:ascii="Arial" w:cs="Arial" w:eastAsia="Arial" w:hAnsi="Arial"/>
+                  <w:color w:val="595959"/>
+                  <w:sz w:val="14"/>
+                  <w:szCs w:val="14"/>
+                  <w:u w:val="single" w:color="595959"/>
+                </w:rPr>
+                <w:t xml:space="preserve">🔍 Search ARES for similar readings</w:t>
+              </w:r>
+            </w:hyperlink>
+          </w:p>
+        </w:tc>
+        <w:tc>
+          <w:tcPr>
+            <w:tcW w:type="dxa" w:w="3040"/>
+            <w:shd w:fill="FFFFFF" w:color="auto" w:val="clear"/>
+            <w:tcMar>
+              <w:top w:type="dxa" w:w="60"/>
+              <w:left w:type="dxa" w:w="120"/>
+              <w:bottom w:type="dxa" w:w="60"/>
+              <w:right w:type="dxa" w:w="120"/>
+            </w:tcMar>
+            <w:vAlign w:val="top"/>
+          </w:tcPr>
+          <w:p>
+            <w:pPr>
+              <w:spacing w:after="40" w:before="0"/>
+              <w:jc w:val="left"/>
+            </w:pPr>
+            <w:r>
+              <w:rPr>
+                <w:rFonts w:ascii="Arial" w:cs="Arial" w:eastAsia="Arial" w:hAnsi="Arial"/>
+                <w:b w:val="false"/>
+                <w:bCs w:val="false"/>
+                <w:i w:val="false"/>
+                <w:iCs w:val="false"/>
+                <w:color w:val="000000"/>
+                <w:sz w:val="18"/>
+                <w:szCs w:val="18"/>
+              </w:rPr>
+              <w:t xml:space="preserve">Groups of 4 rotate through four mini-investigations at a shared rig (galvanometer, multi-turn coil mounted on a retort stand, set of bar magnets, connecting wires). Each investigation changes ONE variable while holding the others constant. INVESTIGATION 1 — Speed: Learners push a bar magnet into the coil slowly, then quickly; they read and record the galvanometer needle deflection angle (small/medium/large). INVESTIGATION 2 — Magnet Strength: Using one magnet vs. two stacked magnets (same speed, same coil); record deflection. INVESTIGATION 3 — Number of Turns: Use 20-turn coil vs. 50-turn vs. 100-turn coil (same magnet, same speed); record deflection. INVESTIGATION 4 — Angle of Entry: Push the magnet straight in (90°), at 45°, and parallel to the coil axis (0°); record deflection. All results enter a pre-printed table. Learners plot a grouped bar chart on grid paper: factor on x-axis, deflection (proxy for e.m.f.) on y-axis. Groups annotate each bar: 'higher e.m.f.' or 'lower e.m.f.' Connection to phenomenon: teacher posts a photo of the Kericho generator coils on the board — 'That machine in the generator room is doing exactly what your coil is doing right now.'</w:t>
+            </w:r>
+          </w:p>
+        </w:tc>
+        <w:tc>
+          <w:tcPr>
+            <w:tcW w:type="dxa" w:w="3040"/>
+            <w:shd w:fill="F2F2F2" w:color="auto" w:val="clear"/>
+            <w:tcMar>
+              <w:top w:type="dxa" w:w="60"/>
+              <w:left w:type="dxa" w:w="120"/>
+              <w:bottom w:type="dxa" w:w="60"/>
+              <w:right w:type="dxa" w:w="120"/>
+            </w:tcMar>
+            <w:vAlign w:val="top"/>
+          </w:tcPr>
+          <w:p>
+            <w:pPr>
+              <w:spacing w:after="40" w:before="0"/>
+              <w:jc w:val="left"/>
+            </w:pPr>
+            <w:r>
+              <w:rPr>
+                <w:rFonts w:ascii="Arial" w:cs="Arial" w:eastAsia="Arial" w:hAnsi="Arial"/>
+                <w:b w:val="false"/>
+                <w:bCs w:val="false"/>
+                <w:i w:val="false"/>
+                <w:iCs w:val="false"/>
+                <w:color w:val="000000"/>
+                <w:sz w:val="18"/>
+                <w:szCs w:val="18"/>
+              </w:rPr>
+              <w:t xml:space="preserve">1. Demonstrate Investigation 1 at the front: 'Watch the needle — I push SLOWLY.' [Pause 5 seconds.] 'Now FAST.' Ask: 'What changed?' [WAIT 12 seconds. Cold-call 1 learner.] 2. Distribute pre-printed results tables and investigation guide cards. Say: 'You have 25 minutes. Rule: only ONE variable changes per investigation. If you change two things at once, your evidence is worthless — like testing two medicines at the same time on a patient.' (Kenyan clinical context resonates.) 3. Circulate every 4 minutes. Probe groups with: 'Which variable are you currently changing?' 'What are you holding constant?' 'What does a larger needle deflection tell us about the e.m.f.?' [WAIT 10 seconds each.] 4. If a group records inconsistent results: 'Repeat that trial — scientists in Kenya's GDC geothermal plant repeat measurements three times before trusting data.' 5. At 20 minutes, call a 2-minute pause: 'Pencils down. Look at your table so far. Which factor caused the BIGGEST change in deflection? Whisper to your partner.' [WAIT 10 seconds.] Cold-call 2 groups. 6. At 25 minutes: 'Transfer your data to the bar chart. Label every bar. You have 5 minutes.' 7. Post the dynamo-torch photo beside the generator photo: 'Same principle — different scale.'</w:t>
+            </w:r>
+          </w:p>
+        </w:tc>
+        <w:tc>
+          <w:tcPr>
+            <w:tcW w:type="dxa" w:w="3040"/>
+            <w:shd w:fill="FFFFFF" w:color="auto" w:val="clear"/>
+            <w:tcMar>
+              <w:top w:type="dxa" w:w="60"/>
+              <w:left w:type="dxa" w:w="120"/>
+              <w:bottom w:type="dxa" w:w="60"/>
+              <w:right w:type="dxa" w:w="120"/>
+            </w:tcMar>
+            <w:vAlign w:val="top"/>
+          </w:tcPr>
+          <w:p>
+            <w:pPr>
+              <w:spacing w:after="40" w:before="0"/>
+              <w:jc w:val="left"/>
+            </w:pPr>
+            <w:r>
+              <w:rPr>
+                <w:rFonts w:ascii="Arial" w:cs="Arial" w:eastAsia="Arial" w:hAnsi="Arial"/>
+                <w:b w:val="false"/>
+                <w:bCs w:val="false"/>
+                <w:i w:val="false"/>
+                <w:iCs w:val="false"/>
+                <w:color w:val="000000"/>
+                <w:sz w:val="18"/>
+                <w:szCs w:val="18"/>
+              </w:rPr>
+              <w:t xml:space="preserve">STRUCTURED INQUIRY WITH CONTROLLED VARIABLES (NGSS SEP 3 — Planning and Carrying Out Investigations; SEP 4 — Analysing and Interpreting Data). Using a pre-printed table forces disciplined variable control. The bar chart transforms numbers into a visual pattern, making the trend immediately apparent even for learners who struggle with abstract reasoning. The side-by-side dynamo/generator photos keep the phenomenon anchoring every observation.</w:t>
+            </w:r>
+          </w:p>
+        </w:tc>
+        <w:tc>
+          <w:tcPr>
+            <w:tcW w:type="dxa" w:w="3040"/>
+            <w:shd w:fill="F2F2F2" w:color="auto" w:val="clear"/>
+            <w:tcMar>
+              <w:top w:type="dxa" w:w="60"/>
+              <w:left w:type="dxa" w:w="120"/>
+              <w:bottom w:type="dxa" w:w="60"/>
+              <w:right w:type="dxa" w:w="120"/>
+            </w:tcMar>
+            <w:vAlign w:val="top"/>
+          </w:tcPr>
+          <w:p>
+            <w:pPr>
+              <w:spacing w:after="40" w:before="0"/>
+              <w:jc w:val="left"/>
+            </w:pPr>
+            <w:r>
+              <w:rPr>
+                <w:rFonts w:ascii="Arial" w:cs="Arial" w:eastAsia="Arial" w:hAnsi="Arial"/>
+                <w:b w:val="false"/>
+                <w:bCs w:val="false"/>
+                <w:i w:val="false"/>
+                <w:iCs w:val="false"/>
+                <w:color w:val="000000"/>
+                <w:sz w:val="18"/>
+                <w:szCs w:val="18"/>
+              </w:rPr>
+              <w:t xml:space="preserve">Observable indicators: (a) Results table has exactly one variable changing per investigation — any group with two changing variables is flagged for re-do. (b) Bar chart is plotted with labelled axes and at least 8 of 10 bars correctly placed. (c) When teacher probes 'What are you holding constant?' learner can name at least two fixed variables. Red flag: groups that push the magnet at different depths — prompt them to mark a tape line on the magnet showing 'how far to insert'.</w:t>
+            </w:r>
+          </w:p>
+        </w:tc>
+      </w:tr>
+      <w:tr>
+        <w:tc>
+          <w:tcPr>
+            <w:tcW w:type="dxa" w:w="1520"/>
+            <w:shd w:fill="E2EFDA" w:color="auto" w:val="clear"/>
+            <w:tcMar>
+              <w:top w:type="dxa" w:w="60"/>
+              <w:left w:type="dxa" w:w="120"/>
+              <w:bottom w:type="dxa" w:w="60"/>
+              <w:right w:type="dxa" w:w="120"/>
+            </w:tcMar>
+            <w:vAlign w:val="top"/>
+          </w:tcPr>
+          <w:p>
+            <w:pPr>
+              <w:spacing w:after="40" w:before="0"/>
+              <w:jc w:val="left"/>
+            </w:pPr>
+            <w:r>
+              <w:rPr>
+                <w:rFonts w:ascii="Arial" w:cs="Arial" w:eastAsia="Arial" w:hAnsi="Arial"/>
+                <w:b/>
+                <w:bCs/>
+                <w:i w:val="false"/>
+                <w:iCs w:val="false"/>
+                <w:color w:val="000000"/>
+                <w:sz w:val="18"/>
+                <w:szCs w:val="18"/>
+              </w:rPr>
+              <w:t xml:space="preserve">Explain Phase</w:t>
+            </w:r>
+          </w:p>
+          <w:p>
+            <w:pPr>
+              <w:spacing w:after="20" w:before="0"/>
+            </w:pPr>
+            <w:r>
+              <w:rPr>
+                <w:rFonts w:ascii="Arial" w:cs="Arial" w:eastAsia="Arial" w:hAnsi="Arial"/>
+                <w:b/>
+                <w:bCs/>
+                <w:color w:val="1F3864"/>
+                <w:sz w:val="16"/>
+                <w:szCs w:val="16"/>
+              </w:rPr>
+              <w:t xml:space="preserve">📹 VIDEO:</w:t>
+            </w:r>
+          </w:p>
+          <w:p>
+            <w:pPr>
+              <w:spacing w:after="20" w:before="0"/>
+            </w:pPr>
+            <w:hyperlink w:history="1" r:id="rIduecsuzkiou78ycvae6g03">
               <w:r>
                 <w:rPr>
                   <w:rFonts w:ascii="Arial" w:cs="Arial" w:eastAsia="Arial" w:hAnsi="Arial"/>
@@ -15426,7 +15742,7 @@
               <w:spacing w:after="10" w:before="0"/>
               <w:ind w:left="120"/>
             </w:pPr>
-            <w:hyperlink w:history="1" r:id="rIde0bgnyer91xnlrw-6iug2">
+            <w:hyperlink w:history="1" r:id="rIdj5htpe-ergijfrffay8k7">
               <w:r>
                 <w:rPr>
                   <w:rFonts w:ascii="Arial" w:cs="Arial" w:eastAsia="Arial" w:hAnsi="Arial"/>
@@ -15471,7 +15787,7 @@
             <w:pPr>
               <w:spacing w:after="20" w:before="0"/>
             </w:pPr>
-            <w:hyperlink w:history="1" r:id="rId4hb4h1jbijyavfiyrkq8z">
+            <w:hyperlink w:history="1" r:id="rIdf7yl1wwox7g7imcnlztqs">
               <w:r>
                 <w:rPr>
                   <w:rFonts w:ascii="Arial" w:cs="Arial" w:eastAsia="Arial" w:hAnsi="Arial"/>
@@ -15504,7 +15820,7 @@
               <w:spacing w:after="10" w:before="0"/>
               <w:ind w:left="120"/>
             </w:pPr>
-            <w:hyperlink w:history="1" r:id="rIdbailvaewwee4u_yau2ilo">
+            <w:hyperlink w:history="1" r:id="rIdzymxlayhnuarzqkprb28w">
               <w:r>
                 <w:rPr>
                   <w:rFonts w:ascii="Arial" w:cs="Arial" w:eastAsia="Arial" w:hAnsi="Arial"/>
@@ -15546,7 +15862,7 @@
                 <w:sz w:val="18"/>
                 <w:szCs w:val="18"/>
               </w:rPr>
-              <w:t xml:space="preserve">Groups of 4 rotate through four mini-investigations at a shared rig (galvanometer, multi-turn coil mounted on a retort stand, set of bar magnets, connecting wires). Each investigation changes ONE variable while holding the others constant. INVESTIGATION 1 — Speed: Learners push a bar magnet into the coil slowly, then quickly; they read and record the galvanometer needle deflection angle (small/medium/large). INVESTIGATION 2 — Magnet Strength: Using one magnet vs. two stacked magnets (same speed, same coil); record deflection. INVESTIGATION 3 — Number of Turns: Use 20-turn coil vs. 50-turn vs. 100-turn coil (same magnet, same speed); record deflection. INVESTIGATION 4 — Angle of Entry: Push the magnet straight in (90°), at 45°, and parallel to the coil axis (0°); record deflection. All results enter a pre-printed table. Learners plot a grouped bar chart on grid paper: factor on x-axis, deflection (proxy for e.m.f.) on y-axis. Groups annotate each bar: 'higher e.m.f.' or 'lower e.m.f.' Connection to phenomenon: teacher posts a photo of the Kericho generator coils on the board — 'That machine in the generator room is doing exactly what your coil is doing right now.'</w:t>
+              <w:t xml:space="preserve">Each group presents their bar chart to the class (60-second gallery-walk format — charts posted on the wall; learners walk and add a sticky note 'agree' or 'question' to each chart). Teacher then leads a whole-class Claim-Evidence-Reasoning (CER) discussion: groups co-construct four scientific statements — one per factor — using the sentence frame: 'When [factor] increases, the induced e.m.f. [increases/decreases] because [reason linked to rate of flux change].' Teacher introduces Faraday's Law in plain language: 'The faster the magnetic field through the coil changes, the larger the e.m.f. — every factor we tested today was really just a way to change the RATE of flux change.' Learners then apply findings directly to the phenomenon: 'Amina's Dynamo C (strong magnet, 200 turns) is brightest because it maximises TWO factors simultaneously. The Kericho generator uses massive powerful electromagnets and thousands of coil turns — now we know WHY.' Learners update Amina scenario: they write the correct rank order with a full CER justification.</w:t>
             </w:r>
           </w:p>
         </w:tc>
@@ -15578,7 +15894,7 @@
                 <w:sz w:val="18"/>
                 <w:szCs w:val="18"/>
               </w:rPr>
-              <w:t xml:space="preserve">1. Demonstrate Investigation 1 at the front: 'Watch the needle — I push SLOWLY.' [Pause 5 seconds.] 'Now FAST.' Ask: 'What changed?' [WAIT 12 seconds. Cold-call 1 learner.] 2. Distribute pre-printed results tables and investigation guide cards. Say: 'You have 25 minutes. Rule: only ONE variable changes per investigation. If you change two things at once, your evidence is worthless — like testing two medicines at the same time on a patient.' (Kenyan clinical context resonates.) 3. Circulate every 4 minutes. Probe groups with: 'Which variable are you currently changing?' 'What are you holding constant?' 'What does a larger needle deflection tell us about the e.m.f.?' [WAIT 10 seconds each.] 4. If a group records inconsistent results: 'Repeat that trial — scientists in Kenya's GDC geothermal plant repeat measurements three times before trusting data.' 5. At 20 minutes, call a 2-minute pause: 'Pencils down. Look at your table so far. Which factor caused the BIGGEST change in deflection? Whisper to your partner.' [WAIT 10 seconds.] Cold-call 2 groups. 6. At 25 minutes: 'Transfer your data to the bar chart. Label every bar. You have 5 minutes.' 7. Post the dynamo-torch photo beside the generator photo: 'Same principle — different scale.'</w:t>
+              <w:t xml:space="preserve">1. Set gallery-walk timer: '60 seconds at each chart — one sticky note per chart.' (Keeps pace brisk.) 2. Reconvene. Say: 'Let us build our four science statements together.' Write the CER frame on the board. Call on groups sequentially — cold-call 4 different learners (one per factor): 'Nekesa — give me Statement 1 for speed.' [WAIT 12 seconds.] Scribe their words exactly, then refine together. 3. Introduce Faraday: 'All four factors share one idea — rate of change of magnetic flux. Let me show you why with a quick sketch.' Draw coil + field lines; show how more turns = more lines cut per second. 4. Ask: 'So why does the Kericho generator have THOUSANDS of turns and huge electromagnets?' [WAIT 15 seconds. Cold-call 2 learners.] 5. Pose the revision task: 'In your journal — rewrite Amina's rank order. This time use evidence from our investigation. Use the CER frame. 3 minutes, silent.' Circulate and read. 6. Select one journal response to read aloud (with learner's permission): 'Akinyi's answer is a strong scientific claim — listen to how she uses evidence.'</w:t>
             </w:r>
           </w:p>
         </w:tc>
@@ -15610,7 +15926,7 @@
                 <w:sz w:val="18"/>
                 <w:szCs w:val="18"/>
               </w:rPr>
-              <w:t xml:space="preserve">STRUCTURED INQUIRY WITH CONTROLLED VARIABLES (NGSS SEP 3 — Planning and Carrying Out Investigations; SEP 4 — Analysing and Interpreting Data). Using a pre-printed table forces disciplined variable control. The bar chart transforms numbers into a visual pattern, making the trend immediately apparent even for learners who struggle with abstract reasoning. The side-by-side dynamo/generator photos keep the phenomenon anchoring every observation.</w:t>
+              <w:t xml:space="preserve">CLAIM-EVIDENCE-REASONING (CER) FRAMEWORK (NGSS SEP 6 — Constructing Explanations; SEP 7 — Engaging in Argument from Evidence). The CER frame scaffolds learners from raw data to scientific explanation. Gallery-walk adds a peer-review layer without the anxiety of formal presentations. Connecting each factor back to 'rate of flux change' builds a unifying conceptual bridge to Faraday's Law, preparing learners for quantitative treatment in later grades.</w:t>
             </w:r>
           </w:p>
         </w:tc>
@@ -15642,7 +15958,7 @@
                 <w:sz w:val="18"/>
                 <w:szCs w:val="18"/>
               </w:rPr>
-              <w:t xml:space="preserve">Observable indicators: (a) Results table has exactly one variable changing per investigation — any group with two changing variables is flagged for re-do. (b) Bar chart is plotted with labelled axes and at least 8 of 10 bars correctly placed. (c) When teacher probes 'What are you holding constant?' learner can name at least two fixed variables. Red flag: groups that push the magnet at different depths — prompt them to mark a tape line on the magnet showing 'how far to insert'.</w:t>
+              <w:t xml:space="preserve">Observable indicators: (a) Each learner's journal contains a CER-formatted statement for at least 3 of the 4 factors. (b) The revised Amina rank order is C &gt; B &gt; A with at least one piece of evidence cited. (c) During cold-call, learner can spontaneously use the word 'rate' or 'faster change' in their explanation. Red flag: learners who write 'more turns = more electricity' without a causal mechanism — prompt: 'WHY does more turns produce more e.m.f.? What is each turn doing?'</w:t>
             </w:r>
           </w:p>
         </w:tc>
@@ -15651,32 +15967,32 @@
         <w:tc>
           <w:tcPr>
             <w:tcW w:type="dxa" w:w="1520"/>
-            <w:shd w:fill="E2EFDA" w:color="auto" w:val="clear"/>
-            <w:tcMar>
-              <w:top w:type="dxa" w:w="60"/>
-              <w:left w:type="dxa" w:w="120"/>
-              <w:bottom w:type="dxa" w:w="60"/>
-              <w:right w:type="dxa" w:w="120"/>
-            </w:tcMar>
-            <w:vAlign w:val="top"/>
-          </w:tcPr>
-          <w:p>
-            <w:pPr>
-              <w:spacing w:after="40" w:before="0"/>
-              <w:jc w:val="left"/>
-            </w:pPr>
-            <w:r>
-              <w:rPr>
-                <w:rFonts w:ascii="Arial" w:cs="Arial" w:eastAsia="Arial" w:hAnsi="Arial"/>
-                <w:b/>
-                <w:bCs/>
-                <w:i w:val="false"/>
-                <w:iCs w:val="false"/>
-                <w:color w:val="000000"/>
-                <w:sz w:val="18"/>
-                <w:szCs w:val="18"/>
-              </w:rPr>
-              <w:t xml:space="preserve">Explain Phase</w:t>
+            <w:shd w:fill="FCE4D6" w:color="auto" w:val="clear"/>
+            <w:tcMar>
+              <w:top w:type="dxa" w:w="60"/>
+              <w:left w:type="dxa" w:w="120"/>
+              <w:bottom w:type="dxa" w:w="60"/>
+              <w:right w:type="dxa" w:w="120"/>
+            </w:tcMar>
+            <w:vAlign w:val="top"/>
+          </w:tcPr>
+          <w:p>
+            <w:pPr>
+              <w:spacing w:after="40" w:before="0"/>
+              <w:jc w:val="left"/>
+            </w:pPr>
+            <w:r>
+              <w:rPr>
+                <w:rFonts w:ascii="Arial" w:cs="Arial" w:eastAsia="Arial" w:hAnsi="Arial"/>
+                <w:b/>
+                <w:bCs/>
+                <w:i w:val="false"/>
+                <w:iCs w:val="false"/>
+                <w:color w:val="000000"/>
+                <w:sz w:val="18"/>
+                <w:szCs w:val="18"/>
+              </w:rPr>
+              <w:t xml:space="preserve">Driving Question Board (DQB) Creation</w:t>
             </w:r>
           </w:p>
           <w:p>
@@ -15699,7 +16015,7 @@
             <w:pPr>
               <w:spacing w:after="20" w:before="0"/>
             </w:pPr>
-            <w:hyperlink w:history="1" r:id="rId6t9p1hquc3gqc3yvtvk2m">
+            <w:hyperlink w:history="1" r:id="rIde6auhuhpzljtj6nuxis9u">
               <w:r>
                 <w:rPr>
                   <w:rFonts w:ascii="Arial" w:cs="Arial" w:eastAsia="Arial" w:hAnsi="Arial"/>
@@ -15732,7 +16048,7 @@
               <w:spacing w:after="10" w:before="0"/>
               <w:ind w:left="120"/>
             </w:pPr>
-            <w:hyperlink w:history="1" r:id="rIdsgh3n5etwwbcynoe0k8w1">
+            <w:hyperlink w:history="1" r:id="rIdrffjv8pfwirgvnw2thdyt">
               <w:r>
                 <w:rPr>
                   <w:rFonts w:ascii="Arial" w:cs="Arial" w:eastAsia="Arial" w:hAnsi="Arial"/>
@@ -15777,7 +16093,7 @@
             <w:pPr>
               <w:spacing w:after="20" w:before="0"/>
             </w:pPr>
-            <w:hyperlink w:history="1" r:id="rIdcoscoztdrsnvdg5osyzub">
+            <w:hyperlink w:history="1" r:id="rIdu_4r5yhyn8t7jmaye6c96">
               <w:r>
                 <w:rPr>
                   <w:rFonts w:ascii="Arial" w:cs="Arial" w:eastAsia="Arial" w:hAnsi="Arial"/>
@@ -15810,7 +16126,7 @@
               <w:spacing w:after="10" w:before="0"/>
               <w:ind w:left="120"/>
             </w:pPr>
-            <w:hyperlink w:history="1" r:id="rId6-rfzjpnlnnls5sszdb1i">
+            <w:hyperlink w:history="1" r:id="rIdhin72scfr5bpyi8phfhwf">
               <w:r>
                 <w:rPr>
                   <w:rFonts w:ascii="Arial" w:cs="Arial" w:eastAsia="Arial" w:hAnsi="Arial"/>
@@ -15852,7 +16168,7 @@
                 <w:sz w:val="18"/>
                 <w:szCs w:val="18"/>
               </w:rPr>
-              <w:t xml:space="preserve">Each group presents their bar chart to the class (60-second gallery-walk format — charts posted on the wall; learners walk and add a sticky note 'agree' or 'question' to each chart). Teacher then leads a whole-class Claim-Evidence-Reasoning (CER) discussion: groups co-construct four scientific statements — one per factor — using the sentence frame: 'When [factor] increases, the induced e.m.f. [increases/decreases] because [reason linked to rate of flux change].' Teacher introduces Faraday's Law in plain language: 'The faster the magnetic field through the coil changes, the larger the e.m.f. — every factor we tested today was really just a way to change the RATE of flux change.' Learners then apply findings directly to the phenomenon: 'Amina's Dynamo C (strong magnet, 200 turns) is brightest because it maximises TWO factors simultaneously. The Kericho generator uses massive powerful electromagnets and thousands of coil turns — now we know WHY.' Learners update Amina scenario: they write the correct rank order with a full CER justification.</w:t>
+              <w:t xml:space="preserve">The class returns to the physical DQB (large paper on the classroom wall, started in Lesson 1). Learners identify questions from earlier lessons that today's evidence can now answer. Each group selects one sticky note (written in an earlier lesson) and replaces it — or annotates it in a different colour — with an evidence-based answer. Examples of questions now answerable: 'Does spinning faster make more electricity?' → 'YES — Investigation 1 showed higher galvanometer deflection at faster speed, meaning higher induced e.m.f.' 'Why does a bigger generator make more electricity?' → 'More turns of wire + stronger magnets = larger e.m.f. (Investigations 2 and 3).' Learners also ADD two new questions generated today: e.g., 'Is there a mathematical formula for e.m.f.?' and 'What happens if we spin the coil instead of moving the magnet?' These carry the DQB forward into Lessons 6–8.</w:t>
             </w:r>
           </w:p>
         </w:tc>
@@ -15884,7 +16200,7 @@
                 <w:sz w:val="18"/>
                 <w:szCs w:val="18"/>
               </w:rPr>
-              <w:t xml:space="preserve">1. Set gallery-walk timer: '60 seconds at each chart — one sticky note per chart.' (Keeps pace brisk.) 2. Reconvene. Say: 'Let us build our four science statements together.' Write the CER frame on the board. Call on groups sequentially — cold-call 4 different learners (one per factor): 'Nekesa — give me Statement 1 for speed.' [WAIT 12 seconds.] Scribe their words exactly, then refine together. 3. Introduce Faraday: 'All four factors share one idea — rate of change of magnetic flux. Let me show you why with a quick sketch.' Draw coil + field lines; show how more turns = more lines cut per second. 4. Ask: 'So why does the Kericho generator have THOUSANDS of turns and huge electromagnets?' [WAIT 15 seconds. Cold-call 2 learners.] 5. Pose the revision task: 'In your journal — rewrite Amina's rank order. This time use evidence from our investigation. Use the CER frame. 3 minutes, silent.' Circulate and read. 6. Select one journal response to read aloud (with learner's permission): 'Akinyi's answer is a strong scientific claim — listen to how she uses evidence.'</w:t>
+              <w:t xml:space="preserve">1. Direct learners to the DQB: 'Scan the board. Find one question your group's evidence from today can answer. You have 90 seconds.' 2. Groups send one representative to annotate the board simultaneously (saves time). 3. Teacher reads 2–3 updated notes aloud: 'Listen to what Group Rift Valley wrote — this is evidence-based science.' 4. Ask the class: 'What NEW questions did today's investigation raise for you?' [WAIT 15 seconds. Cold-call 3 different learners — target learners who have not spoken yet.] Scribe new questions on fresh sticky notes in a new colour. 5. Point to the driving question at the top of the DQB: 'How does moving a wire through a magnetic field produce electricity — and how is this powering homes, farms and industries across Kenya?' Ask: 'Are we closer to answering this? What do we still not know?' [WAIT 12 seconds.] 6. Summarise: 'Today we moved from OBSERVATION to EVIDENCE. Next lesson we explore HOW this principle is engineered into real generators — Olkaria, Tana River, and the Kipevu power station in Mombasa.'</w:t>
             </w:r>
           </w:p>
         </w:tc>
@@ -15916,7 +16232,7 @@
                 <w:sz w:val="18"/>
                 <w:szCs w:val="18"/>
               </w:rPr>
-              <w:t xml:space="preserve">CLAIM-EVIDENCE-REASONING (CER) FRAMEWORK (NGSS SEP 6 — Constructing Explanations; SEP 7 — Engaging in Argument from Evidence). The CER frame scaffolds learners from raw data to scientific explanation. Gallery-walk adds a peer-review layer without the anxiety of formal presentations. Connecting each factor back to 'rate of flux change' builds a unifying conceptual bridge to Faraday's Law, preparing learners for quantitative treatment in later grades.</w:t>
+              <w:t xml:space="preserve">DRIVING QUESTION BOARD REVISION (anchored in phenomena-based learning). Replacing prediction-sticky-notes with evidence-based answers makes conceptual growth visible and motivating. Adding new questions models authentic scientific thinking — investigation raises as many questions as it answers. The connection to Kenyan power stations (Olkaria geothermal, Tana River hydroelectric, Kipevu diesel) grounds abstract physics in national economic relevance.</w:t>
             </w:r>
           </w:p>
         </w:tc>
@@ -15948,7 +16264,7 @@
                 <w:sz w:val="18"/>
                 <w:szCs w:val="18"/>
               </w:rPr>
-              <w:t xml:space="preserve">Observable indicators: (a) Each learner's journal contains a CER-formatted statement for at least 3 of the 4 factors. (b) The revised Amina rank order is C &gt; B &gt; A with at least one piece of evidence cited. (c) During cold-call, learner can spontaneously use the word 'rate' or 'faster change' in their explanation. Red flag: learners who write 'more turns = more electricity' without a causal mechanism — prompt: 'WHY does more turns produce more e.m.f.? What is each turn doing?'</w:t>
+              <w:t xml:space="preserve">Observable indicators: (a) Every group replaces or annotates at least one earlier sticky note with a statement containing the words 'because' or 'evidence showed'. (b) At least 2 new learner-generated questions are added to the DQB. (c) When teacher asks 'Are we closer to answering the driving question?' at least 3 learners can articulate a specific piece of evidence from today. Red flag: groups that simply remove a question note without writing an answer — prompt: 'What is your evidence? Write it on the note before you post it.'</w:t>
             </w:r>
           </w:p>
         </w:tc>
@@ -15957,32 +16273,32 @@
         <w:tc>
           <w:tcPr>
             <w:tcW w:type="dxa" w:w="1520"/>
-            <w:shd w:fill="FCE4D6" w:color="auto" w:val="clear"/>
-            <w:tcMar>
-              <w:top w:type="dxa" w:w="60"/>
-              <w:left w:type="dxa" w:w="120"/>
-              <w:bottom w:type="dxa" w:w="60"/>
-              <w:right w:type="dxa" w:w="120"/>
-            </w:tcMar>
-            <w:vAlign w:val="top"/>
-          </w:tcPr>
-          <w:p>
-            <w:pPr>
-              <w:spacing w:after="40" w:before="0"/>
-              <w:jc w:val="left"/>
-            </w:pPr>
-            <w:r>
-              <w:rPr>
-                <w:rFonts w:ascii="Arial" w:cs="Arial" w:eastAsia="Arial" w:hAnsi="Arial"/>
-                <w:b/>
-                <w:bCs/>
-                <w:i w:val="false"/>
-                <w:iCs w:val="false"/>
-                <w:color w:val="000000"/>
-                <w:sz w:val="18"/>
-                <w:szCs w:val="18"/>
-              </w:rPr>
-              <w:t xml:space="preserve">Driving Question Board (DQB) Creation</w:t>
+            <w:shd w:fill="D5E8F0" w:color="auto" w:val="clear"/>
+            <w:tcMar>
+              <w:top w:type="dxa" w:w="60"/>
+              <w:left w:type="dxa" w:w="120"/>
+              <w:bottom w:type="dxa" w:w="60"/>
+              <w:right w:type="dxa" w:w="120"/>
+            </w:tcMar>
+            <w:vAlign w:val="top"/>
+          </w:tcPr>
+          <w:p>
+            <w:pPr>
+              <w:spacing w:after="40" w:before="0"/>
+              <w:jc w:val="left"/>
+            </w:pPr>
+            <w:r>
+              <w:rPr>
+                <w:rFonts w:ascii="Arial" w:cs="Arial" w:eastAsia="Arial" w:hAnsi="Arial"/>
+                <w:b/>
+                <w:bCs/>
+                <w:i w:val="false"/>
+                <w:iCs w:val="false"/>
+                <w:color w:val="000000"/>
+                <w:sz w:val="18"/>
+                <w:szCs w:val="18"/>
+              </w:rPr>
+              <w:t xml:space="preserve">Model Building Phase</w:t>
             </w:r>
           </w:p>
           <w:p>
@@ -16005,7 +16321,7 @@
             <w:pPr>
               <w:spacing w:after="20" w:before="0"/>
             </w:pPr>
-            <w:hyperlink w:history="1" r:id="rIdksndrafn60ru8n8kxipj5">
+            <w:hyperlink w:history="1" r:id="rIdtiq9qibx3cix3tisducvu">
               <w:r>
                 <w:rPr>
                   <w:rFonts w:ascii="Arial" w:cs="Arial" w:eastAsia="Arial" w:hAnsi="Arial"/>
@@ -16038,7 +16354,7 @@
               <w:spacing w:after="10" w:before="0"/>
               <w:ind w:left="120"/>
             </w:pPr>
-            <w:hyperlink w:history="1" r:id="rIda38hmxifxa8-qmi--1siz">
+            <w:hyperlink w:history="1" r:id="rId8yrxe3dohdnxtvutwzf14">
               <w:r>
                 <w:rPr>
                   <w:rFonts w:ascii="Arial" w:cs="Arial" w:eastAsia="Arial" w:hAnsi="Arial"/>
@@ -16083,7 +16399,7 @@
             <w:pPr>
               <w:spacing w:after="20" w:before="0"/>
             </w:pPr>
-            <w:hyperlink w:history="1" r:id="rIdpq79cwqvhltvztadxtusl">
+            <w:hyperlink w:history="1" r:id="rIdtwxxcrgpwcbrotbq-fx8b">
               <w:r>
                 <w:rPr>
                   <w:rFonts w:ascii="Arial" w:cs="Arial" w:eastAsia="Arial" w:hAnsi="Arial"/>
@@ -16116,313 +16432,7 @@
               <w:spacing w:after="10" w:before="0"/>
               <w:ind w:left="120"/>
             </w:pPr>
-            <w:hyperlink w:history="1" r:id="rIdh66h1bgmxbis0hymx30gq">
-              <w:r>
-                <w:rPr>
-                  <w:rFonts w:ascii="Arial" w:cs="Arial" w:eastAsia="Arial" w:hAnsi="Arial"/>
-                  <w:color w:val="595959"/>
-                  <w:sz w:val="14"/>
-                  <w:szCs w:val="14"/>
-                  <w:u w:val="single" w:color="595959"/>
-                </w:rPr>
-                <w:t xml:space="preserve">🔍 Search ARES for similar readings</w:t>
-              </w:r>
-            </w:hyperlink>
-          </w:p>
-        </w:tc>
-        <w:tc>
-          <w:tcPr>
-            <w:tcW w:type="dxa" w:w="3040"/>
-            <w:shd w:fill="FFFFFF" w:color="auto" w:val="clear"/>
-            <w:tcMar>
-              <w:top w:type="dxa" w:w="60"/>
-              <w:left w:type="dxa" w:w="120"/>
-              <w:bottom w:type="dxa" w:w="60"/>
-              <w:right w:type="dxa" w:w="120"/>
-            </w:tcMar>
-            <w:vAlign w:val="top"/>
-          </w:tcPr>
-          <w:p>
-            <w:pPr>
-              <w:spacing w:after="40" w:before="0"/>
-              <w:jc w:val="left"/>
-            </w:pPr>
-            <w:r>
-              <w:rPr>
-                <w:rFonts w:ascii="Arial" w:cs="Arial" w:eastAsia="Arial" w:hAnsi="Arial"/>
-                <w:b w:val="false"/>
-                <w:bCs w:val="false"/>
-                <w:i w:val="false"/>
-                <w:iCs w:val="false"/>
-                <w:color w:val="000000"/>
-                <w:sz w:val="18"/>
-                <w:szCs w:val="18"/>
-              </w:rPr>
-              <w:t xml:space="preserve">The class returns to the physical DQB (large paper on the classroom wall, started in Lesson 1). Learners identify questions from earlier lessons that today's evidence can now answer. Each group selects one sticky note (written in an earlier lesson) and replaces it — or annotates it in a different colour — with an evidence-based answer. Examples of questions now answerable: 'Does spinning faster make more electricity?' → 'YES — Investigation 1 showed higher galvanometer deflection at faster speed, meaning higher induced e.m.f.' 'Why does a bigger generator make more electricity?' → 'More turns of wire + stronger magnets = larger e.m.f. (Investigations 2 and 3).' Learners also ADD two new questions generated today: e.g., 'Is there a mathematical formula for e.m.f.?' and 'What happens if we spin the coil instead of moving the magnet?' These carry the DQB forward into Lessons 6–8.</w:t>
-            </w:r>
-          </w:p>
-        </w:tc>
-        <w:tc>
-          <w:tcPr>
-            <w:tcW w:type="dxa" w:w="3040"/>
-            <w:shd w:fill="F2F2F2" w:color="auto" w:val="clear"/>
-            <w:tcMar>
-              <w:top w:type="dxa" w:w="60"/>
-              <w:left w:type="dxa" w:w="120"/>
-              <w:bottom w:type="dxa" w:w="60"/>
-              <w:right w:type="dxa" w:w="120"/>
-            </w:tcMar>
-            <w:vAlign w:val="top"/>
-          </w:tcPr>
-          <w:p>
-            <w:pPr>
-              <w:spacing w:after="40" w:before="0"/>
-              <w:jc w:val="left"/>
-            </w:pPr>
-            <w:r>
-              <w:rPr>
-                <w:rFonts w:ascii="Arial" w:cs="Arial" w:eastAsia="Arial" w:hAnsi="Arial"/>
-                <w:b w:val="false"/>
-                <w:bCs w:val="false"/>
-                <w:i w:val="false"/>
-                <w:iCs w:val="false"/>
-                <w:color w:val="000000"/>
-                <w:sz w:val="18"/>
-                <w:szCs w:val="18"/>
-              </w:rPr>
-              <w:t xml:space="preserve">1. Direct learners to the DQB: 'Scan the board. Find one question your group's evidence from today can answer. You have 90 seconds.' 2. Groups send one representative to annotate the board simultaneously (saves time). 3. Teacher reads 2–3 updated notes aloud: 'Listen to what Group Rift Valley wrote — this is evidence-based science.' 4. Ask the class: 'What NEW questions did today's investigation raise for you?' [WAIT 15 seconds. Cold-call 3 different learners — target learners who have not spoken yet.] Scribe new questions on fresh sticky notes in a new colour. 5. Point to the driving question at the top of the DQB: 'How does moving a wire through a magnetic field produce electricity — and how is this powering homes, farms and industries across Kenya?' Ask: 'Are we closer to answering this? What do we still not know?' [WAIT 12 seconds.] 6. Summarise: 'Today we moved from OBSERVATION to EVIDENCE. Next lesson we explore HOW this principle is engineered into real generators — Olkaria, Tana River, and the Kipevu power station in Mombasa.'</w:t>
-            </w:r>
-          </w:p>
-        </w:tc>
-        <w:tc>
-          <w:tcPr>
-            <w:tcW w:type="dxa" w:w="3040"/>
-            <w:shd w:fill="FFFFFF" w:color="auto" w:val="clear"/>
-            <w:tcMar>
-              <w:top w:type="dxa" w:w="60"/>
-              <w:left w:type="dxa" w:w="120"/>
-              <w:bottom w:type="dxa" w:w="60"/>
-              <w:right w:type="dxa" w:w="120"/>
-            </w:tcMar>
-            <w:vAlign w:val="top"/>
-          </w:tcPr>
-          <w:p>
-            <w:pPr>
-              <w:spacing w:after="40" w:before="0"/>
-              <w:jc w:val="left"/>
-            </w:pPr>
-            <w:r>
-              <w:rPr>
-                <w:rFonts w:ascii="Arial" w:cs="Arial" w:eastAsia="Arial" w:hAnsi="Arial"/>
-                <w:b w:val="false"/>
-                <w:bCs w:val="false"/>
-                <w:i w:val="false"/>
-                <w:iCs w:val="false"/>
-                <w:color w:val="000000"/>
-                <w:sz w:val="18"/>
-                <w:szCs w:val="18"/>
-              </w:rPr>
-              <w:t xml:space="preserve">DRIVING QUESTION BOARD REVISION (anchored in phenomena-based learning). Replacing prediction-sticky-notes with evidence-based answers makes conceptual growth visible and motivating. Adding new questions models authentic scientific thinking — investigation raises as many questions as it answers. The connection to Kenyan power stations (Olkaria geothermal, Tana River hydroelectric, Kipevu diesel) grounds abstract physics in national economic relevance.</w:t>
-            </w:r>
-          </w:p>
-        </w:tc>
-        <w:tc>
-          <w:tcPr>
-            <w:tcW w:type="dxa" w:w="3040"/>
-            <w:shd w:fill="F2F2F2" w:color="auto" w:val="clear"/>
-            <w:tcMar>
-              <w:top w:type="dxa" w:w="60"/>
-              <w:left w:type="dxa" w:w="120"/>
-              <w:bottom w:type="dxa" w:w="60"/>
-              <w:right w:type="dxa" w:w="120"/>
-            </w:tcMar>
-            <w:vAlign w:val="top"/>
-          </w:tcPr>
-          <w:p>
-            <w:pPr>
-              <w:spacing w:after="40" w:before="0"/>
-              <w:jc w:val="left"/>
-            </w:pPr>
-            <w:r>
-              <w:rPr>
-                <w:rFonts w:ascii="Arial" w:cs="Arial" w:eastAsia="Arial" w:hAnsi="Arial"/>
-                <w:b w:val="false"/>
-                <w:bCs w:val="false"/>
-                <w:i w:val="false"/>
-                <w:iCs w:val="false"/>
-                <w:color w:val="000000"/>
-                <w:sz w:val="18"/>
-                <w:szCs w:val="18"/>
-              </w:rPr>
-              <w:t xml:space="preserve">Observable indicators: (a) Every group replaces or annotates at least one earlier sticky note with a statement containing the words 'because' or 'evidence showed'. (b) At least 2 new learner-generated questions are added to the DQB. (c) When teacher asks 'Are we closer to answering the driving question?' at least 3 learners can articulate a specific piece of evidence from today. Red flag: groups that simply remove a question note without writing an answer — prompt: 'What is your evidence? Write it on the note before you post it.'</w:t>
-            </w:r>
-          </w:p>
-        </w:tc>
-      </w:tr>
-      <w:tr>
-        <w:tc>
-          <w:tcPr>
-            <w:tcW w:type="dxa" w:w="1520"/>
-            <w:shd w:fill="D5E8F0" w:color="auto" w:val="clear"/>
-            <w:tcMar>
-              <w:top w:type="dxa" w:w="60"/>
-              <w:left w:type="dxa" w:w="120"/>
-              <w:bottom w:type="dxa" w:w="60"/>
-              <w:right w:type="dxa" w:w="120"/>
-            </w:tcMar>
-            <w:vAlign w:val="top"/>
-          </w:tcPr>
-          <w:p>
-            <w:pPr>
-              <w:spacing w:after="40" w:before="0"/>
-              <w:jc w:val="left"/>
-            </w:pPr>
-            <w:r>
-              <w:rPr>
-                <w:rFonts w:ascii="Arial" w:cs="Arial" w:eastAsia="Arial" w:hAnsi="Arial"/>
-                <w:b/>
-                <w:bCs/>
-                <w:i w:val="false"/>
-                <w:iCs w:val="false"/>
-                <w:color w:val="000000"/>
-                <w:sz w:val="18"/>
-                <w:szCs w:val="18"/>
-              </w:rPr>
-              <w:t xml:space="preserve">Model Building Phase</w:t>
-            </w:r>
-          </w:p>
-          <w:p>
-            <w:pPr>
-              <w:spacing w:after="20" w:before="0"/>
-            </w:pPr>
-            <w:r>
-              <w:rPr>
-                <w:rFonts w:ascii="Arial" w:cs="Arial" w:eastAsia="Arial" w:hAnsi="Arial"/>
-                <w:b/>
-                <w:bCs/>
-                <w:color w:val="1F3864"/>
-                <w:sz w:val="16"/>
-                <w:szCs w:val="16"/>
-              </w:rPr>
-              <w:t xml:space="preserve">📹 VIDEO:</w:t>
-            </w:r>
-          </w:p>
-          <w:p>
-            <w:pPr>
-              <w:spacing w:after="20" w:before="0"/>
-            </w:pPr>
-            <w:hyperlink w:history="1" r:id="rId_r-7kcwu8nbcbjrveab0b">
-              <w:r>
-                <w:rPr>
-                  <w:rFonts w:ascii="Arial" w:cs="Arial" w:eastAsia="Arial" w:hAnsi="Arial"/>
-                  <w:color w:val="2E75B6"/>
-                  <w:sz w:val="16"/>
-                  <w:szCs w:val="16"/>
-                  <w:u w:val="single" w:color="2E75B6"/>
-                </w:rPr>
-                <w:t xml:space="preserve">Faraday's Law Introduction</w:t>
-              </w:r>
-            </w:hyperlink>
-          </w:p>
-          <w:p>
-            <w:pPr>
-              <w:spacing w:after="10" w:before="0"/>
-              <w:ind w:left="120"/>
-            </w:pPr>
-            <w:r>
-              <w:rPr>
-                <w:rFonts w:ascii="Arial" w:cs="Arial" w:eastAsia="Arial" w:hAnsi="Arial"/>
-                <w:color w:val="595959"/>
-                <w:sz w:val="14"/>
-                <w:szCs w:val="14"/>
-              </w:rPr>
-              <w:t xml:space="preserve">Source: Khan Academy (English - US curriculum)</w:t>
-            </w:r>
-          </w:p>
-          <w:p>
-            <w:pPr>
-              <w:spacing w:after="10" w:before="0"/>
-              <w:ind w:left="120"/>
-            </w:pPr>
-            <w:hyperlink w:history="1" r:id="rIdwojt23b2f7tvovml-tkb2">
-              <w:r>
-                <w:rPr>
-                  <w:rFonts w:ascii="Arial" w:cs="Arial" w:eastAsia="Arial" w:hAnsi="Arial"/>
-                  <w:color w:val="595959"/>
-                  <w:sz w:val="14"/>
-                  <w:szCs w:val="14"/>
-                  <w:u w:val="single" w:color="595959"/>
-                </w:rPr>
-                <w:t xml:space="preserve">🔍 Search ARES for similar videos</w:t>
-              </w:r>
-            </w:hyperlink>
-          </w:p>
-          <w:p>
-            <w:pPr>
-              <w:spacing w:after="40" w:before="0"/>
-            </w:pPr>
-            <w:r>
-              <w:rPr>
-                <w:sz w:val="14"/>
-                <w:szCs w:val="14"/>
-              </w:rPr>
-              <w:t xml:space="preserve"/>
-            </w:r>
-          </w:p>
-          <w:p>
-            <w:pPr>
-              <w:spacing w:after="20" w:before="0"/>
-            </w:pPr>
-            <w:r>
-              <w:rPr>
-                <w:rFonts w:ascii="Arial" w:cs="Arial" w:eastAsia="Arial" w:hAnsi="Arial"/>
-                <w:b/>
-                <w:bCs/>
-                <w:color w:val="1F3864"/>
-                <w:sz w:val="16"/>
-                <w:szCs w:val="16"/>
-              </w:rPr>
-              <w:t xml:space="preserve">📖 HTML:</w:t>
-            </w:r>
-          </w:p>
-          <w:p>
-            <w:pPr>
-              <w:spacing w:after="20" w:before="0"/>
-            </w:pPr>
-            <w:hyperlink w:history="1" r:id="rIdjd3gemrx4qsfvsrccck7m">
-              <w:r>
-                <w:rPr>
-                  <w:rFonts w:ascii="Arial" w:cs="Arial" w:eastAsia="Arial" w:hAnsi="Arial"/>
-                  <w:color w:val="2E75B6"/>
-                  <w:sz w:val="16"/>
-                  <w:szCs w:val="16"/>
-                  <w:u w:val="single" w:color="2E75B6"/>
-                </w:rPr>
-                <w:t xml:space="preserve">Faraday's Law</w:t>
-              </w:r>
-            </w:hyperlink>
-          </w:p>
-          <w:p>
-            <w:pPr>
-              <w:spacing w:after="10" w:before="0"/>
-              <w:ind w:left="120"/>
-            </w:pPr>
-            <w:r>
-              <w:rPr>
-                <w:rFonts w:ascii="Arial" w:cs="Arial" w:eastAsia="Arial" w:hAnsi="Arial"/>
-                <w:color w:val="595959"/>
-                <w:sz w:val="14"/>
-                <w:szCs w:val="14"/>
-              </w:rPr>
-              <w:t xml:space="preserve">Source: PhET Interactive Simulations (English)</w:t>
-            </w:r>
-          </w:p>
-          <w:p>
-            <w:pPr>
-              <w:spacing w:after="10" w:before="0"/>
-              <w:ind w:left="120"/>
-            </w:pPr>
-            <w:hyperlink w:history="1" r:id="rId7ntcm2ohnncdotdoronzw">
+            <w:hyperlink w:history="1" r:id="rId8rrhtnub9ncbnnaikauzt">
               <w:r>
                 <w:rPr>
                   <w:rFonts w:ascii="Arial" w:cs="Arial" w:eastAsia="Arial" w:hAnsi="Arial"/>
@@ -17909,7 +17919,7 @@
             <w:pPr>
               <w:spacing w:after="20" w:before="0"/>
             </w:pPr>
-            <w:hyperlink w:history="1" r:id="rIdjlscn1thyrbfotr51usec">
+            <w:hyperlink w:history="1" r:id="rId44jgvkwji8-vymdmn1ft7">
               <w:r>
                 <w:rPr>
                   <w:rFonts w:ascii="Arial" w:cs="Arial" w:eastAsia="Arial" w:hAnsi="Arial"/>
@@ -17942,7 +17952,7 @@
               <w:spacing w:after="10" w:before="0"/>
               <w:ind w:left="120"/>
             </w:pPr>
-            <w:hyperlink w:history="1" r:id="rIdlkndkweepxth6gkmdfao9">
+            <w:hyperlink w:history="1" r:id="rIdnu7ivlqvjqevb6ahe4aqr">
               <w:r>
                 <w:rPr>
                   <w:rFonts w:ascii="Arial" w:cs="Arial" w:eastAsia="Arial" w:hAnsi="Arial"/>
@@ -17987,7 +17997,7 @@
             <w:pPr>
               <w:spacing w:after="20" w:before="0"/>
             </w:pPr>
-            <w:hyperlink w:history="1" r:id="rIdwllhpr1s7elv-hup3vvag">
+            <w:hyperlink w:history="1" r:id="rIdtiqq3_4jp8_vju0ymkee4">
               <w:r>
                 <w:rPr>
                   <w:rFonts w:ascii="Arial" w:cs="Arial" w:eastAsia="Arial" w:hAnsi="Arial"/>
@@ -18020,7 +18030,7 @@
               <w:spacing w:after="10" w:before="0"/>
               <w:ind w:left="120"/>
             </w:pPr>
-            <w:hyperlink w:history="1" r:id="rId9y2bt5xawjs-jzk_bmdse">
+            <w:hyperlink w:history="1" r:id="rId5q66vgusxcrlxti8d4fcg">
               <w:r>
                 <w:rPr>
                   <w:rFonts w:ascii="Arial" w:cs="Arial" w:eastAsia="Arial" w:hAnsi="Arial"/>
@@ -18215,7 +18225,313 @@
             <w:pPr>
               <w:spacing w:after="20" w:before="0"/>
             </w:pPr>
-            <w:hyperlink w:history="1" r:id="rIdfrxbxrvgv5jtjnc1tszl1">
+            <w:hyperlink w:history="1" r:id="rIdnwtbo73qvz3zrnvzg0udr">
+              <w:r>
+                <w:rPr>
+                  <w:rFonts w:ascii="Arial" w:cs="Arial" w:eastAsia="Arial" w:hAnsi="Arial"/>
+                  <w:color w:val="2E75B6"/>
+                  <w:sz w:val="16"/>
+                  <w:szCs w:val="16"/>
+                  <w:u w:val="single" w:color="2E75B6"/>
+                </w:rPr>
+                <w:t xml:space="preserve">Emf induced in rod traveling through magnetic field</w:t>
+              </w:r>
+            </w:hyperlink>
+          </w:p>
+          <w:p>
+            <w:pPr>
+              <w:spacing w:after="10" w:before="0"/>
+              <w:ind w:left="120"/>
+            </w:pPr>
+            <w:r>
+              <w:rPr>
+                <w:rFonts w:ascii="Arial" w:cs="Arial" w:eastAsia="Arial" w:hAnsi="Arial"/>
+                <w:color w:val="595959"/>
+                <w:sz w:val="14"/>
+                <w:szCs w:val="14"/>
+              </w:rPr>
+              <w:t xml:space="preserve">Source: Khan Academy (English - US curriculum)</w:t>
+            </w:r>
+          </w:p>
+          <w:p>
+            <w:pPr>
+              <w:spacing w:after="10" w:before="0"/>
+              <w:ind w:left="120"/>
+            </w:pPr>
+            <w:hyperlink w:history="1" r:id="rIdcx1niuyp_yyoqzyrc6fls">
+              <w:r>
+                <w:rPr>
+                  <w:rFonts w:ascii="Arial" w:cs="Arial" w:eastAsia="Arial" w:hAnsi="Arial"/>
+                  <w:color w:val="595959"/>
+                  <w:sz w:val="14"/>
+                  <w:szCs w:val="14"/>
+                  <w:u w:val="single" w:color="595959"/>
+                </w:rPr>
+                <w:t xml:space="preserve">🔍 Search ARES for similar videos</w:t>
+              </w:r>
+            </w:hyperlink>
+          </w:p>
+          <w:p>
+            <w:pPr>
+              <w:spacing w:after="40" w:before="0"/>
+            </w:pPr>
+            <w:r>
+              <w:rPr>
+                <w:sz w:val="14"/>
+                <w:szCs w:val="14"/>
+              </w:rPr>
+              <w:t xml:space="preserve"/>
+            </w:r>
+          </w:p>
+          <w:p>
+            <w:pPr>
+              <w:spacing w:after="20" w:before="0"/>
+            </w:pPr>
+            <w:r>
+              <w:rPr>
+                <w:rFonts w:ascii="Arial" w:cs="Arial" w:eastAsia="Arial" w:hAnsi="Arial"/>
+                <w:b/>
+                <w:bCs/>
+                <w:color w:val="1F3864"/>
+                <w:sz w:val="16"/>
+                <w:szCs w:val="16"/>
+              </w:rPr>
+              <w:t xml:space="preserve">📖 HTML:</w:t>
+            </w:r>
+          </w:p>
+          <w:p>
+            <w:pPr>
+              <w:spacing w:after="20" w:before="0"/>
+            </w:pPr>
+            <w:hyperlink w:history="1" r:id="rId71kf9nnpvk6c_arignnfa">
+              <w:r>
+                <w:rPr>
+                  <w:rFonts w:ascii="Arial" w:cs="Arial" w:eastAsia="Arial" w:hAnsi="Arial"/>
+                  <w:color w:val="2E75B6"/>
+                  <w:sz w:val="16"/>
+                  <w:szCs w:val="16"/>
+                  <w:u w:val="single" w:color="2E75B6"/>
+                </w:rPr>
+                <w:t xml:space="preserve">Faraday's Law</w:t>
+              </w:r>
+            </w:hyperlink>
+          </w:p>
+          <w:p>
+            <w:pPr>
+              <w:spacing w:after="10" w:before="0"/>
+              <w:ind w:left="120"/>
+            </w:pPr>
+            <w:r>
+              <w:rPr>
+                <w:rFonts w:ascii="Arial" w:cs="Arial" w:eastAsia="Arial" w:hAnsi="Arial"/>
+                <w:color w:val="595959"/>
+                <w:sz w:val="14"/>
+                <w:szCs w:val="14"/>
+              </w:rPr>
+              <w:t xml:space="preserve">Source: PhET Interactive Simulations (English)</w:t>
+            </w:r>
+          </w:p>
+          <w:p>
+            <w:pPr>
+              <w:spacing w:after="10" w:before="0"/>
+              <w:ind w:left="120"/>
+            </w:pPr>
+            <w:hyperlink w:history="1" r:id="rIdxumywdhreepwq7umt_orp">
+              <w:r>
+                <w:rPr>
+                  <w:rFonts w:ascii="Arial" w:cs="Arial" w:eastAsia="Arial" w:hAnsi="Arial"/>
+                  <w:color w:val="595959"/>
+                  <w:sz w:val="14"/>
+                  <w:szCs w:val="14"/>
+                  <w:u w:val="single" w:color="595959"/>
+                </w:rPr>
+                <w:t xml:space="preserve">🔍 Search ARES for similar readings</w:t>
+              </w:r>
+            </w:hyperlink>
+          </w:p>
+        </w:tc>
+        <w:tc>
+          <w:tcPr>
+            <w:tcW w:type="dxa" w:w="3040"/>
+            <w:shd w:fill="FFFFFF" w:color="auto" w:val="clear"/>
+            <w:tcMar>
+              <w:top w:type="dxa" w:w="60"/>
+              <w:left w:type="dxa" w:w="120"/>
+              <w:bottom w:type="dxa" w:w="60"/>
+              <w:right w:type="dxa" w:w="120"/>
+            </w:tcMar>
+            <w:vAlign w:val="top"/>
+          </w:tcPr>
+          <w:p>
+            <w:pPr>
+              <w:spacing w:after="40" w:before="0"/>
+              <w:jc w:val="left"/>
+            </w:pPr>
+            <w:r>
+              <w:rPr>
+                <w:rFonts w:ascii="Arial" w:cs="Arial" w:eastAsia="Arial" w:hAnsi="Arial"/>
+                <w:b w:val="false"/>
+                <w:bCs w:val="false"/>
+                <w:i w:val="false"/>
+                <w:iCs w:val="false"/>
+                <w:color w:val="000000"/>
+                <w:sz w:val="18"/>
+                <w:szCs w:val="18"/>
+              </w:rPr>
+              <w:t xml:space="preserve">Learners are organised into six expert groups (4–5 learners each). Each group is assigned one application card: Group 1 — AC Generators (how mechanical rotation produces alternating current); Group 2 — Transformers (step-up at Olkaria substation, step-down into homes); Group 3 — Olkaria Geothermal Plant, Naivasha (steam drives turbines); Group 4 — Lake Turkana Wind Farm, Marsabit (wind drives turbines, 310 MW); Group 5 — Electric Bells (electromagnet and make-and-break circuit); Group 6 — Bicycle Dynamos (permanent magnet spinning inside a coil). Each group receives: (a) a printed research guide card with 4 structured questions (see below), (b) access to a tablet or shared laptop, and (c) one or two print-media articles pre-selected by the teacher. The four structured research questions on every card are: Q1 — Describe in one paragraph how your application uses electromagnetic induction. Q2 — Which factors from our Lessons 4 and 5 experiments (speed, coil turns, field strength) does your application deliberately maximise, and why? Q3 — Draw and label a simple diagram of your application. Q4 — How does your application connect to the Kericho student's observation — i.e., how does it answer part of our driving question? Groups record findings on A3 poster paper using both text and diagrams. After 20 minutes of research, each group delivers a 4-minute presentation to the class, followed by 2 minutes of peer questions.</w:t>
+            </w:r>
+          </w:p>
+        </w:tc>
+        <w:tc>
+          <w:tcPr>
+            <w:tcW w:type="dxa" w:w="3040"/>
+            <w:shd w:fill="F2F2F2" w:color="auto" w:val="clear"/>
+            <w:tcMar>
+              <w:top w:type="dxa" w:w="60"/>
+              <w:left w:type="dxa" w:w="120"/>
+              <w:bottom w:type="dxa" w:w="60"/>
+              <w:right w:type="dxa" w:w="120"/>
+            </w:tcMar>
+            <w:vAlign w:val="top"/>
+          </w:tcPr>
+          <w:p>
+            <w:pPr>
+              <w:spacing w:after="40" w:before="0"/>
+              <w:jc w:val="left"/>
+            </w:pPr>
+            <w:r>
+              <w:rPr>
+                <w:rFonts w:ascii="Arial" w:cs="Arial" w:eastAsia="Arial" w:hAnsi="Arial"/>
+                <w:b w:val="false"/>
+                <w:bCs w:val="false"/>
+                <w:i w:val="false"/>
+                <w:iCs w:val="false"/>
+                <w:color w:val="000000"/>
+                <w:sz w:val="18"/>
+                <w:szCs w:val="18"/>
+              </w:rPr>
+              <w:t xml:space="preserve">Before releasing groups, model the research guide card using the bicycle dynamo as an example for 2 minutes: 'Group 6 will answer Q2 by saying that a bicycle dynamo maximises speed — because our Lesson 5 experiment showed that faster movement of the conductor produces a larger e.m.f. This is exactly why faster pedalling makes the light brighter.' Circulate continuously during research (target: visit every group at least twice in 20 minutes). At each visit, prompt with: 'Show me where in your diagram the relative motion is happening.' and 'Which specific factor from our experiment is your application exploiting?' Use WAIT TIME of 10 seconds after each prompt before accepting responses. During presentations, stand to the side and use cold-call questions directed at the LISTENING groups: after Group 3 (Olkaria) presents, cold-call a member of Group 1: 'James, Group 3 said steam spins a turbine at Olkaria. Which factor from our experiment does spinning faster correspond to?' (Wait 12 seconds.) After all presentations, say: 'Look at the predictions board. Which of our predicted applications were correct? Which did we miss?' Update the board collaboratively.</w:t>
+            </w:r>
+          </w:p>
+        </w:tc>
+        <w:tc>
+          <w:tcPr>
+            <w:tcW w:type="dxa" w:w="3040"/>
+            <w:shd w:fill="FFFFFF" w:color="auto" w:val="clear"/>
+            <w:tcMar>
+              <w:top w:type="dxa" w:w="60"/>
+              <w:left w:type="dxa" w:w="120"/>
+              <w:bottom w:type="dxa" w:w="60"/>
+              <w:right w:type="dxa" w:w="120"/>
+            </w:tcMar>
+            <w:vAlign w:val="top"/>
+          </w:tcPr>
+          <w:p>
+            <w:pPr>
+              <w:spacing w:after="40" w:before="0"/>
+              <w:jc w:val="left"/>
+            </w:pPr>
+            <w:r>
+              <w:rPr>
+                <w:rFonts w:ascii="Arial" w:cs="Arial" w:eastAsia="Arial" w:hAnsi="Arial"/>
+                <w:b w:val="false"/>
+                <w:bCs w:val="false"/>
+                <w:i w:val="false"/>
+                <w:iCs w:val="false"/>
+                <w:color w:val="000000"/>
+                <w:sz w:val="18"/>
+                <w:szCs w:val="18"/>
+              </w:rPr>
+              <w:t xml:space="preserve">Jigsaw Expert Groups with Structured Research Cards: Each group becomes the class 'expert' on one application, ensuring that all six applications are covered within one lesson without overwhelming any single group. The structured research questions force every group to explicitly link their application to the prior experimental evidence — preventing surface-level 'copy-paste' research and building genuine conceptual bridges. Public poster-making makes the evidence visible and reusable during the model-building phase.</w:t>
+            </w:r>
+          </w:p>
+        </w:tc>
+        <w:tc>
+          <w:tcPr>
+            <w:tcW w:type="dxa" w:w="3040"/>
+            <w:shd w:fill="F2F2F2" w:color="auto" w:val="clear"/>
+            <w:tcMar>
+              <w:top w:type="dxa" w:w="60"/>
+              <w:left w:type="dxa" w:w="120"/>
+              <w:bottom w:type="dxa" w:w="60"/>
+              <w:right w:type="dxa" w:w="120"/>
+            </w:tcMar>
+            <w:vAlign w:val="top"/>
+          </w:tcPr>
+          <w:p>
+            <w:pPr>
+              <w:spacing w:after="40" w:before="0"/>
+              <w:jc w:val="left"/>
+            </w:pPr>
+            <w:r>
+              <w:rPr>
+                <w:rFonts w:ascii="Arial" w:cs="Arial" w:eastAsia="Arial" w:hAnsi="Arial"/>
+                <w:b w:val="false"/>
+                <w:bCs w:val="false"/>
+                <w:i w:val="false"/>
+                <w:iCs w:val="false"/>
+                <w:color w:val="000000"/>
+                <w:sz w:val="18"/>
+                <w:szCs w:val="18"/>
+              </w:rPr>
+              <w:t xml:space="preserve">During group research: teacher checks that each group's answer to Q2 correctly names at least one factor from Lessons 4–5 (speed/rate of change of flux, number of turns, field strength). Red flag: a group that cannot answer Q2 — intervene immediately and direct them back to their Lesson 5 notes. During presentations: observable indicator — does each presenting group use the words 'relative motion', 'coil', 'magnetic field' and 'induced e.m.f.' at least once? Peer questioners are required to ask at least one question that references the experimental factors. Teacher records on a class checklist which groups made the experimental link explicitly and which did not.</w:t>
+            </w:r>
+          </w:p>
+        </w:tc>
+      </w:tr>
+      <w:tr>
+        <w:tc>
+          <w:tcPr>
+            <w:tcW w:type="dxa" w:w="1520"/>
+            <w:shd w:fill="E2EFDA" w:color="auto" w:val="clear"/>
+            <w:tcMar>
+              <w:top w:type="dxa" w:w="60"/>
+              <w:left w:type="dxa" w:w="120"/>
+              <w:bottom w:type="dxa" w:w="60"/>
+              <w:right w:type="dxa" w:w="120"/>
+            </w:tcMar>
+            <w:vAlign w:val="top"/>
+          </w:tcPr>
+          <w:p>
+            <w:pPr>
+              <w:spacing w:after="40" w:before="0"/>
+              <w:jc w:val="left"/>
+            </w:pPr>
+            <w:r>
+              <w:rPr>
+                <w:rFonts w:ascii="Arial" w:cs="Arial" w:eastAsia="Arial" w:hAnsi="Arial"/>
+                <w:b/>
+                <w:bCs/>
+                <w:i w:val="false"/>
+                <w:iCs w:val="false"/>
+                <w:color w:val="000000"/>
+                <w:sz w:val="18"/>
+                <w:szCs w:val="18"/>
+              </w:rPr>
+              <w:t xml:space="preserve">Explain Phase</w:t>
+            </w:r>
+          </w:p>
+          <w:p>
+            <w:pPr>
+              <w:spacing w:after="20" w:before="0"/>
+            </w:pPr>
+            <w:r>
+              <w:rPr>
+                <w:rFonts w:ascii="Arial" w:cs="Arial" w:eastAsia="Arial" w:hAnsi="Arial"/>
+                <w:b/>
+                <w:bCs/>
+                <w:color w:val="1F3864"/>
+                <w:sz w:val="16"/>
+                <w:szCs w:val="16"/>
+              </w:rPr>
+              <w:t xml:space="preserve">📹 VIDEO:</w:t>
+            </w:r>
+          </w:p>
+          <w:p>
+            <w:pPr>
+              <w:spacing w:after="20" w:before="0"/>
+            </w:pPr>
+            <w:hyperlink w:history="1" r:id="rIdxoa6orwoi9zrkrbsshgjm">
               <w:r>
                 <w:rPr>
                   <w:rFonts w:ascii="Arial" w:cs="Arial" w:eastAsia="Arial" w:hAnsi="Arial"/>
@@ -18248,7 +18564,7 @@
               <w:spacing w:after="10" w:before="0"/>
               <w:ind w:left="120"/>
             </w:pPr>
-            <w:hyperlink w:history="1" r:id="rIddz_gzf1l8-fgbqnewh4ip">
+            <w:hyperlink w:history="1" r:id="rIdzax4rsveackg8hhhxkyxf">
               <w:r>
                 <w:rPr>
                   <w:rFonts w:ascii="Arial" w:cs="Arial" w:eastAsia="Arial" w:hAnsi="Arial"/>
@@ -18293,7 +18609,7 @@
             <w:pPr>
               <w:spacing w:after="20" w:before="0"/>
             </w:pPr>
-            <w:hyperlink w:history="1" r:id="rIdytxzckui0jlijrtixq7ma">
+            <w:hyperlink w:history="1" r:id="rIdrd3kzo2wv3ugyar8dad1g">
               <w:r>
                 <w:rPr>
                   <w:rFonts w:ascii="Arial" w:cs="Arial" w:eastAsia="Arial" w:hAnsi="Arial"/>
@@ -18326,7 +18642,7 @@
               <w:spacing w:after="10" w:before="0"/>
               <w:ind w:left="120"/>
             </w:pPr>
-            <w:hyperlink w:history="1" r:id="rIdgrtntryuwwglns8xubonx">
+            <w:hyperlink w:history="1" r:id="rIdrn49xlt-vaerzh8yy21-z">
               <w:r>
                 <w:rPr>
                   <w:rFonts w:ascii="Arial" w:cs="Arial" w:eastAsia="Arial" w:hAnsi="Arial"/>
@@ -18368,7 +18684,7 @@
                 <w:sz w:val="18"/>
                 <w:szCs w:val="18"/>
               </w:rPr>
-              <w:t xml:space="preserve">Learners are organised into six expert groups (4–5 learners each). Each group is assigned one application card: Group 1 — AC Generators (how mechanical rotation produces alternating current); Group 2 — Transformers (step-up at Olkaria substation, step-down into homes); Group 3 — Olkaria Geothermal Plant, Naivasha (steam drives turbines); Group 4 — Lake Turkana Wind Farm, Marsabit (wind drives turbines, 310 MW); Group 5 — Electric Bells (electromagnet and make-and-break circuit); Group 6 — Bicycle Dynamos (permanent magnet spinning inside a coil). Each group receives: (a) a printed research guide card with 4 structured questions (see below), (b) access to a tablet or shared laptop, and (c) one or two print-media articles pre-selected by the teacher. The four structured research questions on every card are: Q1 — Describe in one paragraph how your application uses electromagnetic induction. Q2 — Which factors from our Lessons 4 and 5 experiments (speed, coil turns, field strength) does your application deliberately maximise, and why? Q3 — Draw and label a simple diagram of your application. Q4 — How does your application connect to the Kericho student's observation — i.e., how does it answer part of our driving question? Groups record findings on A3 poster paper using both text and diagrams. After 20 minutes of research, each group delivers a 4-minute presentation to the class, followed by 2 minutes of peer questions.</w:t>
+              <w:t xml:space="preserve">After all six presentations, the class participates in a teacher-facilitated whole-class discussion: 'What do ALL six applications have in common?' Learners contribute to building a class consensus statement on the whiteboard. Individually, learners then complete an 'Application Analysis Card': they choose ANY ONE of the six applications (not their own group's) and write a short paragraph (5–7 sentences) explaining how it works using the vocabulary: relative motion, magnetic flux, induced e.m.f., coil, soft iron core (where relevant), alternating current (where relevant). They must include one quantitative reasoning sentence, e.g., 'At Olkaria, the turbines rotate at higher speed so the rate of change of magnetic flux is greater, producing a larger induced e.m.f.' Pairs then swap cards and provide one piece of written peer feedback using the sentence stem: 'You correctly explained ___ but you could strengthen your explanation by ___.'</w:t>
             </w:r>
           </w:p>
         </w:tc>
@@ -18400,7 +18716,7 @@
                 <w:sz w:val="18"/>
                 <w:szCs w:val="18"/>
               </w:rPr>
-              <w:t xml:space="preserve">Before releasing groups, model the research guide card using the bicycle dynamo as an example for 2 minutes: 'Group 6 will answer Q2 by saying that a bicycle dynamo maximises speed — because our Lesson 5 experiment showed that faster movement of the conductor produces a larger e.m.f. This is exactly why faster pedalling makes the light brighter.' Circulate continuously during research (target: visit every group at least twice in 20 minutes). At each visit, prompt with: 'Show me where in your diagram the relative motion is happening.' and 'Which specific factor from our experiment is your application exploiting?' Use WAIT TIME of 10 seconds after each prompt before accepting responses. During presentations, stand to the side and use cold-call questions directed at the LISTENING groups: after Group 3 (Olkaria) presents, cold-call a member of Group 1: 'James, Group 3 said steam spins a turbine at Olkaria. Which factor from our experiment does spinning faster correspond to?' (Wait 12 seconds.) After all presentations, say: 'Look at the predictions board. Which of our predicted applications were correct? Which did we miss?' Update the board collaboratively.</w:t>
+              <w:t xml:space="preserve">Open the synthesis discussion by pointing to the prediction board: 'We now have evidence for six applications. What single idea connects ALL of them back to what we observed in Lessons 4 and 5?' Allow 12 seconds of silent think time, then cold-call 3 learners by name. Write key phrases from their responses on the board without editorialising. Then say: 'Let me push us further — Kenya Power's national grid transmits electricity at 132,000 volts using step-up transformers, then reduces it to 240 volts at your home using step-down transformers. Both the step-up and step-down transformer depend on the same principle our Kericho student observed. Can someone explain why a transformer would STOP working if the current were direct current (DC) rather than alternating current (AC)?' Give 15 seconds WAIT TIME. Cold-call 2 learners. If the concept of changing flux is not articulated, prompt: 'Think back — what condition was ALWAYS needed in every one of our Lessons 4 and 5 experiments for the galvanometer to deflect?' Guide learners to articulate: 'There must be CHANGING magnetic flux — a static field produces no induction.' During the Application Analysis Card writing (8 min), circulate and read over shoulders. Highlight strong quantitative sentences aloud: 'Listen to how Amina has connected speed to induced e.m.f. in her card — this is exactly the kind of explanation that answers our driving question.'</w:t>
             </w:r>
           </w:p>
         </w:tc>
@@ -18432,7 +18748,7 @@
                 <w:sz w:val="18"/>
                 <w:szCs w:val="18"/>
               </w:rPr>
-              <w:t xml:space="preserve">Jigsaw Expert Groups with Structured Research Cards: Each group becomes the class 'expert' on one application, ensuring that all six applications are covered within one lesson without overwhelming any single group. The structured research questions force every group to explicitly link their application to the prior experimental evidence — preventing surface-level 'copy-paste' research and building genuine conceptual bridges. Public poster-making makes the evidence visible and reusable during the model-building phase.</w:t>
+              <w:t xml:space="preserve">Claim-Evidence-Reasoning (CER) Writing: The Application Analysis Card requires learners to make a claim (this application uses electromagnetic induction), support it with evidence (specific features of the device), and construct reasoning that chains from relative motion → changing magnetic flux → induced e.m.f. → electrical output. This moves learners from description to mechanistic explanation — the hallmark of scientific sensemaking — and directly addresses the KICD learning outcome on appreciating the applications of electromagnetic induction in day-to-day life.</w:t>
             </w:r>
           </w:p>
         </w:tc>
@@ -18464,7 +18780,7 @@
                 <w:sz w:val="18"/>
                 <w:szCs w:val="18"/>
               </w:rPr>
-              <w:t xml:space="preserve">During group research: teacher checks that each group's answer to Q2 correctly names at least one factor from Lessons 4–5 (speed/rate of change of flux, number of turns, field strength). Red flag: a group that cannot answer Q2 — intervene immediately and direct them back to their Lesson 5 notes. During presentations: observable indicator — does each presenting group use the words 'relative motion', 'coil', 'magnetic field' and 'induced e.m.f.' at least once? Peer questioners are required to ask at least one question that references the experimental factors. Teacher records on a class checklist which groups made the experimental link explicitly and which did not.</w:t>
+              <w:t xml:space="preserve">Collect all Application Analysis Cards at the end of the phase. Success criteria: (1) correct use of at least 4 vocabulary terms; (2) at least one sentence that explicitly links a design feature of the device to an experimental factor; (3) at least one quantitative or comparative reasoning sentence. Cards that meet all three criteria indicate the learner is approaching mastery of the application outcome. Cards missing criterion (2) or (3) identify learners who need scaffolded support in Lesson 7. Peer feedback written on the back of the card provides additional formative data on learners' ability to evaluate scientific explanations.</w:t>
             </w:r>
           </w:p>
         </w:tc>
@@ -18473,32 +18789,32 @@
         <w:tc>
           <w:tcPr>
             <w:tcW w:type="dxa" w:w="1520"/>
-            <w:shd w:fill="E2EFDA" w:color="auto" w:val="clear"/>
-            <w:tcMar>
-              <w:top w:type="dxa" w:w="60"/>
-              <w:left w:type="dxa" w:w="120"/>
-              <w:bottom w:type="dxa" w:w="60"/>
-              <w:right w:type="dxa" w:w="120"/>
-            </w:tcMar>
-            <w:vAlign w:val="top"/>
-          </w:tcPr>
-          <w:p>
-            <w:pPr>
-              <w:spacing w:after="40" w:before="0"/>
-              <w:jc w:val="left"/>
-            </w:pPr>
-            <w:r>
-              <w:rPr>
-                <w:rFonts w:ascii="Arial" w:cs="Arial" w:eastAsia="Arial" w:hAnsi="Arial"/>
-                <w:b/>
-                <w:bCs/>
-                <w:i w:val="false"/>
-                <w:iCs w:val="false"/>
-                <w:color w:val="000000"/>
-                <w:sz w:val="18"/>
-                <w:szCs w:val="18"/>
-              </w:rPr>
-              <w:t xml:space="preserve">Explain Phase</w:t>
+            <w:shd w:fill="FCE4D6" w:color="auto" w:val="clear"/>
+            <w:tcMar>
+              <w:top w:type="dxa" w:w="60"/>
+              <w:left w:type="dxa" w:w="120"/>
+              <w:bottom w:type="dxa" w:w="60"/>
+              <w:right w:type="dxa" w:w="120"/>
+            </w:tcMar>
+            <w:vAlign w:val="top"/>
+          </w:tcPr>
+          <w:p>
+            <w:pPr>
+              <w:spacing w:after="40" w:before="0"/>
+              <w:jc w:val="left"/>
+            </w:pPr>
+            <w:r>
+              <w:rPr>
+                <w:rFonts w:ascii="Arial" w:cs="Arial" w:eastAsia="Arial" w:hAnsi="Arial"/>
+                <w:b/>
+                <w:bCs/>
+                <w:i w:val="false"/>
+                <w:iCs w:val="false"/>
+                <w:color w:val="000000"/>
+                <w:sz w:val="18"/>
+                <w:szCs w:val="18"/>
+              </w:rPr>
+              <w:t xml:space="preserve">Driving Question Board (DQB) Creation</w:t>
             </w:r>
           </w:p>
           <w:p>
@@ -18521,7 +18837,313 @@
             <w:pPr>
               <w:spacing w:after="20" w:before="0"/>
             </w:pPr>
-            <w:hyperlink w:history="1" r:id="rIds4nwubq1dwkv7tvnri91h">
+            <w:hyperlink w:history="1" r:id="rIdoucjb79xlgi-vgjva-5kz">
+              <w:r>
+                <w:rPr>
+                  <w:rFonts w:ascii="Arial" w:cs="Arial" w:eastAsia="Arial" w:hAnsi="Arial"/>
+                  <w:color w:val="2E75B6"/>
+                  <w:sz w:val="16"/>
+                  <w:szCs w:val="16"/>
+                  <w:u w:val="single" w:color="2E75B6"/>
+                </w:rPr>
+                <w:t xml:space="preserve">Flux and magnetic flux</w:t>
+              </w:r>
+            </w:hyperlink>
+          </w:p>
+          <w:p>
+            <w:pPr>
+              <w:spacing w:after="10" w:before="0"/>
+              <w:ind w:left="120"/>
+            </w:pPr>
+            <w:r>
+              <w:rPr>
+                <w:rFonts w:ascii="Arial" w:cs="Arial" w:eastAsia="Arial" w:hAnsi="Arial"/>
+                <w:color w:val="595959"/>
+                <w:sz w:val="14"/>
+                <w:szCs w:val="14"/>
+              </w:rPr>
+              <w:t xml:space="preserve">Source: Khan Academy (English - US curriculum)</w:t>
+            </w:r>
+          </w:p>
+          <w:p>
+            <w:pPr>
+              <w:spacing w:after="10" w:before="0"/>
+              <w:ind w:left="120"/>
+            </w:pPr>
+            <w:hyperlink w:history="1" r:id="rId2ecz33ihas3y4dhggzeaz">
+              <w:r>
+                <w:rPr>
+                  <w:rFonts w:ascii="Arial" w:cs="Arial" w:eastAsia="Arial" w:hAnsi="Arial"/>
+                  <w:color w:val="595959"/>
+                  <w:sz w:val="14"/>
+                  <w:szCs w:val="14"/>
+                  <w:u w:val="single" w:color="595959"/>
+                </w:rPr>
+                <w:t xml:space="preserve">🔍 Search ARES for similar videos</w:t>
+              </w:r>
+            </w:hyperlink>
+          </w:p>
+          <w:p>
+            <w:pPr>
+              <w:spacing w:after="40" w:before="0"/>
+            </w:pPr>
+            <w:r>
+              <w:rPr>
+                <w:sz w:val="14"/>
+                <w:szCs w:val="14"/>
+              </w:rPr>
+              <w:t xml:space="preserve"/>
+            </w:r>
+          </w:p>
+          <w:p>
+            <w:pPr>
+              <w:spacing w:after="20" w:before="0"/>
+            </w:pPr>
+            <w:r>
+              <w:rPr>
+                <w:rFonts w:ascii="Arial" w:cs="Arial" w:eastAsia="Arial" w:hAnsi="Arial"/>
+                <w:b/>
+                <w:bCs/>
+                <w:color w:val="1F3864"/>
+                <w:sz w:val="16"/>
+                <w:szCs w:val="16"/>
+              </w:rPr>
+              <w:t xml:space="preserve">📖 HTML:</w:t>
+            </w:r>
+          </w:p>
+          <w:p>
+            <w:pPr>
+              <w:spacing w:after="20" w:before="0"/>
+            </w:pPr>
+            <w:hyperlink w:history="1" r:id="rIdkbr9wq5forfac8pefekrd">
+              <w:r>
+                <w:rPr>
+                  <w:rFonts w:ascii="Arial" w:cs="Arial" w:eastAsia="Arial" w:hAnsi="Arial"/>
+                  <w:color w:val="2E75B6"/>
+                  <w:sz w:val="16"/>
+                  <w:szCs w:val="16"/>
+                  <w:u w:val="single" w:color="2E75B6"/>
+                </w:rPr>
+                <w:t xml:space="preserve">Faraday's Law</w:t>
+              </w:r>
+            </w:hyperlink>
+          </w:p>
+          <w:p>
+            <w:pPr>
+              <w:spacing w:after="10" w:before="0"/>
+              <w:ind w:left="120"/>
+            </w:pPr>
+            <w:r>
+              <w:rPr>
+                <w:rFonts w:ascii="Arial" w:cs="Arial" w:eastAsia="Arial" w:hAnsi="Arial"/>
+                <w:color w:val="595959"/>
+                <w:sz w:val="14"/>
+                <w:szCs w:val="14"/>
+              </w:rPr>
+              <w:t xml:space="preserve">Source: PhET Interactive Simulations (English)</w:t>
+            </w:r>
+          </w:p>
+          <w:p>
+            <w:pPr>
+              <w:spacing w:after="10" w:before="0"/>
+              <w:ind w:left="120"/>
+            </w:pPr>
+            <w:hyperlink w:history="1" r:id="rId4gsmd4jsawqfgs694rd8i">
+              <w:r>
+                <w:rPr>
+                  <w:rFonts w:ascii="Arial" w:cs="Arial" w:eastAsia="Arial" w:hAnsi="Arial"/>
+                  <w:color w:val="595959"/>
+                  <w:sz w:val="14"/>
+                  <w:szCs w:val="14"/>
+                  <w:u w:val="single" w:color="595959"/>
+                </w:rPr>
+                <w:t xml:space="preserve">🔍 Search ARES for similar readings</w:t>
+              </w:r>
+            </w:hyperlink>
+          </w:p>
+        </w:tc>
+        <w:tc>
+          <w:tcPr>
+            <w:tcW w:type="dxa" w:w="3040"/>
+            <w:shd w:fill="FFFFFF" w:color="auto" w:val="clear"/>
+            <w:tcMar>
+              <w:top w:type="dxa" w:w="60"/>
+              <w:left w:type="dxa" w:w="120"/>
+              <w:bottom w:type="dxa" w:w="60"/>
+              <w:right w:type="dxa" w:w="120"/>
+            </w:tcMar>
+            <w:vAlign w:val="top"/>
+          </w:tcPr>
+          <w:p>
+            <w:pPr>
+              <w:spacing w:after="40" w:before="0"/>
+              <w:jc w:val="left"/>
+            </w:pPr>
+            <w:r>
+              <w:rPr>
+                <w:rFonts w:ascii="Arial" w:cs="Arial" w:eastAsia="Arial" w:hAnsi="Arial"/>
+                <w:b w:val="false"/>
+                <w:bCs w:val="false"/>
+                <w:i w:val="false"/>
+                <w:iCs w:val="false"/>
+                <w:color w:val="000000"/>
+                <w:sz w:val="18"/>
+                <w:szCs w:val="18"/>
+              </w:rPr>
+              <w:t xml:space="preserve">Learners return to the class Driving Question Board. Each group is given two sticky notes of different colours: YELLOW = 'A question this lesson has NOW answered for me' and BLUE = 'A new question this lesson has raised for me.' Groups discuss for 2 minutes, then each group nominates one member to place both sticky notes on the DQB. The class reads all new yellow and blue notes silently (2 min). The teacher facilitates a 3-minute whole-class discussion to categorise the new blue questions: Are they about HOW transformers work (physics detail)? About WHY Kenya uses geothermal over other sources (economics/environment)? About WHAT happens when the national grid fails (engineering)? Learners physically move blue sticky notes into these categories on the board, signalling which questions remain open for Lesson 7 and Lesson 8.</w:t>
+            </w:r>
+          </w:p>
+        </w:tc>
+        <w:tc>
+          <w:tcPr>
+            <w:tcW w:type="dxa" w:w="3040"/>
+            <w:shd w:fill="F2F2F2" w:color="auto" w:val="clear"/>
+            <w:tcMar>
+              <w:top w:type="dxa" w:w="60"/>
+              <w:left w:type="dxa" w:w="120"/>
+              <w:bottom w:type="dxa" w:w="60"/>
+              <w:right w:type="dxa" w:w="120"/>
+            </w:tcMar>
+            <w:vAlign w:val="top"/>
+          </w:tcPr>
+          <w:p>
+            <w:pPr>
+              <w:spacing w:after="40" w:before="0"/>
+              <w:jc w:val="left"/>
+            </w:pPr>
+            <w:r>
+              <w:rPr>
+                <w:rFonts w:ascii="Arial" w:cs="Arial" w:eastAsia="Arial" w:hAnsi="Arial"/>
+                <w:b w:val="false"/>
+                <w:bCs w:val="false"/>
+                <w:i w:val="false"/>
+                <w:iCs w:val="false"/>
+                <w:color w:val="000000"/>
+                <w:sz w:val="18"/>
+                <w:szCs w:val="18"/>
+              </w:rPr>
+              <w:t xml:space="preserve">Point to the original driving question displayed at the top of the DQB: 'How does moving a wire through a magnetic field produce electricity — and how is this principle powering homes, farms and industries across Kenya?' Say: 'Six lessons ago, our Kericho student could not explain why her bicycle dynamo light went out when the wheel stopped. Today, what can she now explain?' Cold-call 2 learners without prior warning. After the sticky-note activity, read two or three blue notes aloud and say: 'These blue questions are exactly what good scientists ask. Which of these blue questions do you think Lesson 7 — where we look more closely at AC vs DC and transformer calculations — will answer?' Allow 10 seconds think time. Cold-call 1 learner. Highlight the blue question cluster around 'How does Kenya Power ensure constant voltage?' and say: 'This cluster tells us that understanding transformers quantitatively is our next step — and it connects directly back to the Olkaria and Lake Turkana presentations you gave today.'</w:t>
+            </w:r>
+          </w:p>
+        </w:tc>
+        <w:tc>
+          <w:tcPr>
+            <w:tcW w:type="dxa" w:w="3040"/>
+            <w:shd w:fill="FFFFFF" w:color="auto" w:val="clear"/>
+            <w:tcMar>
+              <w:top w:type="dxa" w:w="60"/>
+              <w:left w:type="dxa" w:w="120"/>
+              <w:bottom w:type="dxa" w:w="60"/>
+              <w:right w:type="dxa" w:w="120"/>
+            </w:tcMar>
+            <w:vAlign w:val="top"/>
+          </w:tcPr>
+          <w:p>
+            <w:pPr>
+              <w:spacing w:after="40" w:before="0"/>
+              <w:jc w:val="left"/>
+            </w:pPr>
+            <w:r>
+              <w:rPr>
+                <w:rFonts w:ascii="Arial" w:cs="Arial" w:eastAsia="Arial" w:hAnsi="Arial"/>
+                <w:b w:val="false"/>
+                <w:bCs w:val="false"/>
+                <w:i w:val="false"/>
+                <w:iCs w:val="false"/>
+                <w:color w:val="000000"/>
+                <w:sz w:val="18"/>
+                <w:szCs w:val="18"/>
+              </w:rPr>
+              <w:t xml:space="preserve">Two-Colour Sticky-Note DQB Protocol: Using two distinct colours externalises both the consolidation of understanding (yellow) and the generation of new questions (blue) simultaneously. Categorising blue questions into physics, economics and engineering domains helps learners see that scientific phenomena have multi-disciplinary dimensions — a key CBC competency — and creates a transparent, learner-owned roadmap for the remaining lessons in the sequence.</w:t>
+            </w:r>
+          </w:p>
+        </w:tc>
+        <w:tc>
+          <w:tcPr>
+            <w:tcW w:type="dxa" w:w="3040"/>
+            <w:shd w:fill="F2F2F2" w:color="auto" w:val="clear"/>
+            <w:tcMar>
+              <w:top w:type="dxa" w:w="60"/>
+              <w:left w:type="dxa" w:w="120"/>
+              <w:bottom w:type="dxa" w:w="60"/>
+              <w:right w:type="dxa" w:w="120"/>
+            </w:tcMar>
+            <w:vAlign w:val="top"/>
+          </w:tcPr>
+          <w:p>
+            <w:pPr>
+              <w:spacing w:after="40" w:before="0"/>
+              <w:jc w:val="left"/>
+            </w:pPr>
+            <w:r>
+              <w:rPr>
+                <w:rFonts w:ascii="Arial" w:cs="Arial" w:eastAsia="Arial" w:hAnsi="Arial"/>
+                <w:b w:val="false"/>
+                <w:bCs w:val="false"/>
+                <w:i w:val="false"/>
+                <w:iCs w:val="false"/>
+                <w:color w:val="000000"/>
+                <w:sz w:val="18"/>
+                <w:szCs w:val="18"/>
+              </w:rPr>
+              <w:t xml:space="preserve">Teacher reads all yellow sticky notes after the lesson. Observable indicators of progress: yellow notes that correctly name a specific mechanism (e.g., 'I now understand that a transformer only works with AC because DC does not change the magnetic flux') indicate conceptual gains. Yellow notes that are vague (e.g., 'I learned about electricity') identify learners needing further consolidation. Blue notes that pose mechanistic questions (e.g., 'Why does doubling coil turns double the voltage in a transformer?') indicate readiness for quantitative treatment in Lesson 7. Blue notes about safety or environmental impact of wind farms signal strong citizenship and PCI connections.</w:t>
+            </w:r>
+          </w:p>
+        </w:tc>
+      </w:tr>
+      <w:tr>
+        <w:tc>
+          <w:tcPr>
+            <w:tcW w:type="dxa" w:w="1520"/>
+            <w:shd w:fill="D5E8F0" w:color="auto" w:val="clear"/>
+            <w:tcMar>
+              <w:top w:type="dxa" w:w="60"/>
+              <w:left w:type="dxa" w:w="120"/>
+              <w:bottom w:type="dxa" w:w="60"/>
+              <w:right w:type="dxa" w:w="120"/>
+            </w:tcMar>
+            <w:vAlign w:val="top"/>
+          </w:tcPr>
+          <w:p>
+            <w:pPr>
+              <w:spacing w:after="40" w:before="0"/>
+              <w:jc w:val="left"/>
+            </w:pPr>
+            <w:r>
+              <w:rPr>
+                <w:rFonts w:ascii="Arial" w:cs="Arial" w:eastAsia="Arial" w:hAnsi="Arial"/>
+                <w:b/>
+                <w:bCs/>
+                <w:i w:val="false"/>
+                <w:iCs w:val="false"/>
+                <w:color w:val="000000"/>
+                <w:sz w:val="18"/>
+                <w:szCs w:val="18"/>
+              </w:rPr>
+              <w:t xml:space="preserve">Model Building Phase</w:t>
+            </w:r>
+          </w:p>
+          <w:p>
+            <w:pPr>
+              <w:spacing w:after="20" w:before="0"/>
+            </w:pPr>
+            <w:r>
+              <w:rPr>
+                <w:rFonts w:ascii="Arial" w:cs="Arial" w:eastAsia="Arial" w:hAnsi="Arial"/>
+                <w:b/>
+                <w:bCs/>
+                <w:color w:val="1F3864"/>
+                <w:sz w:val="16"/>
+                <w:szCs w:val="16"/>
+              </w:rPr>
+              <w:t xml:space="preserve">📹 VIDEO:</w:t>
+            </w:r>
+          </w:p>
+          <w:p>
+            <w:pPr>
+              <w:spacing w:after="20" w:before="0"/>
+            </w:pPr>
+            <w:hyperlink w:history="1" r:id="rIdh8o4b5xt2vxy6zjsoko1e">
               <w:r>
                 <w:rPr>
                   <w:rFonts w:ascii="Arial" w:cs="Arial" w:eastAsia="Arial" w:hAnsi="Arial"/>
@@ -18554,7 +19176,7 @@
               <w:spacing w:after="10" w:before="0"/>
               <w:ind w:left="120"/>
             </w:pPr>
-            <w:hyperlink w:history="1" r:id="rIdlp_cx-uod0n-hurvdacbr">
+            <w:hyperlink w:history="1" r:id="rId6xl9zgbmstt8izmpoi_2q">
               <w:r>
                 <w:rPr>
                   <w:rFonts w:ascii="Arial" w:cs="Arial" w:eastAsia="Arial" w:hAnsi="Arial"/>
@@ -18599,7 +19221,7 @@
             <w:pPr>
               <w:spacing w:after="20" w:before="0"/>
             </w:pPr>
-            <w:hyperlink w:history="1" r:id="rIdpj1himysnye9epfikb6jh">
+            <w:hyperlink w:history="1" r:id="rId8j-ky6knobjm9rqcvobuz">
               <w:r>
                 <w:rPr>
                   <w:rFonts w:ascii="Arial" w:cs="Arial" w:eastAsia="Arial" w:hAnsi="Arial"/>
@@ -18632,619 +19254,7 @@
               <w:spacing w:after="10" w:before="0"/>
               <w:ind w:left="120"/>
             </w:pPr>
-            <w:hyperlink w:history="1" r:id="rId4kky6ktjlzx_xruueag6p">
-              <w:r>
-                <w:rPr>
-                  <w:rFonts w:ascii="Arial" w:cs="Arial" w:eastAsia="Arial" w:hAnsi="Arial"/>
-                  <w:color w:val="595959"/>
-                  <w:sz w:val="14"/>
-                  <w:szCs w:val="14"/>
-                  <w:u w:val="single" w:color="595959"/>
-                </w:rPr>
-                <w:t xml:space="preserve">🔍 Search ARES for similar readings</w:t>
-              </w:r>
-            </w:hyperlink>
-          </w:p>
-        </w:tc>
-        <w:tc>
-          <w:tcPr>
-            <w:tcW w:type="dxa" w:w="3040"/>
-            <w:shd w:fill="FFFFFF" w:color="auto" w:val="clear"/>
-            <w:tcMar>
-              <w:top w:type="dxa" w:w="60"/>
-              <w:left w:type="dxa" w:w="120"/>
-              <w:bottom w:type="dxa" w:w="60"/>
-              <w:right w:type="dxa" w:w="120"/>
-            </w:tcMar>
-            <w:vAlign w:val="top"/>
-          </w:tcPr>
-          <w:p>
-            <w:pPr>
-              <w:spacing w:after="40" w:before="0"/>
-              <w:jc w:val="left"/>
-            </w:pPr>
-            <w:r>
-              <w:rPr>
-                <w:rFonts w:ascii="Arial" w:cs="Arial" w:eastAsia="Arial" w:hAnsi="Arial"/>
-                <w:b w:val="false"/>
-                <w:bCs w:val="false"/>
-                <w:i w:val="false"/>
-                <w:iCs w:val="false"/>
-                <w:color w:val="000000"/>
-                <w:sz w:val="18"/>
-                <w:szCs w:val="18"/>
-              </w:rPr>
-              <w:t xml:space="preserve">After all six presentations, the class participates in a teacher-facilitated whole-class discussion: 'What do ALL six applications have in common?' Learners contribute to building a class consensus statement on the whiteboard. Individually, learners then complete an 'Application Analysis Card': they choose ANY ONE of the six applications (not their own group's) and write a short paragraph (5–7 sentences) explaining how it works using the vocabulary: relative motion, magnetic flux, induced e.m.f., coil, soft iron core (where relevant), alternating current (where relevant). They must include one quantitative reasoning sentence, e.g., 'At Olkaria, the turbines rotate at higher speed so the rate of change of magnetic flux is greater, producing a larger induced e.m.f.' Pairs then swap cards and provide one piece of written peer feedback using the sentence stem: 'You correctly explained ___ but you could strengthen your explanation by ___.'</w:t>
-            </w:r>
-          </w:p>
-        </w:tc>
-        <w:tc>
-          <w:tcPr>
-            <w:tcW w:type="dxa" w:w="3040"/>
-            <w:shd w:fill="F2F2F2" w:color="auto" w:val="clear"/>
-            <w:tcMar>
-              <w:top w:type="dxa" w:w="60"/>
-              <w:left w:type="dxa" w:w="120"/>
-              <w:bottom w:type="dxa" w:w="60"/>
-              <w:right w:type="dxa" w:w="120"/>
-            </w:tcMar>
-            <w:vAlign w:val="top"/>
-          </w:tcPr>
-          <w:p>
-            <w:pPr>
-              <w:spacing w:after="40" w:before="0"/>
-              <w:jc w:val="left"/>
-            </w:pPr>
-            <w:r>
-              <w:rPr>
-                <w:rFonts w:ascii="Arial" w:cs="Arial" w:eastAsia="Arial" w:hAnsi="Arial"/>
-                <w:b w:val="false"/>
-                <w:bCs w:val="false"/>
-                <w:i w:val="false"/>
-                <w:iCs w:val="false"/>
-                <w:color w:val="000000"/>
-                <w:sz w:val="18"/>
-                <w:szCs w:val="18"/>
-              </w:rPr>
-              <w:t xml:space="preserve">Open the synthesis discussion by pointing to the prediction board: 'We now have evidence for six applications. What single idea connects ALL of them back to what we observed in Lessons 4 and 5?' Allow 12 seconds of silent think time, then cold-call 3 learners by name. Write key phrases from their responses on the board without editorialising. Then say: 'Let me push us further — Kenya Power's national grid transmits electricity at 132,000 volts using step-up transformers, then reduces it to 240 volts at your home using step-down transformers. Both the step-up and step-down transformer depend on the same principle our Kericho student observed. Can someone explain why a transformer would STOP working if the current were direct current (DC) rather than alternating current (AC)?' Give 15 seconds WAIT TIME. Cold-call 2 learners. If the concept of changing flux is not articulated, prompt: 'Think back — what condition was ALWAYS needed in every one of our Lessons 4 and 5 experiments for the galvanometer to deflect?' Guide learners to articulate: 'There must be CHANGING magnetic flux — a static field produces no induction.' During the Application Analysis Card writing (8 min), circulate and read over shoulders. Highlight strong quantitative sentences aloud: 'Listen to how Amina has connected speed to induced e.m.f. in her card — this is exactly the kind of explanation that answers our driving question.'</w:t>
-            </w:r>
-          </w:p>
-        </w:tc>
-        <w:tc>
-          <w:tcPr>
-            <w:tcW w:type="dxa" w:w="3040"/>
-            <w:shd w:fill="FFFFFF" w:color="auto" w:val="clear"/>
-            <w:tcMar>
-              <w:top w:type="dxa" w:w="60"/>
-              <w:left w:type="dxa" w:w="120"/>
-              <w:bottom w:type="dxa" w:w="60"/>
-              <w:right w:type="dxa" w:w="120"/>
-            </w:tcMar>
-            <w:vAlign w:val="top"/>
-          </w:tcPr>
-          <w:p>
-            <w:pPr>
-              <w:spacing w:after="40" w:before="0"/>
-              <w:jc w:val="left"/>
-            </w:pPr>
-            <w:r>
-              <w:rPr>
-                <w:rFonts w:ascii="Arial" w:cs="Arial" w:eastAsia="Arial" w:hAnsi="Arial"/>
-                <w:b w:val="false"/>
-                <w:bCs w:val="false"/>
-                <w:i w:val="false"/>
-                <w:iCs w:val="false"/>
-                <w:color w:val="000000"/>
-                <w:sz w:val="18"/>
-                <w:szCs w:val="18"/>
-              </w:rPr>
-              <w:t xml:space="preserve">Claim-Evidence-Reasoning (CER) Writing: The Application Analysis Card requires learners to make a claim (this application uses electromagnetic induction), support it with evidence (specific features of the device), and construct reasoning that chains from relative motion → changing magnetic flux → induced e.m.f. → electrical output. This moves learners from description to mechanistic explanation — the hallmark of scientific sensemaking — and directly addresses the KICD learning outcome on appreciating the applications of electromagnetic induction in day-to-day life.</w:t>
-            </w:r>
-          </w:p>
-        </w:tc>
-        <w:tc>
-          <w:tcPr>
-            <w:tcW w:type="dxa" w:w="3040"/>
-            <w:shd w:fill="F2F2F2" w:color="auto" w:val="clear"/>
-            <w:tcMar>
-              <w:top w:type="dxa" w:w="60"/>
-              <w:left w:type="dxa" w:w="120"/>
-              <w:bottom w:type="dxa" w:w="60"/>
-              <w:right w:type="dxa" w:w="120"/>
-            </w:tcMar>
-            <w:vAlign w:val="top"/>
-          </w:tcPr>
-          <w:p>
-            <w:pPr>
-              <w:spacing w:after="40" w:before="0"/>
-              <w:jc w:val="left"/>
-            </w:pPr>
-            <w:r>
-              <w:rPr>
-                <w:rFonts w:ascii="Arial" w:cs="Arial" w:eastAsia="Arial" w:hAnsi="Arial"/>
-                <w:b w:val="false"/>
-                <w:bCs w:val="false"/>
-                <w:i w:val="false"/>
-                <w:iCs w:val="false"/>
-                <w:color w:val="000000"/>
-                <w:sz w:val="18"/>
-                <w:szCs w:val="18"/>
-              </w:rPr>
-              <w:t xml:space="preserve">Collect all Application Analysis Cards at the end of the phase. Success criteria: (1) correct use of at least 4 vocabulary terms; (2) at least one sentence that explicitly links a design feature of the device to an experimental factor; (3) at least one quantitative or comparative reasoning sentence. Cards that meet all three criteria indicate the learner is approaching mastery of the application outcome. Cards missing criterion (2) or (3) identify learners who need scaffolded support in Lesson 7. Peer feedback written on the back of the card provides additional formative data on learners' ability to evaluate scientific explanations.</w:t>
-            </w:r>
-          </w:p>
-        </w:tc>
-      </w:tr>
-      <w:tr>
-        <w:tc>
-          <w:tcPr>
-            <w:tcW w:type="dxa" w:w="1520"/>
-            <w:shd w:fill="FCE4D6" w:color="auto" w:val="clear"/>
-            <w:tcMar>
-              <w:top w:type="dxa" w:w="60"/>
-              <w:left w:type="dxa" w:w="120"/>
-              <w:bottom w:type="dxa" w:w="60"/>
-              <w:right w:type="dxa" w:w="120"/>
-            </w:tcMar>
-            <w:vAlign w:val="top"/>
-          </w:tcPr>
-          <w:p>
-            <w:pPr>
-              <w:spacing w:after="40" w:before="0"/>
-              <w:jc w:val="left"/>
-            </w:pPr>
-            <w:r>
-              <w:rPr>
-                <w:rFonts w:ascii="Arial" w:cs="Arial" w:eastAsia="Arial" w:hAnsi="Arial"/>
-                <w:b/>
-                <w:bCs/>
-                <w:i w:val="false"/>
-                <w:iCs w:val="false"/>
-                <w:color w:val="000000"/>
-                <w:sz w:val="18"/>
-                <w:szCs w:val="18"/>
-              </w:rPr>
-              <w:t xml:space="preserve">Driving Question Board (DQB) Creation</w:t>
-            </w:r>
-          </w:p>
-          <w:p>
-            <w:pPr>
-              <w:spacing w:after="20" w:before="0"/>
-            </w:pPr>
-            <w:r>
-              <w:rPr>
-                <w:rFonts w:ascii="Arial" w:cs="Arial" w:eastAsia="Arial" w:hAnsi="Arial"/>
-                <w:b/>
-                <w:bCs/>
-                <w:color w:val="1F3864"/>
-                <w:sz w:val="16"/>
-                <w:szCs w:val="16"/>
-              </w:rPr>
-              <w:t xml:space="preserve">📹 VIDEO:</w:t>
-            </w:r>
-          </w:p>
-          <w:p>
-            <w:pPr>
-              <w:spacing w:after="20" w:before="0"/>
-            </w:pPr>
-            <w:hyperlink w:history="1" r:id="rIdyeext0owz5zmfxcgcogmj">
-              <w:r>
-                <w:rPr>
-                  <w:rFonts w:ascii="Arial" w:cs="Arial" w:eastAsia="Arial" w:hAnsi="Arial"/>
-                  <w:color w:val="2E75B6"/>
-                  <w:sz w:val="16"/>
-                  <w:szCs w:val="16"/>
-                  <w:u w:val="single" w:color="2E75B6"/>
-                </w:rPr>
-                <w:t xml:space="preserve">Faraday's Law Introduction</w:t>
-              </w:r>
-            </w:hyperlink>
-          </w:p>
-          <w:p>
-            <w:pPr>
-              <w:spacing w:after="10" w:before="0"/>
-              <w:ind w:left="120"/>
-            </w:pPr>
-            <w:r>
-              <w:rPr>
-                <w:rFonts w:ascii="Arial" w:cs="Arial" w:eastAsia="Arial" w:hAnsi="Arial"/>
-                <w:color w:val="595959"/>
-                <w:sz w:val="14"/>
-                <w:szCs w:val="14"/>
-              </w:rPr>
-              <w:t xml:space="preserve">Source: Khan Academy (English - US curriculum)</w:t>
-            </w:r>
-          </w:p>
-          <w:p>
-            <w:pPr>
-              <w:spacing w:after="10" w:before="0"/>
-              <w:ind w:left="120"/>
-            </w:pPr>
-            <w:hyperlink w:history="1" r:id="rIduye3k-fn2dlbks6lsblkv">
-              <w:r>
-                <w:rPr>
-                  <w:rFonts w:ascii="Arial" w:cs="Arial" w:eastAsia="Arial" w:hAnsi="Arial"/>
-                  <w:color w:val="595959"/>
-                  <w:sz w:val="14"/>
-                  <w:szCs w:val="14"/>
-                  <w:u w:val="single" w:color="595959"/>
-                </w:rPr>
-                <w:t xml:space="preserve">🔍 Search ARES for similar videos</w:t>
-              </w:r>
-            </w:hyperlink>
-          </w:p>
-          <w:p>
-            <w:pPr>
-              <w:spacing w:after="40" w:before="0"/>
-            </w:pPr>
-            <w:r>
-              <w:rPr>
-                <w:sz w:val="14"/>
-                <w:szCs w:val="14"/>
-              </w:rPr>
-              <w:t xml:space="preserve"/>
-            </w:r>
-          </w:p>
-          <w:p>
-            <w:pPr>
-              <w:spacing w:after="20" w:before="0"/>
-            </w:pPr>
-            <w:r>
-              <w:rPr>
-                <w:rFonts w:ascii="Arial" w:cs="Arial" w:eastAsia="Arial" w:hAnsi="Arial"/>
-                <w:b/>
-                <w:bCs/>
-                <w:color w:val="1F3864"/>
-                <w:sz w:val="16"/>
-                <w:szCs w:val="16"/>
-              </w:rPr>
-              <w:t xml:space="preserve">📖 HTML:</w:t>
-            </w:r>
-          </w:p>
-          <w:p>
-            <w:pPr>
-              <w:spacing w:after="20" w:before="0"/>
-            </w:pPr>
-            <w:hyperlink w:history="1" r:id="rIdxjlcl1r1pg03ena6gwjnp">
-              <w:r>
-                <w:rPr>
-                  <w:rFonts w:ascii="Arial" w:cs="Arial" w:eastAsia="Arial" w:hAnsi="Arial"/>
-                  <w:color w:val="2E75B6"/>
-                  <w:sz w:val="16"/>
-                  <w:szCs w:val="16"/>
-                  <w:u w:val="single" w:color="2E75B6"/>
-                </w:rPr>
-                <w:t xml:space="preserve">Faraday's Law</w:t>
-              </w:r>
-            </w:hyperlink>
-          </w:p>
-          <w:p>
-            <w:pPr>
-              <w:spacing w:after="10" w:before="0"/>
-              <w:ind w:left="120"/>
-            </w:pPr>
-            <w:r>
-              <w:rPr>
-                <w:rFonts w:ascii="Arial" w:cs="Arial" w:eastAsia="Arial" w:hAnsi="Arial"/>
-                <w:color w:val="595959"/>
-                <w:sz w:val="14"/>
-                <w:szCs w:val="14"/>
-              </w:rPr>
-              <w:t xml:space="preserve">Source: PhET Interactive Simulations (English)</w:t>
-            </w:r>
-          </w:p>
-          <w:p>
-            <w:pPr>
-              <w:spacing w:after="10" w:before="0"/>
-              <w:ind w:left="120"/>
-            </w:pPr>
-            <w:hyperlink w:history="1" r:id="rId463kpfmvl0w088zpmh5jp">
-              <w:r>
-                <w:rPr>
-                  <w:rFonts w:ascii="Arial" w:cs="Arial" w:eastAsia="Arial" w:hAnsi="Arial"/>
-                  <w:color w:val="595959"/>
-                  <w:sz w:val="14"/>
-                  <w:szCs w:val="14"/>
-                  <w:u w:val="single" w:color="595959"/>
-                </w:rPr>
-                <w:t xml:space="preserve">🔍 Search ARES for similar readings</w:t>
-              </w:r>
-            </w:hyperlink>
-          </w:p>
-        </w:tc>
-        <w:tc>
-          <w:tcPr>
-            <w:tcW w:type="dxa" w:w="3040"/>
-            <w:shd w:fill="FFFFFF" w:color="auto" w:val="clear"/>
-            <w:tcMar>
-              <w:top w:type="dxa" w:w="60"/>
-              <w:left w:type="dxa" w:w="120"/>
-              <w:bottom w:type="dxa" w:w="60"/>
-              <w:right w:type="dxa" w:w="120"/>
-            </w:tcMar>
-            <w:vAlign w:val="top"/>
-          </w:tcPr>
-          <w:p>
-            <w:pPr>
-              <w:spacing w:after="40" w:before="0"/>
-              <w:jc w:val="left"/>
-            </w:pPr>
-            <w:r>
-              <w:rPr>
-                <w:rFonts w:ascii="Arial" w:cs="Arial" w:eastAsia="Arial" w:hAnsi="Arial"/>
-                <w:b w:val="false"/>
-                <w:bCs w:val="false"/>
-                <w:i w:val="false"/>
-                <w:iCs w:val="false"/>
-                <w:color w:val="000000"/>
-                <w:sz w:val="18"/>
-                <w:szCs w:val="18"/>
-              </w:rPr>
-              <w:t xml:space="preserve">Learners return to the class Driving Question Board. Each group is given two sticky notes of different colours: YELLOW = 'A question this lesson has NOW answered for me' and BLUE = 'A new question this lesson has raised for me.' Groups discuss for 2 minutes, then each group nominates one member to place both sticky notes on the DQB. The class reads all new yellow and blue notes silently (2 min). The teacher facilitates a 3-minute whole-class discussion to categorise the new blue questions: Are they about HOW transformers work (physics detail)? About WHY Kenya uses geothermal over other sources (economics/environment)? About WHAT happens when the national grid fails (engineering)? Learners physically move blue sticky notes into these categories on the board, signalling which questions remain open for Lesson 7 and Lesson 8.</w:t>
-            </w:r>
-          </w:p>
-        </w:tc>
-        <w:tc>
-          <w:tcPr>
-            <w:tcW w:type="dxa" w:w="3040"/>
-            <w:shd w:fill="F2F2F2" w:color="auto" w:val="clear"/>
-            <w:tcMar>
-              <w:top w:type="dxa" w:w="60"/>
-              <w:left w:type="dxa" w:w="120"/>
-              <w:bottom w:type="dxa" w:w="60"/>
-              <w:right w:type="dxa" w:w="120"/>
-            </w:tcMar>
-            <w:vAlign w:val="top"/>
-          </w:tcPr>
-          <w:p>
-            <w:pPr>
-              <w:spacing w:after="40" w:before="0"/>
-              <w:jc w:val="left"/>
-            </w:pPr>
-            <w:r>
-              <w:rPr>
-                <w:rFonts w:ascii="Arial" w:cs="Arial" w:eastAsia="Arial" w:hAnsi="Arial"/>
-                <w:b w:val="false"/>
-                <w:bCs w:val="false"/>
-                <w:i w:val="false"/>
-                <w:iCs w:val="false"/>
-                <w:color w:val="000000"/>
-                <w:sz w:val="18"/>
-                <w:szCs w:val="18"/>
-              </w:rPr>
-              <w:t xml:space="preserve">Point to the original driving question displayed at the top of the DQB: 'How does moving a wire through a magnetic field produce electricity — and how is this principle powering homes, farms and industries across Kenya?' Say: 'Six lessons ago, our Kericho student could not explain why her bicycle dynamo light went out when the wheel stopped. Today, what can she now explain?' Cold-call 2 learners without prior warning. After the sticky-note activity, read two or three blue notes aloud and say: 'These blue questions are exactly what good scientists ask. Which of these blue questions do you think Lesson 7 — where we look more closely at AC vs DC and transformer calculations — will answer?' Allow 10 seconds think time. Cold-call 1 learner. Highlight the blue question cluster around 'How does Kenya Power ensure constant voltage?' and say: 'This cluster tells us that understanding transformers quantitatively is our next step — and it connects directly back to the Olkaria and Lake Turkana presentations you gave today.'</w:t>
-            </w:r>
-          </w:p>
-        </w:tc>
-        <w:tc>
-          <w:tcPr>
-            <w:tcW w:type="dxa" w:w="3040"/>
-            <w:shd w:fill="FFFFFF" w:color="auto" w:val="clear"/>
-            <w:tcMar>
-              <w:top w:type="dxa" w:w="60"/>
-              <w:left w:type="dxa" w:w="120"/>
-              <w:bottom w:type="dxa" w:w="60"/>
-              <w:right w:type="dxa" w:w="120"/>
-            </w:tcMar>
-            <w:vAlign w:val="top"/>
-          </w:tcPr>
-          <w:p>
-            <w:pPr>
-              <w:spacing w:after="40" w:before="0"/>
-              <w:jc w:val="left"/>
-            </w:pPr>
-            <w:r>
-              <w:rPr>
-                <w:rFonts w:ascii="Arial" w:cs="Arial" w:eastAsia="Arial" w:hAnsi="Arial"/>
-                <w:b w:val="false"/>
-                <w:bCs w:val="false"/>
-                <w:i w:val="false"/>
-                <w:iCs w:val="false"/>
-                <w:color w:val="000000"/>
-                <w:sz w:val="18"/>
-                <w:szCs w:val="18"/>
-              </w:rPr>
-              <w:t xml:space="preserve">Two-Colour Sticky-Note DQB Protocol: Using two distinct colours externalises both the consolidation of understanding (yellow) and the generation of new questions (blue) simultaneously. Categorising blue questions into physics, economics and engineering domains helps learners see that scientific phenomena have multi-disciplinary dimensions — a key CBC competency — and creates a transparent, learner-owned roadmap for the remaining lessons in the sequence.</w:t>
-            </w:r>
-          </w:p>
-        </w:tc>
-        <w:tc>
-          <w:tcPr>
-            <w:tcW w:type="dxa" w:w="3040"/>
-            <w:shd w:fill="F2F2F2" w:color="auto" w:val="clear"/>
-            <w:tcMar>
-              <w:top w:type="dxa" w:w="60"/>
-              <w:left w:type="dxa" w:w="120"/>
-              <w:bottom w:type="dxa" w:w="60"/>
-              <w:right w:type="dxa" w:w="120"/>
-            </w:tcMar>
-            <w:vAlign w:val="top"/>
-          </w:tcPr>
-          <w:p>
-            <w:pPr>
-              <w:spacing w:after="40" w:before="0"/>
-              <w:jc w:val="left"/>
-            </w:pPr>
-            <w:r>
-              <w:rPr>
-                <w:rFonts w:ascii="Arial" w:cs="Arial" w:eastAsia="Arial" w:hAnsi="Arial"/>
-                <w:b w:val="false"/>
-                <w:bCs w:val="false"/>
-                <w:i w:val="false"/>
-                <w:iCs w:val="false"/>
-                <w:color w:val="000000"/>
-                <w:sz w:val="18"/>
-                <w:szCs w:val="18"/>
-              </w:rPr>
-              <w:t xml:space="preserve">Teacher reads all yellow sticky notes after the lesson. Observable indicators of progress: yellow notes that correctly name a specific mechanism (e.g., 'I now understand that a transformer only works with AC because DC does not change the magnetic flux') indicate conceptual gains. Yellow notes that are vague (e.g., 'I learned about electricity') identify learners needing further consolidation. Blue notes that pose mechanistic questions (e.g., 'Why does doubling coil turns double the voltage in a transformer?') indicate readiness for quantitative treatment in Lesson 7. Blue notes about safety or environmental impact of wind farms signal strong citizenship and PCI connections.</w:t>
-            </w:r>
-          </w:p>
-        </w:tc>
-      </w:tr>
-      <w:tr>
-        <w:tc>
-          <w:tcPr>
-            <w:tcW w:type="dxa" w:w="1520"/>
-            <w:shd w:fill="D5E8F0" w:color="auto" w:val="clear"/>
-            <w:tcMar>
-              <w:top w:type="dxa" w:w="60"/>
-              <w:left w:type="dxa" w:w="120"/>
-              <w:bottom w:type="dxa" w:w="60"/>
-              <w:right w:type="dxa" w:w="120"/>
-            </w:tcMar>
-            <w:vAlign w:val="top"/>
-          </w:tcPr>
-          <w:p>
-            <w:pPr>
-              <w:spacing w:after="40" w:before="0"/>
-              <w:jc w:val="left"/>
-            </w:pPr>
-            <w:r>
-              <w:rPr>
-                <w:rFonts w:ascii="Arial" w:cs="Arial" w:eastAsia="Arial" w:hAnsi="Arial"/>
-                <w:b/>
-                <w:bCs/>
-                <w:i w:val="false"/>
-                <w:iCs w:val="false"/>
-                <w:color w:val="000000"/>
-                <w:sz w:val="18"/>
-                <w:szCs w:val="18"/>
-              </w:rPr>
-              <w:t xml:space="preserve">Model Building Phase</w:t>
-            </w:r>
-          </w:p>
-          <w:p>
-            <w:pPr>
-              <w:spacing w:after="20" w:before="0"/>
-            </w:pPr>
-            <w:r>
-              <w:rPr>
-                <w:rFonts w:ascii="Arial" w:cs="Arial" w:eastAsia="Arial" w:hAnsi="Arial"/>
-                <w:b/>
-                <w:bCs/>
-                <w:color w:val="1F3864"/>
-                <w:sz w:val="16"/>
-                <w:szCs w:val="16"/>
-              </w:rPr>
-              <w:t xml:space="preserve">📹 VIDEO:</w:t>
-            </w:r>
-          </w:p>
-          <w:p>
-            <w:pPr>
-              <w:spacing w:after="20" w:before="0"/>
-            </w:pPr>
-            <w:hyperlink w:history="1" r:id="rIdchlrl4qc0htswdle2hzzg">
-              <w:r>
-                <w:rPr>
-                  <w:rFonts w:ascii="Arial" w:cs="Arial" w:eastAsia="Arial" w:hAnsi="Arial"/>
-                  <w:color w:val="2E75B6"/>
-                  <w:sz w:val="16"/>
-                  <w:szCs w:val="16"/>
-                  <w:u w:val="single" w:color="2E75B6"/>
-                </w:rPr>
-                <w:t xml:space="preserve">Faraday's Law Introduction</w:t>
-              </w:r>
-            </w:hyperlink>
-          </w:p>
-          <w:p>
-            <w:pPr>
-              <w:spacing w:after="10" w:before="0"/>
-              <w:ind w:left="120"/>
-            </w:pPr>
-            <w:r>
-              <w:rPr>
-                <w:rFonts w:ascii="Arial" w:cs="Arial" w:eastAsia="Arial" w:hAnsi="Arial"/>
-                <w:color w:val="595959"/>
-                <w:sz w:val="14"/>
-                <w:szCs w:val="14"/>
-              </w:rPr>
-              <w:t xml:space="preserve">Source: Khan Academy (English - US curriculum)</w:t>
-            </w:r>
-          </w:p>
-          <w:p>
-            <w:pPr>
-              <w:spacing w:after="10" w:before="0"/>
-              <w:ind w:left="120"/>
-            </w:pPr>
-            <w:hyperlink w:history="1" r:id="rIdebewgua-jbvagfyxkudfj">
-              <w:r>
-                <w:rPr>
-                  <w:rFonts w:ascii="Arial" w:cs="Arial" w:eastAsia="Arial" w:hAnsi="Arial"/>
-                  <w:color w:val="595959"/>
-                  <w:sz w:val="14"/>
-                  <w:szCs w:val="14"/>
-                  <w:u w:val="single" w:color="595959"/>
-                </w:rPr>
-                <w:t xml:space="preserve">🔍 Search ARES for similar videos</w:t>
-              </w:r>
-            </w:hyperlink>
-          </w:p>
-          <w:p>
-            <w:pPr>
-              <w:spacing w:after="40" w:before="0"/>
-            </w:pPr>
-            <w:r>
-              <w:rPr>
-                <w:sz w:val="14"/>
-                <w:szCs w:val="14"/>
-              </w:rPr>
-              <w:t xml:space="preserve"/>
-            </w:r>
-          </w:p>
-          <w:p>
-            <w:pPr>
-              <w:spacing w:after="20" w:before="0"/>
-            </w:pPr>
-            <w:r>
-              <w:rPr>
-                <w:rFonts w:ascii="Arial" w:cs="Arial" w:eastAsia="Arial" w:hAnsi="Arial"/>
-                <w:b/>
-                <w:bCs/>
-                <w:color w:val="1F3864"/>
-                <w:sz w:val="16"/>
-                <w:szCs w:val="16"/>
-              </w:rPr>
-              <w:t xml:space="preserve">📖 HTML:</w:t>
-            </w:r>
-          </w:p>
-          <w:p>
-            <w:pPr>
-              <w:spacing w:after="20" w:before="0"/>
-            </w:pPr>
-            <w:hyperlink w:history="1" r:id="rId0o9r9orvsn8e1xcyfge30">
-              <w:r>
-                <w:rPr>
-                  <w:rFonts w:ascii="Arial" w:cs="Arial" w:eastAsia="Arial" w:hAnsi="Arial"/>
-                  <w:color w:val="2E75B6"/>
-                  <w:sz w:val="16"/>
-                  <w:szCs w:val="16"/>
-                  <w:u w:val="single" w:color="2E75B6"/>
-                </w:rPr>
-                <w:t xml:space="preserve">Faraday's Law</w:t>
-              </w:r>
-            </w:hyperlink>
-          </w:p>
-          <w:p>
-            <w:pPr>
-              <w:spacing w:after="10" w:before="0"/>
-              <w:ind w:left="120"/>
-            </w:pPr>
-            <w:r>
-              <w:rPr>
-                <w:rFonts w:ascii="Arial" w:cs="Arial" w:eastAsia="Arial" w:hAnsi="Arial"/>
-                <w:color w:val="595959"/>
-                <w:sz w:val="14"/>
-                <w:szCs w:val="14"/>
-              </w:rPr>
-              <w:t xml:space="preserve">Source: PhET Interactive Simulations (English)</w:t>
-            </w:r>
-          </w:p>
-          <w:p>
-            <w:pPr>
-              <w:spacing w:after="10" w:before="0"/>
-              <w:ind w:left="120"/>
-            </w:pPr>
-            <w:hyperlink w:history="1" r:id="rId0wdmzotfirfcrpz02kfmn">
+            <w:hyperlink w:history="1" r:id="rIdionqvw_9utrlwjoa7chxo">
               <w:r>
                 <w:rPr>
                   <w:rFonts w:ascii="Arial" w:cs="Arial" w:eastAsia="Arial" w:hAnsi="Arial"/>
@@ -20845,7 +20855,7 @@
             <w:pPr>
               <w:spacing w:after="20" w:before="0"/>
             </w:pPr>
-            <w:hyperlink w:history="1" r:id="rIdgpvt8lxov_bg1kui4jgjq">
+            <w:hyperlink w:history="1" r:id="rIdx52a06brazxh8e5sire3d">
               <w:r>
                 <w:rPr>
                   <w:rFonts w:ascii="Arial" w:cs="Arial" w:eastAsia="Arial" w:hAnsi="Arial"/>
@@ -20854,7 +20864,7 @@
                   <w:szCs w:val="16"/>
                   <w:u w:val="single" w:color="2E75B6"/>
                 </w:rPr>
-                <w:t xml:space="preserve">Electromagnetism</w:t>
+                <w:t xml:space="preserve">Emf induced in rod traveling through magnetic field</w:t>
               </w:r>
             </w:hyperlink>
           </w:p>
@@ -20878,7 +20888,7 @@
               <w:spacing w:after="10" w:before="0"/>
               <w:ind w:left="120"/>
             </w:pPr>
-            <w:hyperlink w:history="1" r:id="rIdsilneygnlebbffy9tjgt6">
+            <w:hyperlink w:history="1" r:id="rIdvv-5gcrfc6pn0arkgtz2s">
               <w:r>
                 <w:rPr>
                   <w:rFonts w:ascii="Arial" w:cs="Arial" w:eastAsia="Arial" w:hAnsi="Arial"/>
@@ -20916,31 +20926,47 @@
                 <w:sz w:val="16"/>
                 <w:szCs w:val="16"/>
               </w:rPr>
-              <w:t xml:space="preserve">📖 READING:</w:t>
+              <w:t xml:space="preserve">📖 HTML:</w:t>
             </w:r>
           </w:p>
           <w:p>
             <w:pPr>
               <w:spacing w:after="20" w:before="0"/>
             </w:pPr>
-            <w:r>
-              <w:rPr>
-                <w:rFonts w:ascii="Arial" w:cs="Arial" w:eastAsia="Arial" w:hAnsi="Arial"/>
-                <w:i/>
-                <w:iCs/>
-                <w:color w:val="595959"/>
-                <w:sz w:val="16"/>
-                <w:szCs w:val="16"/>
-              </w:rPr>
-              <w:t xml:space="preserve">No closely matching reading in the ARES library for this activity.</w:t>
-            </w:r>
+            <w:hyperlink w:history="1" r:id="rIdyjo1danuchzeg-vm__q_l">
+              <w:r>
+                <w:rPr>
+                  <w:rFonts w:ascii="Arial" w:cs="Arial" w:eastAsia="Arial" w:hAnsi="Arial"/>
+                  <w:color w:val="2E75B6"/>
+                  <w:sz w:val="16"/>
+                  <w:szCs w:val="16"/>
+                  <w:u w:val="single" w:color="2E75B6"/>
+                </w:rPr>
+                <w:t xml:space="preserve">Magnetic Field Reversal (Flexbook)</w:t>
+              </w:r>
+            </w:hyperlink>
           </w:p>
           <w:p>
             <w:pPr>
               <w:spacing w:after="10" w:before="0"/>
               <w:ind w:left="120"/>
             </w:pPr>
-            <w:hyperlink w:history="1" r:id="rIdgqkqrym8ukgyyinkfhvfv">
+            <w:r>
+              <w:rPr>
+                <w:rFonts w:ascii="Arial" w:cs="Arial" w:eastAsia="Arial" w:hAnsi="Arial"/>
+                <w:color w:val="595959"/>
+                <w:sz w:val="14"/>
+                <w:szCs w:val="14"/>
+              </w:rPr>
+              <w:t xml:space="preserve">Source: CK-12</w:t>
+            </w:r>
+          </w:p>
+          <w:p>
+            <w:pPr>
+              <w:spacing w:after="10" w:before="0"/>
+              <w:ind w:left="120"/>
+            </w:pPr>
+            <w:hyperlink w:history="1" r:id="rIdvavhhnxilxvat0mze0w0t">
               <w:r>
                 <w:rPr>
                   <w:rFonts w:ascii="Arial" w:cs="Arial" w:eastAsia="Arial" w:hAnsi="Arial"/>
@@ -20949,24 +20975,9 @@
                   <w:szCs w:val="14"/>
                   <w:u w:val="single" w:color="595959"/>
                 </w:rPr>
-                <w:t xml:space="preserve">🔍 Search ARES for readings</w:t>
+                <w:t xml:space="preserve">🔍 Search ARES for similar readings</w:t>
               </w:r>
             </w:hyperlink>
-          </w:p>
-          <w:p>
-            <w:pPr>
-              <w:spacing w:after="10" w:before="0"/>
-              <w:ind w:left="120"/>
-            </w:pPr>
-            <w:r>
-              <w:rPr>
-                <w:rFonts w:ascii="Arial" w:cs="Arial" w:eastAsia="Arial" w:hAnsi="Arial"/>
-                <w:color w:val="595959"/>
-                <w:sz w:val="14"/>
-                <w:szCs w:val="14"/>
-              </w:rPr>
-              <w:t xml:space="preserve">Search terms: magnetism electromagnetic induction magnetisation</w:t>
-            </w:r>
           </w:p>
         </w:tc>
         <w:tc>
@@ -21150,7 +21161,7 @@
             <w:pPr>
               <w:spacing w:after="20" w:before="0"/>
             </w:pPr>
-            <w:hyperlink w:history="1" r:id="rIdjro2q12eicjd4azcxjej_">
+            <w:hyperlink w:history="1" r:id="rIdxati34x70qqqwbg5cthf2">
               <w:r>
                 <w:rPr>
                   <w:rFonts w:ascii="Arial" w:cs="Arial" w:eastAsia="Arial" w:hAnsi="Arial"/>
@@ -21159,7 +21170,7 @@
                   <w:szCs w:val="16"/>
                   <w:u w:val="single" w:color="2E75B6"/>
                 </w:rPr>
-                <w:t xml:space="preserve">11 Applications, Electric Bell</w:t>
+                <w:t xml:space="preserve">Tracing a magnetic field</w:t>
               </w:r>
             </w:hyperlink>
           </w:p>
@@ -21175,7 +21186,7 @@
                 <w:sz w:val="14"/>
                 <w:szCs w:val="14"/>
               </w:rPr>
-              <w:t xml:space="preserve">Source: Seavuria</w:t>
+              <w:t xml:space="preserve">Source: Khan Academy (English - US curriculum)</w:t>
             </w:r>
           </w:p>
           <w:p>
@@ -21183,7 +21194,7 @@
               <w:spacing w:after="10" w:before="0"/>
               <w:ind w:left="120"/>
             </w:pPr>
-            <w:hyperlink w:history="1" r:id="rId_s7hg-kisq2tkj_r4d6vu">
+            <w:hyperlink w:history="1" r:id="rId8mbcsqaml2hsr5vphefzy">
               <w:r>
                 <w:rPr>
                   <w:rFonts w:ascii="Arial" w:cs="Arial" w:eastAsia="Arial" w:hAnsi="Arial"/>
@@ -21221,31 +21232,47 @@
                 <w:sz w:val="16"/>
                 <w:szCs w:val="16"/>
               </w:rPr>
-              <w:t xml:space="preserve">📖 READING:</w:t>
+              <w:t xml:space="preserve">📖 HTML:</w:t>
             </w:r>
           </w:p>
           <w:p>
             <w:pPr>
               <w:spacing w:after="20" w:before="0"/>
             </w:pPr>
-            <w:r>
-              <w:rPr>
-                <w:rFonts w:ascii="Arial" w:cs="Arial" w:eastAsia="Arial" w:hAnsi="Arial"/>
-                <w:i/>
-                <w:iCs/>
-                <w:color w:val="595959"/>
-                <w:sz w:val="16"/>
-                <w:szCs w:val="16"/>
-              </w:rPr>
-              <w:t xml:space="preserve">No closely matching reading in the ARES library for this activity.</w:t>
-            </w:r>
+            <w:hyperlink w:history="1" r:id="rId-uqz4yicbatzsalhxkpoy">
+              <w:r>
+                <w:rPr>
+                  <w:rFonts w:ascii="Arial" w:cs="Arial" w:eastAsia="Arial" w:hAnsi="Arial"/>
+                  <w:color w:val="2E75B6"/>
+                  <w:sz w:val="16"/>
+                  <w:szCs w:val="16"/>
+                  <w:u w:val="single" w:color="2E75B6"/>
+                </w:rPr>
+                <w:t xml:space="preserve">Earth's Magnetic Field (Flexbook)</w:t>
+              </w:r>
+            </w:hyperlink>
           </w:p>
           <w:p>
             <w:pPr>
               <w:spacing w:after="10" w:before="0"/>
               <w:ind w:left="120"/>
             </w:pPr>
-            <w:hyperlink w:history="1" r:id="rId2rbrllhh8pxhnhfgv60h-">
+            <w:r>
+              <w:rPr>
+                <w:rFonts w:ascii="Arial" w:cs="Arial" w:eastAsia="Arial" w:hAnsi="Arial"/>
+                <w:color w:val="595959"/>
+                <w:sz w:val="14"/>
+                <w:szCs w:val="14"/>
+              </w:rPr>
+              <w:t xml:space="preserve">Source: CK-12</w:t>
+            </w:r>
+          </w:p>
+          <w:p>
+            <w:pPr>
+              <w:spacing w:after="10" w:before="0"/>
+              <w:ind w:left="120"/>
+            </w:pPr>
+            <w:hyperlink w:history="1" r:id="rIdkycmnkkgjw72mxfahhxkm">
               <w:r>
                 <w:rPr>
                   <w:rFonts w:ascii="Arial" w:cs="Arial" w:eastAsia="Arial" w:hAnsi="Arial"/>
@@ -21254,24 +21281,9 @@
                   <w:szCs w:val="14"/>
                   <w:u w:val="single" w:color="595959"/>
                 </w:rPr>
-                <w:t xml:space="preserve">🔍 Search ARES for readings</w:t>
+                <w:t xml:space="preserve">🔍 Search ARES for similar readings</w:t>
               </w:r>
             </w:hyperlink>
-          </w:p>
-          <w:p>
-            <w:pPr>
-              <w:spacing w:after="10" w:before="0"/>
-              <w:ind w:left="120"/>
-            </w:pPr>
-            <w:r>
-              <w:rPr>
-                <w:rFonts w:ascii="Arial" w:cs="Arial" w:eastAsia="Arial" w:hAnsi="Arial"/>
-                <w:color w:val="595959"/>
-                <w:sz w:val="14"/>
-                <w:szCs w:val="14"/>
-              </w:rPr>
-              <w:t xml:space="preserve">Search terms: magnetism electromagnetic induction magnetisation</w:t>
-            </w:r>
           </w:p>
         </w:tc>
         <w:tc>
@@ -21455,7 +21467,7 @@
             <w:pPr>
               <w:spacing w:after="20" w:before="0"/>
             </w:pPr>
-            <w:hyperlink w:history="1" r:id="rIdorsv-r7xwmpy-ap85crhr">
+            <w:hyperlink w:history="1" r:id="rIdgpy4bmh0klf1g_flgwngf">
               <w:r>
                 <w:rPr>
                   <w:rFonts w:ascii="Arial" w:cs="Arial" w:eastAsia="Arial" w:hAnsi="Arial"/>
@@ -21464,7 +21476,7 @@
                   <w:szCs w:val="16"/>
                   <w:u w:val="single" w:color="2E75B6"/>
                 </w:rPr>
-                <w:t xml:space="preserve">Electromagnetism</w:t>
+                <w:t xml:space="preserve">Earth's magnetic field (how to measure)</w:t>
               </w:r>
             </w:hyperlink>
           </w:p>
@@ -21488,7 +21500,7 @@
               <w:spacing w:after="10" w:before="0"/>
               <w:ind w:left="120"/>
             </w:pPr>
-            <w:hyperlink w:history="1" r:id="rIdvvwfmaoci7fsu02arwyzu">
+            <w:hyperlink w:history="1" r:id="rIdx6yzyi3kt7emjtk3swh_h">
               <w:r>
                 <w:rPr>
                   <w:rFonts w:ascii="Arial" w:cs="Arial" w:eastAsia="Arial" w:hAnsi="Arial"/>
@@ -21526,31 +21538,47 @@
                 <w:sz w:val="16"/>
                 <w:szCs w:val="16"/>
               </w:rPr>
-              <w:t xml:space="preserve">📖 READING:</w:t>
+              <w:t xml:space="preserve">📖 EXERCISE:</w:t>
             </w:r>
           </w:p>
           <w:p>
             <w:pPr>
               <w:spacing w:after="20" w:before="0"/>
             </w:pPr>
-            <w:r>
-              <w:rPr>
-                <w:rFonts w:ascii="Arial" w:cs="Arial" w:eastAsia="Arial" w:hAnsi="Arial"/>
-                <w:i/>
-                <w:iCs/>
-                <w:color w:val="595959"/>
-                <w:sz w:val="16"/>
-                <w:szCs w:val="16"/>
-              </w:rPr>
-              <w:t xml:space="preserve">No closely matching reading in the ARES library for this activity.</w:t>
-            </w:r>
+            <w:hyperlink w:history="1" r:id="rIdnvflp8ycgs-iu-oyz0v1v">
+              <w:r>
+                <w:rPr>
+                  <w:rFonts w:ascii="Arial" w:cs="Arial" w:eastAsia="Arial" w:hAnsi="Arial"/>
+                  <w:color w:val="2E75B6"/>
+                  <w:sz w:val="16"/>
+                  <w:szCs w:val="16"/>
+                  <w:u w:val="single" w:color="2E75B6"/>
+                </w:rPr>
+                <w:t xml:space="preserve">Earth's Magnetic Field Practice</w:t>
+              </w:r>
+            </w:hyperlink>
           </w:p>
           <w:p>
             <w:pPr>
               <w:spacing w:after="10" w:before="0"/>
               <w:ind w:left="120"/>
             </w:pPr>
-            <w:hyperlink w:history="1" r:id="rIdjepsel3-h5_qwtl7tkm47">
+            <w:r>
+              <w:rPr>
+                <w:rFonts w:ascii="Arial" w:cs="Arial" w:eastAsia="Arial" w:hAnsi="Arial"/>
+                <w:color w:val="595959"/>
+                <w:sz w:val="14"/>
+                <w:szCs w:val="14"/>
+              </w:rPr>
+              <w:t xml:space="preserve">Source: CK-12</w:t>
+            </w:r>
+          </w:p>
+          <w:p>
+            <w:pPr>
+              <w:spacing w:after="10" w:before="0"/>
+              <w:ind w:left="120"/>
+            </w:pPr>
+            <w:hyperlink w:history="1" r:id="rId3-4dlb1q6y6sqdfvqcakf">
               <w:r>
                 <w:rPr>
                   <w:rFonts w:ascii="Arial" w:cs="Arial" w:eastAsia="Arial" w:hAnsi="Arial"/>
@@ -21559,24 +21587,9 @@
                   <w:szCs w:val="14"/>
                   <w:u w:val="single" w:color="595959"/>
                 </w:rPr>
-                <w:t xml:space="preserve">🔍 Search ARES for readings</w:t>
+                <w:t xml:space="preserve">🔍 Search ARES for similar readings</w:t>
               </w:r>
             </w:hyperlink>
-          </w:p>
-          <w:p>
-            <w:pPr>
-              <w:spacing w:after="10" w:before="0"/>
-              <w:ind w:left="120"/>
-            </w:pPr>
-            <w:r>
-              <w:rPr>
-                <w:rFonts w:ascii="Arial" w:cs="Arial" w:eastAsia="Arial" w:hAnsi="Arial"/>
-                <w:color w:val="595959"/>
-                <w:sz w:val="14"/>
-                <w:szCs w:val="14"/>
-              </w:rPr>
-              <w:t xml:space="preserve">Search terms: magnetism electromagnetic induction magnetisation</w:t>
-            </w:r>
           </w:p>
         </w:tc>
         <w:tc>
@@ -21760,7 +21773,7 @@
             <w:pPr>
               <w:spacing w:after="20" w:before="0"/>
             </w:pPr>
-            <w:hyperlink w:history="1" r:id="rIdbi5yuqjwrsy5tae-1ito7">
+            <w:hyperlink w:history="1" r:id="rIdw5q1xgf4cddhgjpoixx4d">
               <w:r>
                 <w:rPr>
                   <w:rFonts w:ascii="Arial" w:cs="Arial" w:eastAsia="Arial" w:hAnsi="Arial"/>
@@ -21769,7 +21782,7 @@
                   <w:szCs w:val="16"/>
                   <w:u w:val="single" w:color="2E75B6"/>
                 </w:rPr>
-                <w:t xml:space="preserve">Electromagnetism</w:t>
+                <w:t xml:space="preserve">Magnetic field created by a current carrying wire -dubbed(KY)</w:t>
               </w:r>
             </w:hyperlink>
           </w:p>
@@ -21785,7 +21798,7 @@
                 <w:sz w:val="14"/>
                 <w:szCs w:val="14"/>
               </w:rPr>
-              <w:t xml:space="preserve">Source: Khan Academy (English - US curriculum)</w:t>
+              <w:t xml:space="preserve">Source: Khan Academy (Kiswahili)</w:t>
             </w:r>
           </w:p>
           <w:p>
@@ -21793,7 +21806,7 @@
               <w:spacing w:after="10" w:before="0"/>
               <w:ind w:left="120"/>
             </w:pPr>
-            <w:hyperlink w:history="1" r:id="rId29_rbuak1giqvhoogdhmt">
+            <w:hyperlink w:history="1" r:id="rIdkccrmadogus_t8bftl2fe">
               <w:r>
                 <w:rPr>
                   <w:rFonts w:ascii="Arial" w:cs="Arial" w:eastAsia="Arial" w:hAnsi="Arial"/>
@@ -21831,31 +21844,47 @@
                 <w:sz w:val="16"/>
                 <w:szCs w:val="16"/>
               </w:rPr>
-              <w:t xml:space="preserve">📖 READING:</w:t>
+              <w:t xml:space="preserve">📖 HTML:</w:t>
             </w:r>
           </w:p>
           <w:p>
             <w:pPr>
               <w:spacing w:after="20" w:before="0"/>
             </w:pPr>
-            <w:r>
-              <w:rPr>
-                <w:rFonts w:ascii="Arial" w:cs="Arial" w:eastAsia="Arial" w:hAnsi="Arial"/>
-                <w:i/>
-                <w:iCs/>
-                <w:color w:val="595959"/>
-                <w:sz w:val="16"/>
-                <w:szCs w:val="16"/>
-              </w:rPr>
-              <w:t xml:space="preserve">No closely matching reading in the ARES library for this activity.</w:t>
-            </w:r>
+            <w:hyperlink w:history="1" r:id="rIdgognrx7kxg_-uchituf_p">
+              <w:r>
+                <w:rPr>
+                  <w:rFonts w:ascii="Arial" w:cs="Arial" w:eastAsia="Arial" w:hAnsi="Arial"/>
+                  <w:color w:val="2E75B6"/>
+                  <w:sz w:val="16"/>
+                  <w:szCs w:val="16"/>
+                  <w:u w:val="single" w:color="2E75B6"/>
+                </w:rPr>
+                <w:t xml:space="preserve">Using Earth's Magnetic Field (Flexbook)</w:t>
+              </w:r>
+            </w:hyperlink>
           </w:p>
           <w:p>
             <w:pPr>
               <w:spacing w:after="10" w:before="0"/>
               <w:ind w:left="120"/>
             </w:pPr>
-            <w:hyperlink w:history="1" r:id="rId6xraqn5yunco3ndg5f3qg">
+            <w:r>
+              <w:rPr>
+                <w:rFonts w:ascii="Arial" w:cs="Arial" w:eastAsia="Arial" w:hAnsi="Arial"/>
+                <w:color w:val="595959"/>
+                <w:sz w:val="14"/>
+                <w:szCs w:val="14"/>
+              </w:rPr>
+              <w:t xml:space="preserve">Source: CK-12</w:t>
+            </w:r>
+          </w:p>
+          <w:p>
+            <w:pPr>
+              <w:spacing w:after="10" w:before="0"/>
+              <w:ind w:left="120"/>
+            </w:pPr>
+            <w:hyperlink w:history="1" r:id="rId1sggsagftazqf4ied7gb0">
               <w:r>
                 <w:rPr>
                   <w:rFonts w:ascii="Arial" w:cs="Arial" w:eastAsia="Arial" w:hAnsi="Arial"/>
@@ -21864,24 +21893,9 @@
                   <w:szCs w:val="14"/>
                   <w:u w:val="single" w:color="595959"/>
                 </w:rPr>
-                <w:t xml:space="preserve">🔍 Search ARES for readings</w:t>
+                <w:t xml:space="preserve">🔍 Search ARES for similar readings</w:t>
               </w:r>
             </w:hyperlink>
-          </w:p>
-          <w:p>
-            <w:pPr>
-              <w:spacing w:after="10" w:before="0"/>
-              <w:ind w:left="120"/>
-            </w:pPr>
-            <w:r>
-              <w:rPr>
-                <w:rFonts w:ascii="Arial" w:cs="Arial" w:eastAsia="Arial" w:hAnsi="Arial"/>
-                <w:color w:val="595959"/>
-                <w:sz w:val="14"/>
-                <w:szCs w:val="14"/>
-              </w:rPr>
-              <w:t xml:space="preserve">Search terms: magnetism electromagnetic induction magnetisation</w:t>
-            </w:r>
           </w:p>
         </w:tc>
         <w:tc>
@@ -22065,7 +22079,7 @@
             <w:pPr>
               <w:spacing w:after="20" w:before="0"/>
             </w:pPr>
-            <w:hyperlink w:history="1" r:id="rId8olywq7vc8n5t1rj3dej-">
+            <w:hyperlink w:history="1" r:id="rIdth06vingps1r_flmweyz8">
               <w:r>
                 <w:rPr>
                   <w:rFonts w:ascii="Arial" w:cs="Arial" w:eastAsia="Arial" w:hAnsi="Arial"/>
@@ -22074,7 +22088,7 @@
                   <w:szCs w:val="16"/>
                   <w:u w:val="single" w:color="2E75B6"/>
                 </w:rPr>
-                <w:t xml:space="preserve">Electromagnetism</w:t>
+                <w:t xml:space="preserve">Magnetic field created by a current carrying wire</w:t>
               </w:r>
             </w:hyperlink>
           </w:p>
@@ -22098,7 +22112,7 @@
               <w:spacing w:after="10" w:before="0"/>
               <w:ind w:left="120"/>
             </w:pPr>
-            <w:hyperlink w:history="1" r:id="rIdv3eiviyn21op7nwgkle2m">
+            <w:hyperlink w:history="1" r:id="rIdvrsejiuacyqrshdehgc5c">
               <w:r>
                 <w:rPr>
                   <w:rFonts w:ascii="Arial" w:cs="Arial" w:eastAsia="Arial" w:hAnsi="Arial"/>
@@ -22136,31 +22150,47 @@
                 <w:sz w:val="16"/>
                 <w:szCs w:val="16"/>
               </w:rPr>
-              <w:t xml:space="preserve">📖 READING:</w:t>
+              <w:t xml:space="preserve">📖 HTML:</w:t>
             </w:r>
           </w:p>
           <w:p>
             <w:pPr>
               <w:spacing w:after="20" w:before="0"/>
             </w:pPr>
-            <w:r>
-              <w:rPr>
-                <w:rFonts w:ascii="Arial" w:cs="Arial" w:eastAsia="Arial" w:hAnsi="Arial"/>
-                <w:i/>
-                <w:iCs/>
-                <w:color w:val="595959"/>
-                <w:sz w:val="16"/>
-                <w:szCs w:val="16"/>
-              </w:rPr>
-              <w:t xml:space="preserve">No closely matching reading in the ARES library for this activity.</w:t>
-            </w:r>
+            <w:hyperlink w:history="1" r:id="rIdwy4tuzvqam8bfmtn4srtj">
+              <w:r>
+                <w:rPr>
+                  <w:rFonts w:ascii="Arial" w:cs="Arial" w:eastAsia="Arial" w:hAnsi="Arial"/>
+                  <w:color w:val="2E75B6"/>
+                  <w:sz w:val="16"/>
+                  <w:szCs w:val="16"/>
+                  <w:u w:val="single" w:color="2E75B6"/>
+                </w:rPr>
+                <w:t xml:space="preserve">Magnetic Fields (Flexbook)</w:t>
+              </w:r>
+            </w:hyperlink>
           </w:p>
           <w:p>
             <w:pPr>
               <w:spacing w:after="10" w:before="0"/>
               <w:ind w:left="120"/>
             </w:pPr>
-            <w:hyperlink w:history="1" r:id="rIdilvhgy501z5le6hbvavi_">
+            <w:r>
+              <w:rPr>
+                <w:rFonts w:ascii="Arial" w:cs="Arial" w:eastAsia="Arial" w:hAnsi="Arial"/>
+                <w:color w:val="595959"/>
+                <w:sz w:val="14"/>
+                <w:szCs w:val="14"/>
+              </w:rPr>
+              <w:t xml:space="preserve">Source: CK-12</w:t>
+            </w:r>
+          </w:p>
+          <w:p>
+            <w:pPr>
+              <w:spacing w:after="10" w:before="0"/>
+              <w:ind w:left="120"/>
+            </w:pPr>
+            <w:hyperlink w:history="1" r:id="rIdqdb3q_ql_n9eqjlzkqyma">
               <w:r>
                 <w:rPr>
                   <w:rFonts w:ascii="Arial" w:cs="Arial" w:eastAsia="Arial" w:hAnsi="Arial"/>
@@ -22169,24 +22199,9 @@
                   <w:szCs w:val="14"/>
                   <w:u w:val="single" w:color="595959"/>
                 </w:rPr>
-                <w:t xml:space="preserve">🔍 Search ARES for readings</w:t>
+                <w:t xml:space="preserve">🔍 Search ARES for similar readings</w:t>
               </w:r>
             </w:hyperlink>
-          </w:p>
-          <w:p>
-            <w:pPr>
-              <w:spacing w:after="10" w:before="0"/>
-              <w:ind w:left="120"/>
-            </w:pPr>
-            <w:r>
-              <w:rPr>
-                <w:rFonts w:ascii="Arial" w:cs="Arial" w:eastAsia="Arial" w:hAnsi="Arial"/>
-                <w:color w:val="595959"/>
-                <w:sz w:val="14"/>
-                <w:szCs w:val="14"/>
-              </w:rPr>
-              <w:t xml:space="preserve">Search terms: magnetism electromagnetic induction magnetisation</w:t>
-            </w:r>
           </w:p>
         </w:tc>
         <w:tc>
@@ -23795,7 +23810,7 @@
             <w:pPr>
               <w:spacing w:after="20" w:before="0"/>
             </w:pPr>
-            <w:hyperlink w:history="1" r:id="rIdtgmb2ou5x-m3hueg8y3ff">
+            <w:hyperlink w:history="1" r:id="rId5fwksrk86x7a0bwa3f1fc">
               <w:r>
                 <w:rPr>
                   <w:rFonts w:ascii="Arial" w:cs="Arial" w:eastAsia="Arial" w:hAnsi="Arial"/>
@@ -23804,7 +23819,7 @@
                   <w:szCs w:val="16"/>
                   <w:u w:val="single" w:color="2E75B6"/>
                 </w:rPr>
-                <w:t xml:space="preserve">Induced current in a wire</w:t>
+                <w:t xml:space="preserve">Emf induced in rod traveling through magnetic field</w:t>
               </w:r>
             </w:hyperlink>
           </w:p>
@@ -23828,7 +23843,7 @@
               <w:spacing w:after="10" w:before="0"/>
               <w:ind w:left="120"/>
             </w:pPr>
-            <w:hyperlink w:history="1" r:id="rIdtluvy_vuh1hvxqqaewbd5">
+            <w:hyperlink w:history="1" r:id="rIdt74abkltzzoaeca-1karo">
               <w:r>
                 <w:rPr>
                   <w:rFonts w:ascii="Arial" w:cs="Arial" w:eastAsia="Arial" w:hAnsi="Arial"/>
@@ -23873,7 +23888,7 @@
             <w:pPr>
               <w:spacing w:after="20" w:before="0"/>
             </w:pPr>
-            <w:hyperlink w:history="1" r:id="rId5flxtcxqzv_nim93h3dmu">
+            <w:hyperlink w:history="1" r:id="rIdharnn6dp7tzaxjrh4cbkv">
               <w:r>
                 <w:rPr>
                   <w:rFonts w:ascii="Arial" w:cs="Arial" w:eastAsia="Arial" w:hAnsi="Arial"/>
@@ -23906,7 +23921,7 @@
               <w:spacing w:after="10" w:before="0"/>
               <w:ind w:left="120"/>
             </w:pPr>
-            <w:hyperlink w:history="1" r:id="rIdj6ybcfwpqjkln3tnzyxup">
+            <w:hyperlink w:history="1" r:id="rIdnbe8p2xyx0ra3bgmtvsjk">
               <w:r>
                 <w:rPr>
                   <w:rFonts w:ascii="Arial" w:cs="Arial" w:eastAsia="Arial" w:hAnsi="Arial"/>
@@ -24101,7 +24116,7 @@
             <w:pPr>
               <w:spacing w:after="20" w:before="0"/>
             </w:pPr>
-            <w:hyperlink w:history="1" r:id="rIdxjipau8yjbobnhmwfyguv">
+            <w:hyperlink w:history="1" r:id="rIdx1zyxztgikj0tu77xuovu">
               <w:r>
                 <w:rPr>
                   <w:rFonts w:ascii="Arial" w:cs="Arial" w:eastAsia="Arial" w:hAnsi="Arial"/>
@@ -24110,7 +24125,7 @@
                   <w:szCs w:val="16"/>
                   <w:u w:val="single" w:color="2E75B6"/>
                 </w:rPr>
-                <w:t xml:space="preserve">Emf induced in rod traveling through magnetic field</w:t>
+                <w:t xml:space="preserve">Tracing a magnetic field</w:t>
               </w:r>
             </w:hyperlink>
           </w:p>
@@ -24134,7 +24149,7 @@
               <w:spacing w:after="10" w:before="0"/>
               <w:ind w:left="120"/>
             </w:pPr>
-            <w:hyperlink w:history="1" r:id="rId7ogyxki5dk6ldlyra-yrr">
+            <w:hyperlink w:history="1" r:id="rIdjbgqfrzygkn2r-rft2dny">
               <w:r>
                 <w:rPr>
                   <w:rFonts w:ascii="Arial" w:cs="Arial" w:eastAsia="Arial" w:hAnsi="Arial"/>
@@ -24179,7 +24194,7 @@
             <w:pPr>
               <w:spacing w:after="20" w:before="0"/>
             </w:pPr>
-            <w:hyperlink w:history="1" r:id="rIdgdn_tzaau8kmssljgy8xg">
+            <w:hyperlink w:history="1" r:id="rIdbyi3ji79erllqqy9bpeg7">
               <w:r>
                 <w:rPr>
                   <w:rFonts w:ascii="Arial" w:cs="Arial" w:eastAsia="Arial" w:hAnsi="Arial"/>
@@ -24212,7 +24227,7 @@
               <w:spacing w:after="10" w:before="0"/>
               <w:ind w:left="120"/>
             </w:pPr>
-            <w:hyperlink w:history="1" r:id="rId0afk3p0ffddnkfqpgafvo">
+            <w:hyperlink w:history="1" r:id="rIdqqe3uiwl5z0fq_a-jjlun">
               <w:r>
                 <w:rPr>
                   <w:rFonts w:ascii="Arial" w:cs="Arial" w:eastAsia="Arial" w:hAnsi="Arial"/>
@@ -24407,7 +24422,7 @@
             <w:pPr>
               <w:spacing w:after="20" w:before="0"/>
             </w:pPr>
-            <w:hyperlink w:history="1" r:id="rIdj693um7eewaesnzvfittt">
+            <w:hyperlink w:history="1" r:id="rIdfkjx-x2byboy2vonoukvk">
               <w:r>
                 <w:rPr>
                   <w:rFonts w:ascii="Arial" w:cs="Arial" w:eastAsia="Arial" w:hAnsi="Arial"/>
@@ -24416,7 +24431,7 @@
                   <w:szCs w:val="16"/>
                   <w:u w:val="single" w:color="2E75B6"/>
                 </w:rPr>
-                <w:t xml:space="preserve">Induced current in a wire -dubbed(KY)</w:t>
+                <w:t xml:space="preserve">Earth's magnetic field (how to measure)</w:t>
               </w:r>
             </w:hyperlink>
           </w:p>
@@ -24432,7 +24447,7 @@
                 <w:sz w:val="14"/>
                 <w:szCs w:val="14"/>
               </w:rPr>
-              <w:t xml:space="preserve">Source: Khan Academy (Kiswahili)</w:t>
+              <w:t xml:space="preserve">Source: Khan Academy (English - US curriculum)</w:t>
             </w:r>
           </w:p>
           <w:p>
@@ -24440,7 +24455,7 @@
               <w:spacing w:after="10" w:before="0"/>
               <w:ind w:left="120"/>
             </w:pPr>
-            <w:hyperlink w:history="1" r:id="rIdvsx93fudoasvfyktboazp">
+            <w:hyperlink w:history="1" r:id="rIdownipdotzf6m3pp9h92xp">
               <w:r>
                 <w:rPr>
                   <w:rFonts w:ascii="Arial" w:cs="Arial" w:eastAsia="Arial" w:hAnsi="Arial"/>
@@ -24485,7 +24500,7 @@
             <w:pPr>
               <w:spacing w:after="20" w:before="0"/>
             </w:pPr>
-            <w:hyperlink w:history="1" r:id="rIdoxovz0a4p7gs2srhfk_y4">
+            <w:hyperlink w:history="1" r:id="rId1w-nmurjcw-7bsb0qzajm">
               <w:r>
                 <w:rPr>
                   <w:rFonts w:ascii="Arial" w:cs="Arial" w:eastAsia="Arial" w:hAnsi="Arial"/>
@@ -24518,7 +24533,7 @@
               <w:spacing w:after="10" w:before="0"/>
               <w:ind w:left="120"/>
             </w:pPr>
-            <w:hyperlink w:history="1" r:id="rIdsndcyrr2nevd3pqik_4b6">
+            <w:hyperlink w:history="1" r:id="rIdejhshkh5tgkp2euio2udn">
               <w:r>
                 <w:rPr>
                   <w:rFonts w:ascii="Arial" w:cs="Arial" w:eastAsia="Arial" w:hAnsi="Arial"/>
@@ -24713,7 +24728,7 @@
             <w:pPr>
               <w:spacing w:after="20" w:before="0"/>
             </w:pPr>
-            <w:hyperlink w:history="1" r:id="rIda2w9di7c0yave392o-cta">
+            <w:hyperlink w:history="1" r:id="rIdafodrh_snm9oshoqk5jbu">
               <w:r>
                 <w:rPr>
                   <w:rFonts w:ascii="Arial" w:cs="Arial" w:eastAsia="Arial" w:hAnsi="Arial"/>
@@ -24722,7 +24737,7 @@
                   <w:szCs w:val="16"/>
                   <w:u w:val="single" w:color="2E75B6"/>
                 </w:rPr>
-                <w:t xml:space="preserve">Lenz's Law</w:t>
+                <w:t xml:space="preserve">Magnetic field created by a current carrying wire -dubbed(KY)</w:t>
               </w:r>
             </w:hyperlink>
           </w:p>
@@ -24738,7 +24753,7 @@
                 <w:sz w:val="14"/>
                 <w:szCs w:val="14"/>
               </w:rPr>
-              <w:t xml:space="preserve">Source: Khan Academy (English - US curriculum)</w:t>
+              <w:t xml:space="preserve">Source: Khan Academy (Kiswahili)</w:t>
             </w:r>
           </w:p>
           <w:p>
@@ -24746,7 +24761,7 @@
               <w:spacing w:after="10" w:before="0"/>
               <w:ind w:left="120"/>
             </w:pPr>
-            <w:hyperlink w:history="1" r:id="rIdjycfdufjhrfiejbqtnq4e">
+            <w:hyperlink w:history="1" r:id="rIdbhbe7spgirkxs4rhsqnbv">
               <w:r>
                 <w:rPr>
                   <w:rFonts w:ascii="Arial" w:cs="Arial" w:eastAsia="Arial" w:hAnsi="Arial"/>
@@ -24791,7 +24806,7 @@
             <w:pPr>
               <w:spacing w:after="20" w:before="0"/>
             </w:pPr>
-            <w:hyperlink w:history="1" r:id="rIdeysdf9qv46krgtnypttvl">
+            <w:hyperlink w:history="1" r:id="rIdhyugwcbxyi28arwjmvzjl">
               <w:r>
                 <w:rPr>
                   <w:rFonts w:ascii="Arial" w:cs="Arial" w:eastAsia="Arial" w:hAnsi="Arial"/>
@@ -24824,7 +24839,7 @@
               <w:spacing w:after="10" w:before="0"/>
               <w:ind w:left="120"/>
             </w:pPr>
-            <w:hyperlink w:history="1" r:id="rIdvwh-zqicw6zazvcpn1jbs">
+            <w:hyperlink w:history="1" r:id="rIdwe3tnpq37tftqjgdtqfgo">
               <w:r>
                 <w:rPr>
                   <w:rFonts w:ascii="Arial" w:cs="Arial" w:eastAsia="Arial" w:hAnsi="Arial"/>
@@ -25019,7 +25034,7 @@
             <w:pPr>
               <w:spacing w:after="20" w:before="0"/>
             </w:pPr>
-            <w:hyperlink w:history="1" r:id="rId8zlkvl8o6yy4bybaj0vag">
+            <w:hyperlink w:history="1" r:id="rIdwxqkvkk_myxsvxw2s6zd4">
               <w:r>
                 <w:rPr>
                   <w:rFonts w:ascii="Arial" w:cs="Arial" w:eastAsia="Arial" w:hAnsi="Arial"/>
@@ -25028,7 +25043,7 @@
                   <w:szCs w:val="16"/>
                   <w:u w:val="single" w:color="2E75B6"/>
                 </w:rPr>
-                <w:t xml:space="preserve">Tracing a magnetic field</w:t>
+                <w:t xml:space="preserve">Magnetic field created by a current carrying wire</w:t>
               </w:r>
             </w:hyperlink>
           </w:p>
@@ -25052,7 +25067,7 @@
               <w:spacing w:after="10" w:before="0"/>
               <w:ind w:left="120"/>
             </w:pPr>
-            <w:hyperlink w:history="1" r:id="rIdqinq54gdz_rkecdcj-jly">
+            <w:hyperlink w:history="1" r:id="rIdynxxj1ifpchnvkx13y6hc">
               <w:r>
                 <w:rPr>
                   <w:rFonts w:ascii="Arial" w:cs="Arial" w:eastAsia="Arial" w:hAnsi="Arial"/>
@@ -25097,7 +25112,7 @@
             <w:pPr>
               <w:spacing w:after="20" w:before="0"/>
             </w:pPr>
-            <w:hyperlink w:history="1" r:id="rIdc3-7uxc6n9um6uowlomja">
+            <w:hyperlink w:history="1" r:id="rIdgdrnuuaeodjbhx-bvmnrt">
               <w:r>
                 <w:rPr>
                   <w:rFonts w:ascii="Arial" w:cs="Arial" w:eastAsia="Arial" w:hAnsi="Arial"/>
@@ -25130,7 +25145,7 @@
               <w:spacing w:after="10" w:before="0"/>
               <w:ind w:left="120"/>
             </w:pPr>
-            <w:hyperlink w:history="1" r:id="rIdljkddaiv4sszrwv-t5zjw">
+            <w:hyperlink w:history="1" r:id="rIdinrhvyikrb59-3-zzseqx">
               <w:r>
                 <w:rPr>
                   <w:rFonts w:ascii="Arial" w:cs="Arial" w:eastAsia="Arial" w:hAnsi="Arial"/>

--- a/data/outputs/v2/General_Science/SS3.4_Magnetism_and_Electromagnetic_Induction/General_Science_Magnetism_and_Electromagnetic_Induction_CBE_LessonSequence.docx
+++ b/data/outputs/v2/General_Science/SS3.4_Magnetism_and_Electromagnetic_Induction/General_Science_Magnetism_and_Electromagnetic_Induction_CBE_LessonSequence.docx
@@ -42,6 +42,177 @@
     </w:p>
     <w:p>
       <w:pPr>
+        <w:spacing w:after="80" w:before="120"/>
+      </w:pPr>
+      <w:r>
+        <w:rPr>
+          <w:rFonts w:ascii="Arial" w:cs="Arial" w:eastAsia="Arial" w:hAnsi="Arial"/>
+          <w:b/>
+          <w:bCs/>
+          <w:color w:val="1F3864"/>
+          <w:sz w:val="20"/>
+          <w:szCs w:val="20"/>
+        </w:rPr>
+        <w:t xml:space="preserve">ATTRIBUTION AND LICENSING</w:t>
+      </w:r>
+    </w:p>
+    <w:p>
+      <w:pPr>
+        <w:spacing w:after="60" w:before="0"/>
+      </w:pPr>
+      <w:r>
+        <w:rPr>
+          <w:rFonts w:ascii="Arial" w:cs="Arial" w:eastAsia="Arial" w:hAnsi="Arial"/>
+          <w:b/>
+          <w:bCs/>
+          <w:sz w:val="17"/>
+          <w:szCs w:val="17"/>
+        </w:rPr>
+        <w:t xml:space="preserve">Curriculum Alignment: </w:t>
+      </w:r>
+      <w:r>
+        <w:rPr>
+          <w:rFonts w:ascii="Arial" w:cs="Arial" w:eastAsia="Arial" w:hAnsi="Arial"/>
+          <w:sz w:val="17"/>
+          <w:szCs w:val="17"/>
+        </w:rPr>
+        <w:t xml:space="preserve">Structured in pedagogical alignment with the competence-based curriculum format and learning outcomes established by the Kenya Institute of Curriculum Development (KICD). This material is independently developed and is not officially endorsed or published by KICD.</w:t>
+      </w:r>
+    </w:p>
+    <w:p>
+      <w:pPr>
+        <w:spacing w:after="60" w:before="0"/>
+      </w:pPr>
+      <w:r>
+        <w:rPr>
+          <w:rFonts w:ascii="Arial" w:cs="Arial" w:eastAsia="Arial" w:hAnsi="Arial"/>
+          <w:b/>
+          <w:bCs/>
+          <w:sz w:val="17"/>
+          <w:szCs w:val="17"/>
+        </w:rPr>
+        <w:t xml:space="preserve">Content &amp; Pedagogy: </w:t>
+      </w:r>
+      <w:r>
+        <w:rPr>
+          <w:rFonts w:ascii="Arial" w:cs="Arial" w:eastAsia="Arial" w:hAnsi="Arial"/>
+          <w:sz w:val="17"/>
+          <w:szCs w:val="17"/>
+        </w:rPr>
+        <w:t xml:space="preserve">Developed and adapted by the educator team at SeaVuria (registered 501(c)(3) in the United States and registered NGO in Kenya, No. 872-850A-BF11), who designed the pedagogical framework, lesson templates and exemplar lessons on which this material is based.</w:t>
+      </w:r>
+    </w:p>
+    <w:p>
+      <w:pPr>
+        <w:spacing w:after="60" w:before="0"/>
+      </w:pPr>
+      <w:r>
+        <w:rPr>
+          <w:rFonts w:ascii="Arial" w:cs="Arial" w:eastAsia="Arial" w:hAnsi="Arial"/>
+          <w:b/>
+          <w:bCs/>
+          <w:sz w:val="17"/>
+          <w:szCs w:val="17"/>
+        </w:rPr>
+        <w:t xml:space="preserve">Production &amp; Layout: </w:t>
+      </w:r>
+      <w:r>
+        <w:rPr>
+          <w:rFonts w:ascii="Arial" w:cs="Arial" w:eastAsia="Arial" w:hAnsi="Arial"/>
+          <w:sz w:val="17"/>
+          <w:szCs w:val="17"/>
+        </w:rPr>
+        <w:t xml:space="preserve">Educational design and curriculum sequencing by SeaVuria. Technical layout, structural formatting, and digital optimization/implementation executed in partnership with ARES Education (registered 501(c)(3) in the United States and Canada (as Afretech Aid) and registered NGO in Kenya), with lesson drafting and compilation assisted by AI (Claude, Anthropic).</w:t>
+      </w:r>
+    </w:p>
+    <w:p>
+      <w:pPr>
+        <w:pBdr>
+          <w:bottom w:val="single" w:color="1F3864" w:sz="6" w:space="6"/>
+        </w:pBdr>
+        <w:spacing w:after="60" w:before="0"/>
+      </w:pPr>
+      <w:r>
+        <w:rPr>
+          <w:rFonts w:ascii="Arial" w:cs="Arial" w:eastAsia="Arial" w:hAnsi="Arial"/>
+          <w:b/>
+          <w:bCs/>
+          <w:sz w:val="17"/>
+          <w:szCs w:val="17"/>
+        </w:rPr>
+        <w:t xml:space="preserve">Licensing &amp; Copyright: </w:t>
+      </w:r>
+      <w:r>
+        <w:rPr>
+          <w:rFonts w:ascii="Arial" w:cs="Arial" w:eastAsia="Arial" w:hAnsi="Arial"/>
+          <w:sz w:val="17"/>
+          <w:szCs w:val="17"/>
+        </w:rPr>
+        <w:t xml:space="preserve">© 2026 SeaVuria and ARES. This work is licensed under a </w:t>
+      </w:r>
+      <w:hyperlink w:history="1" r:id="rId4lotfulpfe9ramy_i5jce">
+        <w:r>
+          <w:rPr>
+            <w:rFonts w:ascii="Arial" w:cs="Arial" w:eastAsia="Arial" w:hAnsi="Arial"/>
+            <w:color w:val="1F6B75"/>
+            <w:sz w:val="17"/>
+            <w:szCs w:val="17"/>
+            <w:u w:val="single" w:color="1F6B75"/>
+          </w:rPr>
+          <w:t xml:space="preserve">Creative Commons Attribution-NonCommercial 4.0 International License</w:t>
+        </w:r>
+      </w:hyperlink>
+      <w:r>
+        <w:rPr>
+          <w:rFonts w:ascii="Arial" w:cs="Arial" w:eastAsia="Arial" w:hAnsi="Arial"/>
+          <w:sz w:val="17"/>
+          <w:szCs w:val="17"/>
+        </w:rPr>
+        <w:t xml:space="preserve"> (</w:t>
+      </w:r>
+      <w:hyperlink w:history="1" r:id="rId8gadbxjtufp2gwnlsx48u">
+        <w:r>
+          <w:rPr>
+            <w:rFonts w:ascii="Arial" w:cs="Arial" w:eastAsia="Arial" w:hAnsi="Arial"/>
+            <w:color w:val="1F6B75"/>
+            <w:sz w:val="17"/>
+            <w:szCs w:val="17"/>
+            <w:u w:val="single" w:color="1F6B75"/>
+          </w:rPr>
+          <w:t xml:space="preserve">CC BY-NC 4.0</w:t>
+        </w:r>
+      </w:hyperlink>
+      <w:r>
+        <w:rPr>
+          <w:rFonts w:ascii="Arial" w:cs="Arial" w:eastAsia="Arial" w:hAnsi="Arial"/>
+          <w:sz w:val="17"/>
+          <w:szCs w:val="17"/>
+        </w:rPr>
+        <w:t xml:space="preserve">). To view a copy of this license, visit </w:t>
+      </w:r>
+      <w:hyperlink w:history="1" r:id="rIdkddeks8p3tqnlxvqcqyzt">
+        <w:r>
+          <w:rPr>
+            <w:rFonts w:ascii="Arial" w:cs="Arial" w:eastAsia="Arial" w:hAnsi="Arial"/>
+            <w:color w:val="1F6B75"/>
+            <w:sz w:val="17"/>
+            <w:szCs w:val="17"/>
+            <w:u w:val="single" w:color="1F6B75"/>
+          </w:rPr>
+          <w:t xml:space="preserve">https://creativecommons.org/licenses/by-nc/4.0/</w:t>
+        </w:r>
+      </w:hyperlink>
+      <w:r>
+        <w:rPr>
+          <w:rFonts w:ascii="Arial" w:cs="Arial" w:eastAsia="Arial" w:hAnsi="Arial"/>
+          <w:sz w:val="17"/>
+          <w:szCs w:val="17"/>
+        </w:rPr>
+        <w:t xml:space="preserve">. You are free to copy, redistribute, and adapt this material in any medium or format, provided appropriate credit is given and the material is not used for commercial purposes. KICD learning outcomes and curriculum designations reproduced here for alignment purposes remain the property of KICD and are not covered by this license. Linked external resources (e.g. CK-12, Khan Academy, PhET) are subject to their own licenses.</w:t>
+      </w:r>
+    </w:p>
+    <w:p>
+      <w:pPr>
         <w:spacing w:after="120"/>
       </w:pPr>
       <w:r>
@@ -3206,7 +3377,7 @@
             <w:pPr>
               <w:spacing w:after="20" w:before="0"/>
             </w:pPr>
-            <w:hyperlink w:history="1" r:id="rIdsum5izf7qun0p3theptv_">
+            <w:hyperlink w:history="1" r:id="rIdlk7_lijt5ffc--rlinte0">
               <w:r>
                 <w:rPr>
                   <w:rFonts w:ascii="Arial" w:cs="Arial" w:eastAsia="Arial" w:hAnsi="Arial"/>
@@ -3239,7 +3410,7 @@
               <w:spacing w:after="10" w:before="0"/>
               <w:ind w:left="120"/>
             </w:pPr>
-            <w:hyperlink w:history="1" r:id="rIdpn6itcoafpg8p3u7rgxdm">
+            <w:hyperlink w:history="1" r:id="rIdsdxwa5bpcydjna6qqxr3e">
               <w:r>
                 <w:rPr>
                   <w:rFonts w:ascii="Arial" w:cs="Arial" w:eastAsia="Arial" w:hAnsi="Arial"/>
@@ -3301,7 +3472,7 @@
               <w:spacing w:after="10" w:before="0"/>
               <w:ind w:left="120"/>
             </w:pPr>
-            <w:hyperlink w:history="1" r:id="rIdimtk81r1qtww1evdlcbhs">
+            <w:hyperlink w:history="1" r:id="rIdmbfphbb8vzrxaukgehvlo">
               <w:r>
                 <w:rPr>
                   <w:rFonts w:ascii="Arial" w:cs="Arial" w:eastAsia="Arial" w:hAnsi="Arial"/>
@@ -3511,7 +3682,7 @@
             <w:pPr>
               <w:spacing w:after="20" w:before="0"/>
             </w:pPr>
-            <w:hyperlink w:history="1" r:id="rIdhaanpdftvzng4m8xmkv7e">
+            <w:hyperlink w:history="1" r:id="rIdbkhfep9w9iymkethtceau">
               <w:r>
                 <w:rPr>
                   <w:rFonts w:ascii="Arial" w:cs="Arial" w:eastAsia="Arial" w:hAnsi="Arial"/>
@@ -3544,7 +3715,7 @@
               <w:spacing w:after="10" w:before="0"/>
               <w:ind w:left="120"/>
             </w:pPr>
-            <w:hyperlink w:history="1" r:id="rIdswqogtspy92kedthgam-z">
+            <w:hyperlink w:history="1" r:id="rIdbzvxcy6kqq3u4v2ax10ju">
               <w:r>
                 <w:rPr>
                   <w:rFonts w:ascii="Arial" w:cs="Arial" w:eastAsia="Arial" w:hAnsi="Arial"/>
@@ -3606,7 +3777,7 @@
               <w:spacing w:after="10" w:before="0"/>
               <w:ind w:left="120"/>
             </w:pPr>
-            <w:hyperlink w:history="1" r:id="rIdpt0rphy4n0pingcosf06f">
+            <w:hyperlink w:history="1" r:id="rIdvwm-cc9ulimliaprf9ryf">
               <w:r>
                 <w:rPr>
                   <w:rFonts w:ascii="Arial" w:cs="Arial" w:eastAsia="Arial" w:hAnsi="Arial"/>
@@ -3816,7 +3987,7 @@
             <w:pPr>
               <w:spacing w:after="20" w:before="0"/>
             </w:pPr>
-            <w:hyperlink w:history="1" r:id="rIdcvkox_tj0qlv2fvduburx">
+            <w:hyperlink w:history="1" r:id="rId_kfckjs9pioeeldo3kjyt">
               <w:r>
                 <w:rPr>
                   <w:rFonts w:ascii="Arial" w:cs="Arial" w:eastAsia="Arial" w:hAnsi="Arial"/>
@@ -3849,7 +4020,7 @@
               <w:spacing w:after="10" w:before="0"/>
               <w:ind w:left="120"/>
             </w:pPr>
-            <w:hyperlink w:history="1" r:id="rId9l2n-rcbq54lndfem25wd">
+            <w:hyperlink w:history="1" r:id="rIdrui1yddm6q0lvbxvtzbmi">
               <w:r>
                 <w:rPr>
                   <w:rFonts w:ascii="Arial" w:cs="Arial" w:eastAsia="Arial" w:hAnsi="Arial"/>
@@ -3911,7 +4082,7 @@
               <w:spacing w:after="10" w:before="0"/>
               <w:ind w:left="120"/>
             </w:pPr>
-            <w:hyperlink w:history="1" r:id="rIdlcqdlnkozch84ozeog0bk">
+            <w:hyperlink w:history="1" r:id="rIdxhyfeswxp7d2aua4x1yuq">
               <w:r>
                 <w:rPr>
                   <w:rFonts w:ascii="Arial" w:cs="Arial" w:eastAsia="Arial" w:hAnsi="Arial"/>
@@ -4121,7 +4292,7 @@
             <w:pPr>
               <w:spacing w:after="20" w:before="0"/>
             </w:pPr>
-            <w:hyperlink w:history="1" r:id="rIdrkfgoc1z47xknrmuut8mq">
+            <w:hyperlink w:history="1" r:id="rIddftnhek_dm_hubey-cuta">
               <w:r>
                 <w:rPr>
                   <w:rFonts w:ascii="Arial" w:cs="Arial" w:eastAsia="Arial" w:hAnsi="Arial"/>
@@ -4154,7 +4325,7 @@
               <w:spacing w:after="10" w:before="0"/>
               <w:ind w:left="120"/>
             </w:pPr>
-            <w:hyperlink w:history="1" r:id="rIdru6bqululn6gen1vcfi0z">
+            <w:hyperlink w:history="1" r:id="rIdxzoshuj27-m04s25qwfjx">
               <w:r>
                 <w:rPr>
                   <w:rFonts w:ascii="Arial" w:cs="Arial" w:eastAsia="Arial" w:hAnsi="Arial"/>
@@ -4216,7 +4387,7 @@
               <w:spacing w:after="10" w:before="0"/>
               <w:ind w:left="120"/>
             </w:pPr>
-            <w:hyperlink w:history="1" r:id="rIdjk20mppiyrojapiw7whs_">
+            <w:hyperlink w:history="1" r:id="rIdywsdw66cev4ndlxtdkl-k">
               <w:r>
                 <w:rPr>
                   <w:rFonts w:ascii="Arial" w:cs="Arial" w:eastAsia="Arial" w:hAnsi="Arial"/>
@@ -4426,7 +4597,7 @@
             <w:pPr>
               <w:spacing w:after="20" w:before="0"/>
             </w:pPr>
-            <w:hyperlink w:history="1" r:id="rIdc_pkhvxvo75noiccaz28h">
+            <w:hyperlink w:history="1" r:id="rId4gkv7yljyg5jtzo3k0-e6">
               <w:r>
                 <w:rPr>
                   <w:rFonts w:ascii="Arial" w:cs="Arial" w:eastAsia="Arial" w:hAnsi="Arial"/>
@@ -4459,7 +4630,7 @@
               <w:spacing w:after="10" w:before="0"/>
               <w:ind w:left="120"/>
             </w:pPr>
-            <w:hyperlink w:history="1" r:id="rIdc7xotkaofi7vd4bgbcfdz">
+            <w:hyperlink w:history="1" r:id="rIdv4amkjf6wrcrhcyjmxqit">
               <w:r>
                 <w:rPr>
                   <w:rFonts w:ascii="Arial" w:cs="Arial" w:eastAsia="Arial" w:hAnsi="Arial"/>
@@ -4521,7 +4692,7 @@
               <w:spacing w:after="10" w:before="0"/>
               <w:ind w:left="120"/>
             </w:pPr>
-            <w:hyperlink w:history="1" r:id="rIdtblefrm25nvsvksze4hup">
+            <w:hyperlink w:history="1" r:id="rIddppvqv-nrkgdpeq_ri-on">
               <w:r>
                 <w:rPr>
                   <w:rFonts w:ascii="Arial" w:cs="Arial" w:eastAsia="Arial" w:hAnsi="Arial"/>
@@ -5146,6 +5317,65 @@
         </w:tc>
       </w:tr>
     </w:tbl>
+    <w:p>
+      <w:pPr>
+        <w:pBdr>
+          <w:top w:val="single" w:color="BBBBBB" w:sz="4" w:space="4"/>
+        </w:pBdr>
+        <w:spacing w:after="0" w:before="160"/>
+      </w:pPr>
+      <w:r>
+        <w:rPr>
+          <w:rFonts w:ascii="Arial" w:cs="Arial" w:eastAsia="Arial" w:hAnsi="Arial"/>
+          <w:color w:val="666666"/>
+          <w:sz w:val="14"/>
+          <w:szCs w:val="14"/>
+        </w:rPr>
+        <w:t xml:space="preserve">© 2026 SeaVuria and ARES. Aligned with KICD objectives. Developed by SeaVuria; technical implementation by ARES (with AI assistance from Claude). Licensed under </w:t>
+      </w:r>
+      <w:hyperlink w:history="1" r:id="rIdfbnifi8rfdmw5vvmg-emc">
+        <w:r>
+          <w:rPr>
+            <w:rFonts w:ascii="Arial" w:cs="Arial" w:eastAsia="Arial" w:hAnsi="Arial"/>
+            <w:color w:val="1F6B75"/>
+            <w:sz w:val="14"/>
+            <w:szCs w:val="14"/>
+            <w:u w:val="single" w:color="1F6B75"/>
+          </w:rPr>
+          <w:t xml:space="preserve">CC BY-NC 4.0</w:t>
+        </w:r>
+      </w:hyperlink>
+      <w:r>
+        <w:rPr>
+          <w:rFonts w:ascii="Arial" w:cs="Arial" w:eastAsia="Arial" w:hAnsi="Arial"/>
+          <w:color w:val="666666"/>
+          <w:sz w:val="14"/>
+          <w:szCs w:val="14"/>
+        </w:rPr>
+        <w:t xml:space="preserve"> (</w:t>
+      </w:r>
+      <w:hyperlink w:history="1" r:id="rIdo4fwxvsu3clnfnkv7egcz">
+        <w:r>
+          <w:rPr>
+            <w:rFonts w:ascii="Arial" w:cs="Arial" w:eastAsia="Arial" w:hAnsi="Arial"/>
+            <w:color w:val="1F6B75"/>
+            <w:sz w:val="14"/>
+            <w:szCs w:val="14"/>
+            <w:u w:val="single" w:color="1F6B75"/>
+          </w:rPr>
+          <w:t xml:space="preserve">https://creativecommons.org/licenses/by-nc/4.0/</w:t>
+        </w:r>
+      </w:hyperlink>
+      <w:r>
+        <w:rPr>
+          <w:rFonts w:ascii="Arial" w:cs="Arial" w:eastAsia="Arial" w:hAnsi="Arial"/>
+          <w:color w:val="666666"/>
+          <w:sz w:val="14"/>
+          <w:szCs w:val="14"/>
+        </w:rPr>
+        <w:t xml:space="preserve">).</w:t>
+      </w:r>
+    </w:p>
     <w:p>
       <w:r>
         <w:br w:type="page"/>
@@ -6137,7 +6367,7 @@
             <w:pPr>
               <w:spacing w:after="20" w:before="0"/>
             </w:pPr>
-            <w:hyperlink w:history="1" r:id="rIdrz70rzuw1yfgav2phya4l">
+            <w:hyperlink w:history="1" r:id="rIdjpdxouki3elb-alnbptws">
               <w:r>
                 <w:rPr>
                   <w:rFonts w:ascii="Arial" w:cs="Arial" w:eastAsia="Arial" w:hAnsi="Arial"/>
@@ -6170,7 +6400,7 @@
               <w:spacing w:after="10" w:before="0"/>
               <w:ind w:left="120"/>
             </w:pPr>
-            <w:hyperlink w:history="1" r:id="rIdn_enp6n2lx0guuwwbq48l">
+            <w:hyperlink w:history="1" r:id="rIdlyhiv6d_g3ungv5zsqij3">
               <w:r>
                 <w:rPr>
                   <w:rFonts w:ascii="Arial" w:cs="Arial" w:eastAsia="Arial" w:hAnsi="Arial"/>
@@ -6215,7 +6445,7 @@
             <w:pPr>
               <w:spacing w:after="20" w:before="0"/>
             </w:pPr>
-            <w:hyperlink w:history="1" r:id="rIddttrdr0w4bmoom315j1pl">
+            <w:hyperlink w:history="1" r:id="rIdnngowjjqfc6h3rziaulbr">
               <w:r>
                 <w:rPr>
                   <w:rFonts w:ascii="Arial" w:cs="Arial" w:eastAsia="Arial" w:hAnsi="Arial"/>
@@ -6248,7 +6478,7 @@
               <w:spacing w:after="10" w:before="0"/>
               <w:ind w:left="120"/>
             </w:pPr>
-            <w:hyperlink w:history="1" r:id="rIdwgsgn1nomqbkubxt1hg1t">
+            <w:hyperlink w:history="1" r:id="rIdy8c1tbtchp__qdpmegu2g">
               <w:r>
                 <w:rPr>
                   <w:rFonts w:ascii="Arial" w:cs="Arial" w:eastAsia="Arial" w:hAnsi="Arial"/>
@@ -6443,7 +6673,7 @@
             <w:pPr>
               <w:spacing w:after="20" w:before="0"/>
             </w:pPr>
-            <w:hyperlink w:history="1" r:id="rIdlkfjju7zpkxvlei_8sonm">
+            <w:hyperlink w:history="1" r:id="rIdh42b-_woltm1cb4ln_h2-">
               <w:r>
                 <w:rPr>
                   <w:rFonts w:ascii="Arial" w:cs="Arial" w:eastAsia="Arial" w:hAnsi="Arial"/>
@@ -6476,7 +6706,7 @@
               <w:spacing w:after="10" w:before="0"/>
               <w:ind w:left="120"/>
             </w:pPr>
-            <w:hyperlink w:history="1" r:id="rIddtkvlr-wioj04ofirdgdz">
+            <w:hyperlink w:history="1" r:id="rIdrbuq7y-tvenr7tfwaw8ip">
               <w:r>
                 <w:rPr>
                   <w:rFonts w:ascii="Arial" w:cs="Arial" w:eastAsia="Arial" w:hAnsi="Arial"/>
@@ -6521,7 +6751,7 @@
             <w:pPr>
               <w:spacing w:after="20" w:before="0"/>
             </w:pPr>
-            <w:hyperlink w:history="1" r:id="rIdp3zyd6whpo1trcdsdes4n">
+            <w:hyperlink w:history="1" r:id="rIdpzcankltz-y4ozdwtg8ga">
               <w:r>
                 <w:rPr>
                   <w:rFonts w:ascii="Arial" w:cs="Arial" w:eastAsia="Arial" w:hAnsi="Arial"/>
@@ -6554,7 +6784,7 @@
               <w:spacing w:after="10" w:before="0"/>
               <w:ind w:left="120"/>
             </w:pPr>
-            <w:hyperlink w:history="1" r:id="rIdakabg4xhinaumshda8qry">
+            <w:hyperlink w:history="1" r:id="rIdtwy_dtg2sv4gdxmabbcv6">
               <w:r>
                 <w:rPr>
                   <w:rFonts w:ascii="Arial" w:cs="Arial" w:eastAsia="Arial" w:hAnsi="Arial"/>
@@ -6749,7 +6979,7 @@
             <w:pPr>
               <w:spacing w:after="20" w:before="0"/>
             </w:pPr>
-            <w:hyperlink w:history="1" r:id="rIdjfa-txpiosnoa6pg6cbcr">
+            <w:hyperlink w:history="1" r:id="rIdj99ddqctqqrtemdtthsdh">
               <w:r>
                 <w:rPr>
                   <w:rFonts w:ascii="Arial" w:cs="Arial" w:eastAsia="Arial" w:hAnsi="Arial"/>
@@ -6782,7 +7012,7 @@
               <w:spacing w:after="10" w:before="0"/>
               <w:ind w:left="120"/>
             </w:pPr>
-            <w:hyperlink w:history="1" r:id="rIdtbddczujshsdu6eqiys-w">
+            <w:hyperlink w:history="1" r:id="rIdvoaxsn0kxc912v8l-ms70">
               <w:r>
                 <w:rPr>
                   <w:rFonts w:ascii="Arial" w:cs="Arial" w:eastAsia="Arial" w:hAnsi="Arial"/>
@@ -6827,7 +7057,7 @@
             <w:pPr>
               <w:spacing w:after="20" w:before="0"/>
             </w:pPr>
-            <w:hyperlink w:history="1" r:id="rIdf84yc0broyqev9t3d9648">
+            <w:hyperlink w:history="1" r:id="rIder_vhzh1lptnwueymolq2">
               <w:r>
                 <w:rPr>
                   <w:rFonts w:ascii="Arial" w:cs="Arial" w:eastAsia="Arial" w:hAnsi="Arial"/>
@@ -6860,7 +7090,7 @@
               <w:spacing w:after="10" w:before="0"/>
               <w:ind w:left="120"/>
             </w:pPr>
-            <w:hyperlink w:history="1" r:id="rId4-pupf82pjof_kfelpzpz">
+            <w:hyperlink w:history="1" r:id="rIdmvy_mozubdndgsfelnp69">
               <w:r>
                 <w:rPr>
                   <w:rFonts w:ascii="Arial" w:cs="Arial" w:eastAsia="Arial" w:hAnsi="Arial"/>
@@ -7055,7 +7285,7 @@
             <w:pPr>
               <w:spacing w:after="20" w:before="0"/>
             </w:pPr>
-            <w:hyperlink w:history="1" r:id="rId2n4zretzbwa2wubgum8lu">
+            <w:hyperlink w:history="1" r:id="rIdipbbbw8vtakkg6ukuudmn">
               <w:r>
                 <w:rPr>
                   <w:rFonts w:ascii="Arial" w:cs="Arial" w:eastAsia="Arial" w:hAnsi="Arial"/>
@@ -7088,7 +7318,7 @@
               <w:spacing w:after="10" w:before="0"/>
               <w:ind w:left="120"/>
             </w:pPr>
-            <w:hyperlink w:history="1" r:id="rIdkaevlwyane2h3vhcvumtf">
+            <w:hyperlink w:history="1" r:id="rIdukz1c19ftnopi9b3fl3jh">
               <w:r>
                 <w:rPr>
                   <w:rFonts w:ascii="Arial" w:cs="Arial" w:eastAsia="Arial" w:hAnsi="Arial"/>
@@ -7133,7 +7363,7 @@
             <w:pPr>
               <w:spacing w:after="20" w:before="0"/>
             </w:pPr>
-            <w:hyperlink w:history="1" r:id="rIdxhycr5g6pn316qfzog0t0">
+            <w:hyperlink w:history="1" r:id="rIdxvpavt8mfrnupwtlsxndr">
               <w:r>
                 <w:rPr>
                   <w:rFonts w:ascii="Arial" w:cs="Arial" w:eastAsia="Arial" w:hAnsi="Arial"/>
@@ -7166,7 +7396,7 @@
               <w:spacing w:after="10" w:before="0"/>
               <w:ind w:left="120"/>
             </w:pPr>
-            <w:hyperlink w:history="1" r:id="rIdwtwdsittchms82hvn3wgm">
+            <w:hyperlink w:history="1" r:id="rId_4olkbpf1wyxqdfhsvy7h">
               <w:r>
                 <w:rPr>
                   <w:rFonts w:ascii="Arial" w:cs="Arial" w:eastAsia="Arial" w:hAnsi="Arial"/>
@@ -7361,7 +7591,7 @@
             <w:pPr>
               <w:spacing w:after="20" w:before="0"/>
             </w:pPr>
-            <w:hyperlink w:history="1" r:id="rIdlznrzxhwidk7pc7woq8g2">
+            <w:hyperlink w:history="1" r:id="rIdiesgf98qnzzqjueli95-m">
               <w:r>
                 <w:rPr>
                   <w:rFonts w:ascii="Arial" w:cs="Arial" w:eastAsia="Arial" w:hAnsi="Arial"/>
@@ -7394,7 +7624,7 @@
               <w:spacing w:after="10" w:before="0"/>
               <w:ind w:left="120"/>
             </w:pPr>
-            <w:hyperlink w:history="1" r:id="rIdgrmm_wqenzlggmxh02wur">
+            <w:hyperlink w:history="1" r:id="rIdo_cargyj0bxyusumw1ylh">
               <w:r>
                 <w:rPr>
                   <w:rFonts w:ascii="Arial" w:cs="Arial" w:eastAsia="Arial" w:hAnsi="Arial"/>
@@ -7439,7 +7669,7 @@
             <w:pPr>
               <w:spacing w:after="20" w:before="0"/>
             </w:pPr>
-            <w:hyperlink w:history="1" r:id="rIdmzza2ybphw6ykao8oxgvh">
+            <w:hyperlink w:history="1" r:id="rIdeijt8slzte7_kali8t40h">
               <w:r>
                 <w:rPr>
                   <w:rFonts w:ascii="Arial" w:cs="Arial" w:eastAsia="Arial" w:hAnsi="Arial"/>
@@ -7472,7 +7702,7 @@
               <w:spacing w:after="10" w:before="0"/>
               <w:ind w:left="120"/>
             </w:pPr>
-            <w:hyperlink w:history="1" r:id="rIdb8m3ylwnd5trqfangfx3n">
+            <w:hyperlink w:history="1" r:id="rIdlwuhmmrgu99aunx1z_cg1">
               <w:r>
                 <w:rPr>
                   <w:rFonts w:ascii="Arial" w:cs="Arial" w:eastAsia="Arial" w:hAnsi="Arial"/>
@@ -7968,6 +8198,65 @@
         </w:tc>
       </w:tr>
     </w:tbl>
+    <w:p>
+      <w:pPr>
+        <w:pBdr>
+          <w:top w:val="single" w:color="BBBBBB" w:sz="4" w:space="4"/>
+        </w:pBdr>
+        <w:spacing w:after="0" w:before="160"/>
+      </w:pPr>
+      <w:r>
+        <w:rPr>
+          <w:rFonts w:ascii="Arial" w:cs="Arial" w:eastAsia="Arial" w:hAnsi="Arial"/>
+          <w:color w:val="666666"/>
+          <w:sz w:val="14"/>
+          <w:szCs w:val="14"/>
+        </w:rPr>
+        <w:t xml:space="preserve">© 2026 SeaVuria and ARES. Aligned with KICD objectives. Developed by SeaVuria; technical implementation by ARES (with AI assistance from Claude). Licensed under </w:t>
+      </w:r>
+      <w:hyperlink w:history="1" r:id="rIdkujv07g1tdqbivzk7gyov">
+        <w:r>
+          <w:rPr>
+            <w:rFonts w:ascii="Arial" w:cs="Arial" w:eastAsia="Arial" w:hAnsi="Arial"/>
+            <w:color w:val="1F6B75"/>
+            <w:sz w:val="14"/>
+            <w:szCs w:val="14"/>
+            <w:u w:val="single" w:color="1F6B75"/>
+          </w:rPr>
+          <w:t xml:space="preserve">CC BY-NC 4.0</w:t>
+        </w:r>
+      </w:hyperlink>
+      <w:r>
+        <w:rPr>
+          <w:rFonts w:ascii="Arial" w:cs="Arial" w:eastAsia="Arial" w:hAnsi="Arial"/>
+          <w:color w:val="666666"/>
+          <w:sz w:val="14"/>
+          <w:szCs w:val="14"/>
+        </w:rPr>
+        <w:t xml:space="preserve"> (</w:t>
+      </w:r>
+      <w:hyperlink w:history="1" r:id="rId5zjp473fuyukag5n88vvb">
+        <w:r>
+          <w:rPr>
+            <w:rFonts w:ascii="Arial" w:cs="Arial" w:eastAsia="Arial" w:hAnsi="Arial"/>
+            <w:color w:val="1F6B75"/>
+            <w:sz w:val="14"/>
+            <w:szCs w:val="14"/>
+            <w:u w:val="single" w:color="1F6B75"/>
+          </w:rPr>
+          <w:t xml:space="preserve">https://creativecommons.org/licenses/by-nc/4.0/</w:t>
+        </w:r>
+      </w:hyperlink>
+      <w:r>
+        <w:rPr>
+          <w:rFonts w:ascii="Arial" w:cs="Arial" w:eastAsia="Arial" w:hAnsi="Arial"/>
+          <w:color w:val="666666"/>
+          <w:sz w:val="14"/>
+          <w:szCs w:val="14"/>
+        </w:rPr>
+        <w:t xml:space="preserve">).</w:t>
+      </w:r>
+    </w:p>
     <w:p>
       <w:r>
         <w:br w:type="page"/>
@@ -8959,7 +9248,7 @@
             <w:pPr>
               <w:spacing w:after="20" w:before="0"/>
             </w:pPr>
-            <w:hyperlink w:history="1" r:id="rIdtw1gdcutd7oeuhfffwscz">
+            <w:hyperlink w:history="1" r:id="rIdxt4ggfrzqpvcedxvcr9cl">
               <w:r>
                 <w:rPr>
                   <w:rFonts w:ascii="Arial" w:cs="Arial" w:eastAsia="Arial" w:hAnsi="Arial"/>
@@ -8992,7 +9281,7 @@
               <w:spacing w:after="10" w:before="0"/>
               <w:ind w:left="120"/>
             </w:pPr>
-            <w:hyperlink w:history="1" r:id="rIdcvyfonzo2v6qhdgfdk6t7">
+            <w:hyperlink w:history="1" r:id="rIdwl3z9tz50yzwu8ma3wgtc">
               <w:r>
                 <w:rPr>
                   <w:rFonts w:ascii="Arial" w:cs="Arial" w:eastAsia="Arial" w:hAnsi="Arial"/>
@@ -9037,7 +9326,7 @@
             <w:pPr>
               <w:spacing w:after="20" w:before="0"/>
             </w:pPr>
-            <w:hyperlink w:history="1" r:id="rIdi_7efrd2jxabddygilgxk">
+            <w:hyperlink w:history="1" r:id="rIdvio-owuxly22ad7i9vcas">
               <w:r>
                 <w:rPr>
                   <w:rFonts w:ascii="Arial" w:cs="Arial" w:eastAsia="Arial" w:hAnsi="Arial"/>
@@ -9070,7 +9359,7 @@
               <w:spacing w:after="10" w:before="0"/>
               <w:ind w:left="120"/>
             </w:pPr>
-            <w:hyperlink w:history="1" r:id="rIdrb7ixmgv9yrwqngtm610m">
+            <w:hyperlink w:history="1" r:id="rId_agathas2yuz78zta77dn">
               <w:r>
                 <w:rPr>
                   <w:rFonts w:ascii="Arial" w:cs="Arial" w:eastAsia="Arial" w:hAnsi="Arial"/>
@@ -9265,7 +9554,7 @@
             <w:pPr>
               <w:spacing w:after="20" w:before="0"/>
             </w:pPr>
-            <w:hyperlink w:history="1" r:id="rId5ddwzl4jafac4p7n0t8-c">
+            <w:hyperlink w:history="1" r:id="rIdmun95bycnebomtyserytz">
               <w:r>
                 <w:rPr>
                   <w:rFonts w:ascii="Arial" w:cs="Arial" w:eastAsia="Arial" w:hAnsi="Arial"/>
@@ -9298,7 +9587,7 @@
               <w:spacing w:after="10" w:before="0"/>
               <w:ind w:left="120"/>
             </w:pPr>
-            <w:hyperlink w:history="1" r:id="rIdjawgh8nl2owbtg86jbdns">
+            <w:hyperlink w:history="1" r:id="rIdtcnfdpdpsp5wfj-f3c-rm">
               <w:r>
                 <w:rPr>
                   <w:rFonts w:ascii="Arial" w:cs="Arial" w:eastAsia="Arial" w:hAnsi="Arial"/>
@@ -9343,7 +9632,7 @@
             <w:pPr>
               <w:spacing w:after="20" w:before="0"/>
             </w:pPr>
-            <w:hyperlink w:history="1" r:id="rIdekf5d6tkjnuvpptizabti">
+            <w:hyperlink w:history="1" r:id="rIdfgkqp2wv-ddlpuaoaginz">
               <w:r>
                 <w:rPr>
                   <w:rFonts w:ascii="Arial" w:cs="Arial" w:eastAsia="Arial" w:hAnsi="Arial"/>
@@ -9376,7 +9665,7 @@
               <w:spacing w:after="10" w:before="0"/>
               <w:ind w:left="120"/>
             </w:pPr>
-            <w:hyperlink w:history="1" r:id="rIdbq8bzdlfdzsztdpmku3kh">
+            <w:hyperlink w:history="1" r:id="rIdpbiwotj2apgqi242cabxs">
               <w:r>
                 <w:rPr>
                   <w:rFonts w:ascii="Arial" w:cs="Arial" w:eastAsia="Arial" w:hAnsi="Arial"/>
@@ -9571,7 +9860,7 @@
             <w:pPr>
               <w:spacing w:after="20" w:before="0"/>
             </w:pPr>
-            <w:hyperlink w:history="1" r:id="rId-bdjy_mtds9sipcfkkykc">
+            <w:hyperlink w:history="1" r:id="rIdhrcsloowvpqeybn3oxvhh">
               <w:r>
                 <w:rPr>
                   <w:rFonts w:ascii="Arial" w:cs="Arial" w:eastAsia="Arial" w:hAnsi="Arial"/>
@@ -9604,7 +9893,7 @@
               <w:spacing w:after="10" w:before="0"/>
               <w:ind w:left="120"/>
             </w:pPr>
-            <w:hyperlink w:history="1" r:id="rIdqdr8-gxu-ysk39hstjl2h">
+            <w:hyperlink w:history="1" r:id="rId5jdgrn48t-0q12u5lnmv0">
               <w:r>
                 <w:rPr>
                   <w:rFonts w:ascii="Arial" w:cs="Arial" w:eastAsia="Arial" w:hAnsi="Arial"/>
@@ -9649,7 +9938,7 @@
             <w:pPr>
               <w:spacing w:after="20" w:before="0"/>
             </w:pPr>
-            <w:hyperlink w:history="1" r:id="rIdsxl3cixqedv3pva045u-s">
+            <w:hyperlink w:history="1" r:id="rId2pzic_461tgv_pb3xgkky">
               <w:r>
                 <w:rPr>
                   <w:rFonts w:ascii="Arial" w:cs="Arial" w:eastAsia="Arial" w:hAnsi="Arial"/>
@@ -9682,7 +9971,7 @@
               <w:spacing w:after="10" w:before="0"/>
               <w:ind w:left="120"/>
             </w:pPr>
-            <w:hyperlink w:history="1" r:id="rIdi8wsyyc3ejp6g3fbzltwz">
+            <w:hyperlink w:history="1" r:id="rIdk43eifetkce4f2fqd6s10">
               <w:r>
                 <w:rPr>
                   <w:rFonts w:ascii="Arial" w:cs="Arial" w:eastAsia="Arial" w:hAnsi="Arial"/>
@@ -9877,7 +10166,7 @@
             <w:pPr>
               <w:spacing w:after="20" w:before="0"/>
             </w:pPr>
-            <w:hyperlink w:history="1" r:id="rId0_oivilln9kovzajxncbt">
+            <w:hyperlink w:history="1" r:id="rIdwnd42n942cpxsojnd5wdg">
               <w:r>
                 <w:rPr>
                   <w:rFonts w:ascii="Arial" w:cs="Arial" w:eastAsia="Arial" w:hAnsi="Arial"/>
@@ -9910,7 +10199,7 @@
               <w:spacing w:after="10" w:before="0"/>
               <w:ind w:left="120"/>
             </w:pPr>
-            <w:hyperlink w:history="1" r:id="rId34ttjgp9bubjxp48n_ifn">
+            <w:hyperlink w:history="1" r:id="rIdhcir-6kndzfztfih2i3ob">
               <w:r>
                 <w:rPr>
                   <w:rFonts w:ascii="Arial" w:cs="Arial" w:eastAsia="Arial" w:hAnsi="Arial"/>
@@ -9955,7 +10244,7 @@
             <w:pPr>
               <w:spacing w:after="20" w:before="0"/>
             </w:pPr>
-            <w:hyperlink w:history="1" r:id="rIdvyawtove3jxw0kuwe9g24">
+            <w:hyperlink w:history="1" r:id="rIdqgnr8iopmrbdup6whwftg">
               <w:r>
                 <w:rPr>
                   <w:rFonts w:ascii="Arial" w:cs="Arial" w:eastAsia="Arial" w:hAnsi="Arial"/>
@@ -9988,7 +10277,7 @@
               <w:spacing w:after="10" w:before="0"/>
               <w:ind w:left="120"/>
             </w:pPr>
-            <w:hyperlink w:history="1" r:id="rIdssno_srvh39jey5zpdpmr">
+            <w:hyperlink w:history="1" r:id="rIduhcsfca5kga7sbxckcx3i">
               <w:r>
                 <w:rPr>
                   <w:rFonts w:ascii="Arial" w:cs="Arial" w:eastAsia="Arial" w:hAnsi="Arial"/>
@@ -10183,7 +10472,7 @@
             <w:pPr>
               <w:spacing w:after="20" w:before="0"/>
             </w:pPr>
-            <w:hyperlink w:history="1" r:id="rIdi0ymvrgrwjpinjcfpdmjw">
+            <w:hyperlink w:history="1" r:id="rId_hugpszirulidxcbi6ywh">
               <w:r>
                 <w:rPr>
                   <w:rFonts w:ascii="Arial" w:cs="Arial" w:eastAsia="Arial" w:hAnsi="Arial"/>
@@ -10216,7 +10505,7 @@
               <w:spacing w:after="10" w:before="0"/>
               <w:ind w:left="120"/>
             </w:pPr>
-            <w:hyperlink w:history="1" r:id="rIdflgc4hqf_ruasto8da2oe">
+            <w:hyperlink w:history="1" r:id="rIdhrsiq8vx-mm19v-0qtmle">
               <w:r>
                 <w:rPr>
                   <w:rFonts w:ascii="Arial" w:cs="Arial" w:eastAsia="Arial" w:hAnsi="Arial"/>
@@ -10261,7 +10550,7 @@
             <w:pPr>
               <w:spacing w:after="20" w:before="0"/>
             </w:pPr>
-            <w:hyperlink w:history="1" r:id="rIdirf45r07xkrmetrmc0jf_">
+            <w:hyperlink w:history="1" r:id="rIdcc9v4gqoth1vu7ykj6dr0">
               <w:r>
                 <w:rPr>
                   <w:rFonts w:ascii="Arial" w:cs="Arial" w:eastAsia="Arial" w:hAnsi="Arial"/>
@@ -10294,7 +10583,7 @@
               <w:spacing w:after="10" w:before="0"/>
               <w:ind w:left="120"/>
             </w:pPr>
-            <w:hyperlink w:history="1" r:id="rIdubb_skeuusm_an7fkswvi">
+            <w:hyperlink w:history="1" r:id="rIdiwuxoh9wr3u892ees59is">
               <w:r>
                 <w:rPr>
                   <w:rFonts w:ascii="Arial" w:cs="Arial" w:eastAsia="Arial" w:hAnsi="Arial"/>
@@ -11018,6 +11307,65 @@
         </w:tc>
       </w:tr>
     </w:tbl>
+    <w:p>
+      <w:pPr>
+        <w:pBdr>
+          <w:top w:val="single" w:color="BBBBBB" w:sz="4" w:space="4"/>
+        </w:pBdr>
+        <w:spacing w:after="0" w:before="160"/>
+      </w:pPr>
+      <w:r>
+        <w:rPr>
+          <w:rFonts w:ascii="Arial" w:cs="Arial" w:eastAsia="Arial" w:hAnsi="Arial"/>
+          <w:color w:val="666666"/>
+          <w:sz w:val="14"/>
+          <w:szCs w:val="14"/>
+        </w:rPr>
+        <w:t xml:space="preserve">© 2026 SeaVuria and ARES. Aligned with KICD objectives. Developed by SeaVuria; technical implementation by ARES (with AI assistance from Claude). Licensed under </w:t>
+      </w:r>
+      <w:hyperlink w:history="1" r:id="rIdioghelkahkhsll4brjyyj">
+        <w:r>
+          <w:rPr>
+            <w:rFonts w:ascii="Arial" w:cs="Arial" w:eastAsia="Arial" w:hAnsi="Arial"/>
+            <w:color w:val="1F6B75"/>
+            <w:sz w:val="14"/>
+            <w:szCs w:val="14"/>
+            <w:u w:val="single" w:color="1F6B75"/>
+          </w:rPr>
+          <w:t xml:space="preserve">CC BY-NC 4.0</w:t>
+        </w:r>
+      </w:hyperlink>
+      <w:r>
+        <w:rPr>
+          <w:rFonts w:ascii="Arial" w:cs="Arial" w:eastAsia="Arial" w:hAnsi="Arial"/>
+          <w:color w:val="666666"/>
+          <w:sz w:val="14"/>
+          <w:szCs w:val="14"/>
+        </w:rPr>
+        <w:t xml:space="preserve"> (</w:t>
+      </w:r>
+      <w:hyperlink w:history="1" r:id="rId7f5zhzdkxcm5e7ebs9s67">
+        <w:r>
+          <w:rPr>
+            <w:rFonts w:ascii="Arial" w:cs="Arial" w:eastAsia="Arial" w:hAnsi="Arial"/>
+            <w:color w:val="1F6B75"/>
+            <w:sz w:val="14"/>
+            <w:szCs w:val="14"/>
+            <w:u w:val="single" w:color="1F6B75"/>
+          </w:rPr>
+          <w:t xml:space="preserve">https://creativecommons.org/licenses/by-nc/4.0/</w:t>
+        </w:r>
+      </w:hyperlink>
+      <w:r>
+        <w:rPr>
+          <w:rFonts w:ascii="Arial" w:cs="Arial" w:eastAsia="Arial" w:hAnsi="Arial"/>
+          <w:color w:val="666666"/>
+          <w:sz w:val="14"/>
+          <w:szCs w:val="14"/>
+        </w:rPr>
+        <w:t xml:space="preserve">).</w:t>
+      </w:r>
+    </w:p>
     <w:p>
       <w:r>
         <w:br w:type="page"/>
@@ -12009,7 +12357,7 @@
             <w:pPr>
               <w:spacing w:after="20" w:before="0"/>
             </w:pPr>
-            <w:hyperlink w:history="1" r:id="rIdwclllx6pkubqqvqid1s-0">
+            <w:hyperlink w:history="1" r:id="rId4fsihxsk6keipfkkzyyzx">
               <w:r>
                 <w:rPr>
                   <w:rFonts w:ascii="Arial" w:cs="Arial" w:eastAsia="Arial" w:hAnsi="Arial"/>
@@ -12042,7 +12390,7 @@
               <w:spacing w:after="10" w:before="0"/>
               <w:ind w:left="120"/>
             </w:pPr>
-            <w:hyperlink w:history="1" r:id="rIdxqia5igpanptneq03sqbj">
+            <w:hyperlink w:history="1" r:id="rId-pfzqzokna8nr9c8pdjxe">
               <w:r>
                 <w:rPr>
                   <w:rFonts w:ascii="Arial" w:cs="Arial" w:eastAsia="Arial" w:hAnsi="Arial"/>
@@ -12087,7 +12435,7 @@
             <w:pPr>
               <w:spacing w:after="20" w:before="0"/>
             </w:pPr>
-            <w:hyperlink w:history="1" r:id="rIdwozhra5zbwvm0uunvrf-a">
+            <w:hyperlink w:history="1" r:id="rIdej5xcacge1_mztyzcqncf">
               <w:r>
                 <w:rPr>
                   <w:rFonts w:ascii="Arial" w:cs="Arial" w:eastAsia="Arial" w:hAnsi="Arial"/>
@@ -12120,7 +12468,7 @@
               <w:spacing w:after="10" w:before="0"/>
               <w:ind w:left="120"/>
             </w:pPr>
-            <w:hyperlink w:history="1" r:id="rIdvstcgck2lyngerosffnix">
+            <w:hyperlink w:history="1" r:id="rIdnc_my5fthgstndmhopkyj">
               <w:r>
                 <w:rPr>
                   <w:rFonts w:ascii="Arial" w:cs="Arial" w:eastAsia="Arial" w:hAnsi="Arial"/>
@@ -12315,7 +12663,7 @@
             <w:pPr>
               <w:spacing w:after="20" w:before="0"/>
             </w:pPr>
-            <w:hyperlink w:history="1" r:id="rId8-sih2peqibazqwqkoin8">
+            <w:hyperlink w:history="1" r:id="rIdlqbobftla-txkudqnpvge">
               <w:r>
                 <w:rPr>
                   <w:rFonts w:ascii="Arial" w:cs="Arial" w:eastAsia="Arial" w:hAnsi="Arial"/>
@@ -12348,7 +12696,7 @@
               <w:spacing w:after="10" w:before="0"/>
               <w:ind w:left="120"/>
             </w:pPr>
-            <w:hyperlink w:history="1" r:id="rIdgdzdia4lj_zeqnyzswjbz">
+            <w:hyperlink w:history="1" r:id="rIdk8ui4t5y00k69a-jlocrt">
               <w:r>
                 <w:rPr>
                   <w:rFonts w:ascii="Arial" w:cs="Arial" w:eastAsia="Arial" w:hAnsi="Arial"/>
@@ -12393,7 +12741,7 @@
             <w:pPr>
               <w:spacing w:after="20" w:before="0"/>
             </w:pPr>
-            <w:hyperlink w:history="1" r:id="rIdvtt4jh1fp_2myomzhnnz_">
+            <w:hyperlink w:history="1" r:id="rId6yrubpm6gyocfg1vvzfhf">
               <w:r>
                 <w:rPr>
                   <w:rFonts w:ascii="Arial" w:cs="Arial" w:eastAsia="Arial" w:hAnsi="Arial"/>
@@ -12426,7 +12774,7 @@
               <w:spacing w:after="10" w:before="0"/>
               <w:ind w:left="120"/>
             </w:pPr>
-            <w:hyperlink w:history="1" r:id="rId3emesy-kd1xvtxq-8oxzh">
+            <w:hyperlink w:history="1" r:id="rIddfrkcumredgkk4sawquy3">
               <w:r>
                 <w:rPr>
                   <w:rFonts w:ascii="Arial" w:cs="Arial" w:eastAsia="Arial" w:hAnsi="Arial"/>
@@ -12792,7 +13140,7 @@
             <w:pPr>
               <w:spacing w:after="20" w:before="0"/>
             </w:pPr>
-            <w:hyperlink w:history="1" r:id="rId6ztzy7-jlkzicefh1vjya">
+            <w:hyperlink w:history="1" r:id="rIdoj_9vvgovgyvwenwz6ngo">
               <w:r>
                 <w:rPr>
                   <w:rFonts w:ascii="Arial" w:cs="Arial" w:eastAsia="Arial" w:hAnsi="Arial"/>
@@ -12825,7 +13173,7 @@
               <w:spacing w:after="10" w:before="0"/>
               <w:ind w:left="120"/>
             </w:pPr>
-            <w:hyperlink w:history="1" r:id="rIdxbmqgwphakhcnrsjwups6">
+            <w:hyperlink w:history="1" r:id="rIdba0mdrqfgy-uqnbume-zi">
               <w:r>
                 <w:rPr>
                   <w:rFonts w:ascii="Arial" w:cs="Arial" w:eastAsia="Arial" w:hAnsi="Arial"/>
@@ -12870,7 +13218,7 @@
             <w:pPr>
               <w:spacing w:after="20" w:before="0"/>
             </w:pPr>
-            <w:hyperlink w:history="1" r:id="rIdgu70by6kkgzcvd3kpnhc0">
+            <w:hyperlink w:history="1" r:id="rIddpkkewblqkatckwri62kq">
               <w:r>
                 <w:rPr>
                   <w:rFonts w:ascii="Arial" w:cs="Arial" w:eastAsia="Arial" w:hAnsi="Arial"/>
@@ -12903,7 +13251,7 @@
               <w:spacing w:after="10" w:before="0"/>
               <w:ind w:left="120"/>
             </w:pPr>
-            <w:hyperlink w:history="1" r:id="rIdyzomaqez3ufhxtvu0lhmx">
+            <w:hyperlink w:history="1" r:id="rIdkyvnqmkv4wlog3b8cyhnv">
               <w:r>
                 <w:rPr>
                   <w:rFonts w:ascii="Arial" w:cs="Arial" w:eastAsia="Arial" w:hAnsi="Arial"/>
@@ -13193,7 +13541,7 @@
             <w:pPr>
               <w:spacing w:after="20" w:before="0"/>
             </w:pPr>
-            <w:hyperlink w:history="1" r:id="rIdwc_bdebjoexma-ag_-7dz">
+            <w:hyperlink w:history="1" r:id="rIdmocufzvy0srxpxed4etyg">
               <w:r>
                 <w:rPr>
                   <w:rFonts w:ascii="Arial" w:cs="Arial" w:eastAsia="Arial" w:hAnsi="Arial"/>
@@ -13226,7 +13574,7 @@
               <w:spacing w:after="10" w:before="0"/>
               <w:ind w:left="120"/>
             </w:pPr>
-            <w:hyperlink w:history="1" r:id="rIdcl6fo5lq6aogbkgjjs8bb">
+            <w:hyperlink w:history="1" r:id="rId99510w8k6zaexvusf8szv">
               <w:r>
                 <w:rPr>
                   <w:rFonts w:ascii="Arial" w:cs="Arial" w:eastAsia="Arial" w:hAnsi="Arial"/>
@@ -13271,7 +13619,7 @@
             <w:pPr>
               <w:spacing w:after="20" w:before="0"/>
             </w:pPr>
-            <w:hyperlink w:history="1" r:id="rId3yp3ehkyiwiyia-tqzauu">
+            <w:hyperlink w:history="1" r:id="rIdzy4foq19gaihboq1-atqo">
               <w:r>
                 <w:rPr>
                   <w:rFonts w:ascii="Arial" w:cs="Arial" w:eastAsia="Arial" w:hAnsi="Arial"/>
@@ -13304,7 +13652,7 @@
               <w:spacing w:after="10" w:before="0"/>
               <w:ind w:left="120"/>
             </w:pPr>
-            <w:hyperlink w:history="1" r:id="rIdby7qsfdrrtfhxk2bjli8w">
+            <w:hyperlink w:history="1" r:id="rIdxfrfhcrygdnzqtbwcrbod">
               <w:r>
                 <w:rPr>
                   <w:rFonts w:ascii="Arial" w:cs="Arial" w:eastAsia="Arial" w:hAnsi="Arial"/>
@@ -13499,7 +13847,7 @@
             <w:pPr>
               <w:spacing w:after="20" w:before="0"/>
             </w:pPr>
-            <w:hyperlink w:history="1" r:id="rIdzoqx85tmuxxkzq8nj2uva">
+            <w:hyperlink w:history="1" r:id="rIdohshngxoul0v-wjuxbwbw">
               <w:r>
                 <w:rPr>
                   <w:rFonts w:ascii="Arial" w:cs="Arial" w:eastAsia="Arial" w:hAnsi="Arial"/>
@@ -13532,7 +13880,7 @@
               <w:spacing w:after="10" w:before="0"/>
               <w:ind w:left="120"/>
             </w:pPr>
-            <w:hyperlink w:history="1" r:id="rIddss6xlhduzswa4gxj-01u">
+            <w:hyperlink w:history="1" r:id="rIduwwxcowgzucinkzqxrtxa">
               <w:r>
                 <w:rPr>
                   <w:rFonts w:ascii="Arial" w:cs="Arial" w:eastAsia="Arial" w:hAnsi="Arial"/>
@@ -13577,7 +13925,7 @@
             <w:pPr>
               <w:spacing w:after="20" w:before="0"/>
             </w:pPr>
-            <w:hyperlink w:history="1" r:id="rIdrycesgpjuioqemx-j5txo">
+            <w:hyperlink w:history="1" r:id="rIdc786bza-g5tzs-znler0k">
               <w:r>
                 <w:rPr>
                   <w:rFonts w:ascii="Arial" w:cs="Arial" w:eastAsia="Arial" w:hAnsi="Arial"/>
@@ -13610,7 +13958,7 @@
               <w:spacing w:after="10" w:before="0"/>
               <w:ind w:left="120"/>
             </w:pPr>
-            <w:hyperlink w:history="1" r:id="rIdotll7kskjd9hkzb6fngqt">
+            <w:hyperlink w:history="1" r:id="rIdrmwbdacte-tq5hazpjspp">
               <w:r>
                 <w:rPr>
                   <w:rFonts w:ascii="Arial" w:cs="Arial" w:eastAsia="Arial" w:hAnsi="Arial"/>
@@ -14106,6 +14454,65 @@
         </w:tc>
       </w:tr>
     </w:tbl>
+    <w:p>
+      <w:pPr>
+        <w:pBdr>
+          <w:top w:val="single" w:color="BBBBBB" w:sz="4" w:space="4"/>
+        </w:pBdr>
+        <w:spacing w:after="0" w:before="160"/>
+      </w:pPr>
+      <w:r>
+        <w:rPr>
+          <w:rFonts w:ascii="Arial" w:cs="Arial" w:eastAsia="Arial" w:hAnsi="Arial"/>
+          <w:color w:val="666666"/>
+          <w:sz w:val="14"/>
+          <w:szCs w:val="14"/>
+        </w:rPr>
+        <w:t xml:space="preserve">© 2026 SeaVuria and ARES. Aligned with KICD objectives. Developed by SeaVuria; technical implementation by ARES (with AI assistance from Claude). Licensed under </w:t>
+      </w:r>
+      <w:hyperlink w:history="1" r:id="rIdn3jesxyibswf5_xm0cruw">
+        <w:r>
+          <w:rPr>
+            <w:rFonts w:ascii="Arial" w:cs="Arial" w:eastAsia="Arial" w:hAnsi="Arial"/>
+            <w:color w:val="1F6B75"/>
+            <w:sz w:val="14"/>
+            <w:szCs w:val="14"/>
+            <w:u w:val="single" w:color="1F6B75"/>
+          </w:rPr>
+          <w:t xml:space="preserve">CC BY-NC 4.0</w:t>
+        </w:r>
+      </w:hyperlink>
+      <w:r>
+        <w:rPr>
+          <w:rFonts w:ascii="Arial" w:cs="Arial" w:eastAsia="Arial" w:hAnsi="Arial"/>
+          <w:color w:val="666666"/>
+          <w:sz w:val="14"/>
+          <w:szCs w:val="14"/>
+        </w:rPr>
+        <w:t xml:space="preserve"> (</w:t>
+      </w:r>
+      <w:hyperlink w:history="1" r:id="rIdnqex9r3on_b53zozjlbus">
+        <w:r>
+          <w:rPr>
+            <w:rFonts w:ascii="Arial" w:cs="Arial" w:eastAsia="Arial" w:hAnsi="Arial"/>
+            <w:color w:val="1F6B75"/>
+            <w:sz w:val="14"/>
+            <w:szCs w:val="14"/>
+            <w:u w:val="single" w:color="1F6B75"/>
+          </w:rPr>
+          <w:t xml:space="preserve">https://creativecommons.org/licenses/by-nc/4.0/</w:t>
+        </w:r>
+      </w:hyperlink>
+      <w:r>
+        <w:rPr>
+          <w:rFonts w:ascii="Arial" w:cs="Arial" w:eastAsia="Arial" w:hAnsi="Arial"/>
+          <w:color w:val="666666"/>
+          <w:sz w:val="14"/>
+          <w:szCs w:val="14"/>
+        </w:rPr>
+        <w:t xml:space="preserve">).</w:t>
+      </w:r>
+    </w:p>
     <w:p>
       <w:r>
         <w:br w:type="page"/>
@@ -15097,7 +15504,7 @@
             <w:pPr>
               <w:spacing w:after="20" w:before="0"/>
             </w:pPr>
-            <w:hyperlink w:history="1" r:id="rIdzqehenp3ka18hrfxrsrvr">
+            <w:hyperlink w:history="1" r:id="rIdgl-m7pdxrt6g3vxm54fuc">
               <w:r>
                 <w:rPr>
                   <w:rFonts w:ascii="Arial" w:cs="Arial" w:eastAsia="Arial" w:hAnsi="Arial"/>
@@ -15130,7 +15537,7 @@
               <w:spacing w:after="10" w:before="0"/>
               <w:ind w:left="120"/>
             </w:pPr>
-            <w:hyperlink w:history="1" r:id="rIdu6jxvipyxontoabeekj-u">
+            <w:hyperlink w:history="1" r:id="rIdpldzcwvkk-ermyc5wntpx">
               <w:r>
                 <w:rPr>
                   <w:rFonts w:ascii="Arial" w:cs="Arial" w:eastAsia="Arial" w:hAnsi="Arial"/>
@@ -15175,7 +15582,7 @@
             <w:pPr>
               <w:spacing w:after="20" w:before="0"/>
             </w:pPr>
-            <w:hyperlink w:history="1" r:id="rIdhwftfycrvcayg5vchtif1">
+            <w:hyperlink w:history="1" r:id="rId7pbe_6wnrsjegaspdt_nk">
               <w:r>
                 <w:rPr>
                   <w:rFonts w:ascii="Arial" w:cs="Arial" w:eastAsia="Arial" w:hAnsi="Arial"/>
@@ -15208,7 +15615,7 @@
               <w:spacing w:after="10" w:before="0"/>
               <w:ind w:left="120"/>
             </w:pPr>
-            <w:hyperlink w:history="1" r:id="rId-ekea4pz7a33mtgbwyjuj">
+            <w:hyperlink w:history="1" r:id="rIdlfj7rbot77rbro2bvwjy4">
               <w:r>
                 <w:rPr>
                   <w:rFonts w:ascii="Arial" w:cs="Arial" w:eastAsia="Arial" w:hAnsi="Arial"/>
@@ -15403,7 +15810,7 @@
             <w:pPr>
               <w:spacing w:after="20" w:before="0"/>
             </w:pPr>
-            <w:hyperlink w:history="1" r:id="rIdfwfx8fl1uyp4orykjkprz">
+            <w:hyperlink w:history="1" r:id="rIduxwputgn52h4kvcq_f5ho">
               <w:r>
                 <w:rPr>
                   <w:rFonts w:ascii="Arial" w:cs="Arial" w:eastAsia="Arial" w:hAnsi="Arial"/>
@@ -15436,7 +15843,7 @@
               <w:spacing w:after="10" w:before="0"/>
               <w:ind w:left="120"/>
             </w:pPr>
-            <w:hyperlink w:history="1" r:id="rIdbqjdd_vhnrvggy6p7cbuk">
+            <w:hyperlink w:history="1" r:id="rIdrh54s5qryrowwbky70u7x">
               <w:r>
                 <w:rPr>
                   <w:rFonts w:ascii="Arial" w:cs="Arial" w:eastAsia="Arial" w:hAnsi="Arial"/>
@@ -15481,7 +15888,7 @@
             <w:pPr>
               <w:spacing w:after="20" w:before="0"/>
             </w:pPr>
-            <w:hyperlink w:history="1" r:id="rIddgndwgittq5lcc5v1j0y3">
+            <w:hyperlink w:history="1" r:id="rIdxzxf7wbmyzhct0mqademf">
               <w:r>
                 <w:rPr>
                   <w:rFonts w:ascii="Arial" w:cs="Arial" w:eastAsia="Arial" w:hAnsi="Arial"/>
@@ -15514,7 +15921,7 @@
               <w:spacing w:after="10" w:before="0"/>
               <w:ind w:left="120"/>
             </w:pPr>
-            <w:hyperlink w:history="1" r:id="rIdmci9me03ddejgu59bfvw1">
+            <w:hyperlink w:history="1" r:id="rId_mcc0vmyhcm3al3p2qexh">
               <w:r>
                 <w:rPr>
                   <w:rFonts w:ascii="Arial" w:cs="Arial" w:eastAsia="Arial" w:hAnsi="Arial"/>
@@ -15709,7 +16116,7 @@
             <w:pPr>
               <w:spacing w:after="20" w:before="0"/>
             </w:pPr>
-            <w:hyperlink w:history="1" r:id="rIduecsuzkiou78ycvae6g03">
+            <w:hyperlink w:history="1" r:id="rIdfleh1g_hx65rrohp5x9vc">
               <w:r>
                 <w:rPr>
                   <w:rFonts w:ascii="Arial" w:cs="Arial" w:eastAsia="Arial" w:hAnsi="Arial"/>
@@ -15742,7 +16149,7 @@
               <w:spacing w:after="10" w:before="0"/>
               <w:ind w:left="120"/>
             </w:pPr>
-            <w:hyperlink w:history="1" r:id="rIdj5htpe-ergijfrffay8k7">
+            <w:hyperlink w:history="1" r:id="rIdim_drhmkhqr7cwzjvhnhi">
               <w:r>
                 <w:rPr>
                   <w:rFonts w:ascii="Arial" w:cs="Arial" w:eastAsia="Arial" w:hAnsi="Arial"/>
@@ -15787,7 +16194,7 @@
             <w:pPr>
               <w:spacing w:after="20" w:before="0"/>
             </w:pPr>
-            <w:hyperlink w:history="1" r:id="rIdf7yl1wwox7g7imcnlztqs">
+            <w:hyperlink w:history="1" r:id="rIdcqpbhppqikguafokse_g4">
               <w:r>
                 <w:rPr>
                   <w:rFonts w:ascii="Arial" w:cs="Arial" w:eastAsia="Arial" w:hAnsi="Arial"/>
@@ -15820,7 +16227,7 @@
               <w:spacing w:after="10" w:before="0"/>
               <w:ind w:left="120"/>
             </w:pPr>
-            <w:hyperlink w:history="1" r:id="rIdzymxlayhnuarzqkprb28w">
+            <w:hyperlink w:history="1" r:id="rIdwaej3unvtyppykfbm7vfb">
               <w:r>
                 <w:rPr>
                   <w:rFonts w:ascii="Arial" w:cs="Arial" w:eastAsia="Arial" w:hAnsi="Arial"/>
@@ -16015,7 +16422,7 @@
             <w:pPr>
               <w:spacing w:after="20" w:before="0"/>
             </w:pPr>
-            <w:hyperlink w:history="1" r:id="rIde6auhuhpzljtj6nuxis9u">
+            <w:hyperlink w:history="1" r:id="rIddg4g8rspj-_gmo6id05g5">
               <w:r>
                 <w:rPr>
                   <w:rFonts w:ascii="Arial" w:cs="Arial" w:eastAsia="Arial" w:hAnsi="Arial"/>
@@ -16048,7 +16455,7 @@
               <w:spacing w:after="10" w:before="0"/>
               <w:ind w:left="120"/>
             </w:pPr>
-            <w:hyperlink w:history="1" r:id="rIdrffjv8pfwirgvnw2thdyt">
+            <w:hyperlink w:history="1" r:id="rId9oabh6tzr8ga0bqexphso">
               <w:r>
                 <w:rPr>
                   <w:rFonts w:ascii="Arial" w:cs="Arial" w:eastAsia="Arial" w:hAnsi="Arial"/>
@@ -16093,7 +16500,7 @@
             <w:pPr>
               <w:spacing w:after="20" w:before="0"/>
             </w:pPr>
-            <w:hyperlink w:history="1" r:id="rIdu_4r5yhyn8t7jmaye6c96">
+            <w:hyperlink w:history="1" r:id="rIdfdruz-3drqc8ywtqxj6ge">
               <w:r>
                 <w:rPr>
                   <w:rFonts w:ascii="Arial" w:cs="Arial" w:eastAsia="Arial" w:hAnsi="Arial"/>
@@ -16126,7 +16533,7 @@
               <w:spacing w:after="10" w:before="0"/>
               <w:ind w:left="120"/>
             </w:pPr>
-            <w:hyperlink w:history="1" r:id="rIdhin72scfr5bpyi8phfhwf">
+            <w:hyperlink w:history="1" r:id="rIdzptrol-nxl1t0srhpomfh">
               <w:r>
                 <w:rPr>
                   <w:rFonts w:ascii="Arial" w:cs="Arial" w:eastAsia="Arial" w:hAnsi="Arial"/>
@@ -16321,7 +16728,7 @@
             <w:pPr>
               <w:spacing w:after="20" w:before="0"/>
             </w:pPr>
-            <w:hyperlink w:history="1" r:id="rIdtiq9qibx3cix3tisducvu">
+            <w:hyperlink w:history="1" r:id="rIdothkn0ekqdk6q8sankbxh">
               <w:r>
                 <w:rPr>
                   <w:rFonts w:ascii="Arial" w:cs="Arial" w:eastAsia="Arial" w:hAnsi="Arial"/>
@@ -16354,7 +16761,7 @@
               <w:spacing w:after="10" w:before="0"/>
               <w:ind w:left="120"/>
             </w:pPr>
-            <w:hyperlink w:history="1" r:id="rId8yrxe3dohdnxtvutwzf14">
+            <w:hyperlink w:history="1" r:id="rIdrgkisb_ofxkwimcojtjpz">
               <w:r>
                 <w:rPr>
                   <w:rFonts w:ascii="Arial" w:cs="Arial" w:eastAsia="Arial" w:hAnsi="Arial"/>
@@ -16399,7 +16806,7 @@
             <w:pPr>
               <w:spacing w:after="20" w:before="0"/>
             </w:pPr>
-            <w:hyperlink w:history="1" r:id="rIdtwxxcrgpwcbrotbq-fx8b">
+            <w:hyperlink w:history="1" r:id="rIdczh6chyw_jxhf0bkz2pec">
               <w:r>
                 <w:rPr>
                   <w:rFonts w:ascii="Arial" w:cs="Arial" w:eastAsia="Arial" w:hAnsi="Arial"/>
@@ -16432,7 +16839,7 @@
               <w:spacing w:after="10" w:before="0"/>
               <w:ind w:left="120"/>
             </w:pPr>
-            <w:hyperlink w:history="1" r:id="rId8rrhtnub9ncbnnaikauzt">
+            <w:hyperlink w:history="1" r:id="rIdjycdetzplc9vksg4wukpz">
               <w:r>
                 <w:rPr>
                   <w:rFonts w:ascii="Arial" w:cs="Arial" w:eastAsia="Arial" w:hAnsi="Arial"/>
@@ -16928,6 +17335,65 @@
         </w:tc>
       </w:tr>
     </w:tbl>
+    <w:p>
+      <w:pPr>
+        <w:pBdr>
+          <w:top w:val="single" w:color="BBBBBB" w:sz="4" w:space="4"/>
+        </w:pBdr>
+        <w:spacing w:after="0" w:before="160"/>
+      </w:pPr>
+      <w:r>
+        <w:rPr>
+          <w:rFonts w:ascii="Arial" w:cs="Arial" w:eastAsia="Arial" w:hAnsi="Arial"/>
+          <w:color w:val="666666"/>
+          <w:sz w:val="14"/>
+          <w:szCs w:val="14"/>
+        </w:rPr>
+        <w:t xml:space="preserve">© 2026 SeaVuria and ARES. Aligned with KICD objectives. Developed by SeaVuria; technical implementation by ARES (with AI assistance from Claude). Licensed under </w:t>
+      </w:r>
+      <w:hyperlink w:history="1" r:id="rIdflcyl2qhy6fsfbo-bfng5">
+        <w:r>
+          <w:rPr>
+            <w:rFonts w:ascii="Arial" w:cs="Arial" w:eastAsia="Arial" w:hAnsi="Arial"/>
+            <w:color w:val="1F6B75"/>
+            <w:sz w:val="14"/>
+            <w:szCs w:val="14"/>
+            <w:u w:val="single" w:color="1F6B75"/>
+          </w:rPr>
+          <w:t xml:space="preserve">CC BY-NC 4.0</w:t>
+        </w:r>
+      </w:hyperlink>
+      <w:r>
+        <w:rPr>
+          <w:rFonts w:ascii="Arial" w:cs="Arial" w:eastAsia="Arial" w:hAnsi="Arial"/>
+          <w:color w:val="666666"/>
+          <w:sz w:val="14"/>
+          <w:szCs w:val="14"/>
+        </w:rPr>
+        <w:t xml:space="preserve"> (</w:t>
+      </w:r>
+      <w:hyperlink w:history="1" r:id="rId-8n_f0rgk9cw5njanicmp">
+        <w:r>
+          <w:rPr>
+            <w:rFonts w:ascii="Arial" w:cs="Arial" w:eastAsia="Arial" w:hAnsi="Arial"/>
+            <w:color w:val="1F6B75"/>
+            <w:sz w:val="14"/>
+            <w:szCs w:val="14"/>
+            <w:u w:val="single" w:color="1F6B75"/>
+          </w:rPr>
+          <w:t xml:space="preserve">https://creativecommons.org/licenses/by-nc/4.0/</w:t>
+        </w:r>
+      </w:hyperlink>
+      <w:r>
+        <w:rPr>
+          <w:rFonts w:ascii="Arial" w:cs="Arial" w:eastAsia="Arial" w:hAnsi="Arial"/>
+          <w:color w:val="666666"/>
+          <w:sz w:val="14"/>
+          <w:szCs w:val="14"/>
+        </w:rPr>
+        <w:t xml:space="preserve">).</w:t>
+      </w:r>
+    </w:p>
     <w:p>
       <w:r>
         <w:br w:type="page"/>
@@ -17919,7 +18385,7 @@
             <w:pPr>
               <w:spacing w:after="20" w:before="0"/>
             </w:pPr>
-            <w:hyperlink w:history="1" r:id="rId44jgvkwji8-vymdmn1ft7">
+            <w:hyperlink w:history="1" r:id="rIdb_lmpblamhzyqtptgithl">
               <w:r>
                 <w:rPr>
                   <w:rFonts w:ascii="Arial" w:cs="Arial" w:eastAsia="Arial" w:hAnsi="Arial"/>
@@ -17952,7 +18418,7 @@
               <w:spacing w:after="10" w:before="0"/>
               <w:ind w:left="120"/>
             </w:pPr>
-            <w:hyperlink w:history="1" r:id="rIdnu7ivlqvjqevb6ahe4aqr">
+            <w:hyperlink w:history="1" r:id="rIdu60raxu-hmk3hs7xmscet">
               <w:r>
                 <w:rPr>
                   <w:rFonts w:ascii="Arial" w:cs="Arial" w:eastAsia="Arial" w:hAnsi="Arial"/>
@@ -17997,7 +18463,7 @@
             <w:pPr>
               <w:spacing w:after="20" w:before="0"/>
             </w:pPr>
-            <w:hyperlink w:history="1" r:id="rIdtiqq3_4jp8_vju0ymkee4">
+            <w:hyperlink w:history="1" r:id="rIdklka6c7l7pj3bdmj1qqgr">
               <w:r>
                 <w:rPr>
                   <w:rFonts w:ascii="Arial" w:cs="Arial" w:eastAsia="Arial" w:hAnsi="Arial"/>
@@ -18030,7 +18496,7 @@
               <w:spacing w:after="10" w:before="0"/>
               <w:ind w:left="120"/>
             </w:pPr>
-            <w:hyperlink w:history="1" r:id="rId5q66vgusxcrlxti8d4fcg">
+            <w:hyperlink w:history="1" r:id="rIdjfgf7wfoq7xeldanogafs">
               <w:r>
                 <w:rPr>
                   <w:rFonts w:ascii="Arial" w:cs="Arial" w:eastAsia="Arial" w:hAnsi="Arial"/>
@@ -18225,7 +18691,7 @@
             <w:pPr>
               <w:spacing w:after="20" w:before="0"/>
             </w:pPr>
-            <w:hyperlink w:history="1" r:id="rIdnwtbo73qvz3zrnvzg0udr">
+            <w:hyperlink w:history="1" r:id="rIdmewftvo788zq_nhj1mzuo">
               <w:r>
                 <w:rPr>
                   <w:rFonts w:ascii="Arial" w:cs="Arial" w:eastAsia="Arial" w:hAnsi="Arial"/>
@@ -18258,7 +18724,7 @@
               <w:spacing w:after="10" w:before="0"/>
               <w:ind w:left="120"/>
             </w:pPr>
-            <w:hyperlink w:history="1" r:id="rIdcx1niuyp_yyoqzyrc6fls">
+            <w:hyperlink w:history="1" r:id="rIdnrg3vqza8oeykuigyhzmd">
               <w:r>
                 <w:rPr>
                   <w:rFonts w:ascii="Arial" w:cs="Arial" w:eastAsia="Arial" w:hAnsi="Arial"/>
@@ -18303,7 +18769,7 @@
             <w:pPr>
               <w:spacing w:after="20" w:before="0"/>
             </w:pPr>
-            <w:hyperlink w:history="1" r:id="rId71kf9nnpvk6c_arignnfa">
+            <w:hyperlink w:history="1" r:id="rIdq8imabgzqsdgkc6jvkb4v">
               <w:r>
                 <w:rPr>
                   <w:rFonts w:ascii="Arial" w:cs="Arial" w:eastAsia="Arial" w:hAnsi="Arial"/>
@@ -18336,7 +18802,7 @@
               <w:spacing w:after="10" w:before="0"/>
               <w:ind w:left="120"/>
             </w:pPr>
-            <w:hyperlink w:history="1" r:id="rIdxumywdhreepwq7umt_orp">
+            <w:hyperlink w:history="1" r:id="rIdzyw0z45ufsxurqqsehr2o">
               <w:r>
                 <w:rPr>
                   <w:rFonts w:ascii="Arial" w:cs="Arial" w:eastAsia="Arial" w:hAnsi="Arial"/>
@@ -18531,7 +18997,7 @@
             <w:pPr>
               <w:spacing w:after="20" w:before="0"/>
             </w:pPr>
-            <w:hyperlink w:history="1" r:id="rIdxoa6orwoi9zrkrbsshgjm">
+            <w:hyperlink w:history="1" r:id="rIdy8nuaklmpqhk8zzmuw-ls">
               <w:r>
                 <w:rPr>
                   <w:rFonts w:ascii="Arial" w:cs="Arial" w:eastAsia="Arial" w:hAnsi="Arial"/>
@@ -18564,7 +19030,7 @@
               <w:spacing w:after="10" w:before="0"/>
               <w:ind w:left="120"/>
             </w:pPr>
-            <w:hyperlink w:history="1" r:id="rIdzax4rsveackg8hhhxkyxf">
+            <w:hyperlink w:history="1" r:id="rIda1gavppq1h1mttvrbg0g2">
               <w:r>
                 <w:rPr>
                   <w:rFonts w:ascii="Arial" w:cs="Arial" w:eastAsia="Arial" w:hAnsi="Arial"/>
@@ -18609,7 +19075,7 @@
             <w:pPr>
               <w:spacing w:after="20" w:before="0"/>
             </w:pPr>
-            <w:hyperlink w:history="1" r:id="rIdrd3kzo2wv3ugyar8dad1g">
+            <w:hyperlink w:history="1" r:id="rIdqq2lmcxke6oxlawnxrhry">
               <w:r>
                 <w:rPr>
                   <w:rFonts w:ascii="Arial" w:cs="Arial" w:eastAsia="Arial" w:hAnsi="Arial"/>
@@ -18642,7 +19108,7 @@
               <w:spacing w:after="10" w:before="0"/>
               <w:ind w:left="120"/>
             </w:pPr>
-            <w:hyperlink w:history="1" r:id="rIdrn49xlt-vaerzh8yy21-z">
+            <w:hyperlink w:history="1" r:id="rIdrixvqyg0x_mqtxx028_m-">
               <w:r>
                 <w:rPr>
                   <w:rFonts w:ascii="Arial" w:cs="Arial" w:eastAsia="Arial" w:hAnsi="Arial"/>
@@ -18837,7 +19303,7 @@
             <w:pPr>
               <w:spacing w:after="20" w:before="0"/>
             </w:pPr>
-            <w:hyperlink w:history="1" r:id="rIdoucjb79xlgi-vgjva-5kz">
+            <w:hyperlink w:history="1" r:id="rIdckykkrzmwpcuucoh9kfu6">
               <w:r>
                 <w:rPr>
                   <w:rFonts w:ascii="Arial" w:cs="Arial" w:eastAsia="Arial" w:hAnsi="Arial"/>
@@ -18870,7 +19336,7 @@
               <w:spacing w:after="10" w:before="0"/>
               <w:ind w:left="120"/>
             </w:pPr>
-            <w:hyperlink w:history="1" r:id="rId2ecz33ihas3y4dhggzeaz">
+            <w:hyperlink w:history="1" r:id="rIdtdjdgasbof2kqo5jimlry">
               <w:r>
                 <w:rPr>
                   <w:rFonts w:ascii="Arial" w:cs="Arial" w:eastAsia="Arial" w:hAnsi="Arial"/>
@@ -18915,7 +19381,7 @@
             <w:pPr>
               <w:spacing w:after="20" w:before="0"/>
             </w:pPr>
-            <w:hyperlink w:history="1" r:id="rIdkbr9wq5forfac8pefekrd">
+            <w:hyperlink w:history="1" r:id="rIdp4csjlmclf5x4moxmti0r">
               <w:r>
                 <w:rPr>
                   <w:rFonts w:ascii="Arial" w:cs="Arial" w:eastAsia="Arial" w:hAnsi="Arial"/>
@@ -18948,7 +19414,7 @@
               <w:spacing w:after="10" w:before="0"/>
               <w:ind w:left="120"/>
             </w:pPr>
-            <w:hyperlink w:history="1" r:id="rId4gsmd4jsawqfgs694rd8i">
+            <w:hyperlink w:history="1" r:id="rIdwp5tgluqioc8onrkwdjla">
               <w:r>
                 <w:rPr>
                   <w:rFonts w:ascii="Arial" w:cs="Arial" w:eastAsia="Arial" w:hAnsi="Arial"/>
@@ -19143,7 +19609,7 @@
             <w:pPr>
               <w:spacing w:after="20" w:before="0"/>
             </w:pPr>
-            <w:hyperlink w:history="1" r:id="rIdh8o4b5xt2vxy6zjsoko1e">
+            <w:hyperlink w:history="1" r:id="rId6ynjd_tmncue4negx0d9m">
               <w:r>
                 <w:rPr>
                   <w:rFonts w:ascii="Arial" w:cs="Arial" w:eastAsia="Arial" w:hAnsi="Arial"/>
@@ -19176,7 +19642,7 @@
               <w:spacing w:after="10" w:before="0"/>
               <w:ind w:left="120"/>
             </w:pPr>
-            <w:hyperlink w:history="1" r:id="rId6xl9zgbmstt8izmpoi_2q">
+            <w:hyperlink w:history="1" r:id="rIdnlynfojyhmsjaobegvrxq">
               <w:r>
                 <w:rPr>
                   <w:rFonts w:ascii="Arial" w:cs="Arial" w:eastAsia="Arial" w:hAnsi="Arial"/>
@@ -19221,7 +19687,7 @@
             <w:pPr>
               <w:spacing w:after="20" w:before="0"/>
             </w:pPr>
-            <w:hyperlink w:history="1" r:id="rId8j-ky6knobjm9rqcvobuz">
+            <w:hyperlink w:history="1" r:id="rIddhv47wnsjsgyiypki3hn1">
               <w:r>
                 <w:rPr>
                   <w:rFonts w:ascii="Arial" w:cs="Arial" w:eastAsia="Arial" w:hAnsi="Arial"/>
@@ -19254,7 +19720,7 @@
               <w:spacing w:after="10" w:before="0"/>
               <w:ind w:left="120"/>
             </w:pPr>
-            <w:hyperlink w:history="1" r:id="rIdionqvw_9utrlwjoa7chxo">
+            <w:hyperlink w:history="1" r:id="rIdx0gacuxi1cu9fdc9rvdmp">
               <w:r>
                 <w:rPr>
                   <w:rFonts w:ascii="Arial" w:cs="Arial" w:eastAsia="Arial" w:hAnsi="Arial"/>
@@ -19864,6 +20330,65 @@
         </w:tc>
       </w:tr>
     </w:tbl>
+    <w:p>
+      <w:pPr>
+        <w:pBdr>
+          <w:top w:val="single" w:color="BBBBBB" w:sz="4" w:space="4"/>
+        </w:pBdr>
+        <w:spacing w:after="0" w:before="160"/>
+      </w:pPr>
+      <w:r>
+        <w:rPr>
+          <w:rFonts w:ascii="Arial" w:cs="Arial" w:eastAsia="Arial" w:hAnsi="Arial"/>
+          <w:color w:val="666666"/>
+          <w:sz w:val="14"/>
+          <w:szCs w:val="14"/>
+        </w:rPr>
+        <w:t xml:space="preserve">© 2026 SeaVuria and ARES. Aligned with KICD objectives. Developed by SeaVuria; technical implementation by ARES (with AI assistance from Claude). Licensed under </w:t>
+      </w:r>
+      <w:hyperlink w:history="1" r:id="rIdjd7rgae2amkied9qewjqy">
+        <w:r>
+          <w:rPr>
+            <w:rFonts w:ascii="Arial" w:cs="Arial" w:eastAsia="Arial" w:hAnsi="Arial"/>
+            <w:color w:val="1F6B75"/>
+            <w:sz w:val="14"/>
+            <w:szCs w:val="14"/>
+            <w:u w:val="single" w:color="1F6B75"/>
+          </w:rPr>
+          <w:t xml:space="preserve">CC BY-NC 4.0</w:t>
+        </w:r>
+      </w:hyperlink>
+      <w:r>
+        <w:rPr>
+          <w:rFonts w:ascii="Arial" w:cs="Arial" w:eastAsia="Arial" w:hAnsi="Arial"/>
+          <w:color w:val="666666"/>
+          <w:sz w:val="14"/>
+          <w:szCs w:val="14"/>
+        </w:rPr>
+        <w:t xml:space="preserve"> (</w:t>
+      </w:r>
+      <w:hyperlink w:history="1" r:id="rIdixwd1mpwzv49lnyuor9ms">
+        <w:r>
+          <w:rPr>
+            <w:rFonts w:ascii="Arial" w:cs="Arial" w:eastAsia="Arial" w:hAnsi="Arial"/>
+            <w:color w:val="1F6B75"/>
+            <w:sz w:val="14"/>
+            <w:szCs w:val="14"/>
+            <w:u w:val="single" w:color="1F6B75"/>
+          </w:rPr>
+          <w:t xml:space="preserve">https://creativecommons.org/licenses/by-nc/4.0/</w:t>
+        </w:r>
+      </w:hyperlink>
+      <w:r>
+        <w:rPr>
+          <w:rFonts w:ascii="Arial" w:cs="Arial" w:eastAsia="Arial" w:hAnsi="Arial"/>
+          <w:color w:val="666666"/>
+          <w:sz w:val="14"/>
+          <w:szCs w:val="14"/>
+        </w:rPr>
+        <w:t xml:space="preserve">).</w:t>
+      </w:r>
+    </w:p>
     <w:p>
       <w:r>
         <w:br w:type="page"/>
@@ -20855,7 +21380,7 @@
             <w:pPr>
               <w:spacing w:after="20" w:before="0"/>
             </w:pPr>
-            <w:hyperlink w:history="1" r:id="rIdx52a06brazxh8e5sire3d">
+            <w:hyperlink w:history="1" r:id="rIdmt10vprzxuhf6wnn8l3kj">
               <w:r>
                 <w:rPr>
                   <w:rFonts w:ascii="Arial" w:cs="Arial" w:eastAsia="Arial" w:hAnsi="Arial"/>
@@ -20888,7 +21413,7 @@
               <w:spacing w:after="10" w:before="0"/>
               <w:ind w:left="120"/>
             </w:pPr>
-            <w:hyperlink w:history="1" r:id="rIdvv-5gcrfc6pn0arkgtz2s">
+            <w:hyperlink w:history="1" r:id="rIdsmfugmsgpbuq01pn-wbgu">
               <w:r>
                 <w:rPr>
                   <w:rFonts w:ascii="Arial" w:cs="Arial" w:eastAsia="Arial" w:hAnsi="Arial"/>
@@ -20933,7 +21458,7 @@
             <w:pPr>
               <w:spacing w:after="20" w:before="0"/>
             </w:pPr>
-            <w:hyperlink w:history="1" r:id="rIdyjo1danuchzeg-vm__q_l">
+            <w:hyperlink w:history="1" r:id="rIdrzs9vaspaemla8q-lwr8e">
               <w:r>
                 <w:rPr>
                   <w:rFonts w:ascii="Arial" w:cs="Arial" w:eastAsia="Arial" w:hAnsi="Arial"/>
@@ -20966,7 +21491,7 @@
               <w:spacing w:after="10" w:before="0"/>
               <w:ind w:left="120"/>
             </w:pPr>
-            <w:hyperlink w:history="1" r:id="rIdvavhhnxilxvat0mze0w0t">
+            <w:hyperlink w:history="1" r:id="rIdtygjrwwu2v86ru2nlpbsc">
               <w:r>
                 <w:rPr>
                   <w:rFonts w:ascii="Arial" w:cs="Arial" w:eastAsia="Arial" w:hAnsi="Arial"/>
@@ -21161,7 +21686,7 @@
             <w:pPr>
               <w:spacing w:after="20" w:before="0"/>
             </w:pPr>
-            <w:hyperlink w:history="1" r:id="rIdxati34x70qqqwbg5cthf2">
+            <w:hyperlink w:history="1" r:id="rId_54plzho_ugl6e84dw_dn">
               <w:r>
                 <w:rPr>
                   <w:rFonts w:ascii="Arial" w:cs="Arial" w:eastAsia="Arial" w:hAnsi="Arial"/>
@@ -21194,7 +21719,7 @@
               <w:spacing w:after="10" w:before="0"/>
               <w:ind w:left="120"/>
             </w:pPr>
-            <w:hyperlink w:history="1" r:id="rId8mbcsqaml2hsr5vphefzy">
+            <w:hyperlink w:history="1" r:id="rIdcjcq1dhcbgumwsx81jzfk">
               <w:r>
                 <w:rPr>
                   <w:rFonts w:ascii="Arial" w:cs="Arial" w:eastAsia="Arial" w:hAnsi="Arial"/>
@@ -21239,7 +21764,7 @@
             <w:pPr>
               <w:spacing w:after="20" w:before="0"/>
             </w:pPr>
-            <w:hyperlink w:history="1" r:id="rId-uqz4yicbatzsalhxkpoy">
+            <w:hyperlink w:history="1" r:id="rIdw0-spxla4pibsbl_fi7qq">
               <w:r>
                 <w:rPr>
                   <w:rFonts w:ascii="Arial" w:cs="Arial" w:eastAsia="Arial" w:hAnsi="Arial"/>
@@ -21272,7 +21797,7 @@
               <w:spacing w:after="10" w:before="0"/>
               <w:ind w:left="120"/>
             </w:pPr>
-            <w:hyperlink w:history="1" r:id="rIdkycmnkkgjw72mxfahhxkm">
+            <w:hyperlink w:history="1" r:id="rIdoos4ahxp_udwmlz2pwv0p">
               <w:r>
                 <w:rPr>
                   <w:rFonts w:ascii="Arial" w:cs="Arial" w:eastAsia="Arial" w:hAnsi="Arial"/>
@@ -21467,7 +21992,7 @@
             <w:pPr>
               <w:spacing w:after="20" w:before="0"/>
             </w:pPr>
-            <w:hyperlink w:history="1" r:id="rIdgpy4bmh0klf1g_flgwngf">
+            <w:hyperlink w:history="1" r:id="rIduagoaxno1bp8lps1o7ki9">
               <w:r>
                 <w:rPr>
                   <w:rFonts w:ascii="Arial" w:cs="Arial" w:eastAsia="Arial" w:hAnsi="Arial"/>
@@ -21500,7 +22025,7 @@
               <w:spacing w:after="10" w:before="0"/>
               <w:ind w:left="120"/>
             </w:pPr>
-            <w:hyperlink w:history="1" r:id="rIdx6yzyi3kt7emjtk3swh_h">
+            <w:hyperlink w:history="1" r:id="rIdjh_l1l5qcmy5o-veviy0e">
               <w:r>
                 <w:rPr>
                   <w:rFonts w:ascii="Arial" w:cs="Arial" w:eastAsia="Arial" w:hAnsi="Arial"/>
@@ -21545,7 +22070,7 @@
             <w:pPr>
               <w:spacing w:after="20" w:before="0"/>
             </w:pPr>
-            <w:hyperlink w:history="1" r:id="rIdnvflp8ycgs-iu-oyz0v1v">
+            <w:hyperlink w:history="1" r:id="rIdf7r1irrpvo2coimyjwo40">
               <w:r>
                 <w:rPr>
                   <w:rFonts w:ascii="Arial" w:cs="Arial" w:eastAsia="Arial" w:hAnsi="Arial"/>
@@ -21578,7 +22103,7 @@
               <w:spacing w:after="10" w:before="0"/>
               <w:ind w:left="120"/>
             </w:pPr>
-            <w:hyperlink w:history="1" r:id="rId3-4dlb1q6y6sqdfvqcakf">
+            <w:hyperlink w:history="1" r:id="rIdyu4bslfmm5chjtrcobsdu">
               <w:r>
                 <w:rPr>
                   <w:rFonts w:ascii="Arial" w:cs="Arial" w:eastAsia="Arial" w:hAnsi="Arial"/>
@@ -21773,7 +22298,7 @@
             <w:pPr>
               <w:spacing w:after="20" w:before="0"/>
             </w:pPr>
-            <w:hyperlink w:history="1" r:id="rIdw5q1xgf4cddhgjpoixx4d">
+            <w:hyperlink w:history="1" r:id="rIdvyq-bagnnkyxxxf6bymar">
               <w:r>
                 <w:rPr>
                   <w:rFonts w:ascii="Arial" w:cs="Arial" w:eastAsia="Arial" w:hAnsi="Arial"/>
@@ -21806,7 +22331,7 @@
               <w:spacing w:after="10" w:before="0"/>
               <w:ind w:left="120"/>
             </w:pPr>
-            <w:hyperlink w:history="1" r:id="rIdkccrmadogus_t8bftl2fe">
+            <w:hyperlink w:history="1" r:id="rIdxcx-iugqwjwjlp8u4qwhq">
               <w:r>
                 <w:rPr>
                   <w:rFonts w:ascii="Arial" w:cs="Arial" w:eastAsia="Arial" w:hAnsi="Arial"/>
@@ -21851,7 +22376,7 @@
             <w:pPr>
               <w:spacing w:after="20" w:before="0"/>
             </w:pPr>
-            <w:hyperlink w:history="1" r:id="rIdgognrx7kxg_-uchituf_p">
+            <w:hyperlink w:history="1" r:id="rIdfcdf0cmeiwbvzlmxfde92">
               <w:r>
                 <w:rPr>
                   <w:rFonts w:ascii="Arial" w:cs="Arial" w:eastAsia="Arial" w:hAnsi="Arial"/>
@@ -21884,7 +22409,7 @@
               <w:spacing w:after="10" w:before="0"/>
               <w:ind w:left="120"/>
             </w:pPr>
-            <w:hyperlink w:history="1" r:id="rId1sggsagftazqf4ied7gb0">
+            <w:hyperlink w:history="1" r:id="rIdag9uqdiv0wjdvkez9zafe">
               <w:r>
                 <w:rPr>
                   <w:rFonts w:ascii="Arial" w:cs="Arial" w:eastAsia="Arial" w:hAnsi="Arial"/>
@@ -22079,7 +22604,7 @@
             <w:pPr>
               <w:spacing w:after="20" w:before="0"/>
             </w:pPr>
-            <w:hyperlink w:history="1" r:id="rIdth06vingps1r_flmweyz8">
+            <w:hyperlink w:history="1" r:id="rIdl6q_25bhsrsk-os0jgk9n">
               <w:r>
                 <w:rPr>
                   <w:rFonts w:ascii="Arial" w:cs="Arial" w:eastAsia="Arial" w:hAnsi="Arial"/>
@@ -22112,7 +22637,7 @@
               <w:spacing w:after="10" w:before="0"/>
               <w:ind w:left="120"/>
             </w:pPr>
-            <w:hyperlink w:history="1" r:id="rIdvrsejiuacyqrshdehgc5c">
+            <w:hyperlink w:history="1" r:id="rId0jbdnmpuhedehp6m-fu4g">
               <w:r>
                 <w:rPr>
                   <w:rFonts w:ascii="Arial" w:cs="Arial" w:eastAsia="Arial" w:hAnsi="Arial"/>
@@ -22157,7 +22682,7 @@
             <w:pPr>
               <w:spacing w:after="20" w:before="0"/>
             </w:pPr>
-            <w:hyperlink w:history="1" r:id="rIdwy4tuzvqam8bfmtn4srtj">
+            <w:hyperlink w:history="1" r:id="rIde2lhiysjuosxnygqglt6_">
               <w:r>
                 <w:rPr>
                   <w:rFonts w:ascii="Arial" w:cs="Arial" w:eastAsia="Arial" w:hAnsi="Arial"/>
@@ -22190,7 +22715,7 @@
               <w:spacing w:after="10" w:before="0"/>
               <w:ind w:left="120"/>
             </w:pPr>
-            <w:hyperlink w:history="1" r:id="rIdqdb3q_ql_n9eqjlzkqyma">
+            <w:hyperlink w:history="1" r:id="rId3tik-enellvxvmkrz4p1l">
               <w:r>
                 <w:rPr>
                   <w:rFonts w:ascii="Arial" w:cs="Arial" w:eastAsia="Arial" w:hAnsi="Arial"/>
@@ -22819,6 +23344,65 @@
         </w:tc>
       </w:tr>
     </w:tbl>
+    <w:p>
+      <w:pPr>
+        <w:pBdr>
+          <w:top w:val="single" w:color="BBBBBB" w:sz="4" w:space="4"/>
+        </w:pBdr>
+        <w:spacing w:after="0" w:before="160"/>
+      </w:pPr>
+      <w:r>
+        <w:rPr>
+          <w:rFonts w:ascii="Arial" w:cs="Arial" w:eastAsia="Arial" w:hAnsi="Arial"/>
+          <w:color w:val="666666"/>
+          <w:sz w:val="14"/>
+          <w:szCs w:val="14"/>
+        </w:rPr>
+        <w:t xml:space="preserve">© 2026 SeaVuria and ARES. Aligned with KICD objectives. Developed by SeaVuria; technical implementation by ARES (with AI assistance from Claude). Licensed under </w:t>
+      </w:r>
+      <w:hyperlink w:history="1" r:id="rIdvzxqdt5blk1c3vnw-2odh">
+        <w:r>
+          <w:rPr>
+            <w:rFonts w:ascii="Arial" w:cs="Arial" w:eastAsia="Arial" w:hAnsi="Arial"/>
+            <w:color w:val="1F6B75"/>
+            <w:sz w:val="14"/>
+            <w:szCs w:val="14"/>
+            <w:u w:val="single" w:color="1F6B75"/>
+          </w:rPr>
+          <w:t xml:space="preserve">CC BY-NC 4.0</w:t>
+        </w:r>
+      </w:hyperlink>
+      <w:r>
+        <w:rPr>
+          <w:rFonts w:ascii="Arial" w:cs="Arial" w:eastAsia="Arial" w:hAnsi="Arial"/>
+          <w:color w:val="666666"/>
+          <w:sz w:val="14"/>
+          <w:szCs w:val="14"/>
+        </w:rPr>
+        <w:t xml:space="preserve"> (</w:t>
+      </w:r>
+      <w:hyperlink w:history="1" r:id="rId-nsgafsexlvhrcl1xadfh">
+        <w:r>
+          <w:rPr>
+            <w:rFonts w:ascii="Arial" w:cs="Arial" w:eastAsia="Arial" w:hAnsi="Arial"/>
+            <w:color w:val="1F6B75"/>
+            <w:sz w:val="14"/>
+            <w:szCs w:val="14"/>
+            <w:u w:val="single" w:color="1F6B75"/>
+          </w:rPr>
+          <w:t xml:space="preserve">https://creativecommons.org/licenses/by-nc/4.0/</w:t>
+        </w:r>
+      </w:hyperlink>
+      <w:r>
+        <w:rPr>
+          <w:rFonts w:ascii="Arial" w:cs="Arial" w:eastAsia="Arial" w:hAnsi="Arial"/>
+          <w:color w:val="666666"/>
+          <w:sz w:val="14"/>
+          <w:szCs w:val="14"/>
+        </w:rPr>
+        <w:t xml:space="preserve">).</w:t>
+      </w:r>
+    </w:p>
     <w:p>
       <w:r>
         <w:br w:type="page"/>
@@ -23810,7 +24394,7 @@
             <w:pPr>
               <w:spacing w:after="20" w:before="0"/>
             </w:pPr>
-            <w:hyperlink w:history="1" r:id="rId5fwksrk86x7a0bwa3f1fc">
+            <w:hyperlink w:history="1" r:id="rIdv5akkmoieduwr32ec3fsg">
               <w:r>
                 <w:rPr>
                   <w:rFonts w:ascii="Arial" w:cs="Arial" w:eastAsia="Arial" w:hAnsi="Arial"/>
@@ -23843,7 +24427,7 @@
               <w:spacing w:after="10" w:before="0"/>
               <w:ind w:left="120"/>
             </w:pPr>
-            <w:hyperlink w:history="1" r:id="rIdt74abkltzzoaeca-1karo">
+            <w:hyperlink w:history="1" r:id="rIdpbxjwu0p5anvs-z0wyr3b">
               <w:r>
                 <w:rPr>
                   <w:rFonts w:ascii="Arial" w:cs="Arial" w:eastAsia="Arial" w:hAnsi="Arial"/>
@@ -23888,7 +24472,7 @@
             <w:pPr>
               <w:spacing w:after="20" w:before="0"/>
             </w:pPr>
-            <w:hyperlink w:history="1" r:id="rIdharnn6dp7tzaxjrh4cbkv">
+            <w:hyperlink w:history="1" r:id="rIdzylvskbtmupaej2phyxim">
               <w:r>
                 <w:rPr>
                   <w:rFonts w:ascii="Arial" w:cs="Arial" w:eastAsia="Arial" w:hAnsi="Arial"/>
@@ -23921,7 +24505,7 @@
               <w:spacing w:after="10" w:before="0"/>
               <w:ind w:left="120"/>
             </w:pPr>
-            <w:hyperlink w:history="1" r:id="rIdnbe8p2xyx0ra3bgmtvsjk">
+            <w:hyperlink w:history="1" r:id="rId0fjm3tcptcngzjjqe6mt1">
               <w:r>
                 <w:rPr>
                   <w:rFonts w:ascii="Arial" w:cs="Arial" w:eastAsia="Arial" w:hAnsi="Arial"/>
@@ -24116,7 +24700,7 @@
             <w:pPr>
               <w:spacing w:after="20" w:before="0"/>
             </w:pPr>
-            <w:hyperlink w:history="1" r:id="rIdx1zyxztgikj0tu77xuovu">
+            <w:hyperlink w:history="1" r:id="rIduhwjk5ynxwqknk-5kdza4">
               <w:r>
                 <w:rPr>
                   <w:rFonts w:ascii="Arial" w:cs="Arial" w:eastAsia="Arial" w:hAnsi="Arial"/>
@@ -24149,7 +24733,7 @@
               <w:spacing w:after="10" w:before="0"/>
               <w:ind w:left="120"/>
             </w:pPr>
-            <w:hyperlink w:history="1" r:id="rIdjbgqfrzygkn2r-rft2dny">
+            <w:hyperlink w:history="1" r:id="rId0pdtboy4whwj36xkhmlbf">
               <w:r>
                 <w:rPr>
                   <w:rFonts w:ascii="Arial" w:cs="Arial" w:eastAsia="Arial" w:hAnsi="Arial"/>
@@ -24194,7 +24778,7 @@
             <w:pPr>
               <w:spacing w:after="20" w:before="0"/>
             </w:pPr>
-            <w:hyperlink w:history="1" r:id="rIdbyi3ji79erllqqy9bpeg7">
+            <w:hyperlink w:history="1" r:id="rIdgkh2bd8xptcu-ql97fibg">
               <w:r>
                 <w:rPr>
                   <w:rFonts w:ascii="Arial" w:cs="Arial" w:eastAsia="Arial" w:hAnsi="Arial"/>
@@ -24227,7 +24811,7 @@
               <w:spacing w:after="10" w:before="0"/>
               <w:ind w:left="120"/>
             </w:pPr>
-            <w:hyperlink w:history="1" r:id="rIdqqe3uiwl5z0fq_a-jjlun">
+            <w:hyperlink w:history="1" r:id="rIdmf2w80a4oytodvgvnptjh">
               <w:r>
                 <w:rPr>
                   <w:rFonts w:ascii="Arial" w:cs="Arial" w:eastAsia="Arial" w:hAnsi="Arial"/>
@@ -24422,7 +25006,7 @@
             <w:pPr>
               <w:spacing w:after="20" w:before="0"/>
             </w:pPr>
-            <w:hyperlink w:history="1" r:id="rIdfkjx-x2byboy2vonoukvk">
+            <w:hyperlink w:history="1" r:id="rIdga_nrmnrzs9bm7qpp5zm7">
               <w:r>
                 <w:rPr>
                   <w:rFonts w:ascii="Arial" w:cs="Arial" w:eastAsia="Arial" w:hAnsi="Arial"/>
@@ -24455,7 +25039,7 @@
               <w:spacing w:after="10" w:before="0"/>
               <w:ind w:left="120"/>
             </w:pPr>
-            <w:hyperlink w:history="1" r:id="rIdownipdotzf6m3pp9h92xp">
+            <w:hyperlink w:history="1" r:id="rIdkdc1ezspfowyzwniypp6c">
               <w:r>
                 <w:rPr>
                   <w:rFonts w:ascii="Arial" w:cs="Arial" w:eastAsia="Arial" w:hAnsi="Arial"/>
@@ -24500,7 +25084,7 @@
             <w:pPr>
               <w:spacing w:after="20" w:before="0"/>
             </w:pPr>
-            <w:hyperlink w:history="1" r:id="rId1w-nmurjcw-7bsb0qzajm">
+            <w:hyperlink w:history="1" r:id="rIddfxr5j6by9ukhj4huvpws">
               <w:r>
                 <w:rPr>
                   <w:rFonts w:ascii="Arial" w:cs="Arial" w:eastAsia="Arial" w:hAnsi="Arial"/>
@@ -24533,7 +25117,7 @@
               <w:spacing w:after="10" w:before="0"/>
               <w:ind w:left="120"/>
             </w:pPr>
-            <w:hyperlink w:history="1" r:id="rIdejhshkh5tgkp2euio2udn">
+            <w:hyperlink w:history="1" r:id="rIdohvvvdqughidyolqvu58g">
               <w:r>
                 <w:rPr>
                   <w:rFonts w:ascii="Arial" w:cs="Arial" w:eastAsia="Arial" w:hAnsi="Arial"/>
@@ -24728,7 +25312,7 @@
             <w:pPr>
               <w:spacing w:after="20" w:before="0"/>
             </w:pPr>
-            <w:hyperlink w:history="1" r:id="rIdafodrh_snm9oshoqk5jbu">
+            <w:hyperlink w:history="1" r:id="rIdtwpdhz5zuemjzge0pta6f">
               <w:r>
                 <w:rPr>
                   <w:rFonts w:ascii="Arial" w:cs="Arial" w:eastAsia="Arial" w:hAnsi="Arial"/>
@@ -24761,7 +25345,7 @@
               <w:spacing w:after="10" w:before="0"/>
               <w:ind w:left="120"/>
             </w:pPr>
-            <w:hyperlink w:history="1" r:id="rIdbhbe7spgirkxs4rhsqnbv">
+            <w:hyperlink w:history="1" r:id="rIdt1gnzk9qa9w_e0x3e_btc">
               <w:r>
                 <w:rPr>
                   <w:rFonts w:ascii="Arial" w:cs="Arial" w:eastAsia="Arial" w:hAnsi="Arial"/>
@@ -24806,7 +25390,7 @@
             <w:pPr>
               <w:spacing w:after="20" w:before="0"/>
             </w:pPr>
-            <w:hyperlink w:history="1" r:id="rIdhyugwcbxyi28arwjmvzjl">
+            <w:hyperlink w:history="1" r:id="rIdktzi7xjtlz66dwx2yuip7">
               <w:r>
                 <w:rPr>
                   <w:rFonts w:ascii="Arial" w:cs="Arial" w:eastAsia="Arial" w:hAnsi="Arial"/>
@@ -24839,7 +25423,7 @@
               <w:spacing w:after="10" w:before="0"/>
               <w:ind w:left="120"/>
             </w:pPr>
-            <w:hyperlink w:history="1" r:id="rIdwe3tnpq37tftqjgdtqfgo">
+            <w:hyperlink w:history="1" r:id="rIdz9a-u8lhgvhfure3mqrgd">
               <w:r>
                 <w:rPr>
                   <w:rFonts w:ascii="Arial" w:cs="Arial" w:eastAsia="Arial" w:hAnsi="Arial"/>
@@ -25034,7 +25618,7 @@
             <w:pPr>
               <w:spacing w:after="20" w:before="0"/>
             </w:pPr>
-            <w:hyperlink w:history="1" r:id="rIdwxqkvkk_myxsvxw2s6zd4">
+            <w:hyperlink w:history="1" r:id="rIdgumi4offgk_-ipi0201qk">
               <w:r>
                 <w:rPr>
                   <w:rFonts w:ascii="Arial" w:cs="Arial" w:eastAsia="Arial" w:hAnsi="Arial"/>
@@ -25067,7 +25651,7 @@
               <w:spacing w:after="10" w:before="0"/>
               <w:ind w:left="120"/>
             </w:pPr>
-            <w:hyperlink w:history="1" r:id="rIdynxxj1ifpchnvkx13y6hc">
+            <w:hyperlink w:history="1" r:id="rIdvolouquhs-hijis747fmh">
               <w:r>
                 <w:rPr>
                   <w:rFonts w:ascii="Arial" w:cs="Arial" w:eastAsia="Arial" w:hAnsi="Arial"/>
@@ -25112,7 +25696,7 @@
             <w:pPr>
               <w:spacing w:after="20" w:before="0"/>
             </w:pPr>
-            <w:hyperlink w:history="1" r:id="rIdgdrnuuaeodjbhx-bvmnrt">
+            <w:hyperlink w:history="1" r:id="rIdeo4zcshcomxvpggfd7onq">
               <w:r>
                 <w:rPr>
                   <w:rFonts w:ascii="Arial" w:cs="Arial" w:eastAsia="Arial" w:hAnsi="Arial"/>
@@ -25145,7 +25729,7 @@
               <w:spacing w:after="10" w:before="0"/>
               <w:ind w:left="120"/>
             </w:pPr>
-            <w:hyperlink w:history="1" r:id="rIdinrhvyikrb59-3-zzseqx">
+            <w:hyperlink w:history="1" r:id="rIdjfnqyq77ucwylmajhbleg">
               <w:r>
                 <w:rPr>
                   <w:rFonts w:ascii="Arial" w:cs="Arial" w:eastAsia="Arial" w:hAnsi="Arial"/>
@@ -25641,6 +26225,65 @@
         </w:tc>
       </w:tr>
     </w:tbl>
+    <w:p>
+      <w:pPr>
+        <w:pBdr>
+          <w:top w:val="single" w:color="BBBBBB" w:sz="4" w:space="4"/>
+        </w:pBdr>
+        <w:spacing w:after="0" w:before="160"/>
+      </w:pPr>
+      <w:r>
+        <w:rPr>
+          <w:rFonts w:ascii="Arial" w:cs="Arial" w:eastAsia="Arial" w:hAnsi="Arial"/>
+          <w:color w:val="666666"/>
+          <w:sz w:val="14"/>
+          <w:szCs w:val="14"/>
+        </w:rPr>
+        <w:t xml:space="preserve">© 2026 SeaVuria and ARES. Aligned with KICD objectives. Developed by SeaVuria; technical implementation by ARES (with AI assistance from Claude). Licensed under </w:t>
+      </w:r>
+      <w:hyperlink w:history="1" r:id="rIdz_guilw3vyvfpry9vtbr8">
+        <w:r>
+          <w:rPr>
+            <w:rFonts w:ascii="Arial" w:cs="Arial" w:eastAsia="Arial" w:hAnsi="Arial"/>
+            <w:color w:val="1F6B75"/>
+            <w:sz w:val="14"/>
+            <w:szCs w:val="14"/>
+            <w:u w:val="single" w:color="1F6B75"/>
+          </w:rPr>
+          <w:t xml:space="preserve">CC BY-NC 4.0</w:t>
+        </w:r>
+      </w:hyperlink>
+      <w:r>
+        <w:rPr>
+          <w:rFonts w:ascii="Arial" w:cs="Arial" w:eastAsia="Arial" w:hAnsi="Arial"/>
+          <w:color w:val="666666"/>
+          <w:sz w:val="14"/>
+          <w:szCs w:val="14"/>
+        </w:rPr>
+        <w:t xml:space="preserve"> (</w:t>
+      </w:r>
+      <w:hyperlink w:history="1" r:id="rIdo7axpuk_0rwdqavg_xak1">
+        <w:r>
+          <w:rPr>
+            <w:rFonts w:ascii="Arial" w:cs="Arial" w:eastAsia="Arial" w:hAnsi="Arial"/>
+            <w:color w:val="1F6B75"/>
+            <w:sz w:val="14"/>
+            <w:szCs w:val="14"/>
+            <w:u w:val="single" w:color="1F6B75"/>
+          </w:rPr>
+          <w:t xml:space="preserve">https://creativecommons.org/licenses/by-nc/4.0/</w:t>
+        </w:r>
+      </w:hyperlink>
+      <w:r>
+        <w:rPr>
+          <w:rFonts w:ascii="Arial" w:cs="Arial" w:eastAsia="Arial" w:hAnsi="Arial"/>
+          <w:color w:val="666666"/>
+          <w:sz w:val="14"/>
+          <w:szCs w:val="14"/>
+        </w:rPr>
+        <w:t xml:space="preserve">).</w:t>
+      </w:r>
+    </w:p>
     <w:p>
       <w:r>
         <w:br w:type="page"/>

--- a/data/outputs/v2/General_Science/SS3.4_Magnetism_and_Electromagnetic_Induction/General_Science_Magnetism_and_Electromagnetic_Induction_CBE_LessonSequence.docx
+++ b/data/outputs/v2/General_Science/SS3.4_Magnetism_and_Electromagnetic_Induction/General_Science_Magnetism_and_Electromagnetic_Induction_CBE_LessonSequence.docx
@@ -38,6 +38,2181 @@
           <w:szCs w:val="22"/>
         </w:rPr>
         <w:t xml:space="preserve">CBE Phenomenon-Driven Lesson Sequence — Sub-Strand 3.4 (8 Lessons)</w:t>
+      </w:r>
+    </w:p>
+    <w:p>
+      <w:pPr>
+        <w:spacing w:after="120"/>
+      </w:pPr>
+      <w:r>
+        <w:t xml:space="preserve"/>
+      </w:r>
+    </w:p>
+    <w:tbl>
+      <w:tblPr>
+        <w:tblW w:type="dxa" w:w="13680"/>
+        <w:tblBorders>
+          <w:top w:val="single" w:color="AAAAAA" w:sz="4"/>
+          <w:left w:val="single" w:color="AAAAAA" w:sz="4"/>
+          <w:bottom w:val="single" w:color="AAAAAA" w:sz="4"/>
+          <w:right w:val="single" w:color="AAAAAA" w:sz="4"/>
+          <w:insideH w:val="single" w:color="auto" w:sz="4"/>
+          <w:insideV w:val="single" w:color="auto" w:sz="4"/>
+        </w:tblBorders>
+        <w:tblLayout w:type="fixed"/>
+      </w:tblPr>
+      <w:tblGrid>
+        <w:gridCol w:w="3000"/>
+        <w:gridCol w:w="10680"/>
+      </w:tblGrid>
+      <w:tr>
+        <w:tc>
+          <w:tcPr>
+            <w:tcW w:type="dxa" w:w="13680"/>
+            <w:gridSpan w:val="2"/>
+            <w:shd w:fill="1F3864" w:color="auto" w:val="clear"/>
+            <w:tcMar>
+              <w:top w:type="dxa" w:w="60"/>
+              <w:left w:type="dxa" w:w="120"/>
+              <w:bottom w:type="dxa" w:w="60"/>
+              <w:right w:type="dxa" w:w="120"/>
+            </w:tcMar>
+            <w:vAlign w:val="top"/>
+          </w:tcPr>
+          <w:p>
+            <w:pPr>
+              <w:spacing w:after="40" w:before="0"/>
+              <w:jc w:val="center"/>
+            </w:pPr>
+            <w:r>
+              <w:rPr>
+                <w:rFonts w:ascii="Arial" w:cs="Arial" w:eastAsia="Arial" w:hAnsi="Arial"/>
+                <w:b/>
+                <w:bCs/>
+                <w:i w:val="false"/>
+                <w:iCs w:val="false"/>
+                <w:color w:val="FFFFFF"/>
+                <w:sz w:val="22"/>
+                <w:szCs w:val="22"/>
+              </w:rPr>
+              <w:t xml:space="preserve">SUB-STRAND OVERVIEW</w:t>
+            </w:r>
+          </w:p>
+        </w:tc>
+      </w:tr>
+      <w:tr>
+        <w:tc>
+          <w:tcPr>
+            <w:tcW w:type="dxa" w:w="3000"/>
+            <w:shd w:fill="D5E8F0" w:color="auto" w:val="clear"/>
+            <w:tcMar>
+              <w:top w:type="dxa" w:w="60"/>
+              <w:left w:type="dxa" w:w="120"/>
+              <w:bottom w:type="dxa" w:w="60"/>
+              <w:right w:type="dxa" w:w="120"/>
+            </w:tcMar>
+            <w:vAlign w:val="top"/>
+          </w:tcPr>
+          <w:p>
+            <w:pPr>
+              <w:spacing w:after="40" w:before="0"/>
+              <w:jc w:val="left"/>
+            </w:pPr>
+            <w:r>
+              <w:rPr>
+                <w:rFonts w:ascii="Arial" w:cs="Arial" w:eastAsia="Arial" w:hAnsi="Arial"/>
+                <w:b/>
+                <w:bCs/>
+                <w:i w:val="false"/>
+                <w:iCs w:val="false"/>
+                <w:color w:val="000000"/>
+                <w:sz w:val="18"/>
+                <w:szCs w:val="18"/>
+              </w:rPr>
+              <w:t xml:space="preserve">Grade Level</w:t>
+            </w:r>
+          </w:p>
+        </w:tc>
+        <w:tc>
+          <w:tcPr>
+            <w:tcW w:type="dxa" w:w="10680"/>
+            <w:shd w:fill="FFFFFF" w:color="auto" w:val="clear"/>
+            <w:tcMar>
+              <w:top w:type="dxa" w:w="60"/>
+              <w:left w:type="dxa" w:w="120"/>
+              <w:bottom w:type="dxa" w:w="60"/>
+              <w:right w:type="dxa" w:w="120"/>
+            </w:tcMar>
+            <w:vAlign w:val="top"/>
+          </w:tcPr>
+          <w:p>
+            <w:pPr>
+              <w:spacing w:after="40" w:before="0"/>
+              <w:jc w:val="left"/>
+            </w:pPr>
+            <w:r>
+              <w:rPr>
+                <w:rFonts w:ascii="Arial" w:cs="Arial" w:eastAsia="Arial" w:hAnsi="Arial"/>
+                <w:b w:val="false"/>
+                <w:bCs w:val="false"/>
+                <w:i w:val="false"/>
+                <w:iCs w:val="false"/>
+                <w:color w:val="000000"/>
+                <w:sz w:val="18"/>
+                <w:szCs w:val="18"/>
+              </w:rPr>
+              <w:t xml:space="preserve">10</w:t>
+            </w:r>
+          </w:p>
+        </w:tc>
+      </w:tr>
+      <w:tr>
+        <w:tc>
+          <w:tcPr>
+            <w:tcW w:type="dxa" w:w="3000"/>
+            <w:shd w:fill="D5E8F0" w:color="auto" w:val="clear"/>
+            <w:tcMar>
+              <w:top w:type="dxa" w:w="60"/>
+              <w:left w:type="dxa" w:w="120"/>
+              <w:bottom w:type="dxa" w:w="60"/>
+              <w:right w:type="dxa" w:w="120"/>
+            </w:tcMar>
+            <w:vAlign w:val="top"/>
+          </w:tcPr>
+          <w:p>
+            <w:pPr>
+              <w:spacing w:after="40" w:before="0"/>
+              <w:jc w:val="left"/>
+            </w:pPr>
+            <w:r>
+              <w:rPr>
+                <w:rFonts w:ascii="Arial" w:cs="Arial" w:eastAsia="Arial" w:hAnsi="Arial"/>
+                <w:b/>
+                <w:bCs/>
+                <w:i w:val="false"/>
+                <w:iCs w:val="false"/>
+                <w:color w:val="000000"/>
+                <w:sz w:val="18"/>
+                <w:szCs w:val="18"/>
+              </w:rPr>
+              <w:t xml:space="preserve">Subject</w:t>
+            </w:r>
+          </w:p>
+        </w:tc>
+        <w:tc>
+          <w:tcPr>
+            <w:tcW w:type="dxa" w:w="10680"/>
+            <w:shd w:fill="FFFFFF" w:color="auto" w:val="clear"/>
+            <w:tcMar>
+              <w:top w:type="dxa" w:w="60"/>
+              <w:left w:type="dxa" w:w="120"/>
+              <w:bottom w:type="dxa" w:w="60"/>
+              <w:right w:type="dxa" w:w="120"/>
+            </w:tcMar>
+            <w:vAlign w:val="top"/>
+          </w:tcPr>
+          <w:p>
+            <w:pPr>
+              <w:spacing w:after="40" w:before="0"/>
+              <w:jc w:val="left"/>
+            </w:pPr>
+            <w:r>
+              <w:rPr>
+                <w:rFonts w:ascii="Arial" w:cs="Arial" w:eastAsia="Arial" w:hAnsi="Arial"/>
+                <w:b w:val="false"/>
+                <w:bCs w:val="false"/>
+                <w:i w:val="false"/>
+                <w:iCs w:val="false"/>
+                <w:color w:val="000000"/>
+                <w:sz w:val="18"/>
+                <w:szCs w:val="18"/>
+              </w:rPr>
+              <w:t xml:space="preserve">General Science</w:t>
+            </w:r>
+          </w:p>
+        </w:tc>
+      </w:tr>
+      <w:tr>
+        <w:tc>
+          <w:tcPr>
+            <w:tcW w:type="dxa" w:w="3000"/>
+            <w:shd w:fill="D5E8F0" w:color="auto" w:val="clear"/>
+            <w:tcMar>
+              <w:top w:type="dxa" w:w="60"/>
+              <w:left w:type="dxa" w:w="120"/>
+              <w:bottom w:type="dxa" w:w="60"/>
+              <w:right w:type="dxa" w:w="120"/>
+            </w:tcMar>
+            <w:vAlign w:val="top"/>
+          </w:tcPr>
+          <w:p>
+            <w:pPr>
+              <w:spacing w:after="40" w:before="0"/>
+              <w:jc w:val="left"/>
+            </w:pPr>
+            <w:r>
+              <w:rPr>
+                <w:rFonts w:ascii="Arial" w:cs="Arial" w:eastAsia="Arial" w:hAnsi="Arial"/>
+                <w:b/>
+                <w:bCs/>
+                <w:i w:val="false"/>
+                <w:iCs w:val="false"/>
+                <w:color w:val="000000"/>
+                <w:sz w:val="18"/>
+                <w:szCs w:val="18"/>
+              </w:rPr>
+              <w:t xml:space="preserve">Strand</w:t>
+            </w:r>
+          </w:p>
+        </w:tc>
+        <w:tc>
+          <w:tcPr>
+            <w:tcW w:type="dxa" w:w="10680"/>
+            <w:shd w:fill="FFFFFF" w:color="auto" w:val="clear"/>
+            <w:tcMar>
+              <w:top w:type="dxa" w:w="60"/>
+              <w:left w:type="dxa" w:w="120"/>
+              <w:bottom w:type="dxa" w:w="60"/>
+              <w:right w:type="dxa" w:w="120"/>
+            </w:tcMar>
+            <w:vAlign w:val="top"/>
+          </w:tcPr>
+          <w:p>
+            <w:pPr>
+              <w:spacing w:after="40" w:before="0"/>
+              <w:jc w:val="left"/>
+            </w:pPr>
+            <w:r>
+              <w:rPr>
+                <w:rFonts w:ascii="Arial" w:cs="Arial" w:eastAsia="Arial" w:hAnsi="Arial"/>
+                <w:b w:val="false"/>
+                <w:bCs w:val="false"/>
+                <w:i w:val="false"/>
+                <w:iCs w:val="false"/>
+                <w:color w:val="000000"/>
+                <w:sz w:val="18"/>
+                <w:szCs w:val="18"/>
+              </w:rPr>
+              <w:t xml:space="preserve">Strand 3.0: Natural Physical Science</w:t>
+            </w:r>
+          </w:p>
+        </w:tc>
+      </w:tr>
+      <w:tr>
+        <w:tc>
+          <w:tcPr>
+            <w:tcW w:type="dxa" w:w="3000"/>
+            <w:shd w:fill="D5E8F0" w:color="auto" w:val="clear"/>
+            <w:tcMar>
+              <w:top w:type="dxa" w:w="60"/>
+              <w:left w:type="dxa" w:w="120"/>
+              <w:bottom w:type="dxa" w:w="60"/>
+              <w:right w:type="dxa" w:w="120"/>
+            </w:tcMar>
+            <w:vAlign w:val="top"/>
+          </w:tcPr>
+          <w:p>
+            <w:pPr>
+              <w:spacing w:after="40" w:before="0"/>
+              <w:jc w:val="left"/>
+            </w:pPr>
+            <w:r>
+              <w:rPr>
+                <w:rFonts w:ascii="Arial" w:cs="Arial" w:eastAsia="Arial" w:hAnsi="Arial"/>
+                <w:b/>
+                <w:bCs/>
+                <w:i w:val="false"/>
+                <w:iCs w:val="false"/>
+                <w:color w:val="000000"/>
+                <w:sz w:val="18"/>
+                <w:szCs w:val="18"/>
+              </w:rPr>
+              <w:t xml:space="preserve">Sub-Strand</w:t>
+            </w:r>
+          </w:p>
+        </w:tc>
+        <w:tc>
+          <w:tcPr>
+            <w:tcW w:type="dxa" w:w="10680"/>
+            <w:shd w:fill="FFFFFF" w:color="auto" w:val="clear"/>
+            <w:tcMar>
+              <w:top w:type="dxa" w:w="60"/>
+              <w:left w:type="dxa" w:w="120"/>
+              <w:bottom w:type="dxa" w:w="60"/>
+              <w:right w:type="dxa" w:w="120"/>
+            </w:tcMar>
+            <w:vAlign w:val="top"/>
+          </w:tcPr>
+          <w:p>
+            <w:pPr>
+              <w:spacing w:after="40" w:before="0"/>
+              <w:jc w:val="left"/>
+            </w:pPr>
+            <w:r>
+              <w:rPr>
+                <w:rFonts w:ascii="Arial" w:cs="Arial" w:eastAsia="Arial" w:hAnsi="Arial"/>
+                <w:b w:val="false"/>
+                <w:bCs w:val="false"/>
+                <w:i w:val="false"/>
+                <w:iCs w:val="false"/>
+                <w:color w:val="000000"/>
+                <w:sz w:val="18"/>
+                <w:szCs w:val="18"/>
+              </w:rPr>
+              <w:t xml:space="preserve">Sub-Strand 3.4: Magnetism and Electromagnetic Induction</w:t>
+            </w:r>
+          </w:p>
+        </w:tc>
+      </w:tr>
+      <w:tr>
+        <w:tc>
+          <w:tcPr>
+            <w:tcW w:type="dxa" w:w="3000"/>
+            <w:shd w:fill="D5E8F0" w:color="auto" w:val="clear"/>
+            <w:tcMar>
+              <w:top w:type="dxa" w:w="60"/>
+              <w:left w:type="dxa" w:w="120"/>
+              <w:bottom w:type="dxa" w:w="60"/>
+              <w:right w:type="dxa" w:w="120"/>
+            </w:tcMar>
+            <w:vAlign w:val="top"/>
+          </w:tcPr>
+          <w:p>
+            <w:pPr>
+              <w:spacing w:after="40" w:before="0"/>
+              <w:jc w:val="left"/>
+            </w:pPr>
+            <w:r>
+              <w:rPr>
+                <w:rFonts w:ascii="Arial" w:cs="Arial" w:eastAsia="Arial" w:hAnsi="Arial"/>
+                <w:b/>
+                <w:bCs/>
+                <w:i w:val="false"/>
+                <w:iCs w:val="false"/>
+                <w:color w:val="000000"/>
+                <w:sz w:val="18"/>
+                <w:szCs w:val="18"/>
+              </w:rPr>
+              <w:t xml:space="preserve">Total Duration</w:t>
+            </w:r>
+          </w:p>
+        </w:tc>
+        <w:tc>
+          <w:tcPr>
+            <w:tcW w:type="dxa" w:w="10680"/>
+            <w:shd w:fill="FFFFFF" w:color="auto" w:val="clear"/>
+            <w:tcMar>
+              <w:top w:type="dxa" w:w="60"/>
+              <w:left w:type="dxa" w:w="120"/>
+              <w:bottom w:type="dxa" w:w="60"/>
+              <w:right w:type="dxa" w:w="120"/>
+            </w:tcMar>
+            <w:vAlign w:val="top"/>
+          </w:tcPr>
+          <w:p>
+            <w:pPr>
+              <w:spacing w:after="40" w:before="0"/>
+              <w:jc w:val="left"/>
+            </w:pPr>
+            <w:r>
+              <w:rPr>
+                <w:rFonts w:ascii="Arial" w:cs="Arial" w:eastAsia="Arial" w:hAnsi="Arial"/>
+                <w:b w:val="false"/>
+                <w:bCs w:val="false"/>
+                <w:i w:val="false"/>
+                <w:iCs w:val="false"/>
+                <w:color w:val="000000"/>
+                <w:sz w:val="18"/>
+                <w:szCs w:val="18"/>
+              </w:rPr>
+              <w:t xml:space="preserve">8 lessons × 40 minutes = 320 minutes total</w:t>
+            </w:r>
+          </w:p>
+        </w:tc>
+      </w:tr>
+      <w:tr>
+        <w:tc>
+          <w:tcPr>
+            <w:tcW w:type="dxa" w:w="3000"/>
+            <w:shd w:fill="D5E8F0" w:color="auto" w:val="clear"/>
+            <w:tcMar>
+              <w:top w:type="dxa" w:w="60"/>
+              <w:left w:type="dxa" w:w="120"/>
+              <w:bottom w:type="dxa" w:w="60"/>
+              <w:right w:type="dxa" w:w="120"/>
+            </w:tcMar>
+            <w:vAlign w:val="top"/>
+          </w:tcPr>
+          <w:p>
+            <w:pPr>
+              <w:spacing w:after="40" w:before="0"/>
+              <w:jc w:val="left"/>
+            </w:pPr>
+            <w:r>
+              <w:rPr>
+                <w:rFonts w:ascii="Arial" w:cs="Arial" w:eastAsia="Arial" w:hAnsi="Arial"/>
+                <w:b/>
+                <w:bCs/>
+                <w:i w:val="false"/>
+                <w:iCs w:val="false"/>
+                <w:color w:val="000000"/>
+                <w:sz w:val="18"/>
+                <w:szCs w:val="18"/>
+              </w:rPr>
+              <w:t xml:space="preserve">Sub-Strand Content</w:t>
+            </w:r>
+          </w:p>
+        </w:tc>
+        <w:tc>
+          <w:tcPr>
+            <w:tcW w:type="dxa" w:w="10680"/>
+            <w:shd w:fill="FFFFFF" w:color="auto" w:val="clear"/>
+            <w:tcMar>
+              <w:top w:type="dxa" w:w="60"/>
+              <w:left w:type="dxa" w:w="120"/>
+              <w:bottom w:type="dxa" w:w="60"/>
+              <w:right w:type="dxa" w:w="120"/>
+            </w:tcMar>
+            <w:vAlign w:val="top"/>
+          </w:tcPr>
+          <w:p>
+            <w:pPr>
+              <w:spacing w:after="30" w:before="0"/>
+              <w:ind w:left="360" w:hanging="180"/>
+              <w:jc w:val="left"/>
+            </w:pPr>
+            <w:r>
+              <w:rPr>
+                <w:rFonts w:ascii="Arial" w:cs="Arial" w:eastAsia="Arial" w:hAnsi="Arial"/>
+                <w:b w:val="false"/>
+                <w:bCs w:val="false"/>
+                <w:i w:val="false"/>
+                <w:iCs w:val="false"/>
+                <w:color w:val="000000"/>
+                <w:sz w:val="18"/>
+                <w:szCs w:val="18"/>
+              </w:rPr>
+              <w:t xml:space="preserve">–  Magnetisation and demagnetisation of soft iron (electrical, induction, hammering and stroking methods)</w:t>
+            </w:r>
+          </w:p>
+          <w:p>
+            <w:pPr>
+              <w:spacing w:after="30" w:before="0"/>
+              <w:ind w:left="360" w:hanging="180"/>
+              <w:jc w:val="left"/>
+            </w:pPr>
+            <w:r>
+              <w:rPr>
+                <w:rFonts w:ascii="Arial" w:cs="Arial" w:eastAsia="Arial" w:hAnsi="Arial"/>
+                <w:b w:val="false"/>
+                <w:bCs w:val="false"/>
+                <w:i w:val="false"/>
+                <w:iCs w:val="false"/>
+                <w:color w:val="000000"/>
+                <w:sz w:val="18"/>
+                <w:szCs w:val="18"/>
+              </w:rPr>
+              <w:t xml:space="preserve">–  Demagnetisation methods (electrical, hammering and heating)</w:t>
+            </w:r>
+          </w:p>
+          <w:p>
+            <w:pPr>
+              <w:spacing w:after="30" w:before="0"/>
+              <w:ind w:left="360" w:hanging="180"/>
+              <w:jc w:val="left"/>
+            </w:pPr>
+            <w:r>
+              <w:rPr>
+                <w:rFonts w:ascii="Arial" w:cs="Arial" w:eastAsia="Arial" w:hAnsi="Arial"/>
+                <w:b w:val="false"/>
+                <w:bCs w:val="false"/>
+                <w:i w:val="false"/>
+                <w:iCs w:val="false"/>
+                <w:color w:val="000000"/>
+                <w:sz w:val="18"/>
+                <w:szCs w:val="18"/>
+              </w:rPr>
+              <w:t xml:space="preserve">–  Magnetic field patterns around a magnet</w:t>
+            </w:r>
+          </w:p>
+          <w:p>
+            <w:pPr>
+              <w:spacing w:after="30" w:before="0"/>
+              <w:ind w:left="360" w:hanging="180"/>
+              <w:jc w:val="left"/>
+            </w:pPr>
+            <w:r>
+              <w:rPr>
+                <w:rFonts w:ascii="Arial" w:cs="Arial" w:eastAsia="Arial" w:hAnsi="Arial"/>
+                <w:b w:val="false"/>
+                <w:bCs w:val="false"/>
+                <w:i w:val="false"/>
+                <w:iCs w:val="false"/>
+                <w:color w:val="000000"/>
+                <w:sz w:val="18"/>
+                <w:szCs w:val="18"/>
+              </w:rPr>
+              <w:t xml:space="preserve">–  Induced electromotive force (e.m.f) in electromagnetism</w:t>
+            </w:r>
+          </w:p>
+          <w:p>
+            <w:pPr>
+              <w:spacing w:after="30" w:before="0"/>
+              <w:ind w:left="360" w:hanging="180"/>
+              <w:jc w:val="left"/>
+            </w:pPr>
+            <w:r>
+              <w:rPr>
+                <w:rFonts w:ascii="Arial" w:cs="Arial" w:eastAsia="Arial" w:hAnsi="Arial"/>
+                <w:b w:val="false"/>
+                <w:bCs w:val="false"/>
+                <w:i w:val="false"/>
+                <w:iCs w:val="false"/>
+                <w:color w:val="000000"/>
+                <w:sz w:val="18"/>
+                <w:szCs w:val="18"/>
+              </w:rPr>
+              <w:t xml:space="preserve">–  Electromagnetic induction experiment (U-shaped magnet, galvanometer and straight conductor)</w:t>
+            </w:r>
+          </w:p>
+          <w:p>
+            <w:pPr>
+              <w:spacing w:after="30" w:before="0"/>
+              <w:ind w:left="360" w:hanging="180"/>
+              <w:jc w:val="left"/>
+            </w:pPr>
+            <w:r>
+              <w:rPr>
+                <w:rFonts w:ascii="Arial" w:cs="Arial" w:eastAsia="Arial" w:hAnsi="Arial"/>
+                <w:b w:val="false"/>
+                <w:bCs w:val="false"/>
+                <w:i w:val="false"/>
+                <w:iCs w:val="false"/>
+                <w:color w:val="000000"/>
+                <w:sz w:val="18"/>
+                <w:szCs w:val="18"/>
+              </w:rPr>
+              <w:t xml:space="preserve">–  Factors affecting the magnitude of induced electromotive force (qualitative treatment)</w:t>
+            </w:r>
+          </w:p>
+          <w:p>
+            <w:pPr>
+              <w:spacing w:after="30" w:before="0"/>
+              <w:ind w:left="360" w:hanging="180"/>
+              <w:jc w:val="left"/>
+            </w:pPr>
+            <w:r>
+              <w:rPr>
+                <w:rFonts w:ascii="Arial" w:cs="Arial" w:eastAsia="Arial" w:hAnsi="Arial"/>
+                <w:b w:val="false"/>
+                <w:bCs w:val="false"/>
+                <w:i w:val="false"/>
+                <w:iCs w:val="false"/>
+                <w:color w:val="000000"/>
+                <w:sz w:val="18"/>
+                <w:szCs w:val="18"/>
+              </w:rPr>
+              <w:t xml:space="preserve">–  Applications of electromagnetic induction in day-to-day life</w:t>
+            </w:r>
+          </w:p>
+          <w:p>
+            <w:pPr>
+              <w:spacing w:after="30" w:before="0"/>
+              <w:ind w:left="360" w:hanging="180"/>
+              <w:jc w:val="left"/>
+            </w:pPr>
+            <w:r>
+              <w:rPr>
+                <w:rFonts w:ascii="Arial" w:cs="Arial" w:eastAsia="Arial" w:hAnsi="Arial"/>
+                <w:b w:val="false"/>
+                <w:bCs w:val="false"/>
+                <w:i w:val="false"/>
+                <w:iCs w:val="false"/>
+                <w:color w:val="000000"/>
+                <w:sz w:val="18"/>
+                <w:szCs w:val="18"/>
+              </w:rPr>
+              <w:t xml:space="preserve">–  Project: Design and make a simple electric bell using locally available materials</w:t>
+            </w:r>
+          </w:p>
+        </w:tc>
+      </w:tr>
+      <w:tr>
+        <w:tc>
+          <w:tcPr>
+            <w:tcW w:type="dxa" w:w="3000"/>
+            <w:shd w:fill="D5E8F0" w:color="auto" w:val="clear"/>
+            <w:tcMar>
+              <w:top w:type="dxa" w:w="60"/>
+              <w:left w:type="dxa" w:w="120"/>
+              <w:bottom w:type="dxa" w:w="60"/>
+              <w:right w:type="dxa" w:w="120"/>
+            </w:tcMar>
+            <w:vAlign w:val="top"/>
+          </w:tcPr>
+          <w:p>
+            <w:pPr>
+              <w:spacing w:after="40" w:before="0"/>
+              <w:jc w:val="left"/>
+            </w:pPr>
+            <w:r>
+              <w:rPr>
+                <w:rFonts w:ascii="Arial" w:cs="Arial" w:eastAsia="Arial" w:hAnsi="Arial"/>
+                <w:b/>
+                <w:bCs/>
+                <w:i w:val="false"/>
+                <w:iCs w:val="false"/>
+                <w:color w:val="000000"/>
+                <w:sz w:val="18"/>
+                <w:szCs w:val="18"/>
+              </w:rPr>
+              <w:t xml:space="preserve">Learning Outcomes</w:t>
+            </w:r>
+          </w:p>
+        </w:tc>
+        <w:tc>
+          <w:tcPr>
+            <w:tcW w:type="dxa" w:w="10680"/>
+            <w:shd w:fill="FFFFFF" w:color="auto" w:val="clear"/>
+            <w:tcMar>
+              <w:top w:type="dxa" w:w="60"/>
+              <w:left w:type="dxa" w:w="120"/>
+              <w:bottom w:type="dxa" w:w="60"/>
+              <w:right w:type="dxa" w:w="120"/>
+            </w:tcMar>
+            <w:vAlign w:val="top"/>
+          </w:tcPr>
+          <w:p>
+            <w:pPr>
+              <w:spacing w:after="40" w:before="0"/>
+              <w:jc w:val="left"/>
+            </w:pPr>
+            <w:r>
+              <w:rPr>
+                <w:rFonts w:ascii="Arial" w:cs="Arial" w:eastAsia="Arial" w:hAnsi="Arial"/>
+                <w:b w:val="false"/>
+                <w:bCs w:val="false"/>
+                <w:i w:val="false"/>
+                <w:iCs w:val="false"/>
+                <w:color w:val="000000"/>
+                <w:sz w:val="18"/>
+                <w:szCs w:val="18"/>
+              </w:rPr>
+              <w:t xml:space="preserve">By the end of the sub-strand, the learner should be able to:</w:t>
+            </w:r>
+          </w:p>
+          <w:p>
+            <w:pPr>
+              <w:spacing w:after="40" w:before="0"/>
+              <w:jc w:val="left"/>
+            </w:pPr>
+            <w:r>
+              <w:rPr>
+                <w:rFonts w:ascii="Arial" w:cs="Arial" w:eastAsia="Arial" w:hAnsi="Arial"/>
+                <w:b w:val="false"/>
+                <w:bCs w:val="false"/>
+                <w:i w:val="false"/>
+                <w:iCs w:val="false"/>
+                <w:color w:val="000000"/>
+                <w:sz w:val="18"/>
+                <w:szCs w:val="18"/>
+              </w:rPr>
+              <w:t xml:space="preserve">a) describe the methods of magnetisation and demagnetisation in soft iron,</w:t>
+            </w:r>
+          </w:p>
+          <w:p>
+            <w:pPr>
+              <w:spacing w:after="40" w:before="0"/>
+              <w:jc w:val="left"/>
+            </w:pPr>
+            <w:r>
+              <w:rPr>
+                <w:rFonts w:ascii="Arial" w:cs="Arial" w:eastAsia="Arial" w:hAnsi="Arial"/>
+                <w:b w:val="false"/>
+                <w:bCs w:val="false"/>
+                <w:i w:val="false"/>
+                <w:iCs w:val="false"/>
+                <w:color w:val="000000"/>
+                <w:sz w:val="18"/>
+                <w:szCs w:val="18"/>
+              </w:rPr>
+              <w:t xml:space="preserve">b) describe the magnetic field patterns around a magnet,</w:t>
+            </w:r>
+          </w:p>
+          <w:p>
+            <w:pPr>
+              <w:spacing w:after="40" w:before="0"/>
+              <w:jc w:val="left"/>
+            </w:pPr>
+            <w:r>
+              <w:rPr>
+                <w:rFonts w:ascii="Arial" w:cs="Arial" w:eastAsia="Arial" w:hAnsi="Arial"/>
+                <w:b w:val="false"/>
+                <w:bCs w:val="false"/>
+                <w:i w:val="false"/>
+                <w:iCs w:val="false"/>
+                <w:color w:val="000000"/>
+                <w:sz w:val="18"/>
+                <w:szCs w:val="18"/>
+              </w:rPr>
+              <w:t xml:space="preserve">c) describe induced electromotive force in electromagnetism,</w:t>
+            </w:r>
+          </w:p>
+          <w:p>
+            <w:pPr>
+              <w:spacing w:after="40" w:before="0"/>
+              <w:jc w:val="left"/>
+            </w:pPr>
+            <w:r>
+              <w:rPr>
+                <w:rFonts w:ascii="Arial" w:cs="Arial" w:eastAsia="Arial" w:hAnsi="Arial"/>
+                <w:b w:val="false"/>
+                <w:bCs w:val="false"/>
+                <w:i w:val="false"/>
+                <w:iCs w:val="false"/>
+                <w:color w:val="000000"/>
+                <w:sz w:val="18"/>
+                <w:szCs w:val="18"/>
+              </w:rPr>
+              <w:t xml:space="preserve">d) perform an experiment on electromagnetic induction,</w:t>
+            </w:r>
+          </w:p>
+          <w:p>
+            <w:pPr>
+              <w:spacing w:after="40" w:before="0"/>
+              <w:jc w:val="left"/>
+            </w:pPr>
+            <w:r>
+              <w:rPr>
+                <w:rFonts w:ascii="Arial" w:cs="Arial" w:eastAsia="Arial" w:hAnsi="Arial"/>
+                <w:b w:val="false"/>
+                <w:bCs w:val="false"/>
+                <w:i w:val="false"/>
+                <w:iCs w:val="false"/>
+                <w:color w:val="000000"/>
+                <w:sz w:val="18"/>
+                <w:szCs w:val="18"/>
+              </w:rPr>
+              <w:t xml:space="preserve">e) explain factors affecting the magnitude of induced electromotive force (qualitative treatment),</w:t>
+            </w:r>
+          </w:p>
+          <w:p>
+            <w:pPr>
+              <w:spacing w:after="40" w:before="0"/>
+              <w:jc w:val="left"/>
+            </w:pPr>
+            <w:r>
+              <w:rPr>
+                <w:rFonts w:ascii="Arial" w:cs="Arial" w:eastAsia="Arial" w:hAnsi="Arial"/>
+                <w:b w:val="false"/>
+                <w:bCs w:val="false"/>
+                <w:i w:val="false"/>
+                <w:iCs w:val="false"/>
+                <w:color w:val="000000"/>
+                <w:sz w:val="18"/>
+                <w:szCs w:val="18"/>
+              </w:rPr>
+              <w:t xml:space="preserve">f) appreciate the applications of electromagnetic induction in day-to-day life.</w:t>
+            </w:r>
+          </w:p>
+        </w:tc>
+      </w:tr>
+      <w:tr>
+        <w:tc>
+          <w:tcPr>
+            <w:tcW w:type="dxa" w:w="3000"/>
+            <w:shd w:fill="D5E8F0" w:color="auto" w:val="clear"/>
+            <w:tcMar>
+              <w:top w:type="dxa" w:w="60"/>
+              <w:left w:type="dxa" w:w="120"/>
+              <w:bottom w:type="dxa" w:w="60"/>
+              <w:right w:type="dxa" w:w="120"/>
+            </w:tcMar>
+            <w:vAlign w:val="top"/>
+          </w:tcPr>
+          <w:p>
+            <w:pPr>
+              <w:spacing w:after="40" w:before="0"/>
+              <w:jc w:val="left"/>
+            </w:pPr>
+            <w:r>
+              <w:rPr>
+                <w:rFonts w:ascii="Arial" w:cs="Arial" w:eastAsia="Arial" w:hAnsi="Arial"/>
+                <w:b/>
+                <w:bCs/>
+                <w:i w:val="false"/>
+                <w:iCs w:val="false"/>
+                <w:color w:val="000000"/>
+                <w:sz w:val="18"/>
+                <w:szCs w:val="18"/>
+              </w:rPr>
+              <w:t xml:space="preserve">Core Competencies</w:t>
+            </w:r>
+          </w:p>
+        </w:tc>
+        <w:tc>
+          <w:tcPr>
+            <w:tcW w:type="dxa" w:w="10680"/>
+            <w:shd w:fill="FFFFFF" w:color="auto" w:val="clear"/>
+            <w:tcMar>
+              <w:top w:type="dxa" w:w="60"/>
+              <w:left w:type="dxa" w:w="120"/>
+              <w:bottom w:type="dxa" w:w="60"/>
+              <w:right w:type="dxa" w:w="120"/>
+            </w:tcMar>
+            <w:vAlign w:val="top"/>
+          </w:tcPr>
+          <w:p>
+            <w:pPr>
+              <w:spacing w:after="30" w:before="0"/>
+              <w:ind w:left="360" w:hanging="180"/>
+              <w:jc w:val="left"/>
+            </w:pPr>
+            <w:r>
+              <w:rPr>
+                <w:rFonts w:ascii="Arial" w:cs="Arial" w:eastAsia="Arial" w:hAnsi="Arial"/>
+                <w:b w:val="false"/>
+                <w:bCs w:val="false"/>
+                <w:i w:val="false"/>
+                <w:iCs w:val="false"/>
+                <w:color w:val="000000"/>
+                <w:sz w:val="18"/>
+                <w:szCs w:val="18"/>
+              </w:rPr>
+              <w:t xml:space="preserve">–  Creativity and Imagination: as the learner designs and makes a simple electric bell using locally available materials such as scrap wire, a battery, a nail and metal strips sourced from Nairobi's Gikomba or Kamukunji market areas.</w:t>
+            </w:r>
+          </w:p>
+          <w:p>
+            <w:pPr>
+              <w:spacing w:after="30" w:before="0"/>
+              <w:ind w:left="360" w:hanging="180"/>
+              <w:jc w:val="left"/>
+            </w:pPr>
+            <w:r>
+              <w:rPr>
+                <w:rFonts w:ascii="Arial" w:cs="Arial" w:eastAsia="Arial" w:hAnsi="Arial"/>
+                <w:b w:val="false"/>
+                <w:bCs w:val="false"/>
+                <w:i w:val="false"/>
+                <w:iCs w:val="false"/>
+                <w:color w:val="000000"/>
+                <w:sz w:val="18"/>
+                <w:szCs w:val="18"/>
+              </w:rPr>
+              <w:t xml:space="preserve">–  Learning to Learn: as the learner carries out experiments of magnetising a magnetic material and demagnetising a magnet, reflecting on results and adjusting experimental technique accordingly.</w:t>
+            </w:r>
+          </w:p>
+          <w:p>
+            <w:pPr>
+              <w:spacing w:after="30" w:before="0"/>
+              <w:ind w:left="360" w:hanging="180"/>
+              <w:jc w:val="left"/>
+            </w:pPr>
+            <w:r>
+              <w:rPr>
+                <w:rFonts w:ascii="Arial" w:cs="Arial" w:eastAsia="Arial" w:hAnsi="Arial"/>
+                <w:b w:val="false"/>
+                <w:bCs w:val="false"/>
+                <w:i w:val="false"/>
+                <w:iCs w:val="false"/>
+                <w:color w:val="000000"/>
+                <w:sz w:val="18"/>
+                <w:szCs w:val="18"/>
+              </w:rPr>
+              <w:t xml:space="preserve">–  Critical Thinking and Problem Solving: as the learner investigates and compares the effectiveness of different magnetisation methods and selects the most suitable one based on evidence gathered.</w:t>
+            </w:r>
+          </w:p>
+          <w:p>
+            <w:pPr>
+              <w:spacing w:after="30" w:before="0"/>
+              <w:ind w:left="360" w:hanging="180"/>
+              <w:jc w:val="left"/>
+            </w:pPr>
+            <w:r>
+              <w:rPr>
+                <w:rFonts w:ascii="Arial" w:cs="Arial" w:eastAsia="Arial" w:hAnsi="Arial"/>
+                <w:b w:val="false"/>
+                <w:bCs w:val="false"/>
+                <w:i w:val="false"/>
+                <w:iCs w:val="false"/>
+                <w:color w:val="000000"/>
+                <w:sz w:val="18"/>
+                <w:szCs w:val="18"/>
+              </w:rPr>
+              <w:t xml:space="preserve">–  Digital Literacy: as the learner uses available digital and print media to research on the factors that affect the magnitude of induced electromotive force and applications of electromagnetic induction.</w:t>
+            </w:r>
+          </w:p>
+        </w:tc>
+      </w:tr>
+      <w:tr>
+        <w:tc>
+          <w:tcPr>
+            <w:tcW w:type="dxa" w:w="3000"/>
+            <w:shd w:fill="E2EFDA" w:color="auto" w:val="clear"/>
+            <w:tcMar>
+              <w:top w:type="dxa" w:w="60"/>
+              <w:left w:type="dxa" w:w="120"/>
+              <w:bottom w:type="dxa" w:w="60"/>
+              <w:right w:type="dxa" w:w="120"/>
+            </w:tcMar>
+            <w:vAlign w:val="top"/>
+          </w:tcPr>
+          <w:p>
+            <w:pPr>
+              <w:spacing w:after="40" w:before="0"/>
+              <w:jc w:val="left"/>
+            </w:pPr>
+            <w:r>
+              <w:rPr>
+                <w:rFonts w:ascii="Arial" w:cs="Arial" w:eastAsia="Arial" w:hAnsi="Arial"/>
+                <w:b/>
+                <w:bCs/>
+                <w:i w:val="false"/>
+                <w:iCs w:val="false"/>
+                <w:color w:val="000000"/>
+                <w:sz w:val="18"/>
+                <w:szCs w:val="18"/>
+              </w:rPr>
+              <w:t xml:space="preserve">Core Values</w:t>
+            </w:r>
+          </w:p>
+        </w:tc>
+        <w:tc>
+          <w:tcPr>
+            <w:tcW w:type="dxa" w:w="10680"/>
+            <w:shd w:fill="FFFFFF" w:color="auto" w:val="clear"/>
+            <w:tcMar>
+              <w:top w:type="dxa" w:w="60"/>
+              <w:left w:type="dxa" w:w="120"/>
+              <w:bottom w:type="dxa" w:w="60"/>
+              <w:right w:type="dxa" w:w="120"/>
+            </w:tcMar>
+            <w:vAlign w:val="top"/>
+          </w:tcPr>
+          <w:p>
+            <w:pPr>
+              <w:spacing w:after="30" w:before="0"/>
+              <w:ind w:left="360" w:hanging="180"/>
+              <w:jc w:val="left"/>
+            </w:pPr>
+            <w:r>
+              <w:rPr>
+                <w:rFonts w:ascii="Arial" w:cs="Arial" w:eastAsia="Arial" w:hAnsi="Arial"/>
+                <w:b w:val="false"/>
+                <w:bCs w:val="false"/>
+                <w:i w:val="false"/>
+                <w:iCs w:val="false"/>
+                <w:color w:val="000000"/>
+                <w:sz w:val="18"/>
+                <w:szCs w:val="18"/>
+              </w:rPr>
+              <w:t xml:space="preserve">–  Unity: as the learner carries out assigned roles when performing experiments to demonstrate electromagnetic induction, working collaboratively with group members.</w:t>
+            </w:r>
+          </w:p>
+          <w:p>
+            <w:pPr>
+              <w:spacing w:after="30" w:before="0"/>
+              <w:ind w:left="360" w:hanging="180"/>
+              <w:jc w:val="left"/>
+            </w:pPr>
+            <w:r>
+              <w:rPr>
+                <w:rFonts w:ascii="Arial" w:cs="Arial" w:eastAsia="Arial" w:hAnsi="Arial"/>
+                <w:b w:val="false"/>
+                <w:bCs w:val="false"/>
+                <w:i w:val="false"/>
+                <w:iCs w:val="false"/>
+                <w:color w:val="000000"/>
+                <w:sz w:val="18"/>
+                <w:szCs w:val="18"/>
+              </w:rPr>
+              <w:t xml:space="preserve">–  Responsibility: as the learner takes care of the apparatus (U-shaped magnet, galvanometer and straight conductors) while carrying out experiments on electromagnetic induction.</w:t>
+            </w:r>
+          </w:p>
+          <w:p>
+            <w:pPr>
+              <w:spacing w:after="30" w:before="0"/>
+              <w:ind w:left="360" w:hanging="180"/>
+              <w:jc w:val="left"/>
+            </w:pPr>
+            <w:r>
+              <w:rPr>
+                <w:rFonts w:ascii="Arial" w:cs="Arial" w:eastAsia="Arial" w:hAnsi="Arial"/>
+                <w:b w:val="false"/>
+                <w:bCs w:val="false"/>
+                <w:i w:val="false"/>
+                <w:iCs w:val="false"/>
+                <w:color w:val="000000"/>
+                <w:sz w:val="18"/>
+                <w:szCs w:val="18"/>
+              </w:rPr>
+              <w:t xml:space="preserve">–  Integrity: as the learner honestly records and reports observations from magnetisation, demagnetisation and electromagnetic induction experiments without falsifying data.</w:t>
+            </w:r>
+          </w:p>
+          <w:p>
+            <w:pPr>
+              <w:spacing w:after="30" w:before="0"/>
+              <w:ind w:left="360" w:hanging="180"/>
+              <w:jc w:val="left"/>
+            </w:pPr>
+            <w:r>
+              <w:rPr>
+                <w:rFonts w:ascii="Arial" w:cs="Arial" w:eastAsia="Arial" w:hAnsi="Arial"/>
+                <w:b w:val="false"/>
+                <w:bCs w:val="false"/>
+                <w:i w:val="false"/>
+                <w:iCs w:val="false"/>
+                <w:color w:val="000000"/>
+                <w:sz w:val="18"/>
+                <w:szCs w:val="18"/>
+              </w:rPr>
+              <w:t xml:space="preserve">–  Respect: as the learner appreciates and considers the contributions of peers during group discussions on the applications of electromagnetic induction in day-to-day life.</w:t>
+            </w:r>
+          </w:p>
+        </w:tc>
+      </w:tr>
+      <w:tr>
+        <w:tc>
+          <w:tcPr>
+            <w:tcW w:type="dxa" w:w="3000"/>
+            <w:shd w:fill="D5E8F0" w:color="auto" w:val="clear"/>
+            <w:tcMar>
+              <w:top w:type="dxa" w:w="60"/>
+              <w:left w:type="dxa" w:w="120"/>
+              <w:bottom w:type="dxa" w:w="60"/>
+              <w:right w:type="dxa" w:w="120"/>
+            </w:tcMar>
+            <w:vAlign w:val="top"/>
+          </w:tcPr>
+          <w:p>
+            <w:pPr>
+              <w:spacing w:after="40" w:before="0"/>
+              <w:jc w:val="left"/>
+            </w:pPr>
+            <w:r>
+              <w:rPr>
+                <w:rFonts w:ascii="Arial" w:cs="Arial" w:eastAsia="Arial" w:hAnsi="Arial"/>
+                <w:b/>
+                <w:bCs/>
+                <w:i w:val="false"/>
+                <w:iCs w:val="false"/>
+                <w:color w:val="000000"/>
+                <w:sz w:val="18"/>
+                <w:szCs w:val="18"/>
+              </w:rPr>
+              <w:t xml:space="preserve">Science &amp; Engineering Practices</w:t>
+            </w:r>
+          </w:p>
+        </w:tc>
+        <w:tc>
+          <w:tcPr>
+            <w:tcW w:type="dxa" w:w="10680"/>
+            <w:shd w:fill="FFFFFF" w:color="auto" w:val="clear"/>
+            <w:tcMar>
+              <w:top w:type="dxa" w:w="60"/>
+              <w:left w:type="dxa" w:w="120"/>
+              <w:bottom w:type="dxa" w:w="60"/>
+              <w:right w:type="dxa" w:w="120"/>
+            </w:tcMar>
+            <w:vAlign w:val="top"/>
+          </w:tcPr>
+          <w:p>
+            <w:pPr>
+              <w:spacing w:after="30" w:before="0"/>
+              <w:ind w:left="360" w:hanging="180"/>
+              <w:jc w:val="left"/>
+            </w:pPr>
+            <w:r>
+              <w:rPr>
+                <w:rFonts w:ascii="Arial" w:cs="Arial" w:eastAsia="Arial" w:hAnsi="Arial"/>
+                <w:b w:val="false"/>
+                <w:bCs w:val="false"/>
+                <w:i w:val="false"/>
+                <w:iCs w:val="false"/>
+                <w:color w:val="000000"/>
+                <w:sz w:val="18"/>
+                <w:szCs w:val="18"/>
+              </w:rPr>
+              <w:t xml:space="preserve">–  Asking Questions and Defining Problems: as the learner formulates investigable questions about why a galvanometer deflects when a conductor moves through a magnetic field and what variables influence the size of the deflection.</w:t>
+            </w:r>
+          </w:p>
+          <w:p>
+            <w:pPr>
+              <w:spacing w:after="30" w:before="0"/>
+              <w:ind w:left="360" w:hanging="180"/>
+              <w:jc w:val="left"/>
+            </w:pPr>
+            <w:r>
+              <w:rPr>
+                <w:rFonts w:ascii="Arial" w:cs="Arial" w:eastAsia="Arial" w:hAnsi="Arial"/>
+                <w:b w:val="false"/>
+                <w:bCs w:val="false"/>
+                <w:i w:val="false"/>
+                <w:iCs w:val="false"/>
+                <w:color w:val="000000"/>
+                <w:sz w:val="18"/>
+                <w:szCs w:val="18"/>
+              </w:rPr>
+              <w:t xml:space="preserve">–  Planning and Carrying Out Investigations: as the learner designs and conducts controlled experiments on magnetisation, demagnetisation and electromagnetic induction using a U-shaped magnet, galvanometer and straight conductor.</w:t>
+            </w:r>
+          </w:p>
+          <w:p>
+            <w:pPr>
+              <w:spacing w:after="30" w:before="0"/>
+              <w:ind w:left="360" w:hanging="180"/>
+              <w:jc w:val="left"/>
+            </w:pPr>
+            <w:r>
+              <w:rPr>
+                <w:rFonts w:ascii="Arial" w:cs="Arial" w:eastAsia="Arial" w:hAnsi="Arial"/>
+                <w:b w:val="false"/>
+                <w:bCs w:val="false"/>
+                <w:i w:val="false"/>
+                <w:iCs w:val="false"/>
+                <w:color w:val="000000"/>
+                <w:sz w:val="18"/>
+                <w:szCs w:val="18"/>
+              </w:rPr>
+              <w:t xml:space="preserve">–  Analysing and Interpreting Data: as the learner records galvanometer deflection readings under different experimental conditions (conductor stationary, moving parallel, moving vertically, moving at an angle) and draws evidence-based conclusions.</w:t>
+            </w:r>
+          </w:p>
+          <w:p>
+            <w:pPr>
+              <w:spacing w:after="30" w:before="0"/>
+              <w:ind w:left="360" w:hanging="180"/>
+              <w:jc w:val="left"/>
+            </w:pPr>
+            <w:r>
+              <w:rPr>
+                <w:rFonts w:ascii="Arial" w:cs="Arial" w:eastAsia="Arial" w:hAnsi="Arial"/>
+                <w:b w:val="false"/>
+                <w:bCs w:val="false"/>
+                <w:i w:val="false"/>
+                <w:iCs w:val="false"/>
+                <w:color w:val="000000"/>
+                <w:sz w:val="18"/>
+                <w:szCs w:val="18"/>
+              </w:rPr>
+              <w:t xml:space="preserve">–  Constructing Explanations: as the learner explains the induced e.m.f concept using experimental evidence and connects it to real-life applications such as generators and electric bells.</w:t>
+            </w:r>
+          </w:p>
+          <w:p>
+            <w:pPr>
+              <w:spacing w:after="30" w:before="0"/>
+              <w:ind w:left="360" w:hanging="180"/>
+              <w:jc w:val="left"/>
+            </w:pPr>
+            <w:r>
+              <w:rPr>
+                <w:rFonts w:ascii="Arial" w:cs="Arial" w:eastAsia="Arial" w:hAnsi="Arial"/>
+                <w:b w:val="false"/>
+                <w:bCs w:val="false"/>
+                <w:i w:val="false"/>
+                <w:iCs w:val="false"/>
+                <w:color w:val="000000"/>
+                <w:sz w:val="18"/>
+                <w:szCs w:val="18"/>
+              </w:rPr>
+              <w:t xml:space="preserve">–  Obtaining, Evaluating and Communicating Information: as the learner researches factors affecting induced e.m.f using digital and print media and shares findings with peers in plenary discussions.</w:t>
+            </w:r>
+          </w:p>
+        </w:tc>
+      </w:tr>
+      <w:tr>
+        <w:tc>
+          <w:tcPr>
+            <w:tcW w:type="dxa" w:w="3000"/>
+            <w:shd w:fill="FCE4D6" w:color="auto" w:val="clear"/>
+            <w:tcMar>
+              <w:top w:type="dxa" w:w="60"/>
+              <w:left w:type="dxa" w:w="120"/>
+              <w:bottom w:type="dxa" w:w="60"/>
+              <w:right w:type="dxa" w:w="120"/>
+            </w:tcMar>
+            <w:vAlign w:val="top"/>
+          </w:tcPr>
+          <w:p>
+            <w:pPr>
+              <w:spacing w:after="40" w:before="0"/>
+              <w:jc w:val="left"/>
+            </w:pPr>
+            <w:r>
+              <w:rPr>
+                <w:rFonts w:ascii="Arial" w:cs="Arial" w:eastAsia="Arial" w:hAnsi="Arial"/>
+                <w:b/>
+                <w:bCs/>
+                <w:i w:val="false"/>
+                <w:iCs w:val="false"/>
+                <w:color w:val="000000"/>
+                <w:sz w:val="18"/>
+                <w:szCs w:val="18"/>
+              </w:rPr>
+              <w:t xml:space="preserve">Pertinent &amp; Contemporary Issues (PCIs)</w:t>
+            </w:r>
+          </w:p>
+        </w:tc>
+        <w:tc>
+          <w:tcPr>
+            <w:tcW w:type="dxa" w:w="10680"/>
+            <w:shd w:fill="FFFFFF" w:color="auto" w:val="clear"/>
+            <w:tcMar>
+              <w:top w:type="dxa" w:w="60"/>
+              <w:left w:type="dxa" w:w="120"/>
+              <w:bottom w:type="dxa" w:w="60"/>
+              <w:right w:type="dxa" w:w="120"/>
+            </w:tcMar>
+            <w:vAlign w:val="top"/>
+          </w:tcPr>
+          <w:p>
+            <w:pPr>
+              <w:spacing w:after="30" w:before="0"/>
+              <w:ind w:left="360" w:hanging="180"/>
+              <w:jc w:val="left"/>
+            </w:pPr>
+            <w:r>
+              <w:rPr>
+                <w:rFonts w:ascii="Arial" w:cs="Arial" w:eastAsia="Arial" w:hAnsi="Arial"/>
+                <w:b w:val="false"/>
+                <w:bCs w:val="false"/>
+                <w:i w:val="false"/>
+                <w:iCs w:val="false"/>
+                <w:color w:val="000000"/>
+                <w:sz w:val="18"/>
+                <w:szCs w:val="18"/>
+              </w:rPr>
+              <w:t xml:space="preserve">–  Life Skills (Self-Esteem): as the learner explains the methods of magnetisation and demagnetisation with confidence, demonstrating growing scientific self-efficacy.</w:t>
+            </w:r>
+          </w:p>
+          <w:p>
+            <w:pPr>
+              <w:spacing w:after="30" w:before="0"/>
+              <w:ind w:left="360" w:hanging="180"/>
+              <w:jc w:val="left"/>
+            </w:pPr>
+            <w:r>
+              <w:rPr>
+                <w:rFonts w:ascii="Arial" w:cs="Arial" w:eastAsia="Arial" w:hAnsi="Arial"/>
+                <w:b w:val="false"/>
+                <w:bCs w:val="false"/>
+                <w:i w:val="false"/>
+                <w:iCs w:val="false"/>
+                <w:color w:val="000000"/>
+                <w:sz w:val="18"/>
+                <w:szCs w:val="18"/>
+              </w:rPr>
+              <w:t xml:space="preserve">–  Safety and Security: as the learner observes laboratory safety precautions when handling apparatus during electromagnetic induction experiments, including safe use of electrical connections.</w:t>
+            </w:r>
+          </w:p>
+          <w:p>
+            <w:pPr>
+              <w:spacing w:after="30" w:before="0"/>
+              <w:ind w:left="360" w:hanging="180"/>
+              <w:jc w:val="left"/>
+            </w:pPr>
+            <w:r>
+              <w:rPr>
+                <w:rFonts w:ascii="Arial" w:cs="Arial" w:eastAsia="Arial" w:hAnsi="Arial"/>
+                <w:b w:val="false"/>
+                <w:bCs w:val="false"/>
+                <w:i w:val="false"/>
+                <w:iCs w:val="false"/>
+                <w:color w:val="000000"/>
+                <w:sz w:val="18"/>
+                <w:szCs w:val="18"/>
+              </w:rPr>
+              <w:t xml:space="preserve">–  Financial Literacy: as the learner uses locally available and low-cost materials (nails, scrap wire, dry cells) to construct a simple electric bell, appreciating cost-effective innovation.</w:t>
+            </w:r>
+          </w:p>
+          <w:p>
+            <w:pPr>
+              <w:spacing w:after="30" w:before="0"/>
+              <w:ind w:left="360" w:hanging="180"/>
+              <w:jc w:val="left"/>
+            </w:pPr>
+            <w:r>
+              <w:rPr>
+                <w:rFonts w:ascii="Arial" w:cs="Arial" w:eastAsia="Arial" w:hAnsi="Arial"/>
+                <w:b w:val="false"/>
+                <w:bCs w:val="false"/>
+                <w:i w:val="false"/>
+                <w:iCs w:val="false"/>
+                <w:color w:val="000000"/>
+                <w:sz w:val="18"/>
+                <w:szCs w:val="18"/>
+              </w:rPr>
+              <w:t xml:space="preserve">–  Socio-Economic and Environmental Issues: as the learner explores how electromagnetic induction underpins electricity generation in Kenya, including hydroelectric power at stations such as those on the Tana River and geothermal plants in Olkaria, Naivasha.</w:t>
+            </w:r>
+          </w:p>
+        </w:tc>
+      </w:tr>
+      <w:tr>
+        <w:tc>
+          <w:tcPr>
+            <w:tcW w:type="dxa" w:w="3000"/>
+            <w:shd w:fill="D9EEF1" w:color="auto" w:val="clear"/>
+            <w:tcMar>
+              <w:top w:type="dxa" w:w="60"/>
+              <w:left w:type="dxa" w:w="120"/>
+              <w:bottom w:type="dxa" w:w="60"/>
+              <w:right w:type="dxa" w:w="120"/>
+            </w:tcMar>
+            <w:vAlign w:val="top"/>
+          </w:tcPr>
+          <w:p>
+            <w:pPr>
+              <w:spacing w:after="40" w:before="0"/>
+              <w:jc w:val="left"/>
+            </w:pPr>
+            <w:r>
+              <w:rPr>
+                <w:rFonts w:ascii="Arial" w:cs="Arial" w:eastAsia="Arial" w:hAnsi="Arial"/>
+                <w:b/>
+                <w:bCs/>
+                <w:i w:val="false"/>
+                <w:iCs w:val="false"/>
+                <w:color w:val="000000"/>
+                <w:sz w:val="18"/>
+                <w:szCs w:val="18"/>
+              </w:rPr>
+              <w:t xml:space="preserve">Career Connections</w:t>
+            </w:r>
+          </w:p>
+        </w:tc>
+        <w:tc>
+          <w:tcPr>
+            <w:tcW w:type="dxa" w:w="10680"/>
+            <w:shd w:fill="FFFFFF" w:color="auto" w:val="clear"/>
+            <w:tcMar>
+              <w:top w:type="dxa" w:w="60"/>
+              <w:left w:type="dxa" w:w="120"/>
+              <w:bottom w:type="dxa" w:w="60"/>
+              <w:right w:type="dxa" w:w="120"/>
+            </w:tcMar>
+            <w:vAlign w:val="top"/>
+          </w:tcPr>
+          <w:p>
+            <w:pPr>
+              <w:spacing w:after="30" w:before="0"/>
+              <w:ind w:left="360" w:hanging="180"/>
+              <w:jc w:val="left"/>
+            </w:pPr>
+            <w:r>
+              <w:rPr>
+                <w:rFonts w:ascii="Arial" w:cs="Arial" w:eastAsia="Arial" w:hAnsi="Arial"/>
+                <w:b w:val="false"/>
+                <w:bCs w:val="false"/>
+                <w:i w:val="false"/>
+                <w:iCs w:val="false"/>
+                <w:color w:val="000000"/>
+                <w:sz w:val="18"/>
+                <w:szCs w:val="18"/>
+              </w:rPr>
+              <w:t xml:space="preserve">–  Electrical Engineer: electromagnetic induction is the foundational principle behind generator and transformer design used in Kenya Power's national grid infrastructure.</w:t>
+            </w:r>
+          </w:p>
+          <w:p>
+            <w:pPr>
+              <w:spacing w:after="30" w:before="0"/>
+              <w:ind w:left="360" w:hanging="180"/>
+              <w:jc w:val="left"/>
+            </w:pPr>
+            <w:r>
+              <w:rPr>
+                <w:rFonts w:ascii="Arial" w:cs="Arial" w:eastAsia="Arial" w:hAnsi="Arial"/>
+                <w:b w:val="false"/>
+                <w:bCs w:val="false"/>
+                <w:i w:val="false"/>
+                <w:iCs w:val="false"/>
+                <w:color w:val="000000"/>
+                <w:sz w:val="18"/>
+                <w:szCs w:val="18"/>
+              </w:rPr>
+              <w:t xml:space="preserve">–  Renewable Energy Technician: wind and hydroelectric turbines at sites such as Lake Turkana Wind Power and Olkaria Geothermal Plant operate on electromagnetic induction principles covered in this sub-strand.</w:t>
+            </w:r>
+          </w:p>
+          <w:p>
+            <w:pPr>
+              <w:spacing w:after="30" w:before="0"/>
+              <w:ind w:left="360" w:hanging="180"/>
+              <w:jc w:val="left"/>
+            </w:pPr>
+            <w:r>
+              <w:rPr>
+                <w:rFonts w:ascii="Arial" w:cs="Arial" w:eastAsia="Arial" w:hAnsi="Arial"/>
+                <w:b w:val="false"/>
+                <w:bCs w:val="false"/>
+                <w:i w:val="false"/>
+                <w:iCs w:val="false"/>
+                <w:color w:val="000000"/>
+                <w:sz w:val="18"/>
+                <w:szCs w:val="18"/>
+              </w:rPr>
+              <w:t xml:space="preserve">–  Telecommunications Technician: understanding magnetic fields and induced e.m.f supports work with antennas, signal transformers and communication infrastructure across Kenya.</w:t>
+            </w:r>
+          </w:p>
+          <w:p>
+            <w:pPr>
+              <w:spacing w:after="30" w:before="0"/>
+              <w:ind w:left="360" w:hanging="180"/>
+              <w:jc w:val="left"/>
+            </w:pPr>
+            <w:r>
+              <w:rPr>
+                <w:rFonts w:ascii="Arial" w:cs="Arial" w:eastAsia="Arial" w:hAnsi="Arial"/>
+                <w:b w:val="false"/>
+                <w:bCs w:val="false"/>
+                <w:i w:val="false"/>
+                <w:iCs w:val="false"/>
+                <w:color w:val="000000"/>
+                <w:sz w:val="18"/>
+                <w:szCs w:val="18"/>
+              </w:rPr>
+              <w:t xml:space="preserve">–  Mechatronics and Automation Technician: electric motors and solenoid-based actuators used in Kenya's growing manufacturing and agri-processing industries rely on electromagnetism concepts.</w:t>
+            </w:r>
+          </w:p>
+          <w:p>
+            <w:pPr>
+              <w:spacing w:after="30" w:before="0"/>
+              <w:ind w:left="360" w:hanging="180"/>
+              <w:jc w:val="left"/>
+            </w:pPr>
+            <w:r>
+              <w:rPr>
+                <w:rFonts w:ascii="Arial" w:cs="Arial" w:eastAsia="Arial" w:hAnsi="Arial"/>
+                <w:b w:val="false"/>
+                <w:bCs w:val="false"/>
+                <w:i w:val="false"/>
+                <w:iCs w:val="false"/>
+                <w:color w:val="000000"/>
+                <w:sz w:val="18"/>
+                <w:szCs w:val="18"/>
+              </w:rPr>
+              <w:t xml:space="preserve">–  Biomedical Equipment Technician: MRI machines and other hospital diagnostic equipment used in facilities like Kenyatta National Hospital involve magnetic field principles explored in this sub-strand.</w:t>
+            </w:r>
+          </w:p>
+        </w:tc>
+      </w:tr>
+      <w:tr>
+        <w:tc>
+          <w:tcPr>
+            <w:tcW w:type="dxa" w:w="3000"/>
+            <w:shd w:fill="D5E8F0" w:color="auto" w:val="clear"/>
+            <w:tcMar>
+              <w:top w:type="dxa" w:w="60"/>
+              <w:left w:type="dxa" w:w="120"/>
+              <w:bottom w:type="dxa" w:w="60"/>
+              <w:right w:type="dxa" w:w="120"/>
+            </w:tcMar>
+            <w:vAlign w:val="top"/>
+          </w:tcPr>
+          <w:p>
+            <w:pPr>
+              <w:spacing w:after="40" w:before="0"/>
+              <w:jc w:val="left"/>
+            </w:pPr>
+            <w:r>
+              <w:rPr>
+                <w:rFonts w:ascii="Arial" w:cs="Arial" w:eastAsia="Arial" w:hAnsi="Arial"/>
+                <w:b/>
+                <w:bCs/>
+                <w:i w:val="false"/>
+                <w:iCs w:val="false"/>
+                <w:color w:val="000000"/>
+                <w:sz w:val="18"/>
+                <w:szCs w:val="18"/>
+              </w:rPr>
+              <w:t xml:space="preserve">Focus for Lessons</w:t>
+            </w:r>
+          </w:p>
+        </w:tc>
+        <w:tc>
+          <w:tcPr>
+            <w:tcW w:type="dxa" w:w="10680"/>
+            <w:shd w:fill="FFFFFF" w:color="auto" w:val="clear"/>
+            <w:tcMar>
+              <w:top w:type="dxa" w:w="60"/>
+              <w:left w:type="dxa" w:w="120"/>
+              <w:bottom w:type="dxa" w:w="60"/>
+              <w:right w:type="dxa" w:w="120"/>
+            </w:tcMar>
+            <w:vAlign w:val="top"/>
+          </w:tcPr>
+          <w:p>
+            <w:pPr>
+              <w:spacing w:after="40" w:before="0"/>
+              <w:jc w:val="left"/>
+            </w:pPr>
+            <w:r>
+              <w:rPr>
+                <w:rFonts w:ascii="Arial" w:cs="Arial" w:eastAsia="Arial" w:hAnsi="Arial"/>
+                <w:b w:val="false"/>
+                <w:bCs w:val="false"/>
+                <w:i w:val="false"/>
+                <w:iCs w:val="false"/>
+                <w:color w:val="000000"/>
+                <w:sz w:val="18"/>
+                <w:szCs w:val="18"/>
+              </w:rPr>
+              <w:t xml:space="preserve">This unit investigates the principles of magnetism and electromagnetic induction through hands-on experimentation, structured inquiry and real-world application. Learners explore how magnetic fields are created and mapped, how motion within a magnetic field induces an electromotive force, and what variables control the magnitude of that induced e.m.f. The unit is anchored in Kenya's lived energy landscape — from hand-cranked torches used by farmers in rural Rift Valley to the massive turbines at Olkaria Geothermal Plant — helping learners connect abstract electromagnetic theory to tangible national development challenges.</w:t>
+            </w:r>
+          </w:p>
+        </w:tc>
+      </w:tr>
+      <w:tr>
+        <w:tc>
+          <w:tcPr>
+            <w:tcW w:type="dxa" w:w="3000"/>
+            <w:shd w:fill="EAD1F5" w:color="auto" w:val="clear"/>
+            <w:tcMar>
+              <w:top w:type="dxa" w:w="60"/>
+              <w:left w:type="dxa" w:w="120"/>
+              <w:bottom w:type="dxa" w:w="60"/>
+              <w:right w:type="dxa" w:w="120"/>
+            </w:tcMar>
+            <w:vAlign w:val="top"/>
+          </w:tcPr>
+          <w:p>
+            <w:pPr>
+              <w:spacing w:after="40" w:before="0"/>
+              <w:jc w:val="left"/>
+            </w:pPr>
+            <w:r>
+              <w:rPr>
+                <w:rFonts w:ascii="Arial" w:cs="Arial" w:eastAsia="Arial" w:hAnsi="Arial"/>
+                <w:b/>
+                <w:bCs/>
+                <w:i w:val="false"/>
+                <w:iCs w:val="false"/>
+                <w:color w:val="000000"/>
+                <w:sz w:val="18"/>
+                <w:szCs w:val="18"/>
+              </w:rPr>
+              <w:t xml:space="preserve">Driving Question / Key Inquiry Questions</w:t>
+            </w:r>
+          </w:p>
+        </w:tc>
+        <w:tc>
+          <w:tcPr>
+            <w:tcW w:type="dxa" w:w="10680"/>
+            <w:shd w:fill="FFFFFF" w:color="auto" w:val="clear"/>
+            <w:tcMar>
+              <w:top w:type="dxa" w:w="60"/>
+              <w:left w:type="dxa" w:w="120"/>
+              <w:bottom w:type="dxa" w:w="60"/>
+              <w:right w:type="dxa" w:w="120"/>
+            </w:tcMar>
+            <w:vAlign w:val="top"/>
+          </w:tcPr>
+          <w:p>
+            <w:pPr>
+              <w:spacing w:after="40" w:before="0"/>
+              <w:jc w:val="left"/>
+            </w:pPr>
+            <w:r>
+              <w:rPr>
+                <w:rFonts w:ascii="Arial" w:cs="Arial" w:eastAsia="Arial" w:hAnsi="Arial"/>
+                <w:b w:val="false"/>
+                <w:bCs w:val="false"/>
+                <w:i w:val="false"/>
+                <w:iCs w:val="false"/>
+                <w:color w:val="000000"/>
+                <w:sz w:val="18"/>
+                <w:szCs w:val="18"/>
+              </w:rPr>
+              <w:t xml:space="preserve">DRIVING QUESTION: How does moving a wire through a magnetic field produce electricity — and how is this principle powering homes, farms and industries across Kenya?</w:t>
+            </w:r>
+          </w:p>
+          <w:p>
+            <w:pPr>
+              <w:spacing w:after="40" w:before="0"/>
+              <w:jc w:val="left"/>
+            </w:pPr>
+            <w:r>
+              <w:rPr>
+                <w:rFonts w:ascii="Arial" w:cs="Arial" w:eastAsia="Arial" w:hAnsi="Arial"/>
+                <w:b w:val="false"/>
+                <w:bCs w:val="false"/>
+                <w:i w:val="false"/>
+                <w:iCs w:val="false"/>
+                <w:color w:val="000000"/>
+                <w:sz w:val="18"/>
+                <w:szCs w:val="18"/>
+              </w:rPr>
+              <w:t xml:space="preserve"/>
+            </w:r>
+          </w:p>
+          <w:p>
+            <w:pPr>
+              <w:spacing w:after="40" w:before="0"/>
+              <w:jc w:val="left"/>
+            </w:pPr>
+            <w:r>
+              <w:rPr>
+                <w:rFonts w:ascii="Arial" w:cs="Arial" w:eastAsia="Arial" w:hAnsi="Arial"/>
+                <w:b w:val="false"/>
+                <w:bCs w:val="false"/>
+                <w:i w:val="false"/>
+                <w:iCs w:val="false"/>
+                <w:color w:val="000000"/>
+                <w:sz w:val="18"/>
+                <w:szCs w:val="18"/>
+              </w:rPr>
+              <w:t xml:space="preserve">KICD KEY INQUIRY QUESTION:</w:t>
+            </w:r>
+          </w:p>
+          <w:p>
+            <w:pPr>
+              <w:spacing w:after="40" w:before="0"/>
+              <w:jc w:val="left"/>
+            </w:pPr>
+            <w:r>
+              <w:rPr>
+                <w:rFonts w:ascii="Arial" w:cs="Arial" w:eastAsia="Arial" w:hAnsi="Arial"/>
+                <w:b w:val="false"/>
+                <w:bCs w:val="false"/>
+                <w:i w:val="false"/>
+                <w:iCs w:val="false"/>
+                <w:color w:val="000000"/>
+                <w:sz w:val="18"/>
+                <w:szCs w:val="18"/>
+              </w:rPr>
+              <w:t xml:space="preserve">1. How is the study of electromagnetic induction important in our daily life?</w:t>
+            </w:r>
+          </w:p>
+        </w:tc>
+      </w:tr>
+      <w:tr>
+        <w:tc>
+          <w:tcPr>
+            <w:tcW w:type="dxa" w:w="3000"/>
+            <w:shd w:fill="EAD1F5" w:color="auto" w:val="clear"/>
+            <w:tcMar>
+              <w:top w:type="dxa" w:w="60"/>
+              <w:left w:type="dxa" w:w="120"/>
+              <w:bottom w:type="dxa" w:w="60"/>
+              <w:right w:type="dxa" w:w="120"/>
+            </w:tcMar>
+            <w:vAlign w:val="top"/>
+          </w:tcPr>
+          <w:p>
+            <w:pPr>
+              <w:spacing w:after="40" w:before="0"/>
+              <w:jc w:val="left"/>
+            </w:pPr>
+            <w:r>
+              <w:rPr>
+                <w:rFonts w:ascii="Arial" w:cs="Arial" w:eastAsia="Arial" w:hAnsi="Arial"/>
+                <w:b/>
+                <w:bCs/>
+                <w:i w:val="false"/>
+                <w:iCs w:val="false"/>
+                <w:color w:val="000000"/>
+                <w:sz w:val="18"/>
+                <w:szCs w:val="18"/>
+              </w:rPr>
+              <w:t xml:space="preserve">Anchoring Phenomenon</w:t>
+            </w:r>
+          </w:p>
+        </w:tc>
+        <w:tc>
+          <w:tcPr>
+            <w:tcW w:type="dxa" w:w="10680"/>
+            <w:shd w:fill="FFFFFF" w:color="auto" w:val="clear"/>
+            <w:tcMar>
+              <w:top w:type="dxa" w:w="60"/>
+              <w:left w:type="dxa" w:w="120"/>
+              <w:bottom w:type="dxa" w:w="60"/>
+              <w:right w:type="dxa" w:w="120"/>
+            </w:tcMar>
+            <w:vAlign w:val="top"/>
+          </w:tcPr>
+          <w:p>
+            <w:pPr>
+              <w:spacing w:after="40" w:before="0"/>
+              <w:jc w:val="left"/>
+            </w:pPr>
+            <w:r>
+              <w:rPr>
+                <w:rFonts w:ascii="Arial" w:cs="Arial" w:eastAsia="Arial" w:hAnsi="Arial"/>
+                <w:b w:val="false"/>
+                <w:bCs w:val="false"/>
+                <w:i w:val="false"/>
+                <w:iCs w:val="false"/>
+                <w:color w:val="000000"/>
+                <w:sz w:val="18"/>
+                <w:szCs w:val="18"/>
+              </w:rPr>
+              <w:t xml:space="preserve">A form one student in a boarding school in Kericho notices that when the school's generator room door is open during a power outage, she can see large copper coils rotating inside a metal housing connected to the national grid line. No battery or chemical reaction is visible, yet the coils produce enough electricity to light the entire dormitory. She is puzzled: how can simply spinning a coil of wire near a magnet produce electricity powerful enough to run lights, water pumps and kitchen equipment? She tries to replicate this at home using a bicycle dynamo she removes from an old bike — when she spins the wheel, a small LED lights up, but only when the wheel is moving. When she holds the dynamo still, the light goes out immediately. She cannot explain why movement is essential, why faster spinning makes the light brighter, or why the same principle that powers her bicycle light is also responsible for Kenya's national electricity supply.</w:t>
+            </w:r>
+          </w:p>
+        </w:tc>
+      </w:tr>
+      <w:tr>
+        <w:tc>
+          <w:tcPr>
+            <w:tcW w:type="dxa" w:w="3000"/>
+            <w:shd w:fill="D9EEF1" w:color="auto" w:val="clear"/>
+            <w:tcMar>
+              <w:top w:type="dxa" w:w="60"/>
+              <w:left w:type="dxa" w:w="120"/>
+              <w:bottom w:type="dxa" w:w="60"/>
+              <w:right w:type="dxa" w:w="120"/>
+            </w:tcMar>
+            <w:vAlign w:val="top"/>
+          </w:tcPr>
+          <w:p>
+            <w:pPr>
+              <w:spacing w:after="40" w:before="0"/>
+              <w:jc w:val="left"/>
+            </w:pPr>
+            <w:r>
+              <w:rPr>
+                <w:rFonts w:ascii="Arial" w:cs="Arial" w:eastAsia="Arial" w:hAnsi="Arial"/>
+                <w:b/>
+                <w:bCs/>
+                <w:i w:val="false"/>
+                <w:iCs w:val="false"/>
+                <w:color w:val="000000"/>
+                <w:sz w:val="18"/>
+                <w:szCs w:val="18"/>
+              </w:rPr>
+              <w:t xml:space="preserve">Storyline Thread</w:t>
+            </w:r>
+          </w:p>
+        </w:tc>
+        <w:tc>
+          <w:tcPr>
+            <w:tcW w:type="dxa" w:w="10680"/>
+            <w:shd w:fill="FFFFFF" w:color="auto" w:val="clear"/>
+            <w:tcMar>
+              <w:top w:type="dxa" w:w="60"/>
+              <w:left w:type="dxa" w:w="120"/>
+              <w:bottom w:type="dxa" w:w="60"/>
+              <w:right w:type="dxa" w:w="120"/>
+            </w:tcMar>
+            <w:vAlign w:val="top"/>
+          </w:tcPr>
+          <w:p>
+            <w:pPr>
+              <w:spacing w:after="40" w:before="0"/>
+              <w:jc w:val="left"/>
+            </w:pPr>
+            <w:r>
+              <w:rPr>
+                <w:rFonts w:ascii="Arial" w:cs="Arial" w:eastAsia="Arial" w:hAnsi="Arial"/>
+                <w:b w:val="false"/>
+                <w:bCs w:val="false"/>
+                <w:i w:val="false"/>
+                <w:iCs w:val="false"/>
+                <w:color w:val="000000"/>
+                <w:sz w:val="18"/>
+                <w:szCs w:val="18"/>
+              </w:rPr>
+              <w:t xml:space="preserve">Lesson 1 — Anchoring Phenomenon &amp; Magnetisation Methods: Learners observe the bicycle dynamo and hand-cranked torch demonstrations, record initial puzzling observations, and make written predictions about the source of electricity. They then carry out experiments on methods of magnetisation of soft iron (stroking, electrical and induction methods), compare results, and begin the Driving Question Board (DQB) by posting "What do we notice?" and "What do we wonder?" questions.</w:t>
+            </w:r>
+          </w:p>
+          <w:p>
+            <w:pPr>
+              <w:spacing w:after="40" w:before="0"/>
+              <w:jc w:val="left"/>
+            </w:pPr>
+            <w:r>
+              <w:rPr>
+                <w:rFonts w:ascii="Arial" w:cs="Arial" w:eastAsia="Arial" w:hAnsi="Arial"/>
+                <w:b w:val="false"/>
+                <w:bCs w:val="false"/>
+                <w:i w:val="false"/>
+                <w:iCs w:val="false"/>
+                <w:color w:val="000000"/>
+                <w:sz w:val="18"/>
+                <w:szCs w:val="18"/>
+              </w:rPr>
+              <w:t xml:space="preserve"/>
+            </w:r>
+          </w:p>
+          <w:p>
+            <w:pPr>
+              <w:spacing w:after="40" w:before="0"/>
+              <w:jc w:val="left"/>
+            </w:pPr>
+            <w:r>
+              <w:rPr>
+                <w:rFonts w:ascii="Arial" w:cs="Arial" w:eastAsia="Arial" w:hAnsi="Arial"/>
+                <w:b w:val="false"/>
+                <w:bCs w:val="false"/>
+                <w:i w:val="false"/>
+                <w:iCs w:val="false"/>
+                <w:color w:val="000000"/>
+                <w:sz w:val="18"/>
+                <w:szCs w:val="18"/>
+              </w:rPr>
+              <w:t xml:space="preserve">Lesson 2 — Demagnetisation &amp; Properties of Magnets: Building on Lesson 1, learners carry out demagnetisation experiments (heating over a jiko, hammering on a hard surface, and electrical demagnetisation using alternating current). They compare how each method destroys magnetism and connect the Kericho student's observation that the generator coils must keep moving — stillness produces nothing — to the loss of ordered magnetic domains.</w:t>
+            </w:r>
+          </w:p>
+          <w:p>
+            <w:pPr>
+              <w:spacing w:after="40" w:before="0"/>
+              <w:jc w:val="left"/>
+            </w:pPr>
+            <w:r>
+              <w:rPr>
+                <w:rFonts w:ascii="Arial" w:cs="Arial" w:eastAsia="Arial" w:hAnsi="Arial"/>
+                <w:b w:val="false"/>
+                <w:bCs w:val="false"/>
+                <w:i w:val="false"/>
+                <w:iCs w:val="false"/>
+                <w:color w:val="000000"/>
+                <w:sz w:val="18"/>
+                <w:szCs w:val="18"/>
+              </w:rPr>
+              <w:t xml:space="preserve"/>
+            </w:r>
+          </w:p>
+          <w:p>
+            <w:pPr>
+              <w:spacing w:after="40" w:before="0"/>
+              <w:jc w:val="left"/>
+            </w:pPr>
+            <w:r>
+              <w:rPr>
+                <w:rFonts w:ascii="Arial" w:cs="Arial" w:eastAsia="Arial" w:hAnsi="Arial"/>
+                <w:b w:val="false"/>
+                <w:bCs w:val="false"/>
+                <w:i w:val="false"/>
+                <w:iCs w:val="false"/>
+                <w:color w:val="000000"/>
+                <w:sz w:val="18"/>
+                <w:szCs w:val="18"/>
+              </w:rPr>
+              <w:t xml:space="preserve">Lesson 3 — Magnetic Field Patterns: Learners use iron filings and plotting compasses to map and draw field lines around bar magnets and U-shaped magnets. They observe field concentration at poles, field direction conventions, and the uniform field between the poles of a U-shaped magnet. They annotate field diagrams and update the DQB: "Where is the field strongest — and why does that matter for a generator?"</w:t>
+            </w:r>
+          </w:p>
+          <w:p>
+            <w:pPr>
+              <w:spacing w:after="40" w:before="0"/>
+              <w:jc w:val="left"/>
+            </w:pPr>
+            <w:r>
+              <w:rPr>
+                <w:rFonts w:ascii="Arial" w:cs="Arial" w:eastAsia="Arial" w:hAnsi="Arial"/>
+                <w:b w:val="false"/>
+                <w:bCs w:val="false"/>
+                <w:i w:val="false"/>
+                <w:iCs w:val="false"/>
+                <w:color w:val="000000"/>
+                <w:sz w:val="18"/>
+                <w:szCs w:val="18"/>
+              </w:rPr>
+              <w:t xml:space="preserve"/>
+            </w:r>
+          </w:p>
+          <w:p>
+            <w:pPr>
+              <w:spacing w:after="40" w:before="0"/>
+              <w:jc w:val="left"/>
+            </w:pPr>
+            <w:r>
+              <w:rPr>
+                <w:rFonts w:ascii="Arial" w:cs="Arial" w:eastAsia="Arial" w:hAnsi="Arial"/>
+                <w:b w:val="false"/>
+                <w:bCs w:val="false"/>
+                <w:i w:val="false"/>
+                <w:iCs w:val="false"/>
+                <w:color w:val="000000"/>
+                <w:sz w:val="18"/>
+                <w:szCs w:val="18"/>
+              </w:rPr>
+              <w:t xml:space="preserve">Lesson 4 — Introducing Induced E.M.F (Qualitative): Learners are introduced to the concept of induced electromotive force. Using a U-shaped magnet, a sensitive galvanometer and a straight copper conductor, they carry out the KICD-prescribed electromagnetic induction experiment: observing deflection when the conductor is (a) stationary between poles, (b) moved parallel to field, (c) moved vertically upward, (d) moved at an angle to the field. Learners record deflection direction and magnitude for each condition and construct an initial explanation for the anchoring phenomenon.</w:t>
+            </w:r>
+          </w:p>
+          <w:p>
+            <w:pPr>
+              <w:spacing w:after="40" w:before="0"/>
+              <w:jc w:val="left"/>
+            </w:pPr>
+            <w:r>
+              <w:rPr>
+                <w:rFonts w:ascii="Arial" w:cs="Arial" w:eastAsia="Arial" w:hAnsi="Arial"/>
+                <w:b w:val="false"/>
+                <w:bCs w:val="false"/>
+                <w:i w:val="false"/>
+                <w:iCs w:val="false"/>
+                <w:color w:val="000000"/>
+                <w:sz w:val="18"/>
+                <w:szCs w:val="18"/>
+              </w:rPr>
+              <w:t xml:space="preserve"/>
+            </w:r>
+          </w:p>
+          <w:p>
+            <w:pPr>
+              <w:spacing w:after="40" w:before="0"/>
+              <w:jc w:val="left"/>
+            </w:pPr>
+            <w:r>
+              <w:rPr>
+                <w:rFonts w:ascii="Arial" w:cs="Arial" w:eastAsia="Arial" w:hAnsi="Arial"/>
+                <w:b w:val="false"/>
+                <w:bCs w:val="false"/>
+                <w:i w:val="false"/>
+                <w:iCs w:val="false"/>
+                <w:color w:val="000000"/>
+                <w:sz w:val="18"/>
+                <w:szCs w:val="18"/>
+              </w:rPr>
+              <w:t xml:space="preserve">Lesson 5 — Factors Affecting Magnitude of Induced E.M.F: Learners design and conduct guided investigations varying (a) speed of conductor movement, (b) strength of the magnet, (c) number of turns of wire, and (d) angle of movement through the field. Results are tabulated and graphed. Learners connect findings back to the dynamo torch observation: faster cranking → larger induced e.m.f → brighter LED. The DQB is updated with evidence-based answers replacing earlier predictions.</w:t>
+            </w:r>
+          </w:p>
+          <w:p>
+            <w:pPr>
+              <w:spacing w:after="40" w:before="0"/>
+              <w:jc w:val="left"/>
+            </w:pPr>
+            <w:r>
+              <w:rPr>
+                <w:rFonts w:ascii="Arial" w:cs="Arial" w:eastAsia="Arial" w:hAnsi="Arial"/>
+                <w:b w:val="false"/>
+                <w:bCs w:val="false"/>
+                <w:i w:val="false"/>
+                <w:iCs w:val="false"/>
+                <w:color w:val="000000"/>
+                <w:sz w:val="18"/>
+                <w:szCs w:val="18"/>
+              </w:rPr>
+              <w:t xml:space="preserve"/>
+            </w:r>
+          </w:p>
+          <w:p>
+            <w:pPr>
+              <w:spacing w:after="40" w:before="0"/>
+              <w:jc w:val="left"/>
+            </w:pPr>
+            <w:r>
+              <w:rPr>
+                <w:rFonts w:ascii="Arial" w:cs="Arial" w:eastAsia="Arial" w:hAnsi="Arial"/>
+                <w:b w:val="false"/>
+                <w:bCs w:val="false"/>
+                <w:i w:val="false"/>
+                <w:iCs w:val="false"/>
+                <w:color w:val="000000"/>
+                <w:sz w:val="18"/>
+                <w:szCs w:val="18"/>
+              </w:rPr>
+              <w:t xml:space="preserve">Lesson 6 — Applications of Electromagnetic Induction in Kenya: Learners use digital devices and print media to research real-life applications — AC generators, transformers, the Olkaria Geothermal Plant, Lake Turkana Wind Farm turbines, electric bells and bicycle dynamos. Groups prepare short presentations linking each application to the experimental principles from Lessons 4 and 5. Learners discuss how Kenya Power's national grid depends entirely on electromagnetic induction.</w:t>
+            </w:r>
+          </w:p>
+          <w:p>
+            <w:pPr>
+              <w:spacing w:after="40" w:before="0"/>
+              <w:jc w:val="left"/>
+            </w:pPr>
+            <w:r>
+              <w:rPr>
+                <w:rFonts w:ascii="Arial" w:cs="Arial" w:eastAsia="Arial" w:hAnsi="Arial"/>
+                <w:b w:val="false"/>
+                <w:bCs w:val="false"/>
+                <w:i w:val="false"/>
+                <w:iCs w:val="false"/>
+                <w:color w:val="000000"/>
+                <w:sz w:val="18"/>
+                <w:szCs w:val="18"/>
+              </w:rPr>
+              <w:t xml:space="preserve"/>
+            </w:r>
+          </w:p>
+          <w:p>
+            <w:pPr>
+              <w:spacing w:after="40" w:before="0"/>
+              <w:jc w:val="left"/>
+            </w:pPr>
+            <w:r>
+              <w:rPr>
+                <w:rFonts w:ascii="Arial" w:cs="Arial" w:eastAsia="Arial" w:hAnsi="Arial"/>
+                <w:b w:val="false"/>
+                <w:bCs w:val="false"/>
+                <w:i w:val="false"/>
+                <w:iCs w:val="false"/>
+                <w:color w:val="000000"/>
+                <w:sz w:val="18"/>
+                <w:szCs w:val="18"/>
+              </w:rPr>
+              <w:t xml:space="preserve">Lesson 7 — Project: Design and Make a Simple Electric Bell: Learners design and construct a simple electric bell using locally available materials (iron nail, copper wire, dry cell, metal strip, wooden base). They test their bells, troubleshoot failures by applying sub-strand concepts (magnetisation, induced current, field strength), and document the design process in a project journal. Connections to the anchoring phenomenon are made explicit: the bell's electromagnet switches on and off, demonstrating controlled magnetisation and demagnetisation.</w:t>
+            </w:r>
+          </w:p>
+          <w:p>
+            <w:pPr>
+              <w:spacing w:after="40" w:before="0"/>
+              <w:jc w:val="left"/>
+            </w:pPr>
+            <w:r>
+              <w:rPr>
+                <w:rFonts w:ascii="Arial" w:cs="Arial" w:eastAsia="Arial" w:hAnsi="Arial"/>
+                <w:b w:val="false"/>
+                <w:bCs w:val="false"/>
+                <w:i w:val="false"/>
+                <w:iCs w:val="false"/>
+                <w:color w:val="000000"/>
+                <w:sz w:val="18"/>
+                <w:szCs w:val="18"/>
+              </w:rPr>
+              <w:t xml:space="preserve"/>
+            </w:r>
+          </w:p>
+          <w:p>
+            <w:pPr>
+              <w:spacing w:after="40" w:before="0"/>
+              <w:jc w:val="left"/>
+            </w:pPr>
+            <w:r>
+              <w:rPr>
+                <w:rFonts w:ascii="Arial" w:cs="Arial" w:eastAsia="Arial" w:hAnsi="Arial"/>
+                <w:b w:val="false"/>
+                <w:bCs w:val="false"/>
+                <w:i w:val="false"/>
+                <w:iCs w:val="false"/>
+                <w:color w:val="000000"/>
+                <w:sz w:val="18"/>
+                <w:szCs w:val="18"/>
+              </w:rPr>
+              <w:t xml:space="preserve">Lesson 8 — Model Building, DQB Closure &amp; Assessment: Learners produce a final annotated diagram model showing how a generator converts mechanical motion into electrical energy via electromagnetic induction, labelling all key variables that affect induced e.m.f. The DQB is reviewed: original predictions are compared with current evidence-based explanations. Learners write a structured explanation answering the driving question, complete a practical assessment of the electromagnetic induction experiment procedure, and reflect on applications of the sub-strand to Kenya's energy future.</w:t>
+            </w:r>
+          </w:p>
+        </w:tc>
+      </w:tr>
+      <w:tr>
+        <w:tc>
+          <w:tcPr>
+            <w:tcW w:type="dxa" w:w="3000"/>
+            <w:shd w:fill="EAD1F5" w:color="auto" w:val="clear"/>
+            <w:tcMar>
+              <w:top w:type="dxa" w:w="60"/>
+              <w:left w:type="dxa" w:w="120"/>
+              <w:bottom w:type="dxa" w:w="60"/>
+              <w:right w:type="dxa" w:w="120"/>
+            </w:tcMar>
+            <w:vAlign w:val="top"/>
+          </w:tcPr>
+          <w:p>
+            <w:pPr>
+              <w:spacing w:after="40" w:before="0"/>
+              <w:jc w:val="left"/>
+            </w:pPr>
+            <w:r>
+              <w:rPr>
+                <w:rFonts w:ascii="Arial" w:cs="Arial" w:eastAsia="Arial" w:hAnsi="Arial"/>
+                <w:b/>
+                <w:bCs/>
+                <w:i w:val="false"/>
+                <w:iCs w:val="false"/>
+                <w:color w:val="000000"/>
+                <w:sz w:val="18"/>
+                <w:szCs w:val="18"/>
+              </w:rPr>
+              <w:t xml:space="preserve">Supporting Phenomena</w:t>
+            </w:r>
+          </w:p>
+        </w:tc>
+        <w:tc>
+          <w:tcPr>
+            <w:tcW w:type="dxa" w:w="10680"/>
+            <w:shd w:fill="FFFFFF" w:color="auto" w:val="clear"/>
+            <w:tcMar>
+              <w:top w:type="dxa" w:w="60"/>
+              <w:left w:type="dxa" w:w="120"/>
+              <w:bottom w:type="dxa" w:w="60"/>
+              <w:right w:type="dxa" w:w="120"/>
+            </w:tcMar>
+            <w:vAlign w:val="top"/>
+          </w:tcPr>
+          <w:p>
+            <w:pPr>
+              <w:spacing w:after="30" w:before="0"/>
+              <w:ind w:left="360" w:hanging="180"/>
+              <w:jc w:val="left"/>
+            </w:pPr>
+            <w:r>
+              <w:rPr>
+                <w:rFonts w:ascii="Arial" w:cs="Arial" w:eastAsia="Arial" w:hAnsi="Arial"/>
+                <w:b w:val="false"/>
+                <w:bCs w:val="false"/>
+                <w:i w:val="false"/>
+                <w:iCs w:val="false"/>
+                <w:color w:val="000000"/>
+                <w:sz w:val="18"/>
+                <w:szCs w:val="18"/>
+              </w:rPr>
+              <w:t xml:space="preserve">–  A watchman in Kisumu uses a hand-cranked torch (dynamo torch) every night. When he cranks the handle slowly the light is dim; when he cranks fast it is bright. He never replaces batteries, yet the torch always works — learners investigate why speed of rotation affects brightness.</w:t>
+            </w:r>
+          </w:p>
+          <w:p>
+            <w:pPr>
+              <w:spacing w:after="30" w:before="0"/>
+              <w:ind w:left="360" w:hanging="180"/>
+              <w:jc w:val="left"/>
+            </w:pPr>
+            <w:r>
+              <w:rPr>
+                <w:rFonts w:ascii="Arial" w:cs="Arial" w:eastAsia="Arial" w:hAnsi="Arial"/>
+                <w:b w:val="false"/>
+                <w:bCs w:val="false"/>
+                <w:i w:val="false"/>
+                <w:iCs w:val="false"/>
+                <w:color w:val="000000"/>
+                <w:sz w:val="18"/>
+                <w:szCs w:val="18"/>
+              </w:rPr>
+              <w:t xml:space="preserve">–  Matatu operators in Nairobi notice that when an old speaker magnet falls onto the metal body of the vehicle, it sticks firmly, but when they heat the magnet over a jiko it loses its grip and falls off — learners investigate why heating destroys magnetism.</w:t>
+            </w:r>
+          </w:p>
+          <w:p>
+            <w:pPr>
+              <w:spacing w:after="30" w:before="0"/>
+              <w:ind w:left="360" w:hanging="180"/>
+              <w:jc w:val="left"/>
+            </w:pPr>
+            <w:r>
+              <w:rPr>
+                <w:rFonts w:ascii="Arial" w:cs="Arial" w:eastAsia="Arial" w:hAnsi="Arial"/>
+                <w:b w:val="false"/>
+                <w:bCs w:val="false"/>
+                <w:i w:val="false"/>
+                <w:iCs w:val="false"/>
+                <w:color w:val="000000"/>
+                <w:sz w:val="18"/>
+                <w:szCs w:val="18"/>
+              </w:rPr>
+              <w:t xml:space="preserve">–  A maize farmer in Eldoret uses an electric fence energiser to protect her crop from wildlife. When she disconnects the coil inside the energiser, the fence stops working even though the battery is still connected — learners investigate the role of coil and magnetic core in producing current pulses.</w:t>
+            </w:r>
+          </w:p>
+          <w:p>
+            <w:pPr>
+              <w:spacing w:after="30" w:before="0"/>
+              <w:ind w:left="360" w:hanging="180"/>
+              <w:jc w:val="left"/>
+            </w:pPr>
+            <w:r>
+              <w:rPr>
+                <w:rFonts w:ascii="Arial" w:cs="Arial" w:eastAsia="Arial" w:hAnsi="Arial"/>
+                <w:b w:val="false"/>
+                <w:bCs w:val="false"/>
+                <w:i w:val="false"/>
+                <w:iCs w:val="false"/>
+                <w:color w:val="000000"/>
+                <w:sz w:val="18"/>
+                <w:szCs w:val="18"/>
+              </w:rPr>
+              <w:t xml:space="preserve">–  A Standard Eight pupil in Mombasa doing a science project wraps copper wire around an iron nail and connects it to a dry cell — the nail picks up metal paper clips. When he disconnects the cell the nail drops the clips immediately. He wonders why the nail only becomes magnetic when current flows and loses magnetism the moment current stops.</w:t>
+            </w:r>
+          </w:p>
+        </w:tc>
+      </w:tr>
+    </w:tbl>
+    <w:p>
+      <w:pPr>
+        <w:spacing w:after="120"/>
+      </w:pPr>
+      <w:r>
+        <w:t xml:space="preserve"/>
       </w:r>
     </w:p>
     <w:p>
@@ -150,7 +2325,7 @@
         </w:rPr>
         <w:t xml:space="preserve">© 2026 SeaVuria and ARES. This work is licensed under a </w:t>
       </w:r>
-      <w:hyperlink w:history="1" r:id="rId4lotfulpfe9ramy_i5jce">
+      <w:hyperlink w:history="1" r:id="rIdwurn4qwo2f9up_vhrqytw">
         <w:r>
           <w:rPr>
             <w:rFonts w:ascii="Arial" w:cs="Arial" w:eastAsia="Arial" w:hAnsi="Arial"/>
@@ -170,7 +2345,7 @@
         </w:rPr>
         <w:t xml:space="preserve"> (</w:t>
       </w:r>
-      <w:hyperlink w:history="1" r:id="rId8gadbxjtufp2gwnlsx48u">
+      <w:hyperlink w:history="1" r:id="rIdi2vk8ow0h4nvvmscore6i">
         <w:r>
           <w:rPr>
             <w:rFonts w:ascii="Arial" w:cs="Arial" w:eastAsia="Arial" w:hAnsi="Arial"/>
@@ -190,7 +2365,7 @@
         </w:rPr>
         <w:t xml:space="preserve">). To view a copy of this license, visit </w:t>
       </w:r>
-      <w:hyperlink w:history="1" r:id="rIdkddeks8p3tqnlxvqcqyzt">
+      <w:hyperlink w:history="1" r:id="rId_uxkasyb3kohverzi0vv6">
         <w:r>
           <w:rPr>
             <w:rFonts w:ascii="Arial" w:cs="Arial" w:eastAsia="Arial" w:hAnsi="Arial"/>
@@ -209,2181 +2384,6 @@
           <w:szCs w:val="17"/>
         </w:rPr>
         <w:t xml:space="preserve">. You are free to copy, redistribute, and adapt this material in any medium or format, provided appropriate credit is given and the material is not used for commercial purposes. KICD learning outcomes and curriculum designations reproduced here for alignment purposes remain the property of KICD and are not covered by this license. Linked external resources (e.g. CK-12, Khan Academy, PhET) are subject to their own licenses.</w:t>
-      </w:r>
-    </w:p>
-    <w:p>
-      <w:pPr>
-        <w:spacing w:after="120"/>
-      </w:pPr>
-      <w:r>
-        <w:t xml:space="preserve"/>
-      </w:r>
-    </w:p>
-    <w:tbl>
-      <w:tblPr>
-        <w:tblW w:type="dxa" w:w="13680"/>
-        <w:tblBorders>
-          <w:top w:val="single" w:color="AAAAAA" w:sz="4"/>
-          <w:left w:val="single" w:color="AAAAAA" w:sz="4"/>
-          <w:bottom w:val="single" w:color="AAAAAA" w:sz="4"/>
-          <w:right w:val="single" w:color="AAAAAA" w:sz="4"/>
-          <w:insideH w:val="single" w:color="auto" w:sz="4"/>
-          <w:insideV w:val="single" w:color="auto" w:sz="4"/>
-        </w:tblBorders>
-        <w:tblLayout w:type="fixed"/>
-      </w:tblPr>
-      <w:tblGrid>
-        <w:gridCol w:w="3000"/>
-        <w:gridCol w:w="10680"/>
-      </w:tblGrid>
-      <w:tr>
-        <w:tc>
-          <w:tcPr>
-            <w:tcW w:type="dxa" w:w="13680"/>
-            <w:gridSpan w:val="2"/>
-            <w:shd w:fill="1F3864" w:color="auto" w:val="clear"/>
-            <w:tcMar>
-              <w:top w:type="dxa" w:w="60"/>
-              <w:left w:type="dxa" w:w="120"/>
-              <w:bottom w:type="dxa" w:w="60"/>
-              <w:right w:type="dxa" w:w="120"/>
-            </w:tcMar>
-            <w:vAlign w:val="top"/>
-          </w:tcPr>
-          <w:p>
-            <w:pPr>
-              <w:spacing w:after="40" w:before="0"/>
-              <w:jc w:val="center"/>
-            </w:pPr>
-            <w:r>
-              <w:rPr>
-                <w:rFonts w:ascii="Arial" w:cs="Arial" w:eastAsia="Arial" w:hAnsi="Arial"/>
-                <w:b/>
-                <w:bCs/>
-                <w:i w:val="false"/>
-                <w:iCs w:val="false"/>
-                <w:color w:val="FFFFFF"/>
-                <w:sz w:val="22"/>
-                <w:szCs w:val="22"/>
-              </w:rPr>
-              <w:t xml:space="preserve">SUB-STRAND OVERVIEW</w:t>
-            </w:r>
-          </w:p>
-        </w:tc>
-      </w:tr>
-      <w:tr>
-        <w:tc>
-          <w:tcPr>
-            <w:tcW w:type="dxa" w:w="3000"/>
-            <w:shd w:fill="D5E8F0" w:color="auto" w:val="clear"/>
-            <w:tcMar>
-              <w:top w:type="dxa" w:w="60"/>
-              <w:left w:type="dxa" w:w="120"/>
-              <w:bottom w:type="dxa" w:w="60"/>
-              <w:right w:type="dxa" w:w="120"/>
-            </w:tcMar>
-            <w:vAlign w:val="top"/>
-          </w:tcPr>
-          <w:p>
-            <w:pPr>
-              <w:spacing w:after="40" w:before="0"/>
-              <w:jc w:val="left"/>
-            </w:pPr>
-            <w:r>
-              <w:rPr>
-                <w:rFonts w:ascii="Arial" w:cs="Arial" w:eastAsia="Arial" w:hAnsi="Arial"/>
-                <w:b/>
-                <w:bCs/>
-                <w:i w:val="false"/>
-                <w:iCs w:val="false"/>
-                <w:color w:val="000000"/>
-                <w:sz w:val="18"/>
-                <w:szCs w:val="18"/>
-              </w:rPr>
-              <w:t xml:space="preserve">Grade Level</w:t>
-            </w:r>
-          </w:p>
-        </w:tc>
-        <w:tc>
-          <w:tcPr>
-            <w:tcW w:type="dxa" w:w="10680"/>
-            <w:shd w:fill="FFFFFF" w:color="auto" w:val="clear"/>
-            <w:tcMar>
-              <w:top w:type="dxa" w:w="60"/>
-              <w:left w:type="dxa" w:w="120"/>
-              <w:bottom w:type="dxa" w:w="60"/>
-              <w:right w:type="dxa" w:w="120"/>
-            </w:tcMar>
-            <w:vAlign w:val="top"/>
-          </w:tcPr>
-          <w:p>
-            <w:pPr>
-              <w:spacing w:after="40" w:before="0"/>
-              <w:jc w:val="left"/>
-            </w:pPr>
-            <w:r>
-              <w:rPr>
-                <w:rFonts w:ascii="Arial" w:cs="Arial" w:eastAsia="Arial" w:hAnsi="Arial"/>
-                <w:b w:val="false"/>
-                <w:bCs w:val="false"/>
-                <w:i w:val="false"/>
-                <w:iCs w:val="false"/>
-                <w:color w:val="000000"/>
-                <w:sz w:val="18"/>
-                <w:szCs w:val="18"/>
-              </w:rPr>
-              <w:t xml:space="preserve">10</w:t>
-            </w:r>
-          </w:p>
-        </w:tc>
-      </w:tr>
-      <w:tr>
-        <w:tc>
-          <w:tcPr>
-            <w:tcW w:type="dxa" w:w="3000"/>
-            <w:shd w:fill="D5E8F0" w:color="auto" w:val="clear"/>
-            <w:tcMar>
-              <w:top w:type="dxa" w:w="60"/>
-              <w:left w:type="dxa" w:w="120"/>
-              <w:bottom w:type="dxa" w:w="60"/>
-              <w:right w:type="dxa" w:w="120"/>
-            </w:tcMar>
-            <w:vAlign w:val="top"/>
-          </w:tcPr>
-          <w:p>
-            <w:pPr>
-              <w:spacing w:after="40" w:before="0"/>
-              <w:jc w:val="left"/>
-            </w:pPr>
-            <w:r>
-              <w:rPr>
-                <w:rFonts w:ascii="Arial" w:cs="Arial" w:eastAsia="Arial" w:hAnsi="Arial"/>
-                <w:b/>
-                <w:bCs/>
-                <w:i w:val="false"/>
-                <w:iCs w:val="false"/>
-                <w:color w:val="000000"/>
-                <w:sz w:val="18"/>
-                <w:szCs w:val="18"/>
-              </w:rPr>
-              <w:t xml:space="preserve">Subject</w:t>
-            </w:r>
-          </w:p>
-        </w:tc>
-        <w:tc>
-          <w:tcPr>
-            <w:tcW w:type="dxa" w:w="10680"/>
-            <w:shd w:fill="FFFFFF" w:color="auto" w:val="clear"/>
-            <w:tcMar>
-              <w:top w:type="dxa" w:w="60"/>
-              <w:left w:type="dxa" w:w="120"/>
-              <w:bottom w:type="dxa" w:w="60"/>
-              <w:right w:type="dxa" w:w="120"/>
-            </w:tcMar>
-            <w:vAlign w:val="top"/>
-          </w:tcPr>
-          <w:p>
-            <w:pPr>
-              <w:spacing w:after="40" w:before="0"/>
-              <w:jc w:val="left"/>
-            </w:pPr>
-            <w:r>
-              <w:rPr>
-                <w:rFonts w:ascii="Arial" w:cs="Arial" w:eastAsia="Arial" w:hAnsi="Arial"/>
-                <w:b w:val="false"/>
-                <w:bCs w:val="false"/>
-                <w:i w:val="false"/>
-                <w:iCs w:val="false"/>
-                <w:color w:val="000000"/>
-                <w:sz w:val="18"/>
-                <w:szCs w:val="18"/>
-              </w:rPr>
-              <w:t xml:space="preserve">General Science</w:t>
-            </w:r>
-          </w:p>
-        </w:tc>
-      </w:tr>
-      <w:tr>
-        <w:tc>
-          <w:tcPr>
-            <w:tcW w:type="dxa" w:w="3000"/>
-            <w:shd w:fill="D5E8F0" w:color="auto" w:val="clear"/>
-            <w:tcMar>
-              <w:top w:type="dxa" w:w="60"/>
-              <w:left w:type="dxa" w:w="120"/>
-              <w:bottom w:type="dxa" w:w="60"/>
-              <w:right w:type="dxa" w:w="120"/>
-            </w:tcMar>
-            <w:vAlign w:val="top"/>
-          </w:tcPr>
-          <w:p>
-            <w:pPr>
-              <w:spacing w:after="40" w:before="0"/>
-              <w:jc w:val="left"/>
-            </w:pPr>
-            <w:r>
-              <w:rPr>
-                <w:rFonts w:ascii="Arial" w:cs="Arial" w:eastAsia="Arial" w:hAnsi="Arial"/>
-                <w:b/>
-                <w:bCs/>
-                <w:i w:val="false"/>
-                <w:iCs w:val="false"/>
-                <w:color w:val="000000"/>
-                <w:sz w:val="18"/>
-                <w:szCs w:val="18"/>
-              </w:rPr>
-              <w:t xml:space="preserve">Strand</w:t>
-            </w:r>
-          </w:p>
-        </w:tc>
-        <w:tc>
-          <w:tcPr>
-            <w:tcW w:type="dxa" w:w="10680"/>
-            <w:shd w:fill="FFFFFF" w:color="auto" w:val="clear"/>
-            <w:tcMar>
-              <w:top w:type="dxa" w:w="60"/>
-              <w:left w:type="dxa" w:w="120"/>
-              <w:bottom w:type="dxa" w:w="60"/>
-              <w:right w:type="dxa" w:w="120"/>
-            </w:tcMar>
-            <w:vAlign w:val="top"/>
-          </w:tcPr>
-          <w:p>
-            <w:pPr>
-              <w:spacing w:after="40" w:before="0"/>
-              <w:jc w:val="left"/>
-            </w:pPr>
-            <w:r>
-              <w:rPr>
-                <w:rFonts w:ascii="Arial" w:cs="Arial" w:eastAsia="Arial" w:hAnsi="Arial"/>
-                <w:b w:val="false"/>
-                <w:bCs w:val="false"/>
-                <w:i w:val="false"/>
-                <w:iCs w:val="false"/>
-                <w:color w:val="000000"/>
-                <w:sz w:val="18"/>
-                <w:szCs w:val="18"/>
-              </w:rPr>
-              <w:t xml:space="preserve">Strand 3.0: Natural Physical Science</w:t>
-            </w:r>
-          </w:p>
-        </w:tc>
-      </w:tr>
-      <w:tr>
-        <w:tc>
-          <w:tcPr>
-            <w:tcW w:type="dxa" w:w="3000"/>
-            <w:shd w:fill="D5E8F0" w:color="auto" w:val="clear"/>
-            <w:tcMar>
-              <w:top w:type="dxa" w:w="60"/>
-              <w:left w:type="dxa" w:w="120"/>
-              <w:bottom w:type="dxa" w:w="60"/>
-              <w:right w:type="dxa" w:w="120"/>
-            </w:tcMar>
-            <w:vAlign w:val="top"/>
-          </w:tcPr>
-          <w:p>
-            <w:pPr>
-              <w:spacing w:after="40" w:before="0"/>
-              <w:jc w:val="left"/>
-            </w:pPr>
-            <w:r>
-              <w:rPr>
-                <w:rFonts w:ascii="Arial" w:cs="Arial" w:eastAsia="Arial" w:hAnsi="Arial"/>
-                <w:b/>
-                <w:bCs/>
-                <w:i w:val="false"/>
-                <w:iCs w:val="false"/>
-                <w:color w:val="000000"/>
-                <w:sz w:val="18"/>
-                <w:szCs w:val="18"/>
-              </w:rPr>
-              <w:t xml:space="preserve">Sub-Strand</w:t>
-            </w:r>
-          </w:p>
-        </w:tc>
-        <w:tc>
-          <w:tcPr>
-            <w:tcW w:type="dxa" w:w="10680"/>
-            <w:shd w:fill="FFFFFF" w:color="auto" w:val="clear"/>
-            <w:tcMar>
-              <w:top w:type="dxa" w:w="60"/>
-              <w:left w:type="dxa" w:w="120"/>
-              <w:bottom w:type="dxa" w:w="60"/>
-              <w:right w:type="dxa" w:w="120"/>
-            </w:tcMar>
-            <w:vAlign w:val="top"/>
-          </w:tcPr>
-          <w:p>
-            <w:pPr>
-              <w:spacing w:after="40" w:before="0"/>
-              <w:jc w:val="left"/>
-            </w:pPr>
-            <w:r>
-              <w:rPr>
-                <w:rFonts w:ascii="Arial" w:cs="Arial" w:eastAsia="Arial" w:hAnsi="Arial"/>
-                <w:b w:val="false"/>
-                <w:bCs w:val="false"/>
-                <w:i w:val="false"/>
-                <w:iCs w:val="false"/>
-                <w:color w:val="000000"/>
-                <w:sz w:val="18"/>
-                <w:szCs w:val="18"/>
-              </w:rPr>
-              <w:t xml:space="preserve">Sub-Strand 3.4: Magnetism and Electromagnetic Induction</w:t>
-            </w:r>
-          </w:p>
-        </w:tc>
-      </w:tr>
-      <w:tr>
-        <w:tc>
-          <w:tcPr>
-            <w:tcW w:type="dxa" w:w="3000"/>
-            <w:shd w:fill="D5E8F0" w:color="auto" w:val="clear"/>
-            <w:tcMar>
-              <w:top w:type="dxa" w:w="60"/>
-              <w:left w:type="dxa" w:w="120"/>
-              <w:bottom w:type="dxa" w:w="60"/>
-              <w:right w:type="dxa" w:w="120"/>
-            </w:tcMar>
-            <w:vAlign w:val="top"/>
-          </w:tcPr>
-          <w:p>
-            <w:pPr>
-              <w:spacing w:after="40" w:before="0"/>
-              <w:jc w:val="left"/>
-            </w:pPr>
-            <w:r>
-              <w:rPr>
-                <w:rFonts w:ascii="Arial" w:cs="Arial" w:eastAsia="Arial" w:hAnsi="Arial"/>
-                <w:b/>
-                <w:bCs/>
-                <w:i w:val="false"/>
-                <w:iCs w:val="false"/>
-                <w:color w:val="000000"/>
-                <w:sz w:val="18"/>
-                <w:szCs w:val="18"/>
-              </w:rPr>
-              <w:t xml:space="preserve">Total Duration</w:t>
-            </w:r>
-          </w:p>
-        </w:tc>
-        <w:tc>
-          <w:tcPr>
-            <w:tcW w:type="dxa" w:w="10680"/>
-            <w:shd w:fill="FFFFFF" w:color="auto" w:val="clear"/>
-            <w:tcMar>
-              <w:top w:type="dxa" w:w="60"/>
-              <w:left w:type="dxa" w:w="120"/>
-              <w:bottom w:type="dxa" w:w="60"/>
-              <w:right w:type="dxa" w:w="120"/>
-            </w:tcMar>
-            <w:vAlign w:val="top"/>
-          </w:tcPr>
-          <w:p>
-            <w:pPr>
-              <w:spacing w:after="40" w:before="0"/>
-              <w:jc w:val="left"/>
-            </w:pPr>
-            <w:r>
-              <w:rPr>
-                <w:rFonts w:ascii="Arial" w:cs="Arial" w:eastAsia="Arial" w:hAnsi="Arial"/>
-                <w:b w:val="false"/>
-                <w:bCs w:val="false"/>
-                <w:i w:val="false"/>
-                <w:iCs w:val="false"/>
-                <w:color w:val="000000"/>
-                <w:sz w:val="18"/>
-                <w:szCs w:val="18"/>
-              </w:rPr>
-              <w:t xml:space="preserve">8 lessons × 40 minutes = 320 minutes total</w:t>
-            </w:r>
-          </w:p>
-        </w:tc>
-      </w:tr>
-      <w:tr>
-        <w:tc>
-          <w:tcPr>
-            <w:tcW w:type="dxa" w:w="3000"/>
-            <w:shd w:fill="D5E8F0" w:color="auto" w:val="clear"/>
-            <w:tcMar>
-              <w:top w:type="dxa" w:w="60"/>
-              <w:left w:type="dxa" w:w="120"/>
-              <w:bottom w:type="dxa" w:w="60"/>
-              <w:right w:type="dxa" w:w="120"/>
-            </w:tcMar>
-            <w:vAlign w:val="top"/>
-          </w:tcPr>
-          <w:p>
-            <w:pPr>
-              <w:spacing w:after="40" w:before="0"/>
-              <w:jc w:val="left"/>
-            </w:pPr>
-            <w:r>
-              <w:rPr>
-                <w:rFonts w:ascii="Arial" w:cs="Arial" w:eastAsia="Arial" w:hAnsi="Arial"/>
-                <w:b/>
-                <w:bCs/>
-                <w:i w:val="false"/>
-                <w:iCs w:val="false"/>
-                <w:color w:val="000000"/>
-                <w:sz w:val="18"/>
-                <w:szCs w:val="18"/>
-              </w:rPr>
-              <w:t xml:space="preserve">Sub-Strand Content</w:t>
-            </w:r>
-          </w:p>
-        </w:tc>
-        <w:tc>
-          <w:tcPr>
-            <w:tcW w:type="dxa" w:w="10680"/>
-            <w:shd w:fill="FFFFFF" w:color="auto" w:val="clear"/>
-            <w:tcMar>
-              <w:top w:type="dxa" w:w="60"/>
-              <w:left w:type="dxa" w:w="120"/>
-              <w:bottom w:type="dxa" w:w="60"/>
-              <w:right w:type="dxa" w:w="120"/>
-            </w:tcMar>
-            <w:vAlign w:val="top"/>
-          </w:tcPr>
-          <w:p>
-            <w:pPr>
-              <w:spacing w:after="30" w:before="0"/>
-              <w:ind w:left="360" w:hanging="180"/>
-              <w:jc w:val="left"/>
-            </w:pPr>
-            <w:r>
-              <w:rPr>
-                <w:rFonts w:ascii="Arial" w:cs="Arial" w:eastAsia="Arial" w:hAnsi="Arial"/>
-                <w:b w:val="false"/>
-                <w:bCs w:val="false"/>
-                <w:i w:val="false"/>
-                <w:iCs w:val="false"/>
-                <w:color w:val="000000"/>
-                <w:sz w:val="18"/>
-                <w:szCs w:val="18"/>
-              </w:rPr>
-              <w:t xml:space="preserve">–  Magnetisation and demagnetisation of soft iron (electrical, induction, hammering and stroking methods)</w:t>
-            </w:r>
-          </w:p>
-          <w:p>
-            <w:pPr>
-              <w:spacing w:after="30" w:before="0"/>
-              <w:ind w:left="360" w:hanging="180"/>
-              <w:jc w:val="left"/>
-            </w:pPr>
-            <w:r>
-              <w:rPr>
-                <w:rFonts w:ascii="Arial" w:cs="Arial" w:eastAsia="Arial" w:hAnsi="Arial"/>
-                <w:b w:val="false"/>
-                <w:bCs w:val="false"/>
-                <w:i w:val="false"/>
-                <w:iCs w:val="false"/>
-                <w:color w:val="000000"/>
-                <w:sz w:val="18"/>
-                <w:szCs w:val="18"/>
-              </w:rPr>
-              <w:t xml:space="preserve">–  Demagnetisation methods (electrical, hammering and heating)</w:t>
-            </w:r>
-          </w:p>
-          <w:p>
-            <w:pPr>
-              <w:spacing w:after="30" w:before="0"/>
-              <w:ind w:left="360" w:hanging="180"/>
-              <w:jc w:val="left"/>
-            </w:pPr>
-            <w:r>
-              <w:rPr>
-                <w:rFonts w:ascii="Arial" w:cs="Arial" w:eastAsia="Arial" w:hAnsi="Arial"/>
-                <w:b w:val="false"/>
-                <w:bCs w:val="false"/>
-                <w:i w:val="false"/>
-                <w:iCs w:val="false"/>
-                <w:color w:val="000000"/>
-                <w:sz w:val="18"/>
-                <w:szCs w:val="18"/>
-              </w:rPr>
-              <w:t xml:space="preserve">–  Magnetic field patterns around a magnet</w:t>
-            </w:r>
-          </w:p>
-          <w:p>
-            <w:pPr>
-              <w:spacing w:after="30" w:before="0"/>
-              <w:ind w:left="360" w:hanging="180"/>
-              <w:jc w:val="left"/>
-            </w:pPr>
-            <w:r>
-              <w:rPr>
-                <w:rFonts w:ascii="Arial" w:cs="Arial" w:eastAsia="Arial" w:hAnsi="Arial"/>
-                <w:b w:val="false"/>
-                <w:bCs w:val="false"/>
-                <w:i w:val="false"/>
-                <w:iCs w:val="false"/>
-                <w:color w:val="000000"/>
-                <w:sz w:val="18"/>
-                <w:szCs w:val="18"/>
-              </w:rPr>
-              <w:t xml:space="preserve">–  Induced electromotive force (e.m.f) in electromagnetism</w:t>
-            </w:r>
-          </w:p>
-          <w:p>
-            <w:pPr>
-              <w:spacing w:after="30" w:before="0"/>
-              <w:ind w:left="360" w:hanging="180"/>
-              <w:jc w:val="left"/>
-            </w:pPr>
-            <w:r>
-              <w:rPr>
-                <w:rFonts w:ascii="Arial" w:cs="Arial" w:eastAsia="Arial" w:hAnsi="Arial"/>
-                <w:b w:val="false"/>
-                <w:bCs w:val="false"/>
-                <w:i w:val="false"/>
-                <w:iCs w:val="false"/>
-                <w:color w:val="000000"/>
-                <w:sz w:val="18"/>
-                <w:szCs w:val="18"/>
-              </w:rPr>
-              <w:t xml:space="preserve">–  Electromagnetic induction experiment (U-shaped magnet, galvanometer and straight conductor)</w:t>
-            </w:r>
-          </w:p>
-          <w:p>
-            <w:pPr>
-              <w:spacing w:after="30" w:before="0"/>
-              <w:ind w:left="360" w:hanging="180"/>
-              <w:jc w:val="left"/>
-            </w:pPr>
-            <w:r>
-              <w:rPr>
-                <w:rFonts w:ascii="Arial" w:cs="Arial" w:eastAsia="Arial" w:hAnsi="Arial"/>
-                <w:b w:val="false"/>
-                <w:bCs w:val="false"/>
-                <w:i w:val="false"/>
-                <w:iCs w:val="false"/>
-                <w:color w:val="000000"/>
-                <w:sz w:val="18"/>
-                <w:szCs w:val="18"/>
-              </w:rPr>
-              <w:t xml:space="preserve">–  Factors affecting the magnitude of induced electromotive force (qualitative treatment)</w:t>
-            </w:r>
-          </w:p>
-          <w:p>
-            <w:pPr>
-              <w:spacing w:after="30" w:before="0"/>
-              <w:ind w:left="360" w:hanging="180"/>
-              <w:jc w:val="left"/>
-            </w:pPr>
-            <w:r>
-              <w:rPr>
-                <w:rFonts w:ascii="Arial" w:cs="Arial" w:eastAsia="Arial" w:hAnsi="Arial"/>
-                <w:b w:val="false"/>
-                <w:bCs w:val="false"/>
-                <w:i w:val="false"/>
-                <w:iCs w:val="false"/>
-                <w:color w:val="000000"/>
-                <w:sz w:val="18"/>
-                <w:szCs w:val="18"/>
-              </w:rPr>
-              <w:t xml:space="preserve">–  Applications of electromagnetic induction in day-to-day life</w:t>
-            </w:r>
-          </w:p>
-          <w:p>
-            <w:pPr>
-              <w:spacing w:after="30" w:before="0"/>
-              <w:ind w:left="360" w:hanging="180"/>
-              <w:jc w:val="left"/>
-            </w:pPr>
-            <w:r>
-              <w:rPr>
-                <w:rFonts w:ascii="Arial" w:cs="Arial" w:eastAsia="Arial" w:hAnsi="Arial"/>
-                <w:b w:val="false"/>
-                <w:bCs w:val="false"/>
-                <w:i w:val="false"/>
-                <w:iCs w:val="false"/>
-                <w:color w:val="000000"/>
-                <w:sz w:val="18"/>
-                <w:szCs w:val="18"/>
-              </w:rPr>
-              <w:t xml:space="preserve">–  Project: Design and make a simple electric bell using locally available materials</w:t>
-            </w:r>
-          </w:p>
-        </w:tc>
-      </w:tr>
-      <w:tr>
-        <w:tc>
-          <w:tcPr>
-            <w:tcW w:type="dxa" w:w="3000"/>
-            <w:shd w:fill="D5E8F0" w:color="auto" w:val="clear"/>
-            <w:tcMar>
-              <w:top w:type="dxa" w:w="60"/>
-              <w:left w:type="dxa" w:w="120"/>
-              <w:bottom w:type="dxa" w:w="60"/>
-              <w:right w:type="dxa" w:w="120"/>
-            </w:tcMar>
-            <w:vAlign w:val="top"/>
-          </w:tcPr>
-          <w:p>
-            <w:pPr>
-              <w:spacing w:after="40" w:before="0"/>
-              <w:jc w:val="left"/>
-            </w:pPr>
-            <w:r>
-              <w:rPr>
-                <w:rFonts w:ascii="Arial" w:cs="Arial" w:eastAsia="Arial" w:hAnsi="Arial"/>
-                <w:b/>
-                <w:bCs/>
-                <w:i w:val="false"/>
-                <w:iCs w:val="false"/>
-                <w:color w:val="000000"/>
-                <w:sz w:val="18"/>
-                <w:szCs w:val="18"/>
-              </w:rPr>
-              <w:t xml:space="preserve">Learning Outcomes</w:t>
-            </w:r>
-          </w:p>
-        </w:tc>
-        <w:tc>
-          <w:tcPr>
-            <w:tcW w:type="dxa" w:w="10680"/>
-            <w:shd w:fill="FFFFFF" w:color="auto" w:val="clear"/>
-            <w:tcMar>
-              <w:top w:type="dxa" w:w="60"/>
-              <w:left w:type="dxa" w:w="120"/>
-              <w:bottom w:type="dxa" w:w="60"/>
-              <w:right w:type="dxa" w:w="120"/>
-            </w:tcMar>
-            <w:vAlign w:val="top"/>
-          </w:tcPr>
-          <w:p>
-            <w:pPr>
-              <w:spacing w:after="40" w:before="0"/>
-              <w:jc w:val="left"/>
-            </w:pPr>
-            <w:r>
-              <w:rPr>
-                <w:rFonts w:ascii="Arial" w:cs="Arial" w:eastAsia="Arial" w:hAnsi="Arial"/>
-                <w:b w:val="false"/>
-                <w:bCs w:val="false"/>
-                <w:i w:val="false"/>
-                <w:iCs w:val="false"/>
-                <w:color w:val="000000"/>
-                <w:sz w:val="18"/>
-                <w:szCs w:val="18"/>
-              </w:rPr>
-              <w:t xml:space="preserve">By the end of the sub-strand, the learner should be able to:</w:t>
-            </w:r>
-          </w:p>
-          <w:p>
-            <w:pPr>
-              <w:spacing w:after="40" w:before="0"/>
-              <w:jc w:val="left"/>
-            </w:pPr>
-            <w:r>
-              <w:rPr>
-                <w:rFonts w:ascii="Arial" w:cs="Arial" w:eastAsia="Arial" w:hAnsi="Arial"/>
-                <w:b w:val="false"/>
-                <w:bCs w:val="false"/>
-                <w:i w:val="false"/>
-                <w:iCs w:val="false"/>
-                <w:color w:val="000000"/>
-                <w:sz w:val="18"/>
-                <w:szCs w:val="18"/>
-              </w:rPr>
-              <w:t xml:space="preserve">a) describe the methods of magnetisation and demagnetisation in soft iron,</w:t>
-            </w:r>
-          </w:p>
-          <w:p>
-            <w:pPr>
-              <w:spacing w:after="40" w:before="0"/>
-              <w:jc w:val="left"/>
-            </w:pPr>
-            <w:r>
-              <w:rPr>
-                <w:rFonts w:ascii="Arial" w:cs="Arial" w:eastAsia="Arial" w:hAnsi="Arial"/>
-                <w:b w:val="false"/>
-                <w:bCs w:val="false"/>
-                <w:i w:val="false"/>
-                <w:iCs w:val="false"/>
-                <w:color w:val="000000"/>
-                <w:sz w:val="18"/>
-                <w:szCs w:val="18"/>
-              </w:rPr>
-              <w:t xml:space="preserve">b) describe the magnetic field patterns around a magnet,</w:t>
-            </w:r>
-          </w:p>
-          <w:p>
-            <w:pPr>
-              <w:spacing w:after="40" w:before="0"/>
-              <w:jc w:val="left"/>
-            </w:pPr>
-            <w:r>
-              <w:rPr>
-                <w:rFonts w:ascii="Arial" w:cs="Arial" w:eastAsia="Arial" w:hAnsi="Arial"/>
-                <w:b w:val="false"/>
-                <w:bCs w:val="false"/>
-                <w:i w:val="false"/>
-                <w:iCs w:val="false"/>
-                <w:color w:val="000000"/>
-                <w:sz w:val="18"/>
-                <w:szCs w:val="18"/>
-              </w:rPr>
-              <w:t xml:space="preserve">c) describe induced electromotive force in electromagnetism,</w:t>
-            </w:r>
-          </w:p>
-          <w:p>
-            <w:pPr>
-              <w:spacing w:after="40" w:before="0"/>
-              <w:jc w:val="left"/>
-            </w:pPr>
-            <w:r>
-              <w:rPr>
-                <w:rFonts w:ascii="Arial" w:cs="Arial" w:eastAsia="Arial" w:hAnsi="Arial"/>
-                <w:b w:val="false"/>
-                <w:bCs w:val="false"/>
-                <w:i w:val="false"/>
-                <w:iCs w:val="false"/>
-                <w:color w:val="000000"/>
-                <w:sz w:val="18"/>
-                <w:szCs w:val="18"/>
-              </w:rPr>
-              <w:t xml:space="preserve">d) perform an experiment on electromagnetic induction,</w:t>
-            </w:r>
-          </w:p>
-          <w:p>
-            <w:pPr>
-              <w:spacing w:after="40" w:before="0"/>
-              <w:jc w:val="left"/>
-            </w:pPr>
-            <w:r>
-              <w:rPr>
-                <w:rFonts w:ascii="Arial" w:cs="Arial" w:eastAsia="Arial" w:hAnsi="Arial"/>
-                <w:b w:val="false"/>
-                <w:bCs w:val="false"/>
-                <w:i w:val="false"/>
-                <w:iCs w:val="false"/>
-                <w:color w:val="000000"/>
-                <w:sz w:val="18"/>
-                <w:szCs w:val="18"/>
-              </w:rPr>
-              <w:t xml:space="preserve">e) explain factors affecting the magnitude of induced electromotive force (qualitative treatment),</w:t>
-            </w:r>
-          </w:p>
-          <w:p>
-            <w:pPr>
-              <w:spacing w:after="40" w:before="0"/>
-              <w:jc w:val="left"/>
-            </w:pPr>
-            <w:r>
-              <w:rPr>
-                <w:rFonts w:ascii="Arial" w:cs="Arial" w:eastAsia="Arial" w:hAnsi="Arial"/>
-                <w:b w:val="false"/>
-                <w:bCs w:val="false"/>
-                <w:i w:val="false"/>
-                <w:iCs w:val="false"/>
-                <w:color w:val="000000"/>
-                <w:sz w:val="18"/>
-                <w:szCs w:val="18"/>
-              </w:rPr>
-              <w:t xml:space="preserve">f) appreciate the applications of electromagnetic induction in day-to-day life.</w:t>
-            </w:r>
-          </w:p>
-        </w:tc>
-      </w:tr>
-      <w:tr>
-        <w:tc>
-          <w:tcPr>
-            <w:tcW w:type="dxa" w:w="3000"/>
-            <w:shd w:fill="D5E8F0" w:color="auto" w:val="clear"/>
-            <w:tcMar>
-              <w:top w:type="dxa" w:w="60"/>
-              <w:left w:type="dxa" w:w="120"/>
-              <w:bottom w:type="dxa" w:w="60"/>
-              <w:right w:type="dxa" w:w="120"/>
-            </w:tcMar>
-            <w:vAlign w:val="top"/>
-          </w:tcPr>
-          <w:p>
-            <w:pPr>
-              <w:spacing w:after="40" w:before="0"/>
-              <w:jc w:val="left"/>
-            </w:pPr>
-            <w:r>
-              <w:rPr>
-                <w:rFonts w:ascii="Arial" w:cs="Arial" w:eastAsia="Arial" w:hAnsi="Arial"/>
-                <w:b/>
-                <w:bCs/>
-                <w:i w:val="false"/>
-                <w:iCs w:val="false"/>
-                <w:color w:val="000000"/>
-                <w:sz w:val="18"/>
-                <w:szCs w:val="18"/>
-              </w:rPr>
-              <w:t xml:space="preserve">Core Competencies</w:t>
-            </w:r>
-          </w:p>
-        </w:tc>
-        <w:tc>
-          <w:tcPr>
-            <w:tcW w:type="dxa" w:w="10680"/>
-            <w:shd w:fill="FFFFFF" w:color="auto" w:val="clear"/>
-            <w:tcMar>
-              <w:top w:type="dxa" w:w="60"/>
-              <w:left w:type="dxa" w:w="120"/>
-              <w:bottom w:type="dxa" w:w="60"/>
-              <w:right w:type="dxa" w:w="120"/>
-            </w:tcMar>
-            <w:vAlign w:val="top"/>
-          </w:tcPr>
-          <w:p>
-            <w:pPr>
-              <w:spacing w:after="30" w:before="0"/>
-              <w:ind w:left="360" w:hanging="180"/>
-              <w:jc w:val="left"/>
-            </w:pPr>
-            <w:r>
-              <w:rPr>
-                <w:rFonts w:ascii="Arial" w:cs="Arial" w:eastAsia="Arial" w:hAnsi="Arial"/>
-                <w:b w:val="false"/>
-                <w:bCs w:val="false"/>
-                <w:i w:val="false"/>
-                <w:iCs w:val="false"/>
-                <w:color w:val="000000"/>
-                <w:sz w:val="18"/>
-                <w:szCs w:val="18"/>
-              </w:rPr>
-              <w:t xml:space="preserve">–  Creativity and Imagination: as the learner designs and makes a simple electric bell using locally available materials such as scrap wire, a battery, a nail and metal strips sourced from Nairobi's Gikomba or Kamukunji market areas.</w:t>
-            </w:r>
-          </w:p>
-          <w:p>
-            <w:pPr>
-              <w:spacing w:after="30" w:before="0"/>
-              <w:ind w:left="360" w:hanging="180"/>
-              <w:jc w:val="left"/>
-            </w:pPr>
-            <w:r>
-              <w:rPr>
-                <w:rFonts w:ascii="Arial" w:cs="Arial" w:eastAsia="Arial" w:hAnsi="Arial"/>
-                <w:b w:val="false"/>
-                <w:bCs w:val="false"/>
-                <w:i w:val="false"/>
-                <w:iCs w:val="false"/>
-                <w:color w:val="000000"/>
-                <w:sz w:val="18"/>
-                <w:szCs w:val="18"/>
-              </w:rPr>
-              <w:t xml:space="preserve">–  Learning to Learn: as the learner carries out experiments of magnetising a magnetic material and demagnetising a magnet, reflecting on results and adjusting experimental technique accordingly.</w:t>
-            </w:r>
-          </w:p>
-          <w:p>
-            <w:pPr>
-              <w:spacing w:after="30" w:before="0"/>
-              <w:ind w:left="360" w:hanging="180"/>
-              <w:jc w:val="left"/>
-            </w:pPr>
-            <w:r>
-              <w:rPr>
-                <w:rFonts w:ascii="Arial" w:cs="Arial" w:eastAsia="Arial" w:hAnsi="Arial"/>
-                <w:b w:val="false"/>
-                <w:bCs w:val="false"/>
-                <w:i w:val="false"/>
-                <w:iCs w:val="false"/>
-                <w:color w:val="000000"/>
-                <w:sz w:val="18"/>
-                <w:szCs w:val="18"/>
-              </w:rPr>
-              <w:t xml:space="preserve">–  Critical Thinking and Problem Solving: as the learner investigates and compares the effectiveness of different magnetisation methods and selects the most suitable one based on evidence gathered.</w:t>
-            </w:r>
-          </w:p>
-          <w:p>
-            <w:pPr>
-              <w:spacing w:after="30" w:before="0"/>
-              <w:ind w:left="360" w:hanging="180"/>
-              <w:jc w:val="left"/>
-            </w:pPr>
-            <w:r>
-              <w:rPr>
-                <w:rFonts w:ascii="Arial" w:cs="Arial" w:eastAsia="Arial" w:hAnsi="Arial"/>
-                <w:b w:val="false"/>
-                <w:bCs w:val="false"/>
-                <w:i w:val="false"/>
-                <w:iCs w:val="false"/>
-                <w:color w:val="000000"/>
-                <w:sz w:val="18"/>
-                <w:szCs w:val="18"/>
-              </w:rPr>
-              <w:t xml:space="preserve">–  Digital Literacy: as the learner uses available digital and print media to research on the factors that affect the magnitude of induced electromotive force and applications of electromagnetic induction.</w:t>
-            </w:r>
-          </w:p>
-        </w:tc>
-      </w:tr>
-      <w:tr>
-        <w:tc>
-          <w:tcPr>
-            <w:tcW w:type="dxa" w:w="3000"/>
-            <w:shd w:fill="E2EFDA" w:color="auto" w:val="clear"/>
-            <w:tcMar>
-              <w:top w:type="dxa" w:w="60"/>
-              <w:left w:type="dxa" w:w="120"/>
-              <w:bottom w:type="dxa" w:w="60"/>
-              <w:right w:type="dxa" w:w="120"/>
-            </w:tcMar>
-            <w:vAlign w:val="top"/>
-          </w:tcPr>
-          <w:p>
-            <w:pPr>
-              <w:spacing w:after="40" w:before="0"/>
-              <w:jc w:val="left"/>
-            </w:pPr>
-            <w:r>
-              <w:rPr>
-                <w:rFonts w:ascii="Arial" w:cs="Arial" w:eastAsia="Arial" w:hAnsi="Arial"/>
-                <w:b/>
-                <w:bCs/>
-                <w:i w:val="false"/>
-                <w:iCs w:val="false"/>
-                <w:color w:val="000000"/>
-                <w:sz w:val="18"/>
-                <w:szCs w:val="18"/>
-              </w:rPr>
-              <w:t xml:space="preserve">Core Values</w:t>
-            </w:r>
-          </w:p>
-        </w:tc>
-        <w:tc>
-          <w:tcPr>
-            <w:tcW w:type="dxa" w:w="10680"/>
-            <w:shd w:fill="FFFFFF" w:color="auto" w:val="clear"/>
-            <w:tcMar>
-              <w:top w:type="dxa" w:w="60"/>
-              <w:left w:type="dxa" w:w="120"/>
-              <w:bottom w:type="dxa" w:w="60"/>
-              <w:right w:type="dxa" w:w="120"/>
-            </w:tcMar>
-            <w:vAlign w:val="top"/>
-          </w:tcPr>
-          <w:p>
-            <w:pPr>
-              <w:spacing w:after="30" w:before="0"/>
-              <w:ind w:left="360" w:hanging="180"/>
-              <w:jc w:val="left"/>
-            </w:pPr>
-            <w:r>
-              <w:rPr>
-                <w:rFonts w:ascii="Arial" w:cs="Arial" w:eastAsia="Arial" w:hAnsi="Arial"/>
-                <w:b w:val="false"/>
-                <w:bCs w:val="false"/>
-                <w:i w:val="false"/>
-                <w:iCs w:val="false"/>
-                <w:color w:val="000000"/>
-                <w:sz w:val="18"/>
-                <w:szCs w:val="18"/>
-              </w:rPr>
-              <w:t xml:space="preserve">–  Unity: as the learner carries out assigned roles when performing experiments to demonstrate electromagnetic induction, working collaboratively with group members.</w:t>
-            </w:r>
-          </w:p>
-          <w:p>
-            <w:pPr>
-              <w:spacing w:after="30" w:before="0"/>
-              <w:ind w:left="360" w:hanging="180"/>
-              <w:jc w:val="left"/>
-            </w:pPr>
-            <w:r>
-              <w:rPr>
-                <w:rFonts w:ascii="Arial" w:cs="Arial" w:eastAsia="Arial" w:hAnsi="Arial"/>
-                <w:b w:val="false"/>
-                <w:bCs w:val="false"/>
-                <w:i w:val="false"/>
-                <w:iCs w:val="false"/>
-                <w:color w:val="000000"/>
-                <w:sz w:val="18"/>
-                <w:szCs w:val="18"/>
-              </w:rPr>
-              <w:t xml:space="preserve">–  Responsibility: as the learner takes care of the apparatus (U-shaped magnet, galvanometer and straight conductors) while carrying out experiments on electromagnetic induction.</w:t>
-            </w:r>
-          </w:p>
-          <w:p>
-            <w:pPr>
-              <w:spacing w:after="30" w:before="0"/>
-              <w:ind w:left="360" w:hanging="180"/>
-              <w:jc w:val="left"/>
-            </w:pPr>
-            <w:r>
-              <w:rPr>
-                <w:rFonts w:ascii="Arial" w:cs="Arial" w:eastAsia="Arial" w:hAnsi="Arial"/>
-                <w:b w:val="false"/>
-                <w:bCs w:val="false"/>
-                <w:i w:val="false"/>
-                <w:iCs w:val="false"/>
-                <w:color w:val="000000"/>
-                <w:sz w:val="18"/>
-                <w:szCs w:val="18"/>
-              </w:rPr>
-              <w:t xml:space="preserve">–  Integrity: as the learner honestly records and reports observations from magnetisation, demagnetisation and electromagnetic induction experiments without falsifying data.</w:t>
-            </w:r>
-          </w:p>
-          <w:p>
-            <w:pPr>
-              <w:spacing w:after="30" w:before="0"/>
-              <w:ind w:left="360" w:hanging="180"/>
-              <w:jc w:val="left"/>
-            </w:pPr>
-            <w:r>
-              <w:rPr>
-                <w:rFonts w:ascii="Arial" w:cs="Arial" w:eastAsia="Arial" w:hAnsi="Arial"/>
-                <w:b w:val="false"/>
-                <w:bCs w:val="false"/>
-                <w:i w:val="false"/>
-                <w:iCs w:val="false"/>
-                <w:color w:val="000000"/>
-                <w:sz w:val="18"/>
-                <w:szCs w:val="18"/>
-              </w:rPr>
-              <w:t xml:space="preserve">–  Respect: as the learner appreciates and considers the contributions of peers during group discussions on the applications of electromagnetic induction in day-to-day life.</w:t>
-            </w:r>
-          </w:p>
-        </w:tc>
-      </w:tr>
-      <w:tr>
-        <w:tc>
-          <w:tcPr>
-            <w:tcW w:type="dxa" w:w="3000"/>
-            <w:shd w:fill="D5E8F0" w:color="auto" w:val="clear"/>
-            <w:tcMar>
-              <w:top w:type="dxa" w:w="60"/>
-              <w:left w:type="dxa" w:w="120"/>
-              <w:bottom w:type="dxa" w:w="60"/>
-              <w:right w:type="dxa" w:w="120"/>
-            </w:tcMar>
-            <w:vAlign w:val="top"/>
-          </w:tcPr>
-          <w:p>
-            <w:pPr>
-              <w:spacing w:after="40" w:before="0"/>
-              <w:jc w:val="left"/>
-            </w:pPr>
-            <w:r>
-              <w:rPr>
-                <w:rFonts w:ascii="Arial" w:cs="Arial" w:eastAsia="Arial" w:hAnsi="Arial"/>
-                <w:b/>
-                <w:bCs/>
-                <w:i w:val="false"/>
-                <w:iCs w:val="false"/>
-                <w:color w:val="000000"/>
-                <w:sz w:val="18"/>
-                <w:szCs w:val="18"/>
-              </w:rPr>
-              <w:t xml:space="preserve">Science &amp; Engineering Practices</w:t>
-            </w:r>
-          </w:p>
-        </w:tc>
-        <w:tc>
-          <w:tcPr>
-            <w:tcW w:type="dxa" w:w="10680"/>
-            <w:shd w:fill="FFFFFF" w:color="auto" w:val="clear"/>
-            <w:tcMar>
-              <w:top w:type="dxa" w:w="60"/>
-              <w:left w:type="dxa" w:w="120"/>
-              <w:bottom w:type="dxa" w:w="60"/>
-              <w:right w:type="dxa" w:w="120"/>
-            </w:tcMar>
-            <w:vAlign w:val="top"/>
-          </w:tcPr>
-          <w:p>
-            <w:pPr>
-              <w:spacing w:after="30" w:before="0"/>
-              <w:ind w:left="360" w:hanging="180"/>
-              <w:jc w:val="left"/>
-            </w:pPr>
-            <w:r>
-              <w:rPr>
-                <w:rFonts w:ascii="Arial" w:cs="Arial" w:eastAsia="Arial" w:hAnsi="Arial"/>
-                <w:b w:val="false"/>
-                <w:bCs w:val="false"/>
-                <w:i w:val="false"/>
-                <w:iCs w:val="false"/>
-                <w:color w:val="000000"/>
-                <w:sz w:val="18"/>
-                <w:szCs w:val="18"/>
-              </w:rPr>
-              <w:t xml:space="preserve">–  Asking Questions and Defining Problems: as the learner formulates investigable questions about why a galvanometer deflects when a conductor moves through a magnetic field and what variables influence the size of the deflection.</w:t>
-            </w:r>
-          </w:p>
-          <w:p>
-            <w:pPr>
-              <w:spacing w:after="30" w:before="0"/>
-              <w:ind w:left="360" w:hanging="180"/>
-              <w:jc w:val="left"/>
-            </w:pPr>
-            <w:r>
-              <w:rPr>
-                <w:rFonts w:ascii="Arial" w:cs="Arial" w:eastAsia="Arial" w:hAnsi="Arial"/>
-                <w:b w:val="false"/>
-                <w:bCs w:val="false"/>
-                <w:i w:val="false"/>
-                <w:iCs w:val="false"/>
-                <w:color w:val="000000"/>
-                <w:sz w:val="18"/>
-                <w:szCs w:val="18"/>
-              </w:rPr>
-              <w:t xml:space="preserve">–  Planning and Carrying Out Investigations: as the learner designs and conducts controlled experiments on magnetisation, demagnetisation and electromagnetic induction using a U-shaped magnet, galvanometer and straight conductor.</w:t>
-            </w:r>
-          </w:p>
-          <w:p>
-            <w:pPr>
-              <w:spacing w:after="30" w:before="0"/>
-              <w:ind w:left="360" w:hanging="180"/>
-              <w:jc w:val="left"/>
-            </w:pPr>
-            <w:r>
-              <w:rPr>
-                <w:rFonts w:ascii="Arial" w:cs="Arial" w:eastAsia="Arial" w:hAnsi="Arial"/>
-                <w:b w:val="false"/>
-                <w:bCs w:val="false"/>
-                <w:i w:val="false"/>
-                <w:iCs w:val="false"/>
-                <w:color w:val="000000"/>
-                <w:sz w:val="18"/>
-                <w:szCs w:val="18"/>
-              </w:rPr>
-              <w:t xml:space="preserve">–  Analysing and Interpreting Data: as the learner records galvanometer deflection readings under different experimental conditions (conductor stationary, moving parallel, moving vertically, moving at an angle) and draws evidence-based conclusions.</w:t>
-            </w:r>
-          </w:p>
-          <w:p>
-            <w:pPr>
-              <w:spacing w:after="30" w:before="0"/>
-              <w:ind w:left="360" w:hanging="180"/>
-              <w:jc w:val="left"/>
-            </w:pPr>
-            <w:r>
-              <w:rPr>
-                <w:rFonts w:ascii="Arial" w:cs="Arial" w:eastAsia="Arial" w:hAnsi="Arial"/>
-                <w:b w:val="false"/>
-                <w:bCs w:val="false"/>
-                <w:i w:val="false"/>
-                <w:iCs w:val="false"/>
-                <w:color w:val="000000"/>
-                <w:sz w:val="18"/>
-                <w:szCs w:val="18"/>
-              </w:rPr>
-              <w:t xml:space="preserve">–  Constructing Explanations: as the learner explains the induced e.m.f concept using experimental evidence and connects it to real-life applications such as generators and electric bells.</w:t>
-            </w:r>
-          </w:p>
-          <w:p>
-            <w:pPr>
-              <w:spacing w:after="30" w:before="0"/>
-              <w:ind w:left="360" w:hanging="180"/>
-              <w:jc w:val="left"/>
-            </w:pPr>
-            <w:r>
-              <w:rPr>
-                <w:rFonts w:ascii="Arial" w:cs="Arial" w:eastAsia="Arial" w:hAnsi="Arial"/>
-                <w:b w:val="false"/>
-                <w:bCs w:val="false"/>
-                <w:i w:val="false"/>
-                <w:iCs w:val="false"/>
-                <w:color w:val="000000"/>
-                <w:sz w:val="18"/>
-                <w:szCs w:val="18"/>
-              </w:rPr>
-              <w:t xml:space="preserve">–  Obtaining, Evaluating and Communicating Information: as the learner researches factors affecting induced e.m.f using digital and print media and shares findings with peers in plenary discussions.</w:t>
-            </w:r>
-          </w:p>
-        </w:tc>
-      </w:tr>
-      <w:tr>
-        <w:tc>
-          <w:tcPr>
-            <w:tcW w:type="dxa" w:w="3000"/>
-            <w:shd w:fill="FCE4D6" w:color="auto" w:val="clear"/>
-            <w:tcMar>
-              <w:top w:type="dxa" w:w="60"/>
-              <w:left w:type="dxa" w:w="120"/>
-              <w:bottom w:type="dxa" w:w="60"/>
-              <w:right w:type="dxa" w:w="120"/>
-            </w:tcMar>
-            <w:vAlign w:val="top"/>
-          </w:tcPr>
-          <w:p>
-            <w:pPr>
-              <w:spacing w:after="40" w:before="0"/>
-              <w:jc w:val="left"/>
-            </w:pPr>
-            <w:r>
-              <w:rPr>
-                <w:rFonts w:ascii="Arial" w:cs="Arial" w:eastAsia="Arial" w:hAnsi="Arial"/>
-                <w:b/>
-                <w:bCs/>
-                <w:i w:val="false"/>
-                <w:iCs w:val="false"/>
-                <w:color w:val="000000"/>
-                <w:sz w:val="18"/>
-                <w:szCs w:val="18"/>
-              </w:rPr>
-              <w:t xml:space="preserve">Pertinent &amp; Contemporary Issues (PCIs)</w:t>
-            </w:r>
-          </w:p>
-        </w:tc>
-        <w:tc>
-          <w:tcPr>
-            <w:tcW w:type="dxa" w:w="10680"/>
-            <w:shd w:fill="FFFFFF" w:color="auto" w:val="clear"/>
-            <w:tcMar>
-              <w:top w:type="dxa" w:w="60"/>
-              <w:left w:type="dxa" w:w="120"/>
-              <w:bottom w:type="dxa" w:w="60"/>
-              <w:right w:type="dxa" w:w="120"/>
-            </w:tcMar>
-            <w:vAlign w:val="top"/>
-          </w:tcPr>
-          <w:p>
-            <w:pPr>
-              <w:spacing w:after="30" w:before="0"/>
-              <w:ind w:left="360" w:hanging="180"/>
-              <w:jc w:val="left"/>
-            </w:pPr>
-            <w:r>
-              <w:rPr>
-                <w:rFonts w:ascii="Arial" w:cs="Arial" w:eastAsia="Arial" w:hAnsi="Arial"/>
-                <w:b w:val="false"/>
-                <w:bCs w:val="false"/>
-                <w:i w:val="false"/>
-                <w:iCs w:val="false"/>
-                <w:color w:val="000000"/>
-                <w:sz w:val="18"/>
-                <w:szCs w:val="18"/>
-              </w:rPr>
-              <w:t xml:space="preserve">–  Life Skills (Self-Esteem): as the learner explains the methods of magnetisation and demagnetisation with confidence, demonstrating growing scientific self-efficacy.</w:t>
-            </w:r>
-          </w:p>
-          <w:p>
-            <w:pPr>
-              <w:spacing w:after="30" w:before="0"/>
-              <w:ind w:left="360" w:hanging="180"/>
-              <w:jc w:val="left"/>
-            </w:pPr>
-            <w:r>
-              <w:rPr>
-                <w:rFonts w:ascii="Arial" w:cs="Arial" w:eastAsia="Arial" w:hAnsi="Arial"/>
-                <w:b w:val="false"/>
-                <w:bCs w:val="false"/>
-                <w:i w:val="false"/>
-                <w:iCs w:val="false"/>
-                <w:color w:val="000000"/>
-                <w:sz w:val="18"/>
-                <w:szCs w:val="18"/>
-              </w:rPr>
-              <w:t xml:space="preserve">–  Safety and Security: as the learner observes laboratory safety precautions when handling apparatus during electromagnetic induction experiments, including safe use of electrical connections.</w:t>
-            </w:r>
-          </w:p>
-          <w:p>
-            <w:pPr>
-              <w:spacing w:after="30" w:before="0"/>
-              <w:ind w:left="360" w:hanging="180"/>
-              <w:jc w:val="left"/>
-            </w:pPr>
-            <w:r>
-              <w:rPr>
-                <w:rFonts w:ascii="Arial" w:cs="Arial" w:eastAsia="Arial" w:hAnsi="Arial"/>
-                <w:b w:val="false"/>
-                <w:bCs w:val="false"/>
-                <w:i w:val="false"/>
-                <w:iCs w:val="false"/>
-                <w:color w:val="000000"/>
-                <w:sz w:val="18"/>
-                <w:szCs w:val="18"/>
-              </w:rPr>
-              <w:t xml:space="preserve">–  Financial Literacy: as the learner uses locally available and low-cost materials (nails, scrap wire, dry cells) to construct a simple electric bell, appreciating cost-effective innovation.</w:t>
-            </w:r>
-          </w:p>
-          <w:p>
-            <w:pPr>
-              <w:spacing w:after="30" w:before="0"/>
-              <w:ind w:left="360" w:hanging="180"/>
-              <w:jc w:val="left"/>
-            </w:pPr>
-            <w:r>
-              <w:rPr>
-                <w:rFonts w:ascii="Arial" w:cs="Arial" w:eastAsia="Arial" w:hAnsi="Arial"/>
-                <w:b w:val="false"/>
-                <w:bCs w:val="false"/>
-                <w:i w:val="false"/>
-                <w:iCs w:val="false"/>
-                <w:color w:val="000000"/>
-                <w:sz w:val="18"/>
-                <w:szCs w:val="18"/>
-              </w:rPr>
-              <w:t xml:space="preserve">–  Socio-Economic and Environmental Issues: as the learner explores how electromagnetic induction underpins electricity generation in Kenya, including hydroelectric power at stations such as those on the Tana River and geothermal plants in Olkaria, Naivasha.</w:t>
-            </w:r>
-          </w:p>
-        </w:tc>
-      </w:tr>
-      <w:tr>
-        <w:tc>
-          <w:tcPr>
-            <w:tcW w:type="dxa" w:w="3000"/>
-            <w:shd w:fill="D9EEF1" w:color="auto" w:val="clear"/>
-            <w:tcMar>
-              <w:top w:type="dxa" w:w="60"/>
-              <w:left w:type="dxa" w:w="120"/>
-              <w:bottom w:type="dxa" w:w="60"/>
-              <w:right w:type="dxa" w:w="120"/>
-            </w:tcMar>
-            <w:vAlign w:val="top"/>
-          </w:tcPr>
-          <w:p>
-            <w:pPr>
-              <w:spacing w:after="40" w:before="0"/>
-              <w:jc w:val="left"/>
-            </w:pPr>
-            <w:r>
-              <w:rPr>
-                <w:rFonts w:ascii="Arial" w:cs="Arial" w:eastAsia="Arial" w:hAnsi="Arial"/>
-                <w:b/>
-                <w:bCs/>
-                <w:i w:val="false"/>
-                <w:iCs w:val="false"/>
-                <w:color w:val="000000"/>
-                <w:sz w:val="18"/>
-                <w:szCs w:val="18"/>
-              </w:rPr>
-              <w:t xml:space="preserve">Career Connections</w:t>
-            </w:r>
-          </w:p>
-        </w:tc>
-        <w:tc>
-          <w:tcPr>
-            <w:tcW w:type="dxa" w:w="10680"/>
-            <w:shd w:fill="FFFFFF" w:color="auto" w:val="clear"/>
-            <w:tcMar>
-              <w:top w:type="dxa" w:w="60"/>
-              <w:left w:type="dxa" w:w="120"/>
-              <w:bottom w:type="dxa" w:w="60"/>
-              <w:right w:type="dxa" w:w="120"/>
-            </w:tcMar>
-            <w:vAlign w:val="top"/>
-          </w:tcPr>
-          <w:p>
-            <w:pPr>
-              <w:spacing w:after="30" w:before="0"/>
-              <w:ind w:left="360" w:hanging="180"/>
-              <w:jc w:val="left"/>
-            </w:pPr>
-            <w:r>
-              <w:rPr>
-                <w:rFonts w:ascii="Arial" w:cs="Arial" w:eastAsia="Arial" w:hAnsi="Arial"/>
-                <w:b w:val="false"/>
-                <w:bCs w:val="false"/>
-                <w:i w:val="false"/>
-                <w:iCs w:val="false"/>
-                <w:color w:val="000000"/>
-                <w:sz w:val="18"/>
-                <w:szCs w:val="18"/>
-              </w:rPr>
-              <w:t xml:space="preserve">–  Electrical Engineer: electromagnetic induction is the foundational principle behind generator and transformer design used in Kenya Power's national grid infrastructure.</w:t>
-            </w:r>
-          </w:p>
-          <w:p>
-            <w:pPr>
-              <w:spacing w:after="30" w:before="0"/>
-              <w:ind w:left="360" w:hanging="180"/>
-              <w:jc w:val="left"/>
-            </w:pPr>
-            <w:r>
-              <w:rPr>
-                <w:rFonts w:ascii="Arial" w:cs="Arial" w:eastAsia="Arial" w:hAnsi="Arial"/>
-                <w:b w:val="false"/>
-                <w:bCs w:val="false"/>
-                <w:i w:val="false"/>
-                <w:iCs w:val="false"/>
-                <w:color w:val="000000"/>
-                <w:sz w:val="18"/>
-                <w:szCs w:val="18"/>
-              </w:rPr>
-              <w:t xml:space="preserve">–  Renewable Energy Technician: wind and hydroelectric turbines at sites such as Lake Turkana Wind Power and Olkaria Geothermal Plant operate on electromagnetic induction principles covered in this sub-strand.</w:t>
-            </w:r>
-          </w:p>
-          <w:p>
-            <w:pPr>
-              <w:spacing w:after="30" w:before="0"/>
-              <w:ind w:left="360" w:hanging="180"/>
-              <w:jc w:val="left"/>
-            </w:pPr>
-            <w:r>
-              <w:rPr>
-                <w:rFonts w:ascii="Arial" w:cs="Arial" w:eastAsia="Arial" w:hAnsi="Arial"/>
-                <w:b w:val="false"/>
-                <w:bCs w:val="false"/>
-                <w:i w:val="false"/>
-                <w:iCs w:val="false"/>
-                <w:color w:val="000000"/>
-                <w:sz w:val="18"/>
-                <w:szCs w:val="18"/>
-              </w:rPr>
-              <w:t xml:space="preserve">–  Telecommunications Technician: understanding magnetic fields and induced e.m.f supports work with antennas, signal transformers and communication infrastructure across Kenya.</w:t>
-            </w:r>
-          </w:p>
-          <w:p>
-            <w:pPr>
-              <w:spacing w:after="30" w:before="0"/>
-              <w:ind w:left="360" w:hanging="180"/>
-              <w:jc w:val="left"/>
-            </w:pPr>
-            <w:r>
-              <w:rPr>
-                <w:rFonts w:ascii="Arial" w:cs="Arial" w:eastAsia="Arial" w:hAnsi="Arial"/>
-                <w:b w:val="false"/>
-                <w:bCs w:val="false"/>
-                <w:i w:val="false"/>
-                <w:iCs w:val="false"/>
-                <w:color w:val="000000"/>
-                <w:sz w:val="18"/>
-                <w:szCs w:val="18"/>
-              </w:rPr>
-              <w:t xml:space="preserve">–  Mechatronics and Automation Technician: electric motors and solenoid-based actuators used in Kenya's growing manufacturing and agri-processing industries rely on electromagnetism concepts.</w:t>
-            </w:r>
-          </w:p>
-          <w:p>
-            <w:pPr>
-              <w:spacing w:after="30" w:before="0"/>
-              <w:ind w:left="360" w:hanging="180"/>
-              <w:jc w:val="left"/>
-            </w:pPr>
-            <w:r>
-              <w:rPr>
-                <w:rFonts w:ascii="Arial" w:cs="Arial" w:eastAsia="Arial" w:hAnsi="Arial"/>
-                <w:b w:val="false"/>
-                <w:bCs w:val="false"/>
-                <w:i w:val="false"/>
-                <w:iCs w:val="false"/>
-                <w:color w:val="000000"/>
-                <w:sz w:val="18"/>
-                <w:szCs w:val="18"/>
-              </w:rPr>
-              <w:t xml:space="preserve">–  Biomedical Equipment Technician: MRI machines and other hospital diagnostic equipment used in facilities like Kenyatta National Hospital involve magnetic field principles explored in this sub-strand.</w:t>
-            </w:r>
-          </w:p>
-        </w:tc>
-      </w:tr>
-      <w:tr>
-        <w:tc>
-          <w:tcPr>
-            <w:tcW w:type="dxa" w:w="3000"/>
-            <w:shd w:fill="D5E8F0" w:color="auto" w:val="clear"/>
-            <w:tcMar>
-              <w:top w:type="dxa" w:w="60"/>
-              <w:left w:type="dxa" w:w="120"/>
-              <w:bottom w:type="dxa" w:w="60"/>
-              <w:right w:type="dxa" w:w="120"/>
-            </w:tcMar>
-            <w:vAlign w:val="top"/>
-          </w:tcPr>
-          <w:p>
-            <w:pPr>
-              <w:spacing w:after="40" w:before="0"/>
-              <w:jc w:val="left"/>
-            </w:pPr>
-            <w:r>
-              <w:rPr>
-                <w:rFonts w:ascii="Arial" w:cs="Arial" w:eastAsia="Arial" w:hAnsi="Arial"/>
-                <w:b/>
-                <w:bCs/>
-                <w:i w:val="false"/>
-                <w:iCs w:val="false"/>
-                <w:color w:val="000000"/>
-                <w:sz w:val="18"/>
-                <w:szCs w:val="18"/>
-              </w:rPr>
-              <w:t xml:space="preserve">Focus for Lessons</w:t>
-            </w:r>
-          </w:p>
-        </w:tc>
-        <w:tc>
-          <w:tcPr>
-            <w:tcW w:type="dxa" w:w="10680"/>
-            <w:shd w:fill="FFFFFF" w:color="auto" w:val="clear"/>
-            <w:tcMar>
-              <w:top w:type="dxa" w:w="60"/>
-              <w:left w:type="dxa" w:w="120"/>
-              <w:bottom w:type="dxa" w:w="60"/>
-              <w:right w:type="dxa" w:w="120"/>
-            </w:tcMar>
-            <w:vAlign w:val="top"/>
-          </w:tcPr>
-          <w:p>
-            <w:pPr>
-              <w:spacing w:after="40" w:before="0"/>
-              <w:jc w:val="left"/>
-            </w:pPr>
-            <w:r>
-              <w:rPr>
-                <w:rFonts w:ascii="Arial" w:cs="Arial" w:eastAsia="Arial" w:hAnsi="Arial"/>
-                <w:b w:val="false"/>
-                <w:bCs w:val="false"/>
-                <w:i w:val="false"/>
-                <w:iCs w:val="false"/>
-                <w:color w:val="000000"/>
-                <w:sz w:val="18"/>
-                <w:szCs w:val="18"/>
-              </w:rPr>
-              <w:t xml:space="preserve">This unit investigates the principles of magnetism and electromagnetic induction through hands-on experimentation, structured inquiry and real-world application. Learners explore how magnetic fields are created and mapped, how motion within a magnetic field induces an electromotive force, and what variables control the magnitude of that induced e.m.f. The unit is anchored in Kenya's lived energy landscape — from hand-cranked torches used by farmers in rural Rift Valley to the massive turbines at Olkaria Geothermal Plant — helping learners connect abstract electromagnetic theory to tangible national development challenges.</w:t>
-            </w:r>
-          </w:p>
-        </w:tc>
-      </w:tr>
-      <w:tr>
-        <w:tc>
-          <w:tcPr>
-            <w:tcW w:type="dxa" w:w="3000"/>
-            <w:shd w:fill="EAD1F5" w:color="auto" w:val="clear"/>
-            <w:tcMar>
-              <w:top w:type="dxa" w:w="60"/>
-              <w:left w:type="dxa" w:w="120"/>
-              <w:bottom w:type="dxa" w:w="60"/>
-              <w:right w:type="dxa" w:w="120"/>
-            </w:tcMar>
-            <w:vAlign w:val="top"/>
-          </w:tcPr>
-          <w:p>
-            <w:pPr>
-              <w:spacing w:after="40" w:before="0"/>
-              <w:jc w:val="left"/>
-            </w:pPr>
-            <w:r>
-              <w:rPr>
-                <w:rFonts w:ascii="Arial" w:cs="Arial" w:eastAsia="Arial" w:hAnsi="Arial"/>
-                <w:b/>
-                <w:bCs/>
-                <w:i w:val="false"/>
-                <w:iCs w:val="false"/>
-                <w:color w:val="000000"/>
-                <w:sz w:val="18"/>
-                <w:szCs w:val="18"/>
-              </w:rPr>
-              <w:t xml:space="preserve">Driving Question / Key Inquiry Questions</w:t>
-            </w:r>
-          </w:p>
-        </w:tc>
-        <w:tc>
-          <w:tcPr>
-            <w:tcW w:type="dxa" w:w="10680"/>
-            <w:shd w:fill="FFFFFF" w:color="auto" w:val="clear"/>
-            <w:tcMar>
-              <w:top w:type="dxa" w:w="60"/>
-              <w:left w:type="dxa" w:w="120"/>
-              <w:bottom w:type="dxa" w:w="60"/>
-              <w:right w:type="dxa" w:w="120"/>
-            </w:tcMar>
-            <w:vAlign w:val="top"/>
-          </w:tcPr>
-          <w:p>
-            <w:pPr>
-              <w:spacing w:after="40" w:before="0"/>
-              <w:jc w:val="left"/>
-            </w:pPr>
-            <w:r>
-              <w:rPr>
-                <w:rFonts w:ascii="Arial" w:cs="Arial" w:eastAsia="Arial" w:hAnsi="Arial"/>
-                <w:b w:val="false"/>
-                <w:bCs w:val="false"/>
-                <w:i w:val="false"/>
-                <w:iCs w:val="false"/>
-                <w:color w:val="000000"/>
-                <w:sz w:val="18"/>
-                <w:szCs w:val="18"/>
-              </w:rPr>
-              <w:t xml:space="preserve">DRIVING QUESTION: How does moving a wire through a magnetic field produce electricity — and how is this principle powering homes, farms and industries across Kenya?</w:t>
-            </w:r>
-          </w:p>
-          <w:p>
-            <w:pPr>
-              <w:spacing w:after="40" w:before="0"/>
-              <w:jc w:val="left"/>
-            </w:pPr>
-            <w:r>
-              <w:rPr>
-                <w:rFonts w:ascii="Arial" w:cs="Arial" w:eastAsia="Arial" w:hAnsi="Arial"/>
-                <w:b w:val="false"/>
-                <w:bCs w:val="false"/>
-                <w:i w:val="false"/>
-                <w:iCs w:val="false"/>
-                <w:color w:val="000000"/>
-                <w:sz w:val="18"/>
-                <w:szCs w:val="18"/>
-              </w:rPr>
-              <w:t xml:space="preserve"/>
-            </w:r>
-          </w:p>
-          <w:p>
-            <w:pPr>
-              <w:spacing w:after="40" w:before="0"/>
-              <w:jc w:val="left"/>
-            </w:pPr>
-            <w:r>
-              <w:rPr>
-                <w:rFonts w:ascii="Arial" w:cs="Arial" w:eastAsia="Arial" w:hAnsi="Arial"/>
-                <w:b w:val="false"/>
-                <w:bCs w:val="false"/>
-                <w:i w:val="false"/>
-                <w:iCs w:val="false"/>
-                <w:color w:val="000000"/>
-                <w:sz w:val="18"/>
-                <w:szCs w:val="18"/>
-              </w:rPr>
-              <w:t xml:space="preserve">KICD KEY INQUIRY QUESTION:</w:t>
-            </w:r>
-          </w:p>
-          <w:p>
-            <w:pPr>
-              <w:spacing w:after="40" w:before="0"/>
-              <w:jc w:val="left"/>
-            </w:pPr>
-            <w:r>
-              <w:rPr>
-                <w:rFonts w:ascii="Arial" w:cs="Arial" w:eastAsia="Arial" w:hAnsi="Arial"/>
-                <w:b w:val="false"/>
-                <w:bCs w:val="false"/>
-                <w:i w:val="false"/>
-                <w:iCs w:val="false"/>
-                <w:color w:val="000000"/>
-                <w:sz w:val="18"/>
-                <w:szCs w:val="18"/>
-              </w:rPr>
-              <w:t xml:space="preserve">1. How is the study of electromagnetic induction important in our daily life?</w:t>
-            </w:r>
-          </w:p>
-        </w:tc>
-      </w:tr>
-      <w:tr>
-        <w:tc>
-          <w:tcPr>
-            <w:tcW w:type="dxa" w:w="3000"/>
-            <w:shd w:fill="EAD1F5" w:color="auto" w:val="clear"/>
-            <w:tcMar>
-              <w:top w:type="dxa" w:w="60"/>
-              <w:left w:type="dxa" w:w="120"/>
-              <w:bottom w:type="dxa" w:w="60"/>
-              <w:right w:type="dxa" w:w="120"/>
-            </w:tcMar>
-            <w:vAlign w:val="top"/>
-          </w:tcPr>
-          <w:p>
-            <w:pPr>
-              <w:spacing w:after="40" w:before="0"/>
-              <w:jc w:val="left"/>
-            </w:pPr>
-            <w:r>
-              <w:rPr>
-                <w:rFonts w:ascii="Arial" w:cs="Arial" w:eastAsia="Arial" w:hAnsi="Arial"/>
-                <w:b/>
-                <w:bCs/>
-                <w:i w:val="false"/>
-                <w:iCs w:val="false"/>
-                <w:color w:val="000000"/>
-                <w:sz w:val="18"/>
-                <w:szCs w:val="18"/>
-              </w:rPr>
-              <w:t xml:space="preserve">Anchoring Phenomenon</w:t>
-            </w:r>
-          </w:p>
-        </w:tc>
-        <w:tc>
-          <w:tcPr>
-            <w:tcW w:type="dxa" w:w="10680"/>
-            <w:shd w:fill="FFFFFF" w:color="auto" w:val="clear"/>
-            <w:tcMar>
-              <w:top w:type="dxa" w:w="60"/>
-              <w:left w:type="dxa" w:w="120"/>
-              <w:bottom w:type="dxa" w:w="60"/>
-              <w:right w:type="dxa" w:w="120"/>
-            </w:tcMar>
-            <w:vAlign w:val="top"/>
-          </w:tcPr>
-          <w:p>
-            <w:pPr>
-              <w:spacing w:after="40" w:before="0"/>
-              <w:jc w:val="left"/>
-            </w:pPr>
-            <w:r>
-              <w:rPr>
-                <w:rFonts w:ascii="Arial" w:cs="Arial" w:eastAsia="Arial" w:hAnsi="Arial"/>
-                <w:b w:val="false"/>
-                <w:bCs w:val="false"/>
-                <w:i w:val="false"/>
-                <w:iCs w:val="false"/>
-                <w:color w:val="000000"/>
-                <w:sz w:val="18"/>
-                <w:szCs w:val="18"/>
-              </w:rPr>
-              <w:t xml:space="preserve">A form one student in a boarding school in Kericho notices that when the school's generator room door is open during a power outage, she can see large copper coils rotating inside a metal housing connected to the national grid line. No battery or chemical reaction is visible, yet the coils produce enough electricity to light the entire dormitory. She is puzzled: how can simply spinning a coil of wire near a magnet produce electricity powerful enough to run lights, water pumps and kitchen equipment? She tries to replicate this at home using a bicycle dynamo she removes from an old bike — when she spins the wheel, a small LED lights up, but only when the wheel is moving. When she holds the dynamo still, the light goes out immediately. She cannot explain why movement is essential, why faster spinning makes the light brighter, or why the same principle that powers her bicycle light is also responsible for Kenya's national electricity supply.</w:t>
-            </w:r>
-          </w:p>
-        </w:tc>
-      </w:tr>
-      <w:tr>
-        <w:tc>
-          <w:tcPr>
-            <w:tcW w:type="dxa" w:w="3000"/>
-            <w:shd w:fill="D9EEF1" w:color="auto" w:val="clear"/>
-            <w:tcMar>
-              <w:top w:type="dxa" w:w="60"/>
-              <w:left w:type="dxa" w:w="120"/>
-              <w:bottom w:type="dxa" w:w="60"/>
-              <w:right w:type="dxa" w:w="120"/>
-            </w:tcMar>
-            <w:vAlign w:val="top"/>
-          </w:tcPr>
-          <w:p>
-            <w:pPr>
-              <w:spacing w:after="40" w:before="0"/>
-              <w:jc w:val="left"/>
-            </w:pPr>
-            <w:r>
-              <w:rPr>
-                <w:rFonts w:ascii="Arial" w:cs="Arial" w:eastAsia="Arial" w:hAnsi="Arial"/>
-                <w:b/>
-                <w:bCs/>
-                <w:i w:val="false"/>
-                <w:iCs w:val="false"/>
-                <w:color w:val="000000"/>
-                <w:sz w:val="18"/>
-                <w:szCs w:val="18"/>
-              </w:rPr>
-              <w:t xml:space="preserve">Storyline Thread</w:t>
-            </w:r>
-          </w:p>
-        </w:tc>
-        <w:tc>
-          <w:tcPr>
-            <w:tcW w:type="dxa" w:w="10680"/>
-            <w:shd w:fill="FFFFFF" w:color="auto" w:val="clear"/>
-            <w:tcMar>
-              <w:top w:type="dxa" w:w="60"/>
-              <w:left w:type="dxa" w:w="120"/>
-              <w:bottom w:type="dxa" w:w="60"/>
-              <w:right w:type="dxa" w:w="120"/>
-            </w:tcMar>
-            <w:vAlign w:val="top"/>
-          </w:tcPr>
-          <w:p>
-            <w:pPr>
-              <w:spacing w:after="40" w:before="0"/>
-              <w:jc w:val="left"/>
-            </w:pPr>
-            <w:r>
-              <w:rPr>
-                <w:rFonts w:ascii="Arial" w:cs="Arial" w:eastAsia="Arial" w:hAnsi="Arial"/>
-                <w:b w:val="false"/>
-                <w:bCs w:val="false"/>
-                <w:i w:val="false"/>
-                <w:iCs w:val="false"/>
-                <w:color w:val="000000"/>
-                <w:sz w:val="18"/>
-                <w:szCs w:val="18"/>
-              </w:rPr>
-              <w:t xml:space="preserve">Lesson 1 — Anchoring Phenomenon &amp; Magnetisation Methods: Learners observe the bicycle dynamo and hand-cranked torch demonstrations, record initial puzzling observations, and make written predictions about the source of electricity. They then carry out experiments on methods of magnetisation of soft iron (stroking, electrical and induction methods), compare results, and begin the Driving Question Board (DQB) by posting "What do we notice?" and "What do we wonder?" questions.</w:t>
-            </w:r>
-          </w:p>
-          <w:p>
-            <w:pPr>
-              <w:spacing w:after="40" w:before="0"/>
-              <w:jc w:val="left"/>
-            </w:pPr>
-            <w:r>
-              <w:rPr>
-                <w:rFonts w:ascii="Arial" w:cs="Arial" w:eastAsia="Arial" w:hAnsi="Arial"/>
-                <w:b w:val="false"/>
-                <w:bCs w:val="false"/>
-                <w:i w:val="false"/>
-                <w:iCs w:val="false"/>
-                <w:color w:val="000000"/>
-                <w:sz w:val="18"/>
-                <w:szCs w:val="18"/>
-              </w:rPr>
-              <w:t xml:space="preserve"/>
-            </w:r>
-          </w:p>
-          <w:p>
-            <w:pPr>
-              <w:spacing w:after="40" w:before="0"/>
-              <w:jc w:val="left"/>
-            </w:pPr>
-            <w:r>
-              <w:rPr>
-                <w:rFonts w:ascii="Arial" w:cs="Arial" w:eastAsia="Arial" w:hAnsi="Arial"/>
-                <w:b w:val="false"/>
-                <w:bCs w:val="false"/>
-                <w:i w:val="false"/>
-                <w:iCs w:val="false"/>
-                <w:color w:val="000000"/>
-                <w:sz w:val="18"/>
-                <w:szCs w:val="18"/>
-              </w:rPr>
-              <w:t xml:space="preserve">Lesson 2 — Demagnetisation &amp; Properties of Magnets: Building on Lesson 1, learners carry out demagnetisation experiments (heating over a jiko, hammering on a hard surface, and electrical demagnetisation using alternating current). They compare how each method destroys magnetism and connect the Kericho student's observation that the generator coils must keep moving — stillness produces nothing — to the loss of ordered magnetic domains.</w:t>
-            </w:r>
-          </w:p>
-          <w:p>
-            <w:pPr>
-              <w:spacing w:after="40" w:before="0"/>
-              <w:jc w:val="left"/>
-            </w:pPr>
-            <w:r>
-              <w:rPr>
-                <w:rFonts w:ascii="Arial" w:cs="Arial" w:eastAsia="Arial" w:hAnsi="Arial"/>
-                <w:b w:val="false"/>
-                <w:bCs w:val="false"/>
-                <w:i w:val="false"/>
-                <w:iCs w:val="false"/>
-                <w:color w:val="000000"/>
-                <w:sz w:val="18"/>
-                <w:szCs w:val="18"/>
-              </w:rPr>
-              <w:t xml:space="preserve"/>
-            </w:r>
-          </w:p>
-          <w:p>
-            <w:pPr>
-              <w:spacing w:after="40" w:before="0"/>
-              <w:jc w:val="left"/>
-            </w:pPr>
-            <w:r>
-              <w:rPr>
-                <w:rFonts w:ascii="Arial" w:cs="Arial" w:eastAsia="Arial" w:hAnsi="Arial"/>
-                <w:b w:val="false"/>
-                <w:bCs w:val="false"/>
-                <w:i w:val="false"/>
-                <w:iCs w:val="false"/>
-                <w:color w:val="000000"/>
-                <w:sz w:val="18"/>
-                <w:szCs w:val="18"/>
-              </w:rPr>
-              <w:t xml:space="preserve">Lesson 3 — Magnetic Field Patterns: Learners use iron filings and plotting compasses to map and draw field lines around bar magnets and U-shaped magnets. They observe field concentration at poles, field direction conventions, and the uniform field between the poles of a U-shaped magnet. They annotate field diagrams and update the DQB: "Where is the field strongest — and why does that matter for a generator?"</w:t>
-            </w:r>
-          </w:p>
-          <w:p>
-            <w:pPr>
-              <w:spacing w:after="40" w:before="0"/>
-              <w:jc w:val="left"/>
-            </w:pPr>
-            <w:r>
-              <w:rPr>
-                <w:rFonts w:ascii="Arial" w:cs="Arial" w:eastAsia="Arial" w:hAnsi="Arial"/>
-                <w:b w:val="false"/>
-                <w:bCs w:val="false"/>
-                <w:i w:val="false"/>
-                <w:iCs w:val="false"/>
-                <w:color w:val="000000"/>
-                <w:sz w:val="18"/>
-                <w:szCs w:val="18"/>
-              </w:rPr>
-              <w:t xml:space="preserve"/>
-            </w:r>
-          </w:p>
-          <w:p>
-            <w:pPr>
-              <w:spacing w:after="40" w:before="0"/>
-              <w:jc w:val="left"/>
-            </w:pPr>
-            <w:r>
-              <w:rPr>
-                <w:rFonts w:ascii="Arial" w:cs="Arial" w:eastAsia="Arial" w:hAnsi="Arial"/>
-                <w:b w:val="false"/>
-                <w:bCs w:val="false"/>
-                <w:i w:val="false"/>
-                <w:iCs w:val="false"/>
-                <w:color w:val="000000"/>
-                <w:sz w:val="18"/>
-                <w:szCs w:val="18"/>
-              </w:rPr>
-              <w:t xml:space="preserve">Lesson 4 — Introducing Induced E.M.F (Qualitative): Learners are introduced to the concept of induced electromotive force. Using a U-shaped magnet, a sensitive galvanometer and a straight copper conductor, they carry out the KICD-prescribed electromagnetic induction experiment: observing deflection when the conductor is (a) stationary between poles, (b) moved parallel to field, (c) moved vertically upward, (d) moved at an angle to the field. Learners record deflection direction and magnitude for each condition and construct an initial explanation for the anchoring phenomenon.</w:t>
-            </w:r>
-          </w:p>
-          <w:p>
-            <w:pPr>
-              <w:spacing w:after="40" w:before="0"/>
-              <w:jc w:val="left"/>
-            </w:pPr>
-            <w:r>
-              <w:rPr>
-                <w:rFonts w:ascii="Arial" w:cs="Arial" w:eastAsia="Arial" w:hAnsi="Arial"/>
-                <w:b w:val="false"/>
-                <w:bCs w:val="false"/>
-                <w:i w:val="false"/>
-                <w:iCs w:val="false"/>
-                <w:color w:val="000000"/>
-                <w:sz w:val="18"/>
-                <w:szCs w:val="18"/>
-              </w:rPr>
-              <w:t xml:space="preserve"/>
-            </w:r>
-          </w:p>
-          <w:p>
-            <w:pPr>
-              <w:spacing w:after="40" w:before="0"/>
-              <w:jc w:val="left"/>
-            </w:pPr>
-            <w:r>
-              <w:rPr>
-                <w:rFonts w:ascii="Arial" w:cs="Arial" w:eastAsia="Arial" w:hAnsi="Arial"/>
-                <w:b w:val="false"/>
-                <w:bCs w:val="false"/>
-                <w:i w:val="false"/>
-                <w:iCs w:val="false"/>
-                <w:color w:val="000000"/>
-                <w:sz w:val="18"/>
-                <w:szCs w:val="18"/>
-              </w:rPr>
-              <w:t xml:space="preserve">Lesson 5 — Factors Affecting Magnitude of Induced E.M.F: Learners design and conduct guided investigations varying (a) speed of conductor movement, (b) strength of the magnet, (c) number of turns of wire, and (d) angle of movement through the field. Results are tabulated and graphed. Learners connect findings back to the dynamo torch observation: faster cranking → larger induced e.m.f → brighter LED. The DQB is updated with evidence-based answers replacing earlier predictions.</w:t>
-            </w:r>
-          </w:p>
-          <w:p>
-            <w:pPr>
-              <w:spacing w:after="40" w:before="0"/>
-              <w:jc w:val="left"/>
-            </w:pPr>
-            <w:r>
-              <w:rPr>
-                <w:rFonts w:ascii="Arial" w:cs="Arial" w:eastAsia="Arial" w:hAnsi="Arial"/>
-                <w:b w:val="false"/>
-                <w:bCs w:val="false"/>
-                <w:i w:val="false"/>
-                <w:iCs w:val="false"/>
-                <w:color w:val="000000"/>
-                <w:sz w:val="18"/>
-                <w:szCs w:val="18"/>
-              </w:rPr>
-              <w:t xml:space="preserve"/>
-            </w:r>
-          </w:p>
-          <w:p>
-            <w:pPr>
-              <w:spacing w:after="40" w:before="0"/>
-              <w:jc w:val="left"/>
-            </w:pPr>
-            <w:r>
-              <w:rPr>
-                <w:rFonts w:ascii="Arial" w:cs="Arial" w:eastAsia="Arial" w:hAnsi="Arial"/>
-                <w:b w:val="false"/>
-                <w:bCs w:val="false"/>
-                <w:i w:val="false"/>
-                <w:iCs w:val="false"/>
-                <w:color w:val="000000"/>
-                <w:sz w:val="18"/>
-                <w:szCs w:val="18"/>
-              </w:rPr>
-              <w:t xml:space="preserve">Lesson 6 — Applications of Electromagnetic Induction in Kenya: Learners use digital devices and print media to research real-life applications — AC generators, transformers, the Olkaria Geothermal Plant, Lake Turkana Wind Farm turbines, electric bells and bicycle dynamos. Groups prepare short presentations linking each application to the experimental principles from Lessons 4 and 5. Learners discuss how Kenya Power's national grid depends entirely on electromagnetic induction.</w:t>
-            </w:r>
-          </w:p>
-          <w:p>
-            <w:pPr>
-              <w:spacing w:after="40" w:before="0"/>
-              <w:jc w:val="left"/>
-            </w:pPr>
-            <w:r>
-              <w:rPr>
-                <w:rFonts w:ascii="Arial" w:cs="Arial" w:eastAsia="Arial" w:hAnsi="Arial"/>
-                <w:b w:val="false"/>
-                <w:bCs w:val="false"/>
-                <w:i w:val="false"/>
-                <w:iCs w:val="false"/>
-                <w:color w:val="000000"/>
-                <w:sz w:val="18"/>
-                <w:szCs w:val="18"/>
-              </w:rPr>
-              <w:t xml:space="preserve"/>
-            </w:r>
-          </w:p>
-          <w:p>
-            <w:pPr>
-              <w:spacing w:after="40" w:before="0"/>
-              <w:jc w:val="left"/>
-            </w:pPr>
-            <w:r>
-              <w:rPr>
-                <w:rFonts w:ascii="Arial" w:cs="Arial" w:eastAsia="Arial" w:hAnsi="Arial"/>
-                <w:b w:val="false"/>
-                <w:bCs w:val="false"/>
-                <w:i w:val="false"/>
-                <w:iCs w:val="false"/>
-                <w:color w:val="000000"/>
-                <w:sz w:val="18"/>
-                <w:szCs w:val="18"/>
-              </w:rPr>
-              <w:t xml:space="preserve">Lesson 7 — Project: Design and Make a Simple Electric Bell: Learners design and construct a simple electric bell using locally available materials (iron nail, copper wire, dry cell, metal strip, wooden base). They test their bells, troubleshoot failures by applying sub-strand concepts (magnetisation, induced current, field strength), and document the design process in a project journal. Connections to the anchoring phenomenon are made explicit: the bell's electromagnet switches on and off, demonstrating controlled magnetisation and demagnetisation.</w:t>
-            </w:r>
-          </w:p>
-          <w:p>
-            <w:pPr>
-              <w:spacing w:after="40" w:before="0"/>
-              <w:jc w:val="left"/>
-            </w:pPr>
-            <w:r>
-              <w:rPr>
-                <w:rFonts w:ascii="Arial" w:cs="Arial" w:eastAsia="Arial" w:hAnsi="Arial"/>
-                <w:b w:val="false"/>
-                <w:bCs w:val="false"/>
-                <w:i w:val="false"/>
-                <w:iCs w:val="false"/>
-                <w:color w:val="000000"/>
-                <w:sz w:val="18"/>
-                <w:szCs w:val="18"/>
-              </w:rPr>
-              <w:t xml:space="preserve"/>
-            </w:r>
-          </w:p>
-          <w:p>
-            <w:pPr>
-              <w:spacing w:after="40" w:before="0"/>
-              <w:jc w:val="left"/>
-            </w:pPr>
-            <w:r>
-              <w:rPr>
-                <w:rFonts w:ascii="Arial" w:cs="Arial" w:eastAsia="Arial" w:hAnsi="Arial"/>
-                <w:b w:val="false"/>
-                <w:bCs w:val="false"/>
-                <w:i w:val="false"/>
-                <w:iCs w:val="false"/>
-                <w:color w:val="000000"/>
-                <w:sz w:val="18"/>
-                <w:szCs w:val="18"/>
-              </w:rPr>
-              <w:t xml:space="preserve">Lesson 8 — Model Building, DQB Closure &amp; Assessment: Learners produce a final annotated diagram model showing how a generator converts mechanical motion into electrical energy via electromagnetic induction, labelling all key variables that affect induced e.m.f. The DQB is reviewed: original predictions are compared with current evidence-based explanations. Learners write a structured explanation answering the driving question, complete a practical assessment of the electromagnetic induction experiment procedure, and reflect on applications of the sub-strand to Kenya's energy future.</w:t>
-            </w:r>
-          </w:p>
-        </w:tc>
-      </w:tr>
-      <w:tr>
-        <w:tc>
-          <w:tcPr>
-            <w:tcW w:type="dxa" w:w="3000"/>
-            <w:shd w:fill="EAD1F5" w:color="auto" w:val="clear"/>
-            <w:tcMar>
-              <w:top w:type="dxa" w:w="60"/>
-              <w:left w:type="dxa" w:w="120"/>
-              <w:bottom w:type="dxa" w:w="60"/>
-              <w:right w:type="dxa" w:w="120"/>
-            </w:tcMar>
-            <w:vAlign w:val="top"/>
-          </w:tcPr>
-          <w:p>
-            <w:pPr>
-              <w:spacing w:after="40" w:before="0"/>
-              <w:jc w:val="left"/>
-            </w:pPr>
-            <w:r>
-              <w:rPr>
-                <w:rFonts w:ascii="Arial" w:cs="Arial" w:eastAsia="Arial" w:hAnsi="Arial"/>
-                <w:b/>
-                <w:bCs/>
-                <w:i w:val="false"/>
-                <w:iCs w:val="false"/>
-                <w:color w:val="000000"/>
-                <w:sz w:val="18"/>
-                <w:szCs w:val="18"/>
-              </w:rPr>
-              <w:t xml:space="preserve">Supporting Phenomena</w:t>
-            </w:r>
-          </w:p>
-        </w:tc>
-        <w:tc>
-          <w:tcPr>
-            <w:tcW w:type="dxa" w:w="10680"/>
-            <w:shd w:fill="FFFFFF" w:color="auto" w:val="clear"/>
-            <w:tcMar>
-              <w:top w:type="dxa" w:w="60"/>
-              <w:left w:type="dxa" w:w="120"/>
-              <w:bottom w:type="dxa" w:w="60"/>
-              <w:right w:type="dxa" w:w="120"/>
-            </w:tcMar>
-            <w:vAlign w:val="top"/>
-          </w:tcPr>
-          <w:p>
-            <w:pPr>
-              <w:spacing w:after="30" w:before="0"/>
-              <w:ind w:left="360" w:hanging="180"/>
-              <w:jc w:val="left"/>
-            </w:pPr>
-            <w:r>
-              <w:rPr>
-                <w:rFonts w:ascii="Arial" w:cs="Arial" w:eastAsia="Arial" w:hAnsi="Arial"/>
-                <w:b w:val="false"/>
-                <w:bCs w:val="false"/>
-                <w:i w:val="false"/>
-                <w:iCs w:val="false"/>
-                <w:color w:val="000000"/>
-                <w:sz w:val="18"/>
-                <w:szCs w:val="18"/>
-              </w:rPr>
-              <w:t xml:space="preserve">–  A watchman in Kisumu uses a hand-cranked torch (dynamo torch) every night. When he cranks the handle slowly the light is dim; when he cranks fast it is bright. He never replaces batteries, yet the torch always works — learners investigate why speed of rotation affects brightness.</w:t>
-            </w:r>
-          </w:p>
-          <w:p>
-            <w:pPr>
-              <w:spacing w:after="30" w:before="0"/>
-              <w:ind w:left="360" w:hanging="180"/>
-              <w:jc w:val="left"/>
-            </w:pPr>
-            <w:r>
-              <w:rPr>
-                <w:rFonts w:ascii="Arial" w:cs="Arial" w:eastAsia="Arial" w:hAnsi="Arial"/>
-                <w:b w:val="false"/>
-                <w:bCs w:val="false"/>
-                <w:i w:val="false"/>
-                <w:iCs w:val="false"/>
-                <w:color w:val="000000"/>
-                <w:sz w:val="18"/>
-                <w:szCs w:val="18"/>
-              </w:rPr>
-              <w:t xml:space="preserve">–  Matatu operators in Nairobi notice that when an old speaker magnet falls onto the metal body of the vehicle, it sticks firmly, but when they heat the magnet over a jiko it loses its grip and falls off — learners investigate why heating destroys magnetism.</w:t>
-            </w:r>
-          </w:p>
-          <w:p>
-            <w:pPr>
-              <w:spacing w:after="30" w:before="0"/>
-              <w:ind w:left="360" w:hanging="180"/>
-              <w:jc w:val="left"/>
-            </w:pPr>
-            <w:r>
-              <w:rPr>
-                <w:rFonts w:ascii="Arial" w:cs="Arial" w:eastAsia="Arial" w:hAnsi="Arial"/>
-                <w:b w:val="false"/>
-                <w:bCs w:val="false"/>
-                <w:i w:val="false"/>
-                <w:iCs w:val="false"/>
-                <w:color w:val="000000"/>
-                <w:sz w:val="18"/>
-                <w:szCs w:val="18"/>
-              </w:rPr>
-              <w:t xml:space="preserve">–  A maize farmer in Eldoret uses an electric fence energiser to protect her crop from wildlife. When she disconnects the coil inside the energiser, the fence stops working even though the battery is still connected — learners investigate the role of coil and magnetic core in producing current pulses.</w:t>
-            </w:r>
-          </w:p>
-          <w:p>
-            <w:pPr>
-              <w:spacing w:after="30" w:before="0"/>
-              <w:ind w:left="360" w:hanging="180"/>
-              <w:jc w:val="left"/>
-            </w:pPr>
-            <w:r>
-              <w:rPr>
-                <w:rFonts w:ascii="Arial" w:cs="Arial" w:eastAsia="Arial" w:hAnsi="Arial"/>
-                <w:b w:val="false"/>
-                <w:bCs w:val="false"/>
-                <w:i w:val="false"/>
-                <w:iCs w:val="false"/>
-                <w:color w:val="000000"/>
-                <w:sz w:val="18"/>
-                <w:szCs w:val="18"/>
-              </w:rPr>
-              <w:t xml:space="preserve">–  A Standard Eight pupil in Mombasa doing a science project wraps copper wire around an iron nail and connects it to a dry cell — the nail picks up metal paper clips. When he disconnects the cell the nail drops the clips immediately. He wonders why the nail only becomes magnetic when current flows and loses magnetism the moment current stops.</w:t>
-            </w:r>
-          </w:p>
-        </w:tc>
-      </w:tr>
-    </w:tbl>
-    <w:p>
-      <w:pPr>
-        <w:spacing w:after="120"/>
-      </w:pPr>
-      <w:r>
-        <w:t xml:space="preserve"/>
       </w:r>
     </w:p>
     <w:p>
@@ -3377,7 +3377,7 @@
             <w:pPr>
               <w:spacing w:after="20" w:before="0"/>
             </w:pPr>
-            <w:hyperlink w:history="1" r:id="rIdlk7_lijt5ffc--rlinte0">
+            <w:hyperlink w:history="1" r:id="rIdlhipxwqrtgyeylw2zv958">
               <w:r>
                 <w:rPr>
                   <w:rFonts w:ascii="Arial" w:cs="Arial" w:eastAsia="Arial" w:hAnsi="Arial"/>
@@ -3410,7 +3410,7 @@
               <w:spacing w:after="10" w:before="0"/>
               <w:ind w:left="120"/>
             </w:pPr>
-            <w:hyperlink w:history="1" r:id="rIdsdxwa5bpcydjna6qqxr3e">
+            <w:hyperlink w:history="1" r:id="rIdak8-2i2jlilu-vw5kwnua">
               <w:r>
                 <w:rPr>
                   <w:rFonts w:ascii="Arial" w:cs="Arial" w:eastAsia="Arial" w:hAnsi="Arial"/>
@@ -3472,7 +3472,7 @@
               <w:spacing w:after="10" w:before="0"/>
               <w:ind w:left="120"/>
             </w:pPr>
-            <w:hyperlink w:history="1" r:id="rIdmbfphbb8vzrxaukgehvlo">
+            <w:hyperlink w:history="1" r:id="rIdau0zhgbk-2gklkthy8chx">
               <w:r>
                 <w:rPr>
                   <w:rFonts w:ascii="Arial" w:cs="Arial" w:eastAsia="Arial" w:hAnsi="Arial"/>
@@ -3682,7 +3682,7 @@
             <w:pPr>
               <w:spacing w:after="20" w:before="0"/>
             </w:pPr>
-            <w:hyperlink w:history="1" r:id="rIdbkhfep9w9iymkethtceau">
+            <w:hyperlink w:history="1" r:id="rIdl2rqipm4edflgvoo3kx2n">
               <w:r>
                 <w:rPr>
                   <w:rFonts w:ascii="Arial" w:cs="Arial" w:eastAsia="Arial" w:hAnsi="Arial"/>
@@ -3715,7 +3715,7 @@
               <w:spacing w:after="10" w:before="0"/>
               <w:ind w:left="120"/>
             </w:pPr>
-            <w:hyperlink w:history="1" r:id="rIdbzvxcy6kqq3u4v2ax10ju">
+            <w:hyperlink w:history="1" r:id="rIdyskfxo84b8wpsylnizgxe">
               <w:r>
                 <w:rPr>
                   <w:rFonts w:ascii="Arial" w:cs="Arial" w:eastAsia="Arial" w:hAnsi="Arial"/>
@@ -3777,7 +3777,7 @@
               <w:spacing w:after="10" w:before="0"/>
               <w:ind w:left="120"/>
             </w:pPr>
-            <w:hyperlink w:history="1" r:id="rIdvwm-cc9ulimliaprf9ryf">
+            <w:hyperlink w:history="1" r:id="rIdcfaybxcolzj41kawie9qj">
               <w:r>
                 <w:rPr>
                   <w:rFonts w:ascii="Arial" w:cs="Arial" w:eastAsia="Arial" w:hAnsi="Arial"/>
@@ -3987,7 +3987,7 @@
             <w:pPr>
               <w:spacing w:after="20" w:before="0"/>
             </w:pPr>
-            <w:hyperlink w:history="1" r:id="rId_kfckjs9pioeeldo3kjyt">
+            <w:hyperlink w:history="1" r:id="rIdowdmuac1x40qz8jtdzbdz">
               <w:r>
                 <w:rPr>
                   <w:rFonts w:ascii="Arial" w:cs="Arial" w:eastAsia="Arial" w:hAnsi="Arial"/>
@@ -4020,7 +4020,7 @@
               <w:spacing w:after="10" w:before="0"/>
               <w:ind w:left="120"/>
             </w:pPr>
-            <w:hyperlink w:history="1" r:id="rIdrui1yddm6q0lvbxvtzbmi">
+            <w:hyperlink w:history="1" r:id="rIdzggcqauf4zre0lisoazoj">
               <w:r>
                 <w:rPr>
                   <w:rFonts w:ascii="Arial" w:cs="Arial" w:eastAsia="Arial" w:hAnsi="Arial"/>
@@ -4082,7 +4082,7 @@
               <w:spacing w:after="10" w:before="0"/>
               <w:ind w:left="120"/>
             </w:pPr>
-            <w:hyperlink w:history="1" r:id="rIdxhyfeswxp7d2aua4x1yuq">
+            <w:hyperlink w:history="1" r:id="rIdchrskf6mqlkqktd4gxxhp">
               <w:r>
                 <w:rPr>
                   <w:rFonts w:ascii="Arial" w:cs="Arial" w:eastAsia="Arial" w:hAnsi="Arial"/>
@@ -4292,7 +4292,7 @@
             <w:pPr>
               <w:spacing w:after="20" w:before="0"/>
             </w:pPr>
-            <w:hyperlink w:history="1" r:id="rIddftnhek_dm_hubey-cuta">
+            <w:hyperlink w:history="1" r:id="rIdrfreppki2qh-uarjv7a2f">
               <w:r>
                 <w:rPr>
                   <w:rFonts w:ascii="Arial" w:cs="Arial" w:eastAsia="Arial" w:hAnsi="Arial"/>
@@ -4325,7 +4325,7 @@
               <w:spacing w:after="10" w:before="0"/>
               <w:ind w:left="120"/>
             </w:pPr>
-            <w:hyperlink w:history="1" r:id="rIdxzoshuj27-m04s25qwfjx">
+            <w:hyperlink w:history="1" r:id="rIdn5j4wqsjhpwphow9knvws">
               <w:r>
                 <w:rPr>
                   <w:rFonts w:ascii="Arial" w:cs="Arial" w:eastAsia="Arial" w:hAnsi="Arial"/>
@@ -4387,7 +4387,7 @@
               <w:spacing w:after="10" w:before="0"/>
               <w:ind w:left="120"/>
             </w:pPr>
-            <w:hyperlink w:history="1" r:id="rIdywsdw66cev4ndlxtdkl-k">
+            <w:hyperlink w:history="1" r:id="rIdxul3ur3m2sp6ai6mf8rju">
               <w:r>
                 <w:rPr>
                   <w:rFonts w:ascii="Arial" w:cs="Arial" w:eastAsia="Arial" w:hAnsi="Arial"/>
@@ -4597,7 +4597,7 @@
             <w:pPr>
               <w:spacing w:after="20" w:before="0"/>
             </w:pPr>
-            <w:hyperlink w:history="1" r:id="rId4gkv7yljyg5jtzo3k0-e6">
+            <w:hyperlink w:history="1" r:id="rIdixy_-fhuyufwszq1giteh">
               <w:r>
                 <w:rPr>
                   <w:rFonts w:ascii="Arial" w:cs="Arial" w:eastAsia="Arial" w:hAnsi="Arial"/>
@@ -4630,7 +4630,7 @@
               <w:spacing w:after="10" w:before="0"/>
               <w:ind w:left="120"/>
             </w:pPr>
-            <w:hyperlink w:history="1" r:id="rIdv4amkjf6wrcrhcyjmxqit">
+            <w:hyperlink w:history="1" r:id="rIdnacneis4hkmvcfvrot82e">
               <w:r>
                 <w:rPr>
                   <w:rFonts w:ascii="Arial" w:cs="Arial" w:eastAsia="Arial" w:hAnsi="Arial"/>
@@ -4692,7 +4692,7 @@
               <w:spacing w:after="10" w:before="0"/>
               <w:ind w:left="120"/>
             </w:pPr>
-            <w:hyperlink w:history="1" r:id="rIddppvqv-nrkgdpeq_ri-on">
+            <w:hyperlink w:history="1" r:id="rIdtogvvqxhtr7_cvhpb6v6v">
               <w:r>
                 <w:rPr>
                   <w:rFonts w:ascii="Arial" w:cs="Arial" w:eastAsia="Arial" w:hAnsi="Arial"/>
@@ -5333,7 +5333,7 @@
         </w:rPr>
         <w:t xml:space="preserve">© 2026 SeaVuria and ARES. Aligned with KICD objectives. Developed by SeaVuria; technical implementation by ARES (with AI assistance from Claude). Licensed under </w:t>
       </w:r>
-      <w:hyperlink w:history="1" r:id="rIdfbnifi8rfdmw5vvmg-emc">
+      <w:hyperlink w:history="1" r:id="rIdvkogqtzqhyfa8hrm43acr">
         <w:r>
           <w:rPr>
             <w:rFonts w:ascii="Arial" w:cs="Arial" w:eastAsia="Arial" w:hAnsi="Arial"/>
@@ -5354,7 +5354,7 @@
         </w:rPr>
         <w:t xml:space="preserve"> (</w:t>
       </w:r>
-      <w:hyperlink w:history="1" r:id="rIdo4fwxvsu3clnfnkv7egcz">
+      <w:hyperlink w:history="1" r:id="rIdh0vnpouzfeqjde73xn91p">
         <w:r>
           <w:rPr>
             <w:rFonts w:ascii="Arial" w:cs="Arial" w:eastAsia="Arial" w:hAnsi="Arial"/>
@@ -6367,7 +6367,7 @@
             <w:pPr>
               <w:spacing w:after="20" w:before="0"/>
             </w:pPr>
-            <w:hyperlink w:history="1" r:id="rIdjpdxouki3elb-alnbptws">
+            <w:hyperlink w:history="1" r:id="rIdpmswlm0sy2dikxloflbsj">
               <w:r>
                 <w:rPr>
                   <w:rFonts w:ascii="Arial" w:cs="Arial" w:eastAsia="Arial" w:hAnsi="Arial"/>
@@ -6400,7 +6400,7 @@
               <w:spacing w:after="10" w:before="0"/>
               <w:ind w:left="120"/>
             </w:pPr>
-            <w:hyperlink w:history="1" r:id="rIdlyhiv6d_g3ungv5zsqij3">
+            <w:hyperlink w:history="1" r:id="rIdestyv_xyymte5ltequ507">
               <w:r>
                 <w:rPr>
                   <w:rFonts w:ascii="Arial" w:cs="Arial" w:eastAsia="Arial" w:hAnsi="Arial"/>
@@ -6445,7 +6445,7 @@
             <w:pPr>
               <w:spacing w:after="20" w:before="0"/>
             </w:pPr>
-            <w:hyperlink w:history="1" r:id="rIdnngowjjqfc6h3rziaulbr">
+            <w:hyperlink w:history="1" r:id="rIdpfnjuqodes-3i59rh2ybg">
               <w:r>
                 <w:rPr>
                   <w:rFonts w:ascii="Arial" w:cs="Arial" w:eastAsia="Arial" w:hAnsi="Arial"/>
@@ -6478,7 +6478,7 @@
               <w:spacing w:after="10" w:before="0"/>
               <w:ind w:left="120"/>
             </w:pPr>
-            <w:hyperlink w:history="1" r:id="rIdy8c1tbtchp__qdpmegu2g">
+            <w:hyperlink w:history="1" r:id="rIdg2esiihwnpxsjgynrz6hj">
               <w:r>
                 <w:rPr>
                   <w:rFonts w:ascii="Arial" w:cs="Arial" w:eastAsia="Arial" w:hAnsi="Arial"/>
@@ -6673,7 +6673,7 @@
             <w:pPr>
               <w:spacing w:after="20" w:before="0"/>
             </w:pPr>
-            <w:hyperlink w:history="1" r:id="rIdh42b-_woltm1cb4ln_h2-">
+            <w:hyperlink w:history="1" r:id="rIdqzvhn-sgzfogfxiwzdnx0">
               <w:r>
                 <w:rPr>
                   <w:rFonts w:ascii="Arial" w:cs="Arial" w:eastAsia="Arial" w:hAnsi="Arial"/>
@@ -6706,7 +6706,7 @@
               <w:spacing w:after="10" w:before="0"/>
               <w:ind w:left="120"/>
             </w:pPr>
-            <w:hyperlink w:history="1" r:id="rIdrbuq7y-tvenr7tfwaw8ip">
+            <w:hyperlink w:history="1" r:id="rIdkzyyavxwwfebvjoy5eiaf">
               <w:r>
                 <w:rPr>
                   <w:rFonts w:ascii="Arial" w:cs="Arial" w:eastAsia="Arial" w:hAnsi="Arial"/>
@@ -6751,7 +6751,7 @@
             <w:pPr>
               <w:spacing w:after="20" w:before="0"/>
             </w:pPr>
-            <w:hyperlink w:history="1" r:id="rIdpzcankltz-y4ozdwtg8ga">
+            <w:hyperlink w:history="1" r:id="rIdcjveucyl3sjfnla3t2yho">
               <w:r>
                 <w:rPr>
                   <w:rFonts w:ascii="Arial" w:cs="Arial" w:eastAsia="Arial" w:hAnsi="Arial"/>
@@ -6784,7 +6784,7 @@
               <w:spacing w:after="10" w:before="0"/>
               <w:ind w:left="120"/>
             </w:pPr>
-            <w:hyperlink w:history="1" r:id="rIdtwy_dtg2sv4gdxmabbcv6">
+            <w:hyperlink w:history="1" r:id="rIde3ggjoq76zg-h36kvq5np">
               <w:r>
                 <w:rPr>
                   <w:rFonts w:ascii="Arial" w:cs="Arial" w:eastAsia="Arial" w:hAnsi="Arial"/>
@@ -6979,7 +6979,7 @@
             <w:pPr>
               <w:spacing w:after="20" w:before="0"/>
             </w:pPr>
-            <w:hyperlink w:history="1" r:id="rIdj99ddqctqqrtemdtthsdh">
+            <w:hyperlink w:history="1" r:id="rIdepu3yzwz8avdefrtgc0ww">
               <w:r>
                 <w:rPr>
                   <w:rFonts w:ascii="Arial" w:cs="Arial" w:eastAsia="Arial" w:hAnsi="Arial"/>
@@ -7012,7 +7012,7 @@
               <w:spacing w:after="10" w:before="0"/>
               <w:ind w:left="120"/>
             </w:pPr>
-            <w:hyperlink w:history="1" r:id="rIdvoaxsn0kxc912v8l-ms70">
+            <w:hyperlink w:history="1" r:id="rIdzsscncxuhvxkrkudljpxl">
               <w:r>
                 <w:rPr>
                   <w:rFonts w:ascii="Arial" w:cs="Arial" w:eastAsia="Arial" w:hAnsi="Arial"/>
@@ -7057,7 +7057,7 @@
             <w:pPr>
               <w:spacing w:after="20" w:before="0"/>
             </w:pPr>
-            <w:hyperlink w:history="1" r:id="rIder_vhzh1lptnwueymolq2">
+            <w:hyperlink w:history="1" r:id="rIdw6g-s_kyavon8hfrr9zoy">
               <w:r>
                 <w:rPr>
                   <w:rFonts w:ascii="Arial" w:cs="Arial" w:eastAsia="Arial" w:hAnsi="Arial"/>
@@ -7090,7 +7090,7 @@
               <w:spacing w:after="10" w:before="0"/>
               <w:ind w:left="120"/>
             </w:pPr>
-            <w:hyperlink w:history="1" r:id="rIdmvy_mozubdndgsfelnp69">
+            <w:hyperlink w:history="1" r:id="rIdjkvfklhmwagrwim4vqxgi">
               <w:r>
                 <w:rPr>
                   <w:rFonts w:ascii="Arial" w:cs="Arial" w:eastAsia="Arial" w:hAnsi="Arial"/>
@@ -7285,7 +7285,7 @@
             <w:pPr>
               <w:spacing w:after="20" w:before="0"/>
             </w:pPr>
-            <w:hyperlink w:history="1" r:id="rIdipbbbw8vtakkg6ukuudmn">
+            <w:hyperlink w:history="1" r:id="rIdnbcar98qpg_k0djuskvjp">
               <w:r>
                 <w:rPr>
                   <w:rFonts w:ascii="Arial" w:cs="Arial" w:eastAsia="Arial" w:hAnsi="Arial"/>
@@ -7318,7 +7318,7 @@
               <w:spacing w:after="10" w:before="0"/>
               <w:ind w:left="120"/>
             </w:pPr>
-            <w:hyperlink w:history="1" r:id="rIdukz1c19ftnopi9b3fl3jh">
+            <w:hyperlink w:history="1" r:id="rIduk_m9bo7n4wvxck918fb3">
               <w:r>
                 <w:rPr>
                   <w:rFonts w:ascii="Arial" w:cs="Arial" w:eastAsia="Arial" w:hAnsi="Arial"/>
@@ -7363,7 +7363,7 @@
             <w:pPr>
               <w:spacing w:after="20" w:before="0"/>
             </w:pPr>
-            <w:hyperlink w:history="1" r:id="rIdxvpavt8mfrnupwtlsxndr">
+            <w:hyperlink w:history="1" r:id="rId9qpagtupkohgnaayazmal">
               <w:r>
                 <w:rPr>
                   <w:rFonts w:ascii="Arial" w:cs="Arial" w:eastAsia="Arial" w:hAnsi="Arial"/>
@@ -7396,7 +7396,7 @@
               <w:spacing w:after="10" w:before="0"/>
               <w:ind w:left="120"/>
             </w:pPr>
-            <w:hyperlink w:history="1" r:id="rId_4olkbpf1wyxqdfhsvy7h">
+            <w:hyperlink w:history="1" r:id="rIdwk6ogyikivl220_pgsnoa">
               <w:r>
                 <w:rPr>
                   <w:rFonts w:ascii="Arial" w:cs="Arial" w:eastAsia="Arial" w:hAnsi="Arial"/>
@@ -7591,7 +7591,7 @@
             <w:pPr>
               <w:spacing w:after="20" w:before="0"/>
             </w:pPr>
-            <w:hyperlink w:history="1" r:id="rIdiesgf98qnzzqjueli95-m">
+            <w:hyperlink w:history="1" r:id="rIdyy7r-x_sxw_1e1rynedu3">
               <w:r>
                 <w:rPr>
                   <w:rFonts w:ascii="Arial" w:cs="Arial" w:eastAsia="Arial" w:hAnsi="Arial"/>
@@ -7624,7 +7624,7 @@
               <w:spacing w:after="10" w:before="0"/>
               <w:ind w:left="120"/>
             </w:pPr>
-            <w:hyperlink w:history="1" r:id="rIdo_cargyj0bxyusumw1ylh">
+            <w:hyperlink w:history="1" r:id="rIdbveka8otu-qmc2mcvswxz">
               <w:r>
                 <w:rPr>
                   <w:rFonts w:ascii="Arial" w:cs="Arial" w:eastAsia="Arial" w:hAnsi="Arial"/>
@@ -7669,7 +7669,7 @@
             <w:pPr>
               <w:spacing w:after="20" w:before="0"/>
             </w:pPr>
-            <w:hyperlink w:history="1" r:id="rIdeijt8slzte7_kali8t40h">
+            <w:hyperlink w:history="1" r:id="rIdnfsutqcxifrvral3l-avt">
               <w:r>
                 <w:rPr>
                   <w:rFonts w:ascii="Arial" w:cs="Arial" w:eastAsia="Arial" w:hAnsi="Arial"/>
@@ -7702,7 +7702,7 @@
               <w:spacing w:after="10" w:before="0"/>
               <w:ind w:left="120"/>
             </w:pPr>
-            <w:hyperlink w:history="1" r:id="rIdlwuhmmrgu99aunx1z_cg1">
+            <w:hyperlink w:history="1" r:id="rIdhd-37oyqkx8jpvok6blnv">
               <w:r>
                 <w:rPr>
                   <w:rFonts w:ascii="Arial" w:cs="Arial" w:eastAsia="Arial" w:hAnsi="Arial"/>
@@ -8214,7 +8214,7 @@
         </w:rPr>
         <w:t xml:space="preserve">© 2026 SeaVuria and ARES. Aligned with KICD objectives. Developed by SeaVuria; technical implementation by ARES (with AI assistance from Claude). Licensed under </w:t>
       </w:r>
-      <w:hyperlink w:history="1" r:id="rIdkujv07g1tdqbivzk7gyov">
+      <w:hyperlink w:history="1" r:id="rId_xoucl0rd4ao3m8c78ve-">
         <w:r>
           <w:rPr>
             <w:rFonts w:ascii="Arial" w:cs="Arial" w:eastAsia="Arial" w:hAnsi="Arial"/>
@@ -8235,7 +8235,7 @@
         </w:rPr>
         <w:t xml:space="preserve"> (</w:t>
       </w:r>
-      <w:hyperlink w:history="1" r:id="rId5zjp473fuyukag5n88vvb">
+      <w:hyperlink w:history="1" r:id="rIdhpw6efjkutvyr06t9brbk">
         <w:r>
           <w:rPr>
             <w:rFonts w:ascii="Arial" w:cs="Arial" w:eastAsia="Arial" w:hAnsi="Arial"/>
@@ -9248,7 +9248,7 @@
             <w:pPr>
               <w:spacing w:after="20" w:before="0"/>
             </w:pPr>
-            <w:hyperlink w:history="1" r:id="rIdxt4ggfrzqpvcedxvcr9cl">
+            <w:hyperlink w:history="1" r:id="rIdeuhus-pfawklv9_e4lizz">
               <w:r>
                 <w:rPr>
                   <w:rFonts w:ascii="Arial" w:cs="Arial" w:eastAsia="Arial" w:hAnsi="Arial"/>
@@ -9281,7 +9281,7 @@
               <w:spacing w:after="10" w:before="0"/>
               <w:ind w:left="120"/>
             </w:pPr>
-            <w:hyperlink w:history="1" r:id="rIdwl3z9tz50yzwu8ma3wgtc">
+            <w:hyperlink w:history="1" r:id="rIdlqodbi1u6ngig9gmg5eba">
               <w:r>
                 <w:rPr>
                   <w:rFonts w:ascii="Arial" w:cs="Arial" w:eastAsia="Arial" w:hAnsi="Arial"/>
@@ -9326,7 +9326,7 @@
             <w:pPr>
               <w:spacing w:after="20" w:before="0"/>
             </w:pPr>
-            <w:hyperlink w:history="1" r:id="rIdvio-owuxly22ad7i9vcas">
+            <w:hyperlink w:history="1" r:id="rIdbemhup9ykysfdgpaq9t-q">
               <w:r>
                 <w:rPr>
                   <w:rFonts w:ascii="Arial" w:cs="Arial" w:eastAsia="Arial" w:hAnsi="Arial"/>
@@ -9359,7 +9359,7 @@
               <w:spacing w:after="10" w:before="0"/>
               <w:ind w:left="120"/>
             </w:pPr>
-            <w:hyperlink w:history="1" r:id="rId_agathas2yuz78zta77dn">
+            <w:hyperlink w:history="1" r:id="rIditjvtlf74nslg1nnn-ijw">
               <w:r>
                 <w:rPr>
                   <w:rFonts w:ascii="Arial" w:cs="Arial" w:eastAsia="Arial" w:hAnsi="Arial"/>
@@ -9554,7 +9554,7 @@
             <w:pPr>
               <w:spacing w:after="20" w:before="0"/>
             </w:pPr>
-            <w:hyperlink w:history="1" r:id="rIdmun95bycnebomtyserytz">
+            <w:hyperlink w:history="1" r:id="rId9dh8sh3-7o455vyavuknn">
               <w:r>
                 <w:rPr>
                   <w:rFonts w:ascii="Arial" w:cs="Arial" w:eastAsia="Arial" w:hAnsi="Arial"/>
@@ -9587,7 +9587,7 @@
               <w:spacing w:after="10" w:before="0"/>
               <w:ind w:left="120"/>
             </w:pPr>
-            <w:hyperlink w:history="1" r:id="rIdtcnfdpdpsp5wfj-f3c-rm">
+            <w:hyperlink w:history="1" r:id="rIdenfrovzbojyxqqqmvqz2d">
               <w:r>
                 <w:rPr>
                   <w:rFonts w:ascii="Arial" w:cs="Arial" w:eastAsia="Arial" w:hAnsi="Arial"/>
@@ -9632,7 +9632,7 @@
             <w:pPr>
               <w:spacing w:after="20" w:before="0"/>
             </w:pPr>
-            <w:hyperlink w:history="1" r:id="rIdfgkqp2wv-ddlpuaoaginz">
+            <w:hyperlink w:history="1" r:id="rIdnl6-hfqqgyq3s4re_tuou">
               <w:r>
                 <w:rPr>
                   <w:rFonts w:ascii="Arial" w:cs="Arial" w:eastAsia="Arial" w:hAnsi="Arial"/>
@@ -9665,7 +9665,7 @@
               <w:spacing w:after="10" w:before="0"/>
               <w:ind w:left="120"/>
             </w:pPr>
-            <w:hyperlink w:history="1" r:id="rIdpbiwotj2apgqi242cabxs">
+            <w:hyperlink w:history="1" r:id="rIdsqaw6ov1jwz_hu_haoe4n">
               <w:r>
                 <w:rPr>
                   <w:rFonts w:ascii="Arial" w:cs="Arial" w:eastAsia="Arial" w:hAnsi="Arial"/>
@@ -9860,7 +9860,7 @@
             <w:pPr>
               <w:spacing w:after="20" w:before="0"/>
             </w:pPr>
-            <w:hyperlink w:history="1" r:id="rIdhrcsloowvpqeybn3oxvhh">
+            <w:hyperlink w:history="1" r:id="rIdrfeotfv-nja4fdfod90z4">
               <w:r>
                 <w:rPr>
                   <w:rFonts w:ascii="Arial" w:cs="Arial" w:eastAsia="Arial" w:hAnsi="Arial"/>
@@ -9893,7 +9893,7 @@
               <w:spacing w:after="10" w:before="0"/>
               <w:ind w:left="120"/>
             </w:pPr>
-            <w:hyperlink w:history="1" r:id="rId5jdgrn48t-0q12u5lnmv0">
+            <w:hyperlink w:history="1" r:id="rIdraycc4ic_fnbgj96vkcxh">
               <w:r>
                 <w:rPr>
                   <w:rFonts w:ascii="Arial" w:cs="Arial" w:eastAsia="Arial" w:hAnsi="Arial"/>
@@ -9938,7 +9938,7 @@
             <w:pPr>
               <w:spacing w:after="20" w:before="0"/>
             </w:pPr>
-            <w:hyperlink w:history="1" r:id="rId2pzic_461tgv_pb3xgkky">
+            <w:hyperlink w:history="1" r:id="rId8rkgr3ll43oaqofdp42gp">
               <w:r>
                 <w:rPr>
                   <w:rFonts w:ascii="Arial" w:cs="Arial" w:eastAsia="Arial" w:hAnsi="Arial"/>
@@ -9971,7 +9971,7 @@
               <w:spacing w:after="10" w:before="0"/>
               <w:ind w:left="120"/>
             </w:pPr>
-            <w:hyperlink w:history="1" r:id="rIdk43eifetkce4f2fqd6s10">
+            <w:hyperlink w:history="1" r:id="rIdbmahslic0xiwkum7tl6dd">
               <w:r>
                 <w:rPr>
                   <w:rFonts w:ascii="Arial" w:cs="Arial" w:eastAsia="Arial" w:hAnsi="Arial"/>
@@ -10166,7 +10166,7 @@
             <w:pPr>
               <w:spacing w:after="20" w:before="0"/>
             </w:pPr>
-            <w:hyperlink w:history="1" r:id="rIdwnd42n942cpxsojnd5wdg">
+            <w:hyperlink w:history="1" r:id="rIdeasqd9tcjmthmhlkczxln">
               <w:r>
                 <w:rPr>
                   <w:rFonts w:ascii="Arial" w:cs="Arial" w:eastAsia="Arial" w:hAnsi="Arial"/>
@@ -10199,7 +10199,7 @@
               <w:spacing w:after="10" w:before="0"/>
               <w:ind w:left="120"/>
             </w:pPr>
-            <w:hyperlink w:history="1" r:id="rIdhcir-6kndzfztfih2i3ob">
+            <w:hyperlink w:history="1" r:id="rIda_qt7_xfnaqhrfaa-qhqa">
               <w:r>
                 <w:rPr>
                   <w:rFonts w:ascii="Arial" w:cs="Arial" w:eastAsia="Arial" w:hAnsi="Arial"/>
@@ -10244,7 +10244,7 @@
             <w:pPr>
               <w:spacing w:after="20" w:before="0"/>
             </w:pPr>
-            <w:hyperlink w:history="1" r:id="rIdqgnr8iopmrbdup6whwftg">
+            <w:hyperlink w:history="1" r:id="rIdwg377qenyvjlzzhtnbpe8">
               <w:r>
                 <w:rPr>
                   <w:rFonts w:ascii="Arial" w:cs="Arial" w:eastAsia="Arial" w:hAnsi="Arial"/>
@@ -10277,7 +10277,7 @@
               <w:spacing w:after="10" w:before="0"/>
               <w:ind w:left="120"/>
             </w:pPr>
-            <w:hyperlink w:history="1" r:id="rIduhcsfca5kga7sbxckcx3i">
+            <w:hyperlink w:history="1" r:id="rIdfslasvj1ghn7lqekeu9ru">
               <w:r>
                 <w:rPr>
                   <w:rFonts w:ascii="Arial" w:cs="Arial" w:eastAsia="Arial" w:hAnsi="Arial"/>
@@ -10472,7 +10472,7 @@
             <w:pPr>
               <w:spacing w:after="20" w:before="0"/>
             </w:pPr>
-            <w:hyperlink w:history="1" r:id="rId_hugpszirulidxcbi6ywh">
+            <w:hyperlink w:history="1" r:id="rIdnwsen-gj67vb51bwtqog0">
               <w:r>
                 <w:rPr>
                   <w:rFonts w:ascii="Arial" w:cs="Arial" w:eastAsia="Arial" w:hAnsi="Arial"/>
@@ -10505,7 +10505,7 @@
               <w:spacing w:after="10" w:before="0"/>
               <w:ind w:left="120"/>
             </w:pPr>
-            <w:hyperlink w:history="1" r:id="rIdhrsiq8vx-mm19v-0qtmle">
+            <w:hyperlink w:history="1" r:id="rIdk70zs9-f88asa_s6ii3-e">
               <w:r>
                 <w:rPr>
                   <w:rFonts w:ascii="Arial" w:cs="Arial" w:eastAsia="Arial" w:hAnsi="Arial"/>
@@ -10550,7 +10550,7 @@
             <w:pPr>
               <w:spacing w:after="20" w:before="0"/>
             </w:pPr>
-            <w:hyperlink w:history="1" r:id="rIdcc9v4gqoth1vu7ykj6dr0">
+            <w:hyperlink w:history="1" r:id="rIdmrphs6qj53_bv7z5nt88y">
               <w:r>
                 <w:rPr>
                   <w:rFonts w:ascii="Arial" w:cs="Arial" w:eastAsia="Arial" w:hAnsi="Arial"/>
@@ -10583,7 +10583,7 @@
               <w:spacing w:after="10" w:before="0"/>
               <w:ind w:left="120"/>
             </w:pPr>
-            <w:hyperlink w:history="1" r:id="rIdiwuxoh9wr3u892ees59is">
+            <w:hyperlink w:history="1" r:id="rId57ydgq0ujuvs2icfamlrk">
               <w:r>
                 <w:rPr>
                   <w:rFonts w:ascii="Arial" w:cs="Arial" w:eastAsia="Arial" w:hAnsi="Arial"/>
@@ -11323,7 +11323,7 @@
         </w:rPr>
         <w:t xml:space="preserve">© 2026 SeaVuria and ARES. Aligned with KICD objectives. Developed by SeaVuria; technical implementation by ARES (with AI assistance from Claude). Licensed under </w:t>
       </w:r>
-      <w:hyperlink w:history="1" r:id="rIdioghelkahkhsll4brjyyj">
+      <w:hyperlink w:history="1" r:id="rIdtbzctoqvndpc64l99un7s">
         <w:r>
           <w:rPr>
             <w:rFonts w:ascii="Arial" w:cs="Arial" w:eastAsia="Arial" w:hAnsi="Arial"/>
@@ -11344,7 +11344,7 @@
         </w:rPr>
         <w:t xml:space="preserve"> (</w:t>
       </w:r>
-      <w:hyperlink w:history="1" r:id="rId7f5zhzdkxcm5e7ebs9s67">
+      <w:hyperlink w:history="1" r:id="rId_q6v-l_xiv1wytqrerijg">
         <w:r>
           <w:rPr>
             <w:rFonts w:ascii="Arial" w:cs="Arial" w:eastAsia="Arial" w:hAnsi="Arial"/>
@@ -12357,7 +12357,7 @@
             <w:pPr>
               <w:spacing w:after="20" w:before="0"/>
             </w:pPr>
-            <w:hyperlink w:history="1" r:id="rId4fsihxsk6keipfkkzyyzx">
+            <w:hyperlink w:history="1" r:id="rIdkwjmhpenasnhnrplv82ge">
               <w:r>
                 <w:rPr>
                   <w:rFonts w:ascii="Arial" w:cs="Arial" w:eastAsia="Arial" w:hAnsi="Arial"/>
@@ -12390,7 +12390,7 @@
               <w:spacing w:after="10" w:before="0"/>
               <w:ind w:left="120"/>
             </w:pPr>
-            <w:hyperlink w:history="1" r:id="rId-pfzqzokna8nr9c8pdjxe">
+            <w:hyperlink w:history="1" r:id="rIdyocajsg52-jpnv4jstdio">
               <w:r>
                 <w:rPr>
                   <w:rFonts w:ascii="Arial" w:cs="Arial" w:eastAsia="Arial" w:hAnsi="Arial"/>
@@ -12435,7 +12435,7 @@
             <w:pPr>
               <w:spacing w:after="20" w:before="0"/>
             </w:pPr>
-            <w:hyperlink w:history="1" r:id="rIdej5xcacge1_mztyzcqncf">
+            <w:hyperlink w:history="1" r:id="rIdjo9emnfwljjxqcza1kgt1">
               <w:r>
                 <w:rPr>
                   <w:rFonts w:ascii="Arial" w:cs="Arial" w:eastAsia="Arial" w:hAnsi="Arial"/>
@@ -12468,7 +12468,7 @@
               <w:spacing w:after="10" w:before="0"/>
               <w:ind w:left="120"/>
             </w:pPr>
-            <w:hyperlink w:history="1" r:id="rIdnc_my5fthgstndmhopkyj">
+            <w:hyperlink w:history="1" r:id="rIdxedn3f_r2g2psm_f_0l-d">
               <w:r>
                 <w:rPr>
                   <w:rFonts w:ascii="Arial" w:cs="Arial" w:eastAsia="Arial" w:hAnsi="Arial"/>
@@ -12663,7 +12663,7 @@
             <w:pPr>
               <w:spacing w:after="20" w:before="0"/>
             </w:pPr>
-            <w:hyperlink w:history="1" r:id="rIdlqbobftla-txkudqnpvge">
+            <w:hyperlink w:history="1" r:id="rId8ns4txemtsiq4ko5bemzf">
               <w:r>
                 <w:rPr>
                   <w:rFonts w:ascii="Arial" w:cs="Arial" w:eastAsia="Arial" w:hAnsi="Arial"/>
@@ -12696,7 +12696,7 @@
               <w:spacing w:after="10" w:before="0"/>
               <w:ind w:left="120"/>
             </w:pPr>
-            <w:hyperlink w:history="1" r:id="rIdk8ui4t5y00k69a-jlocrt">
+            <w:hyperlink w:history="1" r:id="rIdzgerywqz0uifb-eggcwfk">
               <w:r>
                 <w:rPr>
                   <w:rFonts w:ascii="Arial" w:cs="Arial" w:eastAsia="Arial" w:hAnsi="Arial"/>
@@ -12741,7 +12741,7 @@
             <w:pPr>
               <w:spacing w:after="20" w:before="0"/>
             </w:pPr>
-            <w:hyperlink w:history="1" r:id="rId6yrubpm6gyocfg1vvzfhf">
+            <w:hyperlink w:history="1" r:id="rIdcea5npsmiwpdqpnyiez4l">
               <w:r>
                 <w:rPr>
                   <w:rFonts w:ascii="Arial" w:cs="Arial" w:eastAsia="Arial" w:hAnsi="Arial"/>
@@ -12774,7 +12774,7 @@
               <w:spacing w:after="10" w:before="0"/>
               <w:ind w:left="120"/>
             </w:pPr>
-            <w:hyperlink w:history="1" r:id="rIddfrkcumredgkk4sawquy3">
+            <w:hyperlink w:history="1" r:id="rIdjyrirmpdiznwtkir9rkxf">
               <w:r>
                 <w:rPr>
                   <w:rFonts w:ascii="Arial" w:cs="Arial" w:eastAsia="Arial" w:hAnsi="Arial"/>
@@ -13140,7 +13140,7 @@
             <w:pPr>
               <w:spacing w:after="20" w:before="0"/>
             </w:pPr>
-            <w:hyperlink w:history="1" r:id="rIdoj_9vvgovgyvwenwz6ngo">
+            <w:hyperlink w:history="1" r:id="rIda48lqex5hdj-acwnp8be0">
               <w:r>
                 <w:rPr>
                   <w:rFonts w:ascii="Arial" w:cs="Arial" w:eastAsia="Arial" w:hAnsi="Arial"/>
@@ -13173,7 +13173,7 @@
               <w:spacing w:after="10" w:before="0"/>
               <w:ind w:left="120"/>
             </w:pPr>
-            <w:hyperlink w:history="1" r:id="rIdba0mdrqfgy-uqnbume-zi">
+            <w:hyperlink w:history="1" r:id="rIdhzymzoupq5an-kjleyvp_">
               <w:r>
                 <w:rPr>
                   <w:rFonts w:ascii="Arial" w:cs="Arial" w:eastAsia="Arial" w:hAnsi="Arial"/>
@@ -13218,7 +13218,7 @@
             <w:pPr>
               <w:spacing w:after="20" w:before="0"/>
             </w:pPr>
-            <w:hyperlink w:history="1" r:id="rIddpkkewblqkatckwri62kq">
+            <w:hyperlink w:history="1" r:id="rIdniamqoff4-khsqe10krvn">
               <w:r>
                 <w:rPr>
                   <w:rFonts w:ascii="Arial" w:cs="Arial" w:eastAsia="Arial" w:hAnsi="Arial"/>
@@ -13251,7 +13251,7 @@
               <w:spacing w:after="10" w:before="0"/>
               <w:ind w:left="120"/>
             </w:pPr>
-            <w:hyperlink w:history="1" r:id="rIdkyvnqmkv4wlog3b8cyhnv">
+            <w:hyperlink w:history="1" r:id="rIdox2dnnrkyogbtctaotthb">
               <w:r>
                 <w:rPr>
                   <w:rFonts w:ascii="Arial" w:cs="Arial" w:eastAsia="Arial" w:hAnsi="Arial"/>
@@ -13541,7 +13541,7 @@
             <w:pPr>
               <w:spacing w:after="20" w:before="0"/>
             </w:pPr>
-            <w:hyperlink w:history="1" r:id="rIdmocufzvy0srxpxed4etyg">
+            <w:hyperlink w:history="1" r:id="rIdnclc9i9agrwcmx89jvqr5">
               <w:r>
                 <w:rPr>
                   <w:rFonts w:ascii="Arial" w:cs="Arial" w:eastAsia="Arial" w:hAnsi="Arial"/>
@@ -13574,7 +13574,7 @@
               <w:spacing w:after="10" w:before="0"/>
               <w:ind w:left="120"/>
             </w:pPr>
-            <w:hyperlink w:history="1" r:id="rId99510w8k6zaexvusf8szv">
+            <w:hyperlink w:history="1" r:id="rIdljsuvlye3trsoerwahjo8">
               <w:r>
                 <w:rPr>
                   <w:rFonts w:ascii="Arial" w:cs="Arial" w:eastAsia="Arial" w:hAnsi="Arial"/>
@@ -13619,7 +13619,7 @@
             <w:pPr>
               <w:spacing w:after="20" w:before="0"/>
             </w:pPr>
-            <w:hyperlink w:history="1" r:id="rIdzy4foq19gaihboq1-atqo">
+            <w:hyperlink w:history="1" r:id="rIdrwlwera_p7k-603vudtiz">
               <w:r>
                 <w:rPr>
                   <w:rFonts w:ascii="Arial" w:cs="Arial" w:eastAsia="Arial" w:hAnsi="Arial"/>
@@ -13652,7 +13652,7 @@
               <w:spacing w:after="10" w:before="0"/>
               <w:ind w:left="120"/>
             </w:pPr>
-            <w:hyperlink w:history="1" r:id="rIdxfrfhcrygdnzqtbwcrbod">
+            <w:hyperlink w:history="1" r:id="rIdcz-bha0cg0_c3kcw9nrvk">
               <w:r>
                 <w:rPr>
                   <w:rFonts w:ascii="Arial" w:cs="Arial" w:eastAsia="Arial" w:hAnsi="Arial"/>
@@ -13847,7 +13847,7 @@
             <w:pPr>
               <w:spacing w:after="20" w:before="0"/>
             </w:pPr>
-            <w:hyperlink w:history="1" r:id="rIdohshngxoul0v-wjuxbwbw">
+            <w:hyperlink w:history="1" r:id="rIdgcwhblyvli5dtfiqsluso">
               <w:r>
                 <w:rPr>
                   <w:rFonts w:ascii="Arial" w:cs="Arial" w:eastAsia="Arial" w:hAnsi="Arial"/>
@@ -13880,7 +13880,7 @@
               <w:spacing w:after="10" w:before="0"/>
               <w:ind w:left="120"/>
             </w:pPr>
-            <w:hyperlink w:history="1" r:id="rIduwwxcowgzucinkzqxrtxa">
+            <w:hyperlink w:history="1" r:id="rIdcryar__ly8ygdvyf7v6pa">
               <w:r>
                 <w:rPr>
                   <w:rFonts w:ascii="Arial" w:cs="Arial" w:eastAsia="Arial" w:hAnsi="Arial"/>
@@ -13925,7 +13925,7 @@
             <w:pPr>
               <w:spacing w:after="20" w:before="0"/>
             </w:pPr>
-            <w:hyperlink w:history="1" r:id="rIdc786bza-g5tzs-znler0k">
+            <w:hyperlink w:history="1" r:id="rIdl2lqoemy4owoyawe0nz1u">
               <w:r>
                 <w:rPr>
                   <w:rFonts w:ascii="Arial" w:cs="Arial" w:eastAsia="Arial" w:hAnsi="Arial"/>
@@ -13958,7 +13958,7 @@
               <w:spacing w:after="10" w:before="0"/>
               <w:ind w:left="120"/>
             </w:pPr>
-            <w:hyperlink w:history="1" r:id="rIdrmwbdacte-tq5hazpjspp">
+            <w:hyperlink w:history="1" r:id="rIdea3tsgjximkrpumg94g5i">
               <w:r>
                 <w:rPr>
                   <w:rFonts w:ascii="Arial" w:cs="Arial" w:eastAsia="Arial" w:hAnsi="Arial"/>
@@ -14470,7 +14470,7 @@
         </w:rPr>
         <w:t xml:space="preserve">© 2026 SeaVuria and ARES. Aligned with KICD objectives. Developed by SeaVuria; technical implementation by ARES (with AI assistance from Claude). Licensed under </w:t>
       </w:r>
-      <w:hyperlink w:history="1" r:id="rIdn3jesxyibswf5_xm0cruw">
+      <w:hyperlink w:history="1" r:id="rIdrvz6akpq0yb3y9uspncju">
         <w:r>
           <w:rPr>
             <w:rFonts w:ascii="Arial" w:cs="Arial" w:eastAsia="Arial" w:hAnsi="Arial"/>
@@ -14491,7 +14491,7 @@
         </w:rPr>
         <w:t xml:space="preserve"> (</w:t>
       </w:r>
-      <w:hyperlink w:history="1" r:id="rIdnqex9r3on_b53zozjlbus">
+      <w:hyperlink w:history="1" r:id="rId8ekdns8m3ssw862lf3ruy">
         <w:r>
           <w:rPr>
             <w:rFonts w:ascii="Arial" w:cs="Arial" w:eastAsia="Arial" w:hAnsi="Arial"/>
@@ -15504,7 +15504,7 @@
             <w:pPr>
               <w:spacing w:after="20" w:before="0"/>
             </w:pPr>
-            <w:hyperlink w:history="1" r:id="rIdgl-m7pdxrt6g3vxm54fuc">
+            <w:hyperlink w:history="1" r:id="rIdchgnrmx6-7fb4x-mb4vp1">
               <w:r>
                 <w:rPr>
                   <w:rFonts w:ascii="Arial" w:cs="Arial" w:eastAsia="Arial" w:hAnsi="Arial"/>
@@ -15537,7 +15537,7 @@
               <w:spacing w:after="10" w:before="0"/>
               <w:ind w:left="120"/>
             </w:pPr>
-            <w:hyperlink w:history="1" r:id="rIdpldzcwvkk-ermyc5wntpx">
+            <w:hyperlink w:history="1" r:id="rId-jtd7sqh7rzrxufjhyvry">
               <w:r>
                 <w:rPr>
                   <w:rFonts w:ascii="Arial" w:cs="Arial" w:eastAsia="Arial" w:hAnsi="Arial"/>
@@ -15582,7 +15582,7 @@
             <w:pPr>
               <w:spacing w:after="20" w:before="0"/>
             </w:pPr>
-            <w:hyperlink w:history="1" r:id="rId7pbe_6wnrsjegaspdt_nk">
+            <w:hyperlink w:history="1" r:id="rIddqjca9mruw5h3gt04vdb7">
               <w:r>
                 <w:rPr>
                   <w:rFonts w:ascii="Arial" w:cs="Arial" w:eastAsia="Arial" w:hAnsi="Arial"/>
@@ -15615,7 +15615,7 @@
               <w:spacing w:after="10" w:before="0"/>
               <w:ind w:left="120"/>
             </w:pPr>
-            <w:hyperlink w:history="1" r:id="rIdlfj7rbot77rbro2bvwjy4">
+            <w:hyperlink w:history="1" r:id="rIdvbnjpddj9xsrk5y5boxsp">
               <w:r>
                 <w:rPr>
                   <w:rFonts w:ascii="Arial" w:cs="Arial" w:eastAsia="Arial" w:hAnsi="Arial"/>
@@ -15810,7 +15810,7 @@
             <w:pPr>
               <w:spacing w:after="20" w:before="0"/>
             </w:pPr>
-            <w:hyperlink w:history="1" r:id="rIduxwputgn52h4kvcq_f5ho">
+            <w:hyperlink w:history="1" r:id="rIdkirvcvfhbjr7jp_kuwqeq">
               <w:r>
                 <w:rPr>
                   <w:rFonts w:ascii="Arial" w:cs="Arial" w:eastAsia="Arial" w:hAnsi="Arial"/>
@@ -15843,7 +15843,7 @@
               <w:spacing w:after="10" w:before="0"/>
               <w:ind w:left="120"/>
             </w:pPr>
-            <w:hyperlink w:history="1" r:id="rIdrh54s5qryrowwbky70u7x">
+            <w:hyperlink w:history="1" r:id="rIdvedlsgex77pez-oz7fg-f">
               <w:r>
                 <w:rPr>
                   <w:rFonts w:ascii="Arial" w:cs="Arial" w:eastAsia="Arial" w:hAnsi="Arial"/>
@@ -15888,7 +15888,7 @@
             <w:pPr>
               <w:spacing w:after="20" w:before="0"/>
             </w:pPr>
-            <w:hyperlink w:history="1" r:id="rIdxzxf7wbmyzhct0mqademf">
+            <w:hyperlink w:history="1" r:id="rIdbziiatf7jcr4x3bntrgwq">
               <w:r>
                 <w:rPr>
                   <w:rFonts w:ascii="Arial" w:cs="Arial" w:eastAsia="Arial" w:hAnsi="Arial"/>
@@ -15921,7 +15921,7 @@
               <w:spacing w:after="10" w:before="0"/>
               <w:ind w:left="120"/>
             </w:pPr>
-            <w:hyperlink w:history="1" r:id="rId_mcc0vmyhcm3al3p2qexh">
+            <w:hyperlink w:history="1" r:id="rIdowb59iinzfgp9hftsusxq">
               <w:r>
                 <w:rPr>
                   <w:rFonts w:ascii="Arial" w:cs="Arial" w:eastAsia="Arial" w:hAnsi="Arial"/>
@@ -16116,7 +16116,7 @@
             <w:pPr>
               <w:spacing w:after="20" w:before="0"/>
             </w:pPr>
-            <w:hyperlink w:history="1" r:id="rIdfleh1g_hx65rrohp5x9vc">
+            <w:hyperlink w:history="1" r:id="rIdfazhz4jqi9kw95pmo7mud">
               <w:r>
                 <w:rPr>
                   <w:rFonts w:ascii="Arial" w:cs="Arial" w:eastAsia="Arial" w:hAnsi="Arial"/>
@@ -16149,7 +16149,7 @@
               <w:spacing w:after="10" w:before="0"/>
               <w:ind w:left="120"/>
             </w:pPr>
-            <w:hyperlink w:history="1" r:id="rIdim_drhmkhqr7cwzjvhnhi">
+            <w:hyperlink w:history="1" r:id="rIdjczmm_uuyqcx_369h7uwt">
               <w:r>
                 <w:rPr>
                   <w:rFonts w:ascii="Arial" w:cs="Arial" w:eastAsia="Arial" w:hAnsi="Arial"/>
@@ -16194,7 +16194,7 @@
             <w:pPr>
               <w:spacing w:after="20" w:before="0"/>
             </w:pPr>
-            <w:hyperlink w:history="1" r:id="rIdcqpbhppqikguafokse_g4">
+            <w:hyperlink w:history="1" r:id="rIdh9_kvfhuvyurnqibd0gal">
               <w:r>
                 <w:rPr>
                   <w:rFonts w:ascii="Arial" w:cs="Arial" w:eastAsia="Arial" w:hAnsi="Arial"/>
@@ -16227,7 +16227,7 @@
               <w:spacing w:after="10" w:before="0"/>
               <w:ind w:left="120"/>
             </w:pPr>
-            <w:hyperlink w:history="1" r:id="rIdwaej3unvtyppykfbm7vfb">
+            <w:hyperlink w:history="1" r:id="rId6rxd4x5l-aokhovx_s3zm">
               <w:r>
                 <w:rPr>
                   <w:rFonts w:ascii="Arial" w:cs="Arial" w:eastAsia="Arial" w:hAnsi="Arial"/>
@@ -16422,7 +16422,7 @@
             <w:pPr>
               <w:spacing w:after="20" w:before="0"/>
             </w:pPr>
-            <w:hyperlink w:history="1" r:id="rIddg4g8rspj-_gmo6id05g5">
+            <w:hyperlink w:history="1" r:id="rIdbdkudwqlh5vio3-olfnuv">
               <w:r>
                 <w:rPr>
                   <w:rFonts w:ascii="Arial" w:cs="Arial" w:eastAsia="Arial" w:hAnsi="Arial"/>
@@ -16455,7 +16455,7 @@
               <w:spacing w:after="10" w:before="0"/>
               <w:ind w:left="120"/>
             </w:pPr>
-            <w:hyperlink w:history="1" r:id="rId9oabh6tzr8ga0bqexphso">
+            <w:hyperlink w:history="1" r:id="rId2tcgpode3zjrv7z3gu131">
               <w:r>
                 <w:rPr>
                   <w:rFonts w:ascii="Arial" w:cs="Arial" w:eastAsia="Arial" w:hAnsi="Arial"/>
@@ -16500,7 +16500,7 @@
             <w:pPr>
               <w:spacing w:after="20" w:before="0"/>
             </w:pPr>
-            <w:hyperlink w:history="1" r:id="rIdfdruz-3drqc8ywtqxj6ge">
+            <w:hyperlink w:history="1" r:id="rIdlqqpcajakr2zbrfaffzr4">
               <w:r>
                 <w:rPr>
                   <w:rFonts w:ascii="Arial" w:cs="Arial" w:eastAsia="Arial" w:hAnsi="Arial"/>
@@ -16533,7 +16533,7 @@
               <w:spacing w:after="10" w:before="0"/>
               <w:ind w:left="120"/>
             </w:pPr>
-            <w:hyperlink w:history="1" r:id="rIdzptrol-nxl1t0srhpomfh">
+            <w:hyperlink w:history="1" r:id="rIdc9midxr8dzvjli63jyfgf">
               <w:r>
                 <w:rPr>
                   <w:rFonts w:ascii="Arial" w:cs="Arial" w:eastAsia="Arial" w:hAnsi="Arial"/>
@@ -16728,7 +16728,7 @@
             <w:pPr>
               <w:spacing w:after="20" w:before="0"/>
             </w:pPr>
-            <w:hyperlink w:history="1" r:id="rIdothkn0ekqdk6q8sankbxh">
+            <w:hyperlink w:history="1" r:id="rId7dtheylz1luewqyzg7key">
               <w:r>
                 <w:rPr>
                   <w:rFonts w:ascii="Arial" w:cs="Arial" w:eastAsia="Arial" w:hAnsi="Arial"/>
@@ -16761,7 +16761,7 @@
               <w:spacing w:after="10" w:before="0"/>
               <w:ind w:left="120"/>
             </w:pPr>
-            <w:hyperlink w:history="1" r:id="rIdrgkisb_ofxkwimcojtjpz">
+            <w:hyperlink w:history="1" r:id="rId7wcvwq-nbay-adq34tx7k">
               <w:r>
                 <w:rPr>
                   <w:rFonts w:ascii="Arial" w:cs="Arial" w:eastAsia="Arial" w:hAnsi="Arial"/>
@@ -16806,7 +16806,7 @@
             <w:pPr>
               <w:spacing w:after="20" w:before="0"/>
             </w:pPr>
-            <w:hyperlink w:history="1" r:id="rIdczh6chyw_jxhf0bkz2pec">
+            <w:hyperlink w:history="1" r:id="rId3gnwuplsmcigx_rzajpbz">
               <w:r>
                 <w:rPr>
                   <w:rFonts w:ascii="Arial" w:cs="Arial" w:eastAsia="Arial" w:hAnsi="Arial"/>
@@ -16839,7 +16839,7 @@
               <w:spacing w:after="10" w:before="0"/>
               <w:ind w:left="120"/>
             </w:pPr>
-            <w:hyperlink w:history="1" r:id="rIdjycdetzplc9vksg4wukpz">
+            <w:hyperlink w:history="1" r:id="rIdehlppw_mozuuljq3thu0h">
               <w:r>
                 <w:rPr>
                   <w:rFonts w:ascii="Arial" w:cs="Arial" w:eastAsia="Arial" w:hAnsi="Arial"/>
@@ -17351,7 +17351,7 @@
         </w:rPr>
         <w:t xml:space="preserve">© 2026 SeaVuria and ARES. Aligned with KICD objectives. Developed by SeaVuria; technical implementation by ARES (with AI assistance from Claude). Licensed under </w:t>
       </w:r>
-      <w:hyperlink w:history="1" r:id="rIdflcyl2qhy6fsfbo-bfng5">
+      <w:hyperlink w:history="1" r:id="rIdhpbvvzfheq-oo_xlprh6e">
         <w:r>
           <w:rPr>
             <w:rFonts w:ascii="Arial" w:cs="Arial" w:eastAsia="Arial" w:hAnsi="Arial"/>
@@ -17372,7 +17372,7 @@
         </w:rPr>
         <w:t xml:space="preserve"> (</w:t>
       </w:r>
-      <w:hyperlink w:history="1" r:id="rId-8n_f0rgk9cw5njanicmp">
+      <w:hyperlink w:history="1" r:id="rId_b5xozdq5_9qf-kmn7jog">
         <w:r>
           <w:rPr>
             <w:rFonts w:ascii="Arial" w:cs="Arial" w:eastAsia="Arial" w:hAnsi="Arial"/>
@@ -18385,7 +18385,7 @@
             <w:pPr>
               <w:spacing w:after="20" w:before="0"/>
             </w:pPr>
-            <w:hyperlink w:history="1" r:id="rIdb_lmpblamhzyqtptgithl">
+            <w:hyperlink w:history="1" r:id="rIdb-2iyfri9qvkwpof3lmiw">
               <w:r>
                 <w:rPr>
                   <w:rFonts w:ascii="Arial" w:cs="Arial" w:eastAsia="Arial" w:hAnsi="Arial"/>
@@ -18418,7 +18418,7 @@
               <w:spacing w:after="10" w:before="0"/>
               <w:ind w:left="120"/>
             </w:pPr>
-            <w:hyperlink w:history="1" r:id="rIdu60raxu-hmk3hs7xmscet">
+            <w:hyperlink w:history="1" r:id="rIdzzum5u-4hc6ouo9_-cn0-">
               <w:r>
                 <w:rPr>
                   <w:rFonts w:ascii="Arial" w:cs="Arial" w:eastAsia="Arial" w:hAnsi="Arial"/>
@@ -18463,7 +18463,7 @@
             <w:pPr>
               <w:spacing w:after="20" w:before="0"/>
             </w:pPr>
-            <w:hyperlink w:history="1" r:id="rIdklka6c7l7pj3bdmj1qqgr">
+            <w:hyperlink w:history="1" r:id="rId45cez-l7rlb4tazsdstil">
               <w:r>
                 <w:rPr>
                   <w:rFonts w:ascii="Arial" w:cs="Arial" w:eastAsia="Arial" w:hAnsi="Arial"/>
@@ -18496,7 +18496,7 @@
               <w:spacing w:after="10" w:before="0"/>
               <w:ind w:left="120"/>
             </w:pPr>
-            <w:hyperlink w:history="1" r:id="rIdjfgf7wfoq7xeldanogafs">
+            <w:hyperlink w:history="1" r:id="rIdzzd9ho_zjju-qxqdoatjb">
               <w:r>
                 <w:rPr>
                   <w:rFonts w:ascii="Arial" w:cs="Arial" w:eastAsia="Arial" w:hAnsi="Arial"/>
@@ -18691,7 +18691,7 @@
             <w:pPr>
               <w:spacing w:after="20" w:before="0"/>
             </w:pPr>
-            <w:hyperlink w:history="1" r:id="rIdmewftvo788zq_nhj1mzuo">
+            <w:hyperlink w:history="1" r:id="rIdkvgooznhfb_d73cpqn0ad">
               <w:r>
                 <w:rPr>
                   <w:rFonts w:ascii="Arial" w:cs="Arial" w:eastAsia="Arial" w:hAnsi="Arial"/>
@@ -18724,7 +18724,7 @@
               <w:spacing w:after="10" w:before="0"/>
               <w:ind w:left="120"/>
             </w:pPr>
-            <w:hyperlink w:history="1" r:id="rIdnrg3vqza8oeykuigyhzmd">
+            <w:hyperlink w:history="1" r:id="rIdfop7zpbj1vnz69sfbdzga">
               <w:r>
                 <w:rPr>
                   <w:rFonts w:ascii="Arial" w:cs="Arial" w:eastAsia="Arial" w:hAnsi="Arial"/>
@@ -18769,7 +18769,7 @@
             <w:pPr>
               <w:spacing w:after="20" w:before="0"/>
             </w:pPr>
-            <w:hyperlink w:history="1" r:id="rIdq8imabgzqsdgkc6jvkb4v">
+            <w:hyperlink w:history="1" r:id="rIdlo0nanrwhzscmh2g2erkg">
               <w:r>
                 <w:rPr>
                   <w:rFonts w:ascii="Arial" w:cs="Arial" w:eastAsia="Arial" w:hAnsi="Arial"/>
@@ -18802,7 +18802,7 @@
               <w:spacing w:after="10" w:before="0"/>
               <w:ind w:left="120"/>
             </w:pPr>
-            <w:hyperlink w:history="1" r:id="rIdzyw0z45ufsxurqqsehr2o">
+            <w:hyperlink w:history="1" r:id="rIdwhkjjyjded8detqa6gdd8">
               <w:r>
                 <w:rPr>
                   <w:rFonts w:ascii="Arial" w:cs="Arial" w:eastAsia="Arial" w:hAnsi="Arial"/>
@@ -18997,7 +18997,7 @@
             <w:pPr>
               <w:spacing w:after="20" w:before="0"/>
             </w:pPr>
-            <w:hyperlink w:history="1" r:id="rIdy8nuaklmpqhk8zzmuw-ls">
+            <w:hyperlink w:history="1" r:id="rIdmmkxik4eqohgfnymkzbef">
               <w:r>
                 <w:rPr>
                   <w:rFonts w:ascii="Arial" w:cs="Arial" w:eastAsia="Arial" w:hAnsi="Arial"/>
@@ -19030,7 +19030,7 @@
               <w:spacing w:after="10" w:before="0"/>
               <w:ind w:left="120"/>
             </w:pPr>
-            <w:hyperlink w:history="1" r:id="rIda1gavppq1h1mttvrbg0g2">
+            <w:hyperlink w:history="1" r:id="rIdjdoyzlh0bzfmv_cwrn6p_">
               <w:r>
                 <w:rPr>
                   <w:rFonts w:ascii="Arial" w:cs="Arial" w:eastAsia="Arial" w:hAnsi="Arial"/>
@@ -19075,7 +19075,7 @@
             <w:pPr>
               <w:spacing w:after="20" w:before="0"/>
             </w:pPr>
-            <w:hyperlink w:history="1" r:id="rIdqq2lmcxke6oxlawnxrhry">
+            <w:hyperlink w:history="1" r:id="rIdrnmgxnh5filpdbj4_yyww">
               <w:r>
                 <w:rPr>
                   <w:rFonts w:ascii="Arial" w:cs="Arial" w:eastAsia="Arial" w:hAnsi="Arial"/>
@@ -19108,7 +19108,7 @@
               <w:spacing w:after="10" w:before="0"/>
               <w:ind w:left="120"/>
             </w:pPr>
-            <w:hyperlink w:history="1" r:id="rIdrixvqyg0x_mqtxx028_m-">
+            <w:hyperlink w:history="1" r:id="rIdeatqtcsapwi1wmyqdx71b">
               <w:r>
                 <w:rPr>
                   <w:rFonts w:ascii="Arial" w:cs="Arial" w:eastAsia="Arial" w:hAnsi="Arial"/>
@@ -19303,7 +19303,7 @@
             <w:pPr>
               <w:spacing w:after="20" w:before="0"/>
             </w:pPr>
-            <w:hyperlink w:history="1" r:id="rIdckykkrzmwpcuucoh9kfu6">
+            <w:hyperlink w:history="1" r:id="rIdkqdgz8uzhs0cuojuozbfn">
               <w:r>
                 <w:rPr>
                   <w:rFonts w:ascii="Arial" w:cs="Arial" w:eastAsia="Arial" w:hAnsi="Arial"/>
@@ -19336,7 +19336,7 @@
               <w:spacing w:after="10" w:before="0"/>
               <w:ind w:left="120"/>
             </w:pPr>
-            <w:hyperlink w:history="1" r:id="rIdtdjdgasbof2kqo5jimlry">
+            <w:hyperlink w:history="1" r:id="rIdgdnrjw_eutp3b3ilsonvf">
               <w:r>
                 <w:rPr>
                   <w:rFonts w:ascii="Arial" w:cs="Arial" w:eastAsia="Arial" w:hAnsi="Arial"/>
@@ -19381,7 +19381,7 @@
             <w:pPr>
               <w:spacing w:after="20" w:before="0"/>
             </w:pPr>
-            <w:hyperlink w:history="1" r:id="rIdp4csjlmclf5x4moxmti0r">
+            <w:hyperlink w:history="1" r:id="rIdbvjoonzv2go3dt_ug4kn9">
               <w:r>
                 <w:rPr>
                   <w:rFonts w:ascii="Arial" w:cs="Arial" w:eastAsia="Arial" w:hAnsi="Arial"/>
@@ -19414,7 +19414,7 @@
               <w:spacing w:after="10" w:before="0"/>
               <w:ind w:left="120"/>
             </w:pPr>
-            <w:hyperlink w:history="1" r:id="rIdwp5tgluqioc8onrkwdjla">
+            <w:hyperlink w:history="1" r:id="rId2kzdj_lkworl67homgaua">
               <w:r>
                 <w:rPr>
                   <w:rFonts w:ascii="Arial" w:cs="Arial" w:eastAsia="Arial" w:hAnsi="Arial"/>
@@ -19609,7 +19609,7 @@
             <w:pPr>
               <w:spacing w:after="20" w:before="0"/>
             </w:pPr>
-            <w:hyperlink w:history="1" r:id="rId6ynjd_tmncue4negx0d9m">
+            <w:hyperlink w:history="1" r:id="rIdy20y6inmdwuldyxxnmzeg">
               <w:r>
                 <w:rPr>
                   <w:rFonts w:ascii="Arial" w:cs="Arial" w:eastAsia="Arial" w:hAnsi="Arial"/>
@@ -19642,7 +19642,7 @@
               <w:spacing w:after="10" w:before="0"/>
               <w:ind w:left="120"/>
             </w:pPr>
-            <w:hyperlink w:history="1" r:id="rIdnlynfojyhmsjaobegvrxq">
+            <w:hyperlink w:history="1" r:id="rIdkiegtcqz73iidfjx7nyzo">
               <w:r>
                 <w:rPr>
                   <w:rFonts w:ascii="Arial" w:cs="Arial" w:eastAsia="Arial" w:hAnsi="Arial"/>
@@ -19687,7 +19687,7 @@
             <w:pPr>
               <w:spacing w:after="20" w:before="0"/>
             </w:pPr>
-            <w:hyperlink w:history="1" r:id="rIddhv47wnsjsgyiypki3hn1">
+            <w:hyperlink w:history="1" r:id="rIdxk2odqogvwfdrzb4744fr">
               <w:r>
                 <w:rPr>
                   <w:rFonts w:ascii="Arial" w:cs="Arial" w:eastAsia="Arial" w:hAnsi="Arial"/>
@@ -19720,7 +19720,7 @@
               <w:spacing w:after="10" w:before="0"/>
               <w:ind w:left="120"/>
             </w:pPr>
-            <w:hyperlink w:history="1" r:id="rIdx0gacuxi1cu9fdc9rvdmp">
+            <w:hyperlink w:history="1" r:id="rIdmzf1xy5ftdhh7g0y5l3qd">
               <w:r>
                 <w:rPr>
                   <w:rFonts w:ascii="Arial" w:cs="Arial" w:eastAsia="Arial" w:hAnsi="Arial"/>
@@ -20346,7 +20346,7 @@
         </w:rPr>
         <w:t xml:space="preserve">© 2026 SeaVuria and ARES. Aligned with KICD objectives. Developed by SeaVuria; technical implementation by ARES (with AI assistance from Claude). Licensed under </w:t>
       </w:r>
-      <w:hyperlink w:history="1" r:id="rIdjd7rgae2amkied9qewjqy">
+      <w:hyperlink w:history="1" r:id="rIdyxxythma0a0j_9nz-ivc-">
         <w:r>
           <w:rPr>
             <w:rFonts w:ascii="Arial" w:cs="Arial" w:eastAsia="Arial" w:hAnsi="Arial"/>
@@ -20367,7 +20367,7 @@
         </w:rPr>
         <w:t xml:space="preserve"> (</w:t>
       </w:r>
-      <w:hyperlink w:history="1" r:id="rIdixwd1mpwzv49lnyuor9ms">
+      <w:hyperlink w:history="1" r:id="rIdqrhdtkaiolipul-3xbuoo">
         <w:r>
           <w:rPr>
             <w:rFonts w:ascii="Arial" w:cs="Arial" w:eastAsia="Arial" w:hAnsi="Arial"/>
@@ -21380,7 +21380,7 @@
             <w:pPr>
               <w:spacing w:after="20" w:before="0"/>
             </w:pPr>
-            <w:hyperlink w:history="1" r:id="rIdmt10vprzxuhf6wnn8l3kj">
+            <w:hyperlink w:history="1" r:id="rIdpagmidtt0mzaxsaiu3bwz">
               <w:r>
                 <w:rPr>
                   <w:rFonts w:ascii="Arial" w:cs="Arial" w:eastAsia="Arial" w:hAnsi="Arial"/>
@@ -21413,7 +21413,7 @@
               <w:spacing w:after="10" w:before="0"/>
               <w:ind w:left="120"/>
             </w:pPr>
-            <w:hyperlink w:history="1" r:id="rIdsmfugmsgpbuq01pn-wbgu">
+            <w:hyperlink w:history="1" r:id="rId9lnhe7zt3j_9rb3kn6iin">
               <w:r>
                 <w:rPr>
                   <w:rFonts w:ascii="Arial" w:cs="Arial" w:eastAsia="Arial" w:hAnsi="Arial"/>
@@ -21458,7 +21458,7 @@
             <w:pPr>
               <w:spacing w:after="20" w:before="0"/>
             </w:pPr>
-            <w:hyperlink w:history="1" r:id="rIdrzs9vaspaemla8q-lwr8e">
+            <w:hyperlink w:history="1" r:id="rId_y54robsxq0iqwmtcnprp">
               <w:r>
                 <w:rPr>
                   <w:rFonts w:ascii="Arial" w:cs="Arial" w:eastAsia="Arial" w:hAnsi="Arial"/>
@@ -21491,7 +21491,7 @@
               <w:spacing w:after="10" w:before="0"/>
               <w:ind w:left="120"/>
             </w:pPr>
-            <w:hyperlink w:history="1" r:id="rIdtygjrwwu2v86ru2nlpbsc">
+            <w:hyperlink w:history="1" r:id="rIdrml0dr4wvdmcgcyxiqcqv">
               <w:r>
                 <w:rPr>
                   <w:rFonts w:ascii="Arial" w:cs="Arial" w:eastAsia="Arial" w:hAnsi="Arial"/>
@@ -21686,7 +21686,7 @@
             <w:pPr>
               <w:spacing w:after="20" w:before="0"/>
             </w:pPr>
-            <w:hyperlink w:history="1" r:id="rId_54plzho_ugl6e84dw_dn">
+            <w:hyperlink w:history="1" r:id="rId0h_i57pr8cj2aaz9cacvc">
               <w:r>
                 <w:rPr>
                   <w:rFonts w:ascii="Arial" w:cs="Arial" w:eastAsia="Arial" w:hAnsi="Arial"/>
@@ -21719,7 +21719,7 @@
               <w:spacing w:after="10" w:before="0"/>
               <w:ind w:left="120"/>
             </w:pPr>
-            <w:hyperlink w:history="1" r:id="rIdcjcq1dhcbgumwsx81jzfk">
+            <w:hyperlink w:history="1" r:id="rIdjkppsrz0r9px7jnz50npr">
               <w:r>
                 <w:rPr>
                   <w:rFonts w:ascii="Arial" w:cs="Arial" w:eastAsia="Arial" w:hAnsi="Arial"/>
@@ -21764,7 +21764,7 @@
             <w:pPr>
               <w:spacing w:after="20" w:before="0"/>
             </w:pPr>
-            <w:hyperlink w:history="1" r:id="rIdw0-spxla4pibsbl_fi7qq">
+            <w:hyperlink w:history="1" r:id="rIdrxrgjwdpoiibwdiaxpj7n">
               <w:r>
                 <w:rPr>
                   <w:rFonts w:ascii="Arial" w:cs="Arial" w:eastAsia="Arial" w:hAnsi="Arial"/>
@@ -21797,7 +21797,7 @@
               <w:spacing w:after="10" w:before="0"/>
               <w:ind w:left="120"/>
             </w:pPr>
-            <w:hyperlink w:history="1" r:id="rIdoos4ahxp_udwmlz2pwv0p">
+            <w:hyperlink w:history="1" r:id="rIdqlcejbu84spkhcpzinwix">
               <w:r>
                 <w:rPr>
                   <w:rFonts w:ascii="Arial" w:cs="Arial" w:eastAsia="Arial" w:hAnsi="Arial"/>
@@ -21992,7 +21992,7 @@
             <w:pPr>
               <w:spacing w:after="20" w:before="0"/>
             </w:pPr>
-            <w:hyperlink w:history="1" r:id="rIduagoaxno1bp8lps1o7ki9">
+            <w:hyperlink w:history="1" r:id="rIdeioqxm7a6radk5tctzlty">
               <w:r>
                 <w:rPr>
                   <w:rFonts w:ascii="Arial" w:cs="Arial" w:eastAsia="Arial" w:hAnsi="Arial"/>
@@ -22025,7 +22025,7 @@
               <w:spacing w:after="10" w:before="0"/>
               <w:ind w:left="120"/>
             </w:pPr>
-            <w:hyperlink w:history="1" r:id="rIdjh_l1l5qcmy5o-veviy0e">
+            <w:hyperlink w:history="1" r:id="rIdy5jgnlkxipt2ahfoh6xgk">
               <w:r>
                 <w:rPr>
                   <w:rFonts w:ascii="Arial" w:cs="Arial" w:eastAsia="Arial" w:hAnsi="Arial"/>
@@ -22070,7 +22070,7 @@
             <w:pPr>
               <w:spacing w:after="20" w:before="0"/>
             </w:pPr>
-            <w:hyperlink w:history="1" r:id="rIdf7r1irrpvo2coimyjwo40">
+            <w:hyperlink w:history="1" r:id="rId4ylcbbrwrn11a3kkk8mqh">
               <w:r>
                 <w:rPr>
                   <w:rFonts w:ascii="Arial" w:cs="Arial" w:eastAsia="Arial" w:hAnsi="Arial"/>
@@ -22103,7 +22103,7 @@
               <w:spacing w:after="10" w:before="0"/>
               <w:ind w:left="120"/>
             </w:pPr>
-            <w:hyperlink w:history="1" r:id="rIdyu4bslfmm5chjtrcobsdu">
+            <w:hyperlink w:history="1" r:id="rIdybkjyloforsjehsuxlne-">
               <w:r>
                 <w:rPr>
                   <w:rFonts w:ascii="Arial" w:cs="Arial" w:eastAsia="Arial" w:hAnsi="Arial"/>
@@ -22298,7 +22298,7 @@
             <w:pPr>
               <w:spacing w:after="20" w:before="0"/>
             </w:pPr>
-            <w:hyperlink w:history="1" r:id="rIdvyq-bagnnkyxxxf6bymar">
+            <w:hyperlink w:history="1" r:id="rId-bzsaz7tcpt83r6qzxpvc">
               <w:r>
                 <w:rPr>
                   <w:rFonts w:ascii="Arial" w:cs="Arial" w:eastAsia="Arial" w:hAnsi="Arial"/>
@@ -22331,7 +22331,7 @@
               <w:spacing w:after="10" w:before="0"/>
               <w:ind w:left="120"/>
             </w:pPr>
-            <w:hyperlink w:history="1" r:id="rIdxcx-iugqwjwjlp8u4qwhq">
+            <w:hyperlink w:history="1" r:id="rIducgkgnzsjvwkyi7xg3trp">
               <w:r>
                 <w:rPr>
                   <w:rFonts w:ascii="Arial" w:cs="Arial" w:eastAsia="Arial" w:hAnsi="Arial"/>
@@ -22376,7 +22376,7 @@
             <w:pPr>
               <w:spacing w:after="20" w:before="0"/>
             </w:pPr>
-            <w:hyperlink w:history="1" r:id="rIdfcdf0cmeiwbvzlmxfde92">
+            <w:hyperlink w:history="1" r:id="rIdjcticjpvh6znuevbvdhi5">
               <w:r>
                 <w:rPr>
                   <w:rFonts w:ascii="Arial" w:cs="Arial" w:eastAsia="Arial" w:hAnsi="Arial"/>
@@ -22409,7 +22409,7 @@
               <w:spacing w:after="10" w:before="0"/>
               <w:ind w:left="120"/>
             </w:pPr>
-            <w:hyperlink w:history="1" r:id="rIdag9uqdiv0wjdvkez9zafe">
+            <w:hyperlink w:history="1" r:id="rIdfmvep76wiih5cpoui6xvs">
               <w:r>
                 <w:rPr>
                   <w:rFonts w:ascii="Arial" w:cs="Arial" w:eastAsia="Arial" w:hAnsi="Arial"/>
@@ -22604,7 +22604,7 @@
             <w:pPr>
               <w:spacing w:after="20" w:before="0"/>
             </w:pPr>
-            <w:hyperlink w:history="1" r:id="rIdl6q_25bhsrsk-os0jgk9n">
+            <w:hyperlink w:history="1" r:id="rId2vlh2iemgdvz2intlxjyr">
               <w:r>
                 <w:rPr>
                   <w:rFonts w:ascii="Arial" w:cs="Arial" w:eastAsia="Arial" w:hAnsi="Arial"/>
@@ -22637,7 +22637,7 @@
               <w:spacing w:after="10" w:before="0"/>
               <w:ind w:left="120"/>
             </w:pPr>
-            <w:hyperlink w:history="1" r:id="rId0jbdnmpuhedehp6m-fu4g">
+            <w:hyperlink w:history="1" r:id="rIdxmrgbngsygtrajvpzvbw1">
               <w:r>
                 <w:rPr>
                   <w:rFonts w:ascii="Arial" w:cs="Arial" w:eastAsia="Arial" w:hAnsi="Arial"/>
@@ -22682,7 +22682,7 @@
             <w:pPr>
               <w:spacing w:after="20" w:before="0"/>
             </w:pPr>
-            <w:hyperlink w:history="1" r:id="rIde2lhiysjuosxnygqglt6_">
+            <w:hyperlink w:history="1" r:id="rIdkvb7dgln5gypskpvatq1y">
               <w:r>
                 <w:rPr>
                   <w:rFonts w:ascii="Arial" w:cs="Arial" w:eastAsia="Arial" w:hAnsi="Arial"/>
@@ -22715,7 +22715,7 @@
               <w:spacing w:after="10" w:before="0"/>
               <w:ind w:left="120"/>
             </w:pPr>
-            <w:hyperlink w:history="1" r:id="rId3tik-enellvxvmkrz4p1l">
+            <w:hyperlink w:history="1" r:id="rIdvzixtsmgwewcucz8krisk">
               <w:r>
                 <w:rPr>
                   <w:rFonts w:ascii="Arial" w:cs="Arial" w:eastAsia="Arial" w:hAnsi="Arial"/>
@@ -23360,7 +23360,7 @@
         </w:rPr>
         <w:t xml:space="preserve">© 2026 SeaVuria and ARES. Aligned with KICD objectives. Developed by SeaVuria; technical implementation by ARES (with AI assistance from Claude). Licensed under </w:t>
       </w:r>
-      <w:hyperlink w:history="1" r:id="rIdvzxqdt5blk1c3vnw-2odh">
+      <w:hyperlink w:history="1" r:id="rIdq9vw0x8dund5dpix46afe">
         <w:r>
           <w:rPr>
             <w:rFonts w:ascii="Arial" w:cs="Arial" w:eastAsia="Arial" w:hAnsi="Arial"/>
@@ -23381,7 +23381,7 @@
         </w:rPr>
         <w:t xml:space="preserve"> (</w:t>
       </w:r>
-      <w:hyperlink w:history="1" r:id="rId-nsgafsexlvhrcl1xadfh">
+      <w:hyperlink w:history="1" r:id="rIddc892pnp68h-sk3kujwem">
         <w:r>
           <w:rPr>
             <w:rFonts w:ascii="Arial" w:cs="Arial" w:eastAsia="Arial" w:hAnsi="Arial"/>
@@ -24394,7 +24394,7 @@
             <w:pPr>
               <w:spacing w:after="20" w:before="0"/>
             </w:pPr>
-            <w:hyperlink w:history="1" r:id="rIdv5akkmoieduwr32ec3fsg">
+            <w:hyperlink w:history="1" r:id="rIdotofwzbv7fqloup3zlops">
               <w:r>
                 <w:rPr>
                   <w:rFonts w:ascii="Arial" w:cs="Arial" w:eastAsia="Arial" w:hAnsi="Arial"/>
@@ -24427,7 +24427,7 @@
               <w:spacing w:after="10" w:before="0"/>
               <w:ind w:left="120"/>
             </w:pPr>
-            <w:hyperlink w:history="1" r:id="rIdpbxjwu0p5anvs-z0wyr3b">
+            <w:hyperlink w:history="1" r:id="rIdxn_xzp7rnrlffn2kvwiks">
               <w:r>
                 <w:rPr>
                   <w:rFonts w:ascii="Arial" w:cs="Arial" w:eastAsia="Arial" w:hAnsi="Arial"/>
@@ -24472,7 +24472,7 @@
             <w:pPr>
               <w:spacing w:after="20" w:before="0"/>
             </w:pPr>
-            <w:hyperlink w:history="1" r:id="rIdzylvskbtmupaej2phyxim">
+            <w:hyperlink w:history="1" r:id="rIdzo6sf-ift3_zvitx5cuue">
               <w:r>
                 <w:rPr>
                   <w:rFonts w:ascii="Arial" w:cs="Arial" w:eastAsia="Arial" w:hAnsi="Arial"/>
@@ -24505,7 +24505,7 @@
               <w:spacing w:after="10" w:before="0"/>
               <w:ind w:left="120"/>
             </w:pPr>
-            <w:hyperlink w:history="1" r:id="rId0fjm3tcptcngzjjqe6mt1">
+            <w:hyperlink w:history="1" r:id="rIdu2ave4xerpjso9evjgzua">
               <w:r>
                 <w:rPr>
                   <w:rFonts w:ascii="Arial" w:cs="Arial" w:eastAsia="Arial" w:hAnsi="Arial"/>
@@ -24700,7 +24700,7 @@
             <w:pPr>
               <w:spacing w:after="20" w:before="0"/>
             </w:pPr>
-            <w:hyperlink w:history="1" r:id="rIduhwjk5ynxwqknk-5kdza4">
+            <w:hyperlink w:history="1" r:id="rIdp-ad4fecxti3uijjlcr9p">
               <w:r>
                 <w:rPr>
                   <w:rFonts w:ascii="Arial" w:cs="Arial" w:eastAsia="Arial" w:hAnsi="Arial"/>
@@ -24733,7 +24733,7 @@
               <w:spacing w:after="10" w:before="0"/>
               <w:ind w:left="120"/>
             </w:pPr>
-            <w:hyperlink w:history="1" r:id="rId0pdtboy4whwj36xkhmlbf">
+            <w:hyperlink w:history="1" r:id="rIdkquk-mzborxe8mnpcer-l">
               <w:r>
                 <w:rPr>
                   <w:rFonts w:ascii="Arial" w:cs="Arial" w:eastAsia="Arial" w:hAnsi="Arial"/>
@@ -24778,7 +24778,7 @@
             <w:pPr>
               <w:spacing w:after="20" w:before="0"/>
             </w:pPr>
-            <w:hyperlink w:history="1" r:id="rIdgkh2bd8xptcu-ql97fibg">
+            <w:hyperlink w:history="1" r:id="rIdj8ftrwtxrjgrqzjix8sss">
               <w:r>
                 <w:rPr>
                   <w:rFonts w:ascii="Arial" w:cs="Arial" w:eastAsia="Arial" w:hAnsi="Arial"/>
@@ -24811,7 +24811,7 @@
               <w:spacing w:after="10" w:before="0"/>
               <w:ind w:left="120"/>
             </w:pPr>
-            <w:hyperlink w:history="1" r:id="rIdmf2w80a4oytodvgvnptjh">
+            <w:hyperlink w:history="1" r:id="rId99yww0it54osj6zxp_5_y">
               <w:r>
                 <w:rPr>
                   <w:rFonts w:ascii="Arial" w:cs="Arial" w:eastAsia="Arial" w:hAnsi="Arial"/>
@@ -25006,7 +25006,7 @@
             <w:pPr>
               <w:spacing w:after="20" w:before="0"/>
             </w:pPr>
-            <w:hyperlink w:history="1" r:id="rIdga_nrmnrzs9bm7qpp5zm7">
+            <w:hyperlink w:history="1" r:id="rIdlnjjyzggppnrmuvmv5pqk">
               <w:r>
                 <w:rPr>
                   <w:rFonts w:ascii="Arial" w:cs="Arial" w:eastAsia="Arial" w:hAnsi="Arial"/>
@@ -25039,7 +25039,7 @@
               <w:spacing w:after="10" w:before="0"/>
               <w:ind w:left="120"/>
             </w:pPr>
-            <w:hyperlink w:history="1" r:id="rIdkdc1ezspfowyzwniypp6c">
+            <w:hyperlink w:history="1" r:id="rIdh-mipwgknikdcqdsy3uid">
               <w:r>
                 <w:rPr>
                   <w:rFonts w:ascii="Arial" w:cs="Arial" w:eastAsia="Arial" w:hAnsi="Arial"/>
@@ -25084,7 +25084,7 @@
             <w:pPr>
               <w:spacing w:after="20" w:before="0"/>
             </w:pPr>
-            <w:hyperlink w:history="1" r:id="rIddfxr5j6by9ukhj4huvpws">
+            <w:hyperlink w:history="1" r:id="rIdotm-x6hsgiqh3d5ixs2ty">
               <w:r>
                 <w:rPr>
                   <w:rFonts w:ascii="Arial" w:cs="Arial" w:eastAsia="Arial" w:hAnsi="Arial"/>
@@ -25117,7 +25117,7 @@
               <w:spacing w:after="10" w:before="0"/>
               <w:ind w:left="120"/>
             </w:pPr>
-            <w:hyperlink w:history="1" r:id="rIdohvvvdqughidyolqvu58g">
+            <w:hyperlink w:history="1" r:id="rIdwqnnaftmjzoflg6ofljzm">
               <w:r>
                 <w:rPr>
                   <w:rFonts w:ascii="Arial" w:cs="Arial" w:eastAsia="Arial" w:hAnsi="Arial"/>
@@ -25312,7 +25312,7 @@
             <w:pPr>
               <w:spacing w:after="20" w:before="0"/>
             </w:pPr>
-            <w:hyperlink w:history="1" r:id="rIdtwpdhz5zuemjzge0pta6f">
+            <w:hyperlink w:history="1" r:id="rIdcec8zdkgf_ymjv-vgzxds">
               <w:r>
                 <w:rPr>
                   <w:rFonts w:ascii="Arial" w:cs="Arial" w:eastAsia="Arial" w:hAnsi="Arial"/>
@@ -25345,7 +25345,7 @@
               <w:spacing w:after="10" w:before="0"/>
               <w:ind w:left="120"/>
             </w:pPr>
-            <w:hyperlink w:history="1" r:id="rIdt1gnzk9qa9w_e0x3e_btc">
+            <w:hyperlink w:history="1" r:id="rIdkabfht2qi7xaegnladlyz">
               <w:r>
                 <w:rPr>
                   <w:rFonts w:ascii="Arial" w:cs="Arial" w:eastAsia="Arial" w:hAnsi="Arial"/>
@@ -25390,7 +25390,7 @@
             <w:pPr>
               <w:spacing w:after="20" w:before="0"/>
             </w:pPr>
-            <w:hyperlink w:history="1" r:id="rIdktzi7xjtlz66dwx2yuip7">
+            <w:hyperlink w:history="1" r:id="rIdx0i2qpd_qbubcjnt49obu">
               <w:r>
                 <w:rPr>
                   <w:rFonts w:ascii="Arial" w:cs="Arial" w:eastAsia="Arial" w:hAnsi="Arial"/>
@@ -25423,7 +25423,7 @@
               <w:spacing w:after="10" w:before="0"/>
               <w:ind w:left="120"/>
             </w:pPr>
-            <w:hyperlink w:history="1" r:id="rIdz9a-u8lhgvhfure3mqrgd">
+            <w:hyperlink w:history="1" r:id="rIdqjg5j_xwcd1dsquuejliw">
               <w:r>
                 <w:rPr>
                   <w:rFonts w:ascii="Arial" w:cs="Arial" w:eastAsia="Arial" w:hAnsi="Arial"/>
@@ -25618,7 +25618,7 @@
             <w:pPr>
               <w:spacing w:after="20" w:before="0"/>
             </w:pPr>
-            <w:hyperlink w:history="1" r:id="rIdgumi4offgk_-ipi0201qk">
+            <w:hyperlink w:history="1" r:id="rId_4soazwkguvdvqqpv4w79">
               <w:r>
                 <w:rPr>
                   <w:rFonts w:ascii="Arial" w:cs="Arial" w:eastAsia="Arial" w:hAnsi="Arial"/>
@@ -25651,7 +25651,7 @@
               <w:spacing w:after="10" w:before="0"/>
               <w:ind w:left="120"/>
             </w:pPr>
-            <w:hyperlink w:history="1" r:id="rIdvolouquhs-hijis747fmh">
+            <w:hyperlink w:history="1" r:id="rIdtli4bghcxhxwpgkasfzmm">
               <w:r>
                 <w:rPr>
                   <w:rFonts w:ascii="Arial" w:cs="Arial" w:eastAsia="Arial" w:hAnsi="Arial"/>
@@ -25696,7 +25696,7 @@
             <w:pPr>
               <w:spacing w:after="20" w:before="0"/>
             </w:pPr>
-            <w:hyperlink w:history="1" r:id="rIdeo4zcshcomxvpggfd7onq">
+            <w:hyperlink w:history="1" r:id="rIdpybctibp79c1it15pjgng">
               <w:r>
                 <w:rPr>
                   <w:rFonts w:ascii="Arial" w:cs="Arial" w:eastAsia="Arial" w:hAnsi="Arial"/>
@@ -25729,7 +25729,7 @@
               <w:spacing w:after="10" w:before="0"/>
               <w:ind w:left="120"/>
             </w:pPr>
-            <w:hyperlink w:history="1" r:id="rIdjfnqyq77ucwylmajhbleg">
+            <w:hyperlink w:history="1" r:id="rIdsbn_vmots4lkwu6mxyymo">
               <w:r>
                 <w:rPr>
                   <w:rFonts w:ascii="Arial" w:cs="Arial" w:eastAsia="Arial" w:hAnsi="Arial"/>
@@ -26241,7 +26241,7 @@
         </w:rPr>
         <w:t xml:space="preserve">© 2026 SeaVuria and ARES. Aligned with KICD objectives. Developed by SeaVuria; technical implementation by ARES (with AI assistance from Claude). Licensed under </w:t>
       </w:r>
-      <w:hyperlink w:history="1" r:id="rIdz_guilw3vyvfpry9vtbr8">
+      <w:hyperlink w:history="1" r:id="rIdi2gwqe7zfuppxv_qgwatt">
         <w:r>
           <w:rPr>
             <w:rFonts w:ascii="Arial" w:cs="Arial" w:eastAsia="Arial" w:hAnsi="Arial"/>
@@ -26262,7 +26262,7 @@
         </w:rPr>
         <w:t xml:space="preserve"> (</w:t>
       </w:r>
-      <w:hyperlink w:history="1" r:id="rIdo7axpuk_0rwdqavg_xak1">
+      <w:hyperlink w:history="1" r:id="rIdd_8mj6vhxhg_81cpir7rq">
         <w:r>
           <w:rPr>
             <w:rFonts w:ascii="Arial" w:cs="Arial" w:eastAsia="Arial" w:hAnsi="Arial"/>

--- a/data/outputs/v2/General_Science/SS3.4_Magnetism_and_Electromagnetic_Induction/General_Science_Magnetism_and_Electromagnetic_Induction_CBE_LessonSequence.docx
+++ b/data/outputs/v2/General_Science/SS3.4_Magnetism_and_Electromagnetic_Induction/General_Science_Magnetism_and_Electromagnetic_Induction_CBE_LessonSequence.docx
@@ -2325,7 +2325,7 @@
         </w:rPr>
         <w:t xml:space="preserve">© 2026 SeaVuria and ARES. This work is licensed under a </w:t>
       </w:r>
-      <w:hyperlink w:history="1" r:id="rIdax3cgfucxeyldcysleufc">
+      <w:hyperlink w:history="1" r:id="rIdnxbhvndfdtl0annuabzeg">
         <w:r>
           <w:rPr>
             <w:rFonts w:ascii="Arial" w:cs="Arial" w:eastAsia="Arial" w:hAnsi="Arial"/>
@@ -2345,7 +2345,7 @@
         </w:rPr>
         <w:t xml:space="preserve"> (</w:t>
       </w:r>
-      <w:hyperlink w:history="1" r:id="rId1004zfrfeiupsk0vukogy">
+      <w:hyperlink w:history="1" r:id="rIds0f-znlqoaviei987co3i">
         <w:r>
           <w:rPr>
             <w:rFonts w:ascii="Arial" w:cs="Arial" w:eastAsia="Arial" w:hAnsi="Arial"/>
@@ -2365,7 +2365,7 @@
         </w:rPr>
         <w:t xml:space="preserve">). To view a copy of this license, visit </w:t>
       </w:r>
-      <w:hyperlink w:history="1" r:id="rIdr_wx6qoiuxdpbquks9zqg">
+      <w:hyperlink w:history="1" r:id="rId-1grnpsy_a7-voz6oc1e5">
         <w:r>
           <w:rPr>
             <w:rFonts w:ascii="Arial" w:cs="Arial" w:eastAsia="Arial" w:hAnsi="Arial"/>
@@ -3377,7 +3377,7 @@
             <w:pPr>
               <w:spacing w:after="20" w:before="0"/>
             </w:pPr>
-            <w:hyperlink w:history="1" r:id="rId0skhptgb9hzh-jj0popav">
+            <w:hyperlink w:history="1" r:id="rIdf8tf-ldoudfyj2iisqr2n">
               <w:r>
                 <w:rPr>
                   <w:rFonts w:ascii="Arial" w:cs="Arial" w:eastAsia="Arial" w:hAnsi="Arial"/>
@@ -3426,7 +3426,7 @@
               <w:spacing w:after="10" w:before="0"/>
               <w:ind w:left="120"/>
             </w:pPr>
-            <w:hyperlink w:history="1" r:id="rIdze9ewfzwhpj6rkvgzhnde">
+            <w:hyperlink w:history="1" r:id="rIdpnkozzn8fbxkvz1raomph">
               <w:r>
                 <w:rPr>
                   <w:rFonts w:ascii="Arial" w:cs="Arial" w:eastAsia="Arial" w:hAnsi="Arial"/>
@@ -3488,7 +3488,7 @@
               <w:spacing w:after="10" w:before="0"/>
               <w:ind w:left="120"/>
             </w:pPr>
-            <w:hyperlink w:history="1" r:id="rIdux8nm5gspo2hdtzxk_rmc">
+            <w:hyperlink w:history="1" r:id="rIdgns1-ptjgctooleur_wjh">
               <w:r>
                 <w:rPr>
                   <w:rFonts w:ascii="Arial" w:cs="Arial" w:eastAsia="Arial" w:hAnsi="Arial"/>
@@ -3698,7 +3698,7 @@
             <w:pPr>
               <w:spacing w:after="20" w:before="0"/>
             </w:pPr>
-            <w:hyperlink w:history="1" r:id="rId7pqddynd1un0jlvbushrq">
+            <w:hyperlink w:history="1" r:id="rId0uoblotje944rkbl95vvj">
               <w:r>
                 <w:rPr>
                   <w:rFonts w:ascii="Arial" w:cs="Arial" w:eastAsia="Arial" w:hAnsi="Arial"/>
@@ -3747,7 +3747,7 @@
               <w:spacing w:after="10" w:before="0"/>
               <w:ind w:left="120"/>
             </w:pPr>
-            <w:hyperlink w:history="1" r:id="rId-rwj5lofxadlt7xrn8gtz">
+            <w:hyperlink w:history="1" r:id="rIdps9gmku5mxzw0ki88hnhq">
               <w:r>
                 <w:rPr>
                   <w:rFonts w:ascii="Arial" w:cs="Arial" w:eastAsia="Arial" w:hAnsi="Arial"/>
@@ -3809,7 +3809,7 @@
               <w:spacing w:after="10" w:before="0"/>
               <w:ind w:left="120"/>
             </w:pPr>
-            <w:hyperlink w:history="1" r:id="rIdm_fydco5ljyfah94xrlsf">
+            <w:hyperlink w:history="1" r:id="rIdozd1clpnxllgktgupsoo4">
               <w:r>
                 <w:rPr>
                   <w:rFonts w:ascii="Arial" w:cs="Arial" w:eastAsia="Arial" w:hAnsi="Arial"/>
@@ -4019,7 +4019,7 @@
             <w:pPr>
               <w:spacing w:after="20" w:before="0"/>
             </w:pPr>
-            <w:hyperlink w:history="1" r:id="rIdnmgqnrvaevmcg4-vghxxh">
+            <w:hyperlink w:history="1" r:id="rIdjw6jty-sksg8doj2yvan5">
               <w:r>
                 <w:rPr>
                   <w:rFonts w:ascii="Arial" w:cs="Arial" w:eastAsia="Arial" w:hAnsi="Arial"/>
@@ -4068,7 +4068,7 @@
               <w:spacing w:after="10" w:before="0"/>
               <w:ind w:left="120"/>
             </w:pPr>
-            <w:hyperlink w:history="1" r:id="rIdaosptf5judsyo8znxf0_e">
+            <w:hyperlink w:history="1" r:id="rId5pynams9r5spsto9yy_dv">
               <w:r>
                 <w:rPr>
                   <w:rFonts w:ascii="Arial" w:cs="Arial" w:eastAsia="Arial" w:hAnsi="Arial"/>
@@ -4130,7 +4130,7 @@
               <w:spacing w:after="10" w:before="0"/>
               <w:ind w:left="120"/>
             </w:pPr>
-            <w:hyperlink w:history="1" r:id="rIdce4u7akaltmndpulkb0np">
+            <w:hyperlink w:history="1" r:id="rIdcsjgq5kqg3qyrapn5nhxz">
               <w:r>
                 <w:rPr>
                   <w:rFonts w:ascii="Arial" w:cs="Arial" w:eastAsia="Arial" w:hAnsi="Arial"/>
@@ -4340,7 +4340,7 @@
             <w:pPr>
               <w:spacing w:after="20" w:before="0"/>
             </w:pPr>
-            <w:hyperlink w:history="1" r:id="rId7pkbqokh7g4xp5vts82y7">
+            <w:hyperlink w:history="1" r:id="rIdp5t2y-49lxr9wjzan4bc_">
               <w:r>
                 <w:rPr>
                   <w:rFonts w:ascii="Arial" w:cs="Arial" w:eastAsia="Arial" w:hAnsi="Arial"/>
@@ -4389,7 +4389,7 @@
               <w:spacing w:after="10" w:before="0"/>
               <w:ind w:left="120"/>
             </w:pPr>
-            <w:hyperlink w:history="1" r:id="rId0_jxc-kayoaeglm2vzsms">
+            <w:hyperlink w:history="1" r:id="rIdffcvzf3bofzhe5-vag4zj">
               <w:r>
                 <w:rPr>
                   <w:rFonts w:ascii="Arial" w:cs="Arial" w:eastAsia="Arial" w:hAnsi="Arial"/>
@@ -4451,7 +4451,7 @@
               <w:spacing w:after="10" w:before="0"/>
               <w:ind w:left="120"/>
             </w:pPr>
-            <w:hyperlink w:history="1" r:id="rIdha4accx9lvqv0lapvgw7h">
+            <w:hyperlink w:history="1" r:id="rIdwl7_uzz8csammauyhoxrk">
               <w:r>
                 <w:rPr>
                   <w:rFonts w:ascii="Arial" w:cs="Arial" w:eastAsia="Arial" w:hAnsi="Arial"/>
@@ -4661,7 +4661,7 @@
             <w:pPr>
               <w:spacing w:after="20" w:before="0"/>
             </w:pPr>
-            <w:hyperlink w:history="1" r:id="rIdh992l0adcwflgfppvwhxz">
+            <w:hyperlink w:history="1" r:id="rIdzhni4xquowwbbea0gaqcb">
               <w:r>
                 <w:rPr>
                   <w:rFonts w:ascii="Arial" w:cs="Arial" w:eastAsia="Arial" w:hAnsi="Arial"/>
@@ -4710,7 +4710,7 @@
               <w:spacing w:after="10" w:before="0"/>
               <w:ind w:left="120"/>
             </w:pPr>
-            <w:hyperlink w:history="1" r:id="rIdjvhfe918579j6scnfyrs2">
+            <w:hyperlink w:history="1" r:id="rId1cdvsowvgd0dmttkbyplh">
               <w:r>
                 <w:rPr>
                   <w:rFonts w:ascii="Arial" w:cs="Arial" w:eastAsia="Arial" w:hAnsi="Arial"/>
@@ -4772,7 +4772,7 @@
               <w:spacing w:after="10" w:before="0"/>
               <w:ind w:left="120"/>
             </w:pPr>
-            <w:hyperlink w:history="1" r:id="rIdl0yh4yvfg0riieib1zd-s">
+            <w:hyperlink w:history="1" r:id="rIddi1rstmrjt5dt57xsmbit">
               <w:r>
                 <w:rPr>
                   <w:rFonts w:ascii="Arial" w:cs="Arial" w:eastAsia="Arial" w:hAnsi="Arial"/>
@@ -5413,7 +5413,7 @@
         </w:rPr>
         <w:t xml:space="preserve">© 2026 SeaVuria and ARES. Aligned with KICD objectives. Developed by SeaVuria; technical implementation by ARES (with AI assistance from Claude). Licensed under </w:t>
       </w:r>
-      <w:hyperlink w:history="1" r:id="rIdtfpkzp_2hkwqaxrlpokj2">
+      <w:hyperlink w:history="1" r:id="rIdxnzvxv6hmkatbiomqewc-">
         <w:r>
           <w:rPr>
             <w:rFonts w:ascii="Arial" w:cs="Arial" w:eastAsia="Arial" w:hAnsi="Arial"/>
@@ -5434,7 +5434,7 @@
         </w:rPr>
         <w:t xml:space="preserve"> (</w:t>
       </w:r>
-      <w:hyperlink w:history="1" r:id="rId8z3mayfrys9iopx7xk8vg">
+      <w:hyperlink w:history="1" r:id="rIdiyje8w04lmgacwtivgpd7">
         <w:r>
           <w:rPr>
             <w:rFonts w:ascii="Arial" w:cs="Arial" w:eastAsia="Arial" w:hAnsi="Arial"/>
@@ -6447,7 +6447,7 @@
             <w:pPr>
               <w:spacing w:after="20" w:before="0"/>
             </w:pPr>
-            <w:hyperlink w:history="1" r:id="rIdf_r5dgbxnvkx2nelfyers">
+            <w:hyperlink w:history="1" r:id="rId-9ic9b6fyqphh9ins69_5">
               <w:r>
                 <w:rPr>
                   <w:rFonts w:ascii="Arial" w:cs="Arial" w:eastAsia="Arial" w:hAnsi="Arial"/>
@@ -6496,7 +6496,7 @@
               <w:spacing w:after="10" w:before="0"/>
               <w:ind w:left="120"/>
             </w:pPr>
-            <w:hyperlink w:history="1" r:id="rId-nor01txetx9zejf-uras">
+            <w:hyperlink w:history="1" r:id="rIdyyfz0sqcq_i1sxkctw58z">
               <w:r>
                 <w:rPr>
                   <w:rFonts w:ascii="Arial" w:cs="Arial" w:eastAsia="Arial" w:hAnsi="Arial"/>
@@ -6541,7 +6541,7 @@
             <w:pPr>
               <w:spacing w:after="20" w:before="0"/>
             </w:pPr>
-            <w:hyperlink w:history="1" r:id="rIdzygn45z-z-qszgtlr329x">
+            <w:hyperlink w:history="1" r:id="rIdglz8vsxp8ekzamqyvltg-">
               <w:r>
                 <w:rPr>
                   <w:rFonts w:ascii="Arial" w:cs="Arial" w:eastAsia="Arial" w:hAnsi="Arial"/>
@@ -6590,7 +6590,7 @@
               <w:spacing w:after="10" w:before="0"/>
               <w:ind w:left="120"/>
             </w:pPr>
-            <w:hyperlink w:history="1" r:id="rIdlkxyffs03nyqadn6rb0go">
+            <w:hyperlink w:history="1" r:id="rId8karw-xv-ed9oyavmmllr">
               <w:r>
                 <w:rPr>
                   <w:rFonts w:ascii="Arial" w:cs="Arial" w:eastAsia="Arial" w:hAnsi="Arial"/>
@@ -6785,7 +6785,7 @@
             <w:pPr>
               <w:spacing w:after="20" w:before="0"/>
             </w:pPr>
-            <w:hyperlink w:history="1" r:id="rIdl7stm9tefakhznta31zzp">
+            <w:hyperlink w:history="1" r:id="rId66-yasda6jmm44w0oqrem">
               <w:r>
                 <w:rPr>
                   <w:rFonts w:ascii="Arial" w:cs="Arial" w:eastAsia="Arial" w:hAnsi="Arial"/>
@@ -6834,7 +6834,7 @@
               <w:spacing w:after="10" w:before="0"/>
               <w:ind w:left="120"/>
             </w:pPr>
-            <w:hyperlink w:history="1" r:id="rIditzxiussm8hfq9tdr5uem">
+            <w:hyperlink w:history="1" r:id="rIdliwinfanmmm6qx8ln6aw6">
               <w:r>
                 <w:rPr>
                   <w:rFonts w:ascii="Arial" w:cs="Arial" w:eastAsia="Arial" w:hAnsi="Arial"/>
@@ -6879,7 +6879,7 @@
             <w:pPr>
               <w:spacing w:after="20" w:before="0"/>
             </w:pPr>
-            <w:hyperlink w:history="1" r:id="rIdcvrzmwo4n5kkwx4xwjm7x">
+            <w:hyperlink w:history="1" r:id="rIdrecnwig0_afn-0u7er6au">
               <w:r>
                 <w:rPr>
                   <w:rFonts w:ascii="Arial" w:cs="Arial" w:eastAsia="Arial" w:hAnsi="Arial"/>
@@ -6928,7 +6928,7 @@
               <w:spacing w:after="10" w:before="0"/>
               <w:ind w:left="120"/>
             </w:pPr>
-            <w:hyperlink w:history="1" r:id="rIdwahnnn_unabcox3lrc09x">
+            <w:hyperlink w:history="1" r:id="rIdttxnfkyubnzl2qe23btq3">
               <w:r>
                 <w:rPr>
                   <w:rFonts w:ascii="Arial" w:cs="Arial" w:eastAsia="Arial" w:hAnsi="Arial"/>
@@ -7123,7 +7123,7 @@
             <w:pPr>
               <w:spacing w:after="20" w:before="0"/>
             </w:pPr>
-            <w:hyperlink w:history="1" r:id="rIdi6iagmdokehjaghi09ek7">
+            <w:hyperlink w:history="1" r:id="rIdphjcm7tetsagzaxhkj-4o">
               <w:r>
                 <w:rPr>
                   <w:rFonts w:ascii="Arial" w:cs="Arial" w:eastAsia="Arial" w:hAnsi="Arial"/>
@@ -7172,7 +7172,7 @@
               <w:spacing w:after="10" w:before="0"/>
               <w:ind w:left="120"/>
             </w:pPr>
-            <w:hyperlink w:history="1" r:id="rIdmwn7y448iv2cwkyhi1r-k">
+            <w:hyperlink w:history="1" r:id="rIdyrzg2eec8u-mwhgo3ufts">
               <w:r>
                 <w:rPr>
                   <w:rFonts w:ascii="Arial" w:cs="Arial" w:eastAsia="Arial" w:hAnsi="Arial"/>
@@ -7217,7 +7217,7 @@
             <w:pPr>
               <w:spacing w:after="20" w:before="0"/>
             </w:pPr>
-            <w:hyperlink w:history="1" r:id="rIdnry783tkypgwmqh8z_nz5">
+            <w:hyperlink w:history="1" r:id="rId6mlyuhyo-c9vcbxk1ukal">
               <w:r>
                 <w:rPr>
                   <w:rFonts w:ascii="Arial" w:cs="Arial" w:eastAsia="Arial" w:hAnsi="Arial"/>
@@ -7266,7 +7266,7 @@
               <w:spacing w:after="10" w:before="0"/>
               <w:ind w:left="120"/>
             </w:pPr>
-            <w:hyperlink w:history="1" r:id="rIdwhzjxwtwufrn7vbqdiaoe">
+            <w:hyperlink w:history="1" r:id="rId-igdipu8vlloccxzvu1ho">
               <w:r>
                 <w:rPr>
                   <w:rFonts w:ascii="Arial" w:cs="Arial" w:eastAsia="Arial" w:hAnsi="Arial"/>
@@ -7461,7 +7461,7 @@
             <w:pPr>
               <w:spacing w:after="20" w:before="0"/>
             </w:pPr>
-            <w:hyperlink w:history="1" r:id="rIdurhrqfbyjovn7-kuxhsbw">
+            <w:hyperlink w:history="1" r:id="rId3zsgh15pvqmvicijtdv_o">
               <w:r>
                 <w:rPr>
                   <w:rFonts w:ascii="Arial" w:cs="Arial" w:eastAsia="Arial" w:hAnsi="Arial"/>
@@ -7510,7 +7510,7 @@
               <w:spacing w:after="10" w:before="0"/>
               <w:ind w:left="120"/>
             </w:pPr>
-            <w:hyperlink w:history="1" r:id="rIdhedmavjt3l3wcdyuezeji">
+            <w:hyperlink w:history="1" r:id="rIdefofb6zmangak1epmgtep">
               <w:r>
                 <w:rPr>
                   <w:rFonts w:ascii="Arial" w:cs="Arial" w:eastAsia="Arial" w:hAnsi="Arial"/>
@@ -7555,7 +7555,7 @@
             <w:pPr>
               <w:spacing w:after="20" w:before="0"/>
             </w:pPr>
-            <w:hyperlink w:history="1" r:id="rIdn1b63dgf3cnvxmsx5rko-">
+            <w:hyperlink w:history="1" r:id="rId385ltyfzgjzavihdivy8m">
               <w:r>
                 <w:rPr>
                   <w:rFonts w:ascii="Arial" w:cs="Arial" w:eastAsia="Arial" w:hAnsi="Arial"/>
@@ -7604,7 +7604,7 @@
               <w:spacing w:after="10" w:before="0"/>
               <w:ind w:left="120"/>
             </w:pPr>
-            <w:hyperlink w:history="1" r:id="rIdpy-mkc166102ptn4ch0si">
+            <w:hyperlink w:history="1" r:id="rIdsq3eddenaqrpcmdmouygh">
               <w:r>
                 <w:rPr>
                   <w:rFonts w:ascii="Arial" w:cs="Arial" w:eastAsia="Arial" w:hAnsi="Arial"/>
@@ -7799,7 +7799,7 @@
             <w:pPr>
               <w:spacing w:after="20" w:before="0"/>
             </w:pPr>
-            <w:hyperlink w:history="1" r:id="rIdtvambhry2oinw6bulsgmf">
+            <w:hyperlink w:history="1" r:id="rIdxjrlhe-uqnxebvdy30-qr">
               <w:r>
                 <w:rPr>
                   <w:rFonts w:ascii="Arial" w:cs="Arial" w:eastAsia="Arial" w:hAnsi="Arial"/>
@@ -7848,7 +7848,7 @@
               <w:spacing w:after="10" w:before="0"/>
               <w:ind w:left="120"/>
             </w:pPr>
-            <w:hyperlink w:history="1" r:id="rIdfqlesvr1klkz46qt66els">
+            <w:hyperlink w:history="1" r:id="rId7dmpyasa0opxepwtifdnp">
               <w:r>
                 <w:rPr>
                   <w:rFonts w:ascii="Arial" w:cs="Arial" w:eastAsia="Arial" w:hAnsi="Arial"/>
@@ -7893,7 +7893,7 @@
             <w:pPr>
               <w:spacing w:after="20" w:before="0"/>
             </w:pPr>
-            <w:hyperlink w:history="1" r:id="rIden4i5saipgygekftyj9fd">
+            <w:hyperlink w:history="1" r:id="rId8edtpy62yf6oo3bslqmd_">
               <w:r>
                 <w:rPr>
                   <w:rFonts w:ascii="Arial" w:cs="Arial" w:eastAsia="Arial" w:hAnsi="Arial"/>
@@ -7942,7 +7942,7 @@
               <w:spacing w:after="10" w:before="0"/>
               <w:ind w:left="120"/>
             </w:pPr>
-            <w:hyperlink w:history="1" r:id="rIdccjrwldgtl65tvunmwsm2">
+            <w:hyperlink w:history="1" r:id="rIdizujzjnooqw2exdsttfss">
               <w:r>
                 <w:rPr>
                   <w:rFonts w:ascii="Arial" w:cs="Arial" w:eastAsia="Arial" w:hAnsi="Arial"/>
@@ -8454,7 +8454,7 @@
         </w:rPr>
         <w:t xml:space="preserve">© 2026 SeaVuria and ARES. Aligned with KICD objectives. Developed by SeaVuria; technical implementation by ARES (with AI assistance from Claude). Licensed under </w:t>
       </w:r>
-      <w:hyperlink w:history="1" r:id="rIdmm3-kmwobo7k818b4d__c">
+      <w:hyperlink w:history="1" r:id="rIdsv32ocazbdawlqi3abna7">
         <w:r>
           <w:rPr>
             <w:rFonts w:ascii="Arial" w:cs="Arial" w:eastAsia="Arial" w:hAnsi="Arial"/>
@@ -8475,7 +8475,7 @@
         </w:rPr>
         <w:t xml:space="preserve"> (</w:t>
       </w:r>
-      <w:hyperlink w:history="1" r:id="rIdxww2f0bko4wwecggslmxw">
+      <w:hyperlink w:history="1" r:id="rIdhnj7ccd405utxxpkvc9h5">
         <w:r>
           <w:rPr>
             <w:rFonts w:ascii="Arial" w:cs="Arial" w:eastAsia="Arial" w:hAnsi="Arial"/>
@@ -9488,7 +9488,7 @@
             <w:pPr>
               <w:spacing w:after="20" w:before="0"/>
             </w:pPr>
-            <w:hyperlink w:history="1" r:id="rIdkr6znn9entdepk-u5luvk">
+            <w:hyperlink w:history="1" r:id="rIdfaaa7ogfu4oeulqhtsmix">
               <w:r>
                 <w:rPr>
                   <w:rFonts w:ascii="Arial" w:cs="Arial" w:eastAsia="Arial" w:hAnsi="Arial"/>
@@ -9521,7 +9521,7 @@
               <w:spacing w:after="10" w:before="0"/>
               <w:ind w:left="120"/>
             </w:pPr>
-            <w:hyperlink w:history="1" r:id="rIdfx6ywxfx85ncdmf_tc1w1">
+            <w:hyperlink w:history="1" r:id="rIdv4jwrqtapcvgc_o6uva3y">
               <w:r>
                 <w:rPr>
                   <w:rFonts w:ascii="Arial" w:cs="Arial" w:eastAsia="Arial" w:hAnsi="Arial"/>
@@ -9566,7 +9566,7 @@
             <w:pPr>
               <w:spacing w:after="20" w:before="0"/>
             </w:pPr>
-            <w:hyperlink w:history="1" r:id="rIdpnqoyytnckh4plaj02g8u">
+            <w:hyperlink w:history="1" r:id="rIdxampcxa2hfuuvknupuqpa">
               <w:r>
                 <w:rPr>
                   <w:rFonts w:ascii="Arial" w:cs="Arial" w:eastAsia="Arial" w:hAnsi="Arial"/>
@@ -9599,7 +9599,7 @@
               <w:spacing w:after="10" w:before="0"/>
               <w:ind w:left="120"/>
             </w:pPr>
-            <w:hyperlink w:history="1" r:id="rId5kywuujslfwur8pm7zqn2">
+            <w:hyperlink w:history="1" r:id="rIdbs7cmhksi_oyfhrsb1uj6">
               <w:r>
                 <w:rPr>
                   <w:rFonts w:ascii="Arial" w:cs="Arial" w:eastAsia="Arial" w:hAnsi="Arial"/>
@@ -9794,7 +9794,7 @@
             <w:pPr>
               <w:spacing w:after="20" w:before="0"/>
             </w:pPr>
-            <w:hyperlink w:history="1" r:id="rIdiqrxdfsotajwpy4xc-xxj">
+            <w:hyperlink w:history="1" r:id="rId1l0tefct60evzhkxkqudq">
               <w:r>
                 <w:rPr>
                   <w:rFonts w:ascii="Arial" w:cs="Arial" w:eastAsia="Arial" w:hAnsi="Arial"/>
@@ -9827,7 +9827,7 @@
               <w:spacing w:after="10" w:before="0"/>
               <w:ind w:left="120"/>
             </w:pPr>
-            <w:hyperlink w:history="1" r:id="rIdw9vrhpiafzytysuuhttcj">
+            <w:hyperlink w:history="1" r:id="rId8jf7_7z4ryib8-iuw1igu">
               <w:r>
                 <w:rPr>
                   <w:rFonts w:ascii="Arial" w:cs="Arial" w:eastAsia="Arial" w:hAnsi="Arial"/>
@@ -9872,7 +9872,7 @@
             <w:pPr>
               <w:spacing w:after="20" w:before="0"/>
             </w:pPr>
-            <w:hyperlink w:history="1" r:id="rIdpdhrktb0jcupk-fcpqrio">
+            <w:hyperlink w:history="1" r:id="rIduzdq8_uhok7vdt-yzoj7p">
               <w:r>
                 <w:rPr>
                   <w:rFonts w:ascii="Arial" w:cs="Arial" w:eastAsia="Arial" w:hAnsi="Arial"/>
@@ -9905,7 +9905,7 @@
               <w:spacing w:after="10" w:before="0"/>
               <w:ind w:left="120"/>
             </w:pPr>
-            <w:hyperlink w:history="1" r:id="rIdsewij5lrkrsjzilbd6prs">
+            <w:hyperlink w:history="1" r:id="rIdwndinsjymglsl-9-ba46o">
               <w:r>
                 <w:rPr>
                   <w:rFonts w:ascii="Arial" w:cs="Arial" w:eastAsia="Arial" w:hAnsi="Arial"/>
@@ -10100,7 +10100,7 @@
             <w:pPr>
               <w:spacing w:after="20" w:before="0"/>
             </w:pPr>
-            <w:hyperlink w:history="1" r:id="rIdwvdbfrewq0u8lqxkfhgfz">
+            <w:hyperlink w:history="1" r:id="rIdxmmm4vosoje7dhfhytnav">
               <w:r>
                 <w:rPr>
                   <w:rFonts w:ascii="Arial" w:cs="Arial" w:eastAsia="Arial" w:hAnsi="Arial"/>
@@ -10149,7 +10149,7 @@
               <w:spacing w:after="10" w:before="0"/>
               <w:ind w:left="120"/>
             </w:pPr>
-            <w:hyperlink w:history="1" r:id="rId2-05qkqnkd74qcs7bzngz">
+            <w:hyperlink w:history="1" r:id="rId_l7wl6khrp_h7idssvtnu">
               <w:r>
                 <w:rPr>
                   <w:rFonts w:ascii="Arial" w:cs="Arial" w:eastAsia="Arial" w:hAnsi="Arial"/>
@@ -10194,7 +10194,7 @@
             <w:pPr>
               <w:spacing w:after="20" w:before="0"/>
             </w:pPr>
-            <w:hyperlink w:history="1" r:id="rIdkovikyjc6d3rczxjxz5pt">
+            <w:hyperlink w:history="1" r:id="rIdvg055jwg2s40ybzvvblkw">
               <w:r>
                 <w:rPr>
                   <w:rFonts w:ascii="Arial" w:cs="Arial" w:eastAsia="Arial" w:hAnsi="Arial"/>
@@ -10227,7 +10227,7 @@
               <w:spacing w:after="10" w:before="0"/>
               <w:ind w:left="120"/>
             </w:pPr>
-            <w:hyperlink w:history="1" r:id="rIdqartc3lp0kd2nugbcgiyt">
+            <w:hyperlink w:history="1" r:id="rIdz2d6w2xtxkqb7ap8dmkfi">
               <w:r>
                 <w:rPr>
                   <w:rFonts w:ascii="Arial" w:cs="Arial" w:eastAsia="Arial" w:hAnsi="Arial"/>
@@ -10422,7 +10422,7 @@
             <w:pPr>
               <w:spacing w:after="20" w:before="0"/>
             </w:pPr>
-            <w:hyperlink w:history="1" r:id="rIdwfphtxjeg-k7fg2aheqwr">
+            <w:hyperlink w:history="1" r:id="rId96ac2ko4hcjkai_2i6niy">
               <w:r>
                 <w:rPr>
                   <w:rFonts w:ascii="Arial" w:cs="Arial" w:eastAsia="Arial" w:hAnsi="Arial"/>
@@ -10471,7 +10471,7 @@
               <w:spacing w:after="10" w:before="0"/>
               <w:ind w:left="120"/>
             </w:pPr>
-            <w:hyperlink w:history="1" r:id="rIdd58py7j3nsk7wuotadblf">
+            <w:hyperlink w:history="1" r:id="rIdnq-ce20je0bsun43c50x7">
               <w:r>
                 <w:rPr>
                   <w:rFonts w:ascii="Arial" w:cs="Arial" w:eastAsia="Arial" w:hAnsi="Arial"/>
@@ -10516,7 +10516,7 @@
             <w:pPr>
               <w:spacing w:after="20" w:before="0"/>
             </w:pPr>
-            <w:hyperlink w:history="1" r:id="rIdtxawfxystjnyqitbcb8vv">
+            <w:hyperlink w:history="1" r:id="rIdp1qdymjd6o-b_jb8upebb">
               <w:r>
                 <w:rPr>
                   <w:rFonts w:ascii="Arial" w:cs="Arial" w:eastAsia="Arial" w:hAnsi="Arial"/>
@@ -10549,7 +10549,7 @@
               <w:spacing w:after="10" w:before="0"/>
               <w:ind w:left="120"/>
             </w:pPr>
-            <w:hyperlink w:history="1" r:id="rIduinzv7kcq8xzmiemtn-yx">
+            <w:hyperlink w:history="1" r:id="rId40pcuzcyodntxrd7bokhn">
               <w:r>
                 <w:rPr>
                   <w:rFonts w:ascii="Arial" w:cs="Arial" w:eastAsia="Arial" w:hAnsi="Arial"/>
@@ -10744,7 +10744,7 @@
             <w:pPr>
               <w:spacing w:after="20" w:before="0"/>
             </w:pPr>
-            <w:hyperlink w:history="1" r:id="rIdncvzha8gyrt0om7ov4ywi">
+            <w:hyperlink w:history="1" r:id="rIdoqmhktiw2_cdcnunwltgt">
               <w:r>
                 <w:rPr>
                   <w:rFonts w:ascii="Arial" w:cs="Arial" w:eastAsia="Arial" w:hAnsi="Arial"/>
@@ -10793,7 +10793,7 @@
               <w:spacing w:after="10" w:before="0"/>
               <w:ind w:left="120"/>
             </w:pPr>
-            <w:hyperlink w:history="1" r:id="rIdurvjnqz8mlclfp-yxinhd">
+            <w:hyperlink w:history="1" r:id="rIdwev831zhmlkdo8nsbo0jn">
               <w:r>
                 <w:rPr>
                   <w:rFonts w:ascii="Arial" w:cs="Arial" w:eastAsia="Arial" w:hAnsi="Arial"/>
@@ -10838,7 +10838,7 @@
             <w:pPr>
               <w:spacing w:after="20" w:before="0"/>
             </w:pPr>
-            <w:hyperlink w:history="1" r:id="rId8w3aelgcf5a7fsucassjk">
+            <w:hyperlink w:history="1" r:id="rId7pe8fniwp9qgzitsmech_">
               <w:r>
                 <w:rPr>
                   <w:rFonts w:ascii="Arial" w:cs="Arial" w:eastAsia="Arial" w:hAnsi="Arial"/>
@@ -10887,7 +10887,7 @@
               <w:spacing w:after="10" w:before="0"/>
               <w:ind w:left="120"/>
             </w:pPr>
-            <w:hyperlink w:history="1" r:id="rIdl0-_fbwau-shya_gbz4d1">
+            <w:hyperlink w:history="1" r:id="rIdorlqpnpj7if1q8-vekxxe">
               <w:r>
                 <w:rPr>
                   <w:rFonts w:ascii="Arial" w:cs="Arial" w:eastAsia="Arial" w:hAnsi="Arial"/>
@@ -11627,7 +11627,7 @@
         </w:rPr>
         <w:t xml:space="preserve">© 2026 SeaVuria and ARES. Aligned with KICD objectives. Developed by SeaVuria; technical implementation by ARES (with AI assistance from Claude). Licensed under </w:t>
       </w:r>
-      <w:hyperlink w:history="1" r:id="rIdxf4ugfdmpwuvggqsdmd9j">
+      <w:hyperlink w:history="1" r:id="rIdspwz127b9u-jyahn9oj9j">
         <w:r>
           <w:rPr>
             <w:rFonts w:ascii="Arial" w:cs="Arial" w:eastAsia="Arial" w:hAnsi="Arial"/>
@@ -11648,7 +11648,7 @@
         </w:rPr>
         <w:t xml:space="preserve"> (</w:t>
       </w:r>
-      <w:hyperlink w:history="1" r:id="rIdkiylyy5qkr6lcf3gqisip">
+      <w:hyperlink w:history="1" r:id="rIdhoudlimg9kqrjb9u7mw1v">
         <w:r>
           <w:rPr>
             <w:rFonts w:ascii="Arial" w:cs="Arial" w:eastAsia="Arial" w:hAnsi="Arial"/>
@@ -12661,7 +12661,7 @@
             <w:pPr>
               <w:spacing w:after="20" w:before="0"/>
             </w:pPr>
-            <w:hyperlink w:history="1" r:id="rIdokwscmdrzlj24u6ihlemy">
+            <w:hyperlink w:history="1" r:id="rIdmplqv_rmankmeppolpgqq">
               <w:r>
                 <w:rPr>
                   <w:rFonts w:ascii="Arial" w:cs="Arial" w:eastAsia="Arial" w:hAnsi="Arial"/>
@@ -12694,7 +12694,7 @@
               <w:spacing w:after="10" w:before="0"/>
               <w:ind w:left="120"/>
             </w:pPr>
-            <w:hyperlink w:history="1" r:id="rIdo4uzkchzr_rbia9diptpx">
+            <w:hyperlink w:history="1" r:id="rIdnzp2ndlm3kcc2syunbhvc">
               <w:r>
                 <w:rPr>
                   <w:rFonts w:ascii="Arial" w:cs="Arial" w:eastAsia="Arial" w:hAnsi="Arial"/>
@@ -12739,7 +12739,7 @@
             <w:pPr>
               <w:spacing w:after="20" w:before="0"/>
             </w:pPr>
-            <w:hyperlink w:history="1" r:id="rIdf84re1qjh8mwflyonwh3b">
+            <w:hyperlink w:history="1" r:id="rIdwpvfnzplgphw1b2_x93vu">
               <w:r>
                 <w:rPr>
                   <w:rFonts w:ascii="Arial" w:cs="Arial" w:eastAsia="Arial" w:hAnsi="Arial"/>
@@ -12788,7 +12788,7 @@
               <w:spacing w:after="10" w:before="0"/>
               <w:ind w:left="120"/>
             </w:pPr>
-            <w:hyperlink w:history="1" r:id="rIdvlipnyy40nier7y1dimg8">
+            <w:hyperlink w:history="1" r:id="rId7qks-sb1xd0tzwiagxfmx">
               <w:r>
                 <w:rPr>
                   <w:rFonts w:ascii="Arial" w:cs="Arial" w:eastAsia="Arial" w:hAnsi="Arial"/>
@@ -12983,7 +12983,7 @@
             <w:pPr>
               <w:spacing w:after="20" w:before="0"/>
             </w:pPr>
-            <w:hyperlink w:history="1" r:id="rIdvhmskgjidru-dwcaz4r1q">
+            <w:hyperlink w:history="1" r:id="rIdi0_akmp2qc0hnmc8swzss">
               <w:r>
                 <w:rPr>
                   <w:rFonts w:ascii="Arial" w:cs="Arial" w:eastAsia="Arial" w:hAnsi="Arial"/>
@@ -13016,7 +13016,7 @@
               <w:spacing w:after="10" w:before="0"/>
               <w:ind w:left="120"/>
             </w:pPr>
-            <w:hyperlink w:history="1" r:id="rIdkd1pogualinsvgjpinwjt">
+            <w:hyperlink w:history="1" r:id="rIdafvp5773z3vv9vitata6m">
               <w:r>
                 <w:rPr>
                   <w:rFonts w:ascii="Arial" w:cs="Arial" w:eastAsia="Arial" w:hAnsi="Arial"/>
@@ -13061,7 +13061,7 @@
             <w:pPr>
               <w:spacing w:after="20" w:before="0"/>
             </w:pPr>
-            <w:hyperlink w:history="1" r:id="rId0d7ul8up-xllkeslix_e2">
+            <w:hyperlink w:history="1" r:id="rIdsey96vignwr_ncgqhhxcz">
               <w:r>
                 <w:rPr>
                   <w:rFonts w:ascii="Arial" w:cs="Arial" w:eastAsia="Arial" w:hAnsi="Arial"/>
@@ -13110,7 +13110,7 @@
               <w:spacing w:after="10" w:before="0"/>
               <w:ind w:left="120"/>
             </w:pPr>
-            <w:hyperlink w:history="1" r:id="rIdvvfq_xmakfsrzk9zbakwl">
+            <w:hyperlink w:history="1" r:id="rIdlgfxzxr2jpwrzrl5kpkoi">
               <w:r>
                 <w:rPr>
                   <w:rFonts w:ascii="Arial" w:cs="Arial" w:eastAsia="Arial" w:hAnsi="Arial"/>
@@ -13476,7 +13476,7 @@
             <w:pPr>
               <w:spacing w:after="20" w:before="0"/>
             </w:pPr>
-            <w:hyperlink w:history="1" r:id="rIdfb-99xbzsjki7alkrb5px">
+            <w:hyperlink w:history="1" r:id="rIdst2kjw1-rvoujosoc_gnv">
               <w:r>
                 <w:rPr>
                   <w:rFonts w:ascii="Arial" w:cs="Arial" w:eastAsia="Arial" w:hAnsi="Arial"/>
@@ -13525,7 +13525,7 @@
               <w:spacing w:after="10" w:before="0"/>
               <w:ind w:left="120"/>
             </w:pPr>
-            <w:hyperlink w:history="1" r:id="rId4v2hqw3_qd3uuqymau1ph">
+            <w:hyperlink w:history="1" r:id="rIdk2onk77jm7d-04blgcicp">
               <w:r>
                 <w:rPr>
                   <w:rFonts w:ascii="Arial" w:cs="Arial" w:eastAsia="Arial" w:hAnsi="Arial"/>
@@ -13570,7 +13570,7 @@
             <w:pPr>
               <w:spacing w:after="20" w:before="0"/>
             </w:pPr>
-            <w:hyperlink w:history="1" r:id="rId4anne8yebljqpqp22ubbx">
+            <w:hyperlink w:history="1" r:id="rIdmqcvgpl6uwfjdc-6hctm-">
               <w:r>
                 <w:rPr>
                   <w:rFonts w:ascii="Arial" w:cs="Arial" w:eastAsia="Arial" w:hAnsi="Arial"/>
@@ -13619,7 +13619,7 @@
               <w:spacing w:after="10" w:before="0"/>
               <w:ind w:left="120"/>
             </w:pPr>
-            <w:hyperlink w:history="1" r:id="rIdpbdo3xst5xxj84v63nxee">
+            <w:hyperlink w:history="1" r:id="rId9o0pd5hn_s-avampadzsx">
               <w:r>
                 <w:rPr>
                   <w:rFonts w:ascii="Arial" w:cs="Arial" w:eastAsia="Arial" w:hAnsi="Arial"/>
@@ -13909,7 +13909,7 @@
             <w:pPr>
               <w:spacing w:after="20" w:before="0"/>
             </w:pPr>
-            <w:hyperlink w:history="1" r:id="rIdpbcvt6xns3sfq21ujekoe">
+            <w:hyperlink w:history="1" r:id="rIdix4njg40snus0iaon2f0g">
               <w:r>
                 <w:rPr>
                   <w:rFonts w:ascii="Arial" w:cs="Arial" w:eastAsia="Arial" w:hAnsi="Arial"/>
@@ -13958,7 +13958,7 @@
               <w:spacing w:after="10" w:before="0"/>
               <w:ind w:left="120"/>
             </w:pPr>
-            <w:hyperlink w:history="1" r:id="rId-ugknywfftz1eldk1qtsw">
+            <w:hyperlink w:history="1" r:id="rIdmm5itbcsh9bwmcj0bwplp">
               <w:r>
                 <w:rPr>
                   <w:rFonts w:ascii="Arial" w:cs="Arial" w:eastAsia="Arial" w:hAnsi="Arial"/>
@@ -14003,7 +14003,7 @@
             <w:pPr>
               <w:spacing w:after="20" w:before="0"/>
             </w:pPr>
-            <w:hyperlink w:history="1" r:id="rIdioemi4qre4zdhuxsfvm8u">
+            <w:hyperlink w:history="1" r:id="rIdzqj6vunkwi3w0wtdjl1ok">
               <w:r>
                 <w:rPr>
                   <w:rFonts w:ascii="Arial" w:cs="Arial" w:eastAsia="Arial" w:hAnsi="Arial"/>
@@ -14052,7 +14052,7 @@
               <w:spacing w:after="10" w:before="0"/>
               <w:ind w:left="120"/>
             </w:pPr>
-            <w:hyperlink w:history="1" r:id="rIdim7bt8x0k-wctvho9wmby">
+            <w:hyperlink w:history="1" r:id="rId78p6njoldwzwotznf990o">
               <w:r>
                 <w:rPr>
                   <w:rFonts w:ascii="Arial" w:cs="Arial" w:eastAsia="Arial" w:hAnsi="Arial"/>
@@ -14247,7 +14247,7 @@
             <w:pPr>
               <w:spacing w:after="20" w:before="0"/>
             </w:pPr>
-            <w:hyperlink w:history="1" r:id="rIdhbkzn1fejw9esdeus0__t">
+            <w:hyperlink w:history="1" r:id="rIdgyn6tuqfcbouw7vqwi2ow">
               <w:r>
                 <w:rPr>
                   <w:rFonts w:ascii="Arial" w:cs="Arial" w:eastAsia="Arial" w:hAnsi="Arial"/>
@@ -14296,7 +14296,7 @@
               <w:spacing w:after="10" w:before="0"/>
               <w:ind w:left="120"/>
             </w:pPr>
-            <w:hyperlink w:history="1" r:id="rIde5gop-cfuici6_xbtgzaa">
+            <w:hyperlink w:history="1" r:id="rIdwdwggkro_6yxeiqnyd4yj">
               <w:r>
                 <w:rPr>
                   <w:rFonts w:ascii="Arial" w:cs="Arial" w:eastAsia="Arial" w:hAnsi="Arial"/>
@@ -14341,7 +14341,7 @@
             <w:pPr>
               <w:spacing w:after="20" w:before="0"/>
             </w:pPr>
-            <w:hyperlink w:history="1" r:id="rIdinhrgn_vtbuymyuexy5kz">
+            <w:hyperlink w:history="1" r:id="rIdqu9otqtvoa2k6muhzml_w">
               <w:r>
                 <w:rPr>
                   <w:rFonts w:ascii="Arial" w:cs="Arial" w:eastAsia="Arial" w:hAnsi="Arial"/>
@@ -14390,7 +14390,7 @@
               <w:spacing w:after="10" w:before="0"/>
               <w:ind w:left="120"/>
             </w:pPr>
-            <w:hyperlink w:history="1" r:id="rId3umlhljewnkay7e8x4vhl">
+            <w:hyperlink w:history="1" r:id="rId8h8xgjeuun4gh1q1yy41-">
               <w:r>
                 <w:rPr>
                   <w:rFonts w:ascii="Arial" w:cs="Arial" w:eastAsia="Arial" w:hAnsi="Arial"/>
@@ -14902,7 +14902,7 @@
         </w:rPr>
         <w:t xml:space="preserve">© 2026 SeaVuria and ARES. Aligned with KICD objectives. Developed by SeaVuria; technical implementation by ARES (with AI assistance from Claude). Licensed under </w:t>
       </w:r>
-      <w:hyperlink w:history="1" r:id="rId2dzowka5_bghzvximl0ts">
+      <w:hyperlink w:history="1" r:id="rIduwajtygyjszfi41lvnbjt">
         <w:r>
           <w:rPr>
             <w:rFonts w:ascii="Arial" w:cs="Arial" w:eastAsia="Arial" w:hAnsi="Arial"/>
@@ -14923,7 +14923,7 @@
         </w:rPr>
         <w:t xml:space="preserve"> (</w:t>
       </w:r>
-      <w:hyperlink w:history="1" r:id="rIdgqlyr39l4e1xhzjrufg4x">
+      <w:hyperlink w:history="1" r:id="rId8vrqhjtwqcmyhjlzlnoyp">
         <w:r>
           <w:rPr>
             <w:rFonts w:ascii="Arial" w:cs="Arial" w:eastAsia="Arial" w:hAnsi="Arial"/>
@@ -15936,7 +15936,7 @@
             <w:pPr>
               <w:spacing w:after="20" w:before="0"/>
             </w:pPr>
-            <w:hyperlink w:history="1" r:id="rIdwxdvvp7ypspms4rrwjnxv">
+            <w:hyperlink w:history="1" r:id="rId0-rbzsv_6wygrkfkgsyn-">
               <w:r>
                 <w:rPr>
                   <w:rFonts w:ascii="Arial" w:cs="Arial" w:eastAsia="Arial" w:hAnsi="Arial"/>
@@ -15969,7 +15969,7 @@
               <w:spacing w:after="10" w:before="0"/>
               <w:ind w:left="120"/>
             </w:pPr>
-            <w:hyperlink w:history="1" r:id="rId9_pdgnyvswl_5q4cf3fbb">
+            <w:hyperlink w:history="1" r:id="rIdtzqhtht18ycpxqcapb43w">
               <w:r>
                 <w:rPr>
                   <w:rFonts w:ascii="Arial" w:cs="Arial" w:eastAsia="Arial" w:hAnsi="Arial"/>
@@ -16014,7 +16014,7 @@
             <w:pPr>
               <w:spacing w:after="20" w:before="0"/>
             </w:pPr>
-            <w:hyperlink w:history="1" r:id="rIdehxkaahhkxh0wceiq_k6q">
+            <w:hyperlink w:history="1" r:id="rIdcm3cpzflk-crgm8mukcmg">
               <w:r>
                 <w:rPr>
                   <w:rFonts w:ascii="Arial" w:cs="Arial" w:eastAsia="Arial" w:hAnsi="Arial"/>
@@ -16047,7 +16047,7 @@
               <w:spacing w:after="10" w:before="0"/>
               <w:ind w:left="120"/>
             </w:pPr>
-            <w:hyperlink w:history="1" r:id="rIduhdda93qx5hv7chpta0da">
+            <w:hyperlink w:history="1" r:id="rIdf0tft8un8uqztzy8u6vjy">
               <w:r>
                 <w:rPr>
                   <w:rFonts w:ascii="Arial" w:cs="Arial" w:eastAsia="Arial" w:hAnsi="Arial"/>
@@ -16089,7 +16089,7 @@
                 <w:sz w:val="18"/>
                 <w:szCs w:val="18"/>
               </w:rPr>
-              <w:t xml:space="preserve">Learners individually read a short scenario card: 'Amina in Kericho has three bicycle dynamos. Dynamo A has a weak magnet and 50 turns of wire. Dynamo B has a strong magnet and 50 turns. Dynamo C has a strong magnet and 200 turns. She spins each at the same speed. Which lights the LED most brightly? Which goes out first when she slows down?' Learners write a rank order (A, B, C) and one sentence of reasoning in their science journals. They then share with a neighbour (Think-Pair). The teacher collects a quick show-of-hands class poll — tally on the board: 'How many predict C is brightest?' This visible spread of predictions creates cognitive dissonance and motivates the investigation.</w:t>
+              <w:t xml:space="preserve">Learners individually read a short scenario card: 'Akoth in Kericho has three bicycle dynamos. Dynamo A has a weak magnet and 50 turns of wire. Dynamo B has a strong magnet and 50 turns. Dynamo C has a strong magnet and 200 turns. She spins each at the same speed. Which lights the LED most brightly? Which goes out first when she slows down?' Learners write a rank order (A, B, C) and one sentence of reasoning in their science journals. They then share with a neighbour (Think-Pair). The teacher collects a quick show-of-hands class poll — tally on the board: 'How many predict C is brightest?' This visible spread of predictions creates cognitive dissonance and motivates the investigation.</w:t>
             </w:r>
           </w:p>
         </w:tc>
@@ -16242,7 +16242,7 @@
             <w:pPr>
               <w:spacing w:after="20" w:before="0"/>
             </w:pPr>
-            <w:hyperlink w:history="1" r:id="rIdqjufkjr_nkjrzogcpvvix">
+            <w:hyperlink w:history="1" r:id="rIdw2pkh3k-wf0enn87o53uh">
               <w:r>
                 <w:rPr>
                   <w:rFonts w:ascii="Arial" w:cs="Arial" w:eastAsia="Arial" w:hAnsi="Arial"/>
@@ -16275,7 +16275,7 @@
               <w:spacing w:after="10" w:before="0"/>
               <w:ind w:left="120"/>
             </w:pPr>
-            <w:hyperlink w:history="1" r:id="rIdge6d8dzop7pkbrcfyvome">
+            <w:hyperlink w:history="1" r:id="rId9h2w96jillnv1vhhjujtj">
               <w:r>
                 <w:rPr>
                   <w:rFonts w:ascii="Arial" w:cs="Arial" w:eastAsia="Arial" w:hAnsi="Arial"/>
@@ -16320,7 +16320,7 @@
             <w:pPr>
               <w:spacing w:after="20" w:before="0"/>
             </w:pPr>
-            <w:hyperlink w:history="1" r:id="rIdzloacmrygjgxcn8vn0rj6">
+            <w:hyperlink w:history="1" r:id="rIdbzpnf-myql_dgs3gubla6">
               <w:r>
                 <w:rPr>
                   <w:rFonts w:ascii="Arial" w:cs="Arial" w:eastAsia="Arial" w:hAnsi="Arial"/>
@@ -16353,7 +16353,7 @@
               <w:spacing w:after="10" w:before="0"/>
               <w:ind w:left="120"/>
             </w:pPr>
-            <w:hyperlink w:history="1" r:id="rId9ntvopxawdt7uwzthzhsy">
+            <w:hyperlink w:history="1" r:id="rId9b9t8j95yzfnxixiypcod">
               <w:r>
                 <w:rPr>
                   <w:rFonts w:ascii="Arial" w:cs="Arial" w:eastAsia="Arial" w:hAnsi="Arial"/>
@@ -16548,7 +16548,7 @@
             <w:pPr>
               <w:spacing w:after="20" w:before="0"/>
             </w:pPr>
-            <w:hyperlink w:history="1" r:id="rIdpdk2otk6aiyizispkqedo">
+            <w:hyperlink w:history="1" r:id="rIdweengqrsprkmzlp4auv8q">
               <w:r>
                 <w:rPr>
                   <w:rFonts w:ascii="Arial" w:cs="Arial" w:eastAsia="Arial" w:hAnsi="Arial"/>
@@ -16581,7 +16581,7 @@
               <w:spacing w:after="10" w:before="0"/>
               <w:ind w:left="120"/>
             </w:pPr>
-            <w:hyperlink w:history="1" r:id="rIdsdl1izetrbzsckhrsk39e">
+            <w:hyperlink w:history="1" r:id="rIdewyanfgiwo9syjaytbzt7">
               <w:r>
                 <w:rPr>
                   <w:rFonts w:ascii="Arial" w:cs="Arial" w:eastAsia="Arial" w:hAnsi="Arial"/>
@@ -16626,7 +16626,7 @@
             <w:pPr>
               <w:spacing w:after="20" w:before="0"/>
             </w:pPr>
-            <w:hyperlink w:history="1" r:id="rIdib-kt1hhxoovdkyhhj1my">
+            <w:hyperlink w:history="1" r:id="rIdgsgs56kalpapxl3mqd-tl">
               <w:r>
                 <w:rPr>
                   <w:rFonts w:ascii="Arial" w:cs="Arial" w:eastAsia="Arial" w:hAnsi="Arial"/>
@@ -16659,7 +16659,7 @@
               <w:spacing w:after="10" w:before="0"/>
               <w:ind w:left="120"/>
             </w:pPr>
-            <w:hyperlink w:history="1" r:id="rIdurlfvf9yalgemfwwfqv4a">
+            <w:hyperlink w:history="1" r:id="rIddu7hfse6u3shfdo49iu9i">
               <w:r>
                 <w:rPr>
                   <w:rFonts w:ascii="Arial" w:cs="Arial" w:eastAsia="Arial" w:hAnsi="Arial"/>
@@ -16701,7 +16701,7 @@
                 <w:sz w:val="18"/>
                 <w:szCs w:val="18"/>
               </w:rPr>
-              <w:t xml:space="preserve">Each group presents their bar chart to the class (60-second gallery-walk format — charts posted on the wall; learners walk and add a sticky note 'agree' or 'question' to each chart). Teacher then leads a whole-class Claim-Evidence-Reasoning (CER) discussion: groups co-construct four scientific statements — one per factor — using the sentence frame: 'When [factor] increases, the induced e.m.f. [increases/decreases] because [reason linked to rate of flux change].' Teacher introduces Faraday's Law in plain language: 'The faster the magnetic field through the coil changes, the larger the e.m.f. — every factor we tested today was really just a way to change the RATE of flux change.' Learners then apply findings directly to the phenomenon: 'Amina's Dynamo C (strong magnet, 200 turns) is brightest because it maximises TWO factors simultaneously. The Kericho generator uses massive powerful electromagnets and thousands of coil turns — now we know WHY.' Learners update Amina scenario: they write the correct rank order with a full CER justification.</w:t>
+              <w:t xml:space="preserve">Each group presents their bar chart to the class (60-second gallery-walk format — charts posted on the wall; learners walk and add a sticky note 'agree' or 'question' to each chart). Teacher then leads a whole-class Claim-Evidence-Reasoning (CER) discussion: groups co-construct four scientific statements — one per factor — using the sentence frame: 'When [factor] increases, the induced e.m.f. [increases/decreases] because [reason linked to rate of flux change].' Teacher introduces Faraday's Law in plain language: 'The faster the magnetic field through the coil changes, the larger the e.m.f. — every factor we tested today was really just a way to change the RATE of flux change.' Learners then apply findings directly to the phenomenon: 'Akoth's Dynamo C (strong magnet, 200 turns) is brightest because it maximises TWO factors simultaneously. The Kericho generator uses massive powerful electromagnets and thousands of coil turns — now we know WHY.' Learners update Akoth scenario: they write the correct rank order with a full CER justification.</w:t>
             </w:r>
           </w:p>
         </w:tc>
@@ -16733,7 +16733,7 @@
                 <w:sz w:val="18"/>
                 <w:szCs w:val="18"/>
               </w:rPr>
-              <w:t xml:space="preserve">1. Set gallery-walk timer: '60 seconds at each chart — one sticky note per chart.' (Keeps pace brisk.) 2. Reconvene. Say: 'Let us build our four science statements together.' Write the CER frame on the board. Call on groups sequentially — cold-call 4 different learners (one per factor): 'Nekesa — give me Statement 1 for speed.' [WAIT 12 seconds.] Scribe their words exactly, then refine together. 3. Introduce Faraday: 'All four factors share one idea — rate of change of magnetic flux. Let me show you why with a quick sketch.' Draw coil + field lines; show how more turns = more lines cut per second. 4. Ask: 'So why does the Kericho generator have THOUSANDS of turns and huge electromagnets?' [WAIT 15 seconds. Cold-call 2 learners.] 5. Pose the revision task: 'In your journal — rewrite Amina's rank order. This time use evidence from our investigation. Use the CER frame. 3 minutes, silent.' Circulate and read. 6. Select one journal response to read aloud (with learner's permission): 'Akinyi's answer is a strong scientific claim — listen to how she uses evidence.'</w:t>
+              <w:t xml:space="preserve">1. Set gallery-walk timer: '60 seconds at each chart — one sticky note per chart.' (Keeps pace brisk.) 2. Reconvene. Say: 'Let us build our four science statements together.' Write the CER frame on the board. Call on groups sequentially — cold-call 4 different learners (one per factor): 'Nekesa — give me Statement 1 for speed.' [WAIT 12 seconds.] Scribe their words exactly, then refine together. 3. Introduce Faraday: 'All four factors share one idea — rate of change of magnetic flux. Let me show you why with a quick sketch.' Draw coil + field lines; show how more turns = more lines cut per second. 4. Ask: 'So why does the Kericho generator have THOUSANDS of turns and huge electromagnets?' [WAIT 15 seconds. Cold-call 2 learners.] 5. Pose the revision task: 'In your journal — rewrite Akoth's rank order. This time use evidence from our investigation. Use the CER frame. 3 minutes, silent.' Circulate and read. 6. Select one journal response to read aloud (with learner's permission): 'Akinyi's answer is a strong scientific claim — listen to how she uses evidence.'</w:t>
             </w:r>
           </w:p>
         </w:tc>
@@ -16797,7 +16797,7 @@
                 <w:sz w:val="18"/>
                 <w:szCs w:val="18"/>
               </w:rPr>
-              <w:t xml:space="preserve">Observable indicators: (a) Each learner's journal contains a CER-formatted statement for at least 3 of the 4 factors. (b) The revised Amina rank order is C &gt; B &gt; A with at least one piece of evidence cited. (c) During cold-call, learner can spontaneously use the word 'rate' or 'faster change' in their explanation. Red flag: learners who write 'more turns = more electricity' without a causal mechanism — prompt: 'WHY does more turns produce more e.m.f.? What is each turn doing?'</w:t>
+              <w:t xml:space="preserve">Observable indicators: (a) Each learner's journal contains a CER-formatted statement for at least 3 of the 4 factors. (b) The revised Akoth rank order is C &gt; B &gt; A with at least one piece of evidence cited. (c) During cold-call, learner can spontaneously use the word 'rate' or 'faster change' in their explanation. Red flag: learners who write 'more turns = more electricity' without a causal mechanism — prompt: 'WHY does more turns produce more e.m.f.? What is each turn doing?'</w:t>
             </w:r>
           </w:p>
         </w:tc>
@@ -16854,7 +16854,7 @@
             <w:pPr>
               <w:spacing w:after="20" w:before="0"/>
             </w:pPr>
-            <w:hyperlink w:history="1" r:id="rIdvcf4kxwweclaefad5nmgj">
+            <w:hyperlink w:history="1" r:id="rIdcmmsfqhbprqshh-3uab3h">
               <w:r>
                 <w:rPr>
                   <w:rFonts w:ascii="Arial" w:cs="Arial" w:eastAsia="Arial" w:hAnsi="Arial"/>
@@ -16887,7 +16887,7 @@
               <w:spacing w:after="10" w:before="0"/>
               <w:ind w:left="120"/>
             </w:pPr>
-            <w:hyperlink w:history="1" r:id="rId6s8ztuoifizhrnisgebho">
+            <w:hyperlink w:history="1" r:id="rId8xcnu53wfrlwwhexcfgtx">
               <w:r>
                 <w:rPr>
                   <w:rFonts w:ascii="Arial" w:cs="Arial" w:eastAsia="Arial" w:hAnsi="Arial"/>
@@ -16932,7 +16932,7 @@
             <w:pPr>
               <w:spacing w:after="20" w:before="0"/>
             </w:pPr>
-            <w:hyperlink w:history="1" r:id="rIdvtza6ubhcfrn5u5wv9tpl">
+            <w:hyperlink w:history="1" r:id="rIde_d-du8uoyfvt7pxgjl_o">
               <w:r>
                 <w:rPr>
                   <w:rFonts w:ascii="Arial" w:cs="Arial" w:eastAsia="Arial" w:hAnsi="Arial"/>
@@ -16965,7 +16965,7 @@
               <w:spacing w:after="10" w:before="0"/>
               <w:ind w:left="120"/>
             </w:pPr>
-            <w:hyperlink w:history="1" r:id="rIdxrmmpciilxu0mzjt1hjqt">
+            <w:hyperlink w:history="1" r:id="rId8wzgvfxlolzp9ulenrh7s">
               <w:r>
                 <w:rPr>
                   <w:rFonts w:ascii="Arial" w:cs="Arial" w:eastAsia="Arial" w:hAnsi="Arial"/>
@@ -17160,7 +17160,7 @@
             <w:pPr>
               <w:spacing w:after="20" w:before="0"/>
             </w:pPr>
-            <w:hyperlink w:history="1" r:id="rIdnw0zvuosilsnp99eyqtb7">
+            <w:hyperlink w:history="1" r:id="rIdggm2hgftvk6tmhxx-zw-3">
               <w:r>
                 <w:rPr>
                   <w:rFonts w:ascii="Arial" w:cs="Arial" w:eastAsia="Arial" w:hAnsi="Arial"/>
@@ -17209,7 +17209,7 @@
               <w:spacing w:after="10" w:before="0"/>
               <w:ind w:left="120"/>
             </w:pPr>
-            <w:hyperlink w:history="1" r:id="rIdxu28hou7ziygwr1bk3nej">
+            <w:hyperlink w:history="1" r:id="rIdhauj41v9kfr-xdouaqkno">
               <w:r>
                 <w:rPr>
                   <w:rFonts w:ascii="Arial" w:cs="Arial" w:eastAsia="Arial" w:hAnsi="Arial"/>
@@ -17254,7 +17254,7 @@
             <w:pPr>
               <w:spacing w:after="20" w:before="0"/>
             </w:pPr>
-            <w:hyperlink w:history="1" r:id="rIdfaf-840cs9jvdjglinf5u">
+            <w:hyperlink w:history="1" r:id="rIdw1gcipgwd6qoafq3eymyf">
               <w:r>
                 <w:rPr>
                   <w:rFonts w:ascii="Arial" w:cs="Arial" w:eastAsia="Arial" w:hAnsi="Arial"/>
@@ -17287,7 +17287,7 @@
               <w:spacing w:after="10" w:before="0"/>
               <w:ind w:left="120"/>
             </w:pPr>
-            <w:hyperlink w:history="1" r:id="rIdeloahvsgnopq9o-crpqmb">
+            <w:hyperlink w:history="1" r:id="rId0jf_x4kp7vdez9z0l2ply">
               <w:r>
                 <w:rPr>
                   <w:rFonts w:ascii="Arial" w:cs="Arial" w:eastAsia="Arial" w:hAnsi="Arial"/>
@@ -17329,7 +17329,7 @@
                 <w:sz w:val="18"/>
                 <w:szCs w:val="18"/>
               </w:rPr>
-              <w:t xml:space="preserve">Learners retrieve their cumulative electromagnetic induction model started in Lesson 2 (a drawn diagram showing magnet, coil, galvanometer and arrows for induced current). They now REVISE it to add four labelled annotations showing each factor's effect on e.m.f. magnitude: (1) a double-headed arrow labelled 'faster movement → larger e.m.f.'; (2) a larger magnet symbol labelled 'stronger magnet → larger e.m.f.'; (3) a coil with more turns labelled 'more turns → larger e.m.f.'; (4) an angle indicator labelled 'perpendicular movement (90°) → maximum e.m.f.; parallel movement (0°) → zero e.m.f.' Learners also annotate their model with a Kenyan engineering note: 'The Olkaria IV geothermal generator uses steam to spin coils with thousands of turns inside powerful electromagnets — all four factors are maximised.' Finally, learners write a 2-sentence 'model statement' below the diagram: 'My model now shows… Before Lesson 5 my model was missing…'</w:t>
+              <w:t xml:space="preserve">Learners retrieve their cumulative electromagnetic induction model started in Lesson 1 (a drawn diagram showing magnet, coil, galvanometer and arrows for induced current). They now REVISE it to add four labelled annotations showing each factor's effect on e.m.f. magnitude: (1) a double-headed arrow labelled 'faster movement → larger e.m.f.'; (2) a larger magnet symbol labelled 'stronger magnet → larger e.m.f.'; (3) a coil with more turns labelled 'more turns → larger e.m.f.'; (4) an angle indicator labelled 'perpendicular movement (90°) → maximum e.m.f.; parallel movement (0°) → zero e.m.f.' Learners also annotate their model with a Kenyan engineering note: 'The Olkaria IV geothermal generator uses steam to spin coils with thousands of turns inside powerful electromagnets — all four factors are maximised.' Finally, learners write a 2-sentence 'model statement' below the diagram: 'My model now shows… Before Lesson 5 my model was missing…'</w:t>
             </w:r>
           </w:p>
         </w:tc>
@@ -17361,7 +17361,7 @@
                 <w:sz w:val="18"/>
                 <w:szCs w:val="18"/>
               </w:rPr>
-              <w:t xml:space="preserve">1. Say: 'Take out your model from Lesson 2. Look at it carefully. What is missing that we now know?' [WAIT 12 seconds. Cold-call 1 learner: 'Ochieng — what will you add first?'] 2. Give instruction: 'Add all four factor annotations in a DIFFERENT colour so the revision is visible. You have 8 minutes.' Circulate — check that each annotation includes a direction of effect ('larger' or 'smaller'), not just a label. 3. Prompt deeper annotation: 'Can you show on the diagram WHERE the angle of entry matters? Draw the magnet at 90° and at 0° and compare the arrow sizes for e.m.f.' 4. At 6 minutes: 'Now write your 2-sentence model statement below the diagram. Start with: My model now shows…' 5. Pair-share model statements: 'Read your statement to your partner. Partner — give one piece of feedback: one thing that is strong and one thing to add.' [WAIT 10 seconds for feedback exchange.] 6. Close with the phenomenon: 'The student in Kericho could not explain why faster spinning made the LED brighter. Look at your model. Can YOU explain it now? Turn to a partner and explain it in 20 seconds — go.' [WAIT 20 seconds.] Cold-call 1 pair to share their explanation with the class.</w:t>
+              <w:t xml:space="preserve">1. Say: 'Take out your cumulative model. Look at it carefully. What is missing that we now know?' [WAIT 12 seconds. Cold-call 1 learner: 'Ochieng — what will you add first?'] 2. Give instruction: 'Add all four factor annotations in a DIFFERENT colour so the revision is visible. You have 8 minutes.' Circulate — check that each annotation includes a direction of effect ('larger' or 'smaller'), not just a label. 3. Prompt deeper annotation: 'Can you show on the diagram WHERE the angle of entry matters? Draw the magnet at 90° and at 0° and compare the arrow sizes for e.m.f.' 4. At 6 minutes: 'Now write your 2-sentence model statement below the diagram. Start with: My model now shows…' 5. Pair-share model statements: 'Read your statement to your partner. Partner — give one piece of feedback: one thing that is strong and one thing to add.' [WAIT 10 seconds for feedback exchange.] 6. Close with the phenomenon: 'The student in Kericho could not explain why faster spinning made the LED brighter. Look at your model. Can YOU explain it now? Turn to a partner and explain it in 20 seconds — go.' [WAIT 20 seconds.] Cold-call 1 pair to share their explanation with the class.</w:t>
             </w:r>
           </w:p>
         </w:tc>
@@ -17425,7 +17425,7 @@
                 <w:sz w:val="18"/>
                 <w:szCs w:val="18"/>
               </w:rPr>
-              <w:t xml:space="preserve">Observable indicators: (a) Revised model shows all four factor annotations in a different colour from the original. (b) Each annotation includes a directional effect (e.g., 'increases e.m.f.' not just 'speed'). (c) The angle annotation correctly shows 90° → maximum and 0° → zero e.m.f. (d) The 2-sentence model statement explicitly names at least 2 factors. Red flag: learners whose models are identical to their Lesson 2 version — require them to stay for a 5-minute guided revision session immediately after class.</w:t>
+              <w:t xml:space="preserve">Observable indicators: (a) Revised model shows all four factor annotations in a different colour from the original. (b) Each annotation includes a directional effect (e.g., 'increases e.m.f.' not just 'speed'). (c) The angle annotation correctly shows 90° → maximum and 0° → zero e.m.f. (d) The 2-sentence model statement explicitly names at least 2 factors. Red flag: learners whose models are identical to their previous version — require them to stay for a 5-minute guided revision session immediately after class.</w:t>
             </w:r>
           </w:p>
         </w:tc>
@@ -17799,7 +17799,7 @@
         </w:rPr>
         <w:t xml:space="preserve">© 2026 SeaVuria and ARES. Aligned with KICD objectives. Developed by SeaVuria; technical implementation by ARES (with AI assistance from Claude). Licensed under </w:t>
       </w:r>
-      <w:hyperlink w:history="1" r:id="rIdsehm41wnen1yxmcyukw74">
+      <w:hyperlink w:history="1" r:id="rIdhaku5undm7wkplhzhgen2">
         <w:r>
           <w:rPr>
             <w:rFonts w:ascii="Arial" w:cs="Arial" w:eastAsia="Arial" w:hAnsi="Arial"/>
@@ -17820,7 +17820,7 @@
         </w:rPr>
         <w:t xml:space="preserve"> (</w:t>
       </w:r>
-      <w:hyperlink w:history="1" r:id="rIdo-ekvj5afc_cgtdbhrxaj">
+      <w:hyperlink w:history="1" r:id="rIdrvryjqwkaxfh1vdp2r3io">
         <w:r>
           <w:rPr>
             <w:rFonts w:ascii="Arial" w:cs="Arial" w:eastAsia="Arial" w:hAnsi="Arial"/>
@@ -18833,7 +18833,7 @@
             <w:pPr>
               <w:spacing w:after="20" w:before="0"/>
             </w:pPr>
-            <w:hyperlink w:history="1" r:id="rIdw4ep0owioc-ak3qydbogj">
+            <w:hyperlink w:history="1" r:id="rIdkzg6zuot3ffxoud-uo-cm">
               <w:r>
                 <w:rPr>
                   <w:rFonts w:ascii="Arial" w:cs="Arial" w:eastAsia="Arial" w:hAnsi="Arial"/>
@@ -18866,7 +18866,7 @@
               <w:spacing w:after="10" w:before="0"/>
               <w:ind w:left="120"/>
             </w:pPr>
-            <w:hyperlink w:history="1" r:id="rIdvcnl7vlji1utbym9fff8y">
+            <w:hyperlink w:history="1" r:id="rIdll5fxhp-ewzls51xosxxg">
               <w:r>
                 <w:rPr>
                   <w:rFonts w:ascii="Arial" w:cs="Arial" w:eastAsia="Arial" w:hAnsi="Arial"/>
@@ -18911,7 +18911,7 @@
             <w:pPr>
               <w:spacing w:after="20" w:before="0"/>
             </w:pPr>
-            <w:hyperlink w:history="1" r:id="rIdqpocf7vb51swuxoxnzgzi">
+            <w:hyperlink w:history="1" r:id="rIdy9q5-nhjdsujvzdaukhqe">
               <w:r>
                 <w:rPr>
                   <w:rFonts w:ascii="Arial" w:cs="Arial" w:eastAsia="Arial" w:hAnsi="Arial"/>
@@ -18944,7 +18944,7 @@
               <w:spacing w:after="10" w:before="0"/>
               <w:ind w:left="120"/>
             </w:pPr>
-            <w:hyperlink w:history="1" r:id="rIdbejcuf47rvi6cy20r91qt">
+            <w:hyperlink w:history="1" r:id="rIdlcxlrsciyn6irlv_edlrq">
               <w:r>
                 <w:rPr>
                   <w:rFonts w:ascii="Arial" w:cs="Arial" w:eastAsia="Arial" w:hAnsi="Arial"/>
@@ -19139,7 +19139,7 @@
             <w:pPr>
               <w:spacing w:after="20" w:before="0"/>
             </w:pPr>
-            <w:hyperlink w:history="1" r:id="rIdq3rycgz7xm33cetyqxd4x">
+            <w:hyperlink w:history="1" r:id="rId-wxzrvrnizj7zpwqolosi">
               <w:r>
                 <w:rPr>
                   <w:rFonts w:ascii="Arial" w:cs="Arial" w:eastAsia="Arial" w:hAnsi="Arial"/>
@@ -19172,7 +19172,7 @@
               <w:spacing w:after="10" w:before="0"/>
               <w:ind w:left="120"/>
             </w:pPr>
-            <w:hyperlink w:history="1" r:id="rIdjd2j23fi8_3zjidx3goc7">
+            <w:hyperlink w:history="1" r:id="rIdpy4mtphg4tx3zmcs-sl-3">
               <w:r>
                 <w:rPr>
                   <w:rFonts w:ascii="Arial" w:cs="Arial" w:eastAsia="Arial" w:hAnsi="Arial"/>
@@ -19217,7 +19217,7 @@
             <w:pPr>
               <w:spacing w:after="20" w:before="0"/>
             </w:pPr>
-            <w:hyperlink w:history="1" r:id="rId1hdndtshc26wj2-xjbdsx">
+            <w:hyperlink w:history="1" r:id="rIdrgf8wgx4bklwwp1aexa9b">
               <w:r>
                 <w:rPr>
                   <w:rFonts w:ascii="Arial" w:cs="Arial" w:eastAsia="Arial" w:hAnsi="Arial"/>
@@ -19250,7 +19250,7 @@
               <w:spacing w:after="10" w:before="0"/>
               <w:ind w:left="120"/>
             </w:pPr>
-            <w:hyperlink w:history="1" r:id="rId82xwgi00jegdjtrug7zck">
+            <w:hyperlink w:history="1" r:id="rId7zew3oifls47d2hfb9fcm">
               <w:r>
                 <w:rPr>
                   <w:rFonts w:ascii="Arial" w:cs="Arial" w:eastAsia="Arial" w:hAnsi="Arial"/>
@@ -19445,7 +19445,7 @@
             <w:pPr>
               <w:spacing w:after="20" w:before="0"/>
             </w:pPr>
-            <w:hyperlink w:history="1" r:id="rIdjcnwzvl1na6fuuf4zuvgp">
+            <w:hyperlink w:history="1" r:id="rId4dqtt81yf7l0ofocsws0w">
               <w:r>
                 <w:rPr>
                   <w:rFonts w:ascii="Arial" w:cs="Arial" w:eastAsia="Arial" w:hAnsi="Arial"/>
@@ -19478,7 +19478,7 @@
               <w:spacing w:after="10" w:before="0"/>
               <w:ind w:left="120"/>
             </w:pPr>
-            <w:hyperlink w:history="1" r:id="rId95sryir_njhiaws7pwhy2">
+            <w:hyperlink w:history="1" r:id="rIdycchkixhac4t6c4z46y9z">
               <w:r>
                 <w:rPr>
                   <w:rFonts w:ascii="Arial" w:cs="Arial" w:eastAsia="Arial" w:hAnsi="Arial"/>
@@ -19523,7 +19523,7 @@
             <w:pPr>
               <w:spacing w:after="20" w:before="0"/>
             </w:pPr>
-            <w:hyperlink w:history="1" r:id="rId_bvxrqfonfozsynlzdvcx">
+            <w:hyperlink w:history="1" r:id="rId74jpkczubltw_vcwimny-">
               <w:r>
                 <w:rPr>
                   <w:rFonts w:ascii="Arial" w:cs="Arial" w:eastAsia="Arial" w:hAnsi="Arial"/>
@@ -19572,7 +19572,7 @@
               <w:spacing w:after="10" w:before="0"/>
               <w:ind w:left="120"/>
             </w:pPr>
-            <w:hyperlink w:history="1" r:id="rIdiaahrndhfhtajuo38nnli">
+            <w:hyperlink w:history="1" r:id="rIdouppzkqra4qew6azoeuiw">
               <w:r>
                 <w:rPr>
                   <w:rFonts w:ascii="Arial" w:cs="Arial" w:eastAsia="Arial" w:hAnsi="Arial"/>
@@ -19767,7 +19767,7 @@
             <w:pPr>
               <w:spacing w:after="20" w:before="0"/>
             </w:pPr>
-            <w:hyperlink w:history="1" r:id="rId7-at57dx9_qua1iojdwzi">
+            <w:hyperlink w:history="1" r:id="rIdjofs7_2n-a9apphc2ahcv">
               <w:r>
                 <w:rPr>
                   <w:rFonts w:ascii="Arial" w:cs="Arial" w:eastAsia="Arial" w:hAnsi="Arial"/>
@@ -19800,7 +19800,7 @@
               <w:spacing w:after="10" w:before="0"/>
               <w:ind w:left="120"/>
             </w:pPr>
-            <w:hyperlink w:history="1" r:id="rIdum2owwg4zhbluldcpj5hp">
+            <w:hyperlink w:history="1" r:id="rIdfwwwx1jlayjipi3my1lmq">
               <w:r>
                 <w:rPr>
                   <w:rFonts w:ascii="Arial" w:cs="Arial" w:eastAsia="Arial" w:hAnsi="Arial"/>
@@ -19845,7 +19845,7 @@
             <w:pPr>
               <w:spacing w:after="20" w:before="0"/>
             </w:pPr>
-            <w:hyperlink w:history="1" r:id="rIduny19gkbfxr6v3undl5vq">
+            <w:hyperlink w:history="1" r:id="rId4hbuztyybiemys-oqjqdu">
               <w:r>
                 <w:rPr>
                   <w:rFonts w:ascii="Arial" w:cs="Arial" w:eastAsia="Arial" w:hAnsi="Arial"/>
@@ -19894,7 +19894,7 @@
               <w:spacing w:after="10" w:before="0"/>
               <w:ind w:left="120"/>
             </w:pPr>
-            <w:hyperlink w:history="1" r:id="rIdg0gjszvy8jdefeio2q2s8">
+            <w:hyperlink w:history="1" r:id="rIdhopfwo0tfi_1vh5of18cy">
               <w:r>
                 <w:rPr>
                   <w:rFonts w:ascii="Arial" w:cs="Arial" w:eastAsia="Arial" w:hAnsi="Arial"/>
@@ -20089,7 +20089,7 @@
             <w:pPr>
               <w:spacing w:after="20" w:before="0"/>
             </w:pPr>
-            <w:hyperlink w:history="1" r:id="rIdyb0ebx5nqmmkxzyqjd2oh">
+            <w:hyperlink w:history="1" r:id="rIdmek5k-wt3ipaeyhbab32k">
               <w:r>
                 <w:rPr>
                   <w:rFonts w:ascii="Arial" w:cs="Arial" w:eastAsia="Arial" w:hAnsi="Arial"/>
@@ -20138,7 +20138,7 @@
               <w:spacing w:after="10" w:before="0"/>
               <w:ind w:left="120"/>
             </w:pPr>
-            <w:hyperlink w:history="1" r:id="rIdi4mojsm6ccgc46olycmsk">
+            <w:hyperlink w:history="1" r:id="rId-jrehgnhcg0pnu5msoq_b">
               <w:r>
                 <w:rPr>
                   <w:rFonts w:ascii="Arial" w:cs="Arial" w:eastAsia="Arial" w:hAnsi="Arial"/>
@@ -20183,7 +20183,7 @@
             <w:pPr>
               <w:spacing w:after="20" w:before="0"/>
             </w:pPr>
-            <w:hyperlink w:history="1" r:id="rId4ljhyb8ivntg7v6b3tufv">
+            <w:hyperlink w:history="1" r:id="rIdklippthtj18p0q4gpju6e">
               <w:r>
                 <w:rPr>
                   <w:rFonts w:ascii="Arial" w:cs="Arial" w:eastAsia="Arial" w:hAnsi="Arial"/>
@@ -20232,7 +20232,7 @@
               <w:spacing w:after="10" w:before="0"/>
               <w:ind w:left="120"/>
             </w:pPr>
-            <w:hyperlink w:history="1" r:id="rIdv691tas92_s-bjmy5kybd">
+            <w:hyperlink w:history="1" r:id="rId75xpnulie4z7bg2oqxbdc">
               <w:r>
                 <w:rPr>
                   <w:rFonts w:ascii="Arial" w:cs="Arial" w:eastAsia="Arial" w:hAnsi="Arial"/>
@@ -20274,7 +20274,7 @@
                 <w:sz w:val="18"/>
                 <w:szCs w:val="18"/>
               </w:rPr>
-              <w:t xml:space="preserve">Learners individually retrieve the cumulative explanatory model they have been building since Lesson 4 (drawn in their science notebooks). They now ADD a second layer to their model — a 'Kenya Grid Layer' — showing how the electromagnetic induction principle, already represented in their model as a conductor moving in a magnetic field, scales up from: (a) the school lab galvanometer → (b) a bicycle dynamo LED → (c) an AC generator at Olkaria → (d) a step-up transformer → (e) the 132 kV national grid transmission line → (f) a step-down transformer → (g) the 240 V socket in the Kericho dormitory that powers the lights. Learners label each stage with the relevant experimental factor being exploited (speed, coil turns, field strength) and annotate in a different colour any stage where energy is lost (heat in transmission lines). Finally, learners write a two-sentence 'Model Claim' at the bottom of their model: 'My model shows that… because the evidence from [name a specific lesson/experiment] demonstrated that…'</w:t>
+              <w:t xml:space="preserve">Learners individually retrieve the cumulative explanatory model they have been building since Lesson 1 (drawn in their science notebooks). They now ADD a second layer to their model — a 'Kenya Grid Layer' — showing how the electromagnetic induction principle, already represented in their model as a conductor moving in a magnetic field, scales up from: (a) the school lab galvanometer → (b) a bicycle dynamo LED → (c) an AC generator at Olkaria → (d) a step-up transformer → (e) the 132 kV national grid transmission line → (f) a step-down transformer → (g) the 240 V socket in the Kericho dormitory that powers the lights. Learners label each stage with the relevant experimental factor being exploited (speed, coil turns, field strength) and annotate in a different colour any stage where energy is lost (heat in transmission lines). Finally, learners write a two-sentence 'Model Claim' at the bottom of their model: 'My model shows that… because the evidence from [name a specific lesson/experiment] demonstrated that…'</w:t>
             </w:r>
           </w:p>
         </w:tc>
@@ -20858,7 +20858,7 @@
         </w:rPr>
         <w:t xml:space="preserve">© 2026 SeaVuria and ARES. Aligned with KICD objectives. Developed by SeaVuria; technical implementation by ARES (with AI assistance from Claude). Licensed under </w:t>
       </w:r>
-      <w:hyperlink w:history="1" r:id="rIdgscrb6fkhghxlbkii6wux">
+      <w:hyperlink w:history="1" r:id="rIdjx5tvaj34_p4xr-wnt2yj">
         <w:r>
           <w:rPr>
             <w:rFonts w:ascii="Arial" w:cs="Arial" w:eastAsia="Arial" w:hAnsi="Arial"/>
@@ -20879,7 +20879,7 @@
         </w:rPr>
         <w:t xml:space="preserve"> (</w:t>
       </w:r>
-      <w:hyperlink w:history="1" r:id="rIdo6vpfhvlq6ksma69alvic">
+      <w:hyperlink w:history="1" r:id="rIdlny10qbw5a8etfces962l">
         <w:r>
           <w:rPr>
             <w:rFonts w:ascii="Arial" w:cs="Arial" w:eastAsia="Arial" w:hAnsi="Arial"/>
@@ -21892,7 +21892,7 @@
             <w:pPr>
               <w:spacing w:after="20" w:before="0"/>
             </w:pPr>
-            <w:hyperlink w:history="1" r:id="rIdbqusqgso33b2eq8ngfnis">
+            <w:hyperlink w:history="1" r:id="rIdccdvm9_lbcot4rk5zy3gc">
               <w:r>
                 <w:rPr>
                   <w:rFonts w:ascii="Arial" w:cs="Arial" w:eastAsia="Arial" w:hAnsi="Arial"/>
@@ -21925,7 +21925,7 @@
               <w:spacing w:after="10" w:before="0"/>
               <w:ind w:left="120"/>
             </w:pPr>
-            <w:hyperlink w:history="1" r:id="rIdq9igktffxqu0qr2bigpap">
+            <w:hyperlink w:history="1" r:id="rIdgwb2tgtanfbl1qoq7-vdu">
               <w:r>
                 <w:rPr>
                   <w:rFonts w:ascii="Arial" w:cs="Arial" w:eastAsia="Arial" w:hAnsi="Arial"/>
@@ -21970,7 +21970,7 @@
             <w:pPr>
               <w:spacing w:after="20" w:before="0"/>
             </w:pPr>
-            <w:hyperlink w:history="1" r:id="rId93tbcaf4tfsduphnbpzj6">
+            <w:hyperlink w:history="1" r:id="rIdzog57exfcyh7qf1jsiksw">
               <w:r>
                 <w:rPr>
                   <w:rFonts w:ascii="Arial" w:cs="Arial" w:eastAsia="Arial" w:hAnsi="Arial"/>
@@ -22019,7 +22019,7 @@
               <w:spacing w:after="10" w:before="0"/>
               <w:ind w:left="120"/>
             </w:pPr>
-            <w:hyperlink w:history="1" r:id="rIdk9-t-ykgc58ildcs_2n8e">
+            <w:hyperlink w:history="1" r:id="rIdj9bchhwekrzovjyygrsgr">
               <w:r>
                 <w:rPr>
                   <w:rFonts w:ascii="Arial" w:cs="Arial" w:eastAsia="Arial" w:hAnsi="Arial"/>
@@ -22214,7 +22214,7 @@
             <w:pPr>
               <w:spacing w:after="20" w:before="0"/>
             </w:pPr>
-            <w:hyperlink w:history="1" r:id="rId8-p2uayc0c5qf33nh2dlt">
+            <w:hyperlink w:history="1" r:id="rId0yxmu3lbn3npdgaqrymf6">
               <w:r>
                 <w:rPr>
                   <w:rFonts w:ascii="Arial" w:cs="Arial" w:eastAsia="Arial" w:hAnsi="Arial"/>
@@ -22247,7 +22247,7 @@
               <w:spacing w:after="10" w:before="0"/>
               <w:ind w:left="120"/>
             </w:pPr>
-            <w:hyperlink w:history="1" r:id="rIdzyogyjhlnui2xzusqfyrs">
+            <w:hyperlink w:history="1" r:id="rIdy2_dpigmmgtggc9a9ezxc">
               <w:r>
                 <w:rPr>
                   <w:rFonts w:ascii="Arial" w:cs="Arial" w:eastAsia="Arial" w:hAnsi="Arial"/>
@@ -22292,7 +22292,7 @@
             <w:pPr>
               <w:spacing w:after="20" w:before="0"/>
             </w:pPr>
-            <w:hyperlink w:history="1" r:id="rIddfpmvuvnhovk3b9rqbjq-">
+            <w:hyperlink w:history="1" r:id="rIda6m_ygjxwy7n8oimtzwqp">
               <w:r>
                 <w:rPr>
                   <w:rFonts w:ascii="Arial" w:cs="Arial" w:eastAsia="Arial" w:hAnsi="Arial"/>
@@ -22341,7 +22341,7 @@
               <w:spacing w:after="10" w:before="0"/>
               <w:ind w:left="120"/>
             </w:pPr>
-            <w:hyperlink w:history="1" r:id="rIdqaxj3w76qs7sdyqcxt_q3">
+            <w:hyperlink w:history="1" r:id="rIdzpescxtlpdnvde4x3pfym">
               <w:r>
                 <w:rPr>
                   <w:rFonts w:ascii="Arial" w:cs="Arial" w:eastAsia="Arial" w:hAnsi="Arial"/>
@@ -22536,7 +22536,7 @@
             <w:pPr>
               <w:spacing w:after="20" w:before="0"/>
             </w:pPr>
-            <w:hyperlink w:history="1" r:id="rId-efpre5sb3byuvfdh_7wp">
+            <w:hyperlink w:history="1" r:id="rIdzskih3gqpgolf93cbqc7y">
               <w:r>
                 <w:rPr>
                   <w:rFonts w:ascii="Arial" w:cs="Arial" w:eastAsia="Arial" w:hAnsi="Arial"/>
@@ -22569,7 +22569,7 @@
               <w:spacing w:after="10" w:before="0"/>
               <w:ind w:left="120"/>
             </w:pPr>
-            <w:hyperlink w:history="1" r:id="rIdb_mletvtjpvfaep_02oxd">
+            <w:hyperlink w:history="1" r:id="rIduo7wzr7pesaiu17klzkwn">
               <w:r>
                 <w:rPr>
                   <w:rFonts w:ascii="Arial" w:cs="Arial" w:eastAsia="Arial" w:hAnsi="Arial"/>
@@ -22614,7 +22614,7 @@
             <w:pPr>
               <w:spacing w:after="20" w:before="0"/>
             </w:pPr>
-            <w:hyperlink w:history="1" r:id="rId4y1-tkzohovyr_fpn7or4">
+            <w:hyperlink w:history="1" r:id="rId1-hrkfvl614xszfhsrq0j">
               <w:r>
                 <w:rPr>
                   <w:rFonts w:ascii="Arial" w:cs="Arial" w:eastAsia="Arial" w:hAnsi="Arial"/>
@@ -22663,7 +22663,7 @@
               <w:spacing w:after="10" w:before="0"/>
               <w:ind w:left="120"/>
             </w:pPr>
-            <w:hyperlink w:history="1" r:id="rIdq3sbcyiej8x0iplja3rut">
+            <w:hyperlink w:history="1" r:id="rIdogfbzz6upbat53ebtcptk">
               <w:r>
                 <w:rPr>
                   <w:rFonts w:ascii="Arial" w:cs="Arial" w:eastAsia="Arial" w:hAnsi="Arial"/>
@@ -22858,7 +22858,7 @@
             <w:pPr>
               <w:spacing w:after="20" w:before="0"/>
             </w:pPr>
-            <w:hyperlink w:history="1" r:id="rIdxcwtszoyhgoupx0vglebo">
+            <w:hyperlink w:history="1" r:id="rIdvc9rizlnhcu7yazf6gcjo">
               <w:r>
                 <w:rPr>
                   <w:rFonts w:ascii="Arial" w:cs="Arial" w:eastAsia="Arial" w:hAnsi="Arial"/>
@@ -22891,7 +22891,7 @@
               <w:spacing w:after="10" w:before="0"/>
               <w:ind w:left="120"/>
             </w:pPr>
-            <w:hyperlink w:history="1" r:id="rIdmclth5cgny-t-ibjkoqa1">
+            <w:hyperlink w:history="1" r:id="rIdzbcvnpcjounp9vmbaeyke">
               <w:r>
                 <w:rPr>
                   <w:rFonts w:ascii="Arial" w:cs="Arial" w:eastAsia="Arial" w:hAnsi="Arial"/>
@@ -22936,7 +22936,7 @@
             <w:pPr>
               <w:spacing w:after="20" w:before="0"/>
             </w:pPr>
-            <w:hyperlink w:history="1" r:id="rIdowoikw2tkpru29wpdru-x">
+            <w:hyperlink w:history="1" r:id="rIdhzvzpyhsxlyihsn5zh91p">
               <w:r>
                 <w:rPr>
                   <w:rFonts w:ascii="Arial" w:cs="Arial" w:eastAsia="Arial" w:hAnsi="Arial"/>
@@ -22985,7 +22985,7 @@
               <w:spacing w:after="10" w:before="0"/>
               <w:ind w:left="120"/>
             </w:pPr>
-            <w:hyperlink w:history="1" r:id="rIdmehjf2f1yhoss-r-stylp">
+            <w:hyperlink w:history="1" r:id="rIdi6w3zjpxmbfjtjs2zqhcs">
               <w:r>
                 <w:rPr>
                   <w:rFonts w:ascii="Arial" w:cs="Arial" w:eastAsia="Arial" w:hAnsi="Arial"/>
@@ -23180,7 +23180,7 @@
             <w:pPr>
               <w:spacing w:after="20" w:before="0"/>
             </w:pPr>
-            <w:hyperlink w:history="1" r:id="rIdsjcockv_jwn-wvpv5dati">
+            <w:hyperlink w:history="1" r:id="rIdktuqrli_uwvv49tdriqzr">
               <w:r>
                 <w:rPr>
                   <w:rFonts w:ascii="Arial" w:cs="Arial" w:eastAsia="Arial" w:hAnsi="Arial"/>
@@ -23229,7 +23229,7 @@
               <w:spacing w:after="10" w:before="0"/>
               <w:ind w:left="120"/>
             </w:pPr>
-            <w:hyperlink w:history="1" r:id="rIdmk_fhuocezcb2yft2lwbc">
+            <w:hyperlink w:history="1" r:id="rIdu8l0guqyjpycurldqb-d3">
               <w:r>
                 <w:rPr>
                   <w:rFonts w:ascii="Arial" w:cs="Arial" w:eastAsia="Arial" w:hAnsi="Arial"/>
@@ -23274,7 +23274,7 @@
             <w:pPr>
               <w:spacing w:after="20" w:before="0"/>
             </w:pPr>
-            <w:hyperlink w:history="1" r:id="rIdwepdqvvbd-oocugxtork5">
+            <w:hyperlink w:history="1" r:id="rId08qodhfhxha9gbsahmc-8">
               <w:r>
                 <w:rPr>
                   <w:rFonts w:ascii="Arial" w:cs="Arial" w:eastAsia="Arial" w:hAnsi="Arial"/>
@@ -23323,7 +23323,7 @@
               <w:spacing w:after="10" w:before="0"/>
               <w:ind w:left="120"/>
             </w:pPr>
-            <w:hyperlink w:history="1" r:id="rIdkqbur8jrgmblbmnsz-kbz">
+            <w:hyperlink w:history="1" r:id="rId7stoeww7kgnkp-bprtozx">
               <w:r>
                 <w:rPr>
                   <w:rFonts w:ascii="Arial" w:cs="Arial" w:eastAsia="Arial" w:hAnsi="Arial"/>
@@ -23968,7 +23968,7 @@
         </w:rPr>
         <w:t xml:space="preserve">© 2026 SeaVuria and ARES. Aligned with KICD objectives. Developed by SeaVuria; technical implementation by ARES (with AI assistance from Claude). Licensed under </w:t>
       </w:r>
-      <w:hyperlink w:history="1" r:id="rIdnoobdjqly9ymay_cu8li-">
+      <w:hyperlink w:history="1" r:id="rIdmik1djsapnfw5rgvitsoa">
         <w:r>
           <w:rPr>
             <w:rFonts w:ascii="Arial" w:cs="Arial" w:eastAsia="Arial" w:hAnsi="Arial"/>
@@ -23989,7 +23989,7 @@
         </w:rPr>
         <w:t xml:space="preserve"> (</w:t>
       </w:r>
-      <w:hyperlink w:history="1" r:id="rIdhuy_z35lqqgx8guk6dp4b">
+      <w:hyperlink w:history="1" r:id="rIdue5zjh0shxs2l9of7w09j">
         <w:r>
           <w:rPr>
             <w:rFonts w:ascii="Arial" w:cs="Arial" w:eastAsia="Arial" w:hAnsi="Arial"/>
@@ -25002,7 +25002,7 @@
             <w:pPr>
               <w:spacing w:after="20" w:before="0"/>
             </w:pPr>
-            <w:hyperlink w:history="1" r:id="rIdmxbfiz644vx5tj8eiinjm">
+            <w:hyperlink w:history="1" r:id="rId3y6g1ueidvlbqie-ielui">
               <w:r>
                 <w:rPr>
                   <w:rFonts w:ascii="Arial" w:cs="Arial" w:eastAsia="Arial" w:hAnsi="Arial"/>
@@ -25035,7 +25035,7 @@
               <w:spacing w:after="10" w:before="0"/>
               <w:ind w:left="120"/>
             </w:pPr>
-            <w:hyperlink w:history="1" r:id="rIdvt10ztkwdavhsafutdvbm">
+            <w:hyperlink w:history="1" r:id="rIdxdrxvxel0sqqn0ugexgdh">
               <w:r>
                 <w:rPr>
                   <w:rFonts w:ascii="Arial" w:cs="Arial" w:eastAsia="Arial" w:hAnsi="Arial"/>
@@ -25080,7 +25080,7 @@
             <w:pPr>
               <w:spacing w:after="20" w:before="0"/>
             </w:pPr>
-            <w:hyperlink w:history="1" r:id="rId-ymg7q45ukvxicwm6dqkx">
+            <w:hyperlink w:history="1" r:id="rIdvfkt1cx9pfg_ws63idu0c">
               <w:r>
                 <w:rPr>
                   <w:rFonts w:ascii="Arial" w:cs="Arial" w:eastAsia="Arial" w:hAnsi="Arial"/>
@@ -25129,7 +25129,7 @@
               <w:spacing w:after="10" w:before="0"/>
               <w:ind w:left="120"/>
             </w:pPr>
-            <w:hyperlink w:history="1" r:id="rIdbpwbivja3ogo4absrqzma">
+            <w:hyperlink w:history="1" r:id="rIdbyz_ytrphoycl-1kcubg6">
               <w:r>
                 <w:rPr>
                   <w:rFonts w:ascii="Arial" w:cs="Arial" w:eastAsia="Arial" w:hAnsi="Arial"/>
@@ -25324,7 +25324,7 @@
             <w:pPr>
               <w:spacing w:after="20" w:before="0"/>
             </w:pPr>
-            <w:hyperlink w:history="1" r:id="rId75vetlz7awmkyk6smpjly">
+            <w:hyperlink w:history="1" r:id="rIdelk-j6lspbgukkceta7xy">
               <w:r>
                 <w:rPr>
                   <w:rFonts w:ascii="Arial" w:cs="Arial" w:eastAsia="Arial" w:hAnsi="Arial"/>
@@ -25357,7 +25357,7 @@
               <w:spacing w:after="10" w:before="0"/>
               <w:ind w:left="120"/>
             </w:pPr>
-            <w:hyperlink w:history="1" r:id="rId6liqsvlwcagiv7zvcvjp5">
+            <w:hyperlink w:history="1" r:id="rIdgybb1soduye5cyf0tc6at">
               <w:r>
                 <w:rPr>
                   <w:rFonts w:ascii="Arial" w:cs="Arial" w:eastAsia="Arial" w:hAnsi="Arial"/>
@@ -25402,7 +25402,7 @@
             <w:pPr>
               <w:spacing w:after="20" w:before="0"/>
             </w:pPr>
-            <w:hyperlink w:history="1" r:id="rIdbylocnd0gxrcozpsqyzm4">
+            <w:hyperlink w:history="1" r:id="rIdiq_yera7bsijhq5calddy">
               <w:r>
                 <w:rPr>
                   <w:rFonts w:ascii="Arial" w:cs="Arial" w:eastAsia="Arial" w:hAnsi="Arial"/>
@@ -25451,7 +25451,7 @@
               <w:spacing w:after="10" w:before="0"/>
               <w:ind w:left="120"/>
             </w:pPr>
-            <w:hyperlink w:history="1" r:id="rIdsmpvehea841ivzh475w8o">
+            <w:hyperlink w:history="1" r:id="rId-klucmvmkc_0mkww0sedo">
               <w:r>
                 <w:rPr>
                   <w:rFonts w:ascii="Arial" w:cs="Arial" w:eastAsia="Arial" w:hAnsi="Arial"/>
@@ -25646,7 +25646,7 @@
             <w:pPr>
               <w:spacing w:after="20" w:before="0"/>
             </w:pPr>
-            <w:hyperlink w:history="1" r:id="rIdjigupt-pz44-pb2knhcc7">
+            <w:hyperlink w:history="1" r:id="rIdpzeqhcnjujq9lq761tbaz">
               <w:r>
                 <w:rPr>
                   <w:rFonts w:ascii="Arial" w:cs="Arial" w:eastAsia="Arial" w:hAnsi="Arial"/>
@@ -25679,7 +25679,7 @@
               <w:spacing w:after="10" w:before="0"/>
               <w:ind w:left="120"/>
             </w:pPr>
-            <w:hyperlink w:history="1" r:id="rIdbgje6j9lsbursxjejm1wo">
+            <w:hyperlink w:history="1" r:id="rIdlmfxx3h2jsqjmefiudvwu">
               <w:r>
                 <w:rPr>
                   <w:rFonts w:ascii="Arial" w:cs="Arial" w:eastAsia="Arial" w:hAnsi="Arial"/>
@@ -25724,7 +25724,7 @@
             <w:pPr>
               <w:spacing w:after="20" w:before="0"/>
             </w:pPr>
-            <w:hyperlink w:history="1" r:id="rIdmfuvfwjsz4qybggtsmvq1">
+            <w:hyperlink w:history="1" r:id="rId_ue3xnq8qh_u5uwwnvsnz">
               <w:r>
                 <w:rPr>
                   <w:rFonts w:ascii="Arial" w:cs="Arial" w:eastAsia="Arial" w:hAnsi="Arial"/>
@@ -25773,7 +25773,7 @@
               <w:spacing w:after="10" w:before="0"/>
               <w:ind w:left="120"/>
             </w:pPr>
-            <w:hyperlink w:history="1" r:id="rId3tk1jcrag7mo4anki_3xd">
+            <w:hyperlink w:history="1" r:id="rIdelmdsbohfigimmrtkvcsr">
               <w:r>
                 <w:rPr>
                   <w:rFonts w:ascii="Arial" w:cs="Arial" w:eastAsia="Arial" w:hAnsi="Arial"/>
@@ -25968,7 +25968,7 @@
             <w:pPr>
               <w:spacing w:after="20" w:before="0"/>
             </w:pPr>
-            <w:hyperlink w:history="1" r:id="rIdgiapohznftzpaimii4vmv">
+            <w:hyperlink w:history="1" r:id="rIddm0ltwd0qvwmm_2izectj">
               <w:r>
                 <w:rPr>
                   <w:rFonts w:ascii="Arial" w:cs="Arial" w:eastAsia="Arial" w:hAnsi="Arial"/>
@@ -26001,7 +26001,7 @@
               <w:spacing w:after="10" w:before="0"/>
               <w:ind w:left="120"/>
             </w:pPr>
-            <w:hyperlink w:history="1" r:id="rIde4fupmf5g9tip-trcd-th">
+            <w:hyperlink w:history="1" r:id="rIdjtvtof8-iwhfnz4y9bhat">
               <w:r>
                 <w:rPr>
                   <w:rFonts w:ascii="Arial" w:cs="Arial" w:eastAsia="Arial" w:hAnsi="Arial"/>
@@ -26046,7 +26046,7 @@
             <w:pPr>
               <w:spacing w:after="20" w:before="0"/>
             </w:pPr>
-            <w:hyperlink w:history="1" r:id="rIdfbaiczejja23qocj2admp">
+            <w:hyperlink w:history="1" r:id="rIdf84hyd2gz09scom54ahfy">
               <w:r>
                 <w:rPr>
                   <w:rFonts w:ascii="Arial" w:cs="Arial" w:eastAsia="Arial" w:hAnsi="Arial"/>
@@ -26095,7 +26095,7 @@
               <w:spacing w:after="10" w:before="0"/>
               <w:ind w:left="120"/>
             </w:pPr>
-            <w:hyperlink w:history="1" r:id="rIdaq78hx68nanxdruwjtzea">
+            <w:hyperlink w:history="1" r:id="rIdvjfegctochzlbwv0m-e4d">
               <w:r>
                 <w:rPr>
                   <w:rFonts w:ascii="Arial" w:cs="Arial" w:eastAsia="Arial" w:hAnsi="Arial"/>
@@ -26290,7 +26290,7 @@
             <w:pPr>
               <w:spacing w:after="20" w:before="0"/>
             </w:pPr>
-            <w:hyperlink w:history="1" r:id="rIduuxlbsjaj1xg-a_e5xwew">
+            <w:hyperlink w:history="1" r:id="rIdkuwcliicvqqexdqysresd">
               <w:r>
                 <w:rPr>
                   <w:rFonts w:ascii="Arial" w:cs="Arial" w:eastAsia="Arial" w:hAnsi="Arial"/>
@@ -26323,7 +26323,7 @@
               <w:spacing w:after="10" w:before="0"/>
               <w:ind w:left="120"/>
             </w:pPr>
-            <w:hyperlink w:history="1" r:id="rId2kxqjmc4fnl8wvuq5tjvo">
+            <w:hyperlink w:history="1" r:id="rIdtkrqbmml82ueis1wwihi4">
               <w:r>
                 <w:rPr>
                   <w:rFonts w:ascii="Arial" w:cs="Arial" w:eastAsia="Arial" w:hAnsi="Arial"/>
@@ -26368,7 +26368,7 @@
             <w:pPr>
               <w:spacing w:after="20" w:before="0"/>
             </w:pPr>
-            <w:hyperlink w:history="1" r:id="rIdip_rkvrr7b_vjdxk7a3uk">
+            <w:hyperlink w:history="1" r:id="rIddgebjorubbqexboj3poze">
               <w:r>
                 <w:rPr>
                   <w:rFonts w:ascii="Arial" w:cs="Arial" w:eastAsia="Arial" w:hAnsi="Arial"/>
@@ -26417,7 +26417,7 @@
               <w:spacing w:after="10" w:before="0"/>
               <w:ind w:left="120"/>
             </w:pPr>
-            <w:hyperlink w:history="1" r:id="rIdzzotr9-ghqjalbwjyuqlb">
+            <w:hyperlink w:history="1" r:id="rIdmsetoyfhkzoldpoxpakys">
               <w:r>
                 <w:rPr>
                   <w:rFonts w:ascii="Arial" w:cs="Arial" w:eastAsia="Arial" w:hAnsi="Arial"/>
@@ -26929,7 +26929,7 @@
         </w:rPr>
         <w:t xml:space="preserve">© 2026 SeaVuria and ARES. Aligned with KICD objectives. Developed by SeaVuria; technical implementation by ARES (with AI assistance from Claude). Licensed under </w:t>
       </w:r>
-      <w:hyperlink w:history="1" r:id="rIdyu9ouz6lu1ms8rfzvvcie">
+      <w:hyperlink w:history="1" r:id="rIdwq9k1-cni4dd1gxyqzrh8">
         <w:r>
           <w:rPr>
             <w:rFonts w:ascii="Arial" w:cs="Arial" w:eastAsia="Arial" w:hAnsi="Arial"/>
@@ -26950,7 +26950,7 @@
         </w:rPr>
         <w:t xml:space="preserve"> (</w:t>
       </w:r>
-      <w:hyperlink w:history="1" r:id="rIdg1zdjmklfkgjiplyedvmm">
+      <w:hyperlink w:history="1" r:id="rIdirn6w3v0urtbvs768zgsu">
         <w:r>
           <w:rPr>
             <w:rFonts w:ascii="Arial" w:cs="Arial" w:eastAsia="Arial" w:hAnsi="Arial"/>

--- a/data/outputs/v2/General_Science/SS3.4_Magnetism_and_Electromagnetic_Induction/General_Science_Magnetism_and_Electromagnetic_Induction_CBE_LessonSequence.docx
+++ b/data/outputs/v2/General_Science/SS3.4_Magnetism_and_Electromagnetic_Induction/General_Science_Magnetism_and_Electromagnetic_Induction_CBE_LessonSequence.docx
@@ -2325,7 +2325,7 @@
         </w:rPr>
         <w:t xml:space="preserve">© 2026 SeaVuria and ARES. This work is licensed under a </w:t>
       </w:r>
-      <w:hyperlink w:history="1" r:id="rIdnxbhvndfdtl0annuabzeg">
+      <w:hyperlink w:history="1" r:id="rId3rmx94f55shzwn8jyyidd">
         <w:r>
           <w:rPr>
             <w:rFonts w:ascii="Arial" w:cs="Arial" w:eastAsia="Arial" w:hAnsi="Arial"/>
@@ -2345,7 +2345,7 @@
         </w:rPr>
         <w:t xml:space="preserve"> (</w:t>
       </w:r>
-      <w:hyperlink w:history="1" r:id="rIds0f-znlqoaviei987co3i">
+      <w:hyperlink w:history="1" r:id="rIdgr_m_wshx7lqb40r4vah0">
         <w:r>
           <w:rPr>
             <w:rFonts w:ascii="Arial" w:cs="Arial" w:eastAsia="Arial" w:hAnsi="Arial"/>
@@ -2365,7 +2365,7 @@
         </w:rPr>
         <w:t xml:space="preserve">). To view a copy of this license, visit </w:t>
       </w:r>
-      <w:hyperlink w:history="1" r:id="rId-1grnpsy_a7-voz6oc1e5">
+      <w:hyperlink w:history="1" r:id="rId1sqcm6qtryffztf3cbwyk">
         <w:r>
           <w:rPr>
             <w:rFonts w:ascii="Arial" w:cs="Arial" w:eastAsia="Arial" w:hAnsi="Arial"/>
@@ -3377,7 +3377,7 @@
             <w:pPr>
               <w:spacing w:after="20" w:before="0"/>
             </w:pPr>
-            <w:hyperlink w:history="1" r:id="rIdf8tf-ldoudfyj2iisqr2n">
+            <w:hyperlink w:history="1" r:id="rIdnkzrujzlnjnvmjjqu-v_h">
               <w:r>
                 <w:rPr>
                   <w:rFonts w:ascii="Arial" w:cs="Arial" w:eastAsia="Arial" w:hAnsi="Arial"/>
@@ -3426,7 +3426,7 @@
               <w:spacing w:after="10" w:before="0"/>
               <w:ind w:left="120"/>
             </w:pPr>
-            <w:hyperlink w:history="1" r:id="rIdpnkozzn8fbxkvz1raomph">
+            <w:hyperlink w:history="1" r:id="rId1fj5n4hpierinaoe0c_rt">
               <w:r>
                 <w:rPr>
                   <w:rFonts w:ascii="Arial" w:cs="Arial" w:eastAsia="Arial" w:hAnsi="Arial"/>
@@ -3488,7 +3488,7 @@
               <w:spacing w:after="10" w:before="0"/>
               <w:ind w:left="120"/>
             </w:pPr>
-            <w:hyperlink w:history="1" r:id="rIdgns1-ptjgctooleur_wjh">
+            <w:hyperlink w:history="1" r:id="rIdeqldaigsqzbhgeaptemzj">
               <w:r>
                 <w:rPr>
                   <w:rFonts w:ascii="Arial" w:cs="Arial" w:eastAsia="Arial" w:hAnsi="Arial"/>
@@ -3698,7 +3698,7 @@
             <w:pPr>
               <w:spacing w:after="20" w:before="0"/>
             </w:pPr>
-            <w:hyperlink w:history="1" r:id="rId0uoblotje944rkbl95vvj">
+            <w:hyperlink w:history="1" r:id="rIdrk_mfvwzlgjrxwdxh_tsy">
               <w:r>
                 <w:rPr>
                   <w:rFonts w:ascii="Arial" w:cs="Arial" w:eastAsia="Arial" w:hAnsi="Arial"/>
@@ -3747,7 +3747,7 @@
               <w:spacing w:after="10" w:before="0"/>
               <w:ind w:left="120"/>
             </w:pPr>
-            <w:hyperlink w:history="1" r:id="rIdps9gmku5mxzw0ki88hnhq">
+            <w:hyperlink w:history="1" r:id="rIdhc7rkegoqfrywiit66e7h">
               <w:r>
                 <w:rPr>
                   <w:rFonts w:ascii="Arial" w:cs="Arial" w:eastAsia="Arial" w:hAnsi="Arial"/>
@@ -3809,7 +3809,7 @@
               <w:spacing w:after="10" w:before="0"/>
               <w:ind w:left="120"/>
             </w:pPr>
-            <w:hyperlink w:history="1" r:id="rIdozd1clpnxllgktgupsoo4">
+            <w:hyperlink w:history="1" r:id="rIdzz9aadtepo1svax0tblr9">
               <w:r>
                 <w:rPr>
                   <w:rFonts w:ascii="Arial" w:cs="Arial" w:eastAsia="Arial" w:hAnsi="Arial"/>
@@ -4019,7 +4019,7 @@
             <w:pPr>
               <w:spacing w:after="20" w:before="0"/>
             </w:pPr>
-            <w:hyperlink w:history="1" r:id="rIdjw6jty-sksg8doj2yvan5">
+            <w:hyperlink w:history="1" r:id="rIdg9zclin-3b7cxj4dsubjt">
               <w:r>
                 <w:rPr>
                   <w:rFonts w:ascii="Arial" w:cs="Arial" w:eastAsia="Arial" w:hAnsi="Arial"/>
@@ -4068,7 +4068,7 @@
               <w:spacing w:after="10" w:before="0"/>
               <w:ind w:left="120"/>
             </w:pPr>
-            <w:hyperlink w:history="1" r:id="rId5pynams9r5spsto9yy_dv">
+            <w:hyperlink w:history="1" r:id="rIdevdukego1zk6qfk9pfe_v">
               <w:r>
                 <w:rPr>
                   <w:rFonts w:ascii="Arial" w:cs="Arial" w:eastAsia="Arial" w:hAnsi="Arial"/>
@@ -4130,7 +4130,7 @@
               <w:spacing w:after="10" w:before="0"/>
               <w:ind w:left="120"/>
             </w:pPr>
-            <w:hyperlink w:history="1" r:id="rIdcsjgq5kqg3qyrapn5nhxz">
+            <w:hyperlink w:history="1" r:id="rId2t53hwyuvgoxu-8pr2hb-">
               <w:r>
                 <w:rPr>
                   <w:rFonts w:ascii="Arial" w:cs="Arial" w:eastAsia="Arial" w:hAnsi="Arial"/>
@@ -4340,7 +4340,7 @@
             <w:pPr>
               <w:spacing w:after="20" w:before="0"/>
             </w:pPr>
-            <w:hyperlink w:history="1" r:id="rIdp5t2y-49lxr9wjzan4bc_">
+            <w:hyperlink w:history="1" r:id="rId-vzdokprhib7qui_pdawh">
               <w:r>
                 <w:rPr>
                   <w:rFonts w:ascii="Arial" w:cs="Arial" w:eastAsia="Arial" w:hAnsi="Arial"/>
@@ -4389,7 +4389,7 @@
               <w:spacing w:after="10" w:before="0"/>
               <w:ind w:left="120"/>
             </w:pPr>
-            <w:hyperlink w:history="1" r:id="rIdffcvzf3bofzhe5-vag4zj">
+            <w:hyperlink w:history="1" r:id="rIdnuahyf0w-1tjlpf1faxgp">
               <w:r>
                 <w:rPr>
                   <w:rFonts w:ascii="Arial" w:cs="Arial" w:eastAsia="Arial" w:hAnsi="Arial"/>
@@ -4451,7 +4451,7 @@
               <w:spacing w:after="10" w:before="0"/>
               <w:ind w:left="120"/>
             </w:pPr>
-            <w:hyperlink w:history="1" r:id="rIdwl7_uzz8csammauyhoxrk">
+            <w:hyperlink w:history="1" r:id="rIdv1-k_8nggmoq_yb9oxiab">
               <w:r>
                 <w:rPr>
                   <w:rFonts w:ascii="Arial" w:cs="Arial" w:eastAsia="Arial" w:hAnsi="Arial"/>
@@ -4661,7 +4661,7 @@
             <w:pPr>
               <w:spacing w:after="20" w:before="0"/>
             </w:pPr>
-            <w:hyperlink w:history="1" r:id="rIdzhni4xquowwbbea0gaqcb">
+            <w:hyperlink w:history="1" r:id="rIdqygptbzrjm9seo1gkuj7p">
               <w:r>
                 <w:rPr>
                   <w:rFonts w:ascii="Arial" w:cs="Arial" w:eastAsia="Arial" w:hAnsi="Arial"/>
@@ -4710,7 +4710,7 @@
               <w:spacing w:after="10" w:before="0"/>
               <w:ind w:left="120"/>
             </w:pPr>
-            <w:hyperlink w:history="1" r:id="rId1cdvsowvgd0dmttkbyplh">
+            <w:hyperlink w:history="1" r:id="rIdj_as0rldos0waw22ry_rx">
               <w:r>
                 <w:rPr>
                   <w:rFonts w:ascii="Arial" w:cs="Arial" w:eastAsia="Arial" w:hAnsi="Arial"/>
@@ -4772,7 +4772,7 @@
               <w:spacing w:after="10" w:before="0"/>
               <w:ind w:left="120"/>
             </w:pPr>
-            <w:hyperlink w:history="1" r:id="rIddi1rstmrjt5dt57xsmbit">
+            <w:hyperlink w:history="1" r:id="rIdscuapfiwrwzb24epyqakz">
               <w:r>
                 <w:rPr>
                   <w:rFonts w:ascii="Arial" w:cs="Arial" w:eastAsia="Arial" w:hAnsi="Arial"/>
@@ -5413,7 +5413,7 @@
         </w:rPr>
         <w:t xml:space="preserve">© 2026 SeaVuria and ARES. Aligned with KICD objectives. Developed by SeaVuria; technical implementation by ARES (with AI assistance from Claude). Licensed under </w:t>
       </w:r>
-      <w:hyperlink w:history="1" r:id="rIdxnzvxv6hmkatbiomqewc-">
+      <w:hyperlink w:history="1" r:id="rIdht47fonq0icsg3cfhrjsg">
         <w:r>
           <w:rPr>
             <w:rFonts w:ascii="Arial" w:cs="Arial" w:eastAsia="Arial" w:hAnsi="Arial"/>
@@ -5434,7 +5434,7 @@
         </w:rPr>
         <w:t xml:space="preserve"> (</w:t>
       </w:r>
-      <w:hyperlink w:history="1" r:id="rIdiyje8w04lmgacwtivgpd7">
+      <w:hyperlink w:history="1" r:id="rIdy1ctp8p_cx-5n2mcllvax">
         <w:r>
           <w:rPr>
             <w:rFonts w:ascii="Arial" w:cs="Arial" w:eastAsia="Arial" w:hAnsi="Arial"/>
@@ -6447,7 +6447,7 @@
             <w:pPr>
               <w:spacing w:after="20" w:before="0"/>
             </w:pPr>
-            <w:hyperlink w:history="1" r:id="rId-9ic9b6fyqphh9ins69_5">
+            <w:hyperlink w:history="1" r:id="rIdj5porym-l2dgg46ttfyva">
               <w:r>
                 <w:rPr>
                   <w:rFonts w:ascii="Arial" w:cs="Arial" w:eastAsia="Arial" w:hAnsi="Arial"/>
@@ -6496,7 +6496,7 @@
               <w:spacing w:after="10" w:before="0"/>
               <w:ind w:left="120"/>
             </w:pPr>
-            <w:hyperlink w:history="1" r:id="rIdyyfz0sqcq_i1sxkctw58z">
+            <w:hyperlink w:history="1" r:id="rIdu-ssxiigwucjj0b26uwap">
               <w:r>
                 <w:rPr>
                   <w:rFonts w:ascii="Arial" w:cs="Arial" w:eastAsia="Arial" w:hAnsi="Arial"/>
@@ -6541,7 +6541,7 @@
             <w:pPr>
               <w:spacing w:after="20" w:before="0"/>
             </w:pPr>
-            <w:hyperlink w:history="1" r:id="rIdglz8vsxp8ekzamqyvltg-">
+            <w:hyperlink w:history="1" r:id="rIdw9cajxzwxnw2jqhzuhnei">
               <w:r>
                 <w:rPr>
                   <w:rFonts w:ascii="Arial" w:cs="Arial" w:eastAsia="Arial" w:hAnsi="Arial"/>
@@ -6590,7 +6590,7 @@
               <w:spacing w:after="10" w:before="0"/>
               <w:ind w:left="120"/>
             </w:pPr>
-            <w:hyperlink w:history="1" r:id="rId8karw-xv-ed9oyavmmllr">
+            <w:hyperlink w:history="1" r:id="rIdffzqou5ne2dn8rljhks3y">
               <w:r>
                 <w:rPr>
                   <w:rFonts w:ascii="Arial" w:cs="Arial" w:eastAsia="Arial" w:hAnsi="Arial"/>
@@ -6785,7 +6785,7 @@
             <w:pPr>
               <w:spacing w:after="20" w:before="0"/>
             </w:pPr>
-            <w:hyperlink w:history="1" r:id="rId66-yasda6jmm44w0oqrem">
+            <w:hyperlink w:history="1" r:id="rIdqvkfg5zrkg46o8pbhxhez">
               <w:r>
                 <w:rPr>
                   <w:rFonts w:ascii="Arial" w:cs="Arial" w:eastAsia="Arial" w:hAnsi="Arial"/>
@@ -6834,7 +6834,7 @@
               <w:spacing w:after="10" w:before="0"/>
               <w:ind w:left="120"/>
             </w:pPr>
-            <w:hyperlink w:history="1" r:id="rIdliwinfanmmm6qx8ln6aw6">
+            <w:hyperlink w:history="1" r:id="rIdkg9bwah_4s8rlvdojlwv4">
               <w:r>
                 <w:rPr>
                   <w:rFonts w:ascii="Arial" w:cs="Arial" w:eastAsia="Arial" w:hAnsi="Arial"/>
@@ -6879,7 +6879,7 @@
             <w:pPr>
               <w:spacing w:after="20" w:before="0"/>
             </w:pPr>
-            <w:hyperlink w:history="1" r:id="rIdrecnwig0_afn-0u7er6au">
+            <w:hyperlink w:history="1" r:id="rIdtdhjekhpswdqil8mcfpam">
               <w:r>
                 <w:rPr>
                   <w:rFonts w:ascii="Arial" w:cs="Arial" w:eastAsia="Arial" w:hAnsi="Arial"/>
@@ -6928,7 +6928,7 @@
               <w:spacing w:after="10" w:before="0"/>
               <w:ind w:left="120"/>
             </w:pPr>
-            <w:hyperlink w:history="1" r:id="rIdttxnfkyubnzl2qe23btq3">
+            <w:hyperlink w:history="1" r:id="rIdvlqr-ehgbfxdha6jhbc8n">
               <w:r>
                 <w:rPr>
                   <w:rFonts w:ascii="Arial" w:cs="Arial" w:eastAsia="Arial" w:hAnsi="Arial"/>
@@ -7123,7 +7123,7 @@
             <w:pPr>
               <w:spacing w:after="20" w:before="0"/>
             </w:pPr>
-            <w:hyperlink w:history="1" r:id="rIdphjcm7tetsagzaxhkj-4o">
+            <w:hyperlink w:history="1" r:id="rId1a7voh8zczo3fimditlck">
               <w:r>
                 <w:rPr>
                   <w:rFonts w:ascii="Arial" w:cs="Arial" w:eastAsia="Arial" w:hAnsi="Arial"/>
@@ -7172,7 +7172,7 @@
               <w:spacing w:after="10" w:before="0"/>
               <w:ind w:left="120"/>
             </w:pPr>
-            <w:hyperlink w:history="1" r:id="rIdyrzg2eec8u-mwhgo3ufts">
+            <w:hyperlink w:history="1" r:id="rIdonpb1hvzl2rvfboluufs6">
               <w:r>
                 <w:rPr>
                   <w:rFonts w:ascii="Arial" w:cs="Arial" w:eastAsia="Arial" w:hAnsi="Arial"/>
@@ -7217,7 +7217,7 @@
             <w:pPr>
               <w:spacing w:after="20" w:before="0"/>
             </w:pPr>
-            <w:hyperlink w:history="1" r:id="rId6mlyuhyo-c9vcbxk1ukal">
+            <w:hyperlink w:history="1" r:id="rIdjihdswwihddw70vmpzv2c">
               <w:r>
                 <w:rPr>
                   <w:rFonts w:ascii="Arial" w:cs="Arial" w:eastAsia="Arial" w:hAnsi="Arial"/>
@@ -7266,7 +7266,7 @@
               <w:spacing w:after="10" w:before="0"/>
               <w:ind w:left="120"/>
             </w:pPr>
-            <w:hyperlink w:history="1" r:id="rId-igdipu8vlloccxzvu1ho">
+            <w:hyperlink w:history="1" r:id="rIdcwnrv4nqglmx_mms_pa16">
               <w:r>
                 <w:rPr>
                   <w:rFonts w:ascii="Arial" w:cs="Arial" w:eastAsia="Arial" w:hAnsi="Arial"/>
@@ -7461,7 +7461,7 @@
             <w:pPr>
               <w:spacing w:after="20" w:before="0"/>
             </w:pPr>
-            <w:hyperlink w:history="1" r:id="rId3zsgh15pvqmvicijtdv_o">
+            <w:hyperlink w:history="1" r:id="rIdimdmq4yx599-qfelsn3ne">
               <w:r>
                 <w:rPr>
                   <w:rFonts w:ascii="Arial" w:cs="Arial" w:eastAsia="Arial" w:hAnsi="Arial"/>
@@ -7510,7 +7510,7 @@
               <w:spacing w:after="10" w:before="0"/>
               <w:ind w:left="120"/>
             </w:pPr>
-            <w:hyperlink w:history="1" r:id="rIdefofb6zmangak1epmgtep">
+            <w:hyperlink w:history="1" r:id="rIdbsjgyr7n2qgc-vs9nal3h">
               <w:r>
                 <w:rPr>
                   <w:rFonts w:ascii="Arial" w:cs="Arial" w:eastAsia="Arial" w:hAnsi="Arial"/>
@@ -7555,7 +7555,7 @@
             <w:pPr>
               <w:spacing w:after="20" w:before="0"/>
             </w:pPr>
-            <w:hyperlink w:history="1" r:id="rId385ltyfzgjzavihdivy8m">
+            <w:hyperlink w:history="1" r:id="rIdovjqyrhpxzs_nitootimq">
               <w:r>
                 <w:rPr>
                   <w:rFonts w:ascii="Arial" w:cs="Arial" w:eastAsia="Arial" w:hAnsi="Arial"/>
@@ -7604,7 +7604,7 @@
               <w:spacing w:after="10" w:before="0"/>
               <w:ind w:left="120"/>
             </w:pPr>
-            <w:hyperlink w:history="1" r:id="rIdsq3eddenaqrpcmdmouygh">
+            <w:hyperlink w:history="1" r:id="rIdkxlldgpllgzeag7rr6rkf">
               <w:r>
                 <w:rPr>
                   <w:rFonts w:ascii="Arial" w:cs="Arial" w:eastAsia="Arial" w:hAnsi="Arial"/>
@@ -7799,7 +7799,7 @@
             <w:pPr>
               <w:spacing w:after="20" w:before="0"/>
             </w:pPr>
-            <w:hyperlink w:history="1" r:id="rIdxjrlhe-uqnxebvdy30-qr">
+            <w:hyperlink w:history="1" r:id="rIdqrprdbkeowkwbbmrvvhfr">
               <w:r>
                 <w:rPr>
                   <w:rFonts w:ascii="Arial" w:cs="Arial" w:eastAsia="Arial" w:hAnsi="Arial"/>
@@ -7848,7 +7848,7 @@
               <w:spacing w:after="10" w:before="0"/>
               <w:ind w:left="120"/>
             </w:pPr>
-            <w:hyperlink w:history="1" r:id="rId7dmpyasa0opxepwtifdnp">
+            <w:hyperlink w:history="1" r:id="rIdadxwvdqditlc7wvdals64">
               <w:r>
                 <w:rPr>
                   <w:rFonts w:ascii="Arial" w:cs="Arial" w:eastAsia="Arial" w:hAnsi="Arial"/>
@@ -7893,7 +7893,7 @@
             <w:pPr>
               <w:spacing w:after="20" w:before="0"/>
             </w:pPr>
-            <w:hyperlink w:history="1" r:id="rId8edtpy62yf6oo3bslqmd_">
+            <w:hyperlink w:history="1" r:id="rIdpmprjzjkpzalhkhg9qp6g">
               <w:r>
                 <w:rPr>
                   <w:rFonts w:ascii="Arial" w:cs="Arial" w:eastAsia="Arial" w:hAnsi="Arial"/>
@@ -7942,7 +7942,7 @@
               <w:spacing w:after="10" w:before="0"/>
               <w:ind w:left="120"/>
             </w:pPr>
-            <w:hyperlink w:history="1" r:id="rIdizujzjnooqw2exdsttfss">
+            <w:hyperlink w:history="1" r:id="rIdm8amwztempv2yub_ndejv">
               <w:r>
                 <w:rPr>
                   <w:rFonts w:ascii="Arial" w:cs="Arial" w:eastAsia="Arial" w:hAnsi="Arial"/>
@@ -8454,7 +8454,7 @@
         </w:rPr>
         <w:t xml:space="preserve">© 2026 SeaVuria and ARES. Aligned with KICD objectives. Developed by SeaVuria; technical implementation by ARES (with AI assistance from Claude). Licensed under </w:t>
       </w:r>
-      <w:hyperlink w:history="1" r:id="rIdsv32ocazbdawlqi3abna7">
+      <w:hyperlink w:history="1" r:id="rIdugz6v1kt3rbkwxiuplcft">
         <w:r>
           <w:rPr>
             <w:rFonts w:ascii="Arial" w:cs="Arial" w:eastAsia="Arial" w:hAnsi="Arial"/>
@@ -8475,7 +8475,7 @@
         </w:rPr>
         <w:t xml:space="preserve"> (</w:t>
       </w:r>
-      <w:hyperlink w:history="1" r:id="rIdhnj7ccd405utxxpkvc9h5">
+      <w:hyperlink w:history="1" r:id="rIdphaeb7anxm2yuyvjhgtyt">
         <w:r>
           <w:rPr>
             <w:rFonts w:ascii="Arial" w:cs="Arial" w:eastAsia="Arial" w:hAnsi="Arial"/>
@@ -9488,7 +9488,7 @@
             <w:pPr>
               <w:spacing w:after="20" w:before="0"/>
             </w:pPr>
-            <w:hyperlink w:history="1" r:id="rIdfaaa7ogfu4oeulqhtsmix">
+            <w:hyperlink w:history="1" r:id="rId67zyjldrnlgwnlhjiwzhi">
               <w:r>
                 <w:rPr>
                   <w:rFonts w:ascii="Arial" w:cs="Arial" w:eastAsia="Arial" w:hAnsi="Arial"/>
@@ -9521,7 +9521,7 @@
               <w:spacing w:after="10" w:before="0"/>
               <w:ind w:left="120"/>
             </w:pPr>
-            <w:hyperlink w:history="1" r:id="rIdv4jwrqtapcvgc_o6uva3y">
+            <w:hyperlink w:history="1" r:id="rIdmzirureaqcovii3jwz938">
               <w:r>
                 <w:rPr>
                   <w:rFonts w:ascii="Arial" w:cs="Arial" w:eastAsia="Arial" w:hAnsi="Arial"/>
@@ -9566,7 +9566,7 @@
             <w:pPr>
               <w:spacing w:after="20" w:before="0"/>
             </w:pPr>
-            <w:hyperlink w:history="1" r:id="rIdxampcxa2hfuuvknupuqpa">
+            <w:hyperlink w:history="1" r:id="rIdfb5bgrvmhje2pfuujgpzz">
               <w:r>
                 <w:rPr>
                   <w:rFonts w:ascii="Arial" w:cs="Arial" w:eastAsia="Arial" w:hAnsi="Arial"/>
@@ -9599,7 +9599,7 @@
               <w:spacing w:after="10" w:before="0"/>
               <w:ind w:left="120"/>
             </w:pPr>
-            <w:hyperlink w:history="1" r:id="rIdbs7cmhksi_oyfhrsb1uj6">
+            <w:hyperlink w:history="1" r:id="rIdimliiohjxgusglg0eke8k">
               <w:r>
                 <w:rPr>
                   <w:rFonts w:ascii="Arial" w:cs="Arial" w:eastAsia="Arial" w:hAnsi="Arial"/>
@@ -9794,7 +9794,7 @@
             <w:pPr>
               <w:spacing w:after="20" w:before="0"/>
             </w:pPr>
-            <w:hyperlink w:history="1" r:id="rId1l0tefct60evzhkxkqudq">
+            <w:hyperlink w:history="1" r:id="rIdd8hdusrqxarshdebopflp">
               <w:r>
                 <w:rPr>
                   <w:rFonts w:ascii="Arial" w:cs="Arial" w:eastAsia="Arial" w:hAnsi="Arial"/>
@@ -9827,7 +9827,7 @@
               <w:spacing w:after="10" w:before="0"/>
               <w:ind w:left="120"/>
             </w:pPr>
-            <w:hyperlink w:history="1" r:id="rId8jf7_7z4ryib8-iuw1igu">
+            <w:hyperlink w:history="1" r:id="rIdc1qzrwke54cyx4tm-6jpr">
               <w:r>
                 <w:rPr>
                   <w:rFonts w:ascii="Arial" w:cs="Arial" w:eastAsia="Arial" w:hAnsi="Arial"/>
@@ -9872,7 +9872,7 @@
             <w:pPr>
               <w:spacing w:after="20" w:before="0"/>
             </w:pPr>
-            <w:hyperlink w:history="1" r:id="rIduzdq8_uhok7vdt-yzoj7p">
+            <w:hyperlink w:history="1" r:id="rIdw_ql0tisob-2t1rvz-njl">
               <w:r>
                 <w:rPr>
                   <w:rFonts w:ascii="Arial" w:cs="Arial" w:eastAsia="Arial" w:hAnsi="Arial"/>
@@ -9905,7 +9905,7 @@
               <w:spacing w:after="10" w:before="0"/>
               <w:ind w:left="120"/>
             </w:pPr>
-            <w:hyperlink w:history="1" r:id="rIdwndinsjymglsl-9-ba46o">
+            <w:hyperlink w:history="1" r:id="rIdb8kytwsjwfi-pix7mpnji">
               <w:r>
                 <w:rPr>
                   <w:rFonts w:ascii="Arial" w:cs="Arial" w:eastAsia="Arial" w:hAnsi="Arial"/>
@@ -10100,7 +10100,7 @@
             <w:pPr>
               <w:spacing w:after="20" w:before="0"/>
             </w:pPr>
-            <w:hyperlink w:history="1" r:id="rIdxmmm4vosoje7dhfhytnav">
+            <w:hyperlink w:history="1" r:id="rIdhjwe0neq6nfshhvmz3lz8">
               <w:r>
                 <w:rPr>
                   <w:rFonts w:ascii="Arial" w:cs="Arial" w:eastAsia="Arial" w:hAnsi="Arial"/>
@@ -10149,7 +10149,7 @@
               <w:spacing w:after="10" w:before="0"/>
               <w:ind w:left="120"/>
             </w:pPr>
-            <w:hyperlink w:history="1" r:id="rId_l7wl6khrp_h7idssvtnu">
+            <w:hyperlink w:history="1" r:id="rIdlrcfmg4n91cgwpukwmjpc">
               <w:r>
                 <w:rPr>
                   <w:rFonts w:ascii="Arial" w:cs="Arial" w:eastAsia="Arial" w:hAnsi="Arial"/>
@@ -10194,7 +10194,7 @@
             <w:pPr>
               <w:spacing w:after="20" w:before="0"/>
             </w:pPr>
-            <w:hyperlink w:history="1" r:id="rIdvg055jwg2s40ybzvvblkw">
+            <w:hyperlink w:history="1" r:id="rId_qvbdlhe4x7devpobnvn0">
               <w:r>
                 <w:rPr>
                   <w:rFonts w:ascii="Arial" w:cs="Arial" w:eastAsia="Arial" w:hAnsi="Arial"/>
@@ -10227,7 +10227,7 @@
               <w:spacing w:after="10" w:before="0"/>
               <w:ind w:left="120"/>
             </w:pPr>
-            <w:hyperlink w:history="1" r:id="rIdz2d6w2xtxkqb7ap8dmkfi">
+            <w:hyperlink w:history="1" r:id="rIdtejt1czzim1thlnvcidu1">
               <w:r>
                 <w:rPr>
                   <w:rFonts w:ascii="Arial" w:cs="Arial" w:eastAsia="Arial" w:hAnsi="Arial"/>
@@ -10422,7 +10422,7 @@
             <w:pPr>
               <w:spacing w:after="20" w:before="0"/>
             </w:pPr>
-            <w:hyperlink w:history="1" r:id="rId96ac2ko4hcjkai_2i6niy">
+            <w:hyperlink w:history="1" r:id="rId4tos5_a1ae5vcvw2dheox">
               <w:r>
                 <w:rPr>
                   <w:rFonts w:ascii="Arial" w:cs="Arial" w:eastAsia="Arial" w:hAnsi="Arial"/>
@@ -10471,7 +10471,7 @@
               <w:spacing w:after="10" w:before="0"/>
               <w:ind w:left="120"/>
             </w:pPr>
-            <w:hyperlink w:history="1" r:id="rIdnq-ce20je0bsun43c50x7">
+            <w:hyperlink w:history="1" r:id="rId7pkgzoqsvqpe4vwfe8g8k">
               <w:r>
                 <w:rPr>
                   <w:rFonts w:ascii="Arial" w:cs="Arial" w:eastAsia="Arial" w:hAnsi="Arial"/>
@@ -10516,7 +10516,7 @@
             <w:pPr>
               <w:spacing w:after="20" w:before="0"/>
             </w:pPr>
-            <w:hyperlink w:history="1" r:id="rIdp1qdymjd6o-b_jb8upebb">
+            <w:hyperlink w:history="1" r:id="rIdk7ewt05aeh-nroqrnaopr">
               <w:r>
                 <w:rPr>
                   <w:rFonts w:ascii="Arial" w:cs="Arial" w:eastAsia="Arial" w:hAnsi="Arial"/>
@@ -10549,7 +10549,7 @@
               <w:spacing w:after="10" w:before="0"/>
               <w:ind w:left="120"/>
             </w:pPr>
-            <w:hyperlink w:history="1" r:id="rId40pcuzcyodntxrd7bokhn">
+            <w:hyperlink w:history="1" r:id="rIdfrycqp12kju6ypvqrjki6">
               <w:r>
                 <w:rPr>
                   <w:rFonts w:ascii="Arial" w:cs="Arial" w:eastAsia="Arial" w:hAnsi="Arial"/>
@@ -10744,7 +10744,7 @@
             <w:pPr>
               <w:spacing w:after="20" w:before="0"/>
             </w:pPr>
-            <w:hyperlink w:history="1" r:id="rIdoqmhktiw2_cdcnunwltgt">
+            <w:hyperlink w:history="1" r:id="rId0e8a_itdj_u74df0_ks-l">
               <w:r>
                 <w:rPr>
                   <w:rFonts w:ascii="Arial" w:cs="Arial" w:eastAsia="Arial" w:hAnsi="Arial"/>
@@ -10793,7 +10793,7 @@
               <w:spacing w:after="10" w:before="0"/>
               <w:ind w:left="120"/>
             </w:pPr>
-            <w:hyperlink w:history="1" r:id="rIdwev831zhmlkdo8nsbo0jn">
+            <w:hyperlink w:history="1" r:id="rIdoirxevj8hmu0wgclya_df">
               <w:r>
                 <w:rPr>
                   <w:rFonts w:ascii="Arial" w:cs="Arial" w:eastAsia="Arial" w:hAnsi="Arial"/>
@@ -10838,7 +10838,7 @@
             <w:pPr>
               <w:spacing w:after="20" w:before="0"/>
             </w:pPr>
-            <w:hyperlink w:history="1" r:id="rId7pe8fniwp9qgzitsmech_">
+            <w:hyperlink w:history="1" r:id="rId7jq5bmnm5t5tengzs7uzz">
               <w:r>
                 <w:rPr>
                   <w:rFonts w:ascii="Arial" w:cs="Arial" w:eastAsia="Arial" w:hAnsi="Arial"/>
@@ -10887,7 +10887,7 @@
               <w:spacing w:after="10" w:before="0"/>
               <w:ind w:left="120"/>
             </w:pPr>
-            <w:hyperlink w:history="1" r:id="rIdorlqpnpj7if1q8-vekxxe">
+            <w:hyperlink w:history="1" r:id="rIdgol5l4lnm63jpeu9l0fee">
               <w:r>
                 <w:rPr>
                   <w:rFonts w:ascii="Arial" w:cs="Arial" w:eastAsia="Arial" w:hAnsi="Arial"/>
@@ -11627,7 +11627,7 @@
         </w:rPr>
         <w:t xml:space="preserve">© 2026 SeaVuria and ARES. Aligned with KICD objectives. Developed by SeaVuria; technical implementation by ARES (with AI assistance from Claude). Licensed under </w:t>
       </w:r>
-      <w:hyperlink w:history="1" r:id="rIdspwz127b9u-jyahn9oj9j">
+      <w:hyperlink w:history="1" r:id="rIddk4boocytsgvcx5pk0ual">
         <w:r>
           <w:rPr>
             <w:rFonts w:ascii="Arial" w:cs="Arial" w:eastAsia="Arial" w:hAnsi="Arial"/>
@@ -11648,7 +11648,7 @@
         </w:rPr>
         <w:t xml:space="preserve"> (</w:t>
       </w:r>
-      <w:hyperlink w:history="1" r:id="rIdhoudlimg9kqrjb9u7mw1v">
+      <w:hyperlink w:history="1" r:id="rIdh0wrc7ev-hezy736rpjq1">
         <w:r>
           <w:rPr>
             <w:rFonts w:ascii="Arial" w:cs="Arial" w:eastAsia="Arial" w:hAnsi="Arial"/>
@@ -12661,7 +12661,7 @@
             <w:pPr>
               <w:spacing w:after="20" w:before="0"/>
             </w:pPr>
-            <w:hyperlink w:history="1" r:id="rIdmplqv_rmankmeppolpgqq">
+            <w:hyperlink w:history="1" r:id="rIdion1372wmvegwfeju5aca">
               <w:r>
                 <w:rPr>
                   <w:rFonts w:ascii="Arial" w:cs="Arial" w:eastAsia="Arial" w:hAnsi="Arial"/>
@@ -12694,7 +12694,7 @@
               <w:spacing w:after="10" w:before="0"/>
               <w:ind w:left="120"/>
             </w:pPr>
-            <w:hyperlink w:history="1" r:id="rIdnzp2ndlm3kcc2syunbhvc">
+            <w:hyperlink w:history="1" r:id="rIds91odhnadazfgvmp5jcp8">
               <w:r>
                 <w:rPr>
                   <w:rFonts w:ascii="Arial" w:cs="Arial" w:eastAsia="Arial" w:hAnsi="Arial"/>
@@ -12739,7 +12739,7 @@
             <w:pPr>
               <w:spacing w:after="20" w:before="0"/>
             </w:pPr>
-            <w:hyperlink w:history="1" r:id="rIdwpvfnzplgphw1b2_x93vu">
+            <w:hyperlink w:history="1" r:id="rIdxnuzbt1zybrbdkd67yacv">
               <w:r>
                 <w:rPr>
                   <w:rFonts w:ascii="Arial" w:cs="Arial" w:eastAsia="Arial" w:hAnsi="Arial"/>
@@ -12788,7 +12788,7 @@
               <w:spacing w:after="10" w:before="0"/>
               <w:ind w:left="120"/>
             </w:pPr>
-            <w:hyperlink w:history="1" r:id="rId7qks-sb1xd0tzwiagxfmx">
+            <w:hyperlink w:history="1" r:id="rIdzyxtg2ywxg8bzesrg_mys">
               <w:r>
                 <w:rPr>
                   <w:rFonts w:ascii="Arial" w:cs="Arial" w:eastAsia="Arial" w:hAnsi="Arial"/>
@@ -12983,7 +12983,7 @@
             <w:pPr>
               <w:spacing w:after="20" w:before="0"/>
             </w:pPr>
-            <w:hyperlink w:history="1" r:id="rIdi0_akmp2qc0hnmc8swzss">
+            <w:hyperlink w:history="1" r:id="rIduynzbu-3h2_wao9endv-f">
               <w:r>
                 <w:rPr>
                   <w:rFonts w:ascii="Arial" w:cs="Arial" w:eastAsia="Arial" w:hAnsi="Arial"/>
@@ -13016,7 +13016,7 @@
               <w:spacing w:after="10" w:before="0"/>
               <w:ind w:left="120"/>
             </w:pPr>
-            <w:hyperlink w:history="1" r:id="rIdafvp5773z3vv9vitata6m">
+            <w:hyperlink w:history="1" r:id="rIdtulbncwuxoawdjr93excq">
               <w:r>
                 <w:rPr>
                   <w:rFonts w:ascii="Arial" w:cs="Arial" w:eastAsia="Arial" w:hAnsi="Arial"/>
@@ -13061,7 +13061,7 @@
             <w:pPr>
               <w:spacing w:after="20" w:before="0"/>
             </w:pPr>
-            <w:hyperlink w:history="1" r:id="rIdsey96vignwr_ncgqhhxcz">
+            <w:hyperlink w:history="1" r:id="rIdezgpxvyvaelyrzn4uci45">
               <w:r>
                 <w:rPr>
                   <w:rFonts w:ascii="Arial" w:cs="Arial" w:eastAsia="Arial" w:hAnsi="Arial"/>
@@ -13110,7 +13110,7 @@
               <w:spacing w:after="10" w:before="0"/>
               <w:ind w:left="120"/>
             </w:pPr>
-            <w:hyperlink w:history="1" r:id="rIdlgfxzxr2jpwrzrl5kpkoi">
+            <w:hyperlink w:history="1" r:id="rIdl_fil_htk8ieb-bix4fpy">
               <w:r>
                 <w:rPr>
                   <w:rFonts w:ascii="Arial" w:cs="Arial" w:eastAsia="Arial" w:hAnsi="Arial"/>
@@ -13476,7 +13476,7 @@
             <w:pPr>
               <w:spacing w:after="20" w:before="0"/>
             </w:pPr>
-            <w:hyperlink w:history="1" r:id="rIdst2kjw1-rvoujosoc_gnv">
+            <w:hyperlink w:history="1" r:id="rIdzfamwzdcclhnlagtnor5z">
               <w:r>
                 <w:rPr>
                   <w:rFonts w:ascii="Arial" w:cs="Arial" w:eastAsia="Arial" w:hAnsi="Arial"/>
@@ -13525,7 +13525,7 @@
               <w:spacing w:after="10" w:before="0"/>
               <w:ind w:left="120"/>
             </w:pPr>
-            <w:hyperlink w:history="1" r:id="rIdk2onk77jm7d-04blgcicp">
+            <w:hyperlink w:history="1" r:id="rIdi9hkr70cjkqfs6qgxtgga">
               <w:r>
                 <w:rPr>
                   <w:rFonts w:ascii="Arial" w:cs="Arial" w:eastAsia="Arial" w:hAnsi="Arial"/>
@@ -13570,7 +13570,7 @@
             <w:pPr>
               <w:spacing w:after="20" w:before="0"/>
             </w:pPr>
-            <w:hyperlink w:history="1" r:id="rIdmqcvgpl6uwfjdc-6hctm-">
+            <w:hyperlink w:history="1" r:id="rIdwhcl4m-autk6tdzihnqhf">
               <w:r>
                 <w:rPr>
                   <w:rFonts w:ascii="Arial" w:cs="Arial" w:eastAsia="Arial" w:hAnsi="Arial"/>
@@ -13619,7 +13619,7 @@
               <w:spacing w:after="10" w:before="0"/>
               <w:ind w:left="120"/>
             </w:pPr>
-            <w:hyperlink w:history="1" r:id="rId9o0pd5hn_s-avampadzsx">
+            <w:hyperlink w:history="1" r:id="rIdumijp7ydwnq9wpqoqcp-n">
               <w:r>
                 <w:rPr>
                   <w:rFonts w:ascii="Arial" w:cs="Arial" w:eastAsia="Arial" w:hAnsi="Arial"/>
@@ -13909,7 +13909,7 @@
             <w:pPr>
               <w:spacing w:after="20" w:before="0"/>
             </w:pPr>
-            <w:hyperlink w:history="1" r:id="rIdix4njg40snus0iaon2f0g">
+            <w:hyperlink w:history="1" r:id="rId2fsncghvsnujgthipw5ww">
               <w:r>
                 <w:rPr>
                   <w:rFonts w:ascii="Arial" w:cs="Arial" w:eastAsia="Arial" w:hAnsi="Arial"/>
@@ -13958,7 +13958,7 @@
               <w:spacing w:after="10" w:before="0"/>
               <w:ind w:left="120"/>
             </w:pPr>
-            <w:hyperlink w:history="1" r:id="rIdmm5itbcsh9bwmcj0bwplp">
+            <w:hyperlink w:history="1" r:id="rId6trlkgnrpqeq3lybhua1m">
               <w:r>
                 <w:rPr>
                   <w:rFonts w:ascii="Arial" w:cs="Arial" w:eastAsia="Arial" w:hAnsi="Arial"/>
@@ -14003,7 +14003,7 @@
             <w:pPr>
               <w:spacing w:after="20" w:before="0"/>
             </w:pPr>
-            <w:hyperlink w:history="1" r:id="rIdzqj6vunkwi3w0wtdjl1ok">
+            <w:hyperlink w:history="1" r:id="rIdqakelkspskq8devi3weuc">
               <w:r>
                 <w:rPr>
                   <w:rFonts w:ascii="Arial" w:cs="Arial" w:eastAsia="Arial" w:hAnsi="Arial"/>
@@ -14052,7 +14052,7 @@
               <w:spacing w:after="10" w:before="0"/>
               <w:ind w:left="120"/>
             </w:pPr>
-            <w:hyperlink w:history="1" r:id="rId78p6njoldwzwotznf990o">
+            <w:hyperlink w:history="1" r:id="rIdukn7bv7orabotomxsohfv">
               <w:r>
                 <w:rPr>
                   <w:rFonts w:ascii="Arial" w:cs="Arial" w:eastAsia="Arial" w:hAnsi="Arial"/>
@@ -14247,7 +14247,7 @@
             <w:pPr>
               <w:spacing w:after="20" w:before="0"/>
             </w:pPr>
-            <w:hyperlink w:history="1" r:id="rIdgyn6tuqfcbouw7vqwi2ow">
+            <w:hyperlink w:history="1" r:id="rIdlzfri413prptlfkh5rjsx">
               <w:r>
                 <w:rPr>
                   <w:rFonts w:ascii="Arial" w:cs="Arial" w:eastAsia="Arial" w:hAnsi="Arial"/>
@@ -14296,7 +14296,7 @@
               <w:spacing w:after="10" w:before="0"/>
               <w:ind w:left="120"/>
             </w:pPr>
-            <w:hyperlink w:history="1" r:id="rIdwdwggkro_6yxeiqnyd4yj">
+            <w:hyperlink w:history="1" r:id="rIdbrl1txwnovbuimbl6yfic">
               <w:r>
                 <w:rPr>
                   <w:rFonts w:ascii="Arial" w:cs="Arial" w:eastAsia="Arial" w:hAnsi="Arial"/>
@@ -14341,7 +14341,7 @@
             <w:pPr>
               <w:spacing w:after="20" w:before="0"/>
             </w:pPr>
-            <w:hyperlink w:history="1" r:id="rIdqu9otqtvoa2k6muhzml_w">
+            <w:hyperlink w:history="1" r:id="rIde-handkxmzcvn-5qbn6sb">
               <w:r>
                 <w:rPr>
                   <w:rFonts w:ascii="Arial" w:cs="Arial" w:eastAsia="Arial" w:hAnsi="Arial"/>
@@ -14390,7 +14390,7 @@
               <w:spacing w:after="10" w:before="0"/>
               <w:ind w:left="120"/>
             </w:pPr>
-            <w:hyperlink w:history="1" r:id="rId8h8xgjeuun4gh1q1yy41-">
+            <w:hyperlink w:history="1" r:id="rIdmbn6jafgjynfnfqb8pj0a">
               <w:r>
                 <w:rPr>
                   <w:rFonts w:ascii="Arial" w:cs="Arial" w:eastAsia="Arial" w:hAnsi="Arial"/>
@@ -14902,7 +14902,7 @@
         </w:rPr>
         <w:t xml:space="preserve">© 2026 SeaVuria and ARES. Aligned with KICD objectives. Developed by SeaVuria; technical implementation by ARES (with AI assistance from Claude). Licensed under </w:t>
       </w:r>
-      <w:hyperlink w:history="1" r:id="rIduwajtygyjszfi41lvnbjt">
+      <w:hyperlink w:history="1" r:id="rIdfulvocou-mricm3p1chic">
         <w:r>
           <w:rPr>
             <w:rFonts w:ascii="Arial" w:cs="Arial" w:eastAsia="Arial" w:hAnsi="Arial"/>
@@ -14923,7 +14923,7 @@
         </w:rPr>
         <w:t xml:space="preserve"> (</w:t>
       </w:r>
-      <w:hyperlink w:history="1" r:id="rId8vrqhjtwqcmyhjlzlnoyp">
+      <w:hyperlink w:history="1" r:id="rIdvcqqk_rz_8pg6uux2x2np">
         <w:r>
           <w:rPr>
             <w:rFonts w:ascii="Arial" w:cs="Arial" w:eastAsia="Arial" w:hAnsi="Arial"/>
@@ -15936,7 +15936,7 @@
             <w:pPr>
               <w:spacing w:after="20" w:before="0"/>
             </w:pPr>
-            <w:hyperlink w:history="1" r:id="rId0-rbzsv_6wygrkfkgsyn-">
+            <w:hyperlink w:history="1" r:id="rIdzufmxda3plpxb8uacbrbu">
               <w:r>
                 <w:rPr>
                   <w:rFonts w:ascii="Arial" w:cs="Arial" w:eastAsia="Arial" w:hAnsi="Arial"/>
@@ -15969,7 +15969,7 @@
               <w:spacing w:after="10" w:before="0"/>
               <w:ind w:left="120"/>
             </w:pPr>
-            <w:hyperlink w:history="1" r:id="rIdtzqhtht18ycpxqcapb43w">
+            <w:hyperlink w:history="1" r:id="rIdkjwme0g3jriwouwuzxmbl">
               <w:r>
                 <w:rPr>
                   <w:rFonts w:ascii="Arial" w:cs="Arial" w:eastAsia="Arial" w:hAnsi="Arial"/>
@@ -16014,7 +16014,7 @@
             <w:pPr>
               <w:spacing w:after="20" w:before="0"/>
             </w:pPr>
-            <w:hyperlink w:history="1" r:id="rIdcm3cpzflk-crgm8mukcmg">
+            <w:hyperlink w:history="1" r:id="rIdqzqvpm6ek6j8qzzduj1l0">
               <w:r>
                 <w:rPr>
                   <w:rFonts w:ascii="Arial" w:cs="Arial" w:eastAsia="Arial" w:hAnsi="Arial"/>
@@ -16047,7 +16047,7 @@
               <w:spacing w:after="10" w:before="0"/>
               <w:ind w:left="120"/>
             </w:pPr>
-            <w:hyperlink w:history="1" r:id="rIdf0tft8un8uqztzy8u6vjy">
+            <w:hyperlink w:history="1" r:id="rIdn5po3-5kef7onzlrljzi9">
               <w:r>
                 <w:rPr>
                   <w:rFonts w:ascii="Arial" w:cs="Arial" w:eastAsia="Arial" w:hAnsi="Arial"/>
@@ -16242,7 +16242,7 @@
             <w:pPr>
               <w:spacing w:after="20" w:before="0"/>
             </w:pPr>
-            <w:hyperlink w:history="1" r:id="rIdw2pkh3k-wf0enn87o53uh">
+            <w:hyperlink w:history="1" r:id="rIdugsemdjppzkx6wfpu12fg">
               <w:r>
                 <w:rPr>
                   <w:rFonts w:ascii="Arial" w:cs="Arial" w:eastAsia="Arial" w:hAnsi="Arial"/>
@@ -16275,7 +16275,7 @@
               <w:spacing w:after="10" w:before="0"/>
               <w:ind w:left="120"/>
             </w:pPr>
-            <w:hyperlink w:history="1" r:id="rId9h2w96jillnv1vhhjujtj">
+            <w:hyperlink w:history="1" r:id="rIdmjkwijkn07mjhtssmryn1">
               <w:r>
                 <w:rPr>
                   <w:rFonts w:ascii="Arial" w:cs="Arial" w:eastAsia="Arial" w:hAnsi="Arial"/>
@@ -16320,7 +16320,7 @@
             <w:pPr>
               <w:spacing w:after="20" w:before="0"/>
             </w:pPr>
-            <w:hyperlink w:history="1" r:id="rIdbzpnf-myql_dgs3gubla6">
+            <w:hyperlink w:history="1" r:id="rIddznsvvigpa6f_3nx3q4qz">
               <w:r>
                 <w:rPr>
                   <w:rFonts w:ascii="Arial" w:cs="Arial" w:eastAsia="Arial" w:hAnsi="Arial"/>
@@ -16353,7 +16353,7 @@
               <w:spacing w:after="10" w:before="0"/>
               <w:ind w:left="120"/>
             </w:pPr>
-            <w:hyperlink w:history="1" r:id="rId9b9t8j95yzfnxixiypcod">
+            <w:hyperlink w:history="1" r:id="rId75m7nvsdswtrbhevr_vsu">
               <w:r>
                 <w:rPr>
                   <w:rFonts w:ascii="Arial" w:cs="Arial" w:eastAsia="Arial" w:hAnsi="Arial"/>
@@ -16548,7 +16548,7 @@
             <w:pPr>
               <w:spacing w:after="20" w:before="0"/>
             </w:pPr>
-            <w:hyperlink w:history="1" r:id="rIdweengqrsprkmzlp4auv8q">
+            <w:hyperlink w:history="1" r:id="rId74e1qcduogsji-jj0v_am">
               <w:r>
                 <w:rPr>
                   <w:rFonts w:ascii="Arial" w:cs="Arial" w:eastAsia="Arial" w:hAnsi="Arial"/>
@@ -16581,7 +16581,7 @@
               <w:spacing w:after="10" w:before="0"/>
               <w:ind w:left="120"/>
             </w:pPr>
-            <w:hyperlink w:history="1" r:id="rIdewyanfgiwo9syjaytbzt7">
+            <w:hyperlink w:history="1" r:id="rIdjxs3dpq99hs1sx3noxel1">
               <w:r>
                 <w:rPr>
                   <w:rFonts w:ascii="Arial" w:cs="Arial" w:eastAsia="Arial" w:hAnsi="Arial"/>
@@ -16626,7 +16626,7 @@
             <w:pPr>
               <w:spacing w:after="20" w:before="0"/>
             </w:pPr>
-            <w:hyperlink w:history="1" r:id="rIdgsgs56kalpapxl3mqd-tl">
+            <w:hyperlink w:history="1" r:id="rIdtrdfzsx-v3tkhelkcuier">
               <w:r>
                 <w:rPr>
                   <w:rFonts w:ascii="Arial" w:cs="Arial" w:eastAsia="Arial" w:hAnsi="Arial"/>
@@ -16659,7 +16659,7 @@
               <w:spacing w:after="10" w:before="0"/>
               <w:ind w:left="120"/>
             </w:pPr>
-            <w:hyperlink w:history="1" r:id="rIddu7hfse6u3shfdo49iu9i">
+            <w:hyperlink w:history="1" r:id="rIdkqjtj50pyl5rbebvvoxe9">
               <w:r>
                 <w:rPr>
                   <w:rFonts w:ascii="Arial" w:cs="Arial" w:eastAsia="Arial" w:hAnsi="Arial"/>
@@ -16854,7 +16854,7 @@
             <w:pPr>
               <w:spacing w:after="20" w:before="0"/>
             </w:pPr>
-            <w:hyperlink w:history="1" r:id="rIdcmmsfqhbprqshh-3uab3h">
+            <w:hyperlink w:history="1" r:id="rIdqjxigrzzl6uzvlzuisleu">
               <w:r>
                 <w:rPr>
                   <w:rFonts w:ascii="Arial" w:cs="Arial" w:eastAsia="Arial" w:hAnsi="Arial"/>
@@ -16887,7 +16887,7 @@
               <w:spacing w:after="10" w:before="0"/>
               <w:ind w:left="120"/>
             </w:pPr>
-            <w:hyperlink w:history="1" r:id="rId8xcnu53wfrlwwhexcfgtx">
+            <w:hyperlink w:history="1" r:id="rIdwhlus06lvt4p2p99xubpg">
               <w:r>
                 <w:rPr>
                   <w:rFonts w:ascii="Arial" w:cs="Arial" w:eastAsia="Arial" w:hAnsi="Arial"/>
@@ -16932,7 +16932,7 @@
             <w:pPr>
               <w:spacing w:after="20" w:before="0"/>
             </w:pPr>
-            <w:hyperlink w:history="1" r:id="rIde_d-du8uoyfvt7pxgjl_o">
+            <w:hyperlink w:history="1" r:id="rIdhgk64qz1hus3xchn4ggmu">
               <w:r>
                 <w:rPr>
                   <w:rFonts w:ascii="Arial" w:cs="Arial" w:eastAsia="Arial" w:hAnsi="Arial"/>
@@ -16965,7 +16965,7 @@
               <w:spacing w:after="10" w:before="0"/>
               <w:ind w:left="120"/>
             </w:pPr>
-            <w:hyperlink w:history="1" r:id="rId8wzgvfxlolzp9ulenrh7s">
+            <w:hyperlink w:history="1" r:id="rIdre6hbormnlasdyyki25sy">
               <w:r>
                 <w:rPr>
                   <w:rFonts w:ascii="Arial" w:cs="Arial" w:eastAsia="Arial" w:hAnsi="Arial"/>
@@ -17160,7 +17160,7 @@
             <w:pPr>
               <w:spacing w:after="20" w:before="0"/>
             </w:pPr>
-            <w:hyperlink w:history="1" r:id="rIdggm2hgftvk6tmhxx-zw-3">
+            <w:hyperlink w:history="1" r:id="rIdizexo89iyn1ykqfjqgiff">
               <w:r>
                 <w:rPr>
                   <w:rFonts w:ascii="Arial" w:cs="Arial" w:eastAsia="Arial" w:hAnsi="Arial"/>
@@ -17209,7 +17209,7 @@
               <w:spacing w:after="10" w:before="0"/>
               <w:ind w:left="120"/>
             </w:pPr>
-            <w:hyperlink w:history="1" r:id="rIdhauj41v9kfr-xdouaqkno">
+            <w:hyperlink w:history="1" r:id="rIdh2eo2z80p9m_kmxw3-spm">
               <w:r>
                 <w:rPr>
                   <w:rFonts w:ascii="Arial" w:cs="Arial" w:eastAsia="Arial" w:hAnsi="Arial"/>
@@ -17254,7 +17254,7 @@
             <w:pPr>
               <w:spacing w:after="20" w:before="0"/>
             </w:pPr>
-            <w:hyperlink w:history="1" r:id="rIdw1gcipgwd6qoafq3eymyf">
+            <w:hyperlink w:history="1" r:id="rIdcb_wxplajjz_rf09msvye">
               <w:r>
                 <w:rPr>
                   <w:rFonts w:ascii="Arial" w:cs="Arial" w:eastAsia="Arial" w:hAnsi="Arial"/>
@@ -17287,7 +17287,7 @@
               <w:spacing w:after="10" w:before="0"/>
               <w:ind w:left="120"/>
             </w:pPr>
-            <w:hyperlink w:history="1" r:id="rId0jf_x4kp7vdez9z0l2ply">
+            <w:hyperlink w:history="1" r:id="rIdw-kndqsqp8qrfxn2vijcz">
               <w:r>
                 <w:rPr>
                   <w:rFonts w:ascii="Arial" w:cs="Arial" w:eastAsia="Arial" w:hAnsi="Arial"/>
@@ -17799,7 +17799,7 @@
         </w:rPr>
         <w:t xml:space="preserve">© 2026 SeaVuria and ARES. Aligned with KICD objectives. Developed by SeaVuria; technical implementation by ARES (with AI assistance from Claude). Licensed under </w:t>
       </w:r>
-      <w:hyperlink w:history="1" r:id="rIdhaku5undm7wkplhzhgen2">
+      <w:hyperlink w:history="1" r:id="rIdu8bx4w2ecy-4jakhuqq9k">
         <w:r>
           <w:rPr>
             <w:rFonts w:ascii="Arial" w:cs="Arial" w:eastAsia="Arial" w:hAnsi="Arial"/>
@@ -17820,7 +17820,7 @@
         </w:rPr>
         <w:t xml:space="preserve"> (</w:t>
       </w:r>
-      <w:hyperlink w:history="1" r:id="rIdrvryjqwkaxfh1vdp2r3io">
+      <w:hyperlink w:history="1" r:id="rIdzk-wve_m4hgm1dgfw0vtf">
         <w:r>
           <w:rPr>
             <w:rFonts w:ascii="Arial" w:cs="Arial" w:eastAsia="Arial" w:hAnsi="Arial"/>
@@ -18833,7 +18833,7 @@
             <w:pPr>
               <w:spacing w:after="20" w:before="0"/>
             </w:pPr>
-            <w:hyperlink w:history="1" r:id="rIdkzg6zuot3ffxoud-uo-cm">
+            <w:hyperlink w:history="1" r:id="rId6amev8st2btnbrpau3lqo">
               <w:r>
                 <w:rPr>
                   <w:rFonts w:ascii="Arial" w:cs="Arial" w:eastAsia="Arial" w:hAnsi="Arial"/>
@@ -18866,7 +18866,7 @@
               <w:spacing w:after="10" w:before="0"/>
               <w:ind w:left="120"/>
             </w:pPr>
-            <w:hyperlink w:history="1" r:id="rIdll5fxhp-ewzls51xosxxg">
+            <w:hyperlink w:history="1" r:id="rIdoj65pywqsc7r4olgmhm_8">
               <w:r>
                 <w:rPr>
                   <w:rFonts w:ascii="Arial" w:cs="Arial" w:eastAsia="Arial" w:hAnsi="Arial"/>
@@ -18911,7 +18911,7 @@
             <w:pPr>
               <w:spacing w:after="20" w:before="0"/>
             </w:pPr>
-            <w:hyperlink w:history="1" r:id="rIdy9q5-nhjdsujvzdaukhqe">
+            <w:hyperlink w:history="1" r:id="rIdyqpst58fbmwl7ar8fdd2u">
               <w:r>
                 <w:rPr>
                   <w:rFonts w:ascii="Arial" w:cs="Arial" w:eastAsia="Arial" w:hAnsi="Arial"/>
@@ -18944,7 +18944,7 @@
               <w:spacing w:after="10" w:before="0"/>
               <w:ind w:left="120"/>
             </w:pPr>
-            <w:hyperlink w:history="1" r:id="rIdlcxlrsciyn6irlv_edlrq">
+            <w:hyperlink w:history="1" r:id="rIdk1jr-lutnwosrhip9imu1">
               <w:r>
                 <w:rPr>
                   <w:rFonts w:ascii="Arial" w:cs="Arial" w:eastAsia="Arial" w:hAnsi="Arial"/>
@@ -19139,7 +19139,7 @@
             <w:pPr>
               <w:spacing w:after="20" w:before="0"/>
             </w:pPr>
-            <w:hyperlink w:history="1" r:id="rId-wxzrvrnizj7zpwqolosi">
+            <w:hyperlink w:history="1" r:id="rIdmbazcwglatjxx6t_zmzxs">
               <w:r>
                 <w:rPr>
                   <w:rFonts w:ascii="Arial" w:cs="Arial" w:eastAsia="Arial" w:hAnsi="Arial"/>
@@ -19172,7 +19172,7 @@
               <w:spacing w:after="10" w:before="0"/>
               <w:ind w:left="120"/>
             </w:pPr>
-            <w:hyperlink w:history="1" r:id="rIdpy4mtphg4tx3zmcs-sl-3">
+            <w:hyperlink w:history="1" r:id="rId5vvwkw3b8tnzfqkt8oolo">
               <w:r>
                 <w:rPr>
                   <w:rFonts w:ascii="Arial" w:cs="Arial" w:eastAsia="Arial" w:hAnsi="Arial"/>
@@ -19217,7 +19217,7 @@
             <w:pPr>
               <w:spacing w:after="20" w:before="0"/>
             </w:pPr>
-            <w:hyperlink w:history="1" r:id="rIdrgf8wgx4bklwwp1aexa9b">
+            <w:hyperlink w:history="1" r:id="rId2orjzi-ski5thffniwhsc">
               <w:r>
                 <w:rPr>
                   <w:rFonts w:ascii="Arial" w:cs="Arial" w:eastAsia="Arial" w:hAnsi="Arial"/>
@@ -19250,7 +19250,7 @@
               <w:spacing w:after="10" w:before="0"/>
               <w:ind w:left="120"/>
             </w:pPr>
-            <w:hyperlink w:history="1" r:id="rId7zew3oifls47d2hfb9fcm">
+            <w:hyperlink w:history="1" r:id="rIdiskj4bvbrtwklg3ulzrwf">
               <w:r>
                 <w:rPr>
                   <w:rFonts w:ascii="Arial" w:cs="Arial" w:eastAsia="Arial" w:hAnsi="Arial"/>
@@ -19445,7 +19445,7 @@
             <w:pPr>
               <w:spacing w:after="20" w:before="0"/>
             </w:pPr>
-            <w:hyperlink w:history="1" r:id="rId4dqtt81yf7l0ofocsws0w">
+            <w:hyperlink w:history="1" r:id="rIdrk9c5aj47qw0see0gh5kx">
               <w:r>
                 <w:rPr>
                   <w:rFonts w:ascii="Arial" w:cs="Arial" w:eastAsia="Arial" w:hAnsi="Arial"/>
@@ -19478,7 +19478,7 @@
               <w:spacing w:after="10" w:before="0"/>
               <w:ind w:left="120"/>
             </w:pPr>
-            <w:hyperlink w:history="1" r:id="rIdycchkixhac4t6c4z46y9z">
+            <w:hyperlink w:history="1" r:id="rIdqhidippqcwrweainmd3rm">
               <w:r>
                 <w:rPr>
                   <w:rFonts w:ascii="Arial" w:cs="Arial" w:eastAsia="Arial" w:hAnsi="Arial"/>
@@ -19523,7 +19523,7 @@
             <w:pPr>
               <w:spacing w:after="20" w:before="0"/>
             </w:pPr>
-            <w:hyperlink w:history="1" r:id="rId74jpkczubltw_vcwimny-">
+            <w:hyperlink w:history="1" r:id="rIdxxn9pag2moftauvnkqhpv">
               <w:r>
                 <w:rPr>
                   <w:rFonts w:ascii="Arial" w:cs="Arial" w:eastAsia="Arial" w:hAnsi="Arial"/>
@@ -19572,7 +19572,7 @@
               <w:spacing w:after="10" w:before="0"/>
               <w:ind w:left="120"/>
             </w:pPr>
-            <w:hyperlink w:history="1" r:id="rIdouppzkqra4qew6azoeuiw">
+            <w:hyperlink w:history="1" r:id="rIdjkt-nwalqwr8w8ujhvwen">
               <w:r>
                 <w:rPr>
                   <w:rFonts w:ascii="Arial" w:cs="Arial" w:eastAsia="Arial" w:hAnsi="Arial"/>
@@ -19767,7 +19767,7 @@
             <w:pPr>
               <w:spacing w:after="20" w:before="0"/>
             </w:pPr>
-            <w:hyperlink w:history="1" r:id="rIdjofs7_2n-a9apphc2ahcv">
+            <w:hyperlink w:history="1" r:id="rId4rfrepntwytaemdbbcs3e">
               <w:r>
                 <w:rPr>
                   <w:rFonts w:ascii="Arial" w:cs="Arial" w:eastAsia="Arial" w:hAnsi="Arial"/>
@@ -19800,7 +19800,7 @@
               <w:spacing w:after="10" w:before="0"/>
               <w:ind w:left="120"/>
             </w:pPr>
-            <w:hyperlink w:history="1" r:id="rIdfwwwx1jlayjipi3my1lmq">
+            <w:hyperlink w:history="1" r:id="rIdwfu9zwglk2uawea9f_lx3">
               <w:r>
                 <w:rPr>
                   <w:rFonts w:ascii="Arial" w:cs="Arial" w:eastAsia="Arial" w:hAnsi="Arial"/>
@@ -19845,7 +19845,7 @@
             <w:pPr>
               <w:spacing w:after="20" w:before="0"/>
             </w:pPr>
-            <w:hyperlink w:history="1" r:id="rId4hbuztyybiemys-oqjqdu">
+            <w:hyperlink w:history="1" r:id="rIdrxwtz4owolf9fmj9bihse">
               <w:r>
                 <w:rPr>
                   <w:rFonts w:ascii="Arial" w:cs="Arial" w:eastAsia="Arial" w:hAnsi="Arial"/>
@@ -19894,7 +19894,7 @@
               <w:spacing w:after="10" w:before="0"/>
               <w:ind w:left="120"/>
             </w:pPr>
-            <w:hyperlink w:history="1" r:id="rIdhopfwo0tfi_1vh5of18cy">
+            <w:hyperlink w:history="1" r:id="rIdpqi8yzuvhlooa2edmgzc_">
               <w:r>
                 <w:rPr>
                   <w:rFonts w:ascii="Arial" w:cs="Arial" w:eastAsia="Arial" w:hAnsi="Arial"/>
@@ -20089,7 +20089,7 @@
             <w:pPr>
               <w:spacing w:after="20" w:before="0"/>
             </w:pPr>
-            <w:hyperlink w:history="1" r:id="rIdmek5k-wt3ipaeyhbab32k">
+            <w:hyperlink w:history="1" r:id="rId7kz0tvh-ooktjcydgb486">
               <w:r>
                 <w:rPr>
                   <w:rFonts w:ascii="Arial" w:cs="Arial" w:eastAsia="Arial" w:hAnsi="Arial"/>
@@ -20138,7 +20138,7 @@
               <w:spacing w:after="10" w:before="0"/>
               <w:ind w:left="120"/>
             </w:pPr>
-            <w:hyperlink w:history="1" r:id="rId-jrehgnhcg0pnu5msoq_b">
+            <w:hyperlink w:history="1" r:id="rIdidpsfo5yrsziv5jpgbjtv">
               <w:r>
                 <w:rPr>
                   <w:rFonts w:ascii="Arial" w:cs="Arial" w:eastAsia="Arial" w:hAnsi="Arial"/>
@@ -20183,7 +20183,7 @@
             <w:pPr>
               <w:spacing w:after="20" w:before="0"/>
             </w:pPr>
-            <w:hyperlink w:history="1" r:id="rIdklippthtj18p0q4gpju6e">
+            <w:hyperlink w:history="1" r:id="rIduappb9gyvzv9szionobgh">
               <w:r>
                 <w:rPr>
                   <w:rFonts w:ascii="Arial" w:cs="Arial" w:eastAsia="Arial" w:hAnsi="Arial"/>
@@ -20232,7 +20232,7 @@
               <w:spacing w:after="10" w:before="0"/>
               <w:ind w:left="120"/>
             </w:pPr>
-            <w:hyperlink w:history="1" r:id="rId75xpnulie4z7bg2oqxbdc">
+            <w:hyperlink w:history="1" r:id="rIdppzje42oytbqdnm3_jmoi">
               <w:r>
                 <w:rPr>
                   <w:rFonts w:ascii="Arial" w:cs="Arial" w:eastAsia="Arial" w:hAnsi="Arial"/>
@@ -20858,7 +20858,7 @@
         </w:rPr>
         <w:t xml:space="preserve">© 2026 SeaVuria and ARES. Aligned with KICD objectives. Developed by SeaVuria; technical implementation by ARES (with AI assistance from Claude). Licensed under </w:t>
       </w:r>
-      <w:hyperlink w:history="1" r:id="rIdjx5tvaj34_p4xr-wnt2yj">
+      <w:hyperlink w:history="1" r:id="rIdqb6ylndbf4ikq9uipajwk">
         <w:r>
           <w:rPr>
             <w:rFonts w:ascii="Arial" w:cs="Arial" w:eastAsia="Arial" w:hAnsi="Arial"/>
@@ -20879,7 +20879,7 @@
         </w:rPr>
         <w:t xml:space="preserve"> (</w:t>
       </w:r>
-      <w:hyperlink w:history="1" r:id="rIdlny10qbw5a8etfces962l">
+      <w:hyperlink w:history="1" r:id="rIdsjgdchmp8lp80dyim8z9_">
         <w:r>
           <w:rPr>
             <w:rFonts w:ascii="Arial" w:cs="Arial" w:eastAsia="Arial" w:hAnsi="Arial"/>
@@ -21892,7 +21892,7 @@
             <w:pPr>
               <w:spacing w:after="20" w:before="0"/>
             </w:pPr>
-            <w:hyperlink w:history="1" r:id="rIdccdvm9_lbcot4rk5zy3gc">
+            <w:hyperlink w:history="1" r:id="rId15fk7oxxzn8ngcmpzsfup">
               <w:r>
                 <w:rPr>
                   <w:rFonts w:ascii="Arial" w:cs="Arial" w:eastAsia="Arial" w:hAnsi="Arial"/>
@@ -21925,7 +21925,7 @@
               <w:spacing w:after="10" w:before="0"/>
               <w:ind w:left="120"/>
             </w:pPr>
-            <w:hyperlink w:history="1" r:id="rIdgwb2tgtanfbl1qoq7-vdu">
+            <w:hyperlink w:history="1" r:id="rIdxk9khma_j-ew-gwzb5ue2">
               <w:r>
                 <w:rPr>
                   <w:rFonts w:ascii="Arial" w:cs="Arial" w:eastAsia="Arial" w:hAnsi="Arial"/>
@@ -21970,7 +21970,7 @@
             <w:pPr>
               <w:spacing w:after="20" w:before="0"/>
             </w:pPr>
-            <w:hyperlink w:history="1" r:id="rIdzog57exfcyh7qf1jsiksw">
+            <w:hyperlink w:history="1" r:id="rIdfckadixdv_nb_klqz9icf">
               <w:r>
                 <w:rPr>
                   <w:rFonts w:ascii="Arial" w:cs="Arial" w:eastAsia="Arial" w:hAnsi="Arial"/>
@@ -22019,7 +22019,7 @@
               <w:spacing w:after="10" w:before="0"/>
               <w:ind w:left="120"/>
             </w:pPr>
-            <w:hyperlink w:history="1" r:id="rIdj9bchhwekrzovjyygrsgr">
+            <w:hyperlink w:history="1" r:id="rIdjdcboyero5xd1eays49gi">
               <w:r>
                 <w:rPr>
                   <w:rFonts w:ascii="Arial" w:cs="Arial" w:eastAsia="Arial" w:hAnsi="Arial"/>
@@ -22214,7 +22214,7 @@
             <w:pPr>
               <w:spacing w:after="20" w:before="0"/>
             </w:pPr>
-            <w:hyperlink w:history="1" r:id="rId0yxmu3lbn3npdgaqrymf6">
+            <w:hyperlink w:history="1" r:id="rIdjpofsn6rt5nwjiyb74w2f">
               <w:r>
                 <w:rPr>
                   <w:rFonts w:ascii="Arial" w:cs="Arial" w:eastAsia="Arial" w:hAnsi="Arial"/>
@@ -22247,7 +22247,7 @@
               <w:spacing w:after="10" w:before="0"/>
               <w:ind w:left="120"/>
             </w:pPr>
-            <w:hyperlink w:history="1" r:id="rIdy2_dpigmmgtggc9a9ezxc">
+            <w:hyperlink w:history="1" r:id="rIdnikt9agmj_nmidepno1sw">
               <w:r>
                 <w:rPr>
                   <w:rFonts w:ascii="Arial" w:cs="Arial" w:eastAsia="Arial" w:hAnsi="Arial"/>
@@ -22292,7 +22292,7 @@
             <w:pPr>
               <w:spacing w:after="20" w:before="0"/>
             </w:pPr>
-            <w:hyperlink w:history="1" r:id="rIda6m_ygjxwy7n8oimtzwqp">
+            <w:hyperlink w:history="1" r:id="rIdwybvhlz64bdr0phesd7rn">
               <w:r>
                 <w:rPr>
                   <w:rFonts w:ascii="Arial" w:cs="Arial" w:eastAsia="Arial" w:hAnsi="Arial"/>
@@ -22341,7 +22341,7 @@
               <w:spacing w:after="10" w:before="0"/>
               <w:ind w:left="120"/>
             </w:pPr>
-            <w:hyperlink w:history="1" r:id="rIdzpescxtlpdnvde4x3pfym">
+            <w:hyperlink w:history="1" r:id="rIdasnkj_ohlxxtvesrzq6yn">
               <w:r>
                 <w:rPr>
                   <w:rFonts w:ascii="Arial" w:cs="Arial" w:eastAsia="Arial" w:hAnsi="Arial"/>
@@ -22536,7 +22536,7 @@
             <w:pPr>
               <w:spacing w:after="20" w:before="0"/>
             </w:pPr>
-            <w:hyperlink w:history="1" r:id="rIdzskih3gqpgolf93cbqc7y">
+            <w:hyperlink w:history="1" r:id="rIdx7ivkyjy3lgwil7js1yov">
               <w:r>
                 <w:rPr>
                   <w:rFonts w:ascii="Arial" w:cs="Arial" w:eastAsia="Arial" w:hAnsi="Arial"/>
@@ -22569,7 +22569,7 @@
               <w:spacing w:after="10" w:before="0"/>
               <w:ind w:left="120"/>
             </w:pPr>
-            <w:hyperlink w:history="1" r:id="rIduo7wzr7pesaiu17klzkwn">
+            <w:hyperlink w:history="1" r:id="rIdivzqsklaln7anztp3fwgy">
               <w:r>
                 <w:rPr>
                   <w:rFonts w:ascii="Arial" w:cs="Arial" w:eastAsia="Arial" w:hAnsi="Arial"/>
@@ -22614,7 +22614,7 @@
             <w:pPr>
               <w:spacing w:after="20" w:before="0"/>
             </w:pPr>
-            <w:hyperlink w:history="1" r:id="rId1-hrkfvl614xszfhsrq0j">
+            <w:hyperlink w:history="1" r:id="rId-swrfwhjhytay_22tt2jt">
               <w:r>
                 <w:rPr>
                   <w:rFonts w:ascii="Arial" w:cs="Arial" w:eastAsia="Arial" w:hAnsi="Arial"/>
@@ -22663,7 +22663,7 @@
               <w:spacing w:after="10" w:before="0"/>
               <w:ind w:left="120"/>
             </w:pPr>
-            <w:hyperlink w:history="1" r:id="rIdogfbzz6upbat53ebtcptk">
+            <w:hyperlink w:history="1" r:id="rIddrxlwzszmrpfu8udxaft2">
               <w:r>
                 <w:rPr>
                   <w:rFonts w:ascii="Arial" w:cs="Arial" w:eastAsia="Arial" w:hAnsi="Arial"/>
@@ -22858,7 +22858,7 @@
             <w:pPr>
               <w:spacing w:after="20" w:before="0"/>
             </w:pPr>
-            <w:hyperlink w:history="1" r:id="rIdvc9rizlnhcu7yazf6gcjo">
+            <w:hyperlink w:history="1" r:id="rIdt7oskzndg5ko5pr4cuy0n">
               <w:r>
                 <w:rPr>
                   <w:rFonts w:ascii="Arial" w:cs="Arial" w:eastAsia="Arial" w:hAnsi="Arial"/>
@@ -22891,7 +22891,7 @@
               <w:spacing w:after="10" w:before="0"/>
               <w:ind w:left="120"/>
             </w:pPr>
-            <w:hyperlink w:history="1" r:id="rIdzbcvnpcjounp9vmbaeyke">
+            <w:hyperlink w:history="1" r:id="rId0u4e4dqkwinjs7xphziic">
               <w:r>
                 <w:rPr>
                   <w:rFonts w:ascii="Arial" w:cs="Arial" w:eastAsia="Arial" w:hAnsi="Arial"/>
@@ -22936,7 +22936,7 @@
             <w:pPr>
               <w:spacing w:after="20" w:before="0"/>
             </w:pPr>
-            <w:hyperlink w:history="1" r:id="rIdhzvzpyhsxlyihsn5zh91p">
+            <w:hyperlink w:history="1" r:id="rIdupzpyuya-hi2kndn-mhcb">
               <w:r>
                 <w:rPr>
                   <w:rFonts w:ascii="Arial" w:cs="Arial" w:eastAsia="Arial" w:hAnsi="Arial"/>
@@ -22985,7 +22985,7 @@
               <w:spacing w:after="10" w:before="0"/>
               <w:ind w:left="120"/>
             </w:pPr>
-            <w:hyperlink w:history="1" r:id="rIdi6w3zjpxmbfjtjs2zqhcs">
+            <w:hyperlink w:history="1" r:id="rIdnmzwolkylwd_vczszlez6">
               <w:r>
                 <w:rPr>
                   <w:rFonts w:ascii="Arial" w:cs="Arial" w:eastAsia="Arial" w:hAnsi="Arial"/>
@@ -23180,7 +23180,7 @@
             <w:pPr>
               <w:spacing w:after="20" w:before="0"/>
             </w:pPr>
-            <w:hyperlink w:history="1" r:id="rIdktuqrli_uwvv49tdriqzr">
+            <w:hyperlink w:history="1" r:id="rIdcer3aejp3xppgg6ckce2v">
               <w:r>
                 <w:rPr>
                   <w:rFonts w:ascii="Arial" w:cs="Arial" w:eastAsia="Arial" w:hAnsi="Arial"/>
@@ -23229,7 +23229,7 @@
               <w:spacing w:after="10" w:before="0"/>
               <w:ind w:left="120"/>
             </w:pPr>
-            <w:hyperlink w:history="1" r:id="rIdu8l0guqyjpycurldqb-d3">
+            <w:hyperlink w:history="1" r:id="rIdiyv-8jzncmdbly1jasbsy">
               <w:r>
                 <w:rPr>
                   <w:rFonts w:ascii="Arial" w:cs="Arial" w:eastAsia="Arial" w:hAnsi="Arial"/>
@@ -23274,7 +23274,7 @@
             <w:pPr>
               <w:spacing w:after="20" w:before="0"/>
             </w:pPr>
-            <w:hyperlink w:history="1" r:id="rId08qodhfhxha9gbsahmc-8">
+            <w:hyperlink w:history="1" r:id="rIdug54shcoor6crad4fye7u">
               <w:r>
                 <w:rPr>
                   <w:rFonts w:ascii="Arial" w:cs="Arial" w:eastAsia="Arial" w:hAnsi="Arial"/>
@@ -23323,7 +23323,7 @@
               <w:spacing w:after="10" w:before="0"/>
               <w:ind w:left="120"/>
             </w:pPr>
-            <w:hyperlink w:history="1" r:id="rId7stoeww7kgnkp-bprtozx">
+            <w:hyperlink w:history="1" r:id="rId39slypzn7yjp5mrtoyw5v">
               <w:r>
                 <w:rPr>
                   <w:rFonts w:ascii="Arial" w:cs="Arial" w:eastAsia="Arial" w:hAnsi="Arial"/>
@@ -23968,7 +23968,7 @@
         </w:rPr>
         <w:t xml:space="preserve">© 2026 SeaVuria and ARES. Aligned with KICD objectives. Developed by SeaVuria; technical implementation by ARES (with AI assistance from Claude). Licensed under </w:t>
       </w:r>
-      <w:hyperlink w:history="1" r:id="rIdmik1djsapnfw5rgvitsoa">
+      <w:hyperlink w:history="1" r:id="rIddro_tnjfipw_kawaw1qyi">
         <w:r>
           <w:rPr>
             <w:rFonts w:ascii="Arial" w:cs="Arial" w:eastAsia="Arial" w:hAnsi="Arial"/>
@@ -23989,7 +23989,7 @@
         </w:rPr>
         <w:t xml:space="preserve"> (</w:t>
       </w:r>
-      <w:hyperlink w:history="1" r:id="rIdue5zjh0shxs2l9of7w09j">
+      <w:hyperlink w:history="1" r:id="rIdi4f5feu8vo2qreimlshan">
         <w:r>
           <w:rPr>
             <w:rFonts w:ascii="Arial" w:cs="Arial" w:eastAsia="Arial" w:hAnsi="Arial"/>
@@ -25002,7 +25002,7 @@
             <w:pPr>
               <w:spacing w:after="20" w:before="0"/>
             </w:pPr>
-            <w:hyperlink w:history="1" r:id="rId3y6g1ueidvlbqie-ielui">
+            <w:hyperlink w:history="1" r:id="rIdudvnjw6bnedvegrxnffg2">
               <w:r>
                 <w:rPr>
                   <w:rFonts w:ascii="Arial" w:cs="Arial" w:eastAsia="Arial" w:hAnsi="Arial"/>
@@ -25035,7 +25035,7 @@
               <w:spacing w:after="10" w:before="0"/>
               <w:ind w:left="120"/>
             </w:pPr>
-            <w:hyperlink w:history="1" r:id="rIdxdrxvxel0sqqn0ugexgdh">
+            <w:hyperlink w:history="1" r:id="rIdhpmf3xbld-ngnhuxzljrs">
               <w:r>
                 <w:rPr>
                   <w:rFonts w:ascii="Arial" w:cs="Arial" w:eastAsia="Arial" w:hAnsi="Arial"/>
@@ -25080,7 +25080,7 @@
             <w:pPr>
               <w:spacing w:after="20" w:before="0"/>
             </w:pPr>
-            <w:hyperlink w:history="1" r:id="rIdvfkt1cx9pfg_ws63idu0c">
+            <w:hyperlink w:history="1" r:id="rIdwv28mkthnvyumt1ysmbgh">
               <w:r>
                 <w:rPr>
                   <w:rFonts w:ascii="Arial" w:cs="Arial" w:eastAsia="Arial" w:hAnsi="Arial"/>
@@ -25129,7 +25129,7 @@
               <w:spacing w:after="10" w:before="0"/>
               <w:ind w:left="120"/>
             </w:pPr>
-            <w:hyperlink w:history="1" r:id="rIdbyz_ytrphoycl-1kcubg6">
+            <w:hyperlink w:history="1" r:id="rId5t9chdgc10w-p_qrfxn1c">
               <w:r>
                 <w:rPr>
                   <w:rFonts w:ascii="Arial" w:cs="Arial" w:eastAsia="Arial" w:hAnsi="Arial"/>
@@ -25324,7 +25324,7 @@
             <w:pPr>
               <w:spacing w:after="20" w:before="0"/>
             </w:pPr>
-            <w:hyperlink w:history="1" r:id="rIdelk-j6lspbgukkceta7xy">
+            <w:hyperlink w:history="1" r:id="rIdcmnod9ietttswknanke1x">
               <w:r>
                 <w:rPr>
                   <w:rFonts w:ascii="Arial" w:cs="Arial" w:eastAsia="Arial" w:hAnsi="Arial"/>
@@ -25357,7 +25357,7 @@
               <w:spacing w:after="10" w:before="0"/>
               <w:ind w:left="120"/>
             </w:pPr>
-            <w:hyperlink w:history="1" r:id="rIdgybb1soduye5cyf0tc6at">
+            <w:hyperlink w:history="1" r:id="rIdihkexrma4u7em14u1c27p">
               <w:r>
                 <w:rPr>
                   <w:rFonts w:ascii="Arial" w:cs="Arial" w:eastAsia="Arial" w:hAnsi="Arial"/>
@@ -25402,7 +25402,7 @@
             <w:pPr>
               <w:spacing w:after="20" w:before="0"/>
             </w:pPr>
-            <w:hyperlink w:history="1" r:id="rIdiq_yera7bsijhq5calddy">
+            <w:hyperlink w:history="1" r:id="rIdyc4skbasf2uqbohm7mdak">
               <w:r>
                 <w:rPr>
                   <w:rFonts w:ascii="Arial" w:cs="Arial" w:eastAsia="Arial" w:hAnsi="Arial"/>
@@ -25451,7 +25451,7 @@
               <w:spacing w:after="10" w:before="0"/>
               <w:ind w:left="120"/>
             </w:pPr>
-            <w:hyperlink w:history="1" r:id="rId-klucmvmkc_0mkww0sedo">
+            <w:hyperlink w:history="1" r:id="rIdadrz4tth3tkzu662zwqjp">
               <w:r>
                 <w:rPr>
                   <w:rFonts w:ascii="Arial" w:cs="Arial" w:eastAsia="Arial" w:hAnsi="Arial"/>
@@ -25646,7 +25646,7 @@
             <w:pPr>
               <w:spacing w:after="20" w:before="0"/>
             </w:pPr>
-            <w:hyperlink w:history="1" r:id="rIdpzeqhcnjujq9lq761tbaz">
+            <w:hyperlink w:history="1" r:id="rIdrkg6bhofk4zyaem_o8ohi">
               <w:r>
                 <w:rPr>
                   <w:rFonts w:ascii="Arial" w:cs="Arial" w:eastAsia="Arial" w:hAnsi="Arial"/>
@@ -25679,7 +25679,7 @@
               <w:spacing w:after="10" w:before="0"/>
               <w:ind w:left="120"/>
             </w:pPr>
-            <w:hyperlink w:history="1" r:id="rIdlmfxx3h2jsqjmefiudvwu">
+            <w:hyperlink w:history="1" r:id="rIdepxbbmqcnglucxks1piyd">
               <w:r>
                 <w:rPr>
                   <w:rFonts w:ascii="Arial" w:cs="Arial" w:eastAsia="Arial" w:hAnsi="Arial"/>
@@ -25724,7 +25724,7 @@
             <w:pPr>
               <w:spacing w:after="20" w:before="0"/>
             </w:pPr>
-            <w:hyperlink w:history="1" r:id="rId_ue3xnq8qh_u5uwwnvsnz">
+            <w:hyperlink w:history="1" r:id="rId6j1rmotlummlybyw5g5ky">
               <w:r>
                 <w:rPr>
                   <w:rFonts w:ascii="Arial" w:cs="Arial" w:eastAsia="Arial" w:hAnsi="Arial"/>
@@ -25773,7 +25773,7 @@
               <w:spacing w:after="10" w:before="0"/>
               <w:ind w:left="120"/>
             </w:pPr>
-            <w:hyperlink w:history="1" r:id="rIdelmdsbohfigimmrtkvcsr">
+            <w:hyperlink w:history="1" r:id="rIdqse0albd1ovow0fusf0jl">
               <w:r>
                 <w:rPr>
                   <w:rFonts w:ascii="Arial" w:cs="Arial" w:eastAsia="Arial" w:hAnsi="Arial"/>
@@ -25968,7 +25968,7 @@
             <w:pPr>
               <w:spacing w:after="20" w:before="0"/>
             </w:pPr>
-            <w:hyperlink w:history="1" r:id="rIddm0ltwd0qvwmm_2izectj">
+            <w:hyperlink w:history="1" r:id="rIdxatsqndnk86opvjevdho9">
               <w:r>
                 <w:rPr>
                   <w:rFonts w:ascii="Arial" w:cs="Arial" w:eastAsia="Arial" w:hAnsi="Arial"/>
@@ -26001,7 +26001,7 @@
               <w:spacing w:after="10" w:before="0"/>
               <w:ind w:left="120"/>
             </w:pPr>
-            <w:hyperlink w:history="1" r:id="rIdjtvtof8-iwhfnz4y9bhat">
+            <w:hyperlink w:history="1" r:id="rIdvpbax0j3wiwbtn__qsnwo">
               <w:r>
                 <w:rPr>
                   <w:rFonts w:ascii="Arial" w:cs="Arial" w:eastAsia="Arial" w:hAnsi="Arial"/>
@@ -26046,7 +26046,7 @@
             <w:pPr>
               <w:spacing w:after="20" w:before="0"/>
             </w:pPr>
-            <w:hyperlink w:history="1" r:id="rIdf84hyd2gz09scom54ahfy">
+            <w:hyperlink w:history="1" r:id="rIdjymaiwhecnol0us7la1tf">
               <w:r>
                 <w:rPr>
                   <w:rFonts w:ascii="Arial" w:cs="Arial" w:eastAsia="Arial" w:hAnsi="Arial"/>
@@ -26095,7 +26095,7 @@
               <w:spacing w:after="10" w:before="0"/>
               <w:ind w:left="120"/>
             </w:pPr>
-            <w:hyperlink w:history="1" r:id="rIdvjfegctochzlbwv0m-e4d">
+            <w:hyperlink w:history="1" r:id="rIdwqrw8phbwvm9drqo0xsj9">
               <w:r>
                 <w:rPr>
                   <w:rFonts w:ascii="Arial" w:cs="Arial" w:eastAsia="Arial" w:hAnsi="Arial"/>
@@ -26290,7 +26290,7 @@
             <w:pPr>
               <w:spacing w:after="20" w:before="0"/>
             </w:pPr>
-            <w:hyperlink w:history="1" r:id="rIdkuwcliicvqqexdqysresd">
+            <w:hyperlink w:history="1" r:id="rIddidabui2idbopkh5b1aio">
               <w:r>
                 <w:rPr>
                   <w:rFonts w:ascii="Arial" w:cs="Arial" w:eastAsia="Arial" w:hAnsi="Arial"/>
@@ -26323,7 +26323,7 @@
               <w:spacing w:after="10" w:before="0"/>
               <w:ind w:left="120"/>
             </w:pPr>
-            <w:hyperlink w:history="1" r:id="rIdtkrqbmml82ueis1wwihi4">
+            <w:hyperlink w:history="1" r:id="rIdyui791evyqqze_fddxsyt">
               <w:r>
                 <w:rPr>
                   <w:rFonts w:ascii="Arial" w:cs="Arial" w:eastAsia="Arial" w:hAnsi="Arial"/>
@@ -26368,7 +26368,7 @@
             <w:pPr>
               <w:spacing w:after="20" w:before="0"/>
             </w:pPr>
-            <w:hyperlink w:history="1" r:id="rIddgebjorubbqexboj3poze">
+            <w:hyperlink w:history="1" r:id="rIdxwmnqmss3ajnccrng8snr">
               <w:r>
                 <w:rPr>
                   <w:rFonts w:ascii="Arial" w:cs="Arial" w:eastAsia="Arial" w:hAnsi="Arial"/>
@@ -26417,7 +26417,7 @@
               <w:spacing w:after="10" w:before="0"/>
               <w:ind w:left="120"/>
             </w:pPr>
-            <w:hyperlink w:history="1" r:id="rIdmsetoyfhkzoldpoxpakys">
+            <w:hyperlink w:history="1" r:id="rIdrb1yzrmh5u9hvy5tahocz">
               <w:r>
                 <w:rPr>
                   <w:rFonts w:ascii="Arial" w:cs="Arial" w:eastAsia="Arial" w:hAnsi="Arial"/>
@@ -26929,7 +26929,7 @@
         </w:rPr>
         <w:t xml:space="preserve">© 2026 SeaVuria and ARES. Aligned with KICD objectives. Developed by SeaVuria; technical implementation by ARES (with AI assistance from Claude). Licensed under </w:t>
       </w:r>
-      <w:hyperlink w:history="1" r:id="rIdwq9k1-cni4dd1gxyqzrh8">
+      <w:hyperlink w:history="1" r:id="rIdt02w-bqtbqk0vmpfsgocl">
         <w:r>
           <w:rPr>
             <w:rFonts w:ascii="Arial" w:cs="Arial" w:eastAsia="Arial" w:hAnsi="Arial"/>
@@ -26950,7 +26950,7 @@
         </w:rPr>
         <w:t xml:space="preserve"> (</w:t>
       </w:r>
-      <w:hyperlink w:history="1" r:id="rIdirn6w3v0urtbvs768zgsu">
+      <w:hyperlink w:history="1" r:id="rIdpa2qdqsv0rshtvmjniwmi">
         <w:r>
           <w:rPr>
             <w:rFonts w:ascii="Arial" w:cs="Arial" w:eastAsia="Arial" w:hAnsi="Arial"/>

--- a/data/outputs/v2/General_Science/SS3.4_Magnetism_and_Electromagnetic_Induction/General_Science_Magnetism_and_Electromagnetic_Induction_CBE_LessonSequence.docx
+++ b/data/outputs/v2/General_Science/SS3.4_Magnetism_and_Electromagnetic_Induction/General_Science_Magnetism_and_Electromagnetic_Induction_CBE_LessonSequence.docx
@@ -2325,7 +2325,7 @@
         </w:rPr>
         <w:t xml:space="preserve">© 2026 SeaVuria and ARES. This work is licensed under a </w:t>
       </w:r>
-      <w:hyperlink w:history="1" r:id="rId3rmx94f55shzwn8jyyidd">
+      <w:hyperlink w:history="1" r:id="rIdjmsxn-wr7ztglye-0x_50">
         <w:r>
           <w:rPr>
             <w:rFonts w:ascii="Arial" w:cs="Arial" w:eastAsia="Arial" w:hAnsi="Arial"/>
@@ -2345,7 +2345,7 @@
         </w:rPr>
         <w:t xml:space="preserve"> (</w:t>
       </w:r>
-      <w:hyperlink w:history="1" r:id="rIdgr_m_wshx7lqb40r4vah0">
+      <w:hyperlink w:history="1" r:id="rId-7hvxhi1z4awy6ulokxpm">
         <w:r>
           <w:rPr>
             <w:rFonts w:ascii="Arial" w:cs="Arial" w:eastAsia="Arial" w:hAnsi="Arial"/>
@@ -2365,7 +2365,7 @@
         </w:rPr>
         <w:t xml:space="preserve">). To view a copy of this license, visit </w:t>
       </w:r>
-      <w:hyperlink w:history="1" r:id="rId1sqcm6qtryffztf3cbwyk">
+      <w:hyperlink w:history="1" r:id="rIdoc2cilto6akvmozifxsyk">
         <w:r>
           <w:rPr>
             <w:rFonts w:ascii="Arial" w:cs="Arial" w:eastAsia="Arial" w:hAnsi="Arial"/>
@@ -3377,7 +3377,7 @@
             <w:pPr>
               <w:spacing w:after="20" w:before="0"/>
             </w:pPr>
-            <w:hyperlink w:history="1" r:id="rIdnkzrujzlnjnvmjjqu-v_h">
+            <w:hyperlink w:history="1" r:id="rIdipo6eitiyr4a3l11xfzv4">
               <w:r>
                 <w:rPr>
                   <w:rFonts w:ascii="Arial" w:cs="Arial" w:eastAsia="Arial" w:hAnsi="Arial"/>
@@ -3426,7 +3426,7 @@
               <w:spacing w:after="10" w:before="0"/>
               <w:ind w:left="120"/>
             </w:pPr>
-            <w:hyperlink w:history="1" r:id="rId1fj5n4hpierinaoe0c_rt">
+            <w:hyperlink w:history="1" r:id="rIdo9pb2qtgbx6zzwa_gip6f">
               <w:r>
                 <w:rPr>
                   <w:rFonts w:ascii="Arial" w:cs="Arial" w:eastAsia="Arial" w:hAnsi="Arial"/>
@@ -3488,7 +3488,7 @@
               <w:spacing w:after="10" w:before="0"/>
               <w:ind w:left="120"/>
             </w:pPr>
-            <w:hyperlink w:history="1" r:id="rIdeqldaigsqzbhgeaptemzj">
+            <w:hyperlink w:history="1" r:id="rId0-vryvx_2fvpwg2fdk1ak">
               <w:r>
                 <w:rPr>
                   <w:rFonts w:ascii="Arial" w:cs="Arial" w:eastAsia="Arial" w:hAnsi="Arial"/>
@@ -3698,7 +3698,7 @@
             <w:pPr>
               <w:spacing w:after="20" w:before="0"/>
             </w:pPr>
-            <w:hyperlink w:history="1" r:id="rIdrk_mfvwzlgjrxwdxh_tsy">
+            <w:hyperlink w:history="1" r:id="rIdy4dyzbacy_z_izhv9uubc">
               <w:r>
                 <w:rPr>
                   <w:rFonts w:ascii="Arial" w:cs="Arial" w:eastAsia="Arial" w:hAnsi="Arial"/>
@@ -3747,7 +3747,7 @@
               <w:spacing w:after="10" w:before="0"/>
               <w:ind w:left="120"/>
             </w:pPr>
-            <w:hyperlink w:history="1" r:id="rIdhc7rkegoqfrywiit66e7h">
+            <w:hyperlink w:history="1" r:id="rIdj8utht97xb296ssznnu1k">
               <w:r>
                 <w:rPr>
                   <w:rFonts w:ascii="Arial" w:cs="Arial" w:eastAsia="Arial" w:hAnsi="Arial"/>
@@ -3809,7 +3809,7 @@
               <w:spacing w:after="10" w:before="0"/>
               <w:ind w:left="120"/>
             </w:pPr>
-            <w:hyperlink w:history="1" r:id="rIdzz9aadtepo1svax0tblr9">
+            <w:hyperlink w:history="1" r:id="rIdqbn8negzikd5e4zlbkovs">
               <w:r>
                 <w:rPr>
                   <w:rFonts w:ascii="Arial" w:cs="Arial" w:eastAsia="Arial" w:hAnsi="Arial"/>
@@ -4019,7 +4019,7 @@
             <w:pPr>
               <w:spacing w:after="20" w:before="0"/>
             </w:pPr>
-            <w:hyperlink w:history="1" r:id="rIdg9zclin-3b7cxj4dsubjt">
+            <w:hyperlink w:history="1" r:id="rIdnrfywkpan8wifsmjwz4bo">
               <w:r>
                 <w:rPr>
                   <w:rFonts w:ascii="Arial" w:cs="Arial" w:eastAsia="Arial" w:hAnsi="Arial"/>
@@ -4068,7 +4068,7 @@
               <w:spacing w:after="10" w:before="0"/>
               <w:ind w:left="120"/>
             </w:pPr>
-            <w:hyperlink w:history="1" r:id="rIdevdukego1zk6qfk9pfe_v">
+            <w:hyperlink w:history="1" r:id="rIdq6x84kup64cg6djrpmcej">
               <w:r>
                 <w:rPr>
                   <w:rFonts w:ascii="Arial" w:cs="Arial" w:eastAsia="Arial" w:hAnsi="Arial"/>
@@ -4130,7 +4130,7 @@
               <w:spacing w:after="10" w:before="0"/>
               <w:ind w:left="120"/>
             </w:pPr>
-            <w:hyperlink w:history="1" r:id="rId2t53hwyuvgoxu-8pr2hb-">
+            <w:hyperlink w:history="1" r:id="rIdeqg3er4xsdxcviyap9oc1">
               <w:r>
                 <w:rPr>
                   <w:rFonts w:ascii="Arial" w:cs="Arial" w:eastAsia="Arial" w:hAnsi="Arial"/>
@@ -4340,7 +4340,7 @@
             <w:pPr>
               <w:spacing w:after="20" w:before="0"/>
             </w:pPr>
-            <w:hyperlink w:history="1" r:id="rId-vzdokprhib7qui_pdawh">
+            <w:hyperlink w:history="1" r:id="rIdb1jn1a2ywh8knpjkdj0ui">
               <w:r>
                 <w:rPr>
                   <w:rFonts w:ascii="Arial" w:cs="Arial" w:eastAsia="Arial" w:hAnsi="Arial"/>
@@ -4389,7 +4389,7 @@
               <w:spacing w:after="10" w:before="0"/>
               <w:ind w:left="120"/>
             </w:pPr>
-            <w:hyperlink w:history="1" r:id="rIdnuahyf0w-1tjlpf1faxgp">
+            <w:hyperlink w:history="1" r:id="rId7vazmbp6zi-t6dkgia47b">
               <w:r>
                 <w:rPr>
                   <w:rFonts w:ascii="Arial" w:cs="Arial" w:eastAsia="Arial" w:hAnsi="Arial"/>
@@ -4451,7 +4451,7 @@
               <w:spacing w:after="10" w:before="0"/>
               <w:ind w:left="120"/>
             </w:pPr>
-            <w:hyperlink w:history="1" r:id="rIdv1-k_8nggmoq_yb9oxiab">
+            <w:hyperlink w:history="1" r:id="rId4ryajpfrgvxz1gcidotvi">
               <w:r>
                 <w:rPr>
                   <w:rFonts w:ascii="Arial" w:cs="Arial" w:eastAsia="Arial" w:hAnsi="Arial"/>
@@ -4661,7 +4661,7 @@
             <w:pPr>
               <w:spacing w:after="20" w:before="0"/>
             </w:pPr>
-            <w:hyperlink w:history="1" r:id="rIdqygptbzrjm9seo1gkuj7p">
+            <w:hyperlink w:history="1" r:id="rIdqubyrn7fmnjw02fgdmdce">
               <w:r>
                 <w:rPr>
                   <w:rFonts w:ascii="Arial" w:cs="Arial" w:eastAsia="Arial" w:hAnsi="Arial"/>
@@ -4710,7 +4710,7 @@
               <w:spacing w:after="10" w:before="0"/>
               <w:ind w:left="120"/>
             </w:pPr>
-            <w:hyperlink w:history="1" r:id="rIdj_as0rldos0waw22ry_rx">
+            <w:hyperlink w:history="1" r:id="rIdf6me8yjwqccgiamzifhzm">
               <w:r>
                 <w:rPr>
                   <w:rFonts w:ascii="Arial" w:cs="Arial" w:eastAsia="Arial" w:hAnsi="Arial"/>
@@ -4772,7 +4772,7 @@
               <w:spacing w:after="10" w:before="0"/>
               <w:ind w:left="120"/>
             </w:pPr>
-            <w:hyperlink w:history="1" r:id="rIdscuapfiwrwzb24epyqakz">
+            <w:hyperlink w:history="1" r:id="rIdpwtr5zfpm4empb65dybpp">
               <w:r>
                 <w:rPr>
                   <w:rFonts w:ascii="Arial" w:cs="Arial" w:eastAsia="Arial" w:hAnsi="Arial"/>
@@ -5325,7 +5325,7 @@
                 <w:sz w:val="18"/>
                 <w:szCs w:val="18"/>
               </w:rPr>
-              <w:t xml:space="preserve">Soft iron can be magnetised by three methods: (1) STROKING — repeated unidirectional strokes with one pole of a bar magnet physically align the magnetic domains in the iron; (2) ELECTRICAL (solenoid) — passing an electric current through a coil wound around the iron creates a magnetic field that aligns the domains (this produces an electromagnet — temporary); (3) INDUCTION — placing the iron close to a strong magnet allows the external field to align domains without contact (produces the weakest permanent magnet of the three). Magnetic domains are regions of aligned atomic magnets; an unmagnetised piece of iron has randomly oriented domains. A magnet is essential inside any generator or dynamo — without it, no electromagnetic induction can occur.</w:t>
+              <w:t xml:space="preserve">Soft iron can be magnetised by three methods: (1) STROKING — repeated unidirectional strokes with one pole of a bar magnet physically align the magnetic domains in the iron; (2) ELECTRICAL (solenoid) — passing an electric current through a coil wound around the iron creates a magnetic field that aligns the domains (this produces an electromagnet — temporary); (3) INDUCTION — placing the iron close to a strong magnet allows the external field to align domains without contact (produces the weakest magnet of the three; in soft iron this induced magnetism is temporary and is mostly lost once the magnet is removed). Magnetic domains are regions of aligned atomic magnets; an unmagnetised piece of iron has randomly oriented domains. A magnet is essential inside any generator or dynamo — without it, no electromagnetic induction can occur.</w:t>
             </w:r>
           </w:p>
         </w:tc>
@@ -5413,7 +5413,7 @@
         </w:rPr>
         <w:t xml:space="preserve">© 2026 SeaVuria and ARES. Aligned with KICD objectives. Developed by SeaVuria; technical implementation by ARES (with AI assistance from Claude). Licensed under </w:t>
       </w:r>
-      <w:hyperlink w:history="1" r:id="rIdht47fonq0icsg3cfhrjsg">
+      <w:hyperlink w:history="1" r:id="rIdhkizflqc69xk4shqfcs4b">
         <w:r>
           <w:rPr>
             <w:rFonts w:ascii="Arial" w:cs="Arial" w:eastAsia="Arial" w:hAnsi="Arial"/>
@@ -5434,7 +5434,7 @@
         </w:rPr>
         <w:t xml:space="preserve"> (</w:t>
       </w:r>
-      <w:hyperlink w:history="1" r:id="rIdy1ctp8p_cx-5n2mcllvax">
+      <w:hyperlink w:history="1" r:id="rIdyxsldmrqme-mcofffpkix">
         <w:r>
           <w:rPr>
             <w:rFonts w:ascii="Arial" w:cs="Arial" w:eastAsia="Arial" w:hAnsi="Arial"/>
@@ -6447,7 +6447,7 @@
             <w:pPr>
               <w:spacing w:after="20" w:before="0"/>
             </w:pPr>
-            <w:hyperlink w:history="1" r:id="rIdj5porym-l2dgg46ttfyva">
+            <w:hyperlink w:history="1" r:id="rIdb8uwi2llm8ydc5rskp_o3">
               <w:r>
                 <w:rPr>
                   <w:rFonts w:ascii="Arial" w:cs="Arial" w:eastAsia="Arial" w:hAnsi="Arial"/>
@@ -6496,7 +6496,7 @@
               <w:spacing w:after="10" w:before="0"/>
               <w:ind w:left="120"/>
             </w:pPr>
-            <w:hyperlink w:history="1" r:id="rIdu-ssxiigwucjj0b26uwap">
+            <w:hyperlink w:history="1" r:id="rIddmhy4gg9wa_pvwlrf4wry">
               <w:r>
                 <w:rPr>
                   <w:rFonts w:ascii="Arial" w:cs="Arial" w:eastAsia="Arial" w:hAnsi="Arial"/>
@@ -6541,7 +6541,7 @@
             <w:pPr>
               <w:spacing w:after="20" w:before="0"/>
             </w:pPr>
-            <w:hyperlink w:history="1" r:id="rIdw9cajxzwxnw2jqhzuhnei">
+            <w:hyperlink w:history="1" r:id="rIddrv3tzkgu5nsg_oita4gn">
               <w:r>
                 <w:rPr>
                   <w:rFonts w:ascii="Arial" w:cs="Arial" w:eastAsia="Arial" w:hAnsi="Arial"/>
@@ -6590,7 +6590,7 @@
               <w:spacing w:after="10" w:before="0"/>
               <w:ind w:left="120"/>
             </w:pPr>
-            <w:hyperlink w:history="1" r:id="rIdffzqou5ne2dn8rljhks3y">
+            <w:hyperlink w:history="1" r:id="rIdx9oz3r_l8m-j4z-d5eekh">
               <w:r>
                 <w:rPr>
                   <w:rFonts w:ascii="Arial" w:cs="Arial" w:eastAsia="Arial" w:hAnsi="Arial"/>
@@ -6785,7 +6785,7 @@
             <w:pPr>
               <w:spacing w:after="20" w:before="0"/>
             </w:pPr>
-            <w:hyperlink w:history="1" r:id="rIdqvkfg5zrkg46o8pbhxhez">
+            <w:hyperlink w:history="1" r:id="rIdrofeiyqfg41-f_0qcpnss">
               <w:r>
                 <w:rPr>
                   <w:rFonts w:ascii="Arial" w:cs="Arial" w:eastAsia="Arial" w:hAnsi="Arial"/>
@@ -6834,7 +6834,7 @@
               <w:spacing w:after="10" w:before="0"/>
               <w:ind w:left="120"/>
             </w:pPr>
-            <w:hyperlink w:history="1" r:id="rIdkg9bwah_4s8rlvdojlwv4">
+            <w:hyperlink w:history="1" r:id="rIdu2y2st2xjww3f-pzdlk8b">
               <w:r>
                 <w:rPr>
                   <w:rFonts w:ascii="Arial" w:cs="Arial" w:eastAsia="Arial" w:hAnsi="Arial"/>
@@ -6879,7 +6879,7 @@
             <w:pPr>
               <w:spacing w:after="20" w:before="0"/>
             </w:pPr>
-            <w:hyperlink w:history="1" r:id="rIdtdhjekhpswdqil8mcfpam">
+            <w:hyperlink w:history="1" r:id="rIdokpntvor7khy8vn2mebc2">
               <w:r>
                 <w:rPr>
                   <w:rFonts w:ascii="Arial" w:cs="Arial" w:eastAsia="Arial" w:hAnsi="Arial"/>
@@ -6928,7 +6928,7 @@
               <w:spacing w:after="10" w:before="0"/>
               <w:ind w:left="120"/>
             </w:pPr>
-            <w:hyperlink w:history="1" r:id="rIdvlqr-ehgbfxdha6jhbc8n">
+            <w:hyperlink w:history="1" r:id="rIdozp9ailzsyutuhi4bmggt">
               <w:r>
                 <w:rPr>
                   <w:rFonts w:ascii="Arial" w:cs="Arial" w:eastAsia="Arial" w:hAnsi="Arial"/>
@@ -7123,7 +7123,7 @@
             <w:pPr>
               <w:spacing w:after="20" w:before="0"/>
             </w:pPr>
-            <w:hyperlink w:history="1" r:id="rId1a7voh8zczo3fimditlck">
+            <w:hyperlink w:history="1" r:id="rIda2e2x8v6ynbkmtxnyv0wa">
               <w:r>
                 <w:rPr>
                   <w:rFonts w:ascii="Arial" w:cs="Arial" w:eastAsia="Arial" w:hAnsi="Arial"/>
@@ -7172,7 +7172,7 @@
               <w:spacing w:after="10" w:before="0"/>
               <w:ind w:left="120"/>
             </w:pPr>
-            <w:hyperlink w:history="1" r:id="rIdonpb1hvzl2rvfboluufs6">
+            <w:hyperlink w:history="1" r:id="rId-sy9n8tt3g65kdstkiphw">
               <w:r>
                 <w:rPr>
                   <w:rFonts w:ascii="Arial" w:cs="Arial" w:eastAsia="Arial" w:hAnsi="Arial"/>
@@ -7217,7 +7217,7 @@
             <w:pPr>
               <w:spacing w:after="20" w:before="0"/>
             </w:pPr>
-            <w:hyperlink w:history="1" r:id="rIdjihdswwihddw70vmpzv2c">
+            <w:hyperlink w:history="1" r:id="rIdpkl_rn94znycwtpe310no">
               <w:r>
                 <w:rPr>
                   <w:rFonts w:ascii="Arial" w:cs="Arial" w:eastAsia="Arial" w:hAnsi="Arial"/>
@@ -7266,7 +7266,7 @@
               <w:spacing w:after="10" w:before="0"/>
               <w:ind w:left="120"/>
             </w:pPr>
-            <w:hyperlink w:history="1" r:id="rIdcwnrv4nqglmx_mms_pa16">
+            <w:hyperlink w:history="1" r:id="rIdpwcymkrgbx95d-su2ke4b">
               <w:r>
                 <w:rPr>
                   <w:rFonts w:ascii="Arial" w:cs="Arial" w:eastAsia="Arial" w:hAnsi="Arial"/>
@@ -7461,7 +7461,7 @@
             <w:pPr>
               <w:spacing w:after="20" w:before="0"/>
             </w:pPr>
-            <w:hyperlink w:history="1" r:id="rIdimdmq4yx599-qfelsn3ne">
+            <w:hyperlink w:history="1" r:id="rIdm8hicyfycrib5bzmgxq4c">
               <w:r>
                 <w:rPr>
                   <w:rFonts w:ascii="Arial" w:cs="Arial" w:eastAsia="Arial" w:hAnsi="Arial"/>
@@ -7510,7 +7510,7 @@
               <w:spacing w:after="10" w:before="0"/>
               <w:ind w:left="120"/>
             </w:pPr>
-            <w:hyperlink w:history="1" r:id="rIdbsjgyr7n2qgc-vs9nal3h">
+            <w:hyperlink w:history="1" r:id="rIdoy-qkpanlhpdf1ahon85u">
               <w:r>
                 <w:rPr>
                   <w:rFonts w:ascii="Arial" w:cs="Arial" w:eastAsia="Arial" w:hAnsi="Arial"/>
@@ -7555,7 +7555,7 @@
             <w:pPr>
               <w:spacing w:after="20" w:before="0"/>
             </w:pPr>
-            <w:hyperlink w:history="1" r:id="rIdovjqyrhpxzs_nitootimq">
+            <w:hyperlink w:history="1" r:id="rIds4ey4joj3shoha52atztc">
               <w:r>
                 <w:rPr>
                   <w:rFonts w:ascii="Arial" w:cs="Arial" w:eastAsia="Arial" w:hAnsi="Arial"/>
@@ -7604,7 +7604,7 @@
               <w:spacing w:after="10" w:before="0"/>
               <w:ind w:left="120"/>
             </w:pPr>
-            <w:hyperlink w:history="1" r:id="rIdkxlldgpllgzeag7rr6rkf">
+            <w:hyperlink w:history="1" r:id="rIdqibwfqfv7glvjjvmyyl5w">
               <w:r>
                 <w:rPr>
                   <w:rFonts w:ascii="Arial" w:cs="Arial" w:eastAsia="Arial" w:hAnsi="Arial"/>
@@ -7799,7 +7799,7 @@
             <w:pPr>
               <w:spacing w:after="20" w:before="0"/>
             </w:pPr>
-            <w:hyperlink w:history="1" r:id="rIdqrprdbkeowkwbbmrvvhfr">
+            <w:hyperlink w:history="1" r:id="rId8iex1iemaxi_-esoafy_b">
               <w:r>
                 <w:rPr>
                   <w:rFonts w:ascii="Arial" w:cs="Arial" w:eastAsia="Arial" w:hAnsi="Arial"/>
@@ -7848,7 +7848,7 @@
               <w:spacing w:after="10" w:before="0"/>
               <w:ind w:left="120"/>
             </w:pPr>
-            <w:hyperlink w:history="1" r:id="rIdadxwvdqditlc7wvdals64">
+            <w:hyperlink w:history="1" r:id="rIdhbdl83dnybl8khmrh1wut">
               <w:r>
                 <w:rPr>
                   <w:rFonts w:ascii="Arial" w:cs="Arial" w:eastAsia="Arial" w:hAnsi="Arial"/>
@@ -7893,7 +7893,7 @@
             <w:pPr>
               <w:spacing w:after="20" w:before="0"/>
             </w:pPr>
-            <w:hyperlink w:history="1" r:id="rIdpmprjzjkpzalhkhg9qp6g">
+            <w:hyperlink w:history="1" r:id="rId3x-ftmukguxkd2hg-_o_h">
               <w:r>
                 <w:rPr>
                   <w:rFonts w:ascii="Arial" w:cs="Arial" w:eastAsia="Arial" w:hAnsi="Arial"/>
@@ -7942,7 +7942,7 @@
               <w:spacing w:after="10" w:before="0"/>
               <w:ind w:left="120"/>
             </w:pPr>
-            <w:hyperlink w:history="1" r:id="rIdm8amwztempv2yub_ndejv">
+            <w:hyperlink w:history="1" r:id="rIdovwdlomgcidq3uve_g4h2">
               <w:r>
                 <w:rPr>
                   <w:rFonts w:ascii="Arial" w:cs="Arial" w:eastAsia="Arial" w:hAnsi="Arial"/>
@@ -8454,7 +8454,7 @@
         </w:rPr>
         <w:t xml:space="preserve">© 2026 SeaVuria and ARES. Aligned with KICD objectives. Developed by SeaVuria; technical implementation by ARES (with AI assistance from Claude). Licensed under </w:t>
       </w:r>
-      <w:hyperlink w:history="1" r:id="rIdugz6v1kt3rbkwxiuplcft">
+      <w:hyperlink w:history="1" r:id="rId6vah9qzxhackt5_cch5ax">
         <w:r>
           <w:rPr>
             <w:rFonts w:ascii="Arial" w:cs="Arial" w:eastAsia="Arial" w:hAnsi="Arial"/>
@@ -8475,7 +8475,7 @@
         </w:rPr>
         <w:t xml:space="preserve"> (</w:t>
       </w:r>
-      <w:hyperlink w:history="1" r:id="rIdphaeb7anxm2yuyvjhgtyt">
+      <w:hyperlink w:history="1" r:id="rIdf05zembr4ymezmin8vtny">
         <w:r>
           <w:rPr>
             <w:rFonts w:ascii="Arial" w:cs="Arial" w:eastAsia="Arial" w:hAnsi="Arial"/>
@@ -9488,7 +9488,7 @@
             <w:pPr>
               <w:spacing w:after="20" w:before="0"/>
             </w:pPr>
-            <w:hyperlink w:history="1" r:id="rId67zyjldrnlgwnlhjiwzhi">
+            <w:hyperlink w:history="1" r:id="rIdkocz0ionwjjwyqydrsvto">
               <w:r>
                 <w:rPr>
                   <w:rFonts w:ascii="Arial" w:cs="Arial" w:eastAsia="Arial" w:hAnsi="Arial"/>
@@ -9521,7 +9521,7 @@
               <w:spacing w:after="10" w:before="0"/>
               <w:ind w:left="120"/>
             </w:pPr>
-            <w:hyperlink w:history="1" r:id="rIdmzirureaqcovii3jwz938">
+            <w:hyperlink w:history="1" r:id="rIdiavaex_q7kevvou68cuwc">
               <w:r>
                 <w:rPr>
                   <w:rFonts w:ascii="Arial" w:cs="Arial" w:eastAsia="Arial" w:hAnsi="Arial"/>
@@ -9566,7 +9566,7 @@
             <w:pPr>
               <w:spacing w:after="20" w:before="0"/>
             </w:pPr>
-            <w:hyperlink w:history="1" r:id="rIdfb5bgrvmhje2pfuujgpzz">
+            <w:hyperlink w:history="1" r:id="rId3gwtsdqkslw9ztnqbpjsr">
               <w:r>
                 <w:rPr>
                   <w:rFonts w:ascii="Arial" w:cs="Arial" w:eastAsia="Arial" w:hAnsi="Arial"/>
@@ -9599,7 +9599,7 @@
               <w:spacing w:after="10" w:before="0"/>
               <w:ind w:left="120"/>
             </w:pPr>
-            <w:hyperlink w:history="1" r:id="rIdimliiohjxgusglg0eke8k">
+            <w:hyperlink w:history="1" r:id="rIdvbgvqjppn6bjadzxrgaxd">
               <w:r>
                 <w:rPr>
                   <w:rFonts w:ascii="Arial" w:cs="Arial" w:eastAsia="Arial" w:hAnsi="Arial"/>
@@ -9794,7 +9794,7 @@
             <w:pPr>
               <w:spacing w:after="20" w:before="0"/>
             </w:pPr>
-            <w:hyperlink w:history="1" r:id="rIdd8hdusrqxarshdebopflp">
+            <w:hyperlink w:history="1" r:id="rIdye5fce5pafpjzdpfrwerv">
               <w:r>
                 <w:rPr>
                   <w:rFonts w:ascii="Arial" w:cs="Arial" w:eastAsia="Arial" w:hAnsi="Arial"/>
@@ -9827,7 +9827,7 @@
               <w:spacing w:after="10" w:before="0"/>
               <w:ind w:left="120"/>
             </w:pPr>
-            <w:hyperlink w:history="1" r:id="rIdc1qzrwke54cyx4tm-6jpr">
+            <w:hyperlink w:history="1" r:id="rIdcnzog8d2jlfa9uwyj7qmf">
               <w:r>
                 <w:rPr>
                   <w:rFonts w:ascii="Arial" w:cs="Arial" w:eastAsia="Arial" w:hAnsi="Arial"/>
@@ -9872,7 +9872,7 @@
             <w:pPr>
               <w:spacing w:after="20" w:before="0"/>
             </w:pPr>
-            <w:hyperlink w:history="1" r:id="rIdw_ql0tisob-2t1rvz-njl">
+            <w:hyperlink w:history="1" r:id="rIde8kfzchhgbql_-ccz3ntp">
               <w:r>
                 <w:rPr>
                   <w:rFonts w:ascii="Arial" w:cs="Arial" w:eastAsia="Arial" w:hAnsi="Arial"/>
@@ -9905,7 +9905,7 @@
               <w:spacing w:after="10" w:before="0"/>
               <w:ind w:left="120"/>
             </w:pPr>
-            <w:hyperlink w:history="1" r:id="rIdb8kytwsjwfi-pix7mpnji">
+            <w:hyperlink w:history="1" r:id="rIdhtuqibkyx1euektk9xsb0">
               <w:r>
                 <w:rPr>
                   <w:rFonts w:ascii="Arial" w:cs="Arial" w:eastAsia="Arial" w:hAnsi="Arial"/>
@@ -10100,7 +10100,7 @@
             <w:pPr>
               <w:spacing w:after="20" w:before="0"/>
             </w:pPr>
-            <w:hyperlink w:history="1" r:id="rIdhjwe0neq6nfshhvmz3lz8">
+            <w:hyperlink w:history="1" r:id="rIdiy6dogailyna11mclspor">
               <w:r>
                 <w:rPr>
                   <w:rFonts w:ascii="Arial" w:cs="Arial" w:eastAsia="Arial" w:hAnsi="Arial"/>
@@ -10149,7 +10149,7 @@
               <w:spacing w:after="10" w:before="0"/>
               <w:ind w:left="120"/>
             </w:pPr>
-            <w:hyperlink w:history="1" r:id="rIdlrcfmg4n91cgwpukwmjpc">
+            <w:hyperlink w:history="1" r:id="rIdtpfkttipoywi4u2r_tylm">
               <w:r>
                 <w:rPr>
                   <w:rFonts w:ascii="Arial" w:cs="Arial" w:eastAsia="Arial" w:hAnsi="Arial"/>
@@ -10194,7 +10194,7 @@
             <w:pPr>
               <w:spacing w:after="20" w:before="0"/>
             </w:pPr>
-            <w:hyperlink w:history="1" r:id="rId_qvbdlhe4x7devpobnvn0">
+            <w:hyperlink w:history="1" r:id="rIddlhkngzoyaf8exlaiuaox">
               <w:r>
                 <w:rPr>
                   <w:rFonts w:ascii="Arial" w:cs="Arial" w:eastAsia="Arial" w:hAnsi="Arial"/>
@@ -10227,7 +10227,7 @@
               <w:spacing w:after="10" w:before="0"/>
               <w:ind w:left="120"/>
             </w:pPr>
-            <w:hyperlink w:history="1" r:id="rIdtejt1czzim1thlnvcidu1">
+            <w:hyperlink w:history="1" r:id="rIdutzi4a6nmvqnfc85gh6rx">
               <w:r>
                 <w:rPr>
                   <w:rFonts w:ascii="Arial" w:cs="Arial" w:eastAsia="Arial" w:hAnsi="Arial"/>
@@ -10422,7 +10422,7 @@
             <w:pPr>
               <w:spacing w:after="20" w:before="0"/>
             </w:pPr>
-            <w:hyperlink w:history="1" r:id="rId4tos5_a1ae5vcvw2dheox">
+            <w:hyperlink w:history="1" r:id="rIdh1hvoslpyijkgny1ezsgl">
               <w:r>
                 <w:rPr>
                   <w:rFonts w:ascii="Arial" w:cs="Arial" w:eastAsia="Arial" w:hAnsi="Arial"/>
@@ -10471,7 +10471,7 @@
               <w:spacing w:after="10" w:before="0"/>
               <w:ind w:left="120"/>
             </w:pPr>
-            <w:hyperlink w:history="1" r:id="rId7pkgzoqsvqpe4vwfe8g8k">
+            <w:hyperlink w:history="1" r:id="rIdtgkdmiqv7qessqnjuzbra">
               <w:r>
                 <w:rPr>
                   <w:rFonts w:ascii="Arial" w:cs="Arial" w:eastAsia="Arial" w:hAnsi="Arial"/>
@@ -10516,7 +10516,7 @@
             <w:pPr>
               <w:spacing w:after="20" w:before="0"/>
             </w:pPr>
-            <w:hyperlink w:history="1" r:id="rIdk7ewt05aeh-nroqrnaopr">
+            <w:hyperlink w:history="1" r:id="rIdibjwvfyrgubma-yw0rij-">
               <w:r>
                 <w:rPr>
                   <w:rFonts w:ascii="Arial" w:cs="Arial" w:eastAsia="Arial" w:hAnsi="Arial"/>
@@ -10549,7 +10549,7 @@
               <w:spacing w:after="10" w:before="0"/>
               <w:ind w:left="120"/>
             </w:pPr>
-            <w:hyperlink w:history="1" r:id="rIdfrycqp12kju6ypvqrjki6">
+            <w:hyperlink w:history="1" r:id="rIdqfsmf8ttee31-im-9cbla">
               <w:r>
                 <w:rPr>
                   <w:rFonts w:ascii="Arial" w:cs="Arial" w:eastAsia="Arial" w:hAnsi="Arial"/>
@@ -10744,7 +10744,7 @@
             <w:pPr>
               <w:spacing w:after="20" w:before="0"/>
             </w:pPr>
-            <w:hyperlink w:history="1" r:id="rId0e8a_itdj_u74df0_ks-l">
+            <w:hyperlink w:history="1" r:id="rIdc633swpyezzesrefquhhk">
               <w:r>
                 <w:rPr>
                   <w:rFonts w:ascii="Arial" w:cs="Arial" w:eastAsia="Arial" w:hAnsi="Arial"/>
@@ -10793,7 +10793,7 @@
               <w:spacing w:after="10" w:before="0"/>
               <w:ind w:left="120"/>
             </w:pPr>
-            <w:hyperlink w:history="1" r:id="rIdoirxevj8hmu0wgclya_df">
+            <w:hyperlink w:history="1" r:id="rIdcp4r0jigrw7redg8zlh1s">
               <w:r>
                 <w:rPr>
                   <w:rFonts w:ascii="Arial" w:cs="Arial" w:eastAsia="Arial" w:hAnsi="Arial"/>
@@ -10838,7 +10838,7 @@
             <w:pPr>
               <w:spacing w:after="20" w:before="0"/>
             </w:pPr>
-            <w:hyperlink w:history="1" r:id="rId7jq5bmnm5t5tengzs7uzz">
+            <w:hyperlink w:history="1" r:id="rIdidbzj62t5taiibhd5clhf">
               <w:r>
                 <w:rPr>
                   <w:rFonts w:ascii="Arial" w:cs="Arial" w:eastAsia="Arial" w:hAnsi="Arial"/>
@@ -10887,7 +10887,7 @@
               <w:spacing w:after="10" w:before="0"/>
               <w:ind w:left="120"/>
             </w:pPr>
-            <w:hyperlink w:history="1" r:id="rIdgol5l4lnm63jpeu9l0fee">
+            <w:hyperlink w:history="1" r:id="rIdciaeopfbuu_1bhs4zuzng">
               <w:r>
                 <w:rPr>
                   <w:rFonts w:ascii="Arial" w:cs="Arial" w:eastAsia="Arial" w:hAnsi="Arial"/>
@@ -11539,7 +11539,7 @@
                 <w:sz w:val="18"/>
                 <w:szCs w:val="18"/>
               </w:rPr>
-              <w:t xml:space="preserve">Magnetic fields have direction (field lines run from the North pole to the South pole outside a magnet); field line density indicates field strength — lines are most crowded at the poles where the field is strongest; the U-shaped magnet produces a uniform, intense magnetic field in the region between its poles; this uniform field region is exactly where the copper coils of the Kericho school generator (and all generators) rotate, because the strong, constant field in that zone maximises the force on the moving conductor.</w:t>
+              <w:t xml:space="preserve">Magnetic fields have direction (field lines run from the North pole to the South pole outside a magnet); field line density indicates field strength — lines are most crowded at the poles where the field is strongest; the U-shaped magnet produces a uniform, intense magnetic field in the region between its poles; this uniform field region is exactly where the copper coils of the Kericho school generator (and all generators) rotate, because the strong, constant field in that zone means the moving conductor cuts more field lines per second, which maximises the induced e.m.f.</w:t>
             </w:r>
           </w:p>
         </w:tc>
@@ -11627,7 +11627,7 @@
         </w:rPr>
         <w:t xml:space="preserve">© 2026 SeaVuria and ARES. Aligned with KICD objectives. Developed by SeaVuria; technical implementation by ARES (with AI assistance from Claude). Licensed under </w:t>
       </w:r>
-      <w:hyperlink w:history="1" r:id="rIddk4boocytsgvcx5pk0ual">
+      <w:hyperlink w:history="1" r:id="rIdmn3mchnonhbewxcjthbkb">
         <w:r>
           <w:rPr>
             <w:rFonts w:ascii="Arial" w:cs="Arial" w:eastAsia="Arial" w:hAnsi="Arial"/>
@@ -11648,7 +11648,7 @@
         </w:rPr>
         <w:t xml:space="preserve"> (</w:t>
       </w:r>
-      <w:hyperlink w:history="1" r:id="rIdh0wrc7ev-hezy736rpjq1">
+      <w:hyperlink w:history="1" r:id="rIdtzrz-8z1fsv5th60fmnwh">
         <w:r>
           <w:rPr>
             <w:rFonts w:ascii="Arial" w:cs="Arial" w:eastAsia="Arial" w:hAnsi="Arial"/>
@@ -12661,7 +12661,7 @@
             <w:pPr>
               <w:spacing w:after="20" w:before="0"/>
             </w:pPr>
-            <w:hyperlink w:history="1" r:id="rIdion1372wmvegwfeju5aca">
+            <w:hyperlink w:history="1" r:id="rIdmwd2orm0ppkfkp3benyyc">
               <w:r>
                 <w:rPr>
                   <w:rFonts w:ascii="Arial" w:cs="Arial" w:eastAsia="Arial" w:hAnsi="Arial"/>
@@ -12694,7 +12694,7 @@
               <w:spacing w:after="10" w:before="0"/>
               <w:ind w:left="120"/>
             </w:pPr>
-            <w:hyperlink w:history="1" r:id="rIds91odhnadazfgvmp5jcp8">
+            <w:hyperlink w:history="1" r:id="rIdezmitr3mrx54aqfegpkkr">
               <w:r>
                 <w:rPr>
                   <w:rFonts w:ascii="Arial" w:cs="Arial" w:eastAsia="Arial" w:hAnsi="Arial"/>
@@ -12739,7 +12739,7 @@
             <w:pPr>
               <w:spacing w:after="20" w:before="0"/>
             </w:pPr>
-            <w:hyperlink w:history="1" r:id="rIdxnuzbt1zybrbdkd67yacv">
+            <w:hyperlink w:history="1" r:id="rId0aegkuilx7qvu5b9w-ol2">
               <w:r>
                 <w:rPr>
                   <w:rFonts w:ascii="Arial" w:cs="Arial" w:eastAsia="Arial" w:hAnsi="Arial"/>
@@ -12788,7 +12788,7 @@
               <w:spacing w:after="10" w:before="0"/>
               <w:ind w:left="120"/>
             </w:pPr>
-            <w:hyperlink w:history="1" r:id="rIdzyxtg2ywxg8bzesrg_mys">
+            <w:hyperlink w:history="1" r:id="rIdoidlvyo3kd4eeku77cqe7">
               <w:r>
                 <w:rPr>
                   <w:rFonts w:ascii="Arial" w:cs="Arial" w:eastAsia="Arial" w:hAnsi="Arial"/>
@@ -12983,7 +12983,7 @@
             <w:pPr>
               <w:spacing w:after="20" w:before="0"/>
             </w:pPr>
-            <w:hyperlink w:history="1" r:id="rIduynzbu-3h2_wao9endv-f">
+            <w:hyperlink w:history="1" r:id="rId3da8org6wqsq01it40yat">
               <w:r>
                 <w:rPr>
                   <w:rFonts w:ascii="Arial" w:cs="Arial" w:eastAsia="Arial" w:hAnsi="Arial"/>
@@ -13016,7 +13016,7 @@
               <w:spacing w:after="10" w:before="0"/>
               <w:ind w:left="120"/>
             </w:pPr>
-            <w:hyperlink w:history="1" r:id="rIdtulbncwuxoawdjr93excq">
+            <w:hyperlink w:history="1" r:id="rId-xzs90eoh2e1pt6if_33g">
               <w:r>
                 <w:rPr>
                   <w:rFonts w:ascii="Arial" w:cs="Arial" w:eastAsia="Arial" w:hAnsi="Arial"/>
@@ -13061,7 +13061,7 @@
             <w:pPr>
               <w:spacing w:after="20" w:before="0"/>
             </w:pPr>
-            <w:hyperlink w:history="1" r:id="rIdezgpxvyvaelyrzn4uci45">
+            <w:hyperlink w:history="1" r:id="rIdrf0ksrzasrkbko_l3fv25">
               <w:r>
                 <w:rPr>
                   <w:rFonts w:ascii="Arial" w:cs="Arial" w:eastAsia="Arial" w:hAnsi="Arial"/>
@@ -13110,7 +13110,7 @@
               <w:spacing w:after="10" w:before="0"/>
               <w:ind w:left="120"/>
             </w:pPr>
-            <w:hyperlink w:history="1" r:id="rIdl_fil_htk8ieb-bix4fpy">
+            <w:hyperlink w:history="1" r:id="rIdfrsnsphty8f-ovnyp2dpf">
               <w:r>
                 <w:rPr>
                   <w:rFonts w:ascii="Arial" w:cs="Arial" w:eastAsia="Arial" w:hAnsi="Arial"/>
@@ -13476,7 +13476,7 @@
             <w:pPr>
               <w:spacing w:after="20" w:before="0"/>
             </w:pPr>
-            <w:hyperlink w:history="1" r:id="rIdzfamwzdcclhnlagtnor5z">
+            <w:hyperlink w:history="1" r:id="rId5321tdcsw-imv-qf9t-zq">
               <w:r>
                 <w:rPr>
                   <w:rFonts w:ascii="Arial" w:cs="Arial" w:eastAsia="Arial" w:hAnsi="Arial"/>
@@ -13525,7 +13525,7 @@
               <w:spacing w:after="10" w:before="0"/>
               <w:ind w:left="120"/>
             </w:pPr>
-            <w:hyperlink w:history="1" r:id="rIdi9hkr70cjkqfs6qgxtgga">
+            <w:hyperlink w:history="1" r:id="rId3sq9cunimhfch6yjxmzjp">
               <w:r>
                 <w:rPr>
                   <w:rFonts w:ascii="Arial" w:cs="Arial" w:eastAsia="Arial" w:hAnsi="Arial"/>
@@ -13570,7 +13570,7 @@
             <w:pPr>
               <w:spacing w:after="20" w:before="0"/>
             </w:pPr>
-            <w:hyperlink w:history="1" r:id="rIdwhcl4m-autk6tdzihnqhf">
+            <w:hyperlink w:history="1" r:id="rIdvcjw8mrs1zvsyhdeld5it">
               <w:r>
                 <w:rPr>
                   <w:rFonts w:ascii="Arial" w:cs="Arial" w:eastAsia="Arial" w:hAnsi="Arial"/>
@@ -13619,7 +13619,7 @@
               <w:spacing w:after="10" w:before="0"/>
               <w:ind w:left="120"/>
             </w:pPr>
-            <w:hyperlink w:history="1" r:id="rIdumijp7ydwnq9wpqoqcp-n">
+            <w:hyperlink w:history="1" r:id="rIduxhwj44izrafbzfcv0zxm">
               <w:r>
                 <w:rPr>
                   <w:rFonts w:ascii="Arial" w:cs="Arial" w:eastAsia="Arial" w:hAnsi="Arial"/>
@@ -13909,7 +13909,7 @@
             <w:pPr>
               <w:spacing w:after="20" w:before="0"/>
             </w:pPr>
-            <w:hyperlink w:history="1" r:id="rId2fsncghvsnujgthipw5ww">
+            <w:hyperlink w:history="1" r:id="rId_4csxxvlfow47adgsx1hg">
               <w:r>
                 <w:rPr>
                   <w:rFonts w:ascii="Arial" w:cs="Arial" w:eastAsia="Arial" w:hAnsi="Arial"/>
@@ -13958,7 +13958,7 @@
               <w:spacing w:after="10" w:before="0"/>
               <w:ind w:left="120"/>
             </w:pPr>
-            <w:hyperlink w:history="1" r:id="rId6trlkgnrpqeq3lybhua1m">
+            <w:hyperlink w:history="1" r:id="rIdkn8qpq1ybdyo_aflidr0h">
               <w:r>
                 <w:rPr>
                   <w:rFonts w:ascii="Arial" w:cs="Arial" w:eastAsia="Arial" w:hAnsi="Arial"/>
@@ -14003,7 +14003,7 @@
             <w:pPr>
               <w:spacing w:after="20" w:before="0"/>
             </w:pPr>
-            <w:hyperlink w:history="1" r:id="rIdqakelkspskq8devi3weuc">
+            <w:hyperlink w:history="1" r:id="rIdsbzpvm3wouaxjws6oo1tm">
               <w:r>
                 <w:rPr>
                   <w:rFonts w:ascii="Arial" w:cs="Arial" w:eastAsia="Arial" w:hAnsi="Arial"/>
@@ -14052,7 +14052,7 @@
               <w:spacing w:after="10" w:before="0"/>
               <w:ind w:left="120"/>
             </w:pPr>
-            <w:hyperlink w:history="1" r:id="rIdukn7bv7orabotomxsohfv">
+            <w:hyperlink w:history="1" r:id="rIdq40ele-xy9g72i82hixxt">
               <w:r>
                 <w:rPr>
                   <w:rFonts w:ascii="Arial" w:cs="Arial" w:eastAsia="Arial" w:hAnsi="Arial"/>
@@ -14247,7 +14247,7 @@
             <w:pPr>
               <w:spacing w:after="20" w:before="0"/>
             </w:pPr>
-            <w:hyperlink w:history="1" r:id="rIdlzfri413prptlfkh5rjsx">
+            <w:hyperlink w:history="1" r:id="rIdq-_5p2nckytvagr4l4_ms">
               <w:r>
                 <w:rPr>
                   <w:rFonts w:ascii="Arial" w:cs="Arial" w:eastAsia="Arial" w:hAnsi="Arial"/>
@@ -14296,7 +14296,7 @@
               <w:spacing w:after="10" w:before="0"/>
               <w:ind w:left="120"/>
             </w:pPr>
-            <w:hyperlink w:history="1" r:id="rIdbrl1txwnovbuimbl6yfic">
+            <w:hyperlink w:history="1" r:id="rIdnlxw8rkjeajv0kery7zqg">
               <w:r>
                 <w:rPr>
                   <w:rFonts w:ascii="Arial" w:cs="Arial" w:eastAsia="Arial" w:hAnsi="Arial"/>
@@ -14341,7 +14341,7 @@
             <w:pPr>
               <w:spacing w:after="20" w:before="0"/>
             </w:pPr>
-            <w:hyperlink w:history="1" r:id="rIde-handkxmzcvn-5qbn6sb">
+            <w:hyperlink w:history="1" r:id="rIdd9_wrps4r_nkgmcdqzkn9">
               <w:r>
                 <w:rPr>
                   <w:rFonts w:ascii="Arial" w:cs="Arial" w:eastAsia="Arial" w:hAnsi="Arial"/>
@@ -14390,7 +14390,7 @@
               <w:spacing w:after="10" w:before="0"/>
               <w:ind w:left="120"/>
             </w:pPr>
-            <w:hyperlink w:history="1" r:id="rIdmbn6jafgjynfnfqb8pj0a">
+            <w:hyperlink w:history="1" r:id="rIdck-sxmldmu6tn148lpov5">
               <w:r>
                 <w:rPr>
                   <w:rFonts w:ascii="Arial" w:cs="Arial" w:eastAsia="Arial" w:hAnsi="Arial"/>
@@ -14902,7 +14902,7 @@
         </w:rPr>
         <w:t xml:space="preserve">© 2026 SeaVuria and ARES. Aligned with KICD objectives. Developed by SeaVuria; technical implementation by ARES (with AI assistance from Claude). Licensed under </w:t>
       </w:r>
-      <w:hyperlink w:history="1" r:id="rIdfulvocou-mricm3p1chic">
+      <w:hyperlink w:history="1" r:id="rIdos1oez5ftubrkq_tqmosq">
         <w:r>
           <w:rPr>
             <w:rFonts w:ascii="Arial" w:cs="Arial" w:eastAsia="Arial" w:hAnsi="Arial"/>
@@ -14923,7 +14923,7 @@
         </w:rPr>
         <w:t xml:space="preserve"> (</w:t>
       </w:r>
-      <w:hyperlink w:history="1" r:id="rIdvcqqk_rz_8pg6uux2x2np">
+      <w:hyperlink w:history="1" r:id="rIdlw6bbfyyjwcdzj6rwpidn">
         <w:r>
           <w:rPr>
             <w:rFonts w:ascii="Arial" w:cs="Arial" w:eastAsia="Arial" w:hAnsi="Arial"/>
@@ -15936,7 +15936,7 @@
             <w:pPr>
               <w:spacing w:after="20" w:before="0"/>
             </w:pPr>
-            <w:hyperlink w:history="1" r:id="rIdzufmxda3plpxb8uacbrbu">
+            <w:hyperlink w:history="1" r:id="rIdwuomaoh2powk2icklgnrc">
               <w:r>
                 <w:rPr>
                   <w:rFonts w:ascii="Arial" w:cs="Arial" w:eastAsia="Arial" w:hAnsi="Arial"/>
@@ -15969,7 +15969,7 @@
               <w:spacing w:after="10" w:before="0"/>
               <w:ind w:left="120"/>
             </w:pPr>
-            <w:hyperlink w:history="1" r:id="rIdkjwme0g3jriwouwuzxmbl">
+            <w:hyperlink w:history="1" r:id="rIdxlwc0fhcqmnqa0b246w39">
               <w:r>
                 <w:rPr>
                   <w:rFonts w:ascii="Arial" w:cs="Arial" w:eastAsia="Arial" w:hAnsi="Arial"/>
@@ -16014,7 +16014,7 @@
             <w:pPr>
               <w:spacing w:after="20" w:before="0"/>
             </w:pPr>
-            <w:hyperlink w:history="1" r:id="rIdqzqvpm6ek6j8qzzduj1l0">
+            <w:hyperlink w:history="1" r:id="rId-_ozhjjbvlmqf5fpei_y8">
               <w:r>
                 <w:rPr>
                   <w:rFonts w:ascii="Arial" w:cs="Arial" w:eastAsia="Arial" w:hAnsi="Arial"/>
@@ -16047,7 +16047,7 @@
               <w:spacing w:after="10" w:before="0"/>
               <w:ind w:left="120"/>
             </w:pPr>
-            <w:hyperlink w:history="1" r:id="rIdn5po3-5kef7onzlrljzi9">
+            <w:hyperlink w:history="1" r:id="rIdqqf2islskxeumppxhkf9u">
               <w:r>
                 <w:rPr>
                   <w:rFonts w:ascii="Arial" w:cs="Arial" w:eastAsia="Arial" w:hAnsi="Arial"/>
@@ -16242,7 +16242,7 @@
             <w:pPr>
               <w:spacing w:after="20" w:before="0"/>
             </w:pPr>
-            <w:hyperlink w:history="1" r:id="rIdugsemdjppzkx6wfpu12fg">
+            <w:hyperlink w:history="1" r:id="rIdi17y2aroni6tiotuuemxd">
               <w:r>
                 <w:rPr>
                   <w:rFonts w:ascii="Arial" w:cs="Arial" w:eastAsia="Arial" w:hAnsi="Arial"/>
@@ -16275,7 +16275,7 @@
               <w:spacing w:after="10" w:before="0"/>
               <w:ind w:left="120"/>
             </w:pPr>
-            <w:hyperlink w:history="1" r:id="rIdmjkwijkn07mjhtssmryn1">
+            <w:hyperlink w:history="1" r:id="rIdqxpnvznbkc8ucfxhne2ix">
               <w:r>
                 <w:rPr>
                   <w:rFonts w:ascii="Arial" w:cs="Arial" w:eastAsia="Arial" w:hAnsi="Arial"/>
@@ -16320,7 +16320,7 @@
             <w:pPr>
               <w:spacing w:after="20" w:before="0"/>
             </w:pPr>
-            <w:hyperlink w:history="1" r:id="rIddznsvvigpa6f_3nx3q4qz">
+            <w:hyperlink w:history="1" r:id="rIda6wjc2c37gubw9gtv4qnh">
               <w:r>
                 <w:rPr>
                   <w:rFonts w:ascii="Arial" w:cs="Arial" w:eastAsia="Arial" w:hAnsi="Arial"/>
@@ -16353,7 +16353,7 @@
               <w:spacing w:after="10" w:before="0"/>
               <w:ind w:left="120"/>
             </w:pPr>
-            <w:hyperlink w:history="1" r:id="rId75m7nvsdswtrbhevr_vsu">
+            <w:hyperlink w:history="1" r:id="rIdirkvsjylsrnzx2-t2rctg">
               <w:r>
                 <w:rPr>
                   <w:rFonts w:ascii="Arial" w:cs="Arial" w:eastAsia="Arial" w:hAnsi="Arial"/>
@@ -16548,7 +16548,7 @@
             <w:pPr>
               <w:spacing w:after="20" w:before="0"/>
             </w:pPr>
-            <w:hyperlink w:history="1" r:id="rId74e1qcduogsji-jj0v_am">
+            <w:hyperlink w:history="1" r:id="rIdizygplvfy9jwaiakv22q0">
               <w:r>
                 <w:rPr>
                   <w:rFonts w:ascii="Arial" w:cs="Arial" w:eastAsia="Arial" w:hAnsi="Arial"/>
@@ -16581,7 +16581,7 @@
               <w:spacing w:after="10" w:before="0"/>
               <w:ind w:left="120"/>
             </w:pPr>
-            <w:hyperlink w:history="1" r:id="rIdjxs3dpq99hs1sx3noxel1">
+            <w:hyperlink w:history="1" r:id="rIdcj-idp7pu3qrcci8vnnvr">
               <w:r>
                 <w:rPr>
                   <w:rFonts w:ascii="Arial" w:cs="Arial" w:eastAsia="Arial" w:hAnsi="Arial"/>
@@ -16626,7 +16626,7 @@
             <w:pPr>
               <w:spacing w:after="20" w:before="0"/>
             </w:pPr>
-            <w:hyperlink w:history="1" r:id="rIdtrdfzsx-v3tkhelkcuier">
+            <w:hyperlink w:history="1" r:id="rIduvbacmlj9klhsqzl_v5rb">
               <w:r>
                 <w:rPr>
                   <w:rFonts w:ascii="Arial" w:cs="Arial" w:eastAsia="Arial" w:hAnsi="Arial"/>
@@ -16659,7 +16659,7 @@
               <w:spacing w:after="10" w:before="0"/>
               <w:ind w:left="120"/>
             </w:pPr>
-            <w:hyperlink w:history="1" r:id="rIdkqjtj50pyl5rbebvvoxe9">
+            <w:hyperlink w:history="1" r:id="rIdnp0p5j1-hox0vuowwkilv">
               <w:r>
                 <w:rPr>
                   <w:rFonts w:ascii="Arial" w:cs="Arial" w:eastAsia="Arial" w:hAnsi="Arial"/>
@@ -16854,7 +16854,7 @@
             <w:pPr>
               <w:spacing w:after="20" w:before="0"/>
             </w:pPr>
-            <w:hyperlink w:history="1" r:id="rIdqjxigrzzl6uzvlzuisleu">
+            <w:hyperlink w:history="1" r:id="rIdml77muufzva0s2gdcwlij">
               <w:r>
                 <w:rPr>
                   <w:rFonts w:ascii="Arial" w:cs="Arial" w:eastAsia="Arial" w:hAnsi="Arial"/>
@@ -16887,7 +16887,7 @@
               <w:spacing w:after="10" w:before="0"/>
               <w:ind w:left="120"/>
             </w:pPr>
-            <w:hyperlink w:history="1" r:id="rIdwhlus06lvt4p2p99xubpg">
+            <w:hyperlink w:history="1" r:id="rIdcnkmldjx_hwwol8d8qvsy">
               <w:r>
                 <w:rPr>
                   <w:rFonts w:ascii="Arial" w:cs="Arial" w:eastAsia="Arial" w:hAnsi="Arial"/>
@@ -16932,7 +16932,7 @@
             <w:pPr>
               <w:spacing w:after="20" w:before="0"/>
             </w:pPr>
-            <w:hyperlink w:history="1" r:id="rIdhgk64qz1hus3xchn4ggmu">
+            <w:hyperlink w:history="1" r:id="rId2e7wbmkmzoh5b_swlregs">
               <w:r>
                 <w:rPr>
                   <w:rFonts w:ascii="Arial" w:cs="Arial" w:eastAsia="Arial" w:hAnsi="Arial"/>
@@ -16965,7 +16965,7 @@
               <w:spacing w:after="10" w:before="0"/>
               <w:ind w:left="120"/>
             </w:pPr>
-            <w:hyperlink w:history="1" r:id="rIdre6hbormnlasdyyki25sy">
+            <w:hyperlink w:history="1" r:id="rIdbse_aunr18d-dh1g88ehh">
               <w:r>
                 <w:rPr>
                   <w:rFonts w:ascii="Arial" w:cs="Arial" w:eastAsia="Arial" w:hAnsi="Arial"/>
@@ -17160,7 +17160,7 @@
             <w:pPr>
               <w:spacing w:after="20" w:before="0"/>
             </w:pPr>
-            <w:hyperlink w:history="1" r:id="rIdizexo89iyn1ykqfjqgiff">
+            <w:hyperlink w:history="1" r:id="rId3rn-kx9altf-my7afxe8q">
               <w:r>
                 <w:rPr>
                   <w:rFonts w:ascii="Arial" w:cs="Arial" w:eastAsia="Arial" w:hAnsi="Arial"/>
@@ -17209,7 +17209,7 @@
               <w:spacing w:after="10" w:before="0"/>
               <w:ind w:left="120"/>
             </w:pPr>
-            <w:hyperlink w:history="1" r:id="rIdh2eo2z80p9m_kmxw3-spm">
+            <w:hyperlink w:history="1" r:id="rIdwplgnl-xjmsurkj2ahh9n">
               <w:r>
                 <w:rPr>
                   <w:rFonts w:ascii="Arial" w:cs="Arial" w:eastAsia="Arial" w:hAnsi="Arial"/>
@@ -17254,7 +17254,7 @@
             <w:pPr>
               <w:spacing w:after="20" w:before="0"/>
             </w:pPr>
-            <w:hyperlink w:history="1" r:id="rIdcb_wxplajjz_rf09msvye">
+            <w:hyperlink w:history="1" r:id="rIdjfhgalkfhmemnqo91di_f">
               <w:r>
                 <w:rPr>
                   <w:rFonts w:ascii="Arial" w:cs="Arial" w:eastAsia="Arial" w:hAnsi="Arial"/>
@@ -17287,7 +17287,7 @@
               <w:spacing w:after="10" w:before="0"/>
               <w:ind w:left="120"/>
             </w:pPr>
-            <w:hyperlink w:history="1" r:id="rIdw-kndqsqp8qrfxn2vijcz">
+            <w:hyperlink w:history="1" r:id="rIdmop4swfytdkqo4cr9wiyd">
               <w:r>
                 <w:rPr>
                   <w:rFonts w:ascii="Arial" w:cs="Arial" w:eastAsia="Arial" w:hAnsi="Arial"/>
@@ -17799,7 +17799,7 @@
         </w:rPr>
         <w:t xml:space="preserve">© 2026 SeaVuria and ARES. Aligned with KICD objectives. Developed by SeaVuria; technical implementation by ARES (with AI assistance from Claude). Licensed under </w:t>
       </w:r>
-      <w:hyperlink w:history="1" r:id="rIdu8bx4w2ecy-4jakhuqq9k">
+      <w:hyperlink w:history="1" r:id="rId0lipiygtaxx5zlcg6_8pw">
         <w:r>
           <w:rPr>
             <w:rFonts w:ascii="Arial" w:cs="Arial" w:eastAsia="Arial" w:hAnsi="Arial"/>
@@ -17820,7 +17820,7 @@
         </w:rPr>
         <w:t xml:space="preserve"> (</w:t>
       </w:r>
-      <w:hyperlink w:history="1" r:id="rIdzk-wve_m4hgm1dgfw0vtf">
+      <w:hyperlink w:history="1" r:id="rIdgbpuspmpz1cuvrytrt0jm">
         <w:r>
           <w:rPr>
             <w:rFonts w:ascii="Arial" w:cs="Arial" w:eastAsia="Arial" w:hAnsi="Arial"/>
@@ -18833,7 +18833,7 @@
             <w:pPr>
               <w:spacing w:after="20" w:before="0"/>
             </w:pPr>
-            <w:hyperlink w:history="1" r:id="rId6amev8st2btnbrpau3lqo">
+            <w:hyperlink w:history="1" r:id="rIdg1pdanlxlqgem1znehlbo">
               <w:r>
                 <w:rPr>
                   <w:rFonts w:ascii="Arial" w:cs="Arial" w:eastAsia="Arial" w:hAnsi="Arial"/>
@@ -18866,7 +18866,7 @@
               <w:spacing w:after="10" w:before="0"/>
               <w:ind w:left="120"/>
             </w:pPr>
-            <w:hyperlink w:history="1" r:id="rIdoj65pywqsc7r4olgmhm_8">
+            <w:hyperlink w:history="1" r:id="rIdnnf-9i1dzce1w5k1la3ar">
               <w:r>
                 <w:rPr>
                   <w:rFonts w:ascii="Arial" w:cs="Arial" w:eastAsia="Arial" w:hAnsi="Arial"/>
@@ -18911,7 +18911,7 @@
             <w:pPr>
               <w:spacing w:after="20" w:before="0"/>
             </w:pPr>
-            <w:hyperlink w:history="1" r:id="rIdyqpst58fbmwl7ar8fdd2u">
+            <w:hyperlink w:history="1" r:id="rId1ltvkblfb5no2hf-kbbnc">
               <w:r>
                 <w:rPr>
                   <w:rFonts w:ascii="Arial" w:cs="Arial" w:eastAsia="Arial" w:hAnsi="Arial"/>
@@ -18944,7 +18944,7 @@
               <w:spacing w:after="10" w:before="0"/>
               <w:ind w:left="120"/>
             </w:pPr>
-            <w:hyperlink w:history="1" r:id="rIdk1jr-lutnwosrhip9imu1">
+            <w:hyperlink w:history="1" r:id="rIds_9waosfm-ahgbbr0_git">
               <w:r>
                 <w:rPr>
                   <w:rFonts w:ascii="Arial" w:cs="Arial" w:eastAsia="Arial" w:hAnsi="Arial"/>
@@ -19139,7 +19139,7 @@
             <w:pPr>
               <w:spacing w:after="20" w:before="0"/>
             </w:pPr>
-            <w:hyperlink w:history="1" r:id="rIdmbazcwglatjxx6t_zmzxs">
+            <w:hyperlink w:history="1" r:id="rId4d9mujizyde-ki594clje">
               <w:r>
                 <w:rPr>
                   <w:rFonts w:ascii="Arial" w:cs="Arial" w:eastAsia="Arial" w:hAnsi="Arial"/>
@@ -19172,7 +19172,7 @@
               <w:spacing w:after="10" w:before="0"/>
               <w:ind w:left="120"/>
             </w:pPr>
-            <w:hyperlink w:history="1" r:id="rId5vvwkw3b8tnzfqkt8oolo">
+            <w:hyperlink w:history="1" r:id="rIdtgmfgb_cqejw1trgeqhwq">
               <w:r>
                 <w:rPr>
                   <w:rFonts w:ascii="Arial" w:cs="Arial" w:eastAsia="Arial" w:hAnsi="Arial"/>
@@ -19217,7 +19217,7 @@
             <w:pPr>
               <w:spacing w:after="20" w:before="0"/>
             </w:pPr>
-            <w:hyperlink w:history="1" r:id="rId2orjzi-ski5thffniwhsc">
+            <w:hyperlink w:history="1" r:id="rIdkpp9ox3iip4hlfnwf4ze4">
               <w:r>
                 <w:rPr>
                   <w:rFonts w:ascii="Arial" w:cs="Arial" w:eastAsia="Arial" w:hAnsi="Arial"/>
@@ -19250,7 +19250,7 @@
               <w:spacing w:after="10" w:before="0"/>
               <w:ind w:left="120"/>
             </w:pPr>
-            <w:hyperlink w:history="1" r:id="rIdiskj4bvbrtwklg3ulzrwf">
+            <w:hyperlink w:history="1" r:id="rId9jna_xnv0cpn8gyftw65o">
               <w:r>
                 <w:rPr>
                   <w:rFonts w:ascii="Arial" w:cs="Arial" w:eastAsia="Arial" w:hAnsi="Arial"/>
@@ -19445,7 +19445,7 @@
             <w:pPr>
               <w:spacing w:after="20" w:before="0"/>
             </w:pPr>
-            <w:hyperlink w:history="1" r:id="rIdrk9c5aj47qw0see0gh5kx">
+            <w:hyperlink w:history="1" r:id="rIdr4nrfb0xo9jtx98e7xef2">
               <w:r>
                 <w:rPr>
                   <w:rFonts w:ascii="Arial" w:cs="Arial" w:eastAsia="Arial" w:hAnsi="Arial"/>
@@ -19478,7 +19478,7 @@
               <w:spacing w:after="10" w:before="0"/>
               <w:ind w:left="120"/>
             </w:pPr>
-            <w:hyperlink w:history="1" r:id="rIdqhidippqcwrweainmd3rm">
+            <w:hyperlink w:history="1" r:id="rIdyfsuk5ytwzqephnyzicmg">
               <w:r>
                 <w:rPr>
                   <w:rFonts w:ascii="Arial" w:cs="Arial" w:eastAsia="Arial" w:hAnsi="Arial"/>
@@ -19523,7 +19523,7 @@
             <w:pPr>
               <w:spacing w:after="20" w:before="0"/>
             </w:pPr>
-            <w:hyperlink w:history="1" r:id="rIdxxn9pag2moftauvnkqhpv">
+            <w:hyperlink w:history="1" r:id="rId6q9asrmbwxgtosmxyl91y">
               <w:r>
                 <w:rPr>
                   <w:rFonts w:ascii="Arial" w:cs="Arial" w:eastAsia="Arial" w:hAnsi="Arial"/>
@@ -19572,7 +19572,7 @@
               <w:spacing w:after="10" w:before="0"/>
               <w:ind w:left="120"/>
             </w:pPr>
-            <w:hyperlink w:history="1" r:id="rIdjkt-nwalqwr8w8ujhvwen">
+            <w:hyperlink w:history="1" r:id="rIdc7kdcv-l-p7bc5tn1efel">
               <w:r>
                 <w:rPr>
                   <w:rFonts w:ascii="Arial" w:cs="Arial" w:eastAsia="Arial" w:hAnsi="Arial"/>
@@ -19767,7 +19767,7 @@
             <w:pPr>
               <w:spacing w:after="20" w:before="0"/>
             </w:pPr>
-            <w:hyperlink w:history="1" r:id="rId4rfrepntwytaemdbbcs3e">
+            <w:hyperlink w:history="1" r:id="rIdfv_imdjhffxdxuyqz8pmy">
               <w:r>
                 <w:rPr>
                   <w:rFonts w:ascii="Arial" w:cs="Arial" w:eastAsia="Arial" w:hAnsi="Arial"/>
@@ -19800,7 +19800,7 @@
               <w:spacing w:after="10" w:before="0"/>
               <w:ind w:left="120"/>
             </w:pPr>
-            <w:hyperlink w:history="1" r:id="rIdwfu9zwglk2uawea9f_lx3">
+            <w:hyperlink w:history="1" r:id="rIdo79c215cuqf2fhc7nm5mp">
               <w:r>
                 <w:rPr>
                   <w:rFonts w:ascii="Arial" w:cs="Arial" w:eastAsia="Arial" w:hAnsi="Arial"/>
@@ -19845,7 +19845,7 @@
             <w:pPr>
               <w:spacing w:after="20" w:before="0"/>
             </w:pPr>
-            <w:hyperlink w:history="1" r:id="rIdrxwtz4owolf9fmj9bihse">
+            <w:hyperlink w:history="1" r:id="rIdf7g5llmcdz5wpslhtwe-p">
               <w:r>
                 <w:rPr>
                   <w:rFonts w:ascii="Arial" w:cs="Arial" w:eastAsia="Arial" w:hAnsi="Arial"/>
@@ -19894,7 +19894,7 @@
               <w:spacing w:after="10" w:before="0"/>
               <w:ind w:left="120"/>
             </w:pPr>
-            <w:hyperlink w:history="1" r:id="rIdpqi8yzuvhlooa2edmgzc_">
+            <w:hyperlink w:history="1" r:id="rIdldo6ooa1dffibxv_y8eva">
               <w:r>
                 <w:rPr>
                   <w:rFonts w:ascii="Arial" w:cs="Arial" w:eastAsia="Arial" w:hAnsi="Arial"/>
@@ -20089,7 +20089,7 @@
             <w:pPr>
               <w:spacing w:after="20" w:before="0"/>
             </w:pPr>
-            <w:hyperlink w:history="1" r:id="rId7kz0tvh-ooktjcydgb486">
+            <w:hyperlink w:history="1" r:id="rIdb0agsfdnfrvvwfkoq6qki">
               <w:r>
                 <w:rPr>
                   <w:rFonts w:ascii="Arial" w:cs="Arial" w:eastAsia="Arial" w:hAnsi="Arial"/>
@@ -20138,7 +20138,7 @@
               <w:spacing w:after="10" w:before="0"/>
               <w:ind w:left="120"/>
             </w:pPr>
-            <w:hyperlink w:history="1" r:id="rIdidpsfo5yrsziv5jpgbjtv">
+            <w:hyperlink w:history="1" r:id="rIdhxvgi79ydf04l6fpxcn2v">
               <w:r>
                 <w:rPr>
                   <w:rFonts w:ascii="Arial" w:cs="Arial" w:eastAsia="Arial" w:hAnsi="Arial"/>
@@ -20183,7 +20183,7 @@
             <w:pPr>
               <w:spacing w:after="20" w:before="0"/>
             </w:pPr>
-            <w:hyperlink w:history="1" r:id="rIduappb9gyvzv9szionobgh">
+            <w:hyperlink w:history="1" r:id="rId_irjuwmweixczvuc-atyp">
               <w:r>
                 <w:rPr>
                   <w:rFonts w:ascii="Arial" w:cs="Arial" w:eastAsia="Arial" w:hAnsi="Arial"/>
@@ -20232,7 +20232,7 @@
               <w:spacing w:after="10" w:before="0"/>
               <w:ind w:left="120"/>
             </w:pPr>
-            <w:hyperlink w:history="1" r:id="rIdppzje42oytbqdnm3_jmoi">
+            <w:hyperlink w:history="1" r:id="rIdnojdpmxnw_xxy6b0pn2j0">
               <w:r>
                 <w:rPr>
                   <w:rFonts w:ascii="Arial" w:cs="Arial" w:eastAsia="Arial" w:hAnsi="Arial"/>
@@ -20858,7 +20858,7 @@
         </w:rPr>
         <w:t xml:space="preserve">© 2026 SeaVuria and ARES. Aligned with KICD objectives. Developed by SeaVuria; technical implementation by ARES (with AI assistance from Claude). Licensed under </w:t>
       </w:r>
-      <w:hyperlink w:history="1" r:id="rIdqb6ylndbf4ikq9uipajwk">
+      <w:hyperlink w:history="1" r:id="rIdih1i-d-pmoevgr9rpji2a">
         <w:r>
           <w:rPr>
             <w:rFonts w:ascii="Arial" w:cs="Arial" w:eastAsia="Arial" w:hAnsi="Arial"/>
@@ -20879,7 +20879,7 @@
         </w:rPr>
         <w:t xml:space="preserve"> (</w:t>
       </w:r>
-      <w:hyperlink w:history="1" r:id="rIdsjgdchmp8lp80dyim8z9_">
+      <w:hyperlink w:history="1" r:id="rIdvhe_q6iufyoceux-eehlm">
         <w:r>
           <w:rPr>
             <w:rFonts w:ascii="Arial" w:cs="Arial" w:eastAsia="Arial" w:hAnsi="Arial"/>
@@ -21892,7 +21892,7 @@
             <w:pPr>
               <w:spacing w:after="20" w:before="0"/>
             </w:pPr>
-            <w:hyperlink w:history="1" r:id="rId15fk7oxxzn8ngcmpzsfup">
+            <w:hyperlink w:history="1" r:id="rIdnz8elzp49oinmoomgogk-">
               <w:r>
                 <w:rPr>
                   <w:rFonts w:ascii="Arial" w:cs="Arial" w:eastAsia="Arial" w:hAnsi="Arial"/>
@@ -21925,7 +21925,7 @@
               <w:spacing w:after="10" w:before="0"/>
               <w:ind w:left="120"/>
             </w:pPr>
-            <w:hyperlink w:history="1" r:id="rIdxk9khma_j-ew-gwzb5ue2">
+            <w:hyperlink w:history="1" r:id="rIdloucynt7n0ebnr7vwnbrh">
               <w:r>
                 <w:rPr>
                   <w:rFonts w:ascii="Arial" w:cs="Arial" w:eastAsia="Arial" w:hAnsi="Arial"/>
@@ -21970,7 +21970,7 @@
             <w:pPr>
               <w:spacing w:after="20" w:before="0"/>
             </w:pPr>
-            <w:hyperlink w:history="1" r:id="rIdfckadixdv_nb_klqz9icf">
+            <w:hyperlink w:history="1" r:id="rIdpbqmr7ejmm89ugupvyiiy">
               <w:r>
                 <w:rPr>
                   <w:rFonts w:ascii="Arial" w:cs="Arial" w:eastAsia="Arial" w:hAnsi="Arial"/>
@@ -22019,7 +22019,7 @@
               <w:spacing w:after="10" w:before="0"/>
               <w:ind w:left="120"/>
             </w:pPr>
-            <w:hyperlink w:history="1" r:id="rIdjdcboyero5xd1eays49gi">
+            <w:hyperlink w:history="1" r:id="rIdexpprxpp2cgrofqte5bdr">
               <w:r>
                 <w:rPr>
                   <w:rFonts w:ascii="Arial" w:cs="Arial" w:eastAsia="Arial" w:hAnsi="Arial"/>
@@ -22214,7 +22214,7 @@
             <w:pPr>
               <w:spacing w:after="20" w:before="0"/>
             </w:pPr>
-            <w:hyperlink w:history="1" r:id="rIdjpofsn6rt5nwjiyb74w2f">
+            <w:hyperlink w:history="1" r:id="rIdeogzxbh7ahq4gboj6lxzl">
               <w:r>
                 <w:rPr>
                   <w:rFonts w:ascii="Arial" w:cs="Arial" w:eastAsia="Arial" w:hAnsi="Arial"/>
@@ -22247,7 +22247,7 @@
               <w:spacing w:after="10" w:before="0"/>
               <w:ind w:left="120"/>
             </w:pPr>
-            <w:hyperlink w:history="1" r:id="rIdnikt9agmj_nmidepno1sw">
+            <w:hyperlink w:history="1" r:id="rIdj5y80th81upz3i9w3srr0">
               <w:r>
                 <w:rPr>
                   <w:rFonts w:ascii="Arial" w:cs="Arial" w:eastAsia="Arial" w:hAnsi="Arial"/>
@@ -22292,7 +22292,7 @@
             <w:pPr>
               <w:spacing w:after="20" w:before="0"/>
             </w:pPr>
-            <w:hyperlink w:history="1" r:id="rIdwybvhlz64bdr0phesd7rn">
+            <w:hyperlink w:history="1" r:id="rIdcvhuhj93hakcqe1gnbfdo">
               <w:r>
                 <w:rPr>
                   <w:rFonts w:ascii="Arial" w:cs="Arial" w:eastAsia="Arial" w:hAnsi="Arial"/>
@@ -22341,7 +22341,7 @@
               <w:spacing w:after="10" w:before="0"/>
               <w:ind w:left="120"/>
             </w:pPr>
-            <w:hyperlink w:history="1" r:id="rIdasnkj_ohlxxtvesrzq6yn">
+            <w:hyperlink w:history="1" r:id="rIdah7gsx2fx04psaeajldp8">
               <w:r>
                 <w:rPr>
                   <w:rFonts w:ascii="Arial" w:cs="Arial" w:eastAsia="Arial" w:hAnsi="Arial"/>
@@ -22536,7 +22536,7 @@
             <w:pPr>
               <w:spacing w:after="20" w:before="0"/>
             </w:pPr>
-            <w:hyperlink w:history="1" r:id="rIdx7ivkyjy3lgwil7js1yov">
+            <w:hyperlink w:history="1" r:id="rIdo-d3grmu_7szdn-rlnewq">
               <w:r>
                 <w:rPr>
                   <w:rFonts w:ascii="Arial" w:cs="Arial" w:eastAsia="Arial" w:hAnsi="Arial"/>
@@ -22569,7 +22569,7 @@
               <w:spacing w:after="10" w:before="0"/>
               <w:ind w:left="120"/>
             </w:pPr>
-            <w:hyperlink w:history="1" r:id="rIdivzqsklaln7anztp3fwgy">
+            <w:hyperlink w:history="1" r:id="rIdsqshw6yijczac2m2rfxat">
               <w:r>
                 <w:rPr>
                   <w:rFonts w:ascii="Arial" w:cs="Arial" w:eastAsia="Arial" w:hAnsi="Arial"/>
@@ -22614,7 +22614,7 @@
             <w:pPr>
               <w:spacing w:after="20" w:before="0"/>
             </w:pPr>
-            <w:hyperlink w:history="1" r:id="rId-swrfwhjhytay_22tt2jt">
+            <w:hyperlink w:history="1" r:id="rIdek0vbggm-rle0hnsefaka">
               <w:r>
                 <w:rPr>
                   <w:rFonts w:ascii="Arial" w:cs="Arial" w:eastAsia="Arial" w:hAnsi="Arial"/>
@@ -22663,7 +22663,7 @@
               <w:spacing w:after="10" w:before="0"/>
               <w:ind w:left="120"/>
             </w:pPr>
-            <w:hyperlink w:history="1" r:id="rIddrxlwzszmrpfu8udxaft2">
+            <w:hyperlink w:history="1" r:id="rIdt5-wwjbafjf-dmi0jm4zw">
               <w:r>
                 <w:rPr>
                   <w:rFonts w:ascii="Arial" w:cs="Arial" w:eastAsia="Arial" w:hAnsi="Arial"/>
@@ -22858,7 +22858,7 @@
             <w:pPr>
               <w:spacing w:after="20" w:before="0"/>
             </w:pPr>
-            <w:hyperlink w:history="1" r:id="rIdt7oskzndg5ko5pr4cuy0n">
+            <w:hyperlink w:history="1" r:id="rIdipn-u9zcivd1gqrqt7jin">
               <w:r>
                 <w:rPr>
                   <w:rFonts w:ascii="Arial" w:cs="Arial" w:eastAsia="Arial" w:hAnsi="Arial"/>
@@ -22891,7 +22891,7 @@
               <w:spacing w:after="10" w:before="0"/>
               <w:ind w:left="120"/>
             </w:pPr>
-            <w:hyperlink w:history="1" r:id="rId0u4e4dqkwinjs7xphziic">
+            <w:hyperlink w:history="1" r:id="rIdwmi6p-wxf3z0-p9rfcusu">
               <w:r>
                 <w:rPr>
                   <w:rFonts w:ascii="Arial" w:cs="Arial" w:eastAsia="Arial" w:hAnsi="Arial"/>
@@ -22936,7 +22936,7 @@
             <w:pPr>
               <w:spacing w:after="20" w:before="0"/>
             </w:pPr>
-            <w:hyperlink w:history="1" r:id="rIdupzpyuya-hi2kndn-mhcb">
+            <w:hyperlink w:history="1" r:id="rId0ltlv0rfnho1g48ito8xs">
               <w:r>
                 <w:rPr>
                   <w:rFonts w:ascii="Arial" w:cs="Arial" w:eastAsia="Arial" w:hAnsi="Arial"/>
@@ -22985,7 +22985,7 @@
               <w:spacing w:after="10" w:before="0"/>
               <w:ind w:left="120"/>
             </w:pPr>
-            <w:hyperlink w:history="1" r:id="rIdnmzwolkylwd_vczszlez6">
+            <w:hyperlink w:history="1" r:id="rIdp0qdgdfalz0yyopk6n5lt">
               <w:r>
                 <w:rPr>
                   <w:rFonts w:ascii="Arial" w:cs="Arial" w:eastAsia="Arial" w:hAnsi="Arial"/>
@@ -23180,7 +23180,7 @@
             <w:pPr>
               <w:spacing w:after="20" w:before="0"/>
             </w:pPr>
-            <w:hyperlink w:history="1" r:id="rIdcer3aejp3xppgg6ckce2v">
+            <w:hyperlink w:history="1" r:id="rId7gwvj5ay7r6a0-siy75cm">
               <w:r>
                 <w:rPr>
                   <w:rFonts w:ascii="Arial" w:cs="Arial" w:eastAsia="Arial" w:hAnsi="Arial"/>
@@ -23229,7 +23229,7 @@
               <w:spacing w:after="10" w:before="0"/>
               <w:ind w:left="120"/>
             </w:pPr>
-            <w:hyperlink w:history="1" r:id="rIdiyv-8jzncmdbly1jasbsy">
+            <w:hyperlink w:history="1" r:id="rId_l0vyl8iqxjv3ns-8ic1m">
               <w:r>
                 <w:rPr>
                   <w:rFonts w:ascii="Arial" w:cs="Arial" w:eastAsia="Arial" w:hAnsi="Arial"/>
@@ -23274,7 +23274,7 @@
             <w:pPr>
               <w:spacing w:after="20" w:before="0"/>
             </w:pPr>
-            <w:hyperlink w:history="1" r:id="rIdug54shcoor6crad4fye7u">
+            <w:hyperlink w:history="1" r:id="rId5rz9x8dk4y5iz-1u3cww-">
               <w:r>
                 <w:rPr>
                   <w:rFonts w:ascii="Arial" w:cs="Arial" w:eastAsia="Arial" w:hAnsi="Arial"/>
@@ -23323,7 +23323,7 @@
               <w:spacing w:after="10" w:before="0"/>
               <w:ind w:left="120"/>
             </w:pPr>
-            <w:hyperlink w:history="1" r:id="rId39slypzn7yjp5mrtoyw5v">
+            <w:hyperlink w:history="1" r:id="rIdrncw6gb8iqv6dhot3qjxt">
               <w:r>
                 <w:rPr>
                   <w:rFonts w:ascii="Arial" w:cs="Arial" w:eastAsia="Arial" w:hAnsi="Arial"/>
@@ -23968,7 +23968,7 @@
         </w:rPr>
         <w:t xml:space="preserve">© 2026 SeaVuria and ARES. Aligned with KICD objectives. Developed by SeaVuria; technical implementation by ARES (with AI assistance from Claude). Licensed under </w:t>
       </w:r>
-      <w:hyperlink w:history="1" r:id="rIddro_tnjfipw_kawaw1qyi">
+      <w:hyperlink w:history="1" r:id="rIdwbmtqpfyicvi8zcq49zmh">
         <w:r>
           <w:rPr>
             <w:rFonts w:ascii="Arial" w:cs="Arial" w:eastAsia="Arial" w:hAnsi="Arial"/>
@@ -23989,7 +23989,7 @@
         </w:rPr>
         <w:t xml:space="preserve"> (</w:t>
       </w:r>
-      <w:hyperlink w:history="1" r:id="rIdi4f5feu8vo2qreimlshan">
+      <w:hyperlink w:history="1" r:id="rId_z7cgaivs-xw9ch0on3ci">
         <w:r>
           <w:rPr>
             <w:rFonts w:ascii="Arial" w:cs="Arial" w:eastAsia="Arial" w:hAnsi="Arial"/>
@@ -25002,7 +25002,7 @@
             <w:pPr>
               <w:spacing w:after="20" w:before="0"/>
             </w:pPr>
-            <w:hyperlink w:history="1" r:id="rIdudvnjw6bnedvegrxnffg2">
+            <w:hyperlink w:history="1" r:id="rId_mnr0oku0fxglyfsaxira">
               <w:r>
                 <w:rPr>
                   <w:rFonts w:ascii="Arial" w:cs="Arial" w:eastAsia="Arial" w:hAnsi="Arial"/>
@@ -25035,7 +25035,7 @@
               <w:spacing w:after="10" w:before="0"/>
               <w:ind w:left="120"/>
             </w:pPr>
-            <w:hyperlink w:history="1" r:id="rIdhpmf3xbld-ngnhuxzljrs">
+            <w:hyperlink w:history="1" r:id="rIdzgizf8o7_meqouz5bvxfa">
               <w:r>
                 <w:rPr>
                   <w:rFonts w:ascii="Arial" w:cs="Arial" w:eastAsia="Arial" w:hAnsi="Arial"/>
@@ -25080,7 +25080,7 @@
             <w:pPr>
               <w:spacing w:after="20" w:before="0"/>
             </w:pPr>
-            <w:hyperlink w:history="1" r:id="rIdwv28mkthnvyumt1ysmbgh">
+            <w:hyperlink w:history="1" r:id="rIdhsy0m9lj-x-slxbxvdud2">
               <w:r>
                 <w:rPr>
                   <w:rFonts w:ascii="Arial" w:cs="Arial" w:eastAsia="Arial" w:hAnsi="Arial"/>
@@ -25129,7 +25129,7 @@
               <w:spacing w:after="10" w:before="0"/>
               <w:ind w:left="120"/>
             </w:pPr>
-            <w:hyperlink w:history="1" r:id="rId5t9chdgc10w-p_qrfxn1c">
+            <w:hyperlink w:history="1" r:id="rIdhcfysdm_vo2xmdzvyrcdk">
               <w:r>
                 <w:rPr>
                   <w:rFonts w:ascii="Arial" w:cs="Arial" w:eastAsia="Arial" w:hAnsi="Arial"/>
@@ -25324,7 +25324,7 @@
             <w:pPr>
               <w:spacing w:after="20" w:before="0"/>
             </w:pPr>
-            <w:hyperlink w:history="1" r:id="rIdcmnod9ietttswknanke1x">
+            <w:hyperlink w:history="1" r:id="rIdzzqladdupea65nwmu2jwv">
               <w:r>
                 <w:rPr>
                   <w:rFonts w:ascii="Arial" w:cs="Arial" w:eastAsia="Arial" w:hAnsi="Arial"/>
@@ -25357,7 +25357,7 @@
               <w:spacing w:after="10" w:before="0"/>
               <w:ind w:left="120"/>
             </w:pPr>
-            <w:hyperlink w:history="1" r:id="rIdihkexrma4u7em14u1c27p">
+            <w:hyperlink w:history="1" r:id="rIdd4o2kyw_6zzo32vi9xkr8">
               <w:r>
                 <w:rPr>
                   <w:rFonts w:ascii="Arial" w:cs="Arial" w:eastAsia="Arial" w:hAnsi="Arial"/>
@@ -25402,7 +25402,7 @@
             <w:pPr>
               <w:spacing w:after="20" w:before="0"/>
             </w:pPr>
-            <w:hyperlink w:history="1" r:id="rIdyc4skbasf2uqbohm7mdak">
+            <w:hyperlink w:history="1" r:id="rIdolqjyujxdj9orra_gta3i">
               <w:r>
                 <w:rPr>
                   <w:rFonts w:ascii="Arial" w:cs="Arial" w:eastAsia="Arial" w:hAnsi="Arial"/>
@@ -25451,7 +25451,7 @@
               <w:spacing w:after="10" w:before="0"/>
               <w:ind w:left="120"/>
             </w:pPr>
-            <w:hyperlink w:history="1" r:id="rIdadrz4tth3tkzu662zwqjp">
+            <w:hyperlink w:history="1" r:id="rIdaafx8b7svzvi_0o1iepgn">
               <w:r>
                 <w:rPr>
                   <w:rFonts w:ascii="Arial" w:cs="Arial" w:eastAsia="Arial" w:hAnsi="Arial"/>
@@ -25646,7 +25646,7 @@
             <w:pPr>
               <w:spacing w:after="20" w:before="0"/>
             </w:pPr>
-            <w:hyperlink w:history="1" r:id="rIdrkg6bhofk4zyaem_o8ohi">
+            <w:hyperlink w:history="1" r:id="rIdkt8nwdiaftxnjtizjppvi">
               <w:r>
                 <w:rPr>
                   <w:rFonts w:ascii="Arial" w:cs="Arial" w:eastAsia="Arial" w:hAnsi="Arial"/>
@@ -25679,7 +25679,7 @@
               <w:spacing w:after="10" w:before="0"/>
               <w:ind w:left="120"/>
             </w:pPr>
-            <w:hyperlink w:history="1" r:id="rIdepxbbmqcnglucxks1piyd">
+            <w:hyperlink w:history="1" r:id="rIdigv5r6wzhlj927m4viojq">
               <w:r>
                 <w:rPr>
                   <w:rFonts w:ascii="Arial" w:cs="Arial" w:eastAsia="Arial" w:hAnsi="Arial"/>
@@ -25724,7 +25724,7 @@
             <w:pPr>
               <w:spacing w:after="20" w:before="0"/>
             </w:pPr>
-            <w:hyperlink w:history="1" r:id="rId6j1rmotlummlybyw5g5ky">
+            <w:hyperlink w:history="1" r:id="rId6bdcfks9wog83h2k1hxvk">
               <w:r>
                 <w:rPr>
                   <w:rFonts w:ascii="Arial" w:cs="Arial" w:eastAsia="Arial" w:hAnsi="Arial"/>
@@ -25773,7 +25773,7 @@
               <w:spacing w:after="10" w:before="0"/>
               <w:ind w:left="120"/>
             </w:pPr>
-            <w:hyperlink w:history="1" r:id="rIdqse0albd1ovow0fusf0jl">
+            <w:hyperlink w:history="1" r:id="rIdmonkitilcvpure79uwqkq">
               <w:r>
                 <w:rPr>
                   <w:rFonts w:ascii="Arial" w:cs="Arial" w:eastAsia="Arial" w:hAnsi="Arial"/>
@@ -25968,7 +25968,7 @@
             <w:pPr>
               <w:spacing w:after="20" w:before="0"/>
             </w:pPr>
-            <w:hyperlink w:history="1" r:id="rIdxatsqndnk86opvjevdho9">
+            <w:hyperlink w:history="1" r:id="rIdklrevletrv89ccgoz86_w">
               <w:r>
                 <w:rPr>
                   <w:rFonts w:ascii="Arial" w:cs="Arial" w:eastAsia="Arial" w:hAnsi="Arial"/>
@@ -26001,7 +26001,7 @@
               <w:spacing w:after="10" w:before="0"/>
               <w:ind w:left="120"/>
             </w:pPr>
-            <w:hyperlink w:history="1" r:id="rIdvpbax0j3wiwbtn__qsnwo">
+            <w:hyperlink w:history="1" r:id="rIdowytvrxisgtqlji2amzcy">
               <w:r>
                 <w:rPr>
                   <w:rFonts w:ascii="Arial" w:cs="Arial" w:eastAsia="Arial" w:hAnsi="Arial"/>
@@ -26046,7 +26046,7 @@
             <w:pPr>
               <w:spacing w:after="20" w:before="0"/>
             </w:pPr>
-            <w:hyperlink w:history="1" r:id="rIdjymaiwhecnol0us7la1tf">
+            <w:hyperlink w:history="1" r:id="rIdeztxc9vafv1-7d1nsl_zm">
               <w:r>
                 <w:rPr>
                   <w:rFonts w:ascii="Arial" w:cs="Arial" w:eastAsia="Arial" w:hAnsi="Arial"/>
@@ -26095,7 +26095,7 @@
               <w:spacing w:after="10" w:before="0"/>
               <w:ind w:left="120"/>
             </w:pPr>
-            <w:hyperlink w:history="1" r:id="rIdwqrw8phbwvm9drqo0xsj9">
+            <w:hyperlink w:history="1" r:id="rIdnnyxxhm8dgzhmte-lqdz7">
               <w:r>
                 <w:rPr>
                   <w:rFonts w:ascii="Arial" w:cs="Arial" w:eastAsia="Arial" w:hAnsi="Arial"/>
@@ -26290,7 +26290,7 @@
             <w:pPr>
               <w:spacing w:after="20" w:before="0"/>
             </w:pPr>
-            <w:hyperlink w:history="1" r:id="rIddidabui2idbopkh5b1aio">
+            <w:hyperlink w:history="1" r:id="rIdcoupvgrfjfxtv15urfhgr">
               <w:r>
                 <w:rPr>
                   <w:rFonts w:ascii="Arial" w:cs="Arial" w:eastAsia="Arial" w:hAnsi="Arial"/>
@@ -26323,7 +26323,7 @@
               <w:spacing w:after="10" w:before="0"/>
               <w:ind w:left="120"/>
             </w:pPr>
-            <w:hyperlink w:history="1" r:id="rIdyui791evyqqze_fddxsyt">
+            <w:hyperlink w:history="1" r:id="rIdhqgesc-aaxtjzngxrbubr">
               <w:r>
                 <w:rPr>
                   <w:rFonts w:ascii="Arial" w:cs="Arial" w:eastAsia="Arial" w:hAnsi="Arial"/>
@@ -26368,7 +26368,7 @@
             <w:pPr>
               <w:spacing w:after="20" w:before="0"/>
             </w:pPr>
-            <w:hyperlink w:history="1" r:id="rIdxwmnqmss3ajnccrng8snr">
+            <w:hyperlink w:history="1" r:id="rIdzblgcslfgz4kue54dbpo2">
               <w:r>
                 <w:rPr>
                   <w:rFonts w:ascii="Arial" w:cs="Arial" w:eastAsia="Arial" w:hAnsi="Arial"/>
@@ -26417,7 +26417,7 @@
               <w:spacing w:after="10" w:before="0"/>
               <w:ind w:left="120"/>
             </w:pPr>
-            <w:hyperlink w:history="1" r:id="rIdrb1yzrmh5u9hvy5tahocz">
+            <w:hyperlink w:history="1" r:id="rId6itjsrc1qbk5talswabbd">
               <w:r>
                 <w:rPr>
                   <w:rFonts w:ascii="Arial" w:cs="Arial" w:eastAsia="Arial" w:hAnsi="Arial"/>
@@ -26929,7 +26929,7 @@
         </w:rPr>
         <w:t xml:space="preserve">© 2026 SeaVuria and ARES. Aligned with KICD objectives. Developed by SeaVuria; technical implementation by ARES (with AI assistance from Claude). Licensed under </w:t>
       </w:r>
-      <w:hyperlink w:history="1" r:id="rIdt02w-bqtbqk0vmpfsgocl">
+      <w:hyperlink w:history="1" r:id="rId63634kgho56lejlz4_hua">
         <w:r>
           <w:rPr>
             <w:rFonts w:ascii="Arial" w:cs="Arial" w:eastAsia="Arial" w:hAnsi="Arial"/>
@@ -26950,7 +26950,7 @@
         </w:rPr>
         <w:t xml:space="preserve"> (</w:t>
       </w:r>
-      <w:hyperlink w:history="1" r:id="rIdpa2qdqsv0rshtvmjniwmi">
+      <w:hyperlink w:history="1" r:id="rIdmpbo-hwpjytdeqfacc4hb">
         <w:r>
           <w:rPr>
             <w:rFonts w:ascii="Arial" w:cs="Arial" w:eastAsia="Arial" w:hAnsi="Arial"/>

--- a/data/outputs/v2/General_Science/SS3.4_Magnetism_and_Electromagnetic_Induction/General_Science_Magnetism_and_Electromagnetic_Induction_CBE_LessonSequence.docx
+++ b/data/outputs/v2/General_Science/SS3.4_Magnetism_and_Electromagnetic_Induction/General_Science_Magnetism_and_Electromagnetic_Induction_CBE_LessonSequence.docx
@@ -2325,7 +2325,7 @@
         </w:rPr>
         <w:t xml:space="preserve">© 2026 SeaVuria and ARES. This work is licensed under a </w:t>
       </w:r>
-      <w:hyperlink w:history="1" r:id="rIdjmsxn-wr7ztglye-0x_50">
+      <w:hyperlink w:history="1" r:id="rIdxwc1e3kof_oaf6trcetje">
         <w:r>
           <w:rPr>
             <w:rFonts w:ascii="Arial" w:cs="Arial" w:eastAsia="Arial" w:hAnsi="Arial"/>
@@ -2345,7 +2345,7 @@
         </w:rPr>
         <w:t xml:space="preserve"> (</w:t>
       </w:r>
-      <w:hyperlink w:history="1" r:id="rId-7hvxhi1z4awy6ulokxpm">
+      <w:hyperlink w:history="1" r:id="rIdp0es-d7gijughvmoalgb-">
         <w:r>
           <w:rPr>
             <w:rFonts w:ascii="Arial" w:cs="Arial" w:eastAsia="Arial" w:hAnsi="Arial"/>
@@ -2365,7 +2365,7 @@
         </w:rPr>
         <w:t xml:space="preserve">). To view a copy of this license, visit </w:t>
       </w:r>
-      <w:hyperlink w:history="1" r:id="rIdoc2cilto6akvmozifxsyk">
+      <w:hyperlink w:history="1" r:id="rIdkgfqy1-qmwi1ry4zbwpan">
         <w:r>
           <w:rPr>
             <w:rFonts w:ascii="Arial" w:cs="Arial" w:eastAsia="Arial" w:hAnsi="Arial"/>
@@ -3377,7 +3377,7 @@
             <w:pPr>
               <w:spacing w:after="20" w:before="0"/>
             </w:pPr>
-            <w:hyperlink w:history="1" r:id="rIdipo6eitiyr4a3l11xfzv4">
+            <w:hyperlink w:history="1" r:id="rIdfdem0_ylavnad30uvopt2">
               <w:r>
                 <w:rPr>
                   <w:rFonts w:ascii="Arial" w:cs="Arial" w:eastAsia="Arial" w:hAnsi="Arial"/>
@@ -3426,7 +3426,7 @@
               <w:spacing w:after="10" w:before="0"/>
               <w:ind w:left="120"/>
             </w:pPr>
-            <w:hyperlink w:history="1" r:id="rIdo9pb2qtgbx6zzwa_gip6f">
+            <w:hyperlink w:history="1" r:id="rId6kpan7sxadtfmkxglm-cl">
               <w:r>
                 <w:rPr>
                   <w:rFonts w:ascii="Arial" w:cs="Arial" w:eastAsia="Arial" w:hAnsi="Arial"/>
@@ -3488,7 +3488,7 @@
               <w:spacing w:after="10" w:before="0"/>
               <w:ind w:left="120"/>
             </w:pPr>
-            <w:hyperlink w:history="1" r:id="rId0-vryvx_2fvpwg2fdk1ak">
+            <w:hyperlink w:history="1" r:id="rIdbzwpaafw5mzkgddiqtjxt">
               <w:r>
                 <w:rPr>
                   <w:rFonts w:ascii="Arial" w:cs="Arial" w:eastAsia="Arial" w:hAnsi="Arial"/>
@@ -3698,7 +3698,7 @@
             <w:pPr>
               <w:spacing w:after="20" w:before="0"/>
             </w:pPr>
-            <w:hyperlink w:history="1" r:id="rIdy4dyzbacy_z_izhv9uubc">
+            <w:hyperlink w:history="1" r:id="rIdjwrhogoonuhmegowj1d4u">
               <w:r>
                 <w:rPr>
                   <w:rFonts w:ascii="Arial" w:cs="Arial" w:eastAsia="Arial" w:hAnsi="Arial"/>
@@ -3747,7 +3747,7 @@
               <w:spacing w:after="10" w:before="0"/>
               <w:ind w:left="120"/>
             </w:pPr>
-            <w:hyperlink w:history="1" r:id="rIdj8utht97xb296ssznnu1k">
+            <w:hyperlink w:history="1" r:id="rIdvlcka4s0oo9z68ptznr0s">
               <w:r>
                 <w:rPr>
                   <w:rFonts w:ascii="Arial" w:cs="Arial" w:eastAsia="Arial" w:hAnsi="Arial"/>
@@ -3809,7 +3809,7 @@
               <w:spacing w:after="10" w:before="0"/>
               <w:ind w:left="120"/>
             </w:pPr>
-            <w:hyperlink w:history="1" r:id="rIdqbn8negzikd5e4zlbkovs">
+            <w:hyperlink w:history="1" r:id="rIddrztvsfgh6n3m1tkgs_no">
               <w:r>
                 <w:rPr>
                   <w:rFonts w:ascii="Arial" w:cs="Arial" w:eastAsia="Arial" w:hAnsi="Arial"/>
@@ -4019,7 +4019,7 @@
             <w:pPr>
               <w:spacing w:after="20" w:before="0"/>
             </w:pPr>
-            <w:hyperlink w:history="1" r:id="rIdnrfywkpan8wifsmjwz4bo">
+            <w:hyperlink w:history="1" r:id="rIddbcz-drmnjwiwr-qewv6m">
               <w:r>
                 <w:rPr>
                   <w:rFonts w:ascii="Arial" w:cs="Arial" w:eastAsia="Arial" w:hAnsi="Arial"/>
@@ -4068,7 +4068,7 @@
               <w:spacing w:after="10" w:before="0"/>
               <w:ind w:left="120"/>
             </w:pPr>
-            <w:hyperlink w:history="1" r:id="rIdq6x84kup64cg6djrpmcej">
+            <w:hyperlink w:history="1" r:id="rIdcz74mrb_k_tcmku2rs4bf">
               <w:r>
                 <w:rPr>
                   <w:rFonts w:ascii="Arial" w:cs="Arial" w:eastAsia="Arial" w:hAnsi="Arial"/>
@@ -4130,7 +4130,7 @@
               <w:spacing w:after="10" w:before="0"/>
               <w:ind w:left="120"/>
             </w:pPr>
-            <w:hyperlink w:history="1" r:id="rIdeqg3er4xsdxcviyap9oc1">
+            <w:hyperlink w:history="1" r:id="rIdntgmhmxwzusezc4fwqd3_">
               <w:r>
                 <w:rPr>
                   <w:rFonts w:ascii="Arial" w:cs="Arial" w:eastAsia="Arial" w:hAnsi="Arial"/>
@@ -4340,7 +4340,7 @@
             <w:pPr>
               <w:spacing w:after="20" w:before="0"/>
             </w:pPr>
-            <w:hyperlink w:history="1" r:id="rIdb1jn1a2ywh8knpjkdj0ui">
+            <w:hyperlink w:history="1" r:id="rIdrrib0sv_aykeejj8nfyeu">
               <w:r>
                 <w:rPr>
                   <w:rFonts w:ascii="Arial" w:cs="Arial" w:eastAsia="Arial" w:hAnsi="Arial"/>
@@ -4389,7 +4389,7 @@
               <w:spacing w:after="10" w:before="0"/>
               <w:ind w:left="120"/>
             </w:pPr>
-            <w:hyperlink w:history="1" r:id="rId7vazmbp6zi-t6dkgia47b">
+            <w:hyperlink w:history="1" r:id="rIdeval8uu8_zmfqy_1qig7f">
               <w:r>
                 <w:rPr>
                   <w:rFonts w:ascii="Arial" w:cs="Arial" w:eastAsia="Arial" w:hAnsi="Arial"/>
@@ -4451,7 +4451,7 @@
               <w:spacing w:after="10" w:before="0"/>
               <w:ind w:left="120"/>
             </w:pPr>
-            <w:hyperlink w:history="1" r:id="rId4ryajpfrgvxz1gcidotvi">
+            <w:hyperlink w:history="1" r:id="rIdkxitaapikvcloxoic7erv">
               <w:r>
                 <w:rPr>
                   <w:rFonts w:ascii="Arial" w:cs="Arial" w:eastAsia="Arial" w:hAnsi="Arial"/>
@@ -4661,7 +4661,7 @@
             <w:pPr>
               <w:spacing w:after="20" w:before="0"/>
             </w:pPr>
-            <w:hyperlink w:history="1" r:id="rIdqubyrn7fmnjw02fgdmdce">
+            <w:hyperlink w:history="1" r:id="rId_cg0prtnf8b9weqdo4qrm">
               <w:r>
                 <w:rPr>
                   <w:rFonts w:ascii="Arial" w:cs="Arial" w:eastAsia="Arial" w:hAnsi="Arial"/>
@@ -4710,7 +4710,7 @@
               <w:spacing w:after="10" w:before="0"/>
               <w:ind w:left="120"/>
             </w:pPr>
-            <w:hyperlink w:history="1" r:id="rIdf6me8yjwqccgiamzifhzm">
+            <w:hyperlink w:history="1" r:id="rId6y3oeryslisws0re_nuwm">
               <w:r>
                 <w:rPr>
                   <w:rFonts w:ascii="Arial" w:cs="Arial" w:eastAsia="Arial" w:hAnsi="Arial"/>
@@ -4772,7 +4772,7 @@
               <w:spacing w:after="10" w:before="0"/>
               <w:ind w:left="120"/>
             </w:pPr>
-            <w:hyperlink w:history="1" r:id="rIdpwtr5zfpm4empb65dybpp">
+            <w:hyperlink w:history="1" r:id="rIdnsqcc2k9dtcd6e9fbaico">
               <w:r>
                 <w:rPr>
                   <w:rFonts w:ascii="Arial" w:cs="Arial" w:eastAsia="Arial" w:hAnsi="Arial"/>
@@ -5413,7 +5413,7 @@
         </w:rPr>
         <w:t xml:space="preserve">© 2026 SeaVuria and ARES. Aligned with KICD objectives. Developed by SeaVuria; technical implementation by ARES (with AI assistance from Claude). Licensed under </w:t>
       </w:r>
-      <w:hyperlink w:history="1" r:id="rIdhkizflqc69xk4shqfcs4b">
+      <w:hyperlink w:history="1" r:id="rIdhlnhwqnj2vqlwfkziddd3">
         <w:r>
           <w:rPr>
             <w:rFonts w:ascii="Arial" w:cs="Arial" w:eastAsia="Arial" w:hAnsi="Arial"/>
@@ -5434,7 +5434,7 @@
         </w:rPr>
         <w:t xml:space="preserve"> (</w:t>
       </w:r>
-      <w:hyperlink w:history="1" r:id="rIdyxsldmrqme-mcofffpkix">
+      <w:hyperlink w:history="1" r:id="rIdc_-rqsjr74vt70kq4bvn6">
         <w:r>
           <w:rPr>
             <w:rFonts w:ascii="Arial" w:cs="Arial" w:eastAsia="Arial" w:hAnsi="Arial"/>
@@ -6447,7 +6447,7 @@
             <w:pPr>
               <w:spacing w:after="20" w:before="0"/>
             </w:pPr>
-            <w:hyperlink w:history="1" r:id="rIdb8uwi2llm8ydc5rskp_o3">
+            <w:hyperlink w:history="1" r:id="rIdhckfkjlftkmgxcxkcuen4">
               <w:r>
                 <w:rPr>
                   <w:rFonts w:ascii="Arial" w:cs="Arial" w:eastAsia="Arial" w:hAnsi="Arial"/>
@@ -6496,7 +6496,7 @@
               <w:spacing w:after="10" w:before="0"/>
               <w:ind w:left="120"/>
             </w:pPr>
-            <w:hyperlink w:history="1" r:id="rIddmhy4gg9wa_pvwlrf4wry">
+            <w:hyperlink w:history="1" r:id="rIdiw97dfgnwhhg78rsnjujw">
               <w:r>
                 <w:rPr>
                   <w:rFonts w:ascii="Arial" w:cs="Arial" w:eastAsia="Arial" w:hAnsi="Arial"/>
@@ -6541,7 +6541,7 @@
             <w:pPr>
               <w:spacing w:after="20" w:before="0"/>
             </w:pPr>
-            <w:hyperlink w:history="1" r:id="rIddrv3tzkgu5nsg_oita4gn">
+            <w:hyperlink w:history="1" r:id="rIdmugdkrzbqaqfsfby3m3tr">
               <w:r>
                 <w:rPr>
                   <w:rFonts w:ascii="Arial" w:cs="Arial" w:eastAsia="Arial" w:hAnsi="Arial"/>
@@ -6590,7 +6590,7 @@
               <w:spacing w:after="10" w:before="0"/>
               <w:ind w:left="120"/>
             </w:pPr>
-            <w:hyperlink w:history="1" r:id="rIdx9oz3r_l8m-j4z-d5eekh">
+            <w:hyperlink w:history="1" r:id="rIdbyr2ancgp5hhhgpzdld4h">
               <w:r>
                 <w:rPr>
                   <w:rFonts w:ascii="Arial" w:cs="Arial" w:eastAsia="Arial" w:hAnsi="Arial"/>
@@ -6785,7 +6785,7 @@
             <w:pPr>
               <w:spacing w:after="20" w:before="0"/>
             </w:pPr>
-            <w:hyperlink w:history="1" r:id="rIdrofeiyqfg41-f_0qcpnss">
+            <w:hyperlink w:history="1" r:id="rIdgtuiqy9rmvaw1g7qkqrmg">
               <w:r>
                 <w:rPr>
                   <w:rFonts w:ascii="Arial" w:cs="Arial" w:eastAsia="Arial" w:hAnsi="Arial"/>
@@ -6834,7 +6834,7 @@
               <w:spacing w:after="10" w:before="0"/>
               <w:ind w:left="120"/>
             </w:pPr>
-            <w:hyperlink w:history="1" r:id="rIdu2y2st2xjww3f-pzdlk8b">
+            <w:hyperlink w:history="1" r:id="rIdfb7hr9hvibfaz9agvy0ls">
               <w:r>
                 <w:rPr>
                   <w:rFonts w:ascii="Arial" w:cs="Arial" w:eastAsia="Arial" w:hAnsi="Arial"/>
@@ -6879,7 +6879,7 @@
             <w:pPr>
               <w:spacing w:after="20" w:before="0"/>
             </w:pPr>
-            <w:hyperlink w:history="1" r:id="rIdokpntvor7khy8vn2mebc2">
+            <w:hyperlink w:history="1" r:id="rIdobpuc5ykvrtsklgy-ay0r">
               <w:r>
                 <w:rPr>
                   <w:rFonts w:ascii="Arial" w:cs="Arial" w:eastAsia="Arial" w:hAnsi="Arial"/>
@@ -6928,7 +6928,7 @@
               <w:spacing w:after="10" w:before="0"/>
               <w:ind w:left="120"/>
             </w:pPr>
-            <w:hyperlink w:history="1" r:id="rIdozp9ailzsyutuhi4bmggt">
+            <w:hyperlink w:history="1" r:id="rIdlzgixfguhpgxiu_wvyasa">
               <w:r>
                 <w:rPr>
                   <w:rFonts w:ascii="Arial" w:cs="Arial" w:eastAsia="Arial" w:hAnsi="Arial"/>
@@ -7123,7 +7123,7 @@
             <w:pPr>
               <w:spacing w:after="20" w:before="0"/>
             </w:pPr>
-            <w:hyperlink w:history="1" r:id="rIda2e2x8v6ynbkmtxnyv0wa">
+            <w:hyperlink w:history="1" r:id="rIdmfinglewsnwiehtovtiga">
               <w:r>
                 <w:rPr>
                   <w:rFonts w:ascii="Arial" w:cs="Arial" w:eastAsia="Arial" w:hAnsi="Arial"/>
@@ -7172,7 +7172,7 @@
               <w:spacing w:after="10" w:before="0"/>
               <w:ind w:left="120"/>
             </w:pPr>
-            <w:hyperlink w:history="1" r:id="rId-sy9n8tt3g65kdstkiphw">
+            <w:hyperlink w:history="1" r:id="rIdv3-yl0x73djv0nkrc1yuq">
               <w:r>
                 <w:rPr>
                   <w:rFonts w:ascii="Arial" w:cs="Arial" w:eastAsia="Arial" w:hAnsi="Arial"/>
@@ -7217,7 +7217,7 @@
             <w:pPr>
               <w:spacing w:after="20" w:before="0"/>
             </w:pPr>
-            <w:hyperlink w:history="1" r:id="rIdpkl_rn94znycwtpe310no">
+            <w:hyperlink w:history="1" r:id="rIdbwa338qd74a2zkdivfpyb">
               <w:r>
                 <w:rPr>
                   <w:rFonts w:ascii="Arial" w:cs="Arial" w:eastAsia="Arial" w:hAnsi="Arial"/>
@@ -7266,7 +7266,7 @@
               <w:spacing w:after="10" w:before="0"/>
               <w:ind w:left="120"/>
             </w:pPr>
-            <w:hyperlink w:history="1" r:id="rIdpwcymkrgbx95d-su2ke4b">
+            <w:hyperlink w:history="1" r:id="rIdrzwpnwakrhjkx23syo6el">
               <w:r>
                 <w:rPr>
                   <w:rFonts w:ascii="Arial" w:cs="Arial" w:eastAsia="Arial" w:hAnsi="Arial"/>
@@ -7461,7 +7461,7 @@
             <w:pPr>
               <w:spacing w:after="20" w:before="0"/>
             </w:pPr>
-            <w:hyperlink w:history="1" r:id="rIdm8hicyfycrib5bzmgxq4c">
+            <w:hyperlink w:history="1" r:id="rIdqdfxhmm8h32_oclwrh1fy">
               <w:r>
                 <w:rPr>
                   <w:rFonts w:ascii="Arial" w:cs="Arial" w:eastAsia="Arial" w:hAnsi="Arial"/>
@@ -7510,7 +7510,7 @@
               <w:spacing w:after="10" w:before="0"/>
               <w:ind w:left="120"/>
             </w:pPr>
-            <w:hyperlink w:history="1" r:id="rIdoy-qkpanlhpdf1ahon85u">
+            <w:hyperlink w:history="1" r:id="rIdw4_sysf053vmzncw2fiik">
               <w:r>
                 <w:rPr>
                   <w:rFonts w:ascii="Arial" w:cs="Arial" w:eastAsia="Arial" w:hAnsi="Arial"/>
@@ -7555,7 +7555,7 @@
             <w:pPr>
               <w:spacing w:after="20" w:before="0"/>
             </w:pPr>
-            <w:hyperlink w:history="1" r:id="rIds4ey4joj3shoha52atztc">
+            <w:hyperlink w:history="1" r:id="rIdtj-7w2aaxfae2jpmrg9py">
               <w:r>
                 <w:rPr>
                   <w:rFonts w:ascii="Arial" w:cs="Arial" w:eastAsia="Arial" w:hAnsi="Arial"/>
@@ -7604,7 +7604,7 @@
               <w:spacing w:after="10" w:before="0"/>
               <w:ind w:left="120"/>
             </w:pPr>
-            <w:hyperlink w:history="1" r:id="rIdqibwfqfv7glvjjvmyyl5w">
+            <w:hyperlink w:history="1" r:id="rId0vsknkxjvp4ck1ssqvvgu">
               <w:r>
                 <w:rPr>
                   <w:rFonts w:ascii="Arial" w:cs="Arial" w:eastAsia="Arial" w:hAnsi="Arial"/>
@@ -7799,7 +7799,7 @@
             <w:pPr>
               <w:spacing w:after="20" w:before="0"/>
             </w:pPr>
-            <w:hyperlink w:history="1" r:id="rId8iex1iemaxi_-esoafy_b">
+            <w:hyperlink w:history="1" r:id="rIdpncqnlhivtikl37fztnco">
               <w:r>
                 <w:rPr>
                   <w:rFonts w:ascii="Arial" w:cs="Arial" w:eastAsia="Arial" w:hAnsi="Arial"/>
@@ -7848,7 +7848,7 @@
               <w:spacing w:after="10" w:before="0"/>
               <w:ind w:left="120"/>
             </w:pPr>
-            <w:hyperlink w:history="1" r:id="rIdhbdl83dnybl8khmrh1wut">
+            <w:hyperlink w:history="1" r:id="rIdwp1gm8hu5965exqnb7as3">
               <w:r>
                 <w:rPr>
                   <w:rFonts w:ascii="Arial" w:cs="Arial" w:eastAsia="Arial" w:hAnsi="Arial"/>
@@ -7893,7 +7893,7 @@
             <w:pPr>
               <w:spacing w:after="20" w:before="0"/>
             </w:pPr>
-            <w:hyperlink w:history="1" r:id="rId3x-ftmukguxkd2hg-_o_h">
+            <w:hyperlink w:history="1" r:id="rId610z38l7xl4xcrflrhdps">
               <w:r>
                 <w:rPr>
                   <w:rFonts w:ascii="Arial" w:cs="Arial" w:eastAsia="Arial" w:hAnsi="Arial"/>
@@ -7942,7 +7942,7 @@
               <w:spacing w:after="10" w:before="0"/>
               <w:ind w:left="120"/>
             </w:pPr>
-            <w:hyperlink w:history="1" r:id="rIdovwdlomgcidq3uve_g4h2">
+            <w:hyperlink w:history="1" r:id="rIdyjoimer5wgzylhgtu7pzs">
               <w:r>
                 <w:rPr>
                   <w:rFonts w:ascii="Arial" w:cs="Arial" w:eastAsia="Arial" w:hAnsi="Arial"/>
@@ -8454,7 +8454,7 @@
         </w:rPr>
         <w:t xml:space="preserve">© 2026 SeaVuria and ARES. Aligned with KICD objectives. Developed by SeaVuria; technical implementation by ARES (with AI assistance from Claude). Licensed under </w:t>
       </w:r>
-      <w:hyperlink w:history="1" r:id="rId6vah9qzxhackt5_cch5ax">
+      <w:hyperlink w:history="1" r:id="rIdaqfhl2uorvwhmgzeeo_z4">
         <w:r>
           <w:rPr>
             <w:rFonts w:ascii="Arial" w:cs="Arial" w:eastAsia="Arial" w:hAnsi="Arial"/>
@@ -8475,7 +8475,7 @@
         </w:rPr>
         <w:t xml:space="preserve"> (</w:t>
       </w:r>
-      <w:hyperlink w:history="1" r:id="rIdf05zembr4ymezmin8vtny">
+      <w:hyperlink w:history="1" r:id="rIdzw57kpkjfmkrsmyw7rsi_">
         <w:r>
           <w:rPr>
             <w:rFonts w:ascii="Arial" w:cs="Arial" w:eastAsia="Arial" w:hAnsi="Arial"/>
@@ -9488,7 +9488,7 @@
             <w:pPr>
               <w:spacing w:after="20" w:before="0"/>
             </w:pPr>
-            <w:hyperlink w:history="1" r:id="rIdkocz0ionwjjwyqydrsvto">
+            <w:hyperlink w:history="1" r:id="rIdyvxszqm_r_wacg2d9xpbs">
               <w:r>
                 <w:rPr>
                   <w:rFonts w:ascii="Arial" w:cs="Arial" w:eastAsia="Arial" w:hAnsi="Arial"/>
@@ -9521,7 +9521,7 @@
               <w:spacing w:after="10" w:before="0"/>
               <w:ind w:left="120"/>
             </w:pPr>
-            <w:hyperlink w:history="1" r:id="rIdiavaex_q7kevvou68cuwc">
+            <w:hyperlink w:history="1" r:id="rIdbm7bh6svbtnkkaj_grtyp">
               <w:r>
                 <w:rPr>
                   <w:rFonts w:ascii="Arial" w:cs="Arial" w:eastAsia="Arial" w:hAnsi="Arial"/>
@@ -9566,7 +9566,7 @@
             <w:pPr>
               <w:spacing w:after="20" w:before="0"/>
             </w:pPr>
-            <w:hyperlink w:history="1" r:id="rId3gwtsdqkslw9ztnqbpjsr">
+            <w:hyperlink w:history="1" r:id="rIdxe-agfyy8fp_nfokn4y9u">
               <w:r>
                 <w:rPr>
                   <w:rFonts w:ascii="Arial" w:cs="Arial" w:eastAsia="Arial" w:hAnsi="Arial"/>
@@ -9599,7 +9599,7 @@
               <w:spacing w:after="10" w:before="0"/>
               <w:ind w:left="120"/>
             </w:pPr>
-            <w:hyperlink w:history="1" r:id="rIdvbgvqjppn6bjadzxrgaxd">
+            <w:hyperlink w:history="1" r:id="rIdfemsxnsdjpoqx96dndooj">
               <w:r>
                 <w:rPr>
                   <w:rFonts w:ascii="Arial" w:cs="Arial" w:eastAsia="Arial" w:hAnsi="Arial"/>
@@ -9794,7 +9794,7 @@
             <w:pPr>
               <w:spacing w:after="20" w:before="0"/>
             </w:pPr>
-            <w:hyperlink w:history="1" r:id="rIdye5fce5pafpjzdpfrwerv">
+            <w:hyperlink w:history="1" r:id="rIdvegnutickjdoj9k_4wuar">
               <w:r>
                 <w:rPr>
                   <w:rFonts w:ascii="Arial" w:cs="Arial" w:eastAsia="Arial" w:hAnsi="Arial"/>
@@ -9827,7 +9827,7 @@
               <w:spacing w:after="10" w:before="0"/>
               <w:ind w:left="120"/>
             </w:pPr>
-            <w:hyperlink w:history="1" r:id="rIdcnzog8d2jlfa9uwyj7qmf">
+            <w:hyperlink w:history="1" r:id="rIde27mrxpwjo-w99jacwgip">
               <w:r>
                 <w:rPr>
                   <w:rFonts w:ascii="Arial" w:cs="Arial" w:eastAsia="Arial" w:hAnsi="Arial"/>
@@ -9872,7 +9872,7 @@
             <w:pPr>
               <w:spacing w:after="20" w:before="0"/>
             </w:pPr>
-            <w:hyperlink w:history="1" r:id="rIde8kfzchhgbql_-ccz3ntp">
+            <w:hyperlink w:history="1" r:id="rIdcuopxrrn-kafsfzjfdzns">
               <w:r>
                 <w:rPr>
                   <w:rFonts w:ascii="Arial" w:cs="Arial" w:eastAsia="Arial" w:hAnsi="Arial"/>
@@ -9905,7 +9905,7 @@
               <w:spacing w:after="10" w:before="0"/>
               <w:ind w:left="120"/>
             </w:pPr>
-            <w:hyperlink w:history="1" r:id="rIdhtuqibkyx1euektk9xsb0">
+            <w:hyperlink w:history="1" r:id="rId39x8mowsraalqlzne3j0s">
               <w:r>
                 <w:rPr>
                   <w:rFonts w:ascii="Arial" w:cs="Arial" w:eastAsia="Arial" w:hAnsi="Arial"/>
@@ -10100,7 +10100,7 @@
             <w:pPr>
               <w:spacing w:after="20" w:before="0"/>
             </w:pPr>
-            <w:hyperlink w:history="1" r:id="rIdiy6dogailyna11mclspor">
+            <w:hyperlink w:history="1" r:id="rIdacxwk1ifyfxkzkxqycl_s">
               <w:r>
                 <w:rPr>
                   <w:rFonts w:ascii="Arial" w:cs="Arial" w:eastAsia="Arial" w:hAnsi="Arial"/>
@@ -10149,7 +10149,7 @@
               <w:spacing w:after="10" w:before="0"/>
               <w:ind w:left="120"/>
             </w:pPr>
-            <w:hyperlink w:history="1" r:id="rIdtpfkttipoywi4u2r_tylm">
+            <w:hyperlink w:history="1" r:id="rIdilhbaaihod-i8scaura3q">
               <w:r>
                 <w:rPr>
                   <w:rFonts w:ascii="Arial" w:cs="Arial" w:eastAsia="Arial" w:hAnsi="Arial"/>
@@ -10194,7 +10194,7 @@
             <w:pPr>
               <w:spacing w:after="20" w:before="0"/>
             </w:pPr>
-            <w:hyperlink w:history="1" r:id="rIddlhkngzoyaf8exlaiuaox">
+            <w:hyperlink w:history="1" r:id="rIddrrnt283f1cnnmugqjfy8">
               <w:r>
                 <w:rPr>
                   <w:rFonts w:ascii="Arial" w:cs="Arial" w:eastAsia="Arial" w:hAnsi="Arial"/>
@@ -10227,7 +10227,7 @@
               <w:spacing w:after="10" w:before="0"/>
               <w:ind w:left="120"/>
             </w:pPr>
-            <w:hyperlink w:history="1" r:id="rIdutzi4a6nmvqnfc85gh6rx">
+            <w:hyperlink w:history="1" r:id="rIdjmwzpweit8pikp1csnavg">
               <w:r>
                 <w:rPr>
                   <w:rFonts w:ascii="Arial" w:cs="Arial" w:eastAsia="Arial" w:hAnsi="Arial"/>
@@ -10422,7 +10422,7 @@
             <w:pPr>
               <w:spacing w:after="20" w:before="0"/>
             </w:pPr>
-            <w:hyperlink w:history="1" r:id="rIdh1hvoslpyijkgny1ezsgl">
+            <w:hyperlink w:history="1" r:id="rIdzqyagfklqab9z6svljlda">
               <w:r>
                 <w:rPr>
                   <w:rFonts w:ascii="Arial" w:cs="Arial" w:eastAsia="Arial" w:hAnsi="Arial"/>
@@ -10471,7 +10471,7 @@
               <w:spacing w:after="10" w:before="0"/>
               <w:ind w:left="120"/>
             </w:pPr>
-            <w:hyperlink w:history="1" r:id="rIdtgkdmiqv7qessqnjuzbra">
+            <w:hyperlink w:history="1" r:id="rIdpk7n138zrubjrxscy3nsc">
               <w:r>
                 <w:rPr>
                   <w:rFonts w:ascii="Arial" w:cs="Arial" w:eastAsia="Arial" w:hAnsi="Arial"/>
@@ -10516,7 +10516,7 @@
             <w:pPr>
               <w:spacing w:after="20" w:before="0"/>
             </w:pPr>
-            <w:hyperlink w:history="1" r:id="rIdibjwvfyrgubma-yw0rij-">
+            <w:hyperlink w:history="1" r:id="rIdqnphnavevsk910gleii3v">
               <w:r>
                 <w:rPr>
                   <w:rFonts w:ascii="Arial" w:cs="Arial" w:eastAsia="Arial" w:hAnsi="Arial"/>
@@ -10549,7 +10549,7 @@
               <w:spacing w:after="10" w:before="0"/>
               <w:ind w:left="120"/>
             </w:pPr>
-            <w:hyperlink w:history="1" r:id="rIdqfsmf8ttee31-im-9cbla">
+            <w:hyperlink w:history="1" r:id="rIdn2-mt5go95cnvogqo2uib">
               <w:r>
                 <w:rPr>
                   <w:rFonts w:ascii="Arial" w:cs="Arial" w:eastAsia="Arial" w:hAnsi="Arial"/>
@@ -10744,7 +10744,7 @@
             <w:pPr>
               <w:spacing w:after="20" w:before="0"/>
             </w:pPr>
-            <w:hyperlink w:history="1" r:id="rIdc633swpyezzesrefquhhk">
+            <w:hyperlink w:history="1" r:id="rId4j3esquh_nrodmqpk2klx">
               <w:r>
                 <w:rPr>
                   <w:rFonts w:ascii="Arial" w:cs="Arial" w:eastAsia="Arial" w:hAnsi="Arial"/>
@@ -10793,7 +10793,7 @@
               <w:spacing w:after="10" w:before="0"/>
               <w:ind w:left="120"/>
             </w:pPr>
-            <w:hyperlink w:history="1" r:id="rIdcp4r0jigrw7redg8zlh1s">
+            <w:hyperlink w:history="1" r:id="rIde35wbwr6rzqcu4pxharaq">
               <w:r>
                 <w:rPr>
                   <w:rFonts w:ascii="Arial" w:cs="Arial" w:eastAsia="Arial" w:hAnsi="Arial"/>
@@ -10838,7 +10838,7 @@
             <w:pPr>
               <w:spacing w:after="20" w:before="0"/>
             </w:pPr>
-            <w:hyperlink w:history="1" r:id="rIdidbzj62t5taiibhd5clhf">
+            <w:hyperlink w:history="1" r:id="rIdivpmbvrzonhkq82gmh1pq">
               <w:r>
                 <w:rPr>
                   <w:rFonts w:ascii="Arial" w:cs="Arial" w:eastAsia="Arial" w:hAnsi="Arial"/>
@@ -10887,7 +10887,7 @@
               <w:spacing w:after="10" w:before="0"/>
               <w:ind w:left="120"/>
             </w:pPr>
-            <w:hyperlink w:history="1" r:id="rIdciaeopfbuu_1bhs4zuzng">
+            <w:hyperlink w:history="1" r:id="rId4m--ewovoyvy2wzxrprui">
               <w:r>
                 <w:rPr>
                   <w:rFonts w:ascii="Arial" w:cs="Arial" w:eastAsia="Arial" w:hAnsi="Arial"/>
@@ -11627,7 +11627,7 @@
         </w:rPr>
         <w:t xml:space="preserve">© 2026 SeaVuria and ARES. Aligned with KICD objectives. Developed by SeaVuria; technical implementation by ARES (with AI assistance from Claude). Licensed under </w:t>
       </w:r>
-      <w:hyperlink w:history="1" r:id="rIdmn3mchnonhbewxcjthbkb">
+      <w:hyperlink w:history="1" r:id="rIdr43uogegwgb8kyu2nyrhs">
         <w:r>
           <w:rPr>
             <w:rFonts w:ascii="Arial" w:cs="Arial" w:eastAsia="Arial" w:hAnsi="Arial"/>
@@ -11648,7 +11648,7 @@
         </w:rPr>
         <w:t xml:space="preserve"> (</w:t>
       </w:r>
-      <w:hyperlink w:history="1" r:id="rIdtzrz-8z1fsv5th60fmnwh">
+      <w:hyperlink w:history="1" r:id="rIdkfx_r91tscdzmifkfy3um">
         <w:r>
           <w:rPr>
             <w:rFonts w:ascii="Arial" w:cs="Arial" w:eastAsia="Arial" w:hAnsi="Arial"/>
@@ -12661,7 +12661,7 @@
             <w:pPr>
               <w:spacing w:after="20" w:before="0"/>
             </w:pPr>
-            <w:hyperlink w:history="1" r:id="rIdmwd2orm0ppkfkp3benyyc">
+            <w:hyperlink w:history="1" r:id="rIdvc4xqyqwqhc2qnxdy3m9f">
               <w:r>
                 <w:rPr>
                   <w:rFonts w:ascii="Arial" w:cs="Arial" w:eastAsia="Arial" w:hAnsi="Arial"/>
@@ -12694,7 +12694,7 @@
               <w:spacing w:after="10" w:before="0"/>
               <w:ind w:left="120"/>
             </w:pPr>
-            <w:hyperlink w:history="1" r:id="rIdezmitr3mrx54aqfegpkkr">
+            <w:hyperlink w:history="1" r:id="rIdkvjeukqf-0pw8hkiqrkv5">
               <w:r>
                 <w:rPr>
                   <w:rFonts w:ascii="Arial" w:cs="Arial" w:eastAsia="Arial" w:hAnsi="Arial"/>
@@ -12739,7 +12739,7 @@
             <w:pPr>
               <w:spacing w:after="20" w:before="0"/>
             </w:pPr>
-            <w:hyperlink w:history="1" r:id="rId0aegkuilx7qvu5b9w-ol2">
+            <w:hyperlink w:history="1" r:id="rIdsbnum3uyyfchchbmakq0q">
               <w:r>
                 <w:rPr>
                   <w:rFonts w:ascii="Arial" w:cs="Arial" w:eastAsia="Arial" w:hAnsi="Arial"/>
@@ -12788,7 +12788,7 @@
               <w:spacing w:after="10" w:before="0"/>
               <w:ind w:left="120"/>
             </w:pPr>
-            <w:hyperlink w:history="1" r:id="rIdoidlvyo3kd4eeku77cqe7">
+            <w:hyperlink w:history="1" r:id="rId-zsrkaha_a3qt69rgafwe">
               <w:r>
                 <w:rPr>
                   <w:rFonts w:ascii="Arial" w:cs="Arial" w:eastAsia="Arial" w:hAnsi="Arial"/>
@@ -12983,7 +12983,7 @@
             <w:pPr>
               <w:spacing w:after="20" w:before="0"/>
             </w:pPr>
-            <w:hyperlink w:history="1" r:id="rId3da8org6wqsq01it40yat">
+            <w:hyperlink w:history="1" r:id="rIdcpxn8uzkaeu_gryab3dsx">
               <w:r>
                 <w:rPr>
                   <w:rFonts w:ascii="Arial" w:cs="Arial" w:eastAsia="Arial" w:hAnsi="Arial"/>
@@ -13016,7 +13016,7 @@
               <w:spacing w:after="10" w:before="0"/>
               <w:ind w:left="120"/>
             </w:pPr>
-            <w:hyperlink w:history="1" r:id="rId-xzs90eoh2e1pt6if_33g">
+            <w:hyperlink w:history="1" r:id="rIdryegngjm9pfypvqfjdocn">
               <w:r>
                 <w:rPr>
                   <w:rFonts w:ascii="Arial" w:cs="Arial" w:eastAsia="Arial" w:hAnsi="Arial"/>
@@ -13061,7 +13061,7 @@
             <w:pPr>
               <w:spacing w:after="20" w:before="0"/>
             </w:pPr>
-            <w:hyperlink w:history="1" r:id="rIdrf0ksrzasrkbko_l3fv25">
+            <w:hyperlink w:history="1" r:id="rIdu4cuuv6s0mipmyw4q9drg">
               <w:r>
                 <w:rPr>
                   <w:rFonts w:ascii="Arial" w:cs="Arial" w:eastAsia="Arial" w:hAnsi="Arial"/>
@@ -13110,7 +13110,7 @@
               <w:spacing w:after="10" w:before="0"/>
               <w:ind w:left="120"/>
             </w:pPr>
-            <w:hyperlink w:history="1" r:id="rIdfrsnsphty8f-ovnyp2dpf">
+            <w:hyperlink w:history="1" r:id="rIdj2mk8kb57ajckc7eubrkk">
               <w:r>
                 <w:rPr>
                   <w:rFonts w:ascii="Arial" w:cs="Arial" w:eastAsia="Arial" w:hAnsi="Arial"/>
@@ -13476,7 +13476,7 @@
             <w:pPr>
               <w:spacing w:after="20" w:before="0"/>
             </w:pPr>
-            <w:hyperlink w:history="1" r:id="rId5321tdcsw-imv-qf9t-zq">
+            <w:hyperlink w:history="1" r:id="rIdalh6exxcfoq7cxlzfzn3f">
               <w:r>
                 <w:rPr>
                   <w:rFonts w:ascii="Arial" w:cs="Arial" w:eastAsia="Arial" w:hAnsi="Arial"/>
@@ -13525,7 +13525,7 @@
               <w:spacing w:after="10" w:before="0"/>
               <w:ind w:left="120"/>
             </w:pPr>
-            <w:hyperlink w:history="1" r:id="rId3sq9cunimhfch6yjxmzjp">
+            <w:hyperlink w:history="1" r:id="rIdni9amm3wydqevpcqzhiji">
               <w:r>
                 <w:rPr>
                   <w:rFonts w:ascii="Arial" w:cs="Arial" w:eastAsia="Arial" w:hAnsi="Arial"/>
@@ -13570,7 +13570,7 @@
             <w:pPr>
               <w:spacing w:after="20" w:before="0"/>
             </w:pPr>
-            <w:hyperlink w:history="1" r:id="rIdvcjw8mrs1zvsyhdeld5it">
+            <w:hyperlink w:history="1" r:id="rId4gf9y6fmzmp2wzvw6zctq">
               <w:r>
                 <w:rPr>
                   <w:rFonts w:ascii="Arial" w:cs="Arial" w:eastAsia="Arial" w:hAnsi="Arial"/>
@@ -13619,7 +13619,7 @@
               <w:spacing w:after="10" w:before="0"/>
               <w:ind w:left="120"/>
             </w:pPr>
-            <w:hyperlink w:history="1" r:id="rIduxhwj44izrafbzfcv0zxm">
+            <w:hyperlink w:history="1" r:id="rIdrro2i3td7dqjdiailztmx">
               <w:r>
                 <w:rPr>
                   <w:rFonts w:ascii="Arial" w:cs="Arial" w:eastAsia="Arial" w:hAnsi="Arial"/>
@@ -13909,7 +13909,7 @@
             <w:pPr>
               <w:spacing w:after="20" w:before="0"/>
             </w:pPr>
-            <w:hyperlink w:history="1" r:id="rId_4csxxvlfow47adgsx1hg">
+            <w:hyperlink w:history="1" r:id="rIdaff37ssbvweojndefp1oo">
               <w:r>
                 <w:rPr>
                   <w:rFonts w:ascii="Arial" w:cs="Arial" w:eastAsia="Arial" w:hAnsi="Arial"/>
@@ -13958,7 +13958,7 @@
               <w:spacing w:after="10" w:before="0"/>
               <w:ind w:left="120"/>
             </w:pPr>
-            <w:hyperlink w:history="1" r:id="rIdkn8qpq1ybdyo_aflidr0h">
+            <w:hyperlink w:history="1" r:id="rIdavy8ykguoxeoed4eqd6qb">
               <w:r>
                 <w:rPr>
                   <w:rFonts w:ascii="Arial" w:cs="Arial" w:eastAsia="Arial" w:hAnsi="Arial"/>
@@ -14003,7 +14003,7 @@
             <w:pPr>
               <w:spacing w:after="20" w:before="0"/>
             </w:pPr>
-            <w:hyperlink w:history="1" r:id="rIdsbzpvm3wouaxjws6oo1tm">
+            <w:hyperlink w:history="1" r:id="rIdxaanckl9yzq2kofqq5pza">
               <w:r>
                 <w:rPr>
                   <w:rFonts w:ascii="Arial" w:cs="Arial" w:eastAsia="Arial" w:hAnsi="Arial"/>
@@ -14052,7 +14052,7 @@
               <w:spacing w:after="10" w:before="0"/>
               <w:ind w:left="120"/>
             </w:pPr>
-            <w:hyperlink w:history="1" r:id="rIdq40ele-xy9g72i82hixxt">
+            <w:hyperlink w:history="1" r:id="rIdrmiavoznpf6cbqff-u3yf">
               <w:r>
                 <w:rPr>
                   <w:rFonts w:ascii="Arial" w:cs="Arial" w:eastAsia="Arial" w:hAnsi="Arial"/>
@@ -14247,7 +14247,7 @@
             <w:pPr>
               <w:spacing w:after="20" w:before="0"/>
             </w:pPr>
-            <w:hyperlink w:history="1" r:id="rIdq-_5p2nckytvagr4l4_ms">
+            <w:hyperlink w:history="1" r:id="rId50wdpw1amh_7pv_c-v1-m">
               <w:r>
                 <w:rPr>
                   <w:rFonts w:ascii="Arial" w:cs="Arial" w:eastAsia="Arial" w:hAnsi="Arial"/>
@@ -14296,7 +14296,7 @@
               <w:spacing w:after="10" w:before="0"/>
               <w:ind w:left="120"/>
             </w:pPr>
-            <w:hyperlink w:history="1" r:id="rIdnlxw8rkjeajv0kery7zqg">
+            <w:hyperlink w:history="1" r:id="rIdxjv1rbf4uheznapiyvxpn">
               <w:r>
                 <w:rPr>
                   <w:rFonts w:ascii="Arial" w:cs="Arial" w:eastAsia="Arial" w:hAnsi="Arial"/>
@@ -14341,7 +14341,7 @@
             <w:pPr>
               <w:spacing w:after="20" w:before="0"/>
             </w:pPr>
-            <w:hyperlink w:history="1" r:id="rIdd9_wrps4r_nkgmcdqzkn9">
+            <w:hyperlink w:history="1" r:id="rIdp2j4pwkkuptlmrncefxg9">
               <w:r>
                 <w:rPr>
                   <w:rFonts w:ascii="Arial" w:cs="Arial" w:eastAsia="Arial" w:hAnsi="Arial"/>
@@ -14390,7 +14390,7 @@
               <w:spacing w:after="10" w:before="0"/>
               <w:ind w:left="120"/>
             </w:pPr>
-            <w:hyperlink w:history="1" r:id="rIdck-sxmldmu6tn148lpov5">
+            <w:hyperlink w:history="1" r:id="rIdkrsjzfrehtbhjse8xzzn2">
               <w:r>
                 <w:rPr>
                   <w:rFonts w:ascii="Arial" w:cs="Arial" w:eastAsia="Arial" w:hAnsi="Arial"/>
@@ -14902,7 +14902,7 @@
         </w:rPr>
         <w:t xml:space="preserve">© 2026 SeaVuria and ARES. Aligned with KICD objectives. Developed by SeaVuria; technical implementation by ARES (with AI assistance from Claude). Licensed under </w:t>
       </w:r>
-      <w:hyperlink w:history="1" r:id="rIdos1oez5ftubrkq_tqmosq">
+      <w:hyperlink w:history="1" r:id="rIdm4cncwsxrmkps7kwg8znh">
         <w:r>
           <w:rPr>
             <w:rFonts w:ascii="Arial" w:cs="Arial" w:eastAsia="Arial" w:hAnsi="Arial"/>
@@ -14923,7 +14923,7 @@
         </w:rPr>
         <w:t xml:space="preserve"> (</w:t>
       </w:r>
-      <w:hyperlink w:history="1" r:id="rIdlw6bbfyyjwcdzj6rwpidn">
+      <w:hyperlink w:history="1" r:id="rIdtxnylhc9o6y_frk3dlrse">
         <w:r>
           <w:rPr>
             <w:rFonts w:ascii="Arial" w:cs="Arial" w:eastAsia="Arial" w:hAnsi="Arial"/>
@@ -15936,7 +15936,7 @@
             <w:pPr>
               <w:spacing w:after="20" w:before="0"/>
             </w:pPr>
-            <w:hyperlink w:history="1" r:id="rIdwuomaoh2powk2icklgnrc">
+            <w:hyperlink w:history="1" r:id="rIdvquuoqmyqoi4v65slkhvf">
               <w:r>
                 <w:rPr>
                   <w:rFonts w:ascii="Arial" w:cs="Arial" w:eastAsia="Arial" w:hAnsi="Arial"/>
@@ -15969,7 +15969,7 @@
               <w:spacing w:after="10" w:before="0"/>
               <w:ind w:left="120"/>
             </w:pPr>
-            <w:hyperlink w:history="1" r:id="rIdxlwc0fhcqmnqa0b246w39">
+            <w:hyperlink w:history="1" r:id="rIdwhy18_l_s7rpotfaibwjm">
               <w:r>
                 <w:rPr>
                   <w:rFonts w:ascii="Arial" w:cs="Arial" w:eastAsia="Arial" w:hAnsi="Arial"/>
@@ -16014,7 +16014,7 @@
             <w:pPr>
               <w:spacing w:after="20" w:before="0"/>
             </w:pPr>
-            <w:hyperlink w:history="1" r:id="rId-_ozhjjbvlmqf5fpei_y8">
+            <w:hyperlink w:history="1" r:id="rIdbut_sxz9o8vyuj3dmlrhw">
               <w:r>
                 <w:rPr>
                   <w:rFonts w:ascii="Arial" w:cs="Arial" w:eastAsia="Arial" w:hAnsi="Arial"/>
@@ -16047,7 +16047,7 @@
               <w:spacing w:after="10" w:before="0"/>
               <w:ind w:left="120"/>
             </w:pPr>
-            <w:hyperlink w:history="1" r:id="rIdqqf2islskxeumppxhkf9u">
+            <w:hyperlink w:history="1" r:id="rId13lkxd_mym_-pnuy6wajo">
               <w:r>
                 <w:rPr>
                   <w:rFonts w:ascii="Arial" w:cs="Arial" w:eastAsia="Arial" w:hAnsi="Arial"/>
@@ -16242,7 +16242,7 @@
             <w:pPr>
               <w:spacing w:after="20" w:before="0"/>
             </w:pPr>
-            <w:hyperlink w:history="1" r:id="rIdi17y2aroni6tiotuuemxd">
+            <w:hyperlink w:history="1" r:id="rIdstetv1h_zu59dr0azfhhf">
               <w:r>
                 <w:rPr>
                   <w:rFonts w:ascii="Arial" w:cs="Arial" w:eastAsia="Arial" w:hAnsi="Arial"/>
@@ -16275,7 +16275,7 @@
               <w:spacing w:after="10" w:before="0"/>
               <w:ind w:left="120"/>
             </w:pPr>
-            <w:hyperlink w:history="1" r:id="rIdqxpnvznbkc8ucfxhne2ix">
+            <w:hyperlink w:history="1" r:id="rId-wfekxzkthjfiydm9jphh">
               <w:r>
                 <w:rPr>
                   <w:rFonts w:ascii="Arial" w:cs="Arial" w:eastAsia="Arial" w:hAnsi="Arial"/>
@@ -16320,7 +16320,7 @@
             <w:pPr>
               <w:spacing w:after="20" w:before="0"/>
             </w:pPr>
-            <w:hyperlink w:history="1" r:id="rIda6wjc2c37gubw9gtv4qnh">
+            <w:hyperlink w:history="1" r:id="rIdwdi2wkdqw4xyjs8hluti0">
               <w:r>
                 <w:rPr>
                   <w:rFonts w:ascii="Arial" w:cs="Arial" w:eastAsia="Arial" w:hAnsi="Arial"/>
@@ -16353,7 +16353,7 @@
               <w:spacing w:after="10" w:before="0"/>
               <w:ind w:left="120"/>
             </w:pPr>
-            <w:hyperlink w:history="1" r:id="rIdirkvsjylsrnzx2-t2rctg">
+            <w:hyperlink w:history="1" r:id="rIdu-sh6ptdnvzhofplsau5h">
               <w:r>
                 <w:rPr>
                   <w:rFonts w:ascii="Arial" w:cs="Arial" w:eastAsia="Arial" w:hAnsi="Arial"/>
@@ -16548,7 +16548,7 @@
             <w:pPr>
               <w:spacing w:after="20" w:before="0"/>
             </w:pPr>
-            <w:hyperlink w:history="1" r:id="rIdizygplvfy9jwaiakv22q0">
+            <w:hyperlink w:history="1" r:id="rIdhrfrf9a4hmndlqlzl5orj">
               <w:r>
                 <w:rPr>
                   <w:rFonts w:ascii="Arial" w:cs="Arial" w:eastAsia="Arial" w:hAnsi="Arial"/>
@@ -16581,7 +16581,7 @@
               <w:spacing w:after="10" w:before="0"/>
               <w:ind w:left="120"/>
             </w:pPr>
-            <w:hyperlink w:history="1" r:id="rIdcj-idp7pu3qrcci8vnnvr">
+            <w:hyperlink w:history="1" r:id="rIdt13r2_ao0wky8u37genp9">
               <w:r>
                 <w:rPr>
                   <w:rFonts w:ascii="Arial" w:cs="Arial" w:eastAsia="Arial" w:hAnsi="Arial"/>
@@ -16626,7 +16626,7 @@
             <w:pPr>
               <w:spacing w:after="20" w:before="0"/>
             </w:pPr>
-            <w:hyperlink w:history="1" r:id="rIduvbacmlj9klhsqzl_v5rb">
+            <w:hyperlink w:history="1" r:id="rIdbchdl1iecp5nd0ey4az-m">
               <w:r>
                 <w:rPr>
                   <w:rFonts w:ascii="Arial" w:cs="Arial" w:eastAsia="Arial" w:hAnsi="Arial"/>
@@ -16659,7 +16659,7 @@
               <w:spacing w:after="10" w:before="0"/>
               <w:ind w:left="120"/>
             </w:pPr>
-            <w:hyperlink w:history="1" r:id="rIdnp0p5j1-hox0vuowwkilv">
+            <w:hyperlink w:history="1" r:id="rIdkqtzgw4xunjjzpzczqorf">
               <w:r>
                 <w:rPr>
                   <w:rFonts w:ascii="Arial" w:cs="Arial" w:eastAsia="Arial" w:hAnsi="Arial"/>
@@ -16854,7 +16854,7 @@
             <w:pPr>
               <w:spacing w:after="20" w:before="0"/>
             </w:pPr>
-            <w:hyperlink w:history="1" r:id="rIdml77muufzva0s2gdcwlij">
+            <w:hyperlink w:history="1" r:id="rIdtayxbdpgor7kwuupuuqsa">
               <w:r>
                 <w:rPr>
                   <w:rFonts w:ascii="Arial" w:cs="Arial" w:eastAsia="Arial" w:hAnsi="Arial"/>
@@ -16887,7 +16887,7 @@
               <w:spacing w:after="10" w:before="0"/>
               <w:ind w:left="120"/>
             </w:pPr>
-            <w:hyperlink w:history="1" r:id="rIdcnkmldjx_hwwol8d8qvsy">
+            <w:hyperlink w:history="1" r:id="rIdorakrqj_5ix5l1xmllyfl">
               <w:r>
                 <w:rPr>
                   <w:rFonts w:ascii="Arial" w:cs="Arial" w:eastAsia="Arial" w:hAnsi="Arial"/>
@@ -16932,7 +16932,7 @@
             <w:pPr>
               <w:spacing w:after="20" w:before="0"/>
             </w:pPr>
-            <w:hyperlink w:history="1" r:id="rId2e7wbmkmzoh5b_swlregs">
+            <w:hyperlink w:history="1" r:id="rIdq5kulhby51z66cxmeirnz">
               <w:r>
                 <w:rPr>
                   <w:rFonts w:ascii="Arial" w:cs="Arial" w:eastAsia="Arial" w:hAnsi="Arial"/>
@@ -16965,7 +16965,7 @@
               <w:spacing w:after="10" w:before="0"/>
               <w:ind w:left="120"/>
             </w:pPr>
-            <w:hyperlink w:history="1" r:id="rIdbse_aunr18d-dh1g88ehh">
+            <w:hyperlink w:history="1" r:id="rIdtcoosplnx1r0nq6ltapwl">
               <w:r>
                 <w:rPr>
                   <w:rFonts w:ascii="Arial" w:cs="Arial" w:eastAsia="Arial" w:hAnsi="Arial"/>
@@ -17160,7 +17160,7 @@
             <w:pPr>
               <w:spacing w:after="20" w:before="0"/>
             </w:pPr>
-            <w:hyperlink w:history="1" r:id="rId3rn-kx9altf-my7afxe8q">
+            <w:hyperlink w:history="1" r:id="rIddwzo2hcmhfbujoy1o-o8n">
               <w:r>
                 <w:rPr>
                   <w:rFonts w:ascii="Arial" w:cs="Arial" w:eastAsia="Arial" w:hAnsi="Arial"/>
@@ -17209,7 +17209,7 @@
               <w:spacing w:after="10" w:before="0"/>
               <w:ind w:left="120"/>
             </w:pPr>
-            <w:hyperlink w:history="1" r:id="rIdwplgnl-xjmsurkj2ahh9n">
+            <w:hyperlink w:history="1" r:id="rIddwytpdx5qukz3l6rxd3no">
               <w:r>
                 <w:rPr>
                   <w:rFonts w:ascii="Arial" w:cs="Arial" w:eastAsia="Arial" w:hAnsi="Arial"/>
@@ -17254,7 +17254,7 @@
             <w:pPr>
               <w:spacing w:after="20" w:before="0"/>
             </w:pPr>
-            <w:hyperlink w:history="1" r:id="rIdjfhgalkfhmemnqo91di_f">
+            <w:hyperlink w:history="1" r:id="rIdxvbuni8vzhilkui0tn8wf">
               <w:r>
                 <w:rPr>
                   <w:rFonts w:ascii="Arial" w:cs="Arial" w:eastAsia="Arial" w:hAnsi="Arial"/>
@@ -17287,7 +17287,7 @@
               <w:spacing w:after="10" w:before="0"/>
               <w:ind w:left="120"/>
             </w:pPr>
-            <w:hyperlink w:history="1" r:id="rIdmop4swfytdkqo4cr9wiyd">
+            <w:hyperlink w:history="1" r:id="rIdtzx8dhzson0akruwkmdfb">
               <w:r>
                 <w:rPr>
                   <w:rFonts w:ascii="Arial" w:cs="Arial" w:eastAsia="Arial" w:hAnsi="Arial"/>
@@ -17799,7 +17799,7 @@
         </w:rPr>
         <w:t xml:space="preserve">© 2026 SeaVuria and ARES. Aligned with KICD objectives. Developed by SeaVuria; technical implementation by ARES (with AI assistance from Claude). Licensed under </w:t>
       </w:r>
-      <w:hyperlink w:history="1" r:id="rId0lipiygtaxx5zlcg6_8pw">
+      <w:hyperlink w:history="1" r:id="rIdumj4f_3_pb9ddr6pem1et">
         <w:r>
           <w:rPr>
             <w:rFonts w:ascii="Arial" w:cs="Arial" w:eastAsia="Arial" w:hAnsi="Arial"/>
@@ -17820,7 +17820,7 @@
         </w:rPr>
         <w:t xml:space="preserve"> (</w:t>
       </w:r>
-      <w:hyperlink w:history="1" r:id="rIdgbpuspmpz1cuvrytrt0jm">
+      <w:hyperlink w:history="1" r:id="rIdlhj4g79bjxe86r3vlsh19">
         <w:r>
           <w:rPr>
             <w:rFonts w:ascii="Arial" w:cs="Arial" w:eastAsia="Arial" w:hAnsi="Arial"/>
@@ -18833,7 +18833,7 @@
             <w:pPr>
               <w:spacing w:after="20" w:before="0"/>
             </w:pPr>
-            <w:hyperlink w:history="1" r:id="rIdg1pdanlxlqgem1znehlbo">
+            <w:hyperlink w:history="1" r:id="rIdltphcescpvyb8ujpt3hag">
               <w:r>
                 <w:rPr>
                   <w:rFonts w:ascii="Arial" w:cs="Arial" w:eastAsia="Arial" w:hAnsi="Arial"/>
@@ -18866,7 +18866,7 @@
               <w:spacing w:after="10" w:before="0"/>
               <w:ind w:left="120"/>
             </w:pPr>
-            <w:hyperlink w:history="1" r:id="rIdnnf-9i1dzce1w5k1la3ar">
+            <w:hyperlink w:history="1" r:id="rIdwgggmfau5ba7-frcjuuam">
               <w:r>
                 <w:rPr>
                   <w:rFonts w:ascii="Arial" w:cs="Arial" w:eastAsia="Arial" w:hAnsi="Arial"/>
@@ -18911,7 +18911,7 @@
             <w:pPr>
               <w:spacing w:after="20" w:before="0"/>
             </w:pPr>
-            <w:hyperlink w:history="1" r:id="rId1ltvkblfb5no2hf-kbbnc">
+            <w:hyperlink w:history="1" r:id="rIdudpixedsqee1zf9eyeumc">
               <w:r>
                 <w:rPr>
                   <w:rFonts w:ascii="Arial" w:cs="Arial" w:eastAsia="Arial" w:hAnsi="Arial"/>
@@ -18944,7 +18944,7 @@
               <w:spacing w:after="10" w:before="0"/>
               <w:ind w:left="120"/>
             </w:pPr>
-            <w:hyperlink w:history="1" r:id="rIds_9waosfm-ahgbbr0_git">
+            <w:hyperlink w:history="1" r:id="rIdci5aryle8dcowdum0dz0g">
               <w:r>
                 <w:rPr>
                   <w:rFonts w:ascii="Arial" w:cs="Arial" w:eastAsia="Arial" w:hAnsi="Arial"/>
@@ -19139,7 +19139,7 @@
             <w:pPr>
               <w:spacing w:after="20" w:before="0"/>
             </w:pPr>
-            <w:hyperlink w:history="1" r:id="rId4d9mujizyde-ki594clje">
+            <w:hyperlink w:history="1" r:id="rId_rwyx-8ao_mff7uhitndm">
               <w:r>
                 <w:rPr>
                   <w:rFonts w:ascii="Arial" w:cs="Arial" w:eastAsia="Arial" w:hAnsi="Arial"/>
@@ -19172,7 +19172,7 @@
               <w:spacing w:after="10" w:before="0"/>
               <w:ind w:left="120"/>
             </w:pPr>
-            <w:hyperlink w:history="1" r:id="rIdtgmfgb_cqejw1trgeqhwq">
+            <w:hyperlink w:history="1" r:id="rIduwixbrm4ofdnkifun4ihh">
               <w:r>
                 <w:rPr>
                   <w:rFonts w:ascii="Arial" w:cs="Arial" w:eastAsia="Arial" w:hAnsi="Arial"/>
@@ -19217,7 +19217,7 @@
             <w:pPr>
               <w:spacing w:after="20" w:before="0"/>
             </w:pPr>
-            <w:hyperlink w:history="1" r:id="rIdkpp9ox3iip4hlfnwf4ze4">
+            <w:hyperlink w:history="1" r:id="rId_jqgw0p6-njkdxcydmty_">
               <w:r>
                 <w:rPr>
                   <w:rFonts w:ascii="Arial" w:cs="Arial" w:eastAsia="Arial" w:hAnsi="Arial"/>
@@ -19250,7 +19250,7 @@
               <w:spacing w:after="10" w:before="0"/>
               <w:ind w:left="120"/>
             </w:pPr>
-            <w:hyperlink w:history="1" r:id="rId9jna_xnv0cpn8gyftw65o">
+            <w:hyperlink w:history="1" r:id="rIdqj8jmohdtesabzkxx0jau">
               <w:r>
                 <w:rPr>
                   <w:rFonts w:ascii="Arial" w:cs="Arial" w:eastAsia="Arial" w:hAnsi="Arial"/>
@@ -19445,7 +19445,7 @@
             <w:pPr>
               <w:spacing w:after="20" w:before="0"/>
             </w:pPr>
-            <w:hyperlink w:history="1" r:id="rIdr4nrfb0xo9jtx98e7xef2">
+            <w:hyperlink w:history="1" r:id="rIdtnoq4p2w1tv_gyerttpmu">
               <w:r>
                 <w:rPr>
                   <w:rFonts w:ascii="Arial" w:cs="Arial" w:eastAsia="Arial" w:hAnsi="Arial"/>
@@ -19478,7 +19478,7 @@
               <w:spacing w:after="10" w:before="0"/>
               <w:ind w:left="120"/>
             </w:pPr>
-            <w:hyperlink w:history="1" r:id="rIdyfsuk5ytwzqephnyzicmg">
+            <w:hyperlink w:history="1" r:id="rIdisvartt3zziezvvriyfow">
               <w:r>
                 <w:rPr>
                   <w:rFonts w:ascii="Arial" w:cs="Arial" w:eastAsia="Arial" w:hAnsi="Arial"/>
@@ -19523,7 +19523,7 @@
             <w:pPr>
               <w:spacing w:after="20" w:before="0"/>
             </w:pPr>
-            <w:hyperlink w:history="1" r:id="rId6q9asrmbwxgtosmxyl91y">
+            <w:hyperlink w:history="1" r:id="rIdctwifri_gjysppqb581lv">
               <w:r>
                 <w:rPr>
                   <w:rFonts w:ascii="Arial" w:cs="Arial" w:eastAsia="Arial" w:hAnsi="Arial"/>
@@ -19572,7 +19572,7 @@
               <w:spacing w:after="10" w:before="0"/>
               <w:ind w:left="120"/>
             </w:pPr>
-            <w:hyperlink w:history="1" r:id="rIdc7kdcv-l-p7bc5tn1efel">
+            <w:hyperlink w:history="1" r:id="rIdjmx5h_4ckv5lm71mv7j8c">
               <w:r>
                 <w:rPr>
                   <w:rFonts w:ascii="Arial" w:cs="Arial" w:eastAsia="Arial" w:hAnsi="Arial"/>
@@ -19767,7 +19767,7 @@
             <w:pPr>
               <w:spacing w:after="20" w:before="0"/>
             </w:pPr>
-            <w:hyperlink w:history="1" r:id="rIdfv_imdjhffxdxuyqz8pmy">
+            <w:hyperlink w:history="1" r:id="rId2x5z6c8r352tj7-_aqfer">
               <w:r>
                 <w:rPr>
                   <w:rFonts w:ascii="Arial" w:cs="Arial" w:eastAsia="Arial" w:hAnsi="Arial"/>
@@ -19800,7 +19800,7 @@
               <w:spacing w:after="10" w:before="0"/>
               <w:ind w:left="120"/>
             </w:pPr>
-            <w:hyperlink w:history="1" r:id="rIdo79c215cuqf2fhc7nm5mp">
+            <w:hyperlink w:history="1" r:id="rIdmtyqvwr5ganieyc2bptbm">
               <w:r>
                 <w:rPr>
                   <w:rFonts w:ascii="Arial" w:cs="Arial" w:eastAsia="Arial" w:hAnsi="Arial"/>
@@ -19845,7 +19845,7 @@
             <w:pPr>
               <w:spacing w:after="20" w:before="0"/>
             </w:pPr>
-            <w:hyperlink w:history="1" r:id="rIdf7g5llmcdz5wpslhtwe-p">
+            <w:hyperlink w:history="1" r:id="rIdeeehh-4opoii3lpm77usu">
               <w:r>
                 <w:rPr>
                   <w:rFonts w:ascii="Arial" w:cs="Arial" w:eastAsia="Arial" w:hAnsi="Arial"/>
@@ -19894,7 +19894,7 @@
               <w:spacing w:after="10" w:before="0"/>
               <w:ind w:left="120"/>
             </w:pPr>
-            <w:hyperlink w:history="1" r:id="rIdldo6ooa1dffibxv_y8eva">
+            <w:hyperlink w:history="1" r:id="rIdm69hkxj07pknjryffrnha">
               <w:r>
                 <w:rPr>
                   <w:rFonts w:ascii="Arial" w:cs="Arial" w:eastAsia="Arial" w:hAnsi="Arial"/>
@@ -20089,7 +20089,7 @@
             <w:pPr>
               <w:spacing w:after="20" w:before="0"/>
             </w:pPr>
-            <w:hyperlink w:history="1" r:id="rIdb0agsfdnfrvvwfkoq6qki">
+            <w:hyperlink w:history="1" r:id="rIdfnkiyl5s9a2odkwoym4g4">
               <w:r>
                 <w:rPr>
                   <w:rFonts w:ascii="Arial" w:cs="Arial" w:eastAsia="Arial" w:hAnsi="Arial"/>
@@ -20138,7 +20138,7 @@
               <w:spacing w:after="10" w:before="0"/>
               <w:ind w:left="120"/>
             </w:pPr>
-            <w:hyperlink w:history="1" r:id="rIdhxvgi79ydf04l6fpxcn2v">
+            <w:hyperlink w:history="1" r:id="rIdv-nxtvzvshth-csl4pwh4">
               <w:r>
                 <w:rPr>
                   <w:rFonts w:ascii="Arial" w:cs="Arial" w:eastAsia="Arial" w:hAnsi="Arial"/>
@@ -20183,7 +20183,7 @@
             <w:pPr>
               <w:spacing w:after="20" w:before="0"/>
             </w:pPr>
-            <w:hyperlink w:history="1" r:id="rId_irjuwmweixczvuc-atyp">
+            <w:hyperlink w:history="1" r:id="rIdfverox3gqjrdxawciv16u">
               <w:r>
                 <w:rPr>
                   <w:rFonts w:ascii="Arial" w:cs="Arial" w:eastAsia="Arial" w:hAnsi="Arial"/>
@@ -20232,7 +20232,7 @@
               <w:spacing w:after="10" w:before="0"/>
               <w:ind w:left="120"/>
             </w:pPr>
-            <w:hyperlink w:history="1" r:id="rIdnojdpmxnw_xxy6b0pn2j0">
+            <w:hyperlink w:history="1" r:id="rIdhtrdytyjgsrh3e0ihtuve">
               <w:r>
                 <w:rPr>
                   <w:rFonts w:ascii="Arial" w:cs="Arial" w:eastAsia="Arial" w:hAnsi="Arial"/>
@@ -20858,7 +20858,7 @@
         </w:rPr>
         <w:t xml:space="preserve">© 2026 SeaVuria and ARES. Aligned with KICD objectives. Developed by SeaVuria; technical implementation by ARES (with AI assistance from Claude). Licensed under </w:t>
       </w:r>
-      <w:hyperlink w:history="1" r:id="rIdih1i-d-pmoevgr9rpji2a">
+      <w:hyperlink w:history="1" r:id="rId_8afk_szr8cnpe719xysi">
         <w:r>
           <w:rPr>
             <w:rFonts w:ascii="Arial" w:cs="Arial" w:eastAsia="Arial" w:hAnsi="Arial"/>
@@ -20879,7 +20879,7 @@
         </w:rPr>
         <w:t xml:space="preserve"> (</w:t>
       </w:r>
-      <w:hyperlink w:history="1" r:id="rIdvhe_q6iufyoceux-eehlm">
+      <w:hyperlink w:history="1" r:id="rIdjjzcbtmb_rtbxprflyrht">
         <w:r>
           <w:rPr>
             <w:rFonts w:ascii="Arial" w:cs="Arial" w:eastAsia="Arial" w:hAnsi="Arial"/>
@@ -21892,7 +21892,7 @@
             <w:pPr>
               <w:spacing w:after="20" w:before="0"/>
             </w:pPr>
-            <w:hyperlink w:history="1" r:id="rIdnz8elzp49oinmoomgogk-">
+            <w:hyperlink w:history="1" r:id="rId8v2vssaxtapivmt5yqu1t">
               <w:r>
                 <w:rPr>
                   <w:rFonts w:ascii="Arial" w:cs="Arial" w:eastAsia="Arial" w:hAnsi="Arial"/>
@@ -21925,7 +21925,7 @@
               <w:spacing w:after="10" w:before="0"/>
               <w:ind w:left="120"/>
             </w:pPr>
-            <w:hyperlink w:history="1" r:id="rIdloucynt7n0ebnr7vwnbrh">
+            <w:hyperlink w:history="1" r:id="rIdvp4bunbkv3wz5qyh-bkgt">
               <w:r>
                 <w:rPr>
                   <w:rFonts w:ascii="Arial" w:cs="Arial" w:eastAsia="Arial" w:hAnsi="Arial"/>
@@ -21970,7 +21970,7 @@
             <w:pPr>
               <w:spacing w:after="20" w:before="0"/>
             </w:pPr>
-            <w:hyperlink w:history="1" r:id="rIdpbqmr7ejmm89ugupvyiiy">
+            <w:hyperlink w:history="1" r:id="rIddsqkvekphyvjwvkrw3x_4">
               <w:r>
                 <w:rPr>
                   <w:rFonts w:ascii="Arial" w:cs="Arial" w:eastAsia="Arial" w:hAnsi="Arial"/>
@@ -22019,7 +22019,7 @@
               <w:spacing w:after="10" w:before="0"/>
               <w:ind w:left="120"/>
             </w:pPr>
-            <w:hyperlink w:history="1" r:id="rIdexpprxpp2cgrofqte5bdr">
+            <w:hyperlink w:history="1" r:id="rIdcoe2jnacgsddv_og7zld3">
               <w:r>
                 <w:rPr>
                   <w:rFonts w:ascii="Arial" w:cs="Arial" w:eastAsia="Arial" w:hAnsi="Arial"/>
@@ -22214,7 +22214,7 @@
             <w:pPr>
               <w:spacing w:after="20" w:before="0"/>
             </w:pPr>
-            <w:hyperlink w:history="1" r:id="rIdeogzxbh7ahq4gboj6lxzl">
+            <w:hyperlink w:history="1" r:id="rIdamwgfpxgzpzbgm_jjkvr4">
               <w:r>
                 <w:rPr>
                   <w:rFonts w:ascii="Arial" w:cs="Arial" w:eastAsia="Arial" w:hAnsi="Arial"/>
@@ -22247,7 +22247,7 @@
               <w:spacing w:after="10" w:before="0"/>
               <w:ind w:left="120"/>
             </w:pPr>
-            <w:hyperlink w:history="1" r:id="rIdj5y80th81upz3i9w3srr0">
+            <w:hyperlink w:history="1" r:id="rIdgl1qpj3mc7mthtmyzk0zj">
               <w:r>
                 <w:rPr>
                   <w:rFonts w:ascii="Arial" w:cs="Arial" w:eastAsia="Arial" w:hAnsi="Arial"/>
@@ -22292,7 +22292,7 @@
             <w:pPr>
               <w:spacing w:after="20" w:before="0"/>
             </w:pPr>
-            <w:hyperlink w:history="1" r:id="rIdcvhuhj93hakcqe1gnbfdo">
+            <w:hyperlink w:history="1" r:id="rId9pkj4jdiewsx0knu683sk">
               <w:r>
                 <w:rPr>
                   <w:rFonts w:ascii="Arial" w:cs="Arial" w:eastAsia="Arial" w:hAnsi="Arial"/>
@@ -22341,7 +22341,7 @@
               <w:spacing w:after="10" w:before="0"/>
               <w:ind w:left="120"/>
             </w:pPr>
-            <w:hyperlink w:history="1" r:id="rIdah7gsx2fx04psaeajldp8">
+            <w:hyperlink w:history="1" r:id="rIdrbhg3twsnivvh4d5dma5e">
               <w:r>
                 <w:rPr>
                   <w:rFonts w:ascii="Arial" w:cs="Arial" w:eastAsia="Arial" w:hAnsi="Arial"/>
@@ -22536,7 +22536,7 @@
             <w:pPr>
               <w:spacing w:after="20" w:before="0"/>
             </w:pPr>
-            <w:hyperlink w:history="1" r:id="rIdo-d3grmu_7szdn-rlnewq">
+            <w:hyperlink w:history="1" r:id="rId_nxv1ulehha4xrn6x19b0">
               <w:r>
                 <w:rPr>
                   <w:rFonts w:ascii="Arial" w:cs="Arial" w:eastAsia="Arial" w:hAnsi="Arial"/>
@@ -22569,7 +22569,7 @@
               <w:spacing w:after="10" w:before="0"/>
               <w:ind w:left="120"/>
             </w:pPr>
-            <w:hyperlink w:history="1" r:id="rIdsqshw6yijczac2m2rfxat">
+            <w:hyperlink w:history="1" r:id="rIdzr4wy2z8u1tydlglpbjyp">
               <w:r>
                 <w:rPr>
                   <w:rFonts w:ascii="Arial" w:cs="Arial" w:eastAsia="Arial" w:hAnsi="Arial"/>
@@ -22614,7 +22614,7 @@
             <w:pPr>
               <w:spacing w:after="20" w:before="0"/>
             </w:pPr>
-            <w:hyperlink w:history="1" r:id="rIdek0vbggm-rle0hnsefaka">
+            <w:hyperlink w:history="1" r:id="rIdh3grh4ol2zx0stoenewh1">
               <w:r>
                 <w:rPr>
                   <w:rFonts w:ascii="Arial" w:cs="Arial" w:eastAsia="Arial" w:hAnsi="Arial"/>
@@ -22663,7 +22663,7 @@
               <w:spacing w:after="10" w:before="0"/>
               <w:ind w:left="120"/>
             </w:pPr>
-            <w:hyperlink w:history="1" r:id="rIdt5-wwjbafjf-dmi0jm4zw">
+            <w:hyperlink w:history="1" r:id="rIdrgndxh2z1iwqf5cemhrsl">
               <w:r>
                 <w:rPr>
                   <w:rFonts w:ascii="Arial" w:cs="Arial" w:eastAsia="Arial" w:hAnsi="Arial"/>
@@ -22858,7 +22858,7 @@
             <w:pPr>
               <w:spacing w:after="20" w:before="0"/>
             </w:pPr>
-            <w:hyperlink w:history="1" r:id="rIdipn-u9zcivd1gqrqt7jin">
+            <w:hyperlink w:history="1" r:id="rId4qcpv-yjz7vz-qci9zv1z">
               <w:r>
                 <w:rPr>
                   <w:rFonts w:ascii="Arial" w:cs="Arial" w:eastAsia="Arial" w:hAnsi="Arial"/>
@@ -22891,7 +22891,7 @@
               <w:spacing w:after="10" w:before="0"/>
               <w:ind w:left="120"/>
             </w:pPr>
-            <w:hyperlink w:history="1" r:id="rIdwmi6p-wxf3z0-p9rfcusu">
+            <w:hyperlink w:history="1" r:id="rIdbj418f-zwl4jazfrx7yea">
               <w:r>
                 <w:rPr>
                   <w:rFonts w:ascii="Arial" w:cs="Arial" w:eastAsia="Arial" w:hAnsi="Arial"/>
@@ -22936,7 +22936,7 @@
             <w:pPr>
               <w:spacing w:after="20" w:before="0"/>
             </w:pPr>
-            <w:hyperlink w:history="1" r:id="rId0ltlv0rfnho1g48ito8xs">
+            <w:hyperlink w:history="1" r:id="rIdkw5h6wenmfy30_jpgd5a2">
               <w:r>
                 <w:rPr>
                   <w:rFonts w:ascii="Arial" w:cs="Arial" w:eastAsia="Arial" w:hAnsi="Arial"/>
@@ -22985,7 +22985,7 @@
               <w:spacing w:after="10" w:before="0"/>
               <w:ind w:left="120"/>
             </w:pPr>
-            <w:hyperlink w:history="1" r:id="rIdp0qdgdfalz0yyopk6n5lt">
+            <w:hyperlink w:history="1" r:id="rIdqxsismwl4mrqio-nbxfzz">
               <w:r>
                 <w:rPr>
                   <w:rFonts w:ascii="Arial" w:cs="Arial" w:eastAsia="Arial" w:hAnsi="Arial"/>
@@ -23180,7 +23180,7 @@
             <w:pPr>
               <w:spacing w:after="20" w:before="0"/>
             </w:pPr>
-            <w:hyperlink w:history="1" r:id="rId7gwvj5ay7r6a0-siy75cm">
+            <w:hyperlink w:history="1" r:id="rIdya1uhgz3_n97zhe_p7ezp">
               <w:r>
                 <w:rPr>
                   <w:rFonts w:ascii="Arial" w:cs="Arial" w:eastAsia="Arial" w:hAnsi="Arial"/>
@@ -23229,7 +23229,7 @@
               <w:spacing w:after="10" w:before="0"/>
               <w:ind w:left="120"/>
             </w:pPr>
-            <w:hyperlink w:history="1" r:id="rId_l0vyl8iqxjv3ns-8ic1m">
+            <w:hyperlink w:history="1" r:id="rIdte9zexbfgx4fun1um25xv">
               <w:r>
                 <w:rPr>
                   <w:rFonts w:ascii="Arial" w:cs="Arial" w:eastAsia="Arial" w:hAnsi="Arial"/>
@@ -23274,7 +23274,7 @@
             <w:pPr>
               <w:spacing w:after="20" w:before="0"/>
             </w:pPr>
-            <w:hyperlink w:history="1" r:id="rId5rz9x8dk4y5iz-1u3cww-">
+            <w:hyperlink w:history="1" r:id="rIdadenpqibb_-o2pcitkno5">
               <w:r>
                 <w:rPr>
                   <w:rFonts w:ascii="Arial" w:cs="Arial" w:eastAsia="Arial" w:hAnsi="Arial"/>
@@ -23323,7 +23323,7 @@
               <w:spacing w:after="10" w:before="0"/>
               <w:ind w:left="120"/>
             </w:pPr>
-            <w:hyperlink w:history="1" r:id="rIdrncw6gb8iqv6dhot3qjxt">
+            <w:hyperlink w:history="1" r:id="rIdrihkcxsvu7jg53-83tcyv">
               <w:r>
                 <w:rPr>
                   <w:rFonts w:ascii="Arial" w:cs="Arial" w:eastAsia="Arial" w:hAnsi="Arial"/>
@@ -23968,7 +23968,7 @@
         </w:rPr>
         <w:t xml:space="preserve">© 2026 SeaVuria and ARES. Aligned with KICD objectives. Developed by SeaVuria; technical implementation by ARES (with AI assistance from Claude). Licensed under </w:t>
       </w:r>
-      <w:hyperlink w:history="1" r:id="rIdwbmtqpfyicvi8zcq49zmh">
+      <w:hyperlink w:history="1" r:id="rId2ie05dhlr15ygbczfjsoo">
         <w:r>
           <w:rPr>
             <w:rFonts w:ascii="Arial" w:cs="Arial" w:eastAsia="Arial" w:hAnsi="Arial"/>
@@ -23989,7 +23989,7 @@
         </w:rPr>
         <w:t xml:space="preserve"> (</w:t>
       </w:r>
-      <w:hyperlink w:history="1" r:id="rId_z7cgaivs-xw9ch0on3ci">
+      <w:hyperlink w:history="1" r:id="rIdadwhj_tk_ohethtwmhomh">
         <w:r>
           <w:rPr>
             <w:rFonts w:ascii="Arial" w:cs="Arial" w:eastAsia="Arial" w:hAnsi="Arial"/>
@@ -25002,7 +25002,7 @@
             <w:pPr>
               <w:spacing w:after="20" w:before="0"/>
             </w:pPr>
-            <w:hyperlink w:history="1" r:id="rId_mnr0oku0fxglyfsaxira">
+            <w:hyperlink w:history="1" r:id="rIdz8xf63wmup1xrilxi-fvl">
               <w:r>
                 <w:rPr>
                   <w:rFonts w:ascii="Arial" w:cs="Arial" w:eastAsia="Arial" w:hAnsi="Arial"/>
@@ -25035,7 +25035,7 @@
               <w:spacing w:after="10" w:before="0"/>
               <w:ind w:left="120"/>
             </w:pPr>
-            <w:hyperlink w:history="1" r:id="rIdzgizf8o7_meqouz5bvxfa">
+            <w:hyperlink w:history="1" r:id="rId550jihfqs1mah2ul3lzjm">
               <w:r>
                 <w:rPr>
                   <w:rFonts w:ascii="Arial" w:cs="Arial" w:eastAsia="Arial" w:hAnsi="Arial"/>
@@ -25080,7 +25080,7 @@
             <w:pPr>
               <w:spacing w:after="20" w:before="0"/>
             </w:pPr>
-            <w:hyperlink w:history="1" r:id="rIdhsy0m9lj-x-slxbxvdud2">
+            <w:hyperlink w:history="1" r:id="rIdhm4lxhn9lccdff0nhnino">
               <w:r>
                 <w:rPr>
                   <w:rFonts w:ascii="Arial" w:cs="Arial" w:eastAsia="Arial" w:hAnsi="Arial"/>
@@ -25129,7 +25129,7 @@
               <w:spacing w:after="10" w:before="0"/>
               <w:ind w:left="120"/>
             </w:pPr>
-            <w:hyperlink w:history="1" r:id="rIdhcfysdm_vo2xmdzvyrcdk">
+            <w:hyperlink w:history="1" r:id="rId3iqbcvklbb_ndd7tv8g-6">
               <w:r>
                 <w:rPr>
                   <w:rFonts w:ascii="Arial" w:cs="Arial" w:eastAsia="Arial" w:hAnsi="Arial"/>
@@ -25324,7 +25324,7 @@
             <w:pPr>
               <w:spacing w:after="20" w:before="0"/>
             </w:pPr>
-            <w:hyperlink w:history="1" r:id="rIdzzqladdupea65nwmu2jwv">
+            <w:hyperlink w:history="1" r:id="rIdja9pbsoz65kwmyzclqgox">
               <w:r>
                 <w:rPr>
                   <w:rFonts w:ascii="Arial" w:cs="Arial" w:eastAsia="Arial" w:hAnsi="Arial"/>
@@ -25357,7 +25357,7 @@
               <w:spacing w:after="10" w:before="0"/>
               <w:ind w:left="120"/>
             </w:pPr>
-            <w:hyperlink w:history="1" r:id="rIdd4o2kyw_6zzo32vi9xkr8">
+            <w:hyperlink w:history="1" r:id="rIdcvwao87bi1nfs85lejpuc">
               <w:r>
                 <w:rPr>
                   <w:rFonts w:ascii="Arial" w:cs="Arial" w:eastAsia="Arial" w:hAnsi="Arial"/>
@@ -25402,7 +25402,7 @@
             <w:pPr>
               <w:spacing w:after="20" w:before="0"/>
             </w:pPr>
-            <w:hyperlink w:history="1" r:id="rIdolqjyujxdj9orra_gta3i">
+            <w:hyperlink w:history="1" r:id="rId0q7xfys5vskwmi6yijwft">
               <w:r>
                 <w:rPr>
                   <w:rFonts w:ascii="Arial" w:cs="Arial" w:eastAsia="Arial" w:hAnsi="Arial"/>
@@ -25451,7 +25451,7 @@
               <w:spacing w:after="10" w:before="0"/>
               <w:ind w:left="120"/>
             </w:pPr>
-            <w:hyperlink w:history="1" r:id="rIdaafx8b7svzvi_0o1iepgn">
+            <w:hyperlink w:history="1" r:id="rId1oydzmtmsxk5uwzzji0rf">
               <w:r>
                 <w:rPr>
                   <w:rFonts w:ascii="Arial" w:cs="Arial" w:eastAsia="Arial" w:hAnsi="Arial"/>
@@ -25646,7 +25646,7 @@
             <w:pPr>
               <w:spacing w:after="20" w:before="0"/>
             </w:pPr>
-            <w:hyperlink w:history="1" r:id="rIdkt8nwdiaftxnjtizjppvi">
+            <w:hyperlink w:history="1" r:id="rIdmiq-wosanucaqayhfs8by">
               <w:r>
                 <w:rPr>
                   <w:rFonts w:ascii="Arial" w:cs="Arial" w:eastAsia="Arial" w:hAnsi="Arial"/>
@@ -25679,7 +25679,7 @@
               <w:spacing w:after="10" w:before="0"/>
               <w:ind w:left="120"/>
             </w:pPr>
-            <w:hyperlink w:history="1" r:id="rIdigv5r6wzhlj927m4viojq">
+            <w:hyperlink w:history="1" r:id="rIdl5z4khisetfrojsa07_gs">
               <w:r>
                 <w:rPr>
                   <w:rFonts w:ascii="Arial" w:cs="Arial" w:eastAsia="Arial" w:hAnsi="Arial"/>
@@ -25724,7 +25724,7 @@
             <w:pPr>
               <w:spacing w:after="20" w:before="0"/>
             </w:pPr>
-            <w:hyperlink w:history="1" r:id="rId6bdcfks9wog83h2k1hxvk">
+            <w:hyperlink w:history="1" r:id="rIdjv5up-jhpjia2si0xsyzl">
               <w:r>
                 <w:rPr>
                   <w:rFonts w:ascii="Arial" w:cs="Arial" w:eastAsia="Arial" w:hAnsi="Arial"/>
@@ -25773,7 +25773,7 @@
               <w:spacing w:after="10" w:before="0"/>
               <w:ind w:left="120"/>
             </w:pPr>
-            <w:hyperlink w:history="1" r:id="rIdmonkitilcvpure79uwqkq">
+            <w:hyperlink w:history="1" r:id="rIdvhs0jjufxvm_z2rgchby3">
               <w:r>
                 <w:rPr>
                   <w:rFonts w:ascii="Arial" w:cs="Arial" w:eastAsia="Arial" w:hAnsi="Arial"/>
@@ -25968,7 +25968,7 @@
             <w:pPr>
               <w:spacing w:after="20" w:before="0"/>
             </w:pPr>
-            <w:hyperlink w:history="1" r:id="rIdklrevletrv89ccgoz86_w">
+            <w:hyperlink w:history="1" r:id="rIdwvxbvrmthiirnaibzsvt5">
               <w:r>
                 <w:rPr>
                   <w:rFonts w:ascii="Arial" w:cs="Arial" w:eastAsia="Arial" w:hAnsi="Arial"/>
@@ -26001,7 +26001,7 @@
               <w:spacing w:after="10" w:before="0"/>
               <w:ind w:left="120"/>
             </w:pPr>
-            <w:hyperlink w:history="1" r:id="rIdowytvrxisgtqlji2amzcy">
+            <w:hyperlink w:history="1" r:id="rId3-8ig8vvzjf7veobdhp8m">
               <w:r>
                 <w:rPr>
                   <w:rFonts w:ascii="Arial" w:cs="Arial" w:eastAsia="Arial" w:hAnsi="Arial"/>
@@ -26046,7 +26046,7 @@
             <w:pPr>
               <w:spacing w:after="20" w:before="0"/>
             </w:pPr>
-            <w:hyperlink w:history="1" r:id="rIdeztxc9vafv1-7d1nsl_zm">
+            <w:hyperlink w:history="1" r:id="rIdxp5pubpnziufgt-h0rfrj">
               <w:r>
                 <w:rPr>
                   <w:rFonts w:ascii="Arial" w:cs="Arial" w:eastAsia="Arial" w:hAnsi="Arial"/>
@@ -26095,7 +26095,7 @@
               <w:spacing w:after="10" w:before="0"/>
               <w:ind w:left="120"/>
             </w:pPr>
-            <w:hyperlink w:history="1" r:id="rIdnnyxxhm8dgzhmte-lqdz7">
+            <w:hyperlink w:history="1" r:id="rIdjdjjjp_js5oferljk31km">
               <w:r>
                 <w:rPr>
                   <w:rFonts w:ascii="Arial" w:cs="Arial" w:eastAsia="Arial" w:hAnsi="Arial"/>
@@ -26290,7 +26290,7 @@
             <w:pPr>
               <w:spacing w:after="20" w:before="0"/>
             </w:pPr>
-            <w:hyperlink w:history="1" r:id="rIdcoupvgrfjfxtv15urfhgr">
+            <w:hyperlink w:history="1" r:id="rIds_6pf-azvsa0b0qv-a_8p">
               <w:r>
                 <w:rPr>
                   <w:rFonts w:ascii="Arial" w:cs="Arial" w:eastAsia="Arial" w:hAnsi="Arial"/>
@@ -26323,7 +26323,7 @@
               <w:spacing w:after="10" w:before="0"/>
               <w:ind w:left="120"/>
             </w:pPr>
-            <w:hyperlink w:history="1" r:id="rIdhqgesc-aaxtjzngxrbubr">
+            <w:hyperlink w:history="1" r:id="rId4xj2sndlocjon8n-no2re">
               <w:r>
                 <w:rPr>
                   <w:rFonts w:ascii="Arial" w:cs="Arial" w:eastAsia="Arial" w:hAnsi="Arial"/>
@@ -26368,7 +26368,7 @@
             <w:pPr>
               <w:spacing w:after="20" w:before="0"/>
             </w:pPr>
-            <w:hyperlink w:history="1" r:id="rIdzblgcslfgz4kue54dbpo2">
+            <w:hyperlink w:history="1" r:id="rIdits9zp2kkk5j4i8dzjoyx">
               <w:r>
                 <w:rPr>
                   <w:rFonts w:ascii="Arial" w:cs="Arial" w:eastAsia="Arial" w:hAnsi="Arial"/>
@@ -26417,7 +26417,7 @@
               <w:spacing w:after="10" w:before="0"/>
               <w:ind w:left="120"/>
             </w:pPr>
-            <w:hyperlink w:history="1" r:id="rId6itjsrc1qbk5talswabbd">
+            <w:hyperlink w:history="1" r:id="rIdgl5-gt-ssfeuhmg0_sjre">
               <w:r>
                 <w:rPr>
                   <w:rFonts w:ascii="Arial" w:cs="Arial" w:eastAsia="Arial" w:hAnsi="Arial"/>
@@ -26929,7 +26929,7 @@
         </w:rPr>
         <w:t xml:space="preserve">© 2026 SeaVuria and ARES. Aligned with KICD objectives. Developed by SeaVuria; technical implementation by ARES (with AI assistance from Claude). Licensed under </w:t>
       </w:r>
-      <w:hyperlink w:history="1" r:id="rId63634kgho56lejlz4_hua">
+      <w:hyperlink w:history="1" r:id="rIdvexscdpkzhubsynni0rwk">
         <w:r>
           <w:rPr>
             <w:rFonts w:ascii="Arial" w:cs="Arial" w:eastAsia="Arial" w:hAnsi="Arial"/>
@@ -26950,7 +26950,7 @@
         </w:rPr>
         <w:t xml:space="preserve"> (</w:t>
       </w:r>
-      <w:hyperlink w:history="1" r:id="rIdmpbo-hwpjytdeqfacc4hb">
+      <w:hyperlink w:history="1" r:id="rId0akztjsdiaa9hkffr91iq">
         <w:r>
           <w:rPr>
             <w:rFonts w:ascii="Arial" w:cs="Arial" w:eastAsia="Arial" w:hAnsi="Arial"/>

--- a/data/outputs/v2/General_Science/SS3.4_Magnetism_and_Electromagnetic_Induction/General_Science_Magnetism_and_Electromagnetic_Induction_CBE_LessonSequence.docx
+++ b/data/outputs/v2/General_Science/SS3.4_Magnetism_and_Electromagnetic_Induction/General_Science_Magnetism_and_Electromagnetic_Induction_CBE_LessonSequence.docx
@@ -4,6 +4,7 @@
   <w:body>
     <w:p>
       <w:pPr>
+        <w:keepNext w:val="false"/>
         <w:spacing w:after="30" w:before="0"/>
         <w:jc w:val="center"/>
       </w:pPr>
@@ -23,6 +24,7 @@
     </w:p>
     <w:p>
       <w:pPr>
+        <w:keepNext w:val="false"/>
         <w:spacing w:after="60" w:before="0"/>
         <w:jc w:val="center"/>
       </w:pPr>
@@ -81,6 +83,7 @@
           </w:tcPr>
           <w:p>
             <w:pPr>
+              <w:keepNext w:val="false"/>
               <w:spacing w:after="40" w:before="0"/>
               <w:jc w:val="center"/>
             </w:pPr>
@@ -115,6 +118,7 @@
           </w:tcPr>
           <w:p>
             <w:pPr>
+              <w:keepNext w:val="false"/>
               <w:spacing w:after="40" w:before="0"/>
               <w:jc w:val="left"/>
             </w:pPr>
@@ -147,6 +151,7 @@
           </w:tcPr>
           <w:p>
             <w:pPr>
+              <w:keepNext w:val="false"/>
               <w:spacing w:after="40" w:before="0"/>
               <w:jc w:val="left"/>
             </w:pPr>
@@ -181,6 +186,7 @@
           </w:tcPr>
           <w:p>
             <w:pPr>
+              <w:keepNext w:val="false"/>
               <w:spacing w:after="40" w:before="0"/>
               <w:jc w:val="left"/>
             </w:pPr>
@@ -213,6 +219,7 @@
           </w:tcPr>
           <w:p>
             <w:pPr>
+              <w:keepNext w:val="false"/>
               <w:spacing w:after="40" w:before="0"/>
               <w:jc w:val="left"/>
             </w:pPr>
@@ -247,6 +254,7 @@
           </w:tcPr>
           <w:p>
             <w:pPr>
+              <w:keepNext w:val="false"/>
               <w:spacing w:after="40" w:before="0"/>
               <w:jc w:val="left"/>
             </w:pPr>
@@ -279,6 +287,7 @@
           </w:tcPr>
           <w:p>
             <w:pPr>
+              <w:keepNext w:val="false"/>
               <w:spacing w:after="40" w:before="0"/>
               <w:jc w:val="left"/>
             </w:pPr>
@@ -313,6 +322,7 @@
           </w:tcPr>
           <w:p>
             <w:pPr>
+              <w:keepNext w:val="false"/>
               <w:spacing w:after="40" w:before="0"/>
               <w:jc w:val="left"/>
             </w:pPr>
@@ -345,6 +355,7 @@
           </w:tcPr>
           <w:p>
             <w:pPr>
+              <w:keepNext w:val="false"/>
               <w:spacing w:after="40" w:before="0"/>
               <w:jc w:val="left"/>
             </w:pPr>
@@ -379,6 +390,7 @@
           </w:tcPr>
           <w:p>
             <w:pPr>
+              <w:keepNext w:val="false"/>
               <w:spacing w:after="40" w:before="0"/>
               <w:jc w:val="left"/>
             </w:pPr>
@@ -411,6 +423,7 @@
           </w:tcPr>
           <w:p>
             <w:pPr>
+              <w:keepNext w:val="false"/>
               <w:spacing w:after="40" w:before="0"/>
               <w:jc w:val="left"/>
             </w:pPr>
@@ -445,6 +458,7 @@
           </w:tcPr>
           <w:p>
             <w:pPr>
+              <w:keepNext w:val="false"/>
               <w:spacing w:after="40" w:before="0"/>
               <w:jc w:val="left"/>
             </w:pPr>
@@ -652,6 +666,7 @@
           </w:tcPr>
           <w:p>
             <w:pPr>
+              <w:keepNext w:val="false"/>
               <w:spacing w:after="40" w:before="0"/>
               <w:jc w:val="left"/>
             </w:pPr>
@@ -684,6 +699,7 @@
           </w:tcPr>
           <w:p>
             <w:pPr>
+              <w:keepNext w:val="false"/>
               <w:spacing w:after="40" w:before="0"/>
               <w:jc w:val="left"/>
             </w:pPr>
@@ -703,6 +719,7 @@
           </w:p>
           <w:p>
             <w:pPr>
+              <w:keepNext w:val="false"/>
               <w:spacing w:after="40" w:before="0"/>
               <w:jc w:val="left"/>
             </w:pPr>
@@ -722,6 +739,7 @@
           </w:p>
           <w:p>
             <w:pPr>
+              <w:keepNext w:val="false"/>
               <w:spacing w:after="40" w:before="0"/>
               <w:jc w:val="left"/>
             </w:pPr>
@@ -741,6 +759,7 @@
           </w:p>
           <w:p>
             <w:pPr>
+              <w:keepNext w:val="false"/>
               <w:spacing w:after="40" w:before="0"/>
               <w:jc w:val="left"/>
             </w:pPr>
@@ -760,6 +779,7 @@
           </w:p>
           <w:p>
             <w:pPr>
+              <w:keepNext w:val="false"/>
               <w:spacing w:after="40" w:before="0"/>
               <w:jc w:val="left"/>
             </w:pPr>
@@ -779,6 +799,7 @@
           </w:p>
           <w:p>
             <w:pPr>
+              <w:keepNext w:val="false"/>
               <w:spacing w:after="40" w:before="0"/>
               <w:jc w:val="left"/>
             </w:pPr>
@@ -798,6 +819,7 @@
           </w:p>
           <w:p>
             <w:pPr>
+              <w:keepNext w:val="false"/>
               <w:spacing w:after="40" w:before="0"/>
               <w:jc w:val="left"/>
             </w:pPr>
@@ -832,6 +854,7 @@
           </w:tcPr>
           <w:p>
             <w:pPr>
+              <w:keepNext w:val="false"/>
               <w:spacing w:after="40" w:before="0"/>
               <w:jc w:val="left"/>
             </w:pPr>
@@ -959,6 +982,7 @@
           </w:tcPr>
           <w:p>
             <w:pPr>
+              <w:keepNext w:val="false"/>
               <w:spacing w:after="40" w:before="0"/>
               <w:jc w:val="left"/>
             </w:pPr>
@@ -1086,6 +1110,7 @@
           </w:tcPr>
           <w:p>
             <w:pPr>
+              <w:keepNext w:val="false"/>
               <w:spacing w:after="40" w:before="0"/>
               <w:jc w:val="left"/>
             </w:pPr>
@@ -1233,6 +1258,7 @@
           </w:tcPr>
           <w:p>
             <w:pPr>
+              <w:keepNext w:val="false"/>
               <w:spacing w:after="40" w:before="0"/>
               <w:jc w:val="left"/>
             </w:pPr>
@@ -1360,6 +1386,7 @@
           </w:tcPr>
           <w:p>
             <w:pPr>
+              <w:keepNext w:val="false"/>
               <w:spacing w:after="40" w:before="0"/>
               <w:jc w:val="left"/>
             </w:pPr>
@@ -1507,6 +1534,7 @@
           </w:tcPr>
           <w:p>
             <w:pPr>
+              <w:keepNext w:val="false"/>
               <w:spacing w:after="40" w:before="0"/>
               <w:jc w:val="left"/>
             </w:pPr>
@@ -1539,6 +1567,7 @@
           </w:tcPr>
           <w:p>
             <w:pPr>
+              <w:keepNext w:val="false"/>
               <w:spacing w:after="40" w:before="0"/>
               <w:jc w:val="left"/>
             </w:pPr>
@@ -1573,6 +1602,7 @@
           </w:tcPr>
           <w:p>
             <w:pPr>
+              <w:keepNext w:val="false"/>
               <w:spacing w:after="40" w:before="0"/>
               <w:jc w:val="left"/>
             </w:pPr>
@@ -1605,6 +1635,7 @@
           </w:tcPr>
           <w:p>
             <w:pPr>
+              <w:keepNext w:val="false"/>
               <w:spacing w:after="40" w:before="0"/>
               <w:jc w:val="left"/>
             </w:pPr>
@@ -1624,6 +1655,7 @@
           </w:p>
           <w:p>
             <w:pPr>
+              <w:keepNext w:val="false"/>
               <w:spacing w:after="40" w:before="0"/>
               <w:jc w:val="left"/>
             </w:pPr>
@@ -1643,6 +1675,7 @@
           </w:p>
           <w:p>
             <w:pPr>
+              <w:keepNext w:val="false"/>
               <w:spacing w:after="40" w:before="0"/>
               <w:jc w:val="left"/>
             </w:pPr>
@@ -1662,6 +1695,7 @@
           </w:p>
           <w:p>
             <w:pPr>
+              <w:keepNext w:val="false"/>
               <w:spacing w:after="40" w:before="0"/>
               <w:jc w:val="left"/>
             </w:pPr>
@@ -1696,6 +1730,7 @@
           </w:tcPr>
           <w:p>
             <w:pPr>
+              <w:keepNext w:val="false"/>
               <w:spacing w:after="40" w:before="0"/>
               <w:jc w:val="left"/>
             </w:pPr>
@@ -1728,6 +1763,7 @@
           </w:tcPr>
           <w:p>
             <w:pPr>
+              <w:keepNext w:val="false"/>
               <w:spacing w:after="40" w:before="0"/>
               <w:jc w:val="left"/>
             </w:pPr>
@@ -1762,6 +1798,7 @@
           </w:tcPr>
           <w:p>
             <w:pPr>
+              <w:keepNext w:val="false"/>
               <w:spacing w:after="40" w:before="0"/>
               <w:jc w:val="left"/>
             </w:pPr>
@@ -1794,6 +1831,7 @@
           </w:tcPr>
           <w:p>
             <w:pPr>
+              <w:keepNext w:val="false"/>
               <w:spacing w:after="40" w:before="0"/>
               <w:jc w:val="left"/>
             </w:pPr>
@@ -1813,6 +1851,7 @@
           </w:p>
           <w:p>
             <w:pPr>
+              <w:keepNext w:val="false"/>
               <w:spacing w:after="40" w:before="0"/>
               <w:jc w:val="left"/>
             </w:pPr>
@@ -1832,6 +1871,7 @@
           </w:p>
           <w:p>
             <w:pPr>
+              <w:keepNext w:val="false"/>
               <w:spacing w:after="40" w:before="0"/>
               <w:jc w:val="left"/>
             </w:pPr>
@@ -1851,6 +1891,7 @@
           </w:p>
           <w:p>
             <w:pPr>
+              <w:keepNext w:val="false"/>
               <w:spacing w:after="40" w:before="0"/>
               <w:jc w:val="left"/>
             </w:pPr>
@@ -1870,6 +1911,7 @@
           </w:p>
           <w:p>
             <w:pPr>
+              <w:keepNext w:val="false"/>
               <w:spacing w:after="40" w:before="0"/>
               <w:jc w:val="left"/>
             </w:pPr>
@@ -1889,6 +1931,7 @@
           </w:p>
           <w:p>
             <w:pPr>
+              <w:keepNext w:val="false"/>
               <w:spacing w:after="40" w:before="0"/>
               <w:jc w:val="left"/>
             </w:pPr>
@@ -1908,6 +1951,7 @@
           </w:p>
           <w:p>
             <w:pPr>
+              <w:keepNext w:val="false"/>
               <w:spacing w:after="40" w:before="0"/>
               <w:jc w:val="left"/>
             </w:pPr>
@@ -1927,6 +1971,7 @@
           </w:p>
           <w:p>
             <w:pPr>
+              <w:keepNext w:val="false"/>
               <w:spacing w:after="40" w:before="0"/>
               <w:jc w:val="left"/>
             </w:pPr>
@@ -1946,6 +1991,7 @@
           </w:p>
           <w:p>
             <w:pPr>
+              <w:keepNext w:val="false"/>
               <w:spacing w:after="40" w:before="0"/>
               <w:jc w:val="left"/>
             </w:pPr>
@@ -1965,6 +2011,7 @@
           </w:p>
           <w:p>
             <w:pPr>
+              <w:keepNext w:val="false"/>
               <w:spacing w:after="40" w:before="0"/>
               <w:jc w:val="left"/>
             </w:pPr>
@@ -1984,6 +2031,7 @@
           </w:p>
           <w:p>
             <w:pPr>
+              <w:keepNext w:val="false"/>
               <w:spacing w:after="40" w:before="0"/>
               <w:jc w:val="left"/>
             </w:pPr>
@@ -2003,6 +2051,7 @@
           </w:p>
           <w:p>
             <w:pPr>
+              <w:keepNext w:val="false"/>
               <w:spacing w:after="40" w:before="0"/>
               <w:jc w:val="left"/>
             </w:pPr>
@@ -2022,6 +2071,7 @@
           </w:p>
           <w:p>
             <w:pPr>
+              <w:keepNext w:val="false"/>
               <w:spacing w:after="40" w:before="0"/>
               <w:jc w:val="left"/>
             </w:pPr>
@@ -2041,6 +2091,7 @@
           </w:p>
           <w:p>
             <w:pPr>
+              <w:keepNext w:val="false"/>
               <w:spacing w:after="40" w:before="0"/>
               <w:jc w:val="left"/>
             </w:pPr>
@@ -2060,6 +2111,7 @@
           </w:p>
           <w:p>
             <w:pPr>
+              <w:keepNext w:val="false"/>
               <w:spacing w:after="40" w:before="0"/>
               <w:jc w:val="left"/>
             </w:pPr>
@@ -2094,6 +2146,7 @@
           </w:tcPr>
           <w:p>
             <w:pPr>
+              <w:keepNext w:val="false"/>
               <w:spacing w:after="40" w:before="0"/>
               <w:jc w:val="left"/>
             </w:pPr>
@@ -2325,7 +2378,7 @@
         </w:rPr>
         <w:t xml:space="preserve">© 2026 SeaVuria and ARES. This work is licensed under a </w:t>
       </w:r>
-      <w:hyperlink w:history="1" r:id="rIdxwc1e3kof_oaf6trcetje">
+      <w:hyperlink w:history="1" r:id="rId4dnh0yijpm45uahbgjh6j">
         <w:r>
           <w:rPr>
             <w:rFonts w:ascii="Arial" w:cs="Arial" w:eastAsia="Arial" w:hAnsi="Arial"/>
@@ -2345,7 +2398,7 @@
         </w:rPr>
         <w:t xml:space="preserve"> (</w:t>
       </w:r>
-      <w:hyperlink w:history="1" r:id="rIdp0es-d7gijughvmoalgb-">
+      <w:hyperlink w:history="1" r:id="rIdaxvqmdnuqmzykgc9pwgtb">
         <w:r>
           <w:rPr>
             <w:rFonts w:ascii="Arial" w:cs="Arial" w:eastAsia="Arial" w:hAnsi="Arial"/>
@@ -2365,7 +2418,7 @@
         </w:rPr>
         <w:t xml:space="preserve">). To view a copy of this license, visit </w:t>
       </w:r>
-      <w:hyperlink w:history="1" r:id="rIdkgfqy1-qmwi1ry4zbwpan">
+      <w:hyperlink w:history="1" r:id="rIdns6bc2ie2uookesaqixdg">
         <w:r>
           <w:rPr>
             <w:rFonts w:ascii="Arial" w:cs="Arial" w:eastAsia="Arial" w:hAnsi="Arial"/>
@@ -2424,6 +2477,7 @@
           </w:tcPr>
           <w:p>
             <w:pPr>
+              <w:keepNext w:val="false"/>
               <w:spacing w:after="40" w:before="0"/>
               <w:jc w:val="center"/>
             </w:pPr>
@@ -2459,6 +2513,7 @@
           </w:tcPr>
           <w:p>
             <w:pPr>
+              <w:keepNext w:val="false"/>
               <w:spacing w:after="40" w:before="0"/>
               <w:jc w:val="center"/>
             </w:pPr>
@@ -2493,6 +2548,7 @@
           </w:tcPr>
           <w:p>
             <w:pPr>
+              <w:keepNext w:val="false"/>
               <w:spacing w:after="40" w:before="0"/>
               <w:jc w:val="left"/>
             </w:pPr>
@@ -2525,6 +2581,7 @@
           </w:tcPr>
           <w:p>
             <w:pPr>
+              <w:keepNext w:val="false"/>
               <w:spacing w:after="40" w:before="0"/>
               <w:jc w:val="left"/>
             </w:pPr>
@@ -2559,6 +2616,7 @@
           </w:tcPr>
           <w:p>
             <w:pPr>
+              <w:keepNext w:val="false"/>
               <w:spacing w:after="40" w:before="0"/>
               <w:jc w:val="left"/>
             </w:pPr>
@@ -2591,6 +2649,7 @@
           </w:tcPr>
           <w:p>
             <w:pPr>
+              <w:keepNext w:val="false"/>
               <w:spacing w:after="40" w:before="0"/>
               <w:jc w:val="left"/>
             </w:pPr>
@@ -2625,6 +2684,7 @@
           </w:tcPr>
           <w:p>
             <w:pPr>
+              <w:keepNext w:val="false"/>
               <w:spacing w:after="40" w:before="0"/>
               <w:jc w:val="left"/>
             </w:pPr>
@@ -2657,6 +2717,7 @@
           </w:tcPr>
           <w:p>
             <w:pPr>
+              <w:keepNext w:val="false"/>
               <w:spacing w:after="40" w:before="0"/>
               <w:jc w:val="left"/>
             </w:pPr>
@@ -2691,6 +2752,7 @@
           </w:tcPr>
           <w:p>
             <w:pPr>
+              <w:keepNext w:val="false"/>
               <w:spacing w:after="40" w:before="0"/>
               <w:jc w:val="left"/>
             </w:pPr>
@@ -2723,6 +2785,7 @@
           </w:tcPr>
           <w:p>
             <w:pPr>
+              <w:keepNext w:val="false"/>
               <w:spacing w:after="40" w:before="0"/>
               <w:jc w:val="left"/>
             </w:pPr>
@@ -2757,6 +2820,7 @@
           </w:tcPr>
           <w:p>
             <w:pPr>
+              <w:keepNext w:val="false"/>
               <w:spacing w:after="40" w:before="0"/>
               <w:jc w:val="left"/>
             </w:pPr>
@@ -2789,6 +2853,7 @@
           </w:tcPr>
           <w:p>
             <w:pPr>
+              <w:keepNext w:val="false"/>
               <w:spacing w:after="40" w:before="0"/>
               <w:jc w:val="left"/>
             </w:pPr>
@@ -2823,6 +2888,7 @@
           </w:tcPr>
           <w:p>
             <w:pPr>
+              <w:keepNext w:val="false"/>
               <w:spacing w:after="40" w:before="0"/>
               <w:jc w:val="left"/>
             </w:pPr>
@@ -2855,6 +2921,7 @@
           </w:tcPr>
           <w:p>
             <w:pPr>
+              <w:keepNext w:val="false"/>
               <w:spacing w:after="40" w:before="0"/>
               <w:jc w:val="left"/>
             </w:pPr>
@@ -2889,6 +2956,7 @@
           </w:tcPr>
           <w:p>
             <w:pPr>
+              <w:keepNext w:val="false"/>
               <w:spacing w:after="40" w:before="0"/>
               <w:jc w:val="left"/>
             </w:pPr>
@@ -2921,6 +2989,7 @@
           </w:tcPr>
           <w:p>
             <w:pPr>
+              <w:keepNext w:val="false"/>
               <w:spacing w:after="40" w:before="0"/>
               <w:jc w:val="left"/>
             </w:pPr>
@@ -2955,6 +3024,7 @@
           </w:tcPr>
           <w:p>
             <w:pPr>
+              <w:keepNext w:val="false"/>
               <w:spacing w:after="40" w:before="0"/>
               <w:jc w:val="left"/>
             </w:pPr>
@@ -2987,6 +3057,7 @@
           </w:tcPr>
           <w:p>
             <w:pPr>
+              <w:keepNext w:val="false"/>
               <w:spacing w:after="40" w:before="0"/>
               <w:jc w:val="left"/>
             </w:pPr>
@@ -3046,6 +3117,7 @@
           </w:tcPr>
           <w:p>
             <w:pPr>
+              <w:keepNext w:val="false"/>
               <w:spacing w:after="40" w:before="0"/>
               <w:jc w:val="center"/>
             </w:pPr>
@@ -3080,6 +3152,7 @@
           </w:tcPr>
           <w:p>
             <w:pPr>
+              <w:keepNext w:val="false"/>
               <w:spacing w:after="40" w:before="0"/>
               <w:jc w:val="left"/>
             </w:pPr>
@@ -3144,6 +3217,7 @@
           </w:tcPr>
           <w:p>
             <w:pPr>
+              <w:keepNext w:val="false"/>
               <w:spacing w:after="40" w:before="0"/>
               <w:jc w:val="center"/>
             </w:pPr>
@@ -3178,6 +3252,7 @@
           </w:tcPr>
           <w:p>
             <w:pPr>
+              <w:keepNext w:val="false"/>
               <w:spacing w:after="40" w:before="0"/>
               <w:jc w:val="left"/>
             </w:pPr>
@@ -3210,6 +3285,7 @@
           </w:tcPr>
           <w:p>
             <w:pPr>
+              <w:keepNext w:val="false"/>
               <w:spacing w:after="40" w:before="0"/>
               <w:jc w:val="left"/>
             </w:pPr>
@@ -3242,6 +3318,7 @@
           </w:tcPr>
           <w:p>
             <w:pPr>
+              <w:keepNext w:val="false"/>
               <w:spacing w:after="40" w:before="0"/>
               <w:jc w:val="left"/>
             </w:pPr>
@@ -3274,6 +3351,7 @@
           </w:tcPr>
           <w:p>
             <w:pPr>
+              <w:keepNext w:val="false"/>
               <w:spacing w:after="40" w:before="0"/>
               <w:jc w:val="left"/>
             </w:pPr>
@@ -3306,6 +3384,7 @@
           </w:tcPr>
           <w:p>
             <w:pPr>
+              <w:keepNext w:val="false"/>
               <w:spacing w:after="40" w:before="0"/>
               <w:jc w:val="left"/>
             </w:pPr>
@@ -3340,6 +3419,7 @@
           </w:tcPr>
           <w:p>
             <w:pPr>
+              <w:keepNext w:val="false"/>
               <w:spacing w:after="40" w:before="0"/>
               <w:jc w:val="left"/>
             </w:pPr>
@@ -3377,7 +3457,7 @@
             <w:pPr>
               <w:spacing w:after="20" w:before="0"/>
             </w:pPr>
-            <w:hyperlink w:history="1" r:id="rIdfdem0_ylavnad30uvopt2">
+            <w:hyperlink w:history="1" r:id="rIdlozxxljkrwpf9u4oabiyp">
               <w:r>
                 <w:rPr>
                   <w:rFonts w:ascii="Arial" w:cs="Arial" w:eastAsia="Arial" w:hAnsi="Arial"/>
@@ -3426,7 +3506,7 @@
               <w:spacing w:after="10" w:before="0"/>
               <w:ind w:left="120"/>
             </w:pPr>
-            <w:hyperlink w:history="1" r:id="rId6kpan7sxadtfmkxglm-cl">
+            <w:hyperlink w:history="1" r:id="rId9q-va_vxglhhs3kqbcfhr">
               <w:r>
                 <w:rPr>
                   <w:rFonts w:ascii="Arial" w:cs="Arial" w:eastAsia="Arial" w:hAnsi="Arial"/>
@@ -3488,7 +3568,7 @@
               <w:spacing w:after="10" w:before="0"/>
               <w:ind w:left="120"/>
             </w:pPr>
-            <w:hyperlink w:history="1" r:id="rIdbzwpaafw5mzkgddiqtjxt">
+            <w:hyperlink w:history="1" r:id="rIdgfxtqdzwrettvi1etsznk">
               <w:r>
                 <w:rPr>
                   <w:rFonts w:ascii="Arial" w:cs="Arial" w:eastAsia="Arial" w:hAnsi="Arial"/>
@@ -3531,6 +3611,7 @@
           </w:tcPr>
           <w:p>
             <w:pPr>
+              <w:keepNext w:val="false"/>
               <w:spacing w:after="40" w:before="0"/>
               <w:jc w:val="left"/>
             </w:pPr>
@@ -3563,6 +3644,7 @@
           </w:tcPr>
           <w:p>
             <w:pPr>
+              <w:keepNext w:val="false"/>
               <w:spacing w:after="40" w:before="0"/>
               <w:jc w:val="left"/>
             </w:pPr>
@@ -3595,6 +3677,7 @@
           </w:tcPr>
           <w:p>
             <w:pPr>
+              <w:keepNext w:val="false"/>
               <w:spacing w:after="40" w:before="0"/>
               <w:jc w:val="left"/>
             </w:pPr>
@@ -3627,6 +3710,7 @@
           </w:tcPr>
           <w:p>
             <w:pPr>
+              <w:keepNext w:val="false"/>
               <w:spacing w:after="40" w:before="0"/>
               <w:jc w:val="left"/>
             </w:pPr>
@@ -3661,6 +3745,7 @@
           </w:tcPr>
           <w:p>
             <w:pPr>
+              <w:keepNext w:val="false"/>
               <w:spacing w:after="40" w:before="0"/>
               <w:jc w:val="left"/>
             </w:pPr>
@@ -3698,7 +3783,7 @@
             <w:pPr>
               <w:spacing w:after="20" w:before="0"/>
             </w:pPr>
-            <w:hyperlink w:history="1" r:id="rIdjwrhogoonuhmegowj1d4u">
+            <w:hyperlink w:history="1" r:id="rIdujwmlixz-gar9vbrjrbvn">
               <w:r>
                 <w:rPr>
                   <w:rFonts w:ascii="Arial" w:cs="Arial" w:eastAsia="Arial" w:hAnsi="Arial"/>
@@ -3747,7 +3832,7 @@
               <w:spacing w:after="10" w:before="0"/>
               <w:ind w:left="120"/>
             </w:pPr>
-            <w:hyperlink w:history="1" r:id="rIdvlcka4s0oo9z68ptznr0s">
+            <w:hyperlink w:history="1" r:id="rIdbjx0h3c9vmgtzoiyejpep">
               <w:r>
                 <w:rPr>
                   <w:rFonts w:ascii="Arial" w:cs="Arial" w:eastAsia="Arial" w:hAnsi="Arial"/>
@@ -3809,7 +3894,7 @@
               <w:spacing w:after="10" w:before="0"/>
               <w:ind w:left="120"/>
             </w:pPr>
-            <w:hyperlink w:history="1" r:id="rIddrztvsfgh6n3m1tkgs_no">
+            <w:hyperlink w:history="1" r:id="rId-qcvtbzgrqzupjgdweekt">
               <w:r>
                 <w:rPr>
                   <w:rFonts w:ascii="Arial" w:cs="Arial" w:eastAsia="Arial" w:hAnsi="Arial"/>
@@ -3852,6 +3937,7 @@
           </w:tcPr>
           <w:p>
             <w:pPr>
+              <w:keepNext w:val="false"/>
               <w:spacing w:after="40" w:before="0"/>
               <w:jc w:val="left"/>
             </w:pPr>
@@ -3884,6 +3970,7 @@
           </w:tcPr>
           <w:p>
             <w:pPr>
+              <w:keepNext w:val="false"/>
               <w:spacing w:after="40" w:before="0"/>
               <w:jc w:val="left"/>
             </w:pPr>
@@ -3916,6 +4003,7 @@
           </w:tcPr>
           <w:p>
             <w:pPr>
+              <w:keepNext w:val="false"/>
               <w:spacing w:after="40" w:before="0"/>
               <w:jc w:val="left"/>
             </w:pPr>
@@ -3948,6 +4036,7 @@
           </w:tcPr>
           <w:p>
             <w:pPr>
+              <w:keepNext w:val="false"/>
               <w:spacing w:after="40" w:before="0"/>
               <w:jc w:val="left"/>
             </w:pPr>
@@ -3982,6 +4071,7 @@
           </w:tcPr>
           <w:p>
             <w:pPr>
+              <w:keepNext w:val="false"/>
               <w:spacing w:after="40" w:before="0"/>
               <w:jc w:val="left"/>
             </w:pPr>
@@ -4019,7 +4109,7 @@
             <w:pPr>
               <w:spacing w:after="20" w:before="0"/>
             </w:pPr>
-            <w:hyperlink w:history="1" r:id="rIddbcz-drmnjwiwr-qewv6m">
+            <w:hyperlink w:history="1" r:id="rIdizklqpvuykd77oqmq-t28">
               <w:r>
                 <w:rPr>
                   <w:rFonts w:ascii="Arial" w:cs="Arial" w:eastAsia="Arial" w:hAnsi="Arial"/>
@@ -4068,7 +4158,7 @@
               <w:spacing w:after="10" w:before="0"/>
               <w:ind w:left="120"/>
             </w:pPr>
-            <w:hyperlink w:history="1" r:id="rIdcz74mrb_k_tcmku2rs4bf">
+            <w:hyperlink w:history="1" r:id="rId0fowrjvqhdrdylh21uzba">
               <w:r>
                 <w:rPr>
                   <w:rFonts w:ascii="Arial" w:cs="Arial" w:eastAsia="Arial" w:hAnsi="Arial"/>
@@ -4130,7 +4220,7 @@
               <w:spacing w:after="10" w:before="0"/>
               <w:ind w:left="120"/>
             </w:pPr>
-            <w:hyperlink w:history="1" r:id="rIdntgmhmxwzusezc4fwqd3_">
+            <w:hyperlink w:history="1" r:id="rIdtoz-xgmx5myrorfkop9-j">
               <w:r>
                 <w:rPr>
                   <w:rFonts w:ascii="Arial" w:cs="Arial" w:eastAsia="Arial" w:hAnsi="Arial"/>
@@ -4173,6 +4263,7 @@
           </w:tcPr>
           <w:p>
             <w:pPr>
+              <w:keepNext w:val="false"/>
               <w:spacing w:after="40" w:before="0"/>
               <w:jc w:val="left"/>
             </w:pPr>
@@ -4205,6 +4296,7 @@
           </w:tcPr>
           <w:p>
             <w:pPr>
+              <w:keepNext w:val="false"/>
               <w:spacing w:after="40" w:before="0"/>
               <w:jc w:val="left"/>
             </w:pPr>
@@ -4237,6 +4329,7 @@
           </w:tcPr>
           <w:p>
             <w:pPr>
+              <w:keepNext w:val="false"/>
               <w:spacing w:after="40" w:before="0"/>
               <w:jc w:val="left"/>
             </w:pPr>
@@ -4269,6 +4362,7 @@
           </w:tcPr>
           <w:p>
             <w:pPr>
+              <w:keepNext w:val="false"/>
               <w:spacing w:after="40" w:before="0"/>
               <w:jc w:val="left"/>
             </w:pPr>
@@ -4303,6 +4397,7 @@
           </w:tcPr>
           <w:p>
             <w:pPr>
+              <w:keepNext w:val="false"/>
               <w:spacing w:after="40" w:before="0"/>
               <w:jc w:val="left"/>
             </w:pPr>
@@ -4340,7 +4435,7 @@
             <w:pPr>
               <w:spacing w:after="20" w:before="0"/>
             </w:pPr>
-            <w:hyperlink w:history="1" r:id="rIdrrib0sv_aykeejj8nfyeu">
+            <w:hyperlink w:history="1" r:id="rIdrtbou4co5nxmhqfysrhu3">
               <w:r>
                 <w:rPr>
                   <w:rFonts w:ascii="Arial" w:cs="Arial" w:eastAsia="Arial" w:hAnsi="Arial"/>
@@ -4389,7 +4484,7 @@
               <w:spacing w:after="10" w:before="0"/>
               <w:ind w:left="120"/>
             </w:pPr>
-            <w:hyperlink w:history="1" r:id="rIdeval8uu8_zmfqy_1qig7f">
+            <w:hyperlink w:history="1" r:id="rIdkodv324hgh3p-w5yecpx4">
               <w:r>
                 <w:rPr>
                   <w:rFonts w:ascii="Arial" w:cs="Arial" w:eastAsia="Arial" w:hAnsi="Arial"/>
@@ -4451,7 +4546,7 @@
               <w:spacing w:after="10" w:before="0"/>
               <w:ind w:left="120"/>
             </w:pPr>
-            <w:hyperlink w:history="1" r:id="rIdkxitaapikvcloxoic7erv">
+            <w:hyperlink w:history="1" r:id="rId2orepavlzav57q3bunea7">
               <w:r>
                 <w:rPr>
                   <w:rFonts w:ascii="Arial" w:cs="Arial" w:eastAsia="Arial" w:hAnsi="Arial"/>
@@ -4494,6 +4589,7 @@
           </w:tcPr>
           <w:p>
             <w:pPr>
+              <w:keepNext w:val="false"/>
               <w:spacing w:after="40" w:before="0"/>
               <w:jc w:val="left"/>
             </w:pPr>
@@ -4526,6 +4622,7 @@
           </w:tcPr>
           <w:p>
             <w:pPr>
+              <w:keepNext w:val="false"/>
               <w:spacing w:after="40" w:before="0"/>
               <w:jc w:val="left"/>
             </w:pPr>
@@ -4558,6 +4655,7 @@
           </w:tcPr>
           <w:p>
             <w:pPr>
+              <w:keepNext w:val="false"/>
               <w:spacing w:after="40" w:before="0"/>
               <w:jc w:val="left"/>
             </w:pPr>
@@ -4590,6 +4688,7 @@
           </w:tcPr>
           <w:p>
             <w:pPr>
+              <w:keepNext w:val="false"/>
               <w:spacing w:after="40" w:before="0"/>
               <w:jc w:val="left"/>
             </w:pPr>
@@ -4624,6 +4723,7 @@
           </w:tcPr>
           <w:p>
             <w:pPr>
+              <w:keepNext w:val="false"/>
               <w:spacing w:after="40" w:before="0"/>
               <w:jc w:val="left"/>
             </w:pPr>
@@ -4661,7 +4761,7 @@
             <w:pPr>
               <w:spacing w:after="20" w:before="0"/>
             </w:pPr>
-            <w:hyperlink w:history="1" r:id="rId_cg0prtnf8b9weqdo4qrm">
+            <w:hyperlink w:history="1" r:id="rId9zpefsfpmoisj9igj0w0m">
               <w:r>
                 <w:rPr>
                   <w:rFonts w:ascii="Arial" w:cs="Arial" w:eastAsia="Arial" w:hAnsi="Arial"/>
@@ -4710,7 +4810,7 @@
               <w:spacing w:after="10" w:before="0"/>
               <w:ind w:left="120"/>
             </w:pPr>
-            <w:hyperlink w:history="1" r:id="rId6y3oeryslisws0re_nuwm">
+            <w:hyperlink w:history="1" r:id="rIdghqhqap3qoiyrytsemamq">
               <w:r>
                 <w:rPr>
                   <w:rFonts w:ascii="Arial" w:cs="Arial" w:eastAsia="Arial" w:hAnsi="Arial"/>
@@ -4772,7 +4872,7 @@
               <w:spacing w:after="10" w:before="0"/>
               <w:ind w:left="120"/>
             </w:pPr>
-            <w:hyperlink w:history="1" r:id="rIdnsqcc2k9dtcd6e9fbaico">
+            <w:hyperlink w:history="1" r:id="rIdxt_i_r5ewtqy6cwzgmgw0">
               <w:r>
                 <w:rPr>
                   <w:rFonts w:ascii="Arial" w:cs="Arial" w:eastAsia="Arial" w:hAnsi="Arial"/>
@@ -4815,6 +4915,7 @@
           </w:tcPr>
           <w:p>
             <w:pPr>
+              <w:keepNext w:val="false"/>
               <w:spacing w:after="40" w:before="0"/>
               <w:jc w:val="left"/>
             </w:pPr>
@@ -4847,6 +4948,7 @@
           </w:tcPr>
           <w:p>
             <w:pPr>
+              <w:keepNext w:val="false"/>
               <w:spacing w:after="40" w:before="0"/>
               <w:jc w:val="left"/>
             </w:pPr>
@@ -4879,6 +4981,7 @@
           </w:tcPr>
           <w:p>
             <w:pPr>
+              <w:keepNext w:val="false"/>
               <w:spacing w:after="40" w:before="0"/>
               <w:jc w:val="left"/>
             </w:pPr>
@@ -4911,6 +5014,7 @@
           </w:tcPr>
           <w:p>
             <w:pPr>
+              <w:keepNext w:val="false"/>
               <w:spacing w:after="40" w:before="0"/>
               <w:jc w:val="left"/>
             </w:pPr>
@@ -4970,6 +5074,7 @@
           </w:tcPr>
           <w:p>
             <w:pPr>
+              <w:keepNext w:val="false"/>
               <w:spacing w:after="40" w:before="0"/>
               <w:jc w:val="center"/>
             </w:pPr>
@@ -5004,6 +5109,7 @@
           </w:tcPr>
           <w:p>
             <w:pPr>
+              <w:keepNext w:val="false"/>
               <w:spacing w:after="40" w:before="0"/>
               <w:jc w:val="left"/>
             </w:pPr>
@@ -5023,6 +5129,7 @@
           </w:p>
           <w:p>
             <w:pPr>
+              <w:keepNext w:val="false"/>
               <w:spacing w:after="40" w:before="0"/>
               <w:jc w:val="left"/>
             </w:pPr>
@@ -5042,6 +5149,7 @@
           </w:p>
           <w:p>
             <w:pPr>
+              <w:keepNext w:val="false"/>
               <w:spacing w:after="40" w:before="0"/>
               <w:jc w:val="left"/>
             </w:pPr>
@@ -5061,6 +5169,7 @@
           </w:p>
           <w:p>
             <w:pPr>
+              <w:keepNext w:val="false"/>
               <w:spacing w:after="40" w:before="0"/>
               <w:jc w:val="left"/>
             </w:pPr>
@@ -5080,6 +5189,7 @@
           </w:p>
           <w:p>
             <w:pPr>
+              <w:keepNext w:val="false"/>
               <w:spacing w:after="40" w:before="0"/>
               <w:jc w:val="left"/>
             </w:pPr>
@@ -5099,6 +5209,7 @@
           </w:p>
           <w:p>
             <w:pPr>
+              <w:keepNext w:val="false"/>
               <w:spacing w:after="40" w:before="0"/>
               <w:jc w:val="left"/>
             </w:pPr>
@@ -5118,6 +5229,7 @@
           </w:p>
           <w:p>
             <w:pPr>
+              <w:keepNext w:val="false"/>
               <w:spacing w:after="40" w:before="0"/>
               <w:jc w:val="left"/>
             </w:pPr>
@@ -5179,6 +5291,7 @@
           </w:tcPr>
           <w:p>
             <w:pPr>
+              <w:keepNext w:val="false"/>
               <w:spacing w:after="40" w:before="0"/>
               <w:jc w:val="center"/>
             </w:pPr>
@@ -5213,6 +5326,7 @@
           </w:tcPr>
           <w:p>
             <w:pPr>
+              <w:keepNext w:val="false"/>
               <w:spacing w:after="40" w:before="0"/>
               <w:jc w:val="left"/>
             </w:pPr>
@@ -5245,6 +5359,7 @@
           </w:tcPr>
           <w:p>
             <w:pPr>
+              <w:keepNext w:val="false"/>
               <w:spacing w:after="40" w:before="0"/>
               <w:jc w:val="left"/>
             </w:pPr>
@@ -5279,6 +5394,7 @@
           </w:tcPr>
           <w:p>
             <w:pPr>
+              <w:keepNext w:val="false"/>
               <w:spacing w:after="40" w:before="0"/>
               <w:jc w:val="left"/>
             </w:pPr>
@@ -5311,6 +5427,7 @@
           </w:tcPr>
           <w:p>
             <w:pPr>
+              <w:keepNext w:val="false"/>
               <w:spacing w:after="40" w:before="0"/>
               <w:jc w:val="left"/>
             </w:pPr>
@@ -5345,6 +5462,7 @@
           </w:tcPr>
           <w:p>
             <w:pPr>
+              <w:keepNext w:val="false"/>
               <w:spacing w:after="40" w:before="0"/>
               <w:jc w:val="left"/>
             </w:pPr>
@@ -5377,6 +5495,7 @@
           </w:tcPr>
           <w:p>
             <w:pPr>
+              <w:keepNext w:val="false"/>
               <w:spacing w:after="40" w:before="0"/>
               <w:jc w:val="left"/>
             </w:pPr>
@@ -5413,7 +5532,7 @@
         </w:rPr>
         <w:t xml:space="preserve">© 2026 SeaVuria and ARES. Aligned with KICD objectives. Developed by SeaVuria; technical implementation by ARES (with AI assistance from Claude). Licensed under </w:t>
       </w:r>
-      <w:hyperlink w:history="1" r:id="rIdhlnhwqnj2vqlwfkziddd3">
+      <w:hyperlink w:history="1" r:id="rIdojmfrlasdgfmjk5yzsjfy">
         <w:r>
           <w:rPr>
             <w:rFonts w:ascii="Arial" w:cs="Arial" w:eastAsia="Arial" w:hAnsi="Arial"/>
@@ -5434,7 +5553,7 @@
         </w:rPr>
         <w:t xml:space="preserve"> (</w:t>
       </w:r>
-      <w:hyperlink w:history="1" r:id="rIdc_-rqsjr74vt70kq4bvn6">
+      <w:hyperlink w:history="1" r:id="rIdq9gq2xtp628jsdluxi8jc">
         <w:r>
           <w:rPr>
             <w:rFonts w:ascii="Arial" w:cs="Arial" w:eastAsia="Arial" w:hAnsi="Arial"/>
@@ -5494,6 +5613,7 @@
           </w:tcPr>
           <w:p>
             <w:pPr>
+              <w:keepNext w:val="false"/>
               <w:spacing w:after="40" w:before="0"/>
               <w:jc w:val="center"/>
             </w:pPr>
@@ -5529,6 +5649,7 @@
           </w:tcPr>
           <w:p>
             <w:pPr>
+              <w:keepNext w:val="false"/>
               <w:spacing w:after="40" w:before="0"/>
               <w:jc w:val="center"/>
             </w:pPr>
@@ -5563,6 +5684,7 @@
           </w:tcPr>
           <w:p>
             <w:pPr>
+              <w:keepNext w:val="false"/>
               <w:spacing w:after="40" w:before="0"/>
               <w:jc w:val="left"/>
             </w:pPr>
@@ -5595,6 +5717,7 @@
           </w:tcPr>
           <w:p>
             <w:pPr>
+              <w:keepNext w:val="false"/>
               <w:spacing w:after="40" w:before="0"/>
               <w:jc w:val="left"/>
             </w:pPr>
@@ -5629,6 +5752,7 @@
           </w:tcPr>
           <w:p>
             <w:pPr>
+              <w:keepNext w:val="false"/>
               <w:spacing w:after="40" w:before="0"/>
               <w:jc w:val="left"/>
             </w:pPr>
@@ -5661,6 +5785,7 @@
           </w:tcPr>
           <w:p>
             <w:pPr>
+              <w:keepNext w:val="false"/>
               <w:spacing w:after="40" w:before="0"/>
               <w:jc w:val="left"/>
             </w:pPr>
@@ -5695,6 +5820,7 @@
           </w:tcPr>
           <w:p>
             <w:pPr>
+              <w:keepNext w:val="false"/>
               <w:spacing w:after="40" w:before="0"/>
               <w:jc w:val="left"/>
             </w:pPr>
@@ -5727,6 +5853,7 @@
           </w:tcPr>
           <w:p>
             <w:pPr>
+              <w:keepNext w:val="false"/>
               <w:spacing w:after="40" w:before="0"/>
               <w:jc w:val="left"/>
             </w:pPr>
@@ -5761,6 +5888,7 @@
           </w:tcPr>
           <w:p>
             <w:pPr>
+              <w:keepNext w:val="false"/>
               <w:spacing w:after="40" w:before="0"/>
               <w:jc w:val="left"/>
             </w:pPr>
@@ -5793,6 +5921,7 @@
           </w:tcPr>
           <w:p>
             <w:pPr>
+              <w:keepNext w:val="false"/>
               <w:spacing w:after="40" w:before="0"/>
               <w:jc w:val="left"/>
             </w:pPr>
@@ -5827,6 +5956,7 @@
           </w:tcPr>
           <w:p>
             <w:pPr>
+              <w:keepNext w:val="false"/>
               <w:spacing w:after="40" w:before="0"/>
               <w:jc w:val="left"/>
             </w:pPr>
@@ -5859,6 +5989,7 @@
           </w:tcPr>
           <w:p>
             <w:pPr>
+              <w:keepNext w:val="false"/>
               <w:spacing w:after="40" w:before="0"/>
               <w:jc w:val="left"/>
             </w:pPr>
@@ -5893,6 +6024,7 @@
           </w:tcPr>
           <w:p>
             <w:pPr>
+              <w:keepNext w:val="false"/>
               <w:spacing w:after="40" w:before="0"/>
               <w:jc w:val="left"/>
             </w:pPr>
@@ -5925,6 +6057,7 @@
           </w:tcPr>
           <w:p>
             <w:pPr>
+              <w:keepNext w:val="false"/>
               <w:spacing w:after="40" w:before="0"/>
               <w:jc w:val="left"/>
             </w:pPr>
@@ -5959,6 +6092,7 @@
           </w:tcPr>
           <w:p>
             <w:pPr>
+              <w:keepNext w:val="false"/>
               <w:spacing w:after="40" w:before="0"/>
               <w:jc w:val="left"/>
             </w:pPr>
@@ -5991,6 +6125,7 @@
           </w:tcPr>
           <w:p>
             <w:pPr>
+              <w:keepNext w:val="false"/>
               <w:spacing w:after="40" w:before="0"/>
               <w:jc w:val="left"/>
             </w:pPr>
@@ -6025,6 +6160,7 @@
           </w:tcPr>
           <w:p>
             <w:pPr>
+              <w:keepNext w:val="false"/>
               <w:spacing w:after="40" w:before="0"/>
               <w:jc w:val="left"/>
             </w:pPr>
@@ -6057,6 +6193,7 @@
           </w:tcPr>
           <w:p>
             <w:pPr>
+              <w:keepNext w:val="false"/>
               <w:spacing w:after="40" w:before="0"/>
               <w:jc w:val="left"/>
             </w:pPr>
@@ -6116,6 +6253,7 @@
           </w:tcPr>
           <w:p>
             <w:pPr>
+              <w:keepNext w:val="false"/>
               <w:spacing w:after="40" w:before="0"/>
               <w:jc w:val="center"/>
             </w:pPr>
@@ -6150,6 +6288,7 @@
           </w:tcPr>
           <w:p>
             <w:pPr>
+              <w:keepNext w:val="false"/>
               <w:spacing w:after="40" w:before="0"/>
               <w:jc w:val="left"/>
             </w:pPr>
@@ -6214,6 +6353,7 @@
           </w:tcPr>
           <w:p>
             <w:pPr>
+              <w:keepNext w:val="false"/>
               <w:spacing w:after="40" w:before="0"/>
               <w:jc w:val="center"/>
             </w:pPr>
@@ -6248,6 +6388,7 @@
           </w:tcPr>
           <w:p>
             <w:pPr>
+              <w:keepNext w:val="false"/>
               <w:spacing w:after="40" w:before="0"/>
               <w:jc w:val="left"/>
             </w:pPr>
@@ -6280,6 +6421,7 @@
           </w:tcPr>
           <w:p>
             <w:pPr>
+              <w:keepNext w:val="false"/>
               <w:spacing w:after="40" w:before="0"/>
               <w:jc w:val="left"/>
             </w:pPr>
@@ -6312,6 +6454,7 @@
           </w:tcPr>
           <w:p>
             <w:pPr>
+              <w:keepNext w:val="false"/>
               <w:spacing w:after="40" w:before="0"/>
               <w:jc w:val="left"/>
             </w:pPr>
@@ -6344,6 +6487,7 @@
           </w:tcPr>
           <w:p>
             <w:pPr>
+              <w:keepNext w:val="false"/>
               <w:spacing w:after="40" w:before="0"/>
               <w:jc w:val="left"/>
             </w:pPr>
@@ -6376,6 +6520,7 @@
           </w:tcPr>
           <w:p>
             <w:pPr>
+              <w:keepNext w:val="false"/>
               <w:spacing w:after="40" w:before="0"/>
               <w:jc w:val="left"/>
             </w:pPr>
@@ -6410,6 +6555,7 @@
           </w:tcPr>
           <w:p>
             <w:pPr>
+              <w:keepNext w:val="false"/>
               <w:spacing w:after="40" w:before="0"/>
               <w:jc w:val="left"/>
             </w:pPr>
@@ -6447,7 +6593,7 @@
             <w:pPr>
               <w:spacing w:after="20" w:before="0"/>
             </w:pPr>
-            <w:hyperlink w:history="1" r:id="rIdhckfkjlftkmgxcxkcuen4">
+            <w:hyperlink w:history="1" r:id="rIdmfiitbprbofok_5dmp256">
               <w:r>
                 <w:rPr>
                   <w:rFonts w:ascii="Arial" w:cs="Arial" w:eastAsia="Arial" w:hAnsi="Arial"/>
@@ -6496,7 +6642,7 @@
               <w:spacing w:after="10" w:before="0"/>
               <w:ind w:left="120"/>
             </w:pPr>
-            <w:hyperlink w:history="1" r:id="rIdiw97dfgnwhhg78rsnjujw">
+            <w:hyperlink w:history="1" r:id="rIddn1gaspbbetx3klz2w8ep">
               <w:r>
                 <w:rPr>
                   <w:rFonts w:ascii="Arial" w:cs="Arial" w:eastAsia="Arial" w:hAnsi="Arial"/>
@@ -6541,7 +6687,7 @@
             <w:pPr>
               <w:spacing w:after="20" w:before="0"/>
             </w:pPr>
-            <w:hyperlink w:history="1" r:id="rIdmugdkrzbqaqfsfby3m3tr">
+            <w:hyperlink w:history="1" r:id="rId9qmpatwqwfrcm23nfn9_-">
               <w:r>
                 <w:rPr>
                   <w:rFonts w:ascii="Arial" w:cs="Arial" w:eastAsia="Arial" w:hAnsi="Arial"/>
@@ -6590,7 +6736,7 @@
               <w:spacing w:after="10" w:before="0"/>
               <w:ind w:left="120"/>
             </w:pPr>
-            <w:hyperlink w:history="1" r:id="rIdbyr2ancgp5hhhgpzdld4h">
+            <w:hyperlink w:history="1" r:id="rIdipkyhrsugvu-xubjjdkk8">
               <w:r>
                 <w:rPr>
                   <w:rFonts w:ascii="Arial" w:cs="Arial" w:eastAsia="Arial" w:hAnsi="Arial"/>
@@ -6618,6 +6764,7 @@
           </w:tcPr>
           <w:p>
             <w:pPr>
+              <w:keepNext w:val="false"/>
               <w:spacing w:after="40" w:before="0"/>
               <w:jc w:val="left"/>
             </w:pPr>
@@ -6650,6 +6797,7 @@
           </w:tcPr>
           <w:p>
             <w:pPr>
+              <w:keepNext w:val="false"/>
               <w:spacing w:after="40" w:before="0"/>
               <w:jc w:val="left"/>
             </w:pPr>
@@ -6682,6 +6830,7 @@
           </w:tcPr>
           <w:p>
             <w:pPr>
+              <w:keepNext w:val="false"/>
               <w:spacing w:after="40" w:before="0"/>
               <w:jc w:val="left"/>
             </w:pPr>
@@ -6714,6 +6863,7 @@
           </w:tcPr>
           <w:p>
             <w:pPr>
+              <w:keepNext w:val="false"/>
               <w:spacing w:after="40" w:before="0"/>
               <w:jc w:val="left"/>
             </w:pPr>
@@ -6748,6 +6898,7 @@
           </w:tcPr>
           <w:p>
             <w:pPr>
+              <w:keepNext w:val="false"/>
               <w:spacing w:after="40" w:before="0"/>
               <w:jc w:val="left"/>
             </w:pPr>
@@ -6785,7 +6936,7 @@
             <w:pPr>
               <w:spacing w:after="20" w:before="0"/>
             </w:pPr>
-            <w:hyperlink w:history="1" r:id="rIdgtuiqy9rmvaw1g7qkqrmg">
+            <w:hyperlink w:history="1" r:id="rIdk1t9u93wiajf7bu2uwuc_">
               <w:r>
                 <w:rPr>
                   <w:rFonts w:ascii="Arial" w:cs="Arial" w:eastAsia="Arial" w:hAnsi="Arial"/>
@@ -6834,7 +6985,7 @@
               <w:spacing w:after="10" w:before="0"/>
               <w:ind w:left="120"/>
             </w:pPr>
-            <w:hyperlink w:history="1" r:id="rIdfb7hr9hvibfaz9agvy0ls">
+            <w:hyperlink w:history="1" r:id="rIdv7cvo6autstqmubmrwkny">
               <w:r>
                 <w:rPr>
                   <w:rFonts w:ascii="Arial" w:cs="Arial" w:eastAsia="Arial" w:hAnsi="Arial"/>
@@ -6879,7 +7030,7 @@
             <w:pPr>
               <w:spacing w:after="20" w:before="0"/>
             </w:pPr>
-            <w:hyperlink w:history="1" r:id="rIdobpuc5ykvrtsklgy-ay0r">
+            <w:hyperlink w:history="1" r:id="rId2orjjkykw-usfzoog5vk5">
               <w:r>
                 <w:rPr>
                   <w:rFonts w:ascii="Arial" w:cs="Arial" w:eastAsia="Arial" w:hAnsi="Arial"/>
@@ -6928,7 +7079,7 @@
               <w:spacing w:after="10" w:before="0"/>
               <w:ind w:left="120"/>
             </w:pPr>
-            <w:hyperlink w:history="1" r:id="rIdlzgixfguhpgxiu_wvyasa">
+            <w:hyperlink w:history="1" r:id="rIdgp44iexhwdn3btkhkgsad">
               <w:r>
                 <w:rPr>
                   <w:rFonts w:ascii="Arial" w:cs="Arial" w:eastAsia="Arial" w:hAnsi="Arial"/>
@@ -6956,6 +7107,7 @@
           </w:tcPr>
           <w:p>
             <w:pPr>
+              <w:keepNext w:val="false"/>
               <w:spacing w:after="40" w:before="0"/>
               <w:jc w:val="left"/>
             </w:pPr>
@@ -6988,6 +7140,7 @@
           </w:tcPr>
           <w:p>
             <w:pPr>
+              <w:keepNext w:val="false"/>
               <w:spacing w:after="40" w:before="0"/>
               <w:jc w:val="left"/>
             </w:pPr>
@@ -7020,6 +7173,7 @@
           </w:tcPr>
           <w:p>
             <w:pPr>
+              <w:keepNext w:val="false"/>
               <w:spacing w:after="40" w:before="0"/>
               <w:jc w:val="left"/>
             </w:pPr>
@@ -7052,6 +7206,7 @@
           </w:tcPr>
           <w:p>
             <w:pPr>
+              <w:keepNext w:val="false"/>
               <w:spacing w:after="40" w:before="0"/>
               <w:jc w:val="left"/>
             </w:pPr>
@@ -7086,6 +7241,7 @@
           </w:tcPr>
           <w:p>
             <w:pPr>
+              <w:keepNext w:val="false"/>
               <w:spacing w:after="40" w:before="0"/>
               <w:jc w:val="left"/>
             </w:pPr>
@@ -7123,7 +7279,7 @@
             <w:pPr>
               <w:spacing w:after="20" w:before="0"/>
             </w:pPr>
-            <w:hyperlink w:history="1" r:id="rIdmfinglewsnwiehtovtiga">
+            <w:hyperlink w:history="1" r:id="rIdacv_jf3i4ql7dhhfojnbi">
               <w:r>
                 <w:rPr>
                   <w:rFonts w:ascii="Arial" w:cs="Arial" w:eastAsia="Arial" w:hAnsi="Arial"/>
@@ -7172,7 +7328,7 @@
               <w:spacing w:after="10" w:before="0"/>
               <w:ind w:left="120"/>
             </w:pPr>
-            <w:hyperlink w:history="1" r:id="rIdv3-yl0x73djv0nkrc1yuq">
+            <w:hyperlink w:history="1" r:id="rIdbbnh8ta_lxpltp2ui404u">
               <w:r>
                 <w:rPr>
                   <w:rFonts w:ascii="Arial" w:cs="Arial" w:eastAsia="Arial" w:hAnsi="Arial"/>
@@ -7217,7 +7373,7 @@
             <w:pPr>
               <w:spacing w:after="20" w:before="0"/>
             </w:pPr>
-            <w:hyperlink w:history="1" r:id="rIdbwa338qd74a2zkdivfpyb">
+            <w:hyperlink w:history="1" r:id="rIdxgg3ssvetidmpxhx8u7fl">
               <w:r>
                 <w:rPr>
                   <w:rFonts w:ascii="Arial" w:cs="Arial" w:eastAsia="Arial" w:hAnsi="Arial"/>
@@ -7266,7 +7422,7 @@
               <w:spacing w:after="10" w:before="0"/>
               <w:ind w:left="120"/>
             </w:pPr>
-            <w:hyperlink w:history="1" r:id="rIdrzwpnwakrhjkx23syo6el">
+            <w:hyperlink w:history="1" r:id="rIduggfrdbpda-nqzrvjoghz">
               <w:r>
                 <w:rPr>
                   <w:rFonts w:ascii="Arial" w:cs="Arial" w:eastAsia="Arial" w:hAnsi="Arial"/>
@@ -7294,6 +7450,7 @@
           </w:tcPr>
           <w:p>
             <w:pPr>
+              <w:keepNext w:val="false"/>
               <w:spacing w:after="40" w:before="0"/>
               <w:jc w:val="left"/>
             </w:pPr>
@@ -7326,6 +7483,7 @@
           </w:tcPr>
           <w:p>
             <w:pPr>
+              <w:keepNext w:val="false"/>
               <w:spacing w:after="40" w:before="0"/>
               <w:jc w:val="left"/>
             </w:pPr>
@@ -7358,6 +7516,7 @@
           </w:tcPr>
           <w:p>
             <w:pPr>
+              <w:keepNext w:val="false"/>
               <w:spacing w:after="40" w:before="0"/>
               <w:jc w:val="left"/>
             </w:pPr>
@@ -7390,6 +7549,7 @@
           </w:tcPr>
           <w:p>
             <w:pPr>
+              <w:keepNext w:val="false"/>
               <w:spacing w:after="40" w:before="0"/>
               <w:jc w:val="left"/>
             </w:pPr>
@@ -7424,6 +7584,7 @@
           </w:tcPr>
           <w:p>
             <w:pPr>
+              <w:keepNext w:val="false"/>
               <w:spacing w:after="40" w:before="0"/>
               <w:jc w:val="left"/>
             </w:pPr>
@@ -7461,7 +7622,7 @@
             <w:pPr>
               <w:spacing w:after="20" w:before="0"/>
             </w:pPr>
-            <w:hyperlink w:history="1" r:id="rIdqdfxhmm8h32_oclwrh1fy">
+            <w:hyperlink w:history="1" r:id="rIdfw04bdubgy9yojwwi83la">
               <w:r>
                 <w:rPr>
                   <w:rFonts w:ascii="Arial" w:cs="Arial" w:eastAsia="Arial" w:hAnsi="Arial"/>
@@ -7510,7 +7671,7 @@
               <w:spacing w:after="10" w:before="0"/>
               <w:ind w:left="120"/>
             </w:pPr>
-            <w:hyperlink w:history="1" r:id="rIdw4_sysf053vmzncw2fiik">
+            <w:hyperlink w:history="1" r:id="rIduvxonjwvrvyrnyvdrxd9n">
               <w:r>
                 <w:rPr>
                   <w:rFonts w:ascii="Arial" w:cs="Arial" w:eastAsia="Arial" w:hAnsi="Arial"/>
@@ -7555,7 +7716,7 @@
             <w:pPr>
               <w:spacing w:after="20" w:before="0"/>
             </w:pPr>
-            <w:hyperlink w:history="1" r:id="rIdtj-7w2aaxfae2jpmrg9py">
+            <w:hyperlink w:history="1" r:id="rIddochtvav8byxbkh4ipgy_">
               <w:r>
                 <w:rPr>
                   <w:rFonts w:ascii="Arial" w:cs="Arial" w:eastAsia="Arial" w:hAnsi="Arial"/>
@@ -7604,7 +7765,7 @@
               <w:spacing w:after="10" w:before="0"/>
               <w:ind w:left="120"/>
             </w:pPr>
-            <w:hyperlink w:history="1" r:id="rId0vsknkxjvp4ck1ssqvvgu">
+            <w:hyperlink w:history="1" r:id="rIdelkjmsexpqbs8vvoahh9h">
               <w:r>
                 <w:rPr>
                   <w:rFonts w:ascii="Arial" w:cs="Arial" w:eastAsia="Arial" w:hAnsi="Arial"/>
@@ -7632,6 +7793,7 @@
           </w:tcPr>
           <w:p>
             <w:pPr>
+              <w:keepNext w:val="false"/>
               <w:spacing w:after="40" w:before="0"/>
               <w:jc w:val="left"/>
             </w:pPr>
@@ -7664,6 +7826,7 @@
           </w:tcPr>
           <w:p>
             <w:pPr>
+              <w:keepNext w:val="false"/>
               <w:spacing w:after="40" w:before="0"/>
               <w:jc w:val="left"/>
             </w:pPr>
@@ -7696,6 +7859,7 @@
           </w:tcPr>
           <w:p>
             <w:pPr>
+              <w:keepNext w:val="false"/>
               <w:spacing w:after="40" w:before="0"/>
               <w:jc w:val="left"/>
             </w:pPr>
@@ -7728,6 +7892,7 @@
           </w:tcPr>
           <w:p>
             <w:pPr>
+              <w:keepNext w:val="false"/>
               <w:spacing w:after="40" w:before="0"/>
               <w:jc w:val="left"/>
             </w:pPr>
@@ -7762,6 +7927,7 @@
           </w:tcPr>
           <w:p>
             <w:pPr>
+              <w:keepNext w:val="false"/>
               <w:spacing w:after="40" w:before="0"/>
               <w:jc w:val="left"/>
             </w:pPr>
@@ -7799,7 +7965,7 @@
             <w:pPr>
               <w:spacing w:after="20" w:before="0"/>
             </w:pPr>
-            <w:hyperlink w:history="1" r:id="rIdpncqnlhivtikl37fztnco">
+            <w:hyperlink w:history="1" r:id="rIdufbwym8y27ikkqgdrbqqf">
               <w:r>
                 <w:rPr>
                   <w:rFonts w:ascii="Arial" w:cs="Arial" w:eastAsia="Arial" w:hAnsi="Arial"/>
@@ -7848,7 +8014,7 @@
               <w:spacing w:after="10" w:before="0"/>
               <w:ind w:left="120"/>
             </w:pPr>
-            <w:hyperlink w:history="1" r:id="rIdwp1gm8hu5965exqnb7as3">
+            <w:hyperlink w:history="1" r:id="rIds8pmdl1jwez3gew2cs6wl">
               <w:r>
                 <w:rPr>
                   <w:rFonts w:ascii="Arial" w:cs="Arial" w:eastAsia="Arial" w:hAnsi="Arial"/>
@@ -7893,7 +8059,7 @@
             <w:pPr>
               <w:spacing w:after="20" w:before="0"/>
             </w:pPr>
-            <w:hyperlink w:history="1" r:id="rId610z38l7xl4xcrflrhdps">
+            <w:hyperlink w:history="1" r:id="rIdxhk-suolfmswpsgsadxf7">
               <w:r>
                 <w:rPr>
                   <w:rFonts w:ascii="Arial" w:cs="Arial" w:eastAsia="Arial" w:hAnsi="Arial"/>
@@ -7942,7 +8108,7 @@
               <w:spacing w:after="10" w:before="0"/>
               <w:ind w:left="120"/>
             </w:pPr>
-            <w:hyperlink w:history="1" r:id="rIdyjoimer5wgzylhgtu7pzs">
+            <w:hyperlink w:history="1" r:id="rIdwd8-6e00lm_815gnzczaw">
               <w:r>
                 <w:rPr>
                   <w:rFonts w:ascii="Arial" w:cs="Arial" w:eastAsia="Arial" w:hAnsi="Arial"/>
@@ -7970,6 +8136,7 @@
           </w:tcPr>
           <w:p>
             <w:pPr>
+              <w:keepNext w:val="false"/>
               <w:spacing w:after="40" w:before="0"/>
               <w:jc w:val="left"/>
             </w:pPr>
@@ -8002,6 +8169,7 @@
           </w:tcPr>
           <w:p>
             <w:pPr>
+              <w:keepNext w:val="false"/>
               <w:spacing w:after="40" w:before="0"/>
               <w:jc w:val="left"/>
             </w:pPr>
@@ -8034,6 +8202,7 @@
           </w:tcPr>
           <w:p>
             <w:pPr>
+              <w:keepNext w:val="false"/>
               <w:spacing w:after="40" w:before="0"/>
               <w:jc w:val="left"/>
             </w:pPr>
@@ -8066,6 +8235,7 @@
           </w:tcPr>
           <w:p>
             <w:pPr>
+              <w:keepNext w:val="false"/>
               <w:spacing w:after="40" w:before="0"/>
               <w:jc w:val="left"/>
             </w:pPr>
@@ -8125,6 +8295,7 @@
           </w:tcPr>
           <w:p>
             <w:pPr>
+              <w:keepNext w:val="false"/>
               <w:spacing w:after="40" w:before="0"/>
               <w:jc w:val="center"/>
             </w:pPr>
@@ -8159,6 +8330,7 @@
           </w:tcPr>
           <w:p>
             <w:pPr>
+              <w:keepNext w:val="false"/>
               <w:spacing w:after="40" w:before="0"/>
               <w:jc w:val="left"/>
             </w:pPr>
@@ -8220,6 +8392,7 @@
           </w:tcPr>
           <w:p>
             <w:pPr>
+              <w:keepNext w:val="false"/>
               <w:spacing w:after="40" w:before="0"/>
               <w:jc w:val="center"/>
             </w:pPr>
@@ -8254,6 +8427,7 @@
           </w:tcPr>
           <w:p>
             <w:pPr>
+              <w:keepNext w:val="false"/>
               <w:spacing w:after="40" w:before="0"/>
               <w:jc w:val="left"/>
             </w:pPr>
@@ -8286,6 +8460,7 @@
           </w:tcPr>
           <w:p>
             <w:pPr>
+              <w:keepNext w:val="false"/>
               <w:spacing w:after="40" w:before="0"/>
               <w:jc w:val="left"/>
             </w:pPr>
@@ -8320,6 +8495,7 @@
           </w:tcPr>
           <w:p>
             <w:pPr>
+              <w:keepNext w:val="false"/>
               <w:spacing w:after="40" w:before="0"/>
               <w:jc w:val="left"/>
             </w:pPr>
@@ -8352,6 +8528,7 @@
           </w:tcPr>
           <w:p>
             <w:pPr>
+              <w:keepNext w:val="false"/>
               <w:spacing w:after="40" w:before="0"/>
               <w:jc w:val="left"/>
             </w:pPr>
@@ -8386,6 +8563,7 @@
           </w:tcPr>
           <w:p>
             <w:pPr>
+              <w:keepNext w:val="false"/>
               <w:spacing w:after="40" w:before="0"/>
               <w:jc w:val="left"/>
             </w:pPr>
@@ -8418,6 +8596,7 @@
           </w:tcPr>
           <w:p>
             <w:pPr>
+              <w:keepNext w:val="false"/>
               <w:spacing w:after="40" w:before="0"/>
               <w:jc w:val="left"/>
             </w:pPr>
@@ -8454,7 +8633,7 @@
         </w:rPr>
         <w:t xml:space="preserve">© 2026 SeaVuria and ARES. Aligned with KICD objectives. Developed by SeaVuria; technical implementation by ARES (with AI assistance from Claude). Licensed under </w:t>
       </w:r>
-      <w:hyperlink w:history="1" r:id="rIdaqfhl2uorvwhmgzeeo_z4">
+      <w:hyperlink w:history="1" r:id="rIdsuv0wp9zki2fgyjtbvhcc">
         <w:r>
           <w:rPr>
             <w:rFonts w:ascii="Arial" w:cs="Arial" w:eastAsia="Arial" w:hAnsi="Arial"/>
@@ -8475,7 +8654,7 @@
         </w:rPr>
         <w:t xml:space="preserve"> (</w:t>
       </w:r>
-      <w:hyperlink w:history="1" r:id="rIdzw57kpkjfmkrsmyw7rsi_">
+      <w:hyperlink w:history="1" r:id="rIdbvomrfozgbeqiu728u2az">
         <w:r>
           <w:rPr>
             <w:rFonts w:ascii="Arial" w:cs="Arial" w:eastAsia="Arial" w:hAnsi="Arial"/>
@@ -8535,6 +8714,7 @@
           </w:tcPr>
           <w:p>
             <w:pPr>
+              <w:keepNext w:val="false"/>
               <w:spacing w:after="40" w:before="0"/>
               <w:jc w:val="center"/>
             </w:pPr>
@@ -8570,6 +8750,7 @@
           </w:tcPr>
           <w:p>
             <w:pPr>
+              <w:keepNext w:val="false"/>
               <w:spacing w:after="40" w:before="0"/>
               <w:jc w:val="center"/>
             </w:pPr>
@@ -8604,6 +8785,7 @@
           </w:tcPr>
           <w:p>
             <w:pPr>
+              <w:keepNext w:val="false"/>
               <w:spacing w:after="40" w:before="0"/>
               <w:jc w:val="left"/>
             </w:pPr>
@@ -8636,6 +8818,7 @@
           </w:tcPr>
           <w:p>
             <w:pPr>
+              <w:keepNext w:val="false"/>
               <w:spacing w:after="40" w:before="0"/>
               <w:jc w:val="left"/>
             </w:pPr>
@@ -8670,6 +8853,7 @@
           </w:tcPr>
           <w:p>
             <w:pPr>
+              <w:keepNext w:val="false"/>
               <w:spacing w:after="40" w:before="0"/>
               <w:jc w:val="left"/>
             </w:pPr>
@@ -8702,6 +8886,7 @@
           </w:tcPr>
           <w:p>
             <w:pPr>
+              <w:keepNext w:val="false"/>
               <w:spacing w:after="40" w:before="0"/>
               <w:jc w:val="left"/>
             </w:pPr>
@@ -8736,6 +8921,7 @@
           </w:tcPr>
           <w:p>
             <w:pPr>
+              <w:keepNext w:val="false"/>
               <w:spacing w:after="40" w:before="0"/>
               <w:jc w:val="left"/>
             </w:pPr>
@@ -8768,6 +8954,7 @@
           </w:tcPr>
           <w:p>
             <w:pPr>
+              <w:keepNext w:val="false"/>
               <w:spacing w:after="40" w:before="0"/>
               <w:jc w:val="left"/>
             </w:pPr>
@@ -8802,6 +8989,7 @@
           </w:tcPr>
           <w:p>
             <w:pPr>
+              <w:keepNext w:val="false"/>
               <w:spacing w:after="40" w:before="0"/>
               <w:jc w:val="left"/>
             </w:pPr>
@@ -8834,6 +9022,7 @@
           </w:tcPr>
           <w:p>
             <w:pPr>
+              <w:keepNext w:val="false"/>
               <w:spacing w:after="40" w:before="0"/>
               <w:jc w:val="left"/>
             </w:pPr>
@@ -8868,6 +9057,7 @@
           </w:tcPr>
           <w:p>
             <w:pPr>
+              <w:keepNext w:val="false"/>
               <w:spacing w:after="40" w:before="0"/>
               <w:jc w:val="left"/>
             </w:pPr>
@@ -8900,6 +9090,7 @@
           </w:tcPr>
           <w:p>
             <w:pPr>
+              <w:keepNext w:val="false"/>
               <w:spacing w:after="40" w:before="0"/>
               <w:jc w:val="left"/>
             </w:pPr>
@@ -8934,6 +9125,7 @@
           </w:tcPr>
           <w:p>
             <w:pPr>
+              <w:keepNext w:val="false"/>
               <w:spacing w:after="40" w:before="0"/>
               <w:jc w:val="left"/>
             </w:pPr>
@@ -8966,6 +9158,7 @@
           </w:tcPr>
           <w:p>
             <w:pPr>
+              <w:keepNext w:val="false"/>
               <w:spacing w:after="40" w:before="0"/>
               <w:jc w:val="left"/>
             </w:pPr>
@@ -9000,6 +9193,7 @@
           </w:tcPr>
           <w:p>
             <w:pPr>
+              <w:keepNext w:val="false"/>
               <w:spacing w:after="40" w:before="0"/>
               <w:jc w:val="left"/>
             </w:pPr>
@@ -9032,6 +9226,7 @@
           </w:tcPr>
           <w:p>
             <w:pPr>
+              <w:keepNext w:val="false"/>
               <w:spacing w:after="40" w:before="0"/>
               <w:jc w:val="left"/>
             </w:pPr>
@@ -9066,6 +9261,7 @@
           </w:tcPr>
           <w:p>
             <w:pPr>
+              <w:keepNext w:val="false"/>
               <w:spacing w:after="40" w:before="0"/>
               <w:jc w:val="left"/>
             </w:pPr>
@@ -9098,6 +9294,7 @@
           </w:tcPr>
           <w:p>
             <w:pPr>
+              <w:keepNext w:val="false"/>
               <w:spacing w:after="40" w:before="0"/>
               <w:jc w:val="left"/>
             </w:pPr>
@@ -9157,6 +9354,7 @@
           </w:tcPr>
           <w:p>
             <w:pPr>
+              <w:keepNext w:val="false"/>
               <w:spacing w:after="40" w:before="0"/>
               <w:jc w:val="center"/>
             </w:pPr>
@@ -9191,6 +9389,7 @@
           </w:tcPr>
           <w:p>
             <w:pPr>
+              <w:keepNext w:val="false"/>
               <w:spacing w:after="40" w:before="0"/>
               <w:jc w:val="left"/>
             </w:pPr>
@@ -9255,6 +9454,7 @@
           </w:tcPr>
           <w:p>
             <w:pPr>
+              <w:keepNext w:val="false"/>
               <w:spacing w:after="40" w:before="0"/>
               <w:jc w:val="center"/>
             </w:pPr>
@@ -9289,6 +9489,7 @@
           </w:tcPr>
           <w:p>
             <w:pPr>
+              <w:keepNext w:val="false"/>
               <w:spacing w:after="40" w:before="0"/>
               <w:jc w:val="left"/>
             </w:pPr>
@@ -9321,6 +9522,7 @@
           </w:tcPr>
           <w:p>
             <w:pPr>
+              <w:keepNext w:val="false"/>
               <w:spacing w:after="40" w:before="0"/>
               <w:jc w:val="left"/>
             </w:pPr>
@@ -9353,6 +9555,7 @@
           </w:tcPr>
           <w:p>
             <w:pPr>
+              <w:keepNext w:val="false"/>
               <w:spacing w:after="40" w:before="0"/>
               <w:jc w:val="left"/>
             </w:pPr>
@@ -9385,6 +9588,7 @@
           </w:tcPr>
           <w:p>
             <w:pPr>
+              <w:keepNext w:val="false"/>
               <w:spacing w:after="40" w:before="0"/>
               <w:jc w:val="left"/>
             </w:pPr>
@@ -9417,6 +9621,7 @@
           </w:tcPr>
           <w:p>
             <w:pPr>
+              <w:keepNext w:val="false"/>
               <w:spacing w:after="40" w:before="0"/>
               <w:jc w:val="left"/>
             </w:pPr>
@@ -9451,6 +9656,7 @@
           </w:tcPr>
           <w:p>
             <w:pPr>
+              <w:keepNext w:val="false"/>
               <w:spacing w:after="40" w:before="0"/>
               <w:jc w:val="left"/>
             </w:pPr>
@@ -9488,7 +9694,7 @@
             <w:pPr>
               <w:spacing w:after="20" w:before="0"/>
             </w:pPr>
-            <w:hyperlink w:history="1" r:id="rIdyvxszqm_r_wacg2d9xpbs">
+            <w:hyperlink w:history="1" r:id="rIdquiw1zc5ij3ertlwmx8_l">
               <w:r>
                 <w:rPr>
                   <w:rFonts w:ascii="Arial" w:cs="Arial" w:eastAsia="Arial" w:hAnsi="Arial"/>
@@ -9521,7 +9727,7 @@
               <w:spacing w:after="10" w:before="0"/>
               <w:ind w:left="120"/>
             </w:pPr>
-            <w:hyperlink w:history="1" r:id="rIdbm7bh6svbtnkkaj_grtyp">
+            <w:hyperlink w:history="1" r:id="rIds8cp8967uy1rnzy6uobry">
               <w:r>
                 <w:rPr>
                   <w:rFonts w:ascii="Arial" w:cs="Arial" w:eastAsia="Arial" w:hAnsi="Arial"/>
@@ -9566,7 +9772,7 @@
             <w:pPr>
               <w:spacing w:after="20" w:before="0"/>
             </w:pPr>
-            <w:hyperlink w:history="1" r:id="rIdxe-agfyy8fp_nfokn4y9u">
+            <w:hyperlink w:history="1" r:id="rIdri4yegj4tezc0jq52qy8o">
               <w:r>
                 <w:rPr>
                   <w:rFonts w:ascii="Arial" w:cs="Arial" w:eastAsia="Arial" w:hAnsi="Arial"/>
@@ -9599,7 +9805,7 @@
               <w:spacing w:after="10" w:before="0"/>
               <w:ind w:left="120"/>
             </w:pPr>
-            <w:hyperlink w:history="1" r:id="rIdfemsxnsdjpoqx96dndooj">
+            <w:hyperlink w:history="1" r:id="rIdus4qhm7frm-h5pdjkh_5o">
               <w:r>
                 <w:rPr>
                   <w:rFonts w:ascii="Arial" w:cs="Arial" w:eastAsia="Arial" w:hAnsi="Arial"/>
@@ -9627,6 +9833,7 @@
           </w:tcPr>
           <w:p>
             <w:pPr>
+              <w:keepNext w:val="false"/>
               <w:spacing w:after="40" w:before="0"/>
               <w:jc w:val="left"/>
             </w:pPr>
@@ -9659,6 +9866,7 @@
           </w:tcPr>
           <w:p>
             <w:pPr>
+              <w:keepNext w:val="false"/>
               <w:spacing w:after="40" w:before="0"/>
               <w:jc w:val="left"/>
             </w:pPr>
@@ -9691,6 +9899,7 @@
           </w:tcPr>
           <w:p>
             <w:pPr>
+              <w:keepNext w:val="false"/>
               <w:spacing w:after="40" w:before="0"/>
               <w:jc w:val="left"/>
             </w:pPr>
@@ -9723,6 +9932,7 @@
           </w:tcPr>
           <w:p>
             <w:pPr>
+              <w:keepNext w:val="false"/>
               <w:spacing w:after="40" w:before="0"/>
               <w:jc w:val="left"/>
             </w:pPr>
@@ -9757,6 +9967,7 @@
           </w:tcPr>
           <w:p>
             <w:pPr>
+              <w:keepNext w:val="false"/>
               <w:spacing w:after="40" w:before="0"/>
               <w:jc w:val="left"/>
             </w:pPr>
@@ -9794,7 +10005,7 @@
             <w:pPr>
               <w:spacing w:after="20" w:before="0"/>
             </w:pPr>
-            <w:hyperlink w:history="1" r:id="rIdvegnutickjdoj9k_4wuar">
+            <w:hyperlink w:history="1" r:id="rIdl2qjfz4exgrutasbsb4fq">
               <w:r>
                 <w:rPr>
                   <w:rFonts w:ascii="Arial" w:cs="Arial" w:eastAsia="Arial" w:hAnsi="Arial"/>
@@ -9827,7 +10038,7 @@
               <w:spacing w:after="10" w:before="0"/>
               <w:ind w:left="120"/>
             </w:pPr>
-            <w:hyperlink w:history="1" r:id="rIde27mrxpwjo-w99jacwgip">
+            <w:hyperlink w:history="1" r:id="rIdjq229ygnwkv-kjp2ehulw">
               <w:r>
                 <w:rPr>
                   <w:rFonts w:ascii="Arial" w:cs="Arial" w:eastAsia="Arial" w:hAnsi="Arial"/>
@@ -9872,7 +10083,7 @@
             <w:pPr>
               <w:spacing w:after="20" w:before="0"/>
             </w:pPr>
-            <w:hyperlink w:history="1" r:id="rIdcuopxrrn-kafsfzjfdzns">
+            <w:hyperlink w:history="1" r:id="rIdljyryf-xc1yqh14onclo-">
               <w:r>
                 <w:rPr>
                   <w:rFonts w:ascii="Arial" w:cs="Arial" w:eastAsia="Arial" w:hAnsi="Arial"/>
@@ -9905,7 +10116,7 @@
               <w:spacing w:after="10" w:before="0"/>
               <w:ind w:left="120"/>
             </w:pPr>
-            <w:hyperlink w:history="1" r:id="rId39x8mowsraalqlzne3j0s">
+            <w:hyperlink w:history="1" r:id="rIdcwm6o6pyvpmnf3a46o5vr">
               <w:r>
                 <w:rPr>
                   <w:rFonts w:ascii="Arial" w:cs="Arial" w:eastAsia="Arial" w:hAnsi="Arial"/>
@@ -9933,6 +10144,7 @@
           </w:tcPr>
           <w:p>
             <w:pPr>
+              <w:keepNext w:val="false"/>
               <w:spacing w:after="40" w:before="0"/>
               <w:jc w:val="left"/>
             </w:pPr>
@@ -9965,6 +10177,7 @@
           </w:tcPr>
           <w:p>
             <w:pPr>
+              <w:keepNext w:val="false"/>
               <w:spacing w:after="40" w:before="0"/>
               <w:jc w:val="left"/>
             </w:pPr>
@@ -9997,6 +10210,7 @@
           </w:tcPr>
           <w:p>
             <w:pPr>
+              <w:keepNext w:val="false"/>
               <w:spacing w:after="40" w:before="0"/>
               <w:jc w:val="left"/>
             </w:pPr>
@@ -10029,6 +10243,7 @@
           </w:tcPr>
           <w:p>
             <w:pPr>
+              <w:keepNext w:val="false"/>
               <w:spacing w:after="40" w:before="0"/>
               <w:jc w:val="left"/>
             </w:pPr>
@@ -10063,6 +10278,7 @@
           </w:tcPr>
           <w:p>
             <w:pPr>
+              <w:keepNext w:val="false"/>
               <w:spacing w:after="40" w:before="0"/>
               <w:jc w:val="left"/>
             </w:pPr>
@@ -10100,7 +10316,7 @@
             <w:pPr>
               <w:spacing w:after="20" w:before="0"/>
             </w:pPr>
-            <w:hyperlink w:history="1" r:id="rIdacxwk1ifyfxkzkxqycl_s">
+            <w:hyperlink w:history="1" r:id="rId3x3dyomdfkw4zhmn8jlqb">
               <w:r>
                 <w:rPr>
                   <w:rFonts w:ascii="Arial" w:cs="Arial" w:eastAsia="Arial" w:hAnsi="Arial"/>
@@ -10149,7 +10365,7 @@
               <w:spacing w:after="10" w:before="0"/>
               <w:ind w:left="120"/>
             </w:pPr>
-            <w:hyperlink w:history="1" r:id="rIdilhbaaihod-i8scaura3q">
+            <w:hyperlink w:history="1" r:id="rIdxhukn1xmv7wwqmophhprz">
               <w:r>
                 <w:rPr>
                   <w:rFonts w:ascii="Arial" w:cs="Arial" w:eastAsia="Arial" w:hAnsi="Arial"/>
@@ -10194,7 +10410,7 @@
             <w:pPr>
               <w:spacing w:after="20" w:before="0"/>
             </w:pPr>
-            <w:hyperlink w:history="1" r:id="rIddrrnt283f1cnnmugqjfy8">
+            <w:hyperlink w:history="1" r:id="rIdzgz0gheqzwvn50djd6q8x">
               <w:r>
                 <w:rPr>
                   <w:rFonts w:ascii="Arial" w:cs="Arial" w:eastAsia="Arial" w:hAnsi="Arial"/>
@@ -10227,7 +10443,7 @@
               <w:spacing w:after="10" w:before="0"/>
               <w:ind w:left="120"/>
             </w:pPr>
-            <w:hyperlink w:history="1" r:id="rIdjmwzpweit8pikp1csnavg">
+            <w:hyperlink w:history="1" r:id="rIdciaz26gt0sq9gk02wmege">
               <w:r>
                 <w:rPr>
                   <w:rFonts w:ascii="Arial" w:cs="Arial" w:eastAsia="Arial" w:hAnsi="Arial"/>
@@ -10255,6 +10471,7 @@
           </w:tcPr>
           <w:p>
             <w:pPr>
+              <w:keepNext w:val="false"/>
               <w:spacing w:after="40" w:before="0"/>
               <w:jc w:val="left"/>
             </w:pPr>
@@ -10287,6 +10504,7 @@
           </w:tcPr>
           <w:p>
             <w:pPr>
+              <w:keepNext w:val="false"/>
               <w:spacing w:after="40" w:before="0"/>
               <w:jc w:val="left"/>
             </w:pPr>
@@ -10319,6 +10537,7 @@
           </w:tcPr>
           <w:p>
             <w:pPr>
+              <w:keepNext w:val="false"/>
               <w:spacing w:after="40" w:before="0"/>
               <w:jc w:val="left"/>
             </w:pPr>
@@ -10351,6 +10570,7 @@
           </w:tcPr>
           <w:p>
             <w:pPr>
+              <w:keepNext w:val="false"/>
               <w:spacing w:after="40" w:before="0"/>
               <w:jc w:val="left"/>
             </w:pPr>
@@ -10385,6 +10605,7 @@
           </w:tcPr>
           <w:p>
             <w:pPr>
+              <w:keepNext w:val="false"/>
               <w:spacing w:after="40" w:before="0"/>
               <w:jc w:val="left"/>
             </w:pPr>
@@ -10422,7 +10643,7 @@
             <w:pPr>
               <w:spacing w:after="20" w:before="0"/>
             </w:pPr>
-            <w:hyperlink w:history="1" r:id="rIdzqyagfklqab9z6svljlda">
+            <w:hyperlink w:history="1" r:id="rIdp22svn4habe7sjucrlzuw">
               <w:r>
                 <w:rPr>
                   <w:rFonts w:ascii="Arial" w:cs="Arial" w:eastAsia="Arial" w:hAnsi="Arial"/>
@@ -10471,7 +10692,7 @@
               <w:spacing w:after="10" w:before="0"/>
               <w:ind w:left="120"/>
             </w:pPr>
-            <w:hyperlink w:history="1" r:id="rIdpk7n138zrubjrxscy3nsc">
+            <w:hyperlink w:history="1" r:id="rIduggerxsyk4us-4kjhhnil">
               <w:r>
                 <w:rPr>
                   <w:rFonts w:ascii="Arial" w:cs="Arial" w:eastAsia="Arial" w:hAnsi="Arial"/>
@@ -10516,7 +10737,7 @@
             <w:pPr>
               <w:spacing w:after="20" w:before="0"/>
             </w:pPr>
-            <w:hyperlink w:history="1" r:id="rIdqnphnavevsk910gleii3v">
+            <w:hyperlink w:history="1" r:id="rIdly9l5ergpakwsj7axnzbi">
               <w:r>
                 <w:rPr>
                   <w:rFonts w:ascii="Arial" w:cs="Arial" w:eastAsia="Arial" w:hAnsi="Arial"/>
@@ -10549,7 +10770,7 @@
               <w:spacing w:after="10" w:before="0"/>
               <w:ind w:left="120"/>
             </w:pPr>
-            <w:hyperlink w:history="1" r:id="rIdn2-mt5go95cnvogqo2uib">
+            <w:hyperlink w:history="1" r:id="rIdcczv7y1tta3o5tzlhgo3m">
               <w:r>
                 <w:rPr>
                   <w:rFonts w:ascii="Arial" w:cs="Arial" w:eastAsia="Arial" w:hAnsi="Arial"/>
@@ -10577,6 +10798,7 @@
           </w:tcPr>
           <w:p>
             <w:pPr>
+              <w:keepNext w:val="false"/>
               <w:spacing w:after="40" w:before="0"/>
               <w:jc w:val="left"/>
             </w:pPr>
@@ -10609,6 +10831,7 @@
           </w:tcPr>
           <w:p>
             <w:pPr>
+              <w:keepNext w:val="false"/>
               <w:spacing w:after="40" w:before="0"/>
               <w:jc w:val="left"/>
             </w:pPr>
@@ -10641,6 +10864,7 @@
           </w:tcPr>
           <w:p>
             <w:pPr>
+              <w:keepNext w:val="false"/>
               <w:spacing w:after="40" w:before="0"/>
               <w:jc w:val="left"/>
             </w:pPr>
@@ -10673,6 +10897,7 @@
           </w:tcPr>
           <w:p>
             <w:pPr>
+              <w:keepNext w:val="false"/>
               <w:spacing w:after="40" w:before="0"/>
               <w:jc w:val="left"/>
             </w:pPr>
@@ -10707,6 +10932,7 @@
           </w:tcPr>
           <w:p>
             <w:pPr>
+              <w:keepNext w:val="false"/>
               <w:spacing w:after="40" w:before="0"/>
               <w:jc w:val="left"/>
             </w:pPr>
@@ -10744,7 +10970,7 @@
             <w:pPr>
               <w:spacing w:after="20" w:before="0"/>
             </w:pPr>
-            <w:hyperlink w:history="1" r:id="rId4j3esquh_nrodmqpk2klx">
+            <w:hyperlink w:history="1" r:id="rIdca72lvj7nduejrbsg4q5a">
               <w:r>
                 <w:rPr>
                   <w:rFonts w:ascii="Arial" w:cs="Arial" w:eastAsia="Arial" w:hAnsi="Arial"/>
@@ -10793,7 +11019,7 @@
               <w:spacing w:after="10" w:before="0"/>
               <w:ind w:left="120"/>
             </w:pPr>
-            <w:hyperlink w:history="1" r:id="rIde35wbwr6rzqcu4pxharaq">
+            <w:hyperlink w:history="1" r:id="rId1tkn41huw-mriqxmhxmgb">
               <w:r>
                 <w:rPr>
                   <w:rFonts w:ascii="Arial" w:cs="Arial" w:eastAsia="Arial" w:hAnsi="Arial"/>
@@ -10838,7 +11064,7 @@
             <w:pPr>
               <w:spacing w:after="20" w:before="0"/>
             </w:pPr>
-            <w:hyperlink w:history="1" r:id="rIdivpmbvrzonhkq82gmh1pq">
+            <w:hyperlink w:history="1" r:id="rId6xwpyxrmwqlrwb92o4mg0">
               <w:r>
                 <w:rPr>
                   <w:rFonts w:ascii="Arial" w:cs="Arial" w:eastAsia="Arial" w:hAnsi="Arial"/>
@@ -10887,7 +11113,7 @@
               <w:spacing w:after="10" w:before="0"/>
               <w:ind w:left="120"/>
             </w:pPr>
-            <w:hyperlink w:history="1" r:id="rId4m--ewovoyvy2wzxrprui">
+            <w:hyperlink w:history="1" r:id="rIdkrhxajy5g_h5-1tnehj_w">
               <w:r>
                 <w:rPr>
                   <w:rFonts w:ascii="Arial" w:cs="Arial" w:eastAsia="Arial" w:hAnsi="Arial"/>
@@ -10915,6 +11141,7 @@
           </w:tcPr>
           <w:p>
             <w:pPr>
+              <w:keepNext w:val="false"/>
               <w:spacing w:after="40" w:before="0"/>
               <w:jc w:val="left"/>
             </w:pPr>
@@ -10947,6 +11174,7 @@
           </w:tcPr>
           <w:p>
             <w:pPr>
+              <w:keepNext w:val="false"/>
               <w:spacing w:after="40" w:before="0"/>
               <w:jc w:val="left"/>
             </w:pPr>
@@ -10979,6 +11207,7 @@
           </w:tcPr>
           <w:p>
             <w:pPr>
+              <w:keepNext w:val="false"/>
               <w:spacing w:after="40" w:before="0"/>
               <w:jc w:val="left"/>
             </w:pPr>
@@ -11011,6 +11240,7 @@
           </w:tcPr>
           <w:p>
             <w:pPr>
+              <w:keepNext w:val="false"/>
               <w:spacing w:after="40" w:before="0"/>
               <w:jc w:val="left"/>
             </w:pPr>
@@ -11070,6 +11300,7 @@
           </w:tcPr>
           <w:p>
             <w:pPr>
+              <w:keepNext w:val="false"/>
               <w:spacing w:after="40" w:before="0"/>
               <w:jc w:val="center"/>
             </w:pPr>
@@ -11104,6 +11335,7 @@
           </w:tcPr>
           <w:p>
             <w:pPr>
+              <w:keepNext w:val="false"/>
               <w:spacing w:after="40" w:before="0"/>
               <w:jc w:val="left"/>
             </w:pPr>
@@ -11123,6 +11355,7 @@
           </w:p>
           <w:p>
             <w:pPr>
+              <w:keepNext w:val="false"/>
               <w:spacing w:after="40" w:before="0"/>
               <w:jc w:val="left"/>
             </w:pPr>
@@ -11142,6 +11375,7 @@
           </w:p>
           <w:p>
             <w:pPr>
+              <w:keepNext w:val="false"/>
               <w:spacing w:after="40" w:before="0"/>
               <w:jc w:val="left"/>
             </w:pPr>
@@ -11161,6 +11395,7 @@
           </w:p>
           <w:p>
             <w:pPr>
+              <w:keepNext w:val="false"/>
               <w:spacing w:after="40" w:before="0"/>
               <w:jc w:val="left"/>
             </w:pPr>
@@ -11180,6 +11415,7 @@
           </w:p>
           <w:p>
             <w:pPr>
+              <w:keepNext w:val="false"/>
               <w:spacing w:after="40" w:before="0"/>
               <w:jc w:val="left"/>
             </w:pPr>
@@ -11199,6 +11435,7 @@
           </w:p>
           <w:p>
             <w:pPr>
+              <w:keepNext w:val="false"/>
               <w:spacing w:after="40" w:before="0"/>
               <w:jc w:val="left"/>
             </w:pPr>
@@ -11218,6 +11455,7 @@
           </w:p>
           <w:p>
             <w:pPr>
+              <w:keepNext w:val="false"/>
               <w:spacing w:after="40" w:before="0"/>
               <w:jc w:val="left"/>
             </w:pPr>
@@ -11237,6 +11475,7 @@
           </w:p>
           <w:p>
             <w:pPr>
+              <w:keepNext w:val="false"/>
               <w:spacing w:after="40" w:before="0"/>
               <w:jc w:val="left"/>
             </w:pPr>
@@ -11256,6 +11495,7 @@
           </w:p>
           <w:p>
             <w:pPr>
+              <w:keepNext w:val="false"/>
               <w:spacing w:after="40" w:before="0"/>
               <w:jc w:val="left"/>
             </w:pPr>
@@ -11275,6 +11515,7 @@
           </w:p>
           <w:p>
             <w:pPr>
+              <w:keepNext w:val="false"/>
               <w:spacing w:after="40" w:before="0"/>
               <w:jc w:val="left"/>
             </w:pPr>
@@ -11294,6 +11535,7 @@
           </w:p>
           <w:p>
             <w:pPr>
+              <w:keepNext w:val="false"/>
               <w:spacing w:after="40" w:before="0"/>
               <w:jc w:val="left"/>
             </w:pPr>
@@ -11313,6 +11555,7 @@
           </w:p>
           <w:p>
             <w:pPr>
+              <w:keepNext w:val="false"/>
               <w:spacing w:after="40" w:before="0"/>
               <w:jc w:val="left"/>
             </w:pPr>
@@ -11332,6 +11575,7 @@
           </w:p>
           <w:p>
             <w:pPr>
+              <w:keepNext w:val="false"/>
               <w:spacing w:after="40" w:before="0"/>
               <w:jc w:val="left"/>
             </w:pPr>
@@ -11393,6 +11637,7 @@
           </w:tcPr>
           <w:p>
             <w:pPr>
+              <w:keepNext w:val="false"/>
               <w:spacing w:after="40" w:before="0"/>
               <w:jc w:val="center"/>
             </w:pPr>
@@ -11427,6 +11672,7 @@
           </w:tcPr>
           <w:p>
             <w:pPr>
+              <w:keepNext w:val="false"/>
               <w:spacing w:after="40" w:before="0"/>
               <w:jc w:val="left"/>
             </w:pPr>
@@ -11459,6 +11705,7 @@
           </w:tcPr>
           <w:p>
             <w:pPr>
+              <w:keepNext w:val="false"/>
               <w:spacing w:after="40" w:before="0"/>
               <w:jc w:val="left"/>
             </w:pPr>
@@ -11493,6 +11740,7 @@
           </w:tcPr>
           <w:p>
             <w:pPr>
+              <w:keepNext w:val="false"/>
               <w:spacing w:after="40" w:before="0"/>
               <w:jc w:val="left"/>
             </w:pPr>
@@ -11525,6 +11773,7 @@
           </w:tcPr>
           <w:p>
             <w:pPr>
+              <w:keepNext w:val="false"/>
               <w:spacing w:after="40" w:before="0"/>
               <w:jc w:val="left"/>
             </w:pPr>
@@ -11559,6 +11808,7 @@
           </w:tcPr>
           <w:p>
             <w:pPr>
+              <w:keepNext w:val="false"/>
               <w:spacing w:after="40" w:before="0"/>
               <w:jc w:val="left"/>
             </w:pPr>
@@ -11591,6 +11841,7 @@
           </w:tcPr>
           <w:p>
             <w:pPr>
+              <w:keepNext w:val="false"/>
               <w:spacing w:after="40" w:before="0"/>
               <w:jc w:val="left"/>
             </w:pPr>
@@ -11627,7 +11878,7 @@
         </w:rPr>
         <w:t xml:space="preserve">© 2026 SeaVuria and ARES. Aligned with KICD objectives. Developed by SeaVuria; technical implementation by ARES (with AI assistance from Claude). Licensed under </w:t>
       </w:r>
-      <w:hyperlink w:history="1" r:id="rIdr43uogegwgb8kyu2nyrhs">
+      <w:hyperlink w:history="1" r:id="rIdc0pbnqyt-252xwp_icwsm">
         <w:r>
           <w:rPr>
             <w:rFonts w:ascii="Arial" w:cs="Arial" w:eastAsia="Arial" w:hAnsi="Arial"/>
@@ -11648,7 +11899,7 @@
         </w:rPr>
         <w:t xml:space="preserve"> (</w:t>
       </w:r>
-      <w:hyperlink w:history="1" r:id="rIdkfx_r91tscdzmifkfy3um">
+      <w:hyperlink w:history="1" r:id="rIdtyuf3gqhakfwnicr9rgl7">
         <w:r>
           <w:rPr>
             <w:rFonts w:ascii="Arial" w:cs="Arial" w:eastAsia="Arial" w:hAnsi="Arial"/>
@@ -11708,6 +11959,7 @@
           </w:tcPr>
           <w:p>
             <w:pPr>
+              <w:keepNext w:val="false"/>
               <w:spacing w:after="40" w:before="0"/>
               <w:jc w:val="center"/>
             </w:pPr>
@@ -11743,6 +11995,7 @@
           </w:tcPr>
           <w:p>
             <w:pPr>
+              <w:keepNext w:val="false"/>
               <w:spacing w:after="40" w:before="0"/>
               <w:jc w:val="center"/>
             </w:pPr>
@@ -11777,6 +12030,7 @@
           </w:tcPr>
           <w:p>
             <w:pPr>
+              <w:keepNext w:val="false"/>
               <w:spacing w:after="40" w:before="0"/>
               <w:jc w:val="left"/>
             </w:pPr>
@@ -11809,6 +12063,7 @@
           </w:tcPr>
           <w:p>
             <w:pPr>
+              <w:keepNext w:val="false"/>
               <w:spacing w:after="40" w:before="0"/>
               <w:jc w:val="left"/>
             </w:pPr>
@@ -11843,6 +12098,7 @@
           </w:tcPr>
           <w:p>
             <w:pPr>
+              <w:keepNext w:val="false"/>
               <w:spacing w:after="40" w:before="0"/>
               <w:jc w:val="left"/>
             </w:pPr>
@@ -11875,6 +12131,7 @@
           </w:tcPr>
           <w:p>
             <w:pPr>
+              <w:keepNext w:val="false"/>
               <w:spacing w:after="40" w:before="0"/>
               <w:jc w:val="left"/>
             </w:pPr>
@@ -11909,6 +12166,7 @@
           </w:tcPr>
           <w:p>
             <w:pPr>
+              <w:keepNext w:val="false"/>
               <w:spacing w:after="40" w:before="0"/>
               <w:jc w:val="left"/>
             </w:pPr>
@@ -11941,6 +12199,7 @@
           </w:tcPr>
           <w:p>
             <w:pPr>
+              <w:keepNext w:val="false"/>
               <w:spacing w:after="40" w:before="0"/>
               <w:jc w:val="left"/>
             </w:pPr>
@@ -11975,6 +12234,7 @@
           </w:tcPr>
           <w:p>
             <w:pPr>
+              <w:keepNext w:val="false"/>
               <w:spacing w:after="40" w:before="0"/>
               <w:jc w:val="left"/>
             </w:pPr>
@@ -12007,6 +12267,7 @@
           </w:tcPr>
           <w:p>
             <w:pPr>
+              <w:keepNext w:val="false"/>
               <w:spacing w:after="40" w:before="0"/>
               <w:jc w:val="left"/>
             </w:pPr>
@@ -12041,6 +12302,7 @@
           </w:tcPr>
           <w:p>
             <w:pPr>
+              <w:keepNext w:val="false"/>
               <w:spacing w:after="40" w:before="0"/>
               <w:jc w:val="left"/>
             </w:pPr>
@@ -12073,6 +12335,7 @@
           </w:tcPr>
           <w:p>
             <w:pPr>
+              <w:keepNext w:val="false"/>
               <w:spacing w:after="40" w:before="0"/>
               <w:jc w:val="left"/>
             </w:pPr>
@@ -12107,6 +12370,7 @@
           </w:tcPr>
           <w:p>
             <w:pPr>
+              <w:keepNext w:val="false"/>
               <w:spacing w:after="40" w:before="0"/>
               <w:jc w:val="left"/>
             </w:pPr>
@@ -12139,6 +12403,7 @@
           </w:tcPr>
           <w:p>
             <w:pPr>
+              <w:keepNext w:val="false"/>
               <w:spacing w:after="40" w:before="0"/>
               <w:jc w:val="left"/>
             </w:pPr>
@@ -12173,6 +12438,7 @@
           </w:tcPr>
           <w:p>
             <w:pPr>
+              <w:keepNext w:val="false"/>
               <w:spacing w:after="40" w:before="0"/>
               <w:jc w:val="left"/>
             </w:pPr>
@@ -12205,6 +12471,7 @@
           </w:tcPr>
           <w:p>
             <w:pPr>
+              <w:keepNext w:val="false"/>
               <w:spacing w:after="40" w:before="0"/>
               <w:jc w:val="left"/>
             </w:pPr>
@@ -12239,6 +12506,7 @@
           </w:tcPr>
           <w:p>
             <w:pPr>
+              <w:keepNext w:val="false"/>
               <w:spacing w:after="40" w:before="0"/>
               <w:jc w:val="left"/>
             </w:pPr>
@@ -12271,6 +12539,7 @@
           </w:tcPr>
           <w:p>
             <w:pPr>
+              <w:keepNext w:val="false"/>
               <w:spacing w:after="40" w:before="0"/>
               <w:jc w:val="left"/>
             </w:pPr>
@@ -12330,6 +12599,7 @@
           </w:tcPr>
           <w:p>
             <w:pPr>
+              <w:keepNext w:val="false"/>
               <w:spacing w:after="40" w:before="0"/>
               <w:jc w:val="center"/>
             </w:pPr>
@@ -12364,6 +12634,7 @@
           </w:tcPr>
           <w:p>
             <w:pPr>
+              <w:keepNext w:val="false"/>
               <w:spacing w:after="40" w:before="0"/>
               <w:jc w:val="left"/>
             </w:pPr>
@@ -12428,6 +12699,7 @@
           </w:tcPr>
           <w:p>
             <w:pPr>
+              <w:keepNext w:val="false"/>
               <w:spacing w:after="40" w:before="0"/>
               <w:jc w:val="center"/>
             </w:pPr>
@@ -12462,6 +12734,7 @@
           </w:tcPr>
           <w:p>
             <w:pPr>
+              <w:keepNext w:val="false"/>
               <w:spacing w:after="40" w:before="0"/>
               <w:jc w:val="left"/>
             </w:pPr>
@@ -12494,6 +12767,7 @@
           </w:tcPr>
           <w:p>
             <w:pPr>
+              <w:keepNext w:val="false"/>
               <w:spacing w:after="40" w:before="0"/>
               <w:jc w:val="left"/>
             </w:pPr>
@@ -12526,6 +12800,7 @@
           </w:tcPr>
           <w:p>
             <w:pPr>
+              <w:keepNext w:val="false"/>
               <w:spacing w:after="40" w:before="0"/>
               <w:jc w:val="left"/>
             </w:pPr>
@@ -12558,6 +12833,7 @@
           </w:tcPr>
           <w:p>
             <w:pPr>
+              <w:keepNext w:val="false"/>
               <w:spacing w:after="40" w:before="0"/>
               <w:jc w:val="left"/>
             </w:pPr>
@@ -12590,6 +12866,7 @@
           </w:tcPr>
           <w:p>
             <w:pPr>
+              <w:keepNext w:val="false"/>
               <w:spacing w:after="40" w:before="0"/>
               <w:jc w:val="left"/>
             </w:pPr>
@@ -12624,6 +12901,7 @@
           </w:tcPr>
           <w:p>
             <w:pPr>
+              <w:keepNext w:val="false"/>
               <w:spacing w:after="40" w:before="0"/>
               <w:jc w:val="left"/>
             </w:pPr>
@@ -12661,7 +12939,7 @@
             <w:pPr>
               <w:spacing w:after="20" w:before="0"/>
             </w:pPr>
-            <w:hyperlink w:history="1" r:id="rIdvc4xqyqwqhc2qnxdy3m9f">
+            <w:hyperlink w:history="1" r:id="rIdbivc83wzcavkhww7rjuv4">
               <w:r>
                 <w:rPr>
                   <w:rFonts w:ascii="Arial" w:cs="Arial" w:eastAsia="Arial" w:hAnsi="Arial"/>
@@ -12694,7 +12972,7 @@
               <w:spacing w:after="10" w:before="0"/>
               <w:ind w:left="120"/>
             </w:pPr>
-            <w:hyperlink w:history="1" r:id="rIdkvjeukqf-0pw8hkiqrkv5">
+            <w:hyperlink w:history="1" r:id="rIdb5megg-xw7wwy3gg9gamc">
               <w:r>
                 <w:rPr>
                   <w:rFonts w:ascii="Arial" w:cs="Arial" w:eastAsia="Arial" w:hAnsi="Arial"/>
@@ -12739,7 +13017,7 @@
             <w:pPr>
               <w:spacing w:after="20" w:before="0"/>
             </w:pPr>
-            <w:hyperlink w:history="1" r:id="rIdsbnum3uyyfchchbmakq0q">
+            <w:hyperlink w:history="1" r:id="rIdok_kn2fwdm0zdjpvlmt9d">
               <w:r>
                 <w:rPr>
                   <w:rFonts w:ascii="Arial" w:cs="Arial" w:eastAsia="Arial" w:hAnsi="Arial"/>
@@ -12788,7 +13066,7 @@
               <w:spacing w:after="10" w:before="0"/>
               <w:ind w:left="120"/>
             </w:pPr>
-            <w:hyperlink w:history="1" r:id="rId-zsrkaha_a3qt69rgafwe">
+            <w:hyperlink w:history="1" r:id="rIdbsrxqtojxbtw_p0kmt5bd">
               <w:r>
                 <w:rPr>
                   <w:rFonts w:ascii="Arial" w:cs="Arial" w:eastAsia="Arial" w:hAnsi="Arial"/>
@@ -12816,6 +13094,7 @@
           </w:tcPr>
           <w:p>
             <w:pPr>
+              <w:keepNext w:val="false"/>
               <w:spacing w:after="40" w:before="0"/>
               <w:jc w:val="left"/>
             </w:pPr>
@@ -12848,6 +13127,7 @@
           </w:tcPr>
           <w:p>
             <w:pPr>
+              <w:keepNext w:val="false"/>
               <w:spacing w:after="40" w:before="0"/>
               <w:jc w:val="left"/>
             </w:pPr>
@@ -12880,6 +13160,7 @@
           </w:tcPr>
           <w:p>
             <w:pPr>
+              <w:keepNext w:val="false"/>
               <w:spacing w:after="40" w:before="0"/>
               <w:jc w:val="left"/>
             </w:pPr>
@@ -12912,6 +13193,7 @@
           </w:tcPr>
           <w:p>
             <w:pPr>
+              <w:keepNext w:val="false"/>
               <w:spacing w:after="40" w:before="0"/>
               <w:jc w:val="left"/>
             </w:pPr>
@@ -12946,6 +13228,7 @@
           </w:tcPr>
           <w:p>
             <w:pPr>
+              <w:keepNext w:val="false"/>
               <w:spacing w:after="40" w:before="0"/>
               <w:jc w:val="left"/>
             </w:pPr>
@@ -12983,7 +13266,7 @@
             <w:pPr>
               <w:spacing w:after="20" w:before="0"/>
             </w:pPr>
-            <w:hyperlink w:history="1" r:id="rIdcpxn8uzkaeu_gryab3dsx">
+            <w:hyperlink w:history="1" r:id="rIdx1hvycuoriwbhm0o5gjnp">
               <w:r>
                 <w:rPr>
                   <w:rFonts w:ascii="Arial" w:cs="Arial" w:eastAsia="Arial" w:hAnsi="Arial"/>
@@ -13016,7 +13299,7 @@
               <w:spacing w:after="10" w:before="0"/>
               <w:ind w:left="120"/>
             </w:pPr>
-            <w:hyperlink w:history="1" r:id="rIdryegngjm9pfypvqfjdocn">
+            <w:hyperlink w:history="1" r:id="rIdexw81-igi2zo18czf9xe4">
               <w:r>
                 <w:rPr>
                   <w:rFonts w:ascii="Arial" w:cs="Arial" w:eastAsia="Arial" w:hAnsi="Arial"/>
@@ -13061,7 +13344,7 @@
             <w:pPr>
               <w:spacing w:after="20" w:before="0"/>
             </w:pPr>
-            <w:hyperlink w:history="1" r:id="rIdu4cuuv6s0mipmyw4q9drg">
+            <w:hyperlink w:history="1" r:id="rIdanqnydiijy-cvgdmzpowh">
               <w:r>
                 <w:rPr>
                   <w:rFonts w:ascii="Arial" w:cs="Arial" w:eastAsia="Arial" w:hAnsi="Arial"/>
@@ -13110,7 +13393,7 @@
               <w:spacing w:after="10" w:before="0"/>
               <w:ind w:left="120"/>
             </w:pPr>
-            <w:hyperlink w:history="1" r:id="rIdj2mk8kb57ajckc7eubrkk">
+            <w:hyperlink w:history="1" r:id="rIdh1qyct8eurfafhcya9rpj">
               <w:r>
                 <w:rPr>
                   <w:rFonts w:ascii="Arial" w:cs="Arial" w:eastAsia="Arial" w:hAnsi="Arial"/>
@@ -13138,6 +13421,7 @@
           </w:tcPr>
           <w:p>
             <w:pPr>
+              <w:keepNext w:val="false"/>
               <w:spacing w:after="40" w:before="0"/>
               <w:jc w:val="left"/>
             </w:pPr>
@@ -13157,6 +13441,7 @@
           </w:p>
           <w:p>
             <w:pPr>
+              <w:keepNext w:val="false"/>
               <w:spacing w:after="40" w:before="0"/>
               <w:jc w:val="left"/>
             </w:pPr>
@@ -13176,6 +13461,7 @@
           </w:p>
           <w:p>
             <w:pPr>
+              <w:keepNext w:val="false"/>
               <w:spacing w:after="40" w:before="0"/>
               <w:jc w:val="left"/>
             </w:pPr>
@@ -13195,6 +13481,7 @@
           </w:p>
           <w:p>
             <w:pPr>
+              <w:keepNext w:val="false"/>
               <w:spacing w:after="40" w:before="0"/>
               <w:jc w:val="left"/>
             </w:pPr>
@@ -13214,6 +13501,7 @@
           </w:p>
           <w:p>
             <w:pPr>
+              <w:keepNext w:val="false"/>
               <w:spacing w:after="40" w:before="0"/>
               <w:jc w:val="left"/>
             </w:pPr>
@@ -13233,6 +13521,7 @@
           </w:p>
           <w:p>
             <w:pPr>
+              <w:keepNext w:val="false"/>
               <w:spacing w:after="40" w:before="0"/>
               <w:jc w:val="left"/>
             </w:pPr>
@@ -13265,6 +13554,7 @@
           </w:tcPr>
           <w:p>
             <w:pPr>
+              <w:keepNext w:val="false"/>
               <w:spacing w:after="40" w:before="0"/>
               <w:jc w:val="left"/>
             </w:pPr>
@@ -13284,6 +13574,7 @@
           </w:p>
           <w:p>
             <w:pPr>
+              <w:keepNext w:val="false"/>
               <w:spacing w:after="40" w:before="0"/>
               <w:jc w:val="left"/>
             </w:pPr>
@@ -13303,6 +13594,7 @@
           </w:p>
           <w:p>
             <w:pPr>
+              <w:keepNext w:val="false"/>
               <w:spacing w:after="40" w:before="0"/>
               <w:jc w:val="left"/>
             </w:pPr>
@@ -13322,6 +13614,7 @@
           </w:p>
           <w:p>
             <w:pPr>
+              <w:keepNext w:val="false"/>
               <w:spacing w:after="40" w:before="0"/>
               <w:jc w:val="left"/>
             </w:pPr>
@@ -13341,6 +13634,7 @@
           </w:p>
           <w:p>
             <w:pPr>
+              <w:keepNext w:val="false"/>
               <w:spacing w:after="40" w:before="0"/>
               <w:jc w:val="left"/>
             </w:pPr>
@@ -13373,6 +13667,7 @@
           </w:tcPr>
           <w:p>
             <w:pPr>
+              <w:keepNext w:val="false"/>
               <w:spacing w:after="40" w:before="0"/>
               <w:jc w:val="left"/>
             </w:pPr>
@@ -13405,6 +13700,7 @@
           </w:tcPr>
           <w:p>
             <w:pPr>
+              <w:keepNext w:val="false"/>
               <w:spacing w:after="40" w:before="0"/>
               <w:jc w:val="left"/>
             </w:pPr>
@@ -13439,6 +13735,7 @@
           </w:tcPr>
           <w:p>
             <w:pPr>
+              <w:keepNext w:val="false"/>
               <w:spacing w:after="40" w:before="0"/>
               <w:jc w:val="left"/>
             </w:pPr>
@@ -13476,7 +13773,7 @@
             <w:pPr>
               <w:spacing w:after="20" w:before="0"/>
             </w:pPr>
-            <w:hyperlink w:history="1" r:id="rIdalh6exxcfoq7cxlzfzn3f">
+            <w:hyperlink w:history="1" r:id="rIdywzhftfawcat2qj1aj208">
               <w:r>
                 <w:rPr>
                   <w:rFonts w:ascii="Arial" w:cs="Arial" w:eastAsia="Arial" w:hAnsi="Arial"/>
@@ -13525,7 +13822,7 @@
               <w:spacing w:after="10" w:before="0"/>
               <w:ind w:left="120"/>
             </w:pPr>
-            <w:hyperlink w:history="1" r:id="rIdni9amm3wydqevpcqzhiji">
+            <w:hyperlink w:history="1" r:id="rIdbzuoce9j27h9-0q9tk1ak">
               <w:r>
                 <w:rPr>
                   <w:rFonts w:ascii="Arial" w:cs="Arial" w:eastAsia="Arial" w:hAnsi="Arial"/>
@@ -13570,7 +13867,7 @@
             <w:pPr>
               <w:spacing w:after="20" w:before="0"/>
             </w:pPr>
-            <w:hyperlink w:history="1" r:id="rId4gf9y6fmzmp2wzvw6zctq">
+            <w:hyperlink w:history="1" r:id="rIdz0dngdqxszymiwon8szv-">
               <w:r>
                 <w:rPr>
                   <w:rFonts w:ascii="Arial" w:cs="Arial" w:eastAsia="Arial" w:hAnsi="Arial"/>
@@ -13619,7 +13916,7 @@
               <w:spacing w:after="10" w:before="0"/>
               <w:ind w:left="120"/>
             </w:pPr>
-            <w:hyperlink w:history="1" r:id="rIdrro2i3td7dqjdiailztmx">
+            <w:hyperlink w:history="1" r:id="rIdmkdqjtfqgmdq8belpjmmp">
               <w:r>
                 <w:rPr>
                   <w:rFonts w:ascii="Arial" w:cs="Arial" w:eastAsia="Arial" w:hAnsi="Arial"/>
@@ -13647,6 +13944,7 @@
           </w:tcPr>
           <w:p>
             <w:pPr>
+              <w:keepNext w:val="false"/>
               <w:spacing w:after="40" w:before="0"/>
               <w:jc w:val="left"/>
             </w:pPr>
@@ -13666,6 +13964,7 @@
           </w:p>
           <w:p>
             <w:pPr>
+              <w:keepNext w:val="false"/>
               <w:spacing w:after="40" w:before="0"/>
               <w:jc w:val="left"/>
             </w:pPr>
@@ -13685,6 +13984,7 @@
           </w:p>
           <w:p>
             <w:pPr>
+              <w:keepNext w:val="false"/>
               <w:spacing w:after="40" w:before="0"/>
               <w:jc w:val="left"/>
             </w:pPr>
@@ -13704,6 +14004,7 @@
           </w:p>
           <w:p>
             <w:pPr>
+              <w:keepNext w:val="false"/>
               <w:spacing w:after="40" w:before="0"/>
               <w:jc w:val="left"/>
             </w:pPr>
@@ -13723,6 +14024,7 @@
           </w:p>
           <w:p>
             <w:pPr>
+              <w:keepNext w:val="false"/>
               <w:spacing w:after="40" w:before="0"/>
               <w:jc w:val="left"/>
             </w:pPr>
@@ -13742,6 +14044,7 @@
           </w:p>
           <w:p>
             <w:pPr>
+              <w:keepNext w:val="false"/>
               <w:spacing w:after="40" w:before="0"/>
               <w:jc w:val="left"/>
             </w:pPr>
@@ -13774,6 +14077,7 @@
           </w:tcPr>
           <w:p>
             <w:pPr>
+              <w:keepNext w:val="false"/>
               <w:spacing w:after="40" w:before="0"/>
               <w:jc w:val="left"/>
             </w:pPr>
@@ -13806,6 +14110,7 @@
           </w:tcPr>
           <w:p>
             <w:pPr>
+              <w:keepNext w:val="false"/>
               <w:spacing w:after="40" w:before="0"/>
               <w:jc w:val="left"/>
             </w:pPr>
@@ -13838,6 +14143,7 @@
           </w:tcPr>
           <w:p>
             <w:pPr>
+              <w:keepNext w:val="false"/>
               <w:spacing w:after="40" w:before="0"/>
               <w:jc w:val="left"/>
             </w:pPr>
@@ -13872,6 +14178,7 @@
           </w:tcPr>
           <w:p>
             <w:pPr>
+              <w:keepNext w:val="false"/>
               <w:spacing w:after="40" w:before="0"/>
               <w:jc w:val="left"/>
             </w:pPr>
@@ -13909,7 +14216,7 @@
             <w:pPr>
               <w:spacing w:after="20" w:before="0"/>
             </w:pPr>
-            <w:hyperlink w:history="1" r:id="rIdaff37ssbvweojndefp1oo">
+            <w:hyperlink w:history="1" r:id="rIdke0xt6mvxrk7cwrcdxrvb">
               <w:r>
                 <w:rPr>
                   <w:rFonts w:ascii="Arial" w:cs="Arial" w:eastAsia="Arial" w:hAnsi="Arial"/>
@@ -13958,7 +14265,7 @@
               <w:spacing w:after="10" w:before="0"/>
               <w:ind w:left="120"/>
             </w:pPr>
-            <w:hyperlink w:history="1" r:id="rIdavy8ykguoxeoed4eqd6qb">
+            <w:hyperlink w:history="1" r:id="rIdomgkpgpn9p-eu-rqxk_ak">
               <w:r>
                 <w:rPr>
                   <w:rFonts w:ascii="Arial" w:cs="Arial" w:eastAsia="Arial" w:hAnsi="Arial"/>
@@ -14003,7 +14310,7 @@
             <w:pPr>
               <w:spacing w:after="20" w:before="0"/>
             </w:pPr>
-            <w:hyperlink w:history="1" r:id="rIdxaanckl9yzq2kofqq5pza">
+            <w:hyperlink w:history="1" r:id="rId7-ixwo8vtaddd_eavb34r">
               <w:r>
                 <w:rPr>
                   <w:rFonts w:ascii="Arial" w:cs="Arial" w:eastAsia="Arial" w:hAnsi="Arial"/>
@@ -14052,7 +14359,7 @@
               <w:spacing w:after="10" w:before="0"/>
               <w:ind w:left="120"/>
             </w:pPr>
-            <w:hyperlink w:history="1" r:id="rIdrmiavoznpf6cbqff-u3yf">
+            <w:hyperlink w:history="1" r:id="rIdpkpevnd0dmll1qkr3f2as">
               <w:r>
                 <w:rPr>
                   <w:rFonts w:ascii="Arial" w:cs="Arial" w:eastAsia="Arial" w:hAnsi="Arial"/>
@@ -14080,6 +14387,7 @@
           </w:tcPr>
           <w:p>
             <w:pPr>
+              <w:keepNext w:val="false"/>
               <w:spacing w:after="40" w:before="0"/>
               <w:jc w:val="left"/>
             </w:pPr>
@@ -14112,6 +14420,7 @@
           </w:tcPr>
           <w:p>
             <w:pPr>
+              <w:keepNext w:val="false"/>
               <w:spacing w:after="40" w:before="0"/>
               <w:jc w:val="left"/>
             </w:pPr>
@@ -14144,6 +14453,7 @@
           </w:tcPr>
           <w:p>
             <w:pPr>
+              <w:keepNext w:val="false"/>
               <w:spacing w:after="40" w:before="0"/>
               <w:jc w:val="left"/>
             </w:pPr>
@@ -14176,6 +14486,7 @@
           </w:tcPr>
           <w:p>
             <w:pPr>
+              <w:keepNext w:val="false"/>
               <w:spacing w:after="40" w:before="0"/>
               <w:jc w:val="left"/>
             </w:pPr>
@@ -14210,6 +14521,7 @@
           </w:tcPr>
           <w:p>
             <w:pPr>
+              <w:keepNext w:val="false"/>
               <w:spacing w:after="40" w:before="0"/>
               <w:jc w:val="left"/>
             </w:pPr>
@@ -14247,7 +14559,7 @@
             <w:pPr>
               <w:spacing w:after="20" w:before="0"/>
             </w:pPr>
-            <w:hyperlink w:history="1" r:id="rId50wdpw1amh_7pv_c-v1-m">
+            <w:hyperlink w:history="1" r:id="rId39udkr6uizpvlvgsu3iiz">
               <w:r>
                 <w:rPr>
                   <w:rFonts w:ascii="Arial" w:cs="Arial" w:eastAsia="Arial" w:hAnsi="Arial"/>
@@ -14296,7 +14608,7 @@
               <w:spacing w:after="10" w:before="0"/>
               <w:ind w:left="120"/>
             </w:pPr>
-            <w:hyperlink w:history="1" r:id="rIdxjv1rbf4uheznapiyvxpn">
+            <w:hyperlink w:history="1" r:id="rIdipzdnacilpfltnep8uh5l">
               <w:r>
                 <w:rPr>
                   <w:rFonts w:ascii="Arial" w:cs="Arial" w:eastAsia="Arial" w:hAnsi="Arial"/>
@@ -14341,7 +14653,7 @@
             <w:pPr>
               <w:spacing w:after="20" w:before="0"/>
             </w:pPr>
-            <w:hyperlink w:history="1" r:id="rIdp2j4pwkkuptlmrncefxg9">
+            <w:hyperlink w:history="1" r:id="rIdyyex5srerzh8zsnwakrhz">
               <w:r>
                 <w:rPr>
                   <w:rFonts w:ascii="Arial" w:cs="Arial" w:eastAsia="Arial" w:hAnsi="Arial"/>
@@ -14390,7 +14702,7 @@
               <w:spacing w:after="10" w:before="0"/>
               <w:ind w:left="120"/>
             </w:pPr>
-            <w:hyperlink w:history="1" r:id="rIdkrsjzfrehtbhjse8xzzn2">
+            <w:hyperlink w:history="1" r:id="rIdyrt1uatz_ijhfvgttpsrw">
               <w:r>
                 <w:rPr>
                   <w:rFonts w:ascii="Arial" w:cs="Arial" w:eastAsia="Arial" w:hAnsi="Arial"/>
@@ -14418,6 +14730,7 @@
           </w:tcPr>
           <w:p>
             <w:pPr>
+              <w:keepNext w:val="false"/>
               <w:spacing w:after="40" w:before="0"/>
               <w:jc w:val="left"/>
             </w:pPr>
@@ -14450,6 +14763,7 @@
           </w:tcPr>
           <w:p>
             <w:pPr>
+              <w:keepNext w:val="false"/>
               <w:spacing w:after="40" w:before="0"/>
               <w:jc w:val="left"/>
             </w:pPr>
@@ -14482,6 +14796,7 @@
           </w:tcPr>
           <w:p>
             <w:pPr>
+              <w:keepNext w:val="false"/>
               <w:spacing w:after="40" w:before="0"/>
               <w:jc w:val="left"/>
             </w:pPr>
@@ -14514,6 +14829,7 @@
           </w:tcPr>
           <w:p>
             <w:pPr>
+              <w:keepNext w:val="false"/>
               <w:spacing w:after="40" w:before="0"/>
               <w:jc w:val="left"/>
             </w:pPr>
@@ -14573,6 +14889,7 @@
           </w:tcPr>
           <w:p>
             <w:pPr>
+              <w:keepNext w:val="false"/>
               <w:spacing w:after="40" w:before="0"/>
               <w:jc w:val="center"/>
             </w:pPr>
@@ -14607,6 +14924,7 @@
           </w:tcPr>
           <w:p>
             <w:pPr>
+              <w:keepNext w:val="false"/>
               <w:spacing w:after="40" w:before="0"/>
               <w:jc w:val="left"/>
             </w:pPr>
@@ -14668,6 +14986,7 @@
           </w:tcPr>
           <w:p>
             <w:pPr>
+              <w:keepNext w:val="false"/>
               <w:spacing w:after="40" w:before="0"/>
               <w:jc w:val="center"/>
             </w:pPr>
@@ -14702,6 +15021,7 @@
           </w:tcPr>
           <w:p>
             <w:pPr>
+              <w:keepNext w:val="false"/>
               <w:spacing w:after="40" w:before="0"/>
               <w:jc w:val="left"/>
             </w:pPr>
@@ -14734,6 +15054,7 @@
           </w:tcPr>
           <w:p>
             <w:pPr>
+              <w:keepNext w:val="false"/>
               <w:spacing w:after="40" w:before="0"/>
               <w:jc w:val="left"/>
             </w:pPr>
@@ -14768,6 +15089,7 @@
           </w:tcPr>
           <w:p>
             <w:pPr>
+              <w:keepNext w:val="false"/>
               <w:spacing w:after="40" w:before="0"/>
               <w:jc w:val="left"/>
             </w:pPr>
@@ -14800,6 +15122,7 @@
           </w:tcPr>
           <w:p>
             <w:pPr>
+              <w:keepNext w:val="false"/>
               <w:spacing w:after="40" w:before="0"/>
               <w:jc w:val="left"/>
             </w:pPr>
@@ -14834,6 +15157,7 @@
           </w:tcPr>
           <w:p>
             <w:pPr>
+              <w:keepNext w:val="false"/>
               <w:spacing w:after="40" w:before="0"/>
               <w:jc w:val="left"/>
             </w:pPr>
@@ -14866,6 +15190,7 @@
           </w:tcPr>
           <w:p>
             <w:pPr>
+              <w:keepNext w:val="false"/>
               <w:spacing w:after="40" w:before="0"/>
               <w:jc w:val="left"/>
             </w:pPr>
@@ -14902,7 +15227,7 @@
         </w:rPr>
         <w:t xml:space="preserve">© 2026 SeaVuria and ARES. Aligned with KICD objectives. Developed by SeaVuria; technical implementation by ARES (with AI assistance from Claude). Licensed under </w:t>
       </w:r>
-      <w:hyperlink w:history="1" r:id="rIdm4cncwsxrmkps7kwg8znh">
+      <w:hyperlink w:history="1" r:id="rIdt9yojmpirj47fodn4z93m">
         <w:r>
           <w:rPr>
             <w:rFonts w:ascii="Arial" w:cs="Arial" w:eastAsia="Arial" w:hAnsi="Arial"/>
@@ -14923,7 +15248,7 @@
         </w:rPr>
         <w:t xml:space="preserve"> (</w:t>
       </w:r>
-      <w:hyperlink w:history="1" r:id="rIdtxnylhc9o6y_frk3dlrse">
+      <w:hyperlink w:history="1" r:id="rIdgffvlbf9uppwxgb3lxr4r">
         <w:r>
           <w:rPr>
             <w:rFonts w:ascii="Arial" w:cs="Arial" w:eastAsia="Arial" w:hAnsi="Arial"/>
@@ -14983,6 +15308,7 @@
           </w:tcPr>
           <w:p>
             <w:pPr>
+              <w:keepNext w:val="false"/>
               <w:spacing w:after="40" w:before="0"/>
               <w:jc w:val="center"/>
             </w:pPr>
@@ -15018,6 +15344,7 @@
           </w:tcPr>
           <w:p>
             <w:pPr>
+              <w:keepNext w:val="false"/>
               <w:spacing w:after="40" w:before="0"/>
               <w:jc w:val="center"/>
             </w:pPr>
@@ -15052,6 +15379,7 @@
           </w:tcPr>
           <w:p>
             <w:pPr>
+              <w:keepNext w:val="false"/>
               <w:spacing w:after="40" w:before="0"/>
               <w:jc w:val="left"/>
             </w:pPr>
@@ -15084,6 +15412,7 @@
           </w:tcPr>
           <w:p>
             <w:pPr>
+              <w:keepNext w:val="false"/>
               <w:spacing w:after="40" w:before="0"/>
               <w:jc w:val="left"/>
             </w:pPr>
@@ -15118,6 +15447,7 @@
           </w:tcPr>
           <w:p>
             <w:pPr>
+              <w:keepNext w:val="false"/>
               <w:spacing w:after="40" w:before="0"/>
               <w:jc w:val="left"/>
             </w:pPr>
@@ -15150,6 +15480,7 @@
           </w:tcPr>
           <w:p>
             <w:pPr>
+              <w:keepNext w:val="false"/>
               <w:spacing w:after="40" w:before="0"/>
               <w:jc w:val="left"/>
             </w:pPr>
@@ -15184,6 +15515,7 @@
           </w:tcPr>
           <w:p>
             <w:pPr>
+              <w:keepNext w:val="false"/>
               <w:spacing w:after="40" w:before="0"/>
               <w:jc w:val="left"/>
             </w:pPr>
@@ -15216,6 +15548,7 @@
           </w:tcPr>
           <w:p>
             <w:pPr>
+              <w:keepNext w:val="false"/>
               <w:spacing w:after="40" w:before="0"/>
               <w:jc w:val="left"/>
             </w:pPr>
@@ -15250,6 +15583,7 @@
           </w:tcPr>
           <w:p>
             <w:pPr>
+              <w:keepNext w:val="false"/>
               <w:spacing w:after="40" w:before="0"/>
               <w:jc w:val="left"/>
             </w:pPr>
@@ -15282,6 +15616,7 @@
           </w:tcPr>
           <w:p>
             <w:pPr>
+              <w:keepNext w:val="false"/>
               <w:spacing w:after="40" w:before="0"/>
               <w:jc w:val="left"/>
             </w:pPr>
@@ -15316,6 +15651,7 @@
           </w:tcPr>
           <w:p>
             <w:pPr>
+              <w:keepNext w:val="false"/>
               <w:spacing w:after="40" w:before="0"/>
               <w:jc w:val="left"/>
             </w:pPr>
@@ -15348,6 +15684,7 @@
           </w:tcPr>
           <w:p>
             <w:pPr>
+              <w:keepNext w:val="false"/>
               <w:spacing w:after="40" w:before="0"/>
               <w:jc w:val="left"/>
             </w:pPr>
@@ -15382,6 +15719,7 @@
           </w:tcPr>
           <w:p>
             <w:pPr>
+              <w:keepNext w:val="false"/>
               <w:spacing w:after="40" w:before="0"/>
               <w:jc w:val="left"/>
             </w:pPr>
@@ -15414,6 +15752,7 @@
           </w:tcPr>
           <w:p>
             <w:pPr>
+              <w:keepNext w:val="false"/>
               <w:spacing w:after="40" w:before="0"/>
               <w:jc w:val="left"/>
             </w:pPr>
@@ -15448,6 +15787,7 @@
           </w:tcPr>
           <w:p>
             <w:pPr>
+              <w:keepNext w:val="false"/>
               <w:spacing w:after="40" w:before="0"/>
               <w:jc w:val="left"/>
             </w:pPr>
@@ -15480,6 +15820,7 @@
           </w:tcPr>
           <w:p>
             <w:pPr>
+              <w:keepNext w:val="false"/>
               <w:spacing w:after="40" w:before="0"/>
               <w:jc w:val="left"/>
             </w:pPr>
@@ -15514,6 +15855,7 @@
           </w:tcPr>
           <w:p>
             <w:pPr>
+              <w:keepNext w:val="false"/>
               <w:spacing w:after="40" w:before="0"/>
               <w:jc w:val="left"/>
             </w:pPr>
@@ -15546,6 +15888,7 @@
           </w:tcPr>
           <w:p>
             <w:pPr>
+              <w:keepNext w:val="false"/>
               <w:spacing w:after="40" w:before="0"/>
               <w:jc w:val="left"/>
             </w:pPr>
@@ -15605,6 +15948,7 @@
           </w:tcPr>
           <w:p>
             <w:pPr>
+              <w:keepNext w:val="false"/>
               <w:spacing w:after="40" w:before="0"/>
               <w:jc w:val="center"/>
             </w:pPr>
@@ -15639,6 +15983,7 @@
           </w:tcPr>
           <w:p>
             <w:pPr>
+              <w:keepNext w:val="false"/>
               <w:spacing w:after="40" w:before="0"/>
               <w:jc w:val="left"/>
             </w:pPr>
@@ -15703,6 +16048,7 @@
           </w:tcPr>
           <w:p>
             <w:pPr>
+              <w:keepNext w:val="false"/>
               <w:spacing w:after="40" w:before="0"/>
               <w:jc w:val="center"/>
             </w:pPr>
@@ -15737,6 +16083,7 @@
           </w:tcPr>
           <w:p>
             <w:pPr>
+              <w:keepNext w:val="false"/>
               <w:spacing w:after="40" w:before="0"/>
               <w:jc w:val="left"/>
             </w:pPr>
@@ -15769,6 +16116,7 @@
           </w:tcPr>
           <w:p>
             <w:pPr>
+              <w:keepNext w:val="false"/>
               <w:spacing w:after="40" w:before="0"/>
               <w:jc w:val="left"/>
             </w:pPr>
@@ -15801,6 +16149,7 @@
           </w:tcPr>
           <w:p>
             <w:pPr>
+              <w:keepNext w:val="false"/>
               <w:spacing w:after="40" w:before="0"/>
               <w:jc w:val="left"/>
             </w:pPr>
@@ -15833,6 +16182,7 @@
           </w:tcPr>
           <w:p>
             <w:pPr>
+              <w:keepNext w:val="false"/>
               <w:spacing w:after="40" w:before="0"/>
               <w:jc w:val="left"/>
             </w:pPr>
@@ -15865,6 +16215,7 @@
           </w:tcPr>
           <w:p>
             <w:pPr>
+              <w:keepNext w:val="false"/>
               <w:spacing w:after="40" w:before="0"/>
               <w:jc w:val="left"/>
             </w:pPr>
@@ -15899,6 +16250,7 @@
           </w:tcPr>
           <w:p>
             <w:pPr>
+              <w:keepNext w:val="false"/>
               <w:spacing w:after="40" w:before="0"/>
               <w:jc w:val="left"/>
             </w:pPr>
@@ -15936,7 +16288,7 @@
             <w:pPr>
               <w:spacing w:after="20" w:before="0"/>
             </w:pPr>
-            <w:hyperlink w:history="1" r:id="rIdvquuoqmyqoi4v65slkhvf">
+            <w:hyperlink w:history="1" r:id="rIdb2hewbbmgafxxf2mbihk0">
               <w:r>
                 <w:rPr>
                   <w:rFonts w:ascii="Arial" w:cs="Arial" w:eastAsia="Arial" w:hAnsi="Arial"/>
@@ -15969,7 +16321,7 @@
               <w:spacing w:after="10" w:before="0"/>
               <w:ind w:left="120"/>
             </w:pPr>
-            <w:hyperlink w:history="1" r:id="rIdwhy18_l_s7rpotfaibwjm">
+            <w:hyperlink w:history="1" r:id="rIdr_urdstcbkea9r00hdom0">
               <w:r>
                 <w:rPr>
                   <w:rFonts w:ascii="Arial" w:cs="Arial" w:eastAsia="Arial" w:hAnsi="Arial"/>
@@ -16014,7 +16366,7 @@
             <w:pPr>
               <w:spacing w:after="20" w:before="0"/>
             </w:pPr>
-            <w:hyperlink w:history="1" r:id="rIdbut_sxz9o8vyuj3dmlrhw">
+            <w:hyperlink w:history="1" r:id="rId-wdmfxgaakixofvfr9ltb">
               <w:r>
                 <w:rPr>
                   <w:rFonts w:ascii="Arial" w:cs="Arial" w:eastAsia="Arial" w:hAnsi="Arial"/>
@@ -16047,7 +16399,7 @@
               <w:spacing w:after="10" w:before="0"/>
               <w:ind w:left="120"/>
             </w:pPr>
-            <w:hyperlink w:history="1" r:id="rId13lkxd_mym_-pnuy6wajo">
+            <w:hyperlink w:history="1" r:id="rIdtoiq8fexqkich47f__e8i">
               <w:r>
                 <w:rPr>
                   <w:rFonts w:ascii="Arial" w:cs="Arial" w:eastAsia="Arial" w:hAnsi="Arial"/>
@@ -16075,6 +16427,7 @@
           </w:tcPr>
           <w:p>
             <w:pPr>
+              <w:keepNext w:val="false"/>
               <w:spacing w:after="40" w:before="0"/>
               <w:jc w:val="left"/>
             </w:pPr>
@@ -16107,6 +16460,7 @@
           </w:tcPr>
           <w:p>
             <w:pPr>
+              <w:keepNext w:val="false"/>
               <w:spacing w:after="40" w:before="0"/>
               <w:jc w:val="left"/>
             </w:pPr>
@@ -16139,6 +16493,7 @@
           </w:tcPr>
           <w:p>
             <w:pPr>
+              <w:keepNext w:val="false"/>
               <w:spacing w:after="40" w:before="0"/>
               <w:jc w:val="left"/>
             </w:pPr>
@@ -16171,6 +16526,7 @@
           </w:tcPr>
           <w:p>
             <w:pPr>
+              <w:keepNext w:val="false"/>
               <w:spacing w:after="40" w:before="0"/>
               <w:jc w:val="left"/>
             </w:pPr>
@@ -16205,6 +16561,7 @@
           </w:tcPr>
           <w:p>
             <w:pPr>
+              <w:keepNext w:val="false"/>
               <w:spacing w:after="40" w:before="0"/>
               <w:jc w:val="left"/>
             </w:pPr>
@@ -16242,7 +16599,7 @@
             <w:pPr>
               <w:spacing w:after="20" w:before="0"/>
             </w:pPr>
-            <w:hyperlink w:history="1" r:id="rIdstetv1h_zu59dr0azfhhf">
+            <w:hyperlink w:history="1" r:id="rIdugy6ntvoll7kqnrfian_q">
               <w:r>
                 <w:rPr>
                   <w:rFonts w:ascii="Arial" w:cs="Arial" w:eastAsia="Arial" w:hAnsi="Arial"/>
@@ -16275,7 +16632,7 @@
               <w:spacing w:after="10" w:before="0"/>
               <w:ind w:left="120"/>
             </w:pPr>
-            <w:hyperlink w:history="1" r:id="rId-wfekxzkthjfiydm9jphh">
+            <w:hyperlink w:history="1" r:id="rId7-erzvug9laje00xdca4a">
               <w:r>
                 <w:rPr>
                   <w:rFonts w:ascii="Arial" w:cs="Arial" w:eastAsia="Arial" w:hAnsi="Arial"/>
@@ -16320,7 +16677,7 @@
             <w:pPr>
               <w:spacing w:after="20" w:before="0"/>
             </w:pPr>
-            <w:hyperlink w:history="1" r:id="rIdwdi2wkdqw4xyjs8hluti0">
+            <w:hyperlink w:history="1" r:id="rIdaheoyj-zhtjmzwcplc-zz">
               <w:r>
                 <w:rPr>
                   <w:rFonts w:ascii="Arial" w:cs="Arial" w:eastAsia="Arial" w:hAnsi="Arial"/>
@@ -16353,7 +16710,7 @@
               <w:spacing w:after="10" w:before="0"/>
               <w:ind w:left="120"/>
             </w:pPr>
-            <w:hyperlink w:history="1" r:id="rIdu-sh6ptdnvzhofplsau5h">
+            <w:hyperlink w:history="1" r:id="rId46pxmmf3egbut3jyfjcgt">
               <w:r>
                 <w:rPr>
                   <w:rFonts w:ascii="Arial" w:cs="Arial" w:eastAsia="Arial" w:hAnsi="Arial"/>
@@ -16381,6 +16738,7 @@
           </w:tcPr>
           <w:p>
             <w:pPr>
+              <w:keepNext w:val="false"/>
               <w:spacing w:after="40" w:before="0"/>
               <w:jc w:val="left"/>
             </w:pPr>
@@ -16413,6 +16771,7 @@
           </w:tcPr>
           <w:p>
             <w:pPr>
+              <w:keepNext w:val="false"/>
               <w:spacing w:after="40" w:before="0"/>
               <w:jc w:val="left"/>
             </w:pPr>
@@ -16445,6 +16804,7 @@
           </w:tcPr>
           <w:p>
             <w:pPr>
+              <w:keepNext w:val="false"/>
               <w:spacing w:after="40" w:before="0"/>
               <w:jc w:val="left"/>
             </w:pPr>
@@ -16477,6 +16837,7 @@
           </w:tcPr>
           <w:p>
             <w:pPr>
+              <w:keepNext w:val="false"/>
               <w:spacing w:after="40" w:before="0"/>
               <w:jc w:val="left"/>
             </w:pPr>
@@ -16511,6 +16872,7 @@
           </w:tcPr>
           <w:p>
             <w:pPr>
+              <w:keepNext w:val="false"/>
               <w:spacing w:after="40" w:before="0"/>
               <w:jc w:val="left"/>
             </w:pPr>
@@ -16548,7 +16910,7 @@
             <w:pPr>
               <w:spacing w:after="20" w:before="0"/>
             </w:pPr>
-            <w:hyperlink w:history="1" r:id="rIdhrfrf9a4hmndlqlzl5orj">
+            <w:hyperlink w:history="1" r:id="rIdl7vqpbfrpebdqmquzi_iw">
               <w:r>
                 <w:rPr>
                   <w:rFonts w:ascii="Arial" w:cs="Arial" w:eastAsia="Arial" w:hAnsi="Arial"/>
@@ -16581,7 +16943,7 @@
               <w:spacing w:after="10" w:before="0"/>
               <w:ind w:left="120"/>
             </w:pPr>
-            <w:hyperlink w:history="1" r:id="rIdt13r2_ao0wky8u37genp9">
+            <w:hyperlink w:history="1" r:id="rIdv1vvshaurcusdalrlpwjo">
               <w:r>
                 <w:rPr>
                   <w:rFonts w:ascii="Arial" w:cs="Arial" w:eastAsia="Arial" w:hAnsi="Arial"/>
@@ -16626,7 +16988,7 @@
             <w:pPr>
               <w:spacing w:after="20" w:before="0"/>
             </w:pPr>
-            <w:hyperlink w:history="1" r:id="rIdbchdl1iecp5nd0ey4az-m">
+            <w:hyperlink w:history="1" r:id="rIdjk4r1c6qt5p7fbt2dlild">
               <w:r>
                 <w:rPr>
                   <w:rFonts w:ascii="Arial" w:cs="Arial" w:eastAsia="Arial" w:hAnsi="Arial"/>
@@ -16659,7 +17021,7 @@
               <w:spacing w:after="10" w:before="0"/>
               <w:ind w:left="120"/>
             </w:pPr>
-            <w:hyperlink w:history="1" r:id="rIdkqtzgw4xunjjzpzczqorf">
+            <w:hyperlink w:history="1" r:id="rIdtykarxnuvg1mnn94fatod">
               <w:r>
                 <w:rPr>
                   <w:rFonts w:ascii="Arial" w:cs="Arial" w:eastAsia="Arial" w:hAnsi="Arial"/>
@@ -16687,6 +17049,7 @@
           </w:tcPr>
           <w:p>
             <w:pPr>
+              <w:keepNext w:val="false"/>
               <w:spacing w:after="40" w:before="0"/>
               <w:jc w:val="left"/>
             </w:pPr>
@@ -16719,6 +17082,7 @@
           </w:tcPr>
           <w:p>
             <w:pPr>
+              <w:keepNext w:val="false"/>
               <w:spacing w:after="40" w:before="0"/>
               <w:jc w:val="left"/>
             </w:pPr>
@@ -16751,6 +17115,7 @@
           </w:tcPr>
           <w:p>
             <w:pPr>
+              <w:keepNext w:val="false"/>
               <w:spacing w:after="40" w:before="0"/>
               <w:jc w:val="left"/>
             </w:pPr>
@@ -16783,6 +17148,7 @@
           </w:tcPr>
           <w:p>
             <w:pPr>
+              <w:keepNext w:val="false"/>
               <w:spacing w:after="40" w:before="0"/>
               <w:jc w:val="left"/>
             </w:pPr>
@@ -16817,6 +17183,7 @@
           </w:tcPr>
           <w:p>
             <w:pPr>
+              <w:keepNext w:val="false"/>
               <w:spacing w:after="40" w:before="0"/>
               <w:jc w:val="left"/>
             </w:pPr>
@@ -16854,7 +17221,7 @@
             <w:pPr>
               <w:spacing w:after="20" w:before="0"/>
             </w:pPr>
-            <w:hyperlink w:history="1" r:id="rIdtayxbdpgor7kwuupuuqsa">
+            <w:hyperlink w:history="1" r:id="rId4vdp30hkx5ejreprc2rgo">
               <w:r>
                 <w:rPr>
                   <w:rFonts w:ascii="Arial" w:cs="Arial" w:eastAsia="Arial" w:hAnsi="Arial"/>
@@ -16887,7 +17254,7 @@
               <w:spacing w:after="10" w:before="0"/>
               <w:ind w:left="120"/>
             </w:pPr>
-            <w:hyperlink w:history="1" r:id="rIdorakrqj_5ix5l1xmllyfl">
+            <w:hyperlink w:history="1" r:id="rIdfhyorbw35j1bsgoiaue4b">
               <w:r>
                 <w:rPr>
                   <w:rFonts w:ascii="Arial" w:cs="Arial" w:eastAsia="Arial" w:hAnsi="Arial"/>
@@ -16932,7 +17299,7 @@
             <w:pPr>
               <w:spacing w:after="20" w:before="0"/>
             </w:pPr>
-            <w:hyperlink w:history="1" r:id="rIdq5kulhby51z66cxmeirnz">
+            <w:hyperlink w:history="1" r:id="rId6tnzmqlkh4-rh6drqmbl-">
               <w:r>
                 <w:rPr>
                   <w:rFonts w:ascii="Arial" w:cs="Arial" w:eastAsia="Arial" w:hAnsi="Arial"/>
@@ -16965,7 +17332,7 @@
               <w:spacing w:after="10" w:before="0"/>
               <w:ind w:left="120"/>
             </w:pPr>
-            <w:hyperlink w:history="1" r:id="rIdtcoosplnx1r0nq6ltapwl">
+            <w:hyperlink w:history="1" r:id="rIdzpjd2dkin6km-g6aauxkd">
               <w:r>
                 <w:rPr>
                   <w:rFonts w:ascii="Arial" w:cs="Arial" w:eastAsia="Arial" w:hAnsi="Arial"/>
@@ -16993,6 +17360,7 @@
           </w:tcPr>
           <w:p>
             <w:pPr>
+              <w:keepNext w:val="false"/>
               <w:spacing w:after="40" w:before="0"/>
               <w:jc w:val="left"/>
             </w:pPr>
@@ -17025,6 +17393,7 @@
           </w:tcPr>
           <w:p>
             <w:pPr>
+              <w:keepNext w:val="false"/>
               <w:spacing w:after="40" w:before="0"/>
               <w:jc w:val="left"/>
             </w:pPr>
@@ -17057,6 +17426,7 @@
           </w:tcPr>
           <w:p>
             <w:pPr>
+              <w:keepNext w:val="false"/>
               <w:spacing w:after="40" w:before="0"/>
               <w:jc w:val="left"/>
             </w:pPr>
@@ -17089,6 +17459,7 @@
           </w:tcPr>
           <w:p>
             <w:pPr>
+              <w:keepNext w:val="false"/>
               <w:spacing w:after="40" w:before="0"/>
               <w:jc w:val="left"/>
             </w:pPr>
@@ -17123,6 +17494,7 @@
           </w:tcPr>
           <w:p>
             <w:pPr>
+              <w:keepNext w:val="false"/>
               <w:spacing w:after="40" w:before="0"/>
               <w:jc w:val="left"/>
             </w:pPr>
@@ -17160,7 +17532,7 @@
             <w:pPr>
               <w:spacing w:after="20" w:before="0"/>
             </w:pPr>
-            <w:hyperlink w:history="1" r:id="rIddwzo2hcmhfbujoy1o-o8n">
+            <w:hyperlink w:history="1" r:id="rIdcfeq4nbax7zkvkpjfzv4a">
               <w:r>
                 <w:rPr>
                   <w:rFonts w:ascii="Arial" w:cs="Arial" w:eastAsia="Arial" w:hAnsi="Arial"/>
@@ -17209,7 +17581,7 @@
               <w:spacing w:after="10" w:before="0"/>
               <w:ind w:left="120"/>
             </w:pPr>
-            <w:hyperlink w:history="1" r:id="rIddwytpdx5qukz3l6rxd3no">
+            <w:hyperlink w:history="1" r:id="rIdgagcummmaewc96tued74w">
               <w:r>
                 <w:rPr>
                   <w:rFonts w:ascii="Arial" w:cs="Arial" w:eastAsia="Arial" w:hAnsi="Arial"/>
@@ -17254,7 +17626,7 @@
             <w:pPr>
               <w:spacing w:after="20" w:before="0"/>
             </w:pPr>
-            <w:hyperlink w:history="1" r:id="rIdxvbuni8vzhilkui0tn8wf">
+            <w:hyperlink w:history="1" r:id="rIdkey14qy5zl8hnscdo08vt">
               <w:r>
                 <w:rPr>
                   <w:rFonts w:ascii="Arial" w:cs="Arial" w:eastAsia="Arial" w:hAnsi="Arial"/>
@@ -17287,7 +17659,7 @@
               <w:spacing w:after="10" w:before="0"/>
               <w:ind w:left="120"/>
             </w:pPr>
-            <w:hyperlink w:history="1" r:id="rIdtzx8dhzson0akruwkmdfb">
+            <w:hyperlink w:history="1" r:id="rIdrqpm5syekh5tg3rvg2lzo">
               <w:r>
                 <w:rPr>
                   <w:rFonts w:ascii="Arial" w:cs="Arial" w:eastAsia="Arial" w:hAnsi="Arial"/>
@@ -17315,6 +17687,7 @@
           </w:tcPr>
           <w:p>
             <w:pPr>
+              <w:keepNext w:val="false"/>
               <w:spacing w:after="40" w:before="0"/>
               <w:jc w:val="left"/>
             </w:pPr>
@@ -17347,6 +17720,7 @@
           </w:tcPr>
           <w:p>
             <w:pPr>
+              <w:keepNext w:val="false"/>
               <w:spacing w:after="40" w:before="0"/>
               <w:jc w:val="left"/>
             </w:pPr>
@@ -17379,6 +17753,7 @@
           </w:tcPr>
           <w:p>
             <w:pPr>
+              <w:keepNext w:val="false"/>
               <w:spacing w:after="40" w:before="0"/>
               <w:jc w:val="left"/>
             </w:pPr>
@@ -17411,6 +17786,7 @@
           </w:tcPr>
           <w:p>
             <w:pPr>
+              <w:keepNext w:val="false"/>
               <w:spacing w:after="40" w:before="0"/>
               <w:jc w:val="left"/>
             </w:pPr>
@@ -17470,6 +17846,7 @@
           </w:tcPr>
           <w:p>
             <w:pPr>
+              <w:keepNext w:val="false"/>
               <w:spacing w:after="40" w:before="0"/>
               <w:jc w:val="center"/>
             </w:pPr>
@@ -17504,6 +17881,7 @@
           </w:tcPr>
           <w:p>
             <w:pPr>
+              <w:keepNext w:val="false"/>
               <w:spacing w:after="40" w:before="0"/>
               <w:jc w:val="left"/>
             </w:pPr>
@@ -17565,6 +17943,7 @@
           </w:tcPr>
           <w:p>
             <w:pPr>
+              <w:keepNext w:val="false"/>
               <w:spacing w:after="40" w:before="0"/>
               <w:jc w:val="center"/>
             </w:pPr>
@@ -17599,6 +17978,7 @@
           </w:tcPr>
           <w:p>
             <w:pPr>
+              <w:keepNext w:val="false"/>
               <w:spacing w:after="40" w:before="0"/>
               <w:jc w:val="left"/>
             </w:pPr>
@@ -17631,6 +18011,7 @@
           </w:tcPr>
           <w:p>
             <w:pPr>
+              <w:keepNext w:val="false"/>
               <w:spacing w:after="40" w:before="0"/>
               <w:jc w:val="left"/>
             </w:pPr>
@@ -17665,6 +18046,7 @@
           </w:tcPr>
           <w:p>
             <w:pPr>
+              <w:keepNext w:val="false"/>
               <w:spacing w:after="40" w:before="0"/>
               <w:jc w:val="left"/>
             </w:pPr>
@@ -17697,6 +18079,7 @@
           </w:tcPr>
           <w:p>
             <w:pPr>
+              <w:keepNext w:val="false"/>
               <w:spacing w:after="40" w:before="0"/>
               <w:jc w:val="left"/>
             </w:pPr>
@@ -17731,6 +18114,7 @@
           </w:tcPr>
           <w:p>
             <w:pPr>
+              <w:keepNext w:val="false"/>
               <w:spacing w:after="40" w:before="0"/>
               <w:jc w:val="left"/>
             </w:pPr>
@@ -17763,6 +18147,7 @@
           </w:tcPr>
           <w:p>
             <w:pPr>
+              <w:keepNext w:val="false"/>
               <w:spacing w:after="40" w:before="0"/>
               <w:jc w:val="left"/>
             </w:pPr>
@@ -17799,7 +18184,7 @@
         </w:rPr>
         <w:t xml:space="preserve">© 2026 SeaVuria and ARES. Aligned with KICD objectives. Developed by SeaVuria; technical implementation by ARES (with AI assistance from Claude). Licensed under </w:t>
       </w:r>
-      <w:hyperlink w:history="1" r:id="rIdumj4f_3_pb9ddr6pem1et">
+      <w:hyperlink w:history="1" r:id="rId0yurz-gioax3zkk8rs4-e">
         <w:r>
           <w:rPr>
             <w:rFonts w:ascii="Arial" w:cs="Arial" w:eastAsia="Arial" w:hAnsi="Arial"/>
@@ -17820,7 +18205,7 @@
         </w:rPr>
         <w:t xml:space="preserve"> (</w:t>
       </w:r>
-      <w:hyperlink w:history="1" r:id="rIdlhj4g79bjxe86r3vlsh19">
+      <w:hyperlink w:history="1" r:id="rIdny8t4mg4rdzyhuxtby5cp">
         <w:r>
           <w:rPr>
             <w:rFonts w:ascii="Arial" w:cs="Arial" w:eastAsia="Arial" w:hAnsi="Arial"/>
@@ -17880,6 +18265,7 @@
           </w:tcPr>
           <w:p>
             <w:pPr>
+              <w:keepNext w:val="false"/>
               <w:spacing w:after="40" w:before="0"/>
               <w:jc w:val="center"/>
             </w:pPr>
@@ -17915,6 +18301,7 @@
           </w:tcPr>
           <w:p>
             <w:pPr>
+              <w:keepNext w:val="false"/>
               <w:spacing w:after="40" w:before="0"/>
               <w:jc w:val="center"/>
             </w:pPr>
@@ -17949,6 +18336,7 @@
           </w:tcPr>
           <w:p>
             <w:pPr>
+              <w:keepNext w:val="false"/>
               <w:spacing w:after="40" w:before="0"/>
               <w:jc w:val="left"/>
             </w:pPr>
@@ -17981,6 +18369,7 @@
           </w:tcPr>
           <w:p>
             <w:pPr>
+              <w:keepNext w:val="false"/>
               <w:spacing w:after="40" w:before="0"/>
               <w:jc w:val="left"/>
             </w:pPr>
@@ -18015,6 +18404,7 @@
           </w:tcPr>
           <w:p>
             <w:pPr>
+              <w:keepNext w:val="false"/>
               <w:spacing w:after="40" w:before="0"/>
               <w:jc w:val="left"/>
             </w:pPr>
@@ -18047,6 +18437,7 @@
           </w:tcPr>
           <w:p>
             <w:pPr>
+              <w:keepNext w:val="false"/>
               <w:spacing w:after="40" w:before="0"/>
               <w:jc w:val="left"/>
             </w:pPr>
@@ -18081,6 +18472,7 @@
           </w:tcPr>
           <w:p>
             <w:pPr>
+              <w:keepNext w:val="false"/>
               <w:spacing w:after="40" w:before="0"/>
               <w:jc w:val="left"/>
             </w:pPr>
@@ -18113,6 +18505,7 @@
           </w:tcPr>
           <w:p>
             <w:pPr>
+              <w:keepNext w:val="false"/>
               <w:spacing w:after="40" w:before="0"/>
               <w:jc w:val="left"/>
             </w:pPr>
@@ -18147,6 +18540,7 @@
           </w:tcPr>
           <w:p>
             <w:pPr>
+              <w:keepNext w:val="false"/>
               <w:spacing w:after="40" w:before="0"/>
               <w:jc w:val="left"/>
             </w:pPr>
@@ -18179,6 +18573,7 @@
           </w:tcPr>
           <w:p>
             <w:pPr>
+              <w:keepNext w:val="false"/>
               <w:spacing w:after="40" w:before="0"/>
               <w:jc w:val="left"/>
             </w:pPr>
@@ -18213,6 +18608,7 @@
           </w:tcPr>
           <w:p>
             <w:pPr>
+              <w:keepNext w:val="false"/>
               <w:spacing w:after="40" w:before="0"/>
               <w:jc w:val="left"/>
             </w:pPr>
@@ -18245,6 +18641,7 @@
           </w:tcPr>
           <w:p>
             <w:pPr>
+              <w:keepNext w:val="false"/>
               <w:spacing w:after="40" w:before="0"/>
               <w:jc w:val="left"/>
             </w:pPr>
@@ -18279,6 +18676,7 @@
           </w:tcPr>
           <w:p>
             <w:pPr>
+              <w:keepNext w:val="false"/>
               <w:spacing w:after="40" w:before="0"/>
               <w:jc w:val="left"/>
             </w:pPr>
@@ -18311,6 +18709,7 @@
           </w:tcPr>
           <w:p>
             <w:pPr>
+              <w:keepNext w:val="false"/>
               <w:spacing w:after="40" w:before="0"/>
               <w:jc w:val="left"/>
             </w:pPr>
@@ -18345,6 +18744,7 @@
           </w:tcPr>
           <w:p>
             <w:pPr>
+              <w:keepNext w:val="false"/>
               <w:spacing w:after="40" w:before="0"/>
               <w:jc w:val="left"/>
             </w:pPr>
@@ -18377,6 +18777,7 @@
           </w:tcPr>
           <w:p>
             <w:pPr>
+              <w:keepNext w:val="false"/>
               <w:spacing w:after="40" w:before="0"/>
               <w:jc w:val="left"/>
             </w:pPr>
@@ -18411,6 +18812,7 @@
           </w:tcPr>
           <w:p>
             <w:pPr>
+              <w:keepNext w:val="false"/>
               <w:spacing w:after="40" w:before="0"/>
               <w:jc w:val="left"/>
             </w:pPr>
@@ -18443,6 +18845,7 @@
           </w:tcPr>
           <w:p>
             <w:pPr>
+              <w:keepNext w:val="false"/>
               <w:spacing w:after="40" w:before="0"/>
               <w:jc w:val="left"/>
             </w:pPr>
@@ -18502,6 +18905,7 @@
           </w:tcPr>
           <w:p>
             <w:pPr>
+              <w:keepNext w:val="false"/>
               <w:spacing w:after="40" w:before="0"/>
               <w:jc w:val="center"/>
             </w:pPr>
@@ -18536,6 +18940,7 @@
           </w:tcPr>
           <w:p>
             <w:pPr>
+              <w:keepNext w:val="false"/>
               <w:spacing w:after="40" w:before="0"/>
               <w:jc w:val="left"/>
             </w:pPr>
@@ -18600,6 +19005,7 @@
           </w:tcPr>
           <w:p>
             <w:pPr>
+              <w:keepNext w:val="false"/>
               <w:spacing w:after="40" w:before="0"/>
               <w:jc w:val="center"/>
             </w:pPr>
@@ -18634,6 +19040,7 @@
           </w:tcPr>
           <w:p>
             <w:pPr>
+              <w:keepNext w:val="false"/>
               <w:spacing w:after="40" w:before="0"/>
               <w:jc w:val="left"/>
             </w:pPr>
@@ -18666,6 +19073,7 @@
           </w:tcPr>
           <w:p>
             <w:pPr>
+              <w:keepNext w:val="false"/>
               <w:spacing w:after="40" w:before="0"/>
               <w:jc w:val="left"/>
             </w:pPr>
@@ -18698,6 +19106,7 @@
           </w:tcPr>
           <w:p>
             <w:pPr>
+              <w:keepNext w:val="false"/>
               <w:spacing w:after="40" w:before="0"/>
               <w:jc w:val="left"/>
             </w:pPr>
@@ -18730,6 +19139,7 @@
           </w:tcPr>
           <w:p>
             <w:pPr>
+              <w:keepNext w:val="false"/>
               <w:spacing w:after="40" w:before="0"/>
               <w:jc w:val="left"/>
             </w:pPr>
@@ -18762,6 +19172,7 @@
           </w:tcPr>
           <w:p>
             <w:pPr>
+              <w:keepNext w:val="false"/>
               <w:spacing w:after="40" w:before="0"/>
               <w:jc w:val="left"/>
             </w:pPr>
@@ -18796,6 +19207,7 @@
           </w:tcPr>
           <w:p>
             <w:pPr>
+              <w:keepNext w:val="false"/>
               <w:spacing w:after="40" w:before="0"/>
               <w:jc w:val="left"/>
             </w:pPr>
@@ -18833,7 +19245,7 @@
             <w:pPr>
               <w:spacing w:after="20" w:before="0"/>
             </w:pPr>
-            <w:hyperlink w:history="1" r:id="rIdltphcescpvyb8ujpt3hag">
+            <w:hyperlink w:history="1" r:id="rId_-p_swmpkf2mvmfi93s3z">
               <w:r>
                 <w:rPr>
                   <w:rFonts w:ascii="Arial" w:cs="Arial" w:eastAsia="Arial" w:hAnsi="Arial"/>
@@ -18866,7 +19278,7 @@
               <w:spacing w:after="10" w:before="0"/>
               <w:ind w:left="120"/>
             </w:pPr>
-            <w:hyperlink w:history="1" r:id="rIdwgggmfau5ba7-frcjuuam">
+            <w:hyperlink w:history="1" r:id="rIdxk5s1wih1b5eiy2u2l7rm">
               <w:r>
                 <w:rPr>
                   <w:rFonts w:ascii="Arial" w:cs="Arial" w:eastAsia="Arial" w:hAnsi="Arial"/>
@@ -18911,7 +19323,7 @@
             <w:pPr>
               <w:spacing w:after="20" w:before="0"/>
             </w:pPr>
-            <w:hyperlink w:history="1" r:id="rIdudpixedsqee1zf9eyeumc">
+            <w:hyperlink w:history="1" r:id="rIdpmpvyql0c4wimms3wjn81">
               <w:r>
                 <w:rPr>
                   <w:rFonts w:ascii="Arial" w:cs="Arial" w:eastAsia="Arial" w:hAnsi="Arial"/>
@@ -18944,7 +19356,7 @@
               <w:spacing w:after="10" w:before="0"/>
               <w:ind w:left="120"/>
             </w:pPr>
-            <w:hyperlink w:history="1" r:id="rIdci5aryle8dcowdum0dz0g">
+            <w:hyperlink w:history="1" r:id="rIdlhhcdgms4eomi1nqz11mv">
               <w:r>
                 <w:rPr>
                   <w:rFonts w:ascii="Arial" w:cs="Arial" w:eastAsia="Arial" w:hAnsi="Arial"/>
@@ -18972,6 +19384,7 @@
           </w:tcPr>
           <w:p>
             <w:pPr>
+              <w:keepNext w:val="false"/>
               <w:spacing w:after="40" w:before="0"/>
               <w:jc w:val="left"/>
             </w:pPr>
@@ -19004,6 +19417,7 @@
           </w:tcPr>
           <w:p>
             <w:pPr>
+              <w:keepNext w:val="false"/>
               <w:spacing w:after="40" w:before="0"/>
               <w:jc w:val="left"/>
             </w:pPr>
@@ -19036,6 +19450,7 @@
           </w:tcPr>
           <w:p>
             <w:pPr>
+              <w:keepNext w:val="false"/>
               <w:spacing w:after="40" w:before="0"/>
               <w:jc w:val="left"/>
             </w:pPr>
@@ -19068,6 +19483,7 @@
           </w:tcPr>
           <w:p>
             <w:pPr>
+              <w:keepNext w:val="false"/>
               <w:spacing w:after="40" w:before="0"/>
               <w:jc w:val="left"/>
             </w:pPr>
@@ -19102,6 +19518,7 @@
           </w:tcPr>
           <w:p>
             <w:pPr>
+              <w:keepNext w:val="false"/>
               <w:spacing w:after="40" w:before="0"/>
               <w:jc w:val="left"/>
             </w:pPr>
@@ -19139,7 +19556,7 @@
             <w:pPr>
               <w:spacing w:after="20" w:before="0"/>
             </w:pPr>
-            <w:hyperlink w:history="1" r:id="rId_rwyx-8ao_mff7uhitndm">
+            <w:hyperlink w:history="1" r:id="rIdxoxpkhvnoyryidqc6m2ij">
               <w:r>
                 <w:rPr>
                   <w:rFonts w:ascii="Arial" w:cs="Arial" w:eastAsia="Arial" w:hAnsi="Arial"/>
@@ -19172,7 +19589,7 @@
               <w:spacing w:after="10" w:before="0"/>
               <w:ind w:left="120"/>
             </w:pPr>
-            <w:hyperlink w:history="1" r:id="rIduwixbrm4ofdnkifun4ihh">
+            <w:hyperlink w:history="1" r:id="rIdkro65qlyqptavuxsczqe6">
               <w:r>
                 <w:rPr>
                   <w:rFonts w:ascii="Arial" w:cs="Arial" w:eastAsia="Arial" w:hAnsi="Arial"/>
@@ -19217,7 +19634,7 @@
             <w:pPr>
               <w:spacing w:after="20" w:before="0"/>
             </w:pPr>
-            <w:hyperlink w:history="1" r:id="rId_jqgw0p6-njkdxcydmty_">
+            <w:hyperlink w:history="1" r:id="rId5igbdg3cqfodtmdhwycuq">
               <w:r>
                 <w:rPr>
                   <w:rFonts w:ascii="Arial" w:cs="Arial" w:eastAsia="Arial" w:hAnsi="Arial"/>
@@ -19250,7 +19667,7 @@
               <w:spacing w:after="10" w:before="0"/>
               <w:ind w:left="120"/>
             </w:pPr>
-            <w:hyperlink w:history="1" r:id="rIdqj8jmohdtesabzkxx0jau">
+            <w:hyperlink w:history="1" r:id="rIdw1yaojnp6l6tee3ez6w_r">
               <w:r>
                 <w:rPr>
                   <w:rFonts w:ascii="Arial" w:cs="Arial" w:eastAsia="Arial" w:hAnsi="Arial"/>
@@ -19278,6 +19695,7 @@
           </w:tcPr>
           <w:p>
             <w:pPr>
+              <w:keepNext w:val="false"/>
               <w:spacing w:after="40" w:before="0"/>
               <w:jc w:val="left"/>
             </w:pPr>
@@ -19310,6 +19728,7 @@
           </w:tcPr>
           <w:p>
             <w:pPr>
+              <w:keepNext w:val="false"/>
               <w:spacing w:after="40" w:before="0"/>
               <w:jc w:val="left"/>
             </w:pPr>
@@ -19342,6 +19761,7 @@
           </w:tcPr>
           <w:p>
             <w:pPr>
+              <w:keepNext w:val="false"/>
               <w:spacing w:after="40" w:before="0"/>
               <w:jc w:val="left"/>
             </w:pPr>
@@ -19374,6 +19794,7 @@
           </w:tcPr>
           <w:p>
             <w:pPr>
+              <w:keepNext w:val="false"/>
               <w:spacing w:after="40" w:before="0"/>
               <w:jc w:val="left"/>
             </w:pPr>
@@ -19408,6 +19829,7 @@
           </w:tcPr>
           <w:p>
             <w:pPr>
+              <w:keepNext w:val="false"/>
               <w:spacing w:after="40" w:before="0"/>
               <w:jc w:val="left"/>
             </w:pPr>
@@ -19445,7 +19867,7 @@
             <w:pPr>
               <w:spacing w:after="20" w:before="0"/>
             </w:pPr>
-            <w:hyperlink w:history="1" r:id="rIdtnoq4p2w1tv_gyerttpmu">
+            <w:hyperlink w:history="1" r:id="rIdupcsdte3zgpad1fmplf99">
               <w:r>
                 <w:rPr>
                   <w:rFonts w:ascii="Arial" w:cs="Arial" w:eastAsia="Arial" w:hAnsi="Arial"/>
@@ -19478,7 +19900,7 @@
               <w:spacing w:after="10" w:before="0"/>
               <w:ind w:left="120"/>
             </w:pPr>
-            <w:hyperlink w:history="1" r:id="rIdisvartt3zziezvvriyfow">
+            <w:hyperlink w:history="1" r:id="rIda0o6bhhrt7bpmt7nbx9_p">
               <w:r>
                 <w:rPr>
                   <w:rFonts w:ascii="Arial" w:cs="Arial" w:eastAsia="Arial" w:hAnsi="Arial"/>
@@ -19523,7 +19945,7 @@
             <w:pPr>
               <w:spacing w:after="20" w:before="0"/>
             </w:pPr>
-            <w:hyperlink w:history="1" r:id="rIdctwifri_gjysppqb581lv">
+            <w:hyperlink w:history="1" r:id="rIdrgqswrh0ihmpf9ovtfv6d">
               <w:r>
                 <w:rPr>
                   <w:rFonts w:ascii="Arial" w:cs="Arial" w:eastAsia="Arial" w:hAnsi="Arial"/>
@@ -19572,7 +19994,7 @@
               <w:spacing w:after="10" w:before="0"/>
               <w:ind w:left="120"/>
             </w:pPr>
-            <w:hyperlink w:history="1" r:id="rIdjmx5h_4ckv5lm71mv7j8c">
+            <w:hyperlink w:history="1" r:id="rId-1t67aicm3uvhmfxdfbky">
               <w:r>
                 <w:rPr>
                   <w:rFonts w:ascii="Arial" w:cs="Arial" w:eastAsia="Arial" w:hAnsi="Arial"/>
@@ -19600,6 +20022,7 @@
           </w:tcPr>
           <w:p>
             <w:pPr>
+              <w:keepNext w:val="false"/>
               <w:spacing w:after="40" w:before="0"/>
               <w:jc w:val="left"/>
             </w:pPr>
@@ -19632,6 +20055,7 @@
           </w:tcPr>
           <w:p>
             <w:pPr>
+              <w:keepNext w:val="false"/>
               <w:spacing w:after="40" w:before="0"/>
               <w:jc w:val="left"/>
             </w:pPr>
@@ -19664,6 +20088,7 @@
           </w:tcPr>
           <w:p>
             <w:pPr>
+              <w:keepNext w:val="false"/>
               <w:spacing w:after="40" w:before="0"/>
               <w:jc w:val="left"/>
             </w:pPr>
@@ -19696,6 +20121,7 @@
           </w:tcPr>
           <w:p>
             <w:pPr>
+              <w:keepNext w:val="false"/>
               <w:spacing w:after="40" w:before="0"/>
               <w:jc w:val="left"/>
             </w:pPr>
@@ -19730,6 +20156,7 @@
           </w:tcPr>
           <w:p>
             <w:pPr>
+              <w:keepNext w:val="false"/>
               <w:spacing w:after="40" w:before="0"/>
               <w:jc w:val="left"/>
             </w:pPr>
@@ -19767,7 +20194,7 @@
             <w:pPr>
               <w:spacing w:after="20" w:before="0"/>
             </w:pPr>
-            <w:hyperlink w:history="1" r:id="rId2x5z6c8r352tj7-_aqfer">
+            <w:hyperlink w:history="1" r:id="rIdsqzchhs37xnlx3-utt36v">
               <w:r>
                 <w:rPr>
                   <w:rFonts w:ascii="Arial" w:cs="Arial" w:eastAsia="Arial" w:hAnsi="Arial"/>
@@ -19800,7 +20227,7 @@
               <w:spacing w:after="10" w:before="0"/>
               <w:ind w:left="120"/>
             </w:pPr>
-            <w:hyperlink w:history="1" r:id="rIdmtyqvwr5ganieyc2bptbm">
+            <w:hyperlink w:history="1" r:id="rIdyi3p_9-ncwogkhzq8_b-m">
               <w:r>
                 <w:rPr>
                   <w:rFonts w:ascii="Arial" w:cs="Arial" w:eastAsia="Arial" w:hAnsi="Arial"/>
@@ -19845,7 +20272,7 @@
             <w:pPr>
               <w:spacing w:after="20" w:before="0"/>
             </w:pPr>
-            <w:hyperlink w:history="1" r:id="rIdeeehh-4opoii3lpm77usu">
+            <w:hyperlink w:history="1" r:id="rIdhgyn61o2o7ydc0kjm1xmj">
               <w:r>
                 <w:rPr>
                   <w:rFonts w:ascii="Arial" w:cs="Arial" w:eastAsia="Arial" w:hAnsi="Arial"/>
@@ -19894,7 +20321,7 @@
               <w:spacing w:after="10" w:before="0"/>
               <w:ind w:left="120"/>
             </w:pPr>
-            <w:hyperlink w:history="1" r:id="rIdm69hkxj07pknjryffrnha">
+            <w:hyperlink w:history="1" r:id="rIdhpovfkjvmuc6tfcwrwfs9">
               <w:r>
                 <w:rPr>
                   <w:rFonts w:ascii="Arial" w:cs="Arial" w:eastAsia="Arial" w:hAnsi="Arial"/>
@@ -19922,6 +20349,7 @@
           </w:tcPr>
           <w:p>
             <w:pPr>
+              <w:keepNext w:val="false"/>
               <w:spacing w:after="40" w:before="0"/>
               <w:jc w:val="left"/>
             </w:pPr>
@@ -19954,6 +20382,7 @@
           </w:tcPr>
           <w:p>
             <w:pPr>
+              <w:keepNext w:val="false"/>
               <w:spacing w:after="40" w:before="0"/>
               <w:jc w:val="left"/>
             </w:pPr>
@@ -19986,6 +20415,7 @@
           </w:tcPr>
           <w:p>
             <w:pPr>
+              <w:keepNext w:val="false"/>
               <w:spacing w:after="40" w:before="0"/>
               <w:jc w:val="left"/>
             </w:pPr>
@@ -20018,6 +20448,7 @@
           </w:tcPr>
           <w:p>
             <w:pPr>
+              <w:keepNext w:val="false"/>
               <w:spacing w:after="40" w:before="0"/>
               <w:jc w:val="left"/>
             </w:pPr>
@@ -20052,6 +20483,7 @@
           </w:tcPr>
           <w:p>
             <w:pPr>
+              <w:keepNext w:val="false"/>
               <w:spacing w:after="40" w:before="0"/>
               <w:jc w:val="left"/>
             </w:pPr>
@@ -20089,7 +20521,7 @@
             <w:pPr>
               <w:spacing w:after="20" w:before="0"/>
             </w:pPr>
-            <w:hyperlink w:history="1" r:id="rIdfnkiyl5s9a2odkwoym4g4">
+            <w:hyperlink w:history="1" r:id="rId1pgfsg6opdzo5_tmsbpgi">
               <w:r>
                 <w:rPr>
                   <w:rFonts w:ascii="Arial" w:cs="Arial" w:eastAsia="Arial" w:hAnsi="Arial"/>
@@ -20138,7 +20570,7 @@
               <w:spacing w:after="10" w:before="0"/>
               <w:ind w:left="120"/>
             </w:pPr>
-            <w:hyperlink w:history="1" r:id="rIdv-nxtvzvshth-csl4pwh4">
+            <w:hyperlink w:history="1" r:id="rIdi59b5kdsy9nquheumjyby">
               <w:r>
                 <w:rPr>
                   <w:rFonts w:ascii="Arial" w:cs="Arial" w:eastAsia="Arial" w:hAnsi="Arial"/>
@@ -20183,7 +20615,7 @@
             <w:pPr>
               <w:spacing w:after="20" w:before="0"/>
             </w:pPr>
-            <w:hyperlink w:history="1" r:id="rIdfverox3gqjrdxawciv16u">
+            <w:hyperlink w:history="1" r:id="rIdoczxxpijnlt6-w5ncichq">
               <w:r>
                 <w:rPr>
                   <w:rFonts w:ascii="Arial" w:cs="Arial" w:eastAsia="Arial" w:hAnsi="Arial"/>
@@ -20232,7 +20664,7 @@
               <w:spacing w:after="10" w:before="0"/>
               <w:ind w:left="120"/>
             </w:pPr>
-            <w:hyperlink w:history="1" r:id="rIdhtrdytyjgsrh3e0ihtuve">
+            <w:hyperlink w:history="1" r:id="rIdai3k_1svjrxvz9egnkmde">
               <w:r>
                 <w:rPr>
                   <w:rFonts w:ascii="Arial" w:cs="Arial" w:eastAsia="Arial" w:hAnsi="Arial"/>
@@ -20260,6 +20692,7 @@
           </w:tcPr>
           <w:p>
             <w:pPr>
+              <w:keepNext w:val="false"/>
               <w:spacing w:after="40" w:before="0"/>
               <w:jc w:val="left"/>
             </w:pPr>
@@ -20292,6 +20725,7 @@
           </w:tcPr>
           <w:p>
             <w:pPr>
+              <w:keepNext w:val="false"/>
               <w:spacing w:after="40" w:before="0"/>
               <w:jc w:val="left"/>
             </w:pPr>
@@ -20324,6 +20758,7 @@
           </w:tcPr>
           <w:p>
             <w:pPr>
+              <w:keepNext w:val="false"/>
               <w:spacing w:after="40" w:before="0"/>
               <w:jc w:val="left"/>
             </w:pPr>
@@ -20356,6 +20791,7 @@
           </w:tcPr>
           <w:p>
             <w:pPr>
+              <w:keepNext w:val="false"/>
               <w:spacing w:after="40" w:before="0"/>
               <w:jc w:val="left"/>
             </w:pPr>
@@ -20415,6 +20851,7 @@
           </w:tcPr>
           <w:p>
             <w:pPr>
+              <w:keepNext w:val="false"/>
               <w:spacing w:after="40" w:before="0"/>
               <w:jc w:val="center"/>
             </w:pPr>
@@ -20449,6 +20886,7 @@
           </w:tcPr>
           <w:p>
             <w:pPr>
+              <w:keepNext w:val="false"/>
               <w:spacing w:after="40" w:before="0"/>
               <w:jc w:val="left"/>
             </w:pPr>
@@ -20468,6 +20906,7 @@
           </w:p>
           <w:p>
             <w:pPr>
+              <w:keepNext w:val="false"/>
               <w:spacing w:after="40" w:before="0"/>
               <w:jc w:val="left"/>
             </w:pPr>
@@ -20487,6 +20926,7 @@
           </w:p>
           <w:p>
             <w:pPr>
+              <w:keepNext w:val="false"/>
               <w:spacing w:after="40" w:before="0"/>
               <w:jc w:val="left"/>
             </w:pPr>
@@ -20506,6 +20946,7 @@
           </w:p>
           <w:p>
             <w:pPr>
+              <w:keepNext w:val="false"/>
               <w:spacing w:after="40" w:before="0"/>
               <w:jc w:val="left"/>
             </w:pPr>
@@ -20525,6 +20966,7 @@
           </w:p>
           <w:p>
             <w:pPr>
+              <w:keepNext w:val="false"/>
               <w:spacing w:after="40" w:before="0"/>
               <w:jc w:val="left"/>
             </w:pPr>
@@ -20544,6 +20986,7 @@
           </w:p>
           <w:p>
             <w:pPr>
+              <w:keepNext w:val="false"/>
               <w:spacing w:after="40" w:before="0"/>
               <w:jc w:val="left"/>
             </w:pPr>
@@ -20563,6 +21006,7 @@
           </w:p>
           <w:p>
             <w:pPr>
+              <w:keepNext w:val="false"/>
               <w:spacing w:after="40" w:before="0"/>
               <w:jc w:val="left"/>
             </w:pPr>
@@ -20624,6 +21068,7 @@
           </w:tcPr>
           <w:p>
             <w:pPr>
+              <w:keepNext w:val="false"/>
               <w:spacing w:after="40" w:before="0"/>
               <w:jc w:val="center"/>
             </w:pPr>
@@ -20658,6 +21103,7 @@
           </w:tcPr>
           <w:p>
             <w:pPr>
+              <w:keepNext w:val="false"/>
               <w:spacing w:after="40" w:before="0"/>
               <w:jc w:val="left"/>
             </w:pPr>
@@ -20690,6 +21136,7 @@
           </w:tcPr>
           <w:p>
             <w:pPr>
+              <w:keepNext w:val="false"/>
               <w:spacing w:after="40" w:before="0"/>
               <w:jc w:val="left"/>
             </w:pPr>
@@ -20724,6 +21171,7 @@
           </w:tcPr>
           <w:p>
             <w:pPr>
+              <w:keepNext w:val="false"/>
               <w:spacing w:after="40" w:before="0"/>
               <w:jc w:val="left"/>
             </w:pPr>
@@ -20756,6 +21204,7 @@
           </w:tcPr>
           <w:p>
             <w:pPr>
+              <w:keepNext w:val="false"/>
               <w:spacing w:after="40" w:before="0"/>
               <w:jc w:val="left"/>
             </w:pPr>
@@ -20790,6 +21239,7 @@
           </w:tcPr>
           <w:p>
             <w:pPr>
+              <w:keepNext w:val="false"/>
               <w:spacing w:after="40" w:before="0"/>
               <w:jc w:val="left"/>
             </w:pPr>
@@ -20822,6 +21272,7 @@
           </w:tcPr>
           <w:p>
             <w:pPr>
+              <w:keepNext w:val="false"/>
               <w:spacing w:after="40" w:before="0"/>
               <w:jc w:val="left"/>
             </w:pPr>
@@ -20858,7 +21309,7 @@
         </w:rPr>
         <w:t xml:space="preserve">© 2026 SeaVuria and ARES. Aligned with KICD objectives. Developed by SeaVuria; technical implementation by ARES (with AI assistance from Claude). Licensed under </w:t>
       </w:r>
-      <w:hyperlink w:history="1" r:id="rId_8afk_szr8cnpe719xysi">
+      <w:hyperlink w:history="1" r:id="rIdjvt2uegnt-hlpoldchitl">
         <w:r>
           <w:rPr>
             <w:rFonts w:ascii="Arial" w:cs="Arial" w:eastAsia="Arial" w:hAnsi="Arial"/>
@@ -20879,7 +21330,7 @@
         </w:rPr>
         <w:t xml:space="preserve"> (</w:t>
       </w:r>
-      <w:hyperlink w:history="1" r:id="rIdjjzcbtmb_rtbxprflyrht">
+      <w:hyperlink w:history="1" r:id="rIdb5xjno8cgqxduguqei-_o">
         <w:r>
           <w:rPr>
             <w:rFonts w:ascii="Arial" w:cs="Arial" w:eastAsia="Arial" w:hAnsi="Arial"/>
@@ -20939,6 +21390,7 @@
           </w:tcPr>
           <w:p>
             <w:pPr>
+              <w:keepNext w:val="false"/>
               <w:spacing w:after="40" w:before="0"/>
               <w:jc w:val="center"/>
             </w:pPr>
@@ -20974,6 +21426,7 @@
           </w:tcPr>
           <w:p>
             <w:pPr>
+              <w:keepNext w:val="false"/>
               <w:spacing w:after="40" w:before="0"/>
               <w:jc w:val="center"/>
             </w:pPr>
@@ -21008,6 +21461,7 @@
           </w:tcPr>
           <w:p>
             <w:pPr>
+              <w:keepNext w:val="false"/>
               <w:spacing w:after="40" w:before="0"/>
               <w:jc w:val="left"/>
             </w:pPr>
@@ -21040,6 +21494,7 @@
           </w:tcPr>
           <w:p>
             <w:pPr>
+              <w:keepNext w:val="false"/>
               <w:spacing w:after="40" w:before="0"/>
               <w:jc w:val="left"/>
             </w:pPr>
@@ -21074,6 +21529,7 @@
           </w:tcPr>
           <w:p>
             <w:pPr>
+              <w:keepNext w:val="false"/>
               <w:spacing w:after="40" w:before="0"/>
               <w:jc w:val="left"/>
             </w:pPr>
@@ -21106,6 +21562,7 @@
           </w:tcPr>
           <w:p>
             <w:pPr>
+              <w:keepNext w:val="false"/>
               <w:spacing w:after="40" w:before="0"/>
               <w:jc w:val="left"/>
             </w:pPr>
@@ -21140,6 +21597,7 @@
           </w:tcPr>
           <w:p>
             <w:pPr>
+              <w:keepNext w:val="false"/>
               <w:spacing w:after="40" w:before="0"/>
               <w:jc w:val="left"/>
             </w:pPr>
@@ -21172,6 +21630,7 @@
           </w:tcPr>
           <w:p>
             <w:pPr>
+              <w:keepNext w:val="false"/>
               <w:spacing w:after="40" w:before="0"/>
               <w:jc w:val="left"/>
             </w:pPr>
@@ -21206,6 +21665,7 @@
           </w:tcPr>
           <w:p>
             <w:pPr>
+              <w:keepNext w:val="false"/>
               <w:spacing w:after="40" w:before="0"/>
               <w:jc w:val="left"/>
             </w:pPr>
@@ -21238,6 +21698,7 @@
           </w:tcPr>
           <w:p>
             <w:pPr>
+              <w:keepNext w:val="false"/>
               <w:spacing w:after="40" w:before="0"/>
               <w:jc w:val="left"/>
             </w:pPr>
@@ -21272,6 +21733,7 @@
           </w:tcPr>
           <w:p>
             <w:pPr>
+              <w:keepNext w:val="false"/>
               <w:spacing w:after="40" w:before="0"/>
               <w:jc w:val="left"/>
             </w:pPr>
@@ -21304,6 +21766,7 @@
           </w:tcPr>
           <w:p>
             <w:pPr>
+              <w:keepNext w:val="false"/>
               <w:spacing w:after="40" w:before="0"/>
               <w:jc w:val="left"/>
             </w:pPr>
@@ -21338,6 +21801,7 @@
           </w:tcPr>
           <w:p>
             <w:pPr>
+              <w:keepNext w:val="false"/>
               <w:spacing w:after="40" w:before="0"/>
               <w:jc w:val="left"/>
             </w:pPr>
@@ -21370,6 +21834,7 @@
           </w:tcPr>
           <w:p>
             <w:pPr>
+              <w:keepNext w:val="false"/>
               <w:spacing w:after="40" w:before="0"/>
               <w:jc w:val="left"/>
             </w:pPr>
@@ -21404,6 +21869,7 @@
           </w:tcPr>
           <w:p>
             <w:pPr>
+              <w:keepNext w:val="false"/>
               <w:spacing w:after="40" w:before="0"/>
               <w:jc w:val="left"/>
             </w:pPr>
@@ -21436,6 +21902,7 @@
           </w:tcPr>
           <w:p>
             <w:pPr>
+              <w:keepNext w:val="false"/>
               <w:spacing w:after="40" w:before="0"/>
               <w:jc w:val="left"/>
             </w:pPr>
@@ -21470,6 +21937,7 @@
           </w:tcPr>
           <w:p>
             <w:pPr>
+              <w:keepNext w:val="false"/>
               <w:spacing w:after="40" w:before="0"/>
               <w:jc w:val="left"/>
             </w:pPr>
@@ -21502,6 +21970,7 @@
           </w:tcPr>
           <w:p>
             <w:pPr>
+              <w:keepNext w:val="false"/>
               <w:spacing w:after="40" w:before="0"/>
               <w:jc w:val="left"/>
             </w:pPr>
@@ -21561,6 +22030,7 @@
           </w:tcPr>
           <w:p>
             <w:pPr>
+              <w:keepNext w:val="false"/>
               <w:spacing w:after="40" w:before="0"/>
               <w:jc w:val="center"/>
             </w:pPr>
@@ -21595,6 +22065,7 @@
           </w:tcPr>
           <w:p>
             <w:pPr>
+              <w:keepNext w:val="false"/>
               <w:spacing w:after="40" w:before="0"/>
               <w:jc w:val="left"/>
             </w:pPr>
@@ -21659,6 +22130,7 @@
           </w:tcPr>
           <w:p>
             <w:pPr>
+              <w:keepNext w:val="false"/>
               <w:spacing w:after="40" w:before="0"/>
               <w:jc w:val="center"/>
             </w:pPr>
@@ -21693,6 +22165,7 @@
           </w:tcPr>
           <w:p>
             <w:pPr>
+              <w:keepNext w:val="false"/>
               <w:spacing w:after="40" w:before="0"/>
               <w:jc w:val="left"/>
             </w:pPr>
@@ -21725,6 +22198,7 @@
           </w:tcPr>
           <w:p>
             <w:pPr>
+              <w:keepNext w:val="false"/>
               <w:spacing w:after="40" w:before="0"/>
               <w:jc w:val="left"/>
             </w:pPr>
@@ -21757,6 +22231,7 @@
           </w:tcPr>
           <w:p>
             <w:pPr>
+              <w:keepNext w:val="false"/>
               <w:spacing w:after="40" w:before="0"/>
               <w:jc w:val="left"/>
             </w:pPr>
@@ -21789,6 +22264,7 @@
           </w:tcPr>
           <w:p>
             <w:pPr>
+              <w:keepNext w:val="false"/>
               <w:spacing w:after="40" w:before="0"/>
               <w:jc w:val="left"/>
             </w:pPr>
@@ -21821,6 +22297,7 @@
           </w:tcPr>
           <w:p>
             <w:pPr>
+              <w:keepNext w:val="false"/>
               <w:spacing w:after="40" w:before="0"/>
               <w:jc w:val="left"/>
             </w:pPr>
@@ -21855,6 +22332,7 @@
           </w:tcPr>
           <w:p>
             <w:pPr>
+              <w:keepNext w:val="false"/>
               <w:spacing w:after="40" w:before="0"/>
               <w:jc w:val="left"/>
             </w:pPr>
@@ -21892,7 +22370,7 @@
             <w:pPr>
               <w:spacing w:after="20" w:before="0"/>
             </w:pPr>
-            <w:hyperlink w:history="1" r:id="rId8v2vssaxtapivmt5yqu1t">
+            <w:hyperlink w:history="1" r:id="rIdarirstr6tnv8q06muwtcr">
               <w:r>
                 <w:rPr>
                   <w:rFonts w:ascii="Arial" w:cs="Arial" w:eastAsia="Arial" w:hAnsi="Arial"/>
@@ -21925,7 +22403,7 @@
               <w:spacing w:after="10" w:before="0"/>
               <w:ind w:left="120"/>
             </w:pPr>
-            <w:hyperlink w:history="1" r:id="rIdvp4bunbkv3wz5qyh-bkgt">
+            <w:hyperlink w:history="1" r:id="rIdkow_jis17abtdve7yzxiu">
               <w:r>
                 <w:rPr>
                   <w:rFonts w:ascii="Arial" w:cs="Arial" w:eastAsia="Arial" w:hAnsi="Arial"/>
@@ -21970,7 +22448,7 @@
             <w:pPr>
               <w:spacing w:after="20" w:before="0"/>
             </w:pPr>
-            <w:hyperlink w:history="1" r:id="rIddsqkvekphyvjwvkrw3x_4">
+            <w:hyperlink w:history="1" r:id="rIdvzs-uzyecyzvskdq9lhwb">
               <w:r>
                 <w:rPr>
                   <w:rFonts w:ascii="Arial" w:cs="Arial" w:eastAsia="Arial" w:hAnsi="Arial"/>
@@ -22019,7 +22497,7 @@
               <w:spacing w:after="10" w:before="0"/>
               <w:ind w:left="120"/>
             </w:pPr>
-            <w:hyperlink w:history="1" r:id="rIdcoe2jnacgsddv_og7zld3">
+            <w:hyperlink w:history="1" r:id="rIdgj8rshpbxytt8cgn_epkt">
               <w:r>
                 <w:rPr>
                   <w:rFonts w:ascii="Arial" w:cs="Arial" w:eastAsia="Arial" w:hAnsi="Arial"/>
@@ -22047,6 +22525,7 @@
           </w:tcPr>
           <w:p>
             <w:pPr>
+              <w:keepNext w:val="false"/>
               <w:spacing w:after="40" w:before="0"/>
               <w:jc w:val="left"/>
             </w:pPr>
@@ -22079,6 +22558,7 @@
           </w:tcPr>
           <w:p>
             <w:pPr>
+              <w:keepNext w:val="false"/>
               <w:spacing w:after="40" w:before="0"/>
               <w:jc w:val="left"/>
             </w:pPr>
@@ -22111,6 +22591,7 @@
           </w:tcPr>
           <w:p>
             <w:pPr>
+              <w:keepNext w:val="false"/>
               <w:spacing w:after="40" w:before="0"/>
               <w:jc w:val="left"/>
             </w:pPr>
@@ -22143,6 +22624,7 @@
           </w:tcPr>
           <w:p>
             <w:pPr>
+              <w:keepNext w:val="false"/>
               <w:spacing w:after="40" w:before="0"/>
               <w:jc w:val="left"/>
             </w:pPr>
@@ -22177,6 +22659,7 @@
           </w:tcPr>
           <w:p>
             <w:pPr>
+              <w:keepNext w:val="false"/>
               <w:spacing w:after="40" w:before="0"/>
               <w:jc w:val="left"/>
             </w:pPr>
@@ -22214,7 +22697,7 @@
             <w:pPr>
               <w:spacing w:after="20" w:before="0"/>
             </w:pPr>
-            <w:hyperlink w:history="1" r:id="rIdamwgfpxgzpzbgm_jjkvr4">
+            <w:hyperlink w:history="1" r:id="rId8mbvmtdm1vxwlisrbiili">
               <w:r>
                 <w:rPr>
                   <w:rFonts w:ascii="Arial" w:cs="Arial" w:eastAsia="Arial" w:hAnsi="Arial"/>
@@ -22247,7 +22730,7 @@
               <w:spacing w:after="10" w:before="0"/>
               <w:ind w:left="120"/>
             </w:pPr>
-            <w:hyperlink w:history="1" r:id="rIdgl1qpj3mc7mthtmyzk0zj">
+            <w:hyperlink w:history="1" r:id="rIdpgww_eseijibg0vhsa3ec">
               <w:r>
                 <w:rPr>
                   <w:rFonts w:ascii="Arial" w:cs="Arial" w:eastAsia="Arial" w:hAnsi="Arial"/>
@@ -22292,7 +22775,7 @@
             <w:pPr>
               <w:spacing w:after="20" w:before="0"/>
             </w:pPr>
-            <w:hyperlink w:history="1" r:id="rId9pkj4jdiewsx0knu683sk">
+            <w:hyperlink w:history="1" r:id="rIdg89ky_uvwcyvqzazlmgxw">
               <w:r>
                 <w:rPr>
                   <w:rFonts w:ascii="Arial" w:cs="Arial" w:eastAsia="Arial" w:hAnsi="Arial"/>
@@ -22341,7 +22824,7 @@
               <w:spacing w:after="10" w:before="0"/>
               <w:ind w:left="120"/>
             </w:pPr>
-            <w:hyperlink w:history="1" r:id="rIdrbhg3twsnivvh4d5dma5e">
+            <w:hyperlink w:history="1" r:id="rId4jycbnfrbhpxkop9hlagt">
               <w:r>
                 <w:rPr>
                   <w:rFonts w:ascii="Arial" w:cs="Arial" w:eastAsia="Arial" w:hAnsi="Arial"/>
@@ -22369,6 +22852,7 @@
           </w:tcPr>
           <w:p>
             <w:pPr>
+              <w:keepNext w:val="false"/>
               <w:spacing w:after="40" w:before="0"/>
               <w:jc w:val="left"/>
             </w:pPr>
@@ -22401,6 +22885,7 @@
           </w:tcPr>
           <w:p>
             <w:pPr>
+              <w:keepNext w:val="false"/>
               <w:spacing w:after="40" w:before="0"/>
               <w:jc w:val="left"/>
             </w:pPr>
@@ -22433,6 +22918,7 @@
           </w:tcPr>
           <w:p>
             <w:pPr>
+              <w:keepNext w:val="false"/>
               <w:spacing w:after="40" w:before="0"/>
               <w:jc w:val="left"/>
             </w:pPr>
@@ -22465,6 +22951,7 @@
           </w:tcPr>
           <w:p>
             <w:pPr>
+              <w:keepNext w:val="false"/>
               <w:spacing w:after="40" w:before="0"/>
               <w:jc w:val="left"/>
             </w:pPr>
@@ -22499,6 +22986,7 @@
           </w:tcPr>
           <w:p>
             <w:pPr>
+              <w:keepNext w:val="false"/>
               <w:spacing w:after="40" w:before="0"/>
               <w:jc w:val="left"/>
             </w:pPr>
@@ -22536,7 +23024,7 @@
             <w:pPr>
               <w:spacing w:after="20" w:before="0"/>
             </w:pPr>
-            <w:hyperlink w:history="1" r:id="rId_nxv1ulehha4xrn6x19b0">
+            <w:hyperlink w:history="1" r:id="rId6hsr4hbmz9cnn7x736b-v">
               <w:r>
                 <w:rPr>
                   <w:rFonts w:ascii="Arial" w:cs="Arial" w:eastAsia="Arial" w:hAnsi="Arial"/>
@@ -22569,7 +23057,7 @@
               <w:spacing w:after="10" w:before="0"/>
               <w:ind w:left="120"/>
             </w:pPr>
-            <w:hyperlink w:history="1" r:id="rIdzr4wy2z8u1tydlglpbjyp">
+            <w:hyperlink w:history="1" r:id="rIdb7kixlitemcofkoad_kz8">
               <w:r>
                 <w:rPr>
                   <w:rFonts w:ascii="Arial" w:cs="Arial" w:eastAsia="Arial" w:hAnsi="Arial"/>
@@ -22614,7 +23102,7 @@
             <w:pPr>
               <w:spacing w:after="20" w:before="0"/>
             </w:pPr>
-            <w:hyperlink w:history="1" r:id="rIdh3grh4ol2zx0stoenewh1">
+            <w:hyperlink w:history="1" r:id="rId3ztfi9uujpanipc2vxgcp">
               <w:r>
                 <w:rPr>
                   <w:rFonts w:ascii="Arial" w:cs="Arial" w:eastAsia="Arial" w:hAnsi="Arial"/>
@@ -22663,7 +23151,7 @@
               <w:spacing w:after="10" w:before="0"/>
               <w:ind w:left="120"/>
             </w:pPr>
-            <w:hyperlink w:history="1" r:id="rIdrgndxh2z1iwqf5cemhrsl">
+            <w:hyperlink w:history="1" r:id="rIdywxrl0mftg6rzkdkzmh4a">
               <w:r>
                 <w:rPr>
                   <w:rFonts w:ascii="Arial" w:cs="Arial" w:eastAsia="Arial" w:hAnsi="Arial"/>
@@ -22691,6 +23179,7 @@
           </w:tcPr>
           <w:p>
             <w:pPr>
+              <w:keepNext w:val="false"/>
               <w:spacing w:after="40" w:before="0"/>
               <w:jc w:val="left"/>
             </w:pPr>
@@ -22723,6 +23212,7 @@
           </w:tcPr>
           <w:p>
             <w:pPr>
+              <w:keepNext w:val="false"/>
               <w:spacing w:after="40" w:before="0"/>
               <w:jc w:val="left"/>
             </w:pPr>
@@ -22755,6 +23245,7 @@
           </w:tcPr>
           <w:p>
             <w:pPr>
+              <w:keepNext w:val="false"/>
               <w:spacing w:after="40" w:before="0"/>
               <w:jc w:val="left"/>
             </w:pPr>
@@ -22787,6 +23278,7 @@
           </w:tcPr>
           <w:p>
             <w:pPr>
+              <w:keepNext w:val="false"/>
               <w:spacing w:after="40" w:before="0"/>
               <w:jc w:val="left"/>
             </w:pPr>
@@ -22821,6 +23313,7 @@
           </w:tcPr>
           <w:p>
             <w:pPr>
+              <w:keepNext w:val="false"/>
               <w:spacing w:after="40" w:before="0"/>
               <w:jc w:val="left"/>
             </w:pPr>
@@ -22858,7 +23351,7 @@
             <w:pPr>
               <w:spacing w:after="20" w:before="0"/>
             </w:pPr>
-            <w:hyperlink w:history="1" r:id="rId4qcpv-yjz7vz-qci9zv1z">
+            <w:hyperlink w:history="1" r:id="rIdczzsoleugwv_inzjly_jk">
               <w:r>
                 <w:rPr>
                   <w:rFonts w:ascii="Arial" w:cs="Arial" w:eastAsia="Arial" w:hAnsi="Arial"/>
@@ -22891,7 +23384,7 @@
               <w:spacing w:after="10" w:before="0"/>
               <w:ind w:left="120"/>
             </w:pPr>
-            <w:hyperlink w:history="1" r:id="rIdbj418f-zwl4jazfrx7yea">
+            <w:hyperlink w:history="1" r:id="rIdjyej2uvnxgyalzczwfyxl">
               <w:r>
                 <w:rPr>
                   <w:rFonts w:ascii="Arial" w:cs="Arial" w:eastAsia="Arial" w:hAnsi="Arial"/>
@@ -22936,7 +23429,7 @@
             <w:pPr>
               <w:spacing w:after="20" w:before="0"/>
             </w:pPr>
-            <w:hyperlink w:history="1" r:id="rIdkw5h6wenmfy30_jpgd5a2">
+            <w:hyperlink w:history="1" r:id="rId6snxq5iu_veus1y7ezndp">
               <w:r>
                 <w:rPr>
                   <w:rFonts w:ascii="Arial" w:cs="Arial" w:eastAsia="Arial" w:hAnsi="Arial"/>
@@ -22985,7 +23478,7 @@
               <w:spacing w:after="10" w:before="0"/>
               <w:ind w:left="120"/>
             </w:pPr>
-            <w:hyperlink w:history="1" r:id="rIdqxsismwl4mrqio-nbxfzz">
+            <w:hyperlink w:history="1" r:id="rIduczprhh9hvkh_s_ifioqv">
               <w:r>
                 <w:rPr>
                   <w:rFonts w:ascii="Arial" w:cs="Arial" w:eastAsia="Arial" w:hAnsi="Arial"/>
@@ -23013,6 +23506,7 @@
           </w:tcPr>
           <w:p>
             <w:pPr>
+              <w:keepNext w:val="false"/>
               <w:spacing w:after="40" w:before="0"/>
               <w:jc w:val="left"/>
             </w:pPr>
@@ -23045,6 +23539,7 @@
           </w:tcPr>
           <w:p>
             <w:pPr>
+              <w:keepNext w:val="false"/>
               <w:spacing w:after="40" w:before="0"/>
               <w:jc w:val="left"/>
             </w:pPr>
@@ -23077,6 +23572,7 @@
           </w:tcPr>
           <w:p>
             <w:pPr>
+              <w:keepNext w:val="false"/>
               <w:spacing w:after="40" w:before="0"/>
               <w:jc w:val="left"/>
             </w:pPr>
@@ -23109,6 +23605,7 @@
           </w:tcPr>
           <w:p>
             <w:pPr>
+              <w:keepNext w:val="false"/>
               <w:spacing w:after="40" w:before="0"/>
               <w:jc w:val="left"/>
             </w:pPr>
@@ -23143,6 +23640,7 @@
           </w:tcPr>
           <w:p>
             <w:pPr>
+              <w:keepNext w:val="false"/>
               <w:spacing w:after="40" w:before="0"/>
               <w:jc w:val="left"/>
             </w:pPr>
@@ -23180,7 +23678,7 @@
             <w:pPr>
               <w:spacing w:after="20" w:before="0"/>
             </w:pPr>
-            <w:hyperlink w:history="1" r:id="rIdya1uhgz3_n97zhe_p7ezp">
+            <w:hyperlink w:history="1" r:id="rIdswb3h8rip3vyugldlwyff">
               <w:r>
                 <w:rPr>
                   <w:rFonts w:ascii="Arial" w:cs="Arial" w:eastAsia="Arial" w:hAnsi="Arial"/>
@@ -23229,7 +23727,7 @@
               <w:spacing w:after="10" w:before="0"/>
               <w:ind w:left="120"/>
             </w:pPr>
-            <w:hyperlink w:history="1" r:id="rIdte9zexbfgx4fun1um25xv">
+            <w:hyperlink w:history="1" r:id="rIdm_vjkrtasnehoasepm1xb">
               <w:r>
                 <w:rPr>
                   <w:rFonts w:ascii="Arial" w:cs="Arial" w:eastAsia="Arial" w:hAnsi="Arial"/>
@@ -23274,7 +23772,7 @@
             <w:pPr>
               <w:spacing w:after="20" w:before="0"/>
             </w:pPr>
-            <w:hyperlink w:history="1" r:id="rIdadenpqibb_-o2pcitkno5">
+            <w:hyperlink w:history="1" r:id="rIdsd0pkxkcx3bkuoe8f9yu1">
               <w:r>
                 <w:rPr>
                   <w:rFonts w:ascii="Arial" w:cs="Arial" w:eastAsia="Arial" w:hAnsi="Arial"/>
@@ -23323,7 +23821,7 @@
               <w:spacing w:after="10" w:before="0"/>
               <w:ind w:left="120"/>
             </w:pPr>
-            <w:hyperlink w:history="1" r:id="rIdrihkcxsvu7jg53-83tcyv">
+            <w:hyperlink w:history="1" r:id="rIddehyyvocxrhvpuqdea9xy">
               <w:r>
                 <w:rPr>
                   <w:rFonts w:ascii="Arial" w:cs="Arial" w:eastAsia="Arial" w:hAnsi="Arial"/>
@@ -23351,6 +23849,7 @@
           </w:tcPr>
           <w:p>
             <w:pPr>
+              <w:keepNext w:val="false"/>
               <w:spacing w:after="40" w:before="0"/>
               <w:jc w:val="left"/>
             </w:pPr>
@@ -23383,6 +23882,7 @@
           </w:tcPr>
           <w:p>
             <w:pPr>
+              <w:keepNext w:val="false"/>
               <w:spacing w:after="40" w:before="0"/>
               <w:jc w:val="left"/>
             </w:pPr>
@@ -23415,6 +23915,7 @@
           </w:tcPr>
           <w:p>
             <w:pPr>
+              <w:keepNext w:val="false"/>
               <w:spacing w:after="40" w:before="0"/>
               <w:jc w:val="left"/>
             </w:pPr>
@@ -23447,6 +23948,7 @@
           </w:tcPr>
           <w:p>
             <w:pPr>
+              <w:keepNext w:val="false"/>
               <w:spacing w:after="40" w:before="0"/>
               <w:jc w:val="left"/>
             </w:pPr>
@@ -23506,6 +24008,7 @@
           </w:tcPr>
           <w:p>
             <w:pPr>
+              <w:keepNext w:val="false"/>
               <w:spacing w:after="40" w:before="0"/>
               <w:jc w:val="center"/>
             </w:pPr>
@@ -23540,6 +24043,7 @@
           </w:tcPr>
           <w:p>
             <w:pPr>
+              <w:keepNext w:val="false"/>
               <w:spacing w:after="40" w:before="0"/>
               <w:jc w:val="left"/>
             </w:pPr>
@@ -23559,6 +24063,7 @@
           </w:p>
           <w:p>
             <w:pPr>
+              <w:keepNext w:val="false"/>
               <w:spacing w:after="40" w:before="0"/>
               <w:jc w:val="left"/>
             </w:pPr>
@@ -23578,6 +24083,7 @@
           </w:p>
           <w:p>
             <w:pPr>
+              <w:keepNext w:val="false"/>
               <w:spacing w:after="40" w:before="0"/>
               <w:jc w:val="left"/>
             </w:pPr>
@@ -23597,6 +24103,7 @@
           </w:p>
           <w:p>
             <w:pPr>
+              <w:keepNext w:val="false"/>
               <w:spacing w:after="40" w:before="0"/>
               <w:jc w:val="left"/>
             </w:pPr>
@@ -23616,6 +24123,7 @@
           </w:p>
           <w:p>
             <w:pPr>
+              <w:keepNext w:val="false"/>
               <w:spacing w:after="40" w:before="0"/>
               <w:jc w:val="left"/>
             </w:pPr>
@@ -23635,6 +24143,7 @@
           </w:p>
           <w:p>
             <w:pPr>
+              <w:keepNext w:val="false"/>
               <w:spacing w:after="40" w:before="0"/>
               <w:jc w:val="left"/>
             </w:pPr>
@@ -23654,6 +24163,7 @@
           </w:p>
           <w:p>
             <w:pPr>
+              <w:keepNext w:val="false"/>
               <w:spacing w:after="40" w:before="0"/>
               <w:jc w:val="left"/>
             </w:pPr>
@@ -23673,6 +24183,7 @@
           </w:p>
           <w:p>
             <w:pPr>
+              <w:keepNext w:val="false"/>
               <w:spacing w:after="40" w:before="0"/>
               <w:jc w:val="left"/>
             </w:pPr>
@@ -23734,6 +24245,7 @@
           </w:tcPr>
           <w:p>
             <w:pPr>
+              <w:keepNext w:val="false"/>
               <w:spacing w:after="40" w:before="0"/>
               <w:jc w:val="center"/>
             </w:pPr>
@@ -23768,6 +24280,7 @@
           </w:tcPr>
           <w:p>
             <w:pPr>
+              <w:keepNext w:val="false"/>
               <w:spacing w:after="40" w:before="0"/>
               <w:jc w:val="left"/>
             </w:pPr>
@@ -23800,6 +24313,7 @@
           </w:tcPr>
           <w:p>
             <w:pPr>
+              <w:keepNext w:val="false"/>
               <w:spacing w:after="40" w:before="0"/>
               <w:jc w:val="left"/>
             </w:pPr>
@@ -23834,6 +24348,7 @@
           </w:tcPr>
           <w:p>
             <w:pPr>
+              <w:keepNext w:val="false"/>
               <w:spacing w:after="40" w:before="0"/>
               <w:jc w:val="left"/>
             </w:pPr>
@@ -23866,6 +24381,7 @@
           </w:tcPr>
           <w:p>
             <w:pPr>
+              <w:keepNext w:val="false"/>
               <w:spacing w:after="40" w:before="0"/>
               <w:jc w:val="left"/>
             </w:pPr>
@@ -23900,6 +24416,7 @@
           </w:tcPr>
           <w:p>
             <w:pPr>
+              <w:keepNext w:val="false"/>
               <w:spacing w:after="40" w:before="0"/>
               <w:jc w:val="left"/>
             </w:pPr>
@@ -23932,6 +24449,7 @@
           </w:tcPr>
           <w:p>
             <w:pPr>
+              <w:keepNext w:val="false"/>
               <w:spacing w:after="40" w:before="0"/>
               <w:jc w:val="left"/>
             </w:pPr>
@@ -23968,7 +24486,7 @@
         </w:rPr>
         <w:t xml:space="preserve">© 2026 SeaVuria and ARES. Aligned with KICD objectives. Developed by SeaVuria; technical implementation by ARES (with AI assistance from Claude). Licensed under </w:t>
       </w:r>
-      <w:hyperlink w:history="1" r:id="rId2ie05dhlr15ygbczfjsoo">
+      <w:hyperlink w:history="1" r:id="rId1wusr-ldh6gm1w78xjdcb">
         <w:r>
           <w:rPr>
             <w:rFonts w:ascii="Arial" w:cs="Arial" w:eastAsia="Arial" w:hAnsi="Arial"/>
@@ -23989,7 +24507,7 @@
         </w:rPr>
         <w:t xml:space="preserve"> (</w:t>
       </w:r>
-      <w:hyperlink w:history="1" r:id="rIdadwhj_tk_ohethtwmhomh">
+      <w:hyperlink w:history="1" r:id="rIdfrrjqibrkwzayhznxru3q">
         <w:r>
           <w:rPr>
             <w:rFonts w:ascii="Arial" w:cs="Arial" w:eastAsia="Arial" w:hAnsi="Arial"/>
@@ -24049,6 +24567,7 @@
           </w:tcPr>
           <w:p>
             <w:pPr>
+              <w:keepNext w:val="false"/>
               <w:spacing w:after="40" w:before="0"/>
               <w:jc w:val="center"/>
             </w:pPr>
@@ -24084,6 +24603,7 @@
           </w:tcPr>
           <w:p>
             <w:pPr>
+              <w:keepNext w:val="false"/>
               <w:spacing w:after="40" w:before="0"/>
               <w:jc w:val="center"/>
             </w:pPr>
@@ -24118,6 +24638,7 @@
           </w:tcPr>
           <w:p>
             <w:pPr>
+              <w:keepNext w:val="false"/>
               <w:spacing w:after="40" w:before="0"/>
               <w:jc w:val="left"/>
             </w:pPr>
@@ -24150,6 +24671,7 @@
           </w:tcPr>
           <w:p>
             <w:pPr>
+              <w:keepNext w:val="false"/>
               <w:spacing w:after="40" w:before="0"/>
               <w:jc w:val="left"/>
             </w:pPr>
@@ -24184,6 +24706,7 @@
           </w:tcPr>
           <w:p>
             <w:pPr>
+              <w:keepNext w:val="false"/>
               <w:spacing w:after="40" w:before="0"/>
               <w:jc w:val="left"/>
             </w:pPr>
@@ -24216,6 +24739,7 @@
           </w:tcPr>
           <w:p>
             <w:pPr>
+              <w:keepNext w:val="false"/>
               <w:spacing w:after="40" w:before="0"/>
               <w:jc w:val="left"/>
             </w:pPr>
@@ -24250,6 +24774,7 @@
           </w:tcPr>
           <w:p>
             <w:pPr>
+              <w:keepNext w:val="false"/>
               <w:spacing w:after="40" w:before="0"/>
               <w:jc w:val="left"/>
             </w:pPr>
@@ -24282,6 +24807,7 @@
           </w:tcPr>
           <w:p>
             <w:pPr>
+              <w:keepNext w:val="false"/>
               <w:spacing w:after="40" w:before="0"/>
               <w:jc w:val="left"/>
             </w:pPr>
@@ -24316,6 +24842,7 @@
           </w:tcPr>
           <w:p>
             <w:pPr>
+              <w:keepNext w:val="false"/>
               <w:spacing w:after="40" w:before="0"/>
               <w:jc w:val="left"/>
             </w:pPr>
@@ -24348,6 +24875,7 @@
           </w:tcPr>
           <w:p>
             <w:pPr>
+              <w:keepNext w:val="false"/>
               <w:spacing w:after="40" w:before="0"/>
               <w:jc w:val="left"/>
             </w:pPr>
@@ -24382,6 +24910,7 @@
           </w:tcPr>
           <w:p>
             <w:pPr>
+              <w:keepNext w:val="false"/>
               <w:spacing w:after="40" w:before="0"/>
               <w:jc w:val="left"/>
             </w:pPr>
@@ -24414,6 +24943,7 @@
           </w:tcPr>
           <w:p>
             <w:pPr>
+              <w:keepNext w:val="false"/>
               <w:spacing w:after="40" w:before="0"/>
               <w:jc w:val="left"/>
             </w:pPr>
@@ -24448,6 +24978,7 @@
           </w:tcPr>
           <w:p>
             <w:pPr>
+              <w:keepNext w:val="false"/>
               <w:spacing w:after="40" w:before="0"/>
               <w:jc w:val="left"/>
             </w:pPr>
@@ -24480,6 +25011,7 @@
           </w:tcPr>
           <w:p>
             <w:pPr>
+              <w:keepNext w:val="false"/>
               <w:spacing w:after="40" w:before="0"/>
               <w:jc w:val="left"/>
             </w:pPr>
@@ -24514,6 +25046,7 @@
           </w:tcPr>
           <w:p>
             <w:pPr>
+              <w:keepNext w:val="false"/>
               <w:spacing w:after="40" w:before="0"/>
               <w:jc w:val="left"/>
             </w:pPr>
@@ -24546,6 +25079,7 @@
           </w:tcPr>
           <w:p>
             <w:pPr>
+              <w:keepNext w:val="false"/>
               <w:spacing w:after="40" w:before="0"/>
               <w:jc w:val="left"/>
             </w:pPr>
@@ -24580,6 +25114,7 @@
           </w:tcPr>
           <w:p>
             <w:pPr>
+              <w:keepNext w:val="false"/>
               <w:spacing w:after="40" w:before="0"/>
               <w:jc w:val="left"/>
             </w:pPr>
@@ -24612,6 +25147,7 @@
           </w:tcPr>
           <w:p>
             <w:pPr>
+              <w:keepNext w:val="false"/>
               <w:spacing w:after="40" w:before="0"/>
               <w:jc w:val="left"/>
             </w:pPr>
@@ -24671,6 +25207,7 @@
           </w:tcPr>
           <w:p>
             <w:pPr>
+              <w:keepNext w:val="false"/>
               <w:spacing w:after="40" w:before="0"/>
               <w:jc w:val="center"/>
             </w:pPr>
@@ -24705,6 +25242,7 @@
           </w:tcPr>
           <w:p>
             <w:pPr>
+              <w:keepNext w:val="false"/>
               <w:spacing w:after="40" w:before="0"/>
               <w:jc w:val="left"/>
             </w:pPr>
@@ -24769,6 +25307,7 @@
           </w:tcPr>
           <w:p>
             <w:pPr>
+              <w:keepNext w:val="false"/>
               <w:spacing w:after="40" w:before="0"/>
               <w:jc w:val="center"/>
             </w:pPr>
@@ -24803,6 +25342,7 @@
           </w:tcPr>
           <w:p>
             <w:pPr>
+              <w:keepNext w:val="false"/>
               <w:spacing w:after="40" w:before="0"/>
               <w:jc w:val="left"/>
             </w:pPr>
@@ -24835,6 +25375,7 @@
           </w:tcPr>
           <w:p>
             <w:pPr>
+              <w:keepNext w:val="false"/>
               <w:spacing w:after="40" w:before="0"/>
               <w:jc w:val="left"/>
             </w:pPr>
@@ -24867,6 +25408,7 @@
           </w:tcPr>
           <w:p>
             <w:pPr>
+              <w:keepNext w:val="false"/>
               <w:spacing w:after="40" w:before="0"/>
               <w:jc w:val="left"/>
             </w:pPr>
@@ -24899,6 +25441,7 @@
           </w:tcPr>
           <w:p>
             <w:pPr>
+              <w:keepNext w:val="false"/>
               <w:spacing w:after="40" w:before="0"/>
               <w:jc w:val="left"/>
             </w:pPr>
@@ -24931,6 +25474,7 @@
           </w:tcPr>
           <w:p>
             <w:pPr>
+              <w:keepNext w:val="false"/>
               <w:spacing w:after="40" w:before="0"/>
               <w:jc w:val="left"/>
             </w:pPr>
@@ -24965,6 +25509,7 @@
           </w:tcPr>
           <w:p>
             <w:pPr>
+              <w:keepNext w:val="false"/>
               <w:spacing w:after="40" w:before="0"/>
               <w:jc w:val="left"/>
             </w:pPr>
@@ -25002,7 +25547,7 @@
             <w:pPr>
               <w:spacing w:after="20" w:before="0"/>
             </w:pPr>
-            <w:hyperlink w:history="1" r:id="rIdz8xf63wmup1xrilxi-fvl">
+            <w:hyperlink w:history="1" r:id="rIddaoutzuwdfglcwsbmvqzu">
               <w:r>
                 <w:rPr>
                   <w:rFonts w:ascii="Arial" w:cs="Arial" w:eastAsia="Arial" w:hAnsi="Arial"/>
@@ -25035,7 +25580,7 @@
               <w:spacing w:after="10" w:before="0"/>
               <w:ind w:left="120"/>
             </w:pPr>
-            <w:hyperlink w:history="1" r:id="rId550jihfqs1mah2ul3lzjm">
+            <w:hyperlink w:history="1" r:id="rIdu8xnjil9n-yjtrt2cw6ro">
               <w:r>
                 <w:rPr>
                   <w:rFonts w:ascii="Arial" w:cs="Arial" w:eastAsia="Arial" w:hAnsi="Arial"/>
@@ -25080,7 +25625,7 @@
             <w:pPr>
               <w:spacing w:after="20" w:before="0"/>
             </w:pPr>
-            <w:hyperlink w:history="1" r:id="rIdhm4lxhn9lccdff0nhnino">
+            <w:hyperlink w:history="1" r:id="rId1mvpfxbugsqjq_b2du4yt">
               <w:r>
                 <w:rPr>
                   <w:rFonts w:ascii="Arial" w:cs="Arial" w:eastAsia="Arial" w:hAnsi="Arial"/>
@@ -25129,7 +25674,7 @@
               <w:spacing w:after="10" w:before="0"/>
               <w:ind w:left="120"/>
             </w:pPr>
-            <w:hyperlink w:history="1" r:id="rId3iqbcvklbb_ndd7tv8g-6">
+            <w:hyperlink w:history="1" r:id="rIdcufx-yhlw82lrf9adh3xs">
               <w:r>
                 <w:rPr>
                   <w:rFonts w:ascii="Arial" w:cs="Arial" w:eastAsia="Arial" w:hAnsi="Arial"/>
@@ -25157,6 +25702,7 @@
           </w:tcPr>
           <w:p>
             <w:pPr>
+              <w:keepNext w:val="false"/>
               <w:spacing w:after="40" w:before="0"/>
               <w:jc w:val="left"/>
             </w:pPr>
@@ -25189,6 +25735,7 @@
           </w:tcPr>
           <w:p>
             <w:pPr>
+              <w:keepNext w:val="false"/>
               <w:spacing w:after="40" w:before="0"/>
               <w:jc w:val="left"/>
             </w:pPr>
@@ -25221,6 +25768,7 @@
           </w:tcPr>
           <w:p>
             <w:pPr>
+              <w:keepNext w:val="false"/>
               <w:spacing w:after="40" w:before="0"/>
               <w:jc w:val="left"/>
             </w:pPr>
@@ -25253,6 +25801,7 @@
           </w:tcPr>
           <w:p>
             <w:pPr>
+              <w:keepNext w:val="false"/>
               <w:spacing w:after="40" w:before="0"/>
               <w:jc w:val="left"/>
             </w:pPr>
@@ -25287,6 +25836,7 @@
           </w:tcPr>
           <w:p>
             <w:pPr>
+              <w:keepNext w:val="false"/>
               <w:spacing w:after="40" w:before="0"/>
               <w:jc w:val="left"/>
             </w:pPr>
@@ -25324,7 +25874,7 @@
             <w:pPr>
               <w:spacing w:after="20" w:before="0"/>
             </w:pPr>
-            <w:hyperlink w:history="1" r:id="rIdja9pbsoz65kwmyzclqgox">
+            <w:hyperlink w:history="1" r:id="rIdk2d3ubrpass4ext3lljkj">
               <w:r>
                 <w:rPr>
                   <w:rFonts w:ascii="Arial" w:cs="Arial" w:eastAsia="Arial" w:hAnsi="Arial"/>
@@ -25357,7 +25907,7 @@
               <w:spacing w:after="10" w:before="0"/>
               <w:ind w:left="120"/>
             </w:pPr>
-            <w:hyperlink w:history="1" r:id="rIdcvwao87bi1nfs85lejpuc">
+            <w:hyperlink w:history="1" r:id="rIdnzjix5av3rkzw9ubaeehn">
               <w:r>
                 <w:rPr>
                   <w:rFonts w:ascii="Arial" w:cs="Arial" w:eastAsia="Arial" w:hAnsi="Arial"/>
@@ -25402,7 +25952,7 @@
             <w:pPr>
               <w:spacing w:after="20" w:before="0"/>
             </w:pPr>
-            <w:hyperlink w:history="1" r:id="rId0q7xfys5vskwmi6yijwft">
+            <w:hyperlink w:history="1" r:id="rIddeuoxqrkziq-5_q4fiamm">
               <w:r>
                 <w:rPr>
                   <w:rFonts w:ascii="Arial" w:cs="Arial" w:eastAsia="Arial" w:hAnsi="Arial"/>
@@ -25451,7 +26001,7 @@
               <w:spacing w:after="10" w:before="0"/>
               <w:ind w:left="120"/>
             </w:pPr>
-            <w:hyperlink w:history="1" r:id="rId1oydzmtmsxk5uwzzji0rf">
+            <w:hyperlink w:history="1" r:id="rIdr0fved_qbn95zpxf3ouj6">
               <w:r>
                 <w:rPr>
                   <w:rFonts w:ascii="Arial" w:cs="Arial" w:eastAsia="Arial" w:hAnsi="Arial"/>
@@ -25479,6 +26029,7 @@
           </w:tcPr>
           <w:p>
             <w:pPr>
+              <w:keepNext w:val="false"/>
               <w:spacing w:after="40" w:before="0"/>
               <w:jc w:val="left"/>
             </w:pPr>
@@ -25511,6 +26062,7 @@
           </w:tcPr>
           <w:p>
             <w:pPr>
+              <w:keepNext w:val="false"/>
               <w:spacing w:after="40" w:before="0"/>
               <w:jc w:val="left"/>
             </w:pPr>
@@ -25543,6 +26095,7 @@
           </w:tcPr>
           <w:p>
             <w:pPr>
+              <w:keepNext w:val="false"/>
               <w:spacing w:after="40" w:before="0"/>
               <w:jc w:val="left"/>
             </w:pPr>
@@ -25575,6 +26128,7 @@
           </w:tcPr>
           <w:p>
             <w:pPr>
+              <w:keepNext w:val="false"/>
               <w:spacing w:after="40" w:before="0"/>
               <w:jc w:val="left"/>
             </w:pPr>
@@ -25609,6 +26163,7 @@
           </w:tcPr>
           <w:p>
             <w:pPr>
+              <w:keepNext w:val="false"/>
               <w:spacing w:after="40" w:before="0"/>
               <w:jc w:val="left"/>
             </w:pPr>
@@ -25646,7 +26201,7 @@
             <w:pPr>
               <w:spacing w:after="20" w:before="0"/>
             </w:pPr>
-            <w:hyperlink w:history="1" r:id="rIdmiq-wosanucaqayhfs8by">
+            <w:hyperlink w:history="1" r:id="rIdjqdx04mmjejhvrwbhq_qg">
               <w:r>
                 <w:rPr>
                   <w:rFonts w:ascii="Arial" w:cs="Arial" w:eastAsia="Arial" w:hAnsi="Arial"/>
@@ -25679,7 +26234,7 @@
               <w:spacing w:after="10" w:before="0"/>
               <w:ind w:left="120"/>
             </w:pPr>
-            <w:hyperlink w:history="1" r:id="rIdl5z4khisetfrojsa07_gs">
+            <w:hyperlink w:history="1" r:id="rIdwbafhxdgfmuibeaq7utrf">
               <w:r>
                 <w:rPr>
                   <w:rFonts w:ascii="Arial" w:cs="Arial" w:eastAsia="Arial" w:hAnsi="Arial"/>
@@ -25724,7 +26279,7 @@
             <w:pPr>
               <w:spacing w:after="20" w:before="0"/>
             </w:pPr>
-            <w:hyperlink w:history="1" r:id="rIdjv5up-jhpjia2si0xsyzl">
+            <w:hyperlink w:history="1" r:id="rId1e8urfpe--4zvjvdkadqw">
               <w:r>
                 <w:rPr>
                   <w:rFonts w:ascii="Arial" w:cs="Arial" w:eastAsia="Arial" w:hAnsi="Arial"/>
@@ -25773,7 +26328,7 @@
               <w:spacing w:after="10" w:before="0"/>
               <w:ind w:left="120"/>
             </w:pPr>
-            <w:hyperlink w:history="1" r:id="rIdvhs0jjufxvm_z2rgchby3">
+            <w:hyperlink w:history="1" r:id="rIdqr1r4evul_u4mnie1jo_w">
               <w:r>
                 <w:rPr>
                   <w:rFonts w:ascii="Arial" w:cs="Arial" w:eastAsia="Arial" w:hAnsi="Arial"/>
@@ -25801,6 +26356,7 @@
           </w:tcPr>
           <w:p>
             <w:pPr>
+              <w:keepNext w:val="false"/>
               <w:spacing w:after="40" w:before="0"/>
               <w:jc w:val="left"/>
             </w:pPr>
@@ -25833,6 +26389,7 @@
           </w:tcPr>
           <w:p>
             <w:pPr>
+              <w:keepNext w:val="false"/>
               <w:spacing w:after="40" w:before="0"/>
               <w:jc w:val="left"/>
             </w:pPr>
@@ -25865,6 +26422,7 @@
           </w:tcPr>
           <w:p>
             <w:pPr>
+              <w:keepNext w:val="false"/>
               <w:spacing w:after="40" w:before="0"/>
               <w:jc w:val="left"/>
             </w:pPr>
@@ -25897,6 +26455,7 @@
           </w:tcPr>
           <w:p>
             <w:pPr>
+              <w:keepNext w:val="false"/>
               <w:spacing w:after="40" w:before="0"/>
               <w:jc w:val="left"/>
             </w:pPr>
@@ -25931,6 +26490,7 @@
           </w:tcPr>
           <w:p>
             <w:pPr>
+              <w:keepNext w:val="false"/>
               <w:spacing w:after="40" w:before="0"/>
               <w:jc w:val="left"/>
             </w:pPr>
@@ -25968,7 +26528,7 @@
             <w:pPr>
               <w:spacing w:after="20" w:before="0"/>
             </w:pPr>
-            <w:hyperlink w:history="1" r:id="rIdwvxbvrmthiirnaibzsvt5">
+            <w:hyperlink w:history="1" r:id="rIdp_ub0etovixguaeoxgaff">
               <w:r>
                 <w:rPr>
                   <w:rFonts w:ascii="Arial" w:cs="Arial" w:eastAsia="Arial" w:hAnsi="Arial"/>
@@ -26001,7 +26561,7 @@
               <w:spacing w:after="10" w:before="0"/>
               <w:ind w:left="120"/>
             </w:pPr>
-            <w:hyperlink w:history="1" r:id="rId3-8ig8vvzjf7veobdhp8m">
+            <w:hyperlink w:history="1" r:id="rIdkudz1zkefsrjlcpjizybm">
               <w:r>
                 <w:rPr>
                   <w:rFonts w:ascii="Arial" w:cs="Arial" w:eastAsia="Arial" w:hAnsi="Arial"/>
@@ -26046,7 +26606,7 @@
             <w:pPr>
               <w:spacing w:after="20" w:before="0"/>
             </w:pPr>
-            <w:hyperlink w:history="1" r:id="rIdxp5pubpnziufgt-h0rfrj">
+            <w:hyperlink w:history="1" r:id="rIdlckhonkbkr1hhynxqslex">
               <w:r>
                 <w:rPr>
                   <w:rFonts w:ascii="Arial" w:cs="Arial" w:eastAsia="Arial" w:hAnsi="Arial"/>
@@ -26095,7 +26655,7 @@
               <w:spacing w:after="10" w:before="0"/>
               <w:ind w:left="120"/>
             </w:pPr>
-            <w:hyperlink w:history="1" r:id="rIdjdjjjp_js5oferljk31km">
+            <w:hyperlink w:history="1" r:id="rIdear_tjvqwt5nekrz43bze">
               <w:r>
                 <w:rPr>
                   <w:rFonts w:ascii="Arial" w:cs="Arial" w:eastAsia="Arial" w:hAnsi="Arial"/>
@@ -26123,6 +26683,7 @@
           </w:tcPr>
           <w:p>
             <w:pPr>
+              <w:keepNext w:val="false"/>
               <w:spacing w:after="40" w:before="0"/>
               <w:jc w:val="left"/>
             </w:pPr>
@@ -26155,6 +26716,7 @@
           </w:tcPr>
           <w:p>
             <w:pPr>
+              <w:keepNext w:val="false"/>
               <w:spacing w:after="40" w:before="0"/>
               <w:jc w:val="left"/>
             </w:pPr>
@@ -26187,6 +26749,7 @@
           </w:tcPr>
           <w:p>
             <w:pPr>
+              <w:keepNext w:val="false"/>
               <w:spacing w:after="40" w:before="0"/>
               <w:jc w:val="left"/>
             </w:pPr>
@@ -26219,6 +26782,7 @@
           </w:tcPr>
           <w:p>
             <w:pPr>
+              <w:keepNext w:val="false"/>
               <w:spacing w:after="40" w:before="0"/>
               <w:jc w:val="left"/>
             </w:pPr>
@@ -26253,6 +26817,7 @@
           </w:tcPr>
           <w:p>
             <w:pPr>
+              <w:keepNext w:val="false"/>
               <w:spacing w:after="40" w:before="0"/>
               <w:jc w:val="left"/>
             </w:pPr>
@@ -26290,7 +26855,7 @@
             <w:pPr>
               <w:spacing w:after="20" w:before="0"/>
             </w:pPr>
-            <w:hyperlink w:history="1" r:id="rIds_6pf-azvsa0b0qv-a_8p">
+            <w:hyperlink w:history="1" r:id="rIdabx_9cdv3rxui4dapja1a">
               <w:r>
                 <w:rPr>
                   <w:rFonts w:ascii="Arial" w:cs="Arial" w:eastAsia="Arial" w:hAnsi="Arial"/>
@@ -26323,7 +26888,7 @@
               <w:spacing w:after="10" w:before="0"/>
               <w:ind w:left="120"/>
             </w:pPr>
-            <w:hyperlink w:history="1" r:id="rId4xj2sndlocjon8n-no2re">
+            <w:hyperlink w:history="1" r:id="rIdbu4l53uofj2_tqveplljy">
               <w:r>
                 <w:rPr>
                   <w:rFonts w:ascii="Arial" w:cs="Arial" w:eastAsia="Arial" w:hAnsi="Arial"/>
@@ -26368,7 +26933,7 @@
             <w:pPr>
               <w:spacing w:after="20" w:before="0"/>
             </w:pPr>
-            <w:hyperlink w:history="1" r:id="rIdits9zp2kkk5j4i8dzjoyx">
+            <w:hyperlink w:history="1" r:id="rIddk9saxt4kgtzp74mthdgj">
               <w:r>
                 <w:rPr>
                   <w:rFonts w:ascii="Arial" w:cs="Arial" w:eastAsia="Arial" w:hAnsi="Arial"/>
@@ -26417,7 +26982,7 @@
               <w:spacing w:after="10" w:before="0"/>
               <w:ind w:left="120"/>
             </w:pPr>
-            <w:hyperlink w:history="1" r:id="rIdgl5-gt-ssfeuhmg0_sjre">
+            <w:hyperlink w:history="1" r:id="rIdpv2vwmzyjfclbe3gv71cb">
               <w:r>
                 <w:rPr>
                   <w:rFonts w:ascii="Arial" w:cs="Arial" w:eastAsia="Arial" w:hAnsi="Arial"/>
@@ -26445,6 +27010,7 @@
           </w:tcPr>
           <w:p>
             <w:pPr>
+              <w:keepNext w:val="false"/>
               <w:spacing w:after="40" w:before="0"/>
               <w:jc w:val="left"/>
             </w:pPr>
@@ -26477,6 +27043,7 @@
           </w:tcPr>
           <w:p>
             <w:pPr>
+              <w:keepNext w:val="false"/>
               <w:spacing w:after="40" w:before="0"/>
               <w:jc w:val="left"/>
             </w:pPr>
@@ -26509,6 +27076,7 @@
           </w:tcPr>
           <w:p>
             <w:pPr>
+              <w:keepNext w:val="false"/>
               <w:spacing w:after="40" w:before="0"/>
               <w:jc w:val="left"/>
             </w:pPr>
@@ -26541,6 +27109,7 @@
           </w:tcPr>
           <w:p>
             <w:pPr>
+              <w:keepNext w:val="false"/>
               <w:spacing w:after="40" w:before="0"/>
               <w:jc w:val="left"/>
             </w:pPr>
@@ -26600,6 +27169,7 @@
           </w:tcPr>
           <w:p>
             <w:pPr>
+              <w:keepNext w:val="false"/>
               <w:spacing w:after="40" w:before="0"/>
               <w:jc w:val="center"/>
             </w:pPr>
@@ -26634,6 +27204,7 @@
           </w:tcPr>
           <w:p>
             <w:pPr>
+              <w:keepNext w:val="false"/>
               <w:spacing w:after="40" w:before="0"/>
               <w:jc w:val="left"/>
             </w:pPr>
@@ -26695,6 +27266,7 @@
           </w:tcPr>
           <w:p>
             <w:pPr>
+              <w:keepNext w:val="false"/>
               <w:spacing w:after="40" w:before="0"/>
               <w:jc w:val="center"/>
             </w:pPr>
@@ -26729,6 +27301,7 @@
           </w:tcPr>
           <w:p>
             <w:pPr>
+              <w:keepNext w:val="false"/>
               <w:spacing w:after="40" w:before="0"/>
               <w:jc w:val="left"/>
             </w:pPr>
@@ -26761,6 +27334,7 @@
           </w:tcPr>
           <w:p>
             <w:pPr>
+              <w:keepNext w:val="false"/>
               <w:spacing w:after="40" w:before="0"/>
               <w:jc w:val="left"/>
             </w:pPr>
@@ -26795,6 +27369,7 @@
           </w:tcPr>
           <w:p>
             <w:pPr>
+              <w:keepNext w:val="false"/>
               <w:spacing w:after="40" w:before="0"/>
               <w:jc w:val="left"/>
             </w:pPr>
@@ -26827,6 +27402,7 @@
           </w:tcPr>
           <w:p>
             <w:pPr>
+              <w:keepNext w:val="false"/>
               <w:spacing w:after="40" w:before="0"/>
               <w:jc w:val="left"/>
             </w:pPr>
@@ -26861,6 +27437,7 @@
           </w:tcPr>
           <w:p>
             <w:pPr>
+              <w:keepNext w:val="false"/>
               <w:spacing w:after="40" w:before="0"/>
               <w:jc w:val="left"/>
             </w:pPr>
@@ -26893,6 +27470,7 @@
           </w:tcPr>
           <w:p>
             <w:pPr>
+              <w:keepNext w:val="false"/>
               <w:spacing w:after="40" w:before="0"/>
               <w:jc w:val="left"/>
             </w:pPr>
@@ -26929,7 +27507,7 @@
         </w:rPr>
         <w:t xml:space="preserve">© 2026 SeaVuria and ARES. Aligned with KICD objectives. Developed by SeaVuria; technical implementation by ARES (with AI assistance from Claude). Licensed under </w:t>
       </w:r>
-      <w:hyperlink w:history="1" r:id="rIdvexscdpkzhubsynni0rwk">
+      <w:hyperlink w:history="1" r:id="rId5kotuagdyn8ext9qox9mb">
         <w:r>
           <w:rPr>
             <w:rFonts w:ascii="Arial" w:cs="Arial" w:eastAsia="Arial" w:hAnsi="Arial"/>
@@ -26950,7 +27528,7 @@
         </w:rPr>
         <w:t xml:space="preserve"> (</w:t>
       </w:r>
-      <w:hyperlink w:history="1" r:id="rId0akztjsdiaa9hkffr91iq">
+      <w:hyperlink w:history="1" r:id="rIdaypplsvzp8dd5oirgenoe">
         <w:r>
           <w:rPr>
             <w:rFonts w:ascii="Arial" w:cs="Arial" w:eastAsia="Arial" w:hAnsi="Arial"/>
@@ -27011,6 +27589,7 @@
           </w:tcPr>
           <w:p>
             <w:pPr>
+              <w:keepNext w:val="false"/>
               <w:spacing w:after="40" w:before="0"/>
               <w:jc w:val="center"/>
             </w:pPr>
@@ -27045,6 +27624,7 @@
           </w:tcPr>
           <w:p>
             <w:pPr>
+              <w:keepNext w:val="false"/>
               <w:spacing w:after="40" w:before="0"/>
               <w:jc w:val="left"/>
             </w:pPr>
@@ -27077,6 +27657,7 @@
           </w:tcPr>
           <w:p>
             <w:pPr>
+              <w:keepNext w:val="false"/>
               <w:spacing w:after="40" w:before="0"/>
               <w:jc w:val="left"/>
             </w:pPr>
@@ -27109,6 +27690,7 @@
           </w:tcPr>
           <w:p>
             <w:pPr>
+              <w:keepNext w:val="false"/>
               <w:spacing w:after="40" w:before="0"/>
               <w:jc w:val="left"/>
             </w:pPr>
@@ -27143,6 +27725,7 @@
           </w:tcPr>
           <w:p>
             <w:pPr>
+              <w:keepNext w:val="false"/>
               <w:spacing w:after="40" w:before="0"/>
               <w:jc w:val="left"/>
             </w:pPr>
@@ -27175,6 +27758,7 @@
           </w:tcPr>
           <w:p>
             <w:pPr>
+              <w:keepNext w:val="false"/>
               <w:spacing w:after="40" w:before="0"/>
               <w:jc w:val="left"/>
             </w:pPr>
@@ -27207,6 +27791,7 @@
           </w:tcPr>
           <w:p>
             <w:pPr>
+              <w:keepNext w:val="false"/>
               <w:spacing w:after="40" w:before="0"/>
               <w:jc w:val="left"/>
             </w:pPr>
@@ -27241,6 +27826,7 @@
           </w:tcPr>
           <w:p>
             <w:pPr>
+              <w:keepNext w:val="false"/>
               <w:spacing w:after="40" w:before="0"/>
               <w:jc w:val="left"/>
             </w:pPr>
@@ -27273,6 +27859,7 @@
           </w:tcPr>
           <w:p>
             <w:pPr>
+              <w:keepNext w:val="false"/>
               <w:spacing w:after="40" w:before="0"/>
               <w:jc w:val="left"/>
             </w:pPr>
@@ -27305,6 +27892,7 @@
           </w:tcPr>
           <w:p>
             <w:pPr>
+              <w:keepNext w:val="false"/>
               <w:spacing w:after="40" w:before="0"/>
               <w:jc w:val="left"/>
             </w:pPr>
@@ -27339,6 +27927,7 @@
           </w:tcPr>
           <w:p>
             <w:pPr>
+              <w:keepNext w:val="false"/>
               <w:spacing w:after="40" w:before="0"/>
               <w:jc w:val="left"/>
             </w:pPr>
@@ -27371,6 +27960,7 @@
           </w:tcPr>
           <w:p>
             <w:pPr>
+              <w:keepNext w:val="false"/>
               <w:spacing w:after="40" w:before="0"/>
               <w:jc w:val="left"/>
             </w:pPr>
@@ -27403,6 +27993,7 @@
           </w:tcPr>
           <w:p>
             <w:pPr>
+              <w:keepNext w:val="false"/>
               <w:spacing w:after="40" w:before="0"/>
               <w:jc w:val="left"/>
             </w:pPr>

--- a/data/outputs/v2/General_Science/SS3.4_Magnetism_and_Electromagnetic_Induction/General_Science_Magnetism_and_Electromagnetic_Induction_CBE_LessonSequence.docx
+++ b/data/outputs/v2/General_Science/SS3.4_Magnetism_and_Electromagnetic_Induction/General_Science_Magnetism_and_Electromagnetic_Induction_CBE_LessonSequence.docx
@@ -2378,7 +2378,7 @@
         </w:rPr>
         <w:t xml:space="preserve">© 2026 SeaVuria and ARES. This work is licensed under a </w:t>
       </w:r>
-      <w:hyperlink w:history="1" r:id="rId4dnh0yijpm45uahbgjh6j">
+      <w:hyperlink w:history="1" r:id="rId6dkwrjch_jkscbd0kv5k5">
         <w:r>
           <w:rPr>
             <w:rFonts w:ascii="Arial" w:cs="Arial" w:eastAsia="Arial" w:hAnsi="Arial"/>
@@ -2398,7 +2398,7 @@
         </w:rPr>
         <w:t xml:space="preserve"> (</w:t>
       </w:r>
-      <w:hyperlink w:history="1" r:id="rIdaxvqmdnuqmzykgc9pwgtb">
+      <w:hyperlink w:history="1" r:id="rId_7xuvjvnevvqpt-wq67ui">
         <w:r>
           <w:rPr>
             <w:rFonts w:ascii="Arial" w:cs="Arial" w:eastAsia="Arial" w:hAnsi="Arial"/>
@@ -2418,7 +2418,7 @@
         </w:rPr>
         <w:t xml:space="preserve">). To view a copy of this license, visit </w:t>
       </w:r>
-      <w:hyperlink w:history="1" r:id="rIdns6bc2ie2uookesaqixdg">
+      <w:hyperlink w:history="1" r:id="rIddlxeptog2jgtzyjhorxvh">
         <w:r>
           <w:rPr>
             <w:rFonts w:ascii="Arial" w:cs="Arial" w:eastAsia="Arial" w:hAnsi="Arial"/>
@@ -3457,7 +3457,7 @@
             <w:pPr>
               <w:spacing w:after="20" w:before="0"/>
             </w:pPr>
-            <w:hyperlink w:history="1" r:id="rIdlozxxljkrwpf9u4oabiyp">
+            <w:hyperlink w:history="1" r:id="rIdqmqouhjn5xxszfqdtq5cc">
               <w:r>
                 <w:rPr>
                   <w:rFonts w:ascii="Arial" w:cs="Arial" w:eastAsia="Arial" w:hAnsi="Arial"/>
@@ -3506,7 +3506,7 @@
               <w:spacing w:after="10" w:before="0"/>
               <w:ind w:left="120"/>
             </w:pPr>
-            <w:hyperlink w:history="1" r:id="rId9q-va_vxglhhs3kqbcfhr">
+            <w:hyperlink w:history="1" r:id="rIdn0qgcpbagbovlyl5e7tfi">
               <w:r>
                 <w:rPr>
                   <w:rFonts w:ascii="Arial" w:cs="Arial" w:eastAsia="Arial" w:hAnsi="Arial"/>
@@ -3568,7 +3568,7 @@
               <w:spacing w:after="10" w:before="0"/>
               <w:ind w:left="120"/>
             </w:pPr>
-            <w:hyperlink w:history="1" r:id="rIdgfxtqdzwrettvi1etsznk">
+            <w:hyperlink w:history="1" r:id="rIdylddveyvlllcym23db0ti">
               <w:r>
                 <w:rPr>
                   <w:rFonts w:ascii="Arial" w:cs="Arial" w:eastAsia="Arial" w:hAnsi="Arial"/>
@@ -3783,7 +3783,7 @@
             <w:pPr>
               <w:spacing w:after="20" w:before="0"/>
             </w:pPr>
-            <w:hyperlink w:history="1" r:id="rIdujwmlixz-gar9vbrjrbvn">
+            <w:hyperlink w:history="1" r:id="rIdswzlsbpfwoozpeedi1smv">
               <w:r>
                 <w:rPr>
                   <w:rFonts w:ascii="Arial" w:cs="Arial" w:eastAsia="Arial" w:hAnsi="Arial"/>
@@ -3832,7 +3832,7 @@
               <w:spacing w:after="10" w:before="0"/>
               <w:ind w:left="120"/>
             </w:pPr>
-            <w:hyperlink w:history="1" r:id="rIdbjx0h3c9vmgtzoiyejpep">
+            <w:hyperlink w:history="1" r:id="rIdnyovz9kzodyd1d8lmdrka">
               <w:r>
                 <w:rPr>
                   <w:rFonts w:ascii="Arial" w:cs="Arial" w:eastAsia="Arial" w:hAnsi="Arial"/>
@@ -3894,7 +3894,7 @@
               <w:spacing w:after="10" w:before="0"/>
               <w:ind w:left="120"/>
             </w:pPr>
-            <w:hyperlink w:history="1" r:id="rId-qcvtbzgrqzupjgdweekt">
+            <w:hyperlink w:history="1" r:id="rIddjpz50wnes15lhzjgvpgx">
               <w:r>
                 <w:rPr>
                   <w:rFonts w:ascii="Arial" w:cs="Arial" w:eastAsia="Arial" w:hAnsi="Arial"/>
@@ -4109,7 +4109,7 @@
             <w:pPr>
               <w:spacing w:after="20" w:before="0"/>
             </w:pPr>
-            <w:hyperlink w:history="1" r:id="rIdizklqpvuykd77oqmq-t28">
+            <w:hyperlink w:history="1" r:id="rIdcgzj7vfmfshzev2gczlf0">
               <w:r>
                 <w:rPr>
                   <w:rFonts w:ascii="Arial" w:cs="Arial" w:eastAsia="Arial" w:hAnsi="Arial"/>
@@ -4158,7 +4158,7 @@
               <w:spacing w:after="10" w:before="0"/>
               <w:ind w:left="120"/>
             </w:pPr>
-            <w:hyperlink w:history="1" r:id="rId0fowrjvqhdrdylh21uzba">
+            <w:hyperlink w:history="1" r:id="rIdeeow1248oxgxiacqiluue">
               <w:r>
                 <w:rPr>
                   <w:rFonts w:ascii="Arial" w:cs="Arial" w:eastAsia="Arial" w:hAnsi="Arial"/>
@@ -4220,7 +4220,7 @@
               <w:spacing w:after="10" w:before="0"/>
               <w:ind w:left="120"/>
             </w:pPr>
-            <w:hyperlink w:history="1" r:id="rIdtoz-xgmx5myrorfkop9-j">
+            <w:hyperlink w:history="1" r:id="rIdmmpk-fzb55-bby-qfxwgl">
               <w:r>
                 <w:rPr>
                   <w:rFonts w:ascii="Arial" w:cs="Arial" w:eastAsia="Arial" w:hAnsi="Arial"/>
@@ -4435,7 +4435,7 @@
             <w:pPr>
               <w:spacing w:after="20" w:before="0"/>
             </w:pPr>
-            <w:hyperlink w:history="1" r:id="rIdrtbou4co5nxmhqfysrhu3">
+            <w:hyperlink w:history="1" r:id="rIddvap2fawghyh7bs8aaz-a">
               <w:r>
                 <w:rPr>
                   <w:rFonts w:ascii="Arial" w:cs="Arial" w:eastAsia="Arial" w:hAnsi="Arial"/>
@@ -4484,7 +4484,7 @@
               <w:spacing w:after="10" w:before="0"/>
               <w:ind w:left="120"/>
             </w:pPr>
-            <w:hyperlink w:history="1" r:id="rIdkodv324hgh3p-w5yecpx4">
+            <w:hyperlink w:history="1" r:id="rIdzcgpkpx8jykfer7-9g_v8">
               <w:r>
                 <w:rPr>
                   <w:rFonts w:ascii="Arial" w:cs="Arial" w:eastAsia="Arial" w:hAnsi="Arial"/>
@@ -4546,7 +4546,7 @@
               <w:spacing w:after="10" w:before="0"/>
               <w:ind w:left="120"/>
             </w:pPr>
-            <w:hyperlink w:history="1" r:id="rId2orepavlzav57q3bunea7">
+            <w:hyperlink w:history="1" r:id="rIdgjutify8oddu3pontk3ag">
               <w:r>
                 <w:rPr>
                   <w:rFonts w:ascii="Arial" w:cs="Arial" w:eastAsia="Arial" w:hAnsi="Arial"/>
@@ -4761,7 +4761,7 @@
             <w:pPr>
               <w:spacing w:after="20" w:before="0"/>
             </w:pPr>
-            <w:hyperlink w:history="1" r:id="rId9zpefsfpmoisj9igj0w0m">
+            <w:hyperlink w:history="1" r:id="rIdnunhx5zuo75l2jrhyvtsn">
               <w:r>
                 <w:rPr>
                   <w:rFonts w:ascii="Arial" w:cs="Arial" w:eastAsia="Arial" w:hAnsi="Arial"/>
@@ -4810,7 +4810,7 @@
               <w:spacing w:after="10" w:before="0"/>
               <w:ind w:left="120"/>
             </w:pPr>
-            <w:hyperlink w:history="1" r:id="rIdghqhqap3qoiyrytsemamq">
+            <w:hyperlink w:history="1" r:id="rIdq6q6c8s3wckythab-ixmq">
               <w:r>
                 <w:rPr>
                   <w:rFonts w:ascii="Arial" w:cs="Arial" w:eastAsia="Arial" w:hAnsi="Arial"/>
@@ -4872,7 +4872,7 @@
               <w:spacing w:after="10" w:before="0"/>
               <w:ind w:left="120"/>
             </w:pPr>
-            <w:hyperlink w:history="1" r:id="rIdxt_i_r5ewtqy6cwzgmgw0">
+            <w:hyperlink w:history="1" r:id="rIdqqzquw6i9frodtb4nmvw9">
               <w:r>
                 <w:rPr>
                   <w:rFonts w:ascii="Arial" w:cs="Arial" w:eastAsia="Arial" w:hAnsi="Arial"/>
@@ -5532,7 +5532,7 @@
         </w:rPr>
         <w:t xml:space="preserve">© 2026 SeaVuria and ARES. Aligned with KICD objectives. Developed by SeaVuria; technical implementation by ARES (with AI assistance from Claude). Licensed under </w:t>
       </w:r>
-      <w:hyperlink w:history="1" r:id="rIdojmfrlasdgfmjk5yzsjfy">
+      <w:hyperlink w:history="1" r:id="rIdcpquknf1c2xvrlckr8hz6">
         <w:r>
           <w:rPr>
             <w:rFonts w:ascii="Arial" w:cs="Arial" w:eastAsia="Arial" w:hAnsi="Arial"/>
@@ -5553,7 +5553,7 @@
         </w:rPr>
         <w:t xml:space="preserve"> (</w:t>
       </w:r>
-      <w:hyperlink w:history="1" r:id="rIdq9gq2xtp628jsdluxi8jc">
+      <w:hyperlink w:history="1" r:id="rIdc9ci79-ovay4fw93nibhe">
         <w:r>
           <w:rPr>
             <w:rFonts w:ascii="Arial" w:cs="Arial" w:eastAsia="Arial" w:hAnsi="Arial"/>
@@ -6593,7 +6593,7 @@
             <w:pPr>
               <w:spacing w:after="20" w:before="0"/>
             </w:pPr>
-            <w:hyperlink w:history="1" r:id="rIdmfiitbprbofok_5dmp256">
+            <w:hyperlink w:history="1" r:id="rIdvg0czihk9ydu29plb0abg">
               <w:r>
                 <w:rPr>
                   <w:rFonts w:ascii="Arial" w:cs="Arial" w:eastAsia="Arial" w:hAnsi="Arial"/>
@@ -6642,7 +6642,7 @@
               <w:spacing w:after="10" w:before="0"/>
               <w:ind w:left="120"/>
             </w:pPr>
-            <w:hyperlink w:history="1" r:id="rIddn1gaspbbetx3klz2w8ep">
+            <w:hyperlink w:history="1" r:id="rIdzdj-amrfj6nfj8tbkghhm">
               <w:r>
                 <w:rPr>
                   <w:rFonts w:ascii="Arial" w:cs="Arial" w:eastAsia="Arial" w:hAnsi="Arial"/>
@@ -6687,7 +6687,7 @@
             <w:pPr>
               <w:spacing w:after="20" w:before="0"/>
             </w:pPr>
-            <w:hyperlink w:history="1" r:id="rId9qmpatwqwfrcm23nfn9_-">
+            <w:hyperlink w:history="1" r:id="rId8sqc3dhuo3qw_xvgencwd">
               <w:r>
                 <w:rPr>
                   <w:rFonts w:ascii="Arial" w:cs="Arial" w:eastAsia="Arial" w:hAnsi="Arial"/>
@@ -6736,7 +6736,7 @@
               <w:spacing w:after="10" w:before="0"/>
               <w:ind w:left="120"/>
             </w:pPr>
-            <w:hyperlink w:history="1" r:id="rIdipkyhrsugvu-xubjjdkk8">
+            <w:hyperlink w:history="1" r:id="rIdna0m9cauytcdnl9vp_gnt">
               <w:r>
                 <w:rPr>
                   <w:rFonts w:ascii="Arial" w:cs="Arial" w:eastAsia="Arial" w:hAnsi="Arial"/>
@@ -6936,7 +6936,7 @@
             <w:pPr>
               <w:spacing w:after="20" w:before="0"/>
             </w:pPr>
-            <w:hyperlink w:history="1" r:id="rIdk1t9u93wiajf7bu2uwuc_">
+            <w:hyperlink w:history="1" r:id="rIdhaud_ffyjcboygkhjwyta">
               <w:r>
                 <w:rPr>
                   <w:rFonts w:ascii="Arial" w:cs="Arial" w:eastAsia="Arial" w:hAnsi="Arial"/>
@@ -6985,7 +6985,7 @@
               <w:spacing w:after="10" w:before="0"/>
               <w:ind w:left="120"/>
             </w:pPr>
-            <w:hyperlink w:history="1" r:id="rIdv7cvo6autstqmubmrwkny">
+            <w:hyperlink w:history="1" r:id="rIdygop-rjrrxjgdhy5kofhe">
               <w:r>
                 <w:rPr>
                   <w:rFonts w:ascii="Arial" w:cs="Arial" w:eastAsia="Arial" w:hAnsi="Arial"/>
@@ -7030,7 +7030,7 @@
             <w:pPr>
               <w:spacing w:after="20" w:before="0"/>
             </w:pPr>
-            <w:hyperlink w:history="1" r:id="rId2orjjkykw-usfzoog5vk5">
+            <w:hyperlink w:history="1" r:id="rIdnb_gm6ro7plymh9q6vwfg">
               <w:r>
                 <w:rPr>
                   <w:rFonts w:ascii="Arial" w:cs="Arial" w:eastAsia="Arial" w:hAnsi="Arial"/>
@@ -7079,7 +7079,7 @@
               <w:spacing w:after="10" w:before="0"/>
               <w:ind w:left="120"/>
             </w:pPr>
-            <w:hyperlink w:history="1" r:id="rIdgp44iexhwdn3btkhkgsad">
+            <w:hyperlink w:history="1" r:id="rIdyp9rcbgkatptk-rdotsj2">
               <w:r>
                 <w:rPr>
                   <w:rFonts w:ascii="Arial" w:cs="Arial" w:eastAsia="Arial" w:hAnsi="Arial"/>
@@ -7279,7 +7279,7 @@
             <w:pPr>
               <w:spacing w:after="20" w:before="0"/>
             </w:pPr>
-            <w:hyperlink w:history="1" r:id="rIdacv_jf3i4ql7dhhfojnbi">
+            <w:hyperlink w:history="1" r:id="rIdchunb8belilixpadcqtxa">
               <w:r>
                 <w:rPr>
                   <w:rFonts w:ascii="Arial" w:cs="Arial" w:eastAsia="Arial" w:hAnsi="Arial"/>
@@ -7328,7 +7328,7 @@
               <w:spacing w:after="10" w:before="0"/>
               <w:ind w:left="120"/>
             </w:pPr>
-            <w:hyperlink w:history="1" r:id="rIdbbnh8ta_lxpltp2ui404u">
+            <w:hyperlink w:history="1" r:id="rIdmg29-yzyx_bmjejzbctru">
               <w:r>
                 <w:rPr>
                   <w:rFonts w:ascii="Arial" w:cs="Arial" w:eastAsia="Arial" w:hAnsi="Arial"/>
@@ -7373,7 +7373,7 @@
             <w:pPr>
               <w:spacing w:after="20" w:before="0"/>
             </w:pPr>
-            <w:hyperlink w:history="1" r:id="rIdxgg3ssvetidmpxhx8u7fl">
+            <w:hyperlink w:history="1" r:id="rId2leud91cgurycs6pbgnnv">
               <w:r>
                 <w:rPr>
                   <w:rFonts w:ascii="Arial" w:cs="Arial" w:eastAsia="Arial" w:hAnsi="Arial"/>
@@ -7422,7 +7422,7 @@
               <w:spacing w:after="10" w:before="0"/>
               <w:ind w:left="120"/>
             </w:pPr>
-            <w:hyperlink w:history="1" r:id="rIduggfrdbpda-nqzrvjoghz">
+            <w:hyperlink w:history="1" r:id="rIdtm-dt7hwiqhetknu-dcp5">
               <w:r>
                 <w:rPr>
                   <w:rFonts w:ascii="Arial" w:cs="Arial" w:eastAsia="Arial" w:hAnsi="Arial"/>
@@ -7622,7 +7622,7 @@
             <w:pPr>
               <w:spacing w:after="20" w:before="0"/>
             </w:pPr>
-            <w:hyperlink w:history="1" r:id="rIdfw04bdubgy9yojwwi83la">
+            <w:hyperlink w:history="1" r:id="rIdtbsjz1xepbuhegptpjqqz">
               <w:r>
                 <w:rPr>
                   <w:rFonts w:ascii="Arial" w:cs="Arial" w:eastAsia="Arial" w:hAnsi="Arial"/>
@@ -7671,7 +7671,7 @@
               <w:spacing w:after="10" w:before="0"/>
               <w:ind w:left="120"/>
             </w:pPr>
-            <w:hyperlink w:history="1" r:id="rIduvxonjwvrvyrnyvdrxd9n">
+            <w:hyperlink w:history="1" r:id="rId3bynxcg8olmwgy1a14puf">
               <w:r>
                 <w:rPr>
                   <w:rFonts w:ascii="Arial" w:cs="Arial" w:eastAsia="Arial" w:hAnsi="Arial"/>
@@ -7716,7 +7716,7 @@
             <w:pPr>
               <w:spacing w:after="20" w:before="0"/>
             </w:pPr>
-            <w:hyperlink w:history="1" r:id="rIddochtvav8byxbkh4ipgy_">
+            <w:hyperlink w:history="1" r:id="rIdpyni-gi5kblqvofb5e8sz">
               <w:r>
                 <w:rPr>
                   <w:rFonts w:ascii="Arial" w:cs="Arial" w:eastAsia="Arial" w:hAnsi="Arial"/>
@@ -7765,7 +7765,7 @@
               <w:spacing w:after="10" w:before="0"/>
               <w:ind w:left="120"/>
             </w:pPr>
-            <w:hyperlink w:history="1" r:id="rIdelkjmsexpqbs8vvoahh9h">
+            <w:hyperlink w:history="1" r:id="rIdew0k2l75cshakp1reylmq">
               <w:r>
                 <w:rPr>
                   <w:rFonts w:ascii="Arial" w:cs="Arial" w:eastAsia="Arial" w:hAnsi="Arial"/>
@@ -7965,7 +7965,7 @@
             <w:pPr>
               <w:spacing w:after="20" w:before="0"/>
             </w:pPr>
-            <w:hyperlink w:history="1" r:id="rIdufbwym8y27ikkqgdrbqqf">
+            <w:hyperlink w:history="1" r:id="rIdv3jfm70xeeuhok_xflm_v">
               <w:r>
                 <w:rPr>
                   <w:rFonts w:ascii="Arial" w:cs="Arial" w:eastAsia="Arial" w:hAnsi="Arial"/>
@@ -8014,7 +8014,7 @@
               <w:spacing w:after="10" w:before="0"/>
               <w:ind w:left="120"/>
             </w:pPr>
-            <w:hyperlink w:history="1" r:id="rIds8pmdl1jwez3gew2cs6wl">
+            <w:hyperlink w:history="1" r:id="rIdexcfy6vtz2p4xdkm9wd-u">
               <w:r>
                 <w:rPr>
                   <w:rFonts w:ascii="Arial" w:cs="Arial" w:eastAsia="Arial" w:hAnsi="Arial"/>
@@ -8059,7 +8059,7 @@
             <w:pPr>
               <w:spacing w:after="20" w:before="0"/>
             </w:pPr>
-            <w:hyperlink w:history="1" r:id="rIdxhk-suolfmswpsgsadxf7">
+            <w:hyperlink w:history="1" r:id="rId3f2x1vygkuglitfrdr_xd">
               <w:r>
                 <w:rPr>
                   <w:rFonts w:ascii="Arial" w:cs="Arial" w:eastAsia="Arial" w:hAnsi="Arial"/>
@@ -8108,7 +8108,7 @@
               <w:spacing w:after="10" w:before="0"/>
               <w:ind w:left="120"/>
             </w:pPr>
-            <w:hyperlink w:history="1" r:id="rIdwd8-6e00lm_815gnzczaw">
+            <w:hyperlink w:history="1" r:id="rIdelgh9pk3qtcor-64ill1f">
               <w:r>
                 <w:rPr>
                   <w:rFonts w:ascii="Arial" w:cs="Arial" w:eastAsia="Arial" w:hAnsi="Arial"/>
@@ -8633,7 +8633,7 @@
         </w:rPr>
         <w:t xml:space="preserve">© 2026 SeaVuria and ARES. Aligned with KICD objectives. Developed by SeaVuria; technical implementation by ARES (with AI assistance from Claude). Licensed under </w:t>
       </w:r>
-      <w:hyperlink w:history="1" r:id="rIdsuv0wp9zki2fgyjtbvhcc">
+      <w:hyperlink w:history="1" r:id="rIdom80gwm6zbxsovpwk1cdp">
         <w:r>
           <w:rPr>
             <w:rFonts w:ascii="Arial" w:cs="Arial" w:eastAsia="Arial" w:hAnsi="Arial"/>
@@ -8654,7 +8654,7 @@
         </w:rPr>
         <w:t xml:space="preserve"> (</w:t>
       </w:r>
-      <w:hyperlink w:history="1" r:id="rIdbvomrfozgbeqiu728u2az">
+      <w:hyperlink w:history="1" r:id="rIdb01jvi3qcygjlnetdtkao">
         <w:r>
           <w:rPr>
             <w:rFonts w:ascii="Arial" w:cs="Arial" w:eastAsia="Arial" w:hAnsi="Arial"/>
@@ -9694,7 +9694,7 @@
             <w:pPr>
               <w:spacing w:after="20" w:before="0"/>
             </w:pPr>
-            <w:hyperlink w:history="1" r:id="rIdquiw1zc5ij3ertlwmx8_l">
+            <w:hyperlink w:history="1" r:id="rIdp3bpwczkoytgsnbe-qqgn">
               <w:r>
                 <w:rPr>
                   <w:rFonts w:ascii="Arial" w:cs="Arial" w:eastAsia="Arial" w:hAnsi="Arial"/>
@@ -9727,7 +9727,7 @@
               <w:spacing w:after="10" w:before="0"/>
               <w:ind w:left="120"/>
             </w:pPr>
-            <w:hyperlink w:history="1" r:id="rIds8cp8967uy1rnzy6uobry">
+            <w:hyperlink w:history="1" r:id="rIdo3wsswvn5lpntbgzyu88e">
               <w:r>
                 <w:rPr>
                   <w:rFonts w:ascii="Arial" w:cs="Arial" w:eastAsia="Arial" w:hAnsi="Arial"/>
@@ -9772,7 +9772,7 @@
             <w:pPr>
               <w:spacing w:after="20" w:before="0"/>
             </w:pPr>
-            <w:hyperlink w:history="1" r:id="rIdri4yegj4tezc0jq52qy8o">
+            <w:hyperlink w:history="1" r:id="rIdh6l1u3u5r8ituhrvzra9a">
               <w:r>
                 <w:rPr>
                   <w:rFonts w:ascii="Arial" w:cs="Arial" w:eastAsia="Arial" w:hAnsi="Arial"/>
@@ -9805,7 +9805,7 @@
               <w:spacing w:after="10" w:before="0"/>
               <w:ind w:left="120"/>
             </w:pPr>
-            <w:hyperlink w:history="1" r:id="rIdus4qhm7frm-h5pdjkh_5o">
+            <w:hyperlink w:history="1" r:id="rId-186tieptpxrdznmdohw-">
               <w:r>
                 <w:rPr>
                   <w:rFonts w:ascii="Arial" w:cs="Arial" w:eastAsia="Arial" w:hAnsi="Arial"/>
@@ -10005,7 +10005,7 @@
             <w:pPr>
               <w:spacing w:after="20" w:before="0"/>
             </w:pPr>
-            <w:hyperlink w:history="1" r:id="rIdl2qjfz4exgrutasbsb4fq">
+            <w:hyperlink w:history="1" r:id="rIdnwspm6h7d4kg_3wtuwjgt">
               <w:r>
                 <w:rPr>
                   <w:rFonts w:ascii="Arial" w:cs="Arial" w:eastAsia="Arial" w:hAnsi="Arial"/>
@@ -10038,7 +10038,7 @@
               <w:spacing w:after="10" w:before="0"/>
               <w:ind w:left="120"/>
             </w:pPr>
-            <w:hyperlink w:history="1" r:id="rIdjq229ygnwkv-kjp2ehulw">
+            <w:hyperlink w:history="1" r:id="rIdj5pajprfgu8ml7lywx8mu">
               <w:r>
                 <w:rPr>
                   <w:rFonts w:ascii="Arial" w:cs="Arial" w:eastAsia="Arial" w:hAnsi="Arial"/>
@@ -10083,7 +10083,7 @@
             <w:pPr>
               <w:spacing w:after="20" w:before="0"/>
             </w:pPr>
-            <w:hyperlink w:history="1" r:id="rIdljyryf-xc1yqh14onclo-">
+            <w:hyperlink w:history="1" r:id="rIdm2m_foscnjdvoym9pumgr">
               <w:r>
                 <w:rPr>
                   <w:rFonts w:ascii="Arial" w:cs="Arial" w:eastAsia="Arial" w:hAnsi="Arial"/>
@@ -10116,7 +10116,7 @@
               <w:spacing w:after="10" w:before="0"/>
               <w:ind w:left="120"/>
             </w:pPr>
-            <w:hyperlink w:history="1" r:id="rIdcwm6o6pyvpmnf3a46o5vr">
+            <w:hyperlink w:history="1" r:id="rIdtp2brp38nnqlftlenarqx">
               <w:r>
                 <w:rPr>
                   <w:rFonts w:ascii="Arial" w:cs="Arial" w:eastAsia="Arial" w:hAnsi="Arial"/>
@@ -10316,7 +10316,7 @@
             <w:pPr>
               <w:spacing w:after="20" w:before="0"/>
             </w:pPr>
-            <w:hyperlink w:history="1" r:id="rId3x3dyomdfkw4zhmn8jlqb">
+            <w:hyperlink w:history="1" r:id="rIdxxsnzljzi_p44ibihqyr_">
               <w:r>
                 <w:rPr>
                   <w:rFonts w:ascii="Arial" w:cs="Arial" w:eastAsia="Arial" w:hAnsi="Arial"/>
@@ -10365,7 +10365,7 @@
               <w:spacing w:after="10" w:before="0"/>
               <w:ind w:left="120"/>
             </w:pPr>
-            <w:hyperlink w:history="1" r:id="rIdxhukn1xmv7wwqmophhprz">
+            <w:hyperlink w:history="1" r:id="rIdovblimtd7wgpcetvgs8vl">
               <w:r>
                 <w:rPr>
                   <w:rFonts w:ascii="Arial" w:cs="Arial" w:eastAsia="Arial" w:hAnsi="Arial"/>
@@ -10410,7 +10410,7 @@
             <w:pPr>
               <w:spacing w:after="20" w:before="0"/>
             </w:pPr>
-            <w:hyperlink w:history="1" r:id="rIdzgz0gheqzwvn50djd6q8x">
+            <w:hyperlink w:history="1" r:id="rIdiav_2hitqwrulx-u7fduu">
               <w:r>
                 <w:rPr>
                   <w:rFonts w:ascii="Arial" w:cs="Arial" w:eastAsia="Arial" w:hAnsi="Arial"/>
@@ -10443,7 +10443,7 @@
               <w:spacing w:after="10" w:before="0"/>
               <w:ind w:left="120"/>
             </w:pPr>
-            <w:hyperlink w:history="1" r:id="rIdciaz26gt0sq9gk02wmege">
+            <w:hyperlink w:history="1" r:id="rIdm8vguwat0lfcom-xvca1m">
               <w:r>
                 <w:rPr>
                   <w:rFonts w:ascii="Arial" w:cs="Arial" w:eastAsia="Arial" w:hAnsi="Arial"/>
@@ -10643,7 +10643,7 @@
             <w:pPr>
               <w:spacing w:after="20" w:before="0"/>
             </w:pPr>
-            <w:hyperlink w:history="1" r:id="rIdp22svn4habe7sjucrlzuw">
+            <w:hyperlink w:history="1" r:id="rIdj0-wf1yjvz42nqbmek-fz">
               <w:r>
                 <w:rPr>
                   <w:rFonts w:ascii="Arial" w:cs="Arial" w:eastAsia="Arial" w:hAnsi="Arial"/>
@@ -10692,7 +10692,7 @@
               <w:spacing w:after="10" w:before="0"/>
               <w:ind w:left="120"/>
             </w:pPr>
-            <w:hyperlink w:history="1" r:id="rIduggerxsyk4us-4kjhhnil">
+            <w:hyperlink w:history="1" r:id="rIduekfvhwrc2y2cm6jfwwpc">
               <w:r>
                 <w:rPr>
                   <w:rFonts w:ascii="Arial" w:cs="Arial" w:eastAsia="Arial" w:hAnsi="Arial"/>
@@ -10737,7 +10737,7 @@
             <w:pPr>
               <w:spacing w:after="20" w:before="0"/>
             </w:pPr>
-            <w:hyperlink w:history="1" r:id="rIdly9l5ergpakwsj7axnzbi">
+            <w:hyperlink w:history="1" r:id="rIdksds5vntlto3bpbz9ccxo">
               <w:r>
                 <w:rPr>
                   <w:rFonts w:ascii="Arial" w:cs="Arial" w:eastAsia="Arial" w:hAnsi="Arial"/>
@@ -10770,7 +10770,7 @@
               <w:spacing w:after="10" w:before="0"/>
               <w:ind w:left="120"/>
             </w:pPr>
-            <w:hyperlink w:history="1" r:id="rIdcczv7y1tta3o5tzlhgo3m">
+            <w:hyperlink w:history="1" r:id="rIdiwwutgrj8wjqa13uwjfqo">
               <w:r>
                 <w:rPr>
                   <w:rFonts w:ascii="Arial" w:cs="Arial" w:eastAsia="Arial" w:hAnsi="Arial"/>
@@ -10970,7 +10970,7 @@
             <w:pPr>
               <w:spacing w:after="20" w:before="0"/>
             </w:pPr>
-            <w:hyperlink w:history="1" r:id="rIdca72lvj7nduejrbsg4q5a">
+            <w:hyperlink w:history="1" r:id="rIdpd9y_y_vnepinn1wpbi4r">
               <w:r>
                 <w:rPr>
                   <w:rFonts w:ascii="Arial" w:cs="Arial" w:eastAsia="Arial" w:hAnsi="Arial"/>
@@ -11019,7 +11019,7 @@
               <w:spacing w:after="10" w:before="0"/>
               <w:ind w:left="120"/>
             </w:pPr>
-            <w:hyperlink w:history="1" r:id="rId1tkn41huw-mriqxmhxmgb">
+            <w:hyperlink w:history="1" r:id="rIdz1wmq8xxa1ci7uzwlypj3">
               <w:r>
                 <w:rPr>
                   <w:rFonts w:ascii="Arial" w:cs="Arial" w:eastAsia="Arial" w:hAnsi="Arial"/>
@@ -11064,7 +11064,7 @@
             <w:pPr>
               <w:spacing w:after="20" w:before="0"/>
             </w:pPr>
-            <w:hyperlink w:history="1" r:id="rId6xwpyxrmwqlrwb92o4mg0">
+            <w:hyperlink w:history="1" r:id="rId_8tzmgqjarn3g7fob7l70">
               <w:r>
                 <w:rPr>
                   <w:rFonts w:ascii="Arial" w:cs="Arial" w:eastAsia="Arial" w:hAnsi="Arial"/>
@@ -11113,7 +11113,7 @@
               <w:spacing w:after="10" w:before="0"/>
               <w:ind w:left="120"/>
             </w:pPr>
-            <w:hyperlink w:history="1" r:id="rIdkrhxajy5g_h5-1tnehj_w">
+            <w:hyperlink w:history="1" r:id="rIdoqgw1mncycajokfx8zoyy">
               <w:r>
                 <w:rPr>
                   <w:rFonts w:ascii="Arial" w:cs="Arial" w:eastAsia="Arial" w:hAnsi="Arial"/>
@@ -11878,7 +11878,7 @@
         </w:rPr>
         <w:t xml:space="preserve">© 2026 SeaVuria and ARES. Aligned with KICD objectives. Developed by SeaVuria; technical implementation by ARES (with AI assistance from Claude). Licensed under </w:t>
       </w:r>
-      <w:hyperlink w:history="1" r:id="rIdc0pbnqyt-252xwp_icwsm">
+      <w:hyperlink w:history="1" r:id="rIddx7gssk-5tqnxqalsskm5">
         <w:r>
           <w:rPr>
             <w:rFonts w:ascii="Arial" w:cs="Arial" w:eastAsia="Arial" w:hAnsi="Arial"/>
@@ -11899,7 +11899,7 @@
         </w:rPr>
         <w:t xml:space="preserve"> (</w:t>
       </w:r>
-      <w:hyperlink w:history="1" r:id="rIdtyuf3gqhakfwnicr9rgl7">
+      <w:hyperlink w:history="1" r:id="rIdgjoyz8xbkrmoc57skfogz">
         <w:r>
           <w:rPr>
             <w:rFonts w:ascii="Arial" w:cs="Arial" w:eastAsia="Arial" w:hAnsi="Arial"/>
@@ -12939,7 +12939,7 @@
             <w:pPr>
               <w:spacing w:after="20" w:before="0"/>
             </w:pPr>
-            <w:hyperlink w:history="1" r:id="rIdbivc83wzcavkhww7rjuv4">
+            <w:hyperlink w:history="1" r:id="rIdmibopg9frpqpjqfssus6k">
               <w:r>
                 <w:rPr>
                   <w:rFonts w:ascii="Arial" w:cs="Arial" w:eastAsia="Arial" w:hAnsi="Arial"/>
@@ -12972,7 +12972,7 @@
               <w:spacing w:after="10" w:before="0"/>
               <w:ind w:left="120"/>
             </w:pPr>
-            <w:hyperlink w:history="1" r:id="rIdb5megg-xw7wwy3gg9gamc">
+            <w:hyperlink w:history="1" r:id="rIdcnpietdzbbemvgcb-vqyq">
               <w:r>
                 <w:rPr>
                   <w:rFonts w:ascii="Arial" w:cs="Arial" w:eastAsia="Arial" w:hAnsi="Arial"/>
@@ -13017,7 +13017,7 @@
             <w:pPr>
               <w:spacing w:after="20" w:before="0"/>
             </w:pPr>
-            <w:hyperlink w:history="1" r:id="rIdok_kn2fwdm0zdjpvlmt9d">
+            <w:hyperlink w:history="1" r:id="rIdvbqbhgox8ohcfkkbfcbjy">
               <w:r>
                 <w:rPr>
                   <w:rFonts w:ascii="Arial" w:cs="Arial" w:eastAsia="Arial" w:hAnsi="Arial"/>
@@ -13066,7 +13066,7 @@
               <w:spacing w:after="10" w:before="0"/>
               <w:ind w:left="120"/>
             </w:pPr>
-            <w:hyperlink w:history="1" r:id="rIdbsrxqtojxbtw_p0kmt5bd">
+            <w:hyperlink w:history="1" r:id="rIdccnuqd6htfesjcel_lakc">
               <w:r>
                 <w:rPr>
                   <w:rFonts w:ascii="Arial" w:cs="Arial" w:eastAsia="Arial" w:hAnsi="Arial"/>
@@ -13266,7 +13266,7 @@
             <w:pPr>
               <w:spacing w:after="20" w:before="0"/>
             </w:pPr>
-            <w:hyperlink w:history="1" r:id="rIdx1hvycuoriwbhm0o5gjnp">
+            <w:hyperlink w:history="1" r:id="rIdyvxcmawfvf4g54kkwjkjq">
               <w:r>
                 <w:rPr>
                   <w:rFonts w:ascii="Arial" w:cs="Arial" w:eastAsia="Arial" w:hAnsi="Arial"/>
@@ -13299,7 +13299,7 @@
               <w:spacing w:after="10" w:before="0"/>
               <w:ind w:left="120"/>
             </w:pPr>
-            <w:hyperlink w:history="1" r:id="rIdexw81-igi2zo18czf9xe4">
+            <w:hyperlink w:history="1" r:id="rIdsi_s5hrwvqklcvim6c-xt">
               <w:r>
                 <w:rPr>
                   <w:rFonts w:ascii="Arial" w:cs="Arial" w:eastAsia="Arial" w:hAnsi="Arial"/>
@@ -13344,7 +13344,7 @@
             <w:pPr>
               <w:spacing w:after="20" w:before="0"/>
             </w:pPr>
-            <w:hyperlink w:history="1" r:id="rIdanqnydiijy-cvgdmzpowh">
+            <w:hyperlink w:history="1" r:id="rIdyrmgrbgrujbqmzkdcrfbm">
               <w:r>
                 <w:rPr>
                   <w:rFonts w:ascii="Arial" w:cs="Arial" w:eastAsia="Arial" w:hAnsi="Arial"/>
@@ -13393,7 +13393,7 @@
               <w:spacing w:after="10" w:before="0"/>
               <w:ind w:left="120"/>
             </w:pPr>
-            <w:hyperlink w:history="1" r:id="rIdh1qyct8eurfafhcya9rpj">
+            <w:hyperlink w:history="1" r:id="rIdqr0xmawrno9ypqk5wukqv">
               <w:r>
                 <w:rPr>
                   <w:rFonts w:ascii="Arial" w:cs="Arial" w:eastAsia="Arial" w:hAnsi="Arial"/>
@@ -13773,7 +13773,7 @@
             <w:pPr>
               <w:spacing w:after="20" w:before="0"/>
             </w:pPr>
-            <w:hyperlink w:history="1" r:id="rIdywzhftfawcat2qj1aj208">
+            <w:hyperlink w:history="1" r:id="rIdu4svccv46anfj1s9tzip5">
               <w:r>
                 <w:rPr>
                   <w:rFonts w:ascii="Arial" w:cs="Arial" w:eastAsia="Arial" w:hAnsi="Arial"/>
@@ -13822,7 +13822,7 @@
               <w:spacing w:after="10" w:before="0"/>
               <w:ind w:left="120"/>
             </w:pPr>
-            <w:hyperlink w:history="1" r:id="rIdbzuoce9j27h9-0q9tk1ak">
+            <w:hyperlink w:history="1" r:id="rIdsm6c7mnupxrtwskq3kaol">
               <w:r>
                 <w:rPr>
                   <w:rFonts w:ascii="Arial" w:cs="Arial" w:eastAsia="Arial" w:hAnsi="Arial"/>
@@ -13867,7 +13867,7 @@
             <w:pPr>
               <w:spacing w:after="20" w:before="0"/>
             </w:pPr>
-            <w:hyperlink w:history="1" r:id="rIdz0dngdqxszymiwon8szv-">
+            <w:hyperlink w:history="1" r:id="rId8ybexugzelvsgsfacjdh1">
               <w:r>
                 <w:rPr>
                   <w:rFonts w:ascii="Arial" w:cs="Arial" w:eastAsia="Arial" w:hAnsi="Arial"/>
@@ -13916,7 +13916,7 @@
               <w:spacing w:after="10" w:before="0"/>
               <w:ind w:left="120"/>
             </w:pPr>
-            <w:hyperlink w:history="1" r:id="rIdmkdqjtfqgmdq8belpjmmp">
+            <w:hyperlink w:history="1" r:id="rIdrfufozsl8prx3hgkpzahh">
               <w:r>
                 <w:rPr>
                   <w:rFonts w:ascii="Arial" w:cs="Arial" w:eastAsia="Arial" w:hAnsi="Arial"/>
@@ -14216,7 +14216,7 @@
             <w:pPr>
               <w:spacing w:after="20" w:before="0"/>
             </w:pPr>
-            <w:hyperlink w:history="1" r:id="rIdke0xt6mvxrk7cwrcdxrvb">
+            <w:hyperlink w:history="1" r:id="rIdjblgxszq-kw7onkkr5iyt">
               <w:r>
                 <w:rPr>
                   <w:rFonts w:ascii="Arial" w:cs="Arial" w:eastAsia="Arial" w:hAnsi="Arial"/>
@@ -14265,7 +14265,7 @@
               <w:spacing w:after="10" w:before="0"/>
               <w:ind w:left="120"/>
             </w:pPr>
-            <w:hyperlink w:history="1" r:id="rIdomgkpgpn9p-eu-rqxk_ak">
+            <w:hyperlink w:history="1" r:id="rIdcj6wpugobkz0103yqkhcl">
               <w:r>
                 <w:rPr>
                   <w:rFonts w:ascii="Arial" w:cs="Arial" w:eastAsia="Arial" w:hAnsi="Arial"/>
@@ -14310,7 +14310,7 @@
             <w:pPr>
               <w:spacing w:after="20" w:before="0"/>
             </w:pPr>
-            <w:hyperlink w:history="1" r:id="rId7-ixwo8vtaddd_eavb34r">
+            <w:hyperlink w:history="1" r:id="rIduwesz5ipp-inf6vckqkkl">
               <w:r>
                 <w:rPr>
                   <w:rFonts w:ascii="Arial" w:cs="Arial" w:eastAsia="Arial" w:hAnsi="Arial"/>
@@ -14359,7 +14359,7 @@
               <w:spacing w:after="10" w:before="0"/>
               <w:ind w:left="120"/>
             </w:pPr>
-            <w:hyperlink w:history="1" r:id="rIdpkpevnd0dmll1qkr3f2as">
+            <w:hyperlink w:history="1" r:id="rIdvbj8nd5jfabijnyjpha8g">
               <w:r>
                 <w:rPr>
                   <w:rFonts w:ascii="Arial" w:cs="Arial" w:eastAsia="Arial" w:hAnsi="Arial"/>
@@ -14559,7 +14559,7 @@
             <w:pPr>
               <w:spacing w:after="20" w:before="0"/>
             </w:pPr>
-            <w:hyperlink w:history="1" r:id="rId39udkr6uizpvlvgsu3iiz">
+            <w:hyperlink w:history="1" r:id="rIdsm3k2apld_i5ryfvbv0cp">
               <w:r>
                 <w:rPr>
                   <w:rFonts w:ascii="Arial" w:cs="Arial" w:eastAsia="Arial" w:hAnsi="Arial"/>
@@ -14608,7 +14608,7 @@
               <w:spacing w:after="10" w:before="0"/>
               <w:ind w:left="120"/>
             </w:pPr>
-            <w:hyperlink w:history="1" r:id="rIdipzdnacilpfltnep8uh5l">
+            <w:hyperlink w:history="1" r:id="rIdlr7malqag7phcrtkfnntj">
               <w:r>
                 <w:rPr>
                   <w:rFonts w:ascii="Arial" w:cs="Arial" w:eastAsia="Arial" w:hAnsi="Arial"/>
@@ -14653,7 +14653,7 @@
             <w:pPr>
               <w:spacing w:after="20" w:before="0"/>
             </w:pPr>
-            <w:hyperlink w:history="1" r:id="rIdyyex5srerzh8zsnwakrhz">
+            <w:hyperlink w:history="1" r:id="rIdbz9wcrvthwdc369s_zmqh">
               <w:r>
                 <w:rPr>
                   <w:rFonts w:ascii="Arial" w:cs="Arial" w:eastAsia="Arial" w:hAnsi="Arial"/>
@@ -14702,7 +14702,7 @@
               <w:spacing w:after="10" w:before="0"/>
               <w:ind w:left="120"/>
             </w:pPr>
-            <w:hyperlink w:history="1" r:id="rIdyrt1uatz_ijhfvgttpsrw">
+            <w:hyperlink w:history="1" r:id="rIdwgvummt3kyeutgnmlnj7s">
               <w:r>
                 <w:rPr>
                   <w:rFonts w:ascii="Arial" w:cs="Arial" w:eastAsia="Arial" w:hAnsi="Arial"/>
@@ -15227,7 +15227,7 @@
         </w:rPr>
         <w:t xml:space="preserve">© 2026 SeaVuria and ARES. Aligned with KICD objectives. Developed by SeaVuria; technical implementation by ARES (with AI assistance from Claude). Licensed under </w:t>
       </w:r>
-      <w:hyperlink w:history="1" r:id="rIdt9yojmpirj47fodn4z93m">
+      <w:hyperlink w:history="1" r:id="rId_pju_fl95a6tyeqh-0tcd">
         <w:r>
           <w:rPr>
             <w:rFonts w:ascii="Arial" w:cs="Arial" w:eastAsia="Arial" w:hAnsi="Arial"/>
@@ -15248,7 +15248,7 @@
         </w:rPr>
         <w:t xml:space="preserve"> (</w:t>
       </w:r>
-      <w:hyperlink w:history="1" r:id="rIdgffvlbf9uppwxgb3lxr4r">
+      <w:hyperlink w:history="1" r:id="rIdyx9avsldj6j56fya-3_jk">
         <w:r>
           <w:rPr>
             <w:rFonts w:ascii="Arial" w:cs="Arial" w:eastAsia="Arial" w:hAnsi="Arial"/>
@@ -16288,7 +16288,7 @@
             <w:pPr>
               <w:spacing w:after="20" w:before="0"/>
             </w:pPr>
-            <w:hyperlink w:history="1" r:id="rIdb2hewbbmgafxxf2mbihk0">
+            <w:hyperlink w:history="1" r:id="rIdadrtcpps12zyreo8eiyrd">
               <w:r>
                 <w:rPr>
                   <w:rFonts w:ascii="Arial" w:cs="Arial" w:eastAsia="Arial" w:hAnsi="Arial"/>
@@ -16321,7 +16321,7 @@
               <w:spacing w:after="10" w:before="0"/>
               <w:ind w:left="120"/>
             </w:pPr>
-            <w:hyperlink w:history="1" r:id="rIdr_urdstcbkea9r00hdom0">
+            <w:hyperlink w:history="1" r:id="rIdxya8amgtbivsvle9jfjsq">
               <w:r>
                 <w:rPr>
                   <w:rFonts w:ascii="Arial" w:cs="Arial" w:eastAsia="Arial" w:hAnsi="Arial"/>
@@ -16366,7 +16366,7 @@
             <w:pPr>
               <w:spacing w:after="20" w:before="0"/>
             </w:pPr>
-            <w:hyperlink w:history="1" r:id="rId-wdmfxgaakixofvfr9ltb">
+            <w:hyperlink w:history="1" r:id="rId6hlqmhazqpkpybgcpn_n9">
               <w:r>
                 <w:rPr>
                   <w:rFonts w:ascii="Arial" w:cs="Arial" w:eastAsia="Arial" w:hAnsi="Arial"/>
@@ -16399,7 +16399,7 @@
               <w:spacing w:after="10" w:before="0"/>
               <w:ind w:left="120"/>
             </w:pPr>
-            <w:hyperlink w:history="1" r:id="rIdtoiq8fexqkich47f__e8i">
+            <w:hyperlink w:history="1" r:id="rId08grhkuvzqapiy05onbvr">
               <w:r>
                 <w:rPr>
                   <w:rFonts w:ascii="Arial" w:cs="Arial" w:eastAsia="Arial" w:hAnsi="Arial"/>
@@ -16599,7 +16599,7 @@
             <w:pPr>
               <w:spacing w:after="20" w:before="0"/>
             </w:pPr>
-            <w:hyperlink w:history="1" r:id="rIdugy6ntvoll7kqnrfian_q">
+            <w:hyperlink w:history="1" r:id="rId5q7yoxr3r2o-e_ibw-w8v">
               <w:r>
                 <w:rPr>
                   <w:rFonts w:ascii="Arial" w:cs="Arial" w:eastAsia="Arial" w:hAnsi="Arial"/>
@@ -16632,7 +16632,7 @@
               <w:spacing w:after="10" w:before="0"/>
               <w:ind w:left="120"/>
             </w:pPr>
-            <w:hyperlink w:history="1" r:id="rId7-erzvug9laje00xdca4a">
+            <w:hyperlink w:history="1" r:id="rIdrdmoykhjeq14pr0tbdvdf">
               <w:r>
                 <w:rPr>
                   <w:rFonts w:ascii="Arial" w:cs="Arial" w:eastAsia="Arial" w:hAnsi="Arial"/>
@@ -16677,7 +16677,7 @@
             <w:pPr>
               <w:spacing w:after="20" w:before="0"/>
             </w:pPr>
-            <w:hyperlink w:history="1" r:id="rIdaheoyj-zhtjmzwcplc-zz">
+            <w:hyperlink w:history="1" r:id="rIdbcaz57tozokejhkdti0-f">
               <w:r>
                 <w:rPr>
                   <w:rFonts w:ascii="Arial" w:cs="Arial" w:eastAsia="Arial" w:hAnsi="Arial"/>
@@ -16710,7 +16710,7 @@
               <w:spacing w:after="10" w:before="0"/>
               <w:ind w:left="120"/>
             </w:pPr>
-            <w:hyperlink w:history="1" r:id="rId46pxmmf3egbut3jyfjcgt">
+            <w:hyperlink w:history="1" r:id="rIdyaaac1aznjtwvsndjawnb">
               <w:r>
                 <w:rPr>
                   <w:rFonts w:ascii="Arial" w:cs="Arial" w:eastAsia="Arial" w:hAnsi="Arial"/>
@@ -16910,7 +16910,7 @@
             <w:pPr>
               <w:spacing w:after="20" w:before="0"/>
             </w:pPr>
-            <w:hyperlink w:history="1" r:id="rIdl7vqpbfrpebdqmquzi_iw">
+            <w:hyperlink w:history="1" r:id="rId7lt08m-dykgsdxbha-egs">
               <w:r>
                 <w:rPr>
                   <w:rFonts w:ascii="Arial" w:cs="Arial" w:eastAsia="Arial" w:hAnsi="Arial"/>
@@ -16943,7 +16943,7 @@
               <w:spacing w:after="10" w:before="0"/>
               <w:ind w:left="120"/>
             </w:pPr>
-            <w:hyperlink w:history="1" r:id="rIdv1vvshaurcusdalrlpwjo">
+            <w:hyperlink w:history="1" r:id="rIdwb_ccpcekifxznlxdlxz_">
               <w:r>
                 <w:rPr>
                   <w:rFonts w:ascii="Arial" w:cs="Arial" w:eastAsia="Arial" w:hAnsi="Arial"/>
@@ -16988,7 +16988,7 @@
             <w:pPr>
               <w:spacing w:after="20" w:before="0"/>
             </w:pPr>
-            <w:hyperlink w:history="1" r:id="rIdjk4r1c6qt5p7fbt2dlild">
+            <w:hyperlink w:history="1" r:id="rIdrp1yt9qoeubtjzv4mpsfz">
               <w:r>
                 <w:rPr>
                   <w:rFonts w:ascii="Arial" w:cs="Arial" w:eastAsia="Arial" w:hAnsi="Arial"/>
@@ -17021,7 +17021,7 @@
               <w:spacing w:after="10" w:before="0"/>
               <w:ind w:left="120"/>
             </w:pPr>
-            <w:hyperlink w:history="1" r:id="rIdtykarxnuvg1mnn94fatod">
+            <w:hyperlink w:history="1" r:id="rId8eiomukspasrygp7d44ih">
               <w:r>
                 <w:rPr>
                   <w:rFonts w:ascii="Arial" w:cs="Arial" w:eastAsia="Arial" w:hAnsi="Arial"/>
@@ -17221,7 +17221,7 @@
             <w:pPr>
               <w:spacing w:after="20" w:before="0"/>
             </w:pPr>
-            <w:hyperlink w:history="1" r:id="rId4vdp30hkx5ejreprc2rgo">
+            <w:hyperlink w:history="1" r:id="rIdjdhwiuojoukfhcno_tfwd">
               <w:r>
                 <w:rPr>
                   <w:rFonts w:ascii="Arial" w:cs="Arial" w:eastAsia="Arial" w:hAnsi="Arial"/>
@@ -17254,7 +17254,7 @@
               <w:spacing w:after="10" w:before="0"/>
               <w:ind w:left="120"/>
             </w:pPr>
-            <w:hyperlink w:history="1" r:id="rIdfhyorbw35j1bsgoiaue4b">
+            <w:hyperlink w:history="1" r:id="rId8ep4tpfsbipyln-yplyzn">
               <w:r>
                 <w:rPr>
                   <w:rFonts w:ascii="Arial" w:cs="Arial" w:eastAsia="Arial" w:hAnsi="Arial"/>
@@ -17299,7 +17299,7 @@
             <w:pPr>
               <w:spacing w:after="20" w:before="0"/>
             </w:pPr>
-            <w:hyperlink w:history="1" r:id="rId6tnzmqlkh4-rh6drqmbl-">
+            <w:hyperlink w:history="1" r:id="rIdp9vpjts42naia8aod1bi-">
               <w:r>
                 <w:rPr>
                   <w:rFonts w:ascii="Arial" w:cs="Arial" w:eastAsia="Arial" w:hAnsi="Arial"/>
@@ -17332,7 +17332,7 @@
               <w:spacing w:after="10" w:before="0"/>
               <w:ind w:left="120"/>
             </w:pPr>
-            <w:hyperlink w:history="1" r:id="rIdzpjd2dkin6km-g6aauxkd">
+            <w:hyperlink w:history="1" r:id="rIdmymou5k6ta1h2nrstpzbb">
               <w:r>
                 <w:rPr>
                   <w:rFonts w:ascii="Arial" w:cs="Arial" w:eastAsia="Arial" w:hAnsi="Arial"/>
@@ -17532,7 +17532,7 @@
             <w:pPr>
               <w:spacing w:after="20" w:before="0"/>
             </w:pPr>
-            <w:hyperlink w:history="1" r:id="rIdcfeq4nbax7zkvkpjfzv4a">
+            <w:hyperlink w:history="1" r:id="rIdvviaep0yo_fn4kdgtunxn">
               <w:r>
                 <w:rPr>
                   <w:rFonts w:ascii="Arial" w:cs="Arial" w:eastAsia="Arial" w:hAnsi="Arial"/>
@@ -17581,7 +17581,7 @@
               <w:spacing w:after="10" w:before="0"/>
               <w:ind w:left="120"/>
             </w:pPr>
-            <w:hyperlink w:history="1" r:id="rIdgagcummmaewc96tued74w">
+            <w:hyperlink w:history="1" r:id="rId2t77ipcdd-oxki6zoe5y3">
               <w:r>
                 <w:rPr>
                   <w:rFonts w:ascii="Arial" w:cs="Arial" w:eastAsia="Arial" w:hAnsi="Arial"/>
@@ -17626,7 +17626,7 @@
             <w:pPr>
               <w:spacing w:after="20" w:before="0"/>
             </w:pPr>
-            <w:hyperlink w:history="1" r:id="rIdkey14qy5zl8hnscdo08vt">
+            <w:hyperlink w:history="1" r:id="rIdqlikn-th8dlgfixozjda4">
               <w:r>
                 <w:rPr>
                   <w:rFonts w:ascii="Arial" w:cs="Arial" w:eastAsia="Arial" w:hAnsi="Arial"/>
@@ -17659,7 +17659,7 @@
               <w:spacing w:after="10" w:before="0"/>
               <w:ind w:left="120"/>
             </w:pPr>
-            <w:hyperlink w:history="1" r:id="rIdrqpm5syekh5tg3rvg2lzo">
+            <w:hyperlink w:history="1" r:id="rIda3dnrlri_8frfsoki-qte">
               <w:r>
                 <w:rPr>
                   <w:rFonts w:ascii="Arial" w:cs="Arial" w:eastAsia="Arial" w:hAnsi="Arial"/>
@@ -18184,7 +18184,7 @@
         </w:rPr>
         <w:t xml:space="preserve">© 2026 SeaVuria and ARES. Aligned with KICD objectives. Developed by SeaVuria; technical implementation by ARES (with AI assistance from Claude). Licensed under </w:t>
       </w:r>
-      <w:hyperlink w:history="1" r:id="rId0yurz-gioax3zkk8rs4-e">
+      <w:hyperlink w:history="1" r:id="rIdq5siln-endvqa1suzkp0k">
         <w:r>
           <w:rPr>
             <w:rFonts w:ascii="Arial" w:cs="Arial" w:eastAsia="Arial" w:hAnsi="Arial"/>
@@ -18205,7 +18205,7 @@
         </w:rPr>
         <w:t xml:space="preserve"> (</w:t>
       </w:r>
-      <w:hyperlink w:history="1" r:id="rIdny8t4mg4rdzyhuxtby5cp">
+      <w:hyperlink w:history="1" r:id="rIdi1ug_nfps0dk-dar8obur">
         <w:r>
           <w:rPr>
             <w:rFonts w:ascii="Arial" w:cs="Arial" w:eastAsia="Arial" w:hAnsi="Arial"/>
@@ -19245,7 +19245,7 @@
             <w:pPr>
               <w:spacing w:after="20" w:before="0"/>
             </w:pPr>
-            <w:hyperlink w:history="1" r:id="rId_-p_swmpkf2mvmfi93s3z">
+            <w:hyperlink w:history="1" r:id="rIdvdoi99rks9o3eyp7i3xvq">
               <w:r>
                 <w:rPr>
                   <w:rFonts w:ascii="Arial" w:cs="Arial" w:eastAsia="Arial" w:hAnsi="Arial"/>
@@ -19278,7 +19278,7 @@
               <w:spacing w:after="10" w:before="0"/>
               <w:ind w:left="120"/>
             </w:pPr>
-            <w:hyperlink w:history="1" r:id="rIdxk5s1wih1b5eiy2u2l7rm">
+            <w:hyperlink w:history="1" r:id="rIddkurxiwzr7m58quxryfhk">
               <w:r>
                 <w:rPr>
                   <w:rFonts w:ascii="Arial" w:cs="Arial" w:eastAsia="Arial" w:hAnsi="Arial"/>
@@ -19323,7 +19323,7 @@
             <w:pPr>
               <w:spacing w:after="20" w:before="0"/>
             </w:pPr>
-            <w:hyperlink w:history="1" r:id="rIdpmpvyql0c4wimms3wjn81">
+            <w:hyperlink w:history="1" r:id="rIduax80m-7khta7c1ogew4v">
               <w:r>
                 <w:rPr>
                   <w:rFonts w:ascii="Arial" w:cs="Arial" w:eastAsia="Arial" w:hAnsi="Arial"/>
@@ -19356,7 +19356,7 @@
               <w:spacing w:after="10" w:before="0"/>
               <w:ind w:left="120"/>
             </w:pPr>
-            <w:hyperlink w:history="1" r:id="rIdlhhcdgms4eomi1nqz11mv">
+            <w:hyperlink w:history="1" r:id="rId80f0fniknpddyikw-onl0">
               <w:r>
                 <w:rPr>
                   <w:rFonts w:ascii="Arial" w:cs="Arial" w:eastAsia="Arial" w:hAnsi="Arial"/>
@@ -19556,7 +19556,7 @@
             <w:pPr>
               <w:spacing w:after="20" w:before="0"/>
             </w:pPr>
-            <w:hyperlink w:history="1" r:id="rIdxoxpkhvnoyryidqc6m2ij">
+            <w:hyperlink w:history="1" r:id="rId_xn73hhdee6hofmv-dmms">
               <w:r>
                 <w:rPr>
                   <w:rFonts w:ascii="Arial" w:cs="Arial" w:eastAsia="Arial" w:hAnsi="Arial"/>
@@ -19589,7 +19589,7 @@
               <w:spacing w:after="10" w:before="0"/>
               <w:ind w:left="120"/>
             </w:pPr>
-            <w:hyperlink w:history="1" r:id="rIdkro65qlyqptavuxsczqe6">
+            <w:hyperlink w:history="1" r:id="rIdorripvgra6x43soo8_trv">
               <w:r>
                 <w:rPr>
                   <w:rFonts w:ascii="Arial" w:cs="Arial" w:eastAsia="Arial" w:hAnsi="Arial"/>
@@ -19634,7 +19634,7 @@
             <w:pPr>
               <w:spacing w:after="20" w:before="0"/>
             </w:pPr>
-            <w:hyperlink w:history="1" r:id="rId5igbdg3cqfodtmdhwycuq">
+            <w:hyperlink w:history="1" r:id="rIdxeagk1qhp_aijsrp3mr-t">
               <w:r>
                 <w:rPr>
                   <w:rFonts w:ascii="Arial" w:cs="Arial" w:eastAsia="Arial" w:hAnsi="Arial"/>
@@ -19667,7 +19667,7 @@
               <w:spacing w:after="10" w:before="0"/>
               <w:ind w:left="120"/>
             </w:pPr>
-            <w:hyperlink w:history="1" r:id="rIdw1yaojnp6l6tee3ez6w_r">
+            <w:hyperlink w:history="1" r:id="rIdchsouc7b0jypedorhxh5o">
               <w:r>
                 <w:rPr>
                   <w:rFonts w:ascii="Arial" w:cs="Arial" w:eastAsia="Arial" w:hAnsi="Arial"/>
@@ -19867,7 +19867,7 @@
             <w:pPr>
               <w:spacing w:after="20" w:before="0"/>
             </w:pPr>
-            <w:hyperlink w:history="1" r:id="rIdupcsdte3zgpad1fmplf99">
+            <w:hyperlink w:history="1" r:id="rIdeti27hz7gsxoy-ec9hmub">
               <w:r>
                 <w:rPr>
                   <w:rFonts w:ascii="Arial" w:cs="Arial" w:eastAsia="Arial" w:hAnsi="Arial"/>
@@ -19900,7 +19900,7 @@
               <w:spacing w:after="10" w:before="0"/>
               <w:ind w:left="120"/>
             </w:pPr>
-            <w:hyperlink w:history="1" r:id="rIda0o6bhhrt7bpmt7nbx9_p">
+            <w:hyperlink w:history="1" r:id="rIdjru1sdw8oui7qbvuvpcmj">
               <w:r>
                 <w:rPr>
                   <w:rFonts w:ascii="Arial" w:cs="Arial" w:eastAsia="Arial" w:hAnsi="Arial"/>
@@ -19945,7 +19945,7 @@
             <w:pPr>
               <w:spacing w:after="20" w:before="0"/>
             </w:pPr>
-            <w:hyperlink w:history="1" r:id="rIdrgqswrh0ihmpf9ovtfv6d">
+            <w:hyperlink w:history="1" r:id="rIdn0qf2ysj3kpt9epikwcvb">
               <w:r>
                 <w:rPr>
                   <w:rFonts w:ascii="Arial" w:cs="Arial" w:eastAsia="Arial" w:hAnsi="Arial"/>
@@ -19994,7 +19994,7 @@
               <w:spacing w:after="10" w:before="0"/>
               <w:ind w:left="120"/>
             </w:pPr>
-            <w:hyperlink w:history="1" r:id="rId-1t67aicm3uvhmfxdfbky">
+            <w:hyperlink w:history="1" r:id="rId5wu7ve2dk7pkacipt4ai2">
               <w:r>
                 <w:rPr>
                   <w:rFonts w:ascii="Arial" w:cs="Arial" w:eastAsia="Arial" w:hAnsi="Arial"/>
@@ -20194,7 +20194,7 @@
             <w:pPr>
               <w:spacing w:after="20" w:before="0"/>
             </w:pPr>
-            <w:hyperlink w:history="1" r:id="rIdsqzchhs37xnlx3-utt36v">
+            <w:hyperlink w:history="1" r:id="rId5vtn-a9yfmwjtt4lrqpmw">
               <w:r>
                 <w:rPr>
                   <w:rFonts w:ascii="Arial" w:cs="Arial" w:eastAsia="Arial" w:hAnsi="Arial"/>
@@ -20227,7 +20227,7 @@
               <w:spacing w:after="10" w:before="0"/>
               <w:ind w:left="120"/>
             </w:pPr>
-            <w:hyperlink w:history="1" r:id="rIdyi3p_9-ncwogkhzq8_b-m">
+            <w:hyperlink w:history="1" r:id="rId153-mwei7c0n29chpsjif">
               <w:r>
                 <w:rPr>
                   <w:rFonts w:ascii="Arial" w:cs="Arial" w:eastAsia="Arial" w:hAnsi="Arial"/>
@@ -20272,7 +20272,7 @@
             <w:pPr>
               <w:spacing w:after="20" w:before="0"/>
             </w:pPr>
-            <w:hyperlink w:history="1" r:id="rIdhgyn61o2o7ydc0kjm1xmj">
+            <w:hyperlink w:history="1" r:id="rId7gvdod2n3uqk0nknfsacg">
               <w:r>
                 <w:rPr>
                   <w:rFonts w:ascii="Arial" w:cs="Arial" w:eastAsia="Arial" w:hAnsi="Arial"/>
@@ -20321,7 +20321,7 @@
               <w:spacing w:after="10" w:before="0"/>
               <w:ind w:left="120"/>
             </w:pPr>
-            <w:hyperlink w:history="1" r:id="rIdhpovfkjvmuc6tfcwrwfs9">
+            <w:hyperlink w:history="1" r:id="rId-8q4cui1pbd2qwto-zyzf">
               <w:r>
                 <w:rPr>
                   <w:rFonts w:ascii="Arial" w:cs="Arial" w:eastAsia="Arial" w:hAnsi="Arial"/>
@@ -20521,7 +20521,7 @@
             <w:pPr>
               <w:spacing w:after="20" w:before="0"/>
             </w:pPr>
-            <w:hyperlink w:history="1" r:id="rId1pgfsg6opdzo5_tmsbpgi">
+            <w:hyperlink w:history="1" r:id="rId1zlaml4m0voqob3gx50ur">
               <w:r>
                 <w:rPr>
                   <w:rFonts w:ascii="Arial" w:cs="Arial" w:eastAsia="Arial" w:hAnsi="Arial"/>
@@ -20570,7 +20570,7 @@
               <w:spacing w:after="10" w:before="0"/>
               <w:ind w:left="120"/>
             </w:pPr>
-            <w:hyperlink w:history="1" r:id="rIdi59b5kdsy9nquheumjyby">
+            <w:hyperlink w:history="1" r:id="rIdejamgbbmm93k_nklen6yt">
               <w:r>
                 <w:rPr>
                   <w:rFonts w:ascii="Arial" w:cs="Arial" w:eastAsia="Arial" w:hAnsi="Arial"/>
@@ -20615,7 +20615,7 @@
             <w:pPr>
               <w:spacing w:after="20" w:before="0"/>
             </w:pPr>
-            <w:hyperlink w:history="1" r:id="rIdoczxxpijnlt6-w5ncichq">
+            <w:hyperlink w:history="1" r:id="rIdwtctvq4oim4ezun1c603h">
               <w:r>
                 <w:rPr>
                   <w:rFonts w:ascii="Arial" w:cs="Arial" w:eastAsia="Arial" w:hAnsi="Arial"/>
@@ -20664,7 +20664,7 @@
               <w:spacing w:after="10" w:before="0"/>
               <w:ind w:left="120"/>
             </w:pPr>
-            <w:hyperlink w:history="1" r:id="rIdai3k_1svjrxvz9egnkmde">
+            <w:hyperlink w:history="1" r:id="rIddv_ccub7ydnsid28u9c4j">
               <w:r>
                 <w:rPr>
                   <w:rFonts w:ascii="Arial" w:cs="Arial" w:eastAsia="Arial" w:hAnsi="Arial"/>
@@ -21309,7 +21309,7 @@
         </w:rPr>
         <w:t xml:space="preserve">© 2026 SeaVuria and ARES. Aligned with KICD objectives. Developed by SeaVuria; technical implementation by ARES (with AI assistance from Claude). Licensed under </w:t>
       </w:r>
-      <w:hyperlink w:history="1" r:id="rIdjvt2uegnt-hlpoldchitl">
+      <w:hyperlink w:history="1" r:id="rIdbl2ee0hf6mc0zabsmp67q">
         <w:r>
           <w:rPr>
             <w:rFonts w:ascii="Arial" w:cs="Arial" w:eastAsia="Arial" w:hAnsi="Arial"/>
@@ -21330,7 +21330,7 @@
         </w:rPr>
         <w:t xml:space="preserve"> (</w:t>
       </w:r>
-      <w:hyperlink w:history="1" r:id="rIdb5xjno8cgqxduguqei-_o">
+      <w:hyperlink w:history="1" r:id="rId0bsoisykyvci0zlpk7hol">
         <w:r>
           <w:rPr>
             <w:rFonts w:ascii="Arial" w:cs="Arial" w:eastAsia="Arial" w:hAnsi="Arial"/>
@@ -22370,7 +22370,7 @@
             <w:pPr>
               <w:spacing w:after="20" w:before="0"/>
             </w:pPr>
-            <w:hyperlink w:history="1" r:id="rIdarirstr6tnv8q06muwtcr">
+            <w:hyperlink w:history="1" r:id="rIdkhrgs6lcaxti_tjhb0fu7">
               <w:r>
                 <w:rPr>
                   <w:rFonts w:ascii="Arial" w:cs="Arial" w:eastAsia="Arial" w:hAnsi="Arial"/>
@@ -22403,7 +22403,7 @@
               <w:spacing w:after="10" w:before="0"/>
               <w:ind w:left="120"/>
             </w:pPr>
-            <w:hyperlink w:history="1" r:id="rIdkow_jis17abtdve7yzxiu">
+            <w:hyperlink w:history="1" r:id="rId5_o4w-bb_ielj-nqc8ty-">
               <w:r>
                 <w:rPr>
                   <w:rFonts w:ascii="Arial" w:cs="Arial" w:eastAsia="Arial" w:hAnsi="Arial"/>
@@ -22448,7 +22448,7 @@
             <w:pPr>
               <w:spacing w:after="20" w:before="0"/>
             </w:pPr>
-            <w:hyperlink w:history="1" r:id="rIdvzs-uzyecyzvskdq9lhwb">
+            <w:hyperlink w:history="1" r:id="rIdsy6saddpr8zz9wsy1yokk">
               <w:r>
                 <w:rPr>
                   <w:rFonts w:ascii="Arial" w:cs="Arial" w:eastAsia="Arial" w:hAnsi="Arial"/>
@@ -22497,7 +22497,7 @@
               <w:spacing w:after="10" w:before="0"/>
               <w:ind w:left="120"/>
             </w:pPr>
-            <w:hyperlink w:history="1" r:id="rIdgj8rshpbxytt8cgn_epkt">
+            <w:hyperlink w:history="1" r:id="rIdhydr3w7oq16dsywhgehb7">
               <w:r>
                 <w:rPr>
                   <w:rFonts w:ascii="Arial" w:cs="Arial" w:eastAsia="Arial" w:hAnsi="Arial"/>
@@ -22697,7 +22697,7 @@
             <w:pPr>
               <w:spacing w:after="20" w:before="0"/>
             </w:pPr>
-            <w:hyperlink w:history="1" r:id="rId8mbvmtdm1vxwlisrbiili">
+            <w:hyperlink w:history="1" r:id="rId6utzqv2llckne7s-lzwlp">
               <w:r>
                 <w:rPr>
                   <w:rFonts w:ascii="Arial" w:cs="Arial" w:eastAsia="Arial" w:hAnsi="Arial"/>
@@ -22730,7 +22730,7 @@
               <w:spacing w:after="10" w:before="0"/>
               <w:ind w:left="120"/>
             </w:pPr>
-            <w:hyperlink w:history="1" r:id="rIdpgww_eseijibg0vhsa3ec">
+            <w:hyperlink w:history="1" r:id="rIdge95a1zfluztl22cosazy">
               <w:r>
                 <w:rPr>
                   <w:rFonts w:ascii="Arial" w:cs="Arial" w:eastAsia="Arial" w:hAnsi="Arial"/>
@@ -22775,7 +22775,7 @@
             <w:pPr>
               <w:spacing w:after="20" w:before="0"/>
             </w:pPr>
-            <w:hyperlink w:history="1" r:id="rIdg89ky_uvwcyvqzazlmgxw">
+            <w:hyperlink w:history="1" r:id="rId3kquynhrdvfbtp12lms5s">
               <w:r>
                 <w:rPr>
                   <w:rFonts w:ascii="Arial" w:cs="Arial" w:eastAsia="Arial" w:hAnsi="Arial"/>
@@ -22824,7 +22824,7 @@
               <w:spacing w:after="10" w:before="0"/>
               <w:ind w:left="120"/>
             </w:pPr>
-            <w:hyperlink w:history="1" r:id="rId4jycbnfrbhpxkop9hlagt">
+            <w:hyperlink w:history="1" r:id="rId_akcpihisragw8sjzeuwo">
               <w:r>
                 <w:rPr>
                   <w:rFonts w:ascii="Arial" w:cs="Arial" w:eastAsia="Arial" w:hAnsi="Arial"/>
@@ -23024,7 +23024,7 @@
             <w:pPr>
               <w:spacing w:after="20" w:before="0"/>
             </w:pPr>
-            <w:hyperlink w:history="1" r:id="rId6hsr4hbmz9cnn7x736b-v">
+            <w:hyperlink w:history="1" r:id="rIdfs9yonwlq1ay_yif8nwol">
               <w:r>
                 <w:rPr>
                   <w:rFonts w:ascii="Arial" w:cs="Arial" w:eastAsia="Arial" w:hAnsi="Arial"/>
@@ -23057,7 +23057,7 @@
               <w:spacing w:after="10" w:before="0"/>
               <w:ind w:left="120"/>
             </w:pPr>
-            <w:hyperlink w:history="1" r:id="rIdb7kixlitemcofkoad_kz8">
+            <w:hyperlink w:history="1" r:id="rId6obyposwqs1tqxxvkixrd">
               <w:r>
                 <w:rPr>
                   <w:rFonts w:ascii="Arial" w:cs="Arial" w:eastAsia="Arial" w:hAnsi="Arial"/>
@@ -23102,7 +23102,7 @@
             <w:pPr>
               <w:spacing w:after="20" w:before="0"/>
             </w:pPr>
-            <w:hyperlink w:history="1" r:id="rId3ztfi9uujpanipc2vxgcp">
+            <w:hyperlink w:history="1" r:id="rIdrlvdbssebzxffsfcnjwot">
               <w:r>
                 <w:rPr>
                   <w:rFonts w:ascii="Arial" w:cs="Arial" w:eastAsia="Arial" w:hAnsi="Arial"/>
@@ -23151,7 +23151,7 @@
               <w:spacing w:after="10" w:before="0"/>
               <w:ind w:left="120"/>
             </w:pPr>
-            <w:hyperlink w:history="1" r:id="rIdywxrl0mftg6rzkdkzmh4a">
+            <w:hyperlink w:history="1" r:id="rIdol_6ux2jr-v5euizji-jq">
               <w:r>
                 <w:rPr>
                   <w:rFonts w:ascii="Arial" w:cs="Arial" w:eastAsia="Arial" w:hAnsi="Arial"/>
@@ -23351,7 +23351,7 @@
             <w:pPr>
               <w:spacing w:after="20" w:before="0"/>
             </w:pPr>
-            <w:hyperlink w:history="1" r:id="rIdczzsoleugwv_inzjly_jk">
+            <w:hyperlink w:history="1" r:id="rIdr6c38aohqratsih9kylib">
               <w:r>
                 <w:rPr>
                   <w:rFonts w:ascii="Arial" w:cs="Arial" w:eastAsia="Arial" w:hAnsi="Arial"/>
@@ -23384,7 +23384,7 @@
               <w:spacing w:after="10" w:before="0"/>
               <w:ind w:left="120"/>
             </w:pPr>
-            <w:hyperlink w:history="1" r:id="rIdjyej2uvnxgyalzczwfyxl">
+            <w:hyperlink w:history="1" r:id="rIdhjfbv5cmvebpx6l8ynaye">
               <w:r>
                 <w:rPr>
                   <w:rFonts w:ascii="Arial" w:cs="Arial" w:eastAsia="Arial" w:hAnsi="Arial"/>
@@ -23429,7 +23429,7 @@
             <w:pPr>
               <w:spacing w:after="20" w:before="0"/>
             </w:pPr>
-            <w:hyperlink w:history="1" r:id="rId6snxq5iu_veus1y7ezndp">
+            <w:hyperlink w:history="1" r:id="rIdq8vgiysorrdrsb2ric1fd">
               <w:r>
                 <w:rPr>
                   <w:rFonts w:ascii="Arial" w:cs="Arial" w:eastAsia="Arial" w:hAnsi="Arial"/>
@@ -23478,7 +23478,7 @@
               <w:spacing w:after="10" w:before="0"/>
               <w:ind w:left="120"/>
             </w:pPr>
-            <w:hyperlink w:history="1" r:id="rIduczprhh9hvkh_s_ifioqv">
+            <w:hyperlink w:history="1" r:id="rId26tenrl-lnhvnsktdsbfd">
               <w:r>
                 <w:rPr>
                   <w:rFonts w:ascii="Arial" w:cs="Arial" w:eastAsia="Arial" w:hAnsi="Arial"/>
@@ -23678,7 +23678,7 @@
             <w:pPr>
               <w:spacing w:after="20" w:before="0"/>
             </w:pPr>
-            <w:hyperlink w:history="1" r:id="rIdswb3h8rip3vyugldlwyff">
+            <w:hyperlink w:history="1" r:id="rIdve4iehvpfzvzpzg3z3dt6">
               <w:r>
                 <w:rPr>
                   <w:rFonts w:ascii="Arial" w:cs="Arial" w:eastAsia="Arial" w:hAnsi="Arial"/>
@@ -23727,7 +23727,7 @@
               <w:spacing w:after="10" w:before="0"/>
               <w:ind w:left="120"/>
             </w:pPr>
-            <w:hyperlink w:history="1" r:id="rIdm_vjkrtasnehoasepm1xb">
+            <w:hyperlink w:history="1" r:id="rIdhfynmbm2vdi7ajua5tzr3">
               <w:r>
                 <w:rPr>
                   <w:rFonts w:ascii="Arial" w:cs="Arial" w:eastAsia="Arial" w:hAnsi="Arial"/>
@@ -23772,7 +23772,7 @@
             <w:pPr>
               <w:spacing w:after="20" w:before="0"/>
             </w:pPr>
-            <w:hyperlink w:history="1" r:id="rIdsd0pkxkcx3bkuoe8f9yu1">
+            <w:hyperlink w:history="1" r:id="rIday-kbrpslz-8swflojoln">
               <w:r>
                 <w:rPr>
                   <w:rFonts w:ascii="Arial" w:cs="Arial" w:eastAsia="Arial" w:hAnsi="Arial"/>
@@ -23821,7 +23821,7 @@
               <w:spacing w:after="10" w:before="0"/>
               <w:ind w:left="120"/>
             </w:pPr>
-            <w:hyperlink w:history="1" r:id="rIddehyyvocxrhvpuqdea9xy">
+            <w:hyperlink w:history="1" r:id="rIdcfb4lvyoguvf9orxlhzj-">
               <w:r>
                 <w:rPr>
                   <w:rFonts w:ascii="Arial" w:cs="Arial" w:eastAsia="Arial" w:hAnsi="Arial"/>
@@ -24486,7 +24486,7 @@
         </w:rPr>
         <w:t xml:space="preserve">© 2026 SeaVuria and ARES. Aligned with KICD objectives. Developed by SeaVuria; technical implementation by ARES (with AI assistance from Claude). Licensed under </w:t>
       </w:r>
-      <w:hyperlink w:history="1" r:id="rId1wusr-ldh6gm1w78xjdcb">
+      <w:hyperlink w:history="1" r:id="rIdwliczckctjskix0aqvuq1">
         <w:r>
           <w:rPr>
             <w:rFonts w:ascii="Arial" w:cs="Arial" w:eastAsia="Arial" w:hAnsi="Arial"/>
@@ -24507,7 +24507,7 @@
         </w:rPr>
         <w:t xml:space="preserve"> (</w:t>
       </w:r>
-      <w:hyperlink w:history="1" r:id="rIdfrrjqibrkwzayhznxru3q">
+      <w:hyperlink w:history="1" r:id="rId_kl-vg4gk__2v-l7hwhq7">
         <w:r>
           <w:rPr>
             <w:rFonts w:ascii="Arial" w:cs="Arial" w:eastAsia="Arial" w:hAnsi="Arial"/>
@@ -25547,7 +25547,7 @@
             <w:pPr>
               <w:spacing w:after="20" w:before="0"/>
             </w:pPr>
-            <w:hyperlink w:history="1" r:id="rIddaoutzuwdfglcwsbmvqzu">
+            <w:hyperlink w:history="1" r:id="rIdy-ky53pgkkl8okcfr77vp">
               <w:r>
                 <w:rPr>
                   <w:rFonts w:ascii="Arial" w:cs="Arial" w:eastAsia="Arial" w:hAnsi="Arial"/>
@@ -25580,7 +25580,7 @@
               <w:spacing w:after="10" w:before="0"/>
               <w:ind w:left="120"/>
             </w:pPr>
-            <w:hyperlink w:history="1" r:id="rIdu8xnjil9n-yjtrt2cw6ro">
+            <w:hyperlink w:history="1" r:id="rId17ukwypncam9nyzinap-q">
               <w:r>
                 <w:rPr>
                   <w:rFonts w:ascii="Arial" w:cs="Arial" w:eastAsia="Arial" w:hAnsi="Arial"/>
@@ -25625,7 +25625,7 @@
             <w:pPr>
               <w:spacing w:after="20" w:before="0"/>
             </w:pPr>
-            <w:hyperlink w:history="1" r:id="rId1mvpfxbugsqjq_b2du4yt">
+            <w:hyperlink w:history="1" r:id="rIdxshuj2gfsrdwutj3wangg">
               <w:r>
                 <w:rPr>
                   <w:rFonts w:ascii="Arial" w:cs="Arial" w:eastAsia="Arial" w:hAnsi="Arial"/>
@@ -25674,7 +25674,7 @@
               <w:spacing w:after="10" w:before="0"/>
               <w:ind w:left="120"/>
             </w:pPr>
-            <w:hyperlink w:history="1" r:id="rIdcufx-yhlw82lrf9adh3xs">
+            <w:hyperlink w:history="1" r:id="rIdnoj_p_okkggolqox7s9ux">
               <w:r>
                 <w:rPr>
                   <w:rFonts w:ascii="Arial" w:cs="Arial" w:eastAsia="Arial" w:hAnsi="Arial"/>
@@ -25874,7 +25874,7 @@
             <w:pPr>
               <w:spacing w:after="20" w:before="0"/>
             </w:pPr>
-            <w:hyperlink w:history="1" r:id="rIdk2d3ubrpass4ext3lljkj">
+            <w:hyperlink w:history="1" r:id="rIdped98owcy5agdaxj-fi4j">
               <w:r>
                 <w:rPr>
                   <w:rFonts w:ascii="Arial" w:cs="Arial" w:eastAsia="Arial" w:hAnsi="Arial"/>
@@ -25907,7 +25907,7 @@
               <w:spacing w:after="10" w:before="0"/>
               <w:ind w:left="120"/>
             </w:pPr>
-            <w:hyperlink w:history="1" r:id="rIdnzjix5av3rkzw9ubaeehn">
+            <w:hyperlink w:history="1" r:id="rIdhthpdrda1gfi9je_orslc">
               <w:r>
                 <w:rPr>
                   <w:rFonts w:ascii="Arial" w:cs="Arial" w:eastAsia="Arial" w:hAnsi="Arial"/>
@@ -25952,7 +25952,7 @@
             <w:pPr>
               <w:spacing w:after="20" w:before="0"/>
             </w:pPr>
-            <w:hyperlink w:history="1" r:id="rIddeuoxqrkziq-5_q4fiamm">
+            <w:hyperlink w:history="1" r:id="rIdhq4vn1catt3lhdtjieb0f">
               <w:r>
                 <w:rPr>
                   <w:rFonts w:ascii="Arial" w:cs="Arial" w:eastAsia="Arial" w:hAnsi="Arial"/>
@@ -26001,7 +26001,7 @@
               <w:spacing w:after="10" w:before="0"/>
               <w:ind w:left="120"/>
             </w:pPr>
-            <w:hyperlink w:history="1" r:id="rIdr0fved_qbn95zpxf3ouj6">
+            <w:hyperlink w:history="1" r:id="rIdoujcrbrvqaeyjlpijzs3o">
               <w:r>
                 <w:rPr>
                   <w:rFonts w:ascii="Arial" w:cs="Arial" w:eastAsia="Arial" w:hAnsi="Arial"/>
@@ -26201,7 +26201,7 @@
             <w:pPr>
               <w:spacing w:after="20" w:before="0"/>
             </w:pPr>
-            <w:hyperlink w:history="1" r:id="rIdjqdx04mmjejhvrwbhq_qg">
+            <w:hyperlink w:history="1" r:id="rIdo315wybstrysjbq7joc55">
               <w:r>
                 <w:rPr>
                   <w:rFonts w:ascii="Arial" w:cs="Arial" w:eastAsia="Arial" w:hAnsi="Arial"/>
@@ -26234,7 +26234,7 @@
               <w:spacing w:after="10" w:before="0"/>
               <w:ind w:left="120"/>
             </w:pPr>
-            <w:hyperlink w:history="1" r:id="rIdwbafhxdgfmuibeaq7utrf">
+            <w:hyperlink w:history="1" r:id="rIdkihfchkhsk35y6lthqrxr">
               <w:r>
                 <w:rPr>
                   <w:rFonts w:ascii="Arial" w:cs="Arial" w:eastAsia="Arial" w:hAnsi="Arial"/>
@@ -26279,7 +26279,7 @@
             <w:pPr>
               <w:spacing w:after="20" w:before="0"/>
             </w:pPr>
-            <w:hyperlink w:history="1" r:id="rId1e8urfpe--4zvjvdkadqw">
+            <w:hyperlink w:history="1" r:id="rIdhdtrfnourd4_twvq-tmuq">
               <w:r>
                 <w:rPr>
                   <w:rFonts w:ascii="Arial" w:cs="Arial" w:eastAsia="Arial" w:hAnsi="Arial"/>
@@ -26328,7 +26328,7 @@
               <w:spacing w:after="10" w:before="0"/>
               <w:ind w:left="120"/>
             </w:pPr>
-            <w:hyperlink w:history="1" r:id="rIdqr1r4evul_u4mnie1jo_w">
+            <w:hyperlink w:history="1" r:id="rIdencoddglgeolxhymm_lkk">
               <w:r>
                 <w:rPr>
                   <w:rFonts w:ascii="Arial" w:cs="Arial" w:eastAsia="Arial" w:hAnsi="Arial"/>
@@ -26528,7 +26528,7 @@
             <w:pPr>
               <w:spacing w:after="20" w:before="0"/>
             </w:pPr>
-            <w:hyperlink w:history="1" r:id="rIdp_ub0etovixguaeoxgaff">
+            <w:hyperlink w:history="1" r:id="rId5zwtrwn7rw0at1hkpdowz">
               <w:r>
                 <w:rPr>
                   <w:rFonts w:ascii="Arial" w:cs="Arial" w:eastAsia="Arial" w:hAnsi="Arial"/>
@@ -26561,7 +26561,7 @@
               <w:spacing w:after="10" w:before="0"/>
               <w:ind w:left="120"/>
             </w:pPr>
-            <w:hyperlink w:history="1" r:id="rIdkudz1zkefsrjlcpjizybm">
+            <w:hyperlink w:history="1" r:id="rIdawmjx4ya6l1ateocrppo_">
               <w:r>
                 <w:rPr>
                   <w:rFonts w:ascii="Arial" w:cs="Arial" w:eastAsia="Arial" w:hAnsi="Arial"/>
@@ -26606,7 +26606,7 @@
             <w:pPr>
               <w:spacing w:after="20" w:before="0"/>
             </w:pPr>
-            <w:hyperlink w:history="1" r:id="rIdlckhonkbkr1hhynxqslex">
+            <w:hyperlink w:history="1" r:id="rIdzftpvqdvffnzaigvm93vg">
               <w:r>
                 <w:rPr>
                   <w:rFonts w:ascii="Arial" w:cs="Arial" w:eastAsia="Arial" w:hAnsi="Arial"/>
@@ -26655,7 +26655,7 @@
               <w:spacing w:after="10" w:before="0"/>
               <w:ind w:left="120"/>
             </w:pPr>
-            <w:hyperlink w:history="1" r:id="rIdear_tjvqwt5nekrz43bze">
+            <w:hyperlink w:history="1" r:id="rId7i2jhm3khevuojli-lpy8">
               <w:r>
                 <w:rPr>
                   <w:rFonts w:ascii="Arial" w:cs="Arial" w:eastAsia="Arial" w:hAnsi="Arial"/>
@@ -26855,7 +26855,7 @@
             <w:pPr>
               <w:spacing w:after="20" w:before="0"/>
             </w:pPr>
-            <w:hyperlink w:history="1" r:id="rIdabx_9cdv3rxui4dapja1a">
+            <w:hyperlink w:history="1" r:id="rIdsxl8arrevyl-bgpduxqpb">
               <w:r>
                 <w:rPr>
                   <w:rFonts w:ascii="Arial" w:cs="Arial" w:eastAsia="Arial" w:hAnsi="Arial"/>
@@ -26888,7 +26888,7 @@
               <w:spacing w:after="10" w:before="0"/>
               <w:ind w:left="120"/>
             </w:pPr>
-            <w:hyperlink w:history="1" r:id="rIdbu4l53uofj2_tqveplljy">
+            <w:hyperlink w:history="1" r:id="rIdt9gkcvo3yu5qr-cgqggkl">
               <w:r>
                 <w:rPr>
                   <w:rFonts w:ascii="Arial" w:cs="Arial" w:eastAsia="Arial" w:hAnsi="Arial"/>
@@ -26933,7 +26933,7 @@
             <w:pPr>
               <w:spacing w:after="20" w:before="0"/>
             </w:pPr>
-            <w:hyperlink w:history="1" r:id="rIddk9saxt4kgtzp74mthdgj">
+            <w:hyperlink w:history="1" r:id="rId1t5ipbhtthzvbplbrwssq">
               <w:r>
                 <w:rPr>
                   <w:rFonts w:ascii="Arial" w:cs="Arial" w:eastAsia="Arial" w:hAnsi="Arial"/>
@@ -26982,7 +26982,7 @@
               <w:spacing w:after="10" w:before="0"/>
               <w:ind w:left="120"/>
             </w:pPr>
-            <w:hyperlink w:history="1" r:id="rIdpv2vwmzyjfclbe3gv71cb">
+            <w:hyperlink w:history="1" r:id="rIdx_9qaqfq5vol5j0svqsdy">
               <w:r>
                 <w:rPr>
                   <w:rFonts w:ascii="Arial" w:cs="Arial" w:eastAsia="Arial" w:hAnsi="Arial"/>
@@ -27507,7 +27507,7 @@
         </w:rPr>
         <w:t xml:space="preserve">© 2026 SeaVuria and ARES. Aligned with KICD objectives. Developed by SeaVuria; technical implementation by ARES (with AI assistance from Claude). Licensed under </w:t>
       </w:r>
-      <w:hyperlink w:history="1" r:id="rId5kotuagdyn8ext9qox9mb">
+      <w:hyperlink w:history="1" r:id="rIdijfrqpmf72mrjvpnacg8p">
         <w:r>
           <w:rPr>
             <w:rFonts w:ascii="Arial" w:cs="Arial" w:eastAsia="Arial" w:hAnsi="Arial"/>
@@ -27528,7 +27528,7 @@
         </w:rPr>
         <w:t xml:space="preserve"> (</w:t>
       </w:r>
-      <w:hyperlink w:history="1" r:id="rIdaypplsvzp8dd5oirgenoe">
+      <w:hyperlink w:history="1" r:id="rIdi4kmdogqjgkk0uhasjpke">
         <w:r>
           <w:rPr>
             <w:rFonts w:ascii="Arial" w:cs="Arial" w:eastAsia="Arial" w:hAnsi="Arial"/>
